--- a/Javascript/Javascript basic notes.docx
+++ b/Javascript/Javascript basic notes.docx
@@ -44,11 +44,10 @@
           <w:sz w:val="22"/>
           <w:szCs w:val="22"/>
         </w:rPr>
-        <w:t>In this document I will have a javascript bootcamp of 6 days including code before I move on into backend and node.js. this might take longer in case I have to improve my AWS skills more.</w:t>
-      </w:r>
-    </w:p>
-    <w:p>
-      <w:pPr>
+        <w:t xml:space="preserve">In this document I will have a </w:t>
+      </w:r>
+      <w:proofErr w:type="spellStart"/>
+      <w:r>
         <w:rPr>
           <w:i/>
           <w:iCs/>
@@ -56,6 +55,51 @@
           <w:sz w:val="22"/>
           <w:szCs w:val="22"/>
         </w:rPr>
+        <w:t>javascript</w:t>
+      </w:r>
+      <w:proofErr w:type="spellEnd"/>
+      <w:r>
+        <w:rPr>
+          <w:i/>
+          <w:iCs/>
+          <w:color w:val="000000" w:themeColor="text1"/>
+          <w:sz w:val="22"/>
+          <w:szCs w:val="22"/>
+        </w:rPr>
+        <w:t xml:space="preserve"> bootcamp of 6 days including code before I move on into backend and node.js. </w:t>
+      </w:r>
+      <w:proofErr w:type="gramStart"/>
+      <w:r>
+        <w:rPr>
+          <w:i/>
+          <w:iCs/>
+          <w:color w:val="000000" w:themeColor="text1"/>
+          <w:sz w:val="22"/>
+          <w:szCs w:val="22"/>
+        </w:rPr>
+        <w:t>this</w:t>
+      </w:r>
+      <w:proofErr w:type="gramEnd"/>
+      <w:r>
+        <w:rPr>
+          <w:i/>
+          <w:iCs/>
+          <w:color w:val="000000" w:themeColor="text1"/>
+          <w:sz w:val="22"/>
+          <w:szCs w:val="22"/>
+        </w:rPr>
+        <w:t xml:space="preserve"> might take longer in case I have to improve my AWS skills more.</w:t>
+      </w:r>
+    </w:p>
+    <w:p>
+      <w:pPr>
+        <w:rPr>
+          <w:i/>
+          <w:iCs/>
+          <w:color w:val="000000" w:themeColor="text1"/>
+          <w:sz w:val="22"/>
+          <w:szCs w:val="22"/>
+        </w:rPr>
       </w:pPr>
     </w:p>
     <w:p>
@@ -67,6 +111,7 @@
           <w:u w:val="single"/>
         </w:rPr>
       </w:pPr>
+      <w:proofErr w:type="spellStart"/>
       <w:r>
         <w:rPr>
           <w:b/>
@@ -74,232 +119,534 @@
           <w:color w:val="000000" w:themeColor="text1"/>
           <w:u w:val="single"/>
         </w:rPr>
-        <w:t>Javascript basics and general information:</w:t>
-      </w:r>
-    </w:p>
-    <w:p>
-      <w:pPr>
-        <w:pStyle w:val="ListParagraph"/>
-        <w:numPr>
-          <w:ilvl w:val="0"/>
-          <w:numId w:val="1"/>
-        </w:numPr>
-        <w:rPr>
-          <w:color w:val="000000" w:themeColor="text1"/>
-          <w:sz w:val="22"/>
-          <w:szCs w:val="22"/>
-        </w:rPr>
-      </w:pPr>
-      <w:r>
-        <w:rPr>
-          <w:color w:val="000000" w:themeColor="text1"/>
-          <w:sz w:val="22"/>
-          <w:szCs w:val="22"/>
-        </w:rPr>
-        <w:t>in javascript to avoid any inaccuracies during calculations we shall calcualte in cents then multiply by 100 to the final result.</w:t>
-      </w:r>
-    </w:p>
-    <w:p>
-      <w:pPr>
-        <w:pStyle w:val="ListParagraph"/>
-        <w:numPr>
-          <w:ilvl w:val="0"/>
-          <w:numId w:val="1"/>
-        </w:numPr>
-        <w:rPr>
-          <w:color w:val="000000" w:themeColor="text1"/>
-          <w:sz w:val="22"/>
-          <w:szCs w:val="22"/>
-        </w:rPr>
-      </w:pPr>
-      <w:r>
-        <w:rPr>
-          <w:color w:val="000000" w:themeColor="text1"/>
-          <w:sz w:val="22"/>
-          <w:szCs w:val="22"/>
-        </w:rPr>
-        <w:t>to round a number we use the function Math.round(number);</w:t>
-      </w:r>
-      <w:r>
-        <w:rPr>
-          <w:color w:val="000000" w:themeColor="text1"/>
-          <w:sz w:val="22"/>
-          <w:szCs w:val="22"/>
-        </w:rPr>
-        <w:t xml:space="preserve"> it rounds normally, to round up we use Math.ceil(); and to round down we use Math.floor();</w:t>
-      </w:r>
-    </w:p>
-    <w:p>
-      <w:pPr>
-        <w:pStyle w:val="ListParagraph"/>
-        <w:numPr>
-          <w:ilvl w:val="0"/>
-          <w:numId w:val="1"/>
-        </w:numPr>
-        <w:rPr>
-          <w:color w:val="000000" w:themeColor="text1"/>
-          <w:sz w:val="22"/>
-          <w:szCs w:val="22"/>
-        </w:rPr>
-      </w:pPr>
-      <w:r>
-        <w:rPr>
-          <w:color w:val="000000" w:themeColor="text1"/>
-          <w:sz w:val="22"/>
-          <w:szCs w:val="22"/>
-        </w:rPr>
-        <w:t>even when we round a number we should do so in cents, we only convert to normal numbers ones we are ready to display the result.</w:t>
-      </w:r>
-    </w:p>
-    <w:p>
-      <w:pPr>
-        <w:pStyle w:val="ListParagraph"/>
-        <w:numPr>
-          <w:ilvl w:val="0"/>
-          <w:numId w:val="1"/>
-        </w:numPr>
-        <w:rPr>
-          <w:color w:val="000000" w:themeColor="text1"/>
-          <w:sz w:val="22"/>
-          <w:szCs w:val="22"/>
-        </w:rPr>
-      </w:pPr>
-      <w:r>
-        <w:rPr>
-          <w:color w:val="000000" w:themeColor="text1"/>
-          <w:sz w:val="22"/>
-          <w:szCs w:val="22"/>
-        </w:rPr>
-        <w:t>We can check the type of a variable, object, or array using the typeof keyword</w:t>
-      </w:r>
-    </w:p>
-    <w:p>
-      <w:pPr>
-        <w:pStyle w:val="ListParagraph"/>
-        <w:numPr>
-          <w:ilvl w:val="0"/>
-          <w:numId w:val="1"/>
-        </w:numPr>
-        <w:rPr>
-          <w:color w:val="000000" w:themeColor="text1"/>
-          <w:sz w:val="22"/>
-          <w:szCs w:val="22"/>
-        </w:rPr>
-      </w:pPr>
-      <w:r>
-        <w:rPr>
-          <w:color w:val="000000" w:themeColor="text1"/>
-          <w:sz w:val="22"/>
-          <w:szCs w:val="22"/>
-        </w:rPr>
-        <w:t>We have escape characters just the same as in C++ and in Java.</w:t>
-      </w:r>
-    </w:p>
-    <w:p>
-      <w:pPr>
-        <w:pStyle w:val="ListParagraph"/>
-        <w:numPr>
-          <w:ilvl w:val="0"/>
-          <w:numId w:val="1"/>
-        </w:numPr>
-        <w:rPr>
-          <w:color w:val="000000" w:themeColor="text1"/>
-          <w:sz w:val="22"/>
-          <w:szCs w:val="22"/>
-        </w:rPr>
-      </w:pPr>
-      <w:r>
-        <w:rPr>
-          <w:color w:val="000000" w:themeColor="text1"/>
-          <w:sz w:val="22"/>
-          <w:szCs w:val="22"/>
-        </w:rPr>
-        <w:t>When using addition if one of the values is a string javascript will type cast all the elements into strings so “5” + 3 will be 53, the same with 3 + “5”</w:t>
-      </w:r>
-    </w:p>
-    <w:p>
-      <w:pPr>
-        <w:pStyle w:val="ListParagraph"/>
-        <w:numPr>
-          <w:ilvl w:val="0"/>
-          <w:numId w:val="1"/>
-        </w:numPr>
-        <w:rPr>
-          <w:color w:val="000000" w:themeColor="text1"/>
-          <w:sz w:val="22"/>
-          <w:szCs w:val="22"/>
-        </w:rPr>
-      </w:pPr>
-      <w:r>
-        <w:rPr>
-          <w:color w:val="000000" w:themeColor="text1"/>
-          <w:sz w:val="22"/>
-          <w:szCs w:val="22"/>
-        </w:rPr>
-        <w:t>${}</w:t>
-      </w:r>
-      <w:r>
-        <w:rPr>
-          <w:color w:val="000000" w:themeColor="text1"/>
-          <w:sz w:val="22"/>
-          <w:szCs w:val="22"/>
-        </w:rPr>
-        <w:t xml:space="preserve"> to include a variable inside a print the print should be of type ``</w:t>
-      </w:r>
-    </w:p>
-    <w:p>
-      <w:pPr>
-        <w:pStyle w:val="ListParagraph"/>
-        <w:numPr>
-          <w:ilvl w:val="0"/>
-          <w:numId w:val="1"/>
-        </w:numPr>
-        <w:rPr>
-          <w:color w:val="000000" w:themeColor="text1"/>
-          <w:sz w:val="22"/>
-          <w:szCs w:val="22"/>
-        </w:rPr>
-      </w:pPr>
-      <w:r>
-        <w:rPr>
-          <w:color w:val="000000" w:themeColor="text1"/>
-          <w:sz w:val="22"/>
-          <w:szCs w:val="22"/>
-        </w:rPr>
-        <w:t>Javascript uses camelCase</w:t>
-      </w:r>
-    </w:p>
-    <w:p>
-      <w:pPr>
-        <w:pStyle w:val="ListParagraph"/>
-        <w:numPr>
-          <w:ilvl w:val="0"/>
-          <w:numId w:val="1"/>
-        </w:numPr>
-        <w:rPr>
-          <w:color w:val="000000" w:themeColor="text1"/>
-          <w:sz w:val="22"/>
-          <w:szCs w:val="22"/>
-        </w:rPr>
-      </w:pPr>
-      <w:r>
-        <w:rPr>
-          <w:color w:val="000000" w:themeColor="text1"/>
-          <w:sz w:val="22"/>
-          <w:szCs w:val="22"/>
-        </w:rPr>
-        <w:t>Onclick is an event handler for the event of clicking. It runs javascript code. We can include the javascript code directly on the onclick or we can store it into a function that gets called.</w:t>
-      </w:r>
-    </w:p>
-    <w:p>
-      <w:pPr>
+        <w:t>Javascript</w:t>
+      </w:r>
+      <w:proofErr w:type="spellEnd"/>
+      <w:r>
         <w:rPr>
           <w:b/>
           <w:bCs/>
           <w:color w:val="000000" w:themeColor="text1"/>
           <w:u w:val="single"/>
         </w:rPr>
-      </w:pPr>
+        <w:t xml:space="preserve"> basics and general information:</w:t>
+      </w:r>
+    </w:p>
+    <w:p>
+      <w:pPr>
+        <w:pStyle w:val="ListParagraph"/>
+        <w:numPr>
+          <w:ilvl w:val="0"/>
+          <w:numId w:val="1"/>
+        </w:numPr>
+        <w:rPr>
+          <w:color w:val="000000" w:themeColor="text1"/>
+          <w:sz w:val="22"/>
+          <w:szCs w:val="22"/>
+        </w:rPr>
+      </w:pPr>
+      <w:r>
+        <w:rPr>
+          <w:color w:val="000000" w:themeColor="text1"/>
+          <w:sz w:val="22"/>
+          <w:szCs w:val="22"/>
+        </w:rPr>
+        <w:t xml:space="preserve">in </w:t>
+      </w:r>
+      <w:proofErr w:type="spellStart"/>
+      <w:r>
+        <w:rPr>
+          <w:color w:val="000000" w:themeColor="text1"/>
+          <w:sz w:val="22"/>
+          <w:szCs w:val="22"/>
+        </w:rPr>
+        <w:t>javascript</w:t>
+      </w:r>
+      <w:proofErr w:type="spellEnd"/>
+      <w:r>
+        <w:rPr>
+          <w:color w:val="000000" w:themeColor="text1"/>
+          <w:sz w:val="22"/>
+          <w:szCs w:val="22"/>
+        </w:rPr>
+        <w:t xml:space="preserve"> to avoid any inaccuracies during calculations we shall </w:t>
+      </w:r>
+      <w:proofErr w:type="spellStart"/>
+      <w:r>
+        <w:rPr>
+          <w:color w:val="000000" w:themeColor="text1"/>
+          <w:sz w:val="22"/>
+          <w:szCs w:val="22"/>
+        </w:rPr>
+        <w:t>calcualte</w:t>
+      </w:r>
+      <w:proofErr w:type="spellEnd"/>
+      <w:r>
+        <w:rPr>
+          <w:color w:val="000000" w:themeColor="text1"/>
+          <w:sz w:val="22"/>
+          <w:szCs w:val="22"/>
+        </w:rPr>
+        <w:t xml:space="preserve"> in cents then multiply by 100 to </w:t>
+      </w:r>
+      <w:proofErr w:type="gramStart"/>
+      <w:r>
+        <w:rPr>
+          <w:color w:val="000000" w:themeColor="text1"/>
+          <w:sz w:val="22"/>
+          <w:szCs w:val="22"/>
+        </w:rPr>
+        <w:t>the final result</w:t>
+      </w:r>
+      <w:proofErr w:type="gramEnd"/>
+      <w:r>
+        <w:rPr>
+          <w:color w:val="000000" w:themeColor="text1"/>
+          <w:sz w:val="22"/>
+          <w:szCs w:val="22"/>
+        </w:rPr>
+        <w:t>.</w:t>
+      </w:r>
+    </w:p>
+    <w:p>
+      <w:pPr>
+        <w:pStyle w:val="ListParagraph"/>
+        <w:numPr>
+          <w:ilvl w:val="0"/>
+          <w:numId w:val="1"/>
+        </w:numPr>
+        <w:rPr>
+          <w:color w:val="000000" w:themeColor="text1"/>
+          <w:sz w:val="22"/>
+          <w:szCs w:val="22"/>
+        </w:rPr>
+      </w:pPr>
+      <w:proofErr w:type="gramStart"/>
+      <w:r>
+        <w:rPr>
+          <w:color w:val="000000" w:themeColor="text1"/>
+          <w:sz w:val="22"/>
+          <w:szCs w:val="22"/>
+        </w:rPr>
+        <w:t>to</w:t>
+      </w:r>
+      <w:proofErr w:type="gramEnd"/>
+      <w:r>
+        <w:rPr>
+          <w:color w:val="000000" w:themeColor="text1"/>
+          <w:sz w:val="22"/>
+          <w:szCs w:val="22"/>
+        </w:rPr>
+        <w:t xml:space="preserve"> round a </w:t>
+      </w:r>
+      <w:proofErr w:type="gramStart"/>
+      <w:r>
+        <w:rPr>
+          <w:color w:val="000000" w:themeColor="text1"/>
+          <w:sz w:val="22"/>
+          <w:szCs w:val="22"/>
+        </w:rPr>
+        <w:t>number</w:t>
+      </w:r>
+      <w:proofErr w:type="gramEnd"/>
+      <w:r>
+        <w:rPr>
+          <w:color w:val="000000" w:themeColor="text1"/>
+          <w:sz w:val="22"/>
+          <w:szCs w:val="22"/>
+        </w:rPr>
+        <w:t xml:space="preserve"> we use the </w:t>
+      </w:r>
+      <w:proofErr w:type="gramStart"/>
+      <w:r>
+        <w:rPr>
+          <w:color w:val="000000" w:themeColor="text1"/>
+          <w:sz w:val="22"/>
+          <w:szCs w:val="22"/>
+        </w:rPr>
+        <w:t>function</w:t>
+      </w:r>
+      <w:proofErr w:type="gramEnd"/>
+      <w:r>
+        <w:rPr>
+          <w:color w:val="000000" w:themeColor="text1"/>
+          <w:sz w:val="22"/>
+          <w:szCs w:val="22"/>
+        </w:rPr>
+        <w:t xml:space="preserve"> </w:t>
+      </w:r>
+      <w:proofErr w:type="spellStart"/>
+      <w:r>
+        <w:rPr>
+          <w:color w:val="000000" w:themeColor="text1"/>
+          <w:sz w:val="22"/>
+          <w:szCs w:val="22"/>
+        </w:rPr>
+        <w:t>Math.round</w:t>
+      </w:r>
+      <w:proofErr w:type="spellEnd"/>
+      <w:r>
+        <w:rPr>
+          <w:color w:val="000000" w:themeColor="text1"/>
+          <w:sz w:val="22"/>
+          <w:szCs w:val="22"/>
+        </w:rPr>
+        <w:t>(number);</w:t>
+      </w:r>
+      <w:r>
+        <w:rPr>
+          <w:color w:val="000000" w:themeColor="text1"/>
+          <w:sz w:val="22"/>
+          <w:szCs w:val="22"/>
+        </w:rPr>
+        <w:t xml:space="preserve"> it rounds normally, to round up we use </w:t>
+      </w:r>
+      <w:proofErr w:type="spellStart"/>
+      <w:r>
+        <w:rPr>
+          <w:color w:val="000000" w:themeColor="text1"/>
+          <w:sz w:val="22"/>
+          <w:szCs w:val="22"/>
+        </w:rPr>
+        <w:t>Math.ceil</w:t>
+      </w:r>
+      <w:proofErr w:type="spellEnd"/>
+      <w:r>
+        <w:rPr>
+          <w:color w:val="000000" w:themeColor="text1"/>
+          <w:sz w:val="22"/>
+          <w:szCs w:val="22"/>
+        </w:rPr>
+        <w:t xml:space="preserve">(); and to round down we use </w:t>
+      </w:r>
+      <w:proofErr w:type="spellStart"/>
+      <w:r>
+        <w:rPr>
+          <w:color w:val="000000" w:themeColor="text1"/>
+          <w:sz w:val="22"/>
+          <w:szCs w:val="22"/>
+        </w:rPr>
+        <w:t>Math.floor</w:t>
+      </w:r>
+      <w:proofErr w:type="spellEnd"/>
+      <w:r>
+        <w:rPr>
+          <w:color w:val="000000" w:themeColor="text1"/>
+          <w:sz w:val="22"/>
+          <w:szCs w:val="22"/>
+        </w:rPr>
+        <w:t>();</w:t>
+      </w:r>
+    </w:p>
+    <w:p>
+      <w:pPr>
+        <w:pStyle w:val="ListParagraph"/>
+        <w:numPr>
+          <w:ilvl w:val="0"/>
+          <w:numId w:val="1"/>
+        </w:numPr>
+        <w:rPr>
+          <w:color w:val="000000" w:themeColor="text1"/>
+          <w:sz w:val="22"/>
+          <w:szCs w:val="22"/>
+        </w:rPr>
+      </w:pPr>
+      <w:proofErr w:type="gramStart"/>
+      <w:r>
+        <w:rPr>
+          <w:color w:val="000000" w:themeColor="text1"/>
+          <w:sz w:val="22"/>
+          <w:szCs w:val="22"/>
+        </w:rPr>
+        <w:t>even</w:t>
+      </w:r>
+      <w:proofErr w:type="gramEnd"/>
+      <w:r>
+        <w:rPr>
+          <w:color w:val="000000" w:themeColor="text1"/>
+          <w:sz w:val="22"/>
+          <w:szCs w:val="22"/>
+        </w:rPr>
+        <w:t xml:space="preserve"> when we round a </w:t>
+      </w:r>
+      <w:proofErr w:type="gramStart"/>
+      <w:r>
+        <w:rPr>
+          <w:color w:val="000000" w:themeColor="text1"/>
+          <w:sz w:val="22"/>
+          <w:szCs w:val="22"/>
+        </w:rPr>
+        <w:t>number</w:t>
+      </w:r>
+      <w:proofErr w:type="gramEnd"/>
+      <w:r>
+        <w:rPr>
+          <w:color w:val="000000" w:themeColor="text1"/>
+          <w:sz w:val="22"/>
+          <w:szCs w:val="22"/>
+        </w:rPr>
+        <w:t xml:space="preserve"> we should do so in cents, we only convert to normal </w:t>
+      </w:r>
+      <w:proofErr w:type="gramStart"/>
+      <w:r>
+        <w:rPr>
+          <w:color w:val="000000" w:themeColor="text1"/>
+          <w:sz w:val="22"/>
+          <w:szCs w:val="22"/>
+        </w:rPr>
+        <w:t>numbers</w:t>
+      </w:r>
+      <w:proofErr w:type="gramEnd"/>
+      <w:r>
+        <w:rPr>
+          <w:color w:val="000000" w:themeColor="text1"/>
+          <w:sz w:val="22"/>
+          <w:szCs w:val="22"/>
+        </w:rPr>
+        <w:t xml:space="preserve"> ones we are ready to display the result.</w:t>
+      </w:r>
+    </w:p>
+    <w:p>
+      <w:pPr>
+        <w:pStyle w:val="ListParagraph"/>
+        <w:numPr>
+          <w:ilvl w:val="0"/>
+          <w:numId w:val="1"/>
+        </w:numPr>
+        <w:rPr>
+          <w:color w:val="000000" w:themeColor="text1"/>
+          <w:sz w:val="22"/>
+          <w:szCs w:val="22"/>
+        </w:rPr>
+      </w:pPr>
+      <w:r>
+        <w:rPr>
+          <w:color w:val="000000" w:themeColor="text1"/>
+          <w:sz w:val="22"/>
+          <w:szCs w:val="22"/>
+        </w:rPr>
+        <w:t xml:space="preserve">We can check the type of a variable, object, or array using the </w:t>
+      </w:r>
+      <w:proofErr w:type="spellStart"/>
+      <w:proofErr w:type="gramStart"/>
+      <w:r>
+        <w:rPr>
+          <w:color w:val="000000" w:themeColor="text1"/>
+          <w:sz w:val="22"/>
+          <w:szCs w:val="22"/>
+        </w:rPr>
+        <w:t>typeof</w:t>
+      </w:r>
+      <w:proofErr w:type="spellEnd"/>
+      <w:proofErr w:type="gramEnd"/>
+      <w:r>
+        <w:rPr>
+          <w:color w:val="000000" w:themeColor="text1"/>
+          <w:sz w:val="22"/>
+          <w:szCs w:val="22"/>
+        </w:rPr>
+        <w:t xml:space="preserve"> keyword</w:t>
+      </w:r>
+    </w:p>
+    <w:p>
+      <w:pPr>
+        <w:pStyle w:val="ListParagraph"/>
+        <w:numPr>
+          <w:ilvl w:val="0"/>
+          <w:numId w:val="1"/>
+        </w:numPr>
+        <w:rPr>
+          <w:color w:val="000000" w:themeColor="text1"/>
+          <w:sz w:val="22"/>
+          <w:szCs w:val="22"/>
+        </w:rPr>
+      </w:pPr>
+      <w:r>
+        <w:rPr>
+          <w:color w:val="000000" w:themeColor="text1"/>
+          <w:sz w:val="22"/>
+          <w:szCs w:val="22"/>
+        </w:rPr>
+        <w:t>We have escape characters just the same as in C++ and in Java.</w:t>
+      </w:r>
+    </w:p>
+    <w:p>
+      <w:pPr>
+        <w:pStyle w:val="ListParagraph"/>
+        <w:numPr>
+          <w:ilvl w:val="0"/>
+          <w:numId w:val="1"/>
+        </w:numPr>
+        <w:rPr>
+          <w:color w:val="000000" w:themeColor="text1"/>
+          <w:sz w:val="22"/>
+          <w:szCs w:val="22"/>
+        </w:rPr>
+      </w:pPr>
+      <w:r>
+        <w:rPr>
+          <w:color w:val="000000" w:themeColor="text1"/>
+          <w:sz w:val="22"/>
+          <w:szCs w:val="22"/>
+        </w:rPr>
+        <w:t xml:space="preserve">When using addition if one of the values is a string </w:t>
+      </w:r>
+      <w:proofErr w:type="spellStart"/>
+      <w:r>
+        <w:rPr>
+          <w:color w:val="000000" w:themeColor="text1"/>
+          <w:sz w:val="22"/>
+          <w:szCs w:val="22"/>
+        </w:rPr>
+        <w:t>javascript</w:t>
+      </w:r>
+      <w:proofErr w:type="spellEnd"/>
+      <w:r>
+        <w:rPr>
+          <w:color w:val="000000" w:themeColor="text1"/>
+          <w:sz w:val="22"/>
+          <w:szCs w:val="22"/>
+        </w:rPr>
+        <w:t xml:space="preserve"> will type cast all the elements into strings so “5” + 3 will be 53, the same with 3 + “5”</w:t>
+      </w:r>
+    </w:p>
+    <w:p>
+      <w:pPr>
+        <w:pStyle w:val="ListParagraph"/>
+        <w:numPr>
+          <w:ilvl w:val="0"/>
+          <w:numId w:val="1"/>
+        </w:numPr>
+        <w:rPr>
+          <w:color w:val="000000" w:themeColor="text1"/>
+          <w:sz w:val="22"/>
+          <w:szCs w:val="22"/>
+        </w:rPr>
+      </w:pPr>
+      <w:r>
+        <w:rPr>
+          <w:color w:val="000000" w:themeColor="text1"/>
+          <w:sz w:val="22"/>
+          <w:szCs w:val="22"/>
+        </w:rPr>
+        <w:t>${}</w:t>
+      </w:r>
+      <w:r>
+        <w:rPr>
+          <w:color w:val="000000" w:themeColor="text1"/>
+          <w:sz w:val="22"/>
+          <w:szCs w:val="22"/>
+        </w:rPr>
+        <w:t xml:space="preserve"> to include a variable inside a print the print should be of type ``</w:t>
+      </w:r>
+    </w:p>
+    <w:p>
+      <w:pPr>
+        <w:pStyle w:val="ListParagraph"/>
+        <w:numPr>
+          <w:ilvl w:val="0"/>
+          <w:numId w:val="1"/>
+        </w:numPr>
+        <w:rPr>
+          <w:color w:val="000000" w:themeColor="text1"/>
+          <w:sz w:val="22"/>
+          <w:szCs w:val="22"/>
+        </w:rPr>
+      </w:pPr>
+      <w:proofErr w:type="spellStart"/>
+      <w:r>
+        <w:rPr>
+          <w:color w:val="000000" w:themeColor="text1"/>
+          <w:sz w:val="22"/>
+          <w:szCs w:val="22"/>
+        </w:rPr>
+        <w:t>Javascript</w:t>
+      </w:r>
+      <w:proofErr w:type="spellEnd"/>
+      <w:r>
+        <w:rPr>
+          <w:color w:val="000000" w:themeColor="text1"/>
+          <w:sz w:val="22"/>
+          <w:szCs w:val="22"/>
+        </w:rPr>
+        <w:t xml:space="preserve"> uses camelCase</w:t>
+      </w:r>
+    </w:p>
+    <w:p>
+      <w:pPr>
+        <w:pStyle w:val="ListParagraph"/>
+        <w:numPr>
+          <w:ilvl w:val="0"/>
+          <w:numId w:val="1"/>
+        </w:numPr>
+        <w:rPr>
+          <w:color w:val="000000" w:themeColor="text1"/>
+          <w:sz w:val="22"/>
+          <w:szCs w:val="22"/>
+        </w:rPr>
+      </w:pPr>
+      <w:r>
+        <w:rPr>
+          <w:color w:val="000000" w:themeColor="text1"/>
+          <w:sz w:val="22"/>
+          <w:szCs w:val="22"/>
+        </w:rPr>
+        <w:t xml:space="preserve">Onclick is an event handler for the event of clicking. It runs </w:t>
+      </w:r>
+      <w:proofErr w:type="spellStart"/>
+      <w:r>
+        <w:rPr>
+          <w:color w:val="000000" w:themeColor="text1"/>
+          <w:sz w:val="22"/>
+          <w:szCs w:val="22"/>
+        </w:rPr>
+        <w:t>javascript</w:t>
+      </w:r>
+      <w:proofErr w:type="spellEnd"/>
+      <w:r>
+        <w:rPr>
+          <w:color w:val="000000" w:themeColor="text1"/>
+          <w:sz w:val="22"/>
+          <w:szCs w:val="22"/>
+        </w:rPr>
+        <w:t xml:space="preserve"> code. We can include the </w:t>
+      </w:r>
+      <w:proofErr w:type="spellStart"/>
+      <w:r>
+        <w:rPr>
+          <w:color w:val="000000" w:themeColor="text1"/>
+          <w:sz w:val="22"/>
+          <w:szCs w:val="22"/>
+        </w:rPr>
+        <w:t>javascript</w:t>
+      </w:r>
+      <w:proofErr w:type="spellEnd"/>
+      <w:r>
+        <w:rPr>
+          <w:color w:val="000000" w:themeColor="text1"/>
+          <w:sz w:val="22"/>
+          <w:szCs w:val="22"/>
+        </w:rPr>
+        <w:t xml:space="preserve"> code directly on the onclick or we can store it </w:t>
+      </w:r>
+      <w:proofErr w:type="gramStart"/>
+      <w:r>
+        <w:rPr>
+          <w:color w:val="000000" w:themeColor="text1"/>
+          <w:sz w:val="22"/>
+          <w:szCs w:val="22"/>
+        </w:rPr>
+        <w:t>into</w:t>
+      </w:r>
+      <w:proofErr w:type="gramEnd"/>
+      <w:r>
+        <w:rPr>
+          <w:color w:val="000000" w:themeColor="text1"/>
+          <w:sz w:val="22"/>
+          <w:szCs w:val="22"/>
+        </w:rPr>
+        <w:t xml:space="preserve"> a function that gets called.</w:t>
+      </w:r>
     </w:p>
     <w:p>
       <w:pPr>
@@ -310,226 +657,436 @@
           <w:u w:val="single"/>
         </w:rPr>
       </w:pPr>
-      <w:r>
+    </w:p>
+    <w:p>
+      <w:pPr>
         <w:rPr>
           <w:b/>
           <w:bCs/>
           <w:color w:val="000000" w:themeColor="text1"/>
           <w:u w:val="single"/>
         </w:rPr>
-        <w:t>Numbers &amp; Math:</w:t>
-      </w:r>
-    </w:p>
-    <w:p>
-      <w:pPr>
-        <w:pStyle w:val="ListParagraph"/>
-        <w:numPr>
-          <w:ilvl w:val="0"/>
-          <w:numId w:val="2"/>
-        </w:numPr>
-        <w:rPr>
-          <w:color w:val="000000" w:themeColor="text1"/>
-          <w:sz w:val="22"/>
-          <w:szCs w:val="22"/>
-        </w:rPr>
-      </w:pPr>
-      <w:r>
-        <w:rPr>
-          <w:color w:val="000000" w:themeColor="text1"/>
-          <w:sz w:val="22"/>
-          <w:szCs w:val="22"/>
-        </w:rPr>
-        <w:t>For numerical values javascript has only one numerical datatype which is Number, no int &amp; float like Java.</w:t>
-      </w:r>
-    </w:p>
-    <w:p>
-      <w:pPr>
-        <w:pStyle w:val="ListParagraph"/>
-        <w:numPr>
-          <w:ilvl w:val="0"/>
-          <w:numId w:val="2"/>
-        </w:numPr>
-        <w:rPr>
-          <w:color w:val="000000" w:themeColor="text1"/>
-          <w:sz w:val="22"/>
-          <w:szCs w:val="22"/>
-        </w:rPr>
-      </w:pPr>
-      <w:r>
-        <w:rPr>
-          <w:color w:val="000000" w:themeColor="text1"/>
-          <w:sz w:val="22"/>
-          <w:szCs w:val="22"/>
-        </w:rPr>
-        <w:t xml:space="preserve">Has addition, subtraction, power using **, and follows the math operation heirerachy. </w:t>
-      </w:r>
-    </w:p>
-    <w:p>
-      <w:pPr>
-        <w:pStyle w:val="ListParagraph"/>
-        <w:numPr>
-          <w:ilvl w:val="0"/>
-          <w:numId w:val="2"/>
-        </w:numPr>
-        <w:rPr>
-          <w:color w:val="000000" w:themeColor="text1"/>
-          <w:sz w:val="22"/>
-          <w:szCs w:val="22"/>
-        </w:rPr>
-      </w:pPr>
-      <w:r>
-        <w:rPr>
-          <w:color w:val="000000" w:themeColor="text1"/>
-          <w:sz w:val="22"/>
-          <w:szCs w:val="22"/>
-        </w:rPr>
-        <w:t>Has also Math.sqrt() and other mathematical functions.</w:t>
-      </w:r>
-      <w:r>
-        <w:t xml:space="preserve"> </w:t>
-      </w:r>
-      <w:r>
-        <w:rPr>
-          <w:color w:val="000000" w:themeColor="text1"/>
-          <w:sz w:val="22"/>
-          <w:szCs w:val="22"/>
-        </w:rPr>
-        <w:t>Math.abs()</w:t>
-      </w:r>
-      <w:r>
-        <w:rPr>
-          <w:color w:val="000000" w:themeColor="text1"/>
-          <w:sz w:val="22"/>
-          <w:szCs w:val="22"/>
-        </w:rPr>
-        <w:t xml:space="preserve">, </w:t>
-      </w:r>
-      <w:r>
-        <w:rPr>
-          <w:color w:val="000000" w:themeColor="text1"/>
-          <w:sz w:val="22"/>
-          <w:szCs w:val="22"/>
-        </w:rPr>
-        <w:t>Math.sqrt(),</w:t>
-      </w:r>
-      <w:r>
-        <w:rPr>
-          <w:color w:val="000000" w:themeColor="text1"/>
-          <w:sz w:val="22"/>
-          <w:szCs w:val="22"/>
-        </w:rPr>
-        <w:t xml:space="preserve"> </w:t>
-      </w:r>
-      <w:r>
-        <w:rPr>
-          <w:color w:val="000000" w:themeColor="text1"/>
-          <w:sz w:val="22"/>
-          <w:szCs w:val="22"/>
-        </w:rPr>
-        <w:t>Math.pow(),</w:t>
-      </w:r>
-      <w:r>
-        <w:rPr>
-          <w:color w:val="000000" w:themeColor="text1"/>
-          <w:sz w:val="22"/>
-          <w:szCs w:val="22"/>
-        </w:rPr>
-        <w:t xml:space="preserve"> </w:t>
-      </w:r>
-      <w:r>
-        <w:rPr>
-          <w:color w:val="000000" w:themeColor="text1"/>
-          <w:sz w:val="22"/>
-          <w:szCs w:val="22"/>
-        </w:rPr>
-        <w:t>Math.max(),</w:t>
-      </w:r>
-      <w:r>
-        <w:rPr>
-          <w:color w:val="000000" w:themeColor="text1"/>
-          <w:sz w:val="22"/>
-          <w:szCs w:val="22"/>
-        </w:rPr>
-        <w:t xml:space="preserve"> </w:t>
-      </w:r>
-      <w:r>
-        <w:rPr>
-          <w:color w:val="000000" w:themeColor="text1"/>
-          <w:sz w:val="22"/>
-          <w:szCs w:val="22"/>
-        </w:rPr>
-        <w:t>Math.min()</w:t>
-      </w:r>
-    </w:p>
-    <w:p>
-      <w:pPr>
-        <w:pStyle w:val="ListParagraph"/>
-        <w:numPr>
-          <w:ilvl w:val="0"/>
-          <w:numId w:val="2"/>
-        </w:numPr>
-        <w:rPr>
-          <w:color w:val="000000" w:themeColor="text1"/>
-          <w:sz w:val="22"/>
-          <w:szCs w:val="22"/>
-        </w:rPr>
-      </w:pPr>
-      <w:r>
-        <w:rPr>
-          <w:color w:val="000000" w:themeColor="text1"/>
-          <w:sz w:val="22"/>
-          <w:szCs w:val="22"/>
-        </w:rPr>
-        <w:t>Math.random() returns a number between 0-1 including the 0 but not the 1</w:t>
-      </w:r>
-    </w:p>
-    <w:p>
-      <w:pPr>
-        <w:pStyle w:val="ListParagraph"/>
-        <w:numPr>
-          <w:ilvl w:val="0"/>
-          <w:numId w:val="2"/>
-        </w:numPr>
-        <w:rPr>
-          <w:color w:val="000000" w:themeColor="text1"/>
-          <w:sz w:val="22"/>
-          <w:szCs w:val="22"/>
-        </w:rPr>
-      </w:pPr>
-      <w:r>
-        <w:rPr>
-          <w:color w:val="000000" w:themeColor="text1"/>
-          <w:sz w:val="22"/>
-          <w:szCs w:val="22"/>
-        </w:rPr>
-        <w:t>We have BigInt() datatype, that we can use for huge numerical values and it ends with n so 13423423532523532n is a big integer and can be only operated on with other Bigint variables</w:t>
-      </w:r>
-    </w:p>
-    <w:p>
-      <w:pPr>
-        <w:rPr>
-          <w:color w:val="000000" w:themeColor="text1"/>
-          <w:sz w:val="22"/>
-          <w:szCs w:val="22"/>
-        </w:rPr>
-      </w:pPr>
-    </w:p>
-    <w:p>
-      <w:pPr>
+      </w:pPr>
+      <w:r>
         <w:rPr>
           <w:b/>
           <w:bCs/>
           <w:color w:val="000000" w:themeColor="text1"/>
           <w:u w:val="single"/>
         </w:rPr>
-      </w:pPr>
-      <w:r>
+        <w:t>Numbers &amp; Math:</w:t>
+      </w:r>
+    </w:p>
+    <w:p>
+      <w:pPr>
+        <w:pStyle w:val="ListParagraph"/>
+        <w:numPr>
+          <w:ilvl w:val="0"/>
+          <w:numId w:val="2"/>
+        </w:numPr>
+        <w:rPr>
+          <w:color w:val="000000" w:themeColor="text1"/>
+          <w:sz w:val="22"/>
+          <w:szCs w:val="22"/>
+        </w:rPr>
+      </w:pPr>
+      <w:r>
+        <w:rPr>
+          <w:color w:val="000000" w:themeColor="text1"/>
+          <w:sz w:val="22"/>
+          <w:szCs w:val="22"/>
+        </w:rPr>
+        <w:t xml:space="preserve">For numerical values </w:t>
+      </w:r>
+      <w:proofErr w:type="spellStart"/>
+      <w:r>
+        <w:rPr>
+          <w:color w:val="000000" w:themeColor="text1"/>
+          <w:sz w:val="22"/>
+          <w:szCs w:val="22"/>
+        </w:rPr>
+        <w:t>javascript</w:t>
+      </w:r>
+      <w:proofErr w:type="spellEnd"/>
+      <w:r>
+        <w:rPr>
+          <w:color w:val="000000" w:themeColor="text1"/>
+          <w:sz w:val="22"/>
+          <w:szCs w:val="22"/>
+        </w:rPr>
+        <w:t xml:space="preserve"> has only one numerical datatype which is Number, no int &amp; float like Java.</w:t>
+      </w:r>
+    </w:p>
+    <w:p>
+      <w:pPr>
+        <w:pStyle w:val="ListParagraph"/>
+        <w:numPr>
+          <w:ilvl w:val="0"/>
+          <w:numId w:val="2"/>
+        </w:numPr>
+        <w:rPr>
+          <w:color w:val="000000" w:themeColor="text1"/>
+          <w:sz w:val="22"/>
+          <w:szCs w:val="22"/>
+        </w:rPr>
+      </w:pPr>
+      <w:r>
+        <w:rPr>
+          <w:color w:val="000000" w:themeColor="text1"/>
+          <w:sz w:val="22"/>
+          <w:szCs w:val="22"/>
+        </w:rPr>
+        <w:t xml:space="preserve">Has addition, subtraction, power using **, and follows the math operation </w:t>
+      </w:r>
+      <w:proofErr w:type="spellStart"/>
+      <w:r>
+        <w:rPr>
+          <w:color w:val="000000" w:themeColor="text1"/>
+          <w:sz w:val="22"/>
+          <w:szCs w:val="22"/>
+        </w:rPr>
+        <w:t>heirerachy</w:t>
+      </w:r>
+      <w:proofErr w:type="spellEnd"/>
+      <w:r>
+        <w:rPr>
+          <w:color w:val="000000" w:themeColor="text1"/>
+          <w:sz w:val="22"/>
+          <w:szCs w:val="22"/>
+        </w:rPr>
+        <w:t xml:space="preserve">. </w:t>
+      </w:r>
+    </w:p>
+    <w:p>
+      <w:pPr>
+        <w:pStyle w:val="ListParagraph"/>
+        <w:numPr>
+          <w:ilvl w:val="0"/>
+          <w:numId w:val="2"/>
+        </w:numPr>
+        <w:rPr>
+          <w:color w:val="000000" w:themeColor="text1"/>
+          <w:sz w:val="22"/>
+          <w:szCs w:val="22"/>
+        </w:rPr>
+      </w:pPr>
+      <w:r>
+        <w:rPr>
+          <w:color w:val="000000" w:themeColor="text1"/>
+          <w:sz w:val="22"/>
+          <w:szCs w:val="22"/>
+        </w:rPr>
+        <w:t xml:space="preserve">Has also </w:t>
+      </w:r>
+      <w:proofErr w:type="spellStart"/>
+      <w:r>
+        <w:rPr>
+          <w:color w:val="000000" w:themeColor="text1"/>
+          <w:sz w:val="22"/>
+          <w:szCs w:val="22"/>
+        </w:rPr>
+        <w:t>Math.sqrt</w:t>
+      </w:r>
+      <w:proofErr w:type="spellEnd"/>
+      <w:r>
+        <w:rPr>
+          <w:color w:val="000000" w:themeColor="text1"/>
+          <w:sz w:val="22"/>
+          <w:szCs w:val="22"/>
+        </w:rPr>
+        <w:t>() and other mathematical functions.</w:t>
+      </w:r>
+      <w:r>
+        <w:t xml:space="preserve"> </w:t>
+      </w:r>
+      <w:proofErr w:type="spellStart"/>
+      <w:proofErr w:type="gramStart"/>
+      <w:r>
+        <w:rPr>
+          <w:color w:val="000000" w:themeColor="text1"/>
+          <w:sz w:val="22"/>
+          <w:szCs w:val="22"/>
+        </w:rPr>
+        <w:t>Math.abs</w:t>
+      </w:r>
+      <w:proofErr w:type="spellEnd"/>
+      <w:r>
+        <w:rPr>
+          <w:color w:val="000000" w:themeColor="text1"/>
+          <w:sz w:val="22"/>
+          <w:szCs w:val="22"/>
+        </w:rPr>
+        <w:t>(</w:t>
+      </w:r>
+      <w:proofErr w:type="gramEnd"/>
+      <w:r>
+        <w:rPr>
+          <w:color w:val="000000" w:themeColor="text1"/>
+          <w:sz w:val="22"/>
+          <w:szCs w:val="22"/>
+        </w:rPr>
+        <w:t>)</w:t>
+      </w:r>
+      <w:r>
+        <w:rPr>
+          <w:color w:val="000000" w:themeColor="text1"/>
+          <w:sz w:val="22"/>
+          <w:szCs w:val="22"/>
+        </w:rPr>
+        <w:t xml:space="preserve">, </w:t>
+      </w:r>
+      <w:proofErr w:type="spellStart"/>
+      <w:r>
+        <w:rPr>
+          <w:color w:val="000000" w:themeColor="text1"/>
+          <w:sz w:val="22"/>
+          <w:szCs w:val="22"/>
+        </w:rPr>
+        <w:t>Math.sqrt</w:t>
+      </w:r>
+      <w:proofErr w:type="spellEnd"/>
+      <w:r>
+        <w:rPr>
+          <w:color w:val="000000" w:themeColor="text1"/>
+          <w:sz w:val="22"/>
+          <w:szCs w:val="22"/>
+        </w:rPr>
+        <w:t>(),</w:t>
+      </w:r>
+      <w:r>
+        <w:rPr>
+          <w:color w:val="000000" w:themeColor="text1"/>
+          <w:sz w:val="22"/>
+          <w:szCs w:val="22"/>
+        </w:rPr>
+        <w:t xml:space="preserve"> </w:t>
+      </w:r>
+      <w:proofErr w:type="spellStart"/>
+      <w:proofErr w:type="gramStart"/>
+      <w:r>
+        <w:rPr>
+          <w:color w:val="000000" w:themeColor="text1"/>
+          <w:sz w:val="22"/>
+          <w:szCs w:val="22"/>
+        </w:rPr>
+        <w:t>Math.pow</w:t>
+      </w:r>
+      <w:proofErr w:type="spellEnd"/>
+      <w:r>
+        <w:rPr>
+          <w:color w:val="000000" w:themeColor="text1"/>
+          <w:sz w:val="22"/>
+          <w:szCs w:val="22"/>
+        </w:rPr>
+        <w:t>(</w:t>
+      </w:r>
+      <w:proofErr w:type="gramEnd"/>
+      <w:r>
+        <w:rPr>
+          <w:color w:val="000000" w:themeColor="text1"/>
+          <w:sz w:val="22"/>
+          <w:szCs w:val="22"/>
+        </w:rPr>
+        <w:t>),</w:t>
+      </w:r>
+      <w:r>
+        <w:rPr>
+          <w:color w:val="000000" w:themeColor="text1"/>
+          <w:sz w:val="22"/>
+          <w:szCs w:val="22"/>
+        </w:rPr>
+        <w:t xml:space="preserve"> </w:t>
+      </w:r>
+      <w:proofErr w:type="spellStart"/>
+      <w:proofErr w:type="gramStart"/>
+      <w:r>
+        <w:rPr>
+          <w:color w:val="000000" w:themeColor="text1"/>
+          <w:sz w:val="22"/>
+          <w:szCs w:val="22"/>
+        </w:rPr>
+        <w:t>Math.max</w:t>
+      </w:r>
+      <w:proofErr w:type="spellEnd"/>
+      <w:r>
+        <w:rPr>
+          <w:color w:val="000000" w:themeColor="text1"/>
+          <w:sz w:val="22"/>
+          <w:szCs w:val="22"/>
+        </w:rPr>
+        <w:t>(</w:t>
+      </w:r>
+      <w:proofErr w:type="gramEnd"/>
+      <w:r>
+        <w:rPr>
+          <w:color w:val="000000" w:themeColor="text1"/>
+          <w:sz w:val="22"/>
+          <w:szCs w:val="22"/>
+        </w:rPr>
+        <w:t>),</w:t>
+      </w:r>
+      <w:r>
+        <w:rPr>
+          <w:color w:val="000000" w:themeColor="text1"/>
+          <w:sz w:val="22"/>
+          <w:szCs w:val="22"/>
+        </w:rPr>
+        <w:t xml:space="preserve"> </w:t>
+      </w:r>
+      <w:proofErr w:type="spellStart"/>
+      <w:proofErr w:type="gramStart"/>
+      <w:r>
+        <w:rPr>
+          <w:color w:val="000000" w:themeColor="text1"/>
+          <w:sz w:val="22"/>
+          <w:szCs w:val="22"/>
+        </w:rPr>
+        <w:t>Math.min</w:t>
+      </w:r>
+      <w:proofErr w:type="spellEnd"/>
+      <w:r>
+        <w:rPr>
+          <w:color w:val="000000" w:themeColor="text1"/>
+          <w:sz w:val="22"/>
+          <w:szCs w:val="22"/>
+        </w:rPr>
+        <w:t>(</w:t>
+      </w:r>
+      <w:proofErr w:type="gramEnd"/>
+      <w:r>
+        <w:rPr>
+          <w:color w:val="000000" w:themeColor="text1"/>
+          <w:sz w:val="22"/>
+          <w:szCs w:val="22"/>
+        </w:rPr>
+        <w:t>)</w:t>
+      </w:r>
+    </w:p>
+    <w:p>
+      <w:pPr>
+        <w:pStyle w:val="ListParagraph"/>
+        <w:numPr>
+          <w:ilvl w:val="0"/>
+          <w:numId w:val="2"/>
+        </w:numPr>
+        <w:rPr>
+          <w:color w:val="000000" w:themeColor="text1"/>
+          <w:sz w:val="22"/>
+          <w:szCs w:val="22"/>
+        </w:rPr>
+      </w:pPr>
+      <w:proofErr w:type="spellStart"/>
+      <w:r>
+        <w:rPr>
+          <w:color w:val="000000" w:themeColor="text1"/>
+          <w:sz w:val="22"/>
+          <w:szCs w:val="22"/>
+        </w:rPr>
+        <w:t>Math.random</w:t>
+      </w:r>
+      <w:proofErr w:type="spellEnd"/>
+      <w:r>
+        <w:rPr>
+          <w:color w:val="000000" w:themeColor="text1"/>
+          <w:sz w:val="22"/>
+          <w:szCs w:val="22"/>
+        </w:rPr>
+        <w:t>() returns a number between 0-1 including the 0 but not the 1</w:t>
+      </w:r>
+    </w:p>
+    <w:p>
+      <w:pPr>
+        <w:pStyle w:val="ListParagraph"/>
+        <w:numPr>
+          <w:ilvl w:val="0"/>
+          <w:numId w:val="2"/>
+        </w:numPr>
+        <w:rPr>
+          <w:color w:val="000000" w:themeColor="text1"/>
+          <w:sz w:val="22"/>
+          <w:szCs w:val="22"/>
+        </w:rPr>
+      </w:pPr>
+      <w:r>
+        <w:rPr>
+          <w:color w:val="000000" w:themeColor="text1"/>
+          <w:sz w:val="22"/>
+          <w:szCs w:val="22"/>
+        </w:rPr>
+        <w:t xml:space="preserve">We have </w:t>
+      </w:r>
+      <w:proofErr w:type="spellStart"/>
+      <w:proofErr w:type="gramStart"/>
+      <w:r>
+        <w:rPr>
+          <w:color w:val="000000" w:themeColor="text1"/>
+          <w:sz w:val="22"/>
+          <w:szCs w:val="22"/>
+        </w:rPr>
+        <w:t>BigInt</w:t>
+      </w:r>
+      <w:proofErr w:type="spellEnd"/>
+      <w:r>
+        <w:rPr>
+          <w:color w:val="000000" w:themeColor="text1"/>
+          <w:sz w:val="22"/>
+          <w:szCs w:val="22"/>
+        </w:rPr>
+        <w:t>(</w:t>
+      </w:r>
+      <w:proofErr w:type="gramEnd"/>
+      <w:r>
+        <w:rPr>
+          <w:color w:val="000000" w:themeColor="text1"/>
+          <w:sz w:val="22"/>
+          <w:szCs w:val="22"/>
+        </w:rPr>
+        <w:t xml:space="preserve">) datatype, that we can use for huge numerical values and it ends with n so 13423423532523532n is a big integer and can be only operated on with other </w:t>
+      </w:r>
+      <w:proofErr w:type="spellStart"/>
+      <w:r>
+        <w:rPr>
+          <w:color w:val="000000" w:themeColor="text1"/>
+          <w:sz w:val="22"/>
+          <w:szCs w:val="22"/>
+        </w:rPr>
+        <w:t>Bigint</w:t>
+      </w:r>
+      <w:proofErr w:type="spellEnd"/>
+      <w:r>
+        <w:rPr>
+          <w:color w:val="000000" w:themeColor="text1"/>
+          <w:sz w:val="22"/>
+          <w:szCs w:val="22"/>
+        </w:rPr>
+        <w:t xml:space="preserve"> variables</w:t>
+      </w:r>
+    </w:p>
+    <w:p>
+      <w:pPr>
+        <w:rPr>
+          <w:color w:val="000000" w:themeColor="text1"/>
+          <w:sz w:val="22"/>
+          <w:szCs w:val="22"/>
+        </w:rPr>
+      </w:pPr>
+    </w:p>
+    <w:p>
+      <w:pPr>
         <w:rPr>
           <w:b/>
           <w:bCs/>
           <w:color w:val="000000" w:themeColor="text1"/>
           <w:u w:val="single"/>
         </w:rPr>
+      </w:pPr>
+      <w:r>
+        <w:rPr>
+          <w:b/>
+          <w:bCs/>
+          <w:color w:val="000000" w:themeColor="text1"/>
+          <w:u w:val="single"/>
+        </w:rPr>
         <w:t>Strings:</w:t>
       </w:r>
     </w:p>
@@ -560,7 +1117,25 @@
           <w:sz w:val="22"/>
           <w:szCs w:val="22"/>
         </w:rPr>
-        <w:t>. For example a mathematical operation.</w:t>
+        <w:t xml:space="preserve">. For </w:t>
+      </w:r>
+      <w:proofErr w:type="gramStart"/>
+      <w:r>
+        <w:rPr>
+          <w:color w:val="000000" w:themeColor="text1"/>
+          <w:sz w:val="22"/>
+          <w:szCs w:val="22"/>
+        </w:rPr>
+        <w:t>example</w:t>
+      </w:r>
+      <w:proofErr w:type="gramEnd"/>
+      <w:r>
+        <w:rPr>
+          <w:color w:val="000000" w:themeColor="text1"/>
+          <w:sz w:val="22"/>
+          <w:szCs w:val="22"/>
+        </w:rPr>
+        <w:t xml:space="preserve"> a mathematical operation.</w:t>
       </w:r>
     </w:p>
     <w:p>
@@ -582,7 +1157,25 @@
           <w:sz w:val="22"/>
           <w:szCs w:val="22"/>
         </w:rPr>
-        <w:t>String concatenation works the same is in Java.</w:t>
+        <w:t xml:space="preserve">String concatenation works the </w:t>
+      </w:r>
+      <w:proofErr w:type="gramStart"/>
+      <w:r>
+        <w:rPr>
+          <w:color w:val="000000" w:themeColor="text1"/>
+          <w:sz w:val="22"/>
+          <w:szCs w:val="22"/>
+        </w:rPr>
+        <w:t>same is</w:t>
+      </w:r>
+      <w:proofErr w:type="gramEnd"/>
+      <w:r>
+        <w:rPr>
+          <w:color w:val="000000" w:themeColor="text1"/>
+          <w:sz w:val="22"/>
+          <w:szCs w:val="22"/>
+        </w:rPr>
+        <w:t xml:space="preserve"> in Java.</w:t>
       </w:r>
     </w:p>
     <w:p>
@@ -604,7 +1197,25 @@
           <w:sz w:val="22"/>
           <w:szCs w:val="22"/>
         </w:rPr>
-        <w:t>We can check the string length by using .length on it.</w:t>
+        <w:t xml:space="preserve">We can check the string length by </w:t>
+      </w:r>
+      <w:proofErr w:type="gramStart"/>
+      <w:r>
+        <w:rPr>
+          <w:color w:val="000000" w:themeColor="text1"/>
+          <w:sz w:val="22"/>
+          <w:szCs w:val="22"/>
+        </w:rPr>
+        <w:t>using .length</w:t>
+      </w:r>
+      <w:proofErr w:type="gramEnd"/>
+      <w:r>
+        <w:rPr>
+          <w:color w:val="000000" w:themeColor="text1"/>
+          <w:sz w:val="22"/>
+          <w:szCs w:val="22"/>
+        </w:rPr>
+        <w:t xml:space="preserve"> on it.</w:t>
       </w:r>
     </w:p>
     <w:p>
@@ -665,13 +1276,79 @@
           <w:szCs w:val="22"/>
         </w:rPr>
       </w:pPr>
-      <w:r>
-        <w:rPr>
-          <w:color w:val="000000" w:themeColor="text1"/>
-          <w:sz w:val="22"/>
-          <w:szCs w:val="22"/>
-        </w:rPr>
-        <w:t>toUpper() and toLower() methods work the same as in Java, trim() is extremely useful in node.js</w:t>
+      <w:proofErr w:type="spellStart"/>
+      <w:proofErr w:type="gramStart"/>
+      <w:r>
+        <w:rPr>
+          <w:color w:val="000000" w:themeColor="text1"/>
+          <w:sz w:val="22"/>
+          <w:szCs w:val="22"/>
+        </w:rPr>
+        <w:t>toUpper</w:t>
+      </w:r>
+      <w:proofErr w:type="spellEnd"/>
+      <w:r>
+        <w:rPr>
+          <w:color w:val="000000" w:themeColor="text1"/>
+          <w:sz w:val="22"/>
+          <w:szCs w:val="22"/>
+        </w:rPr>
+        <w:t>(</w:t>
+      </w:r>
+      <w:proofErr w:type="gramEnd"/>
+      <w:r>
+        <w:rPr>
+          <w:color w:val="000000" w:themeColor="text1"/>
+          <w:sz w:val="22"/>
+          <w:szCs w:val="22"/>
+        </w:rPr>
+        <w:t xml:space="preserve">) and </w:t>
+      </w:r>
+      <w:proofErr w:type="spellStart"/>
+      <w:proofErr w:type="gramStart"/>
+      <w:r>
+        <w:rPr>
+          <w:color w:val="000000" w:themeColor="text1"/>
+          <w:sz w:val="22"/>
+          <w:szCs w:val="22"/>
+        </w:rPr>
+        <w:t>toLower</w:t>
+      </w:r>
+      <w:proofErr w:type="spellEnd"/>
+      <w:r>
+        <w:rPr>
+          <w:color w:val="000000" w:themeColor="text1"/>
+          <w:sz w:val="22"/>
+          <w:szCs w:val="22"/>
+        </w:rPr>
+        <w:t>(</w:t>
+      </w:r>
+      <w:proofErr w:type="gramEnd"/>
+      <w:r>
+        <w:rPr>
+          <w:color w:val="000000" w:themeColor="text1"/>
+          <w:sz w:val="22"/>
+          <w:szCs w:val="22"/>
+        </w:rPr>
+        <w:t xml:space="preserve">) methods work the same as in Java, </w:t>
+      </w:r>
+      <w:proofErr w:type="gramStart"/>
+      <w:r>
+        <w:rPr>
+          <w:color w:val="000000" w:themeColor="text1"/>
+          <w:sz w:val="22"/>
+          <w:szCs w:val="22"/>
+        </w:rPr>
+        <w:t>trim(</w:t>
+      </w:r>
+      <w:proofErr w:type="gramEnd"/>
+      <w:r>
+        <w:rPr>
+          <w:color w:val="000000" w:themeColor="text1"/>
+          <w:sz w:val="22"/>
+          <w:szCs w:val="22"/>
+        </w:rPr>
+        <w:t>) is extremely useful in node.js</w:t>
       </w:r>
     </w:p>
     <w:p>
@@ -687,13 +1364,51 @@
           <w:szCs w:val="22"/>
         </w:rPr>
       </w:pPr>
-      <w:r>
-        <w:rPr>
-          <w:color w:val="000000" w:themeColor="text1"/>
-          <w:sz w:val="22"/>
-          <w:szCs w:val="22"/>
-        </w:rPr>
-        <w:t>slice(startindex, endindex) this lets us extract a certain part of a string.</w:t>
+      <w:proofErr w:type="gramStart"/>
+      <w:r>
+        <w:rPr>
+          <w:color w:val="000000" w:themeColor="text1"/>
+          <w:sz w:val="22"/>
+          <w:szCs w:val="22"/>
+        </w:rPr>
+        <w:t>slice(</w:t>
+      </w:r>
+      <w:proofErr w:type="spellStart"/>
+      <w:proofErr w:type="gramEnd"/>
+      <w:r>
+        <w:rPr>
+          <w:color w:val="000000" w:themeColor="text1"/>
+          <w:sz w:val="22"/>
+          <w:szCs w:val="22"/>
+        </w:rPr>
+        <w:t>startindex</w:t>
+      </w:r>
+      <w:proofErr w:type="spellEnd"/>
+      <w:r>
+        <w:rPr>
+          <w:color w:val="000000" w:themeColor="text1"/>
+          <w:sz w:val="22"/>
+          <w:szCs w:val="22"/>
+        </w:rPr>
+        <w:t xml:space="preserve">, </w:t>
+      </w:r>
+      <w:proofErr w:type="spellStart"/>
+      <w:r>
+        <w:rPr>
+          <w:color w:val="000000" w:themeColor="text1"/>
+          <w:sz w:val="22"/>
+          <w:szCs w:val="22"/>
+        </w:rPr>
+        <w:t>endindex</w:t>
+      </w:r>
+      <w:proofErr w:type="spellEnd"/>
+      <w:r>
+        <w:rPr>
+          <w:color w:val="000000" w:themeColor="text1"/>
+          <w:sz w:val="22"/>
+          <w:szCs w:val="22"/>
+        </w:rPr>
+        <w:t>) this lets us extract a certain part of a string.</w:t>
       </w:r>
     </w:p>
     <w:p>
@@ -709,13 +1424,41 @@
           <w:szCs w:val="22"/>
         </w:rPr>
       </w:pPr>
-      <w:r>
-        <w:rPr>
-          <w:color w:val="000000" w:themeColor="text1"/>
-          <w:sz w:val="22"/>
-          <w:szCs w:val="22"/>
-        </w:rPr>
-        <w:t>Split(,) splits the string into an array, that  will be split based on the passed character into a String array</w:t>
+      <w:proofErr w:type="gramStart"/>
+      <w:r>
+        <w:rPr>
+          <w:color w:val="000000" w:themeColor="text1"/>
+          <w:sz w:val="22"/>
+          <w:szCs w:val="22"/>
+        </w:rPr>
+        <w:t>Split(</w:t>
+      </w:r>
+      <w:proofErr w:type="gramEnd"/>
+      <w:r>
+        <w:rPr>
+          <w:color w:val="000000" w:themeColor="text1"/>
+          <w:sz w:val="22"/>
+          <w:szCs w:val="22"/>
+        </w:rPr>
+        <w:t xml:space="preserve">,) splits the string into an array, </w:t>
+      </w:r>
+      <w:proofErr w:type="gramStart"/>
+      <w:r>
+        <w:rPr>
+          <w:color w:val="000000" w:themeColor="text1"/>
+          <w:sz w:val="22"/>
+          <w:szCs w:val="22"/>
+        </w:rPr>
+        <w:t>that  will</w:t>
+      </w:r>
+      <w:proofErr w:type="gramEnd"/>
+      <w:r>
+        <w:rPr>
+          <w:color w:val="000000" w:themeColor="text1"/>
+          <w:sz w:val="22"/>
+          <w:szCs w:val="22"/>
+        </w:rPr>
+        <w:t xml:space="preserve"> be split based on the passed character into a String array</w:t>
       </w:r>
     </w:p>
     <w:p>
@@ -759,7 +1502,25 @@
           <w:sz w:val="22"/>
           <w:szCs w:val="22"/>
         </w:rPr>
-        <w:t xml:space="preserve">Using the backticks the new lines are actually newlines </w:t>
+        <w:t xml:space="preserve">Using the backticks the new lines are </w:t>
+      </w:r>
+      <w:proofErr w:type="gramStart"/>
+      <w:r>
+        <w:rPr>
+          <w:color w:val="000000" w:themeColor="text1"/>
+          <w:sz w:val="22"/>
+          <w:szCs w:val="22"/>
+        </w:rPr>
+        <w:t>actually newlines</w:t>
+      </w:r>
+      <w:proofErr w:type="gramEnd"/>
+      <w:r>
+        <w:rPr>
+          <w:color w:val="000000" w:themeColor="text1"/>
+          <w:sz w:val="22"/>
+          <w:szCs w:val="22"/>
+        </w:rPr>
+        <w:t xml:space="preserve"> </w:t>
       </w:r>
     </w:p>
     <w:p>
@@ -809,7 +1570,25 @@
           <w:sz w:val="22"/>
           <w:szCs w:val="22"/>
         </w:rPr>
-        <w:t>The main difference between let and var is that var ignores the scope in which it was declared on, which makes var less used and not recommended when using modern javascript code</w:t>
+        <w:t xml:space="preserve">The main difference between let and var is that var ignores the scope in which it was declared on, which makes var less used and not recommended when using modern </w:t>
+      </w:r>
+      <w:proofErr w:type="spellStart"/>
+      <w:r>
+        <w:rPr>
+          <w:color w:val="000000" w:themeColor="text1"/>
+          <w:sz w:val="22"/>
+          <w:szCs w:val="22"/>
+        </w:rPr>
+        <w:t>javascript</w:t>
+      </w:r>
+      <w:proofErr w:type="spellEnd"/>
+      <w:r>
+        <w:rPr>
+          <w:color w:val="000000" w:themeColor="text1"/>
+          <w:sz w:val="22"/>
+          <w:szCs w:val="22"/>
+        </w:rPr>
+        <w:t xml:space="preserve"> code</w:t>
       </w:r>
     </w:p>
     <w:p>
@@ -831,7 +1610,43 @@
           <w:sz w:val="22"/>
           <w:szCs w:val="22"/>
         </w:rPr>
-        <w:t xml:space="preserve">== tries to convert the 2 variables into the same data type while === checks them at the </w:t>
+        <w:t xml:space="preserve">== </w:t>
+      </w:r>
+      <w:proofErr w:type="gramStart"/>
+      <w:r>
+        <w:rPr>
+          <w:color w:val="000000" w:themeColor="text1"/>
+          <w:sz w:val="22"/>
+          <w:szCs w:val="22"/>
+        </w:rPr>
+        <w:t>tries</w:t>
+      </w:r>
+      <w:proofErr w:type="gramEnd"/>
+      <w:r>
+        <w:rPr>
+          <w:color w:val="000000" w:themeColor="text1"/>
+          <w:sz w:val="22"/>
+          <w:szCs w:val="22"/>
+        </w:rPr>
+        <w:t xml:space="preserve"> to convert the 2 variables into the same data type while === </w:t>
+      </w:r>
+      <w:proofErr w:type="gramStart"/>
+      <w:r>
+        <w:rPr>
+          <w:color w:val="000000" w:themeColor="text1"/>
+          <w:sz w:val="22"/>
+          <w:szCs w:val="22"/>
+        </w:rPr>
+        <w:t>checks</w:t>
+      </w:r>
+      <w:proofErr w:type="gramEnd"/>
+      <w:r>
+        <w:rPr>
+          <w:color w:val="000000" w:themeColor="text1"/>
+          <w:sz w:val="22"/>
+          <w:szCs w:val="22"/>
+        </w:rPr>
+        <w:t xml:space="preserve"> them at the </w:t>
       </w:r>
     </w:p>
     <w:p>
@@ -871,7 +1686,27 @@
           <w:sz w:val="22"/>
           <w:szCs w:val="22"/>
         </w:rPr>
-        <w:t>In javascript variables hold different data types they are not tied to a certain datatype</w:t>
+        <w:t xml:space="preserve">In </w:t>
+      </w:r>
+      <w:proofErr w:type="spellStart"/>
+      <w:proofErr w:type="gramStart"/>
+      <w:r>
+        <w:rPr>
+          <w:color w:val="000000" w:themeColor="text1"/>
+          <w:sz w:val="22"/>
+          <w:szCs w:val="22"/>
+        </w:rPr>
+        <w:t>javascript</w:t>
+      </w:r>
+      <w:proofErr w:type="spellEnd"/>
+      <w:proofErr w:type="gramEnd"/>
+      <w:r>
+        <w:rPr>
+          <w:color w:val="000000" w:themeColor="text1"/>
+          <w:sz w:val="22"/>
+          <w:szCs w:val="22"/>
+        </w:rPr>
+        <w:t xml:space="preserve"> variables hold different data types they are not tied to a certain datatype</w:t>
       </w:r>
     </w:p>
     <w:p>
@@ -925,13 +1760,41 @@
         </w:rPr>
         <w:t xml:space="preserve">; </w:t>
       </w:r>
-      <w:r>
-        <w:rPr>
-          <w:color w:val="000000" w:themeColor="text1"/>
-          <w:sz w:val="22"/>
-          <w:szCs w:val="22"/>
-        </w:rPr>
-        <w:t>so a const variable cant be changed, but a const property inside a class can</w:t>
+      <w:proofErr w:type="gramStart"/>
+      <w:r>
+        <w:rPr>
+          <w:color w:val="000000" w:themeColor="text1"/>
+          <w:sz w:val="22"/>
+          <w:szCs w:val="22"/>
+        </w:rPr>
+        <w:t>so</w:t>
+      </w:r>
+      <w:proofErr w:type="gramEnd"/>
+      <w:r>
+        <w:rPr>
+          <w:color w:val="000000" w:themeColor="text1"/>
+          <w:sz w:val="22"/>
+          <w:szCs w:val="22"/>
+        </w:rPr>
+        <w:t xml:space="preserve"> a const variable </w:t>
+      </w:r>
+      <w:proofErr w:type="spellStart"/>
+      <w:r>
+        <w:rPr>
+          <w:color w:val="000000" w:themeColor="text1"/>
+          <w:sz w:val="22"/>
+          <w:szCs w:val="22"/>
+        </w:rPr>
+        <w:t>cant</w:t>
+      </w:r>
+      <w:proofErr w:type="spellEnd"/>
+      <w:r>
+        <w:rPr>
+          <w:color w:val="000000" w:themeColor="text1"/>
+          <w:sz w:val="22"/>
+          <w:szCs w:val="22"/>
+        </w:rPr>
+        <w:t xml:space="preserve"> be changed, but a const property inside a class can</w:t>
       </w:r>
       <w:r>
         <w:rPr>
@@ -1038,13 +1901,23 @@
           <w:szCs w:val="22"/>
         </w:rPr>
       </w:pPr>
-      <w:r>
-        <w:rPr>
-          <w:color w:val="000000" w:themeColor="text1"/>
-          <w:sz w:val="22"/>
-          <w:szCs w:val="22"/>
-        </w:rPr>
-        <w:t>NaN means not a number and is also a false value</w:t>
+      <w:proofErr w:type="spellStart"/>
+      <w:r>
+        <w:rPr>
+          <w:color w:val="000000" w:themeColor="text1"/>
+          <w:sz w:val="22"/>
+          <w:szCs w:val="22"/>
+        </w:rPr>
+        <w:t>NaN</w:t>
+      </w:r>
+      <w:proofErr w:type="spellEnd"/>
+      <w:r>
+        <w:rPr>
+          <w:color w:val="000000" w:themeColor="text1"/>
+          <w:sz w:val="22"/>
+          <w:szCs w:val="22"/>
+        </w:rPr>
+        <w:t xml:space="preserve"> means not a number and is also a false value</w:t>
       </w:r>
     </w:p>
     <w:p>
@@ -1118,7 +1991,43 @@
           <w:sz w:val="22"/>
           <w:szCs w:val="22"/>
         </w:rPr>
-        <w:t>let result = age &gt;= 18 ? "Adult" : "Minor";</w:t>
+        <w:t xml:space="preserve">let result = age &gt;= </w:t>
+      </w:r>
+      <w:proofErr w:type="gramStart"/>
+      <w:r>
+        <w:rPr>
+          <w:color w:val="000000" w:themeColor="text1"/>
+          <w:sz w:val="22"/>
+          <w:szCs w:val="22"/>
+        </w:rPr>
+        <w:t>18 ?</w:t>
+      </w:r>
+      <w:proofErr w:type="gramEnd"/>
+      <w:r>
+        <w:rPr>
+          <w:color w:val="000000" w:themeColor="text1"/>
+          <w:sz w:val="22"/>
+          <w:szCs w:val="22"/>
+        </w:rPr>
+        <w:t xml:space="preserve"> "Adult</w:t>
+      </w:r>
+      <w:proofErr w:type="gramStart"/>
+      <w:r>
+        <w:rPr>
+          <w:color w:val="000000" w:themeColor="text1"/>
+          <w:sz w:val="22"/>
+          <w:szCs w:val="22"/>
+        </w:rPr>
+        <w:t>" :</w:t>
+      </w:r>
+      <w:proofErr w:type="gramEnd"/>
+      <w:r>
+        <w:rPr>
+          <w:color w:val="000000" w:themeColor="text1"/>
+          <w:sz w:val="22"/>
+          <w:szCs w:val="22"/>
+        </w:rPr>
+        <w:t xml:space="preserve"> "Minor";</w:t>
       </w:r>
     </w:p>
     <w:p>
@@ -1174,25 +2083,63 @@
           <w:sz w:val="22"/>
           <w:szCs w:val="22"/>
         </w:rPr>
-        <w:t>let isLoggedIn = true;</w:t>
-      </w:r>
-    </w:p>
-    <w:p>
-      <w:pPr>
-        <w:pStyle w:val="ListParagraph"/>
-        <w:rPr>
-          <w:color w:val="000000" w:themeColor="text1"/>
-          <w:sz w:val="22"/>
-          <w:szCs w:val="22"/>
-        </w:rPr>
-      </w:pPr>
-      <w:r>
-        <w:rPr>
-          <w:color w:val="000000" w:themeColor="text1"/>
-          <w:sz w:val="22"/>
-          <w:szCs w:val="22"/>
-        </w:rPr>
-        <w:t>isLoggedIn &amp;&amp; console.log("Welcome!");</w:t>
+        <w:t xml:space="preserve">let </w:t>
+      </w:r>
+      <w:proofErr w:type="spellStart"/>
+      <w:r>
+        <w:rPr>
+          <w:color w:val="000000" w:themeColor="text1"/>
+          <w:sz w:val="22"/>
+          <w:szCs w:val="22"/>
+        </w:rPr>
+        <w:t>isLoggedIn</w:t>
+      </w:r>
+      <w:proofErr w:type="spellEnd"/>
+      <w:r>
+        <w:rPr>
+          <w:color w:val="000000" w:themeColor="text1"/>
+          <w:sz w:val="22"/>
+          <w:szCs w:val="22"/>
+        </w:rPr>
+        <w:t xml:space="preserve"> = true;</w:t>
+      </w:r>
+    </w:p>
+    <w:p>
+      <w:pPr>
+        <w:pStyle w:val="ListParagraph"/>
+        <w:rPr>
+          <w:color w:val="000000" w:themeColor="text1"/>
+          <w:sz w:val="22"/>
+          <w:szCs w:val="22"/>
+        </w:rPr>
+      </w:pPr>
+      <w:proofErr w:type="spellStart"/>
+      <w:proofErr w:type="gramStart"/>
+      <w:r>
+        <w:rPr>
+          <w:color w:val="000000" w:themeColor="text1"/>
+          <w:sz w:val="22"/>
+          <w:szCs w:val="22"/>
+        </w:rPr>
+        <w:t>isLoggedIn</w:t>
+      </w:r>
+      <w:proofErr w:type="spellEnd"/>
+      <w:r>
+        <w:rPr>
+          <w:color w:val="000000" w:themeColor="text1"/>
+          <w:sz w:val="22"/>
+          <w:szCs w:val="22"/>
+        </w:rPr>
+        <w:t xml:space="preserve"> &amp;&amp;</w:t>
+      </w:r>
+      <w:proofErr w:type="gramEnd"/>
+      <w:r>
+        <w:rPr>
+          <w:color w:val="000000" w:themeColor="text1"/>
+          <w:sz w:val="22"/>
+          <w:szCs w:val="22"/>
+        </w:rPr>
+        <w:t xml:space="preserve"> console.log("Welcome!");</w:t>
       </w:r>
       <w:r>
         <w:rPr>
@@ -1334,7 +2281,25 @@
           <w:sz w:val="22"/>
           <w:szCs w:val="22"/>
         </w:rPr>
-        <w:t>Just like java we can declare parameters and pass arguments to a function, but without declaring the type of the data we are going to pass</w:t>
+        <w:t xml:space="preserve">Just like java we can declare parameters and pass arguments to a function, but without declaring the type of </w:t>
+      </w:r>
+      <w:proofErr w:type="gramStart"/>
+      <w:r>
+        <w:rPr>
+          <w:color w:val="000000" w:themeColor="text1"/>
+          <w:sz w:val="22"/>
+          <w:szCs w:val="22"/>
+        </w:rPr>
+        <w:t>the data</w:t>
+      </w:r>
+      <w:proofErr w:type="gramEnd"/>
+      <w:r>
+        <w:rPr>
+          <w:color w:val="000000" w:themeColor="text1"/>
+          <w:sz w:val="22"/>
+          <w:szCs w:val="22"/>
+        </w:rPr>
+        <w:t xml:space="preserve"> we are going to pass</w:t>
       </w:r>
     </w:p>
     <w:p>
@@ -1416,13 +2381,41 @@
           <w:szCs w:val="22"/>
         </w:rPr>
       </w:pPr>
-      <w:r>
-        <w:rPr>
-          <w:color w:val="000000" w:themeColor="text1"/>
-          <w:sz w:val="22"/>
-          <w:szCs w:val="22"/>
-        </w:rPr>
-        <w:t xml:space="preserve">JSON.stringify() is a function that takes a javascript object format and converts It into a string or JSON </w:t>
+      <w:proofErr w:type="spellStart"/>
+      <w:r>
+        <w:rPr>
+          <w:color w:val="000000" w:themeColor="text1"/>
+          <w:sz w:val="22"/>
+          <w:szCs w:val="22"/>
+        </w:rPr>
+        <w:t>JSON.stringify</w:t>
+      </w:r>
+      <w:proofErr w:type="spellEnd"/>
+      <w:r>
+        <w:rPr>
+          <w:color w:val="000000" w:themeColor="text1"/>
+          <w:sz w:val="22"/>
+          <w:szCs w:val="22"/>
+        </w:rPr>
+        <w:t xml:space="preserve">() is a function that takes a </w:t>
+      </w:r>
+      <w:proofErr w:type="spellStart"/>
+      <w:r>
+        <w:rPr>
+          <w:color w:val="000000" w:themeColor="text1"/>
+          <w:sz w:val="22"/>
+          <w:szCs w:val="22"/>
+        </w:rPr>
+        <w:t>javascript</w:t>
+      </w:r>
+      <w:proofErr w:type="spellEnd"/>
+      <w:r>
+        <w:rPr>
+          <w:color w:val="000000" w:themeColor="text1"/>
+          <w:sz w:val="22"/>
+          <w:szCs w:val="22"/>
+        </w:rPr>
+        <w:t xml:space="preserve"> object format and converts It into a string or JSON </w:t>
       </w:r>
     </w:p>
     <w:p>
@@ -1438,13 +2431,23 @@
           <w:szCs w:val="22"/>
         </w:rPr>
       </w:pPr>
-      <w:r>
-        <w:rPr>
-          <w:color w:val="000000" w:themeColor="text1"/>
-          <w:sz w:val="22"/>
-          <w:szCs w:val="22"/>
-        </w:rPr>
-        <w:t>JSON.parse() does the opposite, it takes a JSON string and turns it back into a JS Object</w:t>
+      <w:proofErr w:type="spellStart"/>
+      <w:r>
+        <w:rPr>
+          <w:color w:val="000000" w:themeColor="text1"/>
+          <w:sz w:val="22"/>
+          <w:szCs w:val="22"/>
+        </w:rPr>
+        <w:t>JSON.parse</w:t>
+      </w:r>
+      <w:proofErr w:type="spellEnd"/>
+      <w:r>
+        <w:rPr>
+          <w:color w:val="000000" w:themeColor="text1"/>
+          <w:sz w:val="22"/>
+          <w:szCs w:val="22"/>
+        </w:rPr>
+        <w:t>() does the opposite, it takes a JSON string and turns it back into a JS Object</w:t>
       </w:r>
     </w:p>
     <w:p>
@@ -1460,13 +2463,43 @@
           <w:szCs w:val="22"/>
         </w:rPr>
       </w:pPr>
-      <w:r>
-        <w:rPr>
-          <w:color w:val="000000" w:themeColor="text1"/>
-          <w:sz w:val="22"/>
-          <w:szCs w:val="22"/>
-        </w:rPr>
-        <w:t>Its important since our Node.js app communicates with other functions, systems using the JSON so we need to handle that JSON as JS Object that we can further develop</w:t>
+      <w:proofErr w:type="spellStart"/>
+      <w:proofErr w:type="gramStart"/>
+      <w:r>
+        <w:rPr>
+          <w:color w:val="000000" w:themeColor="text1"/>
+          <w:sz w:val="22"/>
+          <w:szCs w:val="22"/>
+        </w:rPr>
+        <w:t>Its</w:t>
+      </w:r>
+      <w:proofErr w:type="spellEnd"/>
+      <w:proofErr w:type="gramEnd"/>
+      <w:r>
+        <w:rPr>
+          <w:color w:val="000000" w:themeColor="text1"/>
+          <w:sz w:val="22"/>
+          <w:szCs w:val="22"/>
+        </w:rPr>
+        <w:t xml:space="preserve"> important since our Node.js app communicates with other </w:t>
+      </w:r>
+      <w:proofErr w:type="gramStart"/>
+      <w:r>
+        <w:rPr>
+          <w:color w:val="000000" w:themeColor="text1"/>
+          <w:sz w:val="22"/>
+          <w:szCs w:val="22"/>
+        </w:rPr>
+        <w:t>functions,</w:t>
+      </w:r>
+      <w:proofErr w:type="gramEnd"/>
+      <w:r>
+        <w:rPr>
+          <w:color w:val="000000" w:themeColor="text1"/>
+          <w:sz w:val="22"/>
+          <w:szCs w:val="22"/>
+        </w:rPr>
+        <w:t xml:space="preserve"> systems using the JSON so we need to handle that JSON as JS Object that we can further develop</w:t>
       </w:r>
     </w:p>
     <w:p>
@@ -1516,7 +2549,25 @@
           <w:sz w:val="22"/>
           <w:szCs w:val="22"/>
         </w:rPr>
-        <w:t>Local storage lets the javascript saves some data into the browser so when the user refreshes, closes, or re-open the browser these data are not lost.</w:t>
+        <w:t xml:space="preserve">Local storage lets the </w:t>
+      </w:r>
+      <w:proofErr w:type="spellStart"/>
+      <w:r>
+        <w:rPr>
+          <w:color w:val="000000" w:themeColor="text1"/>
+          <w:sz w:val="22"/>
+          <w:szCs w:val="22"/>
+        </w:rPr>
+        <w:t>javascript</w:t>
+      </w:r>
+      <w:proofErr w:type="spellEnd"/>
+      <w:r>
+        <w:rPr>
+          <w:color w:val="000000" w:themeColor="text1"/>
+          <w:sz w:val="22"/>
+          <w:szCs w:val="22"/>
+        </w:rPr>
+        <w:t xml:space="preserve"> saves some data into the browser so when the user refreshes, closes, or re-open the browser these data are not lost.</w:t>
       </w:r>
     </w:p>
     <w:p>
@@ -1532,13 +2583,23 @@
           <w:szCs w:val="22"/>
         </w:rPr>
       </w:pPr>
-      <w:r>
-        <w:rPr>
-          <w:color w:val="000000" w:themeColor="text1"/>
-          <w:sz w:val="22"/>
-          <w:szCs w:val="22"/>
-        </w:rPr>
-        <w:t>localStorage.setItem(key, value);</w:t>
+      <w:proofErr w:type="spellStart"/>
+      <w:r>
+        <w:rPr>
+          <w:color w:val="000000" w:themeColor="text1"/>
+          <w:sz w:val="22"/>
+          <w:szCs w:val="22"/>
+        </w:rPr>
+        <w:t>localStorage.setItem</w:t>
+      </w:r>
+      <w:proofErr w:type="spellEnd"/>
+      <w:r>
+        <w:rPr>
+          <w:color w:val="000000" w:themeColor="text1"/>
+          <w:sz w:val="22"/>
+          <w:szCs w:val="22"/>
+        </w:rPr>
+        <w:t>(key, value);</w:t>
       </w:r>
       <w:r>
         <w:rPr>
@@ -1562,13 +2623,23 @@
           <w:szCs w:val="22"/>
         </w:rPr>
       </w:pPr>
-      <w:r>
-        <w:rPr>
-          <w:color w:val="000000" w:themeColor="text1"/>
-          <w:sz w:val="22"/>
-          <w:szCs w:val="22"/>
-        </w:rPr>
-        <w:t>localStorage.getItem("username");</w:t>
+      <w:proofErr w:type="spellStart"/>
+      <w:r>
+        <w:rPr>
+          <w:color w:val="000000" w:themeColor="text1"/>
+          <w:sz w:val="22"/>
+          <w:szCs w:val="22"/>
+        </w:rPr>
+        <w:t>localStorage.getItem</w:t>
+      </w:r>
+      <w:proofErr w:type="spellEnd"/>
+      <w:r>
+        <w:rPr>
+          <w:color w:val="000000" w:themeColor="text1"/>
+          <w:sz w:val="22"/>
+          <w:szCs w:val="22"/>
+        </w:rPr>
+        <w:t>("username");</w:t>
       </w:r>
       <w:r>
         <w:rPr>
@@ -1592,13 +2663,23 @@
           <w:szCs w:val="22"/>
         </w:rPr>
       </w:pPr>
-      <w:r>
-        <w:rPr>
-          <w:color w:val="000000" w:themeColor="text1"/>
-          <w:sz w:val="22"/>
-          <w:szCs w:val="22"/>
-        </w:rPr>
-        <w:t>localStorage.removeItem("username");</w:t>
+      <w:proofErr w:type="spellStart"/>
+      <w:r>
+        <w:rPr>
+          <w:color w:val="000000" w:themeColor="text1"/>
+          <w:sz w:val="22"/>
+          <w:szCs w:val="22"/>
+        </w:rPr>
+        <w:t>localStorage.removeItem</w:t>
+      </w:r>
+      <w:proofErr w:type="spellEnd"/>
+      <w:r>
+        <w:rPr>
+          <w:color w:val="000000" w:themeColor="text1"/>
+          <w:sz w:val="22"/>
+          <w:szCs w:val="22"/>
+        </w:rPr>
+        <w:t>("username");</w:t>
       </w:r>
     </w:p>
     <w:p>
@@ -1614,6 +2695,7 @@
           <w:szCs w:val="22"/>
         </w:rPr>
       </w:pPr>
+      <w:proofErr w:type="gramStart"/>
       <w:r>
         <w:rPr>
           <w:color w:val="000000" w:themeColor="text1"/>
@@ -1628,15 +2710,96 @@
           <w:sz w:val="22"/>
           <w:szCs w:val="22"/>
         </w:rPr>
-        <w:t>e need to convert the object int JSON string store it, then fetch it covnert it using parse, then use it again</w:t>
-      </w:r>
-      <w:r>
-        <w:rPr>
-          <w:color w:val="000000" w:themeColor="text1"/>
-          <w:sz w:val="22"/>
-          <w:szCs w:val="22"/>
-        </w:rPr>
-        <w:t>. Since local storage does not store anything beside strings</w:t>
+        <w:t>e</w:t>
+      </w:r>
+      <w:proofErr w:type="gramEnd"/>
+      <w:r>
+        <w:rPr>
+          <w:color w:val="000000" w:themeColor="text1"/>
+          <w:sz w:val="22"/>
+          <w:szCs w:val="22"/>
+        </w:rPr>
+        <w:t xml:space="preserve"> need to convert the object int JSON string </w:t>
+      </w:r>
+      <w:proofErr w:type="gramStart"/>
+      <w:r>
+        <w:rPr>
+          <w:color w:val="000000" w:themeColor="text1"/>
+          <w:sz w:val="22"/>
+          <w:szCs w:val="22"/>
+        </w:rPr>
+        <w:t>store it</w:t>
+      </w:r>
+      <w:proofErr w:type="gramEnd"/>
+      <w:r>
+        <w:rPr>
+          <w:color w:val="000000" w:themeColor="text1"/>
+          <w:sz w:val="22"/>
+          <w:szCs w:val="22"/>
+        </w:rPr>
+        <w:t xml:space="preserve">, then fetch it </w:t>
+      </w:r>
+      <w:proofErr w:type="spellStart"/>
+      <w:r>
+        <w:rPr>
+          <w:color w:val="000000" w:themeColor="text1"/>
+          <w:sz w:val="22"/>
+          <w:szCs w:val="22"/>
+        </w:rPr>
+        <w:t>covnert</w:t>
+      </w:r>
+      <w:proofErr w:type="spellEnd"/>
+      <w:r>
+        <w:rPr>
+          <w:color w:val="000000" w:themeColor="text1"/>
+          <w:sz w:val="22"/>
+          <w:szCs w:val="22"/>
+        </w:rPr>
+        <w:t xml:space="preserve"> it </w:t>
+      </w:r>
+      <w:proofErr w:type="gramStart"/>
+      <w:r>
+        <w:rPr>
+          <w:color w:val="000000" w:themeColor="text1"/>
+          <w:sz w:val="22"/>
+          <w:szCs w:val="22"/>
+        </w:rPr>
+        <w:t>using</w:t>
+      </w:r>
+      <w:proofErr w:type="gramEnd"/>
+      <w:r>
+        <w:rPr>
+          <w:color w:val="000000" w:themeColor="text1"/>
+          <w:sz w:val="22"/>
+          <w:szCs w:val="22"/>
+        </w:rPr>
+        <w:t xml:space="preserve"> parse, then use it again</w:t>
+      </w:r>
+      <w:r>
+        <w:rPr>
+          <w:color w:val="000000" w:themeColor="text1"/>
+          <w:sz w:val="22"/>
+          <w:szCs w:val="22"/>
+        </w:rPr>
+        <w:t xml:space="preserve">. Since local storage does not store anything </w:t>
+      </w:r>
+      <w:proofErr w:type="spellStart"/>
+      <w:r>
+        <w:rPr>
+          <w:color w:val="000000" w:themeColor="text1"/>
+          <w:sz w:val="22"/>
+          <w:szCs w:val="22"/>
+        </w:rPr>
+        <w:t>beside</w:t>
+      </w:r>
+      <w:proofErr w:type="spellEnd"/>
+      <w:r>
+        <w:rPr>
+          <w:color w:val="000000" w:themeColor="text1"/>
+          <w:sz w:val="22"/>
+          <w:szCs w:val="22"/>
+        </w:rPr>
+        <w:t xml:space="preserve"> strings</w:t>
       </w:r>
       <w:r>
         <w:rPr>
@@ -1703,15 +2866,33 @@
           <w:sz w:val="22"/>
           <w:szCs w:val="22"/>
         </w:rPr>
-        <w:t>in JS  a</w:t>
-      </w:r>
-      <w:r>
-        <w:rPr>
-          <w:color w:val="000000" w:themeColor="text1"/>
-          <w:sz w:val="22"/>
-          <w:szCs w:val="22"/>
-        </w:rPr>
-        <w:t>n object is a way to group related data together using key-value pairs.</w:t>
+        <w:t xml:space="preserve">in </w:t>
+      </w:r>
+      <w:proofErr w:type="gramStart"/>
+      <w:r>
+        <w:rPr>
+          <w:color w:val="000000" w:themeColor="text1"/>
+          <w:sz w:val="22"/>
+          <w:szCs w:val="22"/>
+        </w:rPr>
+        <w:t>JS  a</w:t>
+      </w:r>
+      <w:r>
+        <w:rPr>
+          <w:color w:val="000000" w:themeColor="text1"/>
+          <w:sz w:val="22"/>
+          <w:szCs w:val="22"/>
+        </w:rPr>
+        <w:t>n</w:t>
+      </w:r>
+      <w:proofErr w:type="gramEnd"/>
+      <w:r>
+        <w:rPr>
+          <w:color w:val="000000" w:themeColor="text1"/>
+          <w:sz w:val="22"/>
+          <w:szCs w:val="22"/>
+        </w:rPr>
+        <w:t xml:space="preserve"> object is a way to group related data together using key-value pairs.</w:t>
       </w:r>
     </w:p>
     <w:p>
@@ -1733,7 +2914,25 @@
           <w:sz w:val="22"/>
           <w:szCs w:val="22"/>
         </w:rPr>
-        <w:t>We can access a property or a value of a certain attribute in the object using the dot notation or a bracket with a string including the attribute name</w:t>
+        <w:t xml:space="preserve">We can access a property or </w:t>
+      </w:r>
+      <w:proofErr w:type="gramStart"/>
+      <w:r>
+        <w:rPr>
+          <w:color w:val="000000" w:themeColor="text1"/>
+          <w:sz w:val="22"/>
+          <w:szCs w:val="22"/>
+        </w:rPr>
+        <w:t>a value</w:t>
+      </w:r>
+      <w:proofErr w:type="gramEnd"/>
+      <w:r>
+        <w:rPr>
+          <w:color w:val="000000" w:themeColor="text1"/>
+          <w:sz w:val="22"/>
+          <w:szCs w:val="22"/>
+        </w:rPr>
+        <w:t xml:space="preserve"> of a certain attribute in the object using the dot notation or a bracket with a string including the attribute name</w:t>
       </w:r>
     </w:p>
     <w:p>
@@ -1755,7 +2954,27 @@
           <w:sz w:val="22"/>
           <w:szCs w:val="22"/>
         </w:rPr>
-        <w:t>We can add a property by easily just writing the object name.newprop = value</w:t>
+        <w:t xml:space="preserve">We can add a property by easily just writing the object </w:t>
+      </w:r>
+      <w:proofErr w:type="spellStart"/>
+      <w:proofErr w:type="gramStart"/>
+      <w:r>
+        <w:rPr>
+          <w:color w:val="000000" w:themeColor="text1"/>
+          <w:sz w:val="22"/>
+          <w:szCs w:val="22"/>
+        </w:rPr>
+        <w:t>name.newprop</w:t>
+      </w:r>
+      <w:proofErr w:type="spellEnd"/>
+      <w:proofErr w:type="gramEnd"/>
+      <w:r>
+        <w:rPr>
+          <w:color w:val="000000" w:themeColor="text1"/>
+          <w:sz w:val="22"/>
+          <w:szCs w:val="22"/>
+        </w:rPr>
+        <w:t xml:space="preserve"> = value</w:t>
       </w:r>
     </w:p>
     <w:p>
@@ -1777,7 +2996,27 @@
           <w:sz w:val="22"/>
           <w:szCs w:val="22"/>
         </w:rPr>
-        <w:t>delete user.email;</w:t>
+        <w:t xml:space="preserve">delete </w:t>
+      </w:r>
+      <w:proofErr w:type="spellStart"/>
+      <w:proofErr w:type="gramStart"/>
+      <w:r>
+        <w:rPr>
+          <w:color w:val="000000" w:themeColor="text1"/>
+          <w:sz w:val="22"/>
+          <w:szCs w:val="22"/>
+        </w:rPr>
+        <w:t>user.email</w:t>
+      </w:r>
+      <w:proofErr w:type="spellEnd"/>
+      <w:proofErr w:type="gramEnd"/>
+      <w:r>
+        <w:rPr>
+          <w:color w:val="000000" w:themeColor="text1"/>
+          <w:sz w:val="22"/>
+          <w:szCs w:val="22"/>
+        </w:rPr>
+        <w:t>;</w:t>
       </w:r>
       <w:r>
         <w:rPr>
@@ -1807,8 +3046,18 @@
           <w:sz w:val="22"/>
           <w:szCs w:val="22"/>
         </w:rPr>
-        <w:t>Objects can contain:</w:t>
-      </w:r>
+        <w:t xml:space="preserve">Objects can </w:t>
+      </w:r>
+      <w:proofErr w:type="gramStart"/>
+      <w:r>
+        <w:rPr>
+          <w:color w:val="000000" w:themeColor="text1"/>
+          <w:sz w:val="22"/>
+          <w:szCs w:val="22"/>
+        </w:rPr>
+        <w:t>contain:</w:t>
+      </w:r>
+      <w:proofErr w:type="gramEnd"/>
       <w:r>
         <w:rPr>
           <w:color w:val="000000" w:themeColor="text1"/>
@@ -1931,7 +3180,43 @@
           <w:sz w:val="22"/>
           <w:szCs w:val="22"/>
         </w:rPr>
-        <w:t>const user2 = { ...user1 };</w:t>
+        <w:t xml:space="preserve">const user2 = </w:t>
+      </w:r>
+      <w:proofErr w:type="gramStart"/>
+      <w:r>
+        <w:rPr>
+          <w:color w:val="000000" w:themeColor="text1"/>
+          <w:sz w:val="22"/>
+          <w:szCs w:val="22"/>
+        </w:rPr>
+        <w:t>{ ...</w:t>
+      </w:r>
+      <w:proofErr w:type="gramEnd"/>
+      <w:r>
+        <w:rPr>
+          <w:color w:val="000000" w:themeColor="text1"/>
+          <w:sz w:val="22"/>
+          <w:szCs w:val="22"/>
+        </w:rPr>
+        <w:t>user</w:t>
+      </w:r>
+      <w:proofErr w:type="gramStart"/>
+      <w:r>
+        <w:rPr>
+          <w:color w:val="000000" w:themeColor="text1"/>
+          <w:sz w:val="22"/>
+          <w:szCs w:val="22"/>
+        </w:rPr>
+        <w:t>1 }</w:t>
+      </w:r>
+      <w:proofErr w:type="gramEnd"/>
+      <w:r>
+        <w:rPr>
+          <w:color w:val="000000" w:themeColor="text1"/>
+          <w:sz w:val="22"/>
+          <w:szCs w:val="22"/>
+        </w:rPr>
+        <w:t>;</w:t>
       </w:r>
       <w:r>
         <w:rPr>
@@ -1961,7 +3246,25 @@
           <w:sz w:val="22"/>
           <w:szCs w:val="22"/>
         </w:rPr>
-        <w:t>Object destructuring means taking properties out of an object and putting them into variables.</w:t>
+        <w:t xml:space="preserve">Object </w:t>
+      </w:r>
+      <w:proofErr w:type="spellStart"/>
+      <w:r>
+        <w:rPr>
+          <w:color w:val="000000" w:themeColor="text1"/>
+          <w:sz w:val="22"/>
+          <w:szCs w:val="22"/>
+        </w:rPr>
+        <w:t>destructuring</w:t>
+      </w:r>
+      <w:proofErr w:type="spellEnd"/>
+      <w:r>
+        <w:rPr>
+          <w:color w:val="000000" w:themeColor="text1"/>
+          <w:sz w:val="22"/>
+          <w:szCs w:val="22"/>
+        </w:rPr>
+        <w:t xml:space="preserve"> means taking properties out of an object and putting them into variables.</w:t>
       </w:r>
     </w:p>
     <w:p>
@@ -1983,15 +3286,69 @@
           <w:sz w:val="22"/>
           <w:szCs w:val="22"/>
         </w:rPr>
-        <w:t xml:space="preserve">Without destructuring we would need multiple variables for each which is in a new line: </w:t>
-      </w:r>
-      <w:r>
-        <w:rPr>
-          <w:color w:val="000000" w:themeColor="text1"/>
-          <w:sz w:val="22"/>
-          <w:szCs w:val="22"/>
-        </w:rPr>
-        <w:t>const { name, age, email } = user;</w:t>
+        <w:t xml:space="preserve">Without </w:t>
+      </w:r>
+      <w:proofErr w:type="spellStart"/>
+      <w:r>
+        <w:rPr>
+          <w:color w:val="000000" w:themeColor="text1"/>
+          <w:sz w:val="22"/>
+          <w:szCs w:val="22"/>
+        </w:rPr>
+        <w:t>destructuring</w:t>
+      </w:r>
+      <w:proofErr w:type="spellEnd"/>
+      <w:r>
+        <w:rPr>
+          <w:color w:val="000000" w:themeColor="text1"/>
+          <w:sz w:val="22"/>
+          <w:szCs w:val="22"/>
+        </w:rPr>
+        <w:t xml:space="preserve"> we would need multiple variables for each which is in a new line: </w:t>
+      </w:r>
+      <w:r>
+        <w:rPr>
+          <w:color w:val="000000" w:themeColor="text1"/>
+          <w:sz w:val="22"/>
+          <w:szCs w:val="22"/>
+        </w:rPr>
+        <w:t xml:space="preserve">const </w:t>
+      </w:r>
+      <w:proofErr w:type="gramStart"/>
+      <w:r>
+        <w:rPr>
+          <w:color w:val="000000" w:themeColor="text1"/>
+          <w:sz w:val="22"/>
+          <w:szCs w:val="22"/>
+        </w:rPr>
+        <w:t>{ name</w:t>
+      </w:r>
+      <w:proofErr w:type="gramEnd"/>
+      <w:r>
+        <w:rPr>
+          <w:color w:val="000000" w:themeColor="text1"/>
+          <w:sz w:val="22"/>
+          <w:szCs w:val="22"/>
+        </w:rPr>
+        <w:t xml:space="preserve">, age, </w:t>
+      </w:r>
+      <w:proofErr w:type="gramStart"/>
+      <w:r>
+        <w:rPr>
+          <w:color w:val="000000" w:themeColor="text1"/>
+          <w:sz w:val="22"/>
+          <w:szCs w:val="22"/>
+        </w:rPr>
+        <w:t>email }</w:t>
+      </w:r>
+      <w:proofErr w:type="gramEnd"/>
+      <w:r>
+        <w:rPr>
+          <w:color w:val="000000" w:themeColor="text1"/>
+          <w:sz w:val="22"/>
+          <w:szCs w:val="22"/>
+        </w:rPr>
+        <w:t xml:space="preserve"> = user;</w:t>
       </w:r>
       <w:r>
         <w:rPr>
@@ -2022,7 +3379,53 @@
           <w:szCs w:val="22"/>
         </w:rPr>
         <w:lastRenderedPageBreak/>
-        <w:t>const { name: userName } = user;</w:t>
+        <w:t xml:space="preserve">const </w:t>
+      </w:r>
+      <w:proofErr w:type="gramStart"/>
+      <w:r>
+        <w:rPr>
+          <w:color w:val="000000" w:themeColor="text1"/>
+          <w:sz w:val="22"/>
+          <w:szCs w:val="22"/>
+        </w:rPr>
+        <w:t>{ name</w:t>
+      </w:r>
+      <w:proofErr w:type="gramEnd"/>
+      <w:r>
+        <w:rPr>
+          <w:color w:val="000000" w:themeColor="text1"/>
+          <w:sz w:val="22"/>
+          <w:szCs w:val="22"/>
+        </w:rPr>
+        <w:t xml:space="preserve">: </w:t>
+      </w:r>
+      <w:proofErr w:type="spellStart"/>
+      <w:proofErr w:type="gramStart"/>
+      <w:r>
+        <w:rPr>
+          <w:color w:val="000000" w:themeColor="text1"/>
+          <w:sz w:val="22"/>
+          <w:szCs w:val="22"/>
+        </w:rPr>
+        <w:t>userName</w:t>
+      </w:r>
+      <w:proofErr w:type="spellEnd"/>
+      <w:r>
+        <w:rPr>
+          <w:color w:val="000000" w:themeColor="text1"/>
+          <w:sz w:val="22"/>
+          <w:szCs w:val="22"/>
+        </w:rPr>
+        <w:t xml:space="preserve"> }</w:t>
+      </w:r>
+      <w:proofErr w:type="gramEnd"/>
+      <w:r>
+        <w:rPr>
+          <w:color w:val="000000" w:themeColor="text1"/>
+          <w:sz w:val="22"/>
+          <w:szCs w:val="22"/>
+        </w:rPr>
+        <w:t xml:space="preserve"> = user;</w:t>
       </w:r>
       <w:r>
         <w:rPr>
@@ -2052,7 +3455,25 @@
           <w:sz w:val="22"/>
           <w:szCs w:val="22"/>
         </w:rPr>
-        <w:t>we can also while destrcuturing give a property a default value</w:t>
+        <w:t xml:space="preserve">we can also while </w:t>
+      </w:r>
+      <w:proofErr w:type="spellStart"/>
+      <w:r>
+        <w:rPr>
+          <w:color w:val="000000" w:themeColor="text1"/>
+          <w:sz w:val="22"/>
+          <w:szCs w:val="22"/>
+        </w:rPr>
+        <w:t>destrcuturing</w:t>
+      </w:r>
+      <w:proofErr w:type="spellEnd"/>
+      <w:r>
+        <w:rPr>
+          <w:color w:val="000000" w:themeColor="text1"/>
+          <w:sz w:val="22"/>
+          <w:szCs w:val="22"/>
+        </w:rPr>
+        <w:t xml:space="preserve"> give a property a default value</w:t>
       </w:r>
     </w:p>
     <w:p>
@@ -2133,7 +3554,27 @@
           <w:sz w:val="22"/>
           <w:szCs w:val="22"/>
         </w:rPr>
-        <w:t>We can use this DOM to interact with our html and modify it, for example document.querySelector(</w:t>
+        <w:t xml:space="preserve">We can use this DOM to interact with our html and modify it, for example </w:t>
+      </w:r>
+      <w:proofErr w:type="spellStart"/>
+      <w:proofErr w:type="gramStart"/>
+      <w:r>
+        <w:rPr>
+          <w:color w:val="000000" w:themeColor="text1"/>
+          <w:sz w:val="22"/>
+          <w:szCs w:val="22"/>
+        </w:rPr>
+        <w:t>document.querySelector</w:t>
+      </w:r>
+      <w:proofErr w:type="spellEnd"/>
+      <w:proofErr w:type="gramEnd"/>
+      <w:r>
+        <w:rPr>
+          <w:color w:val="000000" w:themeColor="text1"/>
+          <w:sz w:val="22"/>
+          <w:szCs w:val="22"/>
+        </w:rPr>
+        <w:t>(</w:t>
       </w:r>
       <w:r>
         <w:rPr>
@@ -2179,7 +3620,25 @@
           <w:sz w:val="22"/>
           <w:szCs w:val="22"/>
         </w:rPr>
-        <w:t>The browser gives javascript some objects for the DOM to interact with, one of the most important objects is the document; this represents the webpage.</w:t>
+        <w:t xml:space="preserve">The browser gives </w:t>
+      </w:r>
+      <w:proofErr w:type="spellStart"/>
+      <w:r>
+        <w:rPr>
+          <w:color w:val="000000" w:themeColor="text1"/>
+          <w:sz w:val="22"/>
+          <w:szCs w:val="22"/>
+        </w:rPr>
+        <w:t>javascript</w:t>
+      </w:r>
+      <w:proofErr w:type="spellEnd"/>
+      <w:r>
+        <w:rPr>
+          <w:color w:val="000000" w:themeColor="text1"/>
+          <w:sz w:val="22"/>
+          <w:szCs w:val="22"/>
+        </w:rPr>
+        <w:t xml:space="preserve"> some objects for the DOM to interact with, one of the most important objects is the document; this represents the webpage.</w:t>
       </w:r>
     </w:p>
     <w:p>
@@ -2195,21 +3654,43 @@
           <w:szCs w:val="22"/>
         </w:rPr>
       </w:pPr>
-      <w:r>
-        <w:rPr>
-          <w:color w:val="000000" w:themeColor="text1"/>
-          <w:sz w:val="22"/>
-          <w:szCs w:val="22"/>
-        </w:rPr>
-        <w:t xml:space="preserve">Document.title(); allows us to change the title of the current webpage, </w:t>
-      </w:r>
-      <w:r>
-        <w:rPr>
-          <w:color w:val="000000" w:themeColor="text1"/>
-          <w:sz w:val="22"/>
-          <w:szCs w:val="22"/>
-        </w:rPr>
-        <w:t>document.title = "My New Website";</w:t>
+      <w:proofErr w:type="spellStart"/>
+      <w:r>
+        <w:rPr>
+          <w:color w:val="000000" w:themeColor="text1"/>
+          <w:sz w:val="22"/>
+          <w:szCs w:val="22"/>
+        </w:rPr>
+        <w:t>Document.title</w:t>
+      </w:r>
+      <w:proofErr w:type="spellEnd"/>
+      <w:r>
+        <w:rPr>
+          <w:color w:val="000000" w:themeColor="text1"/>
+          <w:sz w:val="22"/>
+          <w:szCs w:val="22"/>
+        </w:rPr>
+        <w:t xml:space="preserve">(); allows us to change the title of the current webpage, </w:t>
+      </w:r>
+      <w:proofErr w:type="spellStart"/>
+      <w:proofErr w:type="gramStart"/>
+      <w:r>
+        <w:rPr>
+          <w:color w:val="000000" w:themeColor="text1"/>
+          <w:sz w:val="22"/>
+          <w:szCs w:val="22"/>
+        </w:rPr>
+        <w:t>document.title</w:t>
+      </w:r>
+      <w:proofErr w:type="spellEnd"/>
+      <w:proofErr w:type="gramEnd"/>
+      <w:r>
+        <w:rPr>
+          <w:color w:val="000000" w:themeColor="text1"/>
+          <w:sz w:val="22"/>
+          <w:szCs w:val="22"/>
+        </w:rPr>
+        <w:t xml:space="preserve"> = "My New Website";</w:t>
       </w:r>
     </w:p>
     <w:p>
@@ -2225,37 +3706,105 @@
           <w:szCs w:val="22"/>
         </w:rPr>
       </w:pPr>
-      <w:r>
-        <w:rPr>
-          <w:color w:val="000000" w:themeColor="text1"/>
-          <w:sz w:val="22"/>
-          <w:szCs w:val="22"/>
-        </w:rPr>
-        <w:t>document.body.innerHTML</w:t>
-      </w:r>
-      <w:r>
-        <w:rPr>
-          <w:color w:val="000000" w:themeColor="text1"/>
-          <w:sz w:val="22"/>
-          <w:szCs w:val="22"/>
-        </w:rPr>
-        <w:t>; this represents the body element inside our html page</w:t>
-      </w:r>
-      <w:r>
-        <w:rPr>
-          <w:color w:val="000000" w:themeColor="text1"/>
-          <w:sz w:val="22"/>
-          <w:szCs w:val="22"/>
-        </w:rPr>
-        <w:t xml:space="preserve">, this method can also accept html as a string so for example: </w:t>
-      </w:r>
-      <w:r>
-        <w:rPr>
-          <w:color w:val="000000" w:themeColor="text1"/>
-          <w:sz w:val="22"/>
-          <w:szCs w:val="22"/>
-        </w:rPr>
-        <w:t>document.body.innerHTML = "&lt;h1&gt;Hello!&lt;/h1&gt;";</w:t>
+      <w:proofErr w:type="spellStart"/>
+      <w:proofErr w:type="gramStart"/>
+      <w:r>
+        <w:rPr>
+          <w:color w:val="000000" w:themeColor="text1"/>
+          <w:sz w:val="22"/>
+          <w:szCs w:val="22"/>
+        </w:rPr>
+        <w:t>document.body</w:t>
+      </w:r>
+      <w:proofErr w:type="gramEnd"/>
+      <w:r>
+        <w:rPr>
+          <w:color w:val="000000" w:themeColor="text1"/>
+          <w:sz w:val="22"/>
+          <w:szCs w:val="22"/>
+        </w:rPr>
+        <w:t>.innerHTML</w:t>
+      </w:r>
+      <w:proofErr w:type="spellEnd"/>
+      <w:r>
+        <w:rPr>
+          <w:color w:val="000000" w:themeColor="text1"/>
+          <w:sz w:val="22"/>
+          <w:szCs w:val="22"/>
+        </w:rPr>
+        <w:t xml:space="preserve">; this represents the body element inside our html </w:t>
+      </w:r>
+      <w:proofErr w:type="gramStart"/>
+      <w:r>
+        <w:rPr>
+          <w:color w:val="000000" w:themeColor="text1"/>
+          <w:sz w:val="22"/>
+          <w:szCs w:val="22"/>
+        </w:rPr>
+        <w:t>page</w:t>
+      </w:r>
+      <w:r>
+        <w:rPr>
+          <w:color w:val="000000" w:themeColor="text1"/>
+          <w:sz w:val="22"/>
+          <w:szCs w:val="22"/>
+        </w:rPr>
+        <w:t>,</w:t>
+      </w:r>
+      <w:proofErr w:type="gramEnd"/>
+      <w:r>
+        <w:rPr>
+          <w:color w:val="000000" w:themeColor="text1"/>
+          <w:sz w:val="22"/>
+          <w:szCs w:val="22"/>
+        </w:rPr>
+        <w:t xml:space="preserve"> this method can also accept html as a string so for example: </w:t>
+      </w:r>
+      <w:proofErr w:type="spellStart"/>
+      <w:proofErr w:type="gramStart"/>
+      <w:r>
+        <w:rPr>
+          <w:color w:val="000000" w:themeColor="text1"/>
+          <w:sz w:val="22"/>
+          <w:szCs w:val="22"/>
+        </w:rPr>
+        <w:t>document.body</w:t>
+      </w:r>
+      <w:proofErr w:type="gramEnd"/>
+      <w:r>
+        <w:rPr>
+          <w:color w:val="000000" w:themeColor="text1"/>
+          <w:sz w:val="22"/>
+          <w:szCs w:val="22"/>
+        </w:rPr>
+        <w:t>.innerHTML</w:t>
+      </w:r>
+      <w:proofErr w:type="spellEnd"/>
+      <w:r>
+        <w:rPr>
+          <w:color w:val="000000" w:themeColor="text1"/>
+          <w:sz w:val="22"/>
+          <w:szCs w:val="22"/>
+        </w:rPr>
+        <w:t xml:space="preserve"> = "&lt;h1&gt;</w:t>
+      </w:r>
+      <w:proofErr w:type="gramStart"/>
+      <w:r>
+        <w:rPr>
+          <w:color w:val="000000" w:themeColor="text1"/>
+          <w:sz w:val="22"/>
+          <w:szCs w:val="22"/>
+        </w:rPr>
+        <w:t>Hello!&lt;</w:t>
+      </w:r>
+      <w:proofErr w:type="gramEnd"/>
+      <w:r>
+        <w:rPr>
+          <w:color w:val="000000" w:themeColor="text1"/>
+          <w:sz w:val="22"/>
+          <w:szCs w:val="22"/>
+        </w:rPr>
+        <w:t>/h1&gt;";</w:t>
       </w:r>
     </w:p>
     <w:p>
@@ -2271,29 +3820,81 @@
           <w:szCs w:val="22"/>
         </w:rPr>
       </w:pPr>
-      <w:r>
-        <w:rPr>
-          <w:color w:val="000000" w:themeColor="text1"/>
-          <w:sz w:val="22"/>
-          <w:szCs w:val="22"/>
-        </w:rPr>
-        <w:t>document.querySelector()</w:t>
-      </w:r>
-      <w:r>
-        <w:rPr>
-          <w:color w:val="000000" w:themeColor="text1"/>
-          <w:sz w:val="22"/>
-          <w:szCs w:val="22"/>
-        </w:rPr>
-        <w:t xml:space="preserve">; allows us to select an html element from the body. We can save it into a constant then change the content inside it. Note that we should call .textContent before changing it; </w:t>
-      </w:r>
-      <w:r>
-        <w:rPr>
-          <w:color w:val="000000" w:themeColor="text1"/>
-          <w:sz w:val="22"/>
-          <w:szCs w:val="22"/>
-        </w:rPr>
-        <w:t>heading.textContent = "Hello JavaScript!";</w:t>
+      <w:proofErr w:type="spellStart"/>
+      <w:proofErr w:type="gramStart"/>
+      <w:r>
+        <w:rPr>
+          <w:color w:val="000000" w:themeColor="text1"/>
+          <w:sz w:val="22"/>
+          <w:szCs w:val="22"/>
+        </w:rPr>
+        <w:t>document.querySelector</w:t>
+      </w:r>
+      <w:proofErr w:type="spellEnd"/>
+      <w:proofErr w:type="gramEnd"/>
+      <w:r>
+        <w:rPr>
+          <w:color w:val="000000" w:themeColor="text1"/>
+          <w:sz w:val="22"/>
+          <w:szCs w:val="22"/>
+        </w:rPr>
+        <w:t>()</w:t>
+      </w:r>
+      <w:r>
+        <w:rPr>
+          <w:color w:val="000000" w:themeColor="text1"/>
+          <w:sz w:val="22"/>
+          <w:szCs w:val="22"/>
+        </w:rPr>
+        <w:t xml:space="preserve">; allows us to select an html element from the body. We can save it into a constant then change the content inside it. Note that we should </w:t>
+      </w:r>
+      <w:proofErr w:type="gramStart"/>
+      <w:r>
+        <w:rPr>
+          <w:color w:val="000000" w:themeColor="text1"/>
+          <w:sz w:val="22"/>
+          <w:szCs w:val="22"/>
+        </w:rPr>
+        <w:t>call .</w:t>
+      </w:r>
+      <w:proofErr w:type="spellStart"/>
+      <w:r>
+        <w:rPr>
+          <w:color w:val="000000" w:themeColor="text1"/>
+          <w:sz w:val="22"/>
+          <w:szCs w:val="22"/>
+        </w:rPr>
+        <w:t>textContent</w:t>
+      </w:r>
+      <w:proofErr w:type="spellEnd"/>
+      <w:proofErr w:type="gramEnd"/>
+      <w:r>
+        <w:rPr>
+          <w:color w:val="000000" w:themeColor="text1"/>
+          <w:sz w:val="22"/>
+          <w:szCs w:val="22"/>
+        </w:rPr>
+        <w:t xml:space="preserve"> before changing it; </w:t>
+      </w:r>
+      <w:proofErr w:type="spellStart"/>
+      <w:proofErr w:type="gramStart"/>
+      <w:r>
+        <w:rPr>
+          <w:color w:val="000000" w:themeColor="text1"/>
+          <w:sz w:val="22"/>
+          <w:szCs w:val="22"/>
+        </w:rPr>
+        <w:t>heading.textContent</w:t>
+      </w:r>
+      <w:proofErr w:type="spellEnd"/>
+      <w:proofErr w:type="gramEnd"/>
+      <w:r>
+        <w:rPr>
+          <w:color w:val="000000" w:themeColor="text1"/>
+          <w:sz w:val="22"/>
+          <w:szCs w:val="22"/>
+        </w:rPr>
+        <w:t xml:space="preserve"> = "Hello JavaScript!";</w:t>
       </w:r>
     </w:p>
     <w:p>
@@ -2309,13 +3910,23 @@
           <w:szCs w:val="22"/>
         </w:rPr>
       </w:pPr>
-      <w:r>
-        <w:rPr>
-          <w:color w:val="000000" w:themeColor="text1"/>
-          <w:sz w:val="22"/>
-          <w:szCs w:val="22"/>
-        </w:rPr>
-        <w:t>it’s a better idea for scalable applications to put a class inside the html element so we can differentiate between them when we select the query</w:t>
+      <w:proofErr w:type="gramStart"/>
+      <w:r>
+        <w:rPr>
+          <w:color w:val="000000" w:themeColor="text1"/>
+          <w:sz w:val="22"/>
+          <w:szCs w:val="22"/>
+        </w:rPr>
+        <w:t>it’s</w:t>
+      </w:r>
+      <w:proofErr w:type="gramEnd"/>
+      <w:r>
+        <w:rPr>
+          <w:color w:val="000000" w:themeColor="text1"/>
+          <w:sz w:val="22"/>
+          <w:szCs w:val="22"/>
+        </w:rPr>
+        <w:t xml:space="preserve"> a better idea for scalable applications to put a class inside the html element so we can differentiate between them when we select the query</w:t>
       </w:r>
     </w:p>
     <w:p>
@@ -2353,14 +3964,72 @@
           <w:szCs w:val="22"/>
         </w:rPr>
       </w:pPr>
-      <w:r>
-        <w:rPr>
-          <w:color w:val="000000" w:themeColor="text1"/>
-          <w:sz w:val="22"/>
-          <w:szCs w:val="22"/>
-        </w:rPr>
-        <w:t>getting a value from the input box, first we declare a class for a certain input, we use this class name with the querySelector(), and store the output into a variable. This variable represents the entire input box. To get the value we store the value into a new variable from the box.value</w:t>
-      </w:r>
+      <w:proofErr w:type="gramStart"/>
+      <w:r>
+        <w:rPr>
+          <w:color w:val="000000" w:themeColor="text1"/>
+          <w:sz w:val="22"/>
+          <w:szCs w:val="22"/>
+        </w:rPr>
+        <w:t>getting</w:t>
+      </w:r>
+      <w:proofErr w:type="gramEnd"/>
+      <w:r>
+        <w:rPr>
+          <w:color w:val="000000" w:themeColor="text1"/>
+          <w:sz w:val="22"/>
+          <w:szCs w:val="22"/>
+        </w:rPr>
+        <w:t xml:space="preserve"> a value from the input box, first we declare a class for a certain input, we use this class name with the </w:t>
+      </w:r>
+      <w:proofErr w:type="spellStart"/>
+      <w:proofErr w:type="gramStart"/>
+      <w:r>
+        <w:rPr>
+          <w:color w:val="000000" w:themeColor="text1"/>
+          <w:sz w:val="22"/>
+          <w:szCs w:val="22"/>
+        </w:rPr>
+        <w:t>querySelector</w:t>
+      </w:r>
+      <w:proofErr w:type="spellEnd"/>
+      <w:r>
+        <w:rPr>
+          <w:color w:val="000000" w:themeColor="text1"/>
+          <w:sz w:val="22"/>
+          <w:szCs w:val="22"/>
+        </w:rPr>
+        <w:t>(), and</w:t>
+      </w:r>
+      <w:proofErr w:type="gramEnd"/>
+      <w:r>
+        <w:rPr>
+          <w:color w:val="000000" w:themeColor="text1"/>
+          <w:sz w:val="22"/>
+          <w:szCs w:val="22"/>
+        </w:rPr>
+        <w:t xml:space="preserve"> store the output into a variable. This variable represents the entire input box. To get the value we store the value into a new variable from the </w:t>
+      </w:r>
+      <w:proofErr w:type="spellStart"/>
+      <w:r>
+        <w:rPr>
+          <w:color w:val="000000" w:themeColor="text1"/>
+          <w:sz w:val="22"/>
+          <w:szCs w:val="22"/>
+        </w:rPr>
+        <w:t>box</w:t>
+      </w:r>
+      <w:proofErr w:type="gramStart"/>
+      <w:r>
+        <w:rPr>
+          <w:color w:val="000000" w:themeColor="text1"/>
+          <w:sz w:val="22"/>
+          <w:szCs w:val="22"/>
+        </w:rPr>
+        <w:t>.value</w:t>
+      </w:r>
+      <w:proofErr w:type="spellEnd"/>
+      <w:proofErr w:type="gramEnd"/>
     </w:p>
     <w:p>
       <w:pPr>
@@ -2375,13 +4044,77 @@
           <w:szCs w:val="22"/>
         </w:rPr>
       </w:pPr>
-      <w:r>
-        <w:rPr>
-          <w:color w:val="000000" w:themeColor="text1"/>
-          <w:sz w:val="22"/>
-          <w:szCs w:val="22"/>
-        </w:rPr>
-        <w:t>keydown tells us when a key was pressed, it does not tell us which key, however the event object stores data about the event which In this case was a key stroke, using event.key tells us what was actually pressed.</w:t>
+      <w:proofErr w:type="spellStart"/>
+      <w:r>
+        <w:rPr>
+          <w:color w:val="000000" w:themeColor="text1"/>
+          <w:sz w:val="22"/>
+          <w:szCs w:val="22"/>
+        </w:rPr>
+        <w:t>keydown</w:t>
+      </w:r>
+      <w:proofErr w:type="spellEnd"/>
+      <w:r>
+        <w:rPr>
+          <w:color w:val="000000" w:themeColor="text1"/>
+          <w:sz w:val="22"/>
+          <w:szCs w:val="22"/>
+        </w:rPr>
+        <w:t xml:space="preserve"> tells us when a key was pressed, it does not tell us which key, however the event object stores data about the event which </w:t>
+      </w:r>
+      <w:proofErr w:type="gramStart"/>
+      <w:r>
+        <w:rPr>
+          <w:color w:val="000000" w:themeColor="text1"/>
+          <w:sz w:val="22"/>
+          <w:szCs w:val="22"/>
+        </w:rPr>
+        <w:t>In</w:t>
+      </w:r>
+      <w:proofErr w:type="gramEnd"/>
+      <w:r>
+        <w:rPr>
+          <w:color w:val="000000" w:themeColor="text1"/>
+          <w:sz w:val="22"/>
+          <w:szCs w:val="22"/>
+        </w:rPr>
+        <w:t xml:space="preserve"> this case was a key stroke, using </w:t>
+      </w:r>
+      <w:proofErr w:type="spellStart"/>
+      <w:r>
+        <w:rPr>
+          <w:color w:val="000000" w:themeColor="text1"/>
+          <w:sz w:val="22"/>
+          <w:szCs w:val="22"/>
+        </w:rPr>
+        <w:t>event.key</w:t>
+      </w:r>
+      <w:proofErr w:type="spellEnd"/>
+      <w:r>
+        <w:rPr>
+          <w:color w:val="000000" w:themeColor="text1"/>
+          <w:sz w:val="22"/>
+          <w:szCs w:val="22"/>
+        </w:rPr>
+        <w:t xml:space="preserve"> tells us what was </w:t>
+      </w:r>
+      <w:proofErr w:type="gramStart"/>
+      <w:r>
+        <w:rPr>
+          <w:color w:val="000000" w:themeColor="text1"/>
+          <w:sz w:val="22"/>
+          <w:szCs w:val="22"/>
+        </w:rPr>
+        <w:t>actually pressed</w:t>
+      </w:r>
+      <w:proofErr w:type="gramEnd"/>
+      <w:r>
+        <w:rPr>
+          <w:color w:val="000000" w:themeColor="text1"/>
+          <w:sz w:val="22"/>
+          <w:szCs w:val="22"/>
+        </w:rPr>
+        <w:t>.</w:t>
       </w:r>
     </w:p>
     <w:p>
@@ -2397,13 +4130,33 @@
           <w:szCs w:val="22"/>
         </w:rPr>
       </w:pPr>
-      <w:r>
-        <w:rPr>
-          <w:color w:val="000000" w:themeColor="text1"/>
-          <w:sz w:val="22"/>
-          <w:szCs w:val="22"/>
-        </w:rPr>
-        <w:t>classList.add()</w:t>
+      <w:proofErr w:type="spellStart"/>
+      <w:proofErr w:type="gramStart"/>
+      <w:r>
+        <w:rPr>
+          <w:color w:val="000000" w:themeColor="text1"/>
+          <w:sz w:val="22"/>
+          <w:szCs w:val="22"/>
+        </w:rPr>
+        <w:t>classList.add</w:t>
+      </w:r>
+      <w:proofErr w:type="spellEnd"/>
+      <w:r>
+        <w:rPr>
+          <w:color w:val="000000" w:themeColor="text1"/>
+          <w:sz w:val="22"/>
+          <w:szCs w:val="22"/>
+        </w:rPr>
+        <w:t>(</w:t>
+      </w:r>
+      <w:proofErr w:type="gramEnd"/>
+      <w:r>
+        <w:rPr>
+          <w:color w:val="000000" w:themeColor="text1"/>
+          <w:sz w:val="22"/>
+          <w:szCs w:val="22"/>
+        </w:rPr>
+        <w:t>)</w:t>
       </w:r>
       <w:r>
         <w:rPr>
@@ -2453,11 +4206,461 @@
     </w:p>
     <w:p>
       <w:pPr>
-        <w:ind w:left="360"/>
-        <w:rPr>
-          <w:color w:val="000000" w:themeColor="text1"/>
-          <w:sz w:val="22"/>
-          <w:szCs w:val="22"/>
+        <w:pStyle w:val="ListParagraph"/>
+        <w:numPr>
+          <w:ilvl w:val="0"/>
+          <w:numId w:val="9"/>
+        </w:numPr>
+        <w:rPr>
+          <w:b/>
+          <w:bCs/>
+          <w:color w:val="000000" w:themeColor="text1"/>
+          <w:u w:val="single"/>
+        </w:rPr>
+      </w:pPr>
+      <w:r>
+        <w:rPr>
+          <w:color w:val="000000" w:themeColor="text1"/>
+          <w:sz w:val="22"/>
+          <w:szCs w:val="22"/>
+        </w:rPr>
+        <w:t>in JS an array can hold different data types, it can hold objects, functions</w:t>
+      </w:r>
+    </w:p>
+    <w:p>
+      <w:pPr>
+        <w:pStyle w:val="ListParagraph"/>
+        <w:numPr>
+          <w:ilvl w:val="0"/>
+          <w:numId w:val="9"/>
+        </w:numPr>
+        <w:rPr>
+          <w:b/>
+          <w:bCs/>
+          <w:color w:val="000000" w:themeColor="text1"/>
+          <w:u w:val="single"/>
+        </w:rPr>
+      </w:pPr>
+      <w:proofErr w:type="spellStart"/>
+      <w:r>
+        <w:rPr>
+          <w:color w:val="000000" w:themeColor="text1"/>
+          <w:sz w:val="22"/>
+          <w:szCs w:val="22"/>
+        </w:rPr>
+        <w:t>Array.isArray</w:t>
+      </w:r>
+      <w:proofErr w:type="spellEnd"/>
+      <w:r>
+        <w:rPr>
+          <w:color w:val="000000" w:themeColor="text1"/>
+          <w:sz w:val="22"/>
+          <w:szCs w:val="22"/>
+        </w:rPr>
+        <w:t>(); is used to check if a variable is array or not</w:t>
+      </w:r>
+    </w:p>
+    <w:p>
+      <w:pPr>
+        <w:pStyle w:val="ListParagraph"/>
+        <w:numPr>
+          <w:ilvl w:val="0"/>
+          <w:numId w:val="9"/>
+        </w:numPr>
+        <w:rPr>
+          <w:b/>
+          <w:bCs/>
+          <w:color w:val="000000" w:themeColor="text1"/>
+          <w:u w:val="single"/>
+        </w:rPr>
+      </w:pPr>
+      <w:proofErr w:type="gramStart"/>
+      <w:r>
+        <w:rPr>
+          <w:color w:val="000000" w:themeColor="text1"/>
+          <w:sz w:val="22"/>
+          <w:szCs w:val="22"/>
+        </w:rPr>
+        <w:t>Push(</w:t>
+      </w:r>
+      <w:proofErr w:type="gramEnd"/>
+      <w:r>
+        <w:rPr>
+          <w:color w:val="000000" w:themeColor="text1"/>
+          <w:sz w:val="22"/>
+          <w:szCs w:val="22"/>
+        </w:rPr>
+        <w:t>) adds a new item to the end of the array</w:t>
+      </w:r>
+    </w:p>
+    <w:p>
+      <w:pPr>
+        <w:pStyle w:val="ListParagraph"/>
+        <w:numPr>
+          <w:ilvl w:val="0"/>
+          <w:numId w:val="9"/>
+        </w:numPr>
+        <w:rPr>
+          <w:b/>
+          <w:bCs/>
+          <w:color w:val="000000" w:themeColor="text1"/>
+          <w:u w:val="single"/>
+        </w:rPr>
+      </w:pPr>
+      <w:proofErr w:type="gramStart"/>
+      <w:r>
+        <w:rPr>
+          <w:color w:val="000000" w:themeColor="text1"/>
+          <w:sz w:val="22"/>
+          <w:szCs w:val="22"/>
+        </w:rPr>
+        <w:t>.splice</w:t>
+      </w:r>
+      <w:proofErr w:type="gramEnd"/>
+      <w:r>
+        <w:rPr>
+          <w:color w:val="000000" w:themeColor="text1"/>
+          <w:sz w:val="22"/>
+          <w:szCs w:val="22"/>
+        </w:rPr>
+        <w:t xml:space="preserve">(); it can add, remove or replace.  </w:t>
+      </w:r>
+      <w:proofErr w:type="gramStart"/>
+      <w:r>
+        <w:rPr>
+          <w:color w:val="000000" w:themeColor="text1"/>
+          <w:sz w:val="22"/>
+          <w:szCs w:val="22"/>
+        </w:rPr>
+        <w:t>Okay</w:t>
+      </w:r>
+      <w:proofErr w:type="gramEnd"/>
+      <w:r>
+        <w:rPr>
+          <w:color w:val="000000" w:themeColor="text1"/>
+          <w:sz w:val="22"/>
+          <w:szCs w:val="22"/>
+        </w:rPr>
+        <w:t xml:space="preserve"> in case we need to remove we will provide 2 variables, the start and how many to remove. In case of </w:t>
+      </w:r>
+      <w:proofErr w:type="gramStart"/>
+      <w:r>
+        <w:rPr>
+          <w:color w:val="000000" w:themeColor="text1"/>
+          <w:sz w:val="22"/>
+          <w:szCs w:val="22"/>
+        </w:rPr>
+        <w:t>addition</w:t>
+      </w:r>
+      <w:proofErr w:type="gramEnd"/>
+      <w:r>
+        <w:rPr>
+          <w:color w:val="000000" w:themeColor="text1"/>
+          <w:sz w:val="22"/>
+          <w:szCs w:val="22"/>
+        </w:rPr>
+        <w:t xml:space="preserve"> we would have more than 2 variables, the first is the start and the second is how many to remove which is always at 0 </w:t>
+      </w:r>
+      <w:r>
+        <w:rPr>
+          <w:color w:val="000000" w:themeColor="text1"/>
+          <w:sz w:val="22"/>
+          <w:szCs w:val="22"/>
+        </w:rPr>
+        <w:lastRenderedPageBreak/>
+        <w:t>and the data we want to add. In case of replace we would provide the index how many to replace and what are the values we will use to replace</w:t>
+      </w:r>
+    </w:p>
+    <w:p>
+      <w:pPr>
+        <w:pStyle w:val="ListParagraph"/>
+        <w:numPr>
+          <w:ilvl w:val="0"/>
+          <w:numId w:val="9"/>
+        </w:numPr>
+        <w:rPr>
+          <w:b/>
+          <w:bCs/>
+          <w:color w:val="000000" w:themeColor="text1"/>
+          <w:u w:val="single"/>
+        </w:rPr>
+      </w:pPr>
+      <w:r>
+        <w:rPr>
+          <w:color w:val="000000" w:themeColor="text1"/>
+          <w:sz w:val="22"/>
+          <w:szCs w:val="22"/>
+        </w:rPr>
+        <w:t>Unlike java we can console.log an entire array without looping through it</w:t>
+      </w:r>
+    </w:p>
+    <w:p>
+      <w:pPr>
+        <w:pStyle w:val="ListParagraph"/>
+        <w:numPr>
+          <w:ilvl w:val="0"/>
+          <w:numId w:val="9"/>
+        </w:numPr>
+        <w:rPr>
+          <w:b/>
+          <w:bCs/>
+          <w:color w:val="000000" w:themeColor="text1"/>
+          <w:u w:val="single"/>
+        </w:rPr>
+      </w:pPr>
+      <w:r>
+        <w:rPr>
+          <w:color w:val="000000" w:themeColor="text1"/>
+          <w:sz w:val="22"/>
+          <w:szCs w:val="22"/>
+        </w:rPr>
+        <w:t xml:space="preserve">Arrays are objects in JS which means they hold a reference to something, this means in case we say arr2 = arr1. If we change </w:t>
+      </w:r>
+      <w:proofErr w:type="spellStart"/>
+      <w:r>
+        <w:rPr>
+          <w:color w:val="000000" w:themeColor="text1"/>
+          <w:sz w:val="22"/>
+          <w:szCs w:val="22"/>
+        </w:rPr>
+        <w:t>smth</w:t>
+      </w:r>
+      <w:proofErr w:type="spellEnd"/>
+      <w:r>
+        <w:rPr>
+          <w:color w:val="000000" w:themeColor="text1"/>
+          <w:sz w:val="22"/>
+          <w:szCs w:val="22"/>
+        </w:rPr>
+        <w:t xml:space="preserve"> in arr2 it’s also changed in arr1</w:t>
+      </w:r>
+    </w:p>
+    <w:p>
+      <w:pPr>
+        <w:pStyle w:val="ListParagraph"/>
+        <w:numPr>
+          <w:ilvl w:val="0"/>
+          <w:numId w:val="9"/>
+        </w:numPr>
+        <w:rPr>
+          <w:b/>
+          <w:bCs/>
+          <w:color w:val="000000" w:themeColor="text1"/>
+          <w:u w:val="single"/>
+        </w:rPr>
+      </w:pPr>
+      <w:r>
+        <w:rPr>
+          <w:color w:val="000000" w:themeColor="text1"/>
+          <w:sz w:val="22"/>
+          <w:szCs w:val="22"/>
+        </w:rPr>
+        <w:t xml:space="preserve">Using </w:t>
+      </w:r>
+      <w:proofErr w:type="gramStart"/>
+      <w:r>
+        <w:rPr>
+          <w:color w:val="000000" w:themeColor="text1"/>
+          <w:sz w:val="22"/>
+          <w:szCs w:val="22"/>
+        </w:rPr>
+        <w:t>slice(</w:t>
+      </w:r>
+      <w:proofErr w:type="gramEnd"/>
+      <w:r>
+        <w:rPr>
+          <w:color w:val="000000" w:themeColor="text1"/>
+          <w:sz w:val="22"/>
+          <w:szCs w:val="22"/>
+        </w:rPr>
+        <w:t xml:space="preserve">) we can pass a copy of an array to </w:t>
+      </w:r>
+      <w:proofErr w:type="gramStart"/>
+      <w:r>
+        <w:rPr>
+          <w:color w:val="000000" w:themeColor="text1"/>
+          <w:sz w:val="22"/>
+          <w:szCs w:val="22"/>
+        </w:rPr>
+        <w:t>another,</w:t>
+      </w:r>
+      <w:proofErr w:type="gramEnd"/>
+      <w:r>
+        <w:rPr>
+          <w:color w:val="000000" w:themeColor="text1"/>
+          <w:sz w:val="22"/>
+          <w:szCs w:val="22"/>
+        </w:rPr>
+        <w:t xml:space="preserve"> this keeps the data in the copied one safe from modification</w:t>
+      </w:r>
+    </w:p>
+    <w:p>
+      <w:pPr>
+        <w:pStyle w:val="ListParagraph"/>
+        <w:numPr>
+          <w:ilvl w:val="0"/>
+          <w:numId w:val="9"/>
+        </w:numPr>
+        <w:rPr>
+          <w:color w:val="000000" w:themeColor="text1"/>
+          <w:sz w:val="22"/>
+          <w:szCs w:val="22"/>
+        </w:rPr>
+      </w:pPr>
+      <w:r>
+        <w:rPr>
+          <w:color w:val="000000" w:themeColor="text1"/>
+          <w:sz w:val="22"/>
+          <w:szCs w:val="22"/>
+        </w:rPr>
+        <w:t>Just like</w:t>
+      </w:r>
+      <w:r>
+        <w:rPr>
+          <w:color w:val="000000" w:themeColor="text1"/>
+          <w:sz w:val="22"/>
+          <w:szCs w:val="22"/>
+        </w:rPr>
+        <w:t xml:space="preserve"> objects we can </w:t>
+      </w:r>
+      <w:proofErr w:type="spellStart"/>
+      <w:r>
+        <w:rPr>
+          <w:color w:val="000000" w:themeColor="text1"/>
+          <w:sz w:val="22"/>
+          <w:szCs w:val="22"/>
+        </w:rPr>
+        <w:t>destructure</w:t>
+      </w:r>
+      <w:proofErr w:type="spellEnd"/>
+      <w:r>
+        <w:rPr>
+          <w:color w:val="000000" w:themeColor="text1"/>
+          <w:sz w:val="22"/>
+          <w:szCs w:val="22"/>
+        </w:rPr>
+        <w:t xml:space="preserve"> arrays, </w:t>
+      </w:r>
+      <w:r>
+        <w:rPr>
+          <w:color w:val="000000" w:themeColor="text1"/>
+          <w:sz w:val="22"/>
+          <w:szCs w:val="22"/>
+        </w:rPr>
+        <w:t>const [</w:t>
+      </w:r>
+      <w:proofErr w:type="spellStart"/>
+      <w:r>
+        <w:rPr>
+          <w:color w:val="000000" w:themeColor="text1"/>
+          <w:sz w:val="22"/>
+          <w:szCs w:val="22"/>
+        </w:rPr>
+        <w:t>firstValue</w:t>
+      </w:r>
+      <w:proofErr w:type="spellEnd"/>
+      <w:r>
+        <w:rPr>
+          <w:color w:val="000000" w:themeColor="text1"/>
+          <w:sz w:val="22"/>
+          <w:szCs w:val="22"/>
+        </w:rPr>
+        <w:t xml:space="preserve">, </w:t>
+      </w:r>
+      <w:proofErr w:type="spellStart"/>
+      <w:r>
+        <w:rPr>
+          <w:color w:val="000000" w:themeColor="text1"/>
+          <w:sz w:val="22"/>
+          <w:szCs w:val="22"/>
+        </w:rPr>
+        <w:t>secondValue</w:t>
+      </w:r>
+      <w:proofErr w:type="spellEnd"/>
+      <w:r>
+        <w:rPr>
+          <w:color w:val="000000" w:themeColor="text1"/>
+          <w:sz w:val="22"/>
+          <w:szCs w:val="22"/>
+        </w:rPr>
+        <w:t>] = [1, 2, 3];</w:t>
+      </w:r>
+      <w:r>
+        <w:rPr>
+          <w:color w:val="000000" w:themeColor="text1"/>
+          <w:sz w:val="22"/>
+          <w:szCs w:val="22"/>
+        </w:rPr>
+        <w:t xml:space="preserve"> this takes the first array value and put it into </w:t>
+      </w:r>
+      <w:proofErr w:type="spellStart"/>
+      <w:r>
+        <w:rPr>
+          <w:color w:val="000000" w:themeColor="text1"/>
+          <w:sz w:val="22"/>
+          <w:szCs w:val="22"/>
+        </w:rPr>
+        <w:t>firstValue</w:t>
+      </w:r>
+      <w:proofErr w:type="spellEnd"/>
+      <w:r>
+        <w:rPr>
+          <w:color w:val="000000" w:themeColor="text1"/>
+          <w:sz w:val="22"/>
+          <w:szCs w:val="22"/>
+        </w:rPr>
+        <w:t xml:space="preserve"> and so on </w:t>
+      </w:r>
+    </w:p>
+    <w:p>
+      <w:pPr>
+        <w:rPr>
+          <w:color w:val="000000" w:themeColor="text1"/>
+          <w:sz w:val="22"/>
+          <w:szCs w:val="22"/>
+        </w:rPr>
+      </w:pPr>
+    </w:p>
+    <w:p>
+      <w:pPr>
+        <w:rPr>
+          <w:b/>
+          <w:bCs/>
+          <w:color w:val="000000" w:themeColor="text1"/>
+          <w:u w:val="single"/>
+        </w:rPr>
+      </w:pPr>
+      <w:r>
+        <w:rPr>
+          <w:b/>
+          <w:bCs/>
+          <w:color w:val="000000" w:themeColor="text1"/>
+          <w:u w:val="single"/>
+        </w:rPr>
+        <w:t>Loops</w:t>
+      </w:r>
+      <w:r>
+        <w:rPr>
+          <w:b/>
+          <w:bCs/>
+          <w:color w:val="000000" w:themeColor="text1"/>
+          <w:u w:val="single"/>
+        </w:rPr>
+        <w:t>:</w:t>
+      </w:r>
+    </w:p>
+    <w:p>
+      <w:pPr>
+        <w:pStyle w:val="ListParagraph"/>
+        <w:numPr>
+          <w:ilvl w:val="0"/>
+          <w:numId w:val="10"/>
+        </w:numPr>
+        <w:rPr>
+          <w:b/>
+          <w:bCs/>
+          <w:color w:val="000000" w:themeColor="text1"/>
+          <w:u w:val="single"/>
         </w:rPr>
       </w:pPr>
     </w:p>
@@ -2750,6 +4953,119 @@
     </w:lvl>
   </w:abstractNum>
   <w:abstractNum w:abstractNumId="2" w15:restartNumberingAfterBreak="0">
+    <w:nsid w:val="287602B0"/>
+    <w:multiLevelType w:val="hybridMultilevel"/>
+    <w:tmpl w:val="9FB6BA26"/>
+    <w:lvl w:ilvl="0" w:tplc="04090001">
+      <w:start w:val="1"/>
+      <w:numFmt w:val="bullet"/>
+      <w:lvlText w:val=""/>
+      <w:lvlJc w:val="left"/>
+      <w:pPr>
+        <w:ind w:left="720" w:hanging="360"/>
+      </w:pPr>
+      <w:rPr>
+        <w:rFonts w:ascii="Symbol" w:hAnsi="Symbol" w:hint="default"/>
+      </w:rPr>
+    </w:lvl>
+    <w:lvl w:ilvl="1" w:tplc="04090003" w:tentative="1">
+      <w:start w:val="1"/>
+      <w:numFmt w:val="bullet"/>
+      <w:lvlText w:val="o"/>
+      <w:lvlJc w:val="left"/>
+      <w:pPr>
+        <w:ind w:left="1440" w:hanging="360"/>
+      </w:pPr>
+      <w:rPr>
+        <w:rFonts w:ascii="Courier New" w:hAnsi="Courier New" w:cs="Courier New" w:hint="default"/>
+      </w:rPr>
+    </w:lvl>
+    <w:lvl w:ilvl="2" w:tplc="04090005" w:tentative="1">
+      <w:start w:val="1"/>
+      <w:numFmt w:val="bullet"/>
+      <w:lvlText w:val=""/>
+      <w:lvlJc w:val="left"/>
+      <w:pPr>
+        <w:ind w:left="2160" w:hanging="360"/>
+      </w:pPr>
+      <w:rPr>
+        <w:rFonts w:ascii="Wingdings" w:hAnsi="Wingdings" w:hint="default"/>
+      </w:rPr>
+    </w:lvl>
+    <w:lvl w:ilvl="3" w:tplc="04090001" w:tentative="1">
+      <w:start w:val="1"/>
+      <w:numFmt w:val="bullet"/>
+      <w:lvlText w:val=""/>
+      <w:lvlJc w:val="left"/>
+      <w:pPr>
+        <w:ind w:left="2880" w:hanging="360"/>
+      </w:pPr>
+      <w:rPr>
+        <w:rFonts w:ascii="Symbol" w:hAnsi="Symbol" w:hint="default"/>
+      </w:rPr>
+    </w:lvl>
+    <w:lvl w:ilvl="4" w:tplc="04090003" w:tentative="1">
+      <w:start w:val="1"/>
+      <w:numFmt w:val="bullet"/>
+      <w:lvlText w:val="o"/>
+      <w:lvlJc w:val="left"/>
+      <w:pPr>
+        <w:ind w:left="3600" w:hanging="360"/>
+      </w:pPr>
+      <w:rPr>
+        <w:rFonts w:ascii="Courier New" w:hAnsi="Courier New" w:cs="Courier New" w:hint="default"/>
+      </w:rPr>
+    </w:lvl>
+    <w:lvl w:ilvl="5" w:tplc="04090005" w:tentative="1">
+      <w:start w:val="1"/>
+      <w:numFmt w:val="bullet"/>
+      <w:lvlText w:val=""/>
+      <w:lvlJc w:val="left"/>
+      <w:pPr>
+        <w:ind w:left="4320" w:hanging="360"/>
+      </w:pPr>
+      <w:rPr>
+        <w:rFonts w:ascii="Wingdings" w:hAnsi="Wingdings" w:hint="default"/>
+      </w:rPr>
+    </w:lvl>
+    <w:lvl w:ilvl="6" w:tplc="04090001" w:tentative="1">
+      <w:start w:val="1"/>
+      <w:numFmt w:val="bullet"/>
+      <w:lvlText w:val=""/>
+      <w:lvlJc w:val="left"/>
+      <w:pPr>
+        <w:ind w:left="5040" w:hanging="360"/>
+      </w:pPr>
+      <w:rPr>
+        <w:rFonts w:ascii="Symbol" w:hAnsi="Symbol" w:hint="default"/>
+      </w:rPr>
+    </w:lvl>
+    <w:lvl w:ilvl="7" w:tplc="04090003" w:tentative="1">
+      <w:start w:val="1"/>
+      <w:numFmt w:val="bullet"/>
+      <w:lvlText w:val="o"/>
+      <w:lvlJc w:val="left"/>
+      <w:pPr>
+        <w:ind w:left="5760" w:hanging="360"/>
+      </w:pPr>
+      <w:rPr>
+        <w:rFonts w:ascii="Courier New" w:hAnsi="Courier New" w:cs="Courier New" w:hint="default"/>
+      </w:rPr>
+    </w:lvl>
+    <w:lvl w:ilvl="8" w:tplc="04090005" w:tentative="1">
+      <w:start w:val="1"/>
+      <w:numFmt w:val="bullet"/>
+      <w:lvlText w:val=""/>
+      <w:lvlJc w:val="left"/>
+      <w:pPr>
+        <w:ind w:left="6480" w:hanging="360"/>
+      </w:pPr>
+      <w:rPr>
+        <w:rFonts w:ascii="Wingdings" w:hAnsi="Wingdings" w:hint="default"/>
+      </w:rPr>
+    </w:lvl>
+  </w:abstractNum>
+  <w:abstractNum w:abstractNumId="3" w15:restartNumberingAfterBreak="0">
     <w:nsid w:val="32A63574"/>
     <w:multiLevelType w:val="hybridMultilevel"/>
     <w:tmpl w:val="D3E6D67C"/>
@@ -2862,7 +5178,7 @@
       </w:rPr>
     </w:lvl>
   </w:abstractNum>
-  <w:abstractNum w:abstractNumId="3" w15:restartNumberingAfterBreak="0">
+  <w:abstractNum w:abstractNumId="4" w15:restartNumberingAfterBreak="0">
     <w:nsid w:val="572153BA"/>
     <w:multiLevelType w:val="hybridMultilevel"/>
     <w:tmpl w:val="B4FCCD2A"/>
@@ -2975,7 +5291,7 @@
       </w:rPr>
     </w:lvl>
   </w:abstractNum>
-  <w:abstractNum w:abstractNumId="4" w15:restartNumberingAfterBreak="0">
+  <w:abstractNum w:abstractNumId="5" w15:restartNumberingAfterBreak="0">
     <w:nsid w:val="62C452F9"/>
     <w:multiLevelType w:val="hybridMultilevel"/>
     <w:tmpl w:val="CAA478D8"/>
@@ -3088,7 +5404,7 @@
       </w:rPr>
     </w:lvl>
   </w:abstractNum>
-  <w:abstractNum w:abstractNumId="5" w15:restartNumberingAfterBreak="0">
+  <w:abstractNum w:abstractNumId="6" w15:restartNumberingAfterBreak="0">
     <w:nsid w:val="6BF4448B"/>
     <w:multiLevelType w:val="hybridMultilevel"/>
     <w:tmpl w:val="3A8A2742"/>
@@ -3201,7 +5517,120 @@
       </w:rPr>
     </w:lvl>
   </w:abstractNum>
-  <w:abstractNum w:abstractNumId="6" w15:restartNumberingAfterBreak="0">
+  <w:abstractNum w:abstractNumId="7" w15:restartNumberingAfterBreak="0">
+    <w:nsid w:val="74605A05"/>
+    <w:multiLevelType w:val="hybridMultilevel"/>
+    <w:tmpl w:val="795E6AF6"/>
+    <w:lvl w:ilvl="0" w:tplc="04090001">
+      <w:start w:val="1"/>
+      <w:numFmt w:val="bullet"/>
+      <w:lvlText w:val=""/>
+      <w:lvlJc w:val="left"/>
+      <w:pPr>
+        <w:ind w:left="720" w:hanging="360"/>
+      </w:pPr>
+      <w:rPr>
+        <w:rFonts w:ascii="Symbol" w:hAnsi="Symbol" w:hint="default"/>
+      </w:rPr>
+    </w:lvl>
+    <w:lvl w:ilvl="1" w:tplc="04090003" w:tentative="1">
+      <w:start w:val="1"/>
+      <w:numFmt w:val="bullet"/>
+      <w:lvlText w:val="o"/>
+      <w:lvlJc w:val="left"/>
+      <w:pPr>
+        <w:ind w:left="1440" w:hanging="360"/>
+      </w:pPr>
+      <w:rPr>
+        <w:rFonts w:ascii="Courier New" w:hAnsi="Courier New" w:cs="Courier New" w:hint="default"/>
+      </w:rPr>
+    </w:lvl>
+    <w:lvl w:ilvl="2" w:tplc="04090005" w:tentative="1">
+      <w:start w:val="1"/>
+      <w:numFmt w:val="bullet"/>
+      <w:lvlText w:val=""/>
+      <w:lvlJc w:val="left"/>
+      <w:pPr>
+        <w:ind w:left="2160" w:hanging="360"/>
+      </w:pPr>
+      <w:rPr>
+        <w:rFonts w:ascii="Wingdings" w:hAnsi="Wingdings" w:hint="default"/>
+      </w:rPr>
+    </w:lvl>
+    <w:lvl w:ilvl="3" w:tplc="04090001" w:tentative="1">
+      <w:start w:val="1"/>
+      <w:numFmt w:val="bullet"/>
+      <w:lvlText w:val=""/>
+      <w:lvlJc w:val="left"/>
+      <w:pPr>
+        <w:ind w:left="2880" w:hanging="360"/>
+      </w:pPr>
+      <w:rPr>
+        <w:rFonts w:ascii="Symbol" w:hAnsi="Symbol" w:hint="default"/>
+      </w:rPr>
+    </w:lvl>
+    <w:lvl w:ilvl="4" w:tplc="04090003" w:tentative="1">
+      <w:start w:val="1"/>
+      <w:numFmt w:val="bullet"/>
+      <w:lvlText w:val="o"/>
+      <w:lvlJc w:val="left"/>
+      <w:pPr>
+        <w:ind w:left="3600" w:hanging="360"/>
+      </w:pPr>
+      <w:rPr>
+        <w:rFonts w:ascii="Courier New" w:hAnsi="Courier New" w:cs="Courier New" w:hint="default"/>
+      </w:rPr>
+    </w:lvl>
+    <w:lvl w:ilvl="5" w:tplc="04090005" w:tentative="1">
+      <w:start w:val="1"/>
+      <w:numFmt w:val="bullet"/>
+      <w:lvlText w:val=""/>
+      <w:lvlJc w:val="left"/>
+      <w:pPr>
+        <w:ind w:left="4320" w:hanging="360"/>
+      </w:pPr>
+      <w:rPr>
+        <w:rFonts w:ascii="Wingdings" w:hAnsi="Wingdings" w:hint="default"/>
+      </w:rPr>
+    </w:lvl>
+    <w:lvl w:ilvl="6" w:tplc="04090001" w:tentative="1">
+      <w:start w:val="1"/>
+      <w:numFmt w:val="bullet"/>
+      <w:lvlText w:val=""/>
+      <w:lvlJc w:val="left"/>
+      <w:pPr>
+        <w:ind w:left="5040" w:hanging="360"/>
+      </w:pPr>
+      <w:rPr>
+        <w:rFonts w:ascii="Symbol" w:hAnsi="Symbol" w:hint="default"/>
+      </w:rPr>
+    </w:lvl>
+    <w:lvl w:ilvl="7" w:tplc="04090003" w:tentative="1">
+      <w:start w:val="1"/>
+      <w:numFmt w:val="bullet"/>
+      <w:lvlText w:val="o"/>
+      <w:lvlJc w:val="left"/>
+      <w:pPr>
+        <w:ind w:left="5760" w:hanging="360"/>
+      </w:pPr>
+      <w:rPr>
+        <w:rFonts w:ascii="Courier New" w:hAnsi="Courier New" w:cs="Courier New" w:hint="default"/>
+      </w:rPr>
+    </w:lvl>
+    <w:lvl w:ilvl="8" w:tplc="04090005" w:tentative="1">
+      <w:start w:val="1"/>
+      <w:numFmt w:val="bullet"/>
+      <w:lvlText w:val=""/>
+      <w:lvlJc w:val="left"/>
+      <w:pPr>
+        <w:ind w:left="6480" w:hanging="360"/>
+      </w:pPr>
+      <w:rPr>
+        <w:rFonts w:ascii="Wingdings" w:hAnsi="Wingdings" w:hint="default"/>
+      </w:rPr>
+    </w:lvl>
+  </w:abstractNum>
+  <w:abstractNum w:abstractNumId="8" w15:restartNumberingAfterBreak="0">
     <w:nsid w:val="79CD0E53"/>
     <w:multiLevelType w:val="hybridMultilevel"/>
     <w:tmpl w:val="56742AC4"/>
@@ -3314,7 +5743,7 @@
       </w:rPr>
     </w:lvl>
   </w:abstractNum>
-  <w:abstractNum w:abstractNumId="7" w15:restartNumberingAfterBreak="0">
+  <w:abstractNum w:abstractNumId="9" w15:restartNumberingAfterBreak="0">
     <w:nsid w:val="7F72049C"/>
     <w:multiLevelType w:val="multilevel"/>
     <w:tmpl w:val="1F242F62"/>
@@ -3464,28 +5893,34 @@
     </w:lvl>
   </w:abstractNum>
   <w:num w:numId="1" w16cid:durableId="1595670622">
-    <w:abstractNumId w:val="3"/>
+    <w:abstractNumId w:val="4"/>
   </w:num>
   <w:num w:numId="2" w16cid:durableId="1253974616">
-    <w:abstractNumId w:val="2"/>
+    <w:abstractNumId w:val="3"/>
   </w:num>
   <w:num w:numId="3" w16cid:durableId="1151209963">
     <w:abstractNumId w:val="1"/>
   </w:num>
   <w:num w:numId="4" w16cid:durableId="2085225567">
-    <w:abstractNumId w:val="5"/>
+    <w:abstractNumId w:val="6"/>
   </w:num>
   <w:num w:numId="5" w16cid:durableId="968363398">
     <w:abstractNumId w:val="0"/>
   </w:num>
   <w:num w:numId="6" w16cid:durableId="1448768395">
-    <w:abstractNumId w:val="6"/>
+    <w:abstractNumId w:val="8"/>
   </w:num>
   <w:num w:numId="7" w16cid:durableId="97333426">
-    <w:abstractNumId w:val="7"/>
+    <w:abstractNumId w:val="9"/>
   </w:num>
   <w:num w:numId="8" w16cid:durableId="2078238912">
-    <w:abstractNumId w:val="4"/>
+    <w:abstractNumId w:val="5"/>
+  </w:num>
+  <w:num w:numId="9" w16cid:durableId="1133792355">
+    <w:abstractNumId w:val="2"/>
+  </w:num>
+  <w:num w:numId="10" w16cid:durableId="1949001774">
+    <w:abstractNumId w:val="7"/>
   </w:num>
 </w:numbering>
 </file>

--- a/Javascript/Javascript basic notes.docx
+++ b/Javascript/Javascript basic notes.docx
@@ -44,11 +44,10 @@
           <w:sz w:val="22"/>
           <w:szCs w:val="22"/>
         </w:rPr>
-        <w:t>In this document I will have a javascript bootcamp of 6 days including code before I move on into backend and node.js. this might take longer in case I have to improve my AWS skills more.</w:t>
-      </w:r>
-    </w:p>
-    <w:p>
-      <w:pPr>
+        <w:t xml:space="preserve">In this document I will have a javascript bootcamp of 6 days including code before I move on into backend and node.js. </w:t>
+      </w:r>
+      <w:proofErr w:type="gramStart"/>
+      <w:r>
         <w:rPr>
           <w:i/>
           <w:iCs/>
@@ -56,6 +55,29 @@
           <w:sz w:val="22"/>
           <w:szCs w:val="22"/>
         </w:rPr>
+        <w:t>this</w:t>
+      </w:r>
+      <w:proofErr w:type="gramEnd"/>
+      <w:r>
+        <w:rPr>
+          <w:i/>
+          <w:iCs/>
+          <w:color w:val="000000" w:themeColor="text1"/>
+          <w:sz w:val="22"/>
+          <w:szCs w:val="22"/>
+        </w:rPr>
+        <w:t xml:space="preserve"> might take longer in case I have to improve my AWS skills more.</w:t>
+      </w:r>
+    </w:p>
+    <w:p>
+      <w:pPr>
+        <w:rPr>
+          <w:i/>
+          <w:iCs/>
+          <w:color w:val="000000" w:themeColor="text1"/>
+          <w:sz w:val="22"/>
+          <w:szCs w:val="22"/>
+        </w:rPr>
       </w:pPr>
     </w:p>
     <w:p>
@@ -96,7 +118,25 @@
           <w:sz w:val="22"/>
           <w:szCs w:val="22"/>
         </w:rPr>
-        <w:t>in javascript to avoid any inaccuracies during calculations we shall calcualte in cents then multiply by 100 to the final result.</w:t>
+        <w:t xml:space="preserve">in javascript to avoid any inaccuracies during calculations we shall calcualte in cents then multiply by 100 to </w:t>
+      </w:r>
+      <w:proofErr w:type="gramStart"/>
+      <w:r>
+        <w:rPr>
+          <w:color w:val="000000" w:themeColor="text1"/>
+          <w:sz w:val="22"/>
+          <w:szCs w:val="22"/>
+        </w:rPr>
+        <w:t>the final result</w:t>
+      </w:r>
+      <w:proofErr w:type="gramEnd"/>
+      <w:r>
+        <w:rPr>
+          <w:color w:val="000000" w:themeColor="text1"/>
+          <w:sz w:val="22"/>
+          <w:szCs w:val="22"/>
+        </w:rPr>
+        <w:t>.</w:t>
       </w:r>
     </w:p>
     <w:p>
@@ -112,13 +152,59 @@
           <w:szCs w:val="22"/>
         </w:rPr>
       </w:pPr>
-      <w:r>
-        <w:rPr>
-          <w:color w:val="000000" w:themeColor="text1"/>
-          <w:sz w:val="22"/>
-          <w:szCs w:val="22"/>
-        </w:rPr>
-        <w:t>to round a number we use the function Math.round(number);</w:t>
+      <w:proofErr w:type="gramStart"/>
+      <w:r>
+        <w:rPr>
+          <w:color w:val="000000" w:themeColor="text1"/>
+          <w:sz w:val="22"/>
+          <w:szCs w:val="22"/>
+        </w:rPr>
+        <w:t>to</w:t>
+      </w:r>
+      <w:proofErr w:type="gramEnd"/>
+      <w:r>
+        <w:rPr>
+          <w:color w:val="000000" w:themeColor="text1"/>
+          <w:sz w:val="22"/>
+          <w:szCs w:val="22"/>
+        </w:rPr>
+        <w:t xml:space="preserve"> round a </w:t>
+      </w:r>
+      <w:proofErr w:type="gramStart"/>
+      <w:r>
+        <w:rPr>
+          <w:color w:val="000000" w:themeColor="text1"/>
+          <w:sz w:val="22"/>
+          <w:szCs w:val="22"/>
+        </w:rPr>
+        <w:t>number</w:t>
+      </w:r>
+      <w:proofErr w:type="gramEnd"/>
+      <w:r>
+        <w:rPr>
+          <w:color w:val="000000" w:themeColor="text1"/>
+          <w:sz w:val="22"/>
+          <w:szCs w:val="22"/>
+        </w:rPr>
+        <w:t xml:space="preserve"> we use the </w:t>
+      </w:r>
+      <w:proofErr w:type="gramStart"/>
+      <w:r>
+        <w:rPr>
+          <w:color w:val="000000" w:themeColor="text1"/>
+          <w:sz w:val="22"/>
+          <w:szCs w:val="22"/>
+        </w:rPr>
+        <w:t>function</w:t>
+      </w:r>
+      <w:proofErr w:type="gramEnd"/>
+      <w:r>
+        <w:rPr>
+          <w:color w:val="000000" w:themeColor="text1"/>
+          <w:sz w:val="22"/>
+          <w:szCs w:val="22"/>
+        </w:rPr>
+        <w:t xml:space="preserve"> Math.round(number);</w:t>
       </w:r>
       <w:r>
         <w:rPr>
@@ -142,13 +228,59 @@
           <w:szCs w:val="22"/>
         </w:rPr>
       </w:pPr>
-      <w:r>
-        <w:rPr>
-          <w:color w:val="000000" w:themeColor="text1"/>
-          <w:sz w:val="22"/>
-          <w:szCs w:val="22"/>
-        </w:rPr>
-        <w:t>even when we round a number we should do so in cents, we only convert to normal numbers ones we are ready to display the result.</w:t>
+      <w:proofErr w:type="gramStart"/>
+      <w:r>
+        <w:rPr>
+          <w:color w:val="000000" w:themeColor="text1"/>
+          <w:sz w:val="22"/>
+          <w:szCs w:val="22"/>
+        </w:rPr>
+        <w:t>even</w:t>
+      </w:r>
+      <w:proofErr w:type="gramEnd"/>
+      <w:r>
+        <w:rPr>
+          <w:color w:val="000000" w:themeColor="text1"/>
+          <w:sz w:val="22"/>
+          <w:szCs w:val="22"/>
+        </w:rPr>
+        <w:t xml:space="preserve"> when we round a </w:t>
+      </w:r>
+      <w:proofErr w:type="gramStart"/>
+      <w:r>
+        <w:rPr>
+          <w:color w:val="000000" w:themeColor="text1"/>
+          <w:sz w:val="22"/>
+          <w:szCs w:val="22"/>
+        </w:rPr>
+        <w:t>number</w:t>
+      </w:r>
+      <w:proofErr w:type="gramEnd"/>
+      <w:r>
+        <w:rPr>
+          <w:color w:val="000000" w:themeColor="text1"/>
+          <w:sz w:val="22"/>
+          <w:szCs w:val="22"/>
+        </w:rPr>
+        <w:t xml:space="preserve"> we should do so in cents, we only convert to normal </w:t>
+      </w:r>
+      <w:proofErr w:type="gramStart"/>
+      <w:r>
+        <w:rPr>
+          <w:color w:val="000000" w:themeColor="text1"/>
+          <w:sz w:val="22"/>
+          <w:szCs w:val="22"/>
+        </w:rPr>
+        <w:t>numbers</w:t>
+      </w:r>
+      <w:proofErr w:type="gramEnd"/>
+      <w:r>
+        <w:rPr>
+          <w:color w:val="000000" w:themeColor="text1"/>
+          <w:sz w:val="22"/>
+          <w:szCs w:val="22"/>
+        </w:rPr>
+        <w:t xml:space="preserve"> ones we are ready to display the result.</w:t>
       </w:r>
     </w:p>
     <w:p>
@@ -170,7 +302,25 @@
           <w:sz w:val="22"/>
           <w:szCs w:val="22"/>
         </w:rPr>
-        <w:t>We can check the type of a variable, object, or array using the typeof keyword</w:t>
+        <w:t xml:space="preserve">We can check the type of a variable, object, or array using the </w:t>
+      </w:r>
+      <w:proofErr w:type="gramStart"/>
+      <w:r>
+        <w:rPr>
+          <w:color w:val="000000" w:themeColor="text1"/>
+          <w:sz w:val="22"/>
+          <w:szCs w:val="22"/>
+        </w:rPr>
+        <w:t>typeof</w:t>
+      </w:r>
+      <w:proofErr w:type="gramEnd"/>
+      <w:r>
+        <w:rPr>
+          <w:color w:val="000000" w:themeColor="text1"/>
+          <w:sz w:val="22"/>
+          <w:szCs w:val="22"/>
+        </w:rPr>
+        <w:t xml:space="preserve"> keyword</w:t>
       </w:r>
     </w:p>
     <w:p>
@@ -288,7 +438,25 @@
           <w:sz w:val="22"/>
           <w:szCs w:val="22"/>
         </w:rPr>
-        <w:t>Onclick is an event handler for the event of clicking. It runs javascript code. We can include the javascript code directly on the onclick or we can store it into a function that gets called.</w:t>
+        <w:t xml:space="preserve">Onclick is an event handler for the event of clicking. It runs javascript code. We can include the javascript code directly on the onclick or we can store it </w:t>
+      </w:r>
+      <w:proofErr w:type="gramStart"/>
+      <w:r>
+        <w:rPr>
+          <w:color w:val="000000" w:themeColor="text1"/>
+          <w:sz w:val="22"/>
+          <w:szCs w:val="22"/>
+        </w:rPr>
+        <w:t>into</w:t>
+      </w:r>
+      <w:proofErr w:type="gramEnd"/>
+      <w:r>
+        <w:rPr>
+          <w:color w:val="000000" w:themeColor="text1"/>
+          <w:sz w:val="22"/>
+          <w:szCs w:val="22"/>
+        </w:rPr>
+        <w:t xml:space="preserve"> a function that gets called.</w:t>
       </w:r>
     </w:p>
     <w:p>
@@ -388,13 +556,23 @@
       <w:r>
         <w:t xml:space="preserve"> </w:t>
       </w:r>
-      <w:r>
-        <w:rPr>
-          <w:color w:val="000000" w:themeColor="text1"/>
-          <w:sz w:val="22"/>
-          <w:szCs w:val="22"/>
-        </w:rPr>
-        <w:t>Math.abs()</w:t>
+      <w:proofErr w:type="gramStart"/>
+      <w:r>
+        <w:rPr>
+          <w:color w:val="000000" w:themeColor="text1"/>
+          <w:sz w:val="22"/>
+          <w:szCs w:val="22"/>
+        </w:rPr>
+        <w:t>Math.abs(</w:t>
+      </w:r>
+      <w:proofErr w:type="gramEnd"/>
+      <w:r>
+        <w:rPr>
+          <w:color w:val="000000" w:themeColor="text1"/>
+          <w:sz w:val="22"/>
+          <w:szCs w:val="22"/>
+        </w:rPr>
+        <w:t>)</w:t>
       </w:r>
       <w:r>
         <w:rPr>
@@ -420,13 +598,23 @@
         </w:rPr>
         <w:t xml:space="preserve"> </w:t>
       </w:r>
-      <w:r>
-        <w:rPr>
-          <w:color w:val="000000" w:themeColor="text1"/>
-          <w:sz w:val="22"/>
-          <w:szCs w:val="22"/>
-        </w:rPr>
-        <w:t>Math.pow(),</w:t>
+      <w:proofErr w:type="gramStart"/>
+      <w:r>
+        <w:rPr>
+          <w:color w:val="000000" w:themeColor="text1"/>
+          <w:sz w:val="22"/>
+          <w:szCs w:val="22"/>
+        </w:rPr>
+        <w:t>Math.pow(</w:t>
+      </w:r>
+      <w:proofErr w:type="gramEnd"/>
+      <w:r>
+        <w:rPr>
+          <w:color w:val="000000" w:themeColor="text1"/>
+          <w:sz w:val="22"/>
+          <w:szCs w:val="22"/>
+        </w:rPr>
+        <w:t>),</w:t>
       </w:r>
       <w:r>
         <w:rPr>
@@ -436,13 +624,23 @@
         </w:rPr>
         <w:t xml:space="preserve"> </w:t>
       </w:r>
-      <w:r>
-        <w:rPr>
-          <w:color w:val="000000" w:themeColor="text1"/>
-          <w:sz w:val="22"/>
-          <w:szCs w:val="22"/>
-        </w:rPr>
-        <w:t>Math.max(),</w:t>
+      <w:proofErr w:type="gramStart"/>
+      <w:r>
+        <w:rPr>
+          <w:color w:val="000000" w:themeColor="text1"/>
+          <w:sz w:val="22"/>
+          <w:szCs w:val="22"/>
+        </w:rPr>
+        <w:t>Math.max(</w:t>
+      </w:r>
+      <w:proofErr w:type="gramEnd"/>
+      <w:r>
+        <w:rPr>
+          <w:color w:val="000000" w:themeColor="text1"/>
+          <w:sz w:val="22"/>
+          <w:szCs w:val="22"/>
+        </w:rPr>
+        <w:t>),</w:t>
       </w:r>
       <w:r>
         <w:rPr>
@@ -452,13 +650,23 @@
         </w:rPr>
         <w:t xml:space="preserve"> </w:t>
       </w:r>
-      <w:r>
-        <w:rPr>
-          <w:color w:val="000000" w:themeColor="text1"/>
-          <w:sz w:val="22"/>
-          <w:szCs w:val="22"/>
-        </w:rPr>
-        <w:t>Math.min()</w:t>
+      <w:proofErr w:type="gramStart"/>
+      <w:r>
+        <w:rPr>
+          <w:color w:val="000000" w:themeColor="text1"/>
+          <w:sz w:val="22"/>
+          <w:szCs w:val="22"/>
+        </w:rPr>
+        <w:t>Math.min(</w:t>
+      </w:r>
+      <w:proofErr w:type="gramEnd"/>
+      <w:r>
+        <w:rPr>
+          <w:color w:val="000000" w:themeColor="text1"/>
+          <w:sz w:val="22"/>
+          <w:szCs w:val="22"/>
+        </w:rPr>
+        <w:t>)</w:t>
       </w:r>
     </w:p>
     <w:p>
@@ -502,7 +710,25 @@
           <w:sz w:val="22"/>
           <w:szCs w:val="22"/>
         </w:rPr>
-        <w:t>We have BigInt() datatype, that we can use for huge numerical values and it ends with n so 13423423532523532n is a big integer and can be only operated on with other Bigint variables</w:t>
+        <w:t xml:space="preserve">We have </w:t>
+      </w:r>
+      <w:proofErr w:type="gramStart"/>
+      <w:r>
+        <w:rPr>
+          <w:color w:val="000000" w:themeColor="text1"/>
+          <w:sz w:val="22"/>
+          <w:szCs w:val="22"/>
+        </w:rPr>
+        <w:t>BigInt(</w:t>
+      </w:r>
+      <w:proofErr w:type="gramEnd"/>
+      <w:r>
+        <w:rPr>
+          <w:color w:val="000000" w:themeColor="text1"/>
+          <w:sz w:val="22"/>
+          <w:szCs w:val="22"/>
+        </w:rPr>
+        <w:t>) datatype, that we can use for huge numerical values and it ends with n so 13423423532523532n is a big integer and can be only operated on with other Bigint variables</w:t>
       </w:r>
     </w:p>
     <w:p>
@@ -560,7 +786,25 @@
           <w:sz w:val="22"/>
           <w:szCs w:val="22"/>
         </w:rPr>
-        <w:t>. For example a mathematical operation.</w:t>
+        <w:t xml:space="preserve">. For </w:t>
+      </w:r>
+      <w:proofErr w:type="gramStart"/>
+      <w:r>
+        <w:rPr>
+          <w:color w:val="000000" w:themeColor="text1"/>
+          <w:sz w:val="22"/>
+          <w:szCs w:val="22"/>
+        </w:rPr>
+        <w:t>example</w:t>
+      </w:r>
+      <w:proofErr w:type="gramEnd"/>
+      <w:r>
+        <w:rPr>
+          <w:color w:val="000000" w:themeColor="text1"/>
+          <w:sz w:val="22"/>
+          <w:szCs w:val="22"/>
+        </w:rPr>
+        <w:t xml:space="preserve"> a mathematical operation.</w:t>
       </w:r>
     </w:p>
     <w:p>
@@ -582,7 +826,25 @@
           <w:sz w:val="22"/>
           <w:szCs w:val="22"/>
         </w:rPr>
-        <w:t>String concatenation works the same is in Java.</w:t>
+        <w:t xml:space="preserve">String concatenation works the </w:t>
+      </w:r>
+      <w:proofErr w:type="gramStart"/>
+      <w:r>
+        <w:rPr>
+          <w:color w:val="000000" w:themeColor="text1"/>
+          <w:sz w:val="22"/>
+          <w:szCs w:val="22"/>
+        </w:rPr>
+        <w:t>same is</w:t>
+      </w:r>
+      <w:proofErr w:type="gramEnd"/>
+      <w:r>
+        <w:rPr>
+          <w:color w:val="000000" w:themeColor="text1"/>
+          <w:sz w:val="22"/>
+          <w:szCs w:val="22"/>
+        </w:rPr>
+        <w:t xml:space="preserve"> in Java.</w:t>
       </w:r>
     </w:p>
     <w:p>
@@ -604,7 +866,25 @@
           <w:sz w:val="22"/>
           <w:szCs w:val="22"/>
         </w:rPr>
-        <w:t>We can check the string length by using .length on it.</w:t>
+        <w:t xml:space="preserve">We can check the string length by </w:t>
+      </w:r>
+      <w:proofErr w:type="gramStart"/>
+      <w:r>
+        <w:rPr>
+          <w:color w:val="000000" w:themeColor="text1"/>
+          <w:sz w:val="22"/>
+          <w:szCs w:val="22"/>
+        </w:rPr>
+        <w:t>using .length</w:t>
+      </w:r>
+      <w:proofErr w:type="gramEnd"/>
+      <w:r>
+        <w:rPr>
+          <w:color w:val="000000" w:themeColor="text1"/>
+          <w:sz w:val="22"/>
+          <w:szCs w:val="22"/>
+        </w:rPr>
+        <w:t xml:space="preserve"> on it.</w:t>
       </w:r>
     </w:p>
     <w:p>
@@ -665,13 +945,59 @@
           <w:szCs w:val="22"/>
         </w:rPr>
       </w:pPr>
-      <w:r>
-        <w:rPr>
-          <w:color w:val="000000" w:themeColor="text1"/>
-          <w:sz w:val="22"/>
-          <w:szCs w:val="22"/>
-        </w:rPr>
-        <w:t>toUpper() and toLower() methods work the same as in Java, trim() is extremely useful in node.js</w:t>
+      <w:proofErr w:type="gramStart"/>
+      <w:r>
+        <w:rPr>
+          <w:color w:val="000000" w:themeColor="text1"/>
+          <w:sz w:val="22"/>
+          <w:szCs w:val="22"/>
+        </w:rPr>
+        <w:t>toUpper(</w:t>
+      </w:r>
+      <w:proofErr w:type="gramEnd"/>
+      <w:r>
+        <w:rPr>
+          <w:color w:val="000000" w:themeColor="text1"/>
+          <w:sz w:val="22"/>
+          <w:szCs w:val="22"/>
+        </w:rPr>
+        <w:t xml:space="preserve">) and </w:t>
+      </w:r>
+      <w:proofErr w:type="gramStart"/>
+      <w:r>
+        <w:rPr>
+          <w:color w:val="000000" w:themeColor="text1"/>
+          <w:sz w:val="22"/>
+          <w:szCs w:val="22"/>
+        </w:rPr>
+        <w:t>toLower(</w:t>
+      </w:r>
+      <w:proofErr w:type="gramEnd"/>
+      <w:r>
+        <w:rPr>
+          <w:color w:val="000000" w:themeColor="text1"/>
+          <w:sz w:val="22"/>
+          <w:szCs w:val="22"/>
+        </w:rPr>
+        <w:t xml:space="preserve">) methods work the same as in Java, </w:t>
+      </w:r>
+      <w:proofErr w:type="gramStart"/>
+      <w:r>
+        <w:rPr>
+          <w:color w:val="000000" w:themeColor="text1"/>
+          <w:sz w:val="22"/>
+          <w:szCs w:val="22"/>
+        </w:rPr>
+        <w:t>trim(</w:t>
+      </w:r>
+      <w:proofErr w:type="gramEnd"/>
+      <w:r>
+        <w:rPr>
+          <w:color w:val="000000" w:themeColor="text1"/>
+          <w:sz w:val="22"/>
+          <w:szCs w:val="22"/>
+        </w:rPr>
+        <w:t>) is extremely useful in node.js</w:t>
       </w:r>
     </w:p>
     <w:p>
@@ -687,13 +1013,23 @@
           <w:szCs w:val="22"/>
         </w:rPr>
       </w:pPr>
-      <w:r>
-        <w:rPr>
-          <w:color w:val="000000" w:themeColor="text1"/>
-          <w:sz w:val="22"/>
-          <w:szCs w:val="22"/>
-        </w:rPr>
-        <w:t>slice(startindex, endindex) this lets us extract a certain part of a string.</w:t>
+      <w:proofErr w:type="gramStart"/>
+      <w:r>
+        <w:rPr>
+          <w:color w:val="000000" w:themeColor="text1"/>
+          <w:sz w:val="22"/>
+          <w:szCs w:val="22"/>
+        </w:rPr>
+        <w:t>slice(</w:t>
+      </w:r>
+      <w:proofErr w:type="gramEnd"/>
+      <w:r>
+        <w:rPr>
+          <w:color w:val="000000" w:themeColor="text1"/>
+          <w:sz w:val="22"/>
+          <w:szCs w:val="22"/>
+        </w:rPr>
+        <w:t>startindex, endindex) this lets us extract a certain part of a string.</w:t>
       </w:r>
     </w:p>
     <w:p>
@@ -709,13 +1045,41 @@
           <w:szCs w:val="22"/>
         </w:rPr>
       </w:pPr>
-      <w:r>
-        <w:rPr>
-          <w:color w:val="000000" w:themeColor="text1"/>
-          <w:sz w:val="22"/>
-          <w:szCs w:val="22"/>
-        </w:rPr>
-        <w:t>Split(,) splits the string into an array, that  will be split based on the passed character into a String array</w:t>
+      <w:proofErr w:type="gramStart"/>
+      <w:r>
+        <w:rPr>
+          <w:color w:val="000000" w:themeColor="text1"/>
+          <w:sz w:val="22"/>
+          <w:szCs w:val="22"/>
+        </w:rPr>
+        <w:t>Split(</w:t>
+      </w:r>
+      <w:proofErr w:type="gramEnd"/>
+      <w:r>
+        <w:rPr>
+          <w:color w:val="000000" w:themeColor="text1"/>
+          <w:sz w:val="22"/>
+          <w:szCs w:val="22"/>
+        </w:rPr>
+        <w:t xml:space="preserve">,) splits the string into an array, </w:t>
+      </w:r>
+      <w:proofErr w:type="gramStart"/>
+      <w:r>
+        <w:rPr>
+          <w:color w:val="000000" w:themeColor="text1"/>
+          <w:sz w:val="22"/>
+          <w:szCs w:val="22"/>
+        </w:rPr>
+        <w:t>that  will</w:t>
+      </w:r>
+      <w:proofErr w:type="gramEnd"/>
+      <w:r>
+        <w:rPr>
+          <w:color w:val="000000" w:themeColor="text1"/>
+          <w:sz w:val="22"/>
+          <w:szCs w:val="22"/>
+        </w:rPr>
+        <w:t xml:space="preserve"> be split based on the passed character into a String array</w:t>
       </w:r>
     </w:p>
     <w:p>
@@ -759,7 +1123,25 @@
           <w:sz w:val="22"/>
           <w:szCs w:val="22"/>
         </w:rPr>
-        <w:t xml:space="preserve">Using the backticks the new lines are actually newlines </w:t>
+        <w:t xml:space="preserve">Using the backticks the new lines are </w:t>
+      </w:r>
+      <w:proofErr w:type="gramStart"/>
+      <w:r>
+        <w:rPr>
+          <w:color w:val="000000" w:themeColor="text1"/>
+          <w:sz w:val="22"/>
+          <w:szCs w:val="22"/>
+        </w:rPr>
+        <w:t>actually newlines</w:t>
+      </w:r>
+      <w:proofErr w:type="gramEnd"/>
+      <w:r>
+        <w:rPr>
+          <w:color w:val="000000" w:themeColor="text1"/>
+          <w:sz w:val="22"/>
+          <w:szCs w:val="22"/>
+        </w:rPr>
+        <w:t xml:space="preserve"> </w:t>
       </w:r>
     </w:p>
     <w:p>
@@ -831,7 +1213,43 @@
           <w:sz w:val="22"/>
           <w:szCs w:val="22"/>
         </w:rPr>
-        <w:t xml:space="preserve">== tries to convert the 2 variables into the same data type while === checks them at the </w:t>
+        <w:t xml:space="preserve">== </w:t>
+      </w:r>
+      <w:proofErr w:type="gramStart"/>
+      <w:r>
+        <w:rPr>
+          <w:color w:val="000000" w:themeColor="text1"/>
+          <w:sz w:val="22"/>
+          <w:szCs w:val="22"/>
+        </w:rPr>
+        <w:t>tries</w:t>
+      </w:r>
+      <w:proofErr w:type="gramEnd"/>
+      <w:r>
+        <w:rPr>
+          <w:color w:val="000000" w:themeColor="text1"/>
+          <w:sz w:val="22"/>
+          <w:szCs w:val="22"/>
+        </w:rPr>
+        <w:t xml:space="preserve"> to convert the 2 variables into the same data type while === </w:t>
+      </w:r>
+      <w:proofErr w:type="gramStart"/>
+      <w:r>
+        <w:rPr>
+          <w:color w:val="000000" w:themeColor="text1"/>
+          <w:sz w:val="22"/>
+          <w:szCs w:val="22"/>
+        </w:rPr>
+        <w:t>checks</w:t>
+      </w:r>
+      <w:proofErr w:type="gramEnd"/>
+      <w:r>
+        <w:rPr>
+          <w:color w:val="000000" w:themeColor="text1"/>
+          <w:sz w:val="22"/>
+          <w:szCs w:val="22"/>
+        </w:rPr>
+        <w:t xml:space="preserve"> them at the </w:t>
       </w:r>
     </w:p>
     <w:p>
@@ -871,7 +1289,25 @@
           <w:sz w:val="22"/>
           <w:szCs w:val="22"/>
         </w:rPr>
-        <w:t>In javascript variables hold different data types they are not tied to a certain datatype</w:t>
+        <w:t xml:space="preserve">In </w:t>
+      </w:r>
+      <w:proofErr w:type="gramStart"/>
+      <w:r>
+        <w:rPr>
+          <w:color w:val="000000" w:themeColor="text1"/>
+          <w:sz w:val="22"/>
+          <w:szCs w:val="22"/>
+        </w:rPr>
+        <w:t>javascript</w:t>
+      </w:r>
+      <w:proofErr w:type="gramEnd"/>
+      <w:r>
+        <w:rPr>
+          <w:color w:val="000000" w:themeColor="text1"/>
+          <w:sz w:val="22"/>
+          <w:szCs w:val="22"/>
+        </w:rPr>
+        <w:t xml:space="preserve"> variables hold different data types they are not tied to a certain datatype</w:t>
       </w:r>
     </w:p>
     <w:p>
@@ -925,13 +1361,23 @@
         </w:rPr>
         <w:t xml:space="preserve">; </w:t>
       </w:r>
-      <w:r>
-        <w:rPr>
-          <w:color w:val="000000" w:themeColor="text1"/>
-          <w:sz w:val="22"/>
-          <w:szCs w:val="22"/>
-        </w:rPr>
-        <w:t>so a const variable cant be changed, but a const property inside a class can</w:t>
+      <w:proofErr w:type="gramStart"/>
+      <w:r>
+        <w:rPr>
+          <w:color w:val="000000" w:themeColor="text1"/>
+          <w:sz w:val="22"/>
+          <w:szCs w:val="22"/>
+        </w:rPr>
+        <w:t>so</w:t>
+      </w:r>
+      <w:proofErr w:type="gramEnd"/>
+      <w:r>
+        <w:rPr>
+          <w:color w:val="000000" w:themeColor="text1"/>
+          <w:sz w:val="22"/>
+          <w:szCs w:val="22"/>
+        </w:rPr>
+        <w:t xml:space="preserve"> a const variable cant be changed, but a const property inside a class can</w:t>
       </w:r>
       <w:r>
         <w:rPr>
@@ -1118,7 +1564,43 @@
           <w:sz w:val="22"/>
           <w:szCs w:val="22"/>
         </w:rPr>
-        <w:t>let result = age &gt;= 18 ? "Adult" : "Minor";</w:t>
+        <w:t xml:space="preserve">let result = age &gt;= </w:t>
+      </w:r>
+      <w:proofErr w:type="gramStart"/>
+      <w:r>
+        <w:rPr>
+          <w:color w:val="000000" w:themeColor="text1"/>
+          <w:sz w:val="22"/>
+          <w:szCs w:val="22"/>
+        </w:rPr>
+        <w:t>18 ?</w:t>
+      </w:r>
+      <w:proofErr w:type="gramEnd"/>
+      <w:r>
+        <w:rPr>
+          <w:color w:val="000000" w:themeColor="text1"/>
+          <w:sz w:val="22"/>
+          <w:szCs w:val="22"/>
+        </w:rPr>
+        <w:t xml:space="preserve"> "Adult</w:t>
+      </w:r>
+      <w:proofErr w:type="gramStart"/>
+      <w:r>
+        <w:rPr>
+          <w:color w:val="000000" w:themeColor="text1"/>
+          <w:sz w:val="22"/>
+          <w:szCs w:val="22"/>
+        </w:rPr>
+        <w:t>" :</w:t>
+      </w:r>
+      <w:proofErr w:type="gramEnd"/>
+      <w:r>
+        <w:rPr>
+          <w:color w:val="000000" w:themeColor="text1"/>
+          <w:sz w:val="22"/>
+          <w:szCs w:val="22"/>
+        </w:rPr>
+        <w:t xml:space="preserve"> "Minor";</w:t>
       </w:r>
     </w:p>
     <w:p>
@@ -1186,13 +1668,23 @@
           <w:szCs w:val="22"/>
         </w:rPr>
       </w:pPr>
-      <w:r>
-        <w:rPr>
-          <w:color w:val="000000" w:themeColor="text1"/>
-          <w:sz w:val="22"/>
-          <w:szCs w:val="22"/>
-        </w:rPr>
-        <w:t>isLoggedIn &amp;&amp; console.log("Welcome!");</w:t>
+      <w:proofErr w:type="gramStart"/>
+      <w:r>
+        <w:rPr>
+          <w:color w:val="000000" w:themeColor="text1"/>
+          <w:sz w:val="22"/>
+          <w:szCs w:val="22"/>
+        </w:rPr>
+        <w:t>isLoggedIn &amp;&amp;</w:t>
+      </w:r>
+      <w:proofErr w:type="gramEnd"/>
+      <w:r>
+        <w:rPr>
+          <w:color w:val="000000" w:themeColor="text1"/>
+          <w:sz w:val="22"/>
+          <w:szCs w:val="22"/>
+        </w:rPr>
+        <w:t xml:space="preserve"> console.log("Welcome!");</w:t>
       </w:r>
       <w:r>
         <w:rPr>
@@ -1334,7 +1826,25 @@
           <w:sz w:val="22"/>
           <w:szCs w:val="22"/>
         </w:rPr>
-        <w:t>Just like java we can declare parameters and pass arguments to a function, but without declaring the type of the data we are going to pass</w:t>
+        <w:t xml:space="preserve">Just like java we can declare parameters and pass arguments to a function, but without declaring the type of </w:t>
+      </w:r>
+      <w:proofErr w:type="gramStart"/>
+      <w:r>
+        <w:rPr>
+          <w:color w:val="000000" w:themeColor="text1"/>
+          <w:sz w:val="22"/>
+          <w:szCs w:val="22"/>
+        </w:rPr>
+        <w:t>the data</w:t>
+      </w:r>
+      <w:proofErr w:type="gramEnd"/>
+      <w:r>
+        <w:rPr>
+          <w:color w:val="000000" w:themeColor="text1"/>
+          <w:sz w:val="22"/>
+          <w:szCs w:val="22"/>
+        </w:rPr>
+        <w:t xml:space="preserve"> we are going to pass</w:t>
       </w:r>
     </w:p>
     <w:p>
@@ -1460,13 +1970,41 @@
           <w:szCs w:val="22"/>
         </w:rPr>
       </w:pPr>
-      <w:r>
-        <w:rPr>
-          <w:color w:val="000000" w:themeColor="text1"/>
-          <w:sz w:val="22"/>
-          <w:szCs w:val="22"/>
-        </w:rPr>
-        <w:t>Its important since our Node.js app communicates with other functions, systems using the JSON so we need to handle that JSON as JS Object that we can further develop</w:t>
+      <w:proofErr w:type="gramStart"/>
+      <w:r>
+        <w:rPr>
+          <w:color w:val="000000" w:themeColor="text1"/>
+          <w:sz w:val="22"/>
+          <w:szCs w:val="22"/>
+        </w:rPr>
+        <w:t>Its</w:t>
+      </w:r>
+      <w:proofErr w:type="gramEnd"/>
+      <w:r>
+        <w:rPr>
+          <w:color w:val="000000" w:themeColor="text1"/>
+          <w:sz w:val="22"/>
+          <w:szCs w:val="22"/>
+        </w:rPr>
+        <w:t xml:space="preserve"> important since our Node.js app communicates with other </w:t>
+      </w:r>
+      <w:proofErr w:type="gramStart"/>
+      <w:r>
+        <w:rPr>
+          <w:color w:val="000000" w:themeColor="text1"/>
+          <w:sz w:val="22"/>
+          <w:szCs w:val="22"/>
+        </w:rPr>
+        <w:t>functions,</w:t>
+      </w:r>
+      <w:proofErr w:type="gramEnd"/>
+      <w:r>
+        <w:rPr>
+          <w:color w:val="000000" w:themeColor="text1"/>
+          <w:sz w:val="22"/>
+          <w:szCs w:val="22"/>
+        </w:rPr>
+        <w:t xml:space="preserve"> systems using the JSON so we need to handle that JSON as JS Object that we can further develop</w:t>
       </w:r>
     </w:p>
     <w:p>
@@ -1614,6 +2152,7 @@
           <w:szCs w:val="22"/>
         </w:rPr>
       </w:pPr>
+      <w:proofErr w:type="gramStart"/>
       <w:r>
         <w:rPr>
           <w:color w:val="000000" w:themeColor="text1"/>
@@ -1628,7 +2167,52 @@
           <w:sz w:val="22"/>
           <w:szCs w:val="22"/>
         </w:rPr>
-        <w:t>e need to convert the object int JSON string store it, then fetch it covnert it using parse, then use it again</w:t>
+        <w:t>e</w:t>
+      </w:r>
+      <w:proofErr w:type="gramEnd"/>
+      <w:r>
+        <w:rPr>
+          <w:color w:val="000000" w:themeColor="text1"/>
+          <w:sz w:val="22"/>
+          <w:szCs w:val="22"/>
+        </w:rPr>
+        <w:t xml:space="preserve"> need to convert the object int JSON string </w:t>
+      </w:r>
+      <w:proofErr w:type="gramStart"/>
+      <w:r>
+        <w:rPr>
+          <w:color w:val="000000" w:themeColor="text1"/>
+          <w:sz w:val="22"/>
+          <w:szCs w:val="22"/>
+        </w:rPr>
+        <w:t>store it</w:t>
+      </w:r>
+      <w:proofErr w:type="gramEnd"/>
+      <w:r>
+        <w:rPr>
+          <w:color w:val="000000" w:themeColor="text1"/>
+          <w:sz w:val="22"/>
+          <w:szCs w:val="22"/>
+        </w:rPr>
+        <w:t xml:space="preserve">, then fetch it covnert it </w:t>
+      </w:r>
+      <w:proofErr w:type="gramStart"/>
+      <w:r>
+        <w:rPr>
+          <w:color w:val="000000" w:themeColor="text1"/>
+          <w:sz w:val="22"/>
+          <w:szCs w:val="22"/>
+        </w:rPr>
+        <w:t>using</w:t>
+      </w:r>
+      <w:proofErr w:type="gramEnd"/>
+      <w:r>
+        <w:rPr>
+          <w:color w:val="000000" w:themeColor="text1"/>
+          <w:sz w:val="22"/>
+          <w:szCs w:val="22"/>
+        </w:rPr>
+        <w:t xml:space="preserve"> parse, then use it again</w:t>
       </w:r>
       <w:r>
         <w:rPr>
@@ -1703,15 +2287,33 @@
           <w:sz w:val="22"/>
           <w:szCs w:val="22"/>
         </w:rPr>
-        <w:t>in JS  a</w:t>
-      </w:r>
-      <w:r>
-        <w:rPr>
-          <w:color w:val="000000" w:themeColor="text1"/>
-          <w:sz w:val="22"/>
-          <w:szCs w:val="22"/>
-        </w:rPr>
-        <w:t>n object is a way to group related data together using key-value pairs.</w:t>
+        <w:t xml:space="preserve">in </w:t>
+      </w:r>
+      <w:proofErr w:type="gramStart"/>
+      <w:r>
+        <w:rPr>
+          <w:color w:val="000000" w:themeColor="text1"/>
+          <w:sz w:val="22"/>
+          <w:szCs w:val="22"/>
+        </w:rPr>
+        <w:t>JS  a</w:t>
+      </w:r>
+      <w:r>
+        <w:rPr>
+          <w:color w:val="000000" w:themeColor="text1"/>
+          <w:sz w:val="22"/>
+          <w:szCs w:val="22"/>
+        </w:rPr>
+        <w:t>n</w:t>
+      </w:r>
+      <w:proofErr w:type="gramEnd"/>
+      <w:r>
+        <w:rPr>
+          <w:color w:val="000000" w:themeColor="text1"/>
+          <w:sz w:val="22"/>
+          <w:szCs w:val="22"/>
+        </w:rPr>
+        <w:t xml:space="preserve"> object is a way to group related data together using key-value pairs.</w:t>
       </w:r>
     </w:p>
     <w:p>
@@ -1733,7 +2335,25 @@
           <w:sz w:val="22"/>
           <w:szCs w:val="22"/>
         </w:rPr>
-        <w:t>We can access a property or a value of a certain attribute in the object using the dot notation or a bracket with a string including the attribute name</w:t>
+        <w:t xml:space="preserve">We can access a property or </w:t>
+      </w:r>
+      <w:proofErr w:type="gramStart"/>
+      <w:r>
+        <w:rPr>
+          <w:color w:val="000000" w:themeColor="text1"/>
+          <w:sz w:val="22"/>
+          <w:szCs w:val="22"/>
+        </w:rPr>
+        <w:t>a value</w:t>
+      </w:r>
+      <w:proofErr w:type="gramEnd"/>
+      <w:r>
+        <w:rPr>
+          <w:color w:val="000000" w:themeColor="text1"/>
+          <w:sz w:val="22"/>
+          <w:szCs w:val="22"/>
+        </w:rPr>
+        <w:t xml:space="preserve"> of a certain attribute in the object using the dot notation or a bracket with a string including the attribute name</w:t>
       </w:r>
     </w:p>
     <w:p>
@@ -1755,7 +2375,25 @@
           <w:sz w:val="22"/>
           <w:szCs w:val="22"/>
         </w:rPr>
-        <w:t>We can add a property by easily just writing the object name.newprop = value</w:t>
+        <w:t xml:space="preserve">We can add a property by easily just writing the object </w:t>
+      </w:r>
+      <w:proofErr w:type="gramStart"/>
+      <w:r>
+        <w:rPr>
+          <w:color w:val="000000" w:themeColor="text1"/>
+          <w:sz w:val="22"/>
+          <w:szCs w:val="22"/>
+        </w:rPr>
+        <w:t>name.newprop</w:t>
+      </w:r>
+      <w:proofErr w:type="gramEnd"/>
+      <w:r>
+        <w:rPr>
+          <w:color w:val="000000" w:themeColor="text1"/>
+          <w:sz w:val="22"/>
+          <w:szCs w:val="22"/>
+        </w:rPr>
+        <w:t xml:space="preserve"> = value</w:t>
       </w:r>
     </w:p>
     <w:p>
@@ -1777,7 +2415,25 @@
           <w:sz w:val="22"/>
           <w:szCs w:val="22"/>
         </w:rPr>
-        <w:t>delete user.email;</w:t>
+        <w:t xml:space="preserve">delete </w:t>
+      </w:r>
+      <w:proofErr w:type="gramStart"/>
+      <w:r>
+        <w:rPr>
+          <w:color w:val="000000" w:themeColor="text1"/>
+          <w:sz w:val="22"/>
+          <w:szCs w:val="22"/>
+        </w:rPr>
+        <w:t>user.email</w:t>
+      </w:r>
+      <w:proofErr w:type="gramEnd"/>
+      <w:r>
+        <w:rPr>
+          <w:color w:val="000000" w:themeColor="text1"/>
+          <w:sz w:val="22"/>
+          <w:szCs w:val="22"/>
+        </w:rPr>
+        <w:t>;</w:t>
       </w:r>
       <w:r>
         <w:rPr>
@@ -1807,8 +2463,18 @@
           <w:sz w:val="22"/>
           <w:szCs w:val="22"/>
         </w:rPr>
-        <w:t>Objects can contain:</w:t>
-      </w:r>
+        <w:t xml:space="preserve">Objects can </w:t>
+      </w:r>
+      <w:proofErr w:type="gramStart"/>
+      <w:r>
+        <w:rPr>
+          <w:color w:val="000000" w:themeColor="text1"/>
+          <w:sz w:val="22"/>
+          <w:szCs w:val="22"/>
+        </w:rPr>
+        <w:t>contain:</w:t>
+      </w:r>
+      <w:proofErr w:type="gramEnd"/>
       <w:r>
         <w:rPr>
           <w:color w:val="000000" w:themeColor="text1"/>
@@ -1931,7 +2597,43 @@
           <w:sz w:val="22"/>
           <w:szCs w:val="22"/>
         </w:rPr>
-        <w:t>const user2 = { ...user1 };</w:t>
+        <w:t xml:space="preserve">const user2 = </w:t>
+      </w:r>
+      <w:proofErr w:type="gramStart"/>
+      <w:r>
+        <w:rPr>
+          <w:color w:val="000000" w:themeColor="text1"/>
+          <w:sz w:val="22"/>
+          <w:szCs w:val="22"/>
+        </w:rPr>
+        <w:t>{ ...</w:t>
+      </w:r>
+      <w:proofErr w:type="gramEnd"/>
+      <w:r>
+        <w:rPr>
+          <w:color w:val="000000" w:themeColor="text1"/>
+          <w:sz w:val="22"/>
+          <w:szCs w:val="22"/>
+        </w:rPr>
+        <w:t>user</w:t>
+      </w:r>
+      <w:proofErr w:type="gramStart"/>
+      <w:r>
+        <w:rPr>
+          <w:color w:val="000000" w:themeColor="text1"/>
+          <w:sz w:val="22"/>
+          <w:szCs w:val="22"/>
+        </w:rPr>
+        <w:t>1 }</w:t>
+      </w:r>
+      <w:proofErr w:type="gramEnd"/>
+      <w:r>
+        <w:rPr>
+          <w:color w:val="000000" w:themeColor="text1"/>
+          <w:sz w:val="22"/>
+          <w:szCs w:val="22"/>
+        </w:rPr>
+        <w:t>;</w:t>
       </w:r>
       <w:r>
         <w:rPr>
@@ -1991,7 +2693,43 @@
           <w:sz w:val="22"/>
           <w:szCs w:val="22"/>
         </w:rPr>
-        <w:t>const { name, age, email } = user;</w:t>
+        <w:t xml:space="preserve">const </w:t>
+      </w:r>
+      <w:proofErr w:type="gramStart"/>
+      <w:r>
+        <w:rPr>
+          <w:color w:val="000000" w:themeColor="text1"/>
+          <w:sz w:val="22"/>
+          <w:szCs w:val="22"/>
+        </w:rPr>
+        <w:t>{ name</w:t>
+      </w:r>
+      <w:proofErr w:type="gramEnd"/>
+      <w:r>
+        <w:rPr>
+          <w:color w:val="000000" w:themeColor="text1"/>
+          <w:sz w:val="22"/>
+          <w:szCs w:val="22"/>
+        </w:rPr>
+        <w:t xml:space="preserve">, age, </w:t>
+      </w:r>
+      <w:proofErr w:type="gramStart"/>
+      <w:r>
+        <w:rPr>
+          <w:color w:val="000000" w:themeColor="text1"/>
+          <w:sz w:val="22"/>
+          <w:szCs w:val="22"/>
+        </w:rPr>
+        <w:t>email }</w:t>
+      </w:r>
+      <w:proofErr w:type="gramEnd"/>
+      <w:r>
+        <w:rPr>
+          <w:color w:val="000000" w:themeColor="text1"/>
+          <w:sz w:val="22"/>
+          <w:szCs w:val="22"/>
+        </w:rPr>
+        <w:t xml:space="preserve"> = user;</w:t>
       </w:r>
       <w:r>
         <w:rPr>
@@ -2022,7 +2760,43 @@
           <w:szCs w:val="22"/>
         </w:rPr>
         <w:lastRenderedPageBreak/>
-        <w:t>const { name: userName } = user;</w:t>
+        <w:t xml:space="preserve">const </w:t>
+      </w:r>
+      <w:proofErr w:type="gramStart"/>
+      <w:r>
+        <w:rPr>
+          <w:color w:val="000000" w:themeColor="text1"/>
+          <w:sz w:val="22"/>
+          <w:szCs w:val="22"/>
+        </w:rPr>
+        <w:t>{ name</w:t>
+      </w:r>
+      <w:proofErr w:type="gramEnd"/>
+      <w:r>
+        <w:rPr>
+          <w:color w:val="000000" w:themeColor="text1"/>
+          <w:sz w:val="22"/>
+          <w:szCs w:val="22"/>
+        </w:rPr>
+        <w:t xml:space="preserve">: </w:t>
+      </w:r>
+      <w:proofErr w:type="gramStart"/>
+      <w:r>
+        <w:rPr>
+          <w:color w:val="000000" w:themeColor="text1"/>
+          <w:sz w:val="22"/>
+          <w:szCs w:val="22"/>
+        </w:rPr>
+        <w:t>userName }</w:t>
+      </w:r>
+      <w:proofErr w:type="gramEnd"/>
+      <w:r>
+        <w:rPr>
+          <w:color w:val="000000" w:themeColor="text1"/>
+          <w:sz w:val="22"/>
+          <w:szCs w:val="22"/>
+        </w:rPr>
+        <w:t xml:space="preserve"> = user;</w:t>
       </w:r>
       <w:r>
         <w:rPr>
@@ -2133,7 +2907,25 @@
           <w:sz w:val="22"/>
           <w:szCs w:val="22"/>
         </w:rPr>
-        <w:t>We can use this DOM to interact with our html and modify it, for example document.querySelector(</w:t>
+        <w:t xml:space="preserve">We can use this DOM to interact with our html and modify it, for example </w:t>
+      </w:r>
+      <w:proofErr w:type="gramStart"/>
+      <w:r>
+        <w:rPr>
+          <w:color w:val="000000" w:themeColor="text1"/>
+          <w:sz w:val="22"/>
+          <w:szCs w:val="22"/>
+        </w:rPr>
+        <w:t>document.querySelector</w:t>
+      </w:r>
+      <w:proofErr w:type="gramEnd"/>
+      <w:r>
+        <w:rPr>
+          <w:color w:val="000000" w:themeColor="text1"/>
+          <w:sz w:val="22"/>
+          <w:szCs w:val="22"/>
+        </w:rPr>
+        <w:t>(</w:t>
       </w:r>
       <w:r>
         <w:rPr>
@@ -2203,13 +2995,23 @@
         </w:rPr>
         <w:t xml:space="preserve">Document.title(); allows us to change the title of the current webpage, </w:t>
       </w:r>
-      <w:r>
-        <w:rPr>
-          <w:color w:val="000000" w:themeColor="text1"/>
-          <w:sz w:val="22"/>
-          <w:szCs w:val="22"/>
-        </w:rPr>
-        <w:t>document.title = "My New Website";</w:t>
+      <w:proofErr w:type="gramStart"/>
+      <w:r>
+        <w:rPr>
+          <w:color w:val="000000" w:themeColor="text1"/>
+          <w:sz w:val="22"/>
+          <w:szCs w:val="22"/>
+        </w:rPr>
+        <w:t>document.title</w:t>
+      </w:r>
+      <w:proofErr w:type="gramEnd"/>
+      <w:r>
+        <w:rPr>
+          <w:color w:val="000000" w:themeColor="text1"/>
+          <w:sz w:val="22"/>
+          <w:szCs w:val="22"/>
+        </w:rPr>
+        <w:t xml:space="preserve"> = "My New Website";</w:t>
       </w:r>
     </w:p>
     <w:p>
@@ -2225,37 +3027,93 @@
           <w:szCs w:val="22"/>
         </w:rPr>
       </w:pPr>
-      <w:r>
-        <w:rPr>
-          <w:color w:val="000000" w:themeColor="text1"/>
-          <w:sz w:val="22"/>
-          <w:szCs w:val="22"/>
-        </w:rPr>
-        <w:t>document.body.innerHTML</w:t>
-      </w:r>
-      <w:r>
-        <w:rPr>
-          <w:color w:val="000000" w:themeColor="text1"/>
-          <w:sz w:val="22"/>
-          <w:szCs w:val="22"/>
-        </w:rPr>
-        <w:t>; this represents the body element inside our html page</w:t>
-      </w:r>
-      <w:r>
-        <w:rPr>
-          <w:color w:val="000000" w:themeColor="text1"/>
-          <w:sz w:val="22"/>
-          <w:szCs w:val="22"/>
-        </w:rPr>
-        <w:t xml:space="preserve">, this method can also accept html as a string so for example: </w:t>
-      </w:r>
-      <w:r>
-        <w:rPr>
-          <w:color w:val="000000" w:themeColor="text1"/>
-          <w:sz w:val="22"/>
-          <w:szCs w:val="22"/>
-        </w:rPr>
-        <w:t>document.body.innerHTML = "&lt;h1&gt;Hello!&lt;/h1&gt;";</w:t>
+      <w:proofErr w:type="gramStart"/>
+      <w:r>
+        <w:rPr>
+          <w:color w:val="000000" w:themeColor="text1"/>
+          <w:sz w:val="22"/>
+          <w:szCs w:val="22"/>
+        </w:rPr>
+        <w:t>document.body</w:t>
+      </w:r>
+      <w:proofErr w:type="gramEnd"/>
+      <w:r>
+        <w:rPr>
+          <w:color w:val="000000" w:themeColor="text1"/>
+          <w:sz w:val="22"/>
+          <w:szCs w:val="22"/>
+        </w:rPr>
+        <w:t>.innerHTML</w:t>
+      </w:r>
+      <w:r>
+        <w:rPr>
+          <w:color w:val="000000" w:themeColor="text1"/>
+          <w:sz w:val="22"/>
+          <w:szCs w:val="22"/>
+        </w:rPr>
+        <w:t xml:space="preserve">; this represents the body element inside our html </w:t>
+      </w:r>
+      <w:proofErr w:type="gramStart"/>
+      <w:r>
+        <w:rPr>
+          <w:color w:val="000000" w:themeColor="text1"/>
+          <w:sz w:val="22"/>
+          <w:szCs w:val="22"/>
+        </w:rPr>
+        <w:t>page</w:t>
+      </w:r>
+      <w:r>
+        <w:rPr>
+          <w:color w:val="000000" w:themeColor="text1"/>
+          <w:sz w:val="22"/>
+          <w:szCs w:val="22"/>
+        </w:rPr>
+        <w:t>,</w:t>
+      </w:r>
+      <w:proofErr w:type="gramEnd"/>
+      <w:r>
+        <w:rPr>
+          <w:color w:val="000000" w:themeColor="text1"/>
+          <w:sz w:val="22"/>
+          <w:szCs w:val="22"/>
+        </w:rPr>
+        <w:t xml:space="preserve"> this method can also accept html as a string so for example: </w:t>
+      </w:r>
+      <w:proofErr w:type="gramStart"/>
+      <w:r>
+        <w:rPr>
+          <w:color w:val="000000" w:themeColor="text1"/>
+          <w:sz w:val="22"/>
+          <w:szCs w:val="22"/>
+        </w:rPr>
+        <w:t>document.body</w:t>
+      </w:r>
+      <w:proofErr w:type="gramEnd"/>
+      <w:r>
+        <w:rPr>
+          <w:color w:val="000000" w:themeColor="text1"/>
+          <w:sz w:val="22"/>
+          <w:szCs w:val="22"/>
+        </w:rPr>
+        <w:t>.innerHTML = "&lt;h1&gt;</w:t>
+      </w:r>
+      <w:proofErr w:type="gramStart"/>
+      <w:r>
+        <w:rPr>
+          <w:color w:val="000000" w:themeColor="text1"/>
+          <w:sz w:val="22"/>
+          <w:szCs w:val="22"/>
+        </w:rPr>
+        <w:t>Hello!&lt;</w:t>
+      </w:r>
+      <w:proofErr w:type="gramEnd"/>
+      <w:r>
+        <w:rPr>
+          <w:color w:val="000000" w:themeColor="text1"/>
+          <w:sz w:val="22"/>
+          <w:szCs w:val="22"/>
+        </w:rPr>
+        <w:t>/h1&gt;";</w:t>
       </w:r>
     </w:p>
     <w:p>
@@ -2271,29 +3129,67 @@
           <w:szCs w:val="22"/>
         </w:rPr>
       </w:pPr>
-      <w:r>
-        <w:rPr>
-          <w:color w:val="000000" w:themeColor="text1"/>
-          <w:sz w:val="22"/>
-          <w:szCs w:val="22"/>
-        </w:rPr>
-        <w:t>document.querySelector()</w:t>
-      </w:r>
-      <w:r>
-        <w:rPr>
-          <w:color w:val="000000" w:themeColor="text1"/>
-          <w:sz w:val="22"/>
-          <w:szCs w:val="22"/>
-        </w:rPr>
-        <w:t xml:space="preserve">; allows us to select an html element from the body. We can save it into a constant then change the content inside it. Note that we should call .textContent before changing it; </w:t>
-      </w:r>
-      <w:r>
-        <w:rPr>
-          <w:color w:val="000000" w:themeColor="text1"/>
-          <w:sz w:val="22"/>
-          <w:szCs w:val="22"/>
-        </w:rPr>
-        <w:t>heading.textContent = "Hello JavaScript!";</w:t>
+      <w:proofErr w:type="gramStart"/>
+      <w:r>
+        <w:rPr>
+          <w:color w:val="000000" w:themeColor="text1"/>
+          <w:sz w:val="22"/>
+          <w:szCs w:val="22"/>
+        </w:rPr>
+        <w:t>document.querySelector</w:t>
+      </w:r>
+      <w:proofErr w:type="gramEnd"/>
+      <w:r>
+        <w:rPr>
+          <w:color w:val="000000" w:themeColor="text1"/>
+          <w:sz w:val="22"/>
+          <w:szCs w:val="22"/>
+        </w:rPr>
+        <w:t>()</w:t>
+      </w:r>
+      <w:r>
+        <w:rPr>
+          <w:color w:val="000000" w:themeColor="text1"/>
+          <w:sz w:val="22"/>
+          <w:szCs w:val="22"/>
+        </w:rPr>
+        <w:t xml:space="preserve">; allows us to select an html element from the body. We can save it into a constant then change the content inside it. Note that we should </w:t>
+      </w:r>
+      <w:proofErr w:type="gramStart"/>
+      <w:r>
+        <w:rPr>
+          <w:color w:val="000000" w:themeColor="text1"/>
+          <w:sz w:val="22"/>
+          <w:szCs w:val="22"/>
+        </w:rPr>
+        <w:t>call .textContent</w:t>
+      </w:r>
+      <w:proofErr w:type="gramEnd"/>
+      <w:r>
+        <w:rPr>
+          <w:color w:val="000000" w:themeColor="text1"/>
+          <w:sz w:val="22"/>
+          <w:szCs w:val="22"/>
+        </w:rPr>
+        <w:t xml:space="preserve"> before changing it; </w:t>
+      </w:r>
+      <w:proofErr w:type="gramStart"/>
+      <w:r>
+        <w:rPr>
+          <w:color w:val="000000" w:themeColor="text1"/>
+          <w:sz w:val="22"/>
+          <w:szCs w:val="22"/>
+        </w:rPr>
+        <w:t>heading.textContent</w:t>
+      </w:r>
+      <w:proofErr w:type="gramEnd"/>
+      <w:r>
+        <w:rPr>
+          <w:color w:val="000000" w:themeColor="text1"/>
+          <w:sz w:val="22"/>
+          <w:szCs w:val="22"/>
+        </w:rPr>
+        <w:t xml:space="preserve"> = "Hello JavaScript!";</w:t>
       </w:r>
     </w:p>
     <w:p>
@@ -2309,13 +3205,23 @@
           <w:szCs w:val="22"/>
         </w:rPr>
       </w:pPr>
-      <w:r>
-        <w:rPr>
-          <w:color w:val="000000" w:themeColor="text1"/>
-          <w:sz w:val="22"/>
-          <w:szCs w:val="22"/>
-        </w:rPr>
-        <w:t>it’s a better idea for scalable applications to put a class inside the html element so we can differentiate between them when we select the query</w:t>
+      <w:proofErr w:type="gramStart"/>
+      <w:r>
+        <w:rPr>
+          <w:color w:val="000000" w:themeColor="text1"/>
+          <w:sz w:val="22"/>
+          <w:szCs w:val="22"/>
+        </w:rPr>
+        <w:t>it’s</w:t>
+      </w:r>
+      <w:proofErr w:type="gramEnd"/>
+      <w:r>
+        <w:rPr>
+          <w:color w:val="000000" w:themeColor="text1"/>
+          <w:sz w:val="22"/>
+          <w:szCs w:val="22"/>
+        </w:rPr>
+        <w:t xml:space="preserve"> a better idea for scalable applications to put a class inside the html element so we can differentiate between them when we select the query</w:t>
       </w:r>
     </w:p>
     <w:p>
@@ -2353,14 +3259,52 @@
           <w:szCs w:val="22"/>
         </w:rPr>
       </w:pPr>
-      <w:r>
-        <w:rPr>
-          <w:color w:val="000000" w:themeColor="text1"/>
-          <w:sz w:val="22"/>
-          <w:szCs w:val="22"/>
-        </w:rPr>
-        <w:t>getting a value from the input box, first we declare a class for a certain input, we use this class name with the querySelector(), and store the output into a variable. This variable represents the entire input box. To get the value we store the value into a new variable from the box.value</w:t>
-      </w:r>
+      <w:proofErr w:type="gramStart"/>
+      <w:r>
+        <w:rPr>
+          <w:color w:val="000000" w:themeColor="text1"/>
+          <w:sz w:val="22"/>
+          <w:szCs w:val="22"/>
+        </w:rPr>
+        <w:t>getting</w:t>
+      </w:r>
+      <w:proofErr w:type="gramEnd"/>
+      <w:r>
+        <w:rPr>
+          <w:color w:val="000000" w:themeColor="text1"/>
+          <w:sz w:val="22"/>
+          <w:szCs w:val="22"/>
+        </w:rPr>
+        <w:t xml:space="preserve"> a value from the input box, first we declare a class for a certain input, we use this class name with the </w:t>
+      </w:r>
+      <w:proofErr w:type="gramStart"/>
+      <w:r>
+        <w:rPr>
+          <w:color w:val="000000" w:themeColor="text1"/>
+          <w:sz w:val="22"/>
+          <w:szCs w:val="22"/>
+        </w:rPr>
+        <w:t>querySelector(), and</w:t>
+      </w:r>
+      <w:proofErr w:type="gramEnd"/>
+      <w:r>
+        <w:rPr>
+          <w:color w:val="000000" w:themeColor="text1"/>
+          <w:sz w:val="22"/>
+          <w:szCs w:val="22"/>
+        </w:rPr>
+        <w:t xml:space="preserve"> store the output into a variable. This variable represents the entire input box. To get the value we store the value into a new variable from the box</w:t>
+      </w:r>
+      <w:proofErr w:type="gramStart"/>
+      <w:r>
+        <w:rPr>
+          <w:color w:val="000000" w:themeColor="text1"/>
+          <w:sz w:val="22"/>
+          <w:szCs w:val="22"/>
+        </w:rPr>
+        <w:t>.value</w:t>
+      </w:r>
+      <w:proofErr w:type="gramEnd"/>
     </w:p>
     <w:p>
       <w:pPr>
@@ -2381,7 +3325,43 @@
           <w:sz w:val="22"/>
           <w:szCs w:val="22"/>
         </w:rPr>
-        <w:t>keydown tells us when a key was pressed, it does not tell us which key, however the event object stores data about the event which In this case was a key stroke, using event.key tells us what was actually pressed.</w:t>
+        <w:t xml:space="preserve">keydown tells us when a key was pressed, it does not tell us which key, however the event object stores data about the event which </w:t>
+      </w:r>
+      <w:proofErr w:type="gramStart"/>
+      <w:r>
+        <w:rPr>
+          <w:color w:val="000000" w:themeColor="text1"/>
+          <w:sz w:val="22"/>
+          <w:szCs w:val="22"/>
+        </w:rPr>
+        <w:t>In</w:t>
+      </w:r>
+      <w:proofErr w:type="gramEnd"/>
+      <w:r>
+        <w:rPr>
+          <w:color w:val="000000" w:themeColor="text1"/>
+          <w:sz w:val="22"/>
+          <w:szCs w:val="22"/>
+        </w:rPr>
+        <w:t xml:space="preserve"> this case was a key stroke, using event.key tells us what was </w:t>
+      </w:r>
+      <w:proofErr w:type="gramStart"/>
+      <w:r>
+        <w:rPr>
+          <w:color w:val="000000" w:themeColor="text1"/>
+          <w:sz w:val="22"/>
+          <w:szCs w:val="22"/>
+        </w:rPr>
+        <w:t>actually pressed</w:t>
+      </w:r>
+      <w:proofErr w:type="gramEnd"/>
+      <w:r>
+        <w:rPr>
+          <w:color w:val="000000" w:themeColor="text1"/>
+          <w:sz w:val="22"/>
+          <w:szCs w:val="22"/>
+        </w:rPr>
+        <w:t>.</w:t>
       </w:r>
     </w:p>
     <w:p>
@@ -2397,13 +3377,23 @@
           <w:szCs w:val="22"/>
         </w:rPr>
       </w:pPr>
-      <w:r>
-        <w:rPr>
-          <w:color w:val="000000" w:themeColor="text1"/>
-          <w:sz w:val="22"/>
-          <w:szCs w:val="22"/>
-        </w:rPr>
-        <w:t>classList.add()</w:t>
+      <w:proofErr w:type="gramStart"/>
+      <w:r>
+        <w:rPr>
+          <w:color w:val="000000" w:themeColor="text1"/>
+          <w:sz w:val="22"/>
+          <w:szCs w:val="22"/>
+        </w:rPr>
+        <w:t>classList.add(</w:t>
+      </w:r>
+      <w:proofErr w:type="gramEnd"/>
+      <w:r>
+        <w:rPr>
+          <w:color w:val="000000" w:themeColor="text1"/>
+          <w:sz w:val="22"/>
+          <w:szCs w:val="22"/>
+        </w:rPr>
+        <w:t>)</w:t>
       </w:r>
       <w:r>
         <w:rPr>
@@ -2511,13 +3501,23 @@
           <w:u w:val="single"/>
         </w:rPr>
       </w:pPr>
-      <w:r>
-        <w:rPr>
-          <w:color w:val="000000" w:themeColor="text1"/>
-          <w:sz w:val="22"/>
-          <w:szCs w:val="22"/>
-        </w:rPr>
-        <w:t>Push() adds a new item to the end of the array</w:t>
+      <w:proofErr w:type="gramStart"/>
+      <w:r>
+        <w:rPr>
+          <w:color w:val="000000" w:themeColor="text1"/>
+          <w:sz w:val="22"/>
+          <w:szCs w:val="22"/>
+        </w:rPr>
+        <w:t>Push(</w:t>
+      </w:r>
+      <w:proofErr w:type="gramEnd"/>
+      <w:r>
+        <w:rPr>
+          <w:color w:val="000000" w:themeColor="text1"/>
+          <w:sz w:val="22"/>
+          <w:szCs w:val="22"/>
+        </w:rPr>
+        <w:t>) adds a new item to the end of the array</w:t>
       </w:r>
     </w:p>
     <w:p>
@@ -2534,13 +3534,59 @@
           <w:u w:val="single"/>
         </w:rPr>
       </w:pPr>
-      <w:r>
-        <w:rPr>
-          <w:color w:val="000000" w:themeColor="text1"/>
-          <w:sz w:val="22"/>
-          <w:szCs w:val="22"/>
-        </w:rPr>
-        <w:t xml:space="preserve">.splice(); it can add, remove or replace.  Okay in case we need to remove we will provide 2 variables, the start and how many to remove. In case of addition we would have more than 2 variables, the first is the start and the second is how many to remove which is always at 0 </w:t>
+      <w:proofErr w:type="gramStart"/>
+      <w:r>
+        <w:rPr>
+          <w:color w:val="000000" w:themeColor="text1"/>
+          <w:sz w:val="22"/>
+          <w:szCs w:val="22"/>
+        </w:rPr>
+        <w:t>.splice</w:t>
+      </w:r>
+      <w:proofErr w:type="gramEnd"/>
+      <w:r>
+        <w:rPr>
+          <w:color w:val="000000" w:themeColor="text1"/>
+          <w:sz w:val="22"/>
+          <w:szCs w:val="22"/>
+        </w:rPr>
+        <w:t xml:space="preserve">(); it can add, remove or replace.  </w:t>
+      </w:r>
+      <w:proofErr w:type="gramStart"/>
+      <w:r>
+        <w:rPr>
+          <w:color w:val="000000" w:themeColor="text1"/>
+          <w:sz w:val="22"/>
+          <w:szCs w:val="22"/>
+        </w:rPr>
+        <w:t>Okay</w:t>
+      </w:r>
+      <w:proofErr w:type="gramEnd"/>
+      <w:r>
+        <w:rPr>
+          <w:color w:val="000000" w:themeColor="text1"/>
+          <w:sz w:val="22"/>
+          <w:szCs w:val="22"/>
+        </w:rPr>
+        <w:t xml:space="preserve"> in case we need to remove we will provide 2 variables, the start and how many to remove. In case of </w:t>
+      </w:r>
+      <w:proofErr w:type="gramStart"/>
+      <w:r>
+        <w:rPr>
+          <w:color w:val="000000" w:themeColor="text1"/>
+          <w:sz w:val="22"/>
+          <w:szCs w:val="22"/>
+        </w:rPr>
+        <w:t>addition</w:t>
+      </w:r>
+      <w:proofErr w:type="gramEnd"/>
+      <w:r>
+        <w:rPr>
+          <w:color w:val="000000" w:themeColor="text1"/>
+          <w:sz w:val="22"/>
+          <w:szCs w:val="22"/>
+        </w:rPr>
+        <w:t xml:space="preserve"> we would have more than 2 variables, the first is the start and the second is how many to remove which is always at 0 </w:t>
       </w:r>
       <w:r>
         <w:rPr>
@@ -2618,7 +3664,43 @@
           <w:sz w:val="22"/>
           <w:szCs w:val="22"/>
         </w:rPr>
-        <w:t>Using slice() we can pass a copy of an array to another, this keeps the data in the copied one safe from modification</w:t>
+        <w:t xml:space="preserve">Using </w:t>
+      </w:r>
+      <w:proofErr w:type="gramStart"/>
+      <w:r>
+        <w:rPr>
+          <w:color w:val="000000" w:themeColor="text1"/>
+          <w:sz w:val="22"/>
+          <w:szCs w:val="22"/>
+        </w:rPr>
+        <w:t>slice(</w:t>
+      </w:r>
+      <w:proofErr w:type="gramEnd"/>
+      <w:r>
+        <w:rPr>
+          <w:color w:val="000000" w:themeColor="text1"/>
+          <w:sz w:val="22"/>
+          <w:szCs w:val="22"/>
+        </w:rPr>
+        <w:t xml:space="preserve">) we can pass a copy of an array to </w:t>
+      </w:r>
+      <w:proofErr w:type="gramStart"/>
+      <w:r>
+        <w:rPr>
+          <w:color w:val="000000" w:themeColor="text1"/>
+          <w:sz w:val="22"/>
+          <w:szCs w:val="22"/>
+        </w:rPr>
+        <w:t>another,</w:t>
+      </w:r>
+      <w:proofErr w:type="gramEnd"/>
+      <w:r>
+        <w:rPr>
+          <w:color w:val="000000" w:themeColor="text1"/>
+          <w:sz w:val="22"/>
+          <w:szCs w:val="22"/>
+        </w:rPr>
+        <w:t xml:space="preserve"> this keeps the data in the copied one safe from modification</w:t>
       </w:r>
     </w:p>
     <w:p>
@@ -2723,7 +3805,34 @@
           <w:sz w:val="22"/>
           <w:szCs w:val="22"/>
         </w:rPr>
-        <w:t xml:space="preserve">Syntax of for loops: </w:t>
+        <w:t xml:space="preserve">Syntax of </w:t>
+      </w:r>
+      <w:proofErr w:type="gramStart"/>
+      <w:r>
+        <w:rPr>
+          <w:color w:val="000000" w:themeColor="text1"/>
+          <w:sz w:val="22"/>
+          <w:szCs w:val="22"/>
+        </w:rPr>
+        <w:t>for</w:t>
+      </w:r>
+      <w:proofErr w:type="gramEnd"/>
+      <w:r>
+        <w:rPr>
+          <w:color w:val="000000" w:themeColor="text1"/>
+          <w:sz w:val="22"/>
+          <w:szCs w:val="22"/>
+        </w:rPr>
+        <w:t xml:space="preserve"> loops</w:t>
+      </w:r>
+      <w:proofErr w:type="gramStart"/>
+      <w:r>
+        <w:rPr>
+          <w:color w:val="000000" w:themeColor="text1"/>
+          <w:sz w:val="22"/>
+          <w:szCs w:val="22"/>
+        </w:rPr>
+        <w:t xml:space="preserve">: </w:t>
       </w:r>
       <w:r>
         <w:rPr>
@@ -2739,8 +3848,45 @@
           <w:sz w:val="22"/>
           <w:szCs w:val="22"/>
         </w:rPr>
-        <w:t>for (let i = 0; i &lt; 5; i++) {    console.log(i);}</w:t>
-      </w:r>
+        <w:t>for</w:t>
+      </w:r>
+      <w:proofErr w:type="gramEnd"/>
+      <w:r>
+        <w:rPr>
+          <w:color w:val="000000" w:themeColor="text1"/>
+          <w:sz w:val="22"/>
+          <w:szCs w:val="22"/>
+        </w:rPr>
+        <w:t xml:space="preserve"> (let i = 0; i &lt; 5; i++) </w:t>
+      </w:r>
+      <w:proofErr w:type="gramStart"/>
+      <w:r>
+        <w:rPr>
+          <w:color w:val="000000" w:themeColor="text1"/>
+          <w:sz w:val="22"/>
+          <w:szCs w:val="22"/>
+        </w:rPr>
+        <w:t xml:space="preserve">{  </w:t>
+      </w:r>
+      <w:proofErr w:type="gramEnd"/>
+      <w:r>
+        <w:rPr>
+          <w:color w:val="000000" w:themeColor="text1"/>
+          <w:sz w:val="22"/>
+          <w:szCs w:val="22"/>
+        </w:rPr>
+        <w:t xml:space="preserve">  console.log(i</w:t>
+      </w:r>
+      <w:proofErr w:type="gramStart"/>
+      <w:r>
+        <w:rPr>
+          <w:color w:val="000000" w:themeColor="text1"/>
+          <w:sz w:val="22"/>
+          <w:szCs w:val="22"/>
+        </w:rPr>
+        <w:t>);}</w:t>
+      </w:r>
+      <w:proofErr w:type="gramEnd"/>
     </w:p>
     <w:p>
       <w:pPr>
@@ -2783,7 +3929,16 @@
           <w:sz w:val="22"/>
           <w:szCs w:val="22"/>
         </w:rPr>
-        <w:t xml:space="preserve">We have a for each looping in js the same we have in java and python here is a code example: </w:t>
+        <w:t>We have a for each looping in js the same we have in java and python here is a code example</w:t>
+      </w:r>
+      <w:proofErr w:type="gramStart"/>
+      <w:r>
+        <w:rPr>
+          <w:color w:val="000000" w:themeColor="text1"/>
+          <w:sz w:val="22"/>
+          <w:szCs w:val="22"/>
+        </w:rPr>
+        <w:t xml:space="preserve">: </w:t>
       </w:r>
       <w:r>
         <w:rPr>
@@ -2799,8 +3954,45 @@
           <w:sz w:val="22"/>
           <w:szCs w:val="22"/>
         </w:rPr>
-        <w:t>for (const fruit of fruits) { console.log(fruit);}</w:t>
-      </w:r>
+        <w:t>for</w:t>
+      </w:r>
+      <w:proofErr w:type="gramEnd"/>
+      <w:r>
+        <w:rPr>
+          <w:color w:val="000000" w:themeColor="text1"/>
+          <w:sz w:val="22"/>
+          <w:szCs w:val="22"/>
+        </w:rPr>
+        <w:t xml:space="preserve"> (const fruit of fruits) </w:t>
+      </w:r>
+      <w:proofErr w:type="gramStart"/>
+      <w:r>
+        <w:rPr>
+          <w:color w:val="000000" w:themeColor="text1"/>
+          <w:sz w:val="22"/>
+          <w:szCs w:val="22"/>
+        </w:rPr>
+        <w:t>{ console.log</w:t>
+      </w:r>
+      <w:proofErr w:type="gramEnd"/>
+      <w:r>
+        <w:rPr>
+          <w:color w:val="000000" w:themeColor="text1"/>
+          <w:sz w:val="22"/>
+          <w:szCs w:val="22"/>
+        </w:rPr>
+        <w:t>(fruit</w:t>
+      </w:r>
+      <w:proofErr w:type="gramStart"/>
+      <w:r>
+        <w:rPr>
+          <w:color w:val="000000" w:themeColor="text1"/>
+          <w:sz w:val="22"/>
+          <w:szCs w:val="22"/>
+        </w:rPr>
+        <w:t>);}</w:t>
+      </w:r>
+      <w:proofErr w:type="gramEnd"/>
     </w:p>
     <w:p>
       <w:pPr>
@@ -2815,13 +4007,23 @@
           <w:szCs w:val="22"/>
         </w:rPr>
       </w:pPr>
-      <w:r>
-        <w:rPr>
-          <w:color w:val="000000" w:themeColor="text1"/>
-          <w:sz w:val="22"/>
-          <w:szCs w:val="22"/>
-        </w:rPr>
-        <w:t>find() → find the first matching element</w:t>
+      <w:proofErr w:type="gramStart"/>
+      <w:r>
+        <w:rPr>
+          <w:color w:val="000000" w:themeColor="text1"/>
+          <w:sz w:val="22"/>
+          <w:szCs w:val="22"/>
+        </w:rPr>
+        <w:t>find(</w:t>
+      </w:r>
+      <w:proofErr w:type="gramEnd"/>
+      <w:r>
+        <w:rPr>
+          <w:color w:val="000000" w:themeColor="text1"/>
+          <w:sz w:val="22"/>
+          <w:szCs w:val="22"/>
+        </w:rPr>
+        <w:t>) → find the first matching element</w:t>
       </w:r>
     </w:p>
     <w:p>
@@ -2935,7 +4137,43 @@
           <w:sz w:val="22"/>
           <w:szCs w:val="22"/>
         </w:rPr>
-        <w:t>Breaks stops the loop, continue skips the current iteration</w:t>
+        <w:t xml:space="preserve">Breaks </w:t>
+      </w:r>
+      <w:proofErr w:type="gramStart"/>
+      <w:r>
+        <w:rPr>
+          <w:color w:val="000000" w:themeColor="text1"/>
+          <w:sz w:val="22"/>
+          <w:szCs w:val="22"/>
+        </w:rPr>
+        <w:t>stops</w:t>
+      </w:r>
+      <w:proofErr w:type="gramEnd"/>
+      <w:r>
+        <w:rPr>
+          <w:color w:val="000000" w:themeColor="text1"/>
+          <w:sz w:val="22"/>
+          <w:szCs w:val="22"/>
+        </w:rPr>
+        <w:t xml:space="preserve"> the loop, continue </w:t>
+      </w:r>
+      <w:proofErr w:type="gramStart"/>
+      <w:r>
+        <w:rPr>
+          <w:color w:val="000000" w:themeColor="text1"/>
+          <w:sz w:val="22"/>
+          <w:szCs w:val="22"/>
+        </w:rPr>
+        <w:t>skips</w:t>
+      </w:r>
+      <w:proofErr w:type="gramEnd"/>
+      <w:r>
+        <w:rPr>
+          <w:color w:val="000000" w:themeColor="text1"/>
+          <w:sz w:val="22"/>
+          <w:szCs w:val="22"/>
+        </w:rPr>
+        <w:t xml:space="preserve"> the current iteration</w:t>
       </w:r>
     </w:p>
     <w:p>
@@ -2981,13 +4219,23 @@
           <w:szCs w:val="22"/>
         </w:rPr>
       </w:pPr>
-      <w:r>
-        <w:rPr>
-          <w:color w:val="000000" w:themeColor="text1"/>
-          <w:sz w:val="22"/>
-          <w:szCs w:val="22"/>
-        </w:rPr>
-        <w:t>.map() is an array method that lets you go through every item in an array and create a new array based on those items.</w:t>
+      <w:proofErr w:type="gramStart"/>
+      <w:r>
+        <w:rPr>
+          <w:color w:val="000000" w:themeColor="text1"/>
+          <w:sz w:val="22"/>
+          <w:szCs w:val="22"/>
+        </w:rPr>
+        <w:t>.map</w:t>
+      </w:r>
+      <w:proofErr w:type="gramEnd"/>
+      <w:r>
+        <w:rPr>
+          <w:color w:val="000000" w:themeColor="text1"/>
+          <w:sz w:val="22"/>
+          <w:szCs w:val="22"/>
+        </w:rPr>
+        <w:t>() is an array method that lets you go through every item in an array and create a new array based on those items.</w:t>
       </w:r>
       <w:r>
         <w:rPr>
@@ -3011,13 +4259,23 @@
           <w:szCs w:val="22"/>
         </w:rPr>
       </w:pPr>
-      <w:r>
-        <w:rPr>
-          <w:color w:val="000000" w:themeColor="text1"/>
-          <w:sz w:val="22"/>
-          <w:szCs w:val="22"/>
-        </w:rPr>
-        <w:t>.map() most general use it to take an array, manipulate its data and save this manipulated data into a new array</w:t>
+      <w:proofErr w:type="gramStart"/>
+      <w:r>
+        <w:rPr>
+          <w:color w:val="000000" w:themeColor="text1"/>
+          <w:sz w:val="22"/>
+          <w:szCs w:val="22"/>
+        </w:rPr>
+        <w:t>.map</w:t>
+      </w:r>
+      <w:proofErr w:type="gramEnd"/>
+      <w:r>
+        <w:rPr>
+          <w:color w:val="000000" w:themeColor="text1"/>
+          <w:sz w:val="22"/>
+          <w:szCs w:val="22"/>
+        </w:rPr>
+        <w:t>() most general use it to take an array, manipulate its data and save this manipulated data into a new array</w:t>
       </w:r>
     </w:p>
     <w:p>
@@ -3033,24 +4291,941 @@
           <w:szCs w:val="22"/>
         </w:rPr>
       </w:pPr>
-      <w:r>
-        <w:rPr>
-          <w:color w:val="000000" w:themeColor="text1"/>
-          <w:sz w:val="22"/>
-          <w:szCs w:val="22"/>
-        </w:rPr>
-        <w:t>.filter() is basically a .map() that has a filter to decide what data stays in the new array and what not, it does not manipulate the data unlike .map()</w:t>
-      </w:r>
-    </w:p>
-    <w:p>
-      <w:pPr>
-        <w:pStyle w:val="ListParagraph"/>
-        <w:rPr>
-          <w:color w:val="000000" w:themeColor="text1"/>
-          <w:sz w:val="22"/>
-          <w:szCs w:val="22"/>
-        </w:rPr>
-      </w:pPr>
+      <w:proofErr w:type="gramStart"/>
+      <w:r>
+        <w:rPr>
+          <w:color w:val="000000" w:themeColor="text1"/>
+          <w:sz w:val="22"/>
+          <w:szCs w:val="22"/>
+        </w:rPr>
+        <w:t>.filter</w:t>
+      </w:r>
+      <w:proofErr w:type="gramEnd"/>
+      <w:r>
+        <w:rPr>
+          <w:color w:val="000000" w:themeColor="text1"/>
+          <w:sz w:val="22"/>
+          <w:szCs w:val="22"/>
+        </w:rPr>
+        <w:t xml:space="preserve">() is basically </w:t>
+      </w:r>
+      <w:proofErr w:type="gramStart"/>
+      <w:r>
+        <w:rPr>
+          <w:color w:val="000000" w:themeColor="text1"/>
+          <w:sz w:val="22"/>
+          <w:szCs w:val="22"/>
+        </w:rPr>
+        <w:t>a .map</w:t>
+      </w:r>
+      <w:proofErr w:type="gramEnd"/>
+      <w:r>
+        <w:rPr>
+          <w:color w:val="000000" w:themeColor="text1"/>
+          <w:sz w:val="22"/>
+          <w:szCs w:val="22"/>
+        </w:rPr>
+        <w:t xml:space="preserve">() that has a filter to decide what data stays in the new array and what not, it does not manipulate the data </w:t>
+      </w:r>
+      <w:proofErr w:type="gramStart"/>
+      <w:r>
+        <w:rPr>
+          <w:color w:val="000000" w:themeColor="text1"/>
+          <w:sz w:val="22"/>
+          <w:szCs w:val="22"/>
+        </w:rPr>
+        <w:t>unlike .map</w:t>
+      </w:r>
+      <w:proofErr w:type="gramEnd"/>
+      <w:r>
+        <w:rPr>
+          <w:color w:val="000000" w:themeColor="text1"/>
+          <w:sz w:val="22"/>
+          <w:szCs w:val="22"/>
+        </w:rPr>
+        <w:t>()</w:t>
+      </w:r>
+    </w:p>
+    <w:p>
+      <w:pPr>
+        <w:rPr>
+          <w:color w:val="000000" w:themeColor="text1"/>
+          <w:sz w:val="22"/>
+          <w:szCs w:val="22"/>
+        </w:rPr>
+      </w:pPr>
+    </w:p>
+    <w:p>
+      <w:pPr>
+        <w:rPr>
+          <w:b/>
+          <w:bCs/>
+          <w:color w:val="000000" w:themeColor="text1"/>
+          <w:u w:val="single"/>
+        </w:rPr>
+      </w:pPr>
+      <w:r>
+        <w:rPr>
+          <w:b/>
+          <w:bCs/>
+          <w:color w:val="000000" w:themeColor="text1"/>
+          <w:u w:val="single"/>
+        </w:rPr>
+        <w:t>Advanced Functions:</w:t>
+      </w:r>
+    </w:p>
+    <w:p>
+      <w:pPr>
+        <w:pStyle w:val="ListParagraph"/>
+        <w:numPr>
+          <w:ilvl w:val="0"/>
+          <w:numId w:val="11"/>
+        </w:numPr>
+        <w:rPr>
+          <w:color w:val="000000" w:themeColor="text1"/>
+          <w:sz w:val="22"/>
+          <w:szCs w:val="22"/>
+        </w:rPr>
+      </w:pPr>
+      <w:r>
+        <w:rPr>
+          <w:color w:val="000000" w:themeColor="text1"/>
+          <w:sz w:val="22"/>
+          <w:szCs w:val="22"/>
+        </w:rPr>
+        <w:t>we can save a function into a variable</w:t>
+      </w:r>
+    </w:p>
+    <w:p>
+      <w:pPr>
+        <w:pStyle w:val="ListParagraph"/>
+        <w:numPr>
+          <w:ilvl w:val="0"/>
+          <w:numId w:val="11"/>
+        </w:numPr>
+        <w:rPr>
+          <w:color w:val="000000" w:themeColor="text1"/>
+          <w:sz w:val="22"/>
+          <w:szCs w:val="22"/>
+        </w:rPr>
+      </w:pPr>
+      <w:proofErr w:type="gramStart"/>
+      <w:r>
+        <w:rPr>
+          <w:color w:val="000000" w:themeColor="text1"/>
+          <w:sz w:val="22"/>
+          <w:szCs w:val="22"/>
+        </w:rPr>
+        <w:t>an</w:t>
+      </w:r>
+      <w:proofErr w:type="gramEnd"/>
+      <w:r>
+        <w:rPr>
+          <w:color w:val="000000" w:themeColor="text1"/>
+          <w:sz w:val="22"/>
+          <w:szCs w:val="22"/>
+        </w:rPr>
+        <w:t xml:space="preserve"> anonymous function is a function that has no name, we usually do this when we pass a function into another function, or if we need the function temporarily.</w:t>
+      </w:r>
+    </w:p>
+    <w:p>
+      <w:pPr>
+        <w:pStyle w:val="ListParagraph"/>
+        <w:numPr>
+          <w:ilvl w:val="0"/>
+          <w:numId w:val="11"/>
+        </w:numPr>
+        <w:rPr>
+          <w:color w:val="000000" w:themeColor="text1"/>
+          <w:sz w:val="22"/>
+          <w:szCs w:val="22"/>
+        </w:rPr>
+      </w:pPr>
+      <w:r>
+        <w:rPr>
+          <w:color w:val="000000" w:themeColor="text1"/>
+          <w:sz w:val="22"/>
+          <w:szCs w:val="22"/>
+        </w:rPr>
+        <w:t xml:space="preserve">Hoisting means that JS allows us to use a function before declaring it. </w:t>
+      </w:r>
+      <w:r>
+        <w:rPr>
+          <w:color w:val="000000" w:themeColor="text1"/>
+          <w:sz w:val="22"/>
+          <w:szCs w:val="22"/>
+        </w:rPr>
+        <w:t xml:space="preserve"> It does not provide an extra feature or </w:t>
+      </w:r>
+      <w:proofErr w:type="gramStart"/>
+      <w:r>
+        <w:rPr>
+          <w:color w:val="000000" w:themeColor="text1"/>
+          <w:sz w:val="22"/>
+          <w:szCs w:val="22"/>
+        </w:rPr>
+        <w:t>functionality</w:t>
+      </w:r>
+      <w:proofErr w:type="gramEnd"/>
+      <w:r>
+        <w:rPr>
+          <w:color w:val="000000" w:themeColor="text1"/>
+          <w:sz w:val="22"/>
+          <w:szCs w:val="22"/>
+        </w:rPr>
+        <w:t xml:space="preserve"> </w:t>
+      </w:r>
+      <w:proofErr w:type="gramStart"/>
+      <w:r>
+        <w:rPr>
+          <w:color w:val="000000" w:themeColor="text1"/>
+          <w:sz w:val="22"/>
+          <w:szCs w:val="22"/>
+        </w:rPr>
+        <w:t>its</w:t>
+      </w:r>
+      <w:proofErr w:type="gramEnd"/>
+      <w:r>
+        <w:rPr>
+          <w:color w:val="000000" w:themeColor="text1"/>
+          <w:sz w:val="22"/>
+          <w:szCs w:val="22"/>
+        </w:rPr>
+        <w:t xml:space="preserve"> just used to provide readability and better structure</w:t>
+      </w:r>
+    </w:p>
+    <w:p>
+      <w:pPr>
+        <w:pStyle w:val="ListParagraph"/>
+        <w:numPr>
+          <w:ilvl w:val="0"/>
+          <w:numId w:val="11"/>
+        </w:numPr>
+        <w:rPr>
+          <w:color w:val="000000" w:themeColor="text1"/>
+          <w:sz w:val="22"/>
+          <w:szCs w:val="22"/>
+        </w:rPr>
+      </w:pPr>
+      <w:r>
+        <w:rPr>
+          <w:color w:val="000000" w:themeColor="text1"/>
+          <w:sz w:val="22"/>
+          <w:szCs w:val="22"/>
+        </w:rPr>
+        <w:t>Inside an object we can store a function under a key name or a property</w:t>
+      </w:r>
+    </w:p>
+    <w:p>
+      <w:pPr>
+        <w:pStyle w:val="ListParagraph"/>
+        <w:numPr>
+          <w:ilvl w:val="0"/>
+          <w:numId w:val="11"/>
+        </w:numPr>
+        <w:rPr>
+          <w:color w:val="000000" w:themeColor="text1"/>
+          <w:sz w:val="22"/>
+          <w:szCs w:val="22"/>
+        </w:rPr>
+      </w:pPr>
+      <w:r>
+        <w:rPr>
+          <w:color w:val="000000" w:themeColor="text1"/>
+          <w:sz w:val="22"/>
+          <w:szCs w:val="22"/>
+        </w:rPr>
+        <w:lastRenderedPageBreak/>
+        <w:t>Why put functions inside objects?</w:t>
+      </w:r>
+      <w:r>
+        <w:rPr>
+          <w:color w:val="000000" w:themeColor="text1"/>
+          <w:sz w:val="22"/>
+          <w:szCs w:val="22"/>
+        </w:rPr>
+        <w:t xml:space="preserve"> </w:t>
+      </w:r>
+      <w:r>
+        <w:rPr>
+          <w:color w:val="000000" w:themeColor="text1"/>
+          <w:sz w:val="22"/>
+          <w:szCs w:val="22"/>
+        </w:rPr>
+        <w:t>Because sometimes you want to group data and the actions related to that data together.</w:t>
+      </w:r>
+    </w:p>
+    <w:p>
+      <w:pPr>
+        <w:pStyle w:val="ListParagraph"/>
+        <w:numPr>
+          <w:ilvl w:val="0"/>
+          <w:numId w:val="11"/>
+        </w:numPr>
+        <w:rPr>
+          <w:color w:val="000000" w:themeColor="text1"/>
+          <w:sz w:val="22"/>
+          <w:szCs w:val="22"/>
+        </w:rPr>
+      </w:pPr>
+      <w:r>
+        <w:rPr>
+          <w:color w:val="000000" w:themeColor="text1"/>
+          <w:sz w:val="22"/>
+          <w:szCs w:val="22"/>
+        </w:rPr>
+        <w:t>When a function belongs to an object, we commonly call it a method.</w:t>
+      </w:r>
+    </w:p>
+    <w:p>
+      <w:pPr>
+        <w:pStyle w:val="ListParagraph"/>
+        <w:numPr>
+          <w:ilvl w:val="0"/>
+          <w:numId w:val="11"/>
+        </w:numPr>
+        <w:rPr>
+          <w:color w:val="000000" w:themeColor="text1"/>
+          <w:sz w:val="22"/>
+          <w:szCs w:val="22"/>
+        </w:rPr>
+      </w:pPr>
+      <w:r>
+        <w:rPr>
+          <w:color w:val="000000" w:themeColor="text1"/>
+          <w:sz w:val="22"/>
+          <w:szCs w:val="22"/>
+        </w:rPr>
+        <w:t>In backend we can go and create a constant called user, this constant stores data and functions related to user, for example a Boolean function that checks and stores if a user is an admin. The name of the user and so on.</w:t>
+      </w:r>
+    </w:p>
+    <w:p>
+      <w:pPr>
+        <w:pStyle w:val="ListParagraph"/>
+        <w:numPr>
+          <w:ilvl w:val="0"/>
+          <w:numId w:val="11"/>
+        </w:numPr>
+        <w:rPr>
+          <w:color w:val="000000" w:themeColor="text1"/>
+          <w:sz w:val="22"/>
+          <w:szCs w:val="22"/>
+        </w:rPr>
+      </w:pPr>
+      <w:r>
+        <w:rPr>
+          <w:color w:val="000000" w:themeColor="text1"/>
+          <w:sz w:val="22"/>
+          <w:szCs w:val="22"/>
+        </w:rPr>
+        <w:t xml:space="preserve">We can declare a method that takes a variable and later processes it as a function, this is called passing a function into a function. Since functions are also values in JS </w:t>
+      </w:r>
+    </w:p>
+    <w:p>
+      <w:pPr>
+        <w:pStyle w:val="pdq2pgselectionanchorcontainer"/>
+        <w:numPr>
+          <w:ilvl w:val="0"/>
+          <w:numId w:val="11"/>
+        </w:numPr>
+        <w:rPr>
+          <w:rFonts w:asciiTheme="minorHAnsi" w:eastAsiaTheme="minorHAnsi" w:hAnsiTheme="minorHAnsi" w:cstheme="minorBidi"/>
+          <w:color w:val="000000" w:themeColor="text1"/>
+          <w:kern w:val="2"/>
+          <w:sz w:val="22"/>
+          <w:szCs w:val="22"/>
+          <w14:ligatures w14:val="standardContextual"/>
+        </w:rPr>
+      </w:pPr>
+      <w:r>
+        <w:rPr>
+          <w:rFonts w:asciiTheme="minorHAnsi" w:eastAsiaTheme="minorHAnsi" w:hAnsiTheme="minorHAnsi" w:cstheme="minorBidi"/>
+          <w:color w:val="000000" w:themeColor="text1"/>
+          <w:kern w:val="2"/>
+          <w:sz w:val="22"/>
+          <w:szCs w:val="22"/>
+          <w14:ligatures w14:val="standardContextual"/>
+        </w:rPr>
+        <w:t>Parameter = the variable waiting to receive something.</w:t>
+      </w:r>
+      <w:r>
+        <w:rPr>
+          <w:rFonts w:asciiTheme="minorHAnsi" w:eastAsiaTheme="minorHAnsi" w:hAnsiTheme="minorHAnsi" w:cstheme="minorBidi"/>
+          <w:color w:val="000000" w:themeColor="text1"/>
+          <w:kern w:val="2"/>
+          <w:sz w:val="22"/>
+          <w:szCs w:val="22"/>
+          <w14:ligatures w14:val="standardContextual"/>
+        </w:rPr>
+        <w:t xml:space="preserve"> </w:t>
+      </w:r>
+      <w:r>
+        <w:rPr>
+          <w:rFonts w:asciiTheme="minorHAnsi" w:eastAsiaTheme="minorHAnsi" w:hAnsiTheme="minorHAnsi" w:cstheme="minorBidi"/>
+          <w:color w:val="000000" w:themeColor="text1"/>
+          <w:kern w:val="2"/>
+          <w:sz w:val="22"/>
+          <w:szCs w:val="22"/>
+          <w14:ligatures w14:val="standardContextual"/>
+        </w:rPr>
+        <w:t xml:space="preserve">Argument = the actual value you pass </w:t>
+      </w:r>
+      <w:proofErr w:type="gramStart"/>
+      <w:r>
+        <w:rPr>
+          <w:rFonts w:asciiTheme="minorHAnsi" w:eastAsiaTheme="minorHAnsi" w:hAnsiTheme="minorHAnsi" w:cstheme="minorBidi"/>
+          <w:color w:val="000000" w:themeColor="text1"/>
+          <w:kern w:val="2"/>
+          <w:sz w:val="22"/>
+          <w:szCs w:val="22"/>
+          <w14:ligatures w14:val="standardContextual"/>
+        </w:rPr>
+        <w:t>in</w:t>
+      </w:r>
+      <w:proofErr w:type="gramEnd"/>
+      <w:r>
+        <w:rPr>
+          <w:rFonts w:asciiTheme="minorHAnsi" w:eastAsiaTheme="minorHAnsi" w:hAnsiTheme="minorHAnsi" w:cstheme="minorBidi"/>
+          <w:color w:val="000000" w:themeColor="text1"/>
+          <w:kern w:val="2"/>
+          <w:sz w:val="22"/>
+          <w:szCs w:val="22"/>
+          <w14:ligatures w14:val="standardContextual"/>
+        </w:rPr>
+        <w:t>.</w:t>
+      </w:r>
+    </w:p>
+    <w:p>
+      <w:pPr>
+        <w:pStyle w:val="ListParagraph"/>
+        <w:numPr>
+          <w:ilvl w:val="0"/>
+          <w:numId w:val="11"/>
+        </w:numPr>
+        <w:rPr>
+          <w:color w:val="000000" w:themeColor="text1"/>
+          <w:sz w:val="22"/>
+          <w:szCs w:val="22"/>
+        </w:rPr>
+      </w:pPr>
+      <w:proofErr w:type="gramStart"/>
+      <w:r>
+        <w:rPr>
+          <w:color w:val="000000" w:themeColor="text1"/>
+          <w:sz w:val="22"/>
+          <w:szCs w:val="22"/>
+        </w:rPr>
+        <w:t>Set time</w:t>
+      </w:r>
+      <w:proofErr w:type="gramEnd"/>
+      <w:r>
+        <w:rPr>
+          <w:color w:val="000000" w:themeColor="text1"/>
+          <w:sz w:val="22"/>
+          <w:szCs w:val="22"/>
+        </w:rPr>
+        <w:t xml:space="preserve"> out function allows asynchronous programming. We set a timer for a function and then we have a call back for it, we </w:t>
+      </w:r>
+      <w:proofErr w:type="gramStart"/>
+      <w:r>
+        <w:rPr>
+          <w:color w:val="000000" w:themeColor="text1"/>
+          <w:sz w:val="22"/>
+          <w:szCs w:val="22"/>
+        </w:rPr>
+        <w:t>have to</w:t>
+      </w:r>
+      <w:proofErr w:type="gramEnd"/>
+      <w:r>
+        <w:rPr>
+          <w:color w:val="000000" w:themeColor="text1"/>
+          <w:sz w:val="22"/>
+          <w:szCs w:val="22"/>
+        </w:rPr>
+        <w:t xml:space="preserve"> always pass a function inside. We usually declare an anonymous function and inside it we do something like </w:t>
+      </w:r>
+      <w:proofErr w:type="gramStart"/>
+      <w:r>
+        <w:rPr>
+          <w:color w:val="000000" w:themeColor="text1"/>
+          <w:sz w:val="22"/>
+          <w:szCs w:val="22"/>
+        </w:rPr>
+        <w:t>actually passing</w:t>
+      </w:r>
+      <w:proofErr w:type="gramEnd"/>
+      <w:r>
+        <w:rPr>
+          <w:color w:val="000000" w:themeColor="text1"/>
+          <w:sz w:val="22"/>
+          <w:szCs w:val="22"/>
+        </w:rPr>
+        <w:t xml:space="preserve"> the function that we need to run. It only runs onetime after we hace waited.   Code example:</w:t>
+      </w:r>
+    </w:p>
+    <w:p>
+      <w:pPr>
+        <w:pStyle w:val="ListParagraph"/>
+        <w:rPr>
+          <w:color w:val="000000" w:themeColor="text1"/>
+          <w:sz w:val="22"/>
+          <w:szCs w:val="22"/>
+        </w:rPr>
+      </w:pPr>
+      <w:r>
+        <w:rPr>
+          <w:color w:val="000000" w:themeColor="text1"/>
+          <w:sz w:val="22"/>
+          <w:szCs w:val="22"/>
+        </w:rPr>
+        <w:t>setTimeout(</w:t>
+      </w:r>
+      <w:proofErr w:type="gramStart"/>
+      <w:r>
+        <w:rPr>
+          <w:color w:val="000000" w:themeColor="text1"/>
+          <w:sz w:val="22"/>
+          <w:szCs w:val="22"/>
+        </w:rPr>
+        <w:t>function() {</w:t>
+      </w:r>
+      <w:proofErr w:type="gramEnd"/>
+    </w:p>
+    <w:p>
+      <w:pPr>
+        <w:pStyle w:val="ListParagraph"/>
+        <w:rPr>
+          <w:color w:val="000000" w:themeColor="text1"/>
+          <w:sz w:val="22"/>
+          <w:szCs w:val="22"/>
+        </w:rPr>
+      </w:pPr>
+      <w:r>
+        <w:rPr>
+          <w:color w:val="000000" w:themeColor="text1"/>
+          <w:sz w:val="22"/>
+          <w:szCs w:val="22"/>
+        </w:rPr>
+        <w:t xml:space="preserve">    console.log("Hello");</w:t>
+      </w:r>
+    </w:p>
+    <w:p>
+      <w:pPr>
+        <w:pStyle w:val="ListParagraph"/>
+        <w:rPr>
+          <w:color w:val="000000" w:themeColor="text1"/>
+          <w:sz w:val="22"/>
+          <w:szCs w:val="22"/>
+        </w:rPr>
+      </w:pPr>
+      <w:r>
+        <w:rPr>
+          <w:color w:val="000000" w:themeColor="text1"/>
+          <w:sz w:val="22"/>
+          <w:szCs w:val="22"/>
+        </w:rPr>
+        <w:t>}, 2000);</w:t>
+      </w:r>
+    </w:p>
+    <w:p>
+      <w:pPr>
+        <w:pStyle w:val="ListParagraph"/>
+        <w:rPr>
+          <w:color w:val="000000" w:themeColor="text1"/>
+          <w:sz w:val="22"/>
+          <w:szCs w:val="22"/>
+        </w:rPr>
+      </w:pPr>
+    </w:p>
+    <w:p>
+      <w:pPr>
+        <w:pStyle w:val="ListParagraph"/>
+        <w:numPr>
+          <w:ilvl w:val="0"/>
+          <w:numId w:val="11"/>
+        </w:numPr>
+        <w:rPr>
+          <w:color w:val="000000" w:themeColor="text1"/>
+          <w:sz w:val="22"/>
+          <w:szCs w:val="22"/>
+        </w:rPr>
+      </w:pPr>
+      <w:proofErr w:type="gramStart"/>
+      <w:r>
+        <w:rPr>
+          <w:color w:val="000000" w:themeColor="text1"/>
+          <w:sz w:val="22"/>
+          <w:szCs w:val="22"/>
+        </w:rPr>
+        <w:t>setInterval(</w:t>
+      </w:r>
+      <w:proofErr w:type="gramEnd"/>
+      <w:r>
+        <w:rPr>
+          <w:color w:val="000000" w:themeColor="text1"/>
+          <w:sz w:val="22"/>
+          <w:szCs w:val="22"/>
+        </w:rPr>
+        <w:t xml:space="preserve">) is </w:t>
+      </w:r>
+      <w:proofErr w:type="gramStart"/>
+      <w:r>
+        <w:rPr>
+          <w:color w:val="000000" w:themeColor="text1"/>
+          <w:sz w:val="22"/>
+          <w:szCs w:val="22"/>
+        </w:rPr>
+        <w:t>similar to</w:t>
+      </w:r>
+      <w:proofErr w:type="gramEnd"/>
+      <w:r>
+        <w:rPr>
+          <w:color w:val="000000" w:themeColor="text1"/>
+          <w:sz w:val="22"/>
+          <w:szCs w:val="22"/>
+        </w:rPr>
+        <w:t xml:space="preserve"> </w:t>
+      </w:r>
+      <w:proofErr w:type="gramStart"/>
+      <w:r>
+        <w:rPr>
+          <w:color w:val="000000" w:themeColor="text1"/>
+          <w:sz w:val="22"/>
+          <w:szCs w:val="22"/>
+        </w:rPr>
+        <w:t>setTimeout(</w:t>
+      </w:r>
+      <w:proofErr w:type="gramEnd"/>
+      <w:r>
+        <w:rPr>
+          <w:color w:val="000000" w:themeColor="text1"/>
+          <w:sz w:val="22"/>
+          <w:szCs w:val="22"/>
+        </w:rPr>
+        <w:t>), but instead of running the function once, it runs it repeatedly.</w:t>
+      </w:r>
+    </w:p>
+    <w:p>
+      <w:pPr>
+        <w:pStyle w:val="ListParagraph"/>
+        <w:numPr>
+          <w:ilvl w:val="0"/>
+          <w:numId w:val="11"/>
+        </w:numPr>
+        <w:rPr>
+          <w:color w:val="000000" w:themeColor="text1"/>
+          <w:sz w:val="22"/>
+          <w:szCs w:val="22"/>
+        </w:rPr>
+      </w:pPr>
+      <w:proofErr w:type="gramStart"/>
+      <w:r>
+        <w:rPr>
+          <w:color w:val="000000" w:themeColor="text1"/>
+          <w:sz w:val="22"/>
+          <w:szCs w:val="22"/>
+        </w:rPr>
+        <w:t>clearInterval(</w:t>
+      </w:r>
+      <w:proofErr w:type="gramEnd"/>
+      <w:r>
+        <w:rPr>
+          <w:color w:val="000000" w:themeColor="text1"/>
+          <w:sz w:val="22"/>
+          <w:szCs w:val="22"/>
+        </w:rPr>
+        <w:t>) stops an interval.</w:t>
+      </w:r>
+      <w:r>
+        <w:rPr>
+          <w:color w:val="000000" w:themeColor="text1"/>
+          <w:sz w:val="22"/>
+          <w:szCs w:val="22"/>
+        </w:rPr>
+        <w:t xml:space="preserve"> When we create an </w:t>
+      </w:r>
+      <w:proofErr w:type="gramStart"/>
+      <w:r>
+        <w:rPr>
+          <w:color w:val="000000" w:themeColor="text1"/>
+          <w:sz w:val="22"/>
+          <w:szCs w:val="22"/>
+        </w:rPr>
+        <w:t>interval</w:t>
+      </w:r>
+      <w:proofErr w:type="gramEnd"/>
+      <w:r>
+        <w:rPr>
+          <w:color w:val="000000" w:themeColor="text1"/>
+          <w:sz w:val="22"/>
+          <w:szCs w:val="22"/>
+        </w:rPr>
+        <w:t xml:space="preserve"> the function returns an interval id that we can use to stop the interval.</w:t>
+      </w:r>
+    </w:p>
+    <w:p>
+      <w:pPr>
+        <w:pStyle w:val="ListParagraph"/>
+        <w:numPr>
+          <w:ilvl w:val="0"/>
+          <w:numId w:val="11"/>
+        </w:numPr>
+        <w:rPr>
+          <w:color w:val="000000" w:themeColor="text1"/>
+          <w:sz w:val="22"/>
+          <w:szCs w:val="22"/>
+        </w:rPr>
+      </w:pPr>
+      <w:proofErr w:type="gramStart"/>
+      <w:r>
+        <w:rPr>
+          <w:color w:val="000000" w:themeColor="text1"/>
+          <w:sz w:val="22"/>
+          <w:szCs w:val="22"/>
+        </w:rPr>
+        <w:t>.forEach</w:t>
+      </w:r>
+      <w:proofErr w:type="gramEnd"/>
+      <w:r>
+        <w:rPr>
+          <w:color w:val="000000" w:themeColor="text1"/>
+          <w:sz w:val="22"/>
+          <w:szCs w:val="22"/>
+        </w:rPr>
+        <w:t>()</w:t>
+      </w:r>
+      <w:r>
+        <w:rPr>
+          <w:color w:val="000000" w:themeColor="text1"/>
+          <w:sz w:val="22"/>
+          <w:szCs w:val="22"/>
+        </w:rPr>
+        <w:t xml:space="preserve"> </w:t>
+      </w:r>
+      <w:r>
+        <w:rPr>
+          <w:color w:val="000000" w:themeColor="text1"/>
+          <w:sz w:val="22"/>
+          <w:szCs w:val="22"/>
+        </w:rPr>
+        <w:sym w:font="Wingdings" w:char="F0E0"/>
+      </w:r>
+      <w:r>
+        <w:rPr>
+          <w:color w:val="000000" w:themeColor="text1"/>
+          <w:sz w:val="22"/>
+          <w:szCs w:val="22"/>
+        </w:rPr>
+        <w:t xml:space="preserve"> </w:t>
+      </w:r>
+      <w:r>
+        <w:rPr>
+          <w:color w:val="000000" w:themeColor="text1"/>
+          <w:sz w:val="22"/>
+          <w:szCs w:val="22"/>
+        </w:rPr>
+        <w:t>Usually, you use it when you want to perform an action for every item, rather than create a new array.</w:t>
+      </w:r>
+    </w:p>
+    <w:p>
+      <w:pPr>
+        <w:pStyle w:val="ListParagraph"/>
+        <w:numPr>
+          <w:ilvl w:val="0"/>
+          <w:numId w:val="11"/>
+        </w:numPr>
+        <w:rPr>
+          <w:color w:val="000000" w:themeColor="text1"/>
+          <w:sz w:val="22"/>
+          <w:szCs w:val="22"/>
+        </w:rPr>
+      </w:pPr>
+      <w:r>
+        <w:rPr>
+          <w:color w:val="000000" w:themeColor="text1"/>
+          <w:sz w:val="22"/>
+          <w:szCs w:val="22"/>
+        </w:rPr>
+        <w:t>Arrow functions are a shorter way to write functions.</w:t>
+      </w:r>
+    </w:p>
+    <w:p>
+      <w:pPr>
+        <w:pStyle w:val="ListParagraph"/>
+        <w:numPr>
+          <w:ilvl w:val="0"/>
+          <w:numId w:val="11"/>
+        </w:numPr>
+        <w:rPr>
+          <w:color w:val="000000" w:themeColor="text1"/>
+          <w:sz w:val="22"/>
+          <w:szCs w:val="22"/>
+        </w:rPr>
+      </w:pPr>
+      <w:r>
+        <w:rPr>
+          <w:color w:val="000000" w:themeColor="text1"/>
+          <w:sz w:val="22"/>
+          <w:szCs w:val="22"/>
+        </w:rPr>
+        <w:t>Hoisting does not work for arrow functions we should declare the arrow function in the code before we use it in the code</w:t>
+      </w:r>
+    </w:p>
+    <w:p>
+      <w:pPr>
+        <w:pStyle w:val="ListParagraph"/>
+        <w:numPr>
+          <w:ilvl w:val="0"/>
+          <w:numId w:val="11"/>
+        </w:numPr>
+        <w:rPr>
+          <w:color w:val="000000" w:themeColor="text1"/>
+          <w:sz w:val="22"/>
+          <w:szCs w:val="22"/>
+        </w:rPr>
+      </w:pPr>
+      <w:r>
+        <w:rPr>
+          <w:color w:val="000000" w:themeColor="text1"/>
+          <w:sz w:val="22"/>
+          <w:szCs w:val="22"/>
+        </w:rPr>
+        <w:t>when adding an event listener, you give it a function that should be executed when the event happens.</w:t>
+      </w:r>
+    </w:p>
+    <w:p>
+      <w:pPr>
+        <w:pStyle w:val="ListParagraph"/>
+        <w:numPr>
+          <w:ilvl w:val="0"/>
+          <w:numId w:val="11"/>
+        </w:numPr>
+        <w:rPr>
+          <w:color w:val="000000" w:themeColor="text1"/>
+          <w:sz w:val="22"/>
+          <w:szCs w:val="22"/>
+        </w:rPr>
+      </w:pPr>
+      <w:r>
+        <w:rPr>
+          <w:color w:val="000000" w:themeColor="text1"/>
+          <w:sz w:val="22"/>
+          <w:szCs w:val="22"/>
+        </w:rPr>
+        <w:t xml:space="preserve">addEventListener needs to take a trigger and a function that acts once this trigger has happened the trigger can be a keydown and the action is a function that first checks for the type of the </w:t>
+      </w:r>
+      <w:proofErr w:type="gramStart"/>
+      <w:r>
+        <w:rPr>
+          <w:color w:val="000000" w:themeColor="text1"/>
+          <w:sz w:val="22"/>
+          <w:szCs w:val="22"/>
+        </w:rPr>
+        <w:t>event.key  then</w:t>
+      </w:r>
+      <w:proofErr w:type="gramEnd"/>
+      <w:r>
+        <w:rPr>
+          <w:color w:val="000000" w:themeColor="text1"/>
+          <w:sz w:val="22"/>
+          <w:szCs w:val="22"/>
+        </w:rPr>
+        <w:t xml:space="preserve"> acts upon it</w:t>
+      </w:r>
+    </w:p>
+    <w:p>
+      <w:pPr>
+        <w:pStyle w:val="ListParagraph"/>
+        <w:numPr>
+          <w:ilvl w:val="0"/>
+          <w:numId w:val="11"/>
+        </w:numPr>
+        <w:rPr>
+          <w:color w:val="000000" w:themeColor="text1"/>
+          <w:sz w:val="22"/>
+          <w:szCs w:val="22"/>
+        </w:rPr>
+      </w:pPr>
+      <w:proofErr w:type="gramStart"/>
+      <w:r>
+        <w:rPr>
+          <w:color w:val="000000" w:themeColor="text1"/>
+          <w:sz w:val="22"/>
+          <w:szCs w:val="22"/>
+        </w:rPr>
+        <w:t>document.body</w:t>
+      </w:r>
+      <w:proofErr w:type="gramEnd"/>
+      <w:r>
+        <w:rPr>
+          <w:color w:val="000000" w:themeColor="text1"/>
+          <w:sz w:val="22"/>
+          <w:szCs w:val="22"/>
+        </w:rPr>
+        <w:t>.</w:t>
+      </w:r>
+      <w:proofErr w:type="gramStart"/>
+      <w:r>
+        <w:rPr>
+          <w:color w:val="000000" w:themeColor="text1"/>
+          <w:sz w:val="22"/>
+          <w:szCs w:val="22"/>
+        </w:rPr>
+        <w:t>addEventListener(</w:t>
+      </w:r>
+      <w:proofErr w:type="gramEnd"/>
+      <w:r>
+        <w:rPr>
+          <w:color w:val="000000" w:themeColor="text1"/>
+          <w:sz w:val="22"/>
+          <w:szCs w:val="22"/>
+        </w:rPr>
+        <w:t xml:space="preserve">"keydown", (event) =&gt; </w:t>
+      </w:r>
+      <w:proofErr w:type="gramStart"/>
+      <w:r>
+        <w:rPr>
+          <w:color w:val="000000" w:themeColor="text1"/>
+          <w:sz w:val="22"/>
+          <w:szCs w:val="22"/>
+        </w:rPr>
+        <w:t>{ /</w:t>
+      </w:r>
+      <w:proofErr w:type="gramEnd"/>
+      <w:r>
+        <w:rPr>
+          <w:color w:val="000000" w:themeColor="text1"/>
+          <w:sz w:val="22"/>
+          <w:szCs w:val="22"/>
+        </w:rPr>
+        <w:t xml:space="preserve">/ </w:t>
+      </w:r>
+      <w:proofErr w:type="gramStart"/>
+      <w:r>
+        <w:rPr>
+          <w:color w:val="000000" w:themeColor="text1"/>
+          <w:sz w:val="22"/>
+          <w:szCs w:val="22"/>
+        </w:rPr>
+        <w:t>... }</w:t>
+      </w:r>
+      <w:proofErr w:type="gramEnd"/>
+      <w:r>
+        <w:rPr>
+          <w:color w:val="000000" w:themeColor="text1"/>
+          <w:sz w:val="22"/>
+          <w:szCs w:val="22"/>
+        </w:rPr>
+        <w:t>);</w:t>
+      </w:r>
+      <w:r>
+        <w:rPr>
+          <w:color w:val="000000" w:themeColor="text1"/>
+          <w:sz w:val="22"/>
+          <w:szCs w:val="22"/>
+        </w:rPr>
+        <w:t xml:space="preserve"> this listens for events on the entire webpage which is not a good design or logic</w:t>
+      </w:r>
     </w:p>
     <w:sectPr>
       <w:pgSz w:w="12240" w:h="15840"/>
@@ -4132,6 +6307,119 @@
     </w:lvl>
   </w:abstractNum>
   <w:abstractNum w:abstractNumId="9" w15:restartNumberingAfterBreak="0">
+    <w:nsid w:val="7CA817BC"/>
+    <w:multiLevelType w:val="hybridMultilevel"/>
+    <w:tmpl w:val="7C287A30"/>
+    <w:lvl w:ilvl="0" w:tplc="04090001">
+      <w:start w:val="1"/>
+      <w:numFmt w:val="bullet"/>
+      <w:lvlText w:val=""/>
+      <w:lvlJc w:val="left"/>
+      <w:pPr>
+        <w:ind w:left="720" w:hanging="360"/>
+      </w:pPr>
+      <w:rPr>
+        <w:rFonts w:ascii="Symbol" w:hAnsi="Symbol" w:hint="default"/>
+      </w:rPr>
+    </w:lvl>
+    <w:lvl w:ilvl="1" w:tplc="04090003" w:tentative="1">
+      <w:start w:val="1"/>
+      <w:numFmt w:val="bullet"/>
+      <w:lvlText w:val="o"/>
+      <w:lvlJc w:val="left"/>
+      <w:pPr>
+        <w:ind w:left="1440" w:hanging="360"/>
+      </w:pPr>
+      <w:rPr>
+        <w:rFonts w:ascii="Courier New" w:hAnsi="Courier New" w:cs="Courier New" w:hint="default"/>
+      </w:rPr>
+    </w:lvl>
+    <w:lvl w:ilvl="2" w:tplc="04090005" w:tentative="1">
+      <w:start w:val="1"/>
+      <w:numFmt w:val="bullet"/>
+      <w:lvlText w:val=""/>
+      <w:lvlJc w:val="left"/>
+      <w:pPr>
+        <w:ind w:left="2160" w:hanging="360"/>
+      </w:pPr>
+      <w:rPr>
+        <w:rFonts w:ascii="Wingdings" w:hAnsi="Wingdings" w:hint="default"/>
+      </w:rPr>
+    </w:lvl>
+    <w:lvl w:ilvl="3" w:tplc="04090001" w:tentative="1">
+      <w:start w:val="1"/>
+      <w:numFmt w:val="bullet"/>
+      <w:lvlText w:val=""/>
+      <w:lvlJc w:val="left"/>
+      <w:pPr>
+        <w:ind w:left="2880" w:hanging="360"/>
+      </w:pPr>
+      <w:rPr>
+        <w:rFonts w:ascii="Symbol" w:hAnsi="Symbol" w:hint="default"/>
+      </w:rPr>
+    </w:lvl>
+    <w:lvl w:ilvl="4" w:tplc="04090003" w:tentative="1">
+      <w:start w:val="1"/>
+      <w:numFmt w:val="bullet"/>
+      <w:lvlText w:val="o"/>
+      <w:lvlJc w:val="left"/>
+      <w:pPr>
+        <w:ind w:left="3600" w:hanging="360"/>
+      </w:pPr>
+      <w:rPr>
+        <w:rFonts w:ascii="Courier New" w:hAnsi="Courier New" w:cs="Courier New" w:hint="default"/>
+      </w:rPr>
+    </w:lvl>
+    <w:lvl w:ilvl="5" w:tplc="04090005" w:tentative="1">
+      <w:start w:val="1"/>
+      <w:numFmt w:val="bullet"/>
+      <w:lvlText w:val=""/>
+      <w:lvlJc w:val="left"/>
+      <w:pPr>
+        <w:ind w:left="4320" w:hanging="360"/>
+      </w:pPr>
+      <w:rPr>
+        <w:rFonts w:ascii="Wingdings" w:hAnsi="Wingdings" w:hint="default"/>
+      </w:rPr>
+    </w:lvl>
+    <w:lvl w:ilvl="6" w:tplc="04090001" w:tentative="1">
+      <w:start w:val="1"/>
+      <w:numFmt w:val="bullet"/>
+      <w:lvlText w:val=""/>
+      <w:lvlJc w:val="left"/>
+      <w:pPr>
+        <w:ind w:left="5040" w:hanging="360"/>
+      </w:pPr>
+      <w:rPr>
+        <w:rFonts w:ascii="Symbol" w:hAnsi="Symbol" w:hint="default"/>
+      </w:rPr>
+    </w:lvl>
+    <w:lvl w:ilvl="7" w:tplc="04090003" w:tentative="1">
+      <w:start w:val="1"/>
+      <w:numFmt w:val="bullet"/>
+      <w:lvlText w:val="o"/>
+      <w:lvlJc w:val="left"/>
+      <w:pPr>
+        <w:ind w:left="5760" w:hanging="360"/>
+      </w:pPr>
+      <w:rPr>
+        <w:rFonts w:ascii="Courier New" w:hAnsi="Courier New" w:cs="Courier New" w:hint="default"/>
+      </w:rPr>
+    </w:lvl>
+    <w:lvl w:ilvl="8" w:tplc="04090005" w:tentative="1">
+      <w:start w:val="1"/>
+      <w:numFmt w:val="bullet"/>
+      <w:lvlText w:val=""/>
+      <w:lvlJc w:val="left"/>
+      <w:pPr>
+        <w:ind w:left="6480" w:hanging="360"/>
+      </w:pPr>
+      <w:rPr>
+        <w:rFonts w:ascii="Wingdings" w:hAnsi="Wingdings" w:hint="default"/>
+      </w:rPr>
+    </w:lvl>
+  </w:abstractNum>
+  <w:abstractNum w:abstractNumId="10" w15:restartNumberingAfterBreak="0">
     <w:nsid w:val="7F72049C"/>
     <w:multiLevelType w:val="multilevel"/>
     <w:tmpl w:val="1F242F62"/>
@@ -4299,7 +6587,7 @@
     <w:abstractNumId w:val="8"/>
   </w:num>
   <w:num w:numId="7" w16cid:durableId="97333426">
-    <w:abstractNumId w:val="9"/>
+    <w:abstractNumId w:val="10"/>
   </w:num>
   <w:num w:numId="8" w16cid:durableId="2078238912">
     <w:abstractNumId w:val="5"/>
@@ -4309,6 +6597,9 @@
   </w:num>
   <w:num w:numId="10" w16cid:durableId="1949001774">
     <w:abstractNumId w:val="7"/>
+  </w:num>
+  <w:num w:numId="11" w16cid:durableId="49500872">
+    <w:abstractNumId w:val="9"/>
   </w:num>
 </w:numbering>
 </file>
@@ -4741,7 +7032,6 @@
     <w:next w:val="Normal"/>
     <w:link w:val="Heading2Char"/>
     <w:uiPriority w:val="9"/>
-    <w:semiHidden/>
     <w:unhideWhenUsed/>
     <w:qFormat/>
     <w:rsid w:val="004E4906"/>
@@ -4956,7 +7246,6 @@
     <w:basedOn w:val="DefaultParagraphFont"/>
     <w:link w:val="Heading2"/>
     <w:uiPriority w:val="9"/>
-    <w:semiHidden/>
     <w:rsid w:val="004E4906"/>
     <w:rPr>
       <w:rFonts w:asciiTheme="majorHAnsi" w:eastAsiaTheme="majorEastAsia" w:hAnsiTheme="majorHAnsi" w:cstheme="majorBidi"/>
@@ -5290,6 +7579,35 @@
       <w:bCs/>
     </w:rPr>
   </w:style>
+  <w:style w:type="paragraph" w:styleId="NormalWeb">
+    <w:name w:val="Normal (Web)"/>
+    <w:basedOn w:val="Normal"/>
+    <w:uiPriority w:val="99"/>
+    <w:semiHidden/>
+    <w:unhideWhenUsed/>
+    <w:rsid w:val="003F6567"/>
+    <w:pPr>
+      <w:spacing w:before="100" w:beforeAutospacing="1" w:after="100" w:afterAutospacing="1" w:line="240" w:lineRule="auto"/>
+    </w:pPr>
+    <w:rPr>
+      <w:rFonts w:ascii="Times New Roman" w:eastAsia="Times New Roman" w:hAnsi="Times New Roman" w:cs="Times New Roman"/>
+      <w:kern w:val="0"/>
+      <w14:ligatures w14:val="none"/>
+    </w:rPr>
+  </w:style>
+  <w:style w:type="paragraph" w:customStyle="1" w:styleId="pdq2pgselectionanchorcontainer">
+    <w:name w:val="pdq2pg_selectionanchorcontainer"/>
+    <w:basedOn w:val="Normal"/>
+    <w:rsid w:val="00BF6FFC"/>
+    <w:pPr>
+      <w:spacing w:before="100" w:beforeAutospacing="1" w:after="100" w:afterAutospacing="1" w:line="240" w:lineRule="auto"/>
+    </w:pPr>
+    <w:rPr>
+      <w:rFonts w:ascii="Times New Roman" w:eastAsia="Times New Roman" w:hAnsi="Times New Roman" w:cs="Times New Roman"/>
+      <w:kern w:val="0"/>
+      <w14:ligatures w14:val="none"/>
+    </w:rPr>
+  </w:style>
 </w:styles>
 </file>
 

--- a/Javascript/Javascript basic notes.docx
+++ b/Javascript/Javascript basic notes.docx
@@ -44,9 +44,9 @@
           <w:sz w:val="22"/>
           <w:szCs w:val="22"/>
         </w:rPr>
-        <w:t xml:space="preserve">In this document I will have a javascript bootcamp of 6 days including code before I move on into backend and node.js. </w:t>
-      </w:r>
-      <w:proofErr w:type="gramStart"/>
+        <w:t xml:space="preserve">In this document I will have a </w:t>
+      </w:r>
+      <w:proofErr w:type="spellStart"/>
       <w:r>
         <w:rPr>
           <w:i/>
@@ -55,9 +55,9 @@
           <w:sz w:val="22"/>
           <w:szCs w:val="22"/>
         </w:rPr>
-        <w:t>this</w:t>
-      </w:r>
-      <w:proofErr w:type="gramEnd"/>
+        <w:t>javascript</w:t>
+      </w:r>
+      <w:proofErr w:type="spellEnd"/>
       <w:r>
         <w:rPr>
           <w:i/>
@@ -66,11 +66,10 @@
           <w:sz w:val="22"/>
           <w:szCs w:val="22"/>
         </w:rPr>
-        <w:t xml:space="preserve"> might take longer in case I have to improve my AWS skills more.</w:t>
-      </w:r>
-    </w:p>
-    <w:p>
-      <w:pPr>
+        <w:t xml:space="preserve"> bootcamp of 6 days including code before I move on into backend and node.js. </w:t>
+      </w:r>
+      <w:proofErr w:type="gramStart"/>
+      <w:r>
         <w:rPr>
           <w:i/>
           <w:iCs/>
@@ -78,6 +77,29 @@
           <w:sz w:val="22"/>
           <w:szCs w:val="22"/>
         </w:rPr>
+        <w:t>this</w:t>
+      </w:r>
+      <w:proofErr w:type="gramEnd"/>
+      <w:r>
+        <w:rPr>
+          <w:i/>
+          <w:iCs/>
+          <w:color w:val="000000" w:themeColor="text1"/>
+          <w:sz w:val="22"/>
+          <w:szCs w:val="22"/>
+        </w:rPr>
+        <w:t xml:space="preserve"> might take longer in case I have to improve my AWS skills more.</w:t>
+      </w:r>
+    </w:p>
+    <w:p>
+      <w:pPr>
+        <w:rPr>
+          <w:i/>
+          <w:iCs/>
+          <w:color w:val="000000" w:themeColor="text1"/>
+          <w:sz w:val="22"/>
+          <w:szCs w:val="22"/>
+        </w:rPr>
       </w:pPr>
     </w:p>
     <w:p>
@@ -89,6 +111,7 @@
           <w:u w:val="single"/>
         </w:rPr>
       </w:pPr>
+      <w:proofErr w:type="spellStart"/>
       <w:r>
         <w:rPr>
           <w:b/>
@@ -96,378 +119,534 @@
           <w:color w:val="000000" w:themeColor="text1"/>
           <w:u w:val="single"/>
         </w:rPr>
-        <w:t>Javascript basics and general information:</w:t>
-      </w:r>
-    </w:p>
-    <w:p>
-      <w:pPr>
-        <w:pStyle w:val="ListParagraph"/>
-        <w:numPr>
-          <w:ilvl w:val="0"/>
-          <w:numId w:val="1"/>
-        </w:numPr>
-        <w:rPr>
-          <w:color w:val="000000" w:themeColor="text1"/>
-          <w:sz w:val="22"/>
-          <w:szCs w:val="22"/>
-        </w:rPr>
-      </w:pPr>
-      <w:r>
-        <w:rPr>
-          <w:color w:val="000000" w:themeColor="text1"/>
-          <w:sz w:val="22"/>
-          <w:szCs w:val="22"/>
-        </w:rPr>
-        <w:t xml:space="preserve">in javascript to avoid any inaccuracies during calculations we shall calcualte in cents then multiply by 100 to </w:t>
-      </w:r>
-      <w:proofErr w:type="gramStart"/>
-      <w:r>
-        <w:rPr>
-          <w:color w:val="000000" w:themeColor="text1"/>
-          <w:sz w:val="22"/>
-          <w:szCs w:val="22"/>
-        </w:rPr>
-        <w:t>the final result</w:t>
-      </w:r>
-      <w:proofErr w:type="gramEnd"/>
-      <w:r>
-        <w:rPr>
-          <w:color w:val="000000" w:themeColor="text1"/>
-          <w:sz w:val="22"/>
-          <w:szCs w:val="22"/>
-        </w:rPr>
-        <w:t>.</w:t>
-      </w:r>
-    </w:p>
-    <w:p>
-      <w:pPr>
-        <w:pStyle w:val="ListParagraph"/>
-        <w:numPr>
-          <w:ilvl w:val="0"/>
-          <w:numId w:val="1"/>
-        </w:numPr>
-        <w:rPr>
-          <w:color w:val="000000" w:themeColor="text1"/>
-          <w:sz w:val="22"/>
-          <w:szCs w:val="22"/>
-        </w:rPr>
-      </w:pPr>
-      <w:proofErr w:type="gramStart"/>
-      <w:r>
-        <w:rPr>
-          <w:color w:val="000000" w:themeColor="text1"/>
-          <w:sz w:val="22"/>
-          <w:szCs w:val="22"/>
-        </w:rPr>
-        <w:t>to</w:t>
-      </w:r>
-      <w:proofErr w:type="gramEnd"/>
-      <w:r>
-        <w:rPr>
-          <w:color w:val="000000" w:themeColor="text1"/>
-          <w:sz w:val="22"/>
-          <w:szCs w:val="22"/>
-        </w:rPr>
-        <w:t xml:space="preserve"> round a </w:t>
-      </w:r>
-      <w:proofErr w:type="gramStart"/>
-      <w:r>
-        <w:rPr>
-          <w:color w:val="000000" w:themeColor="text1"/>
-          <w:sz w:val="22"/>
-          <w:szCs w:val="22"/>
-        </w:rPr>
-        <w:t>number</w:t>
-      </w:r>
-      <w:proofErr w:type="gramEnd"/>
-      <w:r>
-        <w:rPr>
-          <w:color w:val="000000" w:themeColor="text1"/>
-          <w:sz w:val="22"/>
-          <w:szCs w:val="22"/>
-        </w:rPr>
-        <w:t xml:space="preserve"> we use the </w:t>
-      </w:r>
-      <w:proofErr w:type="gramStart"/>
-      <w:r>
-        <w:rPr>
-          <w:color w:val="000000" w:themeColor="text1"/>
-          <w:sz w:val="22"/>
-          <w:szCs w:val="22"/>
-        </w:rPr>
-        <w:t>function</w:t>
-      </w:r>
-      <w:proofErr w:type="gramEnd"/>
-      <w:r>
-        <w:rPr>
-          <w:color w:val="000000" w:themeColor="text1"/>
-          <w:sz w:val="22"/>
-          <w:szCs w:val="22"/>
-        </w:rPr>
-        <w:t xml:space="preserve"> Math.round(number);</w:t>
-      </w:r>
-      <w:r>
-        <w:rPr>
-          <w:color w:val="000000" w:themeColor="text1"/>
-          <w:sz w:val="22"/>
-          <w:szCs w:val="22"/>
-        </w:rPr>
-        <w:t xml:space="preserve"> it rounds normally, to round up we use Math.ceil(); and to round down we use Math.floor();</w:t>
-      </w:r>
-    </w:p>
-    <w:p>
-      <w:pPr>
-        <w:pStyle w:val="ListParagraph"/>
-        <w:numPr>
-          <w:ilvl w:val="0"/>
-          <w:numId w:val="1"/>
-        </w:numPr>
-        <w:rPr>
-          <w:color w:val="000000" w:themeColor="text1"/>
-          <w:sz w:val="22"/>
-          <w:szCs w:val="22"/>
-        </w:rPr>
-      </w:pPr>
-      <w:proofErr w:type="gramStart"/>
-      <w:r>
-        <w:rPr>
-          <w:color w:val="000000" w:themeColor="text1"/>
-          <w:sz w:val="22"/>
-          <w:szCs w:val="22"/>
-        </w:rPr>
-        <w:t>even</w:t>
-      </w:r>
-      <w:proofErr w:type="gramEnd"/>
-      <w:r>
-        <w:rPr>
-          <w:color w:val="000000" w:themeColor="text1"/>
-          <w:sz w:val="22"/>
-          <w:szCs w:val="22"/>
-        </w:rPr>
-        <w:t xml:space="preserve"> when we round a </w:t>
-      </w:r>
-      <w:proofErr w:type="gramStart"/>
-      <w:r>
-        <w:rPr>
-          <w:color w:val="000000" w:themeColor="text1"/>
-          <w:sz w:val="22"/>
-          <w:szCs w:val="22"/>
-        </w:rPr>
-        <w:t>number</w:t>
-      </w:r>
-      <w:proofErr w:type="gramEnd"/>
-      <w:r>
-        <w:rPr>
-          <w:color w:val="000000" w:themeColor="text1"/>
-          <w:sz w:val="22"/>
-          <w:szCs w:val="22"/>
-        </w:rPr>
-        <w:t xml:space="preserve"> we should do so in cents, we only convert to normal </w:t>
-      </w:r>
-      <w:proofErr w:type="gramStart"/>
-      <w:r>
-        <w:rPr>
-          <w:color w:val="000000" w:themeColor="text1"/>
-          <w:sz w:val="22"/>
-          <w:szCs w:val="22"/>
-        </w:rPr>
-        <w:t>numbers</w:t>
-      </w:r>
-      <w:proofErr w:type="gramEnd"/>
-      <w:r>
-        <w:rPr>
-          <w:color w:val="000000" w:themeColor="text1"/>
-          <w:sz w:val="22"/>
-          <w:szCs w:val="22"/>
-        </w:rPr>
-        <w:t xml:space="preserve"> ones we are ready to display the result.</w:t>
-      </w:r>
-    </w:p>
-    <w:p>
-      <w:pPr>
-        <w:pStyle w:val="ListParagraph"/>
-        <w:numPr>
-          <w:ilvl w:val="0"/>
-          <w:numId w:val="1"/>
-        </w:numPr>
-        <w:rPr>
-          <w:color w:val="000000" w:themeColor="text1"/>
-          <w:sz w:val="22"/>
-          <w:szCs w:val="22"/>
-        </w:rPr>
-      </w:pPr>
-      <w:r>
-        <w:rPr>
-          <w:color w:val="000000" w:themeColor="text1"/>
-          <w:sz w:val="22"/>
-          <w:szCs w:val="22"/>
-        </w:rPr>
-        <w:t xml:space="preserve">We can check the type of a variable, object, or array using the </w:t>
-      </w:r>
-      <w:proofErr w:type="gramStart"/>
-      <w:r>
-        <w:rPr>
-          <w:color w:val="000000" w:themeColor="text1"/>
-          <w:sz w:val="22"/>
-          <w:szCs w:val="22"/>
-        </w:rPr>
-        <w:t>typeof</w:t>
-      </w:r>
-      <w:proofErr w:type="gramEnd"/>
-      <w:r>
-        <w:rPr>
-          <w:color w:val="000000" w:themeColor="text1"/>
-          <w:sz w:val="22"/>
-          <w:szCs w:val="22"/>
-        </w:rPr>
-        <w:t xml:space="preserve"> keyword</w:t>
-      </w:r>
-    </w:p>
-    <w:p>
-      <w:pPr>
-        <w:pStyle w:val="ListParagraph"/>
-        <w:numPr>
-          <w:ilvl w:val="0"/>
-          <w:numId w:val="1"/>
-        </w:numPr>
-        <w:rPr>
-          <w:color w:val="000000" w:themeColor="text1"/>
-          <w:sz w:val="22"/>
-          <w:szCs w:val="22"/>
-        </w:rPr>
-      </w:pPr>
-      <w:r>
-        <w:rPr>
-          <w:color w:val="000000" w:themeColor="text1"/>
-          <w:sz w:val="22"/>
-          <w:szCs w:val="22"/>
-        </w:rPr>
-        <w:t>We have escape characters just the same as in C++ and in Java.</w:t>
-      </w:r>
-    </w:p>
-    <w:p>
-      <w:pPr>
-        <w:pStyle w:val="ListParagraph"/>
-        <w:numPr>
-          <w:ilvl w:val="0"/>
-          <w:numId w:val="1"/>
-        </w:numPr>
-        <w:rPr>
-          <w:color w:val="000000" w:themeColor="text1"/>
-          <w:sz w:val="22"/>
-          <w:szCs w:val="22"/>
-        </w:rPr>
-      </w:pPr>
-      <w:r>
-        <w:rPr>
-          <w:color w:val="000000" w:themeColor="text1"/>
-          <w:sz w:val="22"/>
-          <w:szCs w:val="22"/>
-        </w:rPr>
-        <w:t>When using addition if one of the values is a string javascript will type cast all the elements into strings so “5” + 3 will be 53, the same with 3 + “5”</w:t>
-      </w:r>
-    </w:p>
-    <w:p>
-      <w:pPr>
-        <w:pStyle w:val="ListParagraph"/>
-        <w:numPr>
-          <w:ilvl w:val="0"/>
-          <w:numId w:val="1"/>
-        </w:numPr>
-        <w:rPr>
-          <w:color w:val="000000" w:themeColor="text1"/>
-          <w:sz w:val="22"/>
-          <w:szCs w:val="22"/>
-        </w:rPr>
-      </w:pPr>
-      <w:r>
-        <w:rPr>
-          <w:color w:val="000000" w:themeColor="text1"/>
-          <w:sz w:val="22"/>
-          <w:szCs w:val="22"/>
-        </w:rPr>
-        <w:t>${}</w:t>
-      </w:r>
-      <w:r>
-        <w:rPr>
-          <w:color w:val="000000" w:themeColor="text1"/>
-          <w:sz w:val="22"/>
-          <w:szCs w:val="22"/>
-        </w:rPr>
-        <w:t xml:space="preserve"> to include a variable inside a print the print should be of type ``</w:t>
-      </w:r>
-    </w:p>
-    <w:p>
-      <w:pPr>
-        <w:pStyle w:val="ListParagraph"/>
-        <w:numPr>
-          <w:ilvl w:val="0"/>
-          <w:numId w:val="1"/>
-        </w:numPr>
-        <w:rPr>
-          <w:color w:val="000000" w:themeColor="text1"/>
-          <w:sz w:val="22"/>
-          <w:szCs w:val="22"/>
-        </w:rPr>
-      </w:pPr>
-      <w:r>
-        <w:rPr>
-          <w:color w:val="000000" w:themeColor="text1"/>
-          <w:sz w:val="22"/>
-          <w:szCs w:val="22"/>
-        </w:rPr>
-        <w:t>Javascript uses camelCase</w:t>
-      </w:r>
-    </w:p>
-    <w:p>
-      <w:pPr>
-        <w:pStyle w:val="ListParagraph"/>
-        <w:numPr>
-          <w:ilvl w:val="0"/>
-          <w:numId w:val="1"/>
-        </w:numPr>
-        <w:rPr>
-          <w:color w:val="000000" w:themeColor="text1"/>
-          <w:sz w:val="22"/>
-          <w:szCs w:val="22"/>
-        </w:rPr>
-      </w:pPr>
-      <w:r>
-        <w:rPr>
-          <w:color w:val="000000" w:themeColor="text1"/>
-          <w:sz w:val="22"/>
-          <w:szCs w:val="22"/>
-        </w:rPr>
-        <w:t xml:space="preserve">Onclick is an event handler for the event of clicking. It runs javascript code. We can include the javascript code directly on the onclick or we can store it </w:t>
-      </w:r>
-      <w:proofErr w:type="gramStart"/>
-      <w:r>
-        <w:rPr>
-          <w:color w:val="000000" w:themeColor="text1"/>
-          <w:sz w:val="22"/>
-          <w:szCs w:val="22"/>
-        </w:rPr>
-        <w:t>into</w:t>
-      </w:r>
-      <w:proofErr w:type="gramEnd"/>
-      <w:r>
-        <w:rPr>
-          <w:color w:val="000000" w:themeColor="text1"/>
-          <w:sz w:val="22"/>
-          <w:szCs w:val="22"/>
-        </w:rPr>
-        <w:t xml:space="preserve"> a function that gets called.</w:t>
-      </w:r>
-    </w:p>
-    <w:p>
-      <w:pPr>
+        <w:t>Javascript</w:t>
+      </w:r>
+      <w:proofErr w:type="spellEnd"/>
+      <w:r>
         <w:rPr>
           <w:b/>
           <w:bCs/>
           <w:color w:val="000000" w:themeColor="text1"/>
           <w:u w:val="single"/>
         </w:rPr>
-      </w:pPr>
+        <w:t xml:space="preserve"> basics and general information:</w:t>
+      </w:r>
+    </w:p>
+    <w:p>
+      <w:pPr>
+        <w:pStyle w:val="ListParagraph"/>
+        <w:numPr>
+          <w:ilvl w:val="0"/>
+          <w:numId w:val="1"/>
+        </w:numPr>
+        <w:rPr>
+          <w:color w:val="000000" w:themeColor="text1"/>
+          <w:sz w:val="22"/>
+          <w:szCs w:val="22"/>
+        </w:rPr>
+      </w:pPr>
+      <w:r>
+        <w:rPr>
+          <w:color w:val="000000" w:themeColor="text1"/>
+          <w:sz w:val="22"/>
+          <w:szCs w:val="22"/>
+        </w:rPr>
+        <w:t xml:space="preserve">in </w:t>
+      </w:r>
+      <w:proofErr w:type="spellStart"/>
+      <w:r>
+        <w:rPr>
+          <w:color w:val="000000" w:themeColor="text1"/>
+          <w:sz w:val="22"/>
+          <w:szCs w:val="22"/>
+        </w:rPr>
+        <w:t>javascript</w:t>
+      </w:r>
+      <w:proofErr w:type="spellEnd"/>
+      <w:r>
+        <w:rPr>
+          <w:color w:val="000000" w:themeColor="text1"/>
+          <w:sz w:val="22"/>
+          <w:szCs w:val="22"/>
+        </w:rPr>
+        <w:t xml:space="preserve"> to avoid any inaccuracies during calculations we shall </w:t>
+      </w:r>
+      <w:proofErr w:type="spellStart"/>
+      <w:r>
+        <w:rPr>
+          <w:color w:val="000000" w:themeColor="text1"/>
+          <w:sz w:val="22"/>
+          <w:szCs w:val="22"/>
+        </w:rPr>
+        <w:t>calcualte</w:t>
+      </w:r>
+      <w:proofErr w:type="spellEnd"/>
+      <w:r>
+        <w:rPr>
+          <w:color w:val="000000" w:themeColor="text1"/>
+          <w:sz w:val="22"/>
+          <w:szCs w:val="22"/>
+        </w:rPr>
+        <w:t xml:space="preserve"> in cents then multiply by 100 to </w:t>
+      </w:r>
+      <w:proofErr w:type="gramStart"/>
+      <w:r>
+        <w:rPr>
+          <w:color w:val="000000" w:themeColor="text1"/>
+          <w:sz w:val="22"/>
+          <w:szCs w:val="22"/>
+        </w:rPr>
+        <w:t>the final result</w:t>
+      </w:r>
+      <w:proofErr w:type="gramEnd"/>
+      <w:r>
+        <w:rPr>
+          <w:color w:val="000000" w:themeColor="text1"/>
+          <w:sz w:val="22"/>
+          <w:szCs w:val="22"/>
+        </w:rPr>
+        <w:t>.</w:t>
+      </w:r>
+    </w:p>
+    <w:p>
+      <w:pPr>
+        <w:pStyle w:val="ListParagraph"/>
+        <w:numPr>
+          <w:ilvl w:val="0"/>
+          <w:numId w:val="1"/>
+        </w:numPr>
+        <w:rPr>
+          <w:color w:val="000000" w:themeColor="text1"/>
+          <w:sz w:val="22"/>
+          <w:szCs w:val="22"/>
+        </w:rPr>
+      </w:pPr>
+      <w:proofErr w:type="gramStart"/>
+      <w:r>
+        <w:rPr>
+          <w:color w:val="000000" w:themeColor="text1"/>
+          <w:sz w:val="22"/>
+          <w:szCs w:val="22"/>
+        </w:rPr>
+        <w:t>to</w:t>
+      </w:r>
+      <w:proofErr w:type="gramEnd"/>
+      <w:r>
+        <w:rPr>
+          <w:color w:val="000000" w:themeColor="text1"/>
+          <w:sz w:val="22"/>
+          <w:szCs w:val="22"/>
+        </w:rPr>
+        <w:t xml:space="preserve"> round a </w:t>
+      </w:r>
+      <w:proofErr w:type="gramStart"/>
+      <w:r>
+        <w:rPr>
+          <w:color w:val="000000" w:themeColor="text1"/>
+          <w:sz w:val="22"/>
+          <w:szCs w:val="22"/>
+        </w:rPr>
+        <w:t>number</w:t>
+      </w:r>
+      <w:proofErr w:type="gramEnd"/>
+      <w:r>
+        <w:rPr>
+          <w:color w:val="000000" w:themeColor="text1"/>
+          <w:sz w:val="22"/>
+          <w:szCs w:val="22"/>
+        </w:rPr>
+        <w:t xml:space="preserve"> we use the </w:t>
+      </w:r>
+      <w:proofErr w:type="gramStart"/>
+      <w:r>
+        <w:rPr>
+          <w:color w:val="000000" w:themeColor="text1"/>
+          <w:sz w:val="22"/>
+          <w:szCs w:val="22"/>
+        </w:rPr>
+        <w:t>function</w:t>
+      </w:r>
+      <w:proofErr w:type="gramEnd"/>
+      <w:r>
+        <w:rPr>
+          <w:color w:val="000000" w:themeColor="text1"/>
+          <w:sz w:val="22"/>
+          <w:szCs w:val="22"/>
+        </w:rPr>
+        <w:t xml:space="preserve"> </w:t>
+      </w:r>
+      <w:proofErr w:type="spellStart"/>
+      <w:r>
+        <w:rPr>
+          <w:color w:val="000000" w:themeColor="text1"/>
+          <w:sz w:val="22"/>
+          <w:szCs w:val="22"/>
+        </w:rPr>
+        <w:t>Math.round</w:t>
+      </w:r>
+      <w:proofErr w:type="spellEnd"/>
+      <w:r>
+        <w:rPr>
+          <w:color w:val="000000" w:themeColor="text1"/>
+          <w:sz w:val="22"/>
+          <w:szCs w:val="22"/>
+        </w:rPr>
+        <w:t>(number);</w:t>
+      </w:r>
+      <w:r>
+        <w:rPr>
+          <w:color w:val="000000" w:themeColor="text1"/>
+          <w:sz w:val="22"/>
+          <w:szCs w:val="22"/>
+        </w:rPr>
+        <w:t xml:space="preserve"> it rounds normally, to round up we use </w:t>
+      </w:r>
+      <w:proofErr w:type="spellStart"/>
+      <w:r>
+        <w:rPr>
+          <w:color w:val="000000" w:themeColor="text1"/>
+          <w:sz w:val="22"/>
+          <w:szCs w:val="22"/>
+        </w:rPr>
+        <w:t>Math.ceil</w:t>
+      </w:r>
+      <w:proofErr w:type="spellEnd"/>
+      <w:r>
+        <w:rPr>
+          <w:color w:val="000000" w:themeColor="text1"/>
+          <w:sz w:val="22"/>
+          <w:szCs w:val="22"/>
+        </w:rPr>
+        <w:t xml:space="preserve">(); and to round down we use </w:t>
+      </w:r>
+      <w:proofErr w:type="spellStart"/>
+      <w:r>
+        <w:rPr>
+          <w:color w:val="000000" w:themeColor="text1"/>
+          <w:sz w:val="22"/>
+          <w:szCs w:val="22"/>
+        </w:rPr>
+        <w:t>Math.floor</w:t>
+      </w:r>
+      <w:proofErr w:type="spellEnd"/>
+      <w:r>
+        <w:rPr>
+          <w:color w:val="000000" w:themeColor="text1"/>
+          <w:sz w:val="22"/>
+          <w:szCs w:val="22"/>
+        </w:rPr>
+        <w:t>();</w:t>
+      </w:r>
+    </w:p>
+    <w:p>
+      <w:pPr>
+        <w:pStyle w:val="ListParagraph"/>
+        <w:numPr>
+          <w:ilvl w:val="0"/>
+          <w:numId w:val="1"/>
+        </w:numPr>
+        <w:rPr>
+          <w:color w:val="000000" w:themeColor="text1"/>
+          <w:sz w:val="22"/>
+          <w:szCs w:val="22"/>
+        </w:rPr>
+      </w:pPr>
+      <w:proofErr w:type="gramStart"/>
+      <w:r>
+        <w:rPr>
+          <w:color w:val="000000" w:themeColor="text1"/>
+          <w:sz w:val="22"/>
+          <w:szCs w:val="22"/>
+        </w:rPr>
+        <w:t>even</w:t>
+      </w:r>
+      <w:proofErr w:type="gramEnd"/>
+      <w:r>
+        <w:rPr>
+          <w:color w:val="000000" w:themeColor="text1"/>
+          <w:sz w:val="22"/>
+          <w:szCs w:val="22"/>
+        </w:rPr>
+        <w:t xml:space="preserve"> when we round a </w:t>
+      </w:r>
+      <w:proofErr w:type="gramStart"/>
+      <w:r>
+        <w:rPr>
+          <w:color w:val="000000" w:themeColor="text1"/>
+          <w:sz w:val="22"/>
+          <w:szCs w:val="22"/>
+        </w:rPr>
+        <w:t>number</w:t>
+      </w:r>
+      <w:proofErr w:type="gramEnd"/>
+      <w:r>
+        <w:rPr>
+          <w:color w:val="000000" w:themeColor="text1"/>
+          <w:sz w:val="22"/>
+          <w:szCs w:val="22"/>
+        </w:rPr>
+        <w:t xml:space="preserve"> we should do so in cents, we only convert to normal </w:t>
+      </w:r>
+      <w:proofErr w:type="gramStart"/>
+      <w:r>
+        <w:rPr>
+          <w:color w:val="000000" w:themeColor="text1"/>
+          <w:sz w:val="22"/>
+          <w:szCs w:val="22"/>
+        </w:rPr>
+        <w:t>numbers</w:t>
+      </w:r>
+      <w:proofErr w:type="gramEnd"/>
+      <w:r>
+        <w:rPr>
+          <w:color w:val="000000" w:themeColor="text1"/>
+          <w:sz w:val="22"/>
+          <w:szCs w:val="22"/>
+        </w:rPr>
+        <w:t xml:space="preserve"> ones we are ready to display the result.</w:t>
+      </w:r>
+    </w:p>
+    <w:p>
+      <w:pPr>
+        <w:pStyle w:val="ListParagraph"/>
+        <w:numPr>
+          <w:ilvl w:val="0"/>
+          <w:numId w:val="1"/>
+        </w:numPr>
+        <w:rPr>
+          <w:color w:val="000000" w:themeColor="text1"/>
+          <w:sz w:val="22"/>
+          <w:szCs w:val="22"/>
+        </w:rPr>
+      </w:pPr>
+      <w:r>
+        <w:rPr>
+          <w:color w:val="000000" w:themeColor="text1"/>
+          <w:sz w:val="22"/>
+          <w:szCs w:val="22"/>
+        </w:rPr>
+        <w:t xml:space="preserve">We can check the type of a variable, object, or array using the </w:t>
+      </w:r>
+      <w:proofErr w:type="spellStart"/>
+      <w:proofErr w:type="gramStart"/>
+      <w:r>
+        <w:rPr>
+          <w:color w:val="000000" w:themeColor="text1"/>
+          <w:sz w:val="22"/>
+          <w:szCs w:val="22"/>
+        </w:rPr>
+        <w:t>typeof</w:t>
+      </w:r>
+      <w:proofErr w:type="spellEnd"/>
+      <w:proofErr w:type="gramEnd"/>
+      <w:r>
+        <w:rPr>
+          <w:color w:val="000000" w:themeColor="text1"/>
+          <w:sz w:val="22"/>
+          <w:szCs w:val="22"/>
+        </w:rPr>
+        <w:t xml:space="preserve"> keyword</w:t>
+      </w:r>
+    </w:p>
+    <w:p>
+      <w:pPr>
+        <w:pStyle w:val="ListParagraph"/>
+        <w:numPr>
+          <w:ilvl w:val="0"/>
+          <w:numId w:val="1"/>
+        </w:numPr>
+        <w:rPr>
+          <w:color w:val="000000" w:themeColor="text1"/>
+          <w:sz w:val="22"/>
+          <w:szCs w:val="22"/>
+        </w:rPr>
+      </w:pPr>
+      <w:r>
+        <w:rPr>
+          <w:color w:val="000000" w:themeColor="text1"/>
+          <w:sz w:val="22"/>
+          <w:szCs w:val="22"/>
+        </w:rPr>
+        <w:t>We have escape characters just the same as in C++ and in Java.</w:t>
+      </w:r>
+    </w:p>
+    <w:p>
+      <w:pPr>
+        <w:pStyle w:val="ListParagraph"/>
+        <w:numPr>
+          <w:ilvl w:val="0"/>
+          <w:numId w:val="1"/>
+        </w:numPr>
+        <w:rPr>
+          <w:color w:val="000000" w:themeColor="text1"/>
+          <w:sz w:val="22"/>
+          <w:szCs w:val="22"/>
+        </w:rPr>
+      </w:pPr>
+      <w:r>
+        <w:rPr>
+          <w:color w:val="000000" w:themeColor="text1"/>
+          <w:sz w:val="22"/>
+          <w:szCs w:val="22"/>
+        </w:rPr>
+        <w:t xml:space="preserve">When using addition if one of the values is a string </w:t>
+      </w:r>
+      <w:proofErr w:type="spellStart"/>
+      <w:r>
+        <w:rPr>
+          <w:color w:val="000000" w:themeColor="text1"/>
+          <w:sz w:val="22"/>
+          <w:szCs w:val="22"/>
+        </w:rPr>
+        <w:t>javascript</w:t>
+      </w:r>
+      <w:proofErr w:type="spellEnd"/>
+      <w:r>
+        <w:rPr>
+          <w:color w:val="000000" w:themeColor="text1"/>
+          <w:sz w:val="22"/>
+          <w:szCs w:val="22"/>
+        </w:rPr>
+        <w:t xml:space="preserve"> will type cast all the elements into strings so “5” + 3 will be 53, the same with 3 + “5”</w:t>
+      </w:r>
+    </w:p>
+    <w:p>
+      <w:pPr>
+        <w:pStyle w:val="ListParagraph"/>
+        <w:numPr>
+          <w:ilvl w:val="0"/>
+          <w:numId w:val="1"/>
+        </w:numPr>
+        <w:rPr>
+          <w:color w:val="000000" w:themeColor="text1"/>
+          <w:sz w:val="22"/>
+          <w:szCs w:val="22"/>
+        </w:rPr>
+      </w:pPr>
+      <w:r>
+        <w:rPr>
+          <w:color w:val="000000" w:themeColor="text1"/>
+          <w:sz w:val="22"/>
+          <w:szCs w:val="22"/>
+        </w:rPr>
+        <w:t>${}</w:t>
+      </w:r>
+      <w:r>
+        <w:rPr>
+          <w:color w:val="000000" w:themeColor="text1"/>
+          <w:sz w:val="22"/>
+          <w:szCs w:val="22"/>
+        </w:rPr>
+        <w:t xml:space="preserve"> to include a variable inside a print the print should be of type ``</w:t>
+      </w:r>
+    </w:p>
+    <w:p>
+      <w:pPr>
+        <w:pStyle w:val="ListParagraph"/>
+        <w:numPr>
+          <w:ilvl w:val="0"/>
+          <w:numId w:val="1"/>
+        </w:numPr>
+        <w:rPr>
+          <w:color w:val="000000" w:themeColor="text1"/>
+          <w:sz w:val="22"/>
+          <w:szCs w:val="22"/>
+        </w:rPr>
+      </w:pPr>
+      <w:proofErr w:type="spellStart"/>
+      <w:r>
+        <w:rPr>
+          <w:color w:val="000000" w:themeColor="text1"/>
+          <w:sz w:val="22"/>
+          <w:szCs w:val="22"/>
+        </w:rPr>
+        <w:t>Javascript</w:t>
+      </w:r>
+      <w:proofErr w:type="spellEnd"/>
+      <w:r>
+        <w:rPr>
+          <w:color w:val="000000" w:themeColor="text1"/>
+          <w:sz w:val="22"/>
+          <w:szCs w:val="22"/>
+        </w:rPr>
+        <w:t xml:space="preserve"> uses camelCase</w:t>
+      </w:r>
+    </w:p>
+    <w:p>
+      <w:pPr>
+        <w:pStyle w:val="ListParagraph"/>
+        <w:numPr>
+          <w:ilvl w:val="0"/>
+          <w:numId w:val="1"/>
+        </w:numPr>
+        <w:rPr>
+          <w:color w:val="000000" w:themeColor="text1"/>
+          <w:sz w:val="22"/>
+          <w:szCs w:val="22"/>
+        </w:rPr>
+      </w:pPr>
+      <w:r>
+        <w:rPr>
+          <w:color w:val="000000" w:themeColor="text1"/>
+          <w:sz w:val="22"/>
+          <w:szCs w:val="22"/>
+        </w:rPr>
+        <w:t xml:space="preserve">Onclick is an event handler for the event of clicking. It runs </w:t>
+      </w:r>
+      <w:proofErr w:type="spellStart"/>
+      <w:r>
+        <w:rPr>
+          <w:color w:val="000000" w:themeColor="text1"/>
+          <w:sz w:val="22"/>
+          <w:szCs w:val="22"/>
+        </w:rPr>
+        <w:t>javascript</w:t>
+      </w:r>
+      <w:proofErr w:type="spellEnd"/>
+      <w:r>
+        <w:rPr>
+          <w:color w:val="000000" w:themeColor="text1"/>
+          <w:sz w:val="22"/>
+          <w:szCs w:val="22"/>
+        </w:rPr>
+        <w:t xml:space="preserve"> code. We can include the </w:t>
+      </w:r>
+      <w:proofErr w:type="spellStart"/>
+      <w:r>
+        <w:rPr>
+          <w:color w:val="000000" w:themeColor="text1"/>
+          <w:sz w:val="22"/>
+          <w:szCs w:val="22"/>
+        </w:rPr>
+        <w:t>javascript</w:t>
+      </w:r>
+      <w:proofErr w:type="spellEnd"/>
+      <w:r>
+        <w:rPr>
+          <w:color w:val="000000" w:themeColor="text1"/>
+          <w:sz w:val="22"/>
+          <w:szCs w:val="22"/>
+        </w:rPr>
+        <w:t xml:space="preserve"> code directly on the onclick or we can store it </w:t>
+      </w:r>
+      <w:proofErr w:type="gramStart"/>
+      <w:r>
+        <w:rPr>
+          <w:color w:val="000000" w:themeColor="text1"/>
+          <w:sz w:val="22"/>
+          <w:szCs w:val="22"/>
+        </w:rPr>
+        <w:t>into</w:t>
+      </w:r>
+      <w:proofErr w:type="gramEnd"/>
+      <w:r>
+        <w:rPr>
+          <w:color w:val="000000" w:themeColor="text1"/>
+          <w:sz w:val="22"/>
+          <w:szCs w:val="22"/>
+        </w:rPr>
+        <w:t xml:space="preserve"> a function that gets called.</w:t>
+      </w:r>
     </w:p>
     <w:p>
       <w:pPr>
@@ -478,284 +657,436 @@
           <w:u w:val="single"/>
         </w:rPr>
       </w:pPr>
-      <w:r>
+    </w:p>
+    <w:p>
+      <w:pPr>
         <w:rPr>
           <w:b/>
           <w:bCs/>
           <w:color w:val="000000" w:themeColor="text1"/>
           <w:u w:val="single"/>
         </w:rPr>
-        <w:t>Numbers &amp; Math:</w:t>
-      </w:r>
-    </w:p>
-    <w:p>
-      <w:pPr>
-        <w:pStyle w:val="ListParagraph"/>
-        <w:numPr>
-          <w:ilvl w:val="0"/>
-          <w:numId w:val="2"/>
-        </w:numPr>
-        <w:rPr>
-          <w:color w:val="000000" w:themeColor="text1"/>
-          <w:sz w:val="22"/>
-          <w:szCs w:val="22"/>
-        </w:rPr>
-      </w:pPr>
-      <w:r>
-        <w:rPr>
-          <w:color w:val="000000" w:themeColor="text1"/>
-          <w:sz w:val="22"/>
-          <w:szCs w:val="22"/>
-        </w:rPr>
-        <w:t>For numerical values javascript has only one numerical datatype which is Number, no int &amp; float like Java.</w:t>
-      </w:r>
-    </w:p>
-    <w:p>
-      <w:pPr>
-        <w:pStyle w:val="ListParagraph"/>
-        <w:numPr>
-          <w:ilvl w:val="0"/>
-          <w:numId w:val="2"/>
-        </w:numPr>
-        <w:rPr>
-          <w:color w:val="000000" w:themeColor="text1"/>
-          <w:sz w:val="22"/>
-          <w:szCs w:val="22"/>
-        </w:rPr>
-      </w:pPr>
-      <w:r>
-        <w:rPr>
-          <w:color w:val="000000" w:themeColor="text1"/>
-          <w:sz w:val="22"/>
-          <w:szCs w:val="22"/>
-        </w:rPr>
-        <w:t xml:space="preserve">Has addition, subtraction, power using **, and follows the math operation heirerachy. </w:t>
-      </w:r>
-    </w:p>
-    <w:p>
-      <w:pPr>
-        <w:pStyle w:val="ListParagraph"/>
-        <w:numPr>
-          <w:ilvl w:val="0"/>
-          <w:numId w:val="2"/>
-        </w:numPr>
-        <w:rPr>
-          <w:color w:val="000000" w:themeColor="text1"/>
-          <w:sz w:val="22"/>
-          <w:szCs w:val="22"/>
-        </w:rPr>
-      </w:pPr>
-      <w:r>
-        <w:rPr>
-          <w:color w:val="000000" w:themeColor="text1"/>
-          <w:sz w:val="22"/>
-          <w:szCs w:val="22"/>
-        </w:rPr>
-        <w:t>Has also Math.sqrt() and other mathematical functions.</w:t>
-      </w:r>
-      <w:r>
-        <w:t xml:space="preserve"> </w:t>
-      </w:r>
-      <w:proofErr w:type="gramStart"/>
-      <w:r>
-        <w:rPr>
-          <w:color w:val="000000" w:themeColor="text1"/>
-          <w:sz w:val="22"/>
-          <w:szCs w:val="22"/>
-        </w:rPr>
-        <w:t>Math.abs(</w:t>
-      </w:r>
-      <w:proofErr w:type="gramEnd"/>
-      <w:r>
-        <w:rPr>
-          <w:color w:val="000000" w:themeColor="text1"/>
-          <w:sz w:val="22"/>
-          <w:szCs w:val="22"/>
-        </w:rPr>
-        <w:t>)</w:t>
-      </w:r>
-      <w:r>
-        <w:rPr>
-          <w:color w:val="000000" w:themeColor="text1"/>
-          <w:sz w:val="22"/>
-          <w:szCs w:val="22"/>
-        </w:rPr>
-        <w:t xml:space="preserve">, </w:t>
-      </w:r>
-      <w:r>
-        <w:rPr>
-          <w:color w:val="000000" w:themeColor="text1"/>
-          <w:sz w:val="22"/>
-          <w:szCs w:val="22"/>
-        </w:rPr>
-        <w:t>Math.sqrt(),</w:t>
-      </w:r>
-      <w:r>
-        <w:rPr>
-          <w:color w:val="000000" w:themeColor="text1"/>
-          <w:sz w:val="22"/>
-          <w:szCs w:val="22"/>
-        </w:rPr>
-        <w:t xml:space="preserve"> </w:t>
-      </w:r>
-      <w:proofErr w:type="gramStart"/>
-      <w:r>
-        <w:rPr>
-          <w:color w:val="000000" w:themeColor="text1"/>
-          <w:sz w:val="22"/>
-          <w:szCs w:val="22"/>
-        </w:rPr>
-        <w:t>Math.pow(</w:t>
-      </w:r>
-      <w:proofErr w:type="gramEnd"/>
-      <w:r>
-        <w:rPr>
-          <w:color w:val="000000" w:themeColor="text1"/>
-          <w:sz w:val="22"/>
-          <w:szCs w:val="22"/>
-        </w:rPr>
-        <w:t>),</w:t>
-      </w:r>
-      <w:r>
-        <w:rPr>
-          <w:color w:val="000000" w:themeColor="text1"/>
-          <w:sz w:val="22"/>
-          <w:szCs w:val="22"/>
-        </w:rPr>
-        <w:t xml:space="preserve"> </w:t>
-      </w:r>
-      <w:proofErr w:type="gramStart"/>
-      <w:r>
-        <w:rPr>
-          <w:color w:val="000000" w:themeColor="text1"/>
-          <w:sz w:val="22"/>
-          <w:szCs w:val="22"/>
-        </w:rPr>
-        <w:t>Math.max(</w:t>
-      </w:r>
-      <w:proofErr w:type="gramEnd"/>
-      <w:r>
-        <w:rPr>
-          <w:color w:val="000000" w:themeColor="text1"/>
-          <w:sz w:val="22"/>
-          <w:szCs w:val="22"/>
-        </w:rPr>
-        <w:t>),</w:t>
-      </w:r>
-      <w:r>
-        <w:rPr>
-          <w:color w:val="000000" w:themeColor="text1"/>
-          <w:sz w:val="22"/>
-          <w:szCs w:val="22"/>
-        </w:rPr>
-        <w:t xml:space="preserve"> </w:t>
-      </w:r>
-      <w:proofErr w:type="gramStart"/>
-      <w:r>
-        <w:rPr>
-          <w:color w:val="000000" w:themeColor="text1"/>
-          <w:sz w:val="22"/>
-          <w:szCs w:val="22"/>
-        </w:rPr>
-        <w:t>Math.min(</w:t>
-      </w:r>
-      <w:proofErr w:type="gramEnd"/>
-      <w:r>
-        <w:rPr>
-          <w:color w:val="000000" w:themeColor="text1"/>
-          <w:sz w:val="22"/>
-          <w:szCs w:val="22"/>
-        </w:rPr>
-        <w:t>)</w:t>
-      </w:r>
-    </w:p>
-    <w:p>
-      <w:pPr>
-        <w:pStyle w:val="ListParagraph"/>
-        <w:numPr>
-          <w:ilvl w:val="0"/>
-          <w:numId w:val="2"/>
-        </w:numPr>
-        <w:rPr>
-          <w:color w:val="000000" w:themeColor="text1"/>
-          <w:sz w:val="22"/>
-          <w:szCs w:val="22"/>
-        </w:rPr>
-      </w:pPr>
-      <w:r>
-        <w:rPr>
-          <w:color w:val="000000" w:themeColor="text1"/>
-          <w:sz w:val="22"/>
-          <w:szCs w:val="22"/>
-        </w:rPr>
-        <w:t>Math.random() returns a number between 0-1 including the 0 but not the 1</w:t>
-      </w:r>
-    </w:p>
-    <w:p>
-      <w:pPr>
-        <w:pStyle w:val="ListParagraph"/>
-        <w:numPr>
-          <w:ilvl w:val="0"/>
-          <w:numId w:val="2"/>
-        </w:numPr>
-        <w:rPr>
-          <w:color w:val="000000" w:themeColor="text1"/>
-          <w:sz w:val="22"/>
-          <w:szCs w:val="22"/>
-        </w:rPr>
-      </w:pPr>
-      <w:r>
-        <w:rPr>
-          <w:color w:val="000000" w:themeColor="text1"/>
-          <w:sz w:val="22"/>
-          <w:szCs w:val="22"/>
-        </w:rPr>
-        <w:t xml:space="preserve">We have </w:t>
-      </w:r>
-      <w:proofErr w:type="gramStart"/>
-      <w:r>
-        <w:rPr>
-          <w:color w:val="000000" w:themeColor="text1"/>
-          <w:sz w:val="22"/>
-          <w:szCs w:val="22"/>
-        </w:rPr>
-        <w:t>BigInt(</w:t>
-      </w:r>
-      <w:proofErr w:type="gramEnd"/>
-      <w:r>
-        <w:rPr>
-          <w:color w:val="000000" w:themeColor="text1"/>
-          <w:sz w:val="22"/>
-          <w:szCs w:val="22"/>
-        </w:rPr>
-        <w:t>) datatype, that we can use for huge numerical values and it ends with n so 13423423532523532n is a big integer and can be only operated on with other Bigint variables</w:t>
-      </w:r>
-    </w:p>
-    <w:p>
-      <w:pPr>
-        <w:rPr>
-          <w:color w:val="000000" w:themeColor="text1"/>
-          <w:sz w:val="22"/>
-          <w:szCs w:val="22"/>
-        </w:rPr>
-      </w:pPr>
-    </w:p>
-    <w:p>
-      <w:pPr>
+      </w:pPr>
+      <w:r>
         <w:rPr>
           <w:b/>
           <w:bCs/>
           <w:color w:val="000000" w:themeColor="text1"/>
           <w:u w:val="single"/>
         </w:rPr>
-      </w:pPr>
-      <w:r>
+        <w:t>Numbers &amp; Math:</w:t>
+      </w:r>
+    </w:p>
+    <w:p>
+      <w:pPr>
+        <w:pStyle w:val="ListParagraph"/>
+        <w:numPr>
+          <w:ilvl w:val="0"/>
+          <w:numId w:val="2"/>
+        </w:numPr>
+        <w:rPr>
+          <w:color w:val="000000" w:themeColor="text1"/>
+          <w:sz w:val="22"/>
+          <w:szCs w:val="22"/>
+        </w:rPr>
+      </w:pPr>
+      <w:r>
+        <w:rPr>
+          <w:color w:val="000000" w:themeColor="text1"/>
+          <w:sz w:val="22"/>
+          <w:szCs w:val="22"/>
+        </w:rPr>
+        <w:t xml:space="preserve">For numerical values </w:t>
+      </w:r>
+      <w:proofErr w:type="spellStart"/>
+      <w:r>
+        <w:rPr>
+          <w:color w:val="000000" w:themeColor="text1"/>
+          <w:sz w:val="22"/>
+          <w:szCs w:val="22"/>
+        </w:rPr>
+        <w:t>javascript</w:t>
+      </w:r>
+      <w:proofErr w:type="spellEnd"/>
+      <w:r>
+        <w:rPr>
+          <w:color w:val="000000" w:themeColor="text1"/>
+          <w:sz w:val="22"/>
+          <w:szCs w:val="22"/>
+        </w:rPr>
+        <w:t xml:space="preserve"> has only one numerical datatype which is Number, no int &amp; float like Java.</w:t>
+      </w:r>
+    </w:p>
+    <w:p>
+      <w:pPr>
+        <w:pStyle w:val="ListParagraph"/>
+        <w:numPr>
+          <w:ilvl w:val="0"/>
+          <w:numId w:val="2"/>
+        </w:numPr>
+        <w:rPr>
+          <w:color w:val="000000" w:themeColor="text1"/>
+          <w:sz w:val="22"/>
+          <w:szCs w:val="22"/>
+        </w:rPr>
+      </w:pPr>
+      <w:r>
+        <w:rPr>
+          <w:color w:val="000000" w:themeColor="text1"/>
+          <w:sz w:val="22"/>
+          <w:szCs w:val="22"/>
+        </w:rPr>
+        <w:t xml:space="preserve">Has addition, subtraction, power using **, and follows the math operation </w:t>
+      </w:r>
+      <w:proofErr w:type="spellStart"/>
+      <w:r>
+        <w:rPr>
+          <w:color w:val="000000" w:themeColor="text1"/>
+          <w:sz w:val="22"/>
+          <w:szCs w:val="22"/>
+        </w:rPr>
+        <w:t>heirerachy</w:t>
+      </w:r>
+      <w:proofErr w:type="spellEnd"/>
+      <w:r>
+        <w:rPr>
+          <w:color w:val="000000" w:themeColor="text1"/>
+          <w:sz w:val="22"/>
+          <w:szCs w:val="22"/>
+        </w:rPr>
+        <w:t xml:space="preserve">. </w:t>
+      </w:r>
+    </w:p>
+    <w:p>
+      <w:pPr>
+        <w:pStyle w:val="ListParagraph"/>
+        <w:numPr>
+          <w:ilvl w:val="0"/>
+          <w:numId w:val="2"/>
+        </w:numPr>
+        <w:rPr>
+          <w:color w:val="000000" w:themeColor="text1"/>
+          <w:sz w:val="22"/>
+          <w:szCs w:val="22"/>
+        </w:rPr>
+      </w:pPr>
+      <w:r>
+        <w:rPr>
+          <w:color w:val="000000" w:themeColor="text1"/>
+          <w:sz w:val="22"/>
+          <w:szCs w:val="22"/>
+        </w:rPr>
+        <w:t xml:space="preserve">Has also </w:t>
+      </w:r>
+      <w:proofErr w:type="spellStart"/>
+      <w:r>
+        <w:rPr>
+          <w:color w:val="000000" w:themeColor="text1"/>
+          <w:sz w:val="22"/>
+          <w:szCs w:val="22"/>
+        </w:rPr>
+        <w:t>Math.sqrt</w:t>
+      </w:r>
+      <w:proofErr w:type="spellEnd"/>
+      <w:r>
+        <w:rPr>
+          <w:color w:val="000000" w:themeColor="text1"/>
+          <w:sz w:val="22"/>
+          <w:szCs w:val="22"/>
+        </w:rPr>
+        <w:t>() and other mathematical functions.</w:t>
+      </w:r>
+      <w:r>
+        <w:t xml:space="preserve"> </w:t>
+      </w:r>
+      <w:proofErr w:type="spellStart"/>
+      <w:proofErr w:type="gramStart"/>
+      <w:r>
+        <w:rPr>
+          <w:color w:val="000000" w:themeColor="text1"/>
+          <w:sz w:val="22"/>
+          <w:szCs w:val="22"/>
+        </w:rPr>
+        <w:t>Math.abs</w:t>
+      </w:r>
+      <w:proofErr w:type="spellEnd"/>
+      <w:r>
+        <w:rPr>
+          <w:color w:val="000000" w:themeColor="text1"/>
+          <w:sz w:val="22"/>
+          <w:szCs w:val="22"/>
+        </w:rPr>
+        <w:t>(</w:t>
+      </w:r>
+      <w:proofErr w:type="gramEnd"/>
+      <w:r>
+        <w:rPr>
+          <w:color w:val="000000" w:themeColor="text1"/>
+          <w:sz w:val="22"/>
+          <w:szCs w:val="22"/>
+        </w:rPr>
+        <w:t>)</w:t>
+      </w:r>
+      <w:r>
+        <w:rPr>
+          <w:color w:val="000000" w:themeColor="text1"/>
+          <w:sz w:val="22"/>
+          <w:szCs w:val="22"/>
+        </w:rPr>
+        <w:t xml:space="preserve">, </w:t>
+      </w:r>
+      <w:proofErr w:type="spellStart"/>
+      <w:r>
+        <w:rPr>
+          <w:color w:val="000000" w:themeColor="text1"/>
+          <w:sz w:val="22"/>
+          <w:szCs w:val="22"/>
+        </w:rPr>
+        <w:t>Math.sqrt</w:t>
+      </w:r>
+      <w:proofErr w:type="spellEnd"/>
+      <w:r>
+        <w:rPr>
+          <w:color w:val="000000" w:themeColor="text1"/>
+          <w:sz w:val="22"/>
+          <w:szCs w:val="22"/>
+        </w:rPr>
+        <w:t>(),</w:t>
+      </w:r>
+      <w:r>
+        <w:rPr>
+          <w:color w:val="000000" w:themeColor="text1"/>
+          <w:sz w:val="22"/>
+          <w:szCs w:val="22"/>
+        </w:rPr>
+        <w:t xml:space="preserve"> </w:t>
+      </w:r>
+      <w:proofErr w:type="spellStart"/>
+      <w:proofErr w:type="gramStart"/>
+      <w:r>
+        <w:rPr>
+          <w:color w:val="000000" w:themeColor="text1"/>
+          <w:sz w:val="22"/>
+          <w:szCs w:val="22"/>
+        </w:rPr>
+        <w:t>Math.pow</w:t>
+      </w:r>
+      <w:proofErr w:type="spellEnd"/>
+      <w:r>
+        <w:rPr>
+          <w:color w:val="000000" w:themeColor="text1"/>
+          <w:sz w:val="22"/>
+          <w:szCs w:val="22"/>
+        </w:rPr>
+        <w:t>(</w:t>
+      </w:r>
+      <w:proofErr w:type="gramEnd"/>
+      <w:r>
+        <w:rPr>
+          <w:color w:val="000000" w:themeColor="text1"/>
+          <w:sz w:val="22"/>
+          <w:szCs w:val="22"/>
+        </w:rPr>
+        <w:t>),</w:t>
+      </w:r>
+      <w:r>
+        <w:rPr>
+          <w:color w:val="000000" w:themeColor="text1"/>
+          <w:sz w:val="22"/>
+          <w:szCs w:val="22"/>
+        </w:rPr>
+        <w:t xml:space="preserve"> </w:t>
+      </w:r>
+      <w:proofErr w:type="spellStart"/>
+      <w:proofErr w:type="gramStart"/>
+      <w:r>
+        <w:rPr>
+          <w:color w:val="000000" w:themeColor="text1"/>
+          <w:sz w:val="22"/>
+          <w:szCs w:val="22"/>
+        </w:rPr>
+        <w:t>Math.max</w:t>
+      </w:r>
+      <w:proofErr w:type="spellEnd"/>
+      <w:r>
+        <w:rPr>
+          <w:color w:val="000000" w:themeColor="text1"/>
+          <w:sz w:val="22"/>
+          <w:szCs w:val="22"/>
+        </w:rPr>
+        <w:t>(</w:t>
+      </w:r>
+      <w:proofErr w:type="gramEnd"/>
+      <w:r>
+        <w:rPr>
+          <w:color w:val="000000" w:themeColor="text1"/>
+          <w:sz w:val="22"/>
+          <w:szCs w:val="22"/>
+        </w:rPr>
+        <w:t>),</w:t>
+      </w:r>
+      <w:r>
+        <w:rPr>
+          <w:color w:val="000000" w:themeColor="text1"/>
+          <w:sz w:val="22"/>
+          <w:szCs w:val="22"/>
+        </w:rPr>
+        <w:t xml:space="preserve"> </w:t>
+      </w:r>
+      <w:proofErr w:type="spellStart"/>
+      <w:proofErr w:type="gramStart"/>
+      <w:r>
+        <w:rPr>
+          <w:color w:val="000000" w:themeColor="text1"/>
+          <w:sz w:val="22"/>
+          <w:szCs w:val="22"/>
+        </w:rPr>
+        <w:t>Math.min</w:t>
+      </w:r>
+      <w:proofErr w:type="spellEnd"/>
+      <w:r>
+        <w:rPr>
+          <w:color w:val="000000" w:themeColor="text1"/>
+          <w:sz w:val="22"/>
+          <w:szCs w:val="22"/>
+        </w:rPr>
+        <w:t>(</w:t>
+      </w:r>
+      <w:proofErr w:type="gramEnd"/>
+      <w:r>
+        <w:rPr>
+          <w:color w:val="000000" w:themeColor="text1"/>
+          <w:sz w:val="22"/>
+          <w:szCs w:val="22"/>
+        </w:rPr>
+        <w:t>)</w:t>
+      </w:r>
+    </w:p>
+    <w:p>
+      <w:pPr>
+        <w:pStyle w:val="ListParagraph"/>
+        <w:numPr>
+          <w:ilvl w:val="0"/>
+          <w:numId w:val="2"/>
+        </w:numPr>
+        <w:rPr>
+          <w:color w:val="000000" w:themeColor="text1"/>
+          <w:sz w:val="22"/>
+          <w:szCs w:val="22"/>
+        </w:rPr>
+      </w:pPr>
+      <w:proofErr w:type="spellStart"/>
+      <w:r>
+        <w:rPr>
+          <w:color w:val="000000" w:themeColor="text1"/>
+          <w:sz w:val="22"/>
+          <w:szCs w:val="22"/>
+        </w:rPr>
+        <w:t>Math.random</w:t>
+      </w:r>
+      <w:proofErr w:type="spellEnd"/>
+      <w:r>
+        <w:rPr>
+          <w:color w:val="000000" w:themeColor="text1"/>
+          <w:sz w:val="22"/>
+          <w:szCs w:val="22"/>
+        </w:rPr>
+        <w:t>() returns a number between 0-1 including the 0 but not the 1</w:t>
+      </w:r>
+    </w:p>
+    <w:p>
+      <w:pPr>
+        <w:pStyle w:val="ListParagraph"/>
+        <w:numPr>
+          <w:ilvl w:val="0"/>
+          <w:numId w:val="2"/>
+        </w:numPr>
+        <w:rPr>
+          <w:color w:val="000000" w:themeColor="text1"/>
+          <w:sz w:val="22"/>
+          <w:szCs w:val="22"/>
+        </w:rPr>
+      </w:pPr>
+      <w:r>
+        <w:rPr>
+          <w:color w:val="000000" w:themeColor="text1"/>
+          <w:sz w:val="22"/>
+          <w:szCs w:val="22"/>
+        </w:rPr>
+        <w:t xml:space="preserve">We have </w:t>
+      </w:r>
+      <w:proofErr w:type="spellStart"/>
+      <w:proofErr w:type="gramStart"/>
+      <w:r>
+        <w:rPr>
+          <w:color w:val="000000" w:themeColor="text1"/>
+          <w:sz w:val="22"/>
+          <w:szCs w:val="22"/>
+        </w:rPr>
+        <w:t>BigInt</w:t>
+      </w:r>
+      <w:proofErr w:type="spellEnd"/>
+      <w:r>
+        <w:rPr>
+          <w:color w:val="000000" w:themeColor="text1"/>
+          <w:sz w:val="22"/>
+          <w:szCs w:val="22"/>
+        </w:rPr>
+        <w:t>(</w:t>
+      </w:r>
+      <w:proofErr w:type="gramEnd"/>
+      <w:r>
+        <w:rPr>
+          <w:color w:val="000000" w:themeColor="text1"/>
+          <w:sz w:val="22"/>
+          <w:szCs w:val="22"/>
+        </w:rPr>
+        <w:t xml:space="preserve">) datatype, that we can use for huge numerical values and it ends with n so 13423423532523532n is a big integer and can be only operated on with other </w:t>
+      </w:r>
+      <w:proofErr w:type="spellStart"/>
+      <w:r>
+        <w:rPr>
+          <w:color w:val="000000" w:themeColor="text1"/>
+          <w:sz w:val="22"/>
+          <w:szCs w:val="22"/>
+        </w:rPr>
+        <w:t>Bigint</w:t>
+      </w:r>
+      <w:proofErr w:type="spellEnd"/>
+      <w:r>
+        <w:rPr>
+          <w:color w:val="000000" w:themeColor="text1"/>
+          <w:sz w:val="22"/>
+          <w:szCs w:val="22"/>
+        </w:rPr>
+        <w:t xml:space="preserve"> variables</w:t>
+      </w:r>
+    </w:p>
+    <w:p>
+      <w:pPr>
+        <w:rPr>
+          <w:color w:val="000000" w:themeColor="text1"/>
+          <w:sz w:val="22"/>
+          <w:szCs w:val="22"/>
+        </w:rPr>
+      </w:pPr>
+    </w:p>
+    <w:p>
+      <w:pPr>
         <w:rPr>
           <w:b/>
           <w:bCs/>
           <w:color w:val="000000" w:themeColor="text1"/>
           <w:u w:val="single"/>
         </w:rPr>
+      </w:pPr>
+      <w:r>
+        <w:rPr>
+          <w:b/>
+          <w:bCs/>
+          <w:color w:val="000000" w:themeColor="text1"/>
+          <w:u w:val="single"/>
+        </w:rPr>
         <w:t>Strings:</w:t>
       </w:r>
     </w:p>
@@ -945,14 +1276,24 @@
           <w:szCs w:val="22"/>
         </w:rPr>
       </w:pPr>
-      <w:proofErr w:type="gramStart"/>
-      <w:r>
-        <w:rPr>
-          <w:color w:val="000000" w:themeColor="text1"/>
-          <w:sz w:val="22"/>
-          <w:szCs w:val="22"/>
-        </w:rPr>
-        <w:t>toUpper(</w:t>
+      <w:proofErr w:type="spellStart"/>
+      <w:proofErr w:type="gramStart"/>
+      <w:r>
+        <w:rPr>
+          <w:color w:val="000000" w:themeColor="text1"/>
+          <w:sz w:val="22"/>
+          <w:szCs w:val="22"/>
+        </w:rPr>
+        <w:t>toUpper</w:t>
+      </w:r>
+      <w:proofErr w:type="spellEnd"/>
+      <w:r>
+        <w:rPr>
+          <w:color w:val="000000" w:themeColor="text1"/>
+          <w:sz w:val="22"/>
+          <w:szCs w:val="22"/>
+        </w:rPr>
+        <w:t>(</w:t>
       </w:r>
       <w:proofErr w:type="gramEnd"/>
       <w:r>
@@ -963,14 +1304,24 @@
         </w:rPr>
         <w:t xml:space="preserve">) and </w:t>
       </w:r>
-      <w:proofErr w:type="gramStart"/>
-      <w:r>
-        <w:rPr>
-          <w:color w:val="000000" w:themeColor="text1"/>
-          <w:sz w:val="22"/>
-          <w:szCs w:val="22"/>
-        </w:rPr>
-        <w:t>toLower(</w:t>
+      <w:proofErr w:type="spellStart"/>
+      <w:proofErr w:type="gramStart"/>
+      <w:r>
+        <w:rPr>
+          <w:color w:val="000000" w:themeColor="text1"/>
+          <w:sz w:val="22"/>
+          <w:szCs w:val="22"/>
+        </w:rPr>
+        <w:t>toLower</w:t>
+      </w:r>
+      <w:proofErr w:type="spellEnd"/>
+      <w:r>
+        <w:rPr>
+          <w:color w:val="000000" w:themeColor="text1"/>
+          <w:sz w:val="22"/>
+          <w:szCs w:val="22"/>
+        </w:rPr>
+        <w:t>(</w:t>
       </w:r>
       <w:proofErr w:type="gramEnd"/>
       <w:r>
@@ -1022,14 +1373,42 @@
         </w:rPr>
         <w:t>slice(</w:t>
       </w:r>
-      <w:proofErr w:type="gramEnd"/>
-      <w:r>
-        <w:rPr>
-          <w:color w:val="000000" w:themeColor="text1"/>
-          <w:sz w:val="22"/>
-          <w:szCs w:val="22"/>
-        </w:rPr>
-        <w:t>startindex, endindex) this lets us extract a certain part of a string.</w:t>
+      <w:proofErr w:type="spellStart"/>
+      <w:proofErr w:type="gramEnd"/>
+      <w:r>
+        <w:rPr>
+          <w:color w:val="000000" w:themeColor="text1"/>
+          <w:sz w:val="22"/>
+          <w:szCs w:val="22"/>
+        </w:rPr>
+        <w:t>startindex</w:t>
+      </w:r>
+      <w:proofErr w:type="spellEnd"/>
+      <w:r>
+        <w:rPr>
+          <w:color w:val="000000" w:themeColor="text1"/>
+          <w:sz w:val="22"/>
+          <w:szCs w:val="22"/>
+        </w:rPr>
+        <w:t xml:space="preserve">, </w:t>
+      </w:r>
+      <w:proofErr w:type="spellStart"/>
+      <w:r>
+        <w:rPr>
+          <w:color w:val="000000" w:themeColor="text1"/>
+          <w:sz w:val="22"/>
+          <w:szCs w:val="22"/>
+        </w:rPr>
+        <w:t>endindex</w:t>
+      </w:r>
+      <w:proofErr w:type="spellEnd"/>
+      <w:r>
+        <w:rPr>
+          <w:color w:val="000000" w:themeColor="text1"/>
+          <w:sz w:val="22"/>
+          <w:szCs w:val="22"/>
+        </w:rPr>
+        <w:t>) this lets us extract a certain part of a string.</w:t>
       </w:r>
     </w:p>
     <w:p>
@@ -1191,7 +1570,25 @@
           <w:sz w:val="22"/>
           <w:szCs w:val="22"/>
         </w:rPr>
-        <w:t>The main difference between let and var is that var ignores the scope in which it was declared on, which makes var less used and not recommended when using modern javascript code</w:t>
+        <w:t xml:space="preserve">The main difference between let and var is that var ignores the scope in which it was declared on, which makes var less used and not recommended when using modern </w:t>
+      </w:r>
+      <w:proofErr w:type="spellStart"/>
+      <w:r>
+        <w:rPr>
+          <w:color w:val="000000" w:themeColor="text1"/>
+          <w:sz w:val="22"/>
+          <w:szCs w:val="22"/>
+        </w:rPr>
+        <w:t>javascript</w:t>
+      </w:r>
+      <w:proofErr w:type="spellEnd"/>
+      <w:r>
+        <w:rPr>
+          <w:color w:val="000000" w:themeColor="text1"/>
+          <w:sz w:val="22"/>
+          <w:szCs w:val="22"/>
+        </w:rPr>
+        <w:t xml:space="preserve"> code</w:t>
       </w:r>
     </w:p>
     <w:p>
@@ -1291,6 +1688,7 @@
         </w:rPr>
         <w:t xml:space="preserve">In </w:t>
       </w:r>
+      <w:proofErr w:type="spellStart"/>
       <w:proofErr w:type="gramStart"/>
       <w:r>
         <w:rPr>
@@ -1300,6 +1698,7 @@
         </w:rPr>
         <w:t>javascript</w:t>
       </w:r>
+      <w:proofErr w:type="spellEnd"/>
       <w:proofErr w:type="gramEnd"/>
       <w:r>
         <w:rPr>
@@ -1377,7 +1776,25 @@
           <w:sz w:val="22"/>
           <w:szCs w:val="22"/>
         </w:rPr>
-        <w:t xml:space="preserve"> a const variable cant be changed, but a const property inside a class can</w:t>
+        <w:t xml:space="preserve"> a const variable </w:t>
+      </w:r>
+      <w:proofErr w:type="spellStart"/>
+      <w:r>
+        <w:rPr>
+          <w:color w:val="000000" w:themeColor="text1"/>
+          <w:sz w:val="22"/>
+          <w:szCs w:val="22"/>
+        </w:rPr>
+        <w:t>cant</w:t>
+      </w:r>
+      <w:proofErr w:type="spellEnd"/>
+      <w:r>
+        <w:rPr>
+          <w:color w:val="000000" w:themeColor="text1"/>
+          <w:sz w:val="22"/>
+          <w:szCs w:val="22"/>
+        </w:rPr>
+        <w:t xml:space="preserve"> be changed, but a const property inside a class can</w:t>
       </w:r>
       <w:r>
         <w:rPr>
@@ -1484,13 +1901,23 @@
           <w:szCs w:val="22"/>
         </w:rPr>
       </w:pPr>
-      <w:r>
-        <w:rPr>
-          <w:color w:val="000000" w:themeColor="text1"/>
-          <w:sz w:val="22"/>
-          <w:szCs w:val="22"/>
-        </w:rPr>
-        <w:t>NaN means not a number and is also a false value</w:t>
+      <w:proofErr w:type="spellStart"/>
+      <w:r>
+        <w:rPr>
+          <w:color w:val="000000" w:themeColor="text1"/>
+          <w:sz w:val="22"/>
+          <w:szCs w:val="22"/>
+        </w:rPr>
+        <w:t>NaN</w:t>
+      </w:r>
+      <w:proofErr w:type="spellEnd"/>
+      <w:r>
+        <w:rPr>
+          <w:color w:val="000000" w:themeColor="text1"/>
+          <w:sz w:val="22"/>
+          <w:szCs w:val="22"/>
+        </w:rPr>
+        <w:t xml:space="preserve"> means not a number and is also a false value</w:t>
       </w:r>
     </w:p>
     <w:p>
@@ -1656,26 +2083,54 @@
           <w:sz w:val="22"/>
           <w:szCs w:val="22"/>
         </w:rPr>
-        <w:t>let isLoggedIn = true;</w:t>
-      </w:r>
-    </w:p>
-    <w:p>
-      <w:pPr>
-        <w:pStyle w:val="ListParagraph"/>
-        <w:rPr>
-          <w:color w:val="000000" w:themeColor="text1"/>
-          <w:sz w:val="22"/>
-          <w:szCs w:val="22"/>
-        </w:rPr>
-      </w:pPr>
-      <w:proofErr w:type="gramStart"/>
-      <w:r>
-        <w:rPr>
-          <w:color w:val="000000" w:themeColor="text1"/>
-          <w:sz w:val="22"/>
-          <w:szCs w:val="22"/>
-        </w:rPr>
-        <w:t>isLoggedIn &amp;&amp;</w:t>
+        <w:t xml:space="preserve">let </w:t>
+      </w:r>
+      <w:proofErr w:type="spellStart"/>
+      <w:r>
+        <w:rPr>
+          <w:color w:val="000000" w:themeColor="text1"/>
+          <w:sz w:val="22"/>
+          <w:szCs w:val="22"/>
+        </w:rPr>
+        <w:t>isLoggedIn</w:t>
+      </w:r>
+      <w:proofErr w:type="spellEnd"/>
+      <w:r>
+        <w:rPr>
+          <w:color w:val="000000" w:themeColor="text1"/>
+          <w:sz w:val="22"/>
+          <w:szCs w:val="22"/>
+        </w:rPr>
+        <w:t xml:space="preserve"> = true;</w:t>
+      </w:r>
+    </w:p>
+    <w:p>
+      <w:pPr>
+        <w:pStyle w:val="ListParagraph"/>
+        <w:rPr>
+          <w:color w:val="000000" w:themeColor="text1"/>
+          <w:sz w:val="22"/>
+          <w:szCs w:val="22"/>
+        </w:rPr>
+      </w:pPr>
+      <w:proofErr w:type="spellStart"/>
+      <w:proofErr w:type="gramStart"/>
+      <w:r>
+        <w:rPr>
+          <w:color w:val="000000" w:themeColor="text1"/>
+          <w:sz w:val="22"/>
+          <w:szCs w:val="22"/>
+        </w:rPr>
+        <w:t>isLoggedIn</w:t>
+      </w:r>
+      <w:proofErr w:type="spellEnd"/>
+      <w:r>
+        <w:rPr>
+          <w:color w:val="000000" w:themeColor="text1"/>
+          <w:sz w:val="22"/>
+          <w:szCs w:val="22"/>
+        </w:rPr>
+        <w:t xml:space="preserve"> &amp;&amp;</w:t>
       </w:r>
       <w:proofErr w:type="gramEnd"/>
       <w:r>
@@ -1926,13 +2381,41 @@
           <w:szCs w:val="22"/>
         </w:rPr>
       </w:pPr>
-      <w:r>
-        <w:rPr>
-          <w:color w:val="000000" w:themeColor="text1"/>
-          <w:sz w:val="22"/>
-          <w:szCs w:val="22"/>
-        </w:rPr>
-        <w:t xml:space="preserve">JSON.stringify() is a function that takes a javascript object format and converts It into a string or JSON </w:t>
+      <w:proofErr w:type="spellStart"/>
+      <w:r>
+        <w:rPr>
+          <w:color w:val="000000" w:themeColor="text1"/>
+          <w:sz w:val="22"/>
+          <w:szCs w:val="22"/>
+        </w:rPr>
+        <w:t>JSON.stringify</w:t>
+      </w:r>
+      <w:proofErr w:type="spellEnd"/>
+      <w:r>
+        <w:rPr>
+          <w:color w:val="000000" w:themeColor="text1"/>
+          <w:sz w:val="22"/>
+          <w:szCs w:val="22"/>
+        </w:rPr>
+        <w:t xml:space="preserve">() is a function that takes a </w:t>
+      </w:r>
+      <w:proofErr w:type="spellStart"/>
+      <w:r>
+        <w:rPr>
+          <w:color w:val="000000" w:themeColor="text1"/>
+          <w:sz w:val="22"/>
+          <w:szCs w:val="22"/>
+        </w:rPr>
+        <w:t>javascript</w:t>
+      </w:r>
+      <w:proofErr w:type="spellEnd"/>
+      <w:r>
+        <w:rPr>
+          <w:color w:val="000000" w:themeColor="text1"/>
+          <w:sz w:val="22"/>
+          <w:szCs w:val="22"/>
+        </w:rPr>
+        <w:t xml:space="preserve"> object format and converts It into a string or JSON </w:t>
       </w:r>
     </w:p>
     <w:p>
@@ -1948,13 +2431,23 @@
           <w:szCs w:val="22"/>
         </w:rPr>
       </w:pPr>
-      <w:r>
-        <w:rPr>
-          <w:color w:val="000000" w:themeColor="text1"/>
-          <w:sz w:val="22"/>
-          <w:szCs w:val="22"/>
-        </w:rPr>
-        <w:t>JSON.parse() does the opposite, it takes a JSON string and turns it back into a JS Object</w:t>
+      <w:proofErr w:type="spellStart"/>
+      <w:r>
+        <w:rPr>
+          <w:color w:val="000000" w:themeColor="text1"/>
+          <w:sz w:val="22"/>
+          <w:szCs w:val="22"/>
+        </w:rPr>
+        <w:t>JSON.parse</w:t>
+      </w:r>
+      <w:proofErr w:type="spellEnd"/>
+      <w:r>
+        <w:rPr>
+          <w:color w:val="000000" w:themeColor="text1"/>
+          <w:sz w:val="22"/>
+          <w:szCs w:val="22"/>
+        </w:rPr>
+        <w:t>() does the opposite, it takes a JSON string and turns it back into a JS Object</w:t>
       </w:r>
     </w:p>
     <w:p>
@@ -1970,6 +2463,7 @@
           <w:szCs w:val="22"/>
         </w:rPr>
       </w:pPr>
+      <w:proofErr w:type="spellStart"/>
       <w:proofErr w:type="gramStart"/>
       <w:r>
         <w:rPr>
@@ -1979,6 +2473,7 @@
         </w:rPr>
         <w:t>Its</w:t>
       </w:r>
+      <w:proofErr w:type="spellEnd"/>
       <w:proofErr w:type="gramEnd"/>
       <w:r>
         <w:rPr>
@@ -2054,7 +2549,25 @@
           <w:sz w:val="22"/>
           <w:szCs w:val="22"/>
         </w:rPr>
-        <w:t>Local storage lets the javascript saves some data into the browser so when the user refreshes, closes, or re-open the browser these data are not lost.</w:t>
+        <w:t xml:space="preserve">Local storage lets the </w:t>
+      </w:r>
+      <w:proofErr w:type="spellStart"/>
+      <w:r>
+        <w:rPr>
+          <w:color w:val="000000" w:themeColor="text1"/>
+          <w:sz w:val="22"/>
+          <w:szCs w:val="22"/>
+        </w:rPr>
+        <w:t>javascript</w:t>
+      </w:r>
+      <w:proofErr w:type="spellEnd"/>
+      <w:r>
+        <w:rPr>
+          <w:color w:val="000000" w:themeColor="text1"/>
+          <w:sz w:val="22"/>
+          <w:szCs w:val="22"/>
+        </w:rPr>
+        <w:t xml:space="preserve"> saves some data into the browser so when the user refreshes, closes, or re-open the browser these data are not lost.</w:t>
       </w:r>
     </w:p>
     <w:p>
@@ -2070,13 +2583,23 @@
           <w:szCs w:val="22"/>
         </w:rPr>
       </w:pPr>
-      <w:r>
-        <w:rPr>
-          <w:color w:val="000000" w:themeColor="text1"/>
-          <w:sz w:val="22"/>
-          <w:szCs w:val="22"/>
-        </w:rPr>
-        <w:t>localStorage.setItem(key, value);</w:t>
+      <w:proofErr w:type="spellStart"/>
+      <w:r>
+        <w:rPr>
+          <w:color w:val="000000" w:themeColor="text1"/>
+          <w:sz w:val="22"/>
+          <w:szCs w:val="22"/>
+        </w:rPr>
+        <w:t>localStorage.setItem</w:t>
+      </w:r>
+      <w:proofErr w:type="spellEnd"/>
+      <w:r>
+        <w:rPr>
+          <w:color w:val="000000" w:themeColor="text1"/>
+          <w:sz w:val="22"/>
+          <w:szCs w:val="22"/>
+        </w:rPr>
+        <w:t>(key, value);</w:t>
       </w:r>
       <w:r>
         <w:rPr>
@@ -2100,13 +2623,23 @@
           <w:szCs w:val="22"/>
         </w:rPr>
       </w:pPr>
-      <w:r>
-        <w:rPr>
-          <w:color w:val="000000" w:themeColor="text1"/>
-          <w:sz w:val="22"/>
-          <w:szCs w:val="22"/>
-        </w:rPr>
-        <w:t>localStorage.getItem("username");</w:t>
+      <w:proofErr w:type="spellStart"/>
+      <w:r>
+        <w:rPr>
+          <w:color w:val="000000" w:themeColor="text1"/>
+          <w:sz w:val="22"/>
+          <w:szCs w:val="22"/>
+        </w:rPr>
+        <w:t>localStorage.getItem</w:t>
+      </w:r>
+      <w:proofErr w:type="spellEnd"/>
+      <w:r>
+        <w:rPr>
+          <w:color w:val="000000" w:themeColor="text1"/>
+          <w:sz w:val="22"/>
+          <w:szCs w:val="22"/>
+        </w:rPr>
+        <w:t>("username");</w:t>
       </w:r>
       <w:r>
         <w:rPr>
@@ -2130,13 +2663,23 @@
           <w:szCs w:val="22"/>
         </w:rPr>
       </w:pPr>
-      <w:r>
-        <w:rPr>
-          <w:color w:val="000000" w:themeColor="text1"/>
-          <w:sz w:val="22"/>
-          <w:szCs w:val="22"/>
-        </w:rPr>
-        <w:t>localStorage.removeItem("username");</w:t>
+      <w:proofErr w:type="spellStart"/>
+      <w:r>
+        <w:rPr>
+          <w:color w:val="000000" w:themeColor="text1"/>
+          <w:sz w:val="22"/>
+          <w:szCs w:val="22"/>
+        </w:rPr>
+        <w:t>localStorage.removeItem</w:t>
+      </w:r>
+      <w:proofErr w:type="spellEnd"/>
+      <w:r>
+        <w:rPr>
+          <w:color w:val="000000" w:themeColor="text1"/>
+          <w:sz w:val="22"/>
+          <w:szCs w:val="22"/>
+        </w:rPr>
+        <w:t>("username");</w:t>
       </w:r>
     </w:p>
     <w:p>
@@ -2194,7 +2737,25 @@
           <w:sz w:val="22"/>
           <w:szCs w:val="22"/>
         </w:rPr>
-        <w:t xml:space="preserve">, then fetch it covnert it </w:t>
+        <w:t xml:space="preserve">, then fetch it </w:t>
+      </w:r>
+      <w:proofErr w:type="spellStart"/>
+      <w:r>
+        <w:rPr>
+          <w:color w:val="000000" w:themeColor="text1"/>
+          <w:sz w:val="22"/>
+          <w:szCs w:val="22"/>
+        </w:rPr>
+        <w:t>covnert</w:t>
+      </w:r>
+      <w:proofErr w:type="spellEnd"/>
+      <w:r>
+        <w:rPr>
+          <w:color w:val="000000" w:themeColor="text1"/>
+          <w:sz w:val="22"/>
+          <w:szCs w:val="22"/>
+        </w:rPr>
+        <w:t xml:space="preserve"> it </w:t>
       </w:r>
       <w:proofErr w:type="gramStart"/>
       <w:r>
@@ -2220,7 +2781,25 @@
           <w:sz w:val="22"/>
           <w:szCs w:val="22"/>
         </w:rPr>
-        <w:t>. Since local storage does not store anything beside strings</w:t>
+        <w:t xml:space="preserve">. Since local storage does not store anything </w:t>
+      </w:r>
+      <w:proofErr w:type="spellStart"/>
+      <w:r>
+        <w:rPr>
+          <w:color w:val="000000" w:themeColor="text1"/>
+          <w:sz w:val="22"/>
+          <w:szCs w:val="22"/>
+        </w:rPr>
+        <w:t>beside</w:t>
+      </w:r>
+      <w:proofErr w:type="spellEnd"/>
+      <w:r>
+        <w:rPr>
+          <w:color w:val="000000" w:themeColor="text1"/>
+          <w:sz w:val="22"/>
+          <w:szCs w:val="22"/>
+        </w:rPr>
+        <w:t xml:space="preserve"> strings</w:t>
       </w:r>
       <w:r>
         <w:rPr>
@@ -2377,6 +2956,7 @@
         </w:rPr>
         <w:t xml:space="preserve">We can add a property by easily just writing the object </w:t>
       </w:r>
+      <w:proofErr w:type="spellStart"/>
       <w:proofErr w:type="gramStart"/>
       <w:r>
         <w:rPr>
@@ -2386,6 +2966,7 @@
         </w:rPr>
         <w:t>name.newprop</w:t>
       </w:r>
+      <w:proofErr w:type="spellEnd"/>
       <w:proofErr w:type="gramEnd"/>
       <w:r>
         <w:rPr>
@@ -2417,6 +2998,7 @@
         </w:rPr>
         <w:t xml:space="preserve">delete </w:t>
       </w:r>
+      <w:proofErr w:type="spellStart"/>
       <w:proofErr w:type="gramStart"/>
       <w:r>
         <w:rPr>
@@ -2426,6 +3008,7 @@
         </w:rPr>
         <w:t>user.email</w:t>
       </w:r>
+      <w:proofErr w:type="spellEnd"/>
       <w:proofErr w:type="gramEnd"/>
       <w:r>
         <w:rPr>
@@ -2663,7 +3246,25 @@
           <w:sz w:val="22"/>
           <w:szCs w:val="22"/>
         </w:rPr>
-        <w:t>Object destructuring means taking properties out of an object and putting them into variables.</w:t>
+        <w:t xml:space="preserve">Object </w:t>
+      </w:r>
+      <w:proofErr w:type="spellStart"/>
+      <w:r>
+        <w:rPr>
+          <w:color w:val="000000" w:themeColor="text1"/>
+          <w:sz w:val="22"/>
+          <w:szCs w:val="22"/>
+        </w:rPr>
+        <w:t>destructuring</w:t>
+      </w:r>
+      <w:proofErr w:type="spellEnd"/>
+      <w:r>
+        <w:rPr>
+          <w:color w:val="000000" w:themeColor="text1"/>
+          <w:sz w:val="22"/>
+          <w:szCs w:val="22"/>
+        </w:rPr>
+        <w:t xml:space="preserve"> means taking properties out of an object and putting them into variables.</w:t>
       </w:r>
     </w:p>
     <w:p>
@@ -2685,7 +3286,25 @@
           <w:sz w:val="22"/>
           <w:szCs w:val="22"/>
         </w:rPr>
-        <w:t xml:space="preserve">Without destructuring we would need multiple variables for each which is in a new line: </w:t>
+        <w:t xml:space="preserve">Without </w:t>
+      </w:r>
+      <w:proofErr w:type="spellStart"/>
+      <w:r>
+        <w:rPr>
+          <w:color w:val="000000" w:themeColor="text1"/>
+          <w:sz w:val="22"/>
+          <w:szCs w:val="22"/>
+        </w:rPr>
+        <w:t>destructuring</w:t>
+      </w:r>
+      <w:proofErr w:type="spellEnd"/>
+      <w:r>
+        <w:rPr>
+          <w:color w:val="000000" w:themeColor="text1"/>
+          <w:sz w:val="22"/>
+          <w:szCs w:val="22"/>
+        </w:rPr>
+        <w:t xml:space="preserve"> we would need multiple variables for each which is in a new line: </w:t>
       </w:r>
       <w:r>
         <w:rPr>
@@ -2780,14 +3399,24 @@
         </w:rPr>
         <w:t xml:space="preserve">: </w:t>
       </w:r>
-      <w:proofErr w:type="gramStart"/>
-      <w:r>
-        <w:rPr>
-          <w:color w:val="000000" w:themeColor="text1"/>
-          <w:sz w:val="22"/>
-          <w:szCs w:val="22"/>
-        </w:rPr>
-        <w:t>userName }</w:t>
+      <w:proofErr w:type="spellStart"/>
+      <w:proofErr w:type="gramStart"/>
+      <w:r>
+        <w:rPr>
+          <w:color w:val="000000" w:themeColor="text1"/>
+          <w:sz w:val="22"/>
+          <w:szCs w:val="22"/>
+        </w:rPr>
+        <w:t>userName</w:t>
+      </w:r>
+      <w:proofErr w:type="spellEnd"/>
+      <w:r>
+        <w:rPr>
+          <w:color w:val="000000" w:themeColor="text1"/>
+          <w:sz w:val="22"/>
+          <w:szCs w:val="22"/>
+        </w:rPr>
+        <w:t xml:space="preserve"> }</w:t>
       </w:r>
       <w:proofErr w:type="gramEnd"/>
       <w:r>
@@ -2826,7 +3455,25 @@
           <w:sz w:val="22"/>
           <w:szCs w:val="22"/>
         </w:rPr>
-        <w:t>we can also while destrcuturing give a property a default value</w:t>
+        <w:t xml:space="preserve">we can also while </w:t>
+      </w:r>
+      <w:proofErr w:type="spellStart"/>
+      <w:r>
+        <w:rPr>
+          <w:color w:val="000000" w:themeColor="text1"/>
+          <w:sz w:val="22"/>
+          <w:szCs w:val="22"/>
+        </w:rPr>
+        <w:t>destrcuturing</w:t>
+      </w:r>
+      <w:proofErr w:type="spellEnd"/>
+      <w:r>
+        <w:rPr>
+          <w:color w:val="000000" w:themeColor="text1"/>
+          <w:sz w:val="22"/>
+          <w:szCs w:val="22"/>
+        </w:rPr>
+        <w:t xml:space="preserve"> give a property a default value</w:t>
       </w:r>
     </w:p>
     <w:p>
@@ -2909,6 +3556,7 @@
         </w:rPr>
         <w:t xml:space="preserve">We can use this DOM to interact with our html and modify it, for example </w:t>
       </w:r>
+      <w:proofErr w:type="spellStart"/>
       <w:proofErr w:type="gramStart"/>
       <w:r>
         <w:rPr>
@@ -2918,6 +3566,7 @@
         </w:rPr>
         <w:t>document.querySelector</w:t>
       </w:r>
+      <w:proofErr w:type="spellEnd"/>
       <w:proofErr w:type="gramEnd"/>
       <w:r>
         <w:rPr>
@@ -2971,7 +3620,25 @@
           <w:sz w:val="22"/>
           <w:szCs w:val="22"/>
         </w:rPr>
-        <w:t>The browser gives javascript some objects for the DOM to interact with, one of the most important objects is the document; this represents the webpage.</w:t>
+        <w:t xml:space="preserve">The browser gives </w:t>
+      </w:r>
+      <w:proofErr w:type="spellStart"/>
+      <w:r>
+        <w:rPr>
+          <w:color w:val="000000" w:themeColor="text1"/>
+          <w:sz w:val="22"/>
+          <w:szCs w:val="22"/>
+        </w:rPr>
+        <w:t>javascript</w:t>
+      </w:r>
+      <w:proofErr w:type="spellEnd"/>
+      <w:r>
+        <w:rPr>
+          <w:color w:val="000000" w:themeColor="text1"/>
+          <w:sz w:val="22"/>
+          <w:szCs w:val="22"/>
+        </w:rPr>
+        <w:t xml:space="preserve"> some objects for the DOM to interact with, one of the most important objects is the document; this represents the webpage.</w:t>
       </w:r>
     </w:p>
     <w:p>
@@ -2987,14 +3654,25 @@
           <w:szCs w:val="22"/>
         </w:rPr>
       </w:pPr>
-      <w:r>
-        <w:rPr>
-          <w:color w:val="000000" w:themeColor="text1"/>
-          <w:sz w:val="22"/>
-          <w:szCs w:val="22"/>
-        </w:rPr>
-        <w:t xml:space="preserve">Document.title(); allows us to change the title of the current webpage, </w:t>
-      </w:r>
+      <w:proofErr w:type="spellStart"/>
+      <w:r>
+        <w:rPr>
+          <w:color w:val="000000" w:themeColor="text1"/>
+          <w:sz w:val="22"/>
+          <w:szCs w:val="22"/>
+        </w:rPr>
+        <w:t>Document.title</w:t>
+      </w:r>
+      <w:proofErr w:type="spellEnd"/>
+      <w:r>
+        <w:rPr>
+          <w:color w:val="000000" w:themeColor="text1"/>
+          <w:sz w:val="22"/>
+          <w:szCs w:val="22"/>
+        </w:rPr>
+        <w:t xml:space="preserve">(); allows us to change the title of the current webpage, </w:t>
+      </w:r>
+      <w:proofErr w:type="spellStart"/>
       <w:proofErr w:type="gramStart"/>
       <w:r>
         <w:rPr>
@@ -3004,6 +3682,7 @@
         </w:rPr>
         <w:t>document.title</w:t>
       </w:r>
+      <w:proofErr w:type="spellEnd"/>
       <w:proofErr w:type="gramEnd"/>
       <w:r>
         <w:rPr>
@@ -3027,6 +3706,7 @@
           <w:szCs w:val="22"/>
         </w:rPr>
       </w:pPr>
+      <w:proofErr w:type="spellStart"/>
       <w:proofErr w:type="gramStart"/>
       <w:r>
         <w:rPr>
@@ -3045,6 +3725,7 @@
         </w:rPr>
         <w:t>.innerHTML</w:t>
       </w:r>
+      <w:proofErr w:type="spellEnd"/>
       <w:r>
         <w:rPr>
           <w:color w:val="000000" w:themeColor="text1"/>
@@ -3079,6 +3760,7 @@
         </w:rPr>
         <w:t xml:space="preserve"> this method can also accept html as a string so for example: </w:t>
       </w:r>
+      <w:proofErr w:type="spellStart"/>
       <w:proofErr w:type="gramStart"/>
       <w:r>
         <w:rPr>
@@ -3095,7 +3777,16 @@
           <w:sz w:val="22"/>
           <w:szCs w:val="22"/>
         </w:rPr>
-        <w:t>.innerHTML = "&lt;h1&gt;</w:t>
+        <w:t>.innerHTML</w:t>
+      </w:r>
+      <w:proofErr w:type="spellEnd"/>
+      <w:r>
+        <w:rPr>
+          <w:color w:val="000000" w:themeColor="text1"/>
+          <w:sz w:val="22"/>
+          <w:szCs w:val="22"/>
+        </w:rPr>
+        <w:t xml:space="preserve"> = "&lt;h1&gt;</w:t>
       </w:r>
       <w:proofErr w:type="gramStart"/>
       <w:r>
@@ -3129,6 +3820,7 @@
           <w:szCs w:val="22"/>
         </w:rPr>
       </w:pPr>
+      <w:proofErr w:type="spellStart"/>
       <w:proofErr w:type="gramStart"/>
       <w:r>
         <w:rPr>
@@ -3138,6 +3830,7 @@
         </w:rPr>
         <w:t>document.querySelector</w:t>
       </w:r>
+      <w:proofErr w:type="spellEnd"/>
       <w:proofErr w:type="gramEnd"/>
       <w:r>
         <w:rPr>
@@ -3162,8 +3855,18 @@
           <w:sz w:val="22"/>
           <w:szCs w:val="22"/>
         </w:rPr>
-        <w:t>call .textContent</w:t>
-      </w:r>
+        <w:t>call .</w:t>
+      </w:r>
+      <w:proofErr w:type="spellStart"/>
+      <w:r>
+        <w:rPr>
+          <w:color w:val="000000" w:themeColor="text1"/>
+          <w:sz w:val="22"/>
+          <w:szCs w:val="22"/>
+        </w:rPr>
+        <w:t>textContent</w:t>
+      </w:r>
+      <w:proofErr w:type="spellEnd"/>
       <w:proofErr w:type="gramEnd"/>
       <w:r>
         <w:rPr>
@@ -3173,6 +3876,7 @@
         </w:rPr>
         <w:t xml:space="preserve"> before changing it; </w:t>
       </w:r>
+      <w:proofErr w:type="spellStart"/>
       <w:proofErr w:type="gramStart"/>
       <w:r>
         <w:rPr>
@@ -3182,6 +3886,7 @@
         </w:rPr>
         <w:t>heading.textContent</w:t>
       </w:r>
+      <w:proofErr w:type="spellEnd"/>
       <w:proofErr w:type="gramEnd"/>
       <w:r>
         <w:rPr>
@@ -3277,23 +3982,42 @@
         </w:rPr>
         <w:t xml:space="preserve"> a value from the input box, first we declare a class for a certain input, we use this class name with the </w:t>
       </w:r>
-      <w:proofErr w:type="gramStart"/>
-      <w:r>
-        <w:rPr>
-          <w:color w:val="000000" w:themeColor="text1"/>
-          <w:sz w:val="22"/>
-          <w:szCs w:val="22"/>
-        </w:rPr>
-        <w:t>querySelector(), and</w:t>
-      </w:r>
-      <w:proofErr w:type="gramEnd"/>
-      <w:r>
-        <w:rPr>
-          <w:color w:val="000000" w:themeColor="text1"/>
-          <w:sz w:val="22"/>
-          <w:szCs w:val="22"/>
-        </w:rPr>
-        <w:t xml:space="preserve"> store the output into a variable. This variable represents the entire input box. To get the value we store the value into a new variable from the box</w:t>
+      <w:proofErr w:type="spellStart"/>
+      <w:proofErr w:type="gramStart"/>
+      <w:r>
+        <w:rPr>
+          <w:color w:val="000000" w:themeColor="text1"/>
+          <w:sz w:val="22"/>
+          <w:szCs w:val="22"/>
+        </w:rPr>
+        <w:t>querySelector</w:t>
+      </w:r>
+      <w:proofErr w:type="spellEnd"/>
+      <w:r>
+        <w:rPr>
+          <w:color w:val="000000" w:themeColor="text1"/>
+          <w:sz w:val="22"/>
+          <w:szCs w:val="22"/>
+        </w:rPr>
+        <w:t>(), and</w:t>
+      </w:r>
+      <w:proofErr w:type="gramEnd"/>
+      <w:r>
+        <w:rPr>
+          <w:color w:val="000000" w:themeColor="text1"/>
+          <w:sz w:val="22"/>
+          <w:szCs w:val="22"/>
+        </w:rPr>
+        <w:t xml:space="preserve"> store the output into a variable. This variable represents the entire input box. To get the value we store the value into a new variable from the </w:t>
+      </w:r>
+      <w:proofErr w:type="spellStart"/>
+      <w:r>
+        <w:rPr>
+          <w:color w:val="000000" w:themeColor="text1"/>
+          <w:sz w:val="22"/>
+          <w:szCs w:val="22"/>
+        </w:rPr>
+        <w:t>box</w:t>
       </w:r>
       <w:proofErr w:type="gramStart"/>
       <w:r>
@@ -3304,6 +4028,7 @@
         </w:rPr>
         <w:t>.value</w:t>
       </w:r>
+      <w:proofErr w:type="spellEnd"/>
       <w:proofErr w:type="gramEnd"/>
     </w:p>
     <w:p>
@@ -3319,13 +4044,23 @@
           <w:szCs w:val="22"/>
         </w:rPr>
       </w:pPr>
-      <w:r>
-        <w:rPr>
-          <w:color w:val="000000" w:themeColor="text1"/>
-          <w:sz w:val="22"/>
-          <w:szCs w:val="22"/>
-        </w:rPr>
-        <w:t xml:space="preserve">keydown tells us when a key was pressed, it does not tell us which key, however the event object stores data about the event which </w:t>
+      <w:proofErr w:type="spellStart"/>
+      <w:r>
+        <w:rPr>
+          <w:color w:val="000000" w:themeColor="text1"/>
+          <w:sz w:val="22"/>
+          <w:szCs w:val="22"/>
+        </w:rPr>
+        <w:t>keydown</w:t>
+      </w:r>
+      <w:proofErr w:type="spellEnd"/>
+      <w:r>
+        <w:rPr>
+          <w:color w:val="000000" w:themeColor="text1"/>
+          <w:sz w:val="22"/>
+          <w:szCs w:val="22"/>
+        </w:rPr>
+        <w:t xml:space="preserve"> tells us when a key was pressed, it does not tell us which key, however the event object stores data about the event which </w:t>
       </w:r>
       <w:proofErr w:type="gramStart"/>
       <w:r>
@@ -3343,7 +4078,25 @@
           <w:sz w:val="22"/>
           <w:szCs w:val="22"/>
         </w:rPr>
-        <w:t xml:space="preserve"> this case was a key stroke, using event.key tells us what was </w:t>
+        <w:t xml:space="preserve"> this case was a key stroke, using </w:t>
+      </w:r>
+      <w:proofErr w:type="spellStart"/>
+      <w:r>
+        <w:rPr>
+          <w:color w:val="000000" w:themeColor="text1"/>
+          <w:sz w:val="22"/>
+          <w:szCs w:val="22"/>
+        </w:rPr>
+        <w:t>event.key</w:t>
+      </w:r>
+      <w:proofErr w:type="spellEnd"/>
+      <w:r>
+        <w:rPr>
+          <w:color w:val="000000" w:themeColor="text1"/>
+          <w:sz w:val="22"/>
+          <w:szCs w:val="22"/>
+        </w:rPr>
+        <w:t xml:space="preserve"> tells us what was </w:t>
       </w:r>
       <w:proofErr w:type="gramStart"/>
       <w:r>
@@ -3377,14 +4130,24 @@
           <w:szCs w:val="22"/>
         </w:rPr>
       </w:pPr>
-      <w:proofErr w:type="gramStart"/>
-      <w:r>
-        <w:rPr>
-          <w:color w:val="000000" w:themeColor="text1"/>
-          <w:sz w:val="22"/>
-          <w:szCs w:val="22"/>
-        </w:rPr>
-        <w:t>classList.add(</w:t>
+      <w:proofErr w:type="spellStart"/>
+      <w:proofErr w:type="gramStart"/>
+      <w:r>
+        <w:rPr>
+          <w:color w:val="000000" w:themeColor="text1"/>
+          <w:sz w:val="22"/>
+          <w:szCs w:val="22"/>
+        </w:rPr>
+        <w:t>classList.add</w:t>
+      </w:r>
+      <w:proofErr w:type="spellEnd"/>
+      <w:r>
+        <w:rPr>
+          <w:color w:val="000000" w:themeColor="text1"/>
+          <w:sz w:val="22"/>
+          <w:szCs w:val="22"/>
+        </w:rPr>
+        <w:t>(</w:t>
       </w:r>
       <w:proofErr w:type="gramEnd"/>
       <w:r>
@@ -3478,13 +4241,23 @@
           <w:u w:val="single"/>
         </w:rPr>
       </w:pPr>
-      <w:r>
-        <w:rPr>
-          <w:color w:val="000000" w:themeColor="text1"/>
-          <w:sz w:val="22"/>
-          <w:szCs w:val="22"/>
-        </w:rPr>
-        <w:t>Array.isArray(); is used to check if a variable is array or not</w:t>
+      <w:proofErr w:type="spellStart"/>
+      <w:r>
+        <w:rPr>
+          <w:color w:val="000000" w:themeColor="text1"/>
+          <w:sz w:val="22"/>
+          <w:szCs w:val="22"/>
+        </w:rPr>
+        <w:t>Array.isArray</w:t>
+      </w:r>
+      <w:proofErr w:type="spellEnd"/>
+      <w:r>
+        <w:rPr>
+          <w:color w:val="000000" w:themeColor="text1"/>
+          <w:sz w:val="22"/>
+          <w:szCs w:val="22"/>
+        </w:rPr>
+        <w:t>(); is used to check if a variable is array or not</w:t>
       </w:r>
     </w:p>
     <w:p>
@@ -3641,7 +4414,25 @@
           <w:sz w:val="22"/>
           <w:szCs w:val="22"/>
         </w:rPr>
-        <w:t>Arrays are objects in JS which means they hold a reference to something, this means in case we say arr2 = arr1. If we change smth in arr2 it’s also changed in arr1</w:t>
+        <w:t xml:space="preserve">Arrays are objects in JS which means they hold a reference to something, this means in case we say arr2 = arr1. If we change </w:t>
+      </w:r>
+      <w:proofErr w:type="spellStart"/>
+      <w:r>
+        <w:rPr>
+          <w:color w:val="000000" w:themeColor="text1"/>
+          <w:sz w:val="22"/>
+          <w:szCs w:val="22"/>
+        </w:rPr>
+        <w:t>smth</w:t>
+      </w:r>
+      <w:proofErr w:type="spellEnd"/>
+      <w:r>
+        <w:rPr>
+          <w:color w:val="000000" w:themeColor="text1"/>
+          <w:sz w:val="22"/>
+          <w:szCs w:val="22"/>
+        </w:rPr>
+        <w:t xml:space="preserve"> in arr2 it’s also changed in arr1</w:t>
       </w:r>
     </w:p>
     <w:p>
@@ -3730,23 +4521,95 @@
           <w:sz w:val="22"/>
           <w:szCs w:val="22"/>
         </w:rPr>
-        <w:t xml:space="preserve"> objects we can destructure arrays, </w:t>
-      </w:r>
-      <w:r>
-        <w:rPr>
-          <w:color w:val="000000" w:themeColor="text1"/>
-          <w:sz w:val="22"/>
-          <w:szCs w:val="22"/>
-        </w:rPr>
-        <w:t>const [firstValue, secondValue] = [1, 2, 3];</w:t>
-      </w:r>
-      <w:r>
-        <w:rPr>
-          <w:color w:val="000000" w:themeColor="text1"/>
-          <w:sz w:val="22"/>
-          <w:szCs w:val="22"/>
-        </w:rPr>
-        <w:t xml:space="preserve"> this takes the first array value and put it into firstValue and so on </w:t>
+        <w:t xml:space="preserve"> objects we can </w:t>
+      </w:r>
+      <w:proofErr w:type="spellStart"/>
+      <w:r>
+        <w:rPr>
+          <w:color w:val="000000" w:themeColor="text1"/>
+          <w:sz w:val="22"/>
+          <w:szCs w:val="22"/>
+        </w:rPr>
+        <w:t>destructure</w:t>
+      </w:r>
+      <w:proofErr w:type="spellEnd"/>
+      <w:r>
+        <w:rPr>
+          <w:color w:val="000000" w:themeColor="text1"/>
+          <w:sz w:val="22"/>
+          <w:szCs w:val="22"/>
+        </w:rPr>
+        <w:t xml:space="preserve"> arrays, </w:t>
+      </w:r>
+      <w:r>
+        <w:rPr>
+          <w:color w:val="000000" w:themeColor="text1"/>
+          <w:sz w:val="22"/>
+          <w:szCs w:val="22"/>
+        </w:rPr>
+        <w:t>const [</w:t>
+      </w:r>
+      <w:proofErr w:type="spellStart"/>
+      <w:r>
+        <w:rPr>
+          <w:color w:val="000000" w:themeColor="text1"/>
+          <w:sz w:val="22"/>
+          <w:szCs w:val="22"/>
+        </w:rPr>
+        <w:t>firstValue</w:t>
+      </w:r>
+      <w:proofErr w:type="spellEnd"/>
+      <w:r>
+        <w:rPr>
+          <w:color w:val="000000" w:themeColor="text1"/>
+          <w:sz w:val="22"/>
+          <w:szCs w:val="22"/>
+        </w:rPr>
+        <w:t xml:space="preserve">, </w:t>
+      </w:r>
+      <w:proofErr w:type="spellStart"/>
+      <w:r>
+        <w:rPr>
+          <w:color w:val="000000" w:themeColor="text1"/>
+          <w:sz w:val="22"/>
+          <w:szCs w:val="22"/>
+        </w:rPr>
+        <w:t>secondValue</w:t>
+      </w:r>
+      <w:proofErr w:type="spellEnd"/>
+      <w:r>
+        <w:rPr>
+          <w:color w:val="000000" w:themeColor="text1"/>
+          <w:sz w:val="22"/>
+          <w:szCs w:val="22"/>
+        </w:rPr>
+        <w:t>] = [1, 2, 3];</w:t>
+      </w:r>
+      <w:r>
+        <w:rPr>
+          <w:color w:val="000000" w:themeColor="text1"/>
+          <w:sz w:val="22"/>
+          <w:szCs w:val="22"/>
+        </w:rPr>
+        <w:t xml:space="preserve"> this takes the first array value and put it into </w:t>
+      </w:r>
+      <w:proofErr w:type="spellStart"/>
+      <w:r>
+        <w:rPr>
+          <w:color w:val="000000" w:themeColor="text1"/>
+          <w:sz w:val="22"/>
+          <w:szCs w:val="22"/>
+        </w:rPr>
+        <w:t>firstValue</w:t>
+      </w:r>
+      <w:proofErr w:type="spellEnd"/>
+      <w:r>
+        <w:rPr>
+          <w:color w:val="000000" w:themeColor="text1"/>
+          <w:sz w:val="22"/>
+          <w:szCs w:val="22"/>
+        </w:rPr>
+        <w:t xml:space="preserve"> and so on </w:t>
       </w:r>
     </w:p>
     <w:p>
@@ -3857,7 +4720,61 @@
           <w:sz w:val="22"/>
           <w:szCs w:val="22"/>
         </w:rPr>
-        <w:t xml:space="preserve"> (let i = 0; i &lt; 5; i++) </w:t>
+        <w:t xml:space="preserve"> (let </w:t>
+      </w:r>
+      <w:proofErr w:type="spellStart"/>
+      <w:r>
+        <w:rPr>
+          <w:color w:val="000000" w:themeColor="text1"/>
+          <w:sz w:val="22"/>
+          <w:szCs w:val="22"/>
+        </w:rPr>
+        <w:t>i</w:t>
+      </w:r>
+      <w:proofErr w:type="spellEnd"/>
+      <w:r>
+        <w:rPr>
+          <w:color w:val="000000" w:themeColor="text1"/>
+          <w:sz w:val="22"/>
+          <w:szCs w:val="22"/>
+        </w:rPr>
+        <w:t xml:space="preserve"> = 0; </w:t>
+      </w:r>
+      <w:proofErr w:type="spellStart"/>
+      <w:r>
+        <w:rPr>
+          <w:color w:val="000000" w:themeColor="text1"/>
+          <w:sz w:val="22"/>
+          <w:szCs w:val="22"/>
+        </w:rPr>
+        <w:t>i</w:t>
+      </w:r>
+      <w:proofErr w:type="spellEnd"/>
+      <w:r>
+        <w:rPr>
+          <w:color w:val="000000" w:themeColor="text1"/>
+          <w:sz w:val="22"/>
+          <w:szCs w:val="22"/>
+        </w:rPr>
+        <w:t xml:space="preserve"> &lt; 5; </w:t>
+      </w:r>
+      <w:proofErr w:type="spellStart"/>
+      <w:r>
+        <w:rPr>
+          <w:color w:val="000000" w:themeColor="text1"/>
+          <w:sz w:val="22"/>
+          <w:szCs w:val="22"/>
+        </w:rPr>
+        <w:t>i</w:t>
+      </w:r>
+      <w:proofErr w:type="spellEnd"/>
+      <w:r>
+        <w:rPr>
+          <w:color w:val="000000" w:themeColor="text1"/>
+          <w:sz w:val="22"/>
+          <w:szCs w:val="22"/>
+        </w:rPr>
+        <w:t xml:space="preserve">++) </w:t>
       </w:r>
       <w:proofErr w:type="gramStart"/>
       <w:r>
@@ -3875,8 +4792,18 @@
           <w:sz w:val="22"/>
           <w:szCs w:val="22"/>
         </w:rPr>
-        <w:t xml:space="preserve">  console.log(i</w:t>
-      </w:r>
+        <w:t xml:space="preserve">  console.log(</w:t>
+      </w:r>
+      <w:proofErr w:type="spellStart"/>
+      <w:r>
+        <w:rPr>
+          <w:color w:val="000000" w:themeColor="text1"/>
+          <w:sz w:val="22"/>
+          <w:szCs w:val="22"/>
+        </w:rPr>
+        <w:t>i</w:t>
+      </w:r>
+      <w:proofErr w:type="spellEnd"/>
       <w:proofErr w:type="gramStart"/>
       <w:r>
         <w:rPr>
@@ -3929,7 +4856,25 @@
           <w:sz w:val="22"/>
           <w:szCs w:val="22"/>
         </w:rPr>
-        <w:t>We have a for each looping in js the same we have in java and python here is a code example</w:t>
+        <w:t xml:space="preserve">We have a for each looping in </w:t>
+      </w:r>
+      <w:proofErr w:type="spellStart"/>
+      <w:r>
+        <w:rPr>
+          <w:color w:val="000000" w:themeColor="text1"/>
+          <w:sz w:val="22"/>
+          <w:szCs w:val="22"/>
+        </w:rPr>
+        <w:t>js</w:t>
+      </w:r>
+      <w:proofErr w:type="spellEnd"/>
+      <w:r>
+        <w:rPr>
+          <w:color w:val="000000" w:themeColor="text1"/>
+          <w:sz w:val="22"/>
+          <w:szCs w:val="22"/>
+        </w:rPr>
+        <w:t xml:space="preserve"> the same we have in java and python here is a code example</w:t>
       </w:r>
       <w:proofErr w:type="gramStart"/>
       <w:r>
@@ -4077,15 +5022,7 @@
           <w:sz w:val="22"/>
           <w:szCs w:val="22"/>
         </w:rPr>
-        <w:t xml:space="preserve">; </w:t>
-      </w:r>
-      <w:r>
-        <w:rPr>
-          <w:color w:val="000000" w:themeColor="text1"/>
-          <w:sz w:val="22"/>
-          <w:szCs w:val="22"/>
-        </w:rPr>
-        <w:t>Used mainly with objects to loop through their keys/property names.</w:t>
+        <w:t>; Used mainly with objects to loop through their keys/property names.</w:t>
       </w:r>
       <w:r>
         <w:rPr>
@@ -4475,6 +5412,7 @@
         </w:rPr>
         <w:t xml:space="preserve"> </w:t>
       </w:r>
+      <w:proofErr w:type="spellStart"/>
       <w:proofErr w:type="gramStart"/>
       <w:r>
         <w:rPr>
@@ -4484,6 +5422,7 @@
         </w:rPr>
         <w:t>its</w:t>
       </w:r>
+      <w:proofErr w:type="spellEnd"/>
       <w:proofErr w:type="gramEnd"/>
       <w:r>
         <w:rPr>
@@ -4760,25 +5699,53 @@
           <w:sz w:val="22"/>
           <w:szCs w:val="22"/>
         </w:rPr>
-        <w:t xml:space="preserve"> the function that we need to run. It only runs onetime after we hace waited.   Code example:</w:t>
-      </w:r>
-    </w:p>
-    <w:p>
-      <w:pPr>
-        <w:pStyle w:val="ListParagraph"/>
-        <w:rPr>
-          <w:color w:val="000000" w:themeColor="text1"/>
-          <w:sz w:val="22"/>
-          <w:szCs w:val="22"/>
-        </w:rPr>
-      </w:pPr>
-      <w:r>
-        <w:rPr>
-          <w:color w:val="000000" w:themeColor="text1"/>
-          <w:sz w:val="22"/>
-          <w:szCs w:val="22"/>
-        </w:rPr>
-        <w:t>setTimeout(</w:t>
+        <w:t xml:space="preserve"> the function that we need to run. It only runs onetime after we </w:t>
+      </w:r>
+      <w:proofErr w:type="spellStart"/>
+      <w:r>
+        <w:rPr>
+          <w:color w:val="000000" w:themeColor="text1"/>
+          <w:sz w:val="22"/>
+          <w:szCs w:val="22"/>
+        </w:rPr>
+        <w:t>hace</w:t>
+      </w:r>
+      <w:proofErr w:type="spellEnd"/>
+      <w:r>
+        <w:rPr>
+          <w:color w:val="000000" w:themeColor="text1"/>
+          <w:sz w:val="22"/>
+          <w:szCs w:val="22"/>
+        </w:rPr>
+        <w:t xml:space="preserve"> waited.   Code example:</w:t>
+      </w:r>
+    </w:p>
+    <w:p>
+      <w:pPr>
+        <w:pStyle w:val="ListParagraph"/>
+        <w:rPr>
+          <w:color w:val="000000" w:themeColor="text1"/>
+          <w:sz w:val="22"/>
+          <w:szCs w:val="22"/>
+        </w:rPr>
+      </w:pPr>
+      <w:proofErr w:type="spellStart"/>
+      <w:r>
+        <w:rPr>
+          <w:color w:val="000000" w:themeColor="text1"/>
+          <w:sz w:val="22"/>
+          <w:szCs w:val="22"/>
+        </w:rPr>
+        <w:t>setTimeout</w:t>
+      </w:r>
+      <w:proofErr w:type="spellEnd"/>
+      <w:r>
+        <w:rPr>
+          <w:color w:val="000000" w:themeColor="text1"/>
+          <w:sz w:val="22"/>
+          <w:szCs w:val="22"/>
+        </w:rPr>
+        <w:t>(</w:t>
       </w:r>
       <w:proofErr w:type="gramStart"/>
       <w:r>
@@ -4850,14 +5817,24 @@
           <w:szCs w:val="22"/>
         </w:rPr>
       </w:pPr>
-      <w:proofErr w:type="gramStart"/>
-      <w:r>
-        <w:rPr>
-          <w:color w:val="000000" w:themeColor="text1"/>
-          <w:sz w:val="22"/>
-          <w:szCs w:val="22"/>
-        </w:rPr>
-        <w:t>setInterval(</w:t>
+      <w:proofErr w:type="spellStart"/>
+      <w:proofErr w:type="gramStart"/>
+      <w:r>
+        <w:rPr>
+          <w:color w:val="000000" w:themeColor="text1"/>
+          <w:sz w:val="22"/>
+          <w:szCs w:val="22"/>
+        </w:rPr>
+        <w:t>setInterval</w:t>
+      </w:r>
+      <w:proofErr w:type="spellEnd"/>
+      <w:r>
+        <w:rPr>
+          <w:color w:val="000000" w:themeColor="text1"/>
+          <w:sz w:val="22"/>
+          <w:szCs w:val="22"/>
+        </w:rPr>
+        <w:t>(</w:t>
       </w:r>
       <w:proofErr w:type="gramEnd"/>
       <w:r>
@@ -4886,14 +5863,24 @@
         </w:rPr>
         <w:t xml:space="preserve"> </w:t>
       </w:r>
-      <w:proofErr w:type="gramStart"/>
-      <w:r>
-        <w:rPr>
-          <w:color w:val="000000" w:themeColor="text1"/>
-          <w:sz w:val="22"/>
-          <w:szCs w:val="22"/>
-        </w:rPr>
-        <w:t>setTimeout(</w:t>
+      <w:proofErr w:type="spellStart"/>
+      <w:proofErr w:type="gramStart"/>
+      <w:r>
+        <w:rPr>
+          <w:color w:val="000000" w:themeColor="text1"/>
+          <w:sz w:val="22"/>
+          <w:szCs w:val="22"/>
+        </w:rPr>
+        <w:t>setTimeout</w:t>
+      </w:r>
+      <w:proofErr w:type="spellEnd"/>
+      <w:r>
+        <w:rPr>
+          <w:color w:val="000000" w:themeColor="text1"/>
+          <w:sz w:val="22"/>
+          <w:szCs w:val="22"/>
+        </w:rPr>
+        <w:t>(</w:t>
       </w:r>
       <w:proofErr w:type="gramEnd"/>
       <w:r>
@@ -4918,14 +5905,24 @@
           <w:szCs w:val="22"/>
         </w:rPr>
       </w:pPr>
-      <w:proofErr w:type="gramStart"/>
-      <w:r>
-        <w:rPr>
-          <w:color w:val="000000" w:themeColor="text1"/>
-          <w:sz w:val="22"/>
-          <w:szCs w:val="22"/>
-        </w:rPr>
-        <w:t>clearInterval(</w:t>
+      <w:proofErr w:type="spellStart"/>
+      <w:proofErr w:type="gramStart"/>
+      <w:r>
+        <w:rPr>
+          <w:color w:val="000000" w:themeColor="text1"/>
+          <w:sz w:val="22"/>
+          <w:szCs w:val="22"/>
+        </w:rPr>
+        <w:t>clearInterval</w:t>
+      </w:r>
+      <w:proofErr w:type="spellEnd"/>
+      <w:r>
+        <w:rPr>
+          <w:color w:val="000000" w:themeColor="text1"/>
+          <w:sz w:val="22"/>
+          <w:szCs w:val="22"/>
+        </w:rPr>
+        <w:t>(</w:t>
       </w:r>
       <w:proofErr w:type="gramEnd"/>
       <w:r>
@@ -4983,8 +5980,18 @@
           <w:sz w:val="22"/>
           <w:szCs w:val="22"/>
         </w:rPr>
-        <w:t>.forEach</w:t>
-      </w:r>
+        <w:t>.</w:t>
+      </w:r>
+      <w:proofErr w:type="spellStart"/>
+      <w:r>
+        <w:rPr>
+          <w:color w:val="000000" w:themeColor="text1"/>
+          <w:sz w:val="22"/>
+          <w:szCs w:val="22"/>
+        </w:rPr>
+        <w:t>forEach</w:t>
+      </w:r>
+      <w:proofErr w:type="spellEnd"/>
       <w:proofErr w:type="gramEnd"/>
       <w:r>
         <w:rPr>
@@ -5106,22 +6113,60 @@
           <w:szCs w:val="22"/>
         </w:rPr>
       </w:pPr>
-      <w:r>
-        <w:rPr>
-          <w:color w:val="000000" w:themeColor="text1"/>
-          <w:sz w:val="22"/>
-          <w:szCs w:val="22"/>
-        </w:rPr>
-        <w:t xml:space="preserve">addEventListener needs to take a trigger and a function that acts once this trigger has happened the trigger can be a keydown and the action is a function that first checks for the type of the </w:t>
-      </w:r>
-      <w:proofErr w:type="gramStart"/>
-      <w:r>
-        <w:rPr>
-          <w:color w:val="000000" w:themeColor="text1"/>
-          <w:sz w:val="22"/>
-          <w:szCs w:val="22"/>
-        </w:rPr>
-        <w:t>event.key  then</w:t>
+      <w:proofErr w:type="spellStart"/>
+      <w:r>
+        <w:rPr>
+          <w:color w:val="000000" w:themeColor="text1"/>
+          <w:sz w:val="22"/>
+          <w:szCs w:val="22"/>
+        </w:rPr>
+        <w:t>addEventListener</w:t>
+      </w:r>
+      <w:proofErr w:type="spellEnd"/>
+      <w:r>
+        <w:rPr>
+          <w:color w:val="000000" w:themeColor="text1"/>
+          <w:sz w:val="22"/>
+          <w:szCs w:val="22"/>
+        </w:rPr>
+        <w:t xml:space="preserve"> needs to take a trigger and a function that acts once this trigger has happened the trigger can be a </w:t>
+      </w:r>
+      <w:proofErr w:type="spellStart"/>
+      <w:r>
+        <w:rPr>
+          <w:color w:val="000000" w:themeColor="text1"/>
+          <w:sz w:val="22"/>
+          <w:szCs w:val="22"/>
+        </w:rPr>
+        <w:t>keydown</w:t>
+      </w:r>
+      <w:proofErr w:type="spellEnd"/>
+      <w:r>
+        <w:rPr>
+          <w:color w:val="000000" w:themeColor="text1"/>
+          <w:sz w:val="22"/>
+          <w:szCs w:val="22"/>
+        </w:rPr>
+        <w:t xml:space="preserve"> and the action is a function that first checks for the type of the </w:t>
+      </w:r>
+      <w:proofErr w:type="spellStart"/>
+      <w:proofErr w:type="gramStart"/>
+      <w:r>
+        <w:rPr>
+          <w:color w:val="000000" w:themeColor="text1"/>
+          <w:sz w:val="22"/>
+          <w:szCs w:val="22"/>
+        </w:rPr>
+        <w:t>event.key</w:t>
+      </w:r>
+      <w:proofErr w:type="spellEnd"/>
+      <w:r>
+        <w:rPr>
+          <w:color w:val="000000" w:themeColor="text1"/>
+          <w:sz w:val="22"/>
+          <w:szCs w:val="22"/>
+        </w:rPr>
+        <w:t xml:space="preserve">  then</w:t>
       </w:r>
       <w:proofErr w:type="gramEnd"/>
       <w:r>
@@ -5146,6 +6191,7 @@
           <w:szCs w:val="22"/>
         </w:rPr>
       </w:pPr>
+      <w:proofErr w:type="spellStart"/>
       <w:proofErr w:type="gramStart"/>
       <w:r>
         <w:rPr>
@@ -5171,16 +6217,43 @@
           <w:sz w:val="22"/>
           <w:szCs w:val="22"/>
         </w:rPr>
-        <w:t>addEventListener(</w:t>
-      </w:r>
-      <w:proofErr w:type="gramEnd"/>
-      <w:r>
-        <w:rPr>
-          <w:color w:val="000000" w:themeColor="text1"/>
-          <w:sz w:val="22"/>
-          <w:szCs w:val="22"/>
-        </w:rPr>
-        <w:t xml:space="preserve">"keydown", (event) =&gt; </w:t>
+        <w:t>addEventListener</w:t>
+      </w:r>
+      <w:proofErr w:type="spellEnd"/>
+      <w:r>
+        <w:rPr>
+          <w:color w:val="000000" w:themeColor="text1"/>
+          <w:sz w:val="22"/>
+          <w:szCs w:val="22"/>
+        </w:rPr>
+        <w:t>(</w:t>
+      </w:r>
+      <w:proofErr w:type="gramEnd"/>
+      <w:r>
+        <w:rPr>
+          <w:color w:val="000000" w:themeColor="text1"/>
+          <w:sz w:val="22"/>
+          <w:szCs w:val="22"/>
+        </w:rPr>
+        <w:t>"</w:t>
+      </w:r>
+      <w:proofErr w:type="spellStart"/>
+      <w:r>
+        <w:rPr>
+          <w:color w:val="000000" w:themeColor="text1"/>
+          <w:sz w:val="22"/>
+          <w:szCs w:val="22"/>
+        </w:rPr>
+        <w:t>keydown</w:t>
+      </w:r>
+      <w:proofErr w:type="spellEnd"/>
+      <w:r>
+        <w:rPr>
+          <w:color w:val="000000" w:themeColor="text1"/>
+          <w:sz w:val="22"/>
+          <w:szCs w:val="22"/>
+        </w:rPr>
+        <w:t xml:space="preserve">", (event) =&gt; </w:t>
       </w:r>
       <w:proofErr w:type="gramStart"/>
       <w:r>
@@ -5226,6 +6299,677 @@
         </w:rPr>
         <w:t xml:space="preserve"> this listens for events on the entire webpage which is not a good design or logic</w:t>
       </w:r>
+    </w:p>
+    <w:p>
+      <w:pPr>
+        <w:rPr>
+          <w:b/>
+          <w:bCs/>
+          <w:color w:val="000000" w:themeColor="text1"/>
+          <w:u w:val="single"/>
+        </w:rPr>
+      </w:pPr>
+      <w:r>
+        <w:rPr>
+          <w:b/>
+          <w:bCs/>
+          <w:color w:val="000000" w:themeColor="text1"/>
+          <w:u w:val="single"/>
+        </w:rPr>
+        <w:t>Modules:</w:t>
+      </w:r>
+    </w:p>
+    <w:p>
+      <w:pPr>
+        <w:pStyle w:val="ListParagraph"/>
+        <w:numPr>
+          <w:ilvl w:val="0"/>
+          <w:numId w:val="12"/>
+        </w:numPr>
+        <w:rPr>
+          <w:color w:val="000000" w:themeColor="text1"/>
+          <w:sz w:val="22"/>
+          <w:szCs w:val="22"/>
+        </w:rPr>
+      </w:pPr>
+      <w:r>
+        <w:rPr>
+          <w:color w:val="000000" w:themeColor="text1"/>
+          <w:sz w:val="22"/>
+          <w:szCs w:val="22"/>
+        </w:rPr>
+        <w:t>In JavaScript/HTML, data attributes are custom attributes you add to HTML elements to store extra information.</w:t>
+      </w:r>
+      <w:r>
+        <w:rPr>
+          <w:color w:val="000000" w:themeColor="text1"/>
+          <w:sz w:val="22"/>
+          <w:szCs w:val="22"/>
+        </w:rPr>
+        <w:t xml:space="preserve"> And later can be called using </w:t>
+      </w:r>
+      <w:proofErr w:type="spellStart"/>
+      <w:proofErr w:type="gramStart"/>
+      <w:r>
+        <w:rPr>
+          <w:color w:val="000000" w:themeColor="text1"/>
+          <w:sz w:val="22"/>
+          <w:szCs w:val="22"/>
+        </w:rPr>
+        <w:t>querySelector</w:t>
+      </w:r>
+      <w:proofErr w:type="spellEnd"/>
+      <w:r>
+        <w:rPr>
+          <w:color w:val="000000" w:themeColor="text1"/>
+          <w:sz w:val="22"/>
+          <w:szCs w:val="22"/>
+        </w:rPr>
+        <w:t>(</w:t>
+      </w:r>
+      <w:proofErr w:type="gramEnd"/>
+      <w:r>
+        <w:rPr>
+          <w:color w:val="000000" w:themeColor="text1"/>
+          <w:sz w:val="22"/>
+          <w:szCs w:val="22"/>
+        </w:rPr>
+        <w:t xml:space="preserve">), store the result into a variable and call </w:t>
+      </w:r>
+      <w:proofErr w:type="gramStart"/>
+      <w:r>
+        <w:rPr>
+          <w:color w:val="000000" w:themeColor="text1"/>
+          <w:sz w:val="22"/>
+          <w:szCs w:val="22"/>
+        </w:rPr>
+        <w:t>the .</w:t>
+      </w:r>
+      <w:proofErr w:type="gramEnd"/>
+      <w:r>
+        <w:rPr>
+          <w:color w:val="000000" w:themeColor="text1"/>
+          <w:sz w:val="22"/>
+          <w:szCs w:val="22"/>
+        </w:rPr>
+        <w:t>dataset.name, .id or whatever</w:t>
+      </w:r>
+    </w:p>
+    <w:p>
+      <w:pPr>
+        <w:pStyle w:val="ListParagraph"/>
+        <w:numPr>
+          <w:ilvl w:val="0"/>
+          <w:numId w:val="12"/>
+        </w:numPr>
+        <w:rPr>
+          <w:color w:val="000000" w:themeColor="text1"/>
+          <w:sz w:val="22"/>
+          <w:szCs w:val="22"/>
+        </w:rPr>
+      </w:pPr>
+      <w:r>
+        <w:rPr>
+          <w:color w:val="000000" w:themeColor="text1"/>
+          <w:sz w:val="22"/>
+          <w:szCs w:val="22"/>
+        </w:rPr>
+        <w:t xml:space="preserve">Example of data attributes in action: </w:t>
+      </w:r>
+      <w:r>
+        <w:rPr>
+          <w:color w:val="000000" w:themeColor="text1"/>
+          <w:sz w:val="22"/>
+          <w:szCs w:val="22"/>
+        </w:rPr>
+        <w:t>&lt;button data-product-id="42"&gt;Buy&lt;/button&gt;</w:t>
+      </w:r>
+    </w:p>
+    <w:p>
+      <w:pPr>
+        <w:pStyle w:val="ListParagraph"/>
+        <w:rPr>
+          <w:color w:val="000000" w:themeColor="text1"/>
+          <w:sz w:val="22"/>
+          <w:szCs w:val="22"/>
+        </w:rPr>
+      </w:pPr>
+      <w:r>
+        <w:rPr>
+          <w:color w:val="000000" w:themeColor="text1"/>
+          <w:sz w:val="22"/>
+          <w:szCs w:val="22"/>
+        </w:rPr>
+        <w:t xml:space="preserve">const button = </w:t>
+      </w:r>
+      <w:proofErr w:type="spellStart"/>
+      <w:proofErr w:type="gramStart"/>
+      <w:r>
+        <w:rPr>
+          <w:color w:val="000000" w:themeColor="text1"/>
+          <w:sz w:val="22"/>
+          <w:szCs w:val="22"/>
+        </w:rPr>
+        <w:t>document.querySelector</w:t>
+      </w:r>
+      <w:proofErr w:type="spellEnd"/>
+      <w:proofErr w:type="gramEnd"/>
+      <w:r>
+        <w:rPr>
+          <w:color w:val="000000" w:themeColor="text1"/>
+          <w:sz w:val="22"/>
+          <w:szCs w:val="22"/>
+        </w:rPr>
+        <w:t>("button");</w:t>
+      </w:r>
+    </w:p>
+    <w:p>
+      <w:pPr>
+        <w:pStyle w:val="ListParagraph"/>
+        <w:rPr>
+          <w:color w:val="000000" w:themeColor="text1"/>
+          <w:sz w:val="22"/>
+          <w:szCs w:val="22"/>
+        </w:rPr>
+      </w:pPr>
+    </w:p>
+    <w:p>
+      <w:pPr>
+        <w:pStyle w:val="ListParagraph"/>
+        <w:rPr>
+          <w:color w:val="000000" w:themeColor="text1"/>
+          <w:sz w:val="22"/>
+          <w:szCs w:val="22"/>
+        </w:rPr>
+      </w:pPr>
+      <w:r>
+        <w:rPr>
+          <w:color w:val="000000" w:themeColor="text1"/>
+          <w:sz w:val="22"/>
+          <w:szCs w:val="22"/>
+        </w:rPr>
+        <w:t>console.log(</w:t>
+      </w:r>
+      <w:proofErr w:type="spellStart"/>
+      <w:proofErr w:type="gramStart"/>
+      <w:r>
+        <w:rPr>
+          <w:color w:val="000000" w:themeColor="text1"/>
+          <w:sz w:val="22"/>
+          <w:szCs w:val="22"/>
+        </w:rPr>
+        <w:t>button.dataset</w:t>
+      </w:r>
+      <w:proofErr w:type="gramEnd"/>
+      <w:r>
+        <w:rPr>
+          <w:color w:val="000000" w:themeColor="text1"/>
+          <w:sz w:val="22"/>
+          <w:szCs w:val="22"/>
+        </w:rPr>
+        <w:t>.productId</w:t>
+      </w:r>
+      <w:proofErr w:type="spellEnd"/>
+      <w:r>
+        <w:rPr>
+          <w:color w:val="000000" w:themeColor="text1"/>
+          <w:sz w:val="22"/>
+          <w:szCs w:val="22"/>
+        </w:rPr>
+        <w:t>);</w:t>
+      </w:r>
+    </w:p>
+    <w:p>
+      <w:pPr>
+        <w:pStyle w:val="ListParagraph"/>
+        <w:rPr>
+          <w:color w:val="000000" w:themeColor="text1"/>
+          <w:sz w:val="22"/>
+          <w:szCs w:val="22"/>
+        </w:rPr>
+      </w:pPr>
+      <w:r>
+        <w:rPr>
+          <w:color w:val="000000" w:themeColor="text1"/>
+          <w:sz w:val="22"/>
+          <w:szCs w:val="22"/>
+        </w:rPr>
+        <w:t>// "42"</w:t>
+      </w:r>
+    </w:p>
+    <w:p>
+      <w:pPr>
+        <w:pStyle w:val="ListParagraph"/>
+        <w:numPr>
+          <w:ilvl w:val="0"/>
+          <w:numId w:val="12"/>
+        </w:numPr>
+        <w:rPr>
+          <w:color w:val="000000" w:themeColor="text1"/>
+          <w:sz w:val="22"/>
+          <w:szCs w:val="22"/>
+        </w:rPr>
+      </w:pPr>
+      <w:r>
+        <w:rPr>
+          <w:color w:val="000000" w:themeColor="text1"/>
+          <w:sz w:val="22"/>
+          <w:szCs w:val="22"/>
+        </w:rPr>
+        <w:t xml:space="preserve">In different JS files we cannot have the same variable names, </w:t>
+      </w:r>
+      <w:proofErr w:type="gramStart"/>
+      <w:r>
+        <w:rPr>
+          <w:color w:val="000000" w:themeColor="text1"/>
+          <w:sz w:val="22"/>
+          <w:szCs w:val="22"/>
+        </w:rPr>
+        <w:t>as long as</w:t>
+      </w:r>
+      <w:proofErr w:type="gramEnd"/>
+      <w:r>
+        <w:rPr>
+          <w:color w:val="000000" w:themeColor="text1"/>
+          <w:sz w:val="22"/>
+          <w:szCs w:val="22"/>
+        </w:rPr>
+        <w:t xml:space="preserve"> we don’t treat them like module files</w:t>
+      </w:r>
+    </w:p>
+    <w:p>
+      <w:pPr>
+        <w:pStyle w:val="ListParagraph"/>
+        <w:numPr>
+          <w:ilvl w:val="0"/>
+          <w:numId w:val="12"/>
+        </w:numPr>
+        <w:rPr>
+          <w:color w:val="000000" w:themeColor="text1"/>
+          <w:sz w:val="22"/>
+          <w:szCs w:val="22"/>
+        </w:rPr>
+      </w:pPr>
+      <w:r>
+        <w:rPr>
+          <w:color w:val="000000" w:themeColor="text1"/>
+          <w:sz w:val="22"/>
+          <w:szCs w:val="22"/>
+        </w:rPr>
+        <w:t xml:space="preserve">To create a JS </w:t>
+      </w:r>
+      <w:proofErr w:type="gramStart"/>
+      <w:r>
+        <w:rPr>
+          <w:color w:val="000000" w:themeColor="text1"/>
+          <w:sz w:val="22"/>
+          <w:szCs w:val="22"/>
+        </w:rPr>
+        <w:t>module</w:t>
+      </w:r>
+      <w:proofErr w:type="gramEnd"/>
+      <w:r>
+        <w:rPr>
+          <w:color w:val="000000" w:themeColor="text1"/>
+          <w:sz w:val="22"/>
+          <w:szCs w:val="22"/>
+        </w:rPr>
+        <w:t xml:space="preserve"> we create a normal .</w:t>
+      </w:r>
+      <w:proofErr w:type="spellStart"/>
+      <w:r>
+        <w:rPr>
+          <w:color w:val="000000" w:themeColor="text1"/>
+          <w:sz w:val="22"/>
+          <w:szCs w:val="22"/>
+        </w:rPr>
+        <w:t>js</w:t>
+      </w:r>
+      <w:proofErr w:type="spellEnd"/>
+      <w:r>
+        <w:rPr>
+          <w:color w:val="000000" w:themeColor="text1"/>
+          <w:sz w:val="22"/>
+          <w:szCs w:val="22"/>
+        </w:rPr>
+        <w:t xml:space="preserve"> file but we don’t import it into the script tag</w:t>
+      </w:r>
+    </w:p>
+    <w:p>
+      <w:pPr>
+        <w:pStyle w:val="ListParagraph"/>
+        <w:numPr>
+          <w:ilvl w:val="0"/>
+          <w:numId w:val="12"/>
+        </w:numPr>
+        <w:rPr>
+          <w:color w:val="000000" w:themeColor="text1"/>
+          <w:sz w:val="22"/>
+          <w:szCs w:val="22"/>
+        </w:rPr>
+      </w:pPr>
+      <w:r>
+        <w:rPr>
+          <w:color w:val="000000" w:themeColor="text1"/>
+          <w:sz w:val="22"/>
+          <w:szCs w:val="22"/>
+        </w:rPr>
+        <w:t xml:space="preserve">The un-preferred way: </w:t>
+      </w:r>
+    </w:p>
+    <w:p>
+      <w:pPr>
+        <w:pStyle w:val="ListParagraph"/>
+        <w:rPr>
+          <w:color w:val="000000" w:themeColor="text1"/>
+          <w:sz w:val="22"/>
+          <w:szCs w:val="22"/>
+        </w:rPr>
+      </w:pPr>
+      <w:r>
+        <w:rPr>
+          <w:color w:val="000000" w:themeColor="text1"/>
+          <w:sz w:val="22"/>
+          <w:szCs w:val="22"/>
+        </w:rPr>
+        <w:t xml:space="preserve">&lt;script </w:t>
+      </w:r>
+      <w:proofErr w:type="spellStart"/>
+      <w:r>
+        <w:rPr>
+          <w:color w:val="000000" w:themeColor="text1"/>
+          <w:sz w:val="22"/>
+          <w:szCs w:val="22"/>
+        </w:rPr>
+        <w:t>src</w:t>
+      </w:r>
+      <w:proofErr w:type="spellEnd"/>
+      <w:r>
+        <w:rPr>
+          <w:color w:val="000000" w:themeColor="text1"/>
+          <w:sz w:val="22"/>
+          <w:szCs w:val="22"/>
+        </w:rPr>
+        <w:t>="math.js"&gt;&lt;/script&gt;</w:t>
+      </w:r>
+    </w:p>
+    <w:p>
+      <w:pPr>
+        <w:pStyle w:val="ListParagraph"/>
+        <w:rPr>
+          <w:color w:val="000000" w:themeColor="text1"/>
+          <w:sz w:val="22"/>
+          <w:szCs w:val="22"/>
+        </w:rPr>
+      </w:pPr>
+      <w:r>
+        <w:rPr>
+          <w:color w:val="000000" w:themeColor="text1"/>
+          <w:sz w:val="22"/>
+          <w:szCs w:val="22"/>
+        </w:rPr>
+        <w:t xml:space="preserve">&lt;script </w:t>
+      </w:r>
+      <w:proofErr w:type="spellStart"/>
+      <w:r>
+        <w:rPr>
+          <w:color w:val="000000" w:themeColor="text1"/>
+          <w:sz w:val="22"/>
+          <w:szCs w:val="22"/>
+        </w:rPr>
+        <w:t>src</w:t>
+      </w:r>
+      <w:proofErr w:type="spellEnd"/>
+      <w:r>
+        <w:rPr>
+          <w:color w:val="000000" w:themeColor="text1"/>
+          <w:sz w:val="22"/>
+          <w:szCs w:val="22"/>
+        </w:rPr>
+        <w:t>="user.js"&gt;&lt;/script&gt;</w:t>
+      </w:r>
+    </w:p>
+    <w:p>
+      <w:pPr>
+        <w:pStyle w:val="ListParagraph"/>
+        <w:rPr>
+          <w:color w:val="000000" w:themeColor="text1"/>
+          <w:sz w:val="22"/>
+          <w:szCs w:val="22"/>
+        </w:rPr>
+      </w:pPr>
+      <w:r>
+        <w:rPr>
+          <w:color w:val="000000" w:themeColor="text1"/>
+          <w:sz w:val="22"/>
+          <w:szCs w:val="22"/>
+        </w:rPr>
+        <w:t xml:space="preserve">&lt;script </w:t>
+      </w:r>
+      <w:proofErr w:type="spellStart"/>
+      <w:r>
+        <w:rPr>
+          <w:color w:val="000000" w:themeColor="text1"/>
+          <w:sz w:val="22"/>
+          <w:szCs w:val="22"/>
+        </w:rPr>
+        <w:t>src</w:t>
+      </w:r>
+      <w:proofErr w:type="spellEnd"/>
+      <w:r>
+        <w:rPr>
+          <w:color w:val="000000" w:themeColor="text1"/>
+          <w:sz w:val="22"/>
+          <w:szCs w:val="22"/>
+        </w:rPr>
+        <w:t>="app.js"&gt;&lt;/script&gt;</w:t>
+      </w:r>
+    </w:p>
+    <w:p>
+      <w:pPr>
+        <w:pStyle w:val="ListParagraph"/>
+        <w:numPr>
+          <w:ilvl w:val="0"/>
+          <w:numId w:val="12"/>
+        </w:numPr>
+        <w:rPr>
+          <w:color w:val="000000" w:themeColor="text1"/>
+          <w:sz w:val="22"/>
+          <w:szCs w:val="22"/>
+        </w:rPr>
+      </w:pPr>
+      <w:r>
+        <w:rPr>
+          <w:color w:val="000000" w:themeColor="text1"/>
+          <w:sz w:val="22"/>
+          <w:szCs w:val="22"/>
+        </w:rPr>
+        <w:t xml:space="preserve">The preferred way is to create a module each with its independent functionalities, export the functions and the variable </w:t>
+      </w:r>
+      <w:proofErr w:type="gramStart"/>
+      <w:r>
+        <w:rPr>
+          <w:color w:val="000000" w:themeColor="text1"/>
+          <w:sz w:val="22"/>
+          <w:szCs w:val="22"/>
+        </w:rPr>
+        <w:t>names,  then</w:t>
+      </w:r>
+      <w:proofErr w:type="gramEnd"/>
+      <w:r>
+        <w:rPr>
+          <w:color w:val="000000" w:themeColor="text1"/>
+          <w:sz w:val="22"/>
+          <w:szCs w:val="22"/>
+        </w:rPr>
+        <w:t xml:space="preserve"> import it into the files </w:t>
+      </w:r>
+      <w:proofErr w:type="gramStart"/>
+      <w:r>
+        <w:rPr>
+          <w:color w:val="000000" w:themeColor="text1"/>
+          <w:sz w:val="22"/>
+          <w:szCs w:val="22"/>
+        </w:rPr>
+        <w:t>its</w:t>
+      </w:r>
+      <w:proofErr w:type="gramEnd"/>
+      <w:r>
+        <w:rPr>
+          <w:color w:val="000000" w:themeColor="text1"/>
+          <w:sz w:val="22"/>
+          <w:szCs w:val="22"/>
+        </w:rPr>
+        <w:t xml:space="preserve"> needed on, we can then have 2 different </w:t>
+      </w:r>
+      <w:proofErr w:type="spellStart"/>
+      <w:r>
+        <w:rPr>
+          <w:color w:val="000000" w:themeColor="text1"/>
+          <w:sz w:val="22"/>
+          <w:szCs w:val="22"/>
+        </w:rPr>
+        <w:t>javascript</w:t>
+      </w:r>
+      <w:proofErr w:type="spellEnd"/>
+      <w:r>
+        <w:rPr>
+          <w:color w:val="000000" w:themeColor="text1"/>
+          <w:sz w:val="22"/>
+          <w:szCs w:val="22"/>
+        </w:rPr>
+        <w:t xml:space="preserve"> files, that has the same name and import var as name2</w:t>
+      </w:r>
+    </w:p>
+    <w:p>
+      <w:pPr>
+        <w:pStyle w:val="ListParagraph"/>
+        <w:numPr>
+          <w:ilvl w:val="0"/>
+          <w:numId w:val="12"/>
+        </w:numPr>
+        <w:rPr>
+          <w:color w:val="000000" w:themeColor="text1"/>
+          <w:sz w:val="22"/>
+          <w:szCs w:val="22"/>
+        </w:rPr>
+      </w:pPr>
+      <w:r>
+        <w:rPr>
+          <w:color w:val="000000" w:themeColor="text1"/>
+          <w:sz w:val="22"/>
+          <w:szCs w:val="22"/>
+        </w:rPr>
+        <w:t xml:space="preserve">To get a var or a </w:t>
+      </w:r>
+      <w:proofErr w:type="spellStart"/>
+      <w:r>
+        <w:rPr>
+          <w:color w:val="000000" w:themeColor="text1"/>
+          <w:sz w:val="22"/>
+          <w:szCs w:val="22"/>
+        </w:rPr>
+        <w:t>func</w:t>
+      </w:r>
+      <w:proofErr w:type="spellEnd"/>
+      <w:r>
+        <w:rPr>
+          <w:color w:val="000000" w:themeColor="text1"/>
+          <w:sz w:val="22"/>
+          <w:szCs w:val="22"/>
+        </w:rPr>
+        <w:t xml:space="preserve"> out of a module we use export.</w:t>
+      </w:r>
+    </w:p>
+    <w:p>
+      <w:pPr>
+        <w:pStyle w:val="ListParagraph"/>
+        <w:numPr>
+          <w:ilvl w:val="0"/>
+          <w:numId w:val="12"/>
+        </w:numPr>
+        <w:rPr>
+          <w:color w:val="000000" w:themeColor="text1"/>
+          <w:sz w:val="22"/>
+          <w:szCs w:val="22"/>
+        </w:rPr>
+      </w:pPr>
+      <w:r>
+        <w:rPr>
+          <w:color w:val="000000" w:themeColor="text1"/>
+          <w:sz w:val="22"/>
+          <w:szCs w:val="22"/>
+        </w:rPr>
+        <w:t>for Imports and Exports to work we Need to use live Servers</w:t>
+      </w:r>
+      <w:r>
+        <w:rPr>
+          <w:color w:val="000000" w:themeColor="text1"/>
+          <w:sz w:val="22"/>
+          <w:szCs w:val="22"/>
+        </w:rPr>
+        <w:t>, in VS code</w:t>
+      </w:r>
+    </w:p>
+    <w:p>
+      <w:pPr>
+        <w:pStyle w:val="ListParagraph"/>
+        <w:numPr>
+          <w:ilvl w:val="0"/>
+          <w:numId w:val="12"/>
+        </w:numPr>
+        <w:rPr>
+          <w:color w:val="000000" w:themeColor="text1"/>
+          <w:sz w:val="22"/>
+          <w:szCs w:val="22"/>
+        </w:rPr>
+      </w:pPr>
+      <w:proofErr w:type="gramStart"/>
+      <w:r>
+        <w:rPr>
+          <w:color w:val="000000" w:themeColor="text1"/>
+          <w:sz w:val="22"/>
+          <w:szCs w:val="22"/>
+        </w:rPr>
+        <w:t>when</w:t>
+      </w:r>
+      <w:proofErr w:type="gramEnd"/>
+      <w:r>
+        <w:rPr>
+          <w:color w:val="000000" w:themeColor="text1"/>
+          <w:sz w:val="22"/>
+          <w:szCs w:val="22"/>
+        </w:rPr>
+        <w:t xml:space="preserve"> importing </w:t>
+      </w:r>
+      <w:proofErr w:type="gramStart"/>
+      <w:r>
+        <w:rPr>
+          <w:color w:val="000000" w:themeColor="text1"/>
+          <w:sz w:val="22"/>
+          <w:szCs w:val="22"/>
+        </w:rPr>
+        <w:t>its</w:t>
+      </w:r>
+      <w:proofErr w:type="gramEnd"/>
+      <w:r>
+        <w:rPr>
+          <w:color w:val="000000" w:themeColor="text1"/>
+          <w:sz w:val="22"/>
+          <w:szCs w:val="22"/>
+        </w:rPr>
+        <w:t xml:space="preserve"> preferred to import the function or the variable and give it a local name</w:t>
+      </w:r>
+    </w:p>
+    <w:p>
+      <w:pPr>
+        <w:pStyle w:val="ListParagraph"/>
+        <w:rPr>
+          <w:color w:val="000000" w:themeColor="text1"/>
+          <w:sz w:val="22"/>
+          <w:szCs w:val="22"/>
+        </w:rPr>
+      </w:pPr>
     </w:p>
     <w:sectPr>
       <w:pgSz w:w="12240" w:h="15840"/>
@@ -6307,6 +8051,119 @@
     </w:lvl>
   </w:abstractNum>
   <w:abstractNum w:abstractNumId="9" w15:restartNumberingAfterBreak="0">
+    <w:nsid w:val="7C5352BD"/>
+    <w:multiLevelType w:val="hybridMultilevel"/>
+    <w:tmpl w:val="02D897D8"/>
+    <w:lvl w:ilvl="0" w:tplc="04090001">
+      <w:start w:val="1"/>
+      <w:numFmt w:val="bullet"/>
+      <w:lvlText w:val=""/>
+      <w:lvlJc w:val="left"/>
+      <w:pPr>
+        <w:ind w:left="720" w:hanging="360"/>
+      </w:pPr>
+      <w:rPr>
+        <w:rFonts w:ascii="Symbol" w:hAnsi="Symbol" w:hint="default"/>
+      </w:rPr>
+    </w:lvl>
+    <w:lvl w:ilvl="1" w:tplc="04090003" w:tentative="1">
+      <w:start w:val="1"/>
+      <w:numFmt w:val="bullet"/>
+      <w:lvlText w:val="o"/>
+      <w:lvlJc w:val="left"/>
+      <w:pPr>
+        <w:ind w:left="1440" w:hanging="360"/>
+      </w:pPr>
+      <w:rPr>
+        <w:rFonts w:ascii="Courier New" w:hAnsi="Courier New" w:cs="Courier New" w:hint="default"/>
+      </w:rPr>
+    </w:lvl>
+    <w:lvl w:ilvl="2" w:tplc="04090005" w:tentative="1">
+      <w:start w:val="1"/>
+      <w:numFmt w:val="bullet"/>
+      <w:lvlText w:val=""/>
+      <w:lvlJc w:val="left"/>
+      <w:pPr>
+        <w:ind w:left="2160" w:hanging="360"/>
+      </w:pPr>
+      <w:rPr>
+        <w:rFonts w:ascii="Wingdings" w:hAnsi="Wingdings" w:hint="default"/>
+      </w:rPr>
+    </w:lvl>
+    <w:lvl w:ilvl="3" w:tplc="04090001" w:tentative="1">
+      <w:start w:val="1"/>
+      <w:numFmt w:val="bullet"/>
+      <w:lvlText w:val=""/>
+      <w:lvlJc w:val="left"/>
+      <w:pPr>
+        <w:ind w:left="2880" w:hanging="360"/>
+      </w:pPr>
+      <w:rPr>
+        <w:rFonts w:ascii="Symbol" w:hAnsi="Symbol" w:hint="default"/>
+      </w:rPr>
+    </w:lvl>
+    <w:lvl w:ilvl="4" w:tplc="04090003" w:tentative="1">
+      <w:start w:val="1"/>
+      <w:numFmt w:val="bullet"/>
+      <w:lvlText w:val="o"/>
+      <w:lvlJc w:val="left"/>
+      <w:pPr>
+        <w:ind w:left="3600" w:hanging="360"/>
+      </w:pPr>
+      <w:rPr>
+        <w:rFonts w:ascii="Courier New" w:hAnsi="Courier New" w:cs="Courier New" w:hint="default"/>
+      </w:rPr>
+    </w:lvl>
+    <w:lvl w:ilvl="5" w:tplc="04090005" w:tentative="1">
+      <w:start w:val="1"/>
+      <w:numFmt w:val="bullet"/>
+      <w:lvlText w:val=""/>
+      <w:lvlJc w:val="left"/>
+      <w:pPr>
+        <w:ind w:left="4320" w:hanging="360"/>
+      </w:pPr>
+      <w:rPr>
+        <w:rFonts w:ascii="Wingdings" w:hAnsi="Wingdings" w:hint="default"/>
+      </w:rPr>
+    </w:lvl>
+    <w:lvl w:ilvl="6" w:tplc="04090001" w:tentative="1">
+      <w:start w:val="1"/>
+      <w:numFmt w:val="bullet"/>
+      <w:lvlText w:val=""/>
+      <w:lvlJc w:val="left"/>
+      <w:pPr>
+        <w:ind w:left="5040" w:hanging="360"/>
+      </w:pPr>
+      <w:rPr>
+        <w:rFonts w:ascii="Symbol" w:hAnsi="Symbol" w:hint="default"/>
+      </w:rPr>
+    </w:lvl>
+    <w:lvl w:ilvl="7" w:tplc="04090003" w:tentative="1">
+      <w:start w:val="1"/>
+      <w:numFmt w:val="bullet"/>
+      <w:lvlText w:val="o"/>
+      <w:lvlJc w:val="left"/>
+      <w:pPr>
+        <w:ind w:left="5760" w:hanging="360"/>
+      </w:pPr>
+      <w:rPr>
+        <w:rFonts w:ascii="Courier New" w:hAnsi="Courier New" w:cs="Courier New" w:hint="default"/>
+      </w:rPr>
+    </w:lvl>
+    <w:lvl w:ilvl="8" w:tplc="04090005" w:tentative="1">
+      <w:start w:val="1"/>
+      <w:numFmt w:val="bullet"/>
+      <w:lvlText w:val=""/>
+      <w:lvlJc w:val="left"/>
+      <w:pPr>
+        <w:ind w:left="6480" w:hanging="360"/>
+      </w:pPr>
+      <w:rPr>
+        <w:rFonts w:ascii="Wingdings" w:hAnsi="Wingdings" w:hint="default"/>
+      </w:rPr>
+    </w:lvl>
+  </w:abstractNum>
+  <w:abstractNum w:abstractNumId="10" w15:restartNumberingAfterBreak="0">
     <w:nsid w:val="7CA817BC"/>
     <w:multiLevelType w:val="hybridMultilevel"/>
     <w:tmpl w:val="7C287A30"/>
@@ -6419,7 +8276,7 @@
       </w:rPr>
     </w:lvl>
   </w:abstractNum>
-  <w:abstractNum w:abstractNumId="10" w15:restartNumberingAfterBreak="0">
+  <w:abstractNum w:abstractNumId="11" w15:restartNumberingAfterBreak="0">
     <w:nsid w:val="7F72049C"/>
     <w:multiLevelType w:val="multilevel"/>
     <w:tmpl w:val="1F242F62"/>
@@ -6587,7 +8444,7 @@
     <w:abstractNumId w:val="8"/>
   </w:num>
   <w:num w:numId="7" w16cid:durableId="97333426">
-    <w:abstractNumId w:val="10"/>
+    <w:abstractNumId w:val="11"/>
   </w:num>
   <w:num w:numId="8" w16cid:durableId="2078238912">
     <w:abstractNumId w:val="5"/>
@@ -6599,6 +8456,9 @@
     <w:abstractNumId w:val="7"/>
   </w:num>
   <w:num w:numId="11" w16cid:durableId="49500872">
+    <w:abstractNumId w:val="10"/>
+  </w:num>
+  <w:num w:numId="12" w16cid:durableId="1627009029">
     <w:abstractNumId w:val="9"/>
   </w:num>
 </w:numbering>

--- a/Javascript/Javascript basic notes.docx
+++ b/Javascript/Javascript basic notes.docx
@@ -6964,6 +6964,1290 @@
     <w:p>
       <w:pPr>
         <w:pStyle w:val="ListParagraph"/>
+        <w:numPr>
+          <w:ilvl w:val="0"/>
+          <w:numId w:val="12"/>
+        </w:numPr>
+        <w:rPr>
+          <w:color w:val="000000" w:themeColor="text1"/>
+          <w:sz w:val="22"/>
+          <w:szCs w:val="22"/>
+        </w:rPr>
+      </w:pPr>
+      <w:proofErr w:type="gramStart"/>
+      <w:r>
+        <w:rPr>
+          <w:color w:val="000000" w:themeColor="text1"/>
+          <w:sz w:val="22"/>
+          <w:szCs w:val="22"/>
+        </w:rPr>
+        <w:t>.</w:t>
+      </w:r>
+      <w:proofErr w:type="spellStart"/>
+      <w:r>
+        <w:rPr>
+          <w:color w:val="000000" w:themeColor="text1"/>
+          <w:sz w:val="22"/>
+          <w:szCs w:val="22"/>
+        </w:rPr>
+        <w:t>toFixed</w:t>
+      </w:r>
+      <w:proofErr w:type="spellEnd"/>
+      <w:proofErr w:type="gramEnd"/>
+      <w:r>
+        <w:rPr>
+          <w:color w:val="000000" w:themeColor="text1"/>
+          <w:sz w:val="22"/>
+          <w:szCs w:val="22"/>
+        </w:rPr>
+        <w:t xml:space="preserve">(number) decides and rounds some numbers after the decimal point, so </w:t>
+      </w:r>
+      <w:proofErr w:type="spellStart"/>
+      <w:r>
+        <w:rPr>
+          <w:color w:val="000000" w:themeColor="text1"/>
+          <w:sz w:val="22"/>
+          <w:szCs w:val="22"/>
+        </w:rPr>
+        <w:t>entiring</w:t>
+      </w:r>
+      <w:proofErr w:type="spellEnd"/>
+      <w:r>
+        <w:rPr>
+          <w:color w:val="000000" w:themeColor="text1"/>
+          <w:sz w:val="22"/>
+          <w:szCs w:val="22"/>
+        </w:rPr>
+        <w:t xml:space="preserve"> the number 2 would force it to show 2 numbers after the decimal point even if the number is zero</w:t>
+      </w:r>
+    </w:p>
+    <w:p>
+      <w:pPr>
+        <w:pStyle w:val="ListParagraph"/>
+        <w:numPr>
+          <w:ilvl w:val="0"/>
+          <w:numId w:val="12"/>
+        </w:numPr>
+        <w:rPr>
+          <w:color w:val="000000" w:themeColor="text1"/>
+          <w:sz w:val="22"/>
+          <w:szCs w:val="22"/>
+        </w:rPr>
+      </w:pPr>
+      <w:proofErr w:type="gramStart"/>
+      <w:r>
+        <w:rPr>
+          <w:color w:val="000000" w:themeColor="text1"/>
+          <w:sz w:val="22"/>
+          <w:szCs w:val="22"/>
+        </w:rPr>
+        <w:t>.remove</w:t>
+      </w:r>
+      <w:proofErr w:type="gramEnd"/>
+      <w:r>
+        <w:rPr>
+          <w:color w:val="000000" w:themeColor="text1"/>
+          <w:sz w:val="22"/>
+          <w:szCs w:val="22"/>
+        </w:rPr>
+        <w:t>() can delete an entire div from the DOM</w:t>
+      </w:r>
+      <w:r>
+        <w:rPr>
+          <w:color w:val="000000" w:themeColor="text1"/>
+          <w:sz w:val="22"/>
+          <w:szCs w:val="22"/>
+        </w:rPr>
+        <w:t xml:space="preserve"> </w:t>
+      </w:r>
+      <w:r>
+        <w:rPr>
+          <w:color w:val="000000" w:themeColor="text1"/>
+          <w:sz w:val="22"/>
+          <w:szCs w:val="22"/>
+        </w:rPr>
+        <w:sym w:font="Wingdings" w:char="F0E0"/>
+      </w:r>
+      <w:r>
+        <w:rPr>
+          <w:color w:val="000000" w:themeColor="text1"/>
+          <w:sz w:val="22"/>
+          <w:szCs w:val="22"/>
+        </w:rPr>
+        <w:t xml:space="preserve"> </w:t>
+      </w:r>
+    </w:p>
+    <w:p>
+      <w:pPr>
+        <w:pStyle w:val="ListParagraph"/>
+        <w:rPr>
+          <w:color w:val="000000" w:themeColor="text1"/>
+          <w:sz w:val="22"/>
+          <w:szCs w:val="22"/>
+        </w:rPr>
+      </w:pPr>
+      <w:r>
+        <w:rPr>
+          <w:color w:val="000000" w:themeColor="text1"/>
+          <w:sz w:val="22"/>
+          <w:szCs w:val="22"/>
+        </w:rPr>
+        <w:t xml:space="preserve">Code example would be: </w:t>
+      </w:r>
+    </w:p>
+    <w:p>
+      <w:pPr>
+        <w:pStyle w:val="ListParagraph"/>
+        <w:rPr>
+          <w:color w:val="000000" w:themeColor="text1"/>
+          <w:sz w:val="22"/>
+          <w:szCs w:val="22"/>
+        </w:rPr>
+      </w:pPr>
+      <w:r>
+        <w:rPr>
+          <w:color w:val="000000" w:themeColor="text1"/>
+          <w:sz w:val="22"/>
+          <w:szCs w:val="22"/>
+        </w:rPr>
+        <w:t>&lt;div id="product"&gt;</w:t>
+      </w:r>
+    </w:p>
+    <w:p>
+      <w:pPr>
+        <w:pStyle w:val="ListParagraph"/>
+        <w:rPr>
+          <w:color w:val="000000" w:themeColor="text1"/>
+          <w:sz w:val="22"/>
+          <w:szCs w:val="22"/>
+        </w:rPr>
+      </w:pPr>
+      <w:r>
+        <w:rPr>
+          <w:color w:val="000000" w:themeColor="text1"/>
+          <w:sz w:val="22"/>
+          <w:szCs w:val="22"/>
+        </w:rPr>
+        <w:t xml:space="preserve">    &lt;h2&gt;Laptop&lt;/h2&gt;</w:t>
+      </w:r>
+    </w:p>
+    <w:p>
+      <w:pPr>
+        <w:pStyle w:val="ListParagraph"/>
+        <w:rPr>
+          <w:color w:val="000000" w:themeColor="text1"/>
+          <w:sz w:val="22"/>
+          <w:szCs w:val="22"/>
+        </w:rPr>
+      </w:pPr>
+      <w:r>
+        <w:rPr>
+          <w:color w:val="000000" w:themeColor="text1"/>
+          <w:sz w:val="22"/>
+          <w:szCs w:val="22"/>
+        </w:rPr>
+        <w:t xml:space="preserve">    &lt;p&gt;€999&lt;/p&gt;</w:t>
+      </w:r>
+    </w:p>
+    <w:p>
+      <w:pPr>
+        <w:pStyle w:val="ListParagraph"/>
+        <w:rPr>
+          <w:color w:val="000000" w:themeColor="text1"/>
+          <w:sz w:val="22"/>
+          <w:szCs w:val="22"/>
+        </w:rPr>
+      </w:pPr>
+      <w:r>
+        <w:rPr>
+          <w:color w:val="000000" w:themeColor="text1"/>
+          <w:sz w:val="22"/>
+          <w:szCs w:val="22"/>
+        </w:rPr>
+        <w:t xml:space="preserve">    &lt;button&gt;Delete&lt;/button&gt;</w:t>
+      </w:r>
+    </w:p>
+    <w:p>
+      <w:pPr>
+        <w:pStyle w:val="ListParagraph"/>
+        <w:rPr>
+          <w:color w:val="000000" w:themeColor="text1"/>
+          <w:sz w:val="22"/>
+          <w:szCs w:val="22"/>
+        </w:rPr>
+      </w:pPr>
+      <w:r>
+        <w:rPr>
+          <w:color w:val="000000" w:themeColor="text1"/>
+          <w:sz w:val="22"/>
+          <w:szCs w:val="22"/>
+        </w:rPr>
+        <w:t>&lt;/div&gt;</w:t>
+      </w:r>
+    </w:p>
+    <w:p>
+      <w:pPr>
+        <w:pStyle w:val="ListParagraph"/>
+        <w:rPr>
+          <w:color w:val="000000" w:themeColor="text1"/>
+          <w:sz w:val="22"/>
+          <w:szCs w:val="22"/>
+        </w:rPr>
+      </w:pPr>
+      <w:r>
+        <w:rPr>
+          <w:color w:val="000000" w:themeColor="text1"/>
+          <w:sz w:val="22"/>
+          <w:szCs w:val="22"/>
+        </w:rPr>
+        <w:t xml:space="preserve">const product = </w:t>
+      </w:r>
+      <w:proofErr w:type="spellStart"/>
+      <w:proofErr w:type="gramStart"/>
+      <w:r>
+        <w:rPr>
+          <w:color w:val="000000" w:themeColor="text1"/>
+          <w:sz w:val="22"/>
+          <w:szCs w:val="22"/>
+        </w:rPr>
+        <w:t>document.querySelector</w:t>
+      </w:r>
+      <w:proofErr w:type="spellEnd"/>
+      <w:r>
+        <w:rPr>
+          <w:color w:val="000000" w:themeColor="text1"/>
+          <w:sz w:val="22"/>
+          <w:szCs w:val="22"/>
+        </w:rPr>
+        <w:t>("#</w:t>
+      </w:r>
+      <w:proofErr w:type="gramEnd"/>
+      <w:r>
+        <w:rPr>
+          <w:color w:val="000000" w:themeColor="text1"/>
+          <w:sz w:val="22"/>
+          <w:szCs w:val="22"/>
+        </w:rPr>
+        <w:t>product");</w:t>
+      </w:r>
+    </w:p>
+    <w:p>
+      <w:pPr>
+        <w:pStyle w:val="ListParagraph"/>
+        <w:rPr>
+          <w:color w:val="000000" w:themeColor="text1"/>
+          <w:sz w:val="22"/>
+          <w:szCs w:val="22"/>
+        </w:rPr>
+      </w:pPr>
+      <w:proofErr w:type="spellStart"/>
+      <w:proofErr w:type="gramStart"/>
+      <w:r>
+        <w:rPr>
+          <w:color w:val="000000" w:themeColor="text1"/>
+          <w:sz w:val="22"/>
+          <w:szCs w:val="22"/>
+        </w:rPr>
+        <w:t>product.remove</w:t>
+      </w:r>
+      <w:proofErr w:type="spellEnd"/>
+      <w:proofErr w:type="gramEnd"/>
+      <w:r>
+        <w:rPr>
+          <w:color w:val="000000" w:themeColor="text1"/>
+          <w:sz w:val="22"/>
+          <w:szCs w:val="22"/>
+        </w:rPr>
+        <w:t>();</w:t>
+      </w:r>
+    </w:p>
+    <w:p>
+      <w:pPr>
+        <w:ind w:left="720"/>
+        <w:rPr>
+          <w:color w:val="000000" w:themeColor="text1"/>
+          <w:sz w:val="22"/>
+          <w:szCs w:val="22"/>
+        </w:rPr>
+      </w:pPr>
+      <w:proofErr w:type="gramStart"/>
+      <w:r>
+        <w:rPr>
+          <w:color w:val="000000" w:themeColor="text1"/>
+          <w:sz w:val="22"/>
+          <w:szCs w:val="22"/>
+        </w:rPr>
+        <w:t>so</w:t>
+      </w:r>
+      <w:proofErr w:type="gramEnd"/>
+      <w:r>
+        <w:rPr>
+          <w:color w:val="000000" w:themeColor="text1"/>
+          <w:sz w:val="22"/>
+          <w:szCs w:val="22"/>
+        </w:rPr>
+        <w:t xml:space="preserve"> the steps are </w:t>
+      </w:r>
+      <w:proofErr w:type="gramStart"/>
+      <w:r>
+        <w:rPr>
+          <w:color w:val="000000" w:themeColor="text1"/>
+          <w:sz w:val="22"/>
+          <w:szCs w:val="22"/>
+        </w:rPr>
+        <w:t>get</w:t>
+      </w:r>
+      <w:proofErr w:type="gramEnd"/>
+      <w:r>
+        <w:rPr>
+          <w:color w:val="000000" w:themeColor="text1"/>
+          <w:sz w:val="22"/>
+          <w:szCs w:val="22"/>
+        </w:rPr>
+        <w:t xml:space="preserve"> the element and store it into a </w:t>
+      </w:r>
+      <w:proofErr w:type="spellStart"/>
+      <w:r>
+        <w:rPr>
+          <w:color w:val="000000" w:themeColor="text1"/>
+          <w:sz w:val="22"/>
+          <w:szCs w:val="22"/>
+        </w:rPr>
+        <w:t>javascript</w:t>
+      </w:r>
+      <w:proofErr w:type="spellEnd"/>
+      <w:r>
+        <w:rPr>
+          <w:color w:val="000000" w:themeColor="text1"/>
+          <w:sz w:val="22"/>
+          <w:szCs w:val="22"/>
+        </w:rPr>
+        <w:t xml:space="preserve"> variable using the </w:t>
+      </w:r>
+      <w:proofErr w:type="spellStart"/>
+      <w:proofErr w:type="gramStart"/>
+      <w:r>
+        <w:rPr>
+          <w:color w:val="000000" w:themeColor="text1"/>
+          <w:sz w:val="22"/>
+          <w:szCs w:val="22"/>
+        </w:rPr>
+        <w:t>querySelector</w:t>
+      </w:r>
+      <w:proofErr w:type="spellEnd"/>
+      <w:r>
+        <w:rPr>
+          <w:color w:val="000000" w:themeColor="text1"/>
+          <w:sz w:val="22"/>
+          <w:szCs w:val="22"/>
+        </w:rPr>
+        <w:t>(</w:t>
+      </w:r>
+      <w:proofErr w:type="gramEnd"/>
+      <w:r>
+        <w:rPr>
+          <w:color w:val="000000" w:themeColor="text1"/>
+          <w:sz w:val="22"/>
+          <w:szCs w:val="22"/>
+        </w:rPr>
+        <w:t>) and then use this variable to delete the element</w:t>
+      </w:r>
+    </w:p>
+    <w:p>
+      <w:pPr>
+        <w:rPr>
+          <w:color w:val="000000" w:themeColor="text1"/>
+          <w:sz w:val="22"/>
+          <w:szCs w:val="22"/>
+        </w:rPr>
+      </w:pPr>
+    </w:p>
+    <w:p>
+      <w:pPr>
+        <w:rPr>
+          <w:b/>
+          <w:bCs/>
+          <w:color w:val="000000" w:themeColor="text1"/>
+          <w:u w:val="single"/>
+        </w:rPr>
+      </w:pPr>
+      <w:r>
+        <w:rPr>
+          <w:b/>
+          <w:bCs/>
+          <w:color w:val="000000" w:themeColor="text1"/>
+          <w:u w:val="single"/>
+        </w:rPr>
+        <w:t>E</w:t>
+      </w:r>
+      <w:r>
+        <w:rPr>
+          <w:b/>
+          <w:bCs/>
+          <w:color w:val="000000" w:themeColor="text1"/>
+          <w:u w:val="single"/>
+        </w:rPr>
+        <w:t>xternal library:</w:t>
+      </w:r>
+    </w:p>
+    <w:p>
+      <w:pPr>
+        <w:pStyle w:val="ListParagraph"/>
+        <w:numPr>
+          <w:ilvl w:val="0"/>
+          <w:numId w:val="13"/>
+        </w:numPr>
+        <w:rPr>
+          <w:color w:val="000000" w:themeColor="text1"/>
+          <w:sz w:val="22"/>
+          <w:szCs w:val="22"/>
+        </w:rPr>
+      </w:pPr>
+      <w:r>
+        <w:rPr>
+          <w:color w:val="000000" w:themeColor="text1"/>
+          <w:sz w:val="22"/>
+          <w:szCs w:val="22"/>
+        </w:rPr>
+        <w:t>An external library is code that someone else has already written that you can use in your project.</w:t>
+      </w:r>
+    </w:p>
+    <w:p>
+      <w:pPr>
+        <w:pStyle w:val="ListParagraph"/>
+        <w:numPr>
+          <w:ilvl w:val="0"/>
+          <w:numId w:val="13"/>
+        </w:numPr>
+        <w:rPr>
+          <w:color w:val="000000" w:themeColor="text1"/>
+          <w:sz w:val="22"/>
+          <w:szCs w:val="22"/>
+        </w:rPr>
+      </w:pPr>
+      <w:r>
+        <w:rPr>
+          <w:color w:val="000000" w:themeColor="text1"/>
+          <w:sz w:val="22"/>
+          <w:szCs w:val="22"/>
+        </w:rPr>
+        <w:t>We use External Libraries m</w:t>
+      </w:r>
+      <w:r>
+        <w:rPr>
+          <w:color w:val="000000" w:themeColor="text1"/>
+          <w:sz w:val="22"/>
+          <w:szCs w:val="22"/>
+        </w:rPr>
+        <w:t>ainly because they save time and provide functionality that would otherwise take a lot of work to implement yourself.</w:t>
+      </w:r>
+    </w:p>
+    <w:p>
+      <w:pPr>
+        <w:pStyle w:val="ListParagraph"/>
+        <w:numPr>
+          <w:ilvl w:val="0"/>
+          <w:numId w:val="13"/>
+        </w:numPr>
+        <w:rPr>
+          <w:color w:val="000000" w:themeColor="text1"/>
+          <w:sz w:val="22"/>
+          <w:szCs w:val="22"/>
+        </w:rPr>
+      </w:pPr>
+      <w:r>
+        <w:rPr>
+          <w:color w:val="000000" w:themeColor="text1"/>
+          <w:sz w:val="22"/>
+          <w:szCs w:val="22"/>
+        </w:rPr>
+        <w:t>Day.js is a JavaScript library for working with dates and times.</w:t>
+      </w:r>
+      <w:r>
+        <w:rPr>
+          <w:color w:val="000000" w:themeColor="text1"/>
+          <w:sz w:val="22"/>
+          <w:szCs w:val="22"/>
+        </w:rPr>
+        <w:t xml:space="preserve">  </w:t>
+      </w:r>
+      <w:proofErr w:type="spellStart"/>
+      <w:proofErr w:type="gramStart"/>
+      <w:r>
+        <w:rPr>
+          <w:color w:val="000000" w:themeColor="text1"/>
+          <w:sz w:val="22"/>
+          <w:szCs w:val="22"/>
+        </w:rPr>
+        <w:t>dayjs</w:t>
+      </w:r>
+      <w:proofErr w:type="spellEnd"/>
+      <w:r>
+        <w:rPr>
+          <w:color w:val="000000" w:themeColor="text1"/>
+          <w:sz w:val="22"/>
+          <w:szCs w:val="22"/>
+        </w:rPr>
+        <w:t>(</w:t>
+      </w:r>
+      <w:proofErr w:type="gramEnd"/>
+      <w:r>
+        <w:rPr>
+          <w:color w:val="000000" w:themeColor="text1"/>
+          <w:sz w:val="22"/>
+          <w:szCs w:val="22"/>
+        </w:rPr>
+        <w:t>);</w:t>
+      </w:r>
+      <w:r>
+        <w:rPr>
+          <w:color w:val="000000" w:themeColor="text1"/>
+          <w:sz w:val="22"/>
+          <w:szCs w:val="22"/>
+        </w:rPr>
+        <w:t xml:space="preserve"> this function gives us a </w:t>
+      </w:r>
+      <w:proofErr w:type="spellStart"/>
+      <w:r>
+        <w:rPr>
+          <w:color w:val="000000" w:themeColor="text1"/>
+          <w:sz w:val="22"/>
+          <w:szCs w:val="22"/>
+        </w:rPr>
+        <w:t>dayjs</w:t>
+      </w:r>
+      <w:proofErr w:type="spellEnd"/>
+      <w:r>
+        <w:rPr>
+          <w:color w:val="000000" w:themeColor="text1"/>
+          <w:sz w:val="22"/>
+          <w:szCs w:val="22"/>
+        </w:rPr>
+        <w:t xml:space="preserve"> object to deal with. </w:t>
+      </w:r>
+    </w:p>
+    <w:p>
+      <w:pPr>
+        <w:pStyle w:val="ListParagraph"/>
+        <w:numPr>
+          <w:ilvl w:val="0"/>
+          <w:numId w:val="13"/>
+        </w:numPr>
+        <w:rPr>
+          <w:color w:val="000000" w:themeColor="text1"/>
+          <w:sz w:val="22"/>
+          <w:szCs w:val="22"/>
+        </w:rPr>
+      </w:pPr>
+      <w:proofErr w:type="spellStart"/>
+      <w:r>
+        <w:rPr>
+          <w:color w:val="000000" w:themeColor="text1"/>
+          <w:sz w:val="22"/>
+          <w:szCs w:val="22"/>
+        </w:rPr>
+        <w:t>dayjs</w:t>
+      </w:r>
+      <w:proofErr w:type="spellEnd"/>
+      <w:r>
+        <w:rPr>
+          <w:color w:val="000000" w:themeColor="text1"/>
+          <w:sz w:val="22"/>
+          <w:szCs w:val="22"/>
+        </w:rPr>
+        <w:t>(</w:t>
+      </w:r>
+      <w:proofErr w:type="gramStart"/>
+      <w:r>
+        <w:rPr>
+          <w:color w:val="000000" w:themeColor="text1"/>
+          <w:sz w:val="22"/>
+          <w:szCs w:val="22"/>
+        </w:rPr>
+        <w:t>).format</w:t>
+      </w:r>
+      <w:proofErr w:type="gramEnd"/>
+      <w:r>
+        <w:rPr>
+          <w:color w:val="000000" w:themeColor="text1"/>
+          <w:sz w:val="22"/>
+          <w:szCs w:val="22"/>
+        </w:rPr>
+        <w:t>("YYYY-MM-DD");</w:t>
+      </w:r>
+      <w:r>
+        <w:rPr>
+          <w:color w:val="000000" w:themeColor="text1"/>
+          <w:sz w:val="22"/>
+          <w:szCs w:val="22"/>
+        </w:rPr>
+        <w:t xml:space="preserve"> th</w:t>
+      </w:r>
+      <w:r>
+        <w:rPr>
+          <w:color w:val="000000" w:themeColor="text1"/>
+          <w:sz w:val="22"/>
+          <w:szCs w:val="22"/>
+        </w:rPr>
+        <w:t xml:space="preserve">is gives us the formatting ability. </w:t>
+      </w:r>
+    </w:p>
+    <w:p>
+      <w:pPr>
+        <w:pStyle w:val="ListParagraph"/>
+        <w:numPr>
+          <w:ilvl w:val="0"/>
+          <w:numId w:val="13"/>
+        </w:numPr>
+        <w:rPr>
+          <w:color w:val="000000" w:themeColor="text1"/>
+          <w:sz w:val="22"/>
+          <w:szCs w:val="22"/>
+        </w:rPr>
+      </w:pPr>
+      <w:r>
+        <w:rPr>
+          <w:color w:val="000000" w:themeColor="text1"/>
+          <w:sz w:val="22"/>
+          <w:szCs w:val="22"/>
+        </w:rPr>
+        <w:lastRenderedPageBreak/>
+        <w:t xml:space="preserve">const today = </w:t>
+      </w:r>
+      <w:proofErr w:type="spellStart"/>
+      <w:proofErr w:type="gramStart"/>
+      <w:r>
+        <w:rPr>
+          <w:color w:val="000000" w:themeColor="text1"/>
+          <w:sz w:val="22"/>
+          <w:szCs w:val="22"/>
+        </w:rPr>
+        <w:t>dayjs</w:t>
+      </w:r>
+      <w:proofErr w:type="spellEnd"/>
+      <w:r>
+        <w:rPr>
+          <w:color w:val="000000" w:themeColor="text1"/>
+          <w:sz w:val="22"/>
+          <w:szCs w:val="22"/>
+        </w:rPr>
+        <w:t>(</w:t>
+      </w:r>
+      <w:proofErr w:type="gramEnd"/>
+      <w:r>
+        <w:rPr>
+          <w:color w:val="000000" w:themeColor="text1"/>
+          <w:sz w:val="22"/>
+          <w:szCs w:val="22"/>
+        </w:rPr>
+        <w:t>);</w:t>
+      </w:r>
+      <w:r>
+        <w:rPr>
+          <w:color w:val="000000" w:themeColor="text1"/>
+          <w:sz w:val="22"/>
+          <w:szCs w:val="22"/>
+        </w:rPr>
+        <w:t xml:space="preserve"> the default for </w:t>
+      </w:r>
+      <w:proofErr w:type="spellStart"/>
+      <w:proofErr w:type="gramStart"/>
+      <w:r>
+        <w:rPr>
+          <w:color w:val="000000" w:themeColor="text1"/>
+          <w:sz w:val="22"/>
+          <w:szCs w:val="22"/>
+        </w:rPr>
+        <w:t>dayjs</w:t>
+      </w:r>
+      <w:proofErr w:type="spellEnd"/>
+      <w:r>
+        <w:rPr>
+          <w:color w:val="000000" w:themeColor="text1"/>
+          <w:sz w:val="22"/>
+          <w:szCs w:val="22"/>
+        </w:rPr>
+        <w:t>(</w:t>
+      </w:r>
+      <w:proofErr w:type="gramEnd"/>
+      <w:r>
+        <w:rPr>
+          <w:color w:val="000000" w:themeColor="text1"/>
+          <w:sz w:val="22"/>
+          <w:szCs w:val="22"/>
+        </w:rPr>
+        <w:t xml:space="preserve">) is to return the date of the current day. </w:t>
+      </w:r>
+      <w:proofErr w:type="gramStart"/>
+      <w:r>
+        <w:rPr>
+          <w:color w:val="000000" w:themeColor="text1"/>
+          <w:sz w:val="22"/>
+          <w:szCs w:val="22"/>
+        </w:rPr>
+        <w:t>However</w:t>
+      </w:r>
+      <w:proofErr w:type="gramEnd"/>
+      <w:r>
+        <w:rPr>
+          <w:color w:val="000000" w:themeColor="text1"/>
+          <w:sz w:val="22"/>
+          <w:szCs w:val="22"/>
+        </w:rPr>
+        <w:t xml:space="preserve"> we can pass </w:t>
+      </w:r>
+      <w:proofErr w:type="gramStart"/>
+      <w:r>
+        <w:rPr>
+          <w:color w:val="000000" w:themeColor="text1"/>
+          <w:sz w:val="22"/>
+          <w:szCs w:val="22"/>
+        </w:rPr>
+        <w:t>in</w:t>
+      </w:r>
+      <w:proofErr w:type="gramEnd"/>
+      <w:r>
+        <w:rPr>
+          <w:color w:val="000000" w:themeColor="text1"/>
+          <w:sz w:val="22"/>
+          <w:szCs w:val="22"/>
+        </w:rPr>
+        <w:t xml:space="preserve"> the constructor </w:t>
+      </w:r>
+      <w:proofErr w:type="gramStart"/>
+      <w:r>
+        <w:rPr>
+          <w:color w:val="000000" w:themeColor="text1"/>
+          <w:sz w:val="22"/>
+          <w:szCs w:val="22"/>
+        </w:rPr>
+        <w:t>the date</w:t>
+      </w:r>
+      <w:proofErr w:type="gramEnd"/>
+      <w:r>
+        <w:rPr>
+          <w:color w:val="000000" w:themeColor="text1"/>
+          <w:sz w:val="22"/>
+          <w:szCs w:val="22"/>
+        </w:rPr>
+        <w:t xml:space="preserve"> that we want to store into a new variable. For example: </w:t>
+      </w:r>
+      <w:r>
+        <w:rPr>
+          <w:color w:val="000000" w:themeColor="text1"/>
+          <w:sz w:val="22"/>
+          <w:szCs w:val="22"/>
+        </w:rPr>
+        <w:t xml:space="preserve">const birthday = </w:t>
+      </w:r>
+      <w:proofErr w:type="spellStart"/>
+      <w:proofErr w:type="gramStart"/>
+      <w:r>
+        <w:rPr>
+          <w:color w:val="000000" w:themeColor="text1"/>
+          <w:sz w:val="22"/>
+          <w:szCs w:val="22"/>
+        </w:rPr>
+        <w:t>dayjs</w:t>
+      </w:r>
+      <w:proofErr w:type="spellEnd"/>
+      <w:r>
+        <w:rPr>
+          <w:color w:val="000000" w:themeColor="text1"/>
+          <w:sz w:val="22"/>
+          <w:szCs w:val="22"/>
+        </w:rPr>
+        <w:t>(</w:t>
+      </w:r>
+      <w:proofErr w:type="gramEnd"/>
+      <w:r>
+        <w:rPr>
+          <w:color w:val="000000" w:themeColor="text1"/>
+          <w:sz w:val="22"/>
+          <w:szCs w:val="22"/>
+        </w:rPr>
+        <w:t>"2000-05-15");</w:t>
+      </w:r>
+    </w:p>
+    <w:p>
+      <w:pPr>
+        <w:pStyle w:val="ListParagraph"/>
+        <w:numPr>
+          <w:ilvl w:val="0"/>
+          <w:numId w:val="13"/>
+        </w:numPr>
+        <w:rPr>
+          <w:color w:val="000000" w:themeColor="text1"/>
+          <w:sz w:val="22"/>
+          <w:szCs w:val="22"/>
+        </w:rPr>
+      </w:pPr>
+      <w:proofErr w:type="gramStart"/>
+      <w:r>
+        <w:rPr>
+          <w:color w:val="000000" w:themeColor="text1"/>
+          <w:sz w:val="22"/>
+          <w:szCs w:val="22"/>
+        </w:rPr>
+        <w:t>when</w:t>
+      </w:r>
+      <w:proofErr w:type="gramEnd"/>
+      <w:r>
+        <w:rPr>
+          <w:color w:val="000000" w:themeColor="text1"/>
+          <w:sz w:val="22"/>
+          <w:szCs w:val="22"/>
+        </w:rPr>
+        <w:t xml:space="preserve"> formatting a </w:t>
+      </w:r>
+      <w:proofErr w:type="gramStart"/>
+      <w:r>
+        <w:rPr>
+          <w:color w:val="000000" w:themeColor="text1"/>
+          <w:sz w:val="22"/>
+          <w:szCs w:val="22"/>
+        </w:rPr>
+        <w:t>date</w:t>
+      </w:r>
+      <w:proofErr w:type="gramEnd"/>
+      <w:r>
+        <w:rPr>
+          <w:color w:val="000000" w:themeColor="text1"/>
+          <w:sz w:val="22"/>
+          <w:szCs w:val="22"/>
+        </w:rPr>
+        <w:t xml:space="preserve"> we can pass to the function called format certain data as a string this string </w:t>
+      </w:r>
+      <w:proofErr w:type="spellStart"/>
+      <w:r>
+        <w:rPr>
+          <w:color w:val="000000" w:themeColor="text1"/>
+          <w:sz w:val="22"/>
+          <w:szCs w:val="22"/>
+        </w:rPr>
+        <w:t>arg</w:t>
+      </w:r>
+      <w:proofErr w:type="spellEnd"/>
+      <w:r>
+        <w:rPr>
+          <w:color w:val="000000" w:themeColor="text1"/>
+          <w:sz w:val="22"/>
+          <w:szCs w:val="22"/>
+        </w:rPr>
+        <w:t xml:space="preserve"> is responsible for deciding the format style</w:t>
+      </w:r>
+    </w:p>
+    <w:p>
+      <w:pPr>
+        <w:pStyle w:val="ListParagraph"/>
+        <w:numPr>
+          <w:ilvl w:val="0"/>
+          <w:numId w:val="13"/>
+        </w:numPr>
+        <w:spacing w:before="100" w:beforeAutospacing="1" w:after="100" w:afterAutospacing="1" w:line="240" w:lineRule="auto"/>
+        <w:rPr>
+          <w:color w:val="000000" w:themeColor="text1"/>
+          <w:sz w:val="22"/>
+          <w:szCs w:val="22"/>
+        </w:rPr>
+      </w:pPr>
+      <w:r>
+        <w:rPr>
+          <w:color w:val="000000" w:themeColor="text1"/>
+          <w:sz w:val="22"/>
+          <w:szCs w:val="22"/>
+        </w:rPr>
+        <w:t>when you see:</w:t>
+      </w:r>
+      <w:r>
+        <w:rPr>
+          <w:color w:val="000000" w:themeColor="text1"/>
+          <w:sz w:val="22"/>
+          <w:szCs w:val="22"/>
+        </w:rPr>
+        <w:t xml:space="preserve"> </w:t>
+      </w:r>
+      <w:r>
+        <w:rPr>
+          <w:color w:val="000000" w:themeColor="text1"/>
+          <w:sz w:val="22"/>
+          <w:szCs w:val="22"/>
+        </w:rPr>
+        <w:t>import ...</w:t>
+      </w:r>
+      <w:r>
+        <w:rPr>
+          <w:color w:val="000000" w:themeColor="text1"/>
+          <w:sz w:val="22"/>
+          <w:szCs w:val="22"/>
+        </w:rPr>
+        <w:t xml:space="preserve"> </w:t>
+      </w:r>
+      <w:r>
+        <w:rPr>
+          <w:color w:val="000000" w:themeColor="text1"/>
+          <w:sz w:val="22"/>
+          <w:szCs w:val="22"/>
+        </w:rPr>
+        <w:t>export ...</w:t>
+      </w:r>
+      <w:r>
+        <w:rPr>
+          <w:color w:val="000000" w:themeColor="text1"/>
+          <w:sz w:val="22"/>
+          <w:szCs w:val="22"/>
+        </w:rPr>
+        <w:t xml:space="preserve"> </w:t>
+      </w:r>
+      <w:r>
+        <w:rPr>
+          <w:color w:val="000000" w:themeColor="text1"/>
+          <w:sz w:val="22"/>
+          <w:szCs w:val="22"/>
+        </w:rPr>
+        <w:t>you're working with ES modules (ESM)</w:t>
+      </w:r>
+    </w:p>
+    <w:p>
+      <w:pPr>
+        <w:pStyle w:val="ListParagraph"/>
+        <w:numPr>
+          <w:ilvl w:val="0"/>
+          <w:numId w:val="13"/>
+        </w:numPr>
+        <w:rPr>
+          <w:color w:val="000000" w:themeColor="text1"/>
+          <w:sz w:val="22"/>
+          <w:szCs w:val="22"/>
+        </w:rPr>
+      </w:pPr>
+      <w:r>
+        <w:rPr>
+          <w:color w:val="000000" w:themeColor="text1"/>
+          <w:sz w:val="22"/>
+          <w:szCs w:val="22"/>
+        </w:rPr>
+        <w:t xml:space="preserve">to import </w:t>
+      </w:r>
+      <w:proofErr w:type="spellStart"/>
+      <w:r>
+        <w:rPr>
+          <w:color w:val="000000" w:themeColor="text1"/>
+          <w:sz w:val="22"/>
+          <w:szCs w:val="22"/>
+        </w:rPr>
+        <w:t>dayjs</w:t>
+      </w:r>
+      <w:proofErr w:type="spellEnd"/>
+      <w:r>
+        <w:rPr>
+          <w:color w:val="000000" w:themeColor="text1"/>
+          <w:sz w:val="22"/>
+          <w:szCs w:val="22"/>
+        </w:rPr>
+        <w:t xml:space="preserve"> first we need to install it into our system then: </w:t>
+      </w:r>
+      <w:r>
+        <w:rPr>
+          <w:color w:val="000000" w:themeColor="text1"/>
+          <w:sz w:val="22"/>
+          <w:szCs w:val="22"/>
+        </w:rPr>
+        <w:t xml:space="preserve">import </w:t>
+      </w:r>
+      <w:proofErr w:type="spellStart"/>
+      <w:r>
+        <w:rPr>
+          <w:color w:val="000000" w:themeColor="text1"/>
+          <w:sz w:val="22"/>
+          <w:szCs w:val="22"/>
+        </w:rPr>
+        <w:t>dayjs</w:t>
+      </w:r>
+      <w:proofErr w:type="spellEnd"/>
+      <w:r>
+        <w:rPr>
+          <w:color w:val="000000" w:themeColor="text1"/>
+          <w:sz w:val="22"/>
+          <w:szCs w:val="22"/>
+        </w:rPr>
+        <w:t xml:space="preserve"> from "</w:t>
+      </w:r>
+      <w:proofErr w:type="spellStart"/>
+      <w:r>
+        <w:rPr>
+          <w:color w:val="000000" w:themeColor="text1"/>
+          <w:sz w:val="22"/>
+          <w:szCs w:val="22"/>
+        </w:rPr>
+        <w:t>dayjs</w:t>
+      </w:r>
+      <w:proofErr w:type="spellEnd"/>
+      <w:r>
+        <w:rPr>
+          <w:color w:val="000000" w:themeColor="text1"/>
+          <w:sz w:val="22"/>
+          <w:szCs w:val="22"/>
+        </w:rPr>
+        <w:t>";</w:t>
+      </w:r>
+    </w:p>
+    <w:p>
+      <w:pPr>
+        <w:pStyle w:val="ListParagraph"/>
+        <w:numPr>
+          <w:ilvl w:val="0"/>
+          <w:numId w:val="13"/>
+        </w:numPr>
+        <w:rPr>
+          <w:color w:val="000000" w:themeColor="text1"/>
+          <w:sz w:val="22"/>
+          <w:szCs w:val="22"/>
+        </w:rPr>
+      </w:pPr>
+      <w:r>
+        <w:rPr>
+          <w:color w:val="000000" w:themeColor="text1"/>
+          <w:sz w:val="22"/>
+          <w:szCs w:val="22"/>
+        </w:rPr>
+        <w:t xml:space="preserve">anything that we import without a </w:t>
+      </w:r>
+      <w:proofErr w:type="gramStart"/>
+      <w:r>
+        <w:rPr>
+          <w:color w:val="000000" w:themeColor="text1"/>
+          <w:sz w:val="22"/>
+          <w:szCs w:val="22"/>
+        </w:rPr>
+        <w:t>braces</w:t>
+      </w:r>
+      <w:proofErr w:type="gramEnd"/>
+      <w:r>
+        <w:rPr>
+          <w:color w:val="000000" w:themeColor="text1"/>
+          <w:sz w:val="22"/>
+          <w:szCs w:val="22"/>
+        </w:rPr>
+        <w:t xml:space="preserve"> is the default and we can choose its name on importing</w:t>
+      </w:r>
+      <w:r>
+        <w:rPr>
+          <w:color w:val="000000" w:themeColor="text1"/>
+          <w:sz w:val="22"/>
+          <w:szCs w:val="22"/>
+        </w:rPr>
+        <w:t xml:space="preserve">. </w:t>
+      </w:r>
+    </w:p>
+    <w:p>
+      <w:pPr>
+        <w:pStyle w:val="ListParagraph"/>
+        <w:numPr>
+          <w:ilvl w:val="0"/>
+          <w:numId w:val="13"/>
+        </w:numPr>
+        <w:rPr>
+          <w:color w:val="000000" w:themeColor="text1"/>
+          <w:sz w:val="22"/>
+          <w:szCs w:val="22"/>
+        </w:rPr>
+      </w:pPr>
+      <w:r>
+        <w:rPr>
+          <w:color w:val="000000" w:themeColor="text1"/>
+          <w:sz w:val="22"/>
+          <w:szCs w:val="22"/>
+        </w:rPr>
+        <w:t xml:space="preserve">A default export does not mean we </w:t>
+      </w:r>
+      <w:proofErr w:type="spellStart"/>
+      <w:proofErr w:type="gramStart"/>
+      <w:r>
+        <w:rPr>
+          <w:color w:val="000000" w:themeColor="text1"/>
+          <w:sz w:val="22"/>
+          <w:szCs w:val="22"/>
+        </w:rPr>
+        <w:t>cant</w:t>
+      </w:r>
+      <w:proofErr w:type="spellEnd"/>
+      <w:proofErr w:type="gramEnd"/>
+      <w:r>
+        <w:rPr>
+          <w:color w:val="000000" w:themeColor="text1"/>
+          <w:sz w:val="22"/>
+          <w:szCs w:val="22"/>
+        </w:rPr>
+        <w:t xml:space="preserve"> export any other function or variable</w:t>
+      </w:r>
+    </w:p>
+    <w:p>
+      <w:pPr>
+        <w:pStyle w:val="ListParagraph"/>
+        <w:numPr>
+          <w:ilvl w:val="0"/>
+          <w:numId w:val="13"/>
+        </w:numPr>
+        <w:rPr>
+          <w:color w:val="000000" w:themeColor="text1"/>
+          <w:sz w:val="22"/>
+          <w:szCs w:val="22"/>
+        </w:rPr>
+      </w:pPr>
+      <w:r>
+        <w:rPr>
+          <w:color w:val="000000" w:themeColor="text1"/>
+          <w:sz w:val="22"/>
+          <w:szCs w:val="22"/>
+        </w:rPr>
+        <w:t xml:space="preserve">export default let x = 10; // </w:t>
+      </w:r>
+      <w:r>
+        <w:rPr>
+          <w:rFonts w:ascii="Segoe UI Emoji" w:hAnsi="Segoe UI Emoji" w:cs="Segoe UI Emoji"/>
+          <w:color w:val="000000" w:themeColor="text1"/>
+          <w:sz w:val="22"/>
+          <w:szCs w:val="22"/>
+        </w:rPr>
+        <w:t>❌</w:t>
+      </w:r>
+      <w:r>
+        <w:rPr>
+          <w:rFonts w:ascii="Segoe UI Emoji" w:hAnsi="Segoe UI Emoji" w:cs="Segoe UI Emoji"/>
+          <w:color w:val="000000" w:themeColor="text1"/>
+          <w:sz w:val="22"/>
+          <w:szCs w:val="22"/>
+        </w:rPr>
+        <w:t xml:space="preserve"> default </w:t>
+      </w:r>
+      <w:proofErr w:type="gramStart"/>
+      <w:r>
+        <w:rPr>
+          <w:rFonts w:ascii="Segoe UI Emoji" w:hAnsi="Segoe UI Emoji" w:cs="Segoe UI Emoji"/>
+          <w:color w:val="000000" w:themeColor="text1"/>
+          <w:sz w:val="22"/>
+          <w:szCs w:val="22"/>
+        </w:rPr>
+        <w:t>cant</w:t>
+      </w:r>
+      <w:proofErr w:type="gramEnd"/>
+      <w:r>
+        <w:rPr>
+          <w:rFonts w:ascii="Segoe UI Emoji" w:hAnsi="Segoe UI Emoji" w:cs="Segoe UI Emoji"/>
+          <w:color w:val="000000" w:themeColor="text1"/>
+          <w:sz w:val="22"/>
+          <w:szCs w:val="22"/>
+        </w:rPr>
+        <w:t xml:space="preserve"> be replaced next to, let, const or var</w:t>
+      </w:r>
+    </w:p>
+    <w:p>
+      <w:pPr>
+        <w:pStyle w:val="ListParagraph"/>
+        <w:numPr>
+          <w:ilvl w:val="0"/>
+          <w:numId w:val="13"/>
+        </w:numPr>
+        <w:spacing w:before="100" w:beforeAutospacing="1" w:after="100" w:afterAutospacing="1" w:line="240" w:lineRule="auto"/>
+        <w:rPr>
+          <w:color w:val="000000" w:themeColor="text1"/>
+          <w:sz w:val="22"/>
+          <w:szCs w:val="22"/>
+        </w:rPr>
+      </w:pPr>
+      <w:r>
+        <w:rPr>
+          <w:color w:val="000000" w:themeColor="text1"/>
+          <w:sz w:val="22"/>
+          <w:szCs w:val="22"/>
+        </w:rPr>
+        <w:t>Model</w:t>
+      </w:r>
+      <w:r>
+        <w:rPr>
+          <w:color w:val="000000" w:themeColor="text1"/>
+          <w:sz w:val="22"/>
+          <w:szCs w:val="22"/>
+        </w:rPr>
+        <w:t xml:space="preserve">: </w:t>
+      </w:r>
+      <w:r>
+        <w:rPr>
+          <w:color w:val="000000" w:themeColor="text1"/>
+          <w:sz w:val="22"/>
+          <w:szCs w:val="22"/>
+        </w:rPr>
+        <w:t>JavaScript data + logic that works with the data.</w:t>
+      </w:r>
+      <w:r>
+        <w:rPr>
+          <w:color w:val="000000" w:themeColor="text1"/>
+          <w:sz w:val="22"/>
+          <w:szCs w:val="22"/>
+        </w:rPr>
+        <w:t xml:space="preserve"> </w:t>
+      </w:r>
+      <w:r>
+        <w:rPr>
+          <w:color w:val="000000" w:themeColor="text1"/>
+          <w:sz w:val="22"/>
+          <w:szCs w:val="22"/>
+        </w:rPr>
+        <w:t>View</w:t>
+      </w:r>
+      <w:r>
+        <w:rPr>
+          <w:color w:val="000000" w:themeColor="text1"/>
+          <w:sz w:val="22"/>
+          <w:szCs w:val="22"/>
+        </w:rPr>
+        <w:t xml:space="preserve">: </w:t>
+      </w:r>
+      <w:r>
+        <w:rPr>
+          <w:color w:val="000000" w:themeColor="text1"/>
+          <w:sz w:val="22"/>
+          <w:szCs w:val="22"/>
+        </w:rPr>
+        <w:t>What the user sees — mainly HTML/CSS, plus JavaScript that renders/updates the UI.</w:t>
+      </w:r>
+      <w:r>
+        <w:rPr>
+          <w:color w:val="000000" w:themeColor="text1"/>
+          <w:sz w:val="22"/>
+          <w:szCs w:val="22"/>
+        </w:rPr>
+        <w:t xml:space="preserve"> </w:t>
+      </w:r>
+      <w:r>
+        <w:rPr>
+          <w:color w:val="000000" w:themeColor="text1"/>
+          <w:sz w:val="22"/>
+          <w:szCs w:val="22"/>
+        </w:rPr>
+        <w:t>Controller</w:t>
+      </w:r>
+      <w:r>
+        <w:rPr>
+          <w:rFonts w:ascii="Segoe UI Emoji" w:hAnsi="Segoe UI Emoji" w:cs="Segoe UI Emoji"/>
+          <w:color w:val="000000" w:themeColor="text1"/>
+          <w:sz w:val="22"/>
+          <w:szCs w:val="22"/>
+        </w:rPr>
+        <w:t xml:space="preserve">: </w:t>
+      </w:r>
+      <w:r>
+        <w:rPr>
+          <w:color w:val="000000" w:themeColor="text1"/>
+          <w:sz w:val="22"/>
+          <w:szCs w:val="22"/>
+        </w:rPr>
+        <w:t>JavaScript that handles user actions/events and coordinates the Model and View.</w:t>
+      </w:r>
+    </w:p>
+    <w:p>
+      <w:pPr>
         <w:rPr>
           <w:color w:val="000000" w:themeColor="text1"/>
           <w:sz w:val="22"/>
@@ -7260,6 +8544,119 @@
     </w:lvl>
   </w:abstractNum>
   <w:abstractNum w:abstractNumId="2" w15:restartNumberingAfterBreak="0">
+    <w:nsid w:val="21A85D22"/>
+    <w:multiLevelType w:val="hybridMultilevel"/>
+    <w:tmpl w:val="5D587D8C"/>
+    <w:lvl w:ilvl="0" w:tplc="04090001">
+      <w:start w:val="1"/>
+      <w:numFmt w:val="bullet"/>
+      <w:lvlText w:val=""/>
+      <w:lvlJc w:val="left"/>
+      <w:pPr>
+        <w:ind w:left="720" w:hanging="360"/>
+      </w:pPr>
+      <w:rPr>
+        <w:rFonts w:ascii="Symbol" w:hAnsi="Symbol" w:hint="default"/>
+      </w:rPr>
+    </w:lvl>
+    <w:lvl w:ilvl="1" w:tplc="04090003" w:tentative="1">
+      <w:start w:val="1"/>
+      <w:numFmt w:val="bullet"/>
+      <w:lvlText w:val="o"/>
+      <w:lvlJc w:val="left"/>
+      <w:pPr>
+        <w:ind w:left="1440" w:hanging="360"/>
+      </w:pPr>
+      <w:rPr>
+        <w:rFonts w:ascii="Courier New" w:hAnsi="Courier New" w:cs="Courier New" w:hint="default"/>
+      </w:rPr>
+    </w:lvl>
+    <w:lvl w:ilvl="2" w:tplc="04090005" w:tentative="1">
+      <w:start w:val="1"/>
+      <w:numFmt w:val="bullet"/>
+      <w:lvlText w:val=""/>
+      <w:lvlJc w:val="left"/>
+      <w:pPr>
+        <w:ind w:left="2160" w:hanging="360"/>
+      </w:pPr>
+      <w:rPr>
+        <w:rFonts w:ascii="Wingdings" w:hAnsi="Wingdings" w:hint="default"/>
+      </w:rPr>
+    </w:lvl>
+    <w:lvl w:ilvl="3" w:tplc="04090001" w:tentative="1">
+      <w:start w:val="1"/>
+      <w:numFmt w:val="bullet"/>
+      <w:lvlText w:val=""/>
+      <w:lvlJc w:val="left"/>
+      <w:pPr>
+        <w:ind w:left="2880" w:hanging="360"/>
+      </w:pPr>
+      <w:rPr>
+        <w:rFonts w:ascii="Symbol" w:hAnsi="Symbol" w:hint="default"/>
+      </w:rPr>
+    </w:lvl>
+    <w:lvl w:ilvl="4" w:tplc="04090003" w:tentative="1">
+      <w:start w:val="1"/>
+      <w:numFmt w:val="bullet"/>
+      <w:lvlText w:val="o"/>
+      <w:lvlJc w:val="left"/>
+      <w:pPr>
+        <w:ind w:left="3600" w:hanging="360"/>
+      </w:pPr>
+      <w:rPr>
+        <w:rFonts w:ascii="Courier New" w:hAnsi="Courier New" w:cs="Courier New" w:hint="default"/>
+      </w:rPr>
+    </w:lvl>
+    <w:lvl w:ilvl="5" w:tplc="04090005" w:tentative="1">
+      <w:start w:val="1"/>
+      <w:numFmt w:val="bullet"/>
+      <w:lvlText w:val=""/>
+      <w:lvlJc w:val="left"/>
+      <w:pPr>
+        <w:ind w:left="4320" w:hanging="360"/>
+      </w:pPr>
+      <w:rPr>
+        <w:rFonts w:ascii="Wingdings" w:hAnsi="Wingdings" w:hint="default"/>
+      </w:rPr>
+    </w:lvl>
+    <w:lvl w:ilvl="6" w:tplc="04090001" w:tentative="1">
+      <w:start w:val="1"/>
+      <w:numFmt w:val="bullet"/>
+      <w:lvlText w:val=""/>
+      <w:lvlJc w:val="left"/>
+      <w:pPr>
+        <w:ind w:left="5040" w:hanging="360"/>
+      </w:pPr>
+      <w:rPr>
+        <w:rFonts w:ascii="Symbol" w:hAnsi="Symbol" w:hint="default"/>
+      </w:rPr>
+    </w:lvl>
+    <w:lvl w:ilvl="7" w:tplc="04090003" w:tentative="1">
+      <w:start w:val="1"/>
+      <w:numFmt w:val="bullet"/>
+      <w:lvlText w:val="o"/>
+      <w:lvlJc w:val="left"/>
+      <w:pPr>
+        <w:ind w:left="5760" w:hanging="360"/>
+      </w:pPr>
+      <w:rPr>
+        <w:rFonts w:ascii="Courier New" w:hAnsi="Courier New" w:cs="Courier New" w:hint="default"/>
+      </w:rPr>
+    </w:lvl>
+    <w:lvl w:ilvl="8" w:tplc="04090005" w:tentative="1">
+      <w:start w:val="1"/>
+      <w:numFmt w:val="bullet"/>
+      <w:lvlText w:val=""/>
+      <w:lvlJc w:val="left"/>
+      <w:pPr>
+        <w:ind w:left="6480" w:hanging="360"/>
+      </w:pPr>
+      <w:rPr>
+        <w:rFonts w:ascii="Wingdings" w:hAnsi="Wingdings" w:hint="default"/>
+      </w:rPr>
+    </w:lvl>
+  </w:abstractNum>
+  <w:abstractNum w:abstractNumId="3" w15:restartNumberingAfterBreak="0">
     <w:nsid w:val="287602B0"/>
     <w:multiLevelType w:val="hybridMultilevel"/>
     <w:tmpl w:val="9FB6BA26"/>
@@ -7372,7 +8769,7 @@
       </w:rPr>
     </w:lvl>
   </w:abstractNum>
-  <w:abstractNum w:abstractNumId="3" w15:restartNumberingAfterBreak="0">
+  <w:abstractNum w:abstractNumId="4" w15:restartNumberingAfterBreak="0">
     <w:nsid w:val="32A63574"/>
     <w:multiLevelType w:val="hybridMultilevel"/>
     <w:tmpl w:val="D3E6D67C"/>
@@ -7485,7 +8882,7 @@
       </w:rPr>
     </w:lvl>
   </w:abstractNum>
-  <w:abstractNum w:abstractNumId="4" w15:restartNumberingAfterBreak="0">
+  <w:abstractNum w:abstractNumId="5" w15:restartNumberingAfterBreak="0">
     <w:nsid w:val="572153BA"/>
     <w:multiLevelType w:val="hybridMultilevel"/>
     <w:tmpl w:val="B4FCCD2A"/>
@@ -7598,7 +8995,7 @@
       </w:rPr>
     </w:lvl>
   </w:abstractNum>
-  <w:abstractNum w:abstractNumId="5" w15:restartNumberingAfterBreak="0">
+  <w:abstractNum w:abstractNumId="6" w15:restartNumberingAfterBreak="0">
     <w:nsid w:val="62C452F9"/>
     <w:multiLevelType w:val="hybridMultilevel"/>
     <w:tmpl w:val="CAA478D8"/>
@@ -7711,7 +9108,7 @@
       </w:rPr>
     </w:lvl>
   </w:abstractNum>
-  <w:abstractNum w:abstractNumId="6" w15:restartNumberingAfterBreak="0">
+  <w:abstractNum w:abstractNumId="7" w15:restartNumberingAfterBreak="0">
     <w:nsid w:val="6BF4448B"/>
     <w:multiLevelType w:val="hybridMultilevel"/>
     <w:tmpl w:val="3A8A2742"/>
@@ -7824,7 +9221,7 @@
       </w:rPr>
     </w:lvl>
   </w:abstractNum>
-  <w:abstractNum w:abstractNumId="7" w15:restartNumberingAfterBreak="0">
+  <w:abstractNum w:abstractNumId="8" w15:restartNumberingAfterBreak="0">
     <w:nsid w:val="74605A05"/>
     <w:multiLevelType w:val="hybridMultilevel"/>
     <w:tmpl w:val="E346ABE0"/>
@@ -7937,7 +9334,7 @@
       </w:rPr>
     </w:lvl>
   </w:abstractNum>
-  <w:abstractNum w:abstractNumId="8" w15:restartNumberingAfterBreak="0">
+  <w:abstractNum w:abstractNumId="9" w15:restartNumberingAfterBreak="0">
     <w:nsid w:val="79CD0E53"/>
     <w:multiLevelType w:val="hybridMultilevel"/>
     <w:tmpl w:val="56742AC4"/>
@@ -8050,10 +9447,10 @@
       </w:rPr>
     </w:lvl>
   </w:abstractNum>
-  <w:abstractNum w:abstractNumId="9" w15:restartNumberingAfterBreak="0">
+  <w:abstractNum w:abstractNumId="10" w15:restartNumberingAfterBreak="0">
     <w:nsid w:val="7C5352BD"/>
     <w:multiLevelType w:val="hybridMultilevel"/>
-    <w:tmpl w:val="02D897D8"/>
+    <w:tmpl w:val="1E0E7DD8"/>
     <w:lvl w:ilvl="0" w:tplc="04090001">
       <w:start w:val="1"/>
       <w:numFmt w:val="bullet"/>
@@ -8163,7 +9560,7 @@
       </w:rPr>
     </w:lvl>
   </w:abstractNum>
-  <w:abstractNum w:abstractNumId="10" w15:restartNumberingAfterBreak="0">
+  <w:abstractNum w:abstractNumId="11" w15:restartNumberingAfterBreak="0">
     <w:nsid w:val="7CA817BC"/>
     <w:multiLevelType w:val="hybridMultilevel"/>
     <w:tmpl w:val="7C287A30"/>
@@ -8276,7 +9673,7 @@
       </w:rPr>
     </w:lvl>
   </w:abstractNum>
-  <w:abstractNum w:abstractNumId="11" w15:restartNumberingAfterBreak="0">
+  <w:abstractNum w:abstractNumId="12" w15:restartNumberingAfterBreak="0">
     <w:nsid w:val="7F72049C"/>
     <w:multiLevelType w:val="multilevel"/>
     <w:tmpl w:val="1F242F62"/>
@@ -8426,40 +9823,43 @@
     </w:lvl>
   </w:abstractNum>
   <w:num w:numId="1" w16cid:durableId="1595670622">
-    <w:abstractNumId w:val="4"/>
+    <w:abstractNumId w:val="5"/>
   </w:num>
   <w:num w:numId="2" w16cid:durableId="1253974616">
-    <w:abstractNumId w:val="3"/>
+    <w:abstractNumId w:val="4"/>
   </w:num>
   <w:num w:numId="3" w16cid:durableId="1151209963">
     <w:abstractNumId w:val="1"/>
   </w:num>
   <w:num w:numId="4" w16cid:durableId="2085225567">
-    <w:abstractNumId w:val="6"/>
+    <w:abstractNumId w:val="7"/>
   </w:num>
   <w:num w:numId="5" w16cid:durableId="968363398">
     <w:abstractNumId w:val="0"/>
   </w:num>
   <w:num w:numId="6" w16cid:durableId="1448768395">
+    <w:abstractNumId w:val="9"/>
+  </w:num>
+  <w:num w:numId="7" w16cid:durableId="97333426">
+    <w:abstractNumId w:val="12"/>
+  </w:num>
+  <w:num w:numId="8" w16cid:durableId="2078238912">
+    <w:abstractNumId w:val="6"/>
+  </w:num>
+  <w:num w:numId="9" w16cid:durableId="1133792355">
+    <w:abstractNumId w:val="3"/>
+  </w:num>
+  <w:num w:numId="10" w16cid:durableId="1949001774">
     <w:abstractNumId w:val="8"/>
   </w:num>
-  <w:num w:numId="7" w16cid:durableId="97333426">
+  <w:num w:numId="11" w16cid:durableId="49500872">
     <w:abstractNumId w:val="11"/>
   </w:num>
-  <w:num w:numId="8" w16cid:durableId="2078238912">
-    <w:abstractNumId w:val="5"/>
-  </w:num>
-  <w:num w:numId="9" w16cid:durableId="1133792355">
-    <w:abstractNumId w:val="2"/>
-  </w:num>
-  <w:num w:numId="10" w16cid:durableId="1949001774">
-    <w:abstractNumId w:val="7"/>
-  </w:num>
-  <w:num w:numId="11" w16cid:durableId="49500872">
+  <w:num w:numId="12" w16cid:durableId="1627009029">
     <w:abstractNumId w:val="10"/>
   </w:num>
-  <w:num w:numId="12" w16cid:durableId="1627009029">
-    <w:abstractNumId w:val="9"/>
+  <w:num w:numId="13" w16cid:durableId="2035300943">
+    <w:abstractNumId w:val="2"/>
   </w:num>
 </w:numbering>
 </file>
@@ -9468,6 +10868,63 @@
       <w14:ligatures w14:val="none"/>
     </w:rPr>
   </w:style>
+  <w:style w:type="paragraph" w:styleId="HTMLPreformatted">
+    <w:name w:val="HTML Preformatted"/>
+    <w:basedOn w:val="Normal"/>
+    <w:link w:val="HTMLPreformattedChar"/>
+    <w:uiPriority w:val="99"/>
+    <w:semiHidden/>
+    <w:unhideWhenUsed/>
+    <w:rsid w:val="00123297"/>
+    <w:pPr>
+      <w:tabs>
+        <w:tab w:val="left" w:pos="916"/>
+        <w:tab w:val="left" w:pos="1832"/>
+        <w:tab w:val="left" w:pos="2748"/>
+        <w:tab w:val="left" w:pos="3664"/>
+        <w:tab w:val="left" w:pos="4580"/>
+        <w:tab w:val="left" w:pos="5496"/>
+        <w:tab w:val="left" w:pos="6412"/>
+        <w:tab w:val="left" w:pos="7328"/>
+        <w:tab w:val="left" w:pos="8244"/>
+        <w:tab w:val="left" w:pos="9160"/>
+        <w:tab w:val="left" w:pos="10076"/>
+        <w:tab w:val="left" w:pos="10992"/>
+        <w:tab w:val="left" w:pos="11908"/>
+        <w:tab w:val="left" w:pos="12824"/>
+        <w:tab w:val="left" w:pos="13740"/>
+        <w:tab w:val="left" w:pos="14656"/>
+      </w:tabs>
+      <w:spacing w:after="0" w:line="240" w:lineRule="auto"/>
+    </w:pPr>
+    <w:rPr>
+      <w:rFonts w:ascii="Courier New" w:eastAsia="Times New Roman" w:hAnsi="Courier New" w:cs="Courier New"/>
+      <w:kern w:val="0"/>
+      <w:sz w:val="20"/>
+      <w:szCs w:val="20"/>
+      <w14:ligatures w14:val="none"/>
+    </w:rPr>
+  </w:style>
+  <w:style w:type="character" w:customStyle="1" w:styleId="HTMLPreformattedChar">
+    <w:name w:val="HTML Preformatted Char"/>
+    <w:basedOn w:val="DefaultParagraphFont"/>
+    <w:link w:val="HTMLPreformatted"/>
+    <w:uiPriority w:val="99"/>
+    <w:semiHidden/>
+    <w:rsid w:val="00123297"/>
+    <w:rPr>
+      <w:rFonts w:ascii="Courier New" w:eastAsia="Times New Roman" w:hAnsi="Courier New" w:cs="Courier New"/>
+      <w:kern w:val="0"/>
+      <w:sz w:val="20"/>
+      <w:szCs w:val="20"/>
+      <w14:ligatures w14:val="none"/>
+    </w:rPr>
+  </w:style>
+  <w:style w:type="character" w:customStyle="1" w:styleId="v">
+    <w:name w:val="ͼv"/>
+    <w:basedOn w:val="DefaultParagraphFont"/>
+    <w:rsid w:val="00123297"/>
+  </w:style>
 </w:styles>
 </file>
 

--- a/Javascript/Javascript basic notes.docx
+++ b/Javascript/Javascript basic notes.docx
@@ -8248,6 +8248,499 @@
     </w:p>
     <w:p>
       <w:pPr>
+        <w:rPr>
+          <w:b/>
+          <w:bCs/>
+          <w:color w:val="000000" w:themeColor="text1"/>
+          <w:u w:val="single"/>
+        </w:rPr>
+      </w:pPr>
+      <w:r>
+        <w:rPr>
+          <w:b/>
+          <w:bCs/>
+          <w:color w:val="000000" w:themeColor="text1"/>
+          <w:u w:val="single"/>
+        </w:rPr>
+        <w:t>OOP:</w:t>
+      </w:r>
+    </w:p>
+    <w:p>
+      <w:pPr>
+        <w:pStyle w:val="ListParagraph"/>
+        <w:numPr>
+          <w:ilvl w:val="0"/>
+          <w:numId w:val="14"/>
+        </w:numPr>
+        <w:rPr>
+          <w:b/>
+          <w:bCs/>
+          <w:color w:val="000000" w:themeColor="text1"/>
+          <w:u w:val="single"/>
+        </w:rPr>
+      </w:pPr>
+      <w:r>
+        <w:rPr>
+          <w:color w:val="000000" w:themeColor="text1"/>
+          <w:sz w:val="22"/>
+          <w:szCs w:val="22"/>
+        </w:rPr>
+        <w:t xml:space="preserve">Objects </w:t>
+      </w:r>
+      <w:proofErr w:type="gramStart"/>
+      <w:r>
+        <w:rPr>
+          <w:color w:val="000000" w:themeColor="text1"/>
+          <w:sz w:val="22"/>
+          <w:szCs w:val="22"/>
+        </w:rPr>
+        <w:t>follows</w:t>
+      </w:r>
+      <w:proofErr w:type="gramEnd"/>
+      <w:r>
+        <w:rPr>
+          <w:color w:val="000000" w:themeColor="text1"/>
+          <w:sz w:val="22"/>
+          <w:szCs w:val="22"/>
+        </w:rPr>
+        <w:t xml:space="preserve"> </w:t>
+      </w:r>
+      <w:proofErr w:type="spellStart"/>
+      <w:r>
+        <w:rPr>
+          <w:color w:val="000000" w:themeColor="text1"/>
+          <w:sz w:val="22"/>
+          <w:szCs w:val="22"/>
+        </w:rPr>
+        <w:t>camelCasing</w:t>
+      </w:r>
+      <w:proofErr w:type="spellEnd"/>
+      <w:r>
+        <w:rPr>
+          <w:color w:val="000000" w:themeColor="text1"/>
+          <w:sz w:val="22"/>
+          <w:szCs w:val="22"/>
+        </w:rPr>
+        <w:t xml:space="preserve"> naming conventions</w:t>
+      </w:r>
+    </w:p>
+    <w:p>
+      <w:pPr>
+        <w:pStyle w:val="ListParagraph"/>
+        <w:numPr>
+          <w:ilvl w:val="0"/>
+          <w:numId w:val="14"/>
+        </w:numPr>
+        <w:rPr>
+          <w:b/>
+          <w:bCs/>
+          <w:color w:val="000000" w:themeColor="text1"/>
+          <w:u w:val="single"/>
+        </w:rPr>
+      </w:pPr>
+      <w:proofErr w:type="gramStart"/>
+      <w:r>
+        <w:rPr>
+          <w:color w:val="000000" w:themeColor="text1"/>
+          <w:sz w:val="22"/>
+          <w:szCs w:val="22"/>
+        </w:rPr>
+        <w:t>when</w:t>
+      </w:r>
+      <w:proofErr w:type="gramEnd"/>
+      <w:r>
+        <w:rPr>
+          <w:color w:val="000000" w:themeColor="text1"/>
+          <w:sz w:val="22"/>
+          <w:szCs w:val="22"/>
+        </w:rPr>
+        <w:t xml:space="preserve"> creating an object, it should be named after the file name, we declare a const variable = object details. At the end of the file and out of the scope of this constant we can then export this const variable as if we export the entire object</w:t>
+      </w:r>
+    </w:p>
+    <w:p>
+      <w:pPr>
+        <w:pStyle w:val="ListParagraph"/>
+        <w:numPr>
+          <w:ilvl w:val="0"/>
+          <w:numId w:val="14"/>
+        </w:numPr>
+        <w:rPr>
+          <w:b/>
+          <w:bCs/>
+          <w:color w:val="000000" w:themeColor="text1"/>
+          <w:u w:val="single"/>
+        </w:rPr>
+      </w:pPr>
+      <w:r>
+        <w:rPr>
+          <w:color w:val="000000" w:themeColor="text1"/>
+          <w:sz w:val="22"/>
+          <w:szCs w:val="22"/>
+        </w:rPr>
+        <w:t xml:space="preserve">We use the JSON format </w:t>
+      </w:r>
+      <w:proofErr w:type="gramStart"/>
+      <w:r>
+        <w:rPr>
+          <w:color w:val="000000" w:themeColor="text1"/>
+          <w:sz w:val="22"/>
+          <w:szCs w:val="22"/>
+        </w:rPr>
+        <w:t>inside,</w:t>
+      </w:r>
+      <w:proofErr w:type="gramEnd"/>
+      <w:r>
+        <w:rPr>
+          <w:color w:val="000000" w:themeColor="text1"/>
+          <w:sz w:val="22"/>
+          <w:szCs w:val="22"/>
+        </w:rPr>
+        <w:t xml:space="preserve"> a function should have the </w:t>
+      </w:r>
+      <w:proofErr w:type="gramStart"/>
+      <w:r>
+        <w:rPr>
+          <w:color w:val="000000" w:themeColor="text1"/>
+          <w:sz w:val="22"/>
+          <w:szCs w:val="22"/>
+        </w:rPr>
+        <w:t>name :</w:t>
+      </w:r>
+      <w:proofErr w:type="gramEnd"/>
+      <w:r>
+        <w:rPr>
+          <w:color w:val="000000" w:themeColor="text1"/>
+          <w:sz w:val="22"/>
+          <w:szCs w:val="22"/>
+        </w:rPr>
+        <w:t xml:space="preserve"> </w:t>
+      </w:r>
+      <w:proofErr w:type="gramStart"/>
+      <w:r>
+        <w:rPr>
+          <w:color w:val="000000" w:themeColor="text1"/>
+          <w:sz w:val="22"/>
+          <w:szCs w:val="22"/>
+        </w:rPr>
+        <w:t>function(</w:t>
+      </w:r>
+      <w:proofErr w:type="gramEnd"/>
+      <w:r>
+        <w:rPr>
+          <w:color w:val="000000" w:themeColor="text1"/>
+          <w:sz w:val="22"/>
+          <w:szCs w:val="22"/>
+        </w:rPr>
+        <w:t>) then logic</w:t>
+      </w:r>
+    </w:p>
+    <w:p>
+      <w:pPr>
+        <w:pStyle w:val="ListParagraph"/>
+        <w:numPr>
+          <w:ilvl w:val="0"/>
+          <w:numId w:val="14"/>
+        </w:numPr>
+        <w:rPr>
+          <w:b/>
+          <w:bCs/>
+          <w:color w:val="000000" w:themeColor="text1"/>
+          <w:u w:val="single"/>
+        </w:rPr>
+      </w:pPr>
+      <w:r>
+        <w:rPr>
+          <w:color w:val="000000" w:themeColor="text1"/>
+          <w:sz w:val="22"/>
+          <w:szCs w:val="22"/>
+        </w:rPr>
+        <w:t xml:space="preserve">inside an object, when we declare a variable we </w:t>
+      </w:r>
+      <w:proofErr w:type="gramStart"/>
+      <w:r>
+        <w:rPr>
+          <w:color w:val="000000" w:themeColor="text1"/>
+          <w:sz w:val="22"/>
+          <w:szCs w:val="22"/>
+        </w:rPr>
+        <w:t>cant</w:t>
+      </w:r>
+      <w:proofErr w:type="gramEnd"/>
+      <w:r>
+        <w:rPr>
+          <w:color w:val="000000" w:themeColor="text1"/>
+          <w:sz w:val="22"/>
+          <w:szCs w:val="22"/>
+        </w:rPr>
+        <w:t xml:space="preserve"> use </w:t>
+      </w:r>
+      <w:proofErr w:type="spellStart"/>
+      <w:proofErr w:type="gramStart"/>
+      <w:r>
+        <w:rPr>
+          <w:color w:val="000000" w:themeColor="text1"/>
+          <w:sz w:val="22"/>
+          <w:szCs w:val="22"/>
+        </w:rPr>
+        <w:t>let,var</w:t>
+      </w:r>
+      <w:proofErr w:type="gramEnd"/>
+      <w:r>
+        <w:rPr>
+          <w:color w:val="000000" w:themeColor="text1"/>
+          <w:sz w:val="22"/>
+          <w:szCs w:val="22"/>
+        </w:rPr>
+        <w:t>,const</w:t>
+      </w:r>
+      <w:proofErr w:type="spellEnd"/>
+      <w:r>
+        <w:rPr>
+          <w:color w:val="000000" w:themeColor="text1"/>
+          <w:sz w:val="22"/>
+          <w:szCs w:val="22"/>
+        </w:rPr>
+        <w:t xml:space="preserve"> we can only use this inside a method inside this object</w:t>
+      </w:r>
+    </w:p>
+    <w:p>
+      <w:pPr>
+        <w:pStyle w:val="ListParagraph"/>
+        <w:numPr>
+          <w:ilvl w:val="0"/>
+          <w:numId w:val="14"/>
+        </w:numPr>
+        <w:rPr>
+          <w:b/>
+          <w:bCs/>
+          <w:color w:val="000000" w:themeColor="text1"/>
+          <w:u w:val="single"/>
+        </w:rPr>
+      </w:pPr>
+      <w:proofErr w:type="gramStart"/>
+      <w:r>
+        <w:rPr>
+          <w:color w:val="000000" w:themeColor="text1"/>
+          <w:sz w:val="22"/>
+          <w:szCs w:val="22"/>
+        </w:rPr>
+        <w:t>we</w:t>
+      </w:r>
+      <w:proofErr w:type="gramEnd"/>
+      <w:r>
+        <w:rPr>
+          <w:color w:val="000000" w:themeColor="text1"/>
+          <w:sz w:val="22"/>
+          <w:szCs w:val="22"/>
+        </w:rPr>
+        <w:t xml:space="preserve"> also </w:t>
+      </w:r>
+      <w:proofErr w:type="gramStart"/>
+      <w:r>
+        <w:rPr>
+          <w:color w:val="000000" w:themeColor="text1"/>
+          <w:sz w:val="22"/>
+          <w:szCs w:val="22"/>
+        </w:rPr>
+        <w:t>cant</w:t>
+      </w:r>
+      <w:proofErr w:type="gramEnd"/>
+      <w:r>
+        <w:rPr>
+          <w:color w:val="000000" w:themeColor="text1"/>
+          <w:sz w:val="22"/>
+          <w:szCs w:val="22"/>
+        </w:rPr>
+        <w:t xml:space="preserve"> use export inside an object it </w:t>
+      </w:r>
+      <w:proofErr w:type="gramStart"/>
+      <w:r>
+        <w:rPr>
+          <w:color w:val="000000" w:themeColor="text1"/>
+          <w:sz w:val="22"/>
+          <w:szCs w:val="22"/>
+        </w:rPr>
+        <w:t>has to</w:t>
+      </w:r>
+      <w:proofErr w:type="gramEnd"/>
+      <w:r>
+        <w:rPr>
+          <w:color w:val="000000" w:themeColor="text1"/>
+          <w:sz w:val="22"/>
+          <w:szCs w:val="22"/>
+        </w:rPr>
+        <w:t xml:space="preserve"> be done outside the scope of the object</w:t>
+      </w:r>
+    </w:p>
+    <w:p>
+      <w:pPr>
+        <w:pStyle w:val="ListParagraph"/>
+        <w:numPr>
+          <w:ilvl w:val="0"/>
+          <w:numId w:val="14"/>
+        </w:numPr>
+        <w:rPr>
+          <w:b/>
+          <w:bCs/>
+          <w:color w:val="000000" w:themeColor="text1"/>
+          <w:u w:val="single"/>
+        </w:rPr>
+      </w:pPr>
+      <w:r>
+        <w:rPr>
+          <w:color w:val="000000" w:themeColor="text1"/>
+          <w:sz w:val="22"/>
+          <w:szCs w:val="22"/>
+        </w:rPr>
+        <w:t xml:space="preserve">using arrow functions inside the object creates conflicts because of how the key </w:t>
+      </w:r>
+      <w:proofErr w:type="gramStart"/>
+      <w:r>
+        <w:rPr>
+          <w:color w:val="000000" w:themeColor="text1"/>
+          <w:sz w:val="22"/>
+          <w:szCs w:val="22"/>
+        </w:rPr>
+        <w:t>word this</w:t>
+      </w:r>
+      <w:proofErr w:type="gramEnd"/>
+      <w:r>
+        <w:rPr>
+          <w:color w:val="000000" w:themeColor="text1"/>
+          <w:sz w:val="22"/>
+          <w:szCs w:val="22"/>
+        </w:rPr>
+        <w:t xml:space="preserve"> works</w:t>
+      </w:r>
+    </w:p>
+    <w:p>
+      <w:pPr>
+        <w:pStyle w:val="ListParagraph"/>
+        <w:numPr>
+          <w:ilvl w:val="0"/>
+          <w:numId w:val="14"/>
+        </w:numPr>
+        <w:rPr>
+          <w:b/>
+          <w:bCs/>
+          <w:color w:val="000000" w:themeColor="text1"/>
+          <w:u w:val="single"/>
+        </w:rPr>
+      </w:pPr>
+      <w:proofErr w:type="gramStart"/>
+      <w:r>
+        <w:rPr>
+          <w:color w:val="000000" w:themeColor="text1"/>
+          <w:sz w:val="22"/>
+          <w:szCs w:val="22"/>
+        </w:rPr>
+        <w:t>just</w:t>
+      </w:r>
+      <w:proofErr w:type="gramEnd"/>
+      <w:r>
+        <w:rPr>
+          <w:color w:val="000000" w:themeColor="text1"/>
+          <w:sz w:val="22"/>
+          <w:szCs w:val="22"/>
+        </w:rPr>
+        <w:t xml:space="preserve"> like java, the word this </w:t>
+      </w:r>
+      <w:proofErr w:type="spellStart"/>
+      <w:r>
+        <w:rPr>
+          <w:color w:val="000000" w:themeColor="text1"/>
+          <w:sz w:val="22"/>
+          <w:szCs w:val="22"/>
+        </w:rPr>
+        <w:t>referes</w:t>
+      </w:r>
+      <w:proofErr w:type="spellEnd"/>
+      <w:r>
+        <w:rPr>
+          <w:color w:val="000000" w:themeColor="text1"/>
+          <w:sz w:val="22"/>
+          <w:szCs w:val="22"/>
+        </w:rPr>
+        <w:t xml:space="preserve"> to the current object instance</w:t>
+      </w:r>
+    </w:p>
+    <w:p>
+      <w:pPr>
+        <w:pStyle w:val="ListParagraph"/>
+        <w:numPr>
+          <w:ilvl w:val="0"/>
+          <w:numId w:val="14"/>
+        </w:numPr>
+        <w:rPr>
+          <w:b/>
+          <w:bCs/>
+          <w:color w:val="000000" w:themeColor="text1"/>
+          <w:u w:val="single"/>
+        </w:rPr>
+      </w:pPr>
+      <w:r>
+        <w:rPr>
+          <w:color w:val="000000" w:themeColor="text1"/>
+          <w:sz w:val="22"/>
+          <w:szCs w:val="22"/>
+        </w:rPr>
+        <w:t xml:space="preserve">const obj1 = new </w:t>
+      </w:r>
+      <w:proofErr w:type="gramStart"/>
+      <w:r>
+        <w:rPr>
+          <w:color w:val="000000" w:themeColor="text1"/>
+          <w:sz w:val="22"/>
+          <w:szCs w:val="22"/>
+        </w:rPr>
+        <w:t>Class(</w:t>
+      </w:r>
+      <w:proofErr w:type="gramEnd"/>
+      <w:r>
+        <w:rPr>
+          <w:color w:val="000000" w:themeColor="text1"/>
+          <w:sz w:val="22"/>
+          <w:szCs w:val="22"/>
+        </w:rPr>
+        <w:t>value, value2); this is how we create a new object instance of a class</w:t>
+      </w:r>
+    </w:p>
+    <w:p>
+      <w:pPr>
+        <w:rPr>
+          <w:b/>
+          <w:bCs/>
+          <w:color w:val="000000" w:themeColor="text1"/>
+          <w:u w:val="single"/>
+        </w:rPr>
+      </w:pPr>
+    </w:p>
+    <w:p>
+      <w:pPr>
+        <w:rPr>
+          <w:b/>
+          <w:bCs/>
+          <w:color w:val="000000" w:themeColor="text1"/>
+          <w:u w:val="single"/>
+        </w:rPr>
+      </w:pPr>
+      <w:r>
+        <w:rPr>
+          <w:b/>
+          <w:bCs/>
+          <w:color w:val="000000" w:themeColor="text1"/>
+          <w:u w:val="single"/>
+        </w:rPr>
+        <w:t>Classes:</w:t>
+      </w:r>
+    </w:p>
+    <w:p>
+      <w:pPr>
+        <w:pStyle w:val="ListParagraph"/>
+        <w:numPr>
+          <w:ilvl w:val="0"/>
+          <w:numId w:val="18"/>
+        </w:numPr>
         <w:rPr>
           <w:color w:val="000000" w:themeColor="text1"/>
           <w:sz w:val="22"/>
@@ -8431,6 +8924,119 @@
     </w:lvl>
   </w:abstractNum>
   <w:abstractNum w:abstractNumId="1" w15:restartNumberingAfterBreak="0">
+    <w:nsid w:val="0BC53885"/>
+    <w:multiLevelType w:val="hybridMultilevel"/>
+    <w:tmpl w:val="2FD68610"/>
+    <w:lvl w:ilvl="0" w:tplc="04090001">
+      <w:start w:val="1"/>
+      <w:numFmt w:val="bullet"/>
+      <w:lvlText w:val=""/>
+      <w:lvlJc w:val="left"/>
+      <w:pPr>
+        <w:ind w:left="720" w:hanging="360"/>
+      </w:pPr>
+      <w:rPr>
+        <w:rFonts w:ascii="Symbol" w:hAnsi="Symbol" w:hint="default"/>
+      </w:rPr>
+    </w:lvl>
+    <w:lvl w:ilvl="1" w:tplc="04090003" w:tentative="1">
+      <w:start w:val="1"/>
+      <w:numFmt w:val="bullet"/>
+      <w:lvlText w:val="o"/>
+      <w:lvlJc w:val="left"/>
+      <w:pPr>
+        <w:ind w:left="1440" w:hanging="360"/>
+      </w:pPr>
+      <w:rPr>
+        <w:rFonts w:ascii="Courier New" w:hAnsi="Courier New" w:cs="Courier New" w:hint="default"/>
+      </w:rPr>
+    </w:lvl>
+    <w:lvl w:ilvl="2" w:tplc="04090005" w:tentative="1">
+      <w:start w:val="1"/>
+      <w:numFmt w:val="bullet"/>
+      <w:lvlText w:val=""/>
+      <w:lvlJc w:val="left"/>
+      <w:pPr>
+        <w:ind w:left="2160" w:hanging="360"/>
+      </w:pPr>
+      <w:rPr>
+        <w:rFonts w:ascii="Wingdings" w:hAnsi="Wingdings" w:hint="default"/>
+      </w:rPr>
+    </w:lvl>
+    <w:lvl w:ilvl="3" w:tplc="04090001" w:tentative="1">
+      <w:start w:val="1"/>
+      <w:numFmt w:val="bullet"/>
+      <w:lvlText w:val=""/>
+      <w:lvlJc w:val="left"/>
+      <w:pPr>
+        <w:ind w:left="2880" w:hanging="360"/>
+      </w:pPr>
+      <w:rPr>
+        <w:rFonts w:ascii="Symbol" w:hAnsi="Symbol" w:hint="default"/>
+      </w:rPr>
+    </w:lvl>
+    <w:lvl w:ilvl="4" w:tplc="04090003" w:tentative="1">
+      <w:start w:val="1"/>
+      <w:numFmt w:val="bullet"/>
+      <w:lvlText w:val="o"/>
+      <w:lvlJc w:val="left"/>
+      <w:pPr>
+        <w:ind w:left="3600" w:hanging="360"/>
+      </w:pPr>
+      <w:rPr>
+        <w:rFonts w:ascii="Courier New" w:hAnsi="Courier New" w:cs="Courier New" w:hint="default"/>
+      </w:rPr>
+    </w:lvl>
+    <w:lvl w:ilvl="5" w:tplc="04090005" w:tentative="1">
+      <w:start w:val="1"/>
+      <w:numFmt w:val="bullet"/>
+      <w:lvlText w:val=""/>
+      <w:lvlJc w:val="left"/>
+      <w:pPr>
+        <w:ind w:left="4320" w:hanging="360"/>
+      </w:pPr>
+      <w:rPr>
+        <w:rFonts w:ascii="Wingdings" w:hAnsi="Wingdings" w:hint="default"/>
+      </w:rPr>
+    </w:lvl>
+    <w:lvl w:ilvl="6" w:tplc="04090001" w:tentative="1">
+      <w:start w:val="1"/>
+      <w:numFmt w:val="bullet"/>
+      <w:lvlText w:val=""/>
+      <w:lvlJc w:val="left"/>
+      <w:pPr>
+        <w:ind w:left="5040" w:hanging="360"/>
+      </w:pPr>
+      <w:rPr>
+        <w:rFonts w:ascii="Symbol" w:hAnsi="Symbol" w:hint="default"/>
+      </w:rPr>
+    </w:lvl>
+    <w:lvl w:ilvl="7" w:tplc="04090003" w:tentative="1">
+      <w:start w:val="1"/>
+      <w:numFmt w:val="bullet"/>
+      <w:lvlText w:val="o"/>
+      <w:lvlJc w:val="left"/>
+      <w:pPr>
+        <w:ind w:left="5760" w:hanging="360"/>
+      </w:pPr>
+      <w:rPr>
+        <w:rFonts w:ascii="Courier New" w:hAnsi="Courier New" w:cs="Courier New" w:hint="default"/>
+      </w:rPr>
+    </w:lvl>
+    <w:lvl w:ilvl="8" w:tplc="04090005" w:tentative="1">
+      <w:start w:val="1"/>
+      <w:numFmt w:val="bullet"/>
+      <w:lvlText w:val=""/>
+      <w:lvlJc w:val="left"/>
+      <w:pPr>
+        <w:ind w:left="6480" w:hanging="360"/>
+      </w:pPr>
+      <w:rPr>
+        <w:rFonts w:ascii="Wingdings" w:hAnsi="Wingdings" w:hint="default"/>
+      </w:rPr>
+    </w:lvl>
+  </w:abstractNum>
+  <w:abstractNum w:abstractNumId="2" w15:restartNumberingAfterBreak="0">
     <w:nsid w:val="0FD6436E"/>
     <w:multiLevelType w:val="hybridMultilevel"/>
     <w:tmpl w:val="0C2402B2"/>
@@ -8543,7 +9149,7 @@
       </w:rPr>
     </w:lvl>
   </w:abstractNum>
-  <w:abstractNum w:abstractNumId="2" w15:restartNumberingAfterBreak="0">
+  <w:abstractNum w:abstractNumId="3" w15:restartNumberingAfterBreak="0">
     <w:nsid w:val="21A85D22"/>
     <w:multiLevelType w:val="hybridMultilevel"/>
     <w:tmpl w:val="5D587D8C"/>
@@ -8656,7 +9262,120 @@
       </w:rPr>
     </w:lvl>
   </w:abstractNum>
-  <w:abstractNum w:abstractNumId="3" w15:restartNumberingAfterBreak="0">
+  <w:abstractNum w:abstractNumId="4" w15:restartNumberingAfterBreak="0">
+    <w:nsid w:val="25FB4FF8"/>
+    <w:multiLevelType w:val="hybridMultilevel"/>
+    <w:tmpl w:val="5EB82182"/>
+    <w:lvl w:ilvl="0" w:tplc="04090001">
+      <w:start w:val="1"/>
+      <w:numFmt w:val="bullet"/>
+      <w:lvlText w:val=""/>
+      <w:lvlJc w:val="left"/>
+      <w:pPr>
+        <w:ind w:left="2160" w:hanging="360"/>
+      </w:pPr>
+      <w:rPr>
+        <w:rFonts w:ascii="Symbol" w:hAnsi="Symbol" w:hint="default"/>
+      </w:rPr>
+    </w:lvl>
+    <w:lvl w:ilvl="1" w:tplc="04090003" w:tentative="1">
+      <w:start w:val="1"/>
+      <w:numFmt w:val="bullet"/>
+      <w:lvlText w:val="o"/>
+      <w:lvlJc w:val="left"/>
+      <w:pPr>
+        <w:ind w:left="2880" w:hanging="360"/>
+      </w:pPr>
+      <w:rPr>
+        <w:rFonts w:ascii="Courier New" w:hAnsi="Courier New" w:cs="Courier New" w:hint="default"/>
+      </w:rPr>
+    </w:lvl>
+    <w:lvl w:ilvl="2" w:tplc="04090005" w:tentative="1">
+      <w:start w:val="1"/>
+      <w:numFmt w:val="bullet"/>
+      <w:lvlText w:val=""/>
+      <w:lvlJc w:val="left"/>
+      <w:pPr>
+        <w:ind w:left="3600" w:hanging="360"/>
+      </w:pPr>
+      <w:rPr>
+        <w:rFonts w:ascii="Wingdings" w:hAnsi="Wingdings" w:hint="default"/>
+      </w:rPr>
+    </w:lvl>
+    <w:lvl w:ilvl="3" w:tplc="04090001" w:tentative="1">
+      <w:start w:val="1"/>
+      <w:numFmt w:val="bullet"/>
+      <w:lvlText w:val=""/>
+      <w:lvlJc w:val="left"/>
+      <w:pPr>
+        <w:ind w:left="4320" w:hanging="360"/>
+      </w:pPr>
+      <w:rPr>
+        <w:rFonts w:ascii="Symbol" w:hAnsi="Symbol" w:hint="default"/>
+      </w:rPr>
+    </w:lvl>
+    <w:lvl w:ilvl="4" w:tplc="04090003" w:tentative="1">
+      <w:start w:val="1"/>
+      <w:numFmt w:val="bullet"/>
+      <w:lvlText w:val="o"/>
+      <w:lvlJc w:val="left"/>
+      <w:pPr>
+        <w:ind w:left="5040" w:hanging="360"/>
+      </w:pPr>
+      <w:rPr>
+        <w:rFonts w:ascii="Courier New" w:hAnsi="Courier New" w:cs="Courier New" w:hint="default"/>
+      </w:rPr>
+    </w:lvl>
+    <w:lvl w:ilvl="5" w:tplc="04090005" w:tentative="1">
+      <w:start w:val="1"/>
+      <w:numFmt w:val="bullet"/>
+      <w:lvlText w:val=""/>
+      <w:lvlJc w:val="left"/>
+      <w:pPr>
+        <w:ind w:left="5760" w:hanging="360"/>
+      </w:pPr>
+      <w:rPr>
+        <w:rFonts w:ascii="Wingdings" w:hAnsi="Wingdings" w:hint="default"/>
+      </w:rPr>
+    </w:lvl>
+    <w:lvl w:ilvl="6" w:tplc="04090001" w:tentative="1">
+      <w:start w:val="1"/>
+      <w:numFmt w:val="bullet"/>
+      <w:lvlText w:val=""/>
+      <w:lvlJc w:val="left"/>
+      <w:pPr>
+        <w:ind w:left="6480" w:hanging="360"/>
+      </w:pPr>
+      <w:rPr>
+        <w:rFonts w:ascii="Symbol" w:hAnsi="Symbol" w:hint="default"/>
+      </w:rPr>
+    </w:lvl>
+    <w:lvl w:ilvl="7" w:tplc="04090003" w:tentative="1">
+      <w:start w:val="1"/>
+      <w:numFmt w:val="bullet"/>
+      <w:lvlText w:val="o"/>
+      <w:lvlJc w:val="left"/>
+      <w:pPr>
+        <w:ind w:left="7200" w:hanging="360"/>
+      </w:pPr>
+      <w:rPr>
+        <w:rFonts w:ascii="Courier New" w:hAnsi="Courier New" w:cs="Courier New" w:hint="default"/>
+      </w:rPr>
+    </w:lvl>
+    <w:lvl w:ilvl="8" w:tplc="04090005" w:tentative="1">
+      <w:start w:val="1"/>
+      <w:numFmt w:val="bullet"/>
+      <w:lvlText w:val=""/>
+      <w:lvlJc w:val="left"/>
+      <w:pPr>
+        <w:ind w:left="7920" w:hanging="360"/>
+      </w:pPr>
+      <w:rPr>
+        <w:rFonts w:ascii="Wingdings" w:hAnsi="Wingdings" w:hint="default"/>
+      </w:rPr>
+    </w:lvl>
+  </w:abstractNum>
+  <w:abstractNum w:abstractNumId="5" w15:restartNumberingAfterBreak="0">
     <w:nsid w:val="287602B0"/>
     <w:multiLevelType w:val="hybridMultilevel"/>
     <w:tmpl w:val="9FB6BA26"/>
@@ -8769,7 +9488,7 @@
       </w:rPr>
     </w:lvl>
   </w:abstractNum>
-  <w:abstractNum w:abstractNumId="4" w15:restartNumberingAfterBreak="0">
+  <w:abstractNum w:abstractNumId="6" w15:restartNumberingAfterBreak="0">
     <w:nsid w:val="32A63574"/>
     <w:multiLevelType w:val="hybridMultilevel"/>
     <w:tmpl w:val="D3E6D67C"/>
@@ -8882,7 +9601,120 @@
       </w:rPr>
     </w:lvl>
   </w:abstractNum>
-  <w:abstractNum w:abstractNumId="5" w15:restartNumberingAfterBreak="0">
+  <w:abstractNum w:abstractNumId="7" w15:restartNumberingAfterBreak="0">
+    <w:nsid w:val="47C87E2C"/>
+    <w:multiLevelType w:val="hybridMultilevel"/>
+    <w:tmpl w:val="56F6873E"/>
+    <w:lvl w:ilvl="0" w:tplc="04090001">
+      <w:start w:val="1"/>
+      <w:numFmt w:val="bullet"/>
+      <w:lvlText w:val=""/>
+      <w:lvlJc w:val="left"/>
+      <w:pPr>
+        <w:ind w:left="720" w:hanging="360"/>
+      </w:pPr>
+      <w:rPr>
+        <w:rFonts w:ascii="Symbol" w:hAnsi="Symbol" w:hint="default"/>
+      </w:rPr>
+    </w:lvl>
+    <w:lvl w:ilvl="1" w:tplc="04090003" w:tentative="1">
+      <w:start w:val="1"/>
+      <w:numFmt w:val="bullet"/>
+      <w:lvlText w:val="o"/>
+      <w:lvlJc w:val="left"/>
+      <w:pPr>
+        <w:ind w:left="1440" w:hanging="360"/>
+      </w:pPr>
+      <w:rPr>
+        <w:rFonts w:ascii="Courier New" w:hAnsi="Courier New" w:cs="Courier New" w:hint="default"/>
+      </w:rPr>
+    </w:lvl>
+    <w:lvl w:ilvl="2" w:tplc="04090005" w:tentative="1">
+      <w:start w:val="1"/>
+      <w:numFmt w:val="bullet"/>
+      <w:lvlText w:val=""/>
+      <w:lvlJc w:val="left"/>
+      <w:pPr>
+        <w:ind w:left="2160" w:hanging="360"/>
+      </w:pPr>
+      <w:rPr>
+        <w:rFonts w:ascii="Wingdings" w:hAnsi="Wingdings" w:hint="default"/>
+      </w:rPr>
+    </w:lvl>
+    <w:lvl w:ilvl="3" w:tplc="04090001" w:tentative="1">
+      <w:start w:val="1"/>
+      <w:numFmt w:val="bullet"/>
+      <w:lvlText w:val=""/>
+      <w:lvlJc w:val="left"/>
+      <w:pPr>
+        <w:ind w:left="2880" w:hanging="360"/>
+      </w:pPr>
+      <w:rPr>
+        <w:rFonts w:ascii="Symbol" w:hAnsi="Symbol" w:hint="default"/>
+      </w:rPr>
+    </w:lvl>
+    <w:lvl w:ilvl="4" w:tplc="04090003" w:tentative="1">
+      <w:start w:val="1"/>
+      <w:numFmt w:val="bullet"/>
+      <w:lvlText w:val="o"/>
+      <w:lvlJc w:val="left"/>
+      <w:pPr>
+        <w:ind w:left="3600" w:hanging="360"/>
+      </w:pPr>
+      <w:rPr>
+        <w:rFonts w:ascii="Courier New" w:hAnsi="Courier New" w:cs="Courier New" w:hint="default"/>
+      </w:rPr>
+    </w:lvl>
+    <w:lvl w:ilvl="5" w:tplc="04090005" w:tentative="1">
+      <w:start w:val="1"/>
+      <w:numFmt w:val="bullet"/>
+      <w:lvlText w:val=""/>
+      <w:lvlJc w:val="left"/>
+      <w:pPr>
+        <w:ind w:left="4320" w:hanging="360"/>
+      </w:pPr>
+      <w:rPr>
+        <w:rFonts w:ascii="Wingdings" w:hAnsi="Wingdings" w:hint="default"/>
+      </w:rPr>
+    </w:lvl>
+    <w:lvl w:ilvl="6" w:tplc="04090001" w:tentative="1">
+      <w:start w:val="1"/>
+      <w:numFmt w:val="bullet"/>
+      <w:lvlText w:val=""/>
+      <w:lvlJc w:val="left"/>
+      <w:pPr>
+        <w:ind w:left="5040" w:hanging="360"/>
+      </w:pPr>
+      <w:rPr>
+        <w:rFonts w:ascii="Symbol" w:hAnsi="Symbol" w:hint="default"/>
+      </w:rPr>
+    </w:lvl>
+    <w:lvl w:ilvl="7" w:tplc="04090003" w:tentative="1">
+      <w:start w:val="1"/>
+      <w:numFmt w:val="bullet"/>
+      <w:lvlText w:val="o"/>
+      <w:lvlJc w:val="left"/>
+      <w:pPr>
+        <w:ind w:left="5760" w:hanging="360"/>
+      </w:pPr>
+      <w:rPr>
+        <w:rFonts w:ascii="Courier New" w:hAnsi="Courier New" w:cs="Courier New" w:hint="default"/>
+      </w:rPr>
+    </w:lvl>
+    <w:lvl w:ilvl="8" w:tplc="04090005" w:tentative="1">
+      <w:start w:val="1"/>
+      <w:numFmt w:val="bullet"/>
+      <w:lvlText w:val=""/>
+      <w:lvlJc w:val="left"/>
+      <w:pPr>
+        <w:ind w:left="6480" w:hanging="360"/>
+      </w:pPr>
+      <w:rPr>
+        <w:rFonts w:ascii="Wingdings" w:hAnsi="Wingdings" w:hint="default"/>
+      </w:rPr>
+    </w:lvl>
+  </w:abstractNum>
+  <w:abstractNum w:abstractNumId="8" w15:restartNumberingAfterBreak="0">
     <w:nsid w:val="572153BA"/>
     <w:multiLevelType w:val="hybridMultilevel"/>
     <w:tmpl w:val="B4FCCD2A"/>
@@ -8995,7 +9827,7 @@
       </w:rPr>
     </w:lvl>
   </w:abstractNum>
-  <w:abstractNum w:abstractNumId="6" w15:restartNumberingAfterBreak="0">
+  <w:abstractNum w:abstractNumId="9" w15:restartNumberingAfterBreak="0">
     <w:nsid w:val="62C452F9"/>
     <w:multiLevelType w:val="hybridMultilevel"/>
     <w:tmpl w:val="CAA478D8"/>
@@ -9108,7 +9940,120 @@
       </w:rPr>
     </w:lvl>
   </w:abstractNum>
-  <w:abstractNum w:abstractNumId="7" w15:restartNumberingAfterBreak="0">
+  <w:abstractNum w:abstractNumId="10" w15:restartNumberingAfterBreak="0">
+    <w:nsid w:val="6B753F92"/>
+    <w:multiLevelType w:val="hybridMultilevel"/>
+    <w:tmpl w:val="2AD4633C"/>
+    <w:lvl w:ilvl="0" w:tplc="04090001">
+      <w:start w:val="1"/>
+      <w:numFmt w:val="bullet"/>
+      <w:lvlText w:val=""/>
+      <w:lvlJc w:val="left"/>
+      <w:pPr>
+        <w:ind w:left="720" w:hanging="360"/>
+      </w:pPr>
+      <w:rPr>
+        <w:rFonts w:ascii="Symbol" w:hAnsi="Symbol" w:hint="default"/>
+      </w:rPr>
+    </w:lvl>
+    <w:lvl w:ilvl="1" w:tplc="04090003" w:tentative="1">
+      <w:start w:val="1"/>
+      <w:numFmt w:val="bullet"/>
+      <w:lvlText w:val="o"/>
+      <w:lvlJc w:val="left"/>
+      <w:pPr>
+        <w:ind w:left="1440" w:hanging="360"/>
+      </w:pPr>
+      <w:rPr>
+        <w:rFonts w:ascii="Courier New" w:hAnsi="Courier New" w:cs="Courier New" w:hint="default"/>
+      </w:rPr>
+    </w:lvl>
+    <w:lvl w:ilvl="2" w:tplc="04090005" w:tentative="1">
+      <w:start w:val="1"/>
+      <w:numFmt w:val="bullet"/>
+      <w:lvlText w:val=""/>
+      <w:lvlJc w:val="left"/>
+      <w:pPr>
+        <w:ind w:left="2160" w:hanging="360"/>
+      </w:pPr>
+      <w:rPr>
+        <w:rFonts w:ascii="Wingdings" w:hAnsi="Wingdings" w:hint="default"/>
+      </w:rPr>
+    </w:lvl>
+    <w:lvl w:ilvl="3" w:tplc="04090001" w:tentative="1">
+      <w:start w:val="1"/>
+      <w:numFmt w:val="bullet"/>
+      <w:lvlText w:val=""/>
+      <w:lvlJc w:val="left"/>
+      <w:pPr>
+        <w:ind w:left="2880" w:hanging="360"/>
+      </w:pPr>
+      <w:rPr>
+        <w:rFonts w:ascii="Symbol" w:hAnsi="Symbol" w:hint="default"/>
+      </w:rPr>
+    </w:lvl>
+    <w:lvl w:ilvl="4" w:tplc="04090003" w:tentative="1">
+      <w:start w:val="1"/>
+      <w:numFmt w:val="bullet"/>
+      <w:lvlText w:val="o"/>
+      <w:lvlJc w:val="left"/>
+      <w:pPr>
+        <w:ind w:left="3600" w:hanging="360"/>
+      </w:pPr>
+      <w:rPr>
+        <w:rFonts w:ascii="Courier New" w:hAnsi="Courier New" w:cs="Courier New" w:hint="default"/>
+      </w:rPr>
+    </w:lvl>
+    <w:lvl w:ilvl="5" w:tplc="04090005" w:tentative="1">
+      <w:start w:val="1"/>
+      <w:numFmt w:val="bullet"/>
+      <w:lvlText w:val=""/>
+      <w:lvlJc w:val="left"/>
+      <w:pPr>
+        <w:ind w:left="4320" w:hanging="360"/>
+      </w:pPr>
+      <w:rPr>
+        <w:rFonts w:ascii="Wingdings" w:hAnsi="Wingdings" w:hint="default"/>
+      </w:rPr>
+    </w:lvl>
+    <w:lvl w:ilvl="6" w:tplc="04090001" w:tentative="1">
+      <w:start w:val="1"/>
+      <w:numFmt w:val="bullet"/>
+      <w:lvlText w:val=""/>
+      <w:lvlJc w:val="left"/>
+      <w:pPr>
+        <w:ind w:left="5040" w:hanging="360"/>
+      </w:pPr>
+      <w:rPr>
+        <w:rFonts w:ascii="Symbol" w:hAnsi="Symbol" w:hint="default"/>
+      </w:rPr>
+    </w:lvl>
+    <w:lvl w:ilvl="7" w:tplc="04090003" w:tentative="1">
+      <w:start w:val="1"/>
+      <w:numFmt w:val="bullet"/>
+      <w:lvlText w:val="o"/>
+      <w:lvlJc w:val="left"/>
+      <w:pPr>
+        <w:ind w:left="5760" w:hanging="360"/>
+      </w:pPr>
+      <w:rPr>
+        <w:rFonts w:ascii="Courier New" w:hAnsi="Courier New" w:cs="Courier New" w:hint="default"/>
+      </w:rPr>
+    </w:lvl>
+    <w:lvl w:ilvl="8" w:tplc="04090005" w:tentative="1">
+      <w:start w:val="1"/>
+      <w:numFmt w:val="bullet"/>
+      <w:lvlText w:val=""/>
+      <w:lvlJc w:val="left"/>
+      <w:pPr>
+        <w:ind w:left="6480" w:hanging="360"/>
+      </w:pPr>
+      <w:rPr>
+        <w:rFonts w:ascii="Wingdings" w:hAnsi="Wingdings" w:hint="default"/>
+      </w:rPr>
+    </w:lvl>
+  </w:abstractNum>
+  <w:abstractNum w:abstractNumId="11" w15:restartNumberingAfterBreak="0">
     <w:nsid w:val="6BF4448B"/>
     <w:multiLevelType w:val="hybridMultilevel"/>
     <w:tmpl w:val="3A8A2742"/>
@@ -9221,7 +10166,7 @@
       </w:rPr>
     </w:lvl>
   </w:abstractNum>
-  <w:abstractNum w:abstractNumId="8" w15:restartNumberingAfterBreak="0">
+  <w:abstractNum w:abstractNumId="12" w15:restartNumberingAfterBreak="0">
     <w:nsid w:val="74605A05"/>
     <w:multiLevelType w:val="hybridMultilevel"/>
     <w:tmpl w:val="E346ABE0"/>
@@ -9334,7 +10279,7 @@
       </w:rPr>
     </w:lvl>
   </w:abstractNum>
-  <w:abstractNum w:abstractNumId="9" w15:restartNumberingAfterBreak="0">
+  <w:abstractNum w:abstractNumId="13" w15:restartNumberingAfterBreak="0">
     <w:nsid w:val="79CD0E53"/>
     <w:multiLevelType w:val="hybridMultilevel"/>
     <w:tmpl w:val="56742AC4"/>
@@ -9447,7 +10392,120 @@
       </w:rPr>
     </w:lvl>
   </w:abstractNum>
-  <w:abstractNum w:abstractNumId="10" w15:restartNumberingAfterBreak="0">
+  <w:abstractNum w:abstractNumId="14" w15:restartNumberingAfterBreak="0">
+    <w:nsid w:val="7B792B0E"/>
+    <w:multiLevelType w:val="hybridMultilevel"/>
+    <w:tmpl w:val="C7E2C25C"/>
+    <w:lvl w:ilvl="0" w:tplc="04090001">
+      <w:start w:val="1"/>
+      <w:numFmt w:val="bullet"/>
+      <w:lvlText w:val=""/>
+      <w:lvlJc w:val="left"/>
+      <w:pPr>
+        <w:ind w:left="1440" w:hanging="360"/>
+      </w:pPr>
+      <w:rPr>
+        <w:rFonts w:ascii="Symbol" w:hAnsi="Symbol" w:hint="default"/>
+      </w:rPr>
+    </w:lvl>
+    <w:lvl w:ilvl="1" w:tplc="04090003" w:tentative="1">
+      <w:start w:val="1"/>
+      <w:numFmt w:val="bullet"/>
+      <w:lvlText w:val="o"/>
+      <w:lvlJc w:val="left"/>
+      <w:pPr>
+        <w:ind w:left="2160" w:hanging="360"/>
+      </w:pPr>
+      <w:rPr>
+        <w:rFonts w:ascii="Courier New" w:hAnsi="Courier New" w:cs="Courier New" w:hint="default"/>
+      </w:rPr>
+    </w:lvl>
+    <w:lvl w:ilvl="2" w:tplc="04090005" w:tentative="1">
+      <w:start w:val="1"/>
+      <w:numFmt w:val="bullet"/>
+      <w:lvlText w:val=""/>
+      <w:lvlJc w:val="left"/>
+      <w:pPr>
+        <w:ind w:left="2880" w:hanging="360"/>
+      </w:pPr>
+      <w:rPr>
+        <w:rFonts w:ascii="Wingdings" w:hAnsi="Wingdings" w:hint="default"/>
+      </w:rPr>
+    </w:lvl>
+    <w:lvl w:ilvl="3" w:tplc="04090001" w:tentative="1">
+      <w:start w:val="1"/>
+      <w:numFmt w:val="bullet"/>
+      <w:lvlText w:val=""/>
+      <w:lvlJc w:val="left"/>
+      <w:pPr>
+        <w:ind w:left="3600" w:hanging="360"/>
+      </w:pPr>
+      <w:rPr>
+        <w:rFonts w:ascii="Symbol" w:hAnsi="Symbol" w:hint="default"/>
+      </w:rPr>
+    </w:lvl>
+    <w:lvl w:ilvl="4" w:tplc="04090003" w:tentative="1">
+      <w:start w:val="1"/>
+      <w:numFmt w:val="bullet"/>
+      <w:lvlText w:val="o"/>
+      <w:lvlJc w:val="left"/>
+      <w:pPr>
+        <w:ind w:left="4320" w:hanging="360"/>
+      </w:pPr>
+      <w:rPr>
+        <w:rFonts w:ascii="Courier New" w:hAnsi="Courier New" w:cs="Courier New" w:hint="default"/>
+      </w:rPr>
+    </w:lvl>
+    <w:lvl w:ilvl="5" w:tplc="04090005" w:tentative="1">
+      <w:start w:val="1"/>
+      <w:numFmt w:val="bullet"/>
+      <w:lvlText w:val=""/>
+      <w:lvlJc w:val="left"/>
+      <w:pPr>
+        <w:ind w:left="5040" w:hanging="360"/>
+      </w:pPr>
+      <w:rPr>
+        <w:rFonts w:ascii="Wingdings" w:hAnsi="Wingdings" w:hint="default"/>
+      </w:rPr>
+    </w:lvl>
+    <w:lvl w:ilvl="6" w:tplc="04090001" w:tentative="1">
+      <w:start w:val="1"/>
+      <w:numFmt w:val="bullet"/>
+      <w:lvlText w:val=""/>
+      <w:lvlJc w:val="left"/>
+      <w:pPr>
+        <w:ind w:left="5760" w:hanging="360"/>
+      </w:pPr>
+      <w:rPr>
+        <w:rFonts w:ascii="Symbol" w:hAnsi="Symbol" w:hint="default"/>
+      </w:rPr>
+    </w:lvl>
+    <w:lvl w:ilvl="7" w:tplc="04090003" w:tentative="1">
+      <w:start w:val="1"/>
+      <w:numFmt w:val="bullet"/>
+      <w:lvlText w:val="o"/>
+      <w:lvlJc w:val="left"/>
+      <w:pPr>
+        <w:ind w:left="6480" w:hanging="360"/>
+      </w:pPr>
+      <w:rPr>
+        <w:rFonts w:ascii="Courier New" w:hAnsi="Courier New" w:cs="Courier New" w:hint="default"/>
+      </w:rPr>
+    </w:lvl>
+    <w:lvl w:ilvl="8" w:tplc="04090005" w:tentative="1">
+      <w:start w:val="1"/>
+      <w:numFmt w:val="bullet"/>
+      <w:lvlText w:val=""/>
+      <w:lvlJc w:val="left"/>
+      <w:pPr>
+        <w:ind w:left="7200" w:hanging="360"/>
+      </w:pPr>
+      <w:rPr>
+        <w:rFonts w:ascii="Wingdings" w:hAnsi="Wingdings" w:hint="default"/>
+      </w:rPr>
+    </w:lvl>
+  </w:abstractNum>
+  <w:abstractNum w:abstractNumId="15" w15:restartNumberingAfterBreak="0">
     <w:nsid w:val="7C5352BD"/>
     <w:multiLevelType w:val="hybridMultilevel"/>
     <w:tmpl w:val="1E0E7DD8"/>
@@ -9560,7 +10618,7 @@
       </w:rPr>
     </w:lvl>
   </w:abstractNum>
-  <w:abstractNum w:abstractNumId="11" w15:restartNumberingAfterBreak="0">
+  <w:abstractNum w:abstractNumId="16" w15:restartNumberingAfterBreak="0">
     <w:nsid w:val="7CA817BC"/>
     <w:multiLevelType w:val="hybridMultilevel"/>
     <w:tmpl w:val="7C287A30"/>
@@ -9673,7 +10731,7 @@
       </w:rPr>
     </w:lvl>
   </w:abstractNum>
-  <w:abstractNum w:abstractNumId="12" w15:restartNumberingAfterBreak="0">
+  <w:abstractNum w:abstractNumId="17" w15:restartNumberingAfterBreak="0">
     <w:nsid w:val="7F72049C"/>
     <w:multiLevelType w:val="multilevel"/>
     <w:tmpl w:val="1F242F62"/>
@@ -9823,43 +10881,58 @@
     </w:lvl>
   </w:abstractNum>
   <w:num w:numId="1" w16cid:durableId="1595670622">
-    <w:abstractNumId w:val="5"/>
+    <w:abstractNumId w:val="8"/>
   </w:num>
   <w:num w:numId="2" w16cid:durableId="1253974616">
-    <w:abstractNumId w:val="4"/>
+    <w:abstractNumId w:val="6"/>
   </w:num>
   <w:num w:numId="3" w16cid:durableId="1151209963">
-    <w:abstractNumId w:val="1"/>
+    <w:abstractNumId w:val="2"/>
   </w:num>
   <w:num w:numId="4" w16cid:durableId="2085225567">
-    <w:abstractNumId w:val="7"/>
+    <w:abstractNumId w:val="11"/>
   </w:num>
   <w:num w:numId="5" w16cid:durableId="968363398">
     <w:abstractNumId w:val="0"/>
   </w:num>
   <w:num w:numId="6" w16cid:durableId="1448768395">
+    <w:abstractNumId w:val="13"/>
+  </w:num>
+  <w:num w:numId="7" w16cid:durableId="97333426">
+    <w:abstractNumId w:val="17"/>
+  </w:num>
+  <w:num w:numId="8" w16cid:durableId="2078238912">
     <w:abstractNumId w:val="9"/>
   </w:num>
-  <w:num w:numId="7" w16cid:durableId="97333426">
+  <w:num w:numId="9" w16cid:durableId="1133792355">
+    <w:abstractNumId w:val="5"/>
+  </w:num>
+  <w:num w:numId="10" w16cid:durableId="1949001774">
     <w:abstractNumId w:val="12"/>
   </w:num>
-  <w:num w:numId="8" w16cid:durableId="2078238912">
-    <w:abstractNumId w:val="6"/>
+  <w:num w:numId="11" w16cid:durableId="49500872">
+    <w:abstractNumId w:val="16"/>
   </w:num>
-  <w:num w:numId="9" w16cid:durableId="1133792355">
+  <w:num w:numId="12" w16cid:durableId="1627009029">
+    <w:abstractNumId w:val="15"/>
+  </w:num>
+  <w:num w:numId="13" w16cid:durableId="2035300943">
     <w:abstractNumId w:val="3"/>
   </w:num>
-  <w:num w:numId="10" w16cid:durableId="1949001774">
-    <w:abstractNumId w:val="8"/>
+  <w:num w:numId="14" w16cid:durableId="582224159">
+    <w:abstractNumId w:val="1"/>
   </w:num>
-  <w:num w:numId="11" w16cid:durableId="49500872">
-    <w:abstractNumId w:val="11"/>
+  <w:num w:numId="15" w16cid:durableId="1146630300">
+    <w:abstractNumId w:val="14"/>
   </w:num>
-  <w:num w:numId="12" w16cid:durableId="1627009029">
+  <w:num w:numId="16" w16cid:durableId="1096558111">
+    <w:abstractNumId w:val="4"/>
+  </w:num>
+  <w:num w:numId="17" w16cid:durableId="41566618">
     <w:abstractNumId w:val="10"/>
   </w:num>
-  <w:num w:numId="13" w16cid:durableId="2035300943">
-    <w:abstractNumId w:val="2"/>
+  <w:num w:numId="18" w16cid:durableId="366835154">
+    <w:abstractNumId w:val="7"/>
   </w:num>
 </w:numbering>
 </file>

--- a/Javascript/Javascript basic notes.docx
+++ b/Javascript/Javascript basic notes.docx
@@ -66,10 +66,11 @@
           <w:sz w:val="22"/>
           <w:szCs w:val="22"/>
         </w:rPr>
-        <w:t xml:space="preserve"> bootcamp of 6 days including code before I move on into backend and node.js. </w:t>
-      </w:r>
-      <w:proofErr w:type="gramStart"/>
-      <w:r>
+        <w:t xml:space="preserve"> bootcamp of 6 days including code before I move on into backend and node.js. this might take longer in case I have to improve my AWS skills more.</w:t>
+      </w:r>
+    </w:p>
+    <w:p>
+      <w:pPr>
         <w:rPr>
           <w:i/>
           <w:iCs/>
@@ -77,29 +78,6 @@
           <w:sz w:val="22"/>
           <w:szCs w:val="22"/>
         </w:rPr>
-        <w:t>this</w:t>
-      </w:r>
-      <w:proofErr w:type="gramEnd"/>
-      <w:r>
-        <w:rPr>
-          <w:i/>
-          <w:iCs/>
-          <w:color w:val="000000" w:themeColor="text1"/>
-          <w:sz w:val="22"/>
-          <w:szCs w:val="22"/>
-        </w:rPr>
-        <w:t xml:space="preserve"> might take longer in case I have to improve my AWS skills more.</w:t>
-      </w:r>
-    </w:p>
-    <w:p>
-      <w:pPr>
-        <w:rPr>
-          <w:i/>
-          <w:iCs/>
-          <w:color w:val="000000" w:themeColor="text1"/>
-          <w:sz w:val="22"/>
-          <w:szCs w:val="22"/>
-        </w:rPr>
       </w:pPr>
     </w:p>
     <w:p>
@@ -187,25 +165,7 @@
           <w:sz w:val="22"/>
           <w:szCs w:val="22"/>
         </w:rPr>
-        <w:t xml:space="preserve"> in cents then multiply by 100 to </w:t>
-      </w:r>
-      <w:proofErr w:type="gramStart"/>
-      <w:r>
-        <w:rPr>
-          <w:color w:val="000000" w:themeColor="text1"/>
-          <w:sz w:val="22"/>
-          <w:szCs w:val="22"/>
-        </w:rPr>
-        <w:t>the final result</w:t>
-      </w:r>
-      <w:proofErr w:type="gramEnd"/>
-      <w:r>
-        <w:rPr>
-          <w:color w:val="000000" w:themeColor="text1"/>
-          <w:sz w:val="22"/>
-          <w:szCs w:val="22"/>
-        </w:rPr>
-        <w:t>.</w:t>
+        <w:t xml:space="preserve"> in cents then multiply by 100 to the final result.</w:t>
       </w:r>
     </w:p>
     <w:p>
@@ -221,59 +181,13 @@
           <w:szCs w:val="22"/>
         </w:rPr>
       </w:pPr>
-      <w:proofErr w:type="gramStart"/>
-      <w:r>
-        <w:rPr>
-          <w:color w:val="000000" w:themeColor="text1"/>
-          <w:sz w:val="22"/>
-          <w:szCs w:val="22"/>
-        </w:rPr>
-        <w:t>to</w:t>
-      </w:r>
-      <w:proofErr w:type="gramEnd"/>
-      <w:r>
-        <w:rPr>
-          <w:color w:val="000000" w:themeColor="text1"/>
-          <w:sz w:val="22"/>
-          <w:szCs w:val="22"/>
-        </w:rPr>
-        <w:t xml:space="preserve"> round a </w:t>
-      </w:r>
-      <w:proofErr w:type="gramStart"/>
-      <w:r>
-        <w:rPr>
-          <w:color w:val="000000" w:themeColor="text1"/>
-          <w:sz w:val="22"/>
-          <w:szCs w:val="22"/>
-        </w:rPr>
-        <w:t>number</w:t>
-      </w:r>
-      <w:proofErr w:type="gramEnd"/>
-      <w:r>
-        <w:rPr>
-          <w:color w:val="000000" w:themeColor="text1"/>
-          <w:sz w:val="22"/>
-          <w:szCs w:val="22"/>
-        </w:rPr>
-        <w:t xml:space="preserve"> we use the </w:t>
-      </w:r>
-      <w:proofErr w:type="gramStart"/>
-      <w:r>
-        <w:rPr>
-          <w:color w:val="000000" w:themeColor="text1"/>
-          <w:sz w:val="22"/>
-          <w:szCs w:val="22"/>
-        </w:rPr>
-        <w:t>function</w:t>
-      </w:r>
-      <w:proofErr w:type="gramEnd"/>
-      <w:r>
-        <w:rPr>
-          <w:color w:val="000000" w:themeColor="text1"/>
-          <w:sz w:val="22"/>
-          <w:szCs w:val="22"/>
-        </w:rPr>
-        <w:t xml:space="preserve"> </w:t>
+      <w:r>
+        <w:rPr>
+          <w:color w:val="000000" w:themeColor="text1"/>
+          <w:sz w:val="22"/>
+          <w:szCs w:val="22"/>
+        </w:rPr>
+        <w:t xml:space="preserve">to round a number we use the function </w:t>
       </w:r>
       <w:proofErr w:type="spellStart"/>
       <w:r>
@@ -351,59 +265,13 @@
           <w:szCs w:val="22"/>
         </w:rPr>
       </w:pPr>
-      <w:proofErr w:type="gramStart"/>
-      <w:r>
-        <w:rPr>
-          <w:color w:val="000000" w:themeColor="text1"/>
-          <w:sz w:val="22"/>
-          <w:szCs w:val="22"/>
-        </w:rPr>
-        <w:t>even</w:t>
-      </w:r>
-      <w:proofErr w:type="gramEnd"/>
-      <w:r>
-        <w:rPr>
-          <w:color w:val="000000" w:themeColor="text1"/>
-          <w:sz w:val="22"/>
-          <w:szCs w:val="22"/>
-        </w:rPr>
-        <w:t xml:space="preserve"> when we round a </w:t>
-      </w:r>
-      <w:proofErr w:type="gramStart"/>
-      <w:r>
-        <w:rPr>
-          <w:color w:val="000000" w:themeColor="text1"/>
-          <w:sz w:val="22"/>
-          <w:szCs w:val="22"/>
-        </w:rPr>
-        <w:t>number</w:t>
-      </w:r>
-      <w:proofErr w:type="gramEnd"/>
-      <w:r>
-        <w:rPr>
-          <w:color w:val="000000" w:themeColor="text1"/>
-          <w:sz w:val="22"/>
-          <w:szCs w:val="22"/>
-        </w:rPr>
-        <w:t xml:space="preserve"> we should do so in cents, we only convert to normal </w:t>
-      </w:r>
-      <w:proofErr w:type="gramStart"/>
-      <w:r>
-        <w:rPr>
-          <w:color w:val="000000" w:themeColor="text1"/>
-          <w:sz w:val="22"/>
-          <w:szCs w:val="22"/>
-        </w:rPr>
-        <w:t>numbers</w:t>
-      </w:r>
-      <w:proofErr w:type="gramEnd"/>
-      <w:r>
-        <w:rPr>
-          <w:color w:val="000000" w:themeColor="text1"/>
-          <w:sz w:val="22"/>
-          <w:szCs w:val="22"/>
-        </w:rPr>
-        <w:t xml:space="preserve"> ones we are ready to display the result.</w:t>
+      <w:r>
+        <w:rPr>
+          <w:color w:val="000000" w:themeColor="text1"/>
+          <w:sz w:val="22"/>
+          <w:szCs w:val="22"/>
+        </w:rPr>
+        <w:t>even when we round a number we should do so in cents, we only convert to normal numbers ones we are ready to display the result.</w:t>
       </w:r>
     </w:p>
     <w:p>
@@ -428,7 +296,6 @@
         <w:t xml:space="preserve">We can check the type of a variable, object, or array using the </w:t>
       </w:r>
       <w:proofErr w:type="spellStart"/>
-      <w:proofErr w:type="gramStart"/>
       <w:r>
         <w:rPr>
           <w:color w:val="000000" w:themeColor="text1"/>
@@ -438,7 +305,6 @@
         <w:t>typeof</w:t>
       </w:r>
       <w:proofErr w:type="spellEnd"/>
-      <w:proofErr w:type="gramEnd"/>
       <w:r>
         <w:rPr>
           <w:color w:val="000000" w:themeColor="text1"/>
@@ -627,25 +493,7 @@
           <w:sz w:val="22"/>
           <w:szCs w:val="22"/>
         </w:rPr>
-        <w:t xml:space="preserve"> code directly on the onclick or we can store it </w:t>
-      </w:r>
-      <w:proofErr w:type="gramStart"/>
-      <w:r>
-        <w:rPr>
-          <w:color w:val="000000" w:themeColor="text1"/>
-          <w:sz w:val="22"/>
-          <w:szCs w:val="22"/>
-        </w:rPr>
-        <w:t>into</w:t>
-      </w:r>
-      <w:proofErr w:type="gramEnd"/>
-      <w:r>
-        <w:rPr>
-          <w:color w:val="000000" w:themeColor="text1"/>
-          <w:sz w:val="22"/>
-          <w:szCs w:val="22"/>
-        </w:rPr>
-        <w:t xml:space="preserve"> a function that gets called.</w:t>
+        <w:t xml:space="preserve"> code directly on the onclick or we can store it into a function that gets called.</w:t>
       </w:r>
     </w:p>
     <w:p>
@@ -800,7 +648,6 @@
         <w:t xml:space="preserve"> </w:t>
       </w:r>
       <w:proofErr w:type="spellStart"/>
-      <w:proofErr w:type="gramStart"/>
       <w:r>
         <w:rPr>
           <w:color w:val="000000" w:themeColor="text1"/>
@@ -816,16 +663,7 @@
           <w:sz w:val="22"/>
           <w:szCs w:val="22"/>
         </w:rPr>
-        <w:t>(</w:t>
-      </w:r>
-      <w:proofErr w:type="gramEnd"/>
-      <w:r>
-        <w:rPr>
-          <w:color w:val="000000" w:themeColor="text1"/>
-          <w:sz w:val="22"/>
-          <w:szCs w:val="22"/>
-        </w:rPr>
-        <w:t>)</w:t>
+        <w:t>()</w:t>
       </w:r>
       <w:r>
         <w:rPr>
@@ -862,7 +700,6 @@
         <w:t xml:space="preserve"> </w:t>
       </w:r>
       <w:proofErr w:type="spellStart"/>
-      <w:proofErr w:type="gramStart"/>
       <w:r>
         <w:rPr>
           <w:color w:val="000000" w:themeColor="text1"/>
@@ -878,16 +715,7 @@
           <w:sz w:val="22"/>
           <w:szCs w:val="22"/>
         </w:rPr>
-        <w:t>(</w:t>
-      </w:r>
-      <w:proofErr w:type="gramEnd"/>
-      <w:r>
-        <w:rPr>
-          <w:color w:val="000000" w:themeColor="text1"/>
-          <w:sz w:val="22"/>
-          <w:szCs w:val="22"/>
-        </w:rPr>
-        <w:t>),</w:t>
+        <w:t>(),</w:t>
       </w:r>
       <w:r>
         <w:rPr>
@@ -898,7 +726,6 @@
         <w:t xml:space="preserve"> </w:t>
       </w:r>
       <w:proofErr w:type="spellStart"/>
-      <w:proofErr w:type="gramStart"/>
       <w:r>
         <w:rPr>
           <w:color w:val="000000" w:themeColor="text1"/>
@@ -914,16 +741,7 @@
           <w:sz w:val="22"/>
           <w:szCs w:val="22"/>
         </w:rPr>
-        <w:t>(</w:t>
-      </w:r>
-      <w:proofErr w:type="gramEnd"/>
-      <w:r>
-        <w:rPr>
-          <w:color w:val="000000" w:themeColor="text1"/>
-          <w:sz w:val="22"/>
-          <w:szCs w:val="22"/>
-        </w:rPr>
-        <w:t>),</w:t>
+        <w:t>(),</w:t>
       </w:r>
       <w:r>
         <w:rPr>
@@ -934,7 +752,6 @@
         <w:t xml:space="preserve"> </w:t>
       </w:r>
       <w:proofErr w:type="spellStart"/>
-      <w:proofErr w:type="gramStart"/>
       <w:r>
         <w:rPr>
           <w:color w:val="000000" w:themeColor="text1"/>
@@ -950,16 +767,7 @@
           <w:sz w:val="22"/>
           <w:szCs w:val="22"/>
         </w:rPr>
-        <w:t>(</w:t>
-      </w:r>
-      <w:proofErr w:type="gramEnd"/>
-      <w:r>
-        <w:rPr>
-          <w:color w:val="000000" w:themeColor="text1"/>
-          <w:sz w:val="22"/>
-          <w:szCs w:val="22"/>
-        </w:rPr>
-        <w:t>)</w:t>
+        <w:t>()</w:t>
       </w:r>
     </w:p>
     <w:p>
@@ -1016,7 +824,6 @@
         <w:t xml:space="preserve">We have </w:t>
       </w:r>
       <w:proofErr w:type="spellStart"/>
-      <w:proofErr w:type="gramStart"/>
       <w:r>
         <w:rPr>
           <w:color w:val="000000" w:themeColor="text1"/>
@@ -1032,16 +839,7 @@
           <w:sz w:val="22"/>
           <w:szCs w:val="22"/>
         </w:rPr>
-        <w:t>(</w:t>
-      </w:r>
-      <w:proofErr w:type="gramEnd"/>
-      <w:r>
-        <w:rPr>
-          <w:color w:val="000000" w:themeColor="text1"/>
-          <w:sz w:val="22"/>
-          <w:szCs w:val="22"/>
-        </w:rPr>
-        <w:t xml:space="preserve">) datatype, that we can use for huge numerical values and it ends with n so 13423423532523532n is a big integer and can be only operated on with other </w:t>
+        <w:t xml:space="preserve">() datatype, that we can use for huge numerical values and it ends with n so 13423423532523532n is a big integer and can be only operated on with other </w:t>
       </w:r>
       <w:proofErr w:type="spellStart"/>
       <w:r>
@@ -1117,25 +915,7 @@
           <w:sz w:val="22"/>
           <w:szCs w:val="22"/>
         </w:rPr>
-        <w:t xml:space="preserve">. For </w:t>
-      </w:r>
-      <w:proofErr w:type="gramStart"/>
-      <w:r>
-        <w:rPr>
-          <w:color w:val="000000" w:themeColor="text1"/>
-          <w:sz w:val="22"/>
-          <w:szCs w:val="22"/>
-        </w:rPr>
-        <w:t>example</w:t>
-      </w:r>
-      <w:proofErr w:type="gramEnd"/>
-      <w:r>
-        <w:rPr>
-          <w:color w:val="000000" w:themeColor="text1"/>
-          <w:sz w:val="22"/>
-          <w:szCs w:val="22"/>
-        </w:rPr>
-        <w:t xml:space="preserve"> a mathematical operation.</w:t>
+        <w:t>. For example a mathematical operation.</w:t>
       </w:r>
     </w:p>
     <w:p>
@@ -1157,25 +937,7 @@
           <w:sz w:val="22"/>
           <w:szCs w:val="22"/>
         </w:rPr>
-        <w:t xml:space="preserve">String concatenation works the </w:t>
-      </w:r>
-      <w:proofErr w:type="gramStart"/>
-      <w:r>
-        <w:rPr>
-          <w:color w:val="000000" w:themeColor="text1"/>
-          <w:sz w:val="22"/>
-          <w:szCs w:val="22"/>
-        </w:rPr>
-        <w:t>same is</w:t>
-      </w:r>
-      <w:proofErr w:type="gramEnd"/>
-      <w:r>
-        <w:rPr>
-          <w:color w:val="000000" w:themeColor="text1"/>
-          <w:sz w:val="22"/>
-          <w:szCs w:val="22"/>
-        </w:rPr>
-        <w:t xml:space="preserve"> in Java.</w:t>
+        <w:t>String concatenation works the same is in Java.</w:t>
       </w:r>
     </w:p>
     <w:p>
@@ -1197,25 +959,7 @@
           <w:sz w:val="22"/>
           <w:szCs w:val="22"/>
         </w:rPr>
-        <w:t xml:space="preserve">We can check the string length by </w:t>
-      </w:r>
-      <w:proofErr w:type="gramStart"/>
-      <w:r>
-        <w:rPr>
-          <w:color w:val="000000" w:themeColor="text1"/>
-          <w:sz w:val="22"/>
-          <w:szCs w:val="22"/>
-        </w:rPr>
-        <w:t>using .length</w:t>
-      </w:r>
-      <w:proofErr w:type="gramEnd"/>
-      <w:r>
-        <w:rPr>
-          <w:color w:val="000000" w:themeColor="text1"/>
-          <w:sz w:val="22"/>
-          <w:szCs w:val="22"/>
-        </w:rPr>
-        <w:t xml:space="preserve"> on it.</w:t>
+        <w:t>We can check the string length by using .length on it.</w:t>
       </w:r>
     </w:p>
     <w:p>
@@ -1277,7 +1021,6 @@
         </w:rPr>
       </w:pPr>
       <w:proofErr w:type="spellStart"/>
-      <w:proofErr w:type="gramStart"/>
       <w:r>
         <w:rPr>
           <w:color w:val="000000" w:themeColor="text1"/>
@@ -1293,19 +1036,9 @@
           <w:sz w:val="22"/>
           <w:szCs w:val="22"/>
         </w:rPr>
-        <w:t>(</w:t>
-      </w:r>
-      <w:proofErr w:type="gramEnd"/>
-      <w:r>
-        <w:rPr>
-          <w:color w:val="000000" w:themeColor="text1"/>
-          <w:sz w:val="22"/>
-          <w:szCs w:val="22"/>
-        </w:rPr>
-        <w:t xml:space="preserve">) and </w:t>
-      </w:r>
-      <w:proofErr w:type="spellStart"/>
-      <w:proofErr w:type="gramStart"/>
+        <w:t xml:space="preserve">() and </w:t>
+      </w:r>
+      <w:proofErr w:type="spellStart"/>
       <w:r>
         <w:rPr>
           <w:color w:val="000000" w:themeColor="text1"/>
@@ -1321,34 +1054,7 @@
           <w:sz w:val="22"/>
           <w:szCs w:val="22"/>
         </w:rPr>
-        <w:t>(</w:t>
-      </w:r>
-      <w:proofErr w:type="gramEnd"/>
-      <w:r>
-        <w:rPr>
-          <w:color w:val="000000" w:themeColor="text1"/>
-          <w:sz w:val="22"/>
-          <w:szCs w:val="22"/>
-        </w:rPr>
-        <w:t xml:space="preserve">) methods work the same as in Java, </w:t>
-      </w:r>
-      <w:proofErr w:type="gramStart"/>
-      <w:r>
-        <w:rPr>
-          <w:color w:val="000000" w:themeColor="text1"/>
-          <w:sz w:val="22"/>
-          <w:szCs w:val="22"/>
-        </w:rPr>
-        <w:t>trim(</w:t>
-      </w:r>
-      <w:proofErr w:type="gramEnd"/>
-      <w:r>
-        <w:rPr>
-          <w:color w:val="000000" w:themeColor="text1"/>
-          <w:sz w:val="22"/>
-          <w:szCs w:val="22"/>
-        </w:rPr>
-        <w:t>) is extremely useful in node.js</w:t>
+        <w:t>() methods work the same as in Java, trim() is extremely useful in node.js</w:t>
       </w:r>
     </w:p>
     <w:p>
@@ -1364,7 +1070,6 @@
           <w:szCs w:val="22"/>
         </w:rPr>
       </w:pPr>
-      <w:proofErr w:type="gramStart"/>
       <w:r>
         <w:rPr>
           <w:color w:val="000000" w:themeColor="text1"/>
@@ -1374,7 +1079,6 @@
         <w:t>slice(</w:t>
       </w:r>
       <w:proofErr w:type="spellStart"/>
-      <w:proofErr w:type="gramEnd"/>
       <w:r>
         <w:rPr>
           <w:color w:val="000000" w:themeColor="text1"/>
@@ -1424,41 +1128,13 @@
           <w:szCs w:val="22"/>
         </w:rPr>
       </w:pPr>
-      <w:proofErr w:type="gramStart"/>
-      <w:r>
-        <w:rPr>
-          <w:color w:val="000000" w:themeColor="text1"/>
-          <w:sz w:val="22"/>
-          <w:szCs w:val="22"/>
-        </w:rPr>
-        <w:t>Split(</w:t>
-      </w:r>
-      <w:proofErr w:type="gramEnd"/>
-      <w:r>
-        <w:rPr>
-          <w:color w:val="000000" w:themeColor="text1"/>
-          <w:sz w:val="22"/>
-          <w:szCs w:val="22"/>
-        </w:rPr>
-        <w:t xml:space="preserve">,) splits the string into an array, </w:t>
-      </w:r>
-      <w:proofErr w:type="gramStart"/>
-      <w:r>
-        <w:rPr>
-          <w:color w:val="000000" w:themeColor="text1"/>
-          <w:sz w:val="22"/>
-          <w:szCs w:val="22"/>
-        </w:rPr>
-        <w:t>that  will</w:t>
-      </w:r>
-      <w:proofErr w:type="gramEnd"/>
-      <w:r>
-        <w:rPr>
-          <w:color w:val="000000" w:themeColor="text1"/>
-          <w:sz w:val="22"/>
-          <w:szCs w:val="22"/>
-        </w:rPr>
-        <w:t xml:space="preserve"> be split based on the passed character into a String array</w:t>
+      <w:r>
+        <w:rPr>
+          <w:color w:val="000000" w:themeColor="text1"/>
+          <w:sz w:val="22"/>
+          <w:szCs w:val="22"/>
+        </w:rPr>
+        <w:t>Split(,) splits the string into an array, that  will be split based on the passed character into a String array</w:t>
       </w:r>
     </w:p>
     <w:p>
@@ -1502,25 +1178,7 @@
           <w:sz w:val="22"/>
           <w:szCs w:val="22"/>
         </w:rPr>
-        <w:t xml:space="preserve">Using the backticks the new lines are </w:t>
-      </w:r>
-      <w:proofErr w:type="gramStart"/>
-      <w:r>
-        <w:rPr>
-          <w:color w:val="000000" w:themeColor="text1"/>
-          <w:sz w:val="22"/>
-          <w:szCs w:val="22"/>
-        </w:rPr>
-        <w:t>actually newlines</w:t>
-      </w:r>
-      <w:proofErr w:type="gramEnd"/>
-      <w:r>
-        <w:rPr>
-          <w:color w:val="000000" w:themeColor="text1"/>
-          <w:sz w:val="22"/>
-          <w:szCs w:val="22"/>
-        </w:rPr>
-        <w:t xml:space="preserve"> </w:t>
+        <w:t xml:space="preserve">Using the backticks the new lines are actually newlines </w:t>
       </w:r>
     </w:p>
     <w:p>
@@ -1610,43 +1268,7 @@
           <w:sz w:val="22"/>
           <w:szCs w:val="22"/>
         </w:rPr>
-        <w:t xml:space="preserve">== </w:t>
-      </w:r>
-      <w:proofErr w:type="gramStart"/>
-      <w:r>
-        <w:rPr>
-          <w:color w:val="000000" w:themeColor="text1"/>
-          <w:sz w:val="22"/>
-          <w:szCs w:val="22"/>
-        </w:rPr>
-        <w:t>tries</w:t>
-      </w:r>
-      <w:proofErr w:type="gramEnd"/>
-      <w:r>
-        <w:rPr>
-          <w:color w:val="000000" w:themeColor="text1"/>
-          <w:sz w:val="22"/>
-          <w:szCs w:val="22"/>
-        </w:rPr>
-        <w:t xml:space="preserve"> to convert the 2 variables into the same data type while === </w:t>
-      </w:r>
-      <w:proofErr w:type="gramStart"/>
-      <w:r>
-        <w:rPr>
-          <w:color w:val="000000" w:themeColor="text1"/>
-          <w:sz w:val="22"/>
-          <w:szCs w:val="22"/>
-        </w:rPr>
-        <w:t>checks</w:t>
-      </w:r>
-      <w:proofErr w:type="gramEnd"/>
-      <w:r>
-        <w:rPr>
-          <w:color w:val="000000" w:themeColor="text1"/>
-          <w:sz w:val="22"/>
-          <w:szCs w:val="22"/>
-        </w:rPr>
-        <w:t xml:space="preserve"> them at the </w:t>
+        <w:t xml:space="preserve">== tries to convert the 2 variables into the same data type while === checks them at the </w:t>
       </w:r>
     </w:p>
     <w:p>
@@ -1689,7 +1311,6 @@
         <w:t xml:space="preserve">In </w:t>
       </w:r>
       <w:proofErr w:type="spellStart"/>
-      <w:proofErr w:type="gramStart"/>
       <w:r>
         <w:rPr>
           <w:color w:val="000000" w:themeColor="text1"/>
@@ -1699,7 +1320,6 @@
         <w:t>javascript</w:t>
       </w:r>
       <w:proofErr w:type="spellEnd"/>
-      <w:proofErr w:type="gramEnd"/>
       <w:r>
         <w:rPr>
           <w:color w:val="000000" w:themeColor="text1"/>
@@ -1760,23 +1380,13 @@
         </w:rPr>
         <w:t xml:space="preserve">; </w:t>
       </w:r>
-      <w:proofErr w:type="gramStart"/>
-      <w:r>
-        <w:rPr>
-          <w:color w:val="000000" w:themeColor="text1"/>
-          <w:sz w:val="22"/>
-          <w:szCs w:val="22"/>
-        </w:rPr>
-        <w:t>so</w:t>
-      </w:r>
-      <w:proofErr w:type="gramEnd"/>
-      <w:r>
-        <w:rPr>
-          <w:color w:val="000000" w:themeColor="text1"/>
-          <w:sz w:val="22"/>
-          <w:szCs w:val="22"/>
-        </w:rPr>
-        <w:t xml:space="preserve"> a const variable </w:t>
+      <w:r>
+        <w:rPr>
+          <w:color w:val="000000" w:themeColor="text1"/>
+          <w:sz w:val="22"/>
+          <w:szCs w:val="22"/>
+        </w:rPr>
+        <w:t xml:space="preserve">so a const variable </w:t>
       </w:r>
       <w:proofErr w:type="spellStart"/>
       <w:r>
@@ -1991,43 +1601,7 @@
           <w:sz w:val="22"/>
           <w:szCs w:val="22"/>
         </w:rPr>
-        <w:t xml:space="preserve">let result = age &gt;= </w:t>
-      </w:r>
-      <w:proofErr w:type="gramStart"/>
-      <w:r>
-        <w:rPr>
-          <w:color w:val="000000" w:themeColor="text1"/>
-          <w:sz w:val="22"/>
-          <w:szCs w:val="22"/>
-        </w:rPr>
-        <w:t>18 ?</w:t>
-      </w:r>
-      <w:proofErr w:type="gramEnd"/>
-      <w:r>
-        <w:rPr>
-          <w:color w:val="000000" w:themeColor="text1"/>
-          <w:sz w:val="22"/>
-          <w:szCs w:val="22"/>
-        </w:rPr>
-        <w:t xml:space="preserve"> "Adult</w:t>
-      </w:r>
-      <w:proofErr w:type="gramStart"/>
-      <w:r>
-        <w:rPr>
-          <w:color w:val="000000" w:themeColor="text1"/>
-          <w:sz w:val="22"/>
-          <w:szCs w:val="22"/>
-        </w:rPr>
-        <w:t>" :</w:t>
-      </w:r>
-      <w:proofErr w:type="gramEnd"/>
-      <w:r>
-        <w:rPr>
-          <w:color w:val="000000" w:themeColor="text1"/>
-          <w:sz w:val="22"/>
-          <w:szCs w:val="22"/>
-        </w:rPr>
-        <w:t xml:space="preserve"> "Minor";</w:t>
+        <w:t>let result = age &gt;= 18 ? "Adult" : "Minor";</w:t>
       </w:r>
     </w:p>
     <w:p>
@@ -2114,7 +1688,6 @@
         </w:rPr>
       </w:pPr>
       <w:proofErr w:type="spellStart"/>
-      <w:proofErr w:type="gramStart"/>
       <w:r>
         <w:rPr>
           <w:color w:val="000000" w:themeColor="text1"/>
@@ -2130,16 +1703,7 @@
           <w:sz w:val="22"/>
           <w:szCs w:val="22"/>
         </w:rPr>
-        <w:t xml:space="preserve"> &amp;&amp;</w:t>
-      </w:r>
-      <w:proofErr w:type="gramEnd"/>
-      <w:r>
-        <w:rPr>
-          <w:color w:val="000000" w:themeColor="text1"/>
-          <w:sz w:val="22"/>
-          <w:szCs w:val="22"/>
-        </w:rPr>
-        <w:t xml:space="preserve"> console.log("Welcome!");</w:t>
+        <w:t xml:space="preserve"> &amp;&amp; console.log("Welcome!");</w:t>
       </w:r>
       <w:r>
         <w:rPr>
@@ -2281,25 +1845,7 @@
           <w:sz w:val="22"/>
           <w:szCs w:val="22"/>
         </w:rPr>
-        <w:t xml:space="preserve">Just like java we can declare parameters and pass arguments to a function, but without declaring the type of </w:t>
-      </w:r>
-      <w:proofErr w:type="gramStart"/>
-      <w:r>
-        <w:rPr>
-          <w:color w:val="000000" w:themeColor="text1"/>
-          <w:sz w:val="22"/>
-          <w:szCs w:val="22"/>
-        </w:rPr>
-        <w:t>the data</w:t>
-      </w:r>
-      <w:proofErr w:type="gramEnd"/>
-      <w:r>
-        <w:rPr>
-          <w:color w:val="000000" w:themeColor="text1"/>
-          <w:sz w:val="22"/>
-          <w:szCs w:val="22"/>
-        </w:rPr>
-        <w:t xml:space="preserve"> we are going to pass</w:t>
+        <w:t>Just like java we can declare parameters and pass arguments to a function, but without declaring the type of the data we are going to pass</w:t>
       </w:r>
     </w:p>
     <w:p>
@@ -2464,7 +2010,6 @@
         </w:rPr>
       </w:pPr>
       <w:proofErr w:type="spellStart"/>
-      <w:proofErr w:type="gramStart"/>
       <w:r>
         <w:rPr>
           <w:color w:val="000000" w:themeColor="text1"/>
@@ -2474,32 +2019,13 @@
         <w:t>Its</w:t>
       </w:r>
       <w:proofErr w:type="spellEnd"/>
-      <w:proofErr w:type="gramEnd"/>
-      <w:r>
-        <w:rPr>
-          <w:color w:val="000000" w:themeColor="text1"/>
-          <w:sz w:val="22"/>
-          <w:szCs w:val="22"/>
-        </w:rPr>
-        <w:t xml:space="preserve"> important since our Node.js app communicates with other </w:t>
-      </w:r>
-      <w:proofErr w:type="gramStart"/>
-      <w:r>
-        <w:rPr>
-          <w:color w:val="000000" w:themeColor="text1"/>
-          <w:sz w:val="22"/>
-          <w:szCs w:val="22"/>
-        </w:rPr>
-        <w:t>functions,</w:t>
-      </w:r>
-      <w:proofErr w:type="gramEnd"/>
-      <w:r>
-        <w:rPr>
-          <w:color w:val="000000" w:themeColor="text1"/>
-          <w:sz w:val="22"/>
-          <w:szCs w:val="22"/>
-        </w:rPr>
-        <w:t xml:space="preserve"> systems using the JSON so we need to handle that JSON as JS Object that we can further develop</w:t>
+      <w:r>
+        <w:rPr>
+          <w:color w:val="000000" w:themeColor="text1"/>
+          <w:sz w:val="22"/>
+          <w:szCs w:val="22"/>
+        </w:rPr>
+        <w:t xml:space="preserve"> important since our Node.js app communicates with other functions, systems using the JSON so we need to handle that JSON as JS Object that we can further develop</w:t>
       </w:r>
     </w:p>
     <w:p>
@@ -2695,7 +2221,6 @@
           <w:szCs w:val="22"/>
         </w:rPr>
       </w:pPr>
-      <w:proofErr w:type="gramStart"/>
       <w:r>
         <w:rPr>
           <w:color w:val="000000" w:themeColor="text1"/>
@@ -2710,34 +2235,7 @@
           <w:sz w:val="22"/>
           <w:szCs w:val="22"/>
         </w:rPr>
-        <w:t>e</w:t>
-      </w:r>
-      <w:proofErr w:type="gramEnd"/>
-      <w:r>
-        <w:rPr>
-          <w:color w:val="000000" w:themeColor="text1"/>
-          <w:sz w:val="22"/>
-          <w:szCs w:val="22"/>
-        </w:rPr>
-        <w:t xml:space="preserve"> need to convert the object int JSON string </w:t>
-      </w:r>
-      <w:proofErr w:type="gramStart"/>
-      <w:r>
-        <w:rPr>
-          <w:color w:val="000000" w:themeColor="text1"/>
-          <w:sz w:val="22"/>
-          <w:szCs w:val="22"/>
-        </w:rPr>
-        <w:t>store it</w:t>
-      </w:r>
-      <w:proofErr w:type="gramEnd"/>
-      <w:r>
-        <w:rPr>
-          <w:color w:val="000000" w:themeColor="text1"/>
-          <w:sz w:val="22"/>
-          <w:szCs w:val="22"/>
-        </w:rPr>
-        <w:t xml:space="preserve">, then fetch it </w:t>
+        <w:t xml:space="preserve">e need to convert the object int JSON string store it, then fetch it </w:t>
       </w:r>
       <w:proofErr w:type="spellStart"/>
       <w:r>
@@ -2755,25 +2253,7 @@
           <w:sz w:val="22"/>
           <w:szCs w:val="22"/>
         </w:rPr>
-        <w:t xml:space="preserve"> it </w:t>
-      </w:r>
-      <w:proofErr w:type="gramStart"/>
-      <w:r>
-        <w:rPr>
-          <w:color w:val="000000" w:themeColor="text1"/>
-          <w:sz w:val="22"/>
-          <w:szCs w:val="22"/>
-        </w:rPr>
-        <w:t>using</w:t>
-      </w:r>
-      <w:proofErr w:type="gramEnd"/>
-      <w:r>
-        <w:rPr>
-          <w:color w:val="000000" w:themeColor="text1"/>
-          <w:sz w:val="22"/>
-          <w:szCs w:val="22"/>
-        </w:rPr>
-        <w:t xml:space="preserve"> parse, then use it again</w:t>
+        <w:t xml:space="preserve"> it using parse, then use it again</w:t>
       </w:r>
       <w:r>
         <w:rPr>
@@ -2866,33 +2346,15 @@
           <w:sz w:val="22"/>
           <w:szCs w:val="22"/>
         </w:rPr>
-        <w:t xml:space="preserve">in </w:t>
-      </w:r>
-      <w:proofErr w:type="gramStart"/>
-      <w:r>
-        <w:rPr>
-          <w:color w:val="000000" w:themeColor="text1"/>
-          <w:sz w:val="22"/>
-          <w:szCs w:val="22"/>
-        </w:rPr>
-        <w:t>JS  a</w:t>
-      </w:r>
-      <w:r>
-        <w:rPr>
-          <w:color w:val="000000" w:themeColor="text1"/>
-          <w:sz w:val="22"/>
-          <w:szCs w:val="22"/>
-        </w:rPr>
-        <w:t>n</w:t>
-      </w:r>
-      <w:proofErr w:type="gramEnd"/>
-      <w:r>
-        <w:rPr>
-          <w:color w:val="000000" w:themeColor="text1"/>
-          <w:sz w:val="22"/>
-          <w:szCs w:val="22"/>
-        </w:rPr>
-        <w:t xml:space="preserve"> object is a way to group related data together using key-value pairs.</w:t>
+        <w:t>in JS  a</w:t>
+      </w:r>
+      <w:r>
+        <w:rPr>
+          <w:color w:val="000000" w:themeColor="text1"/>
+          <w:sz w:val="22"/>
+          <w:szCs w:val="22"/>
+        </w:rPr>
+        <w:t>n object is a way to group related data together using key-value pairs.</w:t>
       </w:r>
     </w:p>
     <w:p>
@@ -2914,25 +2376,7 @@
           <w:sz w:val="22"/>
           <w:szCs w:val="22"/>
         </w:rPr>
-        <w:t xml:space="preserve">We can access a property or </w:t>
-      </w:r>
-      <w:proofErr w:type="gramStart"/>
-      <w:r>
-        <w:rPr>
-          <w:color w:val="000000" w:themeColor="text1"/>
-          <w:sz w:val="22"/>
-          <w:szCs w:val="22"/>
-        </w:rPr>
-        <w:t>a value</w:t>
-      </w:r>
-      <w:proofErr w:type="gramEnd"/>
-      <w:r>
-        <w:rPr>
-          <w:color w:val="000000" w:themeColor="text1"/>
-          <w:sz w:val="22"/>
-          <w:szCs w:val="22"/>
-        </w:rPr>
-        <w:t xml:space="preserve"> of a certain attribute in the object using the dot notation or a bracket with a string including the attribute name</w:t>
+        <w:t>We can access a property or a value of a certain attribute in the object using the dot notation or a bracket with a string including the attribute name</w:t>
       </w:r>
     </w:p>
     <w:p>
@@ -2957,7 +2401,6 @@
         <w:t xml:space="preserve">We can add a property by easily just writing the object </w:t>
       </w:r>
       <w:proofErr w:type="spellStart"/>
-      <w:proofErr w:type="gramStart"/>
       <w:r>
         <w:rPr>
           <w:color w:val="000000" w:themeColor="text1"/>
@@ -2967,7 +2410,6 @@
         <w:t>name.newprop</w:t>
       </w:r>
       <w:proofErr w:type="spellEnd"/>
-      <w:proofErr w:type="gramEnd"/>
       <w:r>
         <w:rPr>
           <w:color w:val="000000" w:themeColor="text1"/>
@@ -2999,7 +2441,6 @@
         <w:t xml:space="preserve">delete </w:t>
       </w:r>
       <w:proofErr w:type="spellStart"/>
-      <w:proofErr w:type="gramStart"/>
       <w:r>
         <w:rPr>
           <w:color w:val="000000" w:themeColor="text1"/>
@@ -3009,7 +2450,6 @@
         <w:t>user.email</w:t>
       </w:r>
       <w:proofErr w:type="spellEnd"/>
-      <w:proofErr w:type="gramEnd"/>
       <w:r>
         <w:rPr>
           <w:color w:val="000000" w:themeColor="text1"/>
@@ -3046,18 +2486,8 @@
           <w:sz w:val="22"/>
           <w:szCs w:val="22"/>
         </w:rPr>
-        <w:t xml:space="preserve">Objects can </w:t>
-      </w:r>
-      <w:proofErr w:type="gramStart"/>
-      <w:r>
-        <w:rPr>
-          <w:color w:val="000000" w:themeColor="text1"/>
-          <w:sz w:val="22"/>
-          <w:szCs w:val="22"/>
-        </w:rPr>
-        <w:t>contain:</w:t>
-      </w:r>
-      <w:proofErr w:type="gramEnd"/>
+        <w:t>Objects can contain:</w:t>
+      </w:r>
       <w:r>
         <w:rPr>
           <w:color w:val="000000" w:themeColor="text1"/>
@@ -3180,43 +2610,7 @@
           <w:sz w:val="22"/>
           <w:szCs w:val="22"/>
         </w:rPr>
-        <w:t xml:space="preserve">const user2 = </w:t>
-      </w:r>
-      <w:proofErr w:type="gramStart"/>
-      <w:r>
-        <w:rPr>
-          <w:color w:val="000000" w:themeColor="text1"/>
-          <w:sz w:val="22"/>
-          <w:szCs w:val="22"/>
-        </w:rPr>
-        <w:t>{ ...</w:t>
-      </w:r>
-      <w:proofErr w:type="gramEnd"/>
-      <w:r>
-        <w:rPr>
-          <w:color w:val="000000" w:themeColor="text1"/>
-          <w:sz w:val="22"/>
-          <w:szCs w:val="22"/>
-        </w:rPr>
-        <w:t>user</w:t>
-      </w:r>
-      <w:proofErr w:type="gramStart"/>
-      <w:r>
-        <w:rPr>
-          <w:color w:val="000000" w:themeColor="text1"/>
-          <w:sz w:val="22"/>
-          <w:szCs w:val="22"/>
-        </w:rPr>
-        <w:t>1 }</w:t>
-      </w:r>
-      <w:proofErr w:type="gramEnd"/>
-      <w:r>
-        <w:rPr>
-          <w:color w:val="000000" w:themeColor="text1"/>
-          <w:sz w:val="22"/>
-          <w:szCs w:val="22"/>
-        </w:rPr>
-        <w:t>;</w:t>
+        <w:t>const user2 = { ...user1 };</w:t>
       </w:r>
       <w:r>
         <w:rPr>
@@ -3312,43 +2706,7 @@
           <w:sz w:val="22"/>
           <w:szCs w:val="22"/>
         </w:rPr>
-        <w:t xml:space="preserve">const </w:t>
-      </w:r>
-      <w:proofErr w:type="gramStart"/>
-      <w:r>
-        <w:rPr>
-          <w:color w:val="000000" w:themeColor="text1"/>
-          <w:sz w:val="22"/>
-          <w:szCs w:val="22"/>
-        </w:rPr>
-        <w:t>{ name</w:t>
-      </w:r>
-      <w:proofErr w:type="gramEnd"/>
-      <w:r>
-        <w:rPr>
-          <w:color w:val="000000" w:themeColor="text1"/>
-          <w:sz w:val="22"/>
-          <w:szCs w:val="22"/>
-        </w:rPr>
-        <w:t xml:space="preserve">, age, </w:t>
-      </w:r>
-      <w:proofErr w:type="gramStart"/>
-      <w:r>
-        <w:rPr>
-          <w:color w:val="000000" w:themeColor="text1"/>
-          <w:sz w:val="22"/>
-          <w:szCs w:val="22"/>
-        </w:rPr>
-        <w:t>email }</w:t>
-      </w:r>
-      <w:proofErr w:type="gramEnd"/>
-      <w:r>
-        <w:rPr>
-          <w:color w:val="000000" w:themeColor="text1"/>
-          <w:sz w:val="22"/>
-          <w:szCs w:val="22"/>
-        </w:rPr>
-        <w:t xml:space="preserve"> = user;</w:t>
+        <w:t>const { name, age, email } = user;</w:t>
       </w:r>
       <w:r>
         <w:rPr>
@@ -3379,28 +2737,9 @@
           <w:szCs w:val="22"/>
         </w:rPr>
         <w:lastRenderedPageBreak/>
-        <w:t xml:space="preserve">const </w:t>
-      </w:r>
-      <w:proofErr w:type="gramStart"/>
-      <w:r>
-        <w:rPr>
-          <w:color w:val="000000" w:themeColor="text1"/>
-          <w:sz w:val="22"/>
-          <w:szCs w:val="22"/>
-        </w:rPr>
-        <w:t>{ name</w:t>
-      </w:r>
-      <w:proofErr w:type="gramEnd"/>
-      <w:r>
-        <w:rPr>
-          <w:color w:val="000000" w:themeColor="text1"/>
-          <w:sz w:val="22"/>
-          <w:szCs w:val="22"/>
-        </w:rPr>
-        <w:t xml:space="preserve">: </w:t>
-      </w:r>
-      <w:proofErr w:type="spellStart"/>
-      <w:proofErr w:type="gramStart"/>
+        <w:t xml:space="preserve">const { name: </w:t>
+      </w:r>
+      <w:proofErr w:type="spellStart"/>
       <w:r>
         <w:rPr>
           <w:color w:val="000000" w:themeColor="text1"/>
@@ -3416,16 +2755,7 @@
           <w:sz w:val="22"/>
           <w:szCs w:val="22"/>
         </w:rPr>
-        <w:t xml:space="preserve"> }</w:t>
-      </w:r>
-      <w:proofErr w:type="gramEnd"/>
-      <w:r>
-        <w:rPr>
-          <w:color w:val="000000" w:themeColor="text1"/>
-          <w:sz w:val="22"/>
-          <w:szCs w:val="22"/>
-        </w:rPr>
-        <w:t xml:space="preserve"> = user;</w:t>
+        <w:t xml:space="preserve"> } = user;</w:t>
       </w:r>
       <w:r>
         <w:rPr>
@@ -3557,7 +2887,6 @@
         <w:t xml:space="preserve">We can use this DOM to interact with our html and modify it, for example </w:t>
       </w:r>
       <w:proofErr w:type="spellStart"/>
-      <w:proofErr w:type="gramStart"/>
       <w:r>
         <w:rPr>
           <w:color w:val="000000" w:themeColor="text1"/>
@@ -3567,7 +2896,6 @@
         <w:t>document.querySelector</w:t>
       </w:r>
       <w:proofErr w:type="spellEnd"/>
-      <w:proofErr w:type="gramEnd"/>
       <w:r>
         <w:rPr>
           <w:color w:val="000000" w:themeColor="text1"/>
@@ -3673,7 +3001,6 @@
         <w:t xml:space="preserve">(); allows us to change the title of the current webpage, </w:t>
       </w:r>
       <w:proofErr w:type="spellStart"/>
-      <w:proofErr w:type="gramStart"/>
       <w:r>
         <w:rPr>
           <w:color w:val="000000" w:themeColor="text1"/>
@@ -3683,7 +3010,6 @@
         <w:t>document.title</w:t>
       </w:r>
       <w:proofErr w:type="spellEnd"/>
-      <w:proofErr w:type="gramEnd"/>
       <w:r>
         <w:rPr>
           <w:color w:val="000000" w:themeColor="text1"/>
@@ -3707,104 +3033,48 @@
         </w:rPr>
       </w:pPr>
       <w:proofErr w:type="spellStart"/>
-      <w:proofErr w:type="gramStart"/>
-      <w:r>
-        <w:rPr>
-          <w:color w:val="000000" w:themeColor="text1"/>
-          <w:sz w:val="22"/>
-          <w:szCs w:val="22"/>
-        </w:rPr>
-        <w:t>document.body</w:t>
-      </w:r>
-      <w:proofErr w:type="gramEnd"/>
-      <w:r>
-        <w:rPr>
-          <w:color w:val="000000" w:themeColor="text1"/>
-          <w:sz w:val="22"/>
-          <w:szCs w:val="22"/>
-        </w:rPr>
-        <w:t>.innerHTML</w:t>
-      </w:r>
-      <w:proofErr w:type="spellEnd"/>
-      <w:r>
-        <w:rPr>
-          <w:color w:val="000000" w:themeColor="text1"/>
-          <w:sz w:val="22"/>
-          <w:szCs w:val="22"/>
-        </w:rPr>
-        <w:t xml:space="preserve">; this represents the body element inside our html </w:t>
-      </w:r>
-      <w:proofErr w:type="gramStart"/>
-      <w:r>
-        <w:rPr>
-          <w:color w:val="000000" w:themeColor="text1"/>
-          <w:sz w:val="22"/>
-          <w:szCs w:val="22"/>
-        </w:rPr>
-        <w:t>page</w:t>
-      </w:r>
-      <w:r>
-        <w:rPr>
-          <w:color w:val="000000" w:themeColor="text1"/>
-          <w:sz w:val="22"/>
-          <w:szCs w:val="22"/>
-        </w:rPr>
-        <w:t>,</w:t>
-      </w:r>
-      <w:proofErr w:type="gramEnd"/>
-      <w:r>
-        <w:rPr>
-          <w:color w:val="000000" w:themeColor="text1"/>
-          <w:sz w:val="22"/>
-          <w:szCs w:val="22"/>
-        </w:rPr>
-        <w:t xml:space="preserve"> this method can also accept html as a string so for example: </w:t>
-      </w:r>
-      <w:proofErr w:type="spellStart"/>
-      <w:proofErr w:type="gramStart"/>
-      <w:r>
-        <w:rPr>
-          <w:color w:val="000000" w:themeColor="text1"/>
-          <w:sz w:val="22"/>
-          <w:szCs w:val="22"/>
-        </w:rPr>
-        <w:t>document.body</w:t>
-      </w:r>
-      <w:proofErr w:type="gramEnd"/>
-      <w:r>
-        <w:rPr>
-          <w:color w:val="000000" w:themeColor="text1"/>
-          <w:sz w:val="22"/>
-          <w:szCs w:val="22"/>
-        </w:rPr>
-        <w:t>.innerHTML</w:t>
-      </w:r>
-      <w:proofErr w:type="spellEnd"/>
-      <w:r>
-        <w:rPr>
-          <w:color w:val="000000" w:themeColor="text1"/>
-          <w:sz w:val="22"/>
-          <w:szCs w:val="22"/>
-        </w:rPr>
-        <w:t xml:space="preserve"> = "&lt;h1&gt;</w:t>
-      </w:r>
-      <w:proofErr w:type="gramStart"/>
-      <w:r>
-        <w:rPr>
-          <w:color w:val="000000" w:themeColor="text1"/>
-          <w:sz w:val="22"/>
-          <w:szCs w:val="22"/>
-        </w:rPr>
-        <w:t>Hello!&lt;</w:t>
-      </w:r>
-      <w:proofErr w:type="gramEnd"/>
-      <w:r>
-        <w:rPr>
-          <w:color w:val="000000" w:themeColor="text1"/>
-          <w:sz w:val="22"/>
-          <w:szCs w:val="22"/>
-        </w:rPr>
-        <w:t>/h1&gt;";</w:t>
+      <w:r>
+        <w:rPr>
+          <w:color w:val="000000" w:themeColor="text1"/>
+          <w:sz w:val="22"/>
+          <w:szCs w:val="22"/>
+        </w:rPr>
+        <w:t>document.body.innerHTML</w:t>
+      </w:r>
+      <w:proofErr w:type="spellEnd"/>
+      <w:r>
+        <w:rPr>
+          <w:color w:val="000000" w:themeColor="text1"/>
+          <w:sz w:val="22"/>
+          <w:szCs w:val="22"/>
+        </w:rPr>
+        <w:t>; this represents the body element inside our html page</w:t>
+      </w:r>
+      <w:r>
+        <w:rPr>
+          <w:color w:val="000000" w:themeColor="text1"/>
+          <w:sz w:val="22"/>
+          <w:szCs w:val="22"/>
+        </w:rPr>
+        <w:t xml:space="preserve">, this method can also accept html as a string so for example: </w:t>
+      </w:r>
+      <w:proofErr w:type="spellStart"/>
+      <w:r>
+        <w:rPr>
+          <w:color w:val="000000" w:themeColor="text1"/>
+          <w:sz w:val="22"/>
+          <w:szCs w:val="22"/>
+        </w:rPr>
+        <w:t>document.body.innerHTML</w:t>
+      </w:r>
+      <w:proofErr w:type="spellEnd"/>
+      <w:r>
+        <w:rPr>
+          <w:color w:val="000000" w:themeColor="text1"/>
+          <w:sz w:val="22"/>
+          <w:szCs w:val="22"/>
+        </w:rPr>
+        <w:t xml:space="preserve"> = "&lt;h1&gt;Hello!&lt;/h1&gt;";</w:t>
       </w:r>
     </w:p>
     <w:p>
@@ -3821,7 +3091,6 @@
         </w:rPr>
       </w:pPr>
       <w:proofErr w:type="spellStart"/>
-      <w:proofErr w:type="gramStart"/>
       <w:r>
         <w:rPr>
           <w:color w:val="000000" w:themeColor="text1"/>
@@ -3831,7 +3100,6 @@
         <w:t>document.querySelector</w:t>
       </w:r>
       <w:proofErr w:type="spellEnd"/>
-      <w:proofErr w:type="gramEnd"/>
       <w:r>
         <w:rPr>
           <w:color w:val="000000" w:themeColor="text1"/>
@@ -3846,16 +3114,7 @@
           <w:sz w:val="22"/>
           <w:szCs w:val="22"/>
         </w:rPr>
-        <w:t xml:space="preserve">; allows us to select an html element from the body. We can save it into a constant then change the content inside it. Note that we should </w:t>
-      </w:r>
-      <w:proofErr w:type="gramStart"/>
-      <w:r>
-        <w:rPr>
-          <w:color w:val="000000" w:themeColor="text1"/>
-          <w:sz w:val="22"/>
-          <w:szCs w:val="22"/>
-        </w:rPr>
-        <w:t>call .</w:t>
+        <w:t>; allows us to select an html element from the body. We can save it into a constant then change the content inside it. Note that we should call .</w:t>
       </w:r>
       <w:proofErr w:type="spellStart"/>
       <w:r>
@@ -3867,7 +3126,6 @@
         <w:t>textContent</w:t>
       </w:r>
       <w:proofErr w:type="spellEnd"/>
-      <w:proofErr w:type="gramEnd"/>
       <w:r>
         <w:rPr>
           <w:color w:val="000000" w:themeColor="text1"/>
@@ -3877,7 +3135,6 @@
         <w:t xml:space="preserve"> before changing it; </w:t>
       </w:r>
       <w:proofErr w:type="spellStart"/>
-      <w:proofErr w:type="gramStart"/>
       <w:r>
         <w:rPr>
           <w:color w:val="000000" w:themeColor="text1"/>
@@ -3887,7 +3144,6 @@
         <w:t>heading.textContent</w:t>
       </w:r>
       <w:proofErr w:type="spellEnd"/>
-      <w:proofErr w:type="gramEnd"/>
       <w:r>
         <w:rPr>
           <w:color w:val="000000" w:themeColor="text1"/>
@@ -3910,23 +3166,13 @@
           <w:szCs w:val="22"/>
         </w:rPr>
       </w:pPr>
-      <w:proofErr w:type="gramStart"/>
-      <w:r>
-        <w:rPr>
-          <w:color w:val="000000" w:themeColor="text1"/>
-          <w:sz w:val="22"/>
-          <w:szCs w:val="22"/>
-        </w:rPr>
-        <w:t>it’s</w:t>
-      </w:r>
-      <w:proofErr w:type="gramEnd"/>
-      <w:r>
-        <w:rPr>
-          <w:color w:val="000000" w:themeColor="text1"/>
-          <w:sz w:val="22"/>
-          <w:szCs w:val="22"/>
-        </w:rPr>
-        <w:t xml:space="preserve"> a better idea for scalable applications to put a class inside the html element so we can differentiate between them when we select the query</w:t>
+      <w:r>
+        <w:rPr>
+          <w:color w:val="000000" w:themeColor="text1"/>
+          <w:sz w:val="22"/>
+          <w:szCs w:val="22"/>
+        </w:rPr>
+        <w:t>it’s a better idea for scalable applications to put a class inside the html element so we can differentiate between them when we select the query</w:t>
       </w:r>
     </w:p>
     <w:p>
@@ -3964,26 +3210,15 @@
           <w:szCs w:val="22"/>
         </w:rPr>
       </w:pPr>
-      <w:proofErr w:type="gramStart"/>
-      <w:r>
-        <w:rPr>
-          <w:color w:val="000000" w:themeColor="text1"/>
-          <w:sz w:val="22"/>
-          <w:szCs w:val="22"/>
-        </w:rPr>
-        <w:t>getting</w:t>
-      </w:r>
-      <w:proofErr w:type="gramEnd"/>
-      <w:r>
-        <w:rPr>
-          <w:color w:val="000000" w:themeColor="text1"/>
-          <w:sz w:val="22"/>
-          <w:szCs w:val="22"/>
-        </w:rPr>
-        <w:t xml:space="preserve"> a value from the input box, first we declare a class for a certain input, we use this class name with the </w:t>
-      </w:r>
-      <w:proofErr w:type="spellStart"/>
-      <w:proofErr w:type="gramStart"/>
+      <w:r>
+        <w:rPr>
+          <w:color w:val="000000" w:themeColor="text1"/>
+          <w:sz w:val="22"/>
+          <w:szCs w:val="22"/>
+        </w:rPr>
+        <w:t xml:space="preserve">getting a value from the input box, first we declare a class for a certain input, we use this class name with the </w:t>
+      </w:r>
+      <w:proofErr w:type="spellStart"/>
       <w:r>
         <w:rPr>
           <w:color w:val="000000" w:themeColor="text1"/>
@@ -3999,37 +3234,18 @@
           <w:sz w:val="22"/>
           <w:szCs w:val="22"/>
         </w:rPr>
-        <w:t>(), and</w:t>
-      </w:r>
-      <w:proofErr w:type="gramEnd"/>
-      <w:r>
-        <w:rPr>
-          <w:color w:val="000000" w:themeColor="text1"/>
-          <w:sz w:val="22"/>
-          <w:szCs w:val="22"/>
-        </w:rPr>
-        <w:t xml:space="preserve"> store the output into a variable. This variable represents the entire input box. To get the value we store the value into a new variable from the </w:t>
-      </w:r>
-      <w:proofErr w:type="spellStart"/>
-      <w:r>
-        <w:rPr>
-          <w:color w:val="000000" w:themeColor="text1"/>
-          <w:sz w:val="22"/>
-          <w:szCs w:val="22"/>
-        </w:rPr>
-        <w:t>box</w:t>
-      </w:r>
-      <w:proofErr w:type="gramStart"/>
-      <w:r>
-        <w:rPr>
-          <w:color w:val="000000" w:themeColor="text1"/>
-          <w:sz w:val="22"/>
-          <w:szCs w:val="22"/>
-        </w:rPr>
-        <w:t>.value</w:t>
-      </w:r>
-      <w:proofErr w:type="spellEnd"/>
-      <w:proofErr w:type="gramEnd"/>
+        <w:t xml:space="preserve">(), and store the output into a variable. This variable represents the entire input box. To get the value we store the value into a new variable from the </w:t>
+      </w:r>
+      <w:proofErr w:type="spellStart"/>
+      <w:r>
+        <w:rPr>
+          <w:color w:val="000000" w:themeColor="text1"/>
+          <w:sz w:val="22"/>
+          <w:szCs w:val="22"/>
+        </w:rPr>
+        <w:t>box.value</w:t>
+      </w:r>
+      <w:proofErr w:type="spellEnd"/>
     </w:p>
     <w:p>
       <w:pPr>
@@ -4060,25 +3276,7 @@
           <w:sz w:val="22"/>
           <w:szCs w:val="22"/>
         </w:rPr>
-        <w:t xml:space="preserve"> tells us when a key was pressed, it does not tell us which key, however the event object stores data about the event which </w:t>
-      </w:r>
-      <w:proofErr w:type="gramStart"/>
-      <w:r>
-        <w:rPr>
-          <w:color w:val="000000" w:themeColor="text1"/>
-          <w:sz w:val="22"/>
-          <w:szCs w:val="22"/>
-        </w:rPr>
-        <w:t>In</w:t>
-      </w:r>
-      <w:proofErr w:type="gramEnd"/>
-      <w:r>
-        <w:rPr>
-          <w:color w:val="000000" w:themeColor="text1"/>
-          <w:sz w:val="22"/>
-          <w:szCs w:val="22"/>
-        </w:rPr>
-        <w:t xml:space="preserve"> this case was a key stroke, using </w:t>
+        <w:t xml:space="preserve"> tells us when a key was pressed, it does not tell us which key, however the event object stores data about the event which In this case was a key stroke, using </w:t>
       </w:r>
       <w:proofErr w:type="spellStart"/>
       <w:r>
@@ -4096,25 +3294,7 @@
           <w:sz w:val="22"/>
           <w:szCs w:val="22"/>
         </w:rPr>
-        <w:t xml:space="preserve"> tells us what was </w:t>
-      </w:r>
-      <w:proofErr w:type="gramStart"/>
-      <w:r>
-        <w:rPr>
-          <w:color w:val="000000" w:themeColor="text1"/>
-          <w:sz w:val="22"/>
-          <w:szCs w:val="22"/>
-        </w:rPr>
-        <w:t>actually pressed</w:t>
-      </w:r>
-      <w:proofErr w:type="gramEnd"/>
-      <w:r>
-        <w:rPr>
-          <w:color w:val="000000" w:themeColor="text1"/>
-          <w:sz w:val="22"/>
-          <w:szCs w:val="22"/>
-        </w:rPr>
-        <w:t>.</w:t>
+        <w:t xml:space="preserve"> tells us what was actually pressed.</w:t>
       </w:r>
     </w:p>
     <w:p>
@@ -4131,7 +3311,6 @@
         </w:rPr>
       </w:pPr>
       <w:proofErr w:type="spellStart"/>
-      <w:proofErr w:type="gramStart"/>
       <w:r>
         <w:rPr>
           <w:color w:val="000000" w:themeColor="text1"/>
@@ -4147,16 +3326,7 @@
           <w:sz w:val="22"/>
           <w:szCs w:val="22"/>
         </w:rPr>
-        <w:t>(</w:t>
-      </w:r>
-      <w:proofErr w:type="gramEnd"/>
-      <w:r>
-        <w:rPr>
-          <w:color w:val="000000" w:themeColor="text1"/>
-          <w:sz w:val="22"/>
-          <w:szCs w:val="22"/>
-        </w:rPr>
-        <w:t>)</w:t>
+        <w:t>()</w:t>
       </w:r>
       <w:r>
         <w:rPr>
@@ -4274,23 +3444,13 @@
           <w:u w:val="single"/>
         </w:rPr>
       </w:pPr>
-      <w:proofErr w:type="gramStart"/>
-      <w:r>
-        <w:rPr>
-          <w:color w:val="000000" w:themeColor="text1"/>
-          <w:sz w:val="22"/>
-          <w:szCs w:val="22"/>
-        </w:rPr>
-        <w:t>Push(</w:t>
-      </w:r>
-      <w:proofErr w:type="gramEnd"/>
-      <w:r>
-        <w:rPr>
-          <w:color w:val="000000" w:themeColor="text1"/>
-          <w:sz w:val="22"/>
-          <w:szCs w:val="22"/>
-        </w:rPr>
-        <w:t>) adds a new item to the end of the array</w:t>
+      <w:r>
+        <w:rPr>
+          <w:color w:val="000000" w:themeColor="text1"/>
+          <w:sz w:val="22"/>
+          <w:szCs w:val="22"/>
+        </w:rPr>
+        <w:t>Push() adds a new item to the end of the array</w:t>
       </w:r>
     </w:p>
     <w:p>
@@ -4307,59 +3467,13 @@
           <w:u w:val="single"/>
         </w:rPr>
       </w:pPr>
-      <w:proofErr w:type="gramStart"/>
-      <w:r>
-        <w:rPr>
-          <w:color w:val="000000" w:themeColor="text1"/>
-          <w:sz w:val="22"/>
-          <w:szCs w:val="22"/>
-        </w:rPr>
-        <w:t>.splice</w:t>
-      </w:r>
-      <w:proofErr w:type="gramEnd"/>
-      <w:r>
-        <w:rPr>
-          <w:color w:val="000000" w:themeColor="text1"/>
-          <w:sz w:val="22"/>
-          <w:szCs w:val="22"/>
-        </w:rPr>
-        <w:t xml:space="preserve">(); it can add, remove or replace.  </w:t>
-      </w:r>
-      <w:proofErr w:type="gramStart"/>
-      <w:r>
-        <w:rPr>
-          <w:color w:val="000000" w:themeColor="text1"/>
-          <w:sz w:val="22"/>
-          <w:szCs w:val="22"/>
-        </w:rPr>
-        <w:t>Okay</w:t>
-      </w:r>
-      <w:proofErr w:type="gramEnd"/>
-      <w:r>
-        <w:rPr>
-          <w:color w:val="000000" w:themeColor="text1"/>
-          <w:sz w:val="22"/>
-          <w:szCs w:val="22"/>
-        </w:rPr>
-        <w:t xml:space="preserve"> in case we need to remove we will provide 2 variables, the start and how many to remove. In case of </w:t>
-      </w:r>
-      <w:proofErr w:type="gramStart"/>
-      <w:r>
-        <w:rPr>
-          <w:color w:val="000000" w:themeColor="text1"/>
-          <w:sz w:val="22"/>
-          <w:szCs w:val="22"/>
-        </w:rPr>
-        <w:t>addition</w:t>
-      </w:r>
-      <w:proofErr w:type="gramEnd"/>
-      <w:r>
-        <w:rPr>
-          <w:color w:val="000000" w:themeColor="text1"/>
-          <w:sz w:val="22"/>
-          <w:szCs w:val="22"/>
-        </w:rPr>
-        <w:t xml:space="preserve"> we would have more than 2 variables, the first is the start and the second is how many to remove which is always at 0 </w:t>
+      <w:r>
+        <w:rPr>
+          <w:color w:val="000000" w:themeColor="text1"/>
+          <w:sz w:val="22"/>
+          <w:szCs w:val="22"/>
+        </w:rPr>
+        <w:t xml:space="preserve">.splice(); it can add, remove or replace.  Okay in case we need to remove we will provide 2 variables, the start and how many to remove. In case of addition we would have more than 2 variables, the first is the start and the second is how many to remove which is always at 0 </w:t>
       </w:r>
       <w:r>
         <w:rPr>
@@ -4455,43 +3569,7 @@
           <w:sz w:val="22"/>
           <w:szCs w:val="22"/>
         </w:rPr>
-        <w:t xml:space="preserve">Using </w:t>
-      </w:r>
-      <w:proofErr w:type="gramStart"/>
-      <w:r>
-        <w:rPr>
-          <w:color w:val="000000" w:themeColor="text1"/>
-          <w:sz w:val="22"/>
-          <w:szCs w:val="22"/>
-        </w:rPr>
-        <w:t>slice(</w:t>
-      </w:r>
-      <w:proofErr w:type="gramEnd"/>
-      <w:r>
-        <w:rPr>
-          <w:color w:val="000000" w:themeColor="text1"/>
-          <w:sz w:val="22"/>
-          <w:szCs w:val="22"/>
-        </w:rPr>
-        <w:t xml:space="preserve">) we can pass a copy of an array to </w:t>
-      </w:r>
-      <w:proofErr w:type="gramStart"/>
-      <w:r>
-        <w:rPr>
-          <w:color w:val="000000" w:themeColor="text1"/>
-          <w:sz w:val="22"/>
-          <w:szCs w:val="22"/>
-        </w:rPr>
-        <w:t>another,</w:t>
-      </w:r>
-      <w:proofErr w:type="gramEnd"/>
-      <w:r>
-        <w:rPr>
-          <w:color w:val="000000" w:themeColor="text1"/>
-          <w:sz w:val="22"/>
-          <w:szCs w:val="22"/>
-        </w:rPr>
-        <w:t xml:space="preserve"> this keeps the data in the copied one safe from modification</w:t>
+        <w:t>Using slice() we can pass a copy of an array to another, this keeps the data in the copied one safe from modification</w:t>
       </w:r>
     </w:p>
     <w:p>
@@ -4668,9 +3746,210 @@
           <w:sz w:val="22"/>
           <w:szCs w:val="22"/>
         </w:rPr>
-        <w:t xml:space="preserve">Syntax of </w:t>
-      </w:r>
-      <w:proofErr w:type="gramStart"/>
+        <w:t xml:space="preserve">Syntax of for loops: </w:t>
+      </w:r>
+      <w:r>
+        <w:rPr>
+          <w:color w:val="000000" w:themeColor="text1"/>
+          <w:sz w:val="22"/>
+          <w:szCs w:val="22"/>
+        </w:rPr>
+        <w:tab/>
+      </w:r>
+      <w:r>
+        <w:rPr>
+          <w:color w:val="000000" w:themeColor="text1"/>
+          <w:sz w:val="22"/>
+          <w:szCs w:val="22"/>
+        </w:rPr>
+        <w:t xml:space="preserve">for (let </w:t>
+      </w:r>
+      <w:proofErr w:type="spellStart"/>
+      <w:r>
+        <w:rPr>
+          <w:color w:val="000000" w:themeColor="text1"/>
+          <w:sz w:val="22"/>
+          <w:szCs w:val="22"/>
+        </w:rPr>
+        <w:t>i</w:t>
+      </w:r>
+      <w:proofErr w:type="spellEnd"/>
+      <w:r>
+        <w:rPr>
+          <w:color w:val="000000" w:themeColor="text1"/>
+          <w:sz w:val="22"/>
+          <w:szCs w:val="22"/>
+        </w:rPr>
+        <w:t xml:space="preserve"> = 0; </w:t>
+      </w:r>
+      <w:proofErr w:type="spellStart"/>
+      <w:r>
+        <w:rPr>
+          <w:color w:val="000000" w:themeColor="text1"/>
+          <w:sz w:val="22"/>
+          <w:szCs w:val="22"/>
+        </w:rPr>
+        <w:t>i</w:t>
+      </w:r>
+      <w:proofErr w:type="spellEnd"/>
+      <w:r>
+        <w:rPr>
+          <w:color w:val="000000" w:themeColor="text1"/>
+          <w:sz w:val="22"/>
+          <w:szCs w:val="22"/>
+        </w:rPr>
+        <w:t xml:space="preserve"> &lt; 5; </w:t>
+      </w:r>
+      <w:proofErr w:type="spellStart"/>
+      <w:r>
+        <w:rPr>
+          <w:color w:val="000000" w:themeColor="text1"/>
+          <w:sz w:val="22"/>
+          <w:szCs w:val="22"/>
+        </w:rPr>
+        <w:t>i</w:t>
+      </w:r>
+      <w:proofErr w:type="spellEnd"/>
+      <w:r>
+        <w:rPr>
+          <w:color w:val="000000" w:themeColor="text1"/>
+          <w:sz w:val="22"/>
+          <w:szCs w:val="22"/>
+        </w:rPr>
+        <w:t>++) {    console.log(</w:t>
+      </w:r>
+      <w:proofErr w:type="spellStart"/>
+      <w:r>
+        <w:rPr>
+          <w:color w:val="000000" w:themeColor="text1"/>
+          <w:sz w:val="22"/>
+          <w:szCs w:val="22"/>
+        </w:rPr>
+        <w:t>i</w:t>
+      </w:r>
+      <w:proofErr w:type="spellEnd"/>
+      <w:r>
+        <w:rPr>
+          <w:color w:val="000000" w:themeColor="text1"/>
+          <w:sz w:val="22"/>
+          <w:szCs w:val="22"/>
+        </w:rPr>
+        <w:t>);}</w:t>
+      </w:r>
+    </w:p>
+    <w:p>
+      <w:pPr>
+        <w:pStyle w:val="ListParagraph"/>
+        <w:numPr>
+          <w:ilvl w:val="0"/>
+          <w:numId w:val="10"/>
+        </w:numPr>
+        <w:rPr>
+          <w:color w:val="000000" w:themeColor="text1"/>
+          <w:sz w:val="22"/>
+          <w:szCs w:val="22"/>
+        </w:rPr>
+      </w:pPr>
+      <w:r>
+        <w:rPr>
+          <w:color w:val="000000" w:themeColor="text1"/>
+          <w:sz w:val="22"/>
+          <w:szCs w:val="22"/>
+        </w:rPr>
+        <w:t>Do while work the same as in Java</w:t>
+      </w:r>
+    </w:p>
+    <w:p>
+      <w:pPr>
+        <w:pStyle w:val="ListParagraph"/>
+        <w:numPr>
+          <w:ilvl w:val="0"/>
+          <w:numId w:val="10"/>
+        </w:numPr>
+        <w:rPr>
+          <w:color w:val="000000" w:themeColor="text1"/>
+          <w:sz w:val="22"/>
+          <w:szCs w:val="22"/>
+        </w:rPr>
+      </w:pPr>
+      <w:r>
+        <w:rPr>
+          <w:color w:val="000000" w:themeColor="text1"/>
+          <w:sz w:val="22"/>
+          <w:szCs w:val="22"/>
+        </w:rPr>
+        <w:t xml:space="preserve">We have a for each looping in </w:t>
+      </w:r>
+      <w:proofErr w:type="spellStart"/>
+      <w:r>
+        <w:rPr>
+          <w:color w:val="000000" w:themeColor="text1"/>
+          <w:sz w:val="22"/>
+          <w:szCs w:val="22"/>
+        </w:rPr>
+        <w:t>js</w:t>
+      </w:r>
+      <w:proofErr w:type="spellEnd"/>
+      <w:r>
+        <w:rPr>
+          <w:color w:val="000000" w:themeColor="text1"/>
+          <w:sz w:val="22"/>
+          <w:szCs w:val="22"/>
+        </w:rPr>
+        <w:t xml:space="preserve"> the same we have in java and python here is a code example: </w:t>
+      </w:r>
+      <w:r>
+        <w:rPr>
+          <w:color w:val="000000" w:themeColor="text1"/>
+          <w:sz w:val="22"/>
+          <w:szCs w:val="22"/>
+        </w:rPr>
+        <w:tab/>
+      </w:r>
+      <w:r>
+        <w:rPr>
+          <w:color w:val="000000" w:themeColor="text1"/>
+          <w:sz w:val="22"/>
+          <w:szCs w:val="22"/>
+        </w:rPr>
+        <w:t>for (const fruit of fruits) { console.log(fruit);}</w:t>
+      </w:r>
+    </w:p>
+    <w:p>
+      <w:pPr>
+        <w:pStyle w:val="ListParagraph"/>
+        <w:numPr>
+          <w:ilvl w:val="0"/>
+          <w:numId w:val="10"/>
+        </w:numPr>
+        <w:rPr>
+          <w:color w:val="000000" w:themeColor="text1"/>
+          <w:sz w:val="22"/>
+          <w:szCs w:val="22"/>
+        </w:rPr>
+      </w:pPr>
+      <w:r>
+        <w:rPr>
+          <w:color w:val="000000" w:themeColor="text1"/>
+          <w:sz w:val="22"/>
+          <w:szCs w:val="22"/>
+        </w:rPr>
+        <w:t>find() → find the first matching element</w:t>
+      </w:r>
+    </w:p>
+    <w:p>
+      <w:pPr>
+        <w:pStyle w:val="ListParagraph"/>
+        <w:numPr>
+          <w:ilvl w:val="0"/>
+          <w:numId w:val="10"/>
+        </w:numPr>
+        <w:rPr>
+          <w:color w:val="000000" w:themeColor="text1"/>
+          <w:sz w:val="22"/>
+          <w:szCs w:val="22"/>
+        </w:rPr>
+      </w:pPr>
       <w:r>
         <w:rPr>
           <w:color w:val="000000" w:themeColor="text1"/>
@@ -4679,141 +3958,46 @@
         </w:rPr>
         <w:t>for</w:t>
       </w:r>
-      <w:proofErr w:type="gramEnd"/>
-      <w:r>
-        <w:rPr>
-          <w:color w:val="000000" w:themeColor="text1"/>
-          <w:sz w:val="22"/>
-          <w:szCs w:val="22"/>
-        </w:rPr>
-        <w:t xml:space="preserve"> loops</w:t>
-      </w:r>
-      <w:proofErr w:type="gramStart"/>
-      <w:r>
-        <w:rPr>
-          <w:color w:val="000000" w:themeColor="text1"/>
-          <w:sz w:val="22"/>
-          <w:szCs w:val="22"/>
-        </w:rPr>
-        <w:t xml:space="preserve">: </w:t>
-      </w:r>
-      <w:r>
-        <w:rPr>
-          <w:color w:val="000000" w:themeColor="text1"/>
-          <w:sz w:val="22"/>
-          <w:szCs w:val="22"/>
-        </w:rPr>
-        <w:tab/>
-      </w:r>
-      <w:r>
-        <w:rPr>
-          <w:color w:val="000000" w:themeColor="text1"/>
-          <w:sz w:val="22"/>
-          <w:szCs w:val="22"/>
-        </w:rPr>
-        <w:t>for</w:t>
-      </w:r>
-      <w:proofErr w:type="gramEnd"/>
-      <w:r>
-        <w:rPr>
-          <w:color w:val="000000" w:themeColor="text1"/>
-          <w:sz w:val="22"/>
-          <w:szCs w:val="22"/>
-        </w:rPr>
-        <w:t xml:space="preserve"> (let </w:t>
-      </w:r>
-      <w:proofErr w:type="spellStart"/>
-      <w:r>
-        <w:rPr>
-          <w:color w:val="000000" w:themeColor="text1"/>
-          <w:sz w:val="22"/>
-          <w:szCs w:val="22"/>
-        </w:rPr>
-        <w:t>i</w:t>
-      </w:r>
-      <w:proofErr w:type="spellEnd"/>
-      <w:r>
-        <w:rPr>
-          <w:color w:val="000000" w:themeColor="text1"/>
-          <w:sz w:val="22"/>
-          <w:szCs w:val="22"/>
-        </w:rPr>
-        <w:t xml:space="preserve"> = 0; </w:t>
-      </w:r>
-      <w:proofErr w:type="spellStart"/>
-      <w:r>
-        <w:rPr>
-          <w:color w:val="000000" w:themeColor="text1"/>
-          <w:sz w:val="22"/>
-          <w:szCs w:val="22"/>
-        </w:rPr>
-        <w:t>i</w:t>
-      </w:r>
-      <w:proofErr w:type="spellEnd"/>
-      <w:r>
-        <w:rPr>
-          <w:color w:val="000000" w:themeColor="text1"/>
-          <w:sz w:val="22"/>
-          <w:szCs w:val="22"/>
-        </w:rPr>
-        <w:t xml:space="preserve"> &lt; 5; </w:t>
-      </w:r>
-      <w:proofErr w:type="spellStart"/>
-      <w:r>
-        <w:rPr>
-          <w:color w:val="000000" w:themeColor="text1"/>
-          <w:sz w:val="22"/>
-          <w:szCs w:val="22"/>
-        </w:rPr>
-        <w:t>i</w:t>
-      </w:r>
-      <w:proofErr w:type="spellEnd"/>
-      <w:r>
-        <w:rPr>
-          <w:color w:val="000000" w:themeColor="text1"/>
-          <w:sz w:val="22"/>
-          <w:szCs w:val="22"/>
-        </w:rPr>
-        <w:t xml:space="preserve">++) </w:t>
-      </w:r>
-      <w:proofErr w:type="gramStart"/>
-      <w:r>
-        <w:rPr>
-          <w:color w:val="000000" w:themeColor="text1"/>
-          <w:sz w:val="22"/>
-          <w:szCs w:val="22"/>
-        </w:rPr>
-        <w:t xml:space="preserve">{  </w:t>
-      </w:r>
-      <w:proofErr w:type="gramEnd"/>
-      <w:r>
-        <w:rPr>
-          <w:color w:val="000000" w:themeColor="text1"/>
-          <w:sz w:val="22"/>
-          <w:szCs w:val="22"/>
-        </w:rPr>
-        <w:t xml:space="preserve">  console.log(</w:t>
-      </w:r>
-      <w:proofErr w:type="spellStart"/>
-      <w:r>
-        <w:rPr>
-          <w:color w:val="000000" w:themeColor="text1"/>
-          <w:sz w:val="22"/>
-          <w:szCs w:val="22"/>
-        </w:rPr>
-        <w:t>i</w:t>
-      </w:r>
-      <w:proofErr w:type="spellEnd"/>
-      <w:proofErr w:type="gramStart"/>
-      <w:r>
-        <w:rPr>
-          <w:color w:val="000000" w:themeColor="text1"/>
-          <w:sz w:val="22"/>
-          <w:szCs w:val="22"/>
-        </w:rPr>
-        <w:t>);}</w:t>
-      </w:r>
-      <w:proofErr w:type="gramEnd"/>
+      <w:r>
+        <w:rPr>
+          <w:color w:val="000000" w:themeColor="text1"/>
+          <w:sz w:val="22"/>
+          <w:szCs w:val="22"/>
+        </w:rPr>
+        <w:t xml:space="preserve"> key </w:t>
+      </w:r>
+      <w:r>
+        <w:rPr>
+          <w:color w:val="000000" w:themeColor="text1"/>
+          <w:sz w:val="22"/>
+          <w:szCs w:val="22"/>
+        </w:rPr>
+        <w:t>in</w:t>
+      </w:r>
+      <w:r>
+        <w:rPr>
+          <w:color w:val="000000" w:themeColor="text1"/>
+          <w:sz w:val="22"/>
+          <w:szCs w:val="22"/>
+        </w:rPr>
+        <w:t xml:space="preserve"> user</w:t>
+      </w:r>
+      <w:r>
+        <w:rPr>
+          <w:color w:val="000000" w:themeColor="text1"/>
+          <w:sz w:val="22"/>
+          <w:szCs w:val="22"/>
+        </w:rPr>
+        <w:t>; Used mainly with objects to loop through their keys/property names.</w:t>
+      </w:r>
+      <w:r>
+        <w:rPr>
+          <w:color w:val="000000" w:themeColor="text1"/>
+          <w:sz w:val="22"/>
+          <w:szCs w:val="22"/>
+        </w:rPr>
+        <w:t xml:space="preserve"> Where user here is an object, we can then use the dot notation or the bracket to get the value so for example console.log(user[key])</w:t>
+      </w:r>
     </w:p>
     <w:p>
       <w:pPr>
@@ -4834,7 +4018,7 @@
           <w:sz w:val="22"/>
           <w:szCs w:val="22"/>
         </w:rPr>
-        <w:t>Do while work the same as in Java</w:t>
+        <w:t>For of; is used to loop through values</w:t>
       </w:r>
     </w:p>
     <w:p>
@@ -4856,88 +4040,8 @@
           <w:sz w:val="22"/>
           <w:szCs w:val="22"/>
         </w:rPr>
-        <w:t xml:space="preserve">We have a for each looping in </w:t>
-      </w:r>
-      <w:proofErr w:type="spellStart"/>
-      <w:r>
-        <w:rPr>
-          <w:color w:val="000000" w:themeColor="text1"/>
-          <w:sz w:val="22"/>
-          <w:szCs w:val="22"/>
-        </w:rPr>
-        <w:t>js</w:t>
-      </w:r>
-      <w:proofErr w:type="spellEnd"/>
-      <w:r>
-        <w:rPr>
-          <w:color w:val="000000" w:themeColor="text1"/>
-          <w:sz w:val="22"/>
-          <w:szCs w:val="22"/>
-        </w:rPr>
-        <w:t xml:space="preserve"> the same we have in java and python here is a code example</w:t>
-      </w:r>
-      <w:proofErr w:type="gramStart"/>
-      <w:r>
-        <w:rPr>
-          <w:color w:val="000000" w:themeColor="text1"/>
-          <w:sz w:val="22"/>
-          <w:szCs w:val="22"/>
-        </w:rPr>
-        <w:t xml:space="preserve">: </w:t>
-      </w:r>
-      <w:r>
-        <w:rPr>
-          <w:color w:val="000000" w:themeColor="text1"/>
-          <w:sz w:val="22"/>
-          <w:szCs w:val="22"/>
-        </w:rPr>
-        <w:tab/>
-      </w:r>
-      <w:r>
-        <w:rPr>
-          <w:color w:val="000000" w:themeColor="text1"/>
-          <w:sz w:val="22"/>
-          <w:szCs w:val="22"/>
-        </w:rPr>
-        <w:t>for</w:t>
-      </w:r>
-      <w:proofErr w:type="gramEnd"/>
-      <w:r>
-        <w:rPr>
-          <w:color w:val="000000" w:themeColor="text1"/>
-          <w:sz w:val="22"/>
-          <w:szCs w:val="22"/>
-        </w:rPr>
-        <w:t xml:space="preserve"> (const fruit of fruits) </w:t>
-      </w:r>
-      <w:proofErr w:type="gramStart"/>
-      <w:r>
-        <w:rPr>
-          <w:color w:val="000000" w:themeColor="text1"/>
-          <w:sz w:val="22"/>
-          <w:szCs w:val="22"/>
-        </w:rPr>
-        <w:t>{ console.log</w:t>
-      </w:r>
-      <w:proofErr w:type="gramEnd"/>
-      <w:r>
-        <w:rPr>
-          <w:color w:val="000000" w:themeColor="text1"/>
-          <w:sz w:val="22"/>
-          <w:szCs w:val="22"/>
-        </w:rPr>
-        <w:t>(fruit</w:t>
-      </w:r>
-      <w:proofErr w:type="gramStart"/>
-      <w:r>
-        <w:rPr>
-          <w:color w:val="000000" w:themeColor="text1"/>
-          <w:sz w:val="22"/>
-          <w:szCs w:val="22"/>
-        </w:rPr>
-        <w:t>);}</w:t>
-      </w:r>
-      <w:proofErr w:type="gramEnd"/>
+        <w:t>Breaks stops the loop, continue skips the current iteration</w:t>
+      </w:r>
     </w:p>
     <w:p>
       <w:pPr>
@@ -4952,23 +4056,21 @@
           <w:szCs w:val="22"/>
         </w:rPr>
       </w:pPr>
-      <w:proofErr w:type="gramStart"/>
-      <w:r>
-        <w:rPr>
-          <w:color w:val="000000" w:themeColor="text1"/>
-          <w:sz w:val="22"/>
-          <w:szCs w:val="22"/>
-        </w:rPr>
-        <w:t>find(</w:t>
-      </w:r>
-      <w:proofErr w:type="gramEnd"/>
-      <w:r>
-        <w:rPr>
-          <w:color w:val="000000" w:themeColor="text1"/>
-          <w:sz w:val="22"/>
-          <w:szCs w:val="22"/>
-        </w:rPr>
-        <w:t>) → find the first matching element</w:t>
+      <w:r>
+        <w:rPr>
+          <w:color w:val="000000" w:themeColor="text1"/>
+          <w:sz w:val="22"/>
+          <w:szCs w:val="22"/>
+        </w:rPr>
+        <w:t xml:space="preserve">Closure concept; </w:t>
+      </w:r>
+      <w:r>
+        <w:rPr>
+          <w:color w:val="000000" w:themeColor="text1"/>
+          <w:sz w:val="22"/>
+          <w:szCs w:val="22"/>
+        </w:rPr>
+        <w:t>If a function has access to a variable from its surrounding scope, it can continue to access that variable later — even after the surrounding function has finished.</w:t>
       </w:r>
     </w:p>
     <w:p>
@@ -4990,47 +4092,15 @@
           <w:sz w:val="22"/>
           <w:szCs w:val="22"/>
         </w:rPr>
-        <w:t>for</w:t>
-      </w:r>
-      <w:r>
-        <w:rPr>
-          <w:color w:val="000000" w:themeColor="text1"/>
-          <w:sz w:val="22"/>
-          <w:szCs w:val="22"/>
-        </w:rPr>
-        <w:t xml:space="preserve"> key </w:t>
-      </w:r>
-      <w:r>
-        <w:rPr>
-          <w:color w:val="000000" w:themeColor="text1"/>
-          <w:sz w:val="22"/>
-          <w:szCs w:val="22"/>
-        </w:rPr>
-        <w:t>in</w:t>
-      </w:r>
-      <w:r>
-        <w:rPr>
-          <w:color w:val="000000" w:themeColor="text1"/>
-          <w:sz w:val="22"/>
-          <w:szCs w:val="22"/>
-        </w:rPr>
-        <w:t xml:space="preserve"> user</w:t>
-      </w:r>
-      <w:r>
-        <w:rPr>
-          <w:color w:val="000000" w:themeColor="text1"/>
-          <w:sz w:val="22"/>
-          <w:szCs w:val="22"/>
-        </w:rPr>
-        <w:t>; Used mainly with objects to loop through their keys/property names.</w:t>
-      </w:r>
-      <w:r>
-        <w:rPr>
-          <w:color w:val="000000" w:themeColor="text1"/>
-          <w:sz w:val="22"/>
-          <w:szCs w:val="22"/>
-        </w:rPr>
-        <w:t xml:space="preserve"> Where user here is an object, we can then use the dot notation or the bracket to get the value so for example console.log(user[key])</w:t>
+        <w:t>.map() is an array method that lets you go through every item in an array and create a new array based on those items.</w:t>
+      </w:r>
+      <w:r>
+        <w:rPr>
+          <w:color w:val="000000" w:themeColor="text1"/>
+          <w:sz w:val="22"/>
+          <w:szCs w:val="22"/>
+        </w:rPr>
+        <w:t xml:space="preserve"> </w:t>
       </w:r>
     </w:p>
     <w:p>
@@ -5052,7 +4122,7 @@
           <w:sz w:val="22"/>
           <w:szCs w:val="22"/>
         </w:rPr>
-        <w:t>For of; is used to loop through values</w:t>
+        <w:t>.map() most general use it to take an array, manipulate its data and save this manipulated data into a new array</w:t>
       </w:r>
     </w:p>
     <w:p>
@@ -5074,213 +4144,7 @@
           <w:sz w:val="22"/>
           <w:szCs w:val="22"/>
         </w:rPr>
-        <w:t xml:space="preserve">Breaks </w:t>
-      </w:r>
-      <w:proofErr w:type="gramStart"/>
-      <w:r>
-        <w:rPr>
-          <w:color w:val="000000" w:themeColor="text1"/>
-          <w:sz w:val="22"/>
-          <w:szCs w:val="22"/>
-        </w:rPr>
-        <w:t>stops</w:t>
-      </w:r>
-      <w:proofErr w:type="gramEnd"/>
-      <w:r>
-        <w:rPr>
-          <w:color w:val="000000" w:themeColor="text1"/>
-          <w:sz w:val="22"/>
-          <w:szCs w:val="22"/>
-        </w:rPr>
-        <w:t xml:space="preserve"> the loop, continue </w:t>
-      </w:r>
-      <w:proofErr w:type="gramStart"/>
-      <w:r>
-        <w:rPr>
-          <w:color w:val="000000" w:themeColor="text1"/>
-          <w:sz w:val="22"/>
-          <w:szCs w:val="22"/>
-        </w:rPr>
-        <w:t>skips</w:t>
-      </w:r>
-      <w:proofErr w:type="gramEnd"/>
-      <w:r>
-        <w:rPr>
-          <w:color w:val="000000" w:themeColor="text1"/>
-          <w:sz w:val="22"/>
-          <w:szCs w:val="22"/>
-        </w:rPr>
-        <w:t xml:space="preserve"> the current iteration</w:t>
-      </w:r>
-    </w:p>
-    <w:p>
-      <w:pPr>
-        <w:pStyle w:val="ListParagraph"/>
-        <w:numPr>
-          <w:ilvl w:val="0"/>
-          <w:numId w:val="10"/>
-        </w:numPr>
-        <w:rPr>
-          <w:color w:val="000000" w:themeColor="text1"/>
-          <w:sz w:val="22"/>
-          <w:szCs w:val="22"/>
-        </w:rPr>
-      </w:pPr>
-      <w:r>
-        <w:rPr>
-          <w:color w:val="000000" w:themeColor="text1"/>
-          <w:sz w:val="22"/>
-          <w:szCs w:val="22"/>
-        </w:rPr>
-        <w:t xml:space="preserve">Closure concept; </w:t>
-      </w:r>
-      <w:r>
-        <w:rPr>
-          <w:color w:val="000000" w:themeColor="text1"/>
-          <w:sz w:val="22"/>
-          <w:szCs w:val="22"/>
-        </w:rPr>
-        <w:t>If a function has access to a variable from its surrounding scope, it can continue to access that variable later — even after the surrounding function has finished.</w:t>
-      </w:r>
-    </w:p>
-    <w:p>
-      <w:pPr>
-        <w:pStyle w:val="ListParagraph"/>
-        <w:numPr>
-          <w:ilvl w:val="0"/>
-          <w:numId w:val="10"/>
-        </w:numPr>
-        <w:rPr>
-          <w:color w:val="000000" w:themeColor="text1"/>
-          <w:sz w:val="22"/>
-          <w:szCs w:val="22"/>
-        </w:rPr>
-      </w:pPr>
-      <w:proofErr w:type="gramStart"/>
-      <w:r>
-        <w:rPr>
-          <w:color w:val="000000" w:themeColor="text1"/>
-          <w:sz w:val="22"/>
-          <w:szCs w:val="22"/>
-        </w:rPr>
-        <w:t>.map</w:t>
-      </w:r>
-      <w:proofErr w:type="gramEnd"/>
-      <w:r>
-        <w:rPr>
-          <w:color w:val="000000" w:themeColor="text1"/>
-          <w:sz w:val="22"/>
-          <w:szCs w:val="22"/>
-        </w:rPr>
-        <w:t>() is an array method that lets you go through every item in an array and create a new array based on those items.</w:t>
-      </w:r>
-      <w:r>
-        <w:rPr>
-          <w:color w:val="000000" w:themeColor="text1"/>
-          <w:sz w:val="22"/>
-          <w:szCs w:val="22"/>
-        </w:rPr>
-        <w:t xml:space="preserve"> </w:t>
-      </w:r>
-    </w:p>
-    <w:p>
-      <w:pPr>
-        <w:pStyle w:val="ListParagraph"/>
-        <w:numPr>
-          <w:ilvl w:val="0"/>
-          <w:numId w:val="10"/>
-        </w:numPr>
-        <w:rPr>
-          <w:color w:val="000000" w:themeColor="text1"/>
-          <w:sz w:val="22"/>
-          <w:szCs w:val="22"/>
-        </w:rPr>
-      </w:pPr>
-      <w:proofErr w:type="gramStart"/>
-      <w:r>
-        <w:rPr>
-          <w:color w:val="000000" w:themeColor="text1"/>
-          <w:sz w:val="22"/>
-          <w:szCs w:val="22"/>
-        </w:rPr>
-        <w:t>.map</w:t>
-      </w:r>
-      <w:proofErr w:type="gramEnd"/>
-      <w:r>
-        <w:rPr>
-          <w:color w:val="000000" w:themeColor="text1"/>
-          <w:sz w:val="22"/>
-          <w:szCs w:val="22"/>
-        </w:rPr>
-        <w:t>() most general use it to take an array, manipulate its data and save this manipulated data into a new array</w:t>
-      </w:r>
-    </w:p>
-    <w:p>
-      <w:pPr>
-        <w:pStyle w:val="ListParagraph"/>
-        <w:numPr>
-          <w:ilvl w:val="0"/>
-          <w:numId w:val="10"/>
-        </w:numPr>
-        <w:rPr>
-          <w:color w:val="000000" w:themeColor="text1"/>
-          <w:sz w:val="22"/>
-          <w:szCs w:val="22"/>
-        </w:rPr>
-      </w:pPr>
-      <w:proofErr w:type="gramStart"/>
-      <w:r>
-        <w:rPr>
-          <w:color w:val="000000" w:themeColor="text1"/>
-          <w:sz w:val="22"/>
-          <w:szCs w:val="22"/>
-        </w:rPr>
-        <w:t>.filter</w:t>
-      </w:r>
-      <w:proofErr w:type="gramEnd"/>
-      <w:r>
-        <w:rPr>
-          <w:color w:val="000000" w:themeColor="text1"/>
-          <w:sz w:val="22"/>
-          <w:szCs w:val="22"/>
-        </w:rPr>
-        <w:t xml:space="preserve">() is basically </w:t>
-      </w:r>
-      <w:proofErr w:type="gramStart"/>
-      <w:r>
-        <w:rPr>
-          <w:color w:val="000000" w:themeColor="text1"/>
-          <w:sz w:val="22"/>
-          <w:szCs w:val="22"/>
-        </w:rPr>
-        <w:t>a .map</w:t>
-      </w:r>
-      <w:proofErr w:type="gramEnd"/>
-      <w:r>
-        <w:rPr>
-          <w:color w:val="000000" w:themeColor="text1"/>
-          <w:sz w:val="22"/>
-          <w:szCs w:val="22"/>
-        </w:rPr>
-        <w:t xml:space="preserve">() that has a filter to decide what data stays in the new array and what not, it does not manipulate the data </w:t>
-      </w:r>
-      <w:proofErr w:type="gramStart"/>
-      <w:r>
-        <w:rPr>
-          <w:color w:val="000000" w:themeColor="text1"/>
-          <w:sz w:val="22"/>
-          <w:szCs w:val="22"/>
-        </w:rPr>
-        <w:t>unlike .map</w:t>
-      </w:r>
-      <w:proofErr w:type="gramEnd"/>
-      <w:r>
-        <w:rPr>
-          <w:color w:val="000000" w:themeColor="text1"/>
-          <w:sz w:val="22"/>
-          <w:szCs w:val="22"/>
-        </w:rPr>
-        <w:t>()</w:t>
+        <w:t>.filter() is basically a .map() that has a filter to decide what data stays in the new array and what not, it does not manipulate the data unlike .map()</w:t>
       </w:r>
     </w:p>
     <w:p>
@@ -5346,23 +4210,13 @@
           <w:szCs w:val="22"/>
         </w:rPr>
       </w:pPr>
-      <w:proofErr w:type="gramStart"/>
-      <w:r>
-        <w:rPr>
-          <w:color w:val="000000" w:themeColor="text1"/>
-          <w:sz w:val="22"/>
-          <w:szCs w:val="22"/>
-        </w:rPr>
-        <w:t>an</w:t>
-      </w:r>
-      <w:proofErr w:type="gramEnd"/>
-      <w:r>
-        <w:rPr>
-          <w:color w:val="000000" w:themeColor="text1"/>
-          <w:sz w:val="22"/>
-          <w:szCs w:val="22"/>
-        </w:rPr>
-        <w:t xml:space="preserve"> anonymous function is a function that has no name, we usually do this when we pass a function into another function, or if we need the function temporarily.</w:t>
+      <w:r>
+        <w:rPr>
+          <w:color w:val="000000" w:themeColor="text1"/>
+          <w:sz w:val="22"/>
+          <w:szCs w:val="22"/>
+        </w:rPr>
+        <w:t>an anonymous function is a function that has no name, we usually do this when we pass a function into another function, or if we need the function temporarily.</w:t>
       </w:r>
     </w:p>
     <w:p>
@@ -5392,28 +4246,9 @@
           <w:sz w:val="22"/>
           <w:szCs w:val="22"/>
         </w:rPr>
-        <w:t xml:space="preserve"> It does not provide an extra feature or </w:t>
-      </w:r>
-      <w:proofErr w:type="gramStart"/>
-      <w:r>
-        <w:rPr>
-          <w:color w:val="000000" w:themeColor="text1"/>
-          <w:sz w:val="22"/>
-          <w:szCs w:val="22"/>
-        </w:rPr>
-        <w:t>functionality</w:t>
-      </w:r>
-      <w:proofErr w:type="gramEnd"/>
-      <w:r>
-        <w:rPr>
-          <w:color w:val="000000" w:themeColor="text1"/>
-          <w:sz w:val="22"/>
-          <w:szCs w:val="22"/>
-        </w:rPr>
-        <w:t xml:space="preserve"> </w:t>
-      </w:r>
-      <w:proofErr w:type="spellStart"/>
-      <w:proofErr w:type="gramStart"/>
+        <w:t xml:space="preserve"> It does not provide an extra feature or functionality </w:t>
+      </w:r>
+      <w:proofErr w:type="spellStart"/>
       <w:r>
         <w:rPr>
           <w:color w:val="000000" w:themeColor="text1"/>
@@ -5423,7 +4258,6 @@
         <w:t>its</w:t>
       </w:r>
       <w:proofErr w:type="spellEnd"/>
-      <w:proofErr w:type="gramEnd"/>
       <w:r>
         <w:rPr>
           <w:color w:val="000000" w:themeColor="text1"/>
@@ -5607,32 +4441,284 @@
           <w:szCs w:val="22"/>
           <w14:ligatures w14:val="standardContextual"/>
         </w:rPr>
-        <w:t xml:space="preserve">Argument = the actual value you pass </w:t>
-      </w:r>
-      <w:proofErr w:type="gramStart"/>
-      <w:r>
-        <w:rPr>
-          <w:rFonts w:asciiTheme="minorHAnsi" w:eastAsiaTheme="minorHAnsi" w:hAnsiTheme="minorHAnsi" w:cstheme="minorBidi"/>
-          <w:color w:val="000000" w:themeColor="text1"/>
-          <w:kern w:val="2"/>
-          <w:sz w:val="22"/>
-          <w:szCs w:val="22"/>
-          <w14:ligatures w14:val="standardContextual"/>
-        </w:rPr>
-        <w:t>in</w:t>
-      </w:r>
-      <w:proofErr w:type="gramEnd"/>
-      <w:r>
-        <w:rPr>
-          <w:rFonts w:asciiTheme="minorHAnsi" w:eastAsiaTheme="minorHAnsi" w:hAnsiTheme="minorHAnsi" w:cstheme="minorBidi"/>
-          <w:color w:val="000000" w:themeColor="text1"/>
-          <w:kern w:val="2"/>
-          <w:sz w:val="22"/>
-          <w:szCs w:val="22"/>
-          <w14:ligatures w14:val="standardContextual"/>
+        <w:t>Argument = the actual value you pass in.</w:t>
+      </w:r>
+    </w:p>
+    <w:p>
+      <w:pPr>
+        <w:pStyle w:val="ListParagraph"/>
+        <w:numPr>
+          <w:ilvl w:val="0"/>
+          <w:numId w:val="11"/>
+        </w:numPr>
+        <w:rPr>
+          <w:color w:val="000000" w:themeColor="text1"/>
+          <w:sz w:val="22"/>
+          <w:szCs w:val="22"/>
+        </w:rPr>
+      </w:pPr>
+      <w:r>
+        <w:rPr>
+          <w:color w:val="000000" w:themeColor="text1"/>
+          <w:sz w:val="22"/>
+          <w:szCs w:val="22"/>
+        </w:rPr>
+        <w:t xml:space="preserve">Set time out function allows asynchronous programming. We set a timer for a function and then we have a call back for it, we have to always pass a function inside. We usually declare an anonymous function and inside it we do something like actually passing the function that we need to run. It only runs onetime after we </w:t>
+      </w:r>
+      <w:proofErr w:type="spellStart"/>
+      <w:r>
+        <w:rPr>
+          <w:color w:val="000000" w:themeColor="text1"/>
+          <w:sz w:val="22"/>
+          <w:szCs w:val="22"/>
+        </w:rPr>
+        <w:t>hace</w:t>
+      </w:r>
+      <w:proofErr w:type="spellEnd"/>
+      <w:r>
+        <w:rPr>
+          <w:color w:val="000000" w:themeColor="text1"/>
+          <w:sz w:val="22"/>
+          <w:szCs w:val="22"/>
+        </w:rPr>
+        <w:t xml:space="preserve"> waited.   Code example:</w:t>
+      </w:r>
+    </w:p>
+    <w:p>
+      <w:pPr>
+        <w:pStyle w:val="ListParagraph"/>
+        <w:rPr>
+          <w:color w:val="000000" w:themeColor="text1"/>
+          <w:sz w:val="22"/>
+          <w:szCs w:val="22"/>
+        </w:rPr>
+      </w:pPr>
+      <w:proofErr w:type="spellStart"/>
+      <w:r>
+        <w:rPr>
+          <w:color w:val="000000" w:themeColor="text1"/>
+          <w:sz w:val="22"/>
+          <w:szCs w:val="22"/>
+        </w:rPr>
+        <w:t>setTimeout</w:t>
+      </w:r>
+      <w:proofErr w:type="spellEnd"/>
+      <w:r>
+        <w:rPr>
+          <w:color w:val="000000" w:themeColor="text1"/>
+          <w:sz w:val="22"/>
+          <w:szCs w:val="22"/>
+        </w:rPr>
+        <w:t>(function() {</w:t>
+      </w:r>
+    </w:p>
+    <w:p>
+      <w:pPr>
+        <w:pStyle w:val="ListParagraph"/>
+        <w:rPr>
+          <w:color w:val="000000" w:themeColor="text1"/>
+          <w:sz w:val="22"/>
+          <w:szCs w:val="22"/>
+        </w:rPr>
+      </w:pPr>
+      <w:r>
+        <w:rPr>
+          <w:color w:val="000000" w:themeColor="text1"/>
+          <w:sz w:val="22"/>
+          <w:szCs w:val="22"/>
+        </w:rPr>
+        <w:t xml:space="preserve">    console.log("Hello");</w:t>
+      </w:r>
+    </w:p>
+    <w:p>
+      <w:pPr>
+        <w:pStyle w:val="ListParagraph"/>
+        <w:rPr>
+          <w:color w:val="000000" w:themeColor="text1"/>
+          <w:sz w:val="22"/>
+          <w:szCs w:val="22"/>
+        </w:rPr>
+      </w:pPr>
+      <w:r>
+        <w:rPr>
+          <w:color w:val="000000" w:themeColor="text1"/>
+          <w:sz w:val="22"/>
+          <w:szCs w:val="22"/>
+        </w:rPr>
+        <w:t>}, 2000);</w:t>
+      </w:r>
+    </w:p>
+    <w:p>
+      <w:pPr>
+        <w:pStyle w:val="ListParagraph"/>
+        <w:rPr>
+          <w:color w:val="000000" w:themeColor="text1"/>
+          <w:sz w:val="22"/>
+          <w:szCs w:val="22"/>
+        </w:rPr>
+      </w:pPr>
+    </w:p>
+    <w:p>
+      <w:pPr>
+        <w:pStyle w:val="ListParagraph"/>
+        <w:numPr>
+          <w:ilvl w:val="0"/>
+          <w:numId w:val="11"/>
+        </w:numPr>
+        <w:rPr>
+          <w:color w:val="000000" w:themeColor="text1"/>
+          <w:sz w:val="22"/>
+          <w:szCs w:val="22"/>
+        </w:rPr>
+      </w:pPr>
+      <w:proofErr w:type="spellStart"/>
+      <w:r>
+        <w:rPr>
+          <w:color w:val="000000" w:themeColor="text1"/>
+          <w:sz w:val="22"/>
+          <w:szCs w:val="22"/>
+        </w:rPr>
+        <w:t>setInterval</w:t>
+      </w:r>
+      <w:proofErr w:type="spellEnd"/>
+      <w:r>
+        <w:rPr>
+          <w:color w:val="000000" w:themeColor="text1"/>
+          <w:sz w:val="22"/>
+          <w:szCs w:val="22"/>
+        </w:rPr>
+        <w:t xml:space="preserve">() is similar to </w:t>
+      </w:r>
+      <w:proofErr w:type="spellStart"/>
+      <w:r>
+        <w:rPr>
+          <w:color w:val="000000" w:themeColor="text1"/>
+          <w:sz w:val="22"/>
+          <w:szCs w:val="22"/>
+        </w:rPr>
+        <w:t>setTimeout</w:t>
+      </w:r>
+      <w:proofErr w:type="spellEnd"/>
+      <w:r>
+        <w:rPr>
+          <w:color w:val="000000" w:themeColor="text1"/>
+          <w:sz w:val="22"/>
+          <w:szCs w:val="22"/>
+        </w:rPr>
+        <w:t>(), but instead of running the function once, it runs it repeatedly.</w:t>
+      </w:r>
+    </w:p>
+    <w:p>
+      <w:pPr>
+        <w:pStyle w:val="ListParagraph"/>
+        <w:numPr>
+          <w:ilvl w:val="0"/>
+          <w:numId w:val="11"/>
+        </w:numPr>
+        <w:rPr>
+          <w:color w:val="000000" w:themeColor="text1"/>
+          <w:sz w:val="22"/>
+          <w:szCs w:val="22"/>
+        </w:rPr>
+      </w:pPr>
+      <w:proofErr w:type="spellStart"/>
+      <w:r>
+        <w:rPr>
+          <w:color w:val="000000" w:themeColor="text1"/>
+          <w:sz w:val="22"/>
+          <w:szCs w:val="22"/>
+        </w:rPr>
+        <w:t>clearInterval</w:t>
+      </w:r>
+      <w:proofErr w:type="spellEnd"/>
+      <w:r>
+        <w:rPr>
+          <w:color w:val="000000" w:themeColor="text1"/>
+          <w:sz w:val="22"/>
+          <w:szCs w:val="22"/>
+        </w:rPr>
+        <w:t>() stops an interval.</w:t>
+      </w:r>
+      <w:r>
+        <w:rPr>
+          <w:color w:val="000000" w:themeColor="text1"/>
+          <w:sz w:val="22"/>
+          <w:szCs w:val="22"/>
+        </w:rPr>
+        <w:t xml:space="preserve"> When we create an interval the function returns an interval id that we can use to stop the interval.</w:t>
+      </w:r>
+    </w:p>
+    <w:p>
+      <w:pPr>
+        <w:pStyle w:val="ListParagraph"/>
+        <w:numPr>
+          <w:ilvl w:val="0"/>
+          <w:numId w:val="11"/>
+        </w:numPr>
+        <w:rPr>
+          <w:color w:val="000000" w:themeColor="text1"/>
+          <w:sz w:val="22"/>
+          <w:szCs w:val="22"/>
+        </w:rPr>
+      </w:pPr>
+      <w:r>
+        <w:rPr>
+          <w:color w:val="000000" w:themeColor="text1"/>
+          <w:sz w:val="22"/>
+          <w:szCs w:val="22"/>
         </w:rPr>
         <w:t>.</w:t>
       </w:r>
+      <w:proofErr w:type="spellStart"/>
+      <w:r>
+        <w:rPr>
+          <w:color w:val="000000" w:themeColor="text1"/>
+          <w:sz w:val="22"/>
+          <w:szCs w:val="22"/>
+        </w:rPr>
+        <w:t>forEach</w:t>
+      </w:r>
+      <w:proofErr w:type="spellEnd"/>
+      <w:r>
+        <w:rPr>
+          <w:color w:val="000000" w:themeColor="text1"/>
+          <w:sz w:val="22"/>
+          <w:szCs w:val="22"/>
+        </w:rPr>
+        <w:t>()</w:t>
+      </w:r>
+      <w:r>
+        <w:rPr>
+          <w:color w:val="000000" w:themeColor="text1"/>
+          <w:sz w:val="22"/>
+          <w:szCs w:val="22"/>
+        </w:rPr>
+        <w:t xml:space="preserve"> </w:t>
+      </w:r>
+      <w:r>
+        <w:rPr>
+          <w:color w:val="000000" w:themeColor="text1"/>
+          <w:sz w:val="22"/>
+          <w:szCs w:val="22"/>
+        </w:rPr>
+        <w:sym w:font="Wingdings" w:char="F0E0"/>
+      </w:r>
+      <w:r>
+        <w:rPr>
+          <w:color w:val="000000" w:themeColor="text1"/>
+          <w:sz w:val="22"/>
+          <w:szCs w:val="22"/>
+        </w:rPr>
+        <w:t xml:space="preserve"> </w:t>
+      </w:r>
+      <w:r>
+        <w:rPr>
+          <w:color w:val="000000" w:themeColor="text1"/>
+          <w:sz w:val="22"/>
+          <w:szCs w:val="22"/>
+        </w:rPr>
+        <w:t>Usually, you use it when you want to perform an action for every item, rather than create a new array.</w:t>
+      </w:r>
     </w:p>
     <w:p>
       <w:pPr>
@@ -5647,162 +4733,14 @@
           <w:szCs w:val="22"/>
         </w:rPr>
       </w:pPr>
-      <w:proofErr w:type="gramStart"/>
-      <w:r>
-        <w:rPr>
-          <w:color w:val="000000" w:themeColor="text1"/>
-          <w:sz w:val="22"/>
-          <w:szCs w:val="22"/>
-        </w:rPr>
-        <w:t>Set time</w:t>
-      </w:r>
-      <w:proofErr w:type="gramEnd"/>
-      <w:r>
-        <w:rPr>
-          <w:color w:val="000000" w:themeColor="text1"/>
-          <w:sz w:val="22"/>
-          <w:szCs w:val="22"/>
-        </w:rPr>
-        <w:t xml:space="preserve"> out function allows asynchronous programming. We set a timer for a function and then we have a call back for it, we </w:t>
-      </w:r>
-      <w:proofErr w:type="gramStart"/>
-      <w:r>
-        <w:rPr>
-          <w:color w:val="000000" w:themeColor="text1"/>
-          <w:sz w:val="22"/>
-          <w:szCs w:val="22"/>
-        </w:rPr>
-        <w:t>have to</w:t>
-      </w:r>
-      <w:proofErr w:type="gramEnd"/>
-      <w:r>
-        <w:rPr>
-          <w:color w:val="000000" w:themeColor="text1"/>
-          <w:sz w:val="22"/>
-          <w:szCs w:val="22"/>
-        </w:rPr>
-        <w:t xml:space="preserve"> always pass a function inside. We usually declare an anonymous function and inside it we do something like </w:t>
-      </w:r>
-      <w:proofErr w:type="gramStart"/>
-      <w:r>
-        <w:rPr>
-          <w:color w:val="000000" w:themeColor="text1"/>
-          <w:sz w:val="22"/>
-          <w:szCs w:val="22"/>
-        </w:rPr>
-        <w:t>actually passing</w:t>
-      </w:r>
-      <w:proofErr w:type="gramEnd"/>
-      <w:r>
-        <w:rPr>
-          <w:color w:val="000000" w:themeColor="text1"/>
-          <w:sz w:val="22"/>
-          <w:szCs w:val="22"/>
-        </w:rPr>
-        <w:t xml:space="preserve"> the function that we need to run. It only runs onetime after we </w:t>
-      </w:r>
-      <w:proofErr w:type="spellStart"/>
-      <w:r>
-        <w:rPr>
-          <w:color w:val="000000" w:themeColor="text1"/>
-          <w:sz w:val="22"/>
-          <w:szCs w:val="22"/>
-        </w:rPr>
-        <w:t>hace</w:t>
-      </w:r>
-      <w:proofErr w:type="spellEnd"/>
-      <w:r>
-        <w:rPr>
-          <w:color w:val="000000" w:themeColor="text1"/>
-          <w:sz w:val="22"/>
-          <w:szCs w:val="22"/>
-        </w:rPr>
-        <w:t xml:space="preserve"> waited.   Code example:</w:t>
-      </w:r>
-    </w:p>
-    <w:p>
-      <w:pPr>
-        <w:pStyle w:val="ListParagraph"/>
-        <w:rPr>
-          <w:color w:val="000000" w:themeColor="text1"/>
-          <w:sz w:val="22"/>
-          <w:szCs w:val="22"/>
-        </w:rPr>
-      </w:pPr>
-      <w:proofErr w:type="spellStart"/>
-      <w:r>
-        <w:rPr>
-          <w:color w:val="000000" w:themeColor="text1"/>
-          <w:sz w:val="22"/>
-          <w:szCs w:val="22"/>
-        </w:rPr>
-        <w:t>setTimeout</w:t>
-      </w:r>
-      <w:proofErr w:type="spellEnd"/>
-      <w:r>
-        <w:rPr>
-          <w:color w:val="000000" w:themeColor="text1"/>
-          <w:sz w:val="22"/>
-          <w:szCs w:val="22"/>
-        </w:rPr>
-        <w:t>(</w:t>
-      </w:r>
-      <w:proofErr w:type="gramStart"/>
-      <w:r>
-        <w:rPr>
-          <w:color w:val="000000" w:themeColor="text1"/>
-          <w:sz w:val="22"/>
-          <w:szCs w:val="22"/>
-        </w:rPr>
-        <w:t>function() {</w:t>
-      </w:r>
-      <w:proofErr w:type="gramEnd"/>
-    </w:p>
-    <w:p>
-      <w:pPr>
-        <w:pStyle w:val="ListParagraph"/>
-        <w:rPr>
-          <w:color w:val="000000" w:themeColor="text1"/>
-          <w:sz w:val="22"/>
-          <w:szCs w:val="22"/>
-        </w:rPr>
-      </w:pPr>
-      <w:r>
-        <w:rPr>
-          <w:color w:val="000000" w:themeColor="text1"/>
-          <w:sz w:val="22"/>
-          <w:szCs w:val="22"/>
-        </w:rPr>
-        <w:t xml:space="preserve">    console.log("Hello");</w:t>
-      </w:r>
-    </w:p>
-    <w:p>
-      <w:pPr>
-        <w:pStyle w:val="ListParagraph"/>
-        <w:rPr>
-          <w:color w:val="000000" w:themeColor="text1"/>
-          <w:sz w:val="22"/>
-          <w:szCs w:val="22"/>
-        </w:rPr>
-      </w:pPr>
-      <w:r>
-        <w:rPr>
-          <w:color w:val="000000" w:themeColor="text1"/>
-          <w:sz w:val="22"/>
-          <w:szCs w:val="22"/>
-        </w:rPr>
-        <w:t>}, 2000);</w:t>
-      </w:r>
-    </w:p>
-    <w:p>
-      <w:pPr>
-        <w:pStyle w:val="ListParagraph"/>
-        <w:rPr>
-          <w:color w:val="000000" w:themeColor="text1"/>
-          <w:sz w:val="22"/>
-          <w:szCs w:val="22"/>
-        </w:rPr>
-      </w:pPr>
+      <w:r>
+        <w:rPr>
+          <w:color w:val="000000" w:themeColor="text1"/>
+          <w:sz w:val="22"/>
+          <w:szCs w:val="22"/>
+        </w:rPr>
+        <w:t>Arrow functions are a shorter way to write functions.</w:t>
+      </w:r>
     </w:p>
     <w:p>
       <w:pPr>
@@ -5817,79 +4755,13 @@
           <w:szCs w:val="22"/>
         </w:rPr>
       </w:pPr>
-      <w:proofErr w:type="spellStart"/>
-      <w:proofErr w:type="gramStart"/>
-      <w:r>
-        <w:rPr>
-          <w:color w:val="000000" w:themeColor="text1"/>
-          <w:sz w:val="22"/>
-          <w:szCs w:val="22"/>
-        </w:rPr>
-        <w:t>setInterval</w:t>
-      </w:r>
-      <w:proofErr w:type="spellEnd"/>
-      <w:r>
-        <w:rPr>
-          <w:color w:val="000000" w:themeColor="text1"/>
-          <w:sz w:val="22"/>
-          <w:szCs w:val="22"/>
-        </w:rPr>
-        <w:t>(</w:t>
-      </w:r>
-      <w:proofErr w:type="gramEnd"/>
-      <w:r>
-        <w:rPr>
-          <w:color w:val="000000" w:themeColor="text1"/>
-          <w:sz w:val="22"/>
-          <w:szCs w:val="22"/>
-        </w:rPr>
-        <w:t xml:space="preserve">) is </w:t>
-      </w:r>
-      <w:proofErr w:type="gramStart"/>
-      <w:r>
-        <w:rPr>
-          <w:color w:val="000000" w:themeColor="text1"/>
-          <w:sz w:val="22"/>
-          <w:szCs w:val="22"/>
-        </w:rPr>
-        <w:t>similar to</w:t>
-      </w:r>
-      <w:proofErr w:type="gramEnd"/>
-      <w:r>
-        <w:rPr>
-          <w:color w:val="000000" w:themeColor="text1"/>
-          <w:sz w:val="22"/>
-          <w:szCs w:val="22"/>
-        </w:rPr>
-        <w:t xml:space="preserve"> </w:t>
-      </w:r>
-      <w:proofErr w:type="spellStart"/>
-      <w:proofErr w:type="gramStart"/>
-      <w:r>
-        <w:rPr>
-          <w:color w:val="000000" w:themeColor="text1"/>
-          <w:sz w:val="22"/>
-          <w:szCs w:val="22"/>
-        </w:rPr>
-        <w:t>setTimeout</w:t>
-      </w:r>
-      <w:proofErr w:type="spellEnd"/>
-      <w:r>
-        <w:rPr>
-          <w:color w:val="000000" w:themeColor="text1"/>
-          <w:sz w:val="22"/>
-          <w:szCs w:val="22"/>
-        </w:rPr>
-        <w:t>(</w:t>
-      </w:r>
-      <w:proofErr w:type="gramEnd"/>
-      <w:r>
-        <w:rPr>
-          <w:color w:val="000000" w:themeColor="text1"/>
-          <w:sz w:val="22"/>
-          <w:szCs w:val="22"/>
-        </w:rPr>
-        <w:t>), but instead of running the function once, it runs it repeatedly.</w:t>
+      <w:r>
+        <w:rPr>
+          <w:color w:val="000000" w:themeColor="text1"/>
+          <w:sz w:val="22"/>
+          <w:szCs w:val="22"/>
+        </w:rPr>
+        <w:t>Hoisting does not work for arrow functions we should declare the arrow function in the code before we use it in the code</w:t>
       </w:r>
     </w:p>
     <w:p>
@@ -5905,59 +4777,13 @@
           <w:szCs w:val="22"/>
         </w:rPr>
       </w:pPr>
-      <w:proofErr w:type="spellStart"/>
-      <w:proofErr w:type="gramStart"/>
-      <w:r>
-        <w:rPr>
-          <w:color w:val="000000" w:themeColor="text1"/>
-          <w:sz w:val="22"/>
-          <w:szCs w:val="22"/>
-        </w:rPr>
-        <w:t>clearInterval</w:t>
-      </w:r>
-      <w:proofErr w:type="spellEnd"/>
-      <w:r>
-        <w:rPr>
-          <w:color w:val="000000" w:themeColor="text1"/>
-          <w:sz w:val="22"/>
-          <w:szCs w:val="22"/>
-        </w:rPr>
-        <w:t>(</w:t>
-      </w:r>
-      <w:proofErr w:type="gramEnd"/>
-      <w:r>
-        <w:rPr>
-          <w:color w:val="000000" w:themeColor="text1"/>
-          <w:sz w:val="22"/>
-          <w:szCs w:val="22"/>
-        </w:rPr>
-        <w:t>) stops an interval.</w:t>
-      </w:r>
-      <w:r>
-        <w:rPr>
-          <w:color w:val="000000" w:themeColor="text1"/>
-          <w:sz w:val="22"/>
-          <w:szCs w:val="22"/>
-        </w:rPr>
-        <w:t xml:space="preserve"> When we create an </w:t>
-      </w:r>
-      <w:proofErr w:type="gramStart"/>
-      <w:r>
-        <w:rPr>
-          <w:color w:val="000000" w:themeColor="text1"/>
-          <w:sz w:val="22"/>
-          <w:szCs w:val="22"/>
-        </w:rPr>
-        <w:t>interval</w:t>
-      </w:r>
-      <w:proofErr w:type="gramEnd"/>
-      <w:r>
-        <w:rPr>
-          <w:color w:val="000000" w:themeColor="text1"/>
-          <w:sz w:val="22"/>
-          <w:szCs w:val="22"/>
-        </w:rPr>
-        <w:t xml:space="preserve"> the function returns an interval id that we can use to stop the interval.</w:t>
+      <w:r>
+        <w:rPr>
+          <w:color w:val="000000" w:themeColor="text1"/>
+          <w:sz w:val="22"/>
+          <w:szCs w:val="22"/>
+        </w:rPr>
+        <w:t>when adding an event listener, you give it a function that should be executed when the event happens.</w:t>
       </w:r>
     </w:p>
     <w:p>
@@ -5973,65 +4799,59 @@
           <w:szCs w:val="22"/>
         </w:rPr>
       </w:pPr>
-      <w:proofErr w:type="gramStart"/>
-      <w:r>
-        <w:rPr>
-          <w:color w:val="000000" w:themeColor="text1"/>
-          <w:sz w:val="22"/>
-          <w:szCs w:val="22"/>
-        </w:rPr>
-        <w:t>.</w:t>
-      </w:r>
-      <w:proofErr w:type="spellStart"/>
-      <w:r>
-        <w:rPr>
-          <w:color w:val="000000" w:themeColor="text1"/>
-          <w:sz w:val="22"/>
-          <w:szCs w:val="22"/>
-        </w:rPr>
-        <w:t>forEach</w:t>
-      </w:r>
-      <w:proofErr w:type="spellEnd"/>
-      <w:proofErr w:type="gramEnd"/>
-      <w:r>
-        <w:rPr>
-          <w:color w:val="000000" w:themeColor="text1"/>
-          <w:sz w:val="22"/>
-          <w:szCs w:val="22"/>
-        </w:rPr>
-        <w:t>()</w:t>
-      </w:r>
-      <w:r>
-        <w:rPr>
-          <w:color w:val="000000" w:themeColor="text1"/>
-          <w:sz w:val="22"/>
-          <w:szCs w:val="22"/>
-        </w:rPr>
-        <w:t xml:space="preserve"> </w:t>
-      </w:r>
-      <w:r>
-        <w:rPr>
-          <w:color w:val="000000" w:themeColor="text1"/>
-          <w:sz w:val="22"/>
-          <w:szCs w:val="22"/>
-        </w:rPr>
-        <w:sym w:font="Wingdings" w:char="F0E0"/>
-      </w:r>
-      <w:r>
-        <w:rPr>
-          <w:color w:val="000000" w:themeColor="text1"/>
-          <w:sz w:val="22"/>
-          <w:szCs w:val="22"/>
-        </w:rPr>
-        <w:t xml:space="preserve"> </w:t>
-      </w:r>
-      <w:r>
-        <w:rPr>
-          <w:color w:val="000000" w:themeColor="text1"/>
-          <w:sz w:val="22"/>
-          <w:szCs w:val="22"/>
-        </w:rPr>
-        <w:t>Usually, you use it when you want to perform an action for every item, rather than create a new array.</w:t>
+      <w:proofErr w:type="spellStart"/>
+      <w:r>
+        <w:rPr>
+          <w:color w:val="000000" w:themeColor="text1"/>
+          <w:sz w:val="22"/>
+          <w:szCs w:val="22"/>
+        </w:rPr>
+        <w:t>addEventListener</w:t>
+      </w:r>
+      <w:proofErr w:type="spellEnd"/>
+      <w:r>
+        <w:rPr>
+          <w:color w:val="000000" w:themeColor="text1"/>
+          <w:sz w:val="22"/>
+          <w:szCs w:val="22"/>
+        </w:rPr>
+        <w:t xml:space="preserve"> needs to take a trigger and a function that acts once this trigger has happened the trigger can be a </w:t>
+      </w:r>
+      <w:proofErr w:type="spellStart"/>
+      <w:r>
+        <w:rPr>
+          <w:color w:val="000000" w:themeColor="text1"/>
+          <w:sz w:val="22"/>
+          <w:szCs w:val="22"/>
+        </w:rPr>
+        <w:t>keydown</w:t>
+      </w:r>
+      <w:proofErr w:type="spellEnd"/>
+      <w:r>
+        <w:rPr>
+          <w:color w:val="000000" w:themeColor="text1"/>
+          <w:sz w:val="22"/>
+          <w:szCs w:val="22"/>
+        </w:rPr>
+        <w:t xml:space="preserve"> and the action is a function that first checks for the type of the </w:t>
+      </w:r>
+      <w:proofErr w:type="spellStart"/>
+      <w:r>
+        <w:rPr>
+          <w:color w:val="000000" w:themeColor="text1"/>
+          <w:sz w:val="22"/>
+          <w:szCs w:val="22"/>
+        </w:rPr>
+        <w:t>event.key</w:t>
+      </w:r>
+      <w:proofErr w:type="spellEnd"/>
+      <w:r>
+        <w:rPr>
+          <w:color w:val="000000" w:themeColor="text1"/>
+          <w:sz w:val="22"/>
+          <w:szCs w:val="22"/>
+        </w:rPr>
+        <w:t xml:space="preserve">  then acts upon it</w:t>
       </w:r>
     </w:p>
     <w:p>
@@ -6047,89 +4867,23 @@
           <w:szCs w:val="22"/>
         </w:rPr>
       </w:pPr>
-      <w:r>
-        <w:rPr>
-          <w:color w:val="000000" w:themeColor="text1"/>
-          <w:sz w:val="22"/>
-          <w:szCs w:val="22"/>
-        </w:rPr>
-        <w:t>Arrow functions are a shorter way to write functions.</w:t>
-      </w:r>
-    </w:p>
-    <w:p>
-      <w:pPr>
-        <w:pStyle w:val="ListParagraph"/>
-        <w:numPr>
-          <w:ilvl w:val="0"/>
-          <w:numId w:val="11"/>
-        </w:numPr>
-        <w:rPr>
-          <w:color w:val="000000" w:themeColor="text1"/>
-          <w:sz w:val="22"/>
-          <w:szCs w:val="22"/>
-        </w:rPr>
-      </w:pPr>
-      <w:r>
-        <w:rPr>
-          <w:color w:val="000000" w:themeColor="text1"/>
-          <w:sz w:val="22"/>
-          <w:szCs w:val="22"/>
-        </w:rPr>
-        <w:t>Hoisting does not work for arrow functions we should declare the arrow function in the code before we use it in the code</w:t>
-      </w:r>
-    </w:p>
-    <w:p>
-      <w:pPr>
-        <w:pStyle w:val="ListParagraph"/>
-        <w:numPr>
-          <w:ilvl w:val="0"/>
-          <w:numId w:val="11"/>
-        </w:numPr>
-        <w:rPr>
-          <w:color w:val="000000" w:themeColor="text1"/>
-          <w:sz w:val="22"/>
-          <w:szCs w:val="22"/>
-        </w:rPr>
-      </w:pPr>
-      <w:r>
-        <w:rPr>
-          <w:color w:val="000000" w:themeColor="text1"/>
-          <w:sz w:val="22"/>
-          <w:szCs w:val="22"/>
-        </w:rPr>
-        <w:t>when adding an event listener, you give it a function that should be executed when the event happens.</w:t>
-      </w:r>
-    </w:p>
-    <w:p>
-      <w:pPr>
-        <w:pStyle w:val="ListParagraph"/>
-        <w:numPr>
-          <w:ilvl w:val="0"/>
-          <w:numId w:val="11"/>
-        </w:numPr>
-        <w:rPr>
-          <w:color w:val="000000" w:themeColor="text1"/>
-          <w:sz w:val="22"/>
-          <w:szCs w:val="22"/>
-        </w:rPr>
-      </w:pPr>
-      <w:proofErr w:type="spellStart"/>
-      <w:r>
-        <w:rPr>
-          <w:color w:val="000000" w:themeColor="text1"/>
-          <w:sz w:val="22"/>
-          <w:szCs w:val="22"/>
-        </w:rPr>
-        <w:t>addEventListener</w:t>
-      </w:r>
-      <w:proofErr w:type="spellEnd"/>
-      <w:r>
-        <w:rPr>
-          <w:color w:val="000000" w:themeColor="text1"/>
-          <w:sz w:val="22"/>
-          <w:szCs w:val="22"/>
-        </w:rPr>
-        <w:t xml:space="preserve"> needs to take a trigger and a function that acts once this trigger has happened the trigger can be a </w:t>
+      <w:proofErr w:type="spellStart"/>
+      <w:r>
+        <w:rPr>
+          <w:color w:val="000000" w:themeColor="text1"/>
+          <w:sz w:val="22"/>
+          <w:szCs w:val="22"/>
+        </w:rPr>
+        <w:t>document.body.addEventListener</w:t>
+      </w:r>
+      <w:proofErr w:type="spellEnd"/>
+      <w:r>
+        <w:rPr>
+          <w:color w:val="000000" w:themeColor="text1"/>
+          <w:sz w:val="22"/>
+          <w:szCs w:val="22"/>
+        </w:rPr>
+        <w:t>("</w:t>
       </w:r>
       <w:proofErr w:type="spellStart"/>
       <w:r>
@@ -6147,149 +4901,7 @@
           <w:sz w:val="22"/>
           <w:szCs w:val="22"/>
         </w:rPr>
-        <w:t xml:space="preserve"> and the action is a function that first checks for the type of the </w:t>
-      </w:r>
-      <w:proofErr w:type="spellStart"/>
-      <w:proofErr w:type="gramStart"/>
-      <w:r>
-        <w:rPr>
-          <w:color w:val="000000" w:themeColor="text1"/>
-          <w:sz w:val="22"/>
-          <w:szCs w:val="22"/>
-        </w:rPr>
-        <w:t>event.key</w:t>
-      </w:r>
-      <w:proofErr w:type="spellEnd"/>
-      <w:r>
-        <w:rPr>
-          <w:color w:val="000000" w:themeColor="text1"/>
-          <w:sz w:val="22"/>
-          <w:szCs w:val="22"/>
-        </w:rPr>
-        <w:t xml:space="preserve">  then</w:t>
-      </w:r>
-      <w:proofErr w:type="gramEnd"/>
-      <w:r>
-        <w:rPr>
-          <w:color w:val="000000" w:themeColor="text1"/>
-          <w:sz w:val="22"/>
-          <w:szCs w:val="22"/>
-        </w:rPr>
-        <w:t xml:space="preserve"> acts upon it</w:t>
-      </w:r>
-    </w:p>
-    <w:p>
-      <w:pPr>
-        <w:pStyle w:val="ListParagraph"/>
-        <w:numPr>
-          <w:ilvl w:val="0"/>
-          <w:numId w:val="11"/>
-        </w:numPr>
-        <w:rPr>
-          <w:color w:val="000000" w:themeColor="text1"/>
-          <w:sz w:val="22"/>
-          <w:szCs w:val="22"/>
-        </w:rPr>
-      </w:pPr>
-      <w:proofErr w:type="spellStart"/>
-      <w:proofErr w:type="gramStart"/>
-      <w:r>
-        <w:rPr>
-          <w:color w:val="000000" w:themeColor="text1"/>
-          <w:sz w:val="22"/>
-          <w:szCs w:val="22"/>
-        </w:rPr>
-        <w:t>document.body</w:t>
-      </w:r>
-      <w:proofErr w:type="gramEnd"/>
-      <w:r>
-        <w:rPr>
-          <w:color w:val="000000" w:themeColor="text1"/>
-          <w:sz w:val="22"/>
-          <w:szCs w:val="22"/>
-        </w:rPr>
-        <w:t>.</w:t>
-      </w:r>
-      <w:proofErr w:type="gramStart"/>
-      <w:r>
-        <w:rPr>
-          <w:color w:val="000000" w:themeColor="text1"/>
-          <w:sz w:val="22"/>
-          <w:szCs w:val="22"/>
-        </w:rPr>
-        <w:t>addEventListener</w:t>
-      </w:r>
-      <w:proofErr w:type="spellEnd"/>
-      <w:r>
-        <w:rPr>
-          <w:color w:val="000000" w:themeColor="text1"/>
-          <w:sz w:val="22"/>
-          <w:szCs w:val="22"/>
-        </w:rPr>
-        <w:t>(</w:t>
-      </w:r>
-      <w:proofErr w:type="gramEnd"/>
-      <w:r>
-        <w:rPr>
-          <w:color w:val="000000" w:themeColor="text1"/>
-          <w:sz w:val="22"/>
-          <w:szCs w:val="22"/>
-        </w:rPr>
-        <w:t>"</w:t>
-      </w:r>
-      <w:proofErr w:type="spellStart"/>
-      <w:r>
-        <w:rPr>
-          <w:color w:val="000000" w:themeColor="text1"/>
-          <w:sz w:val="22"/>
-          <w:szCs w:val="22"/>
-        </w:rPr>
-        <w:t>keydown</w:t>
-      </w:r>
-      <w:proofErr w:type="spellEnd"/>
-      <w:r>
-        <w:rPr>
-          <w:color w:val="000000" w:themeColor="text1"/>
-          <w:sz w:val="22"/>
-          <w:szCs w:val="22"/>
-        </w:rPr>
-        <w:t xml:space="preserve">", (event) =&gt; </w:t>
-      </w:r>
-      <w:proofErr w:type="gramStart"/>
-      <w:r>
-        <w:rPr>
-          <w:color w:val="000000" w:themeColor="text1"/>
-          <w:sz w:val="22"/>
-          <w:szCs w:val="22"/>
-        </w:rPr>
-        <w:t>{ /</w:t>
-      </w:r>
-      <w:proofErr w:type="gramEnd"/>
-      <w:r>
-        <w:rPr>
-          <w:color w:val="000000" w:themeColor="text1"/>
-          <w:sz w:val="22"/>
-          <w:szCs w:val="22"/>
-        </w:rPr>
-        <w:t xml:space="preserve">/ </w:t>
-      </w:r>
-      <w:proofErr w:type="gramStart"/>
-      <w:r>
-        <w:rPr>
-          <w:color w:val="000000" w:themeColor="text1"/>
-          <w:sz w:val="22"/>
-          <w:szCs w:val="22"/>
-        </w:rPr>
-        <w:t>... }</w:t>
-      </w:r>
-      <w:proofErr w:type="gramEnd"/>
-      <w:r>
-        <w:rPr>
-          <w:color w:val="000000" w:themeColor="text1"/>
-          <w:sz w:val="22"/>
-          <w:szCs w:val="22"/>
-        </w:rPr>
-        <w:t>);</w:t>
+        <w:t>", (event) =&gt; { // ... });</w:t>
       </w:r>
       <w:r>
         <w:rPr>
@@ -6349,7 +4961,6 @@
         <w:t xml:space="preserve"> And later can be called using </w:t>
       </w:r>
       <w:proofErr w:type="spellStart"/>
-      <w:proofErr w:type="gramStart"/>
       <w:r>
         <w:rPr>
           <w:color w:val="000000" w:themeColor="text1"/>
@@ -6365,34 +4976,7 @@
           <w:sz w:val="22"/>
           <w:szCs w:val="22"/>
         </w:rPr>
-        <w:t>(</w:t>
-      </w:r>
-      <w:proofErr w:type="gramEnd"/>
-      <w:r>
-        <w:rPr>
-          <w:color w:val="000000" w:themeColor="text1"/>
-          <w:sz w:val="22"/>
-          <w:szCs w:val="22"/>
-        </w:rPr>
-        <w:t xml:space="preserve">), store the result into a variable and call </w:t>
-      </w:r>
-      <w:proofErr w:type="gramStart"/>
-      <w:r>
-        <w:rPr>
-          <w:color w:val="000000" w:themeColor="text1"/>
-          <w:sz w:val="22"/>
-          <w:szCs w:val="22"/>
-        </w:rPr>
-        <w:t>the .</w:t>
-      </w:r>
-      <w:proofErr w:type="gramEnd"/>
-      <w:r>
-        <w:rPr>
-          <w:color w:val="000000" w:themeColor="text1"/>
-          <w:sz w:val="22"/>
-          <w:szCs w:val="22"/>
-        </w:rPr>
-        <w:t>dataset.name, .id or whatever</w:t>
+        <w:t>(), store the result into a variable and call the .dataset.name, .id or whatever</w:t>
       </w:r>
     </w:p>
     <w:p>
@@ -6443,7 +5027,6 @@
         <w:t xml:space="preserve">const button = </w:t>
       </w:r>
       <w:proofErr w:type="spellStart"/>
-      <w:proofErr w:type="gramStart"/>
       <w:r>
         <w:rPr>
           <w:color w:val="000000" w:themeColor="text1"/>
@@ -6453,7 +5036,6 @@
         <w:t>document.querySelector</w:t>
       </w:r>
       <w:proofErr w:type="spellEnd"/>
-      <w:proofErr w:type="gramEnd"/>
       <w:r>
         <w:rPr>
           <w:color w:val="000000" w:themeColor="text1"/>
@@ -6491,23 +5073,13 @@
         <w:t>console.log(</w:t>
       </w:r>
       <w:proofErr w:type="spellStart"/>
-      <w:proofErr w:type="gramStart"/>
-      <w:r>
-        <w:rPr>
-          <w:color w:val="000000" w:themeColor="text1"/>
-          <w:sz w:val="22"/>
-          <w:szCs w:val="22"/>
-        </w:rPr>
-        <w:t>button.dataset</w:t>
-      </w:r>
-      <w:proofErr w:type="gramEnd"/>
-      <w:r>
-        <w:rPr>
-          <w:color w:val="000000" w:themeColor="text1"/>
-          <w:sz w:val="22"/>
-          <w:szCs w:val="22"/>
-        </w:rPr>
-        <w:t>.productId</w:t>
+      <w:r>
+        <w:rPr>
+          <w:color w:val="000000" w:themeColor="text1"/>
+          <w:sz w:val="22"/>
+          <w:szCs w:val="22"/>
+        </w:rPr>
+        <w:t>button.dataset.productId</w:t>
       </w:r>
       <w:proofErr w:type="spellEnd"/>
       <w:r>
@@ -6556,25 +5128,7 @@
           <w:sz w:val="22"/>
           <w:szCs w:val="22"/>
         </w:rPr>
-        <w:t xml:space="preserve">In different JS files we cannot have the same variable names, </w:t>
-      </w:r>
-      <w:proofErr w:type="gramStart"/>
-      <w:r>
-        <w:rPr>
-          <w:color w:val="000000" w:themeColor="text1"/>
-          <w:sz w:val="22"/>
-          <w:szCs w:val="22"/>
-        </w:rPr>
-        <w:t>as long as</w:t>
-      </w:r>
-      <w:proofErr w:type="gramEnd"/>
-      <w:r>
-        <w:rPr>
-          <w:color w:val="000000" w:themeColor="text1"/>
-          <w:sz w:val="22"/>
-          <w:szCs w:val="22"/>
-        </w:rPr>
-        <w:t xml:space="preserve"> we don’t treat them like module files</w:t>
+        <w:t>In different JS files we cannot have the same variable names, as long as we don’t treat them like module files</w:t>
       </w:r>
     </w:p>
     <w:p>
@@ -6596,25 +5150,7 @@
           <w:sz w:val="22"/>
           <w:szCs w:val="22"/>
         </w:rPr>
-        <w:t xml:space="preserve">To create a JS </w:t>
-      </w:r>
-      <w:proofErr w:type="gramStart"/>
-      <w:r>
-        <w:rPr>
-          <w:color w:val="000000" w:themeColor="text1"/>
-          <w:sz w:val="22"/>
-          <w:szCs w:val="22"/>
-        </w:rPr>
-        <w:t>module</w:t>
-      </w:r>
-      <w:proofErr w:type="gramEnd"/>
-      <w:r>
-        <w:rPr>
-          <w:color w:val="000000" w:themeColor="text1"/>
-          <w:sz w:val="22"/>
-          <w:szCs w:val="22"/>
-        </w:rPr>
-        <w:t xml:space="preserve"> we create a normal .</w:t>
+        <w:t>To create a JS module we create a normal .</w:t>
       </w:r>
       <w:proofErr w:type="spellStart"/>
       <w:r>
@@ -6784,43 +5320,7 @@
           <w:sz w:val="22"/>
           <w:szCs w:val="22"/>
         </w:rPr>
-        <w:t xml:space="preserve">The preferred way is to create a module each with its independent functionalities, export the functions and the variable </w:t>
-      </w:r>
-      <w:proofErr w:type="gramStart"/>
-      <w:r>
-        <w:rPr>
-          <w:color w:val="000000" w:themeColor="text1"/>
-          <w:sz w:val="22"/>
-          <w:szCs w:val="22"/>
-        </w:rPr>
-        <w:t>names,  then</w:t>
-      </w:r>
-      <w:proofErr w:type="gramEnd"/>
-      <w:r>
-        <w:rPr>
-          <w:color w:val="000000" w:themeColor="text1"/>
-          <w:sz w:val="22"/>
-          <w:szCs w:val="22"/>
-        </w:rPr>
-        <w:t xml:space="preserve"> import it into the files </w:t>
-      </w:r>
-      <w:proofErr w:type="gramStart"/>
-      <w:r>
-        <w:rPr>
-          <w:color w:val="000000" w:themeColor="text1"/>
-          <w:sz w:val="22"/>
-          <w:szCs w:val="22"/>
-        </w:rPr>
-        <w:t>its</w:t>
-      </w:r>
-      <w:proofErr w:type="gramEnd"/>
-      <w:r>
-        <w:rPr>
-          <w:color w:val="000000" w:themeColor="text1"/>
-          <w:sz w:val="22"/>
-          <w:szCs w:val="22"/>
-        </w:rPr>
-        <w:t xml:space="preserve"> needed on, we can then have 2 different </w:t>
+        <w:t xml:space="preserve">The preferred way is to create a module each with its independent functionalities, export the functions and the variable names,  then import it into the files its needed on, we can then have 2 different </w:t>
       </w:r>
       <w:proofErr w:type="spellStart"/>
       <w:r>
@@ -6924,41 +5424,13 @@
           <w:szCs w:val="22"/>
         </w:rPr>
       </w:pPr>
-      <w:proofErr w:type="gramStart"/>
-      <w:r>
-        <w:rPr>
-          <w:color w:val="000000" w:themeColor="text1"/>
-          <w:sz w:val="22"/>
-          <w:szCs w:val="22"/>
-        </w:rPr>
-        <w:t>when</w:t>
-      </w:r>
-      <w:proofErr w:type="gramEnd"/>
-      <w:r>
-        <w:rPr>
-          <w:color w:val="000000" w:themeColor="text1"/>
-          <w:sz w:val="22"/>
-          <w:szCs w:val="22"/>
-        </w:rPr>
-        <w:t xml:space="preserve"> importing </w:t>
-      </w:r>
-      <w:proofErr w:type="gramStart"/>
-      <w:r>
-        <w:rPr>
-          <w:color w:val="000000" w:themeColor="text1"/>
-          <w:sz w:val="22"/>
-          <w:szCs w:val="22"/>
-        </w:rPr>
-        <w:t>its</w:t>
-      </w:r>
-      <w:proofErr w:type="gramEnd"/>
-      <w:r>
-        <w:rPr>
-          <w:color w:val="000000" w:themeColor="text1"/>
-          <w:sz w:val="22"/>
-          <w:szCs w:val="22"/>
-        </w:rPr>
-        <w:t xml:space="preserve"> preferred to import the function or the variable and give it a local name</w:t>
+      <w:r>
+        <w:rPr>
+          <w:color w:val="000000" w:themeColor="text1"/>
+          <w:sz w:val="22"/>
+          <w:szCs w:val="22"/>
+        </w:rPr>
+        <w:t>when importing its preferred to import the function or the variable and give it a local name</w:t>
       </w:r>
     </w:p>
     <w:p>
@@ -6974,7 +5446,6 @@
           <w:szCs w:val="22"/>
         </w:rPr>
       </w:pPr>
-      <w:proofErr w:type="gramStart"/>
       <w:r>
         <w:rPr>
           <w:color w:val="000000" w:themeColor="text1"/>
@@ -6993,7 +5464,6 @@
         <w:t>toFixed</w:t>
       </w:r>
       <w:proofErr w:type="spellEnd"/>
-      <w:proofErr w:type="gramEnd"/>
       <w:r>
         <w:rPr>
           <w:color w:val="000000" w:themeColor="text1"/>
@@ -7034,23 +5504,13 @@
           <w:szCs w:val="22"/>
         </w:rPr>
       </w:pPr>
-      <w:proofErr w:type="gramStart"/>
-      <w:r>
-        <w:rPr>
-          <w:color w:val="000000" w:themeColor="text1"/>
-          <w:sz w:val="22"/>
-          <w:szCs w:val="22"/>
-        </w:rPr>
-        <w:t>.remove</w:t>
-      </w:r>
-      <w:proofErr w:type="gramEnd"/>
-      <w:r>
-        <w:rPr>
-          <w:color w:val="000000" w:themeColor="text1"/>
-          <w:sz w:val="22"/>
-          <w:szCs w:val="22"/>
-        </w:rPr>
-        <w:t>() can delete an entire div from the DOM</w:t>
+      <w:r>
+        <w:rPr>
+          <w:color w:val="000000" w:themeColor="text1"/>
+          <w:sz w:val="22"/>
+          <w:szCs w:val="22"/>
+        </w:rPr>
+        <w:t>.remove() can delete an entire div from the DOM</w:t>
       </w:r>
       <w:r>
         <w:rPr>
@@ -7203,7 +5663,6 @@
         <w:t xml:space="preserve">const product = </w:t>
       </w:r>
       <w:proofErr w:type="spellStart"/>
-      <w:proofErr w:type="gramStart"/>
       <w:r>
         <w:rPr>
           <w:color w:val="000000" w:themeColor="text1"/>
@@ -7219,29 +5678,19 @@
           <w:sz w:val="22"/>
           <w:szCs w:val="22"/>
         </w:rPr>
-        <w:t>("#</w:t>
-      </w:r>
-      <w:proofErr w:type="gramEnd"/>
-      <w:r>
-        <w:rPr>
-          <w:color w:val="000000" w:themeColor="text1"/>
-          <w:sz w:val="22"/>
-          <w:szCs w:val="22"/>
-        </w:rPr>
-        <w:t>product");</w:t>
-      </w:r>
-    </w:p>
-    <w:p>
-      <w:pPr>
-        <w:pStyle w:val="ListParagraph"/>
-        <w:rPr>
-          <w:color w:val="000000" w:themeColor="text1"/>
-          <w:sz w:val="22"/>
-          <w:szCs w:val="22"/>
-        </w:rPr>
-      </w:pPr>
-      <w:proofErr w:type="spellStart"/>
-      <w:proofErr w:type="gramStart"/>
+        <w:t>("#product");</w:t>
+      </w:r>
+    </w:p>
+    <w:p>
+      <w:pPr>
+        <w:pStyle w:val="ListParagraph"/>
+        <w:rPr>
+          <w:color w:val="000000" w:themeColor="text1"/>
+          <w:sz w:val="22"/>
+          <w:szCs w:val="22"/>
+        </w:rPr>
+      </w:pPr>
+      <w:proofErr w:type="spellStart"/>
       <w:r>
         <w:rPr>
           <w:color w:val="000000" w:themeColor="text1"/>
@@ -7251,7 +5700,6 @@
         <w:t>product.remove</w:t>
       </w:r>
       <w:proofErr w:type="spellEnd"/>
-      <w:proofErr w:type="gramEnd"/>
       <w:r>
         <w:rPr>
           <w:color w:val="000000" w:themeColor="text1"/>
@@ -7270,41 +5718,13 @@
           <w:szCs w:val="22"/>
         </w:rPr>
       </w:pPr>
-      <w:proofErr w:type="gramStart"/>
-      <w:r>
-        <w:rPr>
-          <w:color w:val="000000" w:themeColor="text1"/>
-          <w:sz w:val="22"/>
-          <w:szCs w:val="22"/>
-        </w:rPr>
-        <w:t>so</w:t>
-      </w:r>
-      <w:proofErr w:type="gramEnd"/>
-      <w:r>
-        <w:rPr>
-          <w:color w:val="000000" w:themeColor="text1"/>
-          <w:sz w:val="22"/>
-          <w:szCs w:val="22"/>
-        </w:rPr>
-        <w:t xml:space="preserve"> the steps are </w:t>
-      </w:r>
-      <w:proofErr w:type="gramStart"/>
-      <w:r>
-        <w:rPr>
-          <w:color w:val="000000" w:themeColor="text1"/>
-          <w:sz w:val="22"/>
-          <w:szCs w:val="22"/>
-        </w:rPr>
-        <w:t>get</w:t>
-      </w:r>
-      <w:proofErr w:type="gramEnd"/>
-      <w:r>
-        <w:rPr>
-          <w:color w:val="000000" w:themeColor="text1"/>
-          <w:sz w:val="22"/>
-          <w:szCs w:val="22"/>
-        </w:rPr>
-        <w:t xml:space="preserve"> the element and store it into a </w:t>
+      <w:r>
+        <w:rPr>
+          <w:color w:val="000000" w:themeColor="text1"/>
+          <w:sz w:val="22"/>
+          <w:szCs w:val="22"/>
+        </w:rPr>
+        <w:t xml:space="preserve">so the steps are get the element and store it into a </w:t>
       </w:r>
       <w:proofErr w:type="spellStart"/>
       <w:r>
@@ -7325,7 +5745,6 @@
         <w:t xml:space="preserve"> variable using the </w:t>
       </w:r>
       <w:proofErr w:type="spellStart"/>
-      <w:proofErr w:type="gramStart"/>
       <w:r>
         <w:rPr>
           <w:color w:val="000000" w:themeColor="text1"/>
@@ -7341,16 +5760,7 @@
           <w:sz w:val="22"/>
           <w:szCs w:val="22"/>
         </w:rPr>
-        <w:t>(</w:t>
-      </w:r>
-      <w:proofErr w:type="gramEnd"/>
-      <w:r>
-        <w:rPr>
-          <w:color w:val="000000" w:themeColor="text1"/>
-          <w:sz w:val="22"/>
-          <w:szCs w:val="22"/>
-        </w:rPr>
-        <w:t>) and then use this variable to delete the element</w:t>
+        <w:t>() and then use this variable to delete the element</w:t>
       </w:r>
     </w:p>
     <w:p>
@@ -7472,7 +5882,6 @@
         <w:t xml:space="preserve">  </w:t>
       </w:r>
       <w:proofErr w:type="spellStart"/>
-      <w:proofErr w:type="gramStart"/>
       <w:r>
         <w:rPr>
           <w:color w:val="000000" w:themeColor="text1"/>
@@ -7488,16 +5897,7 @@
           <w:sz w:val="22"/>
           <w:szCs w:val="22"/>
         </w:rPr>
-        <w:t>(</w:t>
-      </w:r>
-      <w:proofErr w:type="gramEnd"/>
-      <w:r>
-        <w:rPr>
-          <w:color w:val="000000" w:themeColor="text1"/>
-          <w:sz w:val="22"/>
-          <w:szCs w:val="22"/>
-        </w:rPr>
-        <w:t>);</w:t>
+        <w:t>();</w:t>
       </w:r>
       <w:r>
         <w:rPr>
@@ -7555,25 +5955,7 @@
           <w:sz w:val="22"/>
           <w:szCs w:val="22"/>
         </w:rPr>
-        <w:t>(</w:t>
-      </w:r>
-      <w:proofErr w:type="gramStart"/>
-      <w:r>
-        <w:rPr>
-          <w:color w:val="000000" w:themeColor="text1"/>
-          <w:sz w:val="22"/>
-          <w:szCs w:val="22"/>
-        </w:rPr>
-        <w:t>).format</w:t>
-      </w:r>
-      <w:proofErr w:type="gramEnd"/>
-      <w:r>
-        <w:rPr>
-          <w:color w:val="000000" w:themeColor="text1"/>
-          <w:sz w:val="22"/>
-          <w:szCs w:val="22"/>
-        </w:rPr>
-        <w:t>("YYYY-MM-DD");</w:t>
+        <w:t>().format("YYYY-MM-DD");</w:t>
       </w:r>
       <w:r>
         <w:rPr>
@@ -7615,7 +5997,6 @@
         <w:t xml:space="preserve">const today = </w:t>
       </w:r>
       <w:proofErr w:type="spellStart"/>
-      <w:proofErr w:type="gramStart"/>
       <w:r>
         <w:rPr>
           <w:color w:val="000000" w:themeColor="text1"/>
@@ -7631,16 +6012,7 @@
           <w:sz w:val="22"/>
           <w:szCs w:val="22"/>
         </w:rPr>
-        <w:t>(</w:t>
-      </w:r>
-      <w:proofErr w:type="gramEnd"/>
-      <w:r>
-        <w:rPr>
-          <w:color w:val="000000" w:themeColor="text1"/>
-          <w:sz w:val="22"/>
-          <w:szCs w:val="22"/>
-        </w:rPr>
-        <w:t>);</w:t>
+        <w:t>();</w:t>
       </w:r>
       <w:r>
         <w:rPr>
@@ -7651,7 +6023,6 @@
         <w:t xml:space="preserve"> the default for </w:t>
       </w:r>
       <w:proofErr w:type="spellStart"/>
-      <w:proofErr w:type="gramStart"/>
       <w:r>
         <w:rPr>
           <w:color w:val="000000" w:themeColor="text1"/>
@@ -7667,70 +6038,7 @@
           <w:sz w:val="22"/>
           <w:szCs w:val="22"/>
         </w:rPr>
-        <w:t>(</w:t>
-      </w:r>
-      <w:proofErr w:type="gramEnd"/>
-      <w:r>
-        <w:rPr>
-          <w:color w:val="000000" w:themeColor="text1"/>
-          <w:sz w:val="22"/>
-          <w:szCs w:val="22"/>
-        </w:rPr>
-        <w:t xml:space="preserve">) is to return the date of the current day. </w:t>
-      </w:r>
-      <w:proofErr w:type="gramStart"/>
-      <w:r>
-        <w:rPr>
-          <w:color w:val="000000" w:themeColor="text1"/>
-          <w:sz w:val="22"/>
-          <w:szCs w:val="22"/>
-        </w:rPr>
-        <w:t>However</w:t>
-      </w:r>
-      <w:proofErr w:type="gramEnd"/>
-      <w:r>
-        <w:rPr>
-          <w:color w:val="000000" w:themeColor="text1"/>
-          <w:sz w:val="22"/>
-          <w:szCs w:val="22"/>
-        </w:rPr>
-        <w:t xml:space="preserve"> we can pass </w:t>
-      </w:r>
-      <w:proofErr w:type="gramStart"/>
-      <w:r>
-        <w:rPr>
-          <w:color w:val="000000" w:themeColor="text1"/>
-          <w:sz w:val="22"/>
-          <w:szCs w:val="22"/>
-        </w:rPr>
-        <w:t>in</w:t>
-      </w:r>
-      <w:proofErr w:type="gramEnd"/>
-      <w:r>
-        <w:rPr>
-          <w:color w:val="000000" w:themeColor="text1"/>
-          <w:sz w:val="22"/>
-          <w:szCs w:val="22"/>
-        </w:rPr>
-        <w:t xml:space="preserve"> the constructor </w:t>
-      </w:r>
-      <w:proofErr w:type="gramStart"/>
-      <w:r>
-        <w:rPr>
-          <w:color w:val="000000" w:themeColor="text1"/>
-          <w:sz w:val="22"/>
-          <w:szCs w:val="22"/>
-        </w:rPr>
-        <w:t>the date</w:t>
-      </w:r>
-      <w:proofErr w:type="gramEnd"/>
-      <w:r>
-        <w:rPr>
-          <w:color w:val="000000" w:themeColor="text1"/>
-          <w:sz w:val="22"/>
-          <w:szCs w:val="22"/>
-        </w:rPr>
-        <w:t xml:space="preserve"> that we want to store into a new variable. For example: </w:t>
+        <w:t xml:space="preserve">() is to return the date of the current day. However we can pass in the constructor the date that we want to store into a new variable. For example: </w:t>
       </w:r>
       <w:r>
         <w:rPr>
@@ -7741,7 +6049,6 @@
         <w:t xml:space="preserve">const birthday = </w:t>
       </w:r>
       <w:proofErr w:type="spellStart"/>
-      <w:proofErr w:type="gramStart"/>
       <w:r>
         <w:rPr>
           <w:color w:val="000000" w:themeColor="text1"/>
@@ -7757,16 +6064,7 @@
           <w:sz w:val="22"/>
           <w:szCs w:val="22"/>
         </w:rPr>
-        <w:t>(</w:t>
-      </w:r>
-      <w:proofErr w:type="gramEnd"/>
-      <w:r>
-        <w:rPr>
-          <w:color w:val="000000" w:themeColor="text1"/>
-          <w:sz w:val="22"/>
-          <w:szCs w:val="22"/>
-        </w:rPr>
-        <w:t>"2000-05-15");</w:t>
+        <w:t>("2000-05-15");</w:t>
       </w:r>
     </w:p>
     <w:p>
@@ -7782,41 +6080,13 @@
           <w:szCs w:val="22"/>
         </w:rPr>
       </w:pPr>
-      <w:proofErr w:type="gramStart"/>
-      <w:r>
-        <w:rPr>
-          <w:color w:val="000000" w:themeColor="text1"/>
-          <w:sz w:val="22"/>
-          <w:szCs w:val="22"/>
-        </w:rPr>
-        <w:t>when</w:t>
-      </w:r>
-      <w:proofErr w:type="gramEnd"/>
-      <w:r>
-        <w:rPr>
-          <w:color w:val="000000" w:themeColor="text1"/>
-          <w:sz w:val="22"/>
-          <w:szCs w:val="22"/>
-        </w:rPr>
-        <w:t xml:space="preserve"> formatting a </w:t>
-      </w:r>
-      <w:proofErr w:type="gramStart"/>
-      <w:r>
-        <w:rPr>
-          <w:color w:val="000000" w:themeColor="text1"/>
-          <w:sz w:val="22"/>
-          <w:szCs w:val="22"/>
-        </w:rPr>
-        <w:t>date</w:t>
-      </w:r>
-      <w:proofErr w:type="gramEnd"/>
-      <w:r>
-        <w:rPr>
-          <w:color w:val="000000" w:themeColor="text1"/>
-          <w:sz w:val="22"/>
-          <w:szCs w:val="22"/>
-        </w:rPr>
-        <w:t xml:space="preserve"> we can pass to the function called format certain data as a string this string </w:t>
+      <w:r>
+        <w:rPr>
+          <w:color w:val="000000" w:themeColor="text1"/>
+          <w:sz w:val="22"/>
+          <w:szCs w:val="22"/>
+        </w:rPr>
+        <w:t xml:space="preserve">when formatting a date we can pass to the function called format certain data as a string this string </w:t>
       </w:r>
       <w:proofErr w:type="spellStart"/>
       <w:r>
@@ -8011,25 +6281,7 @@
           <w:sz w:val="22"/>
           <w:szCs w:val="22"/>
         </w:rPr>
-        <w:t xml:space="preserve">anything that we import without a </w:t>
-      </w:r>
-      <w:proofErr w:type="gramStart"/>
-      <w:r>
-        <w:rPr>
-          <w:color w:val="000000" w:themeColor="text1"/>
-          <w:sz w:val="22"/>
-          <w:szCs w:val="22"/>
-        </w:rPr>
-        <w:t>braces</w:t>
-      </w:r>
-      <w:proofErr w:type="gramEnd"/>
-      <w:r>
-        <w:rPr>
-          <w:color w:val="000000" w:themeColor="text1"/>
-          <w:sz w:val="22"/>
-          <w:szCs w:val="22"/>
-        </w:rPr>
-        <w:t xml:space="preserve"> is the default and we can choose its name on importing</w:t>
+        <w:t>anything that we import without a braces is the default and we can choose its name on importing</w:t>
       </w:r>
       <w:r>
         <w:rPr>
@@ -8062,7 +6314,6 @@
         <w:t xml:space="preserve">A default export does not mean we </w:t>
       </w:r>
       <w:proofErr w:type="spellStart"/>
-      <w:proofErr w:type="gramStart"/>
       <w:r>
         <w:rPr>
           <w:color w:val="000000" w:themeColor="text1"/>
@@ -8072,7 +6323,6 @@
         <w:t>cant</w:t>
       </w:r>
       <w:proofErr w:type="spellEnd"/>
-      <w:proofErr w:type="gramEnd"/>
       <w:r>
         <w:rPr>
           <w:color w:val="000000" w:themeColor="text1"/>
@@ -8119,27 +6369,7 @@
           <w:sz w:val="22"/>
           <w:szCs w:val="22"/>
         </w:rPr>
-        <w:t xml:space="preserve"> default </w:t>
-      </w:r>
-      <w:proofErr w:type="gramStart"/>
-      <w:r>
-        <w:rPr>
-          <w:rFonts w:ascii="Segoe UI Emoji" w:hAnsi="Segoe UI Emoji" w:cs="Segoe UI Emoji"/>
-          <w:color w:val="000000" w:themeColor="text1"/>
-          <w:sz w:val="22"/>
-          <w:szCs w:val="22"/>
-        </w:rPr>
-        <w:t>cant</w:t>
-      </w:r>
-      <w:proofErr w:type="gramEnd"/>
-      <w:r>
-        <w:rPr>
-          <w:rFonts w:ascii="Segoe UI Emoji" w:hAnsi="Segoe UI Emoji" w:cs="Segoe UI Emoji"/>
-          <w:color w:val="000000" w:themeColor="text1"/>
-          <w:sz w:val="22"/>
-          <w:szCs w:val="22"/>
-        </w:rPr>
-        <w:t xml:space="preserve"> be replaced next to, let, const or var</w:t>
+        <w:t xml:space="preserve"> default cant be replaced next to, let, const or var</w:t>
       </w:r>
     </w:p>
     <w:p>
@@ -8285,25 +6515,7 @@
           <w:sz w:val="22"/>
           <w:szCs w:val="22"/>
         </w:rPr>
-        <w:t xml:space="preserve">Objects </w:t>
-      </w:r>
-      <w:proofErr w:type="gramStart"/>
-      <w:r>
-        <w:rPr>
-          <w:color w:val="000000" w:themeColor="text1"/>
-          <w:sz w:val="22"/>
-          <w:szCs w:val="22"/>
-        </w:rPr>
-        <w:t>follows</w:t>
-      </w:r>
-      <w:proofErr w:type="gramEnd"/>
-      <w:r>
-        <w:rPr>
-          <w:color w:val="000000" w:themeColor="text1"/>
-          <w:sz w:val="22"/>
-          <w:szCs w:val="22"/>
-        </w:rPr>
-        <w:t xml:space="preserve"> </w:t>
+        <w:t xml:space="preserve">Objects follows </w:t>
       </w:r>
       <w:proofErr w:type="spellStart"/>
       <w:r>
@@ -8338,23 +6550,13 @@
           <w:u w:val="single"/>
         </w:rPr>
       </w:pPr>
-      <w:proofErr w:type="gramStart"/>
-      <w:r>
-        <w:rPr>
-          <w:color w:val="000000" w:themeColor="text1"/>
-          <w:sz w:val="22"/>
-          <w:szCs w:val="22"/>
-        </w:rPr>
-        <w:t>when</w:t>
-      </w:r>
-      <w:proofErr w:type="gramEnd"/>
-      <w:r>
-        <w:rPr>
-          <w:color w:val="000000" w:themeColor="text1"/>
-          <w:sz w:val="22"/>
-          <w:szCs w:val="22"/>
-        </w:rPr>
-        <w:t xml:space="preserve"> creating an object, it should be named after the file name, we declare a const variable = object details. At the end of the file and out of the scope of this constant we can then export this const variable as if we export the entire object</w:t>
+      <w:r>
+        <w:rPr>
+          <w:color w:val="000000" w:themeColor="text1"/>
+          <w:sz w:val="22"/>
+          <w:szCs w:val="22"/>
+        </w:rPr>
+        <w:t>when creating an object, it should be named after the file name, we declare a const variable = object details. At the end of the file and out of the scope of this constant we can then export this const variable as if we export the entire object</w:t>
       </w:r>
     </w:p>
     <w:p>
@@ -8377,61 +6579,7 @@
           <w:sz w:val="22"/>
           <w:szCs w:val="22"/>
         </w:rPr>
-        <w:t xml:space="preserve">We use the JSON format </w:t>
-      </w:r>
-      <w:proofErr w:type="gramStart"/>
-      <w:r>
-        <w:rPr>
-          <w:color w:val="000000" w:themeColor="text1"/>
-          <w:sz w:val="22"/>
-          <w:szCs w:val="22"/>
-        </w:rPr>
-        <w:t>inside,</w:t>
-      </w:r>
-      <w:proofErr w:type="gramEnd"/>
-      <w:r>
-        <w:rPr>
-          <w:color w:val="000000" w:themeColor="text1"/>
-          <w:sz w:val="22"/>
-          <w:szCs w:val="22"/>
-        </w:rPr>
-        <w:t xml:space="preserve"> a function should have the </w:t>
-      </w:r>
-      <w:proofErr w:type="gramStart"/>
-      <w:r>
-        <w:rPr>
-          <w:color w:val="000000" w:themeColor="text1"/>
-          <w:sz w:val="22"/>
-          <w:szCs w:val="22"/>
-        </w:rPr>
-        <w:t>name :</w:t>
-      </w:r>
-      <w:proofErr w:type="gramEnd"/>
-      <w:r>
-        <w:rPr>
-          <w:color w:val="000000" w:themeColor="text1"/>
-          <w:sz w:val="22"/>
-          <w:szCs w:val="22"/>
-        </w:rPr>
-        <w:t xml:space="preserve"> </w:t>
-      </w:r>
-      <w:proofErr w:type="gramStart"/>
-      <w:r>
-        <w:rPr>
-          <w:color w:val="000000" w:themeColor="text1"/>
-          <w:sz w:val="22"/>
-          <w:szCs w:val="22"/>
-        </w:rPr>
-        <w:t>function(</w:t>
-      </w:r>
-      <w:proofErr w:type="gramEnd"/>
-      <w:r>
-        <w:rPr>
-          <w:color w:val="000000" w:themeColor="text1"/>
-          <w:sz w:val="22"/>
-          <w:szCs w:val="22"/>
-        </w:rPr>
-        <w:t>) then logic</w:t>
+        <w:t>We use the JSON format inside, a function should have the name : function() then logic</w:t>
       </w:r>
     </w:p>
     <w:p>
@@ -8454,44 +6602,16 @@
           <w:sz w:val="22"/>
           <w:szCs w:val="22"/>
         </w:rPr>
-        <w:t xml:space="preserve">inside an object, when we declare a variable we </w:t>
-      </w:r>
-      <w:proofErr w:type="gramStart"/>
-      <w:r>
-        <w:rPr>
-          <w:color w:val="000000" w:themeColor="text1"/>
-          <w:sz w:val="22"/>
-          <w:szCs w:val="22"/>
-        </w:rPr>
-        <w:t>cant</w:t>
-      </w:r>
-      <w:proofErr w:type="gramEnd"/>
-      <w:r>
-        <w:rPr>
-          <w:color w:val="000000" w:themeColor="text1"/>
-          <w:sz w:val="22"/>
-          <w:szCs w:val="22"/>
-        </w:rPr>
-        <w:t xml:space="preserve"> use </w:t>
-      </w:r>
-      <w:proofErr w:type="spellStart"/>
-      <w:proofErr w:type="gramStart"/>
-      <w:r>
-        <w:rPr>
-          <w:color w:val="000000" w:themeColor="text1"/>
-          <w:sz w:val="22"/>
-          <w:szCs w:val="22"/>
-        </w:rPr>
-        <w:t>let,var</w:t>
-      </w:r>
-      <w:proofErr w:type="gramEnd"/>
-      <w:r>
-        <w:rPr>
-          <w:color w:val="000000" w:themeColor="text1"/>
-          <w:sz w:val="22"/>
-          <w:szCs w:val="22"/>
-        </w:rPr>
-        <w:t>,const</w:t>
+        <w:t xml:space="preserve">inside an object, when we declare a variable we cant use </w:t>
+      </w:r>
+      <w:proofErr w:type="spellStart"/>
+      <w:r>
+        <w:rPr>
+          <w:color w:val="000000" w:themeColor="text1"/>
+          <w:sz w:val="22"/>
+          <w:szCs w:val="22"/>
+        </w:rPr>
+        <w:t>let,var,const</w:t>
       </w:r>
       <w:proofErr w:type="spellEnd"/>
       <w:r>
@@ -8517,59 +6637,13 @@
           <w:u w:val="single"/>
         </w:rPr>
       </w:pPr>
-      <w:proofErr w:type="gramStart"/>
-      <w:r>
-        <w:rPr>
-          <w:color w:val="000000" w:themeColor="text1"/>
-          <w:sz w:val="22"/>
-          <w:szCs w:val="22"/>
-        </w:rPr>
-        <w:t>we</w:t>
-      </w:r>
-      <w:proofErr w:type="gramEnd"/>
-      <w:r>
-        <w:rPr>
-          <w:color w:val="000000" w:themeColor="text1"/>
-          <w:sz w:val="22"/>
-          <w:szCs w:val="22"/>
-        </w:rPr>
-        <w:t xml:space="preserve"> also </w:t>
-      </w:r>
-      <w:proofErr w:type="gramStart"/>
-      <w:r>
-        <w:rPr>
-          <w:color w:val="000000" w:themeColor="text1"/>
-          <w:sz w:val="22"/>
-          <w:szCs w:val="22"/>
-        </w:rPr>
-        <w:t>cant</w:t>
-      </w:r>
-      <w:proofErr w:type="gramEnd"/>
-      <w:r>
-        <w:rPr>
-          <w:color w:val="000000" w:themeColor="text1"/>
-          <w:sz w:val="22"/>
-          <w:szCs w:val="22"/>
-        </w:rPr>
-        <w:t xml:space="preserve"> use export inside an object it </w:t>
-      </w:r>
-      <w:proofErr w:type="gramStart"/>
-      <w:r>
-        <w:rPr>
-          <w:color w:val="000000" w:themeColor="text1"/>
-          <w:sz w:val="22"/>
-          <w:szCs w:val="22"/>
-        </w:rPr>
-        <w:t>has to</w:t>
-      </w:r>
-      <w:proofErr w:type="gramEnd"/>
-      <w:r>
-        <w:rPr>
-          <w:color w:val="000000" w:themeColor="text1"/>
-          <w:sz w:val="22"/>
-          <w:szCs w:val="22"/>
-        </w:rPr>
-        <w:t xml:space="preserve"> be done outside the scope of the object</w:t>
+      <w:r>
+        <w:rPr>
+          <w:color w:val="000000" w:themeColor="text1"/>
+          <w:sz w:val="22"/>
+          <w:szCs w:val="22"/>
+        </w:rPr>
+        <w:t>we also cant use export inside an object it has to be done outside the scope of the object</w:t>
       </w:r>
     </w:p>
     <w:p>
@@ -8592,25 +6666,7 @@
           <w:sz w:val="22"/>
           <w:szCs w:val="22"/>
         </w:rPr>
-        <w:t xml:space="preserve">using arrow functions inside the object creates conflicts because of how the key </w:t>
-      </w:r>
-      <w:proofErr w:type="gramStart"/>
-      <w:r>
-        <w:rPr>
-          <w:color w:val="000000" w:themeColor="text1"/>
-          <w:sz w:val="22"/>
-          <w:szCs w:val="22"/>
-        </w:rPr>
-        <w:t>word this</w:t>
-      </w:r>
-      <w:proofErr w:type="gramEnd"/>
-      <w:r>
-        <w:rPr>
-          <w:color w:val="000000" w:themeColor="text1"/>
-          <w:sz w:val="22"/>
-          <w:szCs w:val="22"/>
-        </w:rPr>
-        <w:t xml:space="preserve"> works</w:t>
+        <w:t>using arrow functions inside the object creates conflicts because of how the key word this works</w:t>
       </w:r>
     </w:p>
     <w:p>
@@ -8627,23 +6683,13 @@
           <w:u w:val="single"/>
         </w:rPr>
       </w:pPr>
-      <w:proofErr w:type="gramStart"/>
-      <w:r>
-        <w:rPr>
-          <w:color w:val="000000" w:themeColor="text1"/>
-          <w:sz w:val="22"/>
-          <w:szCs w:val="22"/>
-        </w:rPr>
-        <w:t>just</w:t>
-      </w:r>
-      <w:proofErr w:type="gramEnd"/>
-      <w:r>
-        <w:rPr>
-          <w:color w:val="000000" w:themeColor="text1"/>
-          <w:sz w:val="22"/>
-          <w:szCs w:val="22"/>
-        </w:rPr>
-        <w:t xml:space="preserve"> like java, the word this </w:t>
+      <w:r>
+        <w:rPr>
+          <w:color w:val="000000" w:themeColor="text1"/>
+          <w:sz w:val="22"/>
+          <w:szCs w:val="22"/>
+        </w:rPr>
+        <w:t xml:space="preserve">just like java, the word this </w:t>
       </w:r>
       <w:proofErr w:type="spellStart"/>
       <w:r>
@@ -8684,25 +6730,7 @@
           <w:sz w:val="22"/>
           <w:szCs w:val="22"/>
         </w:rPr>
-        <w:t xml:space="preserve">const obj1 = new </w:t>
-      </w:r>
-      <w:proofErr w:type="gramStart"/>
-      <w:r>
-        <w:rPr>
-          <w:color w:val="000000" w:themeColor="text1"/>
-          <w:sz w:val="22"/>
-          <w:szCs w:val="22"/>
-        </w:rPr>
-        <w:t>Class(</w:t>
-      </w:r>
-      <w:proofErr w:type="gramEnd"/>
-      <w:r>
-        <w:rPr>
-          <w:color w:val="000000" w:themeColor="text1"/>
-          <w:sz w:val="22"/>
-          <w:szCs w:val="22"/>
-        </w:rPr>
-        <w:t>value, value2); this is how we create a new object instance of a class</w:t>
+        <w:t>const obj1 = new Class(value, value2); this is how we create a new object instance of a class</w:t>
       </w:r>
     </w:p>
     <w:p>
@@ -8747,6 +6775,980 @@
           <w:szCs w:val="22"/>
         </w:rPr>
       </w:pPr>
+      <w:r>
+        <w:rPr>
+          <w:color w:val="000000" w:themeColor="text1"/>
+          <w:sz w:val="22"/>
+          <w:szCs w:val="22"/>
+        </w:rPr>
+        <w:t>A class is like a blueprint/template that can be used to create multiple objects with the same structure and behavior.</w:t>
+      </w:r>
+      <w:r>
+        <w:rPr>
+          <w:color w:val="000000" w:themeColor="text1"/>
+          <w:sz w:val="22"/>
+          <w:szCs w:val="22"/>
+        </w:rPr>
+        <w:t xml:space="preserve"> It can be referred to as object generator</w:t>
+      </w:r>
+    </w:p>
+    <w:p>
+      <w:pPr>
+        <w:pStyle w:val="ListParagraph"/>
+        <w:numPr>
+          <w:ilvl w:val="0"/>
+          <w:numId w:val="18"/>
+        </w:numPr>
+        <w:rPr>
+          <w:color w:val="000000" w:themeColor="text1"/>
+          <w:sz w:val="22"/>
+          <w:szCs w:val="22"/>
+        </w:rPr>
+      </w:pPr>
+      <w:r>
+        <w:rPr>
+          <w:color w:val="000000" w:themeColor="text1"/>
+          <w:sz w:val="22"/>
+          <w:szCs w:val="22"/>
+        </w:rPr>
+        <w:t xml:space="preserve">The naming convention is </w:t>
+      </w:r>
+      <w:proofErr w:type="spellStart"/>
+      <w:r>
+        <w:rPr>
+          <w:color w:val="000000" w:themeColor="text1"/>
+          <w:sz w:val="22"/>
+          <w:szCs w:val="22"/>
+        </w:rPr>
+        <w:t>PascalCase</w:t>
+      </w:r>
+      <w:proofErr w:type="spellEnd"/>
+      <w:r>
+        <w:rPr>
+          <w:color w:val="000000" w:themeColor="text1"/>
+          <w:sz w:val="22"/>
+          <w:szCs w:val="22"/>
+        </w:rPr>
+        <w:t>, the file should be named name-class.js it follows kebab-case convention</w:t>
+      </w:r>
+    </w:p>
+    <w:p>
+      <w:pPr>
+        <w:pStyle w:val="ListParagraph"/>
+        <w:numPr>
+          <w:ilvl w:val="0"/>
+          <w:numId w:val="18"/>
+        </w:numPr>
+        <w:rPr>
+          <w:color w:val="000000" w:themeColor="text1"/>
+          <w:sz w:val="22"/>
+          <w:szCs w:val="22"/>
+        </w:rPr>
+      </w:pPr>
+      <w:r>
+        <w:rPr>
+          <w:color w:val="000000" w:themeColor="text1"/>
+          <w:sz w:val="22"/>
+          <w:szCs w:val="22"/>
+        </w:rPr>
+        <w:t>To define a class in JS we use the class Name {} convention class lower case and the name Pascal</w:t>
+      </w:r>
+    </w:p>
+    <w:p>
+      <w:pPr>
+        <w:pStyle w:val="ListParagraph"/>
+        <w:numPr>
+          <w:ilvl w:val="0"/>
+          <w:numId w:val="18"/>
+        </w:numPr>
+        <w:rPr>
+          <w:color w:val="000000" w:themeColor="text1"/>
+          <w:sz w:val="22"/>
+          <w:szCs w:val="22"/>
+        </w:rPr>
+      </w:pPr>
+      <w:r>
+        <w:rPr>
+          <w:color w:val="000000" w:themeColor="text1"/>
+          <w:sz w:val="22"/>
+          <w:szCs w:val="22"/>
+        </w:rPr>
+        <w:t xml:space="preserve">In JS we can declare variables inside the class and not initialize them, we can also </w:t>
+      </w:r>
+      <w:proofErr w:type="spellStart"/>
+      <w:r>
+        <w:rPr>
+          <w:color w:val="000000" w:themeColor="text1"/>
+          <w:sz w:val="22"/>
+          <w:szCs w:val="22"/>
+        </w:rPr>
+        <w:t>intilaize</w:t>
+      </w:r>
+      <w:proofErr w:type="spellEnd"/>
+      <w:r>
+        <w:rPr>
+          <w:color w:val="000000" w:themeColor="text1"/>
+          <w:sz w:val="22"/>
+          <w:szCs w:val="22"/>
+        </w:rPr>
+        <w:t xml:space="preserve"> them but in both cases we </w:t>
+      </w:r>
+      <w:proofErr w:type="spellStart"/>
+      <w:r>
+        <w:rPr>
+          <w:color w:val="000000" w:themeColor="text1"/>
+          <w:sz w:val="22"/>
+          <w:szCs w:val="22"/>
+        </w:rPr>
+        <w:t>cant</w:t>
+      </w:r>
+      <w:proofErr w:type="spellEnd"/>
+      <w:r>
+        <w:rPr>
+          <w:color w:val="000000" w:themeColor="text1"/>
+          <w:sz w:val="22"/>
+          <w:szCs w:val="22"/>
+        </w:rPr>
+        <w:t xml:space="preserve"> use (</w:t>
+      </w:r>
+      <w:proofErr w:type="spellStart"/>
+      <w:r>
+        <w:rPr>
+          <w:color w:val="000000" w:themeColor="text1"/>
+          <w:sz w:val="22"/>
+          <w:szCs w:val="22"/>
+        </w:rPr>
+        <w:t>const,let,var</w:t>
+      </w:r>
+      <w:proofErr w:type="spellEnd"/>
+      <w:r>
+        <w:rPr>
+          <w:color w:val="000000" w:themeColor="text1"/>
+          <w:sz w:val="22"/>
+          <w:szCs w:val="22"/>
+        </w:rPr>
+        <w:t>)</w:t>
+      </w:r>
+    </w:p>
+    <w:p>
+      <w:pPr>
+        <w:pStyle w:val="ListParagraph"/>
+        <w:numPr>
+          <w:ilvl w:val="0"/>
+          <w:numId w:val="18"/>
+        </w:numPr>
+        <w:rPr>
+          <w:color w:val="000000" w:themeColor="text1"/>
+          <w:sz w:val="22"/>
+          <w:szCs w:val="22"/>
+        </w:rPr>
+      </w:pPr>
+      <w:r>
+        <w:rPr>
+          <w:color w:val="000000" w:themeColor="text1"/>
+          <w:sz w:val="22"/>
+          <w:szCs w:val="22"/>
+        </w:rPr>
+        <w:lastRenderedPageBreak/>
+        <w:t xml:space="preserve">Using the hash ‘#’ before a function or a variable makes it private, its also the convention in </w:t>
+      </w:r>
+      <w:proofErr w:type="spellStart"/>
+      <w:r>
+        <w:rPr>
+          <w:color w:val="000000" w:themeColor="text1"/>
+          <w:sz w:val="22"/>
+          <w:szCs w:val="22"/>
+        </w:rPr>
+        <w:t>javascript</w:t>
+      </w:r>
+      <w:proofErr w:type="spellEnd"/>
+      <w:r>
+        <w:rPr>
+          <w:color w:val="000000" w:themeColor="text1"/>
+          <w:sz w:val="22"/>
+          <w:szCs w:val="22"/>
+        </w:rPr>
+        <w:t xml:space="preserve"> to make our data private and only accessible through setters and getters for protection and open/closed principle support</w:t>
+      </w:r>
+    </w:p>
+    <w:p>
+      <w:pPr>
+        <w:pStyle w:val="ListParagraph"/>
+        <w:numPr>
+          <w:ilvl w:val="0"/>
+          <w:numId w:val="18"/>
+        </w:numPr>
+        <w:rPr>
+          <w:color w:val="000000" w:themeColor="text1"/>
+          <w:sz w:val="22"/>
+          <w:szCs w:val="22"/>
+        </w:rPr>
+      </w:pPr>
+      <w:r>
+        <w:rPr>
+          <w:color w:val="000000" w:themeColor="text1"/>
+          <w:sz w:val="22"/>
+          <w:szCs w:val="22"/>
+        </w:rPr>
+        <w:t xml:space="preserve">We can put some data validation inside </w:t>
+      </w:r>
+      <w:proofErr w:type="spellStart"/>
+      <w:r>
+        <w:rPr>
+          <w:color w:val="000000" w:themeColor="text1"/>
+          <w:sz w:val="22"/>
+          <w:szCs w:val="22"/>
+        </w:rPr>
+        <w:t>javascript</w:t>
+      </w:r>
+      <w:proofErr w:type="spellEnd"/>
+      <w:r>
+        <w:rPr>
+          <w:color w:val="000000" w:themeColor="text1"/>
+          <w:sz w:val="22"/>
+          <w:szCs w:val="22"/>
+        </w:rPr>
+        <w:t xml:space="preserve"> constructors, if we don’t provide a constructor JS provides us with a default constructor, that runs automatically to create a new object for us.</w:t>
+      </w:r>
+    </w:p>
+    <w:p>
+      <w:pPr>
+        <w:pStyle w:val="ListParagraph"/>
+        <w:numPr>
+          <w:ilvl w:val="0"/>
+          <w:numId w:val="18"/>
+        </w:numPr>
+        <w:rPr>
+          <w:color w:val="000000" w:themeColor="text1"/>
+          <w:sz w:val="22"/>
+          <w:szCs w:val="22"/>
+        </w:rPr>
+      </w:pPr>
+      <w:r>
+        <w:rPr>
+          <w:color w:val="000000" w:themeColor="text1"/>
+          <w:sz w:val="22"/>
+          <w:szCs w:val="22"/>
+        </w:rPr>
+        <w:t xml:space="preserve">In JS we can only have one constructor per class, in Java we an overload constructors, this is not the case with </w:t>
+      </w:r>
+      <w:proofErr w:type="spellStart"/>
+      <w:r>
+        <w:rPr>
+          <w:color w:val="000000" w:themeColor="text1"/>
+          <w:sz w:val="22"/>
+          <w:szCs w:val="22"/>
+        </w:rPr>
+        <w:t>js</w:t>
+      </w:r>
+      <w:proofErr w:type="spellEnd"/>
+      <w:r>
+        <w:rPr>
+          <w:color w:val="000000" w:themeColor="text1"/>
+          <w:sz w:val="22"/>
+          <w:szCs w:val="22"/>
+        </w:rPr>
+        <w:t>.</w:t>
+      </w:r>
+    </w:p>
+    <w:p>
+      <w:pPr>
+        <w:pStyle w:val="ListParagraph"/>
+        <w:numPr>
+          <w:ilvl w:val="0"/>
+          <w:numId w:val="18"/>
+        </w:numPr>
+        <w:rPr>
+          <w:color w:val="000000" w:themeColor="text1"/>
+          <w:sz w:val="22"/>
+          <w:szCs w:val="22"/>
+        </w:rPr>
+      </w:pPr>
+      <w:r>
+        <w:rPr>
+          <w:color w:val="000000" w:themeColor="text1"/>
+          <w:sz w:val="22"/>
+          <w:szCs w:val="22"/>
+        </w:rPr>
+        <w:t>Take the structure and behavior of an object, put them into a class, and replace the specific values with constructor parameters so the class can create many different objects.</w:t>
+      </w:r>
+    </w:p>
+    <w:p>
+      <w:pPr>
+        <w:pStyle w:val="ListParagraph"/>
+        <w:numPr>
+          <w:ilvl w:val="0"/>
+          <w:numId w:val="18"/>
+        </w:numPr>
+        <w:rPr>
+          <w:color w:val="000000" w:themeColor="text1"/>
+          <w:sz w:val="22"/>
+          <w:szCs w:val="22"/>
+        </w:rPr>
+      </w:pPr>
+      <w:r>
+        <w:rPr>
+          <w:color w:val="000000" w:themeColor="text1"/>
+          <w:sz w:val="22"/>
+          <w:szCs w:val="22"/>
+        </w:rPr>
+        <w:t>In JavaScript, you can use one class inside another class in several ways. In OOP, the most common case is composition: one class has an object/instance of another class.</w:t>
+      </w:r>
+      <w:r>
+        <w:rPr>
+          <w:color w:val="000000" w:themeColor="text1"/>
+          <w:sz w:val="22"/>
+          <w:szCs w:val="22"/>
+        </w:rPr>
+        <w:t xml:space="preserve"> </w:t>
+      </w:r>
+    </w:p>
+    <w:p>
+      <w:pPr>
+        <w:ind w:left="720"/>
+        <w:rPr>
+          <w:color w:val="000000" w:themeColor="text1"/>
+          <w:sz w:val="22"/>
+          <w:szCs w:val="22"/>
+        </w:rPr>
+      </w:pPr>
+      <w:r>
+        <w:rPr>
+          <w:color w:val="000000" w:themeColor="text1"/>
+          <w:sz w:val="22"/>
+          <w:szCs w:val="22"/>
+        </w:rPr>
+        <w:t>export default class Engine {</w:t>
+      </w:r>
+    </w:p>
+    <w:p>
+      <w:pPr>
+        <w:ind w:left="720"/>
+        <w:rPr>
+          <w:color w:val="000000" w:themeColor="text1"/>
+          <w:sz w:val="22"/>
+          <w:szCs w:val="22"/>
+        </w:rPr>
+      </w:pPr>
+      <w:r>
+        <w:rPr>
+          <w:color w:val="000000" w:themeColor="text1"/>
+          <w:sz w:val="22"/>
+          <w:szCs w:val="22"/>
+        </w:rPr>
+        <w:t xml:space="preserve">  start() {</w:t>
+      </w:r>
+    </w:p>
+    <w:p>
+      <w:pPr>
+        <w:ind w:left="720"/>
+        <w:rPr>
+          <w:color w:val="000000" w:themeColor="text1"/>
+          <w:sz w:val="22"/>
+          <w:szCs w:val="22"/>
+        </w:rPr>
+      </w:pPr>
+      <w:r>
+        <w:rPr>
+          <w:color w:val="000000" w:themeColor="text1"/>
+          <w:sz w:val="22"/>
+          <w:szCs w:val="22"/>
+        </w:rPr>
+        <w:t xml:space="preserve">    console.log("Engine started");</w:t>
+      </w:r>
+    </w:p>
+    <w:p>
+      <w:pPr>
+        <w:ind w:left="720"/>
+        <w:rPr>
+          <w:color w:val="000000" w:themeColor="text1"/>
+          <w:sz w:val="22"/>
+          <w:szCs w:val="22"/>
+        </w:rPr>
+      </w:pPr>
+      <w:r>
+        <w:rPr>
+          <w:color w:val="000000" w:themeColor="text1"/>
+          <w:sz w:val="22"/>
+          <w:szCs w:val="22"/>
+        </w:rPr>
+        <w:t xml:space="preserve">  }</w:t>
+      </w:r>
+    </w:p>
+    <w:p>
+      <w:pPr>
+        <w:ind w:left="720"/>
+        <w:rPr>
+          <w:color w:val="000000" w:themeColor="text1"/>
+          <w:sz w:val="22"/>
+          <w:szCs w:val="22"/>
+        </w:rPr>
+      </w:pPr>
+      <w:r>
+        <w:rPr>
+          <w:color w:val="000000" w:themeColor="text1"/>
+          <w:sz w:val="22"/>
+          <w:szCs w:val="22"/>
+        </w:rPr>
+        <w:t>}</w:t>
+      </w:r>
+    </w:p>
+    <w:p>
+      <w:pPr>
+        <w:ind w:left="720"/>
+        <w:rPr>
+          <w:color w:val="000000" w:themeColor="text1"/>
+          <w:sz w:val="22"/>
+          <w:szCs w:val="22"/>
+        </w:rPr>
+      </w:pPr>
+    </w:p>
+    <w:p>
+      <w:pPr>
+        <w:ind w:left="720"/>
+        <w:rPr>
+          <w:color w:val="000000" w:themeColor="text1"/>
+          <w:sz w:val="22"/>
+          <w:szCs w:val="22"/>
+        </w:rPr>
+      </w:pPr>
+      <w:r>
+        <w:rPr>
+          <w:color w:val="000000" w:themeColor="text1"/>
+          <w:sz w:val="22"/>
+          <w:szCs w:val="22"/>
+        </w:rPr>
+        <w:t>import Engine from "./Engine.js";</w:t>
+      </w:r>
+    </w:p>
+    <w:p>
+      <w:pPr>
+        <w:ind w:left="720"/>
+        <w:rPr>
+          <w:color w:val="000000" w:themeColor="text1"/>
+          <w:sz w:val="22"/>
+          <w:szCs w:val="22"/>
+        </w:rPr>
+      </w:pPr>
+      <w:r>
+        <w:rPr>
+          <w:color w:val="000000" w:themeColor="text1"/>
+          <w:sz w:val="22"/>
+          <w:szCs w:val="22"/>
+        </w:rPr>
+        <w:t>class Car {</w:t>
+      </w:r>
+    </w:p>
+    <w:p>
+      <w:pPr>
+        <w:ind w:left="720"/>
+        <w:rPr>
+          <w:color w:val="000000" w:themeColor="text1"/>
+          <w:sz w:val="22"/>
+          <w:szCs w:val="22"/>
+        </w:rPr>
+      </w:pPr>
+      <w:r>
+        <w:rPr>
+          <w:color w:val="000000" w:themeColor="text1"/>
+          <w:sz w:val="22"/>
+          <w:szCs w:val="22"/>
+        </w:rPr>
+        <w:t>engine;</w:t>
+      </w:r>
+    </w:p>
+    <w:p>
+      <w:pPr>
+        <w:ind w:left="720"/>
+        <w:rPr>
+          <w:color w:val="000000" w:themeColor="text1"/>
+          <w:sz w:val="22"/>
+          <w:szCs w:val="22"/>
+        </w:rPr>
+      </w:pPr>
+      <w:r>
+        <w:rPr>
+          <w:color w:val="000000" w:themeColor="text1"/>
+          <w:sz w:val="22"/>
+          <w:szCs w:val="22"/>
+        </w:rPr>
+        <w:t xml:space="preserve">  constructor() {</w:t>
+      </w:r>
+    </w:p>
+    <w:p>
+      <w:pPr>
+        <w:ind w:left="720"/>
+        <w:rPr>
+          <w:color w:val="000000" w:themeColor="text1"/>
+          <w:sz w:val="22"/>
+          <w:szCs w:val="22"/>
+        </w:rPr>
+      </w:pPr>
+      <w:r>
+        <w:rPr>
+          <w:color w:val="000000" w:themeColor="text1"/>
+          <w:sz w:val="22"/>
+          <w:szCs w:val="22"/>
+        </w:rPr>
+        <w:t xml:space="preserve">    </w:t>
+      </w:r>
+      <w:proofErr w:type="spellStart"/>
+      <w:r>
+        <w:rPr>
+          <w:color w:val="000000" w:themeColor="text1"/>
+          <w:sz w:val="22"/>
+          <w:szCs w:val="22"/>
+        </w:rPr>
+        <w:t>this.engine</w:t>
+      </w:r>
+      <w:proofErr w:type="spellEnd"/>
+      <w:r>
+        <w:rPr>
+          <w:color w:val="000000" w:themeColor="text1"/>
+          <w:sz w:val="22"/>
+          <w:szCs w:val="22"/>
+        </w:rPr>
+        <w:t xml:space="preserve"> = new Engine();</w:t>
+      </w:r>
+    </w:p>
+    <w:p>
+      <w:pPr>
+        <w:ind w:left="720"/>
+        <w:rPr>
+          <w:color w:val="000000" w:themeColor="text1"/>
+          <w:sz w:val="22"/>
+          <w:szCs w:val="22"/>
+        </w:rPr>
+      </w:pPr>
+      <w:r>
+        <w:rPr>
+          <w:color w:val="000000" w:themeColor="text1"/>
+          <w:sz w:val="22"/>
+          <w:szCs w:val="22"/>
+        </w:rPr>
+        <w:t xml:space="preserve">  }</w:t>
+      </w:r>
+    </w:p>
+    <w:p>
+      <w:pPr>
+        <w:ind w:left="720"/>
+        <w:rPr>
+          <w:color w:val="000000" w:themeColor="text1"/>
+          <w:sz w:val="22"/>
+          <w:szCs w:val="22"/>
+        </w:rPr>
+      </w:pPr>
+      <w:r>
+        <w:rPr>
+          <w:color w:val="000000" w:themeColor="text1"/>
+          <w:sz w:val="22"/>
+          <w:szCs w:val="22"/>
+        </w:rPr>
+        <w:t>}</w:t>
+      </w:r>
+    </w:p>
+    <w:p>
+      <w:pPr>
+        <w:pStyle w:val="ListParagraph"/>
+        <w:numPr>
+          <w:ilvl w:val="0"/>
+          <w:numId w:val="18"/>
+        </w:numPr>
+        <w:rPr>
+          <w:color w:val="000000" w:themeColor="text1"/>
+          <w:sz w:val="22"/>
+          <w:szCs w:val="22"/>
+        </w:rPr>
+      </w:pPr>
+      <w:r>
+        <w:rPr>
+          <w:color w:val="000000" w:themeColor="text1"/>
+          <w:sz w:val="22"/>
+          <w:szCs w:val="22"/>
+        </w:rPr>
+        <w:t>We can use the .map() function to turn some data into new classes for each dataset</w:t>
+      </w:r>
+    </w:p>
+    <w:p>
+      <w:pPr>
+        <w:rPr>
+          <w:color w:val="000000" w:themeColor="text1"/>
+          <w:sz w:val="22"/>
+          <w:szCs w:val="22"/>
+        </w:rPr>
+      </w:pPr>
+    </w:p>
+    <w:p>
+      <w:pPr>
+        <w:rPr>
+          <w:b/>
+          <w:bCs/>
+          <w:color w:val="000000" w:themeColor="text1"/>
+          <w:u w:val="single"/>
+        </w:rPr>
+      </w:pPr>
+      <w:r>
+        <w:rPr>
+          <w:b/>
+          <w:bCs/>
+          <w:color w:val="000000" w:themeColor="text1"/>
+          <w:u w:val="single"/>
+        </w:rPr>
+        <w:t>Inheritance:</w:t>
+      </w:r>
+    </w:p>
+    <w:p>
+      <w:pPr>
+        <w:pStyle w:val="ListParagraph"/>
+        <w:numPr>
+          <w:ilvl w:val="0"/>
+          <w:numId w:val="18"/>
+        </w:numPr>
+        <w:rPr>
+          <w:color w:val="000000" w:themeColor="text1"/>
+          <w:sz w:val="22"/>
+          <w:szCs w:val="22"/>
+        </w:rPr>
+      </w:pPr>
+      <w:r>
+        <w:rPr>
+          <w:color w:val="000000" w:themeColor="text1"/>
+          <w:sz w:val="22"/>
+          <w:szCs w:val="22"/>
+        </w:rPr>
+        <w:t>T</w:t>
+      </w:r>
+      <w:r>
+        <w:rPr>
+          <w:color w:val="000000" w:themeColor="text1"/>
+          <w:sz w:val="22"/>
+          <w:szCs w:val="22"/>
+        </w:rPr>
+        <w:t>hrough prototyping we can create an object, and make a new object inherit from it directly</w:t>
+      </w:r>
+      <w:r>
+        <w:rPr>
+          <w:color w:val="000000" w:themeColor="text1"/>
+          <w:sz w:val="22"/>
+          <w:szCs w:val="22"/>
+        </w:rPr>
+        <w:t xml:space="preserve">. For example we can create an object ‘not a </w:t>
+      </w:r>
+      <w:proofErr w:type="spellStart"/>
+      <w:r>
+        <w:rPr>
+          <w:color w:val="000000" w:themeColor="text1"/>
+          <w:sz w:val="22"/>
+          <w:szCs w:val="22"/>
+        </w:rPr>
+        <w:t>class’</w:t>
+      </w:r>
+      <w:proofErr w:type="spellEnd"/>
+      <w:r>
+        <w:rPr>
+          <w:color w:val="000000" w:themeColor="text1"/>
+          <w:sz w:val="22"/>
+          <w:szCs w:val="22"/>
+        </w:rPr>
+        <w:t xml:space="preserve"> that is called animal, then make it have a function, we can then create another object called dog  </w:t>
+      </w:r>
+      <w:r>
+        <w:rPr>
+          <w:color w:val="000000" w:themeColor="text1"/>
+          <w:sz w:val="22"/>
+          <w:szCs w:val="22"/>
+        </w:rPr>
+        <w:t xml:space="preserve">const dog = </w:t>
+      </w:r>
+      <w:proofErr w:type="spellStart"/>
+      <w:r>
+        <w:rPr>
+          <w:color w:val="000000" w:themeColor="text1"/>
+          <w:sz w:val="22"/>
+          <w:szCs w:val="22"/>
+        </w:rPr>
+        <w:t>Object.create</w:t>
+      </w:r>
+      <w:proofErr w:type="spellEnd"/>
+      <w:r>
+        <w:rPr>
+          <w:color w:val="000000" w:themeColor="text1"/>
+          <w:sz w:val="22"/>
+          <w:szCs w:val="22"/>
+        </w:rPr>
+        <w:t>(animal);</w:t>
+      </w:r>
+      <w:r>
+        <w:rPr>
+          <w:color w:val="000000" w:themeColor="text1"/>
+          <w:sz w:val="22"/>
+          <w:szCs w:val="22"/>
+        </w:rPr>
+        <w:t xml:space="preserve"> this makes the dog inherit from animal, we can then append functionalities to the dog object again not the class.</w:t>
+      </w:r>
+    </w:p>
+    <w:p>
+      <w:pPr>
+        <w:pStyle w:val="ListParagraph"/>
+        <w:numPr>
+          <w:ilvl w:val="0"/>
+          <w:numId w:val="18"/>
+        </w:numPr>
+        <w:rPr>
+          <w:color w:val="000000" w:themeColor="text1"/>
+          <w:sz w:val="22"/>
+          <w:szCs w:val="22"/>
+        </w:rPr>
+      </w:pPr>
+      <w:r>
+        <w:rPr>
+          <w:color w:val="000000" w:themeColor="text1"/>
+          <w:sz w:val="22"/>
+          <w:szCs w:val="22"/>
+        </w:rPr>
+        <w:lastRenderedPageBreak/>
+        <w:t>We usually declare the parent and the child each in their own class file, their relationship is the same as its in java, the idea is the same even the inheritance mechanism is the same</w:t>
+      </w:r>
+    </w:p>
+    <w:p>
+      <w:pPr>
+        <w:pStyle w:val="ListParagraph"/>
+        <w:numPr>
+          <w:ilvl w:val="0"/>
+          <w:numId w:val="18"/>
+        </w:numPr>
+        <w:rPr>
+          <w:color w:val="000000" w:themeColor="text1"/>
+          <w:sz w:val="22"/>
+          <w:szCs w:val="22"/>
+        </w:rPr>
+      </w:pPr>
+      <w:r>
+        <w:rPr>
+          <w:color w:val="000000" w:themeColor="text1"/>
+          <w:sz w:val="22"/>
+          <w:szCs w:val="22"/>
+        </w:rPr>
+        <w:t xml:space="preserve">Basic syntax for creating a parent, </w:t>
+      </w:r>
+      <w:r>
+        <w:rPr>
+          <w:color w:val="000000" w:themeColor="text1"/>
+          <w:sz w:val="22"/>
+          <w:szCs w:val="22"/>
+        </w:rPr>
+        <w:t>making the child inherit, and initializing the child:</w:t>
+      </w:r>
+    </w:p>
+    <w:p>
+      <w:pPr>
+        <w:ind w:left="360" w:firstLine="360"/>
+        <w:rPr>
+          <w:color w:val="000000" w:themeColor="text1"/>
+          <w:sz w:val="22"/>
+          <w:szCs w:val="22"/>
+        </w:rPr>
+      </w:pPr>
+      <w:r>
+        <w:rPr>
+          <w:color w:val="000000" w:themeColor="text1"/>
+          <w:sz w:val="22"/>
+          <w:szCs w:val="22"/>
+        </w:rPr>
+        <w:t xml:space="preserve">class Animal { </w:t>
+      </w:r>
+    </w:p>
+    <w:p>
+      <w:pPr>
+        <w:ind w:left="720" w:firstLine="360"/>
+        <w:rPr>
+          <w:color w:val="000000" w:themeColor="text1"/>
+          <w:sz w:val="22"/>
+          <w:szCs w:val="22"/>
+        </w:rPr>
+      </w:pPr>
+      <w:r>
+        <w:rPr>
+          <w:color w:val="000000" w:themeColor="text1"/>
+          <w:sz w:val="22"/>
+          <w:szCs w:val="22"/>
+        </w:rPr>
+        <w:t xml:space="preserve">constructor(name) { this.name = name; } } </w:t>
+      </w:r>
+    </w:p>
+    <w:p>
+      <w:pPr>
+        <w:ind w:firstLine="720"/>
+        <w:rPr>
+          <w:color w:val="000000" w:themeColor="text1"/>
+          <w:sz w:val="22"/>
+          <w:szCs w:val="22"/>
+        </w:rPr>
+      </w:pPr>
+      <w:r>
+        <w:rPr>
+          <w:color w:val="000000" w:themeColor="text1"/>
+          <w:sz w:val="22"/>
+          <w:szCs w:val="22"/>
+        </w:rPr>
+        <w:t xml:space="preserve">class Dog extends Animal { </w:t>
+      </w:r>
+    </w:p>
+    <w:p>
+      <w:pPr>
+        <w:ind w:left="720" w:firstLine="360"/>
+        <w:rPr>
+          <w:color w:val="000000" w:themeColor="text1"/>
+          <w:sz w:val="22"/>
+          <w:szCs w:val="22"/>
+        </w:rPr>
+      </w:pPr>
+      <w:r>
+        <w:rPr>
+          <w:color w:val="000000" w:themeColor="text1"/>
+          <w:sz w:val="22"/>
+          <w:szCs w:val="22"/>
+        </w:rPr>
+        <w:t xml:space="preserve">constructor(name, breed) { </w:t>
+      </w:r>
+    </w:p>
+    <w:p>
+      <w:pPr>
+        <w:ind w:left="720" w:firstLine="720"/>
+        <w:rPr>
+          <w:color w:val="000000" w:themeColor="text1"/>
+          <w:sz w:val="22"/>
+          <w:szCs w:val="22"/>
+        </w:rPr>
+      </w:pPr>
+      <w:r>
+        <w:rPr>
+          <w:color w:val="000000" w:themeColor="text1"/>
+          <w:sz w:val="22"/>
+          <w:szCs w:val="22"/>
+        </w:rPr>
+        <w:t xml:space="preserve">super(name); </w:t>
+      </w:r>
+    </w:p>
+    <w:p>
+      <w:pPr>
+        <w:ind w:left="720" w:firstLine="720"/>
+        <w:rPr>
+          <w:color w:val="000000" w:themeColor="text1"/>
+          <w:sz w:val="22"/>
+          <w:szCs w:val="22"/>
+        </w:rPr>
+      </w:pPr>
+      <w:proofErr w:type="spellStart"/>
+      <w:r>
+        <w:rPr>
+          <w:color w:val="000000" w:themeColor="text1"/>
+          <w:sz w:val="22"/>
+          <w:szCs w:val="22"/>
+        </w:rPr>
+        <w:t>this.breed</w:t>
+      </w:r>
+      <w:proofErr w:type="spellEnd"/>
+      <w:r>
+        <w:rPr>
+          <w:color w:val="000000" w:themeColor="text1"/>
+          <w:sz w:val="22"/>
+          <w:szCs w:val="22"/>
+        </w:rPr>
+        <w:t xml:space="preserve"> = breed; } } </w:t>
+      </w:r>
+    </w:p>
+    <w:p>
+      <w:pPr>
+        <w:ind w:firstLine="720"/>
+        <w:rPr>
+          <w:color w:val="000000" w:themeColor="text1"/>
+          <w:sz w:val="22"/>
+          <w:szCs w:val="22"/>
+        </w:rPr>
+      </w:pPr>
+      <w:r>
+        <w:rPr>
+          <w:color w:val="000000" w:themeColor="text1"/>
+          <w:sz w:val="22"/>
+          <w:szCs w:val="22"/>
+        </w:rPr>
+        <w:t>const dog = new Dog("Buddy", "Labrador");</w:t>
+      </w:r>
+    </w:p>
+    <w:p>
+      <w:pPr>
+        <w:pStyle w:val="ListParagraph"/>
+        <w:numPr>
+          <w:ilvl w:val="0"/>
+          <w:numId w:val="18"/>
+        </w:numPr>
+        <w:rPr>
+          <w:color w:val="000000" w:themeColor="text1"/>
+          <w:sz w:val="22"/>
+          <w:szCs w:val="22"/>
+        </w:rPr>
+      </w:pPr>
+      <w:r>
+        <w:rPr>
+          <w:color w:val="000000" w:themeColor="text1"/>
+          <w:sz w:val="22"/>
+          <w:szCs w:val="22"/>
+        </w:rPr>
+        <w:t>JS has the method super() but it does not have the method this() like the one we have in java</w:t>
+      </w:r>
+    </w:p>
+    <w:p>
+      <w:pPr>
+        <w:pStyle w:val="ListParagraph"/>
+        <w:numPr>
+          <w:ilvl w:val="0"/>
+          <w:numId w:val="18"/>
+        </w:numPr>
+        <w:rPr>
+          <w:color w:val="000000" w:themeColor="text1"/>
+          <w:sz w:val="22"/>
+          <w:szCs w:val="22"/>
+        </w:rPr>
+      </w:pPr>
+      <w:r>
+        <w:rPr>
+          <w:color w:val="000000" w:themeColor="text1"/>
+          <w:sz w:val="22"/>
+          <w:szCs w:val="22"/>
+        </w:rPr>
+        <w:t>super() is used to call the parent class's constructor.</w:t>
+      </w:r>
+      <w:r>
+        <w:rPr>
+          <w:color w:val="000000" w:themeColor="text1"/>
+          <w:sz w:val="22"/>
+          <w:szCs w:val="22"/>
+        </w:rPr>
+        <w:t xml:space="preserve"> </w:t>
+      </w:r>
+    </w:p>
+    <w:p>
+      <w:pPr>
+        <w:pStyle w:val="ListParagraph"/>
+        <w:numPr>
+          <w:ilvl w:val="0"/>
+          <w:numId w:val="18"/>
+        </w:numPr>
+        <w:rPr>
+          <w:color w:val="000000" w:themeColor="text1"/>
+          <w:sz w:val="22"/>
+          <w:szCs w:val="22"/>
+        </w:rPr>
+      </w:pPr>
+      <w:r>
+        <w:rPr>
+          <w:color w:val="000000" w:themeColor="text1"/>
+          <w:sz w:val="22"/>
+          <w:szCs w:val="22"/>
+        </w:rPr>
+        <w:t>if the child class in JS has a constructor that we wrote it does not call super()</w:t>
+      </w:r>
     </w:p>
     <w:sectPr>
       <w:pgSz w:w="12240" w:h="15840"/>
@@ -9604,7 +8606,7 @@
   <w:abstractNum w:abstractNumId="7" w15:restartNumberingAfterBreak="0">
     <w:nsid w:val="47C87E2C"/>
     <w:multiLevelType w:val="hybridMultilevel"/>
-    <w:tmpl w:val="56F6873E"/>
+    <w:tmpl w:val="12A6ED96"/>
     <w:lvl w:ilvl="0" w:tplc="04090001">
       <w:start w:val="1"/>
       <w:numFmt w:val="bullet"/>

--- a/Javascript/Javascript basic notes.docx
+++ b/Javascript/Javascript basic notes.docx
@@ -7748,6 +7748,1626 @@
           <w:szCs w:val="22"/>
         </w:rPr>
         <w:t>if the child class in JS has a constructor that we wrote it does not call super()</w:t>
+      </w:r>
+    </w:p>
+    <w:p>
+      <w:pPr>
+        <w:rPr>
+          <w:color w:val="000000" w:themeColor="text1"/>
+          <w:sz w:val="22"/>
+          <w:szCs w:val="22"/>
+        </w:rPr>
+      </w:pPr>
+    </w:p>
+    <w:p>
+      <w:pPr>
+        <w:rPr>
+          <w:b/>
+          <w:bCs/>
+          <w:color w:val="000000" w:themeColor="text1"/>
+          <w:u w:val="single"/>
+        </w:rPr>
+      </w:pPr>
+      <w:r>
+        <w:rPr>
+          <w:b/>
+          <w:bCs/>
+          <w:color w:val="000000" w:themeColor="text1"/>
+          <w:u w:val="single"/>
+        </w:rPr>
+        <w:t xml:space="preserve">Manual </w:t>
+      </w:r>
+      <w:r>
+        <w:rPr>
+          <w:b/>
+          <w:bCs/>
+          <w:color w:val="000000" w:themeColor="text1"/>
+          <w:u w:val="single"/>
+        </w:rPr>
+        <w:t>Testing:</w:t>
+      </w:r>
+    </w:p>
+    <w:p>
+      <w:pPr>
+        <w:pStyle w:val="ListParagraph"/>
+        <w:numPr>
+          <w:ilvl w:val="0"/>
+          <w:numId w:val="19"/>
+        </w:numPr>
+        <w:rPr>
+          <w:color w:val="000000" w:themeColor="text1"/>
+          <w:sz w:val="22"/>
+          <w:szCs w:val="22"/>
+        </w:rPr>
+      </w:pPr>
+      <w:r>
+        <w:rPr>
+          <w:color w:val="000000" w:themeColor="text1"/>
+          <w:sz w:val="22"/>
+          <w:szCs w:val="22"/>
+        </w:rPr>
+        <w:t>Manual testing means that a person checks the website themselves, without automated test code.</w:t>
+      </w:r>
+      <w:r>
+        <w:rPr>
+          <w:color w:val="000000" w:themeColor="text1"/>
+          <w:sz w:val="22"/>
+          <w:szCs w:val="22"/>
+        </w:rPr>
+        <w:t xml:space="preserve"> </w:t>
+      </w:r>
+    </w:p>
+    <w:p>
+      <w:pPr>
+        <w:pStyle w:val="ListParagraph"/>
+        <w:numPr>
+          <w:ilvl w:val="0"/>
+          <w:numId w:val="19"/>
+        </w:numPr>
+        <w:rPr>
+          <w:color w:val="000000" w:themeColor="text1"/>
+          <w:sz w:val="22"/>
+          <w:szCs w:val="22"/>
+        </w:rPr>
+      </w:pPr>
+      <w:proofErr w:type="spellStart"/>
+      <w:r>
+        <w:rPr>
+          <w:color w:val="000000" w:themeColor="text1"/>
+          <w:sz w:val="22"/>
+          <w:szCs w:val="22"/>
+        </w:rPr>
+        <w:t>Its</w:t>
+      </w:r>
+      <w:proofErr w:type="spellEnd"/>
+      <w:r>
+        <w:rPr>
+          <w:color w:val="000000" w:themeColor="text1"/>
+          <w:sz w:val="22"/>
+          <w:szCs w:val="22"/>
+        </w:rPr>
+        <w:t xml:space="preserve"> totally inefficient, since we need to manually test the cases </w:t>
+      </w:r>
+      <w:proofErr w:type="spellStart"/>
+      <w:r>
+        <w:rPr>
+          <w:color w:val="000000" w:themeColor="text1"/>
+          <w:sz w:val="22"/>
+          <w:szCs w:val="22"/>
+        </w:rPr>
+        <w:t>everytime</w:t>
+      </w:r>
+      <w:proofErr w:type="spellEnd"/>
+      <w:r>
+        <w:rPr>
+          <w:color w:val="000000" w:themeColor="text1"/>
+          <w:sz w:val="22"/>
+          <w:szCs w:val="22"/>
+        </w:rPr>
+        <w:t xml:space="preserve"> we change our code base</w:t>
+      </w:r>
+    </w:p>
+    <w:p>
+      <w:pPr>
+        <w:pStyle w:val="ListParagraph"/>
+        <w:numPr>
+          <w:ilvl w:val="0"/>
+          <w:numId w:val="19"/>
+        </w:numPr>
+        <w:rPr>
+          <w:color w:val="000000" w:themeColor="text1"/>
+          <w:sz w:val="22"/>
+          <w:szCs w:val="22"/>
+        </w:rPr>
+      </w:pPr>
+      <w:r>
+        <w:rPr>
+          <w:color w:val="000000" w:themeColor="text1"/>
+          <w:sz w:val="22"/>
+          <w:szCs w:val="22"/>
+        </w:rPr>
+        <w:t>We will miss many input and test cases</w:t>
+      </w:r>
+    </w:p>
+    <w:p>
+      <w:pPr>
+        <w:pStyle w:val="ListParagraph"/>
+        <w:numPr>
+          <w:ilvl w:val="0"/>
+          <w:numId w:val="19"/>
+        </w:numPr>
+        <w:rPr>
+          <w:color w:val="000000" w:themeColor="text1"/>
+          <w:sz w:val="22"/>
+          <w:szCs w:val="22"/>
+        </w:rPr>
+      </w:pPr>
+      <w:r>
+        <w:rPr>
+          <w:color w:val="000000" w:themeColor="text1"/>
+          <w:sz w:val="22"/>
+          <w:szCs w:val="22"/>
+        </w:rPr>
+        <w:t>Its better to use Automated tests which means using code to test code</w:t>
+      </w:r>
+    </w:p>
+    <w:p>
+      <w:pPr>
+        <w:pStyle w:val="ListParagraph"/>
+        <w:numPr>
+          <w:ilvl w:val="0"/>
+          <w:numId w:val="19"/>
+        </w:numPr>
+        <w:rPr>
+          <w:color w:val="000000" w:themeColor="text1"/>
+          <w:sz w:val="22"/>
+          <w:szCs w:val="22"/>
+        </w:rPr>
+      </w:pPr>
+      <w:r>
+        <w:rPr>
+          <w:color w:val="000000" w:themeColor="text1"/>
+          <w:sz w:val="22"/>
+          <w:szCs w:val="22"/>
+        </w:rPr>
+        <w:t>We can write our code from scratch manually or we can use a framework, which is the most common approach</w:t>
+      </w:r>
+    </w:p>
+    <w:p>
+      <w:pPr>
+        <w:rPr>
+          <w:color w:val="000000" w:themeColor="text1"/>
+          <w:sz w:val="22"/>
+          <w:szCs w:val="22"/>
+        </w:rPr>
+      </w:pPr>
+    </w:p>
+    <w:p>
+      <w:pPr>
+        <w:rPr>
+          <w:b/>
+          <w:bCs/>
+          <w:color w:val="000000" w:themeColor="text1"/>
+          <w:u w:val="single"/>
+        </w:rPr>
+      </w:pPr>
+      <w:r>
+        <w:rPr>
+          <w:b/>
+          <w:bCs/>
+          <w:color w:val="000000" w:themeColor="text1"/>
+          <w:u w:val="single"/>
+        </w:rPr>
+        <w:t>Automatic Testing:</w:t>
+      </w:r>
+    </w:p>
+    <w:p>
+      <w:pPr>
+        <w:pStyle w:val="ListParagraph"/>
+        <w:numPr>
+          <w:ilvl w:val="0"/>
+          <w:numId w:val="20"/>
+        </w:numPr>
+        <w:rPr>
+          <w:color w:val="000000" w:themeColor="text1"/>
+          <w:sz w:val="22"/>
+          <w:szCs w:val="22"/>
+        </w:rPr>
+      </w:pPr>
+      <w:r>
+        <w:rPr>
+          <w:color w:val="000000" w:themeColor="text1"/>
+          <w:sz w:val="22"/>
+          <w:szCs w:val="22"/>
+        </w:rPr>
+        <w:t>The basic idea is to use code to test our code.</w:t>
+      </w:r>
+    </w:p>
+    <w:p>
+      <w:pPr>
+        <w:pStyle w:val="ListParagraph"/>
+        <w:numPr>
+          <w:ilvl w:val="0"/>
+          <w:numId w:val="20"/>
+        </w:numPr>
+        <w:rPr>
+          <w:color w:val="000000" w:themeColor="text1"/>
+          <w:sz w:val="22"/>
+          <w:szCs w:val="22"/>
+        </w:rPr>
+      </w:pPr>
+      <w:r>
+        <w:rPr>
+          <w:color w:val="000000" w:themeColor="text1"/>
+          <w:sz w:val="22"/>
+          <w:szCs w:val="22"/>
+        </w:rPr>
+        <w:t>Each JS module has a dedicated JS file to handle its tests usually we have a directory specific for testing only</w:t>
+      </w:r>
+    </w:p>
+    <w:p>
+      <w:pPr>
+        <w:pStyle w:val="ListParagraph"/>
+        <w:numPr>
+          <w:ilvl w:val="0"/>
+          <w:numId w:val="20"/>
+        </w:numPr>
+        <w:rPr>
+          <w:color w:val="000000" w:themeColor="text1"/>
+          <w:sz w:val="22"/>
+          <w:szCs w:val="22"/>
+        </w:rPr>
+      </w:pPr>
+      <w:r>
+        <w:rPr>
+          <w:color w:val="000000" w:themeColor="text1"/>
+          <w:sz w:val="22"/>
+          <w:szCs w:val="22"/>
+        </w:rPr>
+        <w:t>Without a JavaScript testing framework, you can still write tests as code, but you would have to build a lot of the testing infrastructure yourself.</w:t>
+      </w:r>
+      <w:r>
+        <w:rPr>
+          <w:color w:val="000000" w:themeColor="text1"/>
+          <w:sz w:val="22"/>
+          <w:szCs w:val="22"/>
+        </w:rPr>
+        <w:t xml:space="preserve"> </w:t>
+      </w:r>
+      <w:r>
+        <w:rPr>
+          <w:color w:val="000000" w:themeColor="text1"/>
+          <w:sz w:val="22"/>
+          <w:szCs w:val="22"/>
+        </w:rPr>
+        <w:t>The framework handles the boring infrastructure around your test.</w:t>
+      </w:r>
+    </w:p>
+    <w:p>
+      <w:pPr>
+        <w:pStyle w:val="ListParagraph"/>
+        <w:numPr>
+          <w:ilvl w:val="0"/>
+          <w:numId w:val="20"/>
+        </w:numPr>
+        <w:rPr>
+          <w:color w:val="000000" w:themeColor="text1"/>
+          <w:sz w:val="22"/>
+          <w:szCs w:val="22"/>
+        </w:rPr>
+      </w:pPr>
+      <w:r>
+        <w:rPr>
+          <w:color w:val="000000" w:themeColor="text1"/>
+          <w:sz w:val="22"/>
+          <w:szCs w:val="22"/>
+        </w:rPr>
+        <w:t>A T</w:t>
+      </w:r>
+      <w:r>
+        <w:rPr>
+          <w:color w:val="000000" w:themeColor="text1"/>
+          <w:sz w:val="22"/>
+          <w:szCs w:val="22"/>
+        </w:rPr>
+        <w:t>est suite is a group of test cases that test the same module</w:t>
+      </w:r>
+      <w:r>
+        <w:rPr>
+          <w:color w:val="000000" w:themeColor="text1"/>
+          <w:sz w:val="22"/>
+          <w:szCs w:val="22"/>
+        </w:rPr>
+        <w:t>.</w:t>
+      </w:r>
+    </w:p>
+    <w:p>
+      <w:pPr>
+        <w:pStyle w:val="ListParagraph"/>
+        <w:numPr>
+          <w:ilvl w:val="0"/>
+          <w:numId w:val="20"/>
+        </w:numPr>
+        <w:rPr>
+          <w:color w:val="000000" w:themeColor="text1"/>
+          <w:sz w:val="22"/>
+          <w:szCs w:val="22"/>
+        </w:rPr>
+      </w:pPr>
+      <w:proofErr w:type="spellStart"/>
+      <w:r>
+        <w:rPr>
+          <w:color w:val="000000" w:themeColor="text1"/>
+          <w:sz w:val="22"/>
+          <w:szCs w:val="22"/>
+        </w:rPr>
+        <w:t>Vitest</w:t>
+      </w:r>
+      <w:proofErr w:type="spellEnd"/>
+      <w:r>
+        <w:rPr>
+          <w:color w:val="000000" w:themeColor="text1"/>
+          <w:sz w:val="22"/>
+          <w:szCs w:val="22"/>
+        </w:rPr>
+        <w:t xml:space="preserve"> is the framework that </w:t>
+      </w:r>
+      <w:proofErr w:type="spellStart"/>
+      <w:r>
+        <w:rPr>
+          <w:color w:val="000000" w:themeColor="text1"/>
+          <w:sz w:val="22"/>
+          <w:szCs w:val="22"/>
+        </w:rPr>
+        <w:t>Im</w:t>
+      </w:r>
+      <w:proofErr w:type="spellEnd"/>
+      <w:r>
+        <w:rPr>
+          <w:color w:val="000000" w:themeColor="text1"/>
+          <w:sz w:val="22"/>
+          <w:szCs w:val="22"/>
+        </w:rPr>
+        <w:t xml:space="preserve"> supposed to learn for the sake of the project</w:t>
+      </w:r>
+    </w:p>
+    <w:p>
+      <w:pPr>
+        <w:pStyle w:val="ListParagraph"/>
+        <w:numPr>
+          <w:ilvl w:val="0"/>
+          <w:numId w:val="20"/>
+        </w:numPr>
+        <w:rPr>
+          <w:color w:val="000000" w:themeColor="text1"/>
+          <w:sz w:val="22"/>
+          <w:szCs w:val="22"/>
+        </w:rPr>
+      </w:pPr>
+      <w:r>
+        <w:rPr>
+          <w:color w:val="000000" w:themeColor="text1"/>
+          <w:sz w:val="22"/>
+          <w:szCs w:val="22"/>
+        </w:rPr>
+        <w:t>The rest of the notes will discuss the syntax and rules of the framework called Jasmine</w:t>
+      </w:r>
+    </w:p>
+    <w:p>
+      <w:pPr>
+        <w:pStyle w:val="ListParagraph"/>
+        <w:numPr>
+          <w:ilvl w:val="0"/>
+          <w:numId w:val="20"/>
+        </w:numPr>
+        <w:rPr>
+          <w:color w:val="000000" w:themeColor="text1"/>
+          <w:sz w:val="22"/>
+          <w:szCs w:val="22"/>
+        </w:rPr>
+      </w:pPr>
+      <w:r>
+        <w:rPr>
+          <w:color w:val="000000" w:themeColor="text1"/>
+          <w:sz w:val="22"/>
+          <w:szCs w:val="22"/>
+        </w:rPr>
+        <w:lastRenderedPageBreak/>
+        <w:t xml:space="preserve">To run Jasmine, we should download the open sources project from </w:t>
+      </w:r>
+      <w:proofErr w:type="spellStart"/>
+      <w:r>
+        <w:rPr>
+          <w:color w:val="000000" w:themeColor="text1"/>
+          <w:sz w:val="22"/>
+          <w:szCs w:val="22"/>
+        </w:rPr>
+        <w:t>github</w:t>
+      </w:r>
+      <w:proofErr w:type="spellEnd"/>
+      <w:r>
+        <w:rPr>
+          <w:color w:val="000000" w:themeColor="text1"/>
+          <w:sz w:val="22"/>
+          <w:szCs w:val="22"/>
+        </w:rPr>
+        <w:t>, and then put it in the same directory as our source code. Not inside but on the same tree level</w:t>
+      </w:r>
+    </w:p>
+    <w:p>
+      <w:pPr>
+        <w:pStyle w:val="ListParagraph"/>
+        <w:numPr>
+          <w:ilvl w:val="0"/>
+          <w:numId w:val="20"/>
+        </w:numPr>
+        <w:rPr>
+          <w:color w:val="000000" w:themeColor="text1"/>
+          <w:sz w:val="22"/>
+          <w:szCs w:val="22"/>
+        </w:rPr>
+      </w:pPr>
+      <w:r>
+        <w:rPr>
+          <w:color w:val="000000" w:themeColor="text1"/>
+          <w:sz w:val="22"/>
+          <w:szCs w:val="22"/>
+        </w:rPr>
+        <w:t>In Jasmine a spec means a test so we should create the .</w:t>
+      </w:r>
+      <w:proofErr w:type="spellStart"/>
+      <w:r>
+        <w:rPr>
+          <w:color w:val="000000" w:themeColor="text1"/>
+          <w:sz w:val="22"/>
+          <w:szCs w:val="22"/>
+        </w:rPr>
+        <w:t>js</w:t>
+      </w:r>
+      <w:proofErr w:type="spellEnd"/>
+      <w:r>
+        <w:rPr>
+          <w:color w:val="000000" w:themeColor="text1"/>
+          <w:sz w:val="22"/>
+          <w:szCs w:val="22"/>
+        </w:rPr>
+        <w:t xml:space="preserve"> test files inside that directory, in the older versions of Jasmine we have a runner html, it’s a </w:t>
+      </w:r>
+      <w:r>
+        <w:rPr>
+          <w:color w:val="000000" w:themeColor="text1"/>
+          <w:sz w:val="22"/>
+          <w:szCs w:val="22"/>
+        </w:rPr>
+        <w:t>webpage that loads and shows the results of our tests with errors, where they are and so on</w:t>
+      </w:r>
+    </w:p>
+    <w:p>
+      <w:pPr>
+        <w:pStyle w:val="ListParagraph"/>
+        <w:numPr>
+          <w:ilvl w:val="0"/>
+          <w:numId w:val="20"/>
+        </w:numPr>
+        <w:rPr>
+          <w:color w:val="000000" w:themeColor="text1"/>
+          <w:sz w:val="22"/>
+          <w:szCs w:val="22"/>
+        </w:rPr>
+      </w:pPr>
+      <w:r>
+        <w:rPr>
+          <w:color w:val="000000" w:themeColor="text1"/>
+          <w:sz w:val="22"/>
+          <w:szCs w:val="22"/>
+        </w:rPr>
+        <w:t>In Jasmine, to create a test suite we use function:  describe(param1, param2); param1 is a string that represents the name of the suite, param2 is a function, this function includes other functions these other functions are the test cases</w:t>
+      </w:r>
+    </w:p>
+    <w:p>
+      <w:pPr>
+        <w:pStyle w:val="ListParagraph"/>
+        <w:numPr>
+          <w:ilvl w:val="0"/>
+          <w:numId w:val="20"/>
+        </w:numPr>
+        <w:rPr>
+          <w:color w:val="000000" w:themeColor="text1"/>
+          <w:sz w:val="22"/>
+          <w:szCs w:val="22"/>
+        </w:rPr>
+      </w:pPr>
+      <w:r>
+        <w:rPr>
+          <w:color w:val="000000" w:themeColor="text1"/>
+          <w:sz w:val="22"/>
+          <w:szCs w:val="22"/>
+        </w:rPr>
+        <w:t>it("test name", function () { // test code });</w:t>
+      </w:r>
+      <w:r>
+        <w:rPr>
+          <w:color w:val="000000" w:themeColor="text1"/>
+          <w:sz w:val="22"/>
+          <w:szCs w:val="22"/>
+        </w:rPr>
+        <w:t xml:space="preserve">  </w:t>
+      </w:r>
+    </w:p>
+    <w:p>
+      <w:pPr>
+        <w:pStyle w:val="pdq2pgselectionanchorcontainer"/>
+        <w:numPr>
+          <w:ilvl w:val="0"/>
+          <w:numId w:val="20"/>
+        </w:numPr>
+        <w:rPr>
+          <w:rFonts w:asciiTheme="minorHAnsi" w:eastAsiaTheme="minorHAnsi" w:hAnsiTheme="minorHAnsi" w:cstheme="minorBidi"/>
+          <w:color w:val="000000" w:themeColor="text1"/>
+          <w:kern w:val="2"/>
+          <w:sz w:val="22"/>
+          <w:szCs w:val="22"/>
+          <w14:ligatures w14:val="standardContextual"/>
+        </w:rPr>
+      </w:pPr>
+      <w:r>
+        <w:rPr>
+          <w:rFonts w:asciiTheme="minorHAnsi" w:eastAsiaTheme="minorHAnsi" w:hAnsiTheme="minorHAnsi" w:cstheme="minorBidi"/>
+          <w:color w:val="000000" w:themeColor="text1"/>
+          <w:kern w:val="2"/>
+          <w:sz w:val="22"/>
+          <w:szCs w:val="22"/>
+          <w14:ligatures w14:val="standardContextual"/>
+        </w:rPr>
+        <w:t>expect() is used inside the it() function.</w:t>
+      </w:r>
+      <w:r>
+        <w:rPr>
+          <w:rFonts w:asciiTheme="minorHAnsi" w:eastAsiaTheme="minorHAnsi" w:hAnsiTheme="minorHAnsi" w:cstheme="minorBidi"/>
+          <w:color w:val="000000" w:themeColor="text1"/>
+          <w:kern w:val="2"/>
+          <w:sz w:val="22"/>
+          <w:szCs w:val="22"/>
+          <w14:ligatures w14:val="standardContextual"/>
+        </w:rPr>
+        <w:t xml:space="preserve"> </w:t>
+      </w:r>
+      <w:r>
+        <w:rPr>
+          <w:rFonts w:asciiTheme="minorHAnsi" w:eastAsiaTheme="minorHAnsi" w:hAnsiTheme="minorHAnsi" w:cstheme="minorBidi"/>
+          <w:color w:val="000000" w:themeColor="text1"/>
+          <w:kern w:val="2"/>
+          <w:sz w:val="22"/>
+          <w:szCs w:val="22"/>
+          <w14:ligatures w14:val="standardContextual"/>
+        </w:rPr>
+        <w:t>It receives the actual value that your code produces</w:t>
+      </w:r>
+    </w:p>
+    <w:p>
+      <w:pPr>
+        <w:pStyle w:val="ListParagraph"/>
+        <w:numPr>
+          <w:ilvl w:val="0"/>
+          <w:numId w:val="20"/>
+        </w:numPr>
+        <w:rPr>
+          <w:color w:val="000000" w:themeColor="text1"/>
+          <w:sz w:val="22"/>
+          <w:szCs w:val="22"/>
+        </w:rPr>
+      </w:pPr>
+      <w:r>
+        <w:rPr>
+          <w:color w:val="000000" w:themeColor="text1"/>
+          <w:sz w:val="22"/>
+          <w:szCs w:val="22"/>
+        </w:rPr>
+        <w:t>.</w:t>
+      </w:r>
+      <w:proofErr w:type="spellStart"/>
+      <w:r>
+        <w:rPr>
+          <w:color w:val="000000" w:themeColor="text1"/>
+          <w:sz w:val="22"/>
+          <w:szCs w:val="22"/>
+        </w:rPr>
+        <w:t>toEqual</w:t>
+      </w:r>
+      <w:proofErr w:type="spellEnd"/>
+      <w:r>
+        <w:rPr>
+          <w:color w:val="000000" w:themeColor="text1"/>
+          <w:sz w:val="22"/>
+          <w:szCs w:val="22"/>
+        </w:rPr>
+        <w:t>(</w:t>
+      </w:r>
+      <w:r>
+        <w:rPr>
+          <w:color w:val="000000" w:themeColor="text1"/>
+          <w:sz w:val="22"/>
+          <w:szCs w:val="22"/>
+        </w:rPr>
+        <w:t>the correct value</w:t>
+      </w:r>
+      <w:r>
+        <w:rPr>
+          <w:color w:val="000000" w:themeColor="text1"/>
+          <w:sz w:val="22"/>
+          <w:szCs w:val="22"/>
+        </w:rPr>
+        <w:t>)</w:t>
+      </w:r>
+    </w:p>
+    <w:p>
+      <w:pPr>
+        <w:pStyle w:val="ListParagraph"/>
+        <w:numPr>
+          <w:ilvl w:val="0"/>
+          <w:numId w:val="20"/>
+        </w:numPr>
+        <w:rPr>
+          <w:color w:val="000000" w:themeColor="text1"/>
+          <w:sz w:val="22"/>
+          <w:szCs w:val="22"/>
+        </w:rPr>
+      </w:pPr>
+      <w:r>
+        <w:rPr>
+          <w:color w:val="000000" w:themeColor="text1"/>
+          <w:sz w:val="22"/>
+          <w:szCs w:val="22"/>
+        </w:rPr>
+        <w:t>We can test values inside an array the same way we would just test data from a normal value like an int or so. Jasmie will compare the entire array inside the expect(what we have).</w:t>
+      </w:r>
+      <w:proofErr w:type="spellStart"/>
+      <w:r>
+        <w:rPr>
+          <w:color w:val="000000" w:themeColor="text1"/>
+          <w:sz w:val="22"/>
+          <w:szCs w:val="22"/>
+        </w:rPr>
+        <w:t>toEqual</w:t>
+      </w:r>
+      <w:proofErr w:type="spellEnd"/>
+      <w:r>
+        <w:rPr>
+          <w:color w:val="000000" w:themeColor="text1"/>
+          <w:sz w:val="22"/>
+          <w:szCs w:val="22"/>
+        </w:rPr>
+        <w:t>(correct input we expect);</w:t>
+      </w:r>
+    </w:p>
+    <w:p>
+      <w:pPr>
+        <w:pStyle w:val="ListParagraph"/>
+        <w:numPr>
+          <w:ilvl w:val="0"/>
+          <w:numId w:val="20"/>
+        </w:numPr>
+        <w:rPr>
+          <w:color w:val="000000" w:themeColor="text1"/>
+          <w:sz w:val="22"/>
+          <w:szCs w:val="22"/>
+        </w:rPr>
+      </w:pPr>
+      <w:proofErr w:type="spellStart"/>
+      <w:r>
+        <w:rPr>
+          <w:color w:val="000000" w:themeColor="text1"/>
+          <w:sz w:val="22"/>
+          <w:szCs w:val="22"/>
+        </w:rPr>
+        <w:t>toBe</w:t>
+      </w:r>
+      <w:proofErr w:type="spellEnd"/>
+      <w:r>
+        <w:rPr>
+          <w:color w:val="000000" w:themeColor="text1"/>
+          <w:sz w:val="22"/>
+          <w:szCs w:val="22"/>
+        </w:rPr>
+        <w:t>() checks object identity — whether they are literally the same array object.</w:t>
+      </w:r>
+      <w:r>
+        <w:rPr>
+          <w:color w:val="000000" w:themeColor="text1"/>
+          <w:sz w:val="22"/>
+          <w:szCs w:val="22"/>
+        </w:rPr>
+        <w:t xml:space="preserve"> Is not good when comparing arrays</w:t>
+      </w:r>
+    </w:p>
+    <w:p>
+      <w:pPr>
+        <w:pStyle w:val="ListParagraph"/>
+        <w:numPr>
+          <w:ilvl w:val="0"/>
+          <w:numId w:val="20"/>
+        </w:numPr>
+        <w:rPr>
+          <w:color w:val="000000" w:themeColor="text1"/>
+          <w:sz w:val="22"/>
+          <w:szCs w:val="22"/>
+        </w:rPr>
+      </w:pPr>
+      <w:r>
+        <w:rPr>
+          <w:color w:val="000000" w:themeColor="text1"/>
+          <w:sz w:val="22"/>
+          <w:szCs w:val="22"/>
+        </w:rPr>
+        <w:t>functions that has no return value, we usually test the behavior of it, for example if we have a function that adds something to the cart we test it by adding something to the cart and comparing the result to the expected or the actual effect.</w:t>
+      </w:r>
+    </w:p>
+    <w:p>
+      <w:pPr>
+        <w:pStyle w:val="ListParagraph"/>
+        <w:numPr>
+          <w:ilvl w:val="0"/>
+          <w:numId w:val="20"/>
+        </w:numPr>
+        <w:spacing w:before="100" w:beforeAutospacing="1" w:after="100" w:afterAutospacing="1" w:line="240" w:lineRule="auto"/>
+        <w:rPr>
+          <w:color w:val="000000" w:themeColor="text1"/>
+          <w:sz w:val="22"/>
+          <w:szCs w:val="22"/>
+        </w:rPr>
+      </w:pPr>
+      <w:r>
+        <w:rPr>
+          <w:color w:val="000000" w:themeColor="text1"/>
+          <w:sz w:val="22"/>
+          <w:szCs w:val="22"/>
+        </w:rPr>
+        <w:t>A flaky test is a test that sometimes passes and sometimes fails even though you haven't changed the code.</w:t>
+      </w:r>
+    </w:p>
+    <w:p>
+      <w:pPr>
+        <w:pStyle w:val="ListParagraph"/>
+        <w:numPr>
+          <w:ilvl w:val="0"/>
+          <w:numId w:val="20"/>
+        </w:numPr>
+        <w:rPr>
+          <w:color w:val="000000" w:themeColor="text1"/>
+          <w:sz w:val="22"/>
+          <w:szCs w:val="22"/>
+        </w:rPr>
+      </w:pPr>
+      <w:r>
+        <w:rPr>
+          <w:color w:val="000000" w:themeColor="text1"/>
+          <w:sz w:val="22"/>
+          <w:szCs w:val="22"/>
+        </w:rPr>
+        <w:t xml:space="preserve">Database testing follows the same basic testing principle as </w:t>
+      </w:r>
+      <w:proofErr w:type="spellStart"/>
+      <w:r>
+        <w:rPr>
+          <w:color w:val="000000" w:themeColor="text1"/>
+          <w:sz w:val="22"/>
+          <w:szCs w:val="22"/>
+        </w:rPr>
+        <w:t>localStorage</w:t>
+      </w:r>
+      <w:proofErr w:type="spellEnd"/>
+      <w:r>
+        <w:rPr>
+          <w:color w:val="000000" w:themeColor="text1"/>
+          <w:sz w:val="22"/>
+          <w:szCs w:val="22"/>
+        </w:rPr>
+        <w:t>: control the test data, execute the operation, verify the result, and isolate/clean up the state. The main difference is that databases are external, persistent systems and usually require asynchronous operations.</w:t>
+      </w:r>
+    </w:p>
+    <w:p>
+      <w:pPr>
+        <w:pStyle w:val="ListParagraph"/>
+        <w:numPr>
+          <w:ilvl w:val="0"/>
+          <w:numId w:val="20"/>
+        </w:numPr>
+        <w:rPr>
+          <w:color w:val="000000" w:themeColor="text1"/>
+          <w:sz w:val="22"/>
+          <w:szCs w:val="22"/>
+        </w:rPr>
+      </w:pPr>
+      <w:proofErr w:type="spellStart"/>
+      <w:r>
+        <w:rPr>
+          <w:color w:val="000000" w:themeColor="text1"/>
+          <w:sz w:val="22"/>
+          <w:szCs w:val="22"/>
+        </w:rPr>
+        <w:t>spyOn</w:t>
+      </w:r>
+      <w:proofErr w:type="spellEnd"/>
+      <w:r>
+        <w:rPr>
+          <w:color w:val="000000" w:themeColor="text1"/>
+          <w:sz w:val="22"/>
+          <w:szCs w:val="22"/>
+        </w:rPr>
+        <w:t>() allows Jasmine to watch a function and record how that function is used.</w:t>
+      </w:r>
+      <w:r>
+        <w:rPr>
+          <w:color w:val="000000" w:themeColor="text1"/>
+          <w:sz w:val="22"/>
+          <w:szCs w:val="22"/>
+        </w:rPr>
+        <w:t xml:space="preserve"> How many times was this function called and what value did it return</w:t>
+      </w:r>
+    </w:p>
+    <w:p>
+      <w:pPr>
+        <w:pStyle w:val="ListParagraph"/>
+        <w:numPr>
+          <w:ilvl w:val="0"/>
+          <w:numId w:val="20"/>
+        </w:numPr>
+        <w:rPr>
+          <w:color w:val="000000" w:themeColor="text1"/>
+          <w:sz w:val="22"/>
+          <w:szCs w:val="22"/>
+        </w:rPr>
+      </w:pPr>
+      <w:proofErr w:type="spellStart"/>
+      <w:r>
+        <w:rPr>
+          <w:color w:val="000000" w:themeColor="text1"/>
+          <w:sz w:val="22"/>
+          <w:szCs w:val="22"/>
+        </w:rPr>
+        <w:t>spyOn</w:t>
+      </w:r>
+      <w:proofErr w:type="spellEnd"/>
+      <w:r>
+        <w:rPr>
+          <w:color w:val="000000" w:themeColor="text1"/>
+          <w:sz w:val="22"/>
+          <w:szCs w:val="22"/>
+        </w:rPr>
+        <w:t>(sensor, "read");</w:t>
+      </w:r>
+      <w:r>
+        <w:rPr>
+          <w:color w:val="000000" w:themeColor="text1"/>
+          <w:sz w:val="22"/>
+          <w:szCs w:val="22"/>
+        </w:rPr>
+        <w:t xml:space="preserve"> here we are telling the </w:t>
+      </w:r>
+      <w:proofErr w:type="spellStart"/>
+      <w:r>
+        <w:rPr>
+          <w:color w:val="000000" w:themeColor="text1"/>
+          <w:sz w:val="22"/>
+          <w:szCs w:val="22"/>
+        </w:rPr>
+        <w:t>spyOn</w:t>
+      </w:r>
+      <w:proofErr w:type="spellEnd"/>
+      <w:r>
+        <w:rPr>
+          <w:color w:val="000000" w:themeColor="text1"/>
+          <w:sz w:val="22"/>
+          <w:szCs w:val="22"/>
+        </w:rPr>
+        <w:t xml:space="preserve"> to spy on the object called sensor and the function called read.</w:t>
+      </w:r>
+      <w:r>
+        <w:t xml:space="preserve"> </w:t>
+      </w:r>
+      <w:r>
+        <w:rPr>
+          <w:color w:val="000000" w:themeColor="text1"/>
+          <w:sz w:val="22"/>
+          <w:szCs w:val="22"/>
+        </w:rPr>
+        <w:t>It can also remember the arguments.</w:t>
+      </w:r>
+    </w:p>
+    <w:p>
+      <w:pPr>
+        <w:pStyle w:val="ListParagraph"/>
+        <w:numPr>
+          <w:ilvl w:val="0"/>
+          <w:numId w:val="20"/>
+        </w:numPr>
+        <w:rPr>
+          <w:color w:val="000000" w:themeColor="text1"/>
+          <w:sz w:val="22"/>
+          <w:szCs w:val="22"/>
+        </w:rPr>
+      </w:pPr>
+      <w:proofErr w:type="spellStart"/>
+      <w:r>
+        <w:rPr>
+          <w:color w:val="000000" w:themeColor="text1"/>
+          <w:sz w:val="22"/>
+          <w:szCs w:val="22"/>
+        </w:rPr>
+        <w:t>callFake</w:t>
+      </w:r>
+      <w:proofErr w:type="spellEnd"/>
+      <w:r>
+        <w:rPr>
+          <w:color w:val="000000" w:themeColor="text1"/>
+          <w:sz w:val="22"/>
+          <w:szCs w:val="22"/>
+        </w:rPr>
+        <w:t>() replaces the original function with a fake function that you control.</w:t>
+      </w:r>
+      <w:r>
+        <w:rPr>
+          <w:color w:val="000000" w:themeColor="text1"/>
+          <w:sz w:val="22"/>
+          <w:szCs w:val="22"/>
+        </w:rPr>
+        <w:t xml:space="preserve">  </w:t>
+      </w:r>
+      <w:proofErr w:type="spellStart"/>
+      <w:r>
+        <w:rPr>
+          <w:color w:val="000000" w:themeColor="text1"/>
+          <w:sz w:val="22"/>
+          <w:szCs w:val="22"/>
+        </w:rPr>
+        <w:t>callFake</w:t>
+      </w:r>
+      <w:proofErr w:type="spellEnd"/>
+      <w:r>
+        <w:rPr>
+          <w:color w:val="000000" w:themeColor="text1"/>
+          <w:sz w:val="22"/>
+          <w:szCs w:val="22"/>
+        </w:rPr>
+        <w:t>() help us remove the dependencies of a real object, that object might be too sensitive to deal with or simply not ready</w:t>
+      </w:r>
+    </w:p>
+    <w:p>
+      <w:pPr>
+        <w:pStyle w:val="ListParagraph"/>
+        <w:numPr>
+          <w:ilvl w:val="0"/>
+          <w:numId w:val="20"/>
+        </w:numPr>
+        <w:rPr>
+          <w:color w:val="000000" w:themeColor="text1"/>
+          <w:sz w:val="22"/>
+          <w:szCs w:val="22"/>
+        </w:rPr>
+      </w:pPr>
+      <w:proofErr w:type="spellStart"/>
+      <w:r>
+        <w:rPr>
+          <w:color w:val="000000" w:themeColor="text1"/>
+          <w:sz w:val="22"/>
+          <w:szCs w:val="22"/>
+        </w:rPr>
+        <w:t>spyOn</w:t>
+      </w:r>
+      <w:proofErr w:type="spellEnd"/>
+      <w:r>
+        <w:rPr>
+          <w:color w:val="000000" w:themeColor="text1"/>
+          <w:sz w:val="22"/>
+          <w:szCs w:val="22"/>
+        </w:rPr>
+        <w:t>(sensor, "</w:t>
+      </w:r>
+      <w:proofErr w:type="spellStart"/>
+      <w:r>
+        <w:rPr>
+          <w:color w:val="000000" w:themeColor="text1"/>
+          <w:sz w:val="22"/>
+          <w:szCs w:val="22"/>
+        </w:rPr>
+        <w:t>readTemperature</w:t>
+      </w:r>
+      <w:proofErr w:type="spellEnd"/>
+      <w:r>
+        <w:rPr>
+          <w:color w:val="000000" w:themeColor="text1"/>
+          <w:sz w:val="22"/>
+          <w:szCs w:val="22"/>
+        </w:rPr>
+        <w:t>").</w:t>
+      </w:r>
+      <w:proofErr w:type="spellStart"/>
+      <w:r>
+        <w:rPr>
+          <w:color w:val="000000" w:themeColor="text1"/>
+          <w:sz w:val="22"/>
+          <w:szCs w:val="22"/>
+        </w:rPr>
+        <w:t>and.callFake</w:t>
+      </w:r>
+      <w:proofErr w:type="spellEnd"/>
+      <w:r>
+        <w:rPr>
+          <w:color w:val="000000" w:themeColor="text1"/>
+          <w:sz w:val="22"/>
+          <w:szCs w:val="22"/>
+        </w:rPr>
+        <w:t>(function () {</w:t>
+      </w:r>
+    </w:p>
+    <w:p>
+      <w:pPr>
+        <w:ind w:left="720"/>
+        <w:rPr>
+          <w:color w:val="000000" w:themeColor="text1"/>
+          <w:sz w:val="22"/>
+          <w:szCs w:val="22"/>
+        </w:rPr>
+      </w:pPr>
+      <w:r>
+        <w:rPr>
+          <w:color w:val="000000" w:themeColor="text1"/>
+          <w:sz w:val="22"/>
+          <w:szCs w:val="22"/>
+        </w:rPr>
+        <w:t>//fake implementation of the function or simply just a return value</w:t>
+      </w:r>
+    </w:p>
+    <w:p>
+      <w:pPr>
+        <w:ind w:left="720"/>
+        <w:rPr>
+          <w:color w:val="000000" w:themeColor="text1"/>
+          <w:sz w:val="22"/>
+          <w:szCs w:val="22"/>
+        </w:rPr>
+      </w:pPr>
+      <w:r>
+        <w:rPr>
+          <w:color w:val="000000" w:themeColor="text1"/>
+          <w:sz w:val="22"/>
+          <w:szCs w:val="22"/>
+        </w:rPr>
+        <w:t xml:space="preserve">  return 25;</w:t>
+      </w:r>
+    </w:p>
+    <w:p>
+      <w:pPr>
+        <w:ind w:left="720"/>
+        <w:rPr>
+          <w:color w:val="000000" w:themeColor="text1"/>
+          <w:sz w:val="22"/>
+          <w:szCs w:val="22"/>
+        </w:rPr>
+      </w:pPr>
+      <w:r>
+        <w:rPr>
+          <w:color w:val="000000" w:themeColor="text1"/>
+          <w:sz w:val="22"/>
+          <w:szCs w:val="22"/>
+        </w:rPr>
+        <w:t>});</w:t>
+      </w:r>
+    </w:p>
+    <w:p>
+      <w:pPr>
+        <w:pStyle w:val="ListParagraph"/>
+        <w:numPr>
+          <w:ilvl w:val="0"/>
+          <w:numId w:val="20"/>
+        </w:numPr>
+        <w:rPr>
+          <w:color w:val="000000" w:themeColor="text1"/>
+          <w:sz w:val="22"/>
+          <w:szCs w:val="22"/>
+        </w:rPr>
+      </w:pPr>
+      <w:r>
+        <w:rPr>
+          <w:color w:val="000000" w:themeColor="text1"/>
+          <w:sz w:val="22"/>
+          <w:szCs w:val="22"/>
+        </w:rPr>
+        <w:t>Fake can receive parameters</w:t>
+      </w:r>
+      <w:r>
+        <w:rPr>
+          <w:color w:val="000000" w:themeColor="text1"/>
+          <w:sz w:val="22"/>
+          <w:szCs w:val="22"/>
+        </w:rPr>
+        <w:t xml:space="preserve"> </w:t>
+      </w:r>
+      <w:r>
+        <w:rPr>
+          <w:color w:val="000000" w:themeColor="text1"/>
+          <w:sz w:val="22"/>
+          <w:szCs w:val="22"/>
+        </w:rPr>
+        <w:t>Your fake function can also receive the same arguments.</w:t>
+      </w:r>
+    </w:p>
+    <w:p>
+      <w:pPr>
+        <w:pStyle w:val="ListParagraph"/>
+        <w:numPr>
+          <w:ilvl w:val="0"/>
+          <w:numId w:val="20"/>
+        </w:numPr>
+        <w:rPr>
+          <w:color w:val="000000" w:themeColor="text1"/>
+          <w:sz w:val="22"/>
+          <w:szCs w:val="22"/>
+        </w:rPr>
+      </w:pPr>
+      <w:r>
+        <w:rPr>
+          <w:color w:val="000000" w:themeColor="text1"/>
+          <w:sz w:val="22"/>
+          <w:szCs w:val="22"/>
+        </w:rPr>
+        <w:t>.</w:t>
+      </w:r>
+      <w:proofErr w:type="spellStart"/>
+      <w:r>
+        <w:rPr>
+          <w:color w:val="000000" w:themeColor="text1"/>
+          <w:sz w:val="22"/>
+          <w:szCs w:val="22"/>
+        </w:rPr>
+        <w:t>toContain</w:t>
+      </w:r>
+      <w:proofErr w:type="spellEnd"/>
+      <w:r>
+        <w:rPr>
+          <w:color w:val="000000" w:themeColor="text1"/>
+          <w:sz w:val="22"/>
+          <w:szCs w:val="22"/>
+        </w:rPr>
+        <w:t>() checks whether something exists inside another value, most commonly an array or a string.</w:t>
+      </w:r>
+      <w:r>
+        <w:rPr>
+          <w:color w:val="000000" w:themeColor="text1"/>
+          <w:sz w:val="22"/>
+          <w:szCs w:val="22"/>
+        </w:rPr>
+        <w:t xml:space="preserve"> </w:t>
+      </w:r>
+    </w:p>
+    <w:p>
+      <w:pPr>
+        <w:pStyle w:val="ListParagraph"/>
+        <w:numPr>
+          <w:ilvl w:val="0"/>
+          <w:numId w:val="20"/>
+        </w:numPr>
+        <w:rPr>
+          <w:color w:val="000000" w:themeColor="text1"/>
+          <w:sz w:val="22"/>
+          <w:szCs w:val="22"/>
+        </w:rPr>
+      </w:pPr>
+      <w:r>
+        <w:rPr>
+          <w:color w:val="000000" w:themeColor="text1"/>
+          <w:sz w:val="22"/>
+          <w:szCs w:val="22"/>
+        </w:rPr>
+        <w:lastRenderedPageBreak/>
+        <w:t>.</w:t>
+      </w:r>
+      <w:proofErr w:type="spellStart"/>
+      <w:r>
+        <w:rPr>
+          <w:color w:val="000000" w:themeColor="text1"/>
+          <w:sz w:val="22"/>
+          <w:szCs w:val="22"/>
+        </w:rPr>
+        <w:t>not</w:t>
+      </w:r>
+      <w:r>
+        <w:rPr>
+          <w:color w:val="000000" w:themeColor="text1"/>
+          <w:sz w:val="22"/>
+          <w:szCs w:val="22"/>
+        </w:rPr>
+        <w:t>.equal</w:t>
+      </w:r>
+      <w:proofErr w:type="spellEnd"/>
+      <w:r>
+        <w:rPr>
+          <w:color w:val="000000" w:themeColor="text1"/>
+          <w:sz w:val="22"/>
+          <w:szCs w:val="22"/>
+        </w:rPr>
+        <w:t>()</w:t>
+      </w:r>
+      <w:r>
+        <w:rPr>
+          <w:color w:val="000000" w:themeColor="text1"/>
+          <w:sz w:val="22"/>
+          <w:szCs w:val="22"/>
+        </w:rPr>
+        <w:t xml:space="preserve"> negates a matcher.</w:t>
+      </w:r>
+    </w:p>
+    <w:p>
+      <w:pPr>
+        <w:pStyle w:val="ListParagraph"/>
+        <w:numPr>
+          <w:ilvl w:val="0"/>
+          <w:numId w:val="20"/>
+        </w:numPr>
+        <w:rPr>
+          <w:color w:val="000000" w:themeColor="text1"/>
+          <w:sz w:val="22"/>
+          <w:szCs w:val="22"/>
+        </w:rPr>
+      </w:pPr>
+      <w:r>
+        <w:rPr>
+          <w:color w:val="000000" w:themeColor="text1"/>
+          <w:sz w:val="22"/>
+          <w:szCs w:val="22"/>
+        </w:rPr>
+        <w:t>Jasmine hooks are functions that Jasmine runs automatically at specific points during your tests.</w:t>
+      </w:r>
+      <w:r>
+        <w:rPr>
+          <w:color w:val="000000" w:themeColor="text1"/>
+          <w:sz w:val="22"/>
+          <w:szCs w:val="22"/>
+        </w:rPr>
+        <w:t xml:space="preserve"> </w:t>
+      </w:r>
+      <w:r>
+        <w:rPr>
+          <w:color w:val="000000" w:themeColor="text1"/>
+          <w:sz w:val="22"/>
+          <w:szCs w:val="22"/>
+        </w:rPr>
+        <w:t>They're mainly used for setup and cleanup.</w:t>
+      </w:r>
+      <w:r>
+        <w:rPr>
+          <w:color w:val="000000" w:themeColor="text1"/>
+          <w:sz w:val="22"/>
+          <w:szCs w:val="22"/>
+        </w:rPr>
+        <w:t xml:space="preserve"> </w:t>
+      </w:r>
+    </w:p>
+    <w:p>
+      <w:pPr>
+        <w:pStyle w:val="ListParagraph"/>
+        <w:numPr>
+          <w:ilvl w:val="0"/>
+          <w:numId w:val="20"/>
+        </w:numPr>
+        <w:rPr>
+          <w:color w:val="000000" w:themeColor="text1"/>
+          <w:sz w:val="22"/>
+          <w:szCs w:val="22"/>
+        </w:rPr>
+      </w:pPr>
+      <w:proofErr w:type="spellStart"/>
+      <w:r>
+        <w:rPr>
+          <w:color w:val="000000" w:themeColor="text1"/>
+          <w:sz w:val="22"/>
+          <w:szCs w:val="22"/>
+        </w:rPr>
+        <w:t>beforeEach</w:t>
+      </w:r>
+      <w:proofErr w:type="spellEnd"/>
+      <w:r>
+        <w:rPr>
+          <w:color w:val="000000" w:themeColor="text1"/>
+          <w:sz w:val="22"/>
+          <w:szCs w:val="22"/>
+        </w:rPr>
+        <w:t>(), after each, before all and after all. All of them can be inside the describe and they behave and work the same way they do in Java Junit and mock testing.</w:t>
+      </w:r>
+    </w:p>
+    <w:p>
+      <w:pPr>
+        <w:pStyle w:val="ListParagraph"/>
+        <w:numPr>
+          <w:ilvl w:val="0"/>
+          <w:numId w:val="20"/>
+        </w:numPr>
+        <w:rPr>
+          <w:color w:val="000000" w:themeColor="text1"/>
+          <w:sz w:val="22"/>
+          <w:szCs w:val="22"/>
+        </w:rPr>
+      </w:pPr>
+      <w:r>
+        <w:rPr>
+          <w:color w:val="000000" w:themeColor="text1"/>
+          <w:sz w:val="22"/>
+          <w:szCs w:val="22"/>
+        </w:rPr>
+        <w:t xml:space="preserve">Unrelated: </w:t>
+      </w:r>
+      <w:proofErr w:type="spellStart"/>
+      <w:r>
+        <w:rPr>
+          <w:color w:val="000000" w:themeColor="text1"/>
+          <w:sz w:val="22"/>
+          <w:szCs w:val="22"/>
+        </w:rPr>
+        <w:t>innerText</w:t>
+      </w:r>
+      <w:proofErr w:type="spellEnd"/>
+      <w:r>
+        <w:rPr>
+          <w:color w:val="000000" w:themeColor="text1"/>
+          <w:sz w:val="22"/>
+          <w:szCs w:val="22"/>
+        </w:rPr>
+        <w:t xml:space="preserve">, </w:t>
+      </w:r>
+      <w:r>
+        <w:rPr>
+          <w:color w:val="000000" w:themeColor="text1"/>
+          <w:sz w:val="22"/>
+          <w:szCs w:val="22"/>
+        </w:rPr>
+        <w:t>It lets you get or change the visible text inside an HTML element.</w:t>
+      </w:r>
+    </w:p>
+    <w:p>
+      <w:pPr>
+        <w:pStyle w:val="HTMLPreformatted"/>
+        <w:numPr>
+          <w:ilvl w:val="0"/>
+          <w:numId w:val="20"/>
+        </w:numPr>
+        <w:rPr>
+          <w:rFonts w:asciiTheme="minorHAnsi" w:eastAsiaTheme="minorHAnsi" w:hAnsiTheme="minorHAnsi" w:cstheme="minorBidi"/>
+          <w:color w:val="000000" w:themeColor="text1"/>
+          <w:kern w:val="2"/>
+          <w:sz w:val="22"/>
+          <w:szCs w:val="22"/>
+          <w14:ligatures w14:val="standardContextual"/>
+        </w:rPr>
+      </w:pPr>
+      <w:r>
+        <w:rPr>
+          <w:rFonts w:asciiTheme="minorHAnsi" w:eastAsiaTheme="minorHAnsi" w:hAnsiTheme="minorHAnsi" w:cstheme="minorBidi"/>
+          <w:color w:val="000000" w:themeColor="text1"/>
+          <w:kern w:val="2"/>
+          <w:sz w:val="22"/>
+          <w:szCs w:val="22"/>
+          <w14:ligatures w14:val="standardContextual"/>
+        </w:rPr>
+        <w:t>&lt;p id="status"&gt;Sensor connected&lt;/p&gt;</w:t>
+      </w:r>
+    </w:p>
+    <w:p>
+      <w:pPr>
+        <w:pStyle w:val="NormalWeb"/>
+        <w:ind w:left="720"/>
+        <w:rPr>
+          <w:rFonts w:asciiTheme="minorHAnsi" w:eastAsiaTheme="minorHAnsi" w:hAnsiTheme="minorHAnsi" w:cstheme="minorBidi"/>
+          <w:color w:val="000000" w:themeColor="text1"/>
+          <w:kern w:val="2"/>
+          <w:sz w:val="22"/>
+          <w:szCs w:val="22"/>
+          <w14:ligatures w14:val="standardContextual"/>
+        </w:rPr>
+      </w:pPr>
+      <w:r>
+        <w:rPr>
+          <w:rFonts w:asciiTheme="minorHAnsi" w:eastAsiaTheme="minorHAnsi" w:hAnsiTheme="minorHAnsi" w:cstheme="minorBidi"/>
+          <w:color w:val="000000" w:themeColor="text1"/>
+          <w:kern w:val="2"/>
+          <w:sz w:val="22"/>
+          <w:szCs w:val="22"/>
+          <w14:ligatures w14:val="standardContextual"/>
+        </w:rPr>
+        <w:t>JavaScript:</w:t>
+      </w:r>
+    </w:p>
+    <w:p>
+      <w:pPr>
+        <w:pStyle w:val="HTMLPreformatted"/>
+        <w:ind w:left="720"/>
+        <w:rPr>
+          <w:rFonts w:asciiTheme="minorHAnsi" w:eastAsiaTheme="minorHAnsi" w:hAnsiTheme="minorHAnsi" w:cstheme="minorBidi"/>
+          <w:color w:val="000000" w:themeColor="text1"/>
+          <w:kern w:val="2"/>
+          <w:sz w:val="22"/>
+          <w:szCs w:val="22"/>
+          <w14:ligatures w14:val="standardContextual"/>
+        </w:rPr>
+      </w:pPr>
+      <w:r>
+        <w:rPr>
+          <w:rFonts w:asciiTheme="minorHAnsi" w:eastAsiaTheme="minorHAnsi" w:hAnsiTheme="minorHAnsi" w:cstheme="minorBidi"/>
+          <w:color w:val="000000" w:themeColor="text1"/>
+          <w:kern w:val="2"/>
+          <w:sz w:val="22"/>
+          <w:szCs w:val="22"/>
+          <w14:ligatures w14:val="standardContextual"/>
+        </w:rPr>
+        <w:t xml:space="preserve">const status = </w:t>
+      </w:r>
+      <w:proofErr w:type="spellStart"/>
+      <w:r>
+        <w:rPr>
+          <w:rFonts w:asciiTheme="minorHAnsi" w:eastAsiaTheme="minorHAnsi" w:hAnsiTheme="minorHAnsi" w:cstheme="minorBidi"/>
+          <w:color w:val="000000" w:themeColor="text1"/>
+          <w:kern w:val="2"/>
+          <w:sz w:val="22"/>
+          <w:szCs w:val="22"/>
+          <w14:ligatures w14:val="standardContextual"/>
+        </w:rPr>
+        <w:t>document.getElementById</w:t>
+      </w:r>
+      <w:proofErr w:type="spellEnd"/>
+      <w:r>
+        <w:rPr>
+          <w:rFonts w:asciiTheme="minorHAnsi" w:eastAsiaTheme="minorHAnsi" w:hAnsiTheme="minorHAnsi" w:cstheme="minorBidi"/>
+          <w:color w:val="000000" w:themeColor="text1"/>
+          <w:kern w:val="2"/>
+          <w:sz w:val="22"/>
+          <w:szCs w:val="22"/>
+          <w14:ligatures w14:val="standardContextual"/>
+        </w:rPr>
+        <w:t>("status");</w:t>
+      </w:r>
+    </w:p>
+    <w:p>
+      <w:pPr>
+        <w:pStyle w:val="HTMLPreformatted"/>
+        <w:ind w:left="720"/>
+        <w:rPr>
+          <w:rFonts w:asciiTheme="minorHAnsi" w:eastAsiaTheme="minorHAnsi" w:hAnsiTheme="minorHAnsi" w:cstheme="minorBidi"/>
+          <w:color w:val="000000" w:themeColor="text1"/>
+          <w:kern w:val="2"/>
+          <w:sz w:val="22"/>
+          <w:szCs w:val="22"/>
+          <w14:ligatures w14:val="standardContextual"/>
+        </w:rPr>
+      </w:pPr>
+    </w:p>
+    <w:p>
+      <w:pPr>
+        <w:pStyle w:val="HTMLPreformatted"/>
+        <w:ind w:left="720"/>
+        <w:rPr>
+          <w:rFonts w:asciiTheme="minorHAnsi" w:eastAsiaTheme="minorHAnsi" w:hAnsiTheme="minorHAnsi" w:cstheme="minorBidi"/>
+          <w:color w:val="000000" w:themeColor="text1"/>
+          <w:kern w:val="2"/>
+          <w:sz w:val="22"/>
+          <w:szCs w:val="22"/>
+          <w14:ligatures w14:val="standardContextual"/>
+        </w:rPr>
+      </w:pPr>
+      <w:r>
+        <w:rPr>
+          <w:rFonts w:asciiTheme="minorHAnsi" w:eastAsiaTheme="minorHAnsi" w:hAnsiTheme="minorHAnsi" w:cstheme="minorBidi"/>
+          <w:color w:val="000000" w:themeColor="text1"/>
+          <w:kern w:val="2"/>
+          <w:sz w:val="22"/>
+          <w:szCs w:val="22"/>
+          <w14:ligatures w14:val="standardContextual"/>
+        </w:rPr>
+        <w:t>console.log(</w:t>
+      </w:r>
+      <w:proofErr w:type="spellStart"/>
+      <w:r>
+        <w:rPr>
+          <w:rFonts w:asciiTheme="minorHAnsi" w:eastAsiaTheme="minorHAnsi" w:hAnsiTheme="minorHAnsi" w:cstheme="minorBidi"/>
+          <w:color w:val="000000" w:themeColor="text1"/>
+          <w:kern w:val="2"/>
+          <w:sz w:val="22"/>
+          <w:szCs w:val="22"/>
+          <w14:ligatures w14:val="standardContextual"/>
+        </w:rPr>
+        <w:t>status.innerText</w:t>
+      </w:r>
+      <w:proofErr w:type="spellEnd"/>
+      <w:r>
+        <w:rPr>
+          <w:rFonts w:asciiTheme="minorHAnsi" w:eastAsiaTheme="minorHAnsi" w:hAnsiTheme="minorHAnsi" w:cstheme="minorBidi"/>
+          <w:color w:val="000000" w:themeColor="text1"/>
+          <w:kern w:val="2"/>
+          <w:sz w:val="22"/>
+          <w:szCs w:val="22"/>
+          <w14:ligatures w14:val="standardContextual"/>
+        </w:rPr>
+        <w:t>);</w:t>
+      </w:r>
+    </w:p>
+    <w:p>
+      <w:pPr>
+        <w:pStyle w:val="NormalWeb"/>
+        <w:ind w:left="720"/>
+        <w:rPr>
+          <w:rFonts w:asciiTheme="minorHAnsi" w:eastAsiaTheme="minorHAnsi" w:hAnsiTheme="minorHAnsi" w:cstheme="minorBidi"/>
+          <w:color w:val="000000" w:themeColor="text1"/>
+          <w:kern w:val="2"/>
+          <w:sz w:val="22"/>
+          <w:szCs w:val="22"/>
+          <w14:ligatures w14:val="standardContextual"/>
+        </w:rPr>
+      </w:pPr>
+      <w:r>
+        <w:rPr>
+          <w:rFonts w:asciiTheme="minorHAnsi" w:eastAsiaTheme="minorHAnsi" w:hAnsiTheme="minorHAnsi" w:cstheme="minorBidi"/>
+          <w:color w:val="000000" w:themeColor="text1"/>
+          <w:kern w:val="2"/>
+          <w:sz w:val="22"/>
+          <w:szCs w:val="22"/>
+          <w14:ligatures w14:val="standardContextual"/>
+        </w:rPr>
+        <w:t>Result:</w:t>
+      </w:r>
+    </w:p>
+    <w:p>
+      <w:pPr>
+        <w:pStyle w:val="HTMLPreformatted"/>
+        <w:ind w:left="720"/>
+        <w:rPr>
+          <w:rFonts w:asciiTheme="minorHAnsi" w:eastAsiaTheme="minorHAnsi" w:hAnsiTheme="minorHAnsi" w:cstheme="minorBidi"/>
+          <w:color w:val="000000" w:themeColor="text1"/>
+          <w:kern w:val="2"/>
+          <w:sz w:val="22"/>
+          <w:szCs w:val="22"/>
+          <w14:ligatures w14:val="standardContextual"/>
+        </w:rPr>
+      </w:pPr>
+      <w:r>
+        <w:rPr>
+          <w:rFonts w:asciiTheme="minorHAnsi" w:eastAsiaTheme="minorHAnsi" w:hAnsiTheme="minorHAnsi" w:cstheme="minorBidi"/>
+          <w:color w:val="000000" w:themeColor="text1"/>
+          <w:kern w:val="2"/>
+          <w:sz w:val="22"/>
+          <w:szCs w:val="22"/>
+          <w14:ligatures w14:val="standardContextual"/>
+        </w:rPr>
+        <w:t>Sensor connected</w:t>
+      </w:r>
+    </w:p>
+    <w:p>
+      <w:pPr>
+        <w:pStyle w:val="ListParagraph"/>
+        <w:numPr>
+          <w:ilvl w:val="0"/>
+          <w:numId w:val="20"/>
+        </w:numPr>
+        <w:rPr>
+          <w:color w:val="000000" w:themeColor="text1"/>
+          <w:sz w:val="22"/>
+          <w:szCs w:val="22"/>
+        </w:rPr>
+      </w:pPr>
+      <w:proofErr w:type="spellStart"/>
+      <w:r>
+        <w:rPr>
+          <w:color w:val="000000" w:themeColor="text1"/>
+          <w:sz w:val="22"/>
+          <w:szCs w:val="22"/>
+        </w:rPr>
+        <w:t>innerText</w:t>
+      </w:r>
+      <w:proofErr w:type="spellEnd"/>
+      <w:r>
+        <w:rPr>
+          <w:color w:val="000000" w:themeColor="text1"/>
+          <w:sz w:val="22"/>
+          <w:szCs w:val="22"/>
+        </w:rPr>
+        <w:t xml:space="preserve"> is a DOM property used to read or change the text displayed inside an HTML element.</w:t>
       </w:r>
     </w:p>
     <w:sectPr>
@@ -8152,6 +9772,119 @@
     </w:lvl>
   </w:abstractNum>
   <w:abstractNum w:abstractNumId="3" w15:restartNumberingAfterBreak="0">
+    <w:nsid w:val="180073A9"/>
+    <w:multiLevelType w:val="hybridMultilevel"/>
+    <w:tmpl w:val="C4208BC4"/>
+    <w:lvl w:ilvl="0" w:tplc="04090001">
+      <w:start w:val="1"/>
+      <w:numFmt w:val="bullet"/>
+      <w:lvlText w:val=""/>
+      <w:lvlJc w:val="left"/>
+      <w:pPr>
+        <w:ind w:left="720" w:hanging="360"/>
+      </w:pPr>
+      <w:rPr>
+        <w:rFonts w:ascii="Symbol" w:hAnsi="Symbol" w:hint="default"/>
+      </w:rPr>
+    </w:lvl>
+    <w:lvl w:ilvl="1" w:tplc="04090003" w:tentative="1">
+      <w:start w:val="1"/>
+      <w:numFmt w:val="bullet"/>
+      <w:lvlText w:val="o"/>
+      <w:lvlJc w:val="left"/>
+      <w:pPr>
+        <w:ind w:left="1440" w:hanging="360"/>
+      </w:pPr>
+      <w:rPr>
+        <w:rFonts w:ascii="Courier New" w:hAnsi="Courier New" w:cs="Courier New" w:hint="default"/>
+      </w:rPr>
+    </w:lvl>
+    <w:lvl w:ilvl="2" w:tplc="04090005" w:tentative="1">
+      <w:start w:val="1"/>
+      <w:numFmt w:val="bullet"/>
+      <w:lvlText w:val=""/>
+      <w:lvlJc w:val="left"/>
+      <w:pPr>
+        <w:ind w:left="2160" w:hanging="360"/>
+      </w:pPr>
+      <w:rPr>
+        <w:rFonts w:ascii="Wingdings" w:hAnsi="Wingdings" w:hint="default"/>
+      </w:rPr>
+    </w:lvl>
+    <w:lvl w:ilvl="3" w:tplc="04090001" w:tentative="1">
+      <w:start w:val="1"/>
+      <w:numFmt w:val="bullet"/>
+      <w:lvlText w:val=""/>
+      <w:lvlJc w:val="left"/>
+      <w:pPr>
+        <w:ind w:left="2880" w:hanging="360"/>
+      </w:pPr>
+      <w:rPr>
+        <w:rFonts w:ascii="Symbol" w:hAnsi="Symbol" w:hint="default"/>
+      </w:rPr>
+    </w:lvl>
+    <w:lvl w:ilvl="4" w:tplc="04090003" w:tentative="1">
+      <w:start w:val="1"/>
+      <w:numFmt w:val="bullet"/>
+      <w:lvlText w:val="o"/>
+      <w:lvlJc w:val="left"/>
+      <w:pPr>
+        <w:ind w:left="3600" w:hanging="360"/>
+      </w:pPr>
+      <w:rPr>
+        <w:rFonts w:ascii="Courier New" w:hAnsi="Courier New" w:cs="Courier New" w:hint="default"/>
+      </w:rPr>
+    </w:lvl>
+    <w:lvl w:ilvl="5" w:tplc="04090005" w:tentative="1">
+      <w:start w:val="1"/>
+      <w:numFmt w:val="bullet"/>
+      <w:lvlText w:val=""/>
+      <w:lvlJc w:val="left"/>
+      <w:pPr>
+        <w:ind w:left="4320" w:hanging="360"/>
+      </w:pPr>
+      <w:rPr>
+        <w:rFonts w:ascii="Wingdings" w:hAnsi="Wingdings" w:hint="default"/>
+      </w:rPr>
+    </w:lvl>
+    <w:lvl w:ilvl="6" w:tplc="04090001" w:tentative="1">
+      <w:start w:val="1"/>
+      <w:numFmt w:val="bullet"/>
+      <w:lvlText w:val=""/>
+      <w:lvlJc w:val="left"/>
+      <w:pPr>
+        <w:ind w:left="5040" w:hanging="360"/>
+      </w:pPr>
+      <w:rPr>
+        <w:rFonts w:ascii="Symbol" w:hAnsi="Symbol" w:hint="default"/>
+      </w:rPr>
+    </w:lvl>
+    <w:lvl w:ilvl="7" w:tplc="04090003" w:tentative="1">
+      <w:start w:val="1"/>
+      <w:numFmt w:val="bullet"/>
+      <w:lvlText w:val="o"/>
+      <w:lvlJc w:val="left"/>
+      <w:pPr>
+        <w:ind w:left="5760" w:hanging="360"/>
+      </w:pPr>
+      <w:rPr>
+        <w:rFonts w:ascii="Courier New" w:hAnsi="Courier New" w:cs="Courier New" w:hint="default"/>
+      </w:rPr>
+    </w:lvl>
+    <w:lvl w:ilvl="8" w:tplc="04090005" w:tentative="1">
+      <w:start w:val="1"/>
+      <w:numFmt w:val="bullet"/>
+      <w:lvlText w:val=""/>
+      <w:lvlJc w:val="left"/>
+      <w:pPr>
+        <w:ind w:left="6480" w:hanging="360"/>
+      </w:pPr>
+      <w:rPr>
+        <w:rFonts w:ascii="Wingdings" w:hAnsi="Wingdings" w:hint="default"/>
+      </w:rPr>
+    </w:lvl>
+  </w:abstractNum>
+  <w:abstractNum w:abstractNumId="4" w15:restartNumberingAfterBreak="0">
     <w:nsid w:val="21A85D22"/>
     <w:multiLevelType w:val="hybridMultilevel"/>
     <w:tmpl w:val="5D587D8C"/>
@@ -8264,7 +9997,7 @@
       </w:rPr>
     </w:lvl>
   </w:abstractNum>
-  <w:abstractNum w:abstractNumId="4" w15:restartNumberingAfterBreak="0">
+  <w:abstractNum w:abstractNumId="5" w15:restartNumberingAfterBreak="0">
     <w:nsid w:val="25FB4FF8"/>
     <w:multiLevelType w:val="hybridMultilevel"/>
     <w:tmpl w:val="5EB82182"/>
@@ -8377,7 +10110,7 @@
       </w:rPr>
     </w:lvl>
   </w:abstractNum>
-  <w:abstractNum w:abstractNumId="5" w15:restartNumberingAfterBreak="0">
+  <w:abstractNum w:abstractNumId="6" w15:restartNumberingAfterBreak="0">
     <w:nsid w:val="287602B0"/>
     <w:multiLevelType w:val="hybridMultilevel"/>
     <w:tmpl w:val="9FB6BA26"/>
@@ -8490,7 +10223,7 @@
       </w:rPr>
     </w:lvl>
   </w:abstractNum>
-  <w:abstractNum w:abstractNumId="6" w15:restartNumberingAfterBreak="0">
+  <w:abstractNum w:abstractNumId="7" w15:restartNumberingAfterBreak="0">
     <w:nsid w:val="32A63574"/>
     <w:multiLevelType w:val="hybridMultilevel"/>
     <w:tmpl w:val="D3E6D67C"/>
@@ -8603,7 +10336,7 @@
       </w:rPr>
     </w:lvl>
   </w:abstractNum>
-  <w:abstractNum w:abstractNumId="7" w15:restartNumberingAfterBreak="0">
+  <w:abstractNum w:abstractNumId="8" w15:restartNumberingAfterBreak="0">
     <w:nsid w:val="47C87E2C"/>
     <w:multiLevelType w:val="hybridMultilevel"/>
     <w:tmpl w:val="12A6ED96"/>
@@ -8716,7 +10449,7 @@
       </w:rPr>
     </w:lvl>
   </w:abstractNum>
-  <w:abstractNum w:abstractNumId="8" w15:restartNumberingAfterBreak="0">
+  <w:abstractNum w:abstractNumId="9" w15:restartNumberingAfterBreak="0">
     <w:nsid w:val="572153BA"/>
     <w:multiLevelType w:val="hybridMultilevel"/>
     <w:tmpl w:val="B4FCCD2A"/>
@@ -8829,7 +10562,7 @@
       </w:rPr>
     </w:lvl>
   </w:abstractNum>
-  <w:abstractNum w:abstractNumId="9" w15:restartNumberingAfterBreak="0">
+  <w:abstractNum w:abstractNumId="10" w15:restartNumberingAfterBreak="0">
     <w:nsid w:val="62C452F9"/>
     <w:multiLevelType w:val="hybridMultilevel"/>
     <w:tmpl w:val="CAA478D8"/>
@@ -8942,7 +10675,7 @@
       </w:rPr>
     </w:lvl>
   </w:abstractNum>
-  <w:abstractNum w:abstractNumId="10" w15:restartNumberingAfterBreak="0">
+  <w:abstractNum w:abstractNumId="11" w15:restartNumberingAfterBreak="0">
     <w:nsid w:val="6B753F92"/>
     <w:multiLevelType w:val="hybridMultilevel"/>
     <w:tmpl w:val="2AD4633C"/>
@@ -9055,7 +10788,7 @@
       </w:rPr>
     </w:lvl>
   </w:abstractNum>
-  <w:abstractNum w:abstractNumId="11" w15:restartNumberingAfterBreak="0">
+  <w:abstractNum w:abstractNumId="12" w15:restartNumberingAfterBreak="0">
     <w:nsid w:val="6BF4448B"/>
     <w:multiLevelType w:val="hybridMultilevel"/>
     <w:tmpl w:val="3A8A2742"/>
@@ -9168,7 +10901,120 @@
       </w:rPr>
     </w:lvl>
   </w:abstractNum>
-  <w:abstractNum w:abstractNumId="12" w15:restartNumberingAfterBreak="0">
+  <w:abstractNum w:abstractNumId="13" w15:restartNumberingAfterBreak="0">
+    <w:nsid w:val="6FCD6DB0"/>
+    <w:multiLevelType w:val="hybridMultilevel"/>
+    <w:tmpl w:val="5F02461E"/>
+    <w:lvl w:ilvl="0" w:tplc="04090001">
+      <w:start w:val="1"/>
+      <w:numFmt w:val="bullet"/>
+      <w:lvlText w:val=""/>
+      <w:lvlJc w:val="left"/>
+      <w:pPr>
+        <w:ind w:left="720" w:hanging="360"/>
+      </w:pPr>
+      <w:rPr>
+        <w:rFonts w:ascii="Symbol" w:hAnsi="Symbol" w:hint="default"/>
+      </w:rPr>
+    </w:lvl>
+    <w:lvl w:ilvl="1" w:tplc="04090003">
+      <w:start w:val="1"/>
+      <w:numFmt w:val="bullet"/>
+      <w:lvlText w:val="o"/>
+      <w:lvlJc w:val="left"/>
+      <w:pPr>
+        <w:ind w:left="1440" w:hanging="360"/>
+      </w:pPr>
+      <w:rPr>
+        <w:rFonts w:ascii="Courier New" w:hAnsi="Courier New" w:cs="Courier New" w:hint="default"/>
+      </w:rPr>
+    </w:lvl>
+    <w:lvl w:ilvl="2" w:tplc="04090005" w:tentative="1">
+      <w:start w:val="1"/>
+      <w:numFmt w:val="bullet"/>
+      <w:lvlText w:val=""/>
+      <w:lvlJc w:val="left"/>
+      <w:pPr>
+        <w:ind w:left="2160" w:hanging="360"/>
+      </w:pPr>
+      <w:rPr>
+        <w:rFonts w:ascii="Wingdings" w:hAnsi="Wingdings" w:hint="default"/>
+      </w:rPr>
+    </w:lvl>
+    <w:lvl w:ilvl="3" w:tplc="04090001" w:tentative="1">
+      <w:start w:val="1"/>
+      <w:numFmt w:val="bullet"/>
+      <w:lvlText w:val=""/>
+      <w:lvlJc w:val="left"/>
+      <w:pPr>
+        <w:ind w:left="2880" w:hanging="360"/>
+      </w:pPr>
+      <w:rPr>
+        <w:rFonts w:ascii="Symbol" w:hAnsi="Symbol" w:hint="default"/>
+      </w:rPr>
+    </w:lvl>
+    <w:lvl w:ilvl="4" w:tplc="04090003" w:tentative="1">
+      <w:start w:val="1"/>
+      <w:numFmt w:val="bullet"/>
+      <w:lvlText w:val="o"/>
+      <w:lvlJc w:val="left"/>
+      <w:pPr>
+        <w:ind w:left="3600" w:hanging="360"/>
+      </w:pPr>
+      <w:rPr>
+        <w:rFonts w:ascii="Courier New" w:hAnsi="Courier New" w:cs="Courier New" w:hint="default"/>
+      </w:rPr>
+    </w:lvl>
+    <w:lvl w:ilvl="5" w:tplc="04090005" w:tentative="1">
+      <w:start w:val="1"/>
+      <w:numFmt w:val="bullet"/>
+      <w:lvlText w:val=""/>
+      <w:lvlJc w:val="left"/>
+      <w:pPr>
+        <w:ind w:left="4320" w:hanging="360"/>
+      </w:pPr>
+      <w:rPr>
+        <w:rFonts w:ascii="Wingdings" w:hAnsi="Wingdings" w:hint="default"/>
+      </w:rPr>
+    </w:lvl>
+    <w:lvl w:ilvl="6" w:tplc="04090001" w:tentative="1">
+      <w:start w:val="1"/>
+      <w:numFmt w:val="bullet"/>
+      <w:lvlText w:val=""/>
+      <w:lvlJc w:val="left"/>
+      <w:pPr>
+        <w:ind w:left="5040" w:hanging="360"/>
+      </w:pPr>
+      <w:rPr>
+        <w:rFonts w:ascii="Symbol" w:hAnsi="Symbol" w:hint="default"/>
+      </w:rPr>
+    </w:lvl>
+    <w:lvl w:ilvl="7" w:tplc="04090003" w:tentative="1">
+      <w:start w:val="1"/>
+      <w:numFmt w:val="bullet"/>
+      <w:lvlText w:val="o"/>
+      <w:lvlJc w:val="left"/>
+      <w:pPr>
+        <w:ind w:left="5760" w:hanging="360"/>
+      </w:pPr>
+      <w:rPr>
+        <w:rFonts w:ascii="Courier New" w:hAnsi="Courier New" w:cs="Courier New" w:hint="default"/>
+      </w:rPr>
+    </w:lvl>
+    <w:lvl w:ilvl="8" w:tplc="04090005" w:tentative="1">
+      <w:start w:val="1"/>
+      <w:numFmt w:val="bullet"/>
+      <w:lvlText w:val=""/>
+      <w:lvlJc w:val="left"/>
+      <w:pPr>
+        <w:ind w:left="6480" w:hanging="360"/>
+      </w:pPr>
+      <w:rPr>
+        <w:rFonts w:ascii="Wingdings" w:hAnsi="Wingdings" w:hint="default"/>
+      </w:rPr>
+    </w:lvl>
+  </w:abstractNum>
+  <w:abstractNum w:abstractNumId="14" w15:restartNumberingAfterBreak="0">
     <w:nsid w:val="74605A05"/>
     <w:multiLevelType w:val="hybridMultilevel"/>
     <w:tmpl w:val="E346ABE0"/>
@@ -9281,7 +11127,7 @@
       </w:rPr>
     </w:lvl>
   </w:abstractNum>
-  <w:abstractNum w:abstractNumId="13" w15:restartNumberingAfterBreak="0">
+  <w:abstractNum w:abstractNumId="15" w15:restartNumberingAfterBreak="0">
     <w:nsid w:val="79CD0E53"/>
     <w:multiLevelType w:val="hybridMultilevel"/>
     <w:tmpl w:val="56742AC4"/>
@@ -9394,7 +11240,7 @@
       </w:rPr>
     </w:lvl>
   </w:abstractNum>
-  <w:abstractNum w:abstractNumId="14" w15:restartNumberingAfterBreak="0">
+  <w:abstractNum w:abstractNumId="16" w15:restartNumberingAfterBreak="0">
     <w:nsid w:val="7B792B0E"/>
     <w:multiLevelType w:val="hybridMultilevel"/>
     <w:tmpl w:val="C7E2C25C"/>
@@ -9507,7 +11353,7 @@
       </w:rPr>
     </w:lvl>
   </w:abstractNum>
-  <w:abstractNum w:abstractNumId="15" w15:restartNumberingAfterBreak="0">
+  <w:abstractNum w:abstractNumId="17" w15:restartNumberingAfterBreak="0">
     <w:nsid w:val="7C5352BD"/>
     <w:multiLevelType w:val="hybridMultilevel"/>
     <w:tmpl w:val="1E0E7DD8"/>
@@ -9620,7 +11466,7 @@
       </w:rPr>
     </w:lvl>
   </w:abstractNum>
-  <w:abstractNum w:abstractNumId="16" w15:restartNumberingAfterBreak="0">
+  <w:abstractNum w:abstractNumId="18" w15:restartNumberingAfterBreak="0">
     <w:nsid w:val="7CA817BC"/>
     <w:multiLevelType w:val="hybridMultilevel"/>
     <w:tmpl w:val="7C287A30"/>
@@ -9733,7 +11579,7 @@
       </w:rPr>
     </w:lvl>
   </w:abstractNum>
-  <w:abstractNum w:abstractNumId="17" w15:restartNumberingAfterBreak="0">
+  <w:abstractNum w:abstractNumId="19" w15:restartNumberingAfterBreak="0">
     <w:nsid w:val="7F72049C"/>
     <w:multiLevelType w:val="multilevel"/>
     <w:tmpl w:val="1F242F62"/>
@@ -9883,58 +11729,64 @@
     </w:lvl>
   </w:abstractNum>
   <w:num w:numId="1" w16cid:durableId="1595670622">
-    <w:abstractNumId w:val="8"/>
+    <w:abstractNumId w:val="9"/>
   </w:num>
   <w:num w:numId="2" w16cid:durableId="1253974616">
-    <w:abstractNumId w:val="6"/>
+    <w:abstractNumId w:val="7"/>
   </w:num>
   <w:num w:numId="3" w16cid:durableId="1151209963">
     <w:abstractNumId w:val="2"/>
   </w:num>
   <w:num w:numId="4" w16cid:durableId="2085225567">
-    <w:abstractNumId w:val="11"/>
+    <w:abstractNumId w:val="12"/>
   </w:num>
   <w:num w:numId="5" w16cid:durableId="968363398">
     <w:abstractNumId w:val="0"/>
   </w:num>
   <w:num w:numId="6" w16cid:durableId="1448768395">
-    <w:abstractNumId w:val="13"/>
+    <w:abstractNumId w:val="15"/>
   </w:num>
   <w:num w:numId="7" w16cid:durableId="97333426">
+    <w:abstractNumId w:val="19"/>
+  </w:num>
+  <w:num w:numId="8" w16cid:durableId="2078238912">
+    <w:abstractNumId w:val="10"/>
+  </w:num>
+  <w:num w:numId="9" w16cid:durableId="1133792355">
+    <w:abstractNumId w:val="6"/>
+  </w:num>
+  <w:num w:numId="10" w16cid:durableId="1949001774">
+    <w:abstractNumId w:val="14"/>
+  </w:num>
+  <w:num w:numId="11" w16cid:durableId="49500872">
+    <w:abstractNumId w:val="18"/>
+  </w:num>
+  <w:num w:numId="12" w16cid:durableId="1627009029">
     <w:abstractNumId w:val="17"/>
   </w:num>
-  <w:num w:numId="8" w16cid:durableId="2078238912">
-    <w:abstractNumId w:val="9"/>
-  </w:num>
-  <w:num w:numId="9" w16cid:durableId="1133792355">
-    <w:abstractNumId w:val="5"/>
-  </w:num>
-  <w:num w:numId="10" w16cid:durableId="1949001774">
-    <w:abstractNumId w:val="12"/>
-  </w:num>
-  <w:num w:numId="11" w16cid:durableId="49500872">
-    <w:abstractNumId w:val="16"/>
-  </w:num>
-  <w:num w:numId="12" w16cid:durableId="1627009029">
-    <w:abstractNumId w:val="15"/>
-  </w:num>
   <w:num w:numId="13" w16cid:durableId="2035300943">
-    <w:abstractNumId w:val="3"/>
+    <w:abstractNumId w:val="4"/>
   </w:num>
   <w:num w:numId="14" w16cid:durableId="582224159">
     <w:abstractNumId w:val="1"/>
   </w:num>
   <w:num w:numId="15" w16cid:durableId="1146630300">
-    <w:abstractNumId w:val="14"/>
+    <w:abstractNumId w:val="16"/>
   </w:num>
   <w:num w:numId="16" w16cid:durableId="1096558111">
-    <w:abstractNumId w:val="4"/>
+    <w:abstractNumId w:val="5"/>
   </w:num>
   <w:num w:numId="17" w16cid:durableId="41566618">
-    <w:abstractNumId w:val="10"/>
+    <w:abstractNumId w:val="11"/>
   </w:num>
   <w:num w:numId="18" w16cid:durableId="366835154">
-    <w:abstractNumId w:val="7"/>
+    <w:abstractNumId w:val="8"/>
+  </w:num>
+  <w:num w:numId="19" w16cid:durableId="837962617">
+    <w:abstractNumId w:val="3"/>
+  </w:num>
+  <w:num w:numId="20" w16cid:durableId="708997360">
+    <w:abstractNumId w:val="13"/>
   </w:num>
 </w:numbering>
 </file>
@@ -11000,6 +12852,26 @@
     <w:basedOn w:val="DefaultParagraphFont"/>
     <w:rsid w:val="00123297"/>
   </w:style>
+  <w:style w:type="character" w:customStyle="1" w:styleId="13">
+    <w:name w:val="ͼ13"/>
+    <w:basedOn w:val="DefaultParagraphFont"/>
+    <w:rsid w:val="00E20586"/>
+  </w:style>
+  <w:style w:type="character" w:customStyle="1" w:styleId="12">
+    <w:name w:val="ͼ12"/>
+    <w:basedOn w:val="DefaultParagraphFont"/>
+    <w:rsid w:val="00E20586"/>
+  </w:style>
+  <w:style w:type="character" w:customStyle="1" w:styleId="z">
+    <w:name w:val="ͼz"/>
+    <w:basedOn w:val="DefaultParagraphFont"/>
+    <w:rsid w:val="00E20586"/>
+  </w:style>
+  <w:style w:type="character" w:customStyle="1" w:styleId="11">
+    <w:name w:val="ͼ11"/>
+    <w:basedOn w:val="DefaultParagraphFont"/>
+    <w:rsid w:val="00E20586"/>
+  </w:style>
 </w:styles>
 </file>
 

--- a/Javascript/Javascript basic notes.docx
+++ b/Javascript/Javascript basic notes.docx
@@ -66,11 +66,10 @@
           <w:sz w:val="22"/>
           <w:szCs w:val="22"/>
         </w:rPr>
-        <w:t xml:space="preserve"> bootcamp of 6 days including code before I move on into backend and node.js. this might take longer in case I have to improve my AWS skills more.</w:t>
-      </w:r>
-    </w:p>
-    <w:p>
-      <w:pPr>
+        <w:t xml:space="preserve"> bootcamp of 6 days including code before I move on into backend and node.js. </w:t>
+      </w:r>
+      <w:proofErr w:type="gramStart"/>
+      <w:r>
         <w:rPr>
           <w:i/>
           <w:iCs/>
@@ -78,6 +77,50 @@
           <w:sz w:val="22"/>
           <w:szCs w:val="22"/>
         </w:rPr>
+        <w:t>this</w:t>
+      </w:r>
+      <w:proofErr w:type="gramEnd"/>
+      <w:r>
+        <w:rPr>
+          <w:i/>
+          <w:iCs/>
+          <w:color w:val="000000" w:themeColor="text1"/>
+          <w:sz w:val="22"/>
+          <w:szCs w:val="22"/>
+        </w:rPr>
+        <w:t xml:space="preserve"> might take longer in case I have to improve my AWS skills more.</w:t>
+      </w:r>
+    </w:p>
+    <w:p>
+      <w:pPr>
+        <w:rPr>
+          <w:i/>
+          <w:iCs/>
+          <w:color w:val="000000" w:themeColor="text1"/>
+          <w:sz w:val="22"/>
+          <w:szCs w:val="22"/>
+        </w:rPr>
+      </w:pPr>
+      <w:r>
+        <w:rPr>
+          <w:i/>
+          <w:iCs/>
+          <w:color w:val="000000" w:themeColor="text1"/>
+          <w:sz w:val="22"/>
+          <w:szCs w:val="22"/>
+        </w:rPr>
+        <w:t>Red text that is not underline is code</w:t>
+      </w:r>
+    </w:p>
+    <w:p>
+      <w:pPr>
+        <w:rPr>
+          <w:i/>
+          <w:iCs/>
+          <w:color w:val="000000" w:themeColor="text1"/>
+          <w:sz w:val="22"/>
+          <w:szCs w:val="22"/>
+        </w:rPr>
       </w:pPr>
     </w:p>
     <w:p>
@@ -165,7 +208,25 @@
           <w:sz w:val="22"/>
           <w:szCs w:val="22"/>
         </w:rPr>
-        <w:t xml:space="preserve"> in cents then multiply by 100 to the final result.</w:t>
+        <w:t xml:space="preserve"> in cents then multiply by 100 to </w:t>
+      </w:r>
+      <w:proofErr w:type="gramStart"/>
+      <w:r>
+        <w:rPr>
+          <w:color w:val="000000" w:themeColor="text1"/>
+          <w:sz w:val="22"/>
+          <w:szCs w:val="22"/>
+        </w:rPr>
+        <w:t>the final result</w:t>
+      </w:r>
+      <w:proofErr w:type="gramEnd"/>
+      <w:r>
+        <w:rPr>
+          <w:color w:val="000000" w:themeColor="text1"/>
+          <w:sz w:val="22"/>
+          <w:szCs w:val="22"/>
+        </w:rPr>
+        <w:t>.</w:t>
       </w:r>
     </w:p>
     <w:p>
@@ -181,18 +242,64 @@
           <w:szCs w:val="22"/>
         </w:rPr>
       </w:pPr>
-      <w:r>
-        <w:rPr>
-          <w:color w:val="000000" w:themeColor="text1"/>
-          <w:sz w:val="22"/>
-          <w:szCs w:val="22"/>
-        </w:rPr>
-        <w:t xml:space="preserve">to round a number we use the function </w:t>
+      <w:proofErr w:type="gramStart"/>
+      <w:r>
+        <w:rPr>
+          <w:color w:val="000000" w:themeColor="text1"/>
+          <w:sz w:val="22"/>
+          <w:szCs w:val="22"/>
+        </w:rPr>
+        <w:t>to</w:t>
+      </w:r>
+      <w:proofErr w:type="gramEnd"/>
+      <w:r>
+        <w:rPr>
+          <w:color w:val="000000" w:themeColor="text1"/>
+          <w:sz w:val="22"/>
+          <w:szCs w:val="22"/>
+        </w:rPr>
+        <w:t xml:space="preserve"> round a </w:t>
+      </w:r>
+      <w:proofErr w:type="gramStart"/>
+      <w:r>
+        <w:rPr>
+          <w:color w:val="000000" w:themeColor="text1"/>
+          <w:sz w:val="22"/>
+          <w:szCs w:val="22"/>
+        </w:rPr>
+        <w:t>number</w:t>
+      </w:r>
+      <w:proofErr w:type="gramEnd"/>
+      <w:r>
+        <w:rPr>
+          <w:color w:val="000000" w:themeColor="text1"/>
+          <w:sz w:val="22"/>
+          <w:szCs w:val="22"/>
+        </w:rPr>
+        <w:t xml:space="preserve"> we use the </w:t>
+      </w:r>
+      <w:proofErr w:type="gramStart"/>
+      <w:r>
+        <w:rPr>
+          <w:color w:val="000000" w:themeColor="text1"/>
+          <w:sz w:val="22"/>
+          <w:szCs w:val="22"/>
+        </w:rPr>
+        <w:t>function</w:t>
+      </w:r>
+      <w:proofErr w:type="gramEnd"/>
+      <w:r>
+        <w:rPr>
+          <w:color w:val="000000" w:themeColor="text1"/>
+          <w:sz w:val="22"/>
+          <w:szCs w:val="22"/>
+        </w:rPr>
+        <w:t xml:space="preserve"> </w:t>
       </w:r>
       <w:proofErr w:type="spellStart"/>
       <w:r>
         <w:rPr>
-          <w:color w:val="000000" w:themeColor="text1"/>
+          <w:color w:val="EE0000"/>
           <w:sz w:val="22"/>
           <w:szCs w:val="22"/>
         </w:rPr>
@@ -201,19 +308,19 @@
       <w:proofErr w:type="spellEnd"/>
       <w:r>
         <w:rPr>
-          <w:color w:val="000000" w:themeColor="text1"/>
-          <w:sz w:val="22"/>
-          <w:szCs w:val="22"/>
-        </w:rPr>
-        <w:t>(number);</w:t>
-      </w:r>
-      <w:r>
-        <w:rPr>
-          <w:color w:val="000000" w:themeColor="text1"/>
-          <w:sz w:val="22"/>
-          <w:szCs w:val="22"/>
-        </w:rPr>
-        <w:t xml:space="preserve"> it rounds normally, to round up we use </w:t>
+          <w:color w:val="EE0000"/>
+          <w:sz w:val="22"/>
+          <w:szCs w:val="22"/>
+        </w:rPr>
+        <w:t xml:space="preserve">(number); </w:t>
+      </w:r>
+      <w:r>
+        <w:rPr>
+          <w:color w:val="000000" w:themeColor="text1"/>
+          <w:sz w:val="22"/>
+          <w:szCs w:val="22"/>
+        </w:rPr>
+        <w:t xml:space="preserve">it rounds normally, to round up we use </w:t>
       </w:r>
       <w:proofErr w:type="spellStart"/>
       <w:r>
@@ -236,7 +343,7 @@
       <w:proofErr w:type="spellStart"/>
       <w:r>
         <w:rPr>
-          <w:color w:val="000000" w:themeColor="text1"/>
+          <w:color w:val="EE0000"/>
           <w:sz w:val="22"/>
           <w:szCs w:val="22"/>
         </w:rPr>
@@ -245,7 +352,7 @@
       <w:proofErr w:type="spellEnd"/>
       <w:r>
         <w:rPr>
-          <w:color w:val="000000" w:themeColor="text1"/>
+          <w:color w:val="EE0000"/>
           <w:sz w:val="22"/>
           <w:szCs w:val="22"/>
         </w:rPr>
@@ -265,13 +372,59 @@
           <w:szCs w:val="22"/>
         </w:rPr>
       </w:pPr>
-      <w:r>
-        <w:rPr>
-          <w:color w:val="000000" w:themeColor="text1"/>
-          <w:sz w:val="22"/>
-          <w:szCs w:val="22"/>
-        </w:rPr>
-        <w:t>even when we round a number we should do so in cents, we only convert to normal numbers ones we are ready to display the result.</w:t>
+      <w:proofErr w:type="gramStart"/>
+      <w:r>
+        <w:rPr>
+          <w:color w:val="000000" w:themeColor="text1"/>
+          <w:sz w:val="22"/>
+          <w:szCs w:val="22"/>
+        </w:rPr>
+        <w:t>even</w:t>
+      </w:r>
+      <w:proofErr w:type="gramEnd"/>
+      <w:r>
+        <w:rPr>
+          <w:color w:val="000000" w:themeColor="text1"/>
+          <w:sz w:val="22"/>
+          <w:szCs w:val="22"/>
+        </w:rPr>
+        <w:t xml:space="preserve"> when we round a </w:t>
+      </w:r>
+      <w:proofErr w:type="gramStart"/>
+      <w:r>
+        <w:rPr>
+          <w:color w:val="000000" w:themeColor="text1"/>
+          <w:sz w:val="22"/>
+          <w:szCs w:val="22"/>
+        </w:rPr>
+        <w:t>number</w:t>
+      </w:r>
+      <w:proofErr w:type="gramEnd"/>
+      <w:r>
+        <w:rPr>
+          <w:color w:val="000000" w:themeColor="text1"/>
+          <w:sz w:val="22"/>
+          <w:szCs w:val="22"/>
+        </w:rPr>
+        <w:t xml:space="preserve"> we should do so in cents, we only convert to normal </w:t>
+      </w:r>
+      <w:proofErr w:type="gramStart"/>
+      <w:r>
+        <w:rPr>
+          <w:color w:val="000000" w:themeColor="text1"/>
+          <w:sz w:val="22"/>
+          <w:szCs w:val="22"/>
+        </w:rPr>
+        <w:t>numbers</w:t>
+      </w:r>
+      <w:proofErr w:type="gramEnd"/>
+      <w:r>
+        <w:rPr>
+          <w:color w:val="000000" w:themeColor="text1"/>
+          <w:sz w:val="22"/>
+          <w:szCs w:val="22"/>
+        </w:rPr>
+        <w:t xml:space="preserve"> ones we are ready to display the result.</w:t>
       </w:r>
     </w:p>
     <w:p>
@@ -296,15 +449,17 @@
         <w:t xml:space="preserve">We can check the type of a variable, object, or array using the </w:t>
       </w:r>
       <w:proofErr w:type="spellStart"/>
-      <w:r>
-        <w:rPr>
-          <w:color w:val="000000" w:themeColor="text1"/>
+      <w:proofErr w:type="gramStart"/>
+      <w:r>
+        <w:rPr>
+          <w:color w:val="EE0000"/>
           <w:sz w:val="22"/>
           <w:szCs w:val="22"/>
         </w:rPr>
         <w:t>typeof</w:t>
       </w:r>
       <w:proofErr w:type="spellEnd"/>
+      <w:proofErr w:type="gramEnd"/>
       <w:r>
         <w:rPr>
           <w:color w:val="000000" w:themeColor="text1"/>
@@ -373,7 +528,15 @@
           <w:sz w:val="22"/>
           <w:szCs w:val="22"/>
         </w:rPr>
-        <w:t xml:space="preserve"> will type cast all the elements into strings so “5” + 3 will be 53, the same with 3 + “5”</w:t>
+        <w:t xml:space="preserve"> will type cast all the elements into strings so </w:t>
+      </w:r>
+      <w:r>
+        <w:rPr>
+          <w:color w:val="EE0000"/>
+          <w:sz w:val="22"/>
+          <w:szCs w:val="22"/>
+        </w:rPr>
+        <w:t>“5” + 3 will be 53, the same with 3 + “5”</w:t>
       </w:r>
     </w:p>
     <w:p>
@@ -391,7 +554,7 @@
       </w:pPr>
       <w:r>
         <w:rPr>
-          <w:color w:val="000000" w:themeColor="text1"/>
+          <w:color w:val="EE0000"/>
           <w:sz w:val="22"/>
           <w:szCs w:val="22"/>
         </w:rPr>
@@ -403,7 +566,15 @@
           <w:sz w:val="22"/>
           <w:szCs w:val="22"/>
         </w:rPr>
-        <w:t xml:space="preserve"> to include a variable inside a print the print should be of type ``</w:t>
+        <w:t xml:space="preserve"> to include a variable inside a print the print should be of type</w:t>
+      </w:r>
+      <w:r>
+        <w:rPr>
+          <w:color w:val="EE0000"/>
+          <w:sz w:val="22"/>
+          <w:szCs w:val="22"/>
+        </w:rPr>
+        <w:t xml:space="preserve"> ``</w:t>
       </w:r>
     </w:p>
     <w:p>
@@ -453,11 +624,19 @@
       </w:pPr>
       <w:r>
         <w:rPr>
-          <w:color w:val="000000" w:themeColor="text1"/>
-          <w:sz w:val="22"/>
-          <w:szCs w:val="22"/>
-        </w:rPr>
-        <w:t xml:space="preserve">Onclick is an event handler for the event of clicking. It runs </w:t>
+          <w:color w:val="EE0000"/>
+          <w:sz w:val="22"/>
+          <w:szCs w:val="22"/>
+        </w:rPr>
+        <w:t>Onclick</w:t>
+      </w:r>
+      <w:r>
+        <w:rPr>
+          <w:color w:val="000000" w:themeColor="text1"/>
+          <w:sz w:val="22"/>
+          <w:szCs w:val="22"/>
+        </w:rPr>
+        <w:t xml:space="preserve"> is an event handler for the event of clicking. It runs </w:t>
       </w:r>
       <w:proofErr w:type="spellStart"/>
       <w:r>
@@ -493,7 +672,41 @@
           <w:sz w:val="22"/>
           <w:szCs w:val="22"/>
         </w:rPr>
-        <w:t xml:space="preserve"> code directly on the onclick or we can store it into a function that gets called.</w:t>
+        <w:t xml:space="preserve"> code directly on the </w:t>
+      </w:r>
+      <w:r>
+        <w:rPr>
+          <w:color w:val="EE0000"/>
+          <w:sz w:val="22"/>
+          <w:szCs w:val="22"/>
+        </w:rPr>
+        <w:t>onclick</w:t>
+      </w:r>
+      <w:r>
+        <w:rPr>
+          <w:color w:val="000000" w:themeColor="text1"/>
+          <w:sz w:val="22"/>
+          <w:szCs w:val="22"/>
+        </w:rPr>
+        <w:t xml:space="preserve"> or we can store it </w:t>
+      </w:r>
+      <w:proofErr w:type="gramStart"/>
+      <w:r>
+        <w:rPr>
+          <w:color w:val="000000" w:themeColor="text1"/>
+          <w:sz w:val="22"/>
+          <w:szCs w:val="22"/>
+        </w:rPr>
+        <w:t>into</w:t>
+      </w:r>
+      <w:proofErr w:type="gramEnd"/>
+      <w:r>
+        <w:rPr>
+          <w:color w:val="000000" w:themeColor="text1"/>
+          <w:sz w:val="22"/>
+          <w:szCs w:val="22"/>
+        </w:rPr>
+        <w:t xml:space="preserve"> a function that gets called.</w:t>
       </w:r>
     </w:p>
     <w:p>
@@ -584,7 +797,23 @@
           <w:sz w:val="22"/>
           <w:szCs w:val="22"/>
         </w:rPr>
-        <w:t xml:space="preserve">Has addition, subtraction, power using **, and follows the math operation </w:t>
+        <w:t xml:space="preserve">Has addition, subtraction, power using </w:t>
+      </w:r>
+      <w:r>
+        <w:rPr>
+          <w:color w:val="EE0000"/>
+          <w:sz w:val="22"/>
+          <w:szCs w:val="22"/>
+        </w:rPr>
+        <w:t>**,</w:t>
+      </w:r>
+      <w:r>
+        <w:rPr>
+          <w:color w:val="000000" w:themeColor="text1"/>
+          <w:sz w:val="22"/>
+          <w:szCs w:val="22"/>
+        </w:rPr>
+        <w:t xml:space="preserve"> and follows the math operation </w:t>
       </w:r>
       <w:proofErr w:type="spellStart"/>
       <w:r>
@@ -629,7 +858,7 @@
       <w:proofErr w:type="spellStart"/>
       <w:r>
         <w:rPr>
-          <w:color w:val="000000" w:themeColor="text1"/>
+          <w:color w:val="EE0000"/>
           <w:sz w:val="22"/>
           <w:szCs w:val="22"/>
         </w:rPr>
@@ -638,19 +867,28 @@
       <w:proofErr w:type="spellEnd"/>
       <w:r>
         <w:rPr>
-          <w:color w:val="000000" w:themeColor="text1"/>
-          <w:sz w:val="22"/>
-          <w:szCs w:val="22"/>
-        </w:rPr>
-        <w:t>() and other mathematical functions.</w:t>
+          <w:color w:val="EE0000"/>
+          <w:sz w:val="22"/>
+          <w:szCs w:val="22"/>
+        </w:rPr>
+        <w:t xml:space="preserve">() </w:t>
+      </w:r>
+      <w:r>
+        <w:rPr>
+          <w:color w:val="000000" w:themeColor="text1"/>
+          <w:sz w:val="22"/>
+          <w:szCs w:val="22"/>
+        </w:rPr>
+        <w:t>and other mathematical functions.</w:t>
       </w:r>
       <w:r>
         <w:t xml:space="preserve"> </w:t>
       </w:r>
       <w:proofErr w:type="spellStart"/>
-      <w:r>
-        <w:rPr>
-          <w:color w:val="000000" w:themeColor="text1"/>
+      <w:proofErr w:type="gramStart"/>
+      <w:r>
+        <w:rPr>
+          <w:color w:val="EE0000"/>
           <w:sz w:val="22"/>
           <w:szCs w:val="22"/>
         </w:rPr>
@@ -659,7 +897,158 @@
       <w:proofErr w:type="spellEnd"/>
       <w:r>
         <w:rPr>
-          <w:color w:val="000000" w:themeColor="text1"/>
+          <w:color w:val="EE0000"/>
+          <w:sz w:val="22"/>
+          <w:szCs w:val="22"/>
+        </w:rPr>
+        <w:t>(</w:t>
+      </w:r>
+      <w:proofErr w:type="gramEnd"/>
+      <w:r>
+        <w:rPr>
+          <w:color w:val="EE0000"/>
+          <w:sz w:val="22"/>
+          <w:szCs w:val="22"/>
+        </w:rPr>
+        <w:t xml:space="preserve">), </w:t>
+      </w:r>
+      <w:proofErr w:type="spellStart"/>
+      <w:r>
+        <w:rPr>
+          <w:color w:val="EE0000"/>
+          <w:sz w:val="22"/>
+          <w:szCs w:val="22"/>
+        </w:rPr>
+        <w:t>Math.sqrt</w:t>
+      </w:r>
+      <w:proofErr w:type="spellEnd"/>
+      <w:r>
+        <w:rPr>
+          <w:color w:val="EE0000"/>
+          <w:sz w:val="22"/>
+          <w:szCs w:val="22"/>
+        </w:rPr>
+        <w:t>(),</w:t>
+      </w:r>
+      <w:r>
+        <w:rPr>
+          <w:color w:val="000000" w:themeColor="text1"/>
+          <w:sz w:val="22"/>
+          <w:szCs w:val="22"/>
+        </w:rPr>
+        <w:t xml:space="preserve"> </w:t>
+      </w:r>
+      <w:proofErr w:type="spellStart"/>
+      <w:proofErr w:type="gramStart"/>
+      <w:r>
+        <w:rPr>
+          <w:color w:val="EE0000"/>
+          <w:sz w:val="22"/>
+          <w:szCs w:val="22"/>
+        </w:rPr>
+        <w:t>Math.pow</w:t>
+      </w:r>
+      <w:proofErr w:type="spellEnd"/>
+      <w:r>
+        <w:rPr>
+          <w:color w:val="EE0000"/>
+          <w:sz w:val="22"/>
+          <w:szCs w:val="22"/>
+        </w:rPr>
+        <w:t>(</w:t>
+      </w:r>
+      <w:proofErr w:type="gramEnd"/>
+      <w:r>
+        <w:rPr>
+          <w:color w:val="EE0000"/>
+          <w:sz w:val="22"/>
+          <w:szCs w:val="22"/>
+        </w:rPr>
+        <w:t xml:space="preserve">), </w:t>
+      </w:r>
+      <w:proofErr w:type="spellStart"/>
+      <w:proofErr w:type="gramStart"/>
+      <w:r>
+        <w:rPr>
+          <w:color w:val="EE0000"/>
+          <w:sz w:val="22"/>
+          <w:szCs w:val="22"/>
+        </w:rPr>
+        <w:t>Math.max</w:t>
+      </w:r>
+      <w:proofErr w:type="spellEnd"/>
+      <w:r>
+        <w:rPr>
+          <w:color w:val="EE0000"/>
+          <w:sz w:val="22"/>
+          <w:szCs w:val="22"/>
+        </w:rPr>
+        <w:t>(</w:t>
+      </w:r>
+      <w:proofErr w:type="gramEnd"/>
+      <w:r>
+        <w:rPr>
+          <w:color w:val="EE0000"/>
+          <w:sz w:val="22"/>
+          <w:szCs w:val="22"/>
+        </w:rPr>
+        <w:t xml:space="preserve">), </w:t>
+      </w:r>
+      <w:proofErr w:type="spellStart"/>
+      <w:proofErr w:type="gramStart"/>
+      <w:r>
+        <w:rPr>
+          <w:color w:val="EE0000"/>
+          <w:sz w:val="22"/>
+          <w:szCs w:val="22"/>
+        </w:rPr>
+        <w:t>Math.min</w:t>
+      </w:r>
+      <w:proofErr w:type="spellEnd"/>
+      <w:r>
+        <w:rPr>
+          <w:color w:val="EE0000"/>
+          <w:sz w:val="22"/>
+          <w:szCs w:val="22"/>
+        </w:rPr>
+        <w:t>(</w:t>
+      </w:r>
+      <w:proofErr w:type="gramEnd"/>
+      <w:r>
+        <w:rPr>
+          <w:color w:val="EE0000"/>
+          <w:sz w:val="22"/>
+          <w:szCs w:val="22"/>
+        </w:rPr>
+        <w:t>)</w:t>
+      </w:r>
+    </w:p>
+    <w:p>
+      <w:pPr>
+        <w:pStyle w:val="ListParagraph"/>
+        <w:numPr>
+          <w:ilvl w:val="0"/>
+          <w:numId w:val="2"/>
+        </w:numPr>
+        <w:rPr>
+          <w:color w:val="000000" w:themeColor="text1"/>
+          <w:sz w:val="22"/>
+          <w:szCs w:val="22"/>
+        </w:rPr>
+      </w:pPr>
+      <w:proofErr w:type="spellStart"/>
+      <w:r>
+        <w:rPr>
+          <w:color w:val="EE0000"/>
+          <w:sz w:val="22"/>
+          <w:szCs w:val="22"/>
+        </w:rPr>
+        <w:t>Math.random</w:t>
+      </w:r>
+      <w:proofErr w:type="spellEnd"/>
+      <w:r>
+        <w:rPr>
+          <w:color w:val="EE0000"/>
           <w:sz w:val="22"/>
           <w:szCs w:val="22"/>
         </w:rPr>
@@ -671,193 +1060,91 @@
           <w:sz w:val="22"/>
           <w:szCs w:val="22"/>
         </w:rPr>
-        <w:t xml:space="preserve">, </w:t>
+        <w:t xml:space="preserve"> returns a number between 0-1 including the 0 but not the 1</w:t>
+      </w:r>
+    </w:p>
+    <w:p>
+      <w:pPr>
+        <w:pStyle w:val="ListParagraph"/>
+        <w:numPr>
+          <w:ilvl w:val="0"/>
+          <w:numId w:val="2"/>
+        </w:numPr>
+        <w:rPr>
+          <w:color w:val="000000" w:themeColor="text1"/>
+          <w:sz w:val="22"/>
+          <w:szCs w:val="22"/>
+        </w:rPr>
+      </w:pPr>
+      <w:r>
+        <w:rPr>
+          <w:color w:val="000000" w:themeColor="text1"/>
+          <w:sz w:val="22"/>
+          <w:szCs w:val="22"/>
+        </w:rPr>
+        <w:t xml:space="preserve">We have </w:t>
       </w:r>
       <w:proofErr w:type="spellStart"/>
-      <w:r>
-        <w:rPr>
-          <w:color w:val="000000" w:themeColor="text1"/>
-          <w:sz w:val="22"/>
-          <w:szCs w:val="22"/>
-        </w:rPr>
-        <w:t>Math.sqrt</w:t>
+      <w:proofErr w:type="gramStart"/>
+      <w:r>
+        <w:rPr>
+          <w:color w:val="EE0000"/>
+          <w:sz w:val="22"/>
+          <w:szCs w:val="22"/>
+        </w:rPr>
+        <w:t>BigInt</w:t>
       </w:r>
       <w:proofErr w:type="spellEnd"/>
       <w:r>
         <w:rPr>
-          <w:color w:val="000000" w:themeColor="text1"/>
-          <w:sz w:val="22"/>
-          <w:szCs w:val="22"/>
-        </w:rPr>
-        <w:t>(),</w:t>
-      </w:r>
-      <w:r>
-        <w:rPr>
-          <w:color w:val="000000" w:themeColor="text1"/>
+          <w:color w:val="EE0000"/>
+          <w:sz w:val="22"/>
+          <w:szCs w:val="22"/>
+        </w:rPr>
+        <w:t>(</w:t>
+      </w:r>
+      <w:proofErr w:type="gramEnd"/>
+      <w:r>
+        <w:rPr>
+          <w:color w:val="EE0000"/>
+          <w:sz w:val="22"/>
+          <w:szCs w:val="22"/>
+        </w:rPr>
+        <w:t>)</w:t>
+      </w:r>
+      <w:r>
+        <w:rPr>
+          <w:color w:val="000000" w:themeColor="text1"/>
+          <w:sz w:val="22"/>
+          <w:szCs w:val="22"/>
+        </w:rPr>
+        <w:t xml:space="preserve"> datatype, that we can use for huge numerical values and it ends with n so 13423423532523532n is a big integer and can be only operated on with other </w:t>
+      </w:r>
+      <w:proofErr w:type="spellStart"/>
+      <w:r>
+        <w:rPr>
+          <w:color w:val="EE0000"/>
+          <w:sz w:val="22"/>
+          <w:szCs w:val="22"/>
+        </w:rPr>
+        <w:t>Bigint</w:t>
+      </w:r>
+      <w:proofErr w:type="spellEnd"/>
+      <w:r>
+        <w:rPr>
+          <w:color w:val="EE0000"/>
           <w:sz w:val="22"/>
           <w:szCs w:val="22"/>
         </w:rPr>
         <w:t xml:space="preserve"> </w:t>
       </w:r>
-      <w:proofErr w:type="spellStart"/>
-      <w:r>
-        <w:rPr>
-          <w:color w:val="000000" w:themeColor="text1"/>
-          <w:sz w:val="22"/>
-          <w:szCs w:val="22"/>
-        </w:rPr>
-        <w:t>Math.pow</w:t>
-      </w:r>
-      <w:proofErr w:type="spellEnd"/>
-      <w:r>
-        <w:rPr>
-          <w:color w:val="000000" w:themeColor="text1"/>
-          <w:sz w:val="22"/>
-          <w:szCs w:val="22"/>
-        </w:rPr>
-        <w:t>(),</w:t>
-      </w:r>
-      <w:r>
-        <w:rPr>
-          <w:color w:val="000000" w:themeColor="text1"/>
-          <w:sz w:val="22"/>
-          <w:szCs w:val="22"/>
-        </w:rPr>
-        <w:t xml:space="preserve"> </w:t>
-      </w:r>
-      <w:proofErr w:type="spellStart"/>
-      <w:r>
-        <w:rPr>
-          <w:color w:val="000000" w:themeColor="text1"/>
-          <w:sz w:val="22"/>
-          <w:szCs w:val="22"/>
-        </w:rPr>
-        <w:t>Math.max</w:t>
-      </w:r>
-      <w:proofErr w:type="spellEnd"/>
-      <w:r>
-        <w:rPr>
-          <w:color w:val="000000" w:themeColor="text1"/>
-          <w:sz w:val="22"/>
-          <w:szCs w:val="22"/>
-        </w:rPr>
-        <w:t>(),</w:t>
-      </w:r>
-      <w:r>
-        <w:rPr>
-          <w:color w:val="000000" w:themeColor="text1"/>
-          <w:sz w:val="22"/>
-          <w:szCs w:val="22"/>
-        </w:rPr>
-        <w:t xml:space="preserve"> </w:t>
-      </w:r>
-      <w:proofErr w:type="spellStart"/>
-      <w:r>
-        <w:rPr>
-          <w:color w:val="000000" w:themeColor="text1"/>
-          <w:sz w:val="22"/>
-          <w:szCs w:val="22"/>
-        </w:rPr>
-        <w:t>Math.min</w:t>
-      </w:r>
-      <w:proofErr w:type="spellEnd"/>
-      <w:r>
-        <w:rPr>
-          <w:color w:val="000000" w:themeColor="text1"/>
-          <w:sz w:val="22"/>
-          <w:szCs w:val="22"/>
-        </w:rPr>
-        <w:t>()</w:t>
-      </w:r>
-    </w:p>
-    <w:p>
-      <w:pPr>
-        <w:pStyle w:val="ListParagraph"/>
-        <w:numPr>
-          <w:ilvl w:val="0"/>
-          <w:numId w:val="2"/>
-        </w:numPr>
-        <w:rPr>
-          <w:color w:val="000000" w:themeColor="text1"/>
-          <w:sz w:val="22"/>
-          <w:szCs w:val="22"/>
-        </w:rPr>
-      </w:pPr>
-      <w:proofErr w:type="spellStart"/>
-      <w:r>
-        <w:rPr>
-          <w:color w:val="000000" w:themeColor="text1"/>
-          <w:sz w:val="22"/>
-          <w:szCs w:val="22"/>
-        </w:rPr>
-        <w:t>Math.random</w:t>
-      </w:r>
-      <w:proofErr w:type="spellEnd"/>
-      <w:r>
-        <w:rPr>
-          <w:color w:val="000000" w:themeColor="text1"/>
-          <w:sz w:val="22"/>
-          <w:szCs w:val="22"/>
-        </w:rPr>
-        <w:t>() returns a number between 0-1 including the 0 but not the 1</w:t>
-      </w:r>
-    </w:p>
-    <w:p>
-      <w:pPr>
-        <w:pStyle w:val="ListParagraph"/>
-        <w:numPr>
-          <w:ilvl w:val="0"/>
-          <w:numId w:val="2"/>
-        </w:numPr>
-        <w:rPr>
-          <w:color w:val="000000" w:themeColor="text1"/>
-          <w:sz w:val="22"/>
-          <w:szCs w:val="22"/>
-        </w:rPr>
-      </w:pPr>
-      <w:r>
-        <w:rPr>
-          <w:color w:val="000000" w:themeColor="text1"/>
-          <w:sz w:val="22"/>
-          <w:szCs w:val="22"/>
-        </w:rPr>
-        <w:t xml:space="preserve">We have </w:t>
-      </w:r>
-      <w:proofErr w:type="spellStart"/>
-      <w:r>
-        <w:rPr>
-          <w:color w:val="000000" w:themeColor="text1"/>
-          <w:sz w:val="22"/>
-          <w:szCs w:val="22"/>
-        </w:rPr>
-        <w:t>BigInt</w:t>
-      </w:r>
-      <w:proofErr w:type="spellEnd"/>
-      <w:r>
-        <w:rPr>
-          <w:color w:val="000000" w:themeColor="text1"/>
-          <w:sz w:val="22"/>
-          <w:szCs w:val="22"/>
-        </w:rPr>
-        <w:t xml:space="preserve">() datatype, that we can use for huge numerical values and it ends with n so 13423423532523532n is a big integer and can be only operated on with other </w:t>
-      </w:r>
-      <w:proofErr w:type="spellStart"/>
-      <w:r>
-        <w:rPr>
-          <w:color w:val="000000" w:themeColor="text1"/>
-          <w:sz w:val="22"/>
-          <w:szCs w:val="22"/>
-        </w:rPr>
-        <w:t>Bigint</w:t>
-      </w:r>
-      <w:proofErr w:type="spellEnd"/>
-      <w:r>
-        <w:rPr>
-          <w:color w:val="000000" w:themeColor="text1"/>
-          <w:sz w:val="22"/>
-          <w:szCs w:val="22"/>
-        </w:rPr>
-        <w:t xml:space="preserve"> variables</w:t>
+      <w:r>
+        <w:rPr>
+          <w:color w:val="000000" w:themeColor="text1"/>
+          <w:sz w:val="22"/>
+          <w:szCs w:val="22"/>
+        </w:rPr>
+        <w:t>variables</w:t>
       </w:r>
     </w:p>
     <w:p>
@@ -903,19 +1190,45 @@
       </w:pPr>
       <w:r>
         <w:rPr>
-          <w:color w:val="000000" w:themeColor="text1"/>
-          <w:sz w:val="22"/>
-          <w:szCs w:val="22"/>
-        </w:rPr>
-        <w:t>${} can contain expressions</w:t>
-      </w:r>
-      <w:r>
-        <w:rPr>
-          <w:color w:val="000000" w:themeColor="text1"/>
-          <w:sz w:val="22"/>
-          <w:szCs w:val="22"/>
-        </w:rPr>
-        <w:t>. For example a mathematical operation.</w:t>
+          <w:color w:val="EE0000"/>
+          <w:sz w:val="22"/>
+          <w:szCs w:val="22"/>
+        </w:rPr>
+        <w:t xml:space="preserve">${} </w:t>
+      </w:r>
+      <w:r>
+        <w:rPr>
+          <w:color w:val="000000" w:themeColor="text1"/>
+          <w:sz w:val="22"/>
+          <w:szCs w:val="22"/>
+        </w:rPr>
+        <w:t>can contain expressions</w:t>
+      </w:r>
+      <w:r>
+        <w:rPr>
+          <w:color w:val="000000" w:themeColor="text1"/>
+          <w:sz w:val="22"/>
+          <w:szCs w:val="22"/>
+        </w:rPr>
+        <w:t xml:space="preserve">. For </w:t>
+      </w:r>
+      <w:proofErr w:type="gramStart"/>
+      <w:r>
+        <w:rPr>
+          <w:color w:val="000000" w:themeColor="text1"/>
+          <w:sz w:val="22"/>
+          <w:szCs w:val="22"/>
+        </w:rPr>
+        <w:t>example</w:t>
+      </w:r>
+      <w:proofErr w:type="gramEnd"/>
+      <w:r>
+        <w:rPr>
+          <w:color w:val="000000" w:themeColor="text1"/>
+          <w:sz w:val="22"/>
+          <w:szCs w:val="22"/>
+        </w:rPr>
+        <w:t xml:space="preserve"> a mathematical operation.</w:t>
       </w:r>
     </w:p>
     <w:p>
@@ -937,7 +1250,25 @@
           <w:sz w:val="22"/>
           <w:szCs w:val="22"/>
         </w:rPr>
-        <w:t>String concatenation works the same is in Java.</w:t>
+        <w:t xml:space="preserve">String concatenation works the </w:t>
+      </w:r>
+      <w:proofErr w:type="gramStart"/>
+      <w:r>
+        <w:rPr>
+          <w:color w:val="000000" w:themeColor="text1"/>
+          <w:sz w:val="22"/>
+          <w:szCs w:val="22"/>
+        </w:rPr>
+        <w:t>same is</w:t>
+      </w:r>
+      <w:proofErr w:type="gramEnd"/>
+      <w:r>
+        <w:rPr>
+          <w:color w:val="000000" w:themeColor="text1"/>
+          <w:sz w:val="22"/>
+          <w:szCs w:val="22"/>
+        </w:rPr>
+        <w:t xml:space="preserve"> in Java.</w:t>
       </w:r>
     </w:p>
     <w:p>
@@ -959,7 +1290,34 @@
           <w:sz w:val="22"/>
           <w:szCs w:val="22"/>
         </w:rPr>
-        <w:t>We can check the string length by using .length on it.</w:t>
+        <w:lastRenderedPageBreak/>
+        <w:t xml:space="preserve">We can check the string length </w:t>
+      </w:r>
+      <w:r>
+        <w:rPr>
+          <w:color w:val="EE0000"/>
+          <w:sz w:val="22"/>
+          <w:szCs w:val="22"/>
+        </w:rPr>
+        <w:t xml:space="preserve">by </w:t>
+      </w:r>
+      <w:proofErr w:type="gramStart"/>
+      <w:r>
+        <w:rPr>
+          <w:color w:val="EE0000"/>
+          <w:sz w:val="22"/>
+          <w:szCs w:val="22"/>
+        </w:rPr>
+        <w:t>using .length</w:t>
+      </w:r>
+      <w:proofErr w:type="gramEnd"/>
+      <w:r>
+        <w:rPr>
+          <w:color w:val="000000" w:themeColor="text1"/>
+          <w:sz w:val="22"/>
+          <w:szCs w:val="22"/>
+        </w:rPr>
+        <w:t xml:space="preserve"> on it.</w:t>
       </w:r>
     </w:p>
     <w:p>
@@ -1003,7 +1361,6 @@
           <w:sz w:val="22"/>
           <w:szCs w:val="22"/>
         </w:rPr>
-        <w:lastRenderedPageBreak/>
         <w:t>Strings are immutable, we cannot change a single character inside a string</w:t>
       </w:r>
     </w:p>
@@ -1021,9 +1378,10 @@
         </w:rPr>
       </w:pPr>
       <w:proofErr w:type="spellStart"/>
-      <w:r>
-        <w:rPr>
-          <w:color w:val="000000" w:themeColor="text1"/>
+      <w:proofErr w:type="gramStart"/>
+      <w:r>
+        <w:rPr>
+          <w:color w:val="EE0000"/>
           <w:sz w:val="22"/>
           <w:szCs w:val="22"/>
         </w:rPr>
@@ -1032,16 +1390,34 @@
       <w:proofErr w:type="spellEnd"/>
       <w:r>
         <w:rPr>
-          <w:color w:val="000000" w:themeColor="text1"/>
-          <w:sz w:val="22"/>
-          <w:szCs w:val="22"/>
-        </w:rPr>
-        <w:t xml:space="preserve">() and </w:t>
+          <w:color w:val="EE0000"/>
+          <w:sz w:val="22"/>
+          <w:szCs w:val="22"/>
+        </w:rPr>
+        <w:t>(</w:t>
+      </w:r>
+      <w:proofErr w:type="gramEnd"/>
+      <w:r>
+        <w:rPr>
+          <w:color w:val="EE0000"/>
+          <w:sz w:val="22"/>
+          <w:szCs w:val="22"/>
+        </w:rPr>
+        <w:t>)</w:t>
+      </w:r>
+      <w:r>
+        <w:rPr>
+          <w:color w:val="000000" w:themeColor="text1"/>
+          <w:sz w:val="22"/>
+          <w:szCs w:val="22"/>
+        </w:rPr>
+        <w:t xml:space="preserve"> and </w:t>
       </w:r>
       <w:proofErr w:type="spellStart"/>
-      <w:r>
-        <w:rPr>
-          <w:color w:val="000000" w:themeColor="text1"/>
+      <w:proofErr w:type="gramStart"/>
+      <w:r>
+        <w:rPr>
+          <w:color w:val="EE0000"/>
           <w:sz w:val="22"/>
           <w:szCs w:val="22"/>
         </w:rPr>
@@ -1050,11 +1426,54 @@
       <w:proofErr w:type="spellEnd"/>
       <w:r>
         <w:rPr>
-          <w:color w:val="000000" w:themeColor="text1"/>
-          <w:sz w:val="22"/>
-          <w:szCs w:val="22"/>
-        </w:rPr>
-        <w:t>() methods work the same as in Java, trim() is extremely useful in node.js</w:t>
+          <w:color w:val="EE0000"/>
+          <w:sz w:val="22"/>
+          <w:szCs w:val="22"/>
+        </w:rPr>
+        <w:t>(</w:t>
+      </w:r>
+      <w:proofErr w:type="gramEnd"/>
+      <w:r>
+        <w:rPr>
+          <w:color w:val="EE0000"/>
+          <w:sz w:val="22"/>
+          <w:szCs w:val="22"/>
+        </w:rPr>
+        <w:t>)</w:t>
+      </w:r>
+      <w:r>
+        <w:rPr>
+          <w:color w:val="000000" w:themeColor="text1"/>
+          <w:sz w:val="22"/>
+          <w:szCs w:val="22"/>
+        </w:rPr>
+        <w:t xml:space="preserve"> methods work the same as in Java, </w:t>
+      </w:r>
+      <w:proofErr w:type="gramStart"/>
+      <w:r>
+        <w:rPr>
+          <w:color w:val="EE0000"/>
+          <w:sz w:val="22"/>
+          <w:szCs w:val="22"/>
+        </w:rPr>
+        <w:t>trim(</w:t>
+      </w:r>
+      <w:proofErr w:type="gramEnd"/>
+      <w:r>
+        <w:rPr>
+          <w:color w:val="EE0000"/>
+          <w:sz w:val="22"/>
+          <w:szCs w:val="22"/>
+        </w:rPr>
+        <w:t>)</w:t>
+      </w:r>
+      <w:r>
+        <w:rPr>
+          <w:color w:val="000000" w:themeColor="text1"/>
+          <w:sz w:val="22"/>
+          <w:szCs w:val="22"/>
+        </w:rPr>
+        <w:t xml:space="preserve"> is extremely useful in node.js</w:t>
       </w:r>
     </w:p>
     <w:p>
@@ -1070,18 +1489,20 @@
           <w:szCs w:val="22"/>
         </w:rPr>
       </w:pPr>
-      <w:r>
-        <w:rPr>
-          <w:color w:val="000000" w:themeColor="text1"/>
+      <w:proofErr w:type="gramStart"/>
+      <w:r>
+        <w:rPr>
+          <w:color w:val="EE0000"/>
           <w:sz w:val="22"/>
           <w:szCs w:val="22"/>
         </w:rPr>
         <w:t>slice(</w:t>
       </w:r>
       <w:proofErr w:type="spellStart"/>
-      <w:r>
-        <w:rPr>
-          <w:color w:val="000000" w:themeColor="text1"/>
+      <w:proofErr w:type="gramEnd"/>
+      <w:r>
+        <w:rPr>
+          <w:color w:val="EE0000"/>
           <w:sz w:val="22"/>
           <w:szCs w:val="22"/>
         </w:rPr>
@@ -1090,7 +1511,7 @@
       <w:proofErr w:type="spellEnd"/>
       <w:r>
         <w:rPr>
-          <w:color w:val="000000" w:themeColor="text1"/>
+          <w:color w:val="EE0000"/>
           <w:sz w:val="22"/>
           <w:szCs w:val="22"/>
         </w:rPr>
@@ -1099,7 +1520,7 @@
       <w:proofErr w:type="spellStart"/>
       <w:r>
         <w:rPr>
-          <w:color w:val="000000" w:themeColor="text1"/>
+          <w:color w:val="EE0000"/>
           <w:sz w:val="22"/>
           <w:szCs w:val="22"/>
         </w:rPr>
@@ -1108,11 +1529,19 @@
       <w:proofErr w:type="spellEnd"/>
       <w:r>
         <w:rPr>
-          <w:color w:val="000000" w:themeColor="text1"/>
-          <w:sz w:val="22"/>
-          <w:szCs w:val="22"/>
-        </w:rPr>
-        <w:t>) this lets us extract a certain part of a string.</w:t>
+          <w:color w:val="EE0000"/>
+          <w:sz w:val="22"/>
+          <w:szCs w:val="22"/>
+        </w:rPr>
+        <w:t>)</w:t>
+      </w:r>
+      <w:r>
+        <w:rPr>
+          <w:color w:val="000000" w:themeColor="text1"/>
+          <w:sz w:val="22"/>
+          <w:szCs w:val="22"/>
+        </w:rPr>
+        <w:t xml:space="preserve"> this lets us extract a certain part of a string.</w:t>
       </w:r>
     </w:p>
     <w:p>
@@ -1128,13 +1557,49 @@
           <w:szCs w:val="22"/>
         </w:rPr>
       </w:pPr>
-      <w:r>
-        <w:rPr>
-          <w:color w:val="000000" w:themeColor="text1"/>
-          <w:sz w:val="22"/>
-          <w:szCs w:val="22"/>
-        </w:rPr>
-        <w:t>Split(,) splits the string into an array, that  will be split based on the passed character into a String array</w:t>
+      <w:proofErr w:type="gramStart"/>
+      <w:r>
+        <w:rPr>
+          <w:color w:val="EE0000"/>
+          <w:sz w:val="22"/>
+          <w:szCs w:val="22"/>
+        </w:rPr>
+        <w:t>Split(</w:t>
+      </w:r>
+      <w:proofErr w:type="gramEnd"/>
+      <w:r>
+        <w:rPr>
+          <w:color w:val="EE0000"/>
+          <w:sz w:val="22"/>
+          <w:szCs w:val="22"/>
+        </w:rPr>
+        <w:t>,)</w:t>
+      </w:r>
+      <w:r>
+        <w:rPr>
+          <w:color w:val="000000" w:themeColor="text1"/>
+          <w:sz w:val="22"/>
+          <w:szCs w:val="22"/>
+        </w:rPr>
+        <w:t xml:space="preserve"> splits the string into an array, </w:t>
+      </w:r>
+      <w:proofErr w:type="gramStart"/>
+      <w:r>
+        <w:rPr>
+          <w:color w:val="000000" w:themeColor="text1"/>
+          <w:sz w:val="22"/>
+          <w:szCs w:val="22"/>
+        </w:rPr>
+        <w:t>that  will</w:t>
+      </w:r>
+      <w:proofErr w:type="gramEnd"/>
+      <w:r>
+        <w:rPr>
+          <w:color w:val="000000" w:themeColor="text1"/>
+          <w:sz w:val="22"/>
+          <w:szCs w:val="22"/>
+        </w:rPr>
+        <w:t xml:space="preserve"> be split based on the passed character into a String array</w:t>
       </w:r>
     </w:p>
     <w:p>
@@ -1178,7 +1643,25 @@
           <w:sz w:val="22"/>
           <w:szCs w:val="22"/>
         </w:rPr>
-        <w:t xml:space="preserve">Using the backticks the new lines are actually newlines </w:t>
+        <w:t xml:space="preserve">Using the backticks the new lines are </w:t>
+      </w:r>
+      <w:proofErr w:type="gramStart"/>
+      <w:r>
+        <w:rPr>
+          <w:color w:val="000000" w:themeColor="text1"/>
+          <w:sz w:val="22"/>
+          <w:szCs w:val="22"/>
+        </w:rPr>
+        <w:t>actually newlines</w:t>
+      </w:r>
+      <w:proofErr w:type="gramEnd"/>
+      <w:r>
+        <w:rPr>
+          <w:color w:val="000000" w:themeColor="text1"/>
+          <w:sz w:val="22"/>
+          <w:szCs w:val="22"/>
+        </w:rPr>
+        <w:t xml:space="preserve"> </w:t>
       </w:r>
     </w:p>
     <w:p>
@@ -1264,11 +1747,63 @@
       </w:pPr>
       <w:r>
         <w:rPr>
-          <w:color w:val="000000" w:themeColor="text1"/>
-          <w:sz w:val="22"/>
-          <w:szCs w:val="22"/>
-        </w:rPr>
-        <w:t xml:space="preserve">== tries to convert the 2 variables into the same data type while === checks them at the </w:t>
+          <w:color w:val="EE0000"/>
+          <w:sz w:val="22"/>
+          <w:szCs w:val="22"/>
+        </w:rPr>
+        <w:t xml:space="preserve">== </w:t>
+      </w:r>
+      <w:proofErr w:type="gramStart"/>
+      <w:r>
+        <w:rPr>
+          <w:color w:val="000000" w:themeColor="text1"/>
+          <w:sz w:val="22"/>
+          <w:szCs w:val="22"/>
+        </w:rPr>
+        <w:t>tries</w:t>
+      </w:r>
+      <w:proofErr w:type="gramEnd"/>
+      <w:r>
+        <w:rPr>
+          <w:color w:val="000000" w:themeColor="text1"/>
+          <w:sz w:val="22"/>
+          <w:szCs w:val="22"/>
+        </w:rPr>
+        <w:t xml:space="preserve"> to convert the 2 variables into the same data type while </w:t>
+      </w:r>
+      <w:r>
+        <w:rPr>
+          <w:color w:val="EE0000"/>
+          <w:sz w:val="22"/>
+          <w:szCs w:val="22"/>
+        </w:rPr>
+        <w:t>===</w:t>
+      </w:r>
+      <w:r>
+        <w:rPr>
+          <w:color w:val="000000" w:themeColor="text1"/>
+          <w:sz w:val="22"/>
+          <w:szCs w:val="22"/>
+        </w:rPr>
+        <w:t xml:space="preserve"> </w:t>
+      </w:r>
+      <w:proofErr w:type="gramStart"/>
+      <w:r>
+        <w:rPr>
+          <w:color w:val="000000" w:themeColor="text1"/>
+          <w:sz w:val="22"/>
+          <w:szCs w:val="22"/>
+        </w:rPr>
+        <w:t>checks</w:t>
+      </w:r>
+      <w:proofErr w:type="gramEnd"/>
+      <w:r>
+        <w:rPr>
+          <w:color w:val="000000" w:themeColor="text1"/>
+          <w:sz w:val="22"/>
+          <w:szCs w:val="22"/>
+        </w:rPr>
+        <w:t xml:space="preserve"> them at the </w:t>
       </w:r>
     </w:p>
     <w:p>
@@ -1311,6 +1846,7 @@
         <w:t xml:space="preserve">In </w:t>
       </w:r>
       <w:proofErr w:type="spellStart"/>
+      <w:proofErr w:type="gramStart"/>
       <w:r>
         <w:rPr>
           <w:color w:val="000000" w:themeColor="text1"/>
@@ -1320,6 +1856,7 @@
         <w:t>javascript</w:t>
       </w:r>
       <w:proofErr w:type="spellEnd"/>
+      <w:proofErr w:type="gramEnd"/>
       <w:r>
         <w:rPr>
           <w:color w:val="000000" w:themeColor="text1"/>
@@ -1380,13 +1917,23 @@
         </w:rPr>
         <w:t xml:space="preserve">; </w:t>
       </w:r>
-      <w:r>
-        <w:rPr>
-          <w:color w:val="000000" w:themeColor="text1"/>
-          <w:sz w:val="22"/>
-          <w:szCs w:val="22"/>
-        </w:rPr>
-        <w:t xml:space="preserve">so a const variable </w:t>
+      <w:proofErr w:type="gramStart"/>
+      <w:r>
+        <w:rPr>
+          <w:color w:val="000000" w:themeColor="text1"/>
+          <w:sz w:val="22"/>
+          <w:szCs w:val="22"/>
+        </w:rPr>
+        <w:t>so</w:t>
+      </w:r>
+      <w:proofErr w:type="gramEnd"/>
+      <w:r>
+        <w:rPr>
+          <w:color w:val="000000" w:themeColor="text1"/>
+          <w:sz w:val="22"/>
+          <w:szCs w:val="22"/>
+        </w:rPr>
+        <w:t xml:space="preserve"> a const variable </w:t>
       </w:r>
       <w:proofErr w:type="spellStart"/>
       <w:r>
@@ -1495,7 +2042,23 @@
           <w:sz w:val="22"/>
           <w:szCs w:val="22"/>
         </w:rPr>
-        <w:t>Empty string which is “” is a false value.</w:t>
+        <w:t xml:space="preserve">Empty string which is </w:t>
+      </w:r>
+      <w:r>
+        <w:rPr>
+          <w:color w:val="EE0000"/>
+          <w:sz w:val="22"/>
+          <w:szCs w:val="22"/>
+        </w:rPr>
+        <w:t>“”</w:t>
+      </w:r>
+      <w:r>
+        <w:rPr>
+          <w:color w:val="000000" w:themeColor="text1"/>
+          <w:sz w:val="22"/>
+          <w:szCs w:val="22"/>
+        </w:rPr>
+        <w:t xml:space="preserve"> is a false value.</w:t>
       </w:r>
     </w:p>
     <w:p>
@@ -1514,7 +2077,7 @@
       <w:proofErr w:type="spellStart"/>
       <w:r>
         <w:rPr>
-          <w:color w:val="000000" w:themeColor="text1"/>
+          <w:color w:val="EE0000"/>
           <w:sz w:val="22"/>
           <w:szCs w:val="22"/>
         </w:rPr>
@@ -1545,11 +2108,19 @@
       </w:pPr>
       <w:r>
         <w:rPr>
-          <w:color w:val="000000" w:themeColor="text1"/>
-          <w:sz w:val="22"/>
-          <w:szCs w:val="22"/>
-        </w:rPr>
-        <w:t>Null which means we intentionally left no value inside.</w:t>
+          <w:color w:val="EE0000"/>
+          <w:sz w:val="22"/>
+          <w:szCs w:val="22"/>
+        </w:rPr>
+        <w:t>Null</w:t>
+      </w:r>
+      <w:r>
+        <w:rPr>
+          <w:color w:val="000000" w:themeColor="text1"/>
+          <w:sz w:val="22"/>
+          <w:szCs w:val="22"/>
+        </w:rPr>
+        <w:t xml:space="preserve"> which means we intentionally left no value inside.</w:t>
       </w:r>
     </w:p>
     <w:p>
@@ -1567,11 +2138,19 @@
       </w:pPr>
       <w:r>
         <w:rPr>
-          <w:color w:val="000000" w:themeColor="text1"/>
-          <w:sz w:val="22"/>
-          <w:szCs w:val="22"/>
-        </w:rPr>
-        <w:t>Undefined means no value has been assigned, happens when we declare a variable and don’t assign a value to it.</w:t>
+          <w:color w:val="EE0000"/>
+          <w:sz w:val="22"/>
+          <w:szCs w:val="22"/>
+        </w:rPr>
+        <w:t>Undefined</w:t>
+      </w:r>
+      <w:r>
+        <w:rPr>
+          <w:color w:val="000000" w:themeColor="text1"/>
+          <w:sz w:val="22"/>
+          <w:szCs w:val="22"/>
+        </w:rPr>
+        <w:t xml:space="preserve"> means no value has been assigned, happens when we declare a variable and don’t assign a value to it.</w:t>
       </w:r>
     </w:p>
     <w:p>
@@ -1597,11 +2176,47 @@
       </w:r>
       <w:r>
         <w:rPr>
-          <w:color w:val="000000" w:themeColor="text1"/>
-          <w:sz w:val="22"/>
-          <w:szCs w:val="22"/>
-        </w:rPr>
-        <w:t>let result = age &gt;= 18 ? "Adult" : "Minor";</w:t>
+          <w:color w:val="EE0000"/>
+          <w:sz w:val="22"/>
+          <w:szCs w:val="22"/>
+        </w:rPr>
+        <w:t xml:space="preserve">let result = age &gt;= </w:t>
+      </w:r>
+      <w:proofErr w:type="gramStart"/>
+      <w:r>
+        <w:rPr>
+          <w:color w:val="EE0000"/>
+          <w:sz w:val="22"/>
+          <w:szCs w:val="22"/>
+        </w:rPr>
+        <w:t>18 ?</w:t>
+      </w:r>
+      <w:proofErr w:type="gramEnd"/>
+      <w:r>
+        <w:rPr>
+          <w:color w:val="EE0000"/>
+          <w:sz w:val="22"/>
+          <w:szCs w:val="22"/>
+        </w:rPr>
+        <w:t xml:space="preserve"> "Adult</w:t>
+      </w:r>
+      <w:proofErr w:type="gramStart"/>
+      <w:r>
+        <w:rPr>
+          <w:color w:val="EE0000"/>
+          <w:sz w:val="22"/>
+          <w:szCs w:val="22"/>
+        </w:rPr>
+        <w:t>" :</w:t>
+      </w:r>
+      <w:proofErr w:type="gramEnd"/>
+      <w:r>
+        <w:rPr>
+          <w:color w:val="EE0000"/>
+          <w:sz w:val="22"/>
+          <w:szCs w:val="22"/>
+        </w:rPr>
+        <w:t xml:space="preserve"> "Minor";</w:t>
       </w:r>
     </w:p>
     <w:p>
@@ -1623,7 +2238,23 @@
           <w:sz w:val="22"/>
           <w:szCs w:val="22"/>
         </w:rPr>
-        <w:t xml:space="preserve">Guard operator &amp;&amp;.  </w:t>
+        <w:t xml:space="preserve">Guard operator </w:t>
+      </w:r>
+      <w:r>
+        <w:rPr>
+          <w:color w:val="EE0000"/>
+          <w:sz w:val="22"/>
+          <w:szCs w:val="22"/>
+        </w:rPr>
+        <w:t>&amp;&amp;</w:t>
+      </w:r>
+      <w:r>
+        <w:rPr>
+          <w:color w:val="000000" w:themeColor="text1"/>
+          <w:sz w:val="22"/>
+          <w:szCs w:val="22"/>
+        </w:rPr>
+        <w:t xml:space="preserve">.  </w:t>
       </w:r>
       <w:r>
         <w:rPr>
@@ -1646,14 +2277,14 @@
       <w:pPr>
         <w:pStyle w:val="ListParagraph"/>
         <w:rPr>
-          <w:color w:val="000000" w:themeColor="text1"/>
-          <w:sz w:val="22"/>
-          <w:szCs w:val="22"/>
-        </w:rPr>
-      </w:pPr>
-      <w:r>
-        <w:rPr>
-          <w:color w:val="000000" w:themeColor="text1"/>
+          <w:color w:val="EE0000"/>
+          <w:sz w:val="22"/>
+          <w:szCs w:val="22"/>
+        </w:rPr>
+      </w:pPr>
+      <w:r>
+        <w:rPr>
+          <w:color w:val="EE0000"/>
           <w:sz w:val="22"/>
           <w:szCs w:val="22"/>
         </w:rPr>
@@ -1662,7 +2293,7 @@
       <w:proofErr w:type="spellStart"/>
       <w:r>
         <w:rPr>
-          <w:color w:val="000000" w:themeColor="text1"/>
+          <w:color w:val="EE0000"/>
           <w:sz w:val="22"/>
           <w:szCs w:val="22"/>
         </w:rPr>
@@ -1671,7 +2302,7 @@
       <w:proofErr w:type="spellEnd"/>
       <w:r>
         <w:rPr>
-          <w:color w:val="000000" w:themeColor="text1"/>
+          <w:color w:val="EE0000"/>
           <w:sz w:val="22"/>
           <w:szCs w:val="22"/>
         </w:rPr>
@@ -1682,15 +2313,16 @@
       <w:pPr>
         <w:pStyle w:val="ListParagraph"/>
         <w:rPr>
-          <w:color w:val="000000" w:themeColor="text1"/>
+          <w:color w:val="EE0000"/>
           <w:sz w:val="22"/>
           <w:szCs w:val="22"/>
         </w:rPr>
       </w:pPr>
       <w:proofErr w:type="spellStart"/>
-      <w:r>
-        <w:rPr>
-          <w:color w:val="000000" w:themeColor="text1"/>
+      <w:proofErr w:type="gramStart"/>
+      <w:r>
+        <w:rPr>
+          <w:color w:val="EE0000"/>
           <w:sz w:val="22"/>
           <w:szCs w:val="22"/>
         </w:rPr>
@@ -1699,11 +2331,68 @@
       <w:proofErr w:type="spellEnd"/>
       <w:r>
         <w:rPr>
-          <w:color w:val="000000" w:themeColor="text1"/>
-          <w:sz w:val="22"/>
-          <w:szCs w:val="22"/>
-        </w:rPr>
-        <w:t xml:space="preserve"> &amp;&amp; console.log("Welcome!");</w:t>
+          <w:color w:val="EE0000"/>
+          <w:sz w:val="22"/>
+          <w:szCs w:val="22"/>
+        </w:rPr>
+        <w:t xml:space="preserve"> &amp;&amp;</w:t>
+      </w:r>
+      <w:proofErr w:type="gramEnd"/>
+      <w:r>
+        <w:rPr>
+          <w:color w:val="EE0000"/>
+          <w:sz w:val="22"/>
+          <w:szCs w:val="22"/>
+        </w:rPr>
+        <w:t xml:space="preserve"> console.log("Welcome!"); </w:t>
+      </w:r>
+    </w:p>
+    <w:p>
+      <w:pPr>
+        <w:pStyle w:val="ListParagraph"/>
+        <w:rPr>
+          <w:color w:val="000000" w:themeColor="text1"/>
+          <w:sz w:val="22"/>
+          <w:szCs w:val="22"/>
+        </w:rPr>
+      </w:pPr>
+      <w:r>
+        <w:rPr>
+          <w:color w:val="000000" w:themeColor="text1"/>
+          <w:sz w:val="22"/>
+          <w:szCs w:val="22"/>
+        </w:rPr>
+        <w:t>this will print welcome since the first condition Is true</w:t>
+      </w:r>
+    </w:p>
+    <w:p>
+      <w:pPr>
+        <w:pStyle w:val="ListParagraph"/>
+        <w:numPr>
+          <w:ilvl w:val="0"/>
+          <w:numId w:val="4"/>
+        </w:numPr>
+        <w:rPr>
+          <w:color w:val="000000" w:themeColor="text1"/>
+          <w:sz w:val="22"/>
+          <w:szCs w:val="22"/>
+        </w:rPr>
+      </w:pPr>
+      <w:r>
+        <w:rPr>
+          <w:color w:val="000000" w:themeColor="text1"/>
+          <w:sz w:val="22"/>
+          <w:szCs w:val="22"/>
+        </w:rPr>
+        <w:t xml:space="preserve">Default operator </w:t>
+      </w:r>
+      <w:r>
+        <w:rPr>
+          <w:color w:val="EE0000"/>
+          <w:sz w:val="22"/>
+          <w:szCs w:val="22"/>
+        </w:rPr>
+        <w:t>||</w:t>
       </w:r>
       <w:r>
         <w:rPr>
@@ -1713,75 +2402,35 @@
         </w:rPr>
         <w:t xml:space="preserve"> </w:t>
       </w:r>
-    </w:p>
-    <w:p>
-      <w:pPr>
-        <w:pStyle w:val="ListParagraph"/>
-        <w:rPr>
-          <w:color w:val="000000" w:themeColor="text1"/>
-          <w:sz w:val="22"/>
-          <w:szCs w:val="22"/>
-        </w:rPr>
-      </w:pPr>
-      <w:r>
-        <w:rPr>
-          <w:color w:val="000000" w:themeColor="text1"/>
-          <w:sz w:val="22"/>
-          <w:szCs w:val="22"/>
-        </w:rPr>
-        <w:t>this will print welcome since the first condition Is true</w:t>
-      </w:r>
-    </w:p>
-    <w:p>
-      <w:pPr>
-        <w:pStyle w:val="ListParagraph"/>
-        <w:numPr>
-          <w:ilvl w:val="0"/>
-          <w:numId w:val="4"/>
-        </w:numPr>
-        <w:rPr>
-          <w:color w:val="000000" w:themeColor="text1"/>
-          <w:sz w:val="22"/>
-          <w:szCs w:val="22"/>
-        </w:rPr>
-      </w:pPr>
-      <w:r>
-        <w:rPr>
-          <w:color w:val="000000" w:themeColor="text1"/>
-          <w:sz w:val="22"/>
-          <w:szCs w:val="22"/>
-        </w:rPr>
-        <w:t>Default operator ||</w:t>
-      </w:r>
-      <w:r>
-        <w:rPr>
-          <w:color w:val="000000" w:themeColor="text1"/>
-          <w:sz w:val="22"/>
-          <w:szCs w:val="22"/>
-        </w:rPr>
-        <w:t xml:space="preserve"> </w:t>
-      </w:r>
-      <w:r>
-        <w:rPr>
-          <w:color w:val="000000" w:themeColor="text1"/>
-          <w:sz w:val="22"/>
-          <w:szCs w:val="22"/>
-        </w:rPr>
-        <w:t>This is commonly used to provide a fallback/default value.</w:t>
-      </w:r>
-    </w:p>
-    <w:p>
-      <w:pPr>
-        <w:pStyle w:val="ListParagraph"/>
-        <w:rPr>
-          <w:color w:val="000000" w:themeColor="text1"/>
-          <w:sz w:val="22"/>
-          <w:szCs w:val="22"/>
-        </w:rPr>
-      </w:pPr>
-      <w:r>
-        <w:rPr>
-          <w:color w:val="000000" w:themeColor="text1"/>
+      <w:r>
+        <w:rPr>
+          <w:color w:val="EE0000"/>
+          <w:sz w:val="22"/>
+          <w:szCs w:val="22"/>
+        </w:rPr>
+        <w:t>This</w:t>
+      </w:r>
+      <w:r>
+        <w:rPr>
+          <w:color w:val="000000" w:themeColor="text1"/>
+          <w:sz w:val="22"/>
+          <w:szCs w:val="22"/>
+        </w:rPr>
+        <w:t xml:space="preserve"> is commonly used to provide a fallback/default value.</w:t>
+      </w:r>
+    </w:p>
+    <w:p>
+      <w:pPr>
+        <w:pStyle w:val="ListParagraph"/>
+        <w:rPr>
+          <w:color w:val="EE0000"/>
+          <w:sz w:val="22"/>
+          <w:szCs w:val="22"/>
+        </w:rPr>
+      </w:pPr>
+      <w:r>
+        <w:rPr>
+          <w:color w:val="EE0000"/>
           <w:sz w:val="22"/>
           <w:szCs w:val="22"/>
         </w:rPr>
@@ -1792,17 +2441,18 @@
       <w:pPr>
         <w:pStyle w:val="ListParagraph"/>
         <w:rPr>
-          <w:color w:val="000000" w:themeColor="text1"/>
-          <w:sz w:val="22"/>
-          <w:szCs w:val="22"/>
-        </w:rPr>
-      </w:pPr>
-      <w:r>
-        <w:rPr>
-          <w:color w:val="000000" w:themeColor="text1"/>
-          <w:sz w:val="22"/>
-          <w:szCs w:val="22"/>
-        </w:rPr>
+          <w:color w:val="EE0000"/>
+          <w:sz w:val="22"/>
+          <w:szCs w:val="22"/>
+        </w:rPr>
+      </w:pPr>
+      <w:r>
+        <w:rPr>
+          <w:color w:val="EE0000"/>
+          <w:sz w:val="22"/>
+          <w:szCs w:val="22"/>
+        </w:rPr>
+        <w:lastRenderedPageBreak/>
         <w:t>let name = username || "Guest";</w:t>
       </w:r>
     </w:p>
@@ -1822,7 +2472,6 @@
           <w:color w:val="000000" w:themeColor="text1"/>
           <w:u w:val="single"/>
         </w:rPr>
-        <w:lastRenderedPageBreak/>
         <w:t>Functions:</w:t>
       </w:r>
     </w:p>
@@ -1845,7 +2494,25 @@
           <w:sz w:val="22"/>
           <w:szCs w:val="22"/>
         </w:rPr>
-        <w:t>Just like java we can declare parameters and pass arguments to a function, but without declaring the type of the data we are going to pass</w:t>
+        <w:t xml:space="preserve">Just like java we can declare parameters and pass arguments to a function, but without declaring the type of </w:t>
+      </w:r>
+      <w:proofErr w:type="gramStart"/>
+      <w:r>
+        <w:rPr>
+          <w:color w:val="000000" w:themeColor="text1"/>
+          <w:sz w:val="22"/>
+          <w:szCs w:val="22"/>
+        </w:rPr>
+        <w:t>the data</w:t>
+      </w:r>
+      <w:proofErr w:type="gramEnd"/>
+      <w:r>
+        <w:rPr>
+          <w:color w:val="000000" w:themeColor="text1"/>
+          <w:sz w:val="22"/>
+          <w:szCs w:val="22"/>
+        </w:rPr>
+        <w:t xml:space="preserve"> we are going to pass</w:t>
       </w:r>
     </w:p>
     <w:p>
@@ -1930,7 +2597,7 @@
       <w:proofErr w:type="spellStart"/>
       <w:r>
         <w:rPr>
-          <w:color w:val="000000" w:themeColor="text1"/>
+          <w:color w:val="EE0000"/>
           <w:sz w:val="22"/>
           <w:szCs w:val="22"/>
         </w:rPr>
@@ -1939,11 +2606,19 @@
       <w:proofErr w:type="spellEnd"/>
       <w:r>
         <w:rPr>
-          <w:color w:val="000000" w:themeColor="text1"/>
-          <w:sz w:val="22"/>
-          <w:szCs w:val="22"/>
-        </w:rPr>
-        <w:t xml:space="preserve">() is a function that takes a </w:t>
+          <w:color w:val="EE0000"/>
+          <w:sz w:val="22"/>
+          <w:szCs w:val="22"/>
+        </w:rPr>
+        <w:t>()</w:t>
+      </w:r>
+      <w:r>
+        <w:rPr>
+          <w:color w:val="000000" w:themeColor="text1"/>
+          <w:sz w:val="22"/>
+          <w:szCs w:val="22"/>
+        </w:rPr>
+        <w:t xml:space="preserve"> is a function that takes a </w:t>
       </w:r>
       <w:proofErr w:type="spellStart"/>
       <w:r>
@@ -1961,7 +2636,23 @@
           <w:sz w:val="22"/>
           <w:szCs w:val="22"/>
         </w:rPr>
-        <w:t xml:space="preserve"> object format and converts It into a string or JSON </w:t>
+        <w:t xml:space="preserve"> object format and converts It into a string or</w:t>
+      </w:r>
+      <w:r>
+        <w:rPr>
+          <w:color w:val="EE0000"/>
+          <w:sz w:val="22"/>
+          <w:szCs w:val="22"/>
+        </w:rPr>
+        <w:t xml:space="preserve"> JSON</w:t>
+      </w:r>
+      <w:r>
+        <w:rPr>
+          <w:color w:val="000000" w:themeColor="text1"/>
+          <w:sz w:val="22"/>
+          <w:szCs w:val="22"/>
+        </w:rPr>
+        <w:t xml:space="preserve"> </w:t>
       </w:r>
     </w:p>
     <w:p>
@@ -1980,7 +2671,7 @@
       <w:proofErr w:type="spellStart"/>
       <w:r>
         <w:rPr>
-          <w:color w:val="000000" w:themeColor="text1"/>
+          <w:color w:val="EE0000"/>
           <w:sz w:val="22"/>
           <w:szCs w:val="22"/>
         </w:rPr>
@@ -1989,11 +2680,19 @@
       <w:proofErr w:type="spellEnd"/>
       <w:r>
         <w:rPr>
-          <w:color w:val="000000" w:themeColor="text1"/>
-          <w:sz w:val="22"/>
-          <w:szCs w:val="22"/>
-        </w:rPr>
-        <w:t>() does the opposite, it takes a JSON string and turns it back into a JS Object</w:t>
+          <w:color w:val="EE0000"/>
+          <w:sz w:val="22"/>
+          <w:szCs w:val="22"/>
+        </w:rPr>
+        <w:t>()</w:t>
+      </w:r>
+      <w:r>
+        <w:rPr>
+          <w:color w:val="000000" w:themeColor="text1"/>
+          <w:sz w:val="22"/>
+          <w:szCs w:val="22"/>
+        </w:rPr>
+        <w:t xml:space="preserve"> does the opposite, it takes a JSON string and turns it back into a JS Object</w:t>
       </w:r>
     </w:p>
     <w:p>
@@ -2010,6 +2709,7 @@
         </w:rPr>
       </w:pPr>
       <w:proofErr w:type="spellStart"/>
+      <w:proofErr w:type="gramStart"/>
       <w:r>
         <w:rPr>
           <w:color w:val="000000" w:themeColor="text1"/>
@@ -2019,13 +2719,64 @@
         <w:t>Its</w:t>
       </w:r>
       <w:proofErr w:type="spellEnd"/>
-      <w:r>
-        <w:rPr>
-          <w:color w:val="000000" w:themeColor="text1"/>
-          <w:sz w:val="22"/>
-          <w:szCs w:val="22"/>
-        </w:rPr>
-        <w:t xml:space="preserve"> important since our Node.js app communicates with other functions, systems using the JSON so we need to handle that JSON as JS Object that we can further develop</w:t>
+      <w:proofErr w:type="gramEnd"/>
+      <w:r>
+        <w:rPr>
+          <w:color w:val="000000" w:themeColor="text1"/>
+          <w:sz w:val="22"/>
+          <w:szCs w:val="22"/>
+        </w:rPr>
+        <w:t xml:space="preserve"> important since our Node.js app communicates with other </w:t>
+      </w:r>
+      <w:proofErr w:type="gramStart"/>
+      <w:r>
+        <w:rPr>
+          <w:color w:val="000000" w:themeColor="text1"/>
+          <w:sz w:val="22"/>
+          <w:szCs w:val="22"/>
+        </w:rPr>
+        <w:t>functions,</w:t>
+      </w:r>
+      <w:proofErr w:type="gramEnd"/>
+      <w:r>
+        <w:rPr>
+          <w:color w:val="000000" w:themeColor="text1"/>
+          <w:sz w:val="22"/>
+          <w:szCs w:val="22"/>
+        </w:rPr>
+        <w:t xml:space="preserve"> systems using the </w:t>
+      </w:r>
+      <w:r>
+        <w:rPr>
+          <w:color w:val="EE0000"/>
+          <w:sz w:val="22"/>
+          <w:szCs w:val="22"/>
+        </w:rPr>
+        <w:t>JSON</w:t>
+      </w:r>
+      <w:r>
+        <w:rPr>
+          <w:color w:val="000000" w:themeColor="text1"/>
+          <w:sz w:val="22"/>
+          <w:szCs w:val="22"/>
+        </w:rPr>
+        <w:t xml:space="preserve"> so we need to handle that </w:t>
+      </w:r>
+      <w:r>
+        <w:rPr>
+          <w:color w:val="EE0000"/>
+          <w:sz w:val="22"/>
+          <w:szCs w:val="22"/>
+        </w:rPr>
+        <w:t>JSON</w:t>
+      </w:r>
+      <w:r>
+        <w:rPr>
+          <w:color w:val="000000" w:themeColor="text1"/>
+          <w:sz w:val="22"/>
+          <w:szCs w:val="22"/>
+        </w:rPr>
+        <w:t xml:space="preserve"> as JS Object that we can further develop</w:t>
       </w:r>
     </w:p>
     <w:p>
@@ -2112,7 +2863,7 @@
       <w:proofErr w:type="spellStart"/>
       <w:r>
         <w:rPr>
-          <w:color w:val="000000" w:themeColor="text1"/>
+          <w:color w:val="EE0000"/>
           <w:sz w:val="22"/>
           <w:szCs w:val="22"/>
         </w:rPr>
@@ -2121,7 +2872,7 @@
       <w:proofErr w:type="spellEnd"/>
       <w:r>
         <w:rPr>
-          <w:color w:val="000000" w:themeColor="text1"/>
+          <w:color w:val="EE0000"/>
           <w:sz w:val="22"/>
           <w:szCs w:val="22"/>
         </w:rPr>
@@ -2152,7 +2903,7 @@
       <w:proofErr w:type="spellStart"/>
       <w:r>
         <w:rPr>
-          <w:color w:val="000000" w:themeColor="text1"/>
+          <w:color w:val="EE0000"/>
           <w:sz w:val="22"/>
           <w:szCs w:val="22"/>
         </w:rPr>
@@ -2161,7 +2912,7 @@
       <w:proofErr w:type="spellEnd"/>
       <w:r>
         <w:rPr>
-          <w:color w:val="000000" w:themeColor="text1"/>
+          <w:color w:val="EE0000"/>
           <w:sz w:val="22"/>
           <w:szCs w:val="22"/>
         </w:rPr>
@@ -2184,7 +2935,7 @@
           <w:numId w:val="5"/>
         </w:numPr>
         <w:rPr>
-          <w:color w:val="000000" w:themeColor="text1"/>
+          <w:color w:val="EE0000"/>
           <w:sz w:val="22"/>
           <w:szCs w:val="22"/>
         </w:rPr>
@@ -2192,7 +2943,7 @@
       <w:proofErr w:type="spellStart"/>
       <w:r>
         <w:rPr>
-          <w:color w:val="000000" w:themeColor="text1"/>
+          <w:color w:val="EE0000"/>
           <w:sz w:val="22"/>
           <w:szCs w:val="22"/>
         </w:rPr>
@@ -2201,7 +2952,7 @@
       <w:proofErr w:type="spellEnd"/>
       <w:r>
         <w:rPr>
-          <w:color w:val="000000" w:themeColor="text1"/>
+          <w:color w:val="EE0000"/>
           <w:sz w:val="22"/>
           <w:szCs w:val="22"/>
         </w:rPr>
@@ -2221,6 +2972,7 @@
           <w:szCs w:val="22"/>
         </w:rPr>
       </w:pPr>
+      <w:proofErr w:type="gramStart"/>
       <w:r>
         <w:rPr>
           <w:color w:val="000000" w:themeColor="text1"/>
@@ -2235,7 +2987,34 @@
           <w:sz w:val="22"/>
           <w:szCs w:val="22"/>
         </w:rPr>
-        <w:t xml:space="preserve">e need to convert the object int JSON string store it, then fetch it </w:t>
+        <w:t>e</w:t>
+      </w:r>
+      <w:proofErr w:type="gramEnd"/>
+      <w:r>
+        <w:rPr>
+          <w:color w:val="000000" w:themeColor="text1"/>
+          <w:sz w:val="22"/>
+          <w:szCs w:val="22"/>
+        </w:rPr>
+        <w:t xml:space="preserve"> need to convert the object int JSON string </w:t>
+      </w:r>
+      <w:proofErr w:type="gramStart"/>
+      <w:r>
+        <w:rPr>
+          <w:color w:val="000000" w:themeColor="text1"/>
+          <w:sz w:val="22"/>
+          <w:szCs w:val="22"/>
+        </w:rPr>
+        <w:t>store it</w:t>
+      </w:r>
+      <w:proofErr w:type="gramEnd"/>
+      <w:r>
+        <w:rPr>
+          <w:color w:val="000000" w:themeColor="text1"/>
+          <w:sz w:val="22"/>
+          <w:szCs w:val="22"/>
+        </w:rPr>
+        <w:t xml:space="preserve">, then fetch it </w:t>
       </w:r>
       <w:proofErr w:type="spellStart"/>
       <w:r>
@@ -2253,7 +3032,25 @@
           <w:sz w:val="22"/>
           <w:szCs w:val="22"/>
         </w:rPr>
-        <w:t xml:space="preserve"> it using parse, then use it again</w:t>
+        <w:t xml:space="preserve"> it </w:t>
+      </w:r>
+      <w:proofErr w:type="gramStart"/>
+      <w:r>
+        <w:rPr>
+          <w:color w:val="000000" w:themeColor="text1"/>
+          <w:sz w:val="22"/>
+          <w:szCs w:val="22"/>
+        </w:rPr>
+        <w:t>using</w:t>
+      </w:r>
+      <w:proofErr w:type="gramEnd"/>
+      <w:r>
+        <w:rPr>
+          <w:color w:val="000000" w:themeColor="text1"/>
+          <w:sz w:val="22"/>
+          <w:szCs w:val="22"/>
+        </w:rPr>
+        <w:t xml:space="preserve"> parse, then use it again</w:t>
       </w:r>
       <w:r>
         <w:rPr>
@@ -2346,15 +3143,33 @@
           <w:sz w:val="22"/>
           <w:szCs w:val="22"/>
         </w:rPr>
-        <w:t>in JS  a</w:t>
-      </w:r>
-      <w:r>
-        <w:rPr>
-          <w:color w:val="000000" w:themeColor="text1"/>
-          <w:sz w:val="22"/>
-          <w:szCs w:val="22"/>
-        </w:rPr>
-        <w:t>n object is a way to group related data together using key-value pairs.</w:t>
+        <w:t xml:space="preserve">in </w:t>
+      </w:r>
+      <w:proofErr w:type="gramStart"/>
+      <w:r>
+        <w:rPr>
+          <w:color w:val="000000" w:themeColor="text1"/>
+          <w:sz w:val="22"/>
+          <w:szCs w:val="22"/>
+        </w:rPr>
+        <w:t>JS  a</w:t>
+      </w:r>
+      <w:r>
+        <w:rPr>
+          <w:color w:val="000000" w:themeColor="text1"/>
+          <w:sz w:val="22"/>
+          <w:szCs w:val="22"/>
+        </w:rPr>
+        <w:t>n</w:t>
+      </w:r>
+      <w:proofErr w:type="gramEnd"/>
+      <w:r>
+        <w:rPr>
+          <w:color w:val="000000" w:themeColor="text1"/>
+          <w:sz w:val="22"/>
+          <w:szCs w:val="22"/>
+        </w:rPr>
+        <w:t xml:space="preserve"> object is a way to group related data together using key-value pairs.</w:t>
       </w:r>
     </w:p>
     <w:p>
@@ -2376,7 +3191,25 @@
           <w:sz w:val="22"/>
           <w:szCs w:val="22"/>
         </w:rPr>
-        <w:t>We can access a property or a value of a certain attribute in the object using the dot notation or a bracket with a string including the attribute name</w:t>
+        <w:t xml:space="preserve">We can access a property or </w:t>
+      </w:r>
+      <w:proofErr w:type="gramStart"/>
+      <w:r>
+        <w:rPr>
+          <w:color w:val="000000" w:themeColor="text1"/>
+          <w:sz w:val="22"/>
+          <w:szCs w:val="22"/>
+        </w:rPr>
+        <w:t>a value</w:t>
+      </w:r>
+      <w:proofErr w:type="gramEnd"/>
+      <w:r>
+        <w:rPr>
+          <w:color w:val="000000" w:themeColor="text1"/>
+          <w:sz w:val="22"/>
+          <w:szCs w:val="22"/>
+        </w:rPr>
+        <w:t xml:space="preserve"> of a certain attribute in the object using the dot notation or a bracket with a string including the attribute name</w:t>
       </w:r>
     </w:p>
     <w:p>
@@ -2401,18 +3234,20 @@
         <w:t xml:space="preserve">We can add a property by easily just writing the object </w:t>
       </w:r>
       <w:proofErr w:type="spellStart"/>
-      <w:r>
-        <w:rPr>
-          <w:color w:val="000000" w:themeColor="text1"/>
+      <w:proofErr w:type="gramStart"/>
+      <w:r>
+        <w:rPr>
+          <w:color w:val="EE0000"/>
           <w:sz w:val="22"/>
           <w:szCs w:val="22"/>
         </w:rPr>
         <w:t>name.newprop</w:t>
       </w:r>
       <w:proofErr w:type="spellEnd"/>
-      <w:r>
-        <w:rPr>
-          <w:color w:val="000000" w:themeColor="text1"/>
+      <w:proofErr w:type="gramEnd"/>
+      <w:r>
+        <w:rPr>
+          <w:color w:val="EE0000"/>
           <w:sz w:val="22"/>
           <w:szCs w:val="22"/>
         </w:rPr>
@@ -2434,25 +3269,27 @@
       </w:pPr>
       <w:r>
         <w:rPr>
-          <w:color w:val="000000" w:themeColor="text1"/>
+          <w:color w:val="EE0000"/>
           <w:sz w:val="22"/>
           <w:szCs w:val="22"/>
         </w:rPr>
         <w:t xml:space="preserve">delete </w:t>
       </w:r>
       <w:proofErr w:type="spellStart"/>
-      <w:r>
-        <w:rPr>
-          <w:color w:val="000000" w:themeColor="text1"/>
+      <w:proofErr w:type="gramStart"/>
+      <w:r>
+        <w:rPr>
+          <w:color w:val="EE0000"/>
           <w:sz w:val="22"/>
           <w:szCs w:val="22"/>
         </w:rPr>
         <w:t>user.email</w:t>
       </w:r>
       <w:proofErr w:type="spellEnd"/>
-      <w:r>
-        <w:rPr>
-          <w:color w:val="000000" w:themeColor="text1"/>
+      <w:proofErr w:type="gramEnd"/>
+      <w:r>
+        <w:rPr>
+          <w:color w:val="EE0000"/>
           <w:sz w:val="22"/>
           <w:szCs w:val="22"/>
         </w:rPr>
@@ -2486,8 +3323,18 @@
           <w:sz w:val="22"/>
           <w:szCs w:val="22"/>
         </w:rPr>
-        <w:t>Objects can contain:</w:t>
-      </w:r>
+        <w:t xml:space="preserve">Objects can </w:t>
+      </w:r>
+      <w:proofErr w:type="gramStart"/>
+      <w:r>
+        <w:rPr>
+          <w:color w:val="000000" w:themeColor="text1"/>
+          <w:sz w:val="22"/>
+          <w:szCs w:val="22"/>
+        </w:rPr>
+        <w:t>contain:</w:t>
+      </w:r>
+      <w:proofErr w:type="gramEnd"/>
       <w:r>
         <w:rPr>
           <w:color w:val="000000" w:themeColor="text1"/>
@@ -2606,19 +3453,71 @@
       </w:pPr>
       <w:r>
         <w:rPr>
-          <w:color w:val="000000" w:themeColor="text1"/>
-          <w:sz w:val="22"/>
-          <w:szCs w:val="22"/>
-        </w:rPr>
-        <w:t>const user2 = { ...user1 };</w:t>
-      </w:r>
-      <w:r>
-        <w:rPr>
-          <w:color w:val="000000" w:themeColor="text1"/>
-          <w:sz w:val="22"/>
-          <w:szCs w:val="22"/>
-        </w:rPr>
-        <w:t xml:space="preserve"> this is copying, if we done something like user2 = user1 this would be pointing a new object to the same reference which means a change in user1 would be the same on user2</w:t>
+          <w:color w:val="EE0000"/>
+          <w:sz w:val="22"/>
+          <w:szCs w:val="22"/>
+        </w:rPr>
+        <w:t xml:space="preserve">const user2 = </w:t>
+      </w:r>
+      <w:proofErr w:type="gramStart"/>
+      <w:r>
+        <w:rPr>
+          <w:color w:val="EE0000"/>
+          <w:sz w:val="22"/>
+          <w:szCs w:val="22"/>
+        </w:rPr>
+        <w:t>{ ...</w:t>
+      </w:r>
+      <w:proofErr w:type="gramEnd"/>
+      <w:r>
+        <w:rPr>
+          <w:color w:val="EE0000"/>
+          <w:sz w:val="22"/>
+          <w:szCs w:val="22"/>
+        </w:rPr>
+        <w:t>user</w:t>
+      </w:r>
+      <w:proofErr w:type="gramStart"/>
+      <w:r>
+        <w:rPr>
+          <w:color w:val="EE0000"/>
+          <w:sz w:val="22"/>
+          <w:szCs w:val="22"/>
+        </w:rPr>
+        <w:t>1 }</w:t>
+      </w:r>
+      <w:proofErr w:type="gramEnd"/>
+      <w:r>
+        <w:rPr>
+          <w:color w:val="EE0000"/>
+          <w:sz w:val="22"/>
+          <w:szCs w:val="22"/>
+        </w:rPr>
+        <w:t>;</w:t>
+      </w:r>
+      <w:r>
+        <w:rPr>
+          <w:color w:val="000000" w:themeColor="text1"/>
+          <w:sz w:val="22"/>
+          <w:szCs w:val="22"/>
+        </w:rPr>
+        <w:t xml:space="preserve"> this is copying, if we done something like </w:t>
+      </w:r>
+      <w:r>
+        <w:rPr>
+          <w:color w:val="EE0000"/>
+          <w:sz w:val="22"/>
+          <w:szCs w:val="22"/>
+        </w:rPr>
+        <w:t>user2 = user1</w:t>
+      </w:r>
+      <w:r>
+        <w:rPr>
+          <w:color w:val="000000" w:themeColor="text1"/>
+          <w:sz w:val="22"/>
+          <w:szCs w:val="22"/>
+        </w:rPr>
+        <w:t xml:space="preserve"> this would be pointing a new object to the same reference which means a change in user1 would be the same on user2</w:t>
       </w:r>
     </w:p>
     <w:p>
@@ -2680,6 +3579,7 @@
           <w:sz w:val="22"/>
           <w:szCs w:val="22"/>
         </w:rPr>
+        <w:lastRenderedPageBreak/>
         <w:t xml:space="preserve">Without </w:t>
       </w:r>
       <w:proofErr w:type="spellStart"/>
@@ -2702,11 +3602,47 @@
       </w:r>
       <w:r>
         <w:rPr>
-          <w:color w:val="000000" w:themeColor="text1"/>
-          <w:sz w:val="22"/>
-          <w:szCs w:val="22"/>
-        </w:rPr>
-        <w:t>const { name, age, email } = user;</w:t>
+          <w:color w:val="EE0000"/>
+          <w:sz w:val="22"/>
+          <w:szCs w:val="22"/>
+        </w:rPr>
+        <w:t xml:space="preserve">const </w:t>
+      </w:r>
+      <w:proofErr w:type="gramStart"/>
+      <w:r>
+        <w:rPr>
+          <w:color w:val="EE0000"/>
+          <w:sz w:val="22"/>
+          <w:szCs w:val="22"/>
+        </w:rPr>
+        <w:t>{ name</w:t>
+      </w:r>
+      <w:proofErr w:type="gramEnd"/>
+      <w:r>
+        <w:rPr>
+          <w:color w:val="EE0000"/>
+          <w:sz w:val="22"/>
+          <w:szCs w:val="22"/>
+        </w:rPr>
+        <w:t xml:space="preserve">, age, </w:t>
+      </w:r>
+      <w:proofErr w:type="gramStart"/>
+      <w:r>
+        <w:rPr>
+          <w:color w:val="EE0000"/>
+          <w:sz w:val="22"/>
+          <w:szCs w:val="22"/>
+        </w:rPr>
+        <w:t>email }</w:t>
+      </w:r>
+      <w:proofErr w:type="gramEnd"/>
+      <w:r>
+        <w:rPr>
+          <w:color w:val="EE0000"/>
+          <w:sz w:val="22"/>
+          <w:szCs w:val="22"/>
+        </w:rPr>
+        <w:t xml:space="preserve"> = user;</w:t>
       </w:r>
       <w:r>
         <w:rPr>
@@ -2732,17 +3668,35 @@
       </w:pPr>
       <w:r>
         <w:rPr>
-          <w:color w:val="000000" w:themeColor="text1"/>
-          <w:sz w:val="22"/>
-          <w:szCs w:val="22"/>
-        </w:rPr>
-        <w:lastRenderedPageBreak/>
-        <w:t xml:space="preserve">const { name: </w:t>
+          <w:color w:val="EE0000"/>
+          <w:sz w:val="22"/>
+          <w:szCs w:val="22"/>
+        </w:rPr>
+        <w:t xml:space="preserve">const </w:t>
+      </w:r>
+      <w:proofErr w:type="gramStart"/>
+      <w:r>
+        <w:rPr>
+          <w:color w:val="EE0000"/>
+          <w:sz w:val="22"/>
+          <w:szCs w:val="22"/>
+        </w:rPr>
+        <w:t>{ name</w:t>
+      </w:r>
+      <w:proofErr w:type="gramEnd"/>
+      <w:r>
+        <w:rPr>
+          <w:color w:val="EE0000"/>
+          <w:sz w:val="22"/>
+          <w:szCs w:val="22"/>
+        </w:rPr>
+        <w:t xml:space="preserve">: </w:t>
       </w:r>
       <w:proofErr w:type="spellStart"/>
-      <w:r>
-        <w:rPr>
-          <w:color w:val="000000" w:themeColor="text1"/>
+      <w:proofErr w:type="gramStart"/>
+      <w:r>
+        <w:rPr>
+          <w:color w:val="EE0000"/>
           <w:sz w:val="22"/>
           <w:szCs w:val="22"/>
         </w:rPr>
@@ -2751,11 +3705,20 @@
       <w:proofErr w:type="spellEnd"/>
       <w:r>
         <w:rPr>
-          <w:color w:val="000000" w:themeColor="text1"/>
-          <w:sz w:val="22"/>
-          <w:szCs w:val="22"/>
-        </w:rPr>
-        <w:t xml:space="preserve"> } = user;</w:t>
+          <w:color w:val="EE0000"/>
+          <w:sz w:val="22"/>
+          <w:szCs w:val="22"/>
+        </w:rPr>
+        <w:t xml:space="preserve"> }</w:t>
+      </w:r>
+      <w:proofErr w:type="gramEnd"/>
+      <w:r>
+        <w:rPr>
+          <w:color w:val="EE0000"/>
+          <w:sz w:val="22"/>
+          <w:szCs w:val="22"/>
+        </w:rPr>
+        <w:t xml:space="preserve"> = user;</w:t>
       </w:r>
       <w:r>
         <w:rPr>
@@ -2887,18 +3850,20 @@
         <w:t xml:space="preserve">We can use this DOM to interact with our html and modify it, for example </w:t>
       </w:r>
       <w:proofErr w:type="spellStart"/>
-      <w:r>
-        <w:rPr>
-          <w:color w:val="000000" w:themeColor="text1"/>
+      <w:proofErr w:type="gramStart"/>
+      <w:r>
+        <w:rPr>
+          <w:color w:val="EE0000"/>
           <w:sz w:val="22"/>
           <w:szCs w:val="22"/>
         </w:rPr>
         <w:t>document.querySelector</w:t>
       </w:r>
       <w:proofErr w:type="spellEnd"/>
-      <w:r>
-        <w:rPr>
-          <w:color w:val="000000" w:themeColor="text1"/>
+      <w:proofErr w:type="gramEnd"/>
+      <w:r>
+        <w:rPr>
+          <w:color w:val="EE0000"/>
           <w:sz w:val="22"/>
           <w:szCs w:val="22"/>
         </w:rPr>
@@ -2906,7 +3871,7 @@
       </w:r>
       <w:r>
         <w:rPr>
-          <w:color w:val="000000" w:themeColor="text1"/>
+          <w:color w:val="EE0000"/>
           <w:sz w:val="22"/>
           <w:szCs w:val="22"/>
         </w:rPr>
@@ -2914,7 +3879,7 @@
       </w:r>
       <w:r>
         <w:rPr>
-          <w:color w:val="000000" w:themeColor="text1"/>
+          <w:color w:val="EE0000"/>
           <w:sz w:val="22"/>
           <w:szCs w:val="22"/>
         </w:rPr>
@@ -2922,11 +3887,19 @@
       </w:r>
       <w:r>
         <w:rPr>
-          <w:color w:val="000000" w:themeColor="text1"/>
-          <w:sz w:val="22"/>
-          <w:szCs w:val="22"/>
-        </w:rPr>
-        <w:t>; this code takes the h1</w:t>
+          <w:color w:val="EE0000"/>
+          <w:sz w:val="22"/>
+          <w:szCs w:val="22"/>
+        </w:rPr>
+        <w:t>;</w:t>
+      </w:r>
+      <w:r>
+        <w:rPr>
+          <w:color w:val="000000" w:themeColor="text1"/>
+          <w:sz w:val="22"/>
+          <w:szCs w:val="22"/>
+        </w:rPr>
+        <w:t xml:space="preserve"> this code takes the h1</w:t>
       </w:r>
     </w:p>
     <w:p>
@@ -2985,7 +3958,7 @@
       <w:proofErr w:type="spellStart"/>
       <w:r>
         <w:rPr>
-          <w:color w:val="000000" w:themeColor="text1"/>
+          <w:color w:val="EE0000"/>
           <w:sz w:val="22"/>
           <w:szCs w:val="22"/>
         </w:rPr>
@@ -2994,13 +3967,22 @@
       <w:proofErr w:type="spellEnd"/>
       <w:r>
         <w:rPr>
-          <w:color w:val="000000" w:themeColor="text1"/>
-          <w:sz w:val="22"/>
-          <w:szCs w:val="22"/>
-        </w:rPr>
-        <w:t xml:space="preserve">(); allows us to change the title of the current webpage, </w:t>
+          <w:color w:val="EE0000"/>
+          <w:sz w:val="22"/>
+          <w:szCs w:val="22"/>
+        </w:rPr>
+        <w:t xml:space="preserve">(); </w:t>
+      </w:r>
+      <w:r>
+        <w:rPr>
+          <w:color w:val="000000" w:themeColor="text1"/>
+          <w:sz w:val="22"/>
+          <w:szCs w:val="22"/>
+        </w:rPr>
+        <w:t xml:space="preserve">allows us to change the title of the current webpage, </w:t>
       </w:r>
       <w:proofErr w:type="spellStart"/>
+      <w:proofErr w:type="gramStart"/>
       <w:r>
         <w:rPr>
           <w:color w:val="000000" w:themeColor="text1"/>
@@ -3010,6 +3992,7 @@
         <w:t>document.title</w:t>
       </w:r>
       <w:proofErr w:type="spellEnd"/>
+      <w:proofErr w:type="gramEnd"/>
       <w:r>
         <w:rPr>
           <w:color w:val="000000" w:themeColor="text1"/>
@@ -3033,48 +4016,112 @@
         </w:rPr>
       </w:pPr>
       <w:proofErr w:type="spellStart"/>
-      <w:r>
-        <w:rPr>
-          <w:color w:val="000000" w:themeColor="text1"/>
-          <w:sz w:val="22"/>
-          <w:szCs w:val="22"/>
-        </w:rPr>
-        <w:t>document.body.innerHTML</w:t>
+      <w:proofErr w:type="gramStart"/>
+      <w:r>
+        <w:rPr>
+          <w:color w:val="EE0000"/>
+          <w:sz w:val="22"/>
+          <w:szCs w:val="22"/>
+        </w:rPr>
+        <w:t>document.body</w:t>
+      </w:r>
+      <w:proofErr w:type="gramEnd"/>
+      <w:r>
+        <w:rPr>
+          <w:color w:val="EE0000"/>
+          <w:sz w:val="22"/>
+          <w:szCs w:val="22"/>
+        </w:rPr>
+        <w:t>.innerHTML</w:t>
       </w:r>
       <w:proofErr w:type="spellEnd"/>
       <w:r>
         <w:rPr>
-          <w:color w:val="000000" w:themeColor="text1"/>
-          <w:sz w:val="22"/>
-          <w:szCs w:val="22"/>
-        </w:rPr>
-        <w:t>; this represents the body element inside our html page</w:t>
-      </w:r>
-      <w:r>
-        <w:rPr>
-          <w:color w:val="000000" w:themeColor="text1"/>
-          <w:sz w:val="22"/>
-          <w:szCs w:val="22"/>
-        </w:rPr>
-        <w:t xml:space="preserve">, this method can also accept html as a string so for example: </w:t>
+          <w:color w:val="EE0000"/>
+          <w:sz w:val="22"/>
+          <w:szCs w:val="22"/>
+        </w:rPr>
+        <w:t>;</w:t>
+      </w:r>
+      <w:r>
+        <w:rPr>
+          <w:color w:val="000000" w:themeColor="text1"/>
+          <w:sz w:val="22"/>
+          <w:szCs w:val="22"/>
+        </w:rPr>
+        <w:t xml:space="preserve"> this represents the body element inside our html </w:t>
+      </w:r>
+      <w:proofErr w:type="gramStart"/>
+      <w:r>
+        <w:rPr>
+          <w:color w:val="000000" w:themeColor="text1"/>
+          <w:sz w:val="22"/>
+          <w:szCs w:val="22"/>
+        </w:rPr>
+        <w:t>page</w:t>
+      </w:r>
+      <w:r>
+        <w:rPr>
+          <w:color w:val="000000" w:themeColor="text1"/>
+          <w:sz w:val="22"/>
+          <w:szCs w:val="22"/>
+        </w:rPr>
+        <w:t>,</w:t>
+      </w:r>
+      <w:proofErr w:type="gramEnd"/>
+      <w:r>
+        <w:rPr>
+          <w:color w:val="000000" w:themeColor="text1"/>
+          <w:sz w:val="22"/>
+          <w:szCs w:val="22"/>
+        </w:rPr>
+        <w:t xml:space="preserve"> this method can also accept html as a string so for example: </w:t>
       </w:r>
       <w:proofErr w:type="spellStart"/>
-      <w:r>
-        <w:rPr>
-          <w:color w:val="000000" w:themeColor="text1"/>
-          <w:sz w:val="22"/>
-          <w:szCs w:val="22"/>
-        </w:rPr>
-        <w:t>document.body.innerHTML</w:t>
+      <w:proofErr w:type="gramStart"/>
+      <w:r>
+        <w:rPr>
+          <w:color w:val="EE0000"/>
+          <w:sz w:val="22"/>
+          <w:szCs w:val="22"/>
+        </w:rPr>
+        <w:t>document.body</w:t>
+      </w:r>
+      <w:proofErr w:type="gramEnd"/>
+      <w:r>
+        <w:rPr>
+          <w:color w:val="EE0000"/>
+          <w:sz w:val="22"/>
+          <w:szCs w:val="22"/>
+        </w:rPr>
+        <w:t>.innerHTML</w:t>
       </w:r>
       <w:proofErr w:type="spellEnd"/>
       <w:r>
         <w:rPr>
-          <w:color w:val="000000" w:themeColor="text1"/>
-          <w:sz w:val="22"/>
-          <w:szCs w:val="22"/>
-        </w:rPr>
-        <w:t xml:space="preserve"> = "&lt;h1&gt;Hello!&lt;/h1&gt;";</w:t>
+          <w:color w:val="EE0000"/>
+          <w:sz w:val="22"/>
+          <w:szCs w:val="22"/>
+        </w:rPr>
+        <w:t xml:space="preserve"> = "&lt;h1&gt;</w:t>
+      </w:r>
+      <w:proofErr w:type="gramStart"/>
+      <w:r>
+        <w:rPr>
+          <w:color w:val="EE0000"/>
+          <w:sz w:val="22"/>
+          <w:szCs w:val="22"/>
+        </w:rPr>
+        <w:t>Hello!&lt;</w:t>
+      </w:r>
+      <w:proofErr w:type="gramEnd"/>
+      <w:r>
+        <w:rPr>
+          <w:color w:val="EE0000"/>
+          <w:sz w:val="22"/>
+          <w:szCs w:val="22"/>
+        </w:rPr>
+        <w:t>/h1&gt;";</w:t>
       </w:r>
     </w:p>
     <w:p>
@@ -3085,36 +4132,47 @@
           <w:numId w:val="8"/>
         </w:numPr>
         <w:rPr>
-          <w:color w:val="000000" w:themeColor="text1"/>
+          <w:color w:val="EE0000"/>
           <w:sz w:val="22"/>
           <w:szCs w:val="22"/>
         </w:rPr>
       </w:pPr>
       <w:proofErr w:type="spellStart"/>
-      <w:r>
-        <w:rPr>
-          <w:color w:val="000000" w:themeColor="text1"/>
+      <w:proofErr w:type="gramStart"/>
+      <w:r>
+        <w:rPr>
+          <w:color w:val="EE0000"/>
           <w:sz w:val="22"/>
           <w:szCs w:val="22"/>
         </w:rPr>
         <w:t>document.querySelector</w:t>
       </w:r>
       <w:proofErr w:type="spellEnd"/>
-      <w:r>
-        <w:rPr>
-          <w:color w:val="000000" w:themeColor="text1"/>
-          <w:sz w:val="22"/>
-          <w:szCs w:val="22"/>
-        </w:rPr>
-        <w:t>()</w:t>
-      </w:r>
-      <w:r>
-        <w:rPr>
-          <w:color w:val="000000" w:themeColor="text1"/>
-          <w:sz w:val="22"/>
-          <w:szCs w:val="22"/>
-        </w:rPr>
-        <w:t>; allows us to select an html element from the body. We can save it into a constant then change the content inside it. Note that we should call .</w:t>
+      <w:proofErr w:type="gramEnd"/>
+      <w:r>
+        <w:rPr>
+          <w:color w:val="EE0000"/>
+          <w:sz w:val="22"/>
+          <w:szCs w:val="22"/>
+        </w:rPr>
+        <w:t>();</w:t>
+      </w:r>
+      <w:r>
+        <w:rPr>
+          <w:color w:val="000000" w:themeColor="text1"/>
+          <w:sz w:val="22"/>
+          <w:szCs w:val="22"/>
+        </w:rPr>
+        <w:t xml:space="preserve"> allows us to select an html element from the body. We can save it into a constant then change the content inside it. Note that we should </w:t>
+      </w:r>
+      <w:proofErr w:type="gramStart"/>
+      <w:r>
+        <w:rPr>
+          <w:color w:val="000000" w:themeColor="text1"/>
+          <w:sz w:val="22"/>
+          <w:szCs w:val="22"/>
+        </w:rPr>
+        <w:t>call .</w:t>
       </w:r>
       <w:proofErr w:type="spellStart"/>
       <w:r>
@@ -3126,6 +4184,7 @@
         <w:t>textContent</w:t>
       </w:r>
       <w:proofErr w:type="spellEnd"/>
+      <w:proofErr w:type="gramEnd"/>
       <w:r>
         <w:rPr>
           <w:color w:val="000000" w:themeColor="text1"/>
@@ -3135,18 +4194,20 @@
         <w:t xml:space="preserve"> before changing it; </w:t>
       </w:r>
       <w:proofErr w:type="spellStart"/>
-      <w:r>
-        <w:rPr>
-          <w:color w:val="000000" w:themeColor="text1"/>
+      <w:proofErr w:type="gramStart"/>
+      <w:r>
+        <w:rPr>
+          <w:color w:val="EE0000"/>
           <w:sz w:val="22"/>
           <w:szCs w:val="22"/>
         </w:rPr>
         <w:t>heading.textContent</w:t>
       </w:r>
       <w:proofErr w:type="spellEnd"/>
-      <w:r>
-        <w:rPr>
-          <w:color w:val="000000" w:themeColor="text1"/>
+      <w:proofErr w:type="gramEnd"/>
+      <w:r>
+        <w:rPr>
+          <w:color w:val="EE0000"/>
           <w:sz w:val="22"/>
           <w:szCs w:val="22"/>
         </w:rPr>
@@ -3166,13 +4227,23 @@
           <w:szCs w:val="22"/>
         </w:rPr>
       </w:pPr>
-      <w:r>
-        <w:rPr>
-          <w:color w:val="000000" w:themeColor="text1"/>
-          <w:sz w:val="22"/>
-          <w:szCs w:val="22"/>
-        </w:rPr>
-        <w:t>it’s a better idea for scalable applications to put a class inside the html element so we can differentiate between them when we select the query</w:t>
+      <w:proofErr w:type="gramStart"/>
+      <w:r>
+        <w:rPr>
+          <w:color w:val="000000" w:themeColor="text1"/>
+          <w:sz w:val="22"/>
+          <w:szCs w:val="22"/>
+        </w:rPr>
+        <w:t>it’s</w:t>
+      </w:r>
+      <w:proofErr w:type="gramEnd"/>
+      <w:r>
+        <w:rPr>
+          <w:color w:val="000000" w:themeColor="text1"/>
+          <w:sz w:val="22"/>
+          <w:szCs w:val="22"/>
+        </w:rPr>
+        <w:t xml:space="preserve"> a better idea for scalable applications to put a class inside the html element so we can differentiate between them when we select the query</w:t>
       </w:r>
     </w:p>
     <w:p>
@@ -3210,18 +4281,29 @@
           <w:szCs w:val="22"/>
         </w:rPr>
       </w:pPr>
-      <w:r>
-        <w:rPr>
-          <w:color w:val="000000" w:themeColor="text1"/>
-          <w:sz w:val="22"/>
-          <w:szCs w:val="22"/>
-        </w:rPr>
-        <w:t xml:space="preserve">getting a value from the input box, first we declare a class for a certain input, we use this class name with the </w:t>
+      <w:proofErr w:type="gramStart"/>
+      <w:r>
+        <w:rPr>
+          <w:color w:val="000000" w:themeColor="text1"/>
+          <w:sz w:val="22"/>
+          <w:szCs w:val="22"/>
+        </w:rPr>
+        <w:t>getting</w:t>
+      </w:r>
+      <w:proofErr w:type="gramEnd"/>
+      <w:r>
+        <w:rPr>
+          <w:color w:val="000000" w:themeColor="text1"/>
+          <w:sz w:val="22"/>
+          <w:szCs w:val="22"/>
+        </w:rPr>
+        <w:t xml:space="preserve"> a value from the input box, first we declare a class for a certain input, we use this class name with the </w:t>
       </w:r>
       <w:proofErr w:type="spellStart"/>
-      <w:r>
-        <w:rPr>
-          <w:color w:val="000000" w:themeColor="text1"/>
+      <w:proofErr w:type="gramStart"/>
+      <w:r>
+        <w:rPr>
+          <w:color w:val="EE0000"/>
           <w:sz w:val="22"/>
           <w:szCs w:val="22"/>
         </w:rPr>
@@ -3230,11 +4312,28 @@
       <w:proofErr w:type="spellEnd"/>
       <w:r>
         <w:rPr>
-          <w:color w:val="000000" w:themeColor="text1"/>
-          <w:sz w:val="22"/>
-          <w:szCs w:val="22"/>
-        </w:rPr>
-        <w:t xml:space="preserve">(), and store the output into a variable. This variable represents the entire input box. To get the value we store the value into a new variable from the </w:t>
+          <w:color w:val="EE0000"/>
+          <w:sz w:val="22"/>
+          <w:szCs w:val="22"/>
+        </w:rPr>
+        <w:t>(),</w:t>
+      </w:r>
+      <w:r>
+        <w:rPr>
+          <w:color w:val="000000" w:themeColor="text1"/>
+          <w:sz w:val="22"/>
+          <w:szCs w:val="22"/>
+        </w:rPr>
+        <w:t xml:space="preserve"> and</w:t>
+      </w:r>
+      <w:proofErr w:type="gramEnd"/>
+      <w:r>
+        <w:rPr>
+          <w:color w:val="000000" w:themeColor="text1"/>
+          <w:sz w:val="22"/>
+          <w:szCs w:val="22"/>
+        </w:rPr>
+        <w:t xml:space="preserve"> store the output into a variable. This variable represents the entire input box. To get the value we store the value into a new variable from the </w:t>
       </w:r>
       <w:proofErr w:type="spellStart"/>
       <w:r>
@@ -3243,9 +4342,19 @@
           <w:sz w:val="22"/>
           <w:szCs w:val="22"/>
         </w:rPr>
-        <w:t>box.value</w:t>
+        <w:t>box</w:t>
+      </w:r>
+      <w:proofErr w:type="gramStart"/>
+      <w:r>
+        <w:rPr>
+          <w:color w:val="000000" w:themeColor="text1"/>
+          <w:sz w:val="22"/>
+          <w:szCs w:val="22"/>
+        </w:rPr>
+        <w:t>.value</w:t>
       </w:r>
       <w:proofErr w:type="spellEnd"/>
+      <w:proofErr w:type="gramEnd"/>
     </w:p>
     <w:p>
       <w:pPr>
@@ -3263,7 +4372,7 @@
       <w:proofErr w:type="spellStart"/>
       <w:r>
         <w:rPr>
-          <w:color w:val="000000" w:themeColor="text1"/>
+          <w:color w:val="EE0000"/>
           <w:sz w:val="22"/>
           <w:szCs w:val="22"/>
         </w:rPr>
@@ -3276,16 +4385,50 @@
           <w:sz w:val="22"/>
           <w:szCs w:val="22"/>
         </w:rPr>
-        <w:t xml:space="preserve"> tells us when a key was pressed, it does not tell us which key, however the event object stores data about the event which In this case was a key stroke, using </w:t>
+        <w:t xml:space="preserve"> tells us when a key was pressed, it does not tell us which key, however the event object stores data about the event which </w:t>
+      </w:r>
+      <w:proofErr w:type="gramStart"/>
+      <w:r>
+        <w:rPr>
+          <w:color w:val="000000" w:themeColor="text1"/>
+          <w:sz w:val="22"/>
+          <w:szCs w:val="22"/>
+        </w:rPr>
+        <w:t>In</w:t>
+      </w:r>
+      <w:proofErr w:type="gramEnd"/>
+      <w:r>
+        <w:rPr>
+          <w:color w:val="000000" w:themeColor="text1"/>
+          <w:sz w:val="22"/>
+          <w:szCs w:val="22"/>
+        </w:rPr>
+        <w:t xml:space="preserve"> this case was a key stroke, using </w:t>
       </w:r>
       <w:proofErr w:type="spellStart"/>
       <w:r>
         <w:rPr>
-          <w:color w:val="000000" w:themeColor="text1"/>
-          <w:sz w:val="22"/>
-          <w:szCs w:val="22"/>
-        </w:rPr>
-        <w:t>event.key</w:t>
+          <w:color w:val="EE0000"/>
+          <w:sz w:val="22"/>
+          <w:szCs w:val="22"/>
+        </w:rPr>
+        <w:t>event</w:t>
+      </w:r>
+      <w:r>
+        <w:rPr>
+          <w:color w:val="000000" w:themeColor="text1"/>
+          <w:sz w:val="22"/>
+          <w:szCs w:val="22"/>
+        </w:rPr>
+        <w:t>.</w:t>
+      </w:r>
+      <w:r>
+        <w:rPr>
+          <w:color w:val="EE0000"/>
+          <w:sz w:val="22"/>
+          <w:szCs w:val="22"/>
+        </w:rPr>
+        <w:t>key</w:t>
       </w:r>
       <w:proofErr w:type="spellEnd"/>
       <w:r>
@@ -3294,7 +4437,25 @@
           <w:sz w:val="22"/>
           <w:szCs w:val="22"/>
         </w:rPr>
-        <w:t xml:space="preserve"> tells us what was actually pressed.</w:t>
+        <w:t xml:space="preserve"> tells us what was </w:t>
+      </w:r>
+      <w:proofErr w:type="gramStart"/>
+      <w:r>
+        <w:rPr>
+          <w:color w:val="000000" w:themeColor="text1"/>
+          <w:sz w:val="22"/>
+          <w:szCs w:val="22"/>
+        </w:rPr>
+        <w:t>actually pressed</w:t>
+      </w:r>
+      <w:proofErr w:type="gramEnd"/>
+      <w:r>
+        <w:rPr>
+          <w:color w:val="000000" w:themeColor="text1"/>
+          <w:sz w:val="22"/>
+          <w:szCs w:val="22"/>
+        </w:rPr>
+        <w:t>.</w:t>
       </w:r>
     </w:p>
     <w:p>
@@ -3311,9 +4472,10 @@
         </w:rPr>
       </w:pPr>
       <w:proofErr w:type="spellStart"/>
-      <w:r>
-        <w:rPr>
-          <w:color w:val="000000" w:themeColor="text1"/>
+      <w:proofErr w:type="gramStart"/>
+      <w:r>
+        <w:rPr>
+          <w:color w:val="EE0000"/>
           <w:sz w:val="22"/>
           <w:szCs w:val="22"/>
         </w:rPr>
@@ -3322,19 +4484,28 @@
       <w:proofErr w:type="spellEnd"/>
       <w:r>
         <w:rPr>
-          <w:color w:val="000000" w:themeColor="text1"/>
-          <w:sz w:val="22"/>
-          <w:szCs w:val="22"/>
-        </w:rPr>
-        <w:t>()</w:t>
-      </w:r>
-      <w:r>
-        <w:rPr>
-          <w:color w:val="000000" w:themeColor="text1"/>
-          <w:sz w:val="22"/>
-          <w:szCs w:val="22"/>
-        </w:rPr>
-        <w:t>. Adds a certain class to the CSS</w:t>
+          <w:color w:val="EE0000"/>
+          <w:sz w:val="22"/>
+          <w:szCs w:val="22"/>
+        </w:rPr>
+        <w:t>(</w:t>
+      </w:r>
+      <w:proofErr w:type="gramEnd"/>
+      <w:r>
+        <w:rPr>
+          <w:color w:val="EE0000"/>
+          <w:sz w:val="22"/>
+          <w:szCs w:val="22"/>
+        </w:rPr>
+        <w:t>).</w:t>
+      </w:r>
+      <w:r>
+        <w:rPr>
+          <w:color w:val="000000" w:themeColor="text1"/>
+          <w:sz w:val="22"/>
+          <w:szCs w:val="22"/>
+        </w:rPr>
+        <w:t xml:space="preserve"> Adds a certain class to the CSS</w:t>
       </w:r>
     </w:p>
     <w:p>
@@ -3414,7 +4585,7 @@
       <w:proofErr w:type="spellStart"/>
       <w:r>
         <w:rPr>
-          <w:color w:val="000000" w:themeColor="text1"/>
+          <w:color w:val="EE0000"/>
           <w:sz w:val="22"/>
           <w:szCs w:val="22"/>
         </w:rPr>
@@ -3423,11 +4594,19 @@
       <w:proofErr w:type="spellEnd"/>
       <w:r>
         <w:rPr>
-          <w:color w:val="000000" w:themeColor="text1"/>
-          <w:sz w:val="22"/>
-          <w:szCs w:val="22"/>
-        </w:rPr>
-        <w:t>(); is used to check if a variable is array or not</w:t>
+          <w:color w:val="EE0000"/>
+          <w:sz w:val="22"/>
+          <w:szCs w:val="22"/>
+        </w:rPr>
+        <w:t>();</w:t>
+      </w:r>
+      <w:r>
+        <w:rPr>
+          <w:color w:val="000000" w:themeColor="text1"/>
+          <w:sz w:val="22"/>
+          <w:szCs w:val="22"/>
+        </w:rPr>
+        <w:t xml:space="preserve"> is used to check if a variable is array or not</w:t>
       </w:r>
     </w:p>
     <w:p>
@@ -3444,13 +4623,31 @@
           <w:u w:val="single"/>
         </w:rPr>
       </w:pPr>
-      <w:r>
-        <w:rPr>
-          <w:color w:val="000000" w:themeColor="text1"/>
-          <w:sz w:val="22"/>
-          <w:szCs w:val="22"/>
-        </w:rPr>
-        <w:t>Push() adds a new item to the end of the array</w:t>
+      <w:proofErr w:type="gramStart"/>
+      <w:r>
+        <w:rPr>
+          <w:color w:val="EE0000"/>
+          <w:sz w:val="22"/>
+          <w:szCs w:val="22"/>
+        </w:rPr>
+        <w:t>Push(</w:t>
+      </w:r>
+      <w:proofErr w:type="gramEnd"/>
+      <w:r>
+        <w:rPr>
+          <w:color w:val="EE0000"/>
+          <w:sz w:val="22"/>
+          <w:szCs w:val="22"/>
+        </w:rPr>
+        <w:t>)</w:t>
+      </w:r>
+      <w:r>
+        <w:rPr>
+          <w:color w:val="000000" w:themeColor="text1"/>
+          <w:sz w:val="22"/>
+          <w:szCs w:val="22"/>
+        </w:rPr>
+        <w:t xml:space="preserve"> adds a new item to the end of the array</w:t>
       </w:r>
     </w:p>
     <w:p>
@@ -3467,22 +4664,68 @@
           <w:u w:val="single"/>
         </w:rPr>
       </w:pPr>
-      <w:r>
-        <w:rPr>
-          <w:color w:val="000000" w:themeColor="text1"/>
-          <w:sz w:val="22"/>
-          <w:szCs w:val="22"/>
-        </w:rPr>
-        <w:t xml:space="preserve">.splice(); it can add, remove or replace.  Okay in case we need to remove we will provide 2 variables, the start and how many to remove. In case of addition we would have more than 2 variables, the first is the start and the second is how many to remove which is always at 0 </w:t>
-      </w:r>
-      <w:r>
-        <w:rPr>
-          <w:color w:val="000000" w:themeColor="text1"/>
+      <w:proofErr w:type="gramStart"/>
+      <w:r>
+        <w:rPr>
+          <w:color w:val="EE0000"/>
           <w:sz w:val="22"/>
           <w:szCs w:val="22"/>
         </w:rPr>
         <w:lastRenderedPageBreak/>
-        <w:t>and the data we want to add. In case of replace we would provide the index how many to replace and what are the values we will use to replace</w:t>
+        <w:t>.splice</w:t>
+      </w:r>
+      <w:proofErr w:type="gramEnd"/>
+      <w:r>
+        <w:rPr>
+          <w:color w:val="EE0000"/>
+          <w:sz w:val="22"/>
+          <w:szCs w:val="22"/>
+        </w:rPr>
+        <w:t>();</w:t>
+      </w:r>
+      <w:r>
+        <w:rPr>
+          <w:color w:val="000000" w:themeColor="text1"/>
+          <w:sz w:val="22"/>
+          <w:szCs w:val="22"/>
+        </w:rPr>
+        <w:t xml:space="preserve"> it can add, remove or replace.  </w:t>
+      </w:r>
+      <w:proofErr w:type="gramStart"/>
+      <w:r>
+        <w:rPr>
+          <w:color w:val="000000" w:themeColor="text1"/>
+          <w:sz w:val="22"/>
+          <w:szCs w:val="22"/>
+        </w:rPr>
+        <w:t>Okay</w:t>
+      </w:r>
+      <w:proofErr w:type="gramEnd"/>
+      <w:r>
+        <w:rPr>
+          <w:color w:val="000000" w:themeColor="text1"/>
+          <w:sz w:val="22"/>
+          <w:szCs w:val="22"/>
+        </w:rPr>
+        <w:t xml:space="preserve"> in case we need to remove we will provide 2 variables, the start and how many to remove. In case of </w:t>
+      </w:r>
+      <w:proofErr w:type="gramStart"/>
+      <w:r>
+        <w:rPr>
+          <w:color w:val="000000" w:themeColor="text1"/>
+          <w:sz w:val="22"/>
+          <w:szCs w:val="22"/>
+        </w:rPr>
+        <w:t>addition</w:t>
+      </w:r>
+      <w:proofErr w:type="gramEnd"/>
+      <w:r>
+        <w:rPr>
+          <w:color w:val="000000" w:themeColor="text1"/>
+          <w:sz w:val="22"/>
+          <w:szCs w:val="22"/>
+        </w:rPr>
+        <w:t xml:space="preserve"> we would have more than 2 variables, the first is the start and the second is how many to remove which is always at 0 and the data we want to add. In case of replace we would provide the index how many to replace and what are the values we will use to replace</w:t>
       </w:r>
     </w:p>
     <w:p>
@@ -3528,7 +4771,23 @@
           <w:sz w:val="22"/>
           <w:szCs w:val="22"/>
         </w:rPr>
-        <w:t xml:space="preserve">Arrays are objects in JS which means they hold a reference to something, this means in case we say arr2 = arr1. If we change </w:t>
+        <w:t xml:space="preserve">Arrays are objects in JS which means they hold a reference to something, this means in case we say </w:t>
+      </w:r>
+      <w:r>
+        <w:rPr>
+          <w:color w:val="EE0000"/>
+          <w:sz w:val="22"/>
+          <w:szCs w:val="22"/>
+        </w:rPr>
+        <w:t>arr2 = arr1</w:t>
+      </w:r>
+      <w:r>
+        <w:rPr>
+          <w:color w:val="000000" w:themeColor="text1"/>
+          <w:sz w:val="22"/>
+          <w:szCs w:val="22"/>
+        </w:rPr>
+        <w:t xml:space="preserve">. If we change </w:t>
       </w:r>
       <w:proofErr w:type="spellStart"/>
       <w:r>
@@ -3546,7 +4805,31 @@
           <w:sz w:val="22"/>
           <w:szCs w:val="22"/>
         </w:rPr>
-        <w:t xml:space="preserve"> in arr2 it’s also changed in arr1</w:t>
+        <w:t xml:space="preserve"> in </w:t>
+      </w:r>
+      <w:r>
+        <w:rPr>
+          <w:color w:val="EE0000"/>
+          <w:sz w:val="22"/>
+          <w:szCs w:val="22"/>
+        </w:rPr>
+        <w:t>arr2</w:t>
+      </w:r>
+      <w:r>
+        <w:rPr>
+          <w:color w:val="000000" w:themeColor="text1"/>
+          <w:sz w:val="22"/>
+          <w:szCs w:val="22"/>
+        </w:rPr>
+        <w:t xml:space="preserve"> it’s also changed in </w:t>
+      </w:r>
+      <w:r>
+        <w:rPr>
+          <w:color w:val="EE0000"/>
+          <w:sz w:val="22"/>
+          <w:szCs w:val="22"/>
+        </w:rPr>
+        <w:t>arr1</w:t>
       </w:r>
     </w:p>
     <w:p>
@@ -3569,7 +4852,51 @@
           <w:sz w:val="22"/>
           <w:szCs w:val="22"/>
         </w:rPr>
-        <w:t>Using slice() we can pass a copy of an array to another, this keeps the data in the copied one safe from modification</w:t>
+        <w:t xml:space="preserve">Using </w:t>
+      </w:r>
+      <w:proofErr w:type="gramStart"/>
+      <w:r>
+        <w:rPr>
+          <w:color w:val="EE0000"/>
+          <w:sz w:val="22"/>
+          <w:szCs w:val="22"/>
+        </w:rPr>
+        <w:t>slice(</w:t>
+      </w:r>
+      <w:proofErr w:type="gramEnd"/>
+      <w:r>
+        <w:rPr>
+          <w:color w:val="EE0000"/>
+          <w:sz w:val="22"/>
+          <w:szCs w:val="22"/>
+        </w:rPr>
+        <w:t>)</w:t>
+      </w:r>
+      <w:r>
+        <w:rPr>
+          <w:color w:val="000000" w:themeColor="text1"/>
+          <w:sz w:val="22"/>
+          <w:szCs w:val="22"/>
+        </w:rPr>
+        <w:t xml:space="preserve"> we can pass a copy of an array to </w:t>
+      </w:r>
+      <w:proofErr w:type="gramStart"/>
+      <w:r>
+        <w:rPr>
+          <w:color w:val="000000" w:themeColor="text1"/>
+          <w:sz w:val="22"/>
+          <w:szCs w:val="22"/>
+        </w:rPr>
+        <w:t>another,</w:t>
+      </w:r>
+      <w:proofErr w:type="gramEnd"/>
+      <w:r>
+        <w:rPr>
+          <w:color w:val="000000" w:themeColor="text1"/>
+          <w:sz w:val="22"/>
+          <w:szCs w:val="22"/>
+        </w:rPr>
+        <w:t xml:space="preserve"> this keeps the data in the copied one safe from modification</w:t>
       </w:r>
     </w:p>
     <w:p>
@@ -3621,7 +4948,7 @@
       </w:r>
       <w:r>
         <w:rPr>
-          <w:color w:val="000000" w:themeColor="text1"/>
+          <w:color w:val="EE0000"/>
           <w:sz w:val="22"/>
           <w:szCs w:val="22"/>
         </w:rPr>
@@ -3630,7 +4957,7 @@
       <w:proofErr w:type="spellStart"/>
       <w:r>
         <w:rPr>
-          <w:color w:val="000000" w:themeColor="text1"/>
+          <w:color w:val="EE0000"/>
           <w:sz w:val="22"/>
           <w:szCs w:val="22"/>
         </w:rPr>
@@ -3639,7 +4966,7 @@
       <w:proofErr w:type="spellEnd"/>
       <w:r>
         <w:rPr>
-          <w:color w:val="000000" w:themeColor="text1"/>
+          <w:color w:val="EE0000"/>
           <w:sz w:val="22"/>
           <w:szCs w:val="22"/>
         </w:rPr>
@@ -3648,7 +4975,7 @@
       <w:proofErr w:type="spellStart"/>
       <w:r>
         <w:rPr>
-          <w:color w:val="000000" w:themeColor="text1"/>
+          <w:color w:val="EE0000"/>
           <w:sz w:val="22"/>
           <w:szCs w:val="22"/>
         </w:rPr>
@@ -3657,7 +4984,7 @@
       <w:proofErr w:type="spellEnd"/>
       <w:r>
         <w:rPr>
-          <w:color w:val="000000" w:themeColor="text1"/>
+          <w:color w:val="EE0000"/>
           <w:sz w:val="22"/>
           <w:szCs w:val="22"/>
         </w:rPr>
@@ -3746,7 +5073,34 @@
           <w:sz w:val="22"/>
           <w:szCs w:val="22"/>
         </w:rPr>
-        <w:t xml:space="preserve">Syntax of for loops: </w:t>
+        <w:t xml:space="preserve">Syntax of </w:t>
+      </w:r>
+      <w:proofErr w:type="gramStart"/>
+      <w:r>
+        <w:rPr>
+          <w:color w:val="000000" w:themeColor="text1"/>
+          <w:sz w:val="22"/>
+          <w:szCs w:val="22"/>
+        </w:rPr>
+        <w:t>for</w:t>
+      </w:r>
+      <w:proofErr w:type="gramEnd"/>
+      <w:r>
+        <w:rPr>
+          <w:color w:val="000000" w:themeColor="text1"/>
+          <w:sz w:val="22"/>
+          <w:szCs w:val="22"/>
+        </w:rPr>
+        <w:t xml:space="preserve"> loops</w:t>
+      </w:r>
+      <w:proofErr w:type="gramStart"/>
+      <w:r>
+        <w:rPr>
+          <w:color w:val="000000" w:themeColor="text1"/>
+          <w:sz w:val="22"/>
+          <w:szCs w:val="22"/>
+        </w:rPr>
+        <w:t xml:space="preserve">: </w:t>
       </w:r>
       <w:r>
         <w:rPr>
@@ -3758,16 +5112,25 @@
       </w:r>
       <w:r>
         <w:rPr>
-          <w:color w:val="000000" w:themeColor="text1"/>
-          <w:sz w:val="22"/>
-          <w:szCs w:val="22"/>
-        </w:rPr>
-        <w:t xml:space="preserve">for (let </w:t>
+          <w:color w:val="EE0000"/>
+          <w:sz w:val="22"/>
+          <w:szCs w:val="22"/>
+        </w:rPr>
+        <w:t>for</w:t>
+      </w:r>
+      <w:proofErr w:type="gramEnd"/>
+      <w:r>
+        <w:rPr>
+          <w:color w:val="EE0000"/>
+          <w:sz w:val="22"/>
+          <w:szCs w:val="22"/>
+        </w:rPr>
+        <w:t xml:space="preserve"> (let </w:t>
       </w:r>
       <w:proofErr w:type="spellStart"/>
       <w:r>
         <w:rPr>
-          <w:color w:val="000000" w:themeColor="text1"/>
+          <w:color w:val="EE0000"/>
           <w:sz w:val="22"/>
           <w:szCs w:val="22"/>
         </w:rPr>
@@ -3776,7 +5139,7 @@
       <w:proofErr w:type="spellEnd"/>
       <w:r>
         <w:rPr>
-          <w:color w:val="000000" w:themeColor="text1"/>
+          <w:color w:val="EE0000"/>
           <w:sz w:val="22"/>
           <w:szCs w:val="22"/>
         </w:rPr>
@@ -3785,7 +5148,7 @@
       <w:proofErr w:type="spellStart"/>
       <w:r>
         <w:rPr>
-          <w:color w:val="000000" w:themeColor="text1"/>
+          <w:color w:val="EE0000"/>
           <w:sz w:val="22"/>
           <w:szCs w:val="22"/>
         </w:rPr>
@@ -3794,7 +5157,7 @@
       <w:proofErr w:type="spellEnd"/>
       <w:r>
         <w:rPr>
-          <w:color w:val="000000" w:themeColor="text1"/>
+          <w:color w:val="EE0000"/>
           <w:sz w:val="22"/>
           <w:szCs w:val="22"/>
         </w:rPr>
@@ -3803,7 +5166,7 @@
       <w:proofErr w:type="spellStart"/>
       <w:r>
         <w:rPr>
-          <w:color w:val="000000" w:themeColor="text1"/>
+          <w:color w:val="EE0000"/>
           <w:sz w:val="22"/>
           <w:szCs w:val="22"/>
         </w:rPr>
@@ -3812,30 +5175,50 @@
       <w:proofErr w:type="spellEnd"/>
       <w:r>
         <w:rPr>
-          <w:color w:val="000000" w:themeColor="text1"/>
-          <w:sz w:val="22"/>
-          <w:szCs w:val="22"/>
-        </w:rPr>
-        <w:t>++) {    console.log(</w:t>
+          <w:color w:val="EE0000"/>
+          <w:sz w:val="22"/>
+          <w:szCs w:val="22"/>
+        </w:rPr>
+        <w:t xml:space="preserve">++) </w:t>
+      </w:r>
+      <w:proofErr w:type="gramStart"/>
+      <w:r>
+        <w:rPr>
+          <w:color w:val="EE0000"/>
+          <w:sz w:val="22"/>
+          <w:szCs w:val="22"/>
+        </w:rPr>
+        <w:t xml:space="preserve">{  </w:t>
+      </w:r>
+      <w:proofErr w:type="gramEnd"/>
+      <w:r>
+        <w:rPr>
+          <w:color w:val="EE0000"/>
+          <w:sz w:val="22"/>
+          <w:szCs w:val="22"/>
+        </w:rPr>
+        <w:t xml:space="preserve">  console.log(</w:t>
       </w:r>
       <w:proofErr w:type="spellStart"/>
       <w:r>
         <w:rPr>
-          <w:color w:val="000000" w:themeColor="text1"/>
+          <w:color w:val="EE0000"/>
           <w:sz w:val="22"/>
           <w:szCs w:val="22"/>
         </w:rPr>
         <w:t>i</w:t>
       </w:r>
       <w:proofErr w:type="spellEnd"/>
-      <w:r>
-        <w:rPr>
-          <w:color w:val="000000" w:themeColor="text1"/>
+      <w:proofErr w:type="gramStart"/>
+      <w:r>
+        <w:rPr>
+          <w:color w:val="EE0000"/>
           <w:sz w:val="22"/>
           <w:szCs w:val="22"/>
         </w:rPr>
         <w:t>);}</w:t>
       </w:r>
+      <w:proofErr w:type="gramEnd"/>
     </w:p>
     <w:p>
       <w:pPr>
@@ -3852,11 +5235,19 @@
       </w:pPr>
       <w:r>
         <w:rPr>
-          <w:color w:val="000000" w:themeColor="text1"/>
-          <w:sz w:val="22"/>
-          <w:szCs w:val="22"/>
-        </w:rPr>
-        <w:t>Do while work the same as in Java</w:t>
+          <w:color w:val="EE0000"/>
+          <w:sz w:val="22"/>
+          <w:szCs w:val="22"/>
+        </w:rPr>
+        <w:t>Do while</w:t>
+      </w:r>
+      <w:r>
+        <w:rPr>
+          <w:color w:val="000000" w:themeColor="text1"/>
+          <w:sz w:val="22"/>
+          <w:szCs w:val="22"/>
+        </w:rPr>
+        <w:t xml:space="preserve"> work the same as in Java</w:t>
       </w:r>
     </w:p>
     <w:p>
@@ -3867,7 +5258,7 @@
           <w:numId w:val="10"/>
         </w:numPr>
         <w:rPr>
-          <w:color w:val="000000" w:themeColor="text1"/>
+          <w:color w:val="EE0000"/>
           <w:sz w:val="22"/>
           <w:szCs w:val="22"/>
         </w:rPr>
@@ -3896,7 +5287,16 @@
           <w:sz w:val="22"/>
           <w:szCs w:val="22"/>
         </w:rPr>
-        <w:t xml:space="preserve"> the same we have in java and python here is a code example: </w:t>
+        <w:t xml:space="preserve"> the same we have in java and python here is a code example</w:t>
+      </w:r>
+      <w:proofErr w:type="gramStart"/>
+      <w:r>
+        <w:rPr>
+          <w:color w:val="000000" w:themeColor="text1"/>
+          <w:sz w:val="22"/>
+          <w:szCs w:val="22"/>
+        </w:rPr>
+        <w:t xml:space="preserve">: </w:t>
       </w:r>
       <w:r>
         <w:rPr>
@@ -3908,12 +5308,49 @@
       </w:r>
       <w:r>
         <w:rPr>
-          <w:color w:val="000000" w:themeColor="text1"/>
-          <w:sz w:val="22"/>
-          <w:szCs w:val="22"/>
-        </w:rPr>
-        <w:t>for (const fruit of fruits) { console.log(fruit);}</w:t>
-      </w:r>
+          <w:color w:val="EE0000"/>
+          <w:sz w:val="22"/>
+          <w:szCs w:val="22"/>
+        </w:rPr>
+        <w:t>for</w:t>
+      </w:r>
+      <w:proofErr w:type="gramEnd"/>
+      <w:r>
+        <w:rPr>
+          <w:color w:val="EE0000"/>
+          <w:sz w:val="22"/>
+          <w:szCs w:val="22"/>
+        </w:rPr>
+        <w:t xml:space="preserve"> (const fruit of fruits) </w:t>
+      </w:r>
+      <w:proofErr w:type="gramStart"/>
+      <w:r>
+        <w:rPr>
+          <w:color w:val="EE0000"/>
+          <w:sz w:val="22"/>
+          <w:szCs w:val="22"/>
+        </w:rPr>
+        <w:t>{ console.log</w:t>
+      </w:r>
+      <w:proofErr w:type="gramEnd"/>
+      <w:r>
+        <w:rPr>
+          <w:color w:val="EE0000"/>
+          <w:sz w:val="22"/>
+          <w:szCs w:val="22"/>
+        </w:rPr>
+        <w:t>(fruit</w:t>
+      </w:r>
+      <w:proofErr w:type="gramStart"/>
+      <w:r>
+        <w:rPr>
+          <w:color w:val="EE0000"/>
+          <w:sz w:val="22"/>
+          <w:szCs w:val="22"/>
+        </w:rPr>
+        <w:t>);}</w:t>
+      </w:r>
+      <w:proofErr w:type="gramEnd"/>
     </w:p>
     <w:p>
       <w:pPr>
@@ -3928,13 +5365,31 @@
           <w:szCs w:val="22"/>
         </w:rPr>
       </w:pPr>
-      <w:r>
-        <w:rPr>
-          <w:color w:val="000000" w:themeColor="text1"/>
-          <w:sz w:val="22"/>
-          <w:szCs w:val="22"/>
-        </w:rPr>
-        <w:t>find() → find the first matching element</w:t>
+      <w:proofErr w:type="gramStart"/>
+      <w:r>
+        <w:rPr>
+          <w:color w:val="EE0000"/>
+          <w:sz w:val="22"/>
+          <w:szCs w:val="22"/>
+        </w:rPr>
+        <w:t>find(</w:t>
+      </w:r>
+      <w:proofErr w:type="gramEnd"/>
+      <w:r>
+        <w:rPr>
+          <w:color w:val="EE0000"/>
+          <w:sz w:val="22"/>
+          <w:szCs w:val="22"/>
+        </w:rPr>
+        <w:t>)</w:t>
+      </w:r>
+      <w:r>
+        <w:rPr>
+          <w:color w:val="000000" w:themeColor="text1"/>
+          <w:sz w:val="22"/>
+          <w:szCs w:val="22"/>
+        </w:rPr>
+        <w:t xml:space="preserve"> → find the first matching element</w:t>
       </w:r>
     </w:p>
     <w:p>
@@ -3996,7 +5451,15 @@
           <w:sz w:val="22"/>
           <w:szCs w:val="22"/>
         </w:rPr>
-        <w:t xml:space="preserve"> Where user here is an object, we can then use the dot notation or the bracket to get the value so for example console.log(user[key])</w:t>
+        <w:t xml:space="preserve"> Where user here is an object, we can then use the dot notation or the bracket to get the value so for example </w:t>
+      </w:r>
+      <w:r>
+        <w:rPr>
+          <w:color w:val="EE0000"/>
+          <w:sz w:val="22"/>
+          <w:szCs w:val="22"/>
+        </w:rPr>
+        <w:t>console.log(user[key])</w:t>
       </w:r>
     </w:p>
     <w:p>
@@ -4036,11 +5499,71 @@
       </w:pPr>
       <w:r>
         <w:rPr>
-          <w:color w:val="000000" w:themeColor="text1"/>
-          <w:sz w:val="22"/>
-          <w:szCs w:val="22"/>
-        </w:rPr>
-        <w:t>Breaks stops the loop, continue skips the current iteration</w:t>
+          <w:color w:val="EE0000"/>
+          <w:sz w:val="22"/>
+          <w:szCs w:val="22"/>
+        </w:rPr>
+        <w:t>Breaks</w:t>
+      </w:r>
+      <w:r>
+        <w:rPr>
+          <w:color w:val="000000" w:themeColor="text1"/>
+          <w:sz w:val="22"/>
+          <w:szCs w:val="22"/>
+        </w:rPr>
+        <w:t xml:space="preserve"> </w:t>
+      </w:r>
+      <w:proofErr w:type="gramStart"/>
+      <w:r>
+        <w:rPr>
+          <w:color w:val="000000" w:themeColor="text1"/>
+          <w:sz w:val="22"/>
+          <w:szCs w:val="22"/>
+        </w:rPr>
+        <w:t>stops</w:t>
+      </w:r>
+      <w:proofErr w:type="gramEnd"/>
+      <w:r>
+        <w:rPr>
+          <w:color w:val="000000" w:themeColor="text1"/>
+          <w:sz w:val="22"/>
+          <w:szCs w:val="22"/>
+        </w:rPr>
+        <w:t xml:space="preserve"> the loop, </w:t>
+      </w:r>
+      <w:r>
+        <w:rPr>
+          <w:color w:val="EE0000"/>
+          <w:sz w:val="22"/>
+          <w:szCs w:val="22"/>
+        </w:rPr>
+        <w:t>continue</w:t>
+      </w:r>
+      <w:r>
+        <w:rPr>
+          <w:color w:val="000000" w:themeColor="text1"/>
+          <w:sz w:val="22"/>
+          <w:szCs w:val="22"/>
+        </w:rPr>
+        <w:t xml:space="preserve"> </w:t>
+      </w:r>
+      <w:proofErr w:type="gramStart"/>
+      <w:r>
+        <w:rPr>
+          <w:color w:val="000000" w:themeColor="text1"/>
+          <w:sz w:val="22"/>
+          <w:szCs w:val="22"/>
+        </w:rPr>
+        <w:t>skips</w:t>
+      </w:r>
+      <w:proofErr w:type="gramEnd"/>
+      <w:r>
+        <w:rPr>
+          <w:color w:val="000000" w:themeColor="text1"/>
+          <w:sz w:val="22"/>
+          <w:szCs w:val="22"/>
+        </w:rPr>
+        <w:t xml:space="preserve"> the current iteration</w:t>
       </w:r>
     </w:p>
     <w:p>
@@ -4086,13 +5609,23 @@
           <w:szCs w:val="22"/>
         </w:rPr>
       </w:pPr>
-      <w:r>
-        <w:rPr>
-          <w:color w:val="000000" w:themeColor="text1"/>
-          <w:sz w:val="22"/>
-          <w:szCs w:val="22"/>
-        </w:rPr>
-        <w:t>.map() is an array method that lets you go through every item in an array and create a new array based on those items.</w:t>
+      <w:proofErr w:type="gramStart"/>
+      <w:r>
+        <w:rPr>
+          <w:color w:val="000000" w:themeColor="text1"/>
+          <w:sz w:val="22"/>
+          <w:szCs w:val="22"/>
+        </w:rPr>
+        <w:t>.map</w:t>
+      </w:r>
+      <w:proofErr w:type="gramEnd"/>
+      <w:r>
+        <w:rPr>
+          <w:color w:val="000000" w:themeColor="text1"/>
+          <w:sz w:val="22"/>
+          <w:szCs w:val="22"/>
+        </w:rPr>
+        <w:t>() is an array method that lets you go through every item in an array and create a new array based on those items.</w:t>
       </w:r>
       <w:r>
         <w:rPr>
@@ -4116,13 +5649,23 @@
           <w:szCs w:val="22"/>
         </w:rPr>
       </w:pPr>
-      <w:r>
-        <w:rPr>
-          <w:color w:val="000000" w:themeColor="text1"/>
-          <w:sz w:val="22"/>
-          <w:szCs w:val="22"/>
-        </w:rPr>
-        <w:t>.map() most general use it to take an array, manipulate its data and save this manipulated data into a new array</w:t>
+      <w:proofErr w:type="gramStart"/>
+      <w:r>
+        <w:rPr>
+          <w:color w:val="000000" w:themeColor="text1"/>
+          <w:sz w:val="22"/>
+          <w:szCs w:val="22"/>
+        </w:rPr>
+        <w:t>.map</w:t>
+      </w:r>
+      <w:proofErr w:type="gramEnd"/>
+      <w:r>
+        <w:rPr>
+          <w:color w:val="000000" w:themeColor="text1"/>
+          <w:sz w:val="22"/>
+          <w:szCs w:val="22"/>
+        </w:rPr>
+        <w:t>() most general use it to take an array, manipulate its data and save this manipulated data into a new array</w:t>
       </w:r>
     </w:p>
     <w:p>
@@ -4138,13 +5681,59 @@
           <w:szCs w:val="22"/>
         </w:rPr>
       </w:pPr>
-      <w:r>
-        <w:rPr>
-          <w:color w:val="000000" w:themeColor="text1"/>
-          <w:sz w:val="22"/>
-          <w:szCs w:val="22"/>
-        </w:rPr>
-        <w:t>.filter() is basically a .map() that has a filter to decide what data stays in the new array and what not, it does not manipulate the data unlike .map()</w:t>
+      <w:proofErr w:type="gramStart"/>
+      <w:r>
+        <w:rPr>
+          <w:color w:val="000000" w:themeColor="text1"/>
+          <w:sz w:val="22"/>
+          <w:szCs w:val="22"/>
+        </w:rPr>
+        <w:t>.filter</w:t>
+      </w:r>
+      <w:proofErr w:type="gramEnd"/>
+      <w:r>
+        <w:rPr>
+          <w:color w:val="000000" w:themeColor="text1"/>
+          <w:sz w:val="22"/>
+          <w:szCs w:val="22"/>
+        </w:rPr>
+        <w:t xml:space="preserve">() is basically </w:t>
+      </w:r>
+      <w:proofErr w:type="gramStart"/>
+      <w:r>
+        <w:rPr>
+          <w:color w:val="000000" w:themeColor="text1"/>
+          <w:sz w:val="22"/>
+          <w:szCs w:val="22"/>
+        </w:rPr>
+        <w:t>a .map</w:t>
+      </w:r>
+      <w:proofErr w:type="gramEnd"/>
+      <w:r>
+        <w:rPr>
+          <w:color w:val="000000" w:themeColor="text1"/>
+          <w:sz w:val="22"/>
+          <w:szCs w:val="22"/>
+        </w:rPr>
+        <w:t xml:space="preserve">() that has a filter to decide what data stays in the new array and what not, it does not manipulate the data </w:t>
+      </w:r>
+      <w:proofErr w:type="gramStart"/>
+      <w:r>
+        <w:rPr>
+          <w:color w:val="000000" w:themeColor="text1"/>
+          <w:sz w:val="22"/>
+          <w:szCs w:val="22"/>
+        </w:rPr>
+        <w:t>unlike .map</w:t>
+      </w:r>
+      <w:proofErr w:type="gramEnd"/>
+      <w:r>
+        <w:rPr>
+          <w:color w:val="000000" w:themeColor="text1"/>
+          <w:sz w:val="22"/>
+          <w:szCs w:val="22"/>
+        </w:rPr>
+        <w:t>()</w:t>
       </w:r>
     </w:p>
     <w:p>
@@ -4210,13 +5799,23 @@
           <w:szCs w:val="22"/>
         </w:rPr>
       </w:pPr>
-      <w:r>
-        <w:rPr>
-          <w:color w:val="000000" w:themeColor="text1"/>
-          <w:sz w:val="22"/>
-          <w:szCs w:val="22"/>
-        </w:rPr>
-        <w:t>an anonymous function is a function that has no name, we usually do this when we pass a function into another function, or if we need the function temporarily.</w:t>
+      <w:proofErr w:type="gramStart"/>
+      <w:r>
+        <w:rPr>
+          <w:color w:val="000000" w:themeColor="text1"/>
+          <w:sz w:val="22"/>
+          <w:szCs w:val="22"/>
+        </w:rPr>
+        <w:t>an</w:t>
+      </w:r>
+      <w:proofErr w:type="gramEnd"/>
+      <w:r>
+        <w:rPr>
+          <w:color w:val="000000" w:themeColor="text1"/>
+          <w:sz w:val="22"/>
+          <w:szCs w:val="22"/>
+        </w:rPr>
+        <w:t xml:space="preserve"> anonymous function is a function that has no name, we usually do this when we pass a function into another function, or if we need the function temporarily.</w:t>
       </w:r>
     </w:p>
     <w:p>
@@ -4238,6 +5837,7 @@
           <w:sz w:val="22"/>
           <w:szCs w:val="22"/>
         </w:rPr>
+        <w:lastRenderedPageBreak/>
         <w:t xml:space="preserve">Hoisting means that JS allows us to use a function before declaring it. </w:t>
       </w:r>
       <w:r>
@@ -4246,9 +5846,28 @@
           <w:sz w:val="22"/>
           <w:szCs w:val="22"/>
         </w:rPr>
-        <w:t xml:space="preserve"> It does not provide an extra feature or functionality </w:t>
+        <w:t xml:space="preserve"> It does not provide an extra feature or </w:t>
+      </w:r>
+      <w:proofErr w:type="gramStart"/>
+      <w:r>
+        <w:rPr>
+          <w:color w:val="000000" w:themeColor="text1"/>
+          <w:sz w:val="22"/>
+          <w:szCs w:val="22"/>
+        </w:rPr>
+        <w:t>functionality</w:t>
+      </w:r>
+      <w:proofErr w:type="gramEnd"/>
+      <w:r>
+        <w:rPr>
+          <w:color w:val="000000" w:themeColor="text1"/>
+          <w:sz w:val="22"/>
+          <w:szCs w:val="22"/>
+        </w:rPr>
+        <w:t xml:space="preserve"> </w:t>
       </w:r>
       <w:proofErr w:type="spellStart"/>
+      <w:proofErr w:type="gramStart"/>
       <w:r>
         <w:rPr>
           <w:color w:val="000000" w:themeColor="text1"/>
@@ -4258,6 +5877,7 @@
         <w:t>its</w:t>
       </w:r>
       <w:proofErr w:type="spellEnd"/>
+      <w:proofErr w:type="gramEnd"/>
       <w:r>
         <w:rPr>
           <w:color w:val="000000" w:themeColor="text1"/>
@@ -4308,7 +5928,6 @@
           <w:sz w:val="22"/>
           <w:szCs w:val="22"/>
         </w:rPr>
-        <w:lastRenderedPageBreak/>
         <w:t>Why put functions inside objects?</w:t>
       </w:r>
       <w:r>
@@ -4441,7 +6060,31 @@
           <w:szCs w:val="22"/>
           <w14:ligatures w14:val="standardContextual"/>
         </w:rPr>
-        <w:t>Argument = the actual value you pass in.</w:t>
+        <w:t xml:space="preserve">Argument = the actual value you pass </w:t>
+      </w:r>
+      <w:proofErr w:type="gramStart"/>
+      <w:r>
+        <w:rPr>
+          <w:rFonts w:asciiTheme="minorHAnsi" w:eastAsiaTheme="minorHAnsi" w:hAnsiTheme="minorHAnsi" w:cstheme="minorBidi"/>
+          <w:color w:val="000000" w:themeColor="text1"/>
+          <w:kern w:val="2"/>
+          <w:sz w:val="22"/>
+          <w:szCs w:val="22"/>
+          <w14:ligatures w14:val="standardContextual"/>
+        </w:rPr>
+        <w:t>in</w:t>
+      </w:r>
+      <w:proofErr w:type="gramEnd"/>
+      <w:r>
+        <w:rPr>
+          <w:rFonts w:asciiTheme="minorHAnsi" w:eastAsiaTheme="minorHAnsi" w:hAnsiTheme="minorHAnsi" w:cstheme="minorBidi"/>
+          <w:color w:val="000000" w:themeColor="text1"/>
+          <w:kern w:val="2"/>
+          <w:sz w:val="22"/>
+          <w:szCs w:val="22"/>
+          <w14:ligatures w14:val="standardContextual"/>
+        </w:rPr>
+        <w:t>.</w:t>
       </w:r>
     </w:p>
     <w:p>
@@ -4457,13 +6100,59 @@
           <w:szCs w:val="22"/>
         </w:rPr>
       </w:pPr>
-      <w:r>
-        <w:rPr>
-          <w:color w:val="000000" w:themeColor="text1"/>
-          <w:sz w:val="22"/>
-          <w:szCs w:val="22"/>
-        </w:rPr>
-        <w:t xml:space="preserve">Set time out function allows asynchronous programming. We set a timer for a function and then we have a call back for it, we have to always pass a function inside. We usually declare an anonymous function and inside it we do something like actually passing the function that we need to run. It only runs onetime after we </w:t>
+      <w:proofErr w:type="gramStart"/>
+      <w:r>
+        <w:rPr>
+          <w:color w:val="000000" w:themeColor="text1"/>
+          <w:sz w:val="22"/>
+          <w:szCs w:val="22"/>
+        </w:rPr>
+        <w:t>Set time</w:t>
+      </w:r>
+      <w:proofErr w:type="gramEnd"/>
+      <w:r>
+        <w:rPr>
+          <w:color w:val="000000" w:themeColor="text1"/>
+          <w:sz w:val="22"/>
+          <w:szCs w:val="22"/>
+        </w:rPr>
+        <w:t xml:space="preserve"> out function allows asynchronous programming. We set a timer for a function and then we have a call back for it, we </w:t>
+      </w:r>
+      <w:proofErr w:type="gramStart"/>
+      <w:r>
+        <w:rPr>
+          <w:color w:val="000000" w:themeColor="text1"/>
+          <w:sz w:val="22"/>
+          <w:szCs w:val="22"/>
+        </w:rPr>
+        <w:t>have to</w:t>
+      </w:r>
+      <w:proofErr w:type="gramEnd"/>
+      <w:r>
+        <w:rPr>
+          <w:color w:val="000000" w:themeColor="text1"/>
+          <w:sz w:val="22"/>
+          <w:szCs w:val="22"/>
+        </w:rPr>
+        <w:t xml:space="preserve"> always pass a function inside. We usually declare an anonymous function and inside it we do something like </w:t>
+      </w:r>
+      <w:proofErr w:type="gramStart"/>
+      <w:r>
+        <w:rPr>
+          <w:color w:val="000000" w:themeColor="text1"/>
+          <w:sz w:val="22"/>
+          <w:szCs w:val="22"/>
+        </w:rPr>
+        <w:t>actually passing</w:t>
+      </w:r>
+      <w:proofErr w:type="gramEnd"/>
+      <w:r>
+        <w:rPr>
+          <w:color w:val="000000" w:themeColor="text1"/>
+          <w:sz w:val="22"/>
+          <w:szCs w:val="22"/>
+        </w:rPr>
+        <w:t xml:space="preserve"> the function that we need to run. It only runs onetime after we </w:t>
       </w:r>
       <w:proofErr w:type="spellStart"/>
       <w:r>
@@ -4509,8 +6198,18 @@
           <w:sz w:val="22"/>
           <w:szCs w:val="22"/>
         </w:rPr>
-        <w:t>(function() {</w:t>
-      </w:r>
+        <w:t>(</w:t>
+      </w:r>
+      <w:proofErr w:type="gramStart"/>
+      <w:r>
+        <w:rPr>
+          <w:color w:val="000000" w:themeColor="text1"/>
+          <w:sz w:val="22"/>
+          <w:szCs w:val="22"/>
+        </w:rPr>
+        <w:t>function() {</w:t>
+      </w:r>
+      <w:proofErr w:type="gramEnd"/>
     </w:p>
     <w:p>
       <w:pPr>
@@ -4572,6 +6271,7 @@
         </w:rPr>
       </w:pPr>
       <w:proofErr w:type="spellStart"/>
+      <w:proofErr w:type="gramStart"/>
       <w:r>
         <w:rPr>
           <w:color w:val="000000" w:themeColor="text1"/>
@@ -4587,9 +6287,37 @@
           <w:sz w:val="22"/>
           <w:szCs w:val="22"/>
         </w:rPr>
-        <w:t xml:space="preserve">() is similar to </w:t>
+        <w:t>(</w:t>
+      </w:r>
+      <w:proofErr w:type="gramEnd"/>
+      <w:r>
+        <w:rPr>
+          <w:color w:val="000000" w:themeColor="text1"/>
+          <w:sz w:val="22"/>
+          <w:szCs w:val="22"/>
+        </w:rPr>
+        <w:t xml:space="preserve">) is </w:t>
+      </w:r>
+      <w:proofErr w:type="gramStart"/>
+      <w:r>
+        <w:rPr>
+          <w:color w:val="000000" w:themeColor="text1"/>
+          <w:sz w:val="22"/>
+          <w:szCs w:val="22"/>
+        </w:rPr>
+        <w:t>similar to</w:t>
+      </w:r>
+      <w:proofErr w:type="gramEnd"/>
+      <w:r>
+        <w:rPr>
+          <w:color w:val="000000" w:themeColor="text1"/>
+          <w:sz w:val="22"/>
+          <w:szCs w:val="22"/>
+        </w:rPr>
+        <w:t xml:space="preserve"> </w:t>
       </w:r>
       <w:proofErr w:type="spellStart"/>
+      <w:proofErr w:type="gramStart"/>
       <w:r>
         <w:rPr>
           <w:color w:val="000000" w:themeColor="text1"/>
@@ -4605,7 +6333,16 @@
           <w:sz w:val="22"/>
           <w:szCs w:val="22"/>
         </w:rPr>
-        <w:t>(), but instead of running the function once, it runs it repeatedly.</w:t>
+        <w:t>(</w:t>
+      </w:r>
+      <w:proofErr w:type="gramEnd"/>
+      <w:r>
+        <w:rPr>
+          <w:color w:val="000000" w:themeColor="text1"/>
+          <w:sz w:val="22"/>
+          <w:szCs w:val="22"/>
+        </w:rPr>
+        <w:t>), but instead of running the function once, it runs it repeatedly.</w:t>
       </w:r>
     </w:p>
     <w:p>
@@ -4622,6 +6359,7 @@
         </w:rPr>
       </w:pPr>
       <w:proofErr w:type="spellStart"/>
+      <w:proofErr w:type="gramStart"/>
       <w:r>
         <w:rPr>
           <w:color w:val="000000" w:themeColor="text1"/>
@@ -4637,15 +6375,42 @@
           <w:sz w:val="22"/>
           <w:szCs w:val="22"/>
         </w:rPr>
-        <w:t>() stops an interval.</w:t>
-      </w:r>
-      <w:r>
-        <w:rPr>
-          <w:color w:val="000000" w:themeColor="text1"/>
-          <w:sz w:val="22"/>
-          <w:szCs w:val="22"/>
-        </w:rPr>
-        <w:t xml:space="preserve"> When we create an interval the function returns an interval id that we can use to stop the interval.</w:t>
+        <w:t>(</w:t>
+      </w:r>
+      <w:proofErr w:type="gramEnd"/>
+      <w:r>
+        <w:rPr>
+          <w:color w:val="000000" w:themeColor="text1"/>
+          <w:sz w:val="22"/>
+          <w:szCs w:val="22"/>
+        </w:rPr>
+        <w:t>) stops an interval.</w:t>
+      </w:r>
+      <w:r>
+        <w:rPr>
+          <w:color w:val="000000" w:themeColor="text1"/>
+          <w:sz w:val="22"/>
+          <w:szCs w:val="22"/>
+        </w:rPr>
+        <w:t xml:space="preserve"> When we create an </w:t>
+      </w:r>
+      <w:proofErr w:type="gramStart"/>
+      <w:r>
+        <w:rPr>
+          <w:color w:val="000000" w:themeColor="text1"/>
+          <w:sz w:val="22"/>
+          <w:szCs w:val="22"/>
+        </w:rPr>
+        <w:t>interval</w:t>
+      </w:r>
+      <w:proofErr w:type="gramEnd"/>
+      <w:r>
+        <w:rPr>
+          <w:color w:val="000000" w:themeColor="text1"/>
+          <w:sz w:val="22"/>
+          <w:szCs w:val="22"/>
+        </w:rPr>
+        <w:t xml:space="preserve"> the function returns an interval id that we can use to stop the interval.</w:t>
       </w:r>
     </w:p>
     <w:p>
@@ -4661,6 +6426,7 @@
           <w:szCs w:val="22"/>
         </w:rPr>
       </w:pPr>
+      <w:proofErr w:type="gramStart"/>
       <w:r>
         <w:rPr>
           <w:color w:val="000000" w:themeColor="text1"/>
@@ -4679,6 +6445,7 @@
         <w:t>forEach</w:t>
       </w:r>
       <w:proofErr w:type="spellEnd"/>
+      <w:proofErr w:type="gramEnd"/>
       <w:r>
         <w:rPr>
           <w:color w:val="000000" w:themeColor="text1"/>
@@ -4836,6 +6603,7 @@
         <w:t xml:space="preserve"> and the action is a function that first checks for the type of the </w:t>
       </w:r>
       <w:proofErr w:type="spellStart"/>
+      <w:proofErr w:type="gramStart"/>
       <w:r>
         <w:rPr>
           <w:color w:val="000000" w:themeColor="text1"/>
@@ -4851,7 +6619,16 @@
           <w:sz w:val="22"/>
           <w:szCs w:val="22"/>
         </w:rPr>
-        <w:t xml:space="preserve">  then acts upon it</w:t>
+        <w:t xml:space="preserve">  then</w:t>
+      </w:r>
+      <w:proofErr w:type="gramEnd"/>
+      <w:r>
+        <w:rPr>
+          <w:color w:val="000000" w:themeColor="text1"/>
+          <w:sz w:val="22"/>
+          <w:szCs w:val="22"/>
+        </w:rPr>
+        <w:t xml:space="preserve"> acts upon it</w:t>
       </w:r>
     </w:p>
     <w:p>
@@ -4868,13 +6645,32 @@
         </w:rPr>
       </w:pPr>
       <w:proofErr w:type="spellStart"/>
-      <w:r>
-        <w:rPr>
-          <w:color w:val="000000" w:themeColor="text1"/>
-          <w:sz w:val="22"/>
-          <w:szCs w:val="22"/>
-        </w:rPr>
-        <w:t>document.body.addEventListener</w:t>
+      <w:proofErr w:type="gramStart"/>
+      <w:r>
+        <w:rPr>
+          <w:color w:val="000000" w:themeColor="text1"/>
+          <w:sz w:val="22"/>
+          <w:szCs w:val="22"/>
+        </w:rPr>
+        <w:t>document.body</w:t>
+      </w:r>
+      <w:proofErr w:type="gramEnd"/>
+      <w:r>
+        <w:rPr>
+          <w:color w:val="000000" w:themeColor="text1"/>
+          <w:sz w:val="22"/>
+          <w:szCs w:val="22"/>
+        </w:rPr>
+        <w:t>.</w:t>
+      </w:r>
+      <w:proofErr w:type="gramStart"/>
+      <w:r>
+        <w:rPr>
+          <w:color w:val="000000" w:themeColor="text1"/>
+          <w:sz w:val="22"/>
+          <w:szCs w:val="22"/>
+        </w:rPr>
+        <w:t>addEventListener</w:t>
       </w:r>
       <w:proofErr w:type="spellEnd"/>
       <w:r>
@@ -4883,7 +6679,16 @@
           <w:sz w:val="22"/>
           <w:szCs w:val="22"/>
         </w:rPr>
-        <w:t>("</w:t>
+        <w:t>(</w:t>
+      </w:r>
+      <w:proofErr w:type="gramEnd"/>
+      <w:r>
+        <w:rPr>
+          <w:color w:val="000000" w:themeColor="text1"/>
+          <w:sz w:val="22"/>
+          <w:szCs w:val="22"/>
+        </w:rPr>
+        <w:t>"</w:t>
       </w:r>
       <w:proofErr w:type="spellStart"/>
       <w:r>
@@ -4901,7 +6706,43 @@
           <w:sz w:val="22"/>
           <w:szCs w:val="22"/>
         </w:rPr>
-        <w:t>", (event) =&gt; { // ... });</w:t>
+        <w:t xml:space="preserve">", (event) =&gt; </w:t>
+      </w:r>
+      <w:proofErr w:type="gramStart"/>
+      <w:r>
+        <w:rPr>
+          <w:color w:val="000000" w:themeColor="text1"/>
+          <w:sz w:val="22"/>
+          <w:szCs w:val="22"/>
+        </w:rPr>
+        <w:t>{ /</w:t>
+      </w:r>
+      <w:proofErr w:type="gramEnd"/>
+      <w:r>
+        <w:rPr>
+          <w:color w:val="000000" w:themeColor="text1"/>
+          <w:sz w:val="22"/>
+          <w:szCs w:val="22"/>
+        </w:rPr>
+        <w:t xml:space="preserve">/ </w:t>
+      </w:r>
+      <w:proofErr w:type="gramStart"/>
+      <w:r>
+        <w:rPr>
+          <w:color w:val="000000" w:themeColor="text1"/>
+          <w:sz w:val="22"/>
+          <w:szCs w:val="22"/>
+        </w:rPr>
+        <w:t>... }</w:t>
+      </w:r>
+      <w:proofErr w:type="gramEnd"/>
+      <w:r>
+        <w:rPr>
+          <w:color w:val="000000" w:themeColor="text1"/>
+          <w:sz w:val="22"/>
+          <w:szCs w:val="22"/>
+        </w:rPr>
+        <w:t>);</w:t>
       </w:r>
       <w:r>
         <w:rPr>
@@ -4950,6 +6791,7 @@
           <w:sz w:val="22"/>
           <w:szCs w:val="22"/>
         </w:rPr>
+        <w:lastRenderedPageBreak/>
         <w:t>In JavaScript/HTML, data attributes are custom attributes you add to HTML elements to store extra information.</w:t>
       </w:r>
       <w:r>
@@ -4961,6 +6803,7 @@
         <w:t xml:space="preserve"> And later can be called using </w:t>
       </w:r>
       <w:proofErr w:type="spellStart"/>
+      <w:proofErr w:type="gramStart"/>
       <w:r>
         <w:rPr>
           <w:color w:val="000000" w:themeColor="text1"/>
@@ -4976,7 +6819,34 @@
           <w:sz w:val="22"/>
           <w:szCs w:val="22"/>
         </w:rPr>
-        <w:t>(), store the result into a variable and call the .dataset.name, .id or whatever</w:t>
+        <w:t>(</w:t>
+      </w:r>
+      <w:proofErr w:type="gramEnd"/>
+      <w:r>
+        <w:rPr>
+          <w:color w:val="000000" w:themeColor="text1"/>
+          <w:sz w:val="22"/>
+          <w:szCs w:val="22"/>
+        </w:rPr>
+        <w:t xml:space="preserve">), store the result into a variable and call </w:t>
+      </w:r>
+      <w:proofErr w:type="gramStart"/>
+      <w:r>
+        <w:rPr>
+          <w:color w:val="000000" w:themeColor="text1"/>
+          <w:sz w:val="22"/>
+          <w:szCs w:val="22"/>
+        </w:rPr>
+        <w:t>the .</w:t>
+      </w:r>
+      <w:proofErr w:type="gramEnd"/>
+      <w:r>
+        <w:rPr>
+          <w:color w:val="000000" w:themeColor="text1"/>
+          <w:sz w:val="22"/>
+          <w:szCs w:val="22"/>
+        </w:rPr>
+        <w:t>dataset.name, .id or whatever</w:t>
       </w:r>
     </w:p>
     <w:p>
@@ -5027,6 +6897,7 @@
         <w:t xml:space="preserve">const button = </w:t>
       </w:r>
       <w:proofErr w:type="spellStart"/>
+      <w:proofErr w:type="gramStart"/>
       <w:r>
         <w:rPr>
           <w:color w:val="000000" w:themeColor="text1"/>
@@ -5036,6 +6907,7 @@
         <w:t>document.querySelector</w:t>
       </w:r>
       <w:proofErr w:type="spellEnd"/>
+      <w:proofErr w:type="gramEnd"/>
       <w:r>
         <w:rPr>
           <w:color w:val="000000" w:themeColor="text1"/>
@@ -5073,13 +6945,23 @@
         <w:t>console.log(</w:t>
       </w:r>
       <w:proofErr w:type="spellStart"/>
-      <w:r>
-        <w:rPr>
-          <w:color w:val="000000" w:themeColor="text1"/>
-          <w:sz w:val="22"/>
-          <w:szCs w:val="22"/>
-        </w:rPr>
-        <w:t>button.dataset.productId</w:t>
+      <w:proofErr w:type="gramStart"/>
+      <w:r>
+        <w:rPr>
+          <w:color w:val="000000" w:themeColor="text1"/>
+          <w:sz w:val="22"/>
+          <w:szCs w:val="22"/>
+        </w:rPr>
+        <w:t>button.dataset</w:t>
+      </w:r>
+      <w:proofErr w:type="gramEnd"/>
+      <w:r>
+        <w:rPr>
+          <w:color w:val="000000" w:themeColor="text1"/>
+          <w:sz w:val="22"/>
+          <w:szCs w:val="22"/>
+        </w:rPr>
+        <w:t>.productId</w:t>
       </w:r>
       <w:proofErr w:type="spellEnd"/>
       <w:r>
@@ -5128,7 +7010,25 @@
           <w:sz w:val="22"/>
           <w:szCs w:val="22"/>
         </w:rPr>
-        <w:t>In different JS files we cannot have the same variable names, as long as we don’t treat them like module files</w:t>
+        <w:t xml:space="preserve">In different JS files we cannot have the same variable names, </w:t>
+      </w:r>
+      <w:proofErr w:type="gramStart"/>
+      <w:r>
+        <w:rPr>
+          <w:color w:val="000000" w:themeColor="text1"/>
+          <w:sz w:val="22"/>
+          <w:szCs w:val="22"/>
+        </w:rPr>
+        <w:t>as long as</w:t>
+      </w:r>
+      <w:proofErr w:type="gramEnd"/>
+      <w:r>
+        <w:rPr>
+          <w:color w:val="000000" w:themeColor="text1"/>
+          <w:sz w:val="22"/>
+          <w:szCs w:val="22"/>
+        </w:rPr>
+        <w:t xml:space="preserve"> we don’t treat them like module files</w:t>
       </w:r>
     </w:p>
     <w:p>
@@ -5150,7 +7050,25 @@
           <w:sz w:val="22"/>
           <w:szCs w:val="22"/>
         </w:rPr>
-        <w:t>To create a JS module we create a normal .</w:t>
+        <w:t xml:space="preserve">To create a JS </w:t>
+      </w:r>
+      <w:proofErr w:type="gramStart"/>
+      <w:r>
+        <w:rPr>
+          <w:color w:val="000000" w:themeColor="text1"/>
+          <w:sz w:val="22"/>
+          <w:szCs w:val="22"/>
+        </w:rPr>
+        <w:t>module</w:t>
+      </w:r>
+      <w:proofErr w:type="gramEnd"/>
+      <w:r>
+        <w:rPr>
+          <w:color w:val="000000" w:themeColor="text1"/>
+          <w:sz w:val="22"/>
+          <w:szCs w:val="22"/>
+        </w:rPr>
+        <w:t xml:space="preserve"> we create a normal .</w:t>
       </w:r>
       <w:proofErr w:type="spellStart"/>
       <w:r>
@@ -5320,7 +7238,43 @@
           <w:sz w:val="22"/>
           <w:szCs w:val="22"/>
         </w:rPr>
-        <w:t xml:space="preserve">The preferred way is to create a module each with its independent functionalities, export the functions and the variable names,  then import it into the files its needed on, we can then have 2 different </w:t>
+        <w:t xml:space="preserve">The preferred way is to create a module each with its independent functionalities, export the functions and the variable </w:t>
+      </w:r>
+      <w:proofErr w:type="gramStart"/>
+      <w:r>
+        <w:rPr>
+          <w:color w:val="000000" w:themeColor="text1"/>
+          <w:sz w:val="22"/>
+          <w:szCs w:val="22"/>
+        </w:rPr>
+        <w:t>names,  then</w:t>
+      </w:r>
+      <w:proofErr w:type="gramEnd"/>
+      <w:r>
+        <w:rPr>
+          <w:color w:val="000000" w:themeColor="text1"/>
+          <w:sz w:val="22"/>
+          <w:szCs w:val="22"/>
+        </w:rPr>
+        <w:t xml:space="preserve"> import it into the files </w:t>
+      </w:r>
+      <w:proofErr w:type="gramStart"/>
+      <w:r>
+        <w:rPr>
+          <w:color w:val="000000" w:themeColor="text1"/>
+          <w:sz w:val="22"/>
+          <w:szCs w:val="22"/>
+        </w:rPr>
+        <w:t>its</w:t>
+      </w:r>
+      <w:proofErr w:type="gramEnd"/>
+      <w:r>
+        <w:rPr>
+          <w:color w:val="000000" w:themeColor="text1"/>
+          <w:sz w:val="22"/>
+          <w:szCs w:val="22"/>
+        </w:rPr>
+        <w:t xml:space="preserve"> needed on, we can then have 2 different </w:t>
       </w:r>
       <w:proofErr w:type="spellStart"/>
       <w:r>
@@ -5424,13 +7378,41 @@
           <w:szCs w:val="22"/>
         </w:rPr>
       </w:pPr>
-      <w:r>
-        <w:rPr>
-          <w:color w:val="000000" w:themeColor="text1"/>
-          <w:sz w:val="22"/>
-          <w:szCs w:val="22"/>
-        </w:rPr>
-        <w:t>when importing its preferred to import the function or the variable and give it a local name</w:t>
+      <w:proofErr w:type="gramStart"/>
+      <w:r>
+        <w:rPr>
+          <w:color w:val="000000" w:themeColor="text1"/>
+          <w:sz w:val="22"/>
+          <w:szCs w:val="22"/>
+        </w:rPr>
+        <w:t>when</w:t>
+      </w:r>
+      <w:proofErr w:type="gramEnd"/>
+      <w:r>
+        <w:rPr>
+          <w:color w:val="000000" w:themeColor="text1"/>
+          <w:sz w:val="22"/>
+          <w:szCs w:val="22"/>
+        </w:rPr>
+        <w:t xml:space="preserve"> importing </w:t>
+      </w:r>
+      <w:proofErr w:type="gramStart"/>
+      <w:r>
+        <w:rPr>
+          <w:color w:val="000000" w:themeColor="text1"/>
+          <w:sz w:val="22"/>
+          <w:szCs w:val="22"/>
+        </w:rPr>
+        <w:t>its</w:t>
+      </w:r>
+      <w:proofErr w:type="gramEnd"/>
+      <w:r>
+        <w:rPr>
+          <w:color w:val="000000" w:themeColor="text1"/>
+          <w:sz w:val="22"/>
+          <w:szCs w:val="22"/>
+        </w:rPr>
+        <w:t xml:space="preserve"> preferred to import the function or the variable and give it a local name</w:t>
       </w:r>
     </w:p>
     <w:p>
@@ -5446,6 +7428,7 @@
           <w:szCs w:val="22"/>
         </w:rPr>
       </w:pPr>
+      <w:proofErr w:type="gramStart"/>
       <w:r>
         <w:rPr>
           <w:color w:val="000000" w:themeColor="text1"/>
@@ -5464,6 +7447,7 @@
         <w:t>toFixed</w:t>
       </w:r>
       <w:proofErr w:type="spellEnd"/>
+      <w:proofErr w:type="gramEnd"/>
       <w:r>
         <w:rPr>
           <w:color w:val="000000" w:themeColor="text1"/>
@@ -5504,13 +7488,23 @@
           <w:szCs w:val="22"/>
         </w:rPr>
       </w:pPr>
-      <w:r>
-        <w:rPr>
-          <w:color w:val="000000" w:themeColor="text1"/>
-          <w:sz w:val="22"/>
-          <w:szCs w:val="22"/>
-        </w:rPr>
-        <w:t>.remove() can delete an entire div from the DOM</w:t>
+      <w:proofErr w:type="gramStart"/>
+      <w:r>
+        <w:rPr>
+          <w:color w:val="000000" w:themeColor="text1"/>
+          <w:sz w:val="22"/>
+          <w:szCs w:val="22"/>
+        </w:rPr>
+        <w:t>.remove</w:t>
+      </w:r>
+      <w:proofErr w:type="gramEnd"/>
+      <w:r>
+        <w:rPr>
+          <w:color w:val="000000" w:themeColor="text1"/>
+          <w:sz w:val="22"/>
+          <w:szCs w:val="22"/>
+        </w:rPr>
+        <w:t>() can delete an entire div from the DOM</w:t>
       </w:r>
       <w:r>
         <w:rPr>
@@ -5663,6 +7657,7 @@
         <w:t xml:space="preserve">const product = </w:t>
       </w:r>
       <w:proofErr w:type="spellStart"/>
+      <w:proofErr w:type="gramStart"/>
       <w:r>
         <w:rPr>
           <w:color w:val="000000" w:themeColor="text1"/>
@@ -5678,7 +7673,16 @@
           <w:sz w:val="22"/>
           <w:szCs w:val="22"/>
         </w:rPr>
-        <w:t>("#product");</w:t>
+        <w:t>("#</w:t>
+      </w:r>
+      <w:proofErr w:type="gramEnd"/>
+      <w:r>
+        <w:rPr>
+          <w:color w:val="000000" w:themeColor="text1"/>
+          <w:sz w:val="22"/>
+          <w:szCs w:val="22"/>
+        </w:rPr>
+        <w:t>product");</w:t>
       </w:r>
     </w:p>
     <w:p>
@@ -5691,6 +7695,7 @@
         </w:rPr>
       </w:pPr>
       <w:proofErr w:type="spellStart"/>
+      <w:proofErr w:type="gramStart"/>
       <w:r>
         <w:rPr>
           <w:color w:val="000000" w:themeColor="text1"/>
@@ -5700,6 +7705,7 @@
         <w:t>product.remove</w:t>
       </w:r>
       <w:proofErr w:type="spellEnd"/>
+      <w:proofErr w:type="gramEnd"/>
       <w:r>
         <w:rPr>
           <w:color w:val="000000" w:themeColor="text1"/>
@@ -5718,13 +7724,41 @@
           <w:szCs w:val="22"/>
         </w:rPr>
       </w:pPr>
-      <w:r>
-        <w:rPr>
-          <w:color w:val="000000" w:themeColor="text1"/>
-          <w:sz w:val="22"/>
-          <w:szCs w:val="22"/>
-        </w:rPr>
-        <w:t xml:space="preserve">so the steps are get the element and store it into a </w:t>
+      <w:proofErr w:type="gramStart"/>
+      <w:r>
+        <w:rPr>
+          <w:color w:val="000000" w:themeColor="text1"/>
+          <w:sz w:val="22"/>
+          <w:szCs w:val="22"/>
+        </w:rPr>
+        <w:t>so</w:t>
+      </w:r>
+      <w:proofErr w:type="gramEnd"/>
+      <w:r>
+        <w:rPr>
+          <w:color w:val="000000" w:themeColor="text1"/>
+          <w:sz w:val="22"/>
+          <w:szCs w:val="22"/>
+        </w:rPr>
+        <w:t xml:space="preserve"> the steps are </w:t>
+      </w:r>
+      <w:proofErr w:type="gramStart"/>
+      <w:r>
+        <w:rPr>
+          <w:color w:val="000000" w:themeColor="text1"/>
+          <w:sz w:val="22"/>
+          <w:szCs w:val="22"/>
+        </w:rPr>
+        <w:t>get</w:t>
+      </w:r>
+      <w:proofErr w:type="gramEnd"/>
+      <w:r>
+        <w:rPr>
+          <w:color w:val="000000" w:themeColor="text1"/>
+          <w:sz w:val="22"/>
+          <w:szCs w:val="22"/>
+        </w:rPr>
+        <w:t xml:space="preserve"> the element and store it into a </w:t>
       </w:r>
       <w:proofErr w:type="spellStart"/>
       <w:r>
@@ -5745,6 +7779,7 @@
         <w:t xml:space="preserve"> variable using the </w:t>
       </w:r>
       <w:proofErr w:type="spellStart"/>
+      <w:proofErr w:type="gramStart"/>
       <w:r>
         <w:rPr>
           <w:color w:val="000000" w:themeColor="text1"/>
@@ -5760,7 +7795,16 @@
           <w:sz w:val="22"/>
           <w:szCs w:val="22"/>
         </w:rPr>
-        <w:t>() and then use this variable to delete the element</w:t>
+        <w:t>(</w:t>
+      </w:r>
+      <w:proofErr w:type="gramEnd"/>
+      <w:r>
+        <w:rPr>
+          <w:color w:val="000000" w:themeColor="text1"/>
+          <w:sz w:val="22"/>
+          <w:szCs w:val="22"/>
+        </w:rPr>
+        <w:t>) and then use this variable to delete the element</w:t>
       </w:r>
     </w:p>
     <w:p>
@@ -5841,6 +7885,7 @@
           <w:sz w:val="22"/>
           <w:szCs w:val="22"/>
         </w:rPr>
+        <w:lastRenderedPageBreak/>
         <w:t>We use External Libraries m</w:t>
       </w:r>
       <w:r>
@@ -5882,6 +7927,7 @@
         <w:t xml:space="preserve">  </w:t>
       </w:r>
       <w:proofErr w:type="spellStart"/>
+      <w:proofErr w:type="gramStart"/>
       <w:r>
         <w:rPr>
           <w:color w:val="000000" w:themeColor="text1"/>
@@ -5897,7 +7943,16 @@
           <w:sz w:val="22"/>
           <w:szCs w:val="22"/>
         </w:rPr>
-        <w:t>();</w:t>
+        <w:t>(</w:t>
+      </w:r>
+      <w:proofErr w:type="gramEnd"/>
+      <w:r>
+        <w:rPr>
+          <w:color w:val="000000" w:themeColor="text1"/>
+          <w:sz w:val="22"/>
+          <w:szCs w:val="22"/>
+        </w:rPr>
+        <w:t>);</w:t>
       </w:r>
       <w:r>
         <w:rPr>
@@ -5955,15 +8010,25 @@
           <w:sz w:val="22"/>
           <w:szCs w:val="22"/>
         </w:rPr>
-        <w:t>().format("YYYY-MM-DD");</w:t>
-      </w:r>
-      <w:r>
-        <w:rPr>
-          <w:color w:val="000000" w:themeColor="text1"/>
-          <w:sz w:val="22"/>
-          <w:szCs w:val="22"/>
-        </w:rPr>
-        <w:t xml:space="preserve"> th</w:t>
+        <w:t>(</w:t>
+      </w:r>
+      <w:proofErr w:type="gramStart"/>
+      <w:r>
+        <w:rPr>
+          <w:color w:val="000000" w:themeColor="text1"/>
+          <w:sz w:val="22"/>
+          <w:szCs w:val="22"/>
+        </w:rPr>
+        <w:t>).format</w:t>
+      </w:r>
+      <w:proofErr w:type="gramEnd"/>
+      <w:r>
+        <w:rPr>
+          <w:color w:val="000000" w:themeColor="text1"/>
+          <w:sz w:val="22"/>
+          <w:szCs w:val="22"/>
+        </w:rPr>
+        <w:t>("YYYY-MM-DD"); th</w:t>
       </w:r>
       <w:r>
         <w:rPr>
@@ -5993,10 +8058,10 @@
           <w:sz w:val="22"/>
           <w:szCs w:val="22"/>
         </w:rPr>
-        <w:lastRenderedPageBreak/>
         <w:t xml:space="preserve">const today = </w:t>
       </w:r>
       <w:proofErr w:type="spellStart"/>
+      <w:proofErr w:type="gramStart"/>
       <w:r>
         <w:rPr>
           <w:color w:val="000000" w:themeColor="text1"/>
@@ -6012,7 +8077,16 @@
           <w:sz w:val="22"/>
           <w:szCs w:val="22"/>
         </w:rPr>
-        <w:t>();</w:t>
+        <w:t>(</w:t>
+      </w:r>
+      <w:proofErr w:type="gramEnd"/>
+      <w:r>
+        <w:rPr>
+          <w:color w:val="000000" w:themeColor="text1"/>
+          <w:sz w:val="22"/>
+          <w:szCs w:val="22"/>
+        </w:rPr>
+        <w:t>);</w:t>
       </w:r>
       <w:r>
         <w:rPr>
@@ -6023,6 +8097,7 @@
         <w:t xml:space="preserve"> the default for </w:t>
       </w:r>
       <w:proofErr w:type="spellStart"/>
+      <w:proofErr w:type="gramStart"/>
       <w:r>
         <w:rPr>
           <w:color w:val="000000" w:themeColor="text1"/>
@@ -6038,7 +8113,70 @@
           <w:sz w:val="22"/>
           <w:szCs w:val="22"/>
         </w:rPr>
-        <w:t xml:space="preserve">() is to return the date of the current day. However we can pass in the constructor the date that we want to store into a new variable. For example: </w:t>
+        <w:t>(</w:t>
+      </w:r>
+      <w:proofErr w:type="gramEnd"/>
+      <w:r>
+        <w:rPr>
+          <w:color w:val="000000" w:themeColor="text1"/>
+          <w:sz w:val="22"/>
+          <w:szCs w:val="22"/>
+        </w:rPr>
+        <w:t xml:space="preserve">) is to return the date of the current day. </w:t>
+      </w:r>
+      <w:proofErr w:type="gramStart"/>
+      <w:r>
+        <w:rPr>
+          <w:color w:val="000000" w:themeColor="text1"/>
+          <w:sz w:val="22"/>
+          <w:szCs w:val="22"/>
+        </w:rPr>
+        <w:t>However</w:t>
+      </w:r>
+      <w:proofErr w:type="gramEnd"/>
+      <w:r>
+        <w:rPr>
+          <w:color w:val="000000" w:themeColor="text1"/>
+          <w:sz w:val="22"/>
+          <w:szCs w:val="22"/>
+        </w:rPr>
+        <w:t xml:space="preserve"> we can pass </w:t>
+      </w:r>
+      <w:proofErr w:type="gramStart"/>
+      <w:r>
+        <w:rPr>
+          <w:color w:val="000000" w:themeColor="text1"/>
+          <w:sz w:val="22"/>
+          <w:szCs w:val="22"/>
+        </w:rPr>
+        <w:t>in</w:t>
+      </w:r>
+      <w:proofErr w:type="gramEnd"/>
+      <w:r>
+        <w:rPr>
+          <w:color w:val="000000" w:themeColor="text1"/>
+          <w:sz w:val="22"/>
+          <w:szCs w:val="22"/>
+        </w:rPr>
+        <w:t xml:space="preserve"> the constructor </w:t>
+      </w:r>
+      <w:proofErr w:type="gramStart"/>
+      <w:r>
+        <w:rPr>
+          <w:color w:val="000000" w:themeColor="text1"/>
+          <w:sz w:val="22"/>
+          <w:szCs w:val="22"/>
+        </w:rPr>
+        <w:t>the date</w:t>
+      </w:r>
+      <w:proofErr w:type="gramEnd"/>
+      <w:r>
+        <w:rPr>
+          <w:color w:val="000000" w:themeColor="text1"/>
+          <w:sz w:val="22"/>
+          <w:szCs w:val="22"/>
+        </w:rPr>
+        <w:t xml:space="preserve"> that we want to store into a new variable. For example: </w:t>
       </w:r>
       <w:r>
         <w:rPr>
@@ -6049,6 +8187,7 @@
         <w:t xml:space="preserve">const birthday = </w:t>
       </w:r>
       <w:proofErr w:type="spellStart"/>
+      <w:proofErr w:type="gramStart"/>
       <w:r>
         <w:rPr>
           <w:color w:val="000000" w:themeColor="text1"/>
@@ -6064,7 +8203,16 @@
           <w:sz w:val="22"/>
           <w:szCs w:val="22"/>
         </w:rPr>
-        <w:t>("2000-05-15");</w:t>
+        <w:t>(</w:t>
+      </w:r>
+      <w:proofErr w:type="gramEnd"/>
+      <w:r>
+        <w:rPr>
+          <w:color w:val="000000" w:themeColor="text1"/>
+          <w:sz w:val="22"/>
+          <w:szCs w:val="22"/>
+        </w:rPr>
+        <w:t>"2000-05-15");</w:t>
       </w:r>
     </w:p>
     <w:p>
@@ -6080,13 +8228,41 @@
           <w:szCs w:val="22"/>
         </w:rPr>
       </w:pPr>
-      <w:r>
-        <w:rPr>
-          <w:color w:val="000000" w:themeColor="text1"/>
-          <w:sz w:val="22"/>
-          <w:szCs w:val="22"/>
-        </w:rPr>
-        <w:t xml:space="preserve">when formatting a date we can pass to the function called format certain data as a string this string </w:t>
+      <w:proofErr w:type="gramStart"/>
+      <w:r>
+        <w:rPr>
+          <w:color w:val="000000" w:themeColor="text1"/>
+          <w:sz w:val="22"/>
+          <w:szCs w:val="22"/>
+        </w:rPr>
+        <w:t>when</w:t>
+      </w:r>
+      <w:proofErr w:type="gramEnd"/>
+      <w:r>
+        <w:rPr>
+          <w:color w:val="000000" w:themeColor="text1"/>
+          <w:sz w:val="22"/>
+          <w:szCs w:val="22"/>
+        </w:rPr>
+        <w:t xml:space="preserve"> formatting a </w:t>
+      </w:r>
+      <w:proofErr w:type="gramStart"/>
+      <w:r>
+        <w:rPr>
+          <w:color w:val="000000" w:themeColor="text1"/>
+          <w:sz w:val="22"/>
+          <w:szCs w:val="22"/>
+        </w:rPr>
+        <w:t>date</w:t>
+      </w:r>
+      <w:proofErr w:type="gramEnd"/>
+      <w:r>
+        <w:rPr>
+          <w:color w:val="000000" w:themeColor="text1"/>
+          <w:sz w:val="22"/>
+          <w:szCs w:val="22"/>
+        </w:rPr>
+        <w:t xml:space="preserve"> we can pass to the function called format certain data as a string this string </w:t>
       </w:r>
       <w:proofErr w:type="spellStart"/>
       <w:r>
@@ -6143,7 +8319,280 @@
           <w:sz w:val="22"/>
           <w:szCs w:val="22"/>
         </w:rPr>
-        <w:t>import ...</w:t>
+        <w:t>import ... export ... you're working with ES modules (ESM)</w:t>
+      </w:r>
+    </w:p>
+    <w:p>
+      <w:pPr>
+        <w:pStyle w:val="ListParagraph"/>
+        <w:numPr>
+          <w:ilvl w:val="0"/>
+          <w:numId w:val="13"/>
+        </w:numPr>
+        <w:rPr>
+          <w:color w:val="000000" w:themeColor="text1"/>
+          <w:sz w:val="22"/>
+          <w:szCs w:val="22"/>
+        </w:rPr>
+      </w:pPr>
+      <w:r>
+        <w:rPr>
+          <w:color w:val="000000" w:themeColor="text1"/>
+          <w:sz w:val="22"/>
+          <w:szCs w:val="22"/>
+        </w:rPr>
+        <w:t xml:space="preserve">to import </w:t>
+      </w:r>
+      <w:proofErr w:type="spellStart"/>
+      <w:r>
+        <w:rPr>
+          <w:color w:val="000000" w:themeColor="text1"/>
+          <w:sz w:val="22"/>
+          <w:szCs w:val="22"/>
+        </w:rPr>
+        <w:t>dayjs</w:t>
+      </w:r>
+      <w:proofErr w:type="spellEnd"/>
+      <w:r>
+        <w:rPr>
+          <w:color w:val="000000" w:themeColor="text1"/>
+          <w:sz w:val="22"/>
+          <w:szCs w:val="22"/>
+        </w:rPr>
+        <w:t xml:space="preserve"> first we need to install it into our system then: </w:t>
+      </w:r>
+      <w:r>
+        <w:rPr>
+          <w:color w:val="000000" w:themeColor="text1"/>
+          <w:sz w:val="22"/>
+          <w:szCs w:val="22"/>
+        </w:rPr>
+        <w:t xml:space="preserve">import </w:t>
+      </w:r>
+      <w:proofErr w:type="spellStart"/>
+      <w:r>
+        <w:rPr>
+          <w:color w:val="000000" w:themeColor="text1"/>
+          <w:sz w:val="22"/>
+          <w:szCs w:val="22"/>
+        </w:rPr>
+        <w:t>dayjs</w:t>
+      </w:r>
+      <w:proofErr w:type="spellEnd"/>
+      <w:r>
+        <w:rPr>
+          <w:color w:val="000000" w:themeColor="text1"/>
+          <w:sz w:val="22"/>
+          <w:szCs w:val="22"/>
+        </w:rPr>
+        <w:t xml:space="preserve"> from "</w:t>
+      </w:r>
+      <w:proofErr w:type="spellStart"/>
+      <w:r>
+        <w:rPr>
+          <w:color w:val="000000" w:themeColor="text1"/>
+          <w:sz w:val="22"/>
+          <w:szCs w:val="22"/>
+        </w:rPr>
+        <w:t>dayjs</w:t>
+      </w:r>
+      <w:proofErr w:type="spellEnd"/>
+      <w:r>
+        <w:rPr>
+          <w:color w:val="000000" w:themeColor="text1"/>
+          <w:sz w:val="22"/>
+          <w:szCs w:val="22"/>
+        </w:rPr>
+        <w:t>";</w:t>
+      </w:r>
+    </w:p>
+    <w:p>
+      <w:pPr>
+        <w:pStyle w:val="ListParagraph"/>
+        <w:numPr>
+          <w:ilvl w:val="0"/>
+          <w:numId w:val="13"/>
+        </w:numPr>
+        <w:rPr>
+          <w:color w:val="000000" w:themeColor="text1"/>
+          <w:sz w:val="22"/>
+          <w:szCs w:val="22"/>
+        </w:rPr>
+      </w:pPr>
+      <w:r>
+        <w:rPr>
+          <w:color w:val="000000" w:themeColor="text1"/>
+          <w:sz w:val="22"/>
+          <w:szCs w:val="22"/>
+        </w:rPr>
+        <w:t xml:space="preserve">anything that we import without a </w:t>
+      </w:r>
+      <w:proofErr w:type="gramStart"/>
+      <w:r>
+        <w:rPr>
+          <w:color w:val="000000" w:themeColor="text1"/>
+          <w:sz w:val="22"/>
+          <w:szCs w:val="22"/>
+        </w:rPr>
+        <w:t>braces</w:t>
+      </w:r>
+      <w:proofErr w:type="gramEnd"/>
+      <w:r>
+        <w:rPr>
+          <w:color w:val="000000" w:themeColor="text1"/>
+          <w:sz w:val="22"/>
+          <w:szCs w:val="22"/>
+        </w:rPr>
+        <w:t xml:space="preserve"> is the default and we can choose its name on importing</w:t>
+      </w:r>
+      <w:r>
+        <w:rPr>
+          <w:color w:val="000000" w:themeColor="text1"/>
+          <w:sz w:val="22"/>
+          <w:szCs w:val="22"/>
+        </w:rPr>
+        <w:t xml:space="preserve">. </w:t>
+      </w:r>
+    </w:p>
+    <w:p>
+      <w:pPr>
+        <w:pStyle w:val="ListParagraph"/>
+        <w:numPr>
+          <w:ilvl w:val="0"/>
+          <w:numId w:val="13"/>
+        </w:numPr>
+        <w:rPr>
+          <w:color w:val="000000" w:themeColor="text1"/>
+          <w:sz w:val="22"/>
+          <w:szCs w:val="22"/>
+        </w:rPr>
+      </w:pPr>
+      <w:r>
+        <w:rPr>
+          <w:color w:val="000000" w:themeColor="text1"/>
+          <w:sz w:val="22"/>
+          <w:szCs w:val="22"/>
+        </w:rPr>
+        <w:t xml:space="preserve">A default export does not mean we </w:t>
+      </w:r>
+      <w:proofErr w:type="spellStart"/>
+      <w:proofErr w:type="gramStart"/>
+      <w:r>
+        <w:rPr>
+          <w:color w:val="000000" w:themeColor="text1"/>
+          <w:sz w:val="22"/>
+          <w:szCs w:val="22"/>
+        </w:rPr>
+        <w:t>cant</w:t>
+      </w:r>
+      <w:proofErr w:type="spellEnd"/>
+      <w:proofErr w:type="gramEnd"/>
+      <w:r>
+        <w:rPr>
+          <w:color w:val="000000" w:themeColor="text1"/>
+          <w:sz w:val="22"/>
+          <w:szCs w:val="22"/>
+        </w:rPr>
+        <w:t xml:space="preserve"> export any other function or variable</w:t>
+      </w:r>
+    </w:p>
+    <w:p>
+      <w:pPr>
+        <w:pStyle w:val="ListParagraph"/>
+        <w:numPr>
+          <w:ilvl w:val="0"/>
+          <w:numId w:val="13"/>
+        </w:numPr>
+        <w:rPr>
+          <w:color w:val="000000" w:themeColor="text1"/>
+          <w:sz w:val="22"/>
+          <w:szCs w:val="22"/>
+        </w:rPr>
+      </w:pPr>
+      <w:r>
+        <w:rPr>
+          <w:color w:val="000000" w:themeColor="text1"/>
+          <w:sz w:val="22"/>
+          <w:szCs w:val="22"/>
+        </w:rPr>
+        <w:t xml:space="preserve">export default let x = 10; // </w:t>
+      </w:r>
+      <w:r>
+        <w:rPr>
+          <w:rFonts w:ascii="Segoe UI Emoji" w:hAnsi="Segoe UI Emoji" w:cs="Segoe UI Emoji"/>
+          <w:color w:val="000000" w:themeColor="text1"/>
+          <w:sz w:val="22"/>
+          <w:szCs w:val="22"/>
+        </w:rPr>
+        <w:t>❌</w:t>
+      </w:r>
+      <w:r>
+        <w:rPr>
+          <w:rFonts w:ascii="Segoe UI Emoji" w:hAnsi="Segoe UI Emoji" w:cs="Segoe UI Emoji"/>
+          <w:color w:val="000000" w:themeColor="text1"/>
+          <w:sz w:val="22"/>
+          <w:szCs w:val="22"/>
+        </w:rPr>
+        <w:t xml:space="preserve"> default </w:t>
+      </w:r>
+      <w:proofErr w:type="gramStart"/>
+      <w:r>
+        <w:rPr>
+          <w:rFonts w:ascii="Segoe UI Emoji" w:hAnsi="Segoe UI Emoji" w:cs="Segoe UI Emoji"/>
+          <w:color w:val="000000" w:themeColor="text1"/>
+          <w:sz w:val="22"/>
+          <w:szCs w:val="22"/>
+        </w:rPr>
+        <w:t>cant</w:t>
+      </w:r>
+      <w:proofErr w:type="gramEnd"/>
+      <w:r>
+        <w:rPr>
+          <w:rFonts w:ascii="Segoe UI Emoji" w:hAnsi="Segoe UI Emoji" w:cs="Segoe UI Emoji"/>
+          <w:color w:val="000000" w:themeColor="text1"/>
+          <w:sz w:val="22"/>
+          <w:szCs w:val="22"/>
+        </w:rPr>
+        <w:t xml:space="preserve"> be replaced next to, let, const or var</w:t>
+      </w:r>
+    </w:p>
+    <w:p>
+      <w:pPr>
+        <w:pStyle w:val="ListParagraph"/>
+        <w:numPr>
+          <w:ilvl w:val="0"/>
+          <w:numId w:val="13"/>
+        </w:numPr>
+        <w:spacing w:before="100" w:beforeAutospacing="1" w:after="100" w:afterAutospacing="1" w:line="240" w:lineRule="auto"/>
+        <w:rPr>
+          <w:color w:val="000000" w:themeColor="text1"/>
+          <w:sz w:val="22"/>
+          <w:szCs w:val="22"/>
+        </w:rPr>
+      </w:pPr>
+      <w:r>
+        <w:rPr>
+          <w:color w:val="000000" w:themeColor="text1"/>
+          <w:sz w:val="22"/>
+          <w:szCs w:val="22"/>
+        </w:rPr>
+        <w:t>Model</w:t>
+      </w:r>
+      <w:r>
+        <w:rPr>
+          <w:color w:val="000000" w:themeColor="text1"/>
+          <w:sz w:val="22"/>
+          <w:szCs w:val="22"/>
+        </w:rPr>
+        <w:t xml:space="preserve">: </w:t>
+      </w:r>
+      <w:r>
+        <w:rPr>
+          <w:color w:val="000000" w:themeColor="text1"/>
+          <w:sz w:val="22"/>
+          <w:szCs w:val="22"/>
+        </w:rPr>
+        <w:t>JavaScript data + logic that works with the data.</w:t>
       </w:r>
       <w:r>
         <w:rPr>
@@ -6159,304 +8608,7 @@
           <w:sz w:val="22"/>
           <w:szCs w:val="22"/>
         </w:rPr>
-        <w:t>export ...</w:t>
-      </w:r>
-      <w:r>
-        <w:rPr>
-          <w:color w:val="000000" w:themeColor="text1"/>
-          <w:sz w:val="22"/>
-          <w:szCs w:val="22"/>
-        </w:rPr>
-        <w:t xml:space="preserve"> </w:t>
-      </w:r>
-      <w:r>
-        <w:rPr>
-          <w:color w:val="000000" w:themeColor="text1"/>
-          <w:sz w:val="22"/>
-          <w:szCs w:val="22"/>
-        </w:rPr>
-        <w:t>you're working with ES modules (ESM)</w:t>
-      </w:r>
-    </w:p>
-    <w:p>
-      <w:pPr>
-        <w:pStyle w:val="ListParagraph"/>
-        <w:numPr>
-          <w:ilvl w:val="0"/>
-          <w:numId w:val="13"/>
-        </w:numPr>
-        <w:rPr>
-          <w:color w:val="000000" w:themeColor="text1"/>
-          <w:sz w:val="22"/>
-          <w:szCs w:val="22"/>
-        </w:rPr>
-      </w:pPr>
-      <w:r>
-        <w:rPr>
-          <w:color w:val="000000" w:themeColor="text1"/>
-          <w:sz w:val="22"/>
-          <w:szCs w:val="22"/>
-        </w:rPr>
-        <w:t xml:space="preserve">to import </w:t>
-      </w:r>
-      <w:proofErr w:type="spellStart"/>
-      <w:r>
-        <w:rPr>
-          <w:color w:val="000000" w:themeColor="text1"/>
-          <w:sz w:val="22"/>
-          <w:szCs w:val="22"/>
-        </w:rPr>
-        <w:t>dayjs</w:t>
-      </w:r>
-      <w:proofErr w:type="spellEnd"/>
-      <w:r>
-        <w:rPr>
-          <w:color w:val="000000" w:themeColor="text1"/>
-          <w:sz w:val="22"/>
-          <w:szCs w:val="22"/>
-        </w:rPr>
-        <w:t xml:space="preserve"> first we need to install it into our system then: </w:t>
-      </w:r>
-      <w:r>
-        <w:rPr>
-          <w:color w:val="000000" w:themeColor="text1"/>
-          <w:sz w:val="22"/>
-          <w:szCs w:val="22"/>
-        </w:rPr>
-        <w:t xml:space="preserve">import </w:t>
-      </w:r>
-      <w:proofErr w:type="spellStart"/>
-      <w:r>
-        <w:rPr>
-          <w:color w:val="000000" w:themeColor="text1"/>
-          <w:sz w:val="22"/>
-          <w:szCs w:val="22"/>
-        </w:rPr>
-        <w:t>dayjs</w:t>
-      </w:r>
-      <w:proofErr w:type="spellEnd"/>
-      <w:r>
-        <w:rPr>
-          <w:color w:val="000000" w:themeColor="text1"/>
-          <w:sz w:val="22"/>
-          <w:szCs w:val="22"/>
-        </w:rPr>
-        <w:t xml:space="preserve"> from "</w:t>
-      </w:r>
-      <w:proofErr w:type="spellStart"/>
-      <w:r>
-        <w:rPr>
-          <w:color w:val="000000" w:themeColor="text1"/>
-          <w:sz w:val="22"/>
-          <w:szCs w:val="22"/>
-        </w:rPr>
-        <w:t>dayjs</w:t>
-      </w:r>
-      <w:proofErr w:type="spellEnd"/>
-      <w:r>
-        <w:rPr>
-          <w:color w:val="000000" w:themeColor="text1"/>
-          <w:sz w:val="22"/>
-          <w:szCs w:val="22"/>
-        </w:rPr>
-        <w:t>";</w:t>
-      </w:r>
-    </w:p>
-    <w:p>
-      <w:pPr>
-        <w:pStyle w:val="ListParagraph"/>
-        <w:numPr>
-          <w:ilvl w:val="0"/>
-          <w:numId w:val="13"/>
-        </w:numPr>
-        <w:rPr>
-          <w:color w:val="000000" w:themeColor="text1"/>
-          <w:sz w:val="22"/>
-          <w:szCs w:val="22"/>
-        </w:rPr>
-      </w:pPr>
-      <w:r>
-        <w:rPr>
-          <w:color w:val="000000" w:themeColor="text1"/>
-          <w:sz w:val="22"/>
-          <w:szCs w:val="22"/>
-        </w:rPr>
-        <w:t>anything that we import without a braces is the default and we can choose its name on importing</w:t>
-      </w:r>
-      <w:r>
-        <w:rPr>
-          <w:color w:val="000000" w:themeColor="text1"/>
-          <w:sz w:val="22"/>
-          <w:szCs w:val="22"/>
-        </w:rPr>
-        <w:t xml:space="preserve">. </w:t>
-      </w:r>
-    </w:p>
-    <w:p>
-      <w:pPr>
-        <w:pStyle w:val="ListParagraph"/>
-        <w:numPr>
-          <w:ilvl w:val="0"/>
-          <w:numId w:val="13"/>
-        </w:numPr>
-        <w:rPr>
-          <w:color w:val="000000" w:themeColor="text1"/>
-          <w:sz w:val="22"/>
-          <w:szCs w:val="22"/>
-        </w:rPr>
-      </w:pPr>
-      <w:r>
-        <w:rPr>
-          <w:color w:val="000000" w:themeColor="text1"/>
-          <w:sz w:val="22"/>
-          <w:szCs w:val="22"/>
-        </w:rPr>
-        <w:t xml:space="preserve">A default export does not mean we </w:t>
-      </w:r>
-      <w:proofErr w:type="spellStart"/>
-      <w:r>
-        <w:rPr>
-          <w:color w:val="000000" w:themeColor="text1"/>
-          <w:sz w:val="22"/>
-          <w:szCs w:val="22"/>
-        </w:rPr>
-        <w:t>cant</w:t>
-      </w:r>
-      <w:proofErr w:type="spellEnd"/>
-      <w:r>
-        <w:rPr>
-          <w:color w:val="000000" w:themeColor="text1"/>
-          <w:sz w:val="22"/>
-          <w:szCs w:val="22"/>
-        </w:rPr>
-        <w:t xml:space="preserve"> export any other function or variable</w:t>
-      </w:r>
-    </w:p>
-    <w:p>
-      <w:pPr>
-        <w:pStyle w:val="ListParagraph"/>
-        <w:numPr>
-          <w:ilvl w:val="0"/>
-          <w:numId w:val="13"/>
-        </w:numPr>
-        <w:rPr>
-          <w:color w:val="000000" w:themeColor="text1"/>
-          <w:sz w:val="22"/>
-          <w:szCs w:val="22"/>
-        </w:rPr>
-      </w:pPr>
-      <w:r>
-        <w:rPr>
-          <w:color w:val="000000" w:themeColor="text1"/>
-          <w:sz w:val="22"/>
-          <w:szCs w:val="22"/>
-        </w:rPr>
-        <w:t xml:space="preserve">export default let x = 10; // </w:t>
-      </w:r>
-      <w:r>
-        <w:rPr>
-          <w:rFonts w:ascii="Segoe UI Emoji" w:hAnsi="Segoe UI Emoji" w:cs="Segoe UI Emoji"/>
-          <w:color w:val="000000" w:themeColor="text1"/>
-          <w:sz w:val="22"/>
-          <w:szCs w:val="22"/>
-        </w:rPr>
-        <w:t>❌</w:t>
-      </w:r>
-      <w:r>
-        <w:rPr>
-          <w:rFonts w:ascii="Segoe UI Emoji" w:hAnsi="Segoe UI Emoji" w:cs="Segoe UI Emoji"/>
-          <w:color w:val="000000" w:themeColor="text1"/>
-          <w:sz w:val="22"/>
-          <w:szCs w:val="22"/>
-        </w:rPr>
-        <w:t xml:space="preserve"> default cant be replaced next to, let, const or var</w:t>
-      </w:r>
-    </w:p>
-    <w:p>
-      <w:pPr>
-        <w:pStyle w:val="ListParagraph"/>
-        <w:numPr>
-          <w:ilvl w:val="0"/>
-          <w:numId w:val="13"/>
-        </w:numPr>
-        <w:spacing w:before="100" w:beforeAutospacing="1" w:after="100" w:afterAutospacing="1" w:line="240" w:lineRule="auto"/>
-        <w:rPr>
-          <w:color w:val="000000" w:themeColor="text1"/>
-          <w:sz w:val="22"/>
-          <w:szCs w:val="22"/>
-        </w:rPr>
-      </w:pPr>
-      <w:r>
-        <w:rPr>
-          <w:color w:val="000000" w:themeColor="text1"/>
-          <w:sz w:val="22"/>
-          <w:szCs w:val="22"/>
-        </w:rPr>
-        <w:t>Model</w:t>
-      </w:r>
-      <w:r>
-        <w:rPr>
-          <w:color w:val="000000" w:themeColor="text1"/>
-          <w:sz w:val="22"/>
-          <w:szCs w:val="22"/>
-        </w:rPr>
-        <w:t xml:space="preserve">: </w:t>
-      </w:r>
-      <w:r>
-        <w:rPr>
-          <w:color w:val="000000" w:themeColor="text1"/>
-          <w:sz w:val="22"/>
-          <w:szCs w:val="22"/>
-        </w:rPr>
-        <w:t>JavaScript data + logic that works with the data.</w:t>
-      </w:r>
-      <w:r>
-        <w:rPr>
-          <w:color w:val="000000" w:themeColor="text1"/>
-          <w:sz w:val="22"/>
-          <w:szCs w:val="22"/>
-        </w:rPr>
-        <w:t xml:space="preserve"> </w:t>
-      </w:r>
-      <w:r>
-        <w:rPr>
-          <w:color w:val="000000" w:themeColor="text1"/>
-          <w:sz w:val="22"/>
-          <w:szCs w:val="22"/>
-        </w:rPr>
-        <w:t>View</w:t>
-      </w:r>
-      <w:r>
-        <w:rPr>
-          <w:color w:val="000000" w:themeColor="text1"/>
-          <w:sz w:val="22"/>
-          <w:szCs w:val="22"/>
-        </w:rPr>
-        <w:t xml:space="preserve">: </w:t>
-      </w:r>
-      <w:r>
-        <w:rPr>
-          <w:color w:val="000000" w:themeColor="text1"/>
-          <w:sz w:val="22"/>
-          <w:szCs w:val="22"/>
-        </w:rPr>
-        <w:t>What the user sees — mainly HTML/CSS, plus JavaScript that renders/updates the UI.</w:t>
-      </w:r>
-      <w:r>
-        <w:rPr>
-          <w:color w:val="000000" w:themeColor="text1"/>
-          <w:sz w:val="22"/>
-          <w:szCs w:val="22"/>
-        </w:rPr>
-        <w:t xml:space="preserve"> </w:t>
-      </w:r>
-      <w:r>
-        <w:rPr>
-          <w:color w:val="000000" w:themeColor="text1"/>
-          <w:sz w:val="22"/>
-          <w:szCs w:val="22"/>
-        </w:rPr>
-        <w:t>Controller</w:t>
+        <w:t>View: What the user sees — mainly HTML/CSS, plus JavaScript that renders/updates the UI. Controller</w:t>
       </w:r>
       <w:r>
         <w:rPr>
@@ -6515,7 +8667,25 @@
           <w:sz w:val="22"/>
           <w:szCs w:val="22"/>
         </w:rPr>
-        <w:t xml:space="preserve">Objects follows </w:t>
+        <w:t xml:space="preserve">Objects </w:t>
+      </w:r>
+      <w:proofErr w:type="gramStart"/>
+      <w:r>
+        <w:rPr>
+          <w:color w:val="000000" w:themeColor="text1"/>
+          <w:sz w:val="22"/>
+          <w:szCs w:val="22"/>
+        </w:rPr>
+        <w:t>follows</w:t>
+      </w:r>
+      <w:proofErr w:type="gramEnd"/>
+      <w:r>
+        <w:rPr>
+          <w:color w:val="000000" w:themeColor="text1"/>
+          <w:sz w:val="22"/>
+          <w:szCs w:val="22"/>
+        </w:rPr>
+        <w:t xml:space="preserve"> </w:t>
       </w:r>
       <w:proofErr w:type="spellStart"/>
       <w:r>
@@ -6550,13 +8720,23 @@
           <w:u w:val="single"/>
         </w:rPr>
       </w:pPr>
-      <w:r>
-        <w:rPr>
-          <w:color w:val="000000" w:themeColor="text1"/>
-          <w:sz w:val="22"/>
-          <w:szCs w:val="22"/>
-        </w:rPr>
-        <w:t>when creating an object, it should be named after the file name, we declare a const variable = object details. At the end of the file and out of the scope of this constant we can then export this const variable as if we export the entire object</w:t>
+      <w:proofErr w:type="gramStart"/>
+      <w:r>
+        <w:rPr>
+          <w:color w:val="000000" w:themeColor="text1"/>
+          <w:sz w:val="22"/>
+          <w:szCs w:val="22"/>
+        </w:rPr>
+        <w:t>when</w:t>
+      </w:r>
+      <w:proofErr w:type="gramEnd"/>
+      <w:r>
+        <w:rPr>
+          <w:color w:val="000000" w:themeColor="text1"/>
+          <w:sz w:val="22"/>
+          <w:szCs w:val="22"/>
+        </w:rPr>
+        <w:t xml:space="preserve"> creating an object, it should be named after the file name, we declare a const variable = object details. At the end of the file and out of the scope of this constant we can then export this const variable as if we export the entire object</w:t>
       </w:r>
     </w:p>
     <w:p>
@@ -6579,7 +8759,61 @@
           <w:sz w:val="22"/>
           <w:szCs w:val="22"/>
         </w:rPr>
-        <w:t>We use the JSON format inside, a function should have the name : function() then logic</w:t>
+        <w:t xml:space="preserve">We use the JSON format </w:t>
+      </w:r>
+      <w:proofErr w:type="gramStart"/>
+      <w:r>
+        <w:rPr>
+          <w:color w:val="000000" w:themeColor="text1"/>
+          <w:sz w:val="22"/>
+          <w:szCs w:val="22"/>
+        </w:rPr>
+        <w:t>inside,</w:t>
+      </w:r>
+      <w:proofErr w:type="gramEnd"/>
+      <w:r>
+        <w:rPr>
+          <w:color w:val="000000" w:themeColor="text1"/>
+          <w:sz w:val="22"/>
+          <w:szCs w:val="22"/>
+        </w:rPr>
+        <w:t xml:space="preserve"> a function should have the </w:t>
+      </w:r>
+      <w:proofErr w:type="gramStart"/>
+      <w:r>
+        <w:rPr>
+          <w:color w:val="000000" w:themeColor="text1"/>
+          <w:sz w:val="22"/>
+          <w:szCs w:val="22"/>
+        </w:rPr>
+        <w:t>name :</w:t>
+      </w:r>
+      <w:proofErr w:type="gramEnd"/>
+      <w:r>
+        <w:rPr>
+          <w:color w:val="000000" w:themeColor="text1"/>
+          <w:sz w:val="22"/>
+          <w:szCs w:val="22"/>
+        </w:rPr>
+        <w:t xml:space="preserve"> </w:t>
+      </w:r>
+      <w:proofErr w:type="gramStart"/>
+      <w:r>
+        <w:rPr>
+          <w:color w:val="000000" w:themeColor="text1"/>
+          <w:sz w:val="22"/>
+          <w:szCs w:val="22"/>
+        </w:rPr>
+        <w:t>function(</w:t>
+      </w:r>
+      <w:proofErr w:type="gramEnd"/>
+      <w:r>
+        <w:rPr>
+          <w:color w:val="000000" w:themeColor="text1"/>
+          <w:sz w:val="22"/>
+          <w:szCs w:val="22"/>
+        </w:rPr>
+        <w:t>) then logic</w:t>
       </w:r>
     </w:p>
     <w:p>
@@ -6602,16 +8836,46 @@
           <w:sz w:val="22"/>
           <w:szCs w:val="22"/>
         </w:rPr>
-        <w:t xml:space="preserve">inside an object, when we declare a variable we cant use </w:t>
+        <w:t xml:space="preserve">inside an object, when we declare a variable we </w:t>
       </w:r>
       <w:proofErr w:type="spellStart"/>
-      <w:r>
-        <w:rPr>
-          <w:color w:val="000000" w:themeColor="text1"/>
-          <w:sz w:val="22"/>
-          <w:szCs w:val="22"/>
-        </w:rPr>
-        <w:t>let,var,const</w:t>
+      <w:proofErr w:type="gramStart"/>
+      <w:r>
+        <w:rPr>
+          <w:color w:val="000000" w:themeColor="text1"/>
+          <w:sz w:val="22"/>
+          <w:szCs w:val="22"/>
+        </w:rPr>
+        <w:t>cant</w:t>
+      </w:r>
+      <w:proofErr w:type="spellEnd"/>
+      <w:proofErr w:type="gramEnd"/>
+      <w:r>
+        <w:rPr>
+          <w:color w:val="000000" w:themeColor="text1"/>
+          <w:sz w:val="22"/>
+          <w:szCs w:val="22"/>
+        </w:rPr>
+        <w:t xml:space="preserve"> use </w:t>
+      </w:r>
+      <w:proofErr w:type="spellStart"/>
+      <w:proofErr w:type="gramStart"/>
+      <w:r>
+        <w:rPr>
+          <w:color w:val="000000" w:themeColor="text1"/>
+          <w:sz w:val="22"/>
+          <w:szCs w:val="22"/>
+        </w:rPr>
+        <w:t>let,var</w:t>
+      </w:r>
+      <w:proofErr w:type="gramEnd"/>
+      <w:r>
+        <w:rPr>
+          <w:color w:val="000000" w:themeColor="text1"/>
+          <w:sz w:val="22"/>
+          <w:szCs w:val="22"/>
+        </w:rPr>
+        <w:t>,const</w:t>
       </w:r>
       <w:proofErr w:type="spellEnd"/>
       <w:r>
@@ -6637,13 +8901,59 @@
           <w:u w:val="single"/>
         </w:rPr>
       </w:pPr>
-      <w:r>
-        <w:rPr>
-          <w:color w:val="000000" w:themeColor="text1"/>
-          <w:sz w:val="22"/>
-          <w:szCs w:val="22"/>
-        </w:rPr>
-        <w:t>we also cant use export inside an object it has to be done outside the scope of the object</w:t>
+      <w:proofErr w:type="gramStart"/>
+      <w:r>
+        <w:rPr>
+          <w:color w:val="000000" w:themeColor="text1"/>
+          <w:sz w:val="22"/>
+          <w:szCs w:val="22"/>
+        </w:rPr>
+        <w:t>we</w:t>
+      </w:r>
+      <w:proofErr w:type="gramEnd"/>
+      <w:r>
+        <w:rPr>
+          <w:color w:val="000000" w:themeColor="text1"/>
+          <w:sz w:val="22"/>
+          <w:szCs w:val="22"/>
+        </w:rPr>
+        <w:t xml:space="preserve"> also </w:t>
+      </w:r>
+      <w:proofErr w:type="gramStart"/>
+      <w:r>
+        <w:rPr>
+          <w:color w:val="000000" w:themeColor="text1"/>
+          <w:sz w:val="22"/>
+          <w:szCs w:val="22"/>
+        </w:rPr>
+        <w:t>cant</w:t>
+      </w:r>
+      <w:proofErr w:type="gramEnd"/>
+      <w:r>
+        <w:rPr>
+          <w:color w:val="000000" w:themeColor="text1"/>
+          <w:sz w:val="22"/>
+          <w:szCs w:val="22"/>
+        </w:rPr>
+        <w:t xml:space="preserve"> use export inside an object it </w:t>
+      </w:r>
+      <w:proofErr w:type="gramStart"/>
+      <w:r>
+        <w:rPr>
+          <w:color w:val="000000" w:themeColor="text1"/>
+          <w:sz w:val="22"/>
+          <w:szCs w:val="22"/>
+        </w:rPr>
+        <w:t>has to</w:t>
+      </w:r>
+      <w:proofErr w:type="gramEnd"/>
+      <w:r>
+        <w:rPr>
+          <w:color w:val="000000" w:themeColor="text1"/>
+          <w:sz w:val="22"/>
+          <w:szCs w:val="22"/>
+        </w:rPr>
+        <w:t xml:space="preserve"> be done outside the scope of the object</w:t>
       </w:r>
     </w:p>
     <w:p>
@@ -6666,7 +8976,25 @@
           <w:sz w:val="22"/>
           <w:szCs w:val="22"/>
         </w:rPr>
-        <w:t>using arrow functions inside the object creates conflicts because of how the key word this works</w:t>
+        <w:t xml:space="preserve">using arrow functions inside the object creates conflicts because of how the key </w:t>
+      </w:r>
+      <w:proofErr w:type="gramStart"/>
+      <w:r>
+        <w:rPr>
+          <w:color w:val="000000" w:themeColor="text1"/>
+          <w:sz w:val="22"/>
+          <w:szCs w:val="22"/>
+        </w:rPr>
+        <w:t>word this</w:t>
+      </w:r>
+      <w:proofErr w:type="gramEnd"/>
+      <w:r>
+        <w:rPr>
+          <w:color w:val="000000" w:themeColor="text1"/>
+          <w:sz w:val="22"/>
+          <w:szCs w:val="22"/>
+        </w:rPr>
+        <w:t xml:space="preserve"> works</w:t>
       </w:r>
     </w:p>
     <w:p>
@@ -6683,13 +9011,23 @@
           <w:u w:val="single"/>
         </w:rPr>
       </w:pPr>
-      <w:r>
-        <w:rPr>
-          <w:color w:val="000000" w:themeColor="text1"/>
-          <w:sz w:val="22"/>
-          <w:szCs w:val="22"/>
-        </w:rPr>
-        <w:t xml:space="preserve">just like java, the word this </w:t>
+      <w:proofErr w:type="gramStart"/>
+      <w:r>
+        <w:rPr>
+          <w:color w:val="000000" w:themeColor="text1"/>
+          <w:sz w:val="22"/>
+          <w:szCs w:val="22"/>
+        </w:rPr>
+        <w:t>just</w:t>
+      </w:r>
+      <w:proofErr w:type="gramEnd"/>
+      <w:r>
+        <w:rPr>
+          <w:color w:val="000000" w:themeColor="text1"/>
+          <w:sz w:val="22"/>
+          <w:szCs w:val="22"/>
+        </w:rPr>
+        <w:t xml:space="preserve"> like java, the word this </w:t>
       </w:r>
       <w:proofErr w:type="spellStart"/>
       <w:r>
@@ -6730,7 +9068,25 @@
           <w:sz w:val="22"/>
           <w:szCs w:val="22"/>
         </w:rPr>
-        <w:t>const obj1 = new Class(value, value2); this is how we create a new object instance of a class</w:t>
+        <w:t xml:space="preserve">const obj1 = new </w:t>
+      </w:r>
+      <w:proofErr w:type="gramStart"/>
+      <w:r>
+        <w:rPr>
+          <w:color w:val="000000" w:themeColor="text1"/>
+          <w:sz w:val="22"/>
+          <w:szCs w:val="22"/>
+        </w:rPr>
+        <w:t>Class(</w:t>
+      </w:r>
+      <w:proofErr w:type="gramEnd"/>
+      <w:r>
+        <w:rPr>
+          <w:color w:val="000000" w:themeColor="text1"/>
+          <w:sz w:val="22"/>
+          <w:szCs w:val="22"/>
+        </w:rPr>
+        <w:t>value, value2); this is how we create a new object instance of a class</w:t>
       </w:r>
     </w:p>
     <w:p>
@@ -6851,6 +9207,7 @@
           <w:sz w:val="22"/>
           <w:szCs w:val="22"/>
         </w:rPr>
+        <w:lastRenderedPageBreak/>
         <w:t>To define a class in JS we use the class Name {} convention class lower case and the name Pascal</w:t>
       </w:r>
     </w:p>
@@ -6894,6 +9251,7 @@
         <w:t xml:space="preserve"> them but in both cases we </w:t>
       </w:r>
       <w:proofErr w:type="spellStart"/>
+      <w:proofErr w:type="gramStart"/>
       <w:r>
         <w:rPr>
           <w:color w:val="000000" w:themeColor="text1"/>
@@ -6903,6 +9261,7 @@
         <w:t>cant</w:t>
       </w:r>
       <w:proofErr w:type="spellEnd"/>
+      <w:proofErr w:type="gramEnd"/>
       <w:r>
         <w:rPr>
           <w:color w:val="000000" w:themeColor="text1"/>
@@ -6912,13 +9271,23 @@
         <w:t xml:space="preserve"> use (</w:t>
       </w:r>
       <w:proofErr w:type="spellStart"/>
-      <w:r>
-        <w:rPr>
-          <w:color w:val="000000" w:themeColor="text1"/>
-          <w:sz w:val="22"/>
-          <w:szCs w:val="22"/>
-        </w:rPr>
-        <w:t>const,let,var</w:t>
+      <w:proofErr w:type="gramStart"/>
+      <w:r>
+        <w:rPr>
+          <w:color w:val="000000" w:themeColor="text1"/>
+          <w:sz w:val="22"/>
+          <w:szCs w:val="22"/>
+        </w:rPr>
+        <w:t>const,let</w:t>
+      </w:r>
+      <w:proofErr w:type="gramEnd"/>
+      <w:r>
+        <w:rPr>
+          <w:color w:val="000000" w:themeColor="text1"/>
+          <w:sz w:val="22"/>
+          <w:szCs w:val="22"/>
+        </w:rPr>
+        <w:t>,var</w:t>
       </w:r>
       <w:proofErr w:type="spellEnd"/>
       <w:r>
@@ -6949,8 +9318,43 @@
           <w:sz w:val="22"/>
           <w:szCs w:val="22"/>
         </w:rPr>
-        <w:lastRenderedPageBreak/>
-        <w:t xml:space="preserve">Using the hash ‘#’ before a function or a variable makes it private, its also the convention in </w:t>
+        <w:t xml:space="preserve">Using the </w:t>
+      </w:r>
+      <w:proofErr w:type="gramStart"/>
+      <w:r>
+        <w:rPr>
+          <w:color w:val="000000" w:themeColor="text1"/>
+          <w:sz w:val="22"/>
+          <w:szCs w:val="22"/>
+        </w:rPr>
+        <w:t>hash ‘#’</w:t>
+      </w:r>
+      <w:proofErr w:type="gramEnd"/>
+      <w:r>
+        <w:rPr>
+          <w:color w:val="000000" w:themeColor="text1"/>
+          <w:sz w:val="22"/>
+          <w:szCs w:val="22"/>
+        </w:rPr>
+        <w:t xml:space="preserve"> before a function or a variable makes it private, </w:t>
+      </w:r>
+      <w:proofErr w:type="gramStart"/>
+      <w:r>
+        <w:rPr>
+          <w:color w:val="000000" w:themeColor="text1"/>
+          <w:sz w:val="22"/>
+          <w:szCs w:val="22"/>
+        </w:rPr>
+        <w:t>its</w:t>
+      </w:r>
+      <w:proofErr w:type="gramEnd"/>
+      <w:r>
+        <w:rPr>
+          <w:color w:val="000000" w:themeColor="text1"/>
+          <w:sz w:val="22"/>
+          <w:szCs w:val="22"/>
+        </w:rPr>
+        <w:t xml:space="preserve"> also the convention in </w:t>
       </w:r>
       <w:proofErr w:type="spellStart"/>
       <w:r>
@@ -6968,7 +9372,25 @@
           <w:sz w:val="22"/>
           <w:szCs w:val="22"/>
         </w:rPr>
-        <w:t xml:space="preserve"> to make our data private and only accessible through setters and getters for protection and open/closed principle support</w:t>
+        <w:t xml:space="preserve"> to make our data private and only accessible through setters and getters for protection and open/closed </w:t>
+      </w:r>
+      <w:proofErr w:type="gramStart"/>
+      <w:r>
+        <w:rPr>
+          <w:color w:val="000000" w:themeColor="text1"/>
+          <w:sz w:val="22"/>
+          <w:szCs w:val="22"/>
+        </w:rPr>
+        <w:t>principle</w:t>
+      </w:r>
+      <w:proofErr w:type="gramEnd"/>
+      <w:r>
+        <w:rPr>
+          <w:color w:val="000000" w:themeColor="text1"/>
+          <w:sz w:val="22"/>
+          <w:szCs w:val="22"/>
+        </w:rPr>
+        <w:t xml:space="preserve"> support</w:t>
       </w:r>
     </w:p>
     <w:p>
@@ -7030,7 +9452,25 @@
           <w:sz w:val="22"/>
           <w:szCs w:val="22"/>
         </w:rPr>
-        <w:t xml:space="preserve">In JS we can only have one constructor per class, in Java we an overload constructors, this is not the case with </w:t>
+        <w:t xml:space="preserve">In JS we can only have one constructor per class, in Java we an </w:t>
+      </w:r>
+      <w:proofErr w:type="gramStart"/>
+      <w:r>
+        <w:rPr>
+          <w:color w:val="000000" w:themeColor="text1"/>
+          <w:sz w:val="22"/>
+          <w:szCs w:val="22"/>
+        </w:rPr>
+        <w:t>overload constructors</w:t>
+      </w:r>
+      <w:proofErr w:type="gramEnd"/>
+      <w:r>
+        <w:rPr>
+          <w:color w:val="000000" w:themeColor="text1"/>
+          <w:sz w:val="22"/>
+          <w:szCs w:val="22"/>
+        </w:rPr>
+        <w:t xml:space="preserve">, this is not the case with </w:t>
       </w:r>
       <w:proofErr w:type="spellStart"/>
       <w:r>
@@ -7136,7 +9576,25 @@
           <w:sz w:val="22"/>
           <w:szCs w:val="22"/>
         </w:rPr>
-        <w:t xml:space="preserve">  start() {</w:t>
+        <w:t xml:space="preserve">  </w:t>
+      </w:r>
+      <w:proofErr w:type="gramStart"/>
+      <w:r>
+        <w:rPr>
+          <w:color w:val="000000" w:themeColor="text1"/>
+          <w:sz w:val="22"/>
+          <w:szCs w:val="22"/>
+        </w:rPr>
+        <w:t>start(</w:t>
+      </w:r>
+      <w:proofErr w:type="gramEnd"/>
+      <w:r>
+        <w:rPr>
+          <w:color w:val="000000" w:themeColor="text1"/>
+          <w:sz w:val="22"/>
+          <w:szCs w:val="22"/>
+        </w:rPr>
+        <w:t>) {</w:t>
       </w:r>
     </w:p>
     <w:p>
@@ -7154,7 +9612,25 @@
           <w:sz w:val="22"/>
           <w:szCs w:val="22"/>
         </w:rPr>
-        <w:t xml:space="preserve">    console.log("Engine started");</w:t>
+        <w:t xml:space="preserve">    </w:t>
+      </w:r>
+      <w:proofErr w:type="gramStart"/>
+      <w:r>
+        <w:rPr>
+          <w:color w:val="000000" w:themeColor="text1"/>
+          <w:sz w:val="22"/>
+          <w:szCs w:val="22"/>
+        </w:rPr>
+        <w:t>console.log(</w:t>
+      </w:r>
+      <w:proofErr w:type="gramEnd"/>
+      <w:r>
+        <w:rPr>
+          <w:color w:val="000000" w:themeColor="text1"/>
+          <w:sz w:val="22"/>
+          <w:szCs w:val="22"/>
+        </w:rPr>
+        <w:t>"Engine started");</w:t>
       </w:r>
     </w:p>
     <w:p>
@@ -7272,7 +9748,25 @@
           <w:sz w:val="22"/>
           <w:szCs w:val="22"/>
         </w:rPr>
-        <w:t xml:space="preserve">  constructor() {</w:t>
+        <w:t xml:space="preserve">  </w:t>
+      </w:r>
+      <w:proofErr w:type="gramStart"/>
+      <w:r>
+        <w:rPr>
+          <w:color w:val="000000" w:themeColor="text1"/>
+          <w:sz w:val="22"/>
+          <w:szCs w:val="22"/>
+        </w:rPr>
+        <w:t>constructor(</w:t>
+      </w:r>
+      <w:proofErr w:type="gramEnd"/>
+      <w:r>
+        <w:rPr>
+          <w:color w:val="000000" w:themeColor="text1"/>
+          <w:sz w:val="22"/>
+          <w:szCs w:val="22"/>
+        </w:rPr>
+        <w:t>) {</w:t>
       </w:r>
     </w:p>
     <w:p>
@@ -7293,6 +9787,7 @@
         <w:t xml:space="preserve">    </w:t>
       </w:r>
       <w:proofErr w:type="spellStart"/>
+      <w:proofErr w:type="gramStart"/>
       <w:r>
         <w:rPr>
           <w:color w:val="000000" w:themeColor="text1"/>
@@ -7302,13 +9797,32 @@
         <w:t>this.engine</w:t>
       </w:r>
       <w:proofErr w:type="spellEnd"/>
-      <w:r>
-        <w:rPr>
-          <w:color w:val="000000" w:themeColor="text1"/>
-          <w:sz w:val="22"/>
-          <w:szCs w:val="22"/>
-        </w:rPr>
-        <w:t xml:space="preserve"> = new Engine();</w:t>
+      <w:proofErr w:type="gramEnd"/>
+      <w:r>
+        <w:rPr>
+          <w:color w:val="000000" w:themeColor="text1"/>
+          <w:sz w:val="22"/>
+          <w:szCs w:val="22"/>
+        </w:rPr>
+        <w:t xml:space="preserve"> = new </w:t>
+      </w:r>
+      <w:proofErr w:type="gramStart"/>
+      <w:r>
+        <w:rPr>
+          <w:color w:val="000000" w:themeColor="text1"/>
+          <w:sz w:val="22"/>
+          <w:szCs w:val="22"/>
+        </w:rPr>
+        <w:t>Engine(</w:t>
+      </w:r>
+      <w:proofErr w:type="gramEnd"/>
+      <w:r>
+        <w:rPr>
+          <w:color w:val="000000" w:themeColor="text1"/>
+          <w:sz w:val="22"/>
+          <w:szCs w:val="22"/>
+        </w:rPr>
+        <w:t>);</w:t>
       </w:r>
     </w:p>
     <w:p>
@@ -7366,7 +9880,25 @@
           <w:sz w:val="22"/>
           <w:szCs w:val="22"/>
         </w:rPr>
-        <w:t>We can use the .map() function to turn some data into new classes for each dataset</w:t>
+        <w:t xml:space="preserve">We can use </w:t>
+      </w:r>
+      <w:proofErr w:type="gramStart"/>
+      <w:r>
+        <w:rPr>
+          <w:color w:val="000000" w:themeColor="text1"/>
+          <w:sz w:val="22"/>
+          <w:szCs w:val="22"/>
+        </w:rPr>
+        <w:t>the .map</w:t>
+      </w:r>
+      <w:proofErr w:type="gramEnd"/>
+      <w:r>
+        <w:rPr>
+          <w:color w:val="000000" w:themeColor="text1"/>
+          <w:sz w:val="22"/>
+          <w:szCs w:val="22"/>
+        </w:rPr>
+        <w:t>() function to turn some data into new classes for each dataset</w:t>
       </w:r>
     </w:p>
     <w:p>
@@ -7416,6 +9948,7 @@
           <w:sz w:val="22"/>
           <w:szCs w:val="22"/>
         </w:rPr>
+        <w:lastRenderedPageBreak/>
         <w:t>T</w:t>
       </w:r>
       <w:r>
@@ -7432,7 +9965,25 @@
           <w:sz w:val="22"/>
           <w:szCs w:val="22"/>
         </w:rPr>
-        <w:t xml:space="preserve">. For example we can create an object ‘not a </w:t>
+        <w:t xml:space="preserve">. For </w:t>
+      </w:r>
+      <w:proofErr w:type="gramStart"/>
+      <w:r>
+        <w:rPr>
+          <w:color w:val="000000" w:themeColor="text1"/>
+          <w:sz w:val="22"/>
+          <w:szCs w:val="22"/>
+        </w:rPr>
+        <w:t>example</w:t>
+      </w:r>
+      <w:proofErr w:type="gramEnd"/>
+      <w:r>
+        <w:rPr>
+          <w:color w:val="000000" w:themeColor="text1"/>
+          <w:sz w:val="22"/>
+          <w:szCs w:val="22"/>
+        </w:rPr>
+        <w:t xml:space="preserve"> we can create an object ‘not a </w:t>
       </w:r>
       <w:proofErr w:type="spellStart"/>
       <w:r>
@@ -7450,15 +10001,33 @@
           <w:sz w:val="22"/>
           <w:szCs w:val="22"/>
         </w:rPr>
-        <w:t xml:space="preserve"> that is called animal, then make it have a function, we can then create another object called dog  </w:t>
-      </w:r>
-      <w:r>
-        <w:rPr>
-          <w:color w:val="000000" w:themeColor="text1"/>
-          <w:sz w:val="22"/>
-          <w:szCs w:val="22"/>
-        </w:rPr>
-        <w:t xml:space="preserve">const dog = </w:t>
+        <w:t xml:space="preserve"> that is called animal, then make it have a function, we can then create another object called </w:t>
+      </w:r>
+      <w:proofErr w:type="gramStart"/>
+      <w:r>
+        <w:rPr>
+          <w:color w:val="000000" w:themeColor="text1"/>
+          <w:sz w:val="22"/>
+          <w:szCs w:val="22"/>
+        </w:rPr>
+        <w:t xml:space="preserve">dog  </w:t>
+      </w:r>
+      <w:r>
+        <w:rPr>
+          <w:color w:val="000000" w:themeColor="text1"/>
+          <w:sz w:val="22"/>
+          <w:szCs w:val="22"/>
+        </w:rPr>
+        <w:t>const</w:t>
+      </w:r>
+      <w:proofErr w:type="gramEnd"/>
+      <w:r>
+        <w:rPr>
+          <w:color w:val="000000" w:themeColor="text1"/>
+          <w:sz w:val="22"/>
+          <w:szCs w:val="22"/>
+        </w:rPr>
+        <w:t xml:space="preserve"> dog = </w:t>
       </w:r>
       <w:proofErr w:type="spellStart"/>
       <w:r>
@@ -7506,7 +10075,6 @@
           <w:sz w:val="22"/>
           <w:szCs w:val="22"/>
         </w:rPr>
-        <w:lastRenderedPageBreak/>
         <w:t>We usually declare the parent and the child each in their own class file, their relationship is the same as its in java, the idea is the same even the inheritance mechanism is the same</w:t>
       </w:r>
     </w:p>
@@ -7573,7 +10141,43 @@
           <w:sz w:val="22"/>
           <w:szCs w:val="22"/>
         </w:rPr>
-        <w:t xml:space="preserve">constructor(name) { this.name = name; } } </w:t>
+        <w:t xml:space="preserve">constructor(name) </w:t>
+      </w:r>
+      <w:proofErr w:type="gramStart"/>
+      <w:r>
+        <w:rPr>
+          <w:color w:val="000000" w:themeColor="text1"/>
+          <w:sz w:val="22"/>
+          <w:szCs w:val="22"/>
+        </w:rPr>
+        <w:t>{ this.name</w:t>
+      </w:r>
+      <w:proofErr w:type="gramEnd"/>
+      <w:r>
+        <w:rPr>
+          <w:color w:val="000000" w:themeColor="text1"/>
+          <w:sz w:val="22"/>
+          <w:szCs w:val="22"/>
+        </w:rPr>
+        <w:t xml:space="preserve"> = name</w:t>
+      </w:r>
+      <w:proofErr w:type="gramStart"/>
+      <w:r>
+        <w:rPr>
+          <w:color w:val="000000" w:themeColor="text1"/>
+          <w:sz w:val="22"/>
+          <w:szCs w:val="22"/>
+        </w:rPr>
+        <w:t>; }</w:t>
+      </w:r>
+      <w:proofErr w:type="gramEnd"/>
+      <w:r>
+        <w:rPr>
+          <w:color w:val="000000" w:themeColor="text1"/>
+          <w:sz w:val="22"/>
+          <w:szCs w:val="22"/>
+        </w:rPr>
+        <w:t xml:space="preserve"> } </w:t>
       </w:r>
     </w:p>
     <w:p>
@@ -7603,13 +10207,41 @@
           <w:szCs w:val="22"/>
         </w:rPr>
       </w:pPr>
-      <w:r>
-        <w:rPr>
-          <w:color w:val="000000" w:themeColor="text1"/>
-          <w:sz w:val="22"/>
-          <w:szCs w:val="22"/>
-        </w:rPr>
-        <w:t xml:space="preserve">constructor(name, breed) { </w:t>
+      <w:proofErr w:type="gramStart"/>
+      <w:r>
+        <w:rPr>
+          <w:color w:val="000000" w:themeColor="text1"/>
+          <w:sz w:val="22"/>
+          <w:szCs w:val="22"/>
+        </w:rPr>
+        <w:t>constructor(</w:t>
+      </w:r>
+      <w:proofErr w:type="gramEnd"/>
+      <w:r>
+        <w:rPr>
+          <w:color w:val="000000" w:themeColor="text1"/>
+          <w:sz w:val="22"/>
+          <w:szCs w:val="22"/>
+        </w:rPr>
+        <w:t xml:space="preserve">name, </w:t>
+      </w:r>
+      <w:proofErr w:type="gramStart"/>
+      <w:r>
+        <w:rPr>
+          <w:color w:val="000000" w:themeColor="text1"/>
+          <w:sz w:val="22"/>
+          <w:szCs w:val="22"/>
+        </w:rPr>
+        <w:t>breed) {</w:t>
+      </w:r>
+      <w:proofErr w:type="gramEnd"/>
+      <w:r>
+        <w:rPr>
+          <w:color w:val="000000" w:themeColor="text1"/>
+          <w:sz w:val="22"/>
+          <w:szCs w:val="22"/>
+        </w:rPr>
+        <w:t xml:space="preserve"> </w:t>
       </w:r>
     </w:p>
     <w:p>
@@ -7640,6 +10272,7 @@
         </w:rPr>
       </w:pPr>
       <w:proofErr w:type="spellStart"/>
+      <w:proofErr w:type="gramStart"/>
       <w:r>
         <w:rPr>
           <w:color w:val="000000" w:themeColor="text1"/>
@@ -7649,13 +10282,32 @@
         <w:t>this.breed</w:t>
       </w:r>
       <w:proofErr w:type="spellEnd"/>
-      <w:r>
-        <w:rPr>
-          <w:color w:val="000000" w:themeColor="text1"/>
-          <w:sz w:val="22"/>
-          <w:szCs w:val="22"/>
-        </w:rPr>
-        <w:t xml:space="preserve"> = breed; } } </w:t>
+      <w:proofErr w:type="gramEnd"/>
+      <w:r>
+        <w:rPr>
+          <w:color w:val="000000" w:themeColor="text1"/>
+          <w:sz w:val="22"/>
+          <w:szCs w:val="22"/>
+        </w:rPr>
+        <w:t xml:space="preserve"> = breed</w:t>
+      </w:r>
+      <w:proofErr w:type="gramStart"/>
+      <w:r>
+        <w:rPr>
+          <w:color w:val="000000" w:themeColor="text1"/>
+          <w:sz w:val="22"/>
+          <w:szCs w:val="22"/>
+        </w:rPr>
+        <w:t>; }</w:t>
+      </w:r>
+      <w:proofErr w:type="gramEnd"/>
+      <w:r>
+        <w:rPr>
+          <w:color w:val="000000" w:themeColor="text1"/>
+          <w:sz w:val="22"/>
+          <w:szCs w:val="22"/>
+        </w:rPr>
+        <w:t xml:space="preserve"> } </w:t>
       </w:r>
     </w:p>
     <w:p>
@@ -7673,7 +10325,25 @@
           <w:sz w:val="22"/>
           <w:szCs w:val="22"/>
         </w:rPr>
-        <w:t>const dog = new Dog("Buddy", "Labrador");</w:t>
+        <w:t xml:space="preserve">const dog = new </w:t>
+      </w:r>
+      <w:proofErr w:type="gramStart"/>
+      <w:r>
+        <w:rPr>
+          <w:color w:val="000000" w:themeColor="text1"/>
+          <w:sz w:val="22"/>
+          <w:szCs w:val="22"/>
+        </w:rPr>
+        <w:t>Dog(</w:t>
+      </w:r>
+      <w:proofErr w:type="gramEnd"/>
+      <w:r>
+        <w:rPr>
+          <w:color w:val="000000" w:themeColor="text1"/>
+          <w:sz w:val="22"/>
+          <w:szCs w:val="22"/>
+        </w:rPr>
+        <w:t>"Buddy", "Labrador");</w:t>
       </w:r>
     </w:p>
     <w:p>
@@ -7695,7 +10365,43 @@
           <w:sz w:val="22"/>
           <w:szCs w:val="22"/>
         </w:rPr>
-        <w:t>JS has the method super() but it does not have the method this() like the one we have in java</w:t>
+        <w:t xml:space="preserve">JS has the method </w:t>
+      </w:r>
+      <w:proofErr w:type="gramStart"/>
+      <w:r>
+        <w:rPr>
+          <w:color w:val="000000" w:themeColor="text1"/>
+          <w:sz w:val="22"/>
+          <w:szCs w:val="22"/>
+        </w:rPr>
+        <w:t>super()</w:t>
+      </w:r>
+      <w:proofErr w:type="gramEnd"/>
+      <w:r>
+        <w:rPr>
+          <w:color w:val="000000" w:themeColor="text1"/>
+          <w:sz w:val="22"/>
+          <w:szCs w:val="22"/>
+        </w:rPr>
+        <w:t xml:space="preserve"> but it does not have the method </w:t>
+      </w:r>
+      <w:proofErr w:type="gramStart"/>
+      <w:r>
+        <w:rPr>
+          <w:color w:val="000000" w:themeColor="text1"/>
+          <w:sz w:val="22"/>
+          <w:szCs w:val="22"/>
+        </w:rPr>
+        <w:t>this(</w:t>
+      </w:r>
+      <w:proofErr w:type="gramEnd"/>
+      <w:r>
+        <w:rPr>
+          <w:color w:val="000000" w:themeColor="text1"/>
+          <w:sz w:val="22"/>
+          <w:szCs w:val="22"/>
+        </w:rPr>
+        <w:t>) like the one we have in java</w:t>
       </w:r>
     </w:p>
     <w:p>
@@ -7711,13 +10417,23 @@
           <w:szCs w:val="22"/>
         </w:rPr>
       </w:pPr>
-      <w:r>
-        <w:rPr>
-          <w:color w:val="000000" w:themeColor="text1"/>
-          <w:sz w:val="22"/>
-          <w:szCs w:val="22"/>
-        </w:rPr>
-        <w:t>super() is used to call the parent class's constructor.</w:t>
+      <w:proofErr w:type="gramStart"/>
+      <w:r>
+        <w:rPr>
+          <w:color w:val="000000" w:themeColor="text1"/>
+          <w:sz w:val="22"/>
+          <w:szCs w:val="22"/>
+        </w:rPr>
+        <w:t>super(</w:t>
+      </w:r>
+      <w:proofErr w:type="gramEnd"/>
+      <w:r>
+        <w:rPr>
+          <w:color w:val="000000" w:themeColor="text1"/>
+          <w:sz w:val="22"/>
+          <w:szCs w:val="22"/>
+        </w:rPr>
+        <w:t>) is used to call the parent class's constructor.</w:t>
       </w:r>
       <w:r>
         <w:rPr>
@@ -7747,8 +10463,248 @@
           <w:sz w:val="22"/>
           <w:szCs w:val="22"/>
         </w:rPr>
-        <w:t>if the child class in JS has a constructor that we wrote it does not call super()</w:t>
-      </w:r>
+        <w:t>I</w:t>
+      </w:r>
+      <w:r>
+        <w:rPr>
+          <w:color w:val="000000" w:themeColor="text1"/>
+          <w:sz w:val="22"/>
+          <w:szCs w:val="22"/>
+        </w:rPr>
+        <w:t xml:space="preserve">f the child class in JS has a constructor that we wrote it does not call </w:t>
+      </w:r>
+      <w:proofErr w:type="gramStart"/>
+      <w:r>
+        <w:rPr>
+          <w:color w:val="000000" w:themeColor="text1"/>
+          <w:sz w:val="22"/>
+          <w:szCs w:val="22"/>
+        </w:rPr>
+        <w:t>super(</w:t>
+      </w:r>
+      <w:proofErr w:type="gramEnd"/>
+      <w:r>
+        <w:rPr>
+          <w:color w:val="000000" w:themeColor="text1"/>
+          <w:sz w:val="22"/>
+          <w:szCs w:val="22"/>
+        </w:rPr>
+        <w:t>)</w:t>
+      </w:r>
+    </w:p>
+    <w:p>
+      <w:pPr>
+        <w:pStyle w:val="ListParagraph"/>
+        <w:numPr>
+          <w:ilvl w:val="0"/>
+          <w:numId w:val="18"/>
+        </w:numPr>
+        <w:rPr>
+          <w:color w:val="000000" w:themeColor="text1"/>
+          <w:sz w:val="22"/>
+          <w:szCs w:val="22"/>
+        </w:rPr>
+      </w:pPr>
+      <w:r>
+        <w:rPr>
+          <w:color w:val="000000" w:themeColor="text1"/>
+          <w:sz w:val="22"/>
+          <w:szCs w:val="22"/>
+        </w:rPr>
+        <w:t>T</w:t>
+      </w:r>
+      <w:r>
+        <w:rPr>
+          <w:color w:val="000000" w:themeColor="text1"/>
+          <w:sz w:val="22"/>
+          <w:szCs w:val="22"/>
+        </w:rPr>
+        <w:t xml:space="preserve">he child class only calls </w:t>
+      </w:r>
+      <w:proofErr w:type="gramStart"/>
+      <w:r>
+        <w:rPr>
+          <w:color w:val="000000" w:themeColor="text1"/>
+          <w:sz w:val="22"/>
+          <w:szCs w:val="22"/>
+        </w:rPr>
+        <w:t>super(</w:t>
+      </w:r>
+      <w:proofErr w:type="gramEnd"/>
+      <w:r>
+        <w:rPr>
+          <w:color w:val="000000" w:themeColor="text1"/>
+          <w:sz w:val="22"/>
+          <w:szCs w:val="22"/>
+        </w:rPr>
+        <w:t xml:space="preserve">) if it has no constructor. </w:t>
+      </w:r>
+      <w:proofErr w:type="gramStart"/>
+      <w:r>
+        <w:rPr>
+          <w:color w:val="000000" w:themeColor="text1"/>
+          <w:sz w:val="22"/>
+          <w:szCs w:val="22"/>
+        </w:rPr>
+        <w:t>it</w:t>
+      </w:r>
+      <w:proofErr w:type="gramEnd"/>
+      <w:r>
+        <w:rPr>
+          <w:color w:val="000000" w:themeColor="text1"/>
+          <w:sz w:val="22"/>
+          <w:szCs w:val="22"/>
+        </w:rPr>
+        <w:t xml:space="preserve"> will call the same constructor as its parent class but with its own argument. </w:t>
+      </w:r>
+      <w:proofErr w:type="gramStart"/>
+      <w:r>
+        <w:rPr>
+          <w:color w:val="000000" w:themeColor="text1"/>
+          <w:sz w:val="22"/>
+          <w:szCs w:val="22"/>
+        </w:rPr>
+        <w:t>if</w:t>
+      </w:r>
+      <w:proofErr w:type="gramEnd"/>
+      <w:r>
+        <w:rPr>
+          <w:color w:val="000000" w:themeColor="text1"/>
+          <w:sz w:val="22"/>
+          <w:szCs w:val="22"/>
+        </w:rPr>
+        <w:t xml:space="preserve"> the child class has a constructor defined inside it, it </w:t>
+      </w:r>
+      <w:proofErr w:type="spellStart"/>
+      <w:proofErr w:type="gramStart"/>
+      <w:r>
+        <w:rPr>
+          <w:color w:val="000000" w:themeColor="text1"/>
+          <w:sz w:val="22"/>
+          <w:szCs w:val="22"/>
+        </w:rPr>
+        <w:t>wont</w:t>
+      </w:r>
+      <w:proofErr w:type="spellEnd"/>
+      <w:proofErr w:type="gramEnd"/>
+      <w:r>
+        <w:rPr>
+          <w:color w:val="000000" w:themeColor="text1"/>
+          <w:sz w:val="22"/>
+          <w:szCs w:val="22"/>
+        </w:rPr>
+        <w:t xml:space="preserve"> run </w:t>
+      </w:r>
+      <w:proofErr w:type="gramStart"/>
+      <w:r>
+        <w:rPr>
+          <w:color w:val="000000" w:themeColor="text1"/>
+          <w:sz w:val="22"/>
+          <w:szCs w:val="22"/>
+        </w:rPr>
+        <w:t>super(</w:t>
+      </w:r>
+      <w:proofErr w:type="gramEnd"/>
+      <w:r>
+        <w:rPr>
+          <w:color w:val="000000" w:themeColor="text1"/>
+          <w:sz w:val="22"/>
+          <w:szCs w:val="22"/>
+        </w:rPr>
+        <w:t>)</w:t>
+      </w:r>
+      <w:r>
+        <w:rPr>
+          <w:color w:val="000000" w:themeColor="text1"/>
+          <w:sz w:val="22"/>
+          <w:szCs w:val="22"/>
+        </w:rPr>
+        <w:t>.</w:t>
+      </w:r>
+    </w:p>
+    <w:p>
+      <w:pPr>
+        <w:pStyle w:val="ListParagraph"/>
+        <w:numPr>
+          <w:ilvl w:val="0"/>
+          <w:numId w:val="18"/>
+        </w:numPr>
+        <w:rPr>
+          <w:color w:val="000000" w:themeColor="text1"/>
+          <w:sz w:val="22"/>
+          <w:szCs w:val="22"/>
+        </w:rPr>
+      </w:pPr>
+      <w:r>
+        <w:rPr>
+          <w:color w:val="000000" w:themeColor="text1"/>
+          <w:sz w:val="22"/>
+          <w:szCs w:val="22"/>
+        </w:rPr>
+        <w:t>A discriminator property is simply a property on an object that tells you what kind/type of object you're dealing with.</w:t>
+      </w:r>
+      <w:r>
+        <w:rPr>
+          <w:color w:val="000000" w:themeColor="text1"/>
+          <w:sz w:val="22"/>
+          <w:szCs w:val="22"/>
+        </w:rPr>
+        <w:t xml:space="preserve"> Usually is called type, inside an object “not a class”.</w:t>
+      </w:r>
+    </w:p>
+    <w:p>
+      <w:pPr>
+        <w:pStyle w:val="ListParagraph"/>
+        <w:numPr>
+          <w:ilvl w:val="0"/>
+          <w:numId w:val="18"/>
+        </w:numPr>
+        <w:rPr>
+          <w:color w:val="000000" w:themeColor="text1"/>
+          <w:sz w:val="22"/>
+          <w:szCs w:val="22"/>
+        </w:rPr>
+      </w:pPr>
+      <w:r>
+        <w:rPr>
+          <w:color w:val="000000" w:themeColor="text1"/>
+          <w:sz w:val="22"/>
+          <w:szCs w:val="22"/>
+        </w:rPr>
+        <w:t xml:space="preserve">Method overriding means that a </w:t>
+      </w:r>
+      <w:proofErr w:type="gramStart"/>
+      <w:r>
+        <w:rPr>
+          <w:color w:val="000000" w:themeColor="text1"/>
+          <w:sz w:val="22"/>
+          <w:szCs w:val="22"/>
+        </w:rPr>
+        <w:t>child class</w:t>
+      </w:r>
+      <w:proofErr w:type="gramEnd"/>
+      <w:r>
+        <w:rPr>
+          <w:color w:val="000000" w:themeColor="text1"/>
+          <w:sz w:val="22"/>
+          <w:szCs w:val="22"/>
+        </w:rPr>
+        <w:t xml:space="preserve"> provides its own implementation of a method that already exists in the parent class.</w:t>
+      </w:r>
+    </w:p>
+    <w:p>
+      <w:pPr>
+        <w:pStyle w:val="ListParagraph"/>
+        <w:numPr>
+          <w:ilvl w:val="0"/>
+          <w:numId w:val="18"/>
+        </w:numPr>
+        <w:rPr>
+          <w:color w:val="000000" w:themeColor="text1"/>
+          <w:sz w:val="22"/>
+          <w:szCs w:val="22"/>
+        </w:rPr>
+      </w:pPr>
     </w:p>
     <w:p>
       <w:pPr>
@@ -7831,6 +10787,7 @@
         </w:rPr>
       </w:pPr>
       <w:proofErr w:type="spellStart"/>
+      <w:proofErr w:type="gramStart"/>
       <w:r>
         <w:rPr>
           <w:color w:val="000000" w:themeColor="text1"/>
@@ -7840,6 +10797,7 @@
         <w:t>Its</w:t>
       </w:r>
       <w:proofErr w:type="spellEnd"/>
+      <w:proofErr w:type="gramEnd"/>
       <w:r>
         <w:rPr>
           <w:color w:val="000000" w:themeColor="text1"/>
@@ -7902,13 +10860,23 @@
           <w:szCs w:val="22"/>
         </w:rPr>
       </w:pPr>
-      <w:r>
-        <w:rPr>
-          <w:color w:val="000000" w:themeColor="text1"/>
-          <w:sz w:val="22"/>
-          <w:szCs w:val="22"/>
-        </w:rPr>
-        <w:t>Its better to use Automated tests which means using code to test code</w:t>
+      <w:proofErr w:type="gramStart"/>
+      <w:r>
+        <w:rPr>
+          <w:color w:val="000000" w:themeColor="text1"/>
+          <w:sz w:val="22"/>
+          <w:szCs w:val="22"/>
+        </w:rPr>
+        <w:t>Its</w:t>
+      </w:r>
+      <w:proofErr w:type="gramEnd"/>
+      <w:r>
+        <w:rPr>
+          <w:color w:val="000000" w:themeColor="text1"/>
+          <w:sz w:val="22"/>
+          <w:szCs w:val="22"/>
+        </w:rPr>
+        <w:t xml:space="preserve"> better to use Automated tests which means using code to test code</w:t>
       </w:r>
     </w:p>
     <w:p>
@@ -8172,17 +11140,757 @@
           <w:sz w:val="22"/>
           <w:szCs w:val="22"/>
         </w:rPr>
+        <w:t xml:space="preserve">To run Jasmine, we should download the open sources project from </w:t>
+      </w:r>
+      <w:proofErr w:type="spellStart"/>
+      <w:proofErr w:type="gramStart"/>
+      <w:r>
+        <w:rPr>
+          <w:color w:val="000000" w:themeColor="text1"/>
+          <w:sz w:val="22"/>
+          <w:szCs w:val="22"/>
+        </w:rPr>
+        <w:t>github</w:t>
+      </w:r>
+      <w:proofErr w:type="spellEnd"/>
+      <w:r>
+        <w:rPr>
+          <w:color w:val="000000" w:themeColor="text1"/>
+          <w:sz w:val="22"/>
+          <w:szCs w:val="22"/>
+        </w:rPr>
+        <w:t>, and</w:t>
+      </w:r>
+      <w:proofErr w:type="gramEnd"/>
+      <w:r>
+        <w:rPr>
+          <w:color w:val="000000" w:themeColor="text1"/>
+          <w:sz w:val="22"/>
+          <w:szCs w:val="22"/>
+        </w:rPr>
+        <w:t xml:space="preserve"> then put it in the same directory as our source code. Not inside but on the same tree level</w:t>
+      </w:r>
+    </w:p>
+    <w:p>
+      <w:pPr>
+        <w:pStyle w:val="ListParagraph"/>
+        <w:numPr>
+          <w:ilvl w:val="0"/>
+          <w:numId w:val="20"/>
+        </w:numPr>
+        <w:rPr>
+          <w:color w:val="000000" w:themeColor="text1"/>
+          <w:sz w:val="22"/>
+          <w:szCs w:val="22"/>
+        </w:rPr>
+      </w:pPr>
+      <w:r>
+        <w:rPr>
+          <w:color w:val="000000" w:themeColor="text1"/>
+          <w:sz w:val="22"/>
+          <w:szCs w:val="22"/>
+        </w:rPr>
+        <w:t>In Jasmine a spec means a test so we should create the .</w:t>
+      </w:r>
+      <w:proofErr w:type="spellStart"/>
+      <w:r>
+        <w:rPr>
+          <w:color w:val="000000" w:themeColor="text1"/>
+          <w:sz w:val="22"/>
+          <w:szCs w:val="22"/>
+        </w:rPr>
+        <w:t>js</w:t>
+      </w:r>
+      <w:proofErr w:type="spellEnd"/>
+      <w:r>
+        <w:rPr>
+          <w:color w:val="000000" w:themeColor="text1"/>
+          <w:sz w:val="22"/>
+          <w:szCs w:val="22"/>
+        </w:rPr>
+        <w:t xml:space="preserve"> test files inside that directory, in the older versions of Jasmine we have a runner html, it’s a </w:t>
+      </w:r>
+      <w:r>
+        <w:rPr>
+          <w:color w:val="000000" w:themeColor="text1"/>
+          <w:sz w:val="22"/>
+          <w:szCs w:val="22"/>
+        </w:rPr>
+        <w:t>webpage that loads and shows the results of our tests with errors, where they are and so on</w:t>
+      </w:r>
+    </w:p>
+    <w:p>
+      <w:pPr>
+        <w:pStyle w:val="ListParagraph"/>
+        <w:numPr>
+          <w:ilvl w:val="0"/>
+          <w:numId w:val="20"/>
+        </w:numPr>
+        <w:rPr>
+          <w:color w:val="000000" w:themeColor="text1"/>
+          <w:sz w:val="22"/>
+          <w:szCs w:val="22"/>
+        </w:rPr>
+      </w:pPr>
+      <w:r>
+        <w:rPr>
+          <w:color w:val="000000" w:themeColor="text1"/>
+          <w:sz w:val="22"/>
+          <w:szCs w:val="22"/>
+        </w:rPr>
+        <w:t xml:space="preserve">In Jasmine, to create a test suite we use function:  </w:t>
+      </w:r>
+      <w:proofErr w:type="gramStart"/>
+      <w:r>
+        <w:rPr>
+          <w:color w:val="000000" w:themeColor="text1"/>
+          <w:sz w:val="22"/>
+          <w:szCs w:val="22"/>
+        </w:rPr>
+        <w:t>describe(</w:t>
+      </w:r>
+      <w:proofErr w:type="gramEnd"/>
+      <w:r>
+        <w:rPr>
+          <w:color w:val="000000" w:themeColor="text1"/>
+          <w:sz w:val="22"/>
+          <w:szCs w:val="22"/>
+        </w:rPr>
+        <w:t>param1, param2); param1 is a string that represents the name of the suite, param2 is a function, this function includes other functions these other functions are the test cases</w:t>
+      </w:r>
+    </w:p>
+    <w:p>
+      <w:pPr>
+        <w:pStyle w:val="ListParagraph"/>
+        <w:numPr>
+          <w:ilvl w:val="0"/>
+          <w:numId w:val="20"/>
+        </w:numPr>
+        <w:rPr>
+          <w:color w:val="000000" w:themeColor="text1"/>
+          <w:sz w:val="22"/>
+          <w:szCs w:val="22"/>
+        </w:rPr>
+      </w:pPr>
+      <w:proofErr w:type="gramStart"/>
+      <w:r>
+        <w:rPr>
+          <w:color w:val="000000" w:themeColor="text1"/>
+          <w:sz w:val="22"/>
+          <w:szCs w:val="22"/>
+        </w:rPr>
+        <w:t>it(</w:t>
+      </w:r>
+      <w:proofErr w:type="gramEnd"/>
+      <w:r>
+        <w:rPr>
+          <w:color w:val="000000" w:themeColor="text1"/>
+          <w:sz w:val="22"/>
+          <w:szCs w:val="22"/>
+        </w:rPr>
+        <w:t xml:space="preserve">"test name", function () </w:t>
+      </w:r>
+      <w:proofErr w:type="gramStart"/>
+      <w:r>
+        <w:rPr>
+          <w:color w:val="000000" w:themeColor="text1"/>
+          <w:sz w:val="22"/>
+          <w:szCs w:val="22"/>
+        </w:rPr>
+        <w:t>{ /</w:t>
+      </w:r>
+      <w:proofErr w:type="gramEnd"/>
+      <w:r>
+        <w:rPr>
+          <w:color w:val="000000" w:themeColor="text1"/>
+          <w:sz w:val="22"/>
+          <w:szCs w:val="22"/>
+        </w:rPr>
+        <w:t xml:space="preserve">/ test </w:t>
+      </w:r>
+      <w:proofErr w:type="gramStart"/>
+      <w:r>
+        <w:rPr>
+          <w:color w:val="000000" w:themeColor="text1"/>
+          <w:sz w:val="22"/>
+          <w:szCs w:val="22"/>
+        </w:rPr>
+        <w:t>code }</w:t>
+      </w:r>
+      <w:proofErr w:type="gramEnd"/>
+      <w:r>
+        <w:rPr>
+          <w:color w:val="000000" w:themeColor="text1"/>
+          <w:sz w:val="22"/>
+          <w:szCs w:val="22"/>
+        </w:rPr>
+        <w:t>);</w:t>
+      </w:r>
+      <w:r>
+        <w:rPr>
+          <w:color w:val="000000" w:themeColor="text1"/>
+          <w:sz w:val="22"/>
+          <w:szCs w:val="22"/>
+        </w:rPr>
+        <w:t xml:space="preserve">  </w:t>
+      </w:r>
+    </w:p>
+    <w:p>
+      <w:pPr>
+        <w:pStyle w:val="pdq2pgselectionanchorcontainer"/>
+        <w:numPr>
+          <w:ilvl w:val="0"/>
+          <w:numId w:val="20"/>
+        </w:numPr>
+        <w:rPr>
+          <w:rFonts w:asciiTheme="minorHAnsi" w:eastAsiaTheme="minorHAnsi" w:hAnsiTheme="minorHAnsi" w:cstheme="minorBidi"/>
+          <w:color w:val="000000" w:themeColor="text1"/>
+          <w:kern w:val="2"/>
+          <w:sz w:val="22"/>
+          <w:szCs w:val="22"/>
+          <w14:ligatures w14:val="standardContextual"/>
+        </w:rPr>
+      </w:pPr>
+      <w:proofErr w:type="gramStart"/>
+      <w:r>
+        <w:rPr>
+          <w:rFonts w:asciiTheme="minorHAnsi" w:eastAsiaTheme="minorHAnsi" w:hAnsiTheme="minorHAnsi" w:cstheme="minorBidi"/>
+          <w:color w:val="000000" w:themeColor="text1"/>
+          <w:kern w:val="2"/>
+          <w:sz w:val="22"/>
+          <w:szCs w:val="22"/>
+          <w14:ligatures w14:val="standardContextual"/>
+        </w:rPr>
+        <w:t>expect(</w:t>
+      </w:r>
+      <w:proofErr w:type="gramEnd"/>
+      <w:r>
+        <w:rPr>
+          <w:rFonts w:asciiTheme="minorHAnsi" w:eastAsiaTheme="minorHAnsi" w:hAnsiTheme="minorHAnsi" w:cstheme="minorBidi"/>
+          <w:color w:val="000000" w:themeColor="text1"/>
+          <w:kern w:val="2"/>
+          <w:sz w:val="22"/>
+          <w:szCs w:val="22"/>
+          <w14:ligatures w14:val="standardContextual"/>
+        </w:rPr>
+        <w:t xml:space="preserve">) is used inside the </w:t>
+      </w:r>
+      <w:proofErr w:type="gramStart"/>
+      <w:r>
+        <w:rPr>
+          <w:rFonts w:asciiTheme="minorHAnsi" w:eastAsiaTheme="minorHAnsi" w:hAnsiTheme="minorHAnsi" w:cstheme="minorBidi"/>
+          <w:color w:val="000000" w:themeColor="text1"/>
+          <w:kern w:val="2"/>
+          <w:sz w:val="22"/>
+          <w:szCs w:val="22"/>
+          <w14:ligatures w14:val="standardContextual"/>
+        </w:rPr>
+        <w:t>it(</w:t>
+      </w:r>
+      <w:proofErr w:type="gramEnd"/>
+      <w:r>
+        <w:rPr>
+          <w:rFonts w:asciiTheme="minorHAnsi" w:eastAsiaTheme="minorHAnsi" w:hAnsiTheme="minorHAnsi" w:cstheme="minorBidi"/>
+          <w:color w:val="000000" w:themeColor="text1"/>
+          <w:kern w:val="2"/>
+          <w:sz w:val="22"/>
+          <w:szCs w:val="22"/>
+          <w14:ligatures w14:val="standardContextual"/>
+        </w:rPr>
+        <w:t>) function.</w:t>
+      </w:r>
+      <w:r>
+        <w:rPr>
+          <w:rFonts w:asciiTheme="minorHAnsi" w:eastAsiaTheme="minorHAnsi" w:hAnsiTheme="minorHAnsi" w:cstheme="minorBidi"/>
+          <w:color w:val="000000" w:themeColor="text1"/>
+          <w:kern w:val="2"/>
+          <w:sz w:val="22"/>
+          <w:szCs w:val="22"/>
+          <w14:ligatures w14:val="standardContextual"/>
+        </w:rPr>
+        <w:t xml:space="preserve"> </w:t>
+      </w:r>
+      <w:r>
+        <w:rPr>
+          <w:rFonts w:asciiTheme="minorHAnsi" w:eastAsiaTheme="minorHAnsi" w:hAnsiTheme="minorHAnsi" w:cstheme="minorBidi"/>
+          <w:color w:val="000000" w:themeColor="text1"/>
+          <w:kern w:val="2"/>
+          <w:sz w:val="22"/>
+          <w:szCs w:val="22"/>
+          <w14:ligatures w14:val="standardContextual"/>
+        </w:rPr>
+        <w:t>It receives the actual value that your code produces</w:t>
+      </w:r>
+    </w:p>
+    <w:p>
+      <w:pPr>
+        <w:pStyle w:val="ListParagraph"/>
+        <w:numPr>
+          <w:ilvl w:val="0"/>
+          <w:numId w:val="20"/>
+        </w:numPr>
+        <w:rPr>
+          <w:color w:val="000000" w:themeColor="text1"/>
+          <w:sz w:val="22"/>
+          <w:szCs w:val="22"/>
+        </w:rPr>
+      </w:pPr>
+      <w:proofErr w:type="gramStart"/>
+      <w:r>
+        <w:rPr>
+          <w:color w:val="000000" w:themeColor="text1"/>
+          <w:sz w:val="22"/>
+          <w:szCs w:val="22"/>
+        </w:rPr>
+        <w:t>.</w:t>
+      </w:r>
+      <w:proofErr w:type="spellStart"/>
+      <w:r>
+        <w:rPr>
+          <w:color w:val="000000" w:themeColor="text1"/>
+          <w:sz w:val="22"/>
+          <w:szCs w:val="22"/>
+        </w:rPr>
+        <w:t>toEqual</w:t>
+      </w:r>
+      <w:proofErr w:type="spellEnd"/>
+      <w:proofErr w:type="gramEnd"/>
+      <w:r>
+        <w:rPr>
+          <w:color w:val="000000" w:themeColor="text1"/>
+          <w:sz w:val="22"/>
+          <w:szCs w:val="22"/>
+        </w:rPr>
+        <w:t>(</w:t>
+      </w:r>
+      <w:r>
+        <w:rPr>
+          <w:color w:val="000000" w:themeColor="text1"/>
+          <w:sz w:val="22"/>
+          <w:szCs w:val="22"/>
+        </w:rPr>
+        <w:t>the correct value</w:t>
+      </w:r>
+      <w:r>
+        <w:rPr>
+          <w:color w:val="000000" w:themeColor="text1"/>
+          <w:sz w:val="22"/>
+          <w:szCs w:val="22"/>
+        </w:rPr>
+        <w:t>)</w:t>
+      </w:r>
+    </w:p>
+    <w:p>
+      <w:pPr>
+        <w:pStyle w:val="ListParagraph"/>
+        <w:numPr>
+          <w:ilvl w:val="0"/>
+          <w:numId w:val="20"/>
+        </w:numPr>
+        <w:rPr>
+          <w:color w:val="000000" w:themeColor="text1"/>
+          <w:sz w:val="22"/>
+          <w:szCs w:val="22"/>
+        </w:rPr>
+      </w:pPr>
+      <w:r>
+        <w:rPr>
+          <w:color w:val="000000" w:themeColor="text1"/>
+          <w:sz w:val="22"/>
+          <w:szCs w:val="22"/>
+        </w:rPr>
+        <w:t xml:space="preserve">We can test values inside an array the same way we would just test data from a normal value like an int or so. Jasmie will compare the entire array inside the </w:t>
+      </w:r>
+      <w:proofErr w:type="gramStart"/>
+      <w:r>
+        <w:rPr>
+          <w:color w:val="000000" w:themeColor="text1"/>
+          <w:sz w:val="22"/>
+          <w:szCs w:val="22"/>
+        </w:rPr>
+        <w:t>expect(</w:t>
+      </w:r>
+      <w:proofErr w:type="gramEnd"/>
+      <w:r>
+        <w:rPr>
+          <w:color w:val="000000" w:themeColor="text1"/>
+          <w:sz w:val="22"/>
+          <w:szCs w:val="22"/>
+        </w:rPr>
+        <w:t>what we have</w:t>
+      </w:r>
+      <w:proofErr w:type="gramStart"/>
+      <w:r>
+        <w:rPr>
+          <w:color w:val="000000" w:themeColor="text1"/>
+          <w:sz w:val="22"/>
+          <w:szCs w:val="22"/>
+        </w:rPr>
+        <w:t>).</w:t>
+      </w:r>
+      <w:proofErr w:type="spellStart"/>
+      <w:r>
+        <w:rPr>
+          <w:color w:val="000000" w:themeColor="text1"/>
+          <w:sz w:val="22"/>
+          <w:szCs w:val="22"/>
+        </w:rPr>
+        <w:t>toEqual</w:t>
+      </w:r>
+      <w:proofErr w:type="spellEnd"/>
+      <w:proofErr w:type="gramEnd"/>
+      <w:r>
+        <w:rPr>
+          <w:color w:val="000000" w:themeColor="text1"/>
+          <w:sz w:val="22"/>
+          <w:szCs w:val="22"/>
+        </w:rPr>
+        <w:t>(correct input we expect);</w:t>
+      </w:r>
+    </w:p>
+    <w:p>
+      <w:pPr>
+        <w:pStyle w:val="ListParagraph"/>
+        <w:numPr>
+          <w:ilvl w:val="0"/>
+          <w:numId w:val="20"/>
+        </w:numPr>
+        <w:rPr>
+          <w:color w:val="000000" w:themeColor="text1"/>
+          <w:sz w:val="22"/>
+          <w:szCs w:val="22"/>
+        </w:rPr>
+      </w:pPr>
+      <w:proofErr w:type="spellStart"/>
+      <w:proofErr w:type="gramStart"/>
+      <w:r>
+        <w:rPr>
+          <w:color w:val="000000" w:themeColor="text1"/>
+          <w:sz w:val="22"/>
+          <w:szCs w:val="22"/>
+        </w:rPr>
+        <w:t>toBe</w:t>
+      </w:r>
+      <w:proofErr w:type="spellEnd"/>
+      <w:r>
+        <w:rPr>
+          <w:color w:val="000000" w:themeColor="text1"/>
+          <w:sz w:val="22"/>
+          <w:szCs w:val="22"/>
+        </w:rPr>
+        <w:t>(</w:t>
+      </w:r>
+      <w:proofErr w:type="gramEnd"/>
+      <w:r>
+        <w:rPr>
+          <w:color w:val="000000" w:themeColor="text1"/>
+          <w:sz w:val="22"/>
+          <w:szCs w:val="22"/>
+        </w:rPr>
+        <w:t>) checks object identity — whether they are literally the same array object.</w:t>
+      </w:r>
+      <w:r>
+        <w:rPr>
+          <w:color w:val="000000" w:themeColor="text1"/>
+          <w:sz w:val="22"/>
+          <w:szCs w:val="22"/>
+        </w:rPr>
+        <w:t xml:space="preserve"> Is not good when comparing arrays</w:t>
+      </w:r>
+    </w:p>
+    <w:p>
+      <w:pPr>
+        <w:pStyle w:val="ListParagraph"/>
+        <w:numPr>
+          <w:ilvl w:val="0"/>
+          <w:numId w:val="20"/>
+        </w:numPr>
+        <w:rPr>
+          <w:color w:val="000000" w:themeColor="text1"/>
+          <w:sz w:val="22"/>
+          <w:szCs w:val="22"/>
+        </w:rPr>
+      </w:pPr>
+      <w:r>
+        <w:rPr>
+          <w:color w:val="000000" w:themeColor="text1"/>
+          <w:sz w:val="22"/>
+          <w:szCs w:val="22"/>
+        </w:rPr>
+        <w:t xml:space="preserve">functions that </w:t>
+      </w:r>
+      <w:proofErr w:type="gramStart"/>
+      <w:r>
+        <w:rPr>
+          <w:color w:val="000000" w:themeColor="text1"/>
+          <w:sz w:val="22"/>
+          <w:szCs w:val="22"/>
+        </w:rPr>
+        <w:t>has</w:t>
+      </w:r>
+      <w:proofErr w:type="gramEnd"/>
+      <w:r>
+        <w:rPr>
+          <w:color w:val="000000" w:themeColor="text1"/>
+          <w:sz w:val="22"/>
+          <w:szCs w:val="22"/>
+        </w:rPr>
+        <w:t xml:space="preserve"> no return value, we usually test the behavior of it, for example if we have a function that adds something to the cart we test it by adding something to the cart and comparing the result to the expected or the actual effect.</w:t>
+      </w:r>
+    </w:p>
+    <w:p>
+      <w:pPr>
+        <w:pStyle w:val="ListParagraph"/>
+        <w:numPr>
+          <w:ilvl w:val="0"/>
+          <w:numId w:val="20"/>
+        </w:numPr>
+        <w:spacing w:before="100" w:beforeAutospacing="1" w:after="100" w:afterAutospacing="1" w:line="240" w:lineRule="auto"/>
+        <w:rPr>
+          <w:color w:val="000000" w:themeColor="text1"/>
+          <w:sz w:val="22"/>
+          <w:szCs w:val="22"/>
+        </w:rPr>
+      </w:pPr>
+      <w:r>
+        <w:rPr>
+          <w:color w:val="000000" w:themeColor="text1"/>
+          <w:sz w:val="22"/>
+          <w:szCs w:val="22"/>
+        </w:rPr>
+        <w:t>A flaky test is a test that sometimes passes and sometimes fails even though you haven't changed the code.</w:t>
+      </w:r>
+    </w:p>
+    <w:p>
+      <w:pPr>
+        <w:pStyle w:val="ListParagraph"/>
+        <w:numPr>
+          <w:ilvl w:val="0"/>
+          <w:numId w:val="20"/>
+        </w:numPr>
+        <w:rPr>
+          <w:color w:val="000000" w:themeColor="text1"/>
+          <w:sz w:val="22"/>
+          <w:szCs w:val="22"/>
+        </w:rPr>
+      </w:pPr>
+      <w:r>
+        <w:rPr>
+          <w:color w:val="000000" w:themeColor="text1"/>
+          <w:sz w:val="22"/>
+          <w:szCs w:val="22"/>
+        </w:rPr>
+        <w:t xml:space="preserve">Database testing follows the same basic testing principle as </w:t>
+      </w:r>
+      <w:proofErr w:type="spellStart"/>
+      <w:proofErr w:type="gramStart"/>
+      <w:r>
+        <w:rPr>
+          <w:color w:val="000000" w:themeColor="text1"/>
+          <w:sz w:val="22"/>
+          <w:szCs w:val="22"/>
+        </w:rPr>
+        <w:t>localStorage</w:t>
+      </w:r>
+      <w:proofErr w:type="spellEnd"/>
+      <w:proofErr w:type="gramEnd"/>
+      <w:r>
+        <w:rPr>
+          <w:color w:val="000000" w:themeColor="text1"/>
+          <w:sz w:val="22"/>
+          <w:szCs w:val="22"/>
+        </w:rPr>
+        <w:t>: control the test data, execute the operation, verify the result, and isolate/clean up the state. The main difference is that databases are external, persistent systems and usually require asynchronous operations.</w:t>
+      </w:r>
+    </w:p>
+    <w:p>
+      <w:pPr>
+        <w:pStyle w:val="ListParagraph"/>
+        <w:numPr>
+          <w:ilvl w:val="0"/>
+          <w:numId w:val="20"/>
+        </w:numPr>
+        <w:rPr>
+          <w:color w:val="000000" w:themeColor="text1"/>
+          <w:sz w:val="22"/>
+          <w:szCs w:val="22"/>
+        </w:rPr>
+      </w:pPr>
+      <w:proofErr w:type="spellStart"/>
+      <w:proofErr w:type="gramStart"/>
+      <w:r>
+        <w:rPr>
+          <w:color w:val="000000" w:themeColor="text1"/>
+          <w:sz w:val="22"/>
+          <w:szCs w:val="22"/>
+        </w:rPr>
+        <w:t>spyOn</w:t>
+      </w:r>
+      <w:proofErr w:type="spellEnd"/>
+      <w:r>
+        <w:rPr>
+          <w:color w:val="000000" w:themeColor="text1"/>
+          <w:sz w:val="22"/>
+          <w:szCs w:val="22"/>
+        </w:rPr>
+        <w:t>(</w:t>
+      </w:r>
+      <w:proofErr w:type="gramEnd"/>
+      <w:r>
+        <w:rPr>
+          <w:color w:val="000000" w:themeColor="text1"/>
+          <w:sz w:val="22"/>
+          <w:szCs w:val="22"/>
+        </w:rPr>
+        <w:t>) allows Jasmine to watch a function and record how that function is used.</w:t>
+      </w:r>
+      <w:r>
+        <w:rPr>
+          <w:color w:val="000000" w:themeColor="text1"/>
+          <w:sz w:val="22"/>
+          <w:szCs w:val="22"/>
+        </w:rPr>
+        <w:t xml:space="preserve"> How many times was this function called and what value did it return</w:t>
+      </w:r>
+    </w:p>
+    <w:p>
+      <w:pPr>
+        <w:pStyle w:val="ListParagraph"/>
+        <w:numPr>
+          <w:ilvl w:val="0"/>
+          <w:numId w:val="20"/>
+        </w:numPr>
+        <w:rPr>
+          <w:color w:val="000000" w:themeColor="text1"/>
+          <w:sz w:val="22"/>
+          <w:szCs w:val="22"/>
+        </w:rPr>
+      </w:pPr>
+      <w:proofErr w:type="spellStart"/>
+      <w:proofErr w:type="gramStart"/>
+      <w:r>
+        <w:rPr>
+          <w:color w:val="000000" w:themeColor="text1"/>
+          <w:sz w:val="22"/>
+          <w:szCs w:val="22"/>
+        </w:rPr>
+        <w:t>spyOn</w:t>
+      </w:r>
+      <w:proofErr w:type="spellEnd"/>
+      <w:r>
+        <w:rPr>
+          <w:color w:val="000000" w:themeColor="text1"/>
+          <w:sz w:val="22"/>
+          <w:szCs w:val="22"/>
+        </w:rPr>
+        <w:t>(</w:t>
+      </w:r>
+      <w:proofErr w:type="gramEnd"/>
+      <w:r>
+        <w:rPr>
+          <w:color w:val="000000" w:themeColor="text1"/>
+          <w:sz w:val="22"/>
+          <w:szCs w:val="22"/>
+        </w:rPr>
+        <w:t>sensor, "read");</w:t>
+      </w:r>
+      <w:r>
+        <w:rPr>
+          <w:color w:val="000000" w:themeColor="text1"/>
+          <w:sz w:val="22"/>
+          <w:szCs w:val="22"/>
+        </w:rPr>
+        <w:t xml:space="preserve"> here we are telling the </w:t>
+      </w:r>
+      <w:proofErr w:type="spellStart"/>
+      <w:r>
+        <w:rPr>
+          <w:color w:val="000000" w:themeColor="text1"/>
+          <w:sz w:val="22"/>
+          <w:szCs w:val="22"/>
+        </w:rPr>
+        <w:t>spyOn</w:t>
+      </w:r>
+      <w:proofErr w:type="spellEnd"/>
+      <w:r>
+        <w:rPr>
+          <w:color w:val="000000" w:themeColor="text1"/>
+          <w:sz w:val="22"/>
+          <w:szCs w:val="22"/>
+        </w:rPr>
+        <w:t xml:space="preserve"> to spy on the object called sensor and the function called read.</w:t>
+      </w:r>
+      <w:r>
+        <w:t xml:space="preserve"> </w:t>
+      </w:r>
+      <w:r>
+        <w:rPr>
+          <w:color w:val="000000" w:themeColor="text1"/>
+          <w:sz w:val="22"/>
+          <w:szCs w:val="22"/>
+        </w:rPr>
+        <w:t>It can also remember the arguments.</w:t>
+      </w:r>
+    </w:p>
+    <w:p>
+      <w:pPr>
+        <w:pStyle w:val="ListParagraph"/>
+        <w:numPr>
+          <w:ilvl w:val="0"/>
+          <w:numId w:val="20"/>
+        </w:numPr>
+        <w:rPr>
+          <w:color w:val="000000" w:themeColor="text1"/>
+          <w:sz w:val="22"/>
+          <w:szCs w:val="22"/>
+        </w:rPr>
+      </w:pPr>
+      <w:proofErr w:type="spellStart"/>
+      <w:proofErr w:type="gramStart"/>
+      <w:r>
+        <w:rPr>
+          <w:color w:val="000000" w:themeColor="text1"/>
+          <w:sz w:val="22"/>
+          <w:szCs w:val="22"/>
+        </w:rPr>
         <w:lastRenderedPageBreak/>
-        <w:t xml:space="preserve">To run Jasmine, we should download the open sources project from </w:t>
+        <w:t>callFake</w:t>
+      </w:r>
+      <w:proofErr w:type="spellEnd"/>
+      <w:r>
+        <w:rPr>
+          <w:color w:val="000000" w:themeColor="text1"/>
+          <w:sz w:val="22"/>
+          <w:szCs w:val="22"/>
+        </w:rPr>
+        <w:t>(</w:t>
+      </w:r>
+      <w:proofErr w:type="gramEnd"/>
+      <w:r>
+        <w:rPr>
+          <w:color w:val="000000" w:themeColor="text1"/>
+          <w:sz w:val="22"/>
+          <w:szCs w:val="22"/>
+        </w:rPr>
+        <w:t>) replaces the original function with a fake function that you control.</w:t>
+      </w:r>
+      <w:r>
+        <w:rPr>
+          <w:color w:val="000000" w:themeColor="text1"/>
+          <w:sz w:val="22"/>
+          <w:szCs w:val="22"/>
+        </w:rPr>
+        <w:t xml:space="preserve">  </w:t>
       </w:r>
       <w:proofErr w:type="spellStart"/>
-      <w:r>
-        <w:rPr>
-          <w:color w:val="000000" w:themeColor="text1"/>
-          <w:sz w:val="22"/>
-          <w:szCs w:val="22"/>
-        </w:rPr>
-        <w:t>github</w:t>
+      <w:proofErr w:type="gramStart"/>
+      <w:r>
+        <w:rPr>
+          <w:color w:val="000000" w:themeColor="text1"/>
+          <w:sz w:val="22"/>
+          <w:szCs w:val="22"/>
+        </w:rPr>
+        <w:t>callFake</w:t>
       </w:r>
       <w:proofErr w:type="spellEnd"/>
       <w:r>
@@ -8191,7 +11899,34 @@
           <w:sz w:val="22"/>
           <w:szCs w:val="22"/>
         </w:rPr>
-        <w:t>, and then put it in the same directory as our source code. Not inside but on the same tree level</w:t>
+        <w:t>(</w:t>
+      </w:r>
+      <w:proofErr w:type="gramEnd"/>
+      <w:r>
+        <w:rPr>
+          <w:color w:val="000000" w:themeColor="text1"/>
+          <w:sz w:val="22"/>
+          <w:szCs w:val="22"/>
+        </w:rPr>
+        <w:t xml:space="preserve">) </w:t>
+      </w:r>
+      <w:proofErr w:type="gramStart"/>
+      <w:r>
+        <w:rPr>
+          <w:color w:val="000000" w:themeColor="text1"/>
+          <w:sz w:val="22"/>
+          <w:szCs w:val="22"/>
+        </w:rPr>
+        <w:t>help</w:t>
+      </w:r>
+      <w:proofErr w:type="gramEnd"/>
+      <w:r>
+        <w:rPr>
+          <w:color w:val="000000" w:themeColor="text1"/>
+          <w:sz w:val="22"/>
+          <w:szCs w:val="22"/>
+        </w:rPr>
+        <w:t xml:space="preserve"> us remove the dependencies of a real object, that object might be too sensitive to deal with or simply not ready</w:t>
       </w:r>
     </w:p>
     <w:p>
@@ -8207,22 +11942,15 @@
           <w:szCs w:val="22"/>
         </w:rPr>
       </w:pPr>
-      <w:r>
-        <w:rPr>
-          <w:color w:val="000000" w:themeColor="text1"/>
-          <w:sz w:val="22"/>
-          <w:szCs w:val="22"/>
-        </w:rPr>
-        <w:t>In Jasmine a spec means a test so we should create the .</w:t>
-      </w:r>
       <w:proofErr w:type="spellStart"/>
-      <w:r>
-        <w:rPr>
-          <w:color w:val="000000" w:themeColor="text1"/>
-          <w:sz w:val="22"/>
-          <w:szCs w:val="22"/>
-        </w:rPr>
-        <w:t>js</w:t>
+      <w:proofErr w:type="gramStart"/>
+      <w:r>
+        <w:rPr>
+          <w:color w:val="000000" w:themeColor="text1"/>
+          <w:sz w:val="22"/>
+          <w:szCs w:val="22"/>
+        </w:rPr>
+        <w:t>spyOn</w:t>
       </w:r>
       <w:proofErr w:type="spellEnd"/>
       <w:r>
@@ -8231,15 +11959,108 @@
           <w:sz w:val="22"/>
           <w:szCs w:val="22"/>
         </w:rPr>
-        <w:t xml:space="preserve"> test files inside that directory, in the older versions of Jasmine we have a runner html, it’s a </w:t>
-      </w:r>
-      <w:r>
-        <w:rPr>
-          <w:color w:val="000000" w:themeColor="text1"/>
-          <w:sz w:val="22"/>
-          <w:szCs w:val="22"/>
-        </w:rPr>
-        <w:t>webpage that loads and shows the results of our tests with errors, where they are and so on</w:t>
+        <w:t>(</w:t>
+      </w:r>
+      <w:proofErr w:type="gramEnd"/>
+      <w:r>
+        <w:rPr>
+          <w:color w:val="000000" w:themeColor="text1"/>
+          <w:sz w:val="22"/>
+          <w:szCs w:val="22"/>
+        </w:rPr>
+        <w:t>sensor, "</w:t>
+      </w:r>
+      <w:proofErr w:type="spellStart"/>
+      <w:r>
+        <w:rPr>
+          <w:color w:val="000000" w:themeColor="text1"/>
+          <w:sz w:val="22"/>
+          <w:szCs w:val="22"/>
+        </w:rPr>
+        <w:t>readTemperature</w:t>
+      </w:r>
+      <w:proofErr w:type="spellEnd"/>
+      <w:r>
+        <w:rPr>
+          <w:color w:val="000000" w:themeColor="text1"/>
+          <w:sz w:val="22"/>
+          <w:szCs w:val="22"/>
+        </w:rPr>
+        <w:t>").</w:t>
+      </w:r>
+      <w:proofErr w:type="spellStart"/>
+      <w:proofErr w:type="gramStart"/>
+      <w:r>
+        <w:rPr>
+          <w:color w:val="000000" w:themeColor="text1"/>
+          <w:sz w:val="22"/>
+          <w:szCs w:val="22"/>
+        </w:rPr>
+        <w:t>and.callFake</w:t>
+      </w:r>
+      <w:proofErr w:type="spellEnd"/>
+      <w:proofErr w:type="gramEnd"/>
+      <w:r>
+        <w:rPr>
+          <w:color w:val="000000" w:themeColor="text1"/>
+          <w:sz w:val="22"/>
+          <w:szCs w:val="22"/>
+        </w:rPr>
+        <w:t>(function () {</w:t>
+      </w:r>
+    </w:p>
+    <w:p>
+      <w:pPr>
+        <w:ind w:left="720"/>
+        <w:rPr>
+          <w:color w:val="000000" w:themeColor="text1"/>
+          <w:sz w:val="22"/>
+          <w:szCs w:val="22"/>
+        </w:rPr>
+      </w:pPr>
+      <w:r>
+        <w:rPr>
+          <w:color w:val="000000" w:themeColor="text1"/>
+          <w:sz w:val="22"/>
+          <w:szCs w:val="22"/>
+        </w:rPr>
+        <w:t>//fake implementation of the function or simply just a return value</w:t>
+      </w:r>
+    </w:p>
+    <w:p>
+      <w:pPr>
+        <w:ind w:left="720"/>
+        <w:rPr>
+          <w:color w:val="000000" w:themeColor="text1"/>
+          <w:sz w:val="22"/>
+          <w:szCs w:val="22"/>
+        </w:rPr>
+      </w:pPr>
+      <w:r>
+        <w:rPr>
+          <w:color w:val="000000" w:themeColor="text1"/>
+          <w:sz w:val="22"/>
+          <w:szCs w:val="22"/>
+        </w:rPr>
+        <w:t xml:space="preserve">  return 25;</w:t>
+      </w:r>
+    </w:p>
+    <w:p>
+      <w:pPr>
+        <w:ind w:left="720"/>
+        <w:rPr>
+          <w:color w:val="000000" w:themeColor="text1"/>
+          <w:sz w:val="22"/>
+          <w:szCs w:val="22"/>
+        </w:rPr>
+      </w:pPr>
+      <w:r>
+        <w:rPr>
+          <w:color w:val="000000" w:themeColor="text1"/>
+          <w:sz w:val="22"/>
+          <w:szCs w:val="22"/>
+        </w:rPr>
+        <w:t>});</w:t>
       </w:r>
     </w:p>
     <w:p>
@@ -8261,7 +12082,7 @@
           <w:sz w:val="22"/>
           <w:szCs w:val="22"/>
         </w:rPr>
-        <w:t>In Jasmine, to create a test suite we use function:  describe(param1, param2); param1 is a string that represents the name of the suite, param2 is a function, this function includes other functions these other functions are the test cases</w:t>
+        <w:t>Fake can receive parameters Your fake function can also receive the same arguments.</w:t>
       </w:r>
     </w:p>
     <w:p>
@@ -8277,71 +12098,163 @@
           <w:szCs w:val="22"/>
         </w:rPr>
       </w:pPr>
-      <w:r>
-        <w:rPr>
-          <w:color w:val="000000" w:themeColor="text1"/>
-          <w:sz w:val="22"/>
-          <w:szCs w:val="22"/>
-        </w:rPr>
-        <w:t>it("test name", function () { // test code });</w:t>
-      </w:r>
-      <w:r>
-        <w:rPr>
-          <w:color w:val="000000" w:themeColor="text1"/>
-          <w:sz w:val="22"/>
-          <w:szCs w:val="22"/>
-        </w:rPr>
-        <w:t xml:space="preserve">  </w:t>
-      </w:r>
-    </w:p>
-    <w:p>
-      <w:pPr>
-        <w:pStyle w:val="pdq2pgselectionanchorcontainer"/>
+      <w:proofErr w:type="gramStart"/>
+      <w:r>
+        <w:rPr>
+          <w:color w:val="000000" w:themeColor="text1"/>
+          <w:sz w:val="22"/>
+          <w:szCs w:val="22"/>
+        </w:rPr>
+        <w:t>.</w:t>
+      </w:r>
+      <w:proofErr w:type="spellStart"/>
+      <w:r>
+        <w:rPr>
+          <w:color w:val="000000" w:themeColor="text1"/>
+          <w:sz w:val="22"/>
+          <w:szCs w:val="22"/>
+        </w:rPr>
+        <w:t>toContain</w:t>
+      </w:r>
+      <w:proofErr w:type="spellEnd"/>
+      <w:proofErr w:type="gramEnd"/>
+      <w:r>
+        <w:rPr>
+          <w:color w:val="000000" w:themeColor="text1"/>
+          <w:sz w:val="22"/>
+          <w:szCs w:val="22"/>
+        </w:rPr>
+        <w:t>() checks whether something exists inside another value, most commonly an array or a string.</w:t>
+      </w:r>
+      <w:r>
+        <w:rPr>
+          <w:color w:val="000000" w:themeColor="text1"/>
+          <w:sz w:val="22"/>
+          <w:szCs w:val="22"/>
+        </w:rPr>
+        <w:t xml:space="preserve"> </w:t>
+      </w:r>
+    </w:p>
+    <w:p>
+      <w:pPr>
+        <w:pStyle w:val="ListParagraph"/>
         <w:numPr>
           <w:ilvl w:val="0"/>
           <w:numId w:val="20"/>
         </w:numPr>
         <w:rPr>
-          <w:rFonts w:asciiTheme="minorHAnsi" w:eastAsiaTheme="minorHAnsi" w:hAnsiTheme="minorHAnsi" w:cstheme="minorBidi"/>
-          <w:color w:val="000000" w:themeColor="text1"/>
-          <w:kern w:val="2"/>
-          <w:sz w:val="22"/>
-          <w:szCs w:val="22"/>
-          <w14:ligatures w14:val="standardContextual"/>
-        </w:rPr>
-      </w:pPr>
-      <w:r>
-        <w:rPr>
-          <w:rFonts w:asciiTheme="minorHAnsi" w:eastAsiaTheme="minorHAnsi" w:hAnsiTheme="minorHAnsi" w:cstheme="minorBidi"/>
-          <w:color w:val="000000" w:themeColor="text1"/>
-          <w:kern w:val="2"/>
-          <w:sz w:val="22"/>
-          <w:szCs w:val="22"/>
-          <w14:ligatures w14:val="standardContextual"/>
-        </w:rPr>
-        <w:t>expect() is used inside the it() function.</w:t>
-      </w:r>
-      <w:r>
-        <w:rPr>
-          <w:rFonts w:asciiTheme="minorHAnsi" w:eastAsiaTheme="minorHAnsi" w:hAnsiTheme="minorHAnsi" w:cstheme="minorBidi"/>
-          <w:color w:val="000000" w:themeColor="text1"/>
-          <w:kern w:val="2"/>
-          <w:sz w:val="22"/>
-          <w:szCs w:val="22"/>
-          <w14:ligatures w14:val="standardContextual"/>
+          <w:color w:val="000000" w:themeColor="text1"/>
+          <w:sz w:val="22"/>
+          <w:szCs w:val="22"/>
+        </w:rPr>
+      </w:pPr>
+      <w:proofErr w:type="gramStart"/>
+      <w:r>
+        <w:rPr>
+          <w:color w:val="000000" w:themeColor="text1"/>
+          <w:sz w:val="22"/>
+          <w:szCs w:val="22"/>
+        </w:rPr>
+        <w:t>.</w:t>
+      </w:r>
+      <w:proofErr w:type="spellStart"/>
+      <w:r>
+        <w:rPr>
+          <w:color w:val="000000" w:themeColor="text1"/>
+          <w:sz w:val="22"/>
+          <w:szCs w:val="22"/>
+        </w:rPr>
+        <w:t>not</w:t>
+      </w:r>
+      <w:proofErr w:type="gramEnd"/>
+      <w:r>
+        <w:rPr>
+          <w:color w:val="000000" w:themeColor="text1"/>
+          <w:sz w:val="22"/>
+          <w:szCs w:val="22"/>
+        </w:rPr>
+        <w:t>.</w:t>
+      </w:r>
+      <w:proofErr w:type="gramStart"/>
+      <w:r>
+        <w:rPr>
+          <w:color w:val="000000" w:themeColor="text1"/>
+          <w:sz w:val="22"/>
+          <w:szCs w:val="22"/>
+        </w:rPr>
+        <w:t>equal</w:t>
+      </w:r>
+      <w:proofErr w:type="spellEnd"/>
+      <w:r>
+        <w:rPr>
+          <w:color w:val="000000" w:themeColor="text1"/>
+          <w:sz w:val="22"/>
+          <w:szCs w:val="22"/>
+        </w:rPr>
+        <w:t>(</w:t>
+      </w:r>
+      <w:proofErr w:type="gramEnd"/>
+      <w:r>
+        <w:rPr>
+          <w:color w:val="000000" w:themeColor="text1"/>
+          <w:sz w:val="22"/>
+          <w:szCs w:val="22"/>
+        </w:rPr>
+        <w:t>)</w:t>
+      </w:r>
+      <w:r>
+        <w:rPr>
+          <w:color w:val="000000" w:themeColor="text1"/>
+          <w:sz w:val="22"/>
+          <w:szCs w:val="22"/>
+        </w:rPr>
+        <w:t xml:space="preserve"> negates a matcher.</w:t>
+      </w:r>
+    </w:p>
+    <w:p>
+      <w:pPr>
+        <w:pStyle w:val="ListParagraph"/>
+        <w:numPr>
+          <w:ilvl w:val="0"/>
+          <w:numId w:val="20"/>
+        </w:numPr>
+        <w:rPr>
+          <w:color w:val="000000" w:themeColor="text1"/>
+          <w:sz w:val="22"/>
+          <w:szCs w:val="22"/>
+        </w:rPr>
+      </w:pPr>
+      <w:r>
+        <w:rPr>
+          <w:color w:val="000000" w:themeColor="text1"/>
+          <w:sz w:val="22"/>
+          <w:szCs w:val="22"/>
+        </w:rPr>
+        <w:t>Jasmine hooks are functions that Jasmine runs automatically at specific points during your tests.</w:t>
+      </w:r>
+      <w:r>
+        <w:rPr>
+          <w:color w:val="000000" w:themeColor="text1"/>
+          <w:sz w:val="22"/>
+          <w:szCs w:val="22"/>
         </w:rPr>
         <w:t xml:space="preserve"> </w:t>
       </w:r>
       <w:r>
         <w:rPr>
-          <w:rFonts w:asciiTheme="minorHAnsi" w:eastAsiaTheme="minorHAnsi" w:hAnsiTheme="minorHAnsi" w:cstheme="minorBidi"/>
-          <w:color w:val="000000" w:themeColor="text1"/>
-          <w:kern w:val="2"/>
-          <w:sz w:val="22"/>
-          <w:szCs w:val="22"/>
-          <w14:ligatures w14:val="standardContextual"/>
-        </w:rPr>
-        <w:t>It receives the actual value that your code produces</w:t>
+          <w:color w:val="000000" w:themeColor="text1"/>
+          <w:sz w:val="22"/>
+          <w:szCs w:val="22"/>
+        </w:rPr>
+        <w:t>They're mainly used for setup and cleanup.</w:t>
+      </w:r>
+      <w:r>
+        <w:rPr>
+          <w:color w:val="000000" w:themeColor="text1"/>
+          <w:sz w:val="22"/>
+          <w:szCs w:val="22"/>
+        </w:rPr>
+        <w:t xml:space="preserve"> </w:t>
       </w:r>
     </w:p>
     <w:p>
@@ -8357,22 +12270,15 @@
           <w:szCs w:val="22"/>
         </w:rPr>
       </w:pPr>
-      <w:r>
-        <w:rPr>
-          <w:color w:val="000000" w:themeColor="text1"/>
-          <w:sz w:val="22"/>
-          <w:szCs w:val="22"/>
-        </w:rPr>
-        <w:t>.</w:t>
-      </w:r>
       <w:proofErr w:type="spellStart"/>
-      <w:r>
-        <w:rPr>
-          <w:color w:val="000000" w:themeColor="text1"/>
-          <w:sz w:val="22"/>
-          <w:szCs w:val="22"/>
-        </w:rPr>
-        <w:t>toEqual</w:t>
+      <w:proofErr w:type="gramStart"/>
+      <w:r>
+        <w:rPr>
+          <w:color w:val="000000" w:themeColor="text1"/>
+          <w:sz w:val="22"/>
+          <w:szCs w:val="22"/>
+        </w:rPr>
+        <w:t>beforeEach</w:t>
       </w:r>
       <w:proofErr w:type="spellEnd"/>
       <w:r>
@@ -8383,21 +12289,14 @@
         </w:rPr>
         <w:t>(</w:t>
       </w:r>
-      <w:r>
-        <w:rPr>
-          <w:color w:val="000000" w:themeColor="text1"/>
-          <w:sz w:val="22"/>
-          <w:szCs w:val="22"/>
-        </w:rPr>
-        <w:t>the correct value</w:t>
-      </w:r>
-      <w:r>
-        <w:rPr>
-          <w:color w:val="000000" w:themeColor="text1"/>
-          <w:sz w:val="22"/>
-          <w:szCs w:val="22"/>
-        </w:rPr>
-        <w:t>)</w:t>
+      <w:proofErr w:type="gramEnd"/>
+      <w:r>
+        <w:rPr>
+          <w:color w:val="000000" w:themeColor="text1"/>
+          <w:sz w:val="22"/>
+          <w:szCs w:val="22"/>
+        </w:rPr>
+        <w:t>), after each, before all and after all. All of them can be inside the describe and they behave and work the same way they do in Java Junit and mock testing.</w:t>
       </w:r>
     </w:p>
     <w:p>
@@ -8419,7 +12318,7 @@
           <w:sz w:val="22"/>
           <w:szCs w:val="22"/>
         </w:rPr>
-        <w:t>We can test values inside an array the same way we would just test data from a normal value like an int or so. Jasmie will compare the entire array inside the expect(what we have).</w:t>
+        <w:t xml:space="preserve">Unrelated: </w:t>
       </w:r>
       <w:proofErr w:type="spellStart"/>
       <w:r>
@@ -8428,7 +12327,7 @@
           <w:sz w:val="22"/>
           <w:szCs w:val="22"/>
         </w:rPr>
-        <w:t>toEqual</w:t>
+        <w:t>innerText</w:t>
       </w:r>
       <w:proofErr w:type="spellEnd"/>
       <w:r>
@@ -8437,690 +12336,25 @@
           <w:sz w:val="22"/>
           <w:szCs w:val="22"/>
         </w:rPr>
-        <w:t>(correct input we expect);</w:t>
-      </w:r>
-    </w:p>
-    <w:p>
-      <w:pPr>
-        <w:pStyle w:val="ListParagraph"/>
-        <w:numPr>
-          <w:ilvl w:val="0"/>
-          <w:numId w:val="20"/>
-        </w:numPr>
-        <w:rPr>
-          <w:color w:val="000000" w:themeColor="text1"/>
-          <w:sz w:val="22"/>
-          <w:szCs w:val="22"/>
-        </w:rPr>
-      </w:pPr>
-      <w:proofErr w:type="spellStart"/>
-      <w:r>
-        <w:rPr>
-          <w:color w:val="000000" w:themeColor="text1"/>
-          <w:sz w:val="22"/>
-          <w:szCs w:val="22"/>
-        </w:rPr>
-        <w:t>toBe</w:t>
-      </w:r>
-      <w:proofErr w:type="spellEnd"/>
-      <w:r>
-        <w:rPr>
-          <w:color w:val="000000" w:themeColor="text1"/>
-          <w:sz w:val="22"/>
-          <w:szCs w:val="22"/>
-        </w:rPr>
-        <w:t>() checks object identity — whether they are literally the same array object.</w:t>
-      </w:r>
-      <w:r>
-        <w:rPr>
-          <w:color w:val="000000" w:themeColor="text1"/>
-          <w:sz w:val="22"/>
-          <w:szCs w:val="22"/>
-        </w:rPr>
-        <w:t xml:space="preserve"> Is not good when comparing arrays</w:t>
-      </w:r>
-    </w:p>
-    <w:p>
-      <w:pPr>
-        <w:pStyle w:val="ListParagraph"/>
-        <w:numPr>
-          <w:ilvl w:val="0"/>
-          <w:numId w:val="20"/>
-        </w:numPr>
-        <w:rPr>
-          <w:color w:val="000000" w:themeColor="text1"/>
-          <w:sz w:val="22"/>
-          <w:szCs w:val="22"/>
-        </w:rPr>
-      </w:pPr>
-      <w:r>
-        <w:rPr>
-          <w:color w:val="000000" w:themeColor="text1"/>
-          <w:sz w:val="22"/>
-          <w:szCs w:val="22"/>
-        </w:rPr>
-        <w:t>functions that has no return value, we usually test the behavior of it, for example if we have a function that adds something to the cart we test it by adding something to the cart and comparing the result to the expected or the actual effect.</w:t>
-      </w:r>
-    </w:p>
-    <w:p>
-      <w:pPr>
-        <w:pStyle w:val="ListParagraph"/>
-        <w:numPr>
-          <w:ilvl w:val="0"/>
-          <w:numId w:val="20"/>
-        </w:numPr>
-        <w:spacing w:before="100" w:beforeAutospacing="1" w:after="100" w:afterAutospacing="1" w:line="240" w:lineRule="auto"/>
-        <w:rPr>
-          <w:color w:val="000000" w:themeColor="text1"/>
-          <w:sz w:val="22"/>
-          <w:szCs w:val="22"/>
-        </w:rPr>
-      </w:pPr>
-      <w:r>
-        <w:rPr>
-          <w:color w:val="000000" w:themeColor="text1"/>
-          <w:sz w:val="22"/>
-          <w:szCs w:val="22"/>
-        </w:rPr>
-        <w:t>A flaky test is a test that sometimes passes and sometimes fails even though you haven't changed the code.</w:t>
-      </w:r>
-    </w:p>
-    <w:p>
-      <w:pPr>
-        <w:pStyle w:val="ListParagraph"/>
-        <w:numPr>
-          <w:ilvl w:val="0"/>
-          <w:numId w:val="20"/>
-        </w:numPr>
-        <w:rPr>
-          <w:color w:val="000000" w:themeColor="text1"/>
-          <w:sz w:val="22"/>
-          <w:szCs w:val="22"/>
-        </w:rPr>
-      </w:pPr>
-      <w:r>
-        <w:rPr>
-          <w:color w:val="000000" w:themeColor="text1"/>
-          <w:sz w:val="22"/>
-          <w:szCs w:val="22"/>
-        </w:rPr>
-        <w:t xml:space="preserve">Database testing follows the same basic testing principle as </w:t>
-      </w:r>
-      <w:proofErr w:type="spellStart"/>
-      <w:r>
-        <w:rPr>
-          <w:color w:val="000000" w:themeColor="text1"/>
-          <w:sz w:val="22"/>
-          <w:szCs w:val="22"/>
-        </w:rPr>
-        <w:t>localStorage</w:t>
-      </w:r>
-      <w:proofErr w:type="spellEnd"/>
-      <w:r>
-        <w:rPr>
-          <w:color w:val="000000" w:themeColor="text1"/>
-          <w:sz w:val="22"/>
-          <w:szCs w:val="22"/>
-        </w:rPr>
-        <w:t>: control the test data, execute the operation, verify the result, and isolate/clean up the state. The main difference is that databases are external, persistent systems and usually require asynchronous operations.</w:t>
-      </w:r>
-    </w:p>
-    <w:p>
-      <w:pPr>
-        <w:pStyle w:val="ListParagraph"/>
-        <w:numPr>
-          <w:ilvl w:val="0"/>
-          <w:numId w:val="20"/>
-        </w:numPr>
-        <w:rPr>
-          <w:color w:val="000000" w:themeColor="text1"/>
-          <w:sz w:val="22"/>
-          <w:szCs w:val="22"/>
-        </w:rPr>
-      </w:pPr>
-      <w:proofErr w:type="spellStart"/>
-      <w:r>
-        <w:rPr>
-          <w:color w:val="000000" w:themeColor="text1"/>
-          <w:sz w:val="22"/>
-          <w:szCs w:val="22"/>
-        </w:rPr>
-        <w:t>spyOn</w:t>
-      </w:r>
-      <w:proofErr w:type="spellEnd"/>
-      <w:r>
-        <w:rPr>
-          <w:color w:val="000000" w:themeColor="text1"/>
-          <w:sz w:val="22"/>
-          <w:szCs w:val="22"/>
-        </w:rPr>
-        <w:t>() allows Jasmine to watch a function and record how that function is used.</w:t>
-      </w:r>
-      <w:r>
-        <w:rPr>
-          <w:color w:val="000000" w:themeColor="text1"/>
-          <w:sz w:val="22"/>
-          <w:szCs w:val="22"/>
-        </w:rPr>
-        <w:t xml:space="preserve"> How many times was this function called and what value did it return</w:t>
-      </w:r>
-    </w:p>
-    <w:p>
-      <w:pPr>
-        <w:pStyle w:val="ListParagraph"/>
-        <w:numPr>
-          <w:ilvl w:val="0"/>
-          <w:numId w:val="20"/>
-        </w:numPr>
-        <w:rPr>
-          <w:color w:val="000000" w:themeColor="text1"/>
-          <w:sz w:val="22"/>
-          <w:szCs w:val="22"/>
-        </w:rPr>
-      </w:pPr>
-      <w:proofErr w:type="spellStart"/>
-      <w:r>
-        <w:rPr>
-          <w:color w:val="000000" w:themeColor="text1"/>
-          <w:sz w:val="22"/>
-          <w:szCs w:val="22"/>
-        </w:rPr>
-        <w:t>spyOn</w:t>
-      </w:r>
-      <w:proofErr w:type="spellEnd"/>
-      <w:r>
-        <w:rPr>
-          <w:color w:val="000000" w:themeColor="text1"/>
-          <w:sz w:val="22"/>
-          <w:szCs w:val="22"/>
-        </w:rPr>
-        <w:t>(sensor, "read");</w:t>
-      </w:r>
-      <w:r>
-        <w:rPr>
-          <w:color w:val="000000" w:themeColor="text1"/>
-          <w:sz w:val="22"/>
-          <w:szCs w:val="22"/>
-        </w:rPr>
-        <w:t xml:space="preserve"> here we are telling the </w:t>
-      </w:r>
-      <w:proofErr w:type="spellStart"/>
-      <w:r>
-        <w:rPr>
-          <w:color w:val="000000" w:themeColor="text1"/>
-          <w:sz w:val="22"/>
-          <w:szCs w:val="22"/>
-        </w:rPr>
-        <w:t>spyOn</w:t>
-      </w:r>
-      <w:proofErr w:type="spellEnd"/>
-      <w:r>
-        <w:rPr>
-          <w:color w:val="000000" w:themeColor="text1"/>
-          <w:sz w:val="22"/>
-          <w:szCs w:val="22"/>
-        </w:rPr>
-        <w:t xml:space="preserve"> to spy on the object called sensor and the function called read.</w:t>
-      </w:r>
-      <w:r>
-        <w:t xml:space="preserve"> </w:t>
-      </w:r>
-      <w:r>
-        <w:rPr>
-          <w:color w:val="000000" w:themeColor="text1"/>
-          <w:sz w:val="22"/>
-          <w:szCs w:val="22"/>
-        </w:rPr>
-        <w:t>It can also remember the arguments.</w:t>
-      </w:r>
-    </w:p>
-    <w:p>
-      <w:pPr>
-        <w:pStyle w:val="ListParagraph"/>
-        <w:numPr>
-          <w:ilvl w:val="0"/>
-          <w:numId w:val="20"/>
-        </w:numPr>
-        <w:rPr>
-          <w:color w:val="000000" w:themeColor="text1"/>
-          <w:sz w:val="22"/>
-          <w:szCs w:val="22"/>
-        </w:rPr>
-      </w:pPr>
-      <w:proofErr w:type="spellStart"/>
-      <w:r>
-        <w:rPr>
-          <w:color w:val="000000" w:themeColor="text1"/>
-          <w:sz w:val="22"/>
-          <w:szCs w:val="22"/>
-        </w:rPr>
-        <w:t>callFake</w:t>
-      </w:r>
-      <w:proofErr w:type="spellEnd"/>
-      <w:r>
-        <w:rPr>
-          <w:color w:val="000000" w:themeColor="text1"/>
-          <w:sz w:val="22"/>
-          <w:szCs w:val="22"/>
-        </w:rPr>
-        <w:t>() replaces the original function with a fake function that you control.</w:t>
-      </w:r>
-      <w:r>
-        <w:rPr>
-          <w:color w:val="000000" w:themeColor="text1"/>
-          <w:sz w:val="22"/>
-          <w:szCs w:val="22"/>
-        </w:rPr>
-        <w:t xml:space="preserve">  </w:t>
-      </w:r>
-      <w:proofErr w:type="spellStart"/>
-      <w:r>
-        <w:rPr>
-          <w:color w:val="000000" w:themeColor="text1"/>
-          <w:sz w:val="22"/>
-          <w:szCs w:val="22"/>
-        </w:rPr>
-        <w:t>callFake</w:t>
-      </w:r>
-      <w:proofErr w:type="spellEnd"/>
-      <w:r>
-        <w:rPr>
-          <w:color w:val="000000" w:themeColor="text1"/>
-          <w:sz w:val="22"/>
-          <w:szCs w:val="22"/>
-        </w:rPr>
-        <w:t>() help us remove the dependencies of a real object, that object might be too sensitive to deal with or simply not ready</w:t>
-      </w:r>
-    </w:p>
-    <w:p>
-      <w:pPr>
-        <w:pStyle w:val="ListParagraph"/>
-        <w:numPr>
-          <w:ilvl w:val="0"/>
-          <w:numId w:val="20"/>
-        </w:numPr>
-        <w:rPr>
-          <w:color w:val="000000" w:themeColor="text1"/>
-          <w:sz w:val="22"/>
-          <w:szCs w:val="22"/>
-        </w:rPr>
-      </w:pPr>
-      <w:proofErr w:type="spellStart"/>
-      <w:r>
-        <w:rPr>
-          <w:color w:val="000000" w:themeColor="text1"/>
-          <w:sz w:val="22"/>
-          <w:szCs w:val="22"/>
-        </w:rPr>
-        <w:t>spyOn</w:t>
-      </w:r>
-      <w:proofErr w:type="spellEnd"/>
-      <w:r>
-        <w:rPr>
-          <w:color w:val="000000" w:themeColor="text1"/>
-          <w:sz w:val="22"/>
-          <w:szCs w:val="22"/>
-        </w:rPr>
-        <w:t>(sensor, "</w:t>
-      </w:r>
-      <w:proofErr w:type="spellStart"/>
-      <w:r>
-        <w:rPr>
-          <w:color w:val="000000" w:themeColor="text1"/>
-          <w:sz w:val="22"/>
-          <w:szCs w:val="22"/>
-        </w:rPr>
-        <w:t>readTemperature</w:t>
-      </w:r>
-      <w:proofErr w:type="spellEnd"/>
-      <w:r>
-        <w:rPr>
-          <w:color w:val="000000" w:themeColor="text1"/>
-          <w:sz w:val="22"/>
-          <w:szCs w:val="22"/>
-        </w:rPr>
-        <w:t>").</w:t>
-      </w:r>
-      <w:proofErr w:type="spellStart"/>
-      <w:r>
-        <w:rPr>
-          <w:color w:val="000000" w:themeColor="text1"/>
-          <w:sz w:val="22"/>
-          <w:szCs w:val="22"/>
-        </w:rPr>
-        <w:t>and.callFake</w:t>
-      </w:r>
-      <w:proofErr w:type="spellEnd"/>
-      <w:r>
-        <w:rPr>
-          <w:color w:val="000000" w:themeColor="text1"/>
-          <w:sz w:val="22"/>
-          <w:szCs w:val="22"/>
-        </w:rPr>
-        <w:t>(function () {</w:t>
-      </w:r>
-    </w:p>
-    <w:p>
-      <w:pPr>
-        <w:ind w:left="720"/>
-        <w:rPr>
-          <w:color w:val="000000" w:themeColor="text1"/>
-          <w:sz w:val="22"/>
-          <w:szCs w:val="22"/>
-        </w:rPr>
-      </w:pPr>
-      <w:r>
-        <w:rPr>
-          <w:color w:val="000000" w:themeColor="text1"/>
-          <w:sz w:val="22"/>
-          <w:szCs w:val="22"/>
-        </w:rPr>
-        <w:t>//fake implementation of the function or simply just a return value</w:t>
-      </w:r>
-    </w:p>
-    <w:p>
-      <w:pPr>
-        <w:ind w:left="720"/>
-        <w:rPr>
-          <w:color w:val="000000" w:themeColor="text1"/>
-          <w:sz w:val="22"/>
-          <w:szCs w:val="22"/>
-        </w:rPr>
-      </w:pPr>
-      <w:r>
-        <w:rPr>
-          <w:color w:val="000000" w:themeColor="text1"/>
-          <w:sz w:val="22"/>
-          <w:szCs w:val="22"/>
-        </w:rPr>
-        <w:t xml:space="preserve">  return 25;</w:t>
-      </w:r>
-    </w:p>
-    <w:p>
-      <w:pPr>
-        <w:ind w:left="720"/>
-        <w:rPr>
-          <w:color w:val="000000" w:themeColor="text1"/>
-          <w:sz w:val="22"/>
-          <w:szCs w:val="22"/>
-        </w:rPr>
-      </w:pPr>
-      <w:r>
-        <w:rPr>
-          <w:color w:val="000000" w:themeColor="text1"/>
-          <w:sz w:val="22"/>
-          <w:szCs w:val="22"/>
-        </w:rPr>
-        <w:t>});</w:t>
-      </w:r>
-    </w:p>
-    <w:p>
-      <w:pPr>
-        <w:pStyle w:val="ListParagraph"/>
-        <w:numPr>
-          <w:ilvl w:val="0"/>
-          <w:numId w:val="20"/>
-        </w:numPr>
-        <w:rPr>
-          <w:color w:val="000000" w:themeColor="text1"/>
-          <w:sz w:val="22"/>
-          <w:szCs w:val="22"/>
-        </w:rPr>
-      </w:pPr>
-      <w:r>
-        <w:rPr>
-          <w:color w:val="000000" w:themeColor="text1"/>
-          <w:sz w:val="22"/>
-          <w:szCs w:val="22"/>
-        </w:rPr>
-        <w:t>Fake can receive parameters</w:t>
-      </w:r>
-      <w:r>
-        <w:rPr>
-          <w:color w:val="000000" w:themeColor="text1"/>
-          <w:sz w:val="22"/>
-          <w:szCs w:val="22"/>
-        </w:rPr>
-        <w:t xml:space="preserve"> </w:t>
-      </w:r>
-      <w:r>
-        <w:rPr>
-          <w:color w:val="000000" w:themeColor="text1"/>
-          <w:sz w:val="22"/>
-          <w:szCs w:val="22"/>
-        </w:rPr>
-        <w:t>Your fake function can also receive the same arguments.</w:t>
-      </w:r>
-    </w:p>
-    <w:p>
-      <w:pPr>
-        <w:pStyle w:val="ListParagraph"/>
-        <w:numPr>
-          <w:ilvl w:val="0"/>
-          <w:numId w:val="20"/>
-        </w:numPr>
-        <w:rPr>
-          <w:color w:val="000000" w:themeColor="text1"/>
-          <w:sz w:val="22"/>
-          <w:szCs w:val="22"/>
-        </w:rPr>
-      </w:pPr>
-      <w:r>
-        <w:rPr>
-          <w:color w:val="000000" w:themeColor="text1"/>
-          <w:sz w:val="22"/>
-          <w:szCs w:val="22"/>
-        </w:rPr>
-        <w:t>.</w:t>
-      </w:r>
-      <w:proofErr w:type="spellStart"/>
-      <w:r>
-        <w:rPr>
-          <w:color w:val="000000" w:themeColor="text1"/>
-          <w:sz w:val="22"/>
-          <w:szCs w:val="22"/>
-        </w:rPr>
-        <w:t>toContain</w:t>
-      </w:r>
-      <w:proofErr w:type="spellEnd"/>
-      <w:r>
-        <w:rPr>
-          <w:color w:val="000000" w:themeColor="text1"/>
-          <w:sz w:val="22"/>
-          <w:szCs w:val="22"/>
-        </w:rPr>
-        <w:t>() checks whether something exists inside another value, most commonly an array or a string.</w:t>
-      </w:r>
-      <w:r>
-        <w:rPr>
-          <w:color w:val="000000" w:themeColor="text1"/>
-          <w:sz w:val="22"/>
-          <w:szCs w:val="22"/>
-        </w:rPr>
-        <w:t xml:space="preserve"> </w:t>
-      </w:r>
-    </w:p>
-    <w:p>
-      <w:pPr>
-        <w:pStyle w:val="ListParagraph"/>
-        <w:numPr>
-          <w:ilvl w:val="0"/>
-          <w:numId w:val="20"/>
-        </w:numPr>
-        <w:rPr>
-          <w:color w:val="000000" w:themeColor="text1"/>
-          <w:sz w:val="22"/>
-          <w:szCs w:val="22"/>
-        </w:rPr>
-      </w:pPr>
-      <w:r>
-        <w:rPr>
-          <w:color w:val="000000" w:themeColor="text1"/>
-          <w:sz w:val="22"/>
-          <w:szCs w:val="22"/>
-        </w:rPr>
-        <w:lastRenderedPageBreak/>
-        <w:t>.</w:t>
-      </w:r>
-      <w:proofErr w:type="spellStart"/>
-      <w:r>
-        <w:rPr>
-          <w:color w:val="000000" w:themeColor="text1"/>
-          <w:sz w:val="22"/>
-          <w:szCs w:val="22"/>
-        </w:rPr>
-        <w:t>not</w:t>
-      </w:r>
-      <w:r>
-        <w:rPr>
-          <w:color w:val="000000" w:themeColor="text1"/>
-          <w:sz w:val="22"/>
-          <w:szCs w:val="22"/>
-        </w:rPr>
-        <w:t>.equal</w:t>
-      </w:r>
-      <w:proofErr w:type="spellEnd"/>
-      <w:r>
-        <w:rPr>
-          <w:color w:val="000000" w:themeColor="text1"/>
-          <w:sz w:val="22"/>
-          <w:szCs w:val="22"/>
-        </w:rPr>
-        <w:t>()</w:t>
-      </w:r>
-      <w:r>
-        <w:rPr>
-          <w:color w:val="000000" w:themeColor="text1"/>
-          <w:sz w:val="22"/>
-          <w:szCs w:val="22"/>
-        </w:rPr>
-        <w:t xml:space="preserve"> negates a matcher.</w:t>
-      </w:r>
-    </w:p>
-    <w:p>
-      <w:pPr>
-        <w:pStyle w:val="ListParagraph"/>
-        <w:numPr>
-          <w:ilvl w:val="0"/>
-          <w:numId w:val="20"/>
-        </w:numPr>
-        <w:rPr>
-          <w:color w:val="000000" w:themeColor="text1"/>
-          <w:sz w:val="22"/>
-          <w:szCs w:val="22"/>
-        </w:rPr>
-      </w:pPr>
-      <w:r>
-        <w:rPr>
-          <w:color w:val="000000" w:themeColor="text1"/>
-          <w:sz w:val="22"/>
-          <w:szCs w:val="22"/>
-        </w:rPr>
-        <w:t>Jasmine hooks are functions that Jasmine runs automatically at specific points during your tests.</w:t>
-      </w:r>
-      <w:r>
-        <w:rPr>
-          <w:color w:val="000000" w:themeColor="text1"/>
-          <w:sz w:val="22"/>
-          <w:szCs w:val="22"/>
-        </w:rPr>
-        <w:t xml:space="preserve"> </w:t>
-      </w:r>
-      <w:r>
-        <w:rPr>
-          <w:color w:val="000000" w:themeColor="text1"/>
-          <w:sz w:val="22"/>
-          <w:szCs w:val="22"/>
-        </w:rPr>
-        <w:t>They're mainly used for setup and cleanup.</w:t>
-      </w:r>
-      <w:r>
-        <w:rPr>
-          <w:color w:val="000000" w:themeColor="text1"/>
-          <w:sz w:val="22"/>
-          <w:szCs w:val="22"/>
-        </w:rPr>
-        <w:t xml:space="preserve"> </w:t>
-      </w:r>
-    </w:p>
-    <w:p>
-      <w:pPr>
-        <w:pStyle w:val="ListParagraph"/>
-        <w:numPr>
-          <w:ilvl w:val="0"/>
-          <w:numId w:val="20"/>
-        </w:numPr>
-        <w:rPr>
-          <w:color w:val="000000" w:themeColor="text1"/>
-          <w:sz w:val="22"/>
-          <w:szCs w:val="22"/>
-        </w:rPr>
-      </w:pPr>
-      <w:proofErr w:type="spellStart"/>
-      <w:r>
-        <w:rPr>
-          <w:color w:val="000000" w:themeColor="text1"/>
-          <w:sz w:val="22"/>
-          <w:szCs w:val="22"/>
-        </w:rPr>
-        <w:t>beforeEach</w:t>
-      </w:r>
-      <w:proofErr w:type="spellEnd"/>
-      <w:r>
-        <w:rPr>
-          <w:color w:val="000000" w:themeColor="text1"/>
-          <w:sz w:val="22"/>
-          <w:szCs w:val="22"/>
-        </w:rPr>
-        <w:t>(), after each, before all and after all. All of them can be inside the describe and they behave and work the same way they do in Java Junit and mock testing.</w:t>
-      </w:r>
-    </w:p>
-    <w:p>
-      <w:pPr>
-        <w:pStyle w:val="ListParagraph"/>
-        <w:numPr>
-          <w:ilvl w:val="0"/>
-          <w:numId w:val="20"/>
-        </w:numPr>
-        <w:rPr>
-          <w:color w:val="000000" w:themeColor="text1"/>
-          <w:sz w:val="22"/>
-          <w:szCs w:val="22"/>
-        </w:rPr>
-      </w:pPr>
-      <w:r>
-        <w:rPr>
-          <w:color w:val="000000" w:themeColor="text1"/>
-          <w:sz w:val="22"/>
-          <w:szCs w:val="22"/>
-        </w:rPr>
-        <w:t xml:space="preserve">Unrelated: </w:t>
-      </w:r>
-      <w:proofErr w:type="spellStart"/>
-      <w:r>
-        <w:rPr>
-          <w:color w:val="000000" w:themeColor="text1"/>
-          <w:sz w:val="22"/>
-          <w:szCs w:val="22"/>
-        </w:rPr>
-        <w:t>innerText</w:t>
-      </w:r>
-      <w:proofErr w:type="spellEnd"/>
-      <w:r>
-        <w:rPr>
-          <w:color w:val="000000" w:themeColor="text1"/>
-          <w:sz w:val="22"/>
-          <w:szCs w:val="22"/>
-        </w:rPr>
         <w:t xml:space="preserve">, </w:t>
       </w:r>
-      <w:r>
-        <w:rPr>
-          <w:color w:val="000000" w:themeColor="text1"/>
-          <w:sz w:val="22"/>
-          <w:szCs w:val="22"/>
-        </w:rPr>
-        <w:t>It lets you get or change the visible text inside an HTML element.</w:t>
+      <w:proofErr w:type="gramStart"/>
+      <w:r>
+        <w:rPr>
+          <w:color w:val="000000" w:themeColor="text1"/>
+          <w:sz w:val="22"/>
+          <w:szCs w:val="22"/>
+        </w:rPr>
+        <w:t>It</w:t>
+      </w:r>
+      <w:proofErr w:type="gramEnd"/>
+      <w:r>
+        <w:rPr>
+          <w:color w:val="000000" w:themeColor="text1"/>
+          <w:sz w:val="22"/>
+          <w:szCs w:val="22"/>
+        </w:rPr>
+        <w:t xml:space="preserve"> lets you get or change the visible text inside an HTML element.</w:t>
       </w:r>
     </w:p>
     <w:p>
@@ -9201,6 +12435,7 @@
         <w:t xml:space="preserve">const status = </w:t>
       </w:r>
       <w:proofErr w:type="spellStart"/>
+      <w:proofErr w:type="gramStart"/>
       <w:r>
         <w:rPr>
           <w:rFonts w:asciiTheme="minorHAnsi" w:eastAsiaTheme="minorHAnsi" w:hAnsiTheme="minorHAnsi" w:cstheme="minorBidi"/>
@@ -9213,6 +12448,7 @@
         <w:t>document.getElementById</w:t>
       </w:r>
       <w:proofErr w:type="spellEnd"/>
+      <w:proofErr w:type="gramEnd"/>
       <w:r>
         <w:rPr>
           <w:rFonts w:asciiTheme="minorHAnsi" w:eastAsiaTheme="minorHAnsi" w:hAnsiTheme="minorHAnsi" w:cstheme="minorBidi"/>
@@ -9264,6 +12500,7 @@
         <w:t>console.log(</w:t>
       </w:r>
       <w:proofErr w:type="spellStart"/>
+      <w:proofErr w:type="gramStart"/>
       <w:r>
         <w:rPr>
           <w:rFonts w:asciiTheme="minorHAnsi" w:eastAsiaTheme="minorHAnsi" w:hAnsiTheme="minorHAnsi" w:cstheme="minorBidi"/>
@@ -9276,6 +12513,7 @@
         <w:t>status.innerText</w:t>
       </w:r>
       <w:proofErr w:type="spellEnd"/>
+      <w:proofErr w:type="gramEnd"/>
       <w:r>
         <w:rPr>
           <w:rFonts w:asciiTheme="minorHAnsi" w:eastAsiaTheme="minorHAnsi" w:hAnsiTheme="minorHAnsi" w:cstheme="minorBidi"/>
@@ -9369,6 +12607,15 @@
         </w:rPr>
         <w:t xml:space="preserve"> is a DOM property used to read or change the text displayed inside an HTML element.</w:t>
       </w:r>
+    </w:p>
+    <w:p>
+      <w:pPr>
+        <w:rPr>
+          <w:color w:val="000000" w:themeColor="text1"/>
+          <w:sz w:val="22"/>
+          <w:szCs w:val="22"/>
+        </w:rPr>
+      </w:pPr>
     </w:p>
     <w:sectPr>
       <w:pgSz w:w="12240" w:h="15840"/>

--- a/Javascript/Javascript basic notes.docx
+++ b/Javascript/Javascript basic notes.docx
@@ -9913,6 +9913,24 @@
     <w:p>
       <w:pPr>
         <w:rPr>
+          <w:color w:val="000000" w:themeColor="text1"/>
+          <w:sz w:val="22"/>
+          <w:szCs w:val="22"/>
+        </w:rPr>
+      </w:pPr>
+    </w:p>
+    <w:p>
+      <w:pPr>
+        <w:rPr>
+          <w:color w:val="000000" w:themeColor="text1"/>
+          <w:sz w:val="22"/>
+          <w:szCs w:val="22"/>
+        </w:rPr>
+      </w:pPr>
+    </w:p>
+    <w:p>
+      <w:pPr>
+        <w:rPr>
           <w:b/>
           <w:bCs/>
           <w:color w:val="000000" w:themeColor="text1"/>
@@ -9926,6 +9944,7 @@
           <w:color w:val="000000" w:themeColor="text1"/>
           <w:u w:val="single"/>
         </w:rPr>
+        <w:lastRenderedPageBreak/>
         <w:t>Inheritance:</w:t>
       </w:r>
     </w:p>
@@ -9948,7 +9967,6 @@
           <w:sz w:val="22"/>
           <w:szCs w:val="22"/>
         </w:rPr>
-        <w:lastRenderedPageBreak/>
         <w:t>T</w:t>
       </w:r>
       <w:r>
@@ -10699,6 +10717,220 @@
           <w:ilvl w:val="0"/>
           <w:numId w:val="18"/>
         </w:numPr>
+        <w:rPr>
+          <w:color w:val="000000" w:themeColor="text1"/>
+          <w:sz w:val="22"/>
+          <w:szCs w:val="22"/>
+        </w:rPr>
+      </w:pPr>
+      <w:proofErr w:type="gramStart"/>
+      <w:r>
+        <w:rPr>
+          <w:color w:val="000000" w:themeColor="text1"/>
+          <w:sz w:val="22"/>
+          <w:szCs w:val="22"/>
+        </w:rPr>
+        <w:t>Polymorphism</w:t>
+      </w:r>
+      <w:proofErr w:type="gramEnd"/>
+      <w:r>
+        <w:rPr>
+          <w:color w:val="000000" w:themeColor="text1"/>
+          <w:sz w:val="22"/>
+          <w:szCs w:val="22"/>
+        </w:rPr>
+        <w:t xml:space="preserve"> which means many forms, is the ability to invoke different method types based on the object type. We don’t need to check for the object type before we execute the function </w:t>
+      </w:r>
+      <w:proofErr w:type="gramStart"/>
+      <w:r>
+        <w:rPr>
+          <w:color w:val="000000" w:themeColor="text1"/>
+          <w:sz w:val="22"/>
+          <w:szCs w:val="22"/>
+        </w:rPr>
+        <w:t>its</w:t>
+      </w:r>
+      <w:proofErr w:type="gramEnd"/>
+      <w:r>
+        <w:rPr>
+          <w:color w:val="000000" w:themeColor="text1"/>
+          <w:sz w:val="22"/>
+          <w:szCs w:val="22"/>
+        </w:rPr>
+        <w:t xml:space="preserve"> to be decided during the run time.</w:t>
+      </w:r>
+    </w:p>
+    <w:p>
+      <w:pPr>
+        <w:pStyle w:val="ListParagraph"/>
+        <w:numPr>
+          <w:ilvl w:val="0"/>
+          <w:numId w:val="18"/>
+        </w:numPr>
+        <w:rPr>
+          <w:color w:val="000000" w:themeColor="text1"/>
+          <w:sz w:val="22"/>
+          <w:szCs w:val="22"/>
+        </w:rPr>
+      </w:pPr>
+      <w:r>
+        <w:rPr>
+          <w:color w:val="000000" w:themeColor="text1"/>
+          <w:sz w:val="22"/>
+          <w:szCs w:val="22"/>
+        </w:rPr>
+        <w:t xml:space="preserve">Regular functions get their </w:t>
+      </w:r>
+      <w:proofErr w:type="gramStart"/>
+      <w:r>
+        <w:rPr>
+          <w:color w:val="000000" w:themeColor="text1"/>
+          <w:sz w:val="22"/>
+          <w:szCs w:val="22"/>
+        </w:rPr>
+        <w:t>own this</w:t>
+      </w:r>
+      <w:proofErr w:type="gramEnd"/>
+      <w:r>
+        <w:rPr>
+          <w:color w:val="000000" w:themeColor="text1"/>
+          <w:sz w:val="22"/>
+          <w:szCs w:val="22"/>
+        </w:rPr>
+        <w:t xml:space="preserve"> depending on how they are called. Arrow functions don't create their own this; they inherit this from the surrounding scope</w:t>
+      </w:r>
+      <w:r>
+        <w:rPr>
+          <w:color w:val="000000" w:themeColor="text1"/>
+          <w:sz w:val="22"/>
+          <w:szCs w:val="22"/>
+        </w:rPr>
+        <w:t>; which is usually the object they are inside.</w:t>
+      </w:r>
+    </w:p>
+    <w:p>
+      <w:pPr>
+        <w:pStyle w:val="ListParagraph"/>
+        <w:numPr>
+          <w:ilvl w:val="0"/>
+          <w:numId w:val="18"/>
+        </w:numPr>
+        <w:rPr>
+          <w:color w:val="000000" w:themeColor="text1"/>
+          <w:sz w:val="22"/>
+          <w:szCs w:val="22"/>
+        </w:rPr>
+      </w:pPr>
+      <w:proofErr w:type="gramStart"/>
+      <w:r>
+        <w:rPr>
+          <w:color w:val="000000" w:themeColor="text1"/>
+          <w:sz w:val="22"/>
+          <w:szCs w:val="22"/>
+        </w:rPr>
+        <w:t>.call</w:t>
+      </w:r>
+      <w:proofErr w:type="gramEnd"/>
+      <w:r>
+        <w:rPr>
+          <w:color w:val="000000" w:themeColor="text1"/>
+          <w:sz w:val="22"/>
+          <w:szCs w:val="22"/>
+        </w:rPr>
+        <w:t xml:space="preserve">() simply </w:t>
+      </w:r>
+      <w:proofErr w:type="gramStart"/>
+      <w:r>
+        <w:rPr>
+          <w:color w:val="000000" w:themeColor="text1"/>
+          <w:sz w:val="22"/>
+          <w:szCs w:val="22"/>
+        </w:rPr>
+        <w:t>means:</w:t>
+      </w:r>
+      <w:proofErr w:type="gramEnd"/>
+      <w:r>
+        <w:rPr>
+          <w:color w:val="000000" w:themeColor="text1"/>
+          <w:sz w:val="22"/>
+          <w:szCs w:val="22"/>
+        </w:rPr>
+        <w:t xml:space="preserve"> run this </w:t>
+      </w:r>
+      <w:proofErr w:type="gramStart"/>
+      <w:r>
+        <w:rPr>
+          <w:color w:val="000000" w:themeColor="text1"/>
+          <w:sz w:val="22"/>
+          <w:szCs w:val="22"/>
+        </w:rPr>
+        <w:t>function, but</w:t>
+      </w:r>
+      <w:proofErr w:type="gramEnd"/>
+      <w:r>
+        <w:rPr>
+          <w:color w:val="000000" w:themeColor="text1"/>
+          <w:sz w:val="22"/>
+          <w:szCs w:val="22"/>
+        </w:rPr>
+        <w:t xml:space="preserve"> choose what this is.</w:t>
+      </w:r>
+      <w:r>
+        <w:rPr>
+          <w:color w:val="000000" w:themeColor="text1"/>
+          <w:sz w:val="22"/>
+          <w:szCs w:val="22"/>
+        </w:rPr>
+        <w:t xml:space="preserve"> </w:t>
+      </w:r>
+      <w:proofErr w:type="gramStart"/>
+      <w:r>
+        <w:rPr>
+          <w:color w:val="000000" w:themeColor="text1"/>
+          <w:sz w:val="22"/>
+          <w:szCs w:val="22"/>
+        </w:rPr>
+        <w:t>So</w:t>
+      </w:r>
+      <w:proofErr w:type="gramEnd"/>
+      <w:r>
+        <w:rPr>
+          <w:color w:val="000000" w:themeColor="text1"/>
+          <w:sz w:val="22"/>
+          <w:szCs w:val="22"/>
+        </w:rPr>
+        <w:t xml:space="preserve"> it helps us </w:t>
+      </w:r>
+      <w:proofErr w:type="gramStart"/>
+      <w:r>
+        <w:rPr>
+          <w:color w:val="000000" w:themeColor="text1"/>
+          <w:sz w:val="22"/>
+          <w:szCs w:val="22"/>
+        </w:rPr>
+        <w:t>achieving</w:t>
+      </w:r>
+      <w:proofErr w:type="gramEnd"/>
+      <w:r>
+        <w:rPr>
+          <w:color w:val="000000" w:themeColor="text1"/>
+          <w:sz w:val="22"/>
+          <w:szCs w:val="22"/>
+        </w:rPr>
+        <w:t xml:space="preserve"> polymorphism, we choose which overridden function we want to use.</w:t>
+      </w:r>
+    </w:p>
+    <w:p>
+      <w:pPr>
+        <w:rPr>
+          <w:color w:val="000000" w:themeColor="text1"/>
+          <w:sz w:val="22"/>
+          <w:szCs w:val="22"/>
+        </w:rPr>
+      </w:pPr>
+    </w:p>
+    <w:p>
+      <w:pPr>
         <w:rPr>
           <w:color w:val="000000" w:themeColor="text1"/>
           <w:sz w:val="22"/>
@@ -10904,15 +11136,6 @@
     <w:p>
       <w:pPr>
         <w:rPr>
-          <w:color w:val="000000" w:themeColor="text1"/>
-          <w:sz w:val="22"/>
-          <w:szCs w:val="22"/>
-        </w:rPr>
-      </w:pPr>
-    </w:p>
-    <w:p>
-      <w:pPr>
-        <w:rPr>
           <w:b/>
           <w:bCs/>
           <w:color w:val="000000" w:themeColor="text1"/>
@@ -11658,6 +11881,7 @@
           <w:sz w:val="22"/>
           <w:szCs w:val="22"/>
         </w:rPr>
+        <w:lastRenderedPageBreak/>
         <w:t>A flaky test is a test that sometimes passes and sometimes fails even though you haven't changed the code.</w:t>
       </w:r>
     </w:p>
@@ -11853,7 +12077,6 @@
           <w:sz w:val="22"/>
           <w:szCs w:val="22"/>
         </w:rPr>
-        <w:lastRenderedPageBreak/>
         <w:t>callFake</w:t>
       </w:r>
       <w:proofErr w:type="spellEnd"/>
@@ -12616,6 +12839,690 @@
           <w:szCs w:val="22"/>
         </w:rPr>
       </w:pPr>
+    </w:p>
+    <w:p>
+      <w:pPr>
+        <w:rPr>
+          <w:b/>
+          <w:bCs/>
+          <w:color w:val="000000" w:themeColor="text1"/>
+          <w:u w:val="single"/>
+        </w:rPr>
+      </w:pPr>
+      <w:r>
+        <w:rPr>
+          <w:b/>
+          <w:bCs/>
+          <w:color w:val="000000" w:themeColor="text1"/>
+          <w:u w:val="single"/>
+        </w:rPr>
+        <w:lastRenderedPageBreak/>
+        <w:t>Intro to Backend:</w:t>
+      </w:r>
+    </w:p>
+    <w:p>
+      <w:pPr>
+        <w:pStyle w:val="ListParagraph"/>
+        <w:numPr>
+          <w:ilvl w:val="0"/>
+          <w:numId w:val="20"/>
+        </w:numPr>
+        <w:rPr>
+          <w:color w:val="000000" w:themeColor="text1"/>
+          <w:sz w:val="22"/>
+          <w:szCs w:val="22"/>
+        </w:rPr>
+      </w:pPr>
+      <w:r>
+        <w:rPr>
+          <w:color w:val="000000" w:themeColor="text1"/>
+          <w:sz w:val="22"/>
+          <w:szCs w:val="22"/>
+        </w:rPr>
+        <w:t xml:space="preserve">In a JavaScript context, </w:t>
+      </w:r>
+      <w:r>
+        <w:rPr>
+          <w:b/>
+          <w:bCs/>
+          <w:color w:val="000000" w:themeColor="text1"/>
+          <w:sz w:val="22"/>
+          <w:szCs w:val="22"/>
+        </w:rPr>
+        <w:t>backend</w:t>
+      </w:r>
+      <w:r>
+        <w:rPr>
+          <w:color w:val="000000" w:themeColor="text1"/>
+          <w:sz w:val="22"/>
+          <w:szCs w:val="22"/>
+        </w:rPr>
+        <w:t xml:space="preserve"> means the part of an application that runs </w:t>
+      </w:r>
+      <w:r>
+        <w:rPr>
+          <w:b/>
+          <w:bCs/>
+          <w:color w:val="000000" w:themeColor="text1"/>
+          <w:sz w:val="22"/>
+          <w:szCs w:val="22"/>
+        </w:rPr>
+        <w:t>on a server</w:t>
+      </w:r>
+      <w:r>
+        <w:rPr>
+          <w:color w:val="000000" w:themeColor="text1"/>
+          <w:sz w:val="22"/>
+          <w:szCs w:val="22"/>
+        </w:rPr>
+        <w:t>, not in the user's browser</w:t>
+      </w:r>
+      <w:r>
+        <w:rPr>
+          <w:color w:val="000000" w:themeColor="text1"/>
+          <w:sz w:val="22"/>
+          <w:szCs w:val="22"/>
+        </w:rPr>
+        <w:t>. Includes, database, authentication, business logic and so on.</w:t>
+      </w:r>
+    </w:p>
+    <w:p>
+      <w:pPr>
+        <w:pStyle w:val="ListParagraph"/>
+        <w:numPr>
+          <w:ilvl w:val="0"/>
+          <w:numId w:val="20"/>
+        </w:numPr>
+        <w:rPr>
+          <w:color w:val="000000" w:themeColor="text1"/>
+          <w:sz w:val="22"/>
+          <w:szCs w:val="22"/>
+        </w:rPr>
+      </w:pPr>
+      <w:r>
+        <w:rPr>
+          <w:color w:val="000000" w:themeColor="text1"/>
+          <w:sz w:val="22"/>
+          <w:szCs w:val="22"/>
+        </w:rPr>
+        <w:t xml:space="preserve">new </w:t>
+      </w:r>
+      <w:proofErr w:type="spellStart"/>
+      <w:proofErr w:type="gramStart"/>
+      <w:r>
+        <w:rPr>
+          <w:color w:val="000000" w:themeColor="text1"/>
+          <w:sz w:val="22"/>
+          <w:szCs w:val="22"/>
+        </w:rPr>
+        <w:t>XMLHttpRequest</w:t>
+      </w:r>
+      <w:proofErr w:type="spellEnd"/>
+      <w:r>
+        <w:rPr>
+          <w:color w:val="000000" w:themeColor="text1"/>
+          <w:sz w:val="22"/>
+          <w:szCs w:val="22"/>
+        </w:rPr>
+        <w:t>(</w:t>
+      </w:r>
+      <w:proofErr w:type="gramEnd"/>
+      <w:r>
+        <w:rPr>
+          <w:color w:val="000000" w:themeColor="text1"/>
+          <w:sz w:val="22"/>
+          <w:szCs w:val="22"/>
+        </w:rPr>
+        <w:t>) creates an object that JavaScript can use to send a request to a server and receive data back.</w:t>
+      </w:r>
+    </w:p>
+    <w:p>
+      <w:pPr>
+        <w:pStyle w:val="ListParagraph"/>
+        <w:numPr>
+          <w:ilvl w:val="0"/>
+          <w:numId w:val="20"/>
+        </w:numPr>
+        <w:rPr>
+          <w:color w:val="000000" w:themeColor="text1"/>
+          <w:sz w:val="22"/>
+          <w:szCs w:val="22"/>
+        </w:rPr>
+      </w:pPr>
+      <w:proofErr w:type="gramStart"/>
+      <w:r>
+        <w:rPr>
+          <w:color w:val="000000" w:themeColor="text1"/>
+          <w:sz w:val="22"/>
+          <w:szCs w:val="22"/>
+        </w:rPr>
+        <w:t>.open</w:t>
+      </w:r>
+      <w:proofErr w:type="gramEnd"/>
+      <w:r>
+        <w:rPr>
+          <w:color w:val="000000" w:themeColor="text1"/>
+          <w:sz w:val="22"/>
+          <w:szCs w:val="22"/>
+        </w:rPr>
+        <w:t>() takes two main parameters</w:t>
+      </w:r>
+      <w:r>
+        <w:rPr>
+          <w:color w:val="000000" w:themeColor="text1"/>
+          <w:sz w:val="22"/>
+          <w:szCs w:val="22"/>
+        </w:rPr>
+        <w:t xml:space="preserve">, the first one is the HTTP method, and the other one is the URL of the resource we want to access. </w:t>
+      </w:r>
+      <w:proofErr w:type="gramStart"/>
+      <w:r>
+        <w:rPr>
+          <w:color w:val="000000" w:themeColor="text1"/>
+          <w:sz w:val="22"/>
+          <w:szCs w:val="22"/>
+        </w:rPr>
+        <w:t>.open</w:t>
+      </w:r>
+      <w:proofErr w:type="gramEnd"/>
+      <w:r>
+        <w:rPr>
+          <w:color w:val="000000" w:themeColor="text1"/>
+          <w:sz w:val="22"/>
+          <w:szCs w:val="22"/>
+        </w:rPr>
+        <w:t>() is only to prepare for the HTTP request it does not even start a connection, it also does not have a return value</w:t>
+      </w:r>
+    </w:p>
+    <w:p>
+      <w:pPr>
+        <w:pStyle w:val="ListParagraph"/>
+        <w:numPr>
+          <w:ilvl w:val="0"/>
+          <w:numId w:val="20"/>
+        </w:numPr>
+        <w:rPr>
+          <w:color w:val="000000" w:themeColor="text1"/>
+          <w:sz w:val="22"/>
+          <w:szCs w:val="22"/>
+        </w:rPr>
+      </w:pPr>
+      <w:proofErr w:type="gramStart"/>
+      <w:r>
+        <w:rPr>
+          <w:color w:val="000000" w:themeColor="text1"/>
+          <w:sz w:val="22"/>
+          <w:szCs w:val="22"/>
+        </w:rPr>
+        <w:t>.send</w:t>
+      </w:r>
+      <w:proofErr w:type="gramEnd"/>
+      <w:r>
+        <w:rPr>
+          <w:color w:val="000000" w:themeColor="text1"/>
+          <w:sz w:val="22"/>
+          <w:szCs w:val="22"/>
+        </w:rPr>
+        <w:t>() is where actually the magic happens, it sends the request to the server, uses the established connection or establishes a new one, provides the request body If needed</w:t>
+      </w:r>
+    </w:p>
+    <w:p>
+      <w:pPr>
+        <w:pStyle w:val="ListParagraph"/>
+        <w:rPr>
+          <w:color w:val="000000" w:themeColor="text1"/>
+          <w:sz w:val="22"/>
+          <w:szCs w:val="22"/>
+        </w:rPr>
+      </w:pPr>
+      <w:proofErr w:type="spellStart"/>
+      <w:proofErr w:type="gramStart"/>
+      <w:r>
+        <w:rPr>
+          <w:color w:val="000000" w:themeColor="text1"/>
+          <w:sz w:val="22"/>
+          <w:szCs w:val="22"/>
+        </w:rPr>
+        <w:t>request.send</w:t>
+      </w:r>
+      <w:proofErr w:type="spellEnd"/>
+      <w:proofErr w:type="gramEnd"/>
+      <w:r>
+        <w:rPr>
+          <w:color w:val="000000" w:themeColor="text1"/>
+          <w:sz w:val="22"/>
+          <w:szCs w:val="22"/>
+        </w:rPr>
+        <w:t>(</w:t>
+      </w:r>
+      <w:proofErr w:type="spellStart"/>
+      <w:r>
+        <w:rPr>
+          <w:color w:val="000000" w:themeColor="text1"/>
+          <w:sz w:val="22"/>
+          <w:szCs w:val="22"/>
+        </w:rPr>
+        <w:t>JSON.stringify</w:t>
+      </w:r>
+      <w:proofErr w:type="spellEnd"/>
+      <w:proofErr w:type="gramStart"/>
+      <w:r>
+        <w:rPr>
+          <w:color w:val="000000" w:themeColor="text1"/>
+          <w:sz w:val="22"/>
+          <w:szCs w:val="22"/>
+        </w:rPr>
+        <w:t>({ name</w:t>
+      </w:r>
+      <w:proofErr w:type="gramEnd"/>
+      <w:r>
+        <w:rPr>
+          <w:color w:val="000000" w:themeColor="text1"/>
+          <w:sz w:val="22"/>
+          <w:szCs w:val="22"/>
+        </w:rPr>
+        <w:t>: "John", email: "john@example.com</w:t>
+      </w:r>
+      <w:proofErr w:type="gramStart"/>
+      <w:r>
+        <w:rPr>
+          <w:color w:val="000000" w:themeColor="text1"/>
+          <w:sz w:val="22"/>
+          <w:szCs w:val="22"/>
+        </w:rPr>
+        <w:t>" }</w:t>
+      </w:r>
+      <w:proofErr w:type="gramEnd"/>
+      <w:r>
+        <w:rPr>
+          <w:color w:val="000000" w:themeColor="text1"/>
+          <w:sz w:val="22"/>
+          <w:szCs w:val="22"/>
+        </w:rPr>
+        <w:t>));</w:t>
+      </w:r>
+    </w:p>
+    <w:p>
+      <w:pPr>
+        <w:pStyle w:val="ListParagraph"/>
+        <w:numPr>
+          <w:ilvl w:val="0"/>
+          <w:numId w:val="20"/>
+        </w:numPr>
+        <w:rPr>
+          <w:color w:val="000000" w:themeColor="text1"/>
+          <w:sz w:val="22"/>
+          <w:szCs w:val="22"/>
+        </w:rPr>
+      </w:pPr>
+      <w:proofErr w:type="gramStart"/>
+      <w:r>
+        <w:rPr>
+          <w:color w:val="000000" w:themeColor="text1"/>
+          <w:sz w:val="22"/>
+          <w:szCs w:val="22"/>
+        </w:rPr>
+        <w:t>.response</w:t>
+      </w:r>
+      <w:proofErr w:type="gramEnd"/>
+      <w:r>
+        <w:rPr>
+          <w:color w:val="000000" w:themeColor="text1"/>
+          <w:sz w:val="22"/>
+          <w:szCs w:val="22"/>
+        </w:rPr>
+        <w:t xml:space="preserve"> is a property that contains the data the server sent back after your request.</w:t>
+      </w:r>
+      <w:r>
+        <w:rPr>
+          <w:color w:val="000000" w:themeColor="text1"/>
+          <w:sz w:val="22"/>
+          <w:szCs w:val="22"/>
+        </w:rPr>
+        <w:t xml:space="preserve"> The response has only the response body. To get the status code for example we use </w:t>
+      </w:r>
+      <w:proofErr w:type="spellStart"/>
+      <w:proofErr w:type="gramStart"/>
+      <w:r>
+        <w:rPr>
+          <w:color w:val="000000" w:themeColor="text1"/>
+          <w:sz w:val="22"/>
+          <w:szCs w:val="22"/>
+        </w:rPr>
+        <w:t>request.status</w:t>
+      </w:r>
+      <w:proofErr w:type="spellEnd"/>
+      <w:proofErr w:type="gramEnd"/>
+    </w:p>
+    <w:p>
+      <w:pPr>
+        <w:pStyle w:val="ListParagraph"/>
+        <w:numPr>
+          <w:ilvl w:val="0"/>
+          <w:numId w:val="20"/>
+        </w:numPr>
+        <w:rPr>
+          <w:color w:val="000000" w:themeColor="text1"/>
+          <w:sz w:val="22"/>
+          <w:szCs w:val="22"/>
+        </w:rPr>
+      </w:pPr>
+      <w:r>
+        <w:rPr>
+          <w:color w:val="000000" w:themeColor="text1"/>
+          <w:sz w:val="22"/>
+          <w:szCs w:val="22"/>
+        </w:rPr>
+        <w:t xml:space="preserve">Data format that our server can </w:t>
+      </w:r>
+      <w:proofErr w:type="gramStart"/>
+      <w:r>
+        <w:rPr>
+          <w:color w:val="000000" w:themeColor="text1"/>
+          <w:sz w:val="22"/>
+          <w:szCs w:val="22"/>
+        </w:rPr>
+        <w:t>receive</w:t>
+      </w:r>
+      <w:proofErr w:type="gramEnd"/>
+      <w:r>
+        <w:rPr>
+          <w:color w:val="000000" w:themeColor="text1"/>
+          <w:sz w:val="22"/>
+          <w:szCs w:val="22"/>
+        </w:rPr>
+        <w:t xml:space="preserve"> and we can use using our </w:t>
+      </w:r>
+      <w:proofErr w:type="spellStart"/>
+      <w:proofErr w:type="gramStart"/>
+      <w:r>
+        <w:rPr>
+          <w:color w:val="000000" w:themeColor="text1"/>
+          <w:sz w:val="22"/>
+          <w:szCs w:val="22"/>
+        </w:rPr>
+        <w:t>request.response</w:t>
+      </w:r>
+      <w:proofErr w:type="spellEnd"/>
+      <w:proofErr w:type="gramEnd"/>
+      <w:r>
+        <w:rPr>
+          <w:color w:val="000000" w:themeColor="text1"/>
+          <w:sz w:val="22"/>
+          <w:szCs w:val="22"/>
+        </w:rPr>
+        <w:t xml:space="preserve"> are: </w:t>
+      </w:r>
+      <w:proofErr w:type="gramStart"/>
+      <w:r>
+        <w:rPr>
+          <w:color w:val="000000" w:themeColor="text1"/>
+          <w:sz w:val="22"/>
+          <w:szCs w:val="22"/>
+        </w:rPr>
+        <w:t>  Plain</w:t>
+      </w:r>
+      <w:proofErr w:type="gramEnd"/>
+      <w:r>
+        <w:rPr>
+          <w:color w:val="000000" w:themeColor="text1"/>
+          <w:sz w:val="22"/>
+          <w:szCs w:val="22"/>
+        </w:rPr>
+        <w:t xml:space="preserve"> text → text/</w:t>
+      </w:r>
+      <w:proofErr w:type="gramStart"/>
+      <w:r>
+        <w:rPr>
+          <w:color w:val="000000" w:themeColor="text1"/>
+          <w:sz w:val="22"/>
+          <w:szCs w:val="22"/>
+        </w:rPr>
+        <w:t xml:space="preserve">plain </w:t>
+      </w:r>
+      <w:r>
+        <w:rPr>
+          <w:color w:val="000000" w:themeColor="text1"/>
+          <w:sz w:val="22"/>
+          <w:szCs w:val="22"/>
+        </w:rPr>
+        <w:t xml:space="preserve"> </w:t>
+      </w:r>
+      <w:r>
+        <w:rPr>
+          <w:color w:val="000000" w:themeColor="text1"/>
+          <w:sz w:val="22"/>
+          <w:szCs w:val="22"/>
+        </w:rPr>
+        <w:t>JSON</w:t>
+      </w:r>
+      <w:proofErr w:type="gramEnd"/>
+      <w:r>
+        <w:rPr>
+          <w:color w:val="000000" w:themeColor="text1"/>
+          <w:sz w:val="22"/>
+          <w:szCs w:val="22"/>
+        </w:rPr>
+        <w:t xml:space="preserve"> → application/</w:t>
+      </w:r>
+      <w:proofErr w:type="spellStart"/>
+      <w:r>
+        <w:rPr>
+          <w:color w:val="000000" w:themeColor="text1"/>
+          <w:sz w:val="22"/>
+          <w:szCs w:val="22"/>
+        </w:rPr>
+        <w:t>json</w:t>
+      </w:r>
+      <w:proofErr w:type="spellEnd"/>
+      <w:r>
+        <w:rPr>
+          <w:color w:val="000000" w:themeColor="text1"/>
+          <w:sz w:val="22"/>
+          <w:szCs w:val="22"/>
+        </w:rPr>
+        <w:t xml:space="preserve"> HTML → text/html XML → application/xml Images → image/</w:t>
+      </w:r>
+      <w:proofErr w:type="spellStart"/>
+      <w:r>
+        <w:rPr>
+          <w:color w:val="000000" w:themeColor="text1"/>
+          <w:sz w:val="22"/>
+          <w:szCs w:val="22"/>
+        </w:rPr>
+        <w:t>png</w:t>
+      </w:r>
+      <w:proofErr w:type="spellEnd"/>
+      <w:r>
+        <w:rPr>
+          <w:color w:val="000000" w:themeColor="text1"/>
+          <w:sz w:val="22"/>
+          <w:szCs w:val="22"/>
+        </w:rPr>
+        <w:t>, image/jpeg, image/</w:t>
+      </w:r>
+      <w:proofErr w:type="spellStart"/>
+      <w:r>
+        <w:rPr>
+          <w:color w:val="000000" w:themeColor="text1"/>
+          <w:sz w:val="22"/>
+          <w:szCs w:val="22"/>
+        </w:rPr>
+        <w:t>webp</w:t>
+      </w:r>
+      <w:proofErr w:type="spellEnd"/>
+      <w:r>
+        <w:rPr>
+          <w:color w:val="000000" w:themeColor="text1"/>
+          <w:sz w:val="22"/>
+          <w:szCs w:val="22"/>
+        </w:rPr>
+        <w:t>, etc. Audio → audio/mpeg, audio/</w:t>
+      </w:r>
+      <w:proofErr w:type="gramStart"/>
+      <w:r>
+        <w:rPr>
+          <w:color w:val="000000" w:themeColor="text1"/>
+          <w:sz w:val="22"/>
+          <w:szCs w:val="22"/>
+        </w:rPr>
+        <w:t>wav</w:t>
+      </w:r>
+      <w:proofErr w:type="gramEnd"/>
+      <w:r>
+        <w:rPr>
+          <w:color w:val="000000" w:themeColor="text1"/>
+          <w:sz w:val="22"/>
+          <w:szCs w:val="22"/>
+        </w:rPr>
+        <w:t>, etc. Video → video/mp4, etc. PDF → application/pdf CSV → text/csv Binary data/files → application/octet-stream JavaScript → text/</w:t>
+      </w:r>
+      <w:proofErr w:type="spellStart"/>
+      <w:r>
+        <w:rPr>
+          <w:color w:val="000000" w:themeColor="text1"/>
+          <w:sz w:val="22"/>
+          <w:szCs w:val="22"/>
+        </w:rPr>
+        <w:t>javascript</w:t>
+      </w:r>
+      <w:proofErr w:type="spellEnd"/>
+      <w:r>
+        <w:rPr>
+          <w:color w:val="000000" w:themeColor="text1"/>
+          <w:sz w:val="22"/>
+          <w:szCs w:val="22"/>
+        </w:rPr>
+        <w:t xml:space="preserve"> CSS → text/</w:t>
+      </w:r>
+      <w:proofErr w:type="spellStart"/>
+      <w:r>
+        <w:rPr>
+          <w:color w:val="000000" w:themeColor="text1"/>
+          <w:sz w:val="22"/>
+          <w:szCs w:val="22"/>
+        </w:rPr>
+        <w:t>css</w:t>
+      </w:r>
+      <w:proofErr w:type="spellEnd"/>
+    </w:p>
+    <w:p>
+      <w:pPr>
+        <w:pStyle w:val="ListParagraph"/>
+        <w:numPr>
+          <w:ilvl w:val="0"/>
+          <w:numId w:val="20"/>
+        </w:numPr>
+        <w:rPr>
+          <w:color w:val="000000" w:themeColor="text1"/>
+          <w:sz w:val="22"/>
+          <w:szCs w:val="22"/>
+        </w:rPr>
+      </w:pPr>
+      <w:r>
+        <w:rPr>
+          <w:color w:val="000000" w:themeColor="text1"/>
+          <w:sz w:val="22"/>
+          <w:szCs w:val="22"/>
+        </w:rPr>
+        <w:t xml:space="preserve">We can use </w:t>
+      </w:r>
+      <w:proofErr w:type="spellStart"/>
+      <w:proofErr w:type="gramStart"/>
+      <w:r>
+        <w:rPr>
+          <w:color w:val="000000" w:themeColor="text1"/>
+          <w:sz w:val="22"/>
+          <w:szCs w:val="22"/>
+        </w:rPr>
+        <w:t>request.addEventListenere</w:t>
+      </w:r>
+      <w:proofErr w:type="spellEnd"/>
+      <w:proofErr w:type="gramEnd"/>
+      <w:r>
+        <w:rPr>
+          <w:color w:val="000000" w:themeColor="text1"/>
+          <w:sz w:val="22"/>
+          <w:szCs w:val="22"/>
+        </w:rPr>
+        <w:t xml:space="preserve">(‘load’. () =&gt; {}) here we can wait for the request to load and this execute some </w:t>
+      </w:r>
+      <w:r>
+        <w:rPr>
+          <w:color w:val="000000" w:themeColor="text1"/>
+          <w:sz w:val="22"/>
+          <w:szCs w:val="22"/>
+        </w:rPr>
+        <w:t>function</w:t>
+      </w:r>
+    </w:p>
+    <w:p>
+      <w:pPr>
+        <w:pStyle w:val="ListParagraph"/>
+        <w:numPr>
+          <w:ilvl w:val="0"/>
+          <w:numId w:val="20"/>
+        </w:numPr>
+        <w:rPr>
+          <w:color w:val="000000" w:themeColor="text1"/>
+          <w:sz w:val="22"/>
+          <w:szCs w:val="22"/>
+        </w:rPr>
+      </w:pPr>
+      <w:r>
+        <w:rPr>
+          <w:color w:val="000000" w:themeColor="text1"/>
+          <w:sz w:val="22"/>
+          <w:szCs w:val="22"/>
+        </w:rPr>
+        <w:t xml:space="preserve">The request object which is const request = new </w:t>
+      </w:r>
+      <w:proofErr w:type="spellStart"/>
+      <w:proofErr w:type="gramStart"/>
+      <w:r>
+        <w:rPr>
+          <w:color w:val="000000" w:themeColor="text1"/>
+          <w:sz w:val="22"/>
+          <w:szCs w:val="22"/>
+        </w:rPr>
+        <w:t>XMLHttpRequest</w:t>
+      </w:r>
+      <w:proofErr w:type="spellEnd"/>
+      <w:r>
+        <w:rPr>
+          <w:color w:val="000000" w:themeColor="text1"/>
+          <w:sz w:val="22"/>
+          <w:szCs w:val="22"/>
+        </w:rPr>
+        <w:t>(</w:t>
+      </w:r>
+      <w:proofErr w:type="gramEnd"/>
+      <w:r>
+        <w:rPr>
+          <w:color w:val="000000" w:themeColor="text1"/>
+          <w:sz w:val="22"/>
+          <w:szCs w:val="22"/>
+        </w:rPr>
+        <w:t xml:space="preserve">) is async so when we wait for an event </w:t>
+      </w:r>
+      <w:proofErr w:type="gramStart"/>
+      <w:r>
+        <w:rPr>
+          <w:color w:val="000000" w:themeColor="text1"/>
+          <w:sz w:val="22"/>
+          <w:szCs w:val="22"/>
+        </w:rPr>
+        <w:t>its</w:t>
+      </w:r>
+      <w:proofErr w:type="gramEnd"/>
+      <w:r>
+        <w:rPr>
+          <w:color w:val="000000" w:themeColor="text1"/>
+          <w:sz w:val="22"/>
+          <w:szCs w:val="22"/>
+        </w:rPr>
+        <w:t xml:space="preserve"> not blocking since again from within its async</w:t>
+      </w:r>
     </w:p>
     <w:sectPr>
       <w:pgSz w:w="12240" w:h="15840"/>
@@ -14151,7 +15058,7 @@
   <w:abstractNum w:abstractNumId="13" w15:restartNumberingAfterBreak="0">
     <w:nsid w:val="6FCD6DB0"/>
     <w:multiLevelType w:val="hybridMultilevel"/>
-    <w:tmpl w:val="5F02461E"/>
+    <w:tmpl w:val="4B72B6AC"/>
     <w:lvl w:ilvl="0" w:tplc="04090001">
       <w:start w:val="1"/>
       <w:numFmt w:val="bullet"/>

--- a/Javascript/Javascript basic notes.docx
+++ b/Javascript/Javascript basic notes.docx
@@ -66,10 +66,11 @@
           <w:sz w:val="22"/>
           <w:szCs w:val="22"/>
         </w:rPr>
-        <w:t xml:space="preserve"> bootcamp of 6 days including code before I move on into backend and node.js. </w:t>
-      </w:r>
-      <w:proofErr w:type="gramStart"/>
-      <w:r>
+        <w:t xml:space="preserve"> bootcamp of 6 days including code before I move on into backend and node.js. this might take longer in case I have to improve my AWS skills more.</w:t>
+      </w:r>
+    </w:p>
+    <w:p>
+      <w:pPr>
         <w:rPr>
           <w:i/>
           <w:iCs/>
@@ -77,9 +78,7 @@
           <w:sz w:val="22"/>
           <w:szCs w:val="22"/>
         </w:rPr>
-        <w:t>this</w:t>
-      </w:r>
-      <w:proofErr w:type="gramEnd"/>
+      </w:pPr>
       <w:r>
         <w:rPr>
           <w:i/>
@@ -88,7 +87,7 @@
           <w:sz w:val="22"/>
           <w:szCs w:val="22"/>
         </w:rPr>
-        <w:t xml:space="preserve"> might take longer in case I have to improve my AWS skills more.</w:t>
+        <w:t>Red text that is not underline is code</w:t>
       </w:r>
     </w:p>
     <w:p>
@@ -101,27 +100,6 @@
           <w:szCs w:val="22"/>
         </w:rPr>
       </w:pPr>
-      <w:r>
-        <w:rPr>
-          <w:i/>
-          <w:iCs/>
-          <w:color w:val="000000" w:themeColor="text1"/>
-          <w:sz w:val="22"/>
-          <w:szCs w:val="22"/>
-        </w:rPr>
-        <w:t>Red text that is not underline is code</w:t>
-      </w:r>
-    </w:p>
-    <w:p>
-      <w:pPr>
-        <w:rPr>
-          <w:i/>
-          <w:iCs/>
-          <w:color w:val="000000" w:themeColor="text1"/>
-          <w:sz w:val="22"/>
-          <w:szCs w:val="22"/>
-        </w:rPr>
-      </w:pPr>
     </w:p>
     <w:p>
       <w:pPr>
@@ -208,25 +186,7 @@
           <w:sz w:val="22"/>
           <w:szCs w:val="22"/>
         </w:rPr>
-        <w:t xml:space="preserve"> in cents then multiply by 100 to </w:t>
-      </w:r>
-      <w:proofErr w:type="gramStart"/>
-      <w:r>
-        <w:rPr>
-          <w:color w:val="000000" w:themeColor="text1"/>
-          <w:sz w:val="22"/>
-          <w:szCs w:val="22"/>
-        </w:rPr>
-        <w:t>the final result</w:t>
-      </w:r>
-      <w:proofErr w:type="gramEnd"/>
-      <w:r>
-        <w:rPr>
-          <w:color w:val="000000" w:themeColor="text1"/>
-          <w:sz w:val="22"/>
-          <w:szCs w:val="22"/>
-        </w:rPr>
-        <w:t>.</w:t>
+        <w:t xml:space="preserve"> in cents then multiply by 100 to the final result.</w:t>
       </w:r>
     </w:p>
     <w:p>
@@ -242,59 +202,13 @@
           <w:szCs w:val="22"/>
         </w:rPr>
       </w:pPr>
-      <w:proofErr w:type="gramStart"/>
-      <w:r>
-        <w:rPr>
-          <w:color w:val="000000" w:themeColor="text1"/>
-          <w:sz w:val="22"/>
-          <w:szCs w:val="22"/>
-        </w:rPr>
-        <w:t>to</w:t>
-      </w:r>
-      <w:proofErr w:type="gramEnd"/>
-      <w:r>
-        <w:rPr>
-          <w:color w:val="000000" w:themeColor="text1"/>
-          <w:sz w:val="22"/>
-          <w:szCs w:val="22"/>
-        </w:rPr>
-        <w:t xml:space="preserve"> round a </w:t>
-      </w:r>
-      <w:proofErr w:type="gramStart"/>
-      <w:r>
-        <w:rPr>
-          <w:color w:val="000000" w:themeColor="text1"/>
-          <w:sz w:val="22"/>
-          <w:szCs w:val="22"/>
-        </w:rPr>
-        <w:t>number</w:t>
-      </w:r>
-      <w:proofErr w:type="gramEnd"/>
-      <w:r>
-        <w:rPr>
-          <w:color w:val="000000" w:themeColor="text1"/>
-          <w:sz w:val="22"/>
-          <w:szCs w:val="22"/>
-        </w:rPr>
-        <w:t xml:space="preserve"> we use the </w:t>
-      </w:r>
-      <w:proofErr w:type="gramStart"/>
-      <w:r>
-        <w:rPr>
-          <w:color w:val="000000" w:themeColor="text1"/>
-          <w:sz w:val="22"/>
-          <w:szCs w:val="22"/>
-        </w:rPr>
-        <w:t>function</w:t>
-      </w:r>
-      <w:proofErr w:type="gramEnd"/>
-      <w:r>
-        <w:rPr>
-          <w:color w:val="000000" w:themeColor="text1"/>
-          <w:sz w:val="22"/>
-          <w:szCs w:val="22"/>
-        </w:rPr>
-        <w:t xml:space="preserve"> </w:t>
+      <w:r>
+        <w:rPr>
+          <w:color w:val="000000" w:themeColor="text1"/>
+          <w:sz w:val="22"/>
+          <w:szCs w:val="22"/>
+        </w:rPr>
+        <w:t xml:space="preserve">to round a number we use the function </w:t>
       </w:r>
       <w:proofErr w:type="spellStart"/>
       <w:r>
@@ -372,59 +286,13 @@
           <w:szCs w:val="22"/>
         </w:rPr>
       </w:pPr>
-      <w:proofErr w:type="gramStart"/>
-      <w:r>
-        <w:rPr>
-          <w:color w:val="000000" w:themeColor="text1"/>
-          <w:sz w:val="22"/>
-          <w:szCs w:val="22"/>
-        </w:rPr>
-        <w:t>even</w:t>
-      </w:r>
-      <w:proofErr w:type="gramEnd"/>
-      <w:r>
-        <w:rPr>
-          <w:color w:val="000000" w:themeColor="text1"/>
-          <w:sz w:val="22"/>
-          <w:szCs w:val="22"/>
-        </w:rPr>
-        <w:t xml:space="preserve"> when we round a </w:t>
-      </w:r>
-      <w:proofErr w:type="gramStart"/>
-      <w:r>
-        <w:rPr>
-          <w:color w:val="000000" w:themeColor="text1"/>
-          <w:sz w:val="22"/>
-          <w:szCs w:val="22"/>
-        </w:rPr>
-        <w:t>number</w:t>
-      </w:r>
-      <w:proofErr w:type="gramEnd"/>
-      <w:r>
-        <w:rPr>
-          <w:color w:val="000000" w:themeColor="text1"/>
-          <w:sz w:val="22"/>
-          <w:szCs w:val="22"/>
-        </w:rPr>
-        <w:t xml:space="preserve"> we should do so in cents, we only convert to normal </w:t>
-      </w:r>
-      <w:proofErr w:type="gramStart"/>
-      <w:r>
-        <w:rPr>
-          <w:color w:val="000000" w:themeColor="text1"/>
-          <w:sz w:val="22"/>
-          <w:szCs w:val="22"/>
-        </w:rPr>
-        <w:t>numbers</w:t>
-      </w:r>
-      <w:proofErr w:type="gramEnd"/>
-      <w:r>
-        <w:rPr>
-          <w:color w:val="000000" w:themeColor="text1"/>
-          <w:sz w:val="22"/>
-          <w:szCs w:val="22"/>
-        </w:rPr>
-        <w:t xml:space="preserve"> ones we are ready to display the result.</w:t>
+      <w:r>
+        <w:rPr>
+          <w:color w:val="000000" w:themeColor="text1"/>
+          <w:sz w:val="22"/>
+          <w:szCs w:val="22"/>
+        </w:rPr>
+        <w:t>even when we round a number we should do so in cents, we only convert to normal numbers ones we are ready to display the result.</w:t>
       </w:r>
     </w:p>
     <w:p>
@@ -449,7 +317,6 @@
         <w:t xml:space="preserve">We can check the type of a variable, object, or array using the </w:t>
       </w:r>
       <w:proofErr w:type="spellStart"/>
-      <w:proofErr w:type="gramStart"/>
       <w:r>
         <w:rPr>
           <w:color w:val="EE0000"/>
@@ -459,7 +326,6 @@
         <w:t>typeof</w:t>
       </w:r>
       <w:proofErr w:type="spellEnd"/>
-      <w:proofErr w:type="gramEnd"/>
       <w:r>
         <w:rPr>
           <w:color w:val="000000" w:themeColor="text1"/>
@@ -688,25 +554,7 @@
           <w:sz w:val="22"/>
           <w:szCs w:val="22"/>
         </w:rPr>
-        <w:t xml:space="preserve"> or we can store it </w:t>
-      </w:r>
-      <w:proofErr w:type="gramStart"/>
-      <w:r>
-        <w:rPr>
-          <w:color w:val="000000" w:themeColor="text1"/>
-          <w:sz w:val="22"/>
-          <w:szCs w:val="22"/>
-        </w:rPr>
-        <w:t>into</w:t>
-      </w:r>
-      <w:proofErr w:type="gramEnd"/>
-      <w:r>
-        <w:rPr>
-          <w:color w:val="000000" w:themeColor="text1"/>
-          <w:sz w:val="22"/>
-          <w:szCs w:val="22"/>
-        </w:rPr>
-        <w:t xml:space="preserve"> a function that gets called.</w:t>
+        <w:t xml:space="preserve"> or we can store it into a function that gets called.</w:t>
       </w:r>
     </w:p>
     <w:p>
@@ -885,7 +733,6 @@
         <w:t xml:space="preserve"> </w:t>
       </w:r>
       <w:proofErr w:type="spellStart"/>
-      <w:proofErr w:type="gramStart"/>
       <w:r>
         <w:rPr>
           <w:color w:val="EE0000"/>
@@ -901,80 +748,78 @@
           <w:sz w:val="22"/>
           <w:szCs w:val="22"/>
         </w:rPr>
-        <w:t>(</w:t>
-      </w:r>
-      <w:proofErr w:type="gramEnd"/>
+        <w:t xml:space="preserve">(), </w:t>
+      </w:r>
+      <w:proofErr w:type="spellStart"/>
       <w:r>
         <w:rPr>
           <w:color w:val="EE0000"/>
           <w:sz w:val="22"/>
           <w:szCs w:val="22"/>
         </w:rPr>
-        <w:t xml:space="preserve">), </w:t>
-      </w:r>
-      <w:proofErr w:type="spellStart"/>
+        <w:t>Math.sqrt</w:t>
+      </w:r>
+      <w:proofErr w:type="spellEnd"/>
       <w:r>
         <w:rPr>
           <w:color w:val="EE0000"/>
           <w:sz w:val="22"/>
           <w:szCs w:val="22"/>
         </w:rPr>
-        <w:t>Math.sqrt</w:t>
-      </w:r>
-      <w:proofErr w:type="spellEnd"/>
+        <w:t>(),</w:t>
+      </w:r>
+      <w:r>
+        <w:rPr>
+          <w:color w:val="000000" w:themeColor="text1"/>
+          <w:sz w:val="22"/>
+          <w:szCs w:val="22"/>
+        </w:rPr>
+        <w:t xml:space="preserve"> </w:t>
+      </w:r>
+      <w:proofErr w:type="spellStart"/>
       <w:r>
         <w:rPr>
           <w:color w:val="EE0000"/>
           <w:sz w:val="22"/>
           <w:szCs w:val="22"/>
         </w:rPr>
-        <w:t>(),</w:t>
-      </w:r>
-      <w:r>
-        <w:rPr>
-          <w:color w:val="000000" w:themeColor="text1"/>
-          <w:sz w:val="22"/>
-          <w:szCs w:val="22"/>
-        </w:rPr>
-        <w:t xml:space="preserve"> </w:t>
-      </w:r>
-      <w:proofErr w:type="spellStart"/>
-      <w:proofErr w:type="gramStart"/>
+        <w:t>Math.pow</w:t>
+      </w:r>
+      <w:proofErr w:type="spellEnd"/>
       <w:r>
         <w:rPr>
           <w:color w:val="EE0000"/>
           <w:sz w:val="22"/>
           <w:szCs w:val="22"/>
         </w:rPr>
-        <w:t>Math.pow</w:t>
-      </w:r>
-      <w:proofErr w:type="spellEnd"/>
+        <w:t xml:space="preserve">(), </w:t>
+      </w:r>
+      <w:proofErr w:type="spellStart"/>
       <w:r>
         <w:rPr>
           <w:color w:val="EE0000"/>
           <w:sz w:val="22"/>
           <w:szCs w:val="22"/>
         </w:rPr>
-        <w:t>(</w:t>
-      </w:r>
-      <w:proofErr w:type="gramEnd"/>
+        <w:t>Math.max</w:t>
+      </w:r>
+      <w:proofErr w:type="spellEnd"/>
       <w:r>
         <w:rPr>
           <w:color w:val="EE0000"/>
           <w:sz w:val="22"/>
           <w:szCs w:val="22"/>
         </w:rPr>
-        <w:t xml:space="preserve">), </w:t>
-      </w:r>
-      <w:proofErr w:type="spellStart"/>
-      <w:proofErr w:type="gramStart"/>
+        <w:t xml:space="preserve">(), </w:t>
+      </w:r>
+      <w:proofErr w:type="spellStart"/>
       <w:r>
         <w:rPr>
           <w:color w:val="EE0000"/>
           <w:sz w:val="22"/>
           <w:szCs w:val="22"/>
         </w:rPr>
-        <w:t>Math.max</w:t>
+        <w:t>Math.min</w:t>
       </w:r>
       <w:proofErr w:type="spellEnd"/>
       <w:r>
@@ -983,134 +828,87 @@
           <w:sz w:val="22"/>
           <w:szCs w:val="22"/>
         </w:rPr>
-        <w:t>(</w:t>
-      </w:r>
-      <w:proofErr w:type="gramEnd"/>
+        <w:t>()</w:t>
+      </w:r>
+    </w:p>
+    <w:p>
+      <w:pPr>
+        <w:pStyle w:val="ListParagraph"/>
+        <w:numPr>
+          <w:ilvl w:val="0"/>
+          <w:numId w:val="2"/>
+        </w:numPr>
+        <w:rPr>
+          <w:color w:val="000000" w:themeColor="text1"/>
+          <w:sz w:val="22"/>
+          <w:szCs w:val="22"/>
+        </w:rPr>
+      </w:pPr>
+      <w:proofErr w:type="spellStart"/>
       <w:r>
         <w:rPr>
           <w:color w:val="EE0000"/>
           <w:sz w:val="22"/>
           <w:szCs w:val="22"/>
         </w:rPr>
-        <w:t xml:space="preserve">), </w:t>
-      </w:r>
-      <w:proofErr w:type="spellStart"/>
-      <w:proofErr w:type="gramStart"/>
+        <w:t>Math.random</w:t>
+      </w:r>
+      <w:proofErr w:type="spellEnd"/>
       <w:r>
         <w:rPr>
           <w:color w:val="EE0000"/>
           <w:sz w:val="22"/>
           <w:szCs w:val="22"/>
         </w:rPr>
-        <w:t>Math.min</w:t>
-      </w:r>
-      <w:proofErr w:type="spellEnd"/>
+        <w:t>()</w:t>
+      </w:r>
+      <w:r>
+        <w:rPr>
+          <w:color w:val="000000" w:themeColor="text1"/>
+          <w:sz w:val="22"/>
+          <w:szCs w:val="22"/>
+        </w:rPr>
+        <w:t xml:space="preserve"> returns a number between 0-1 including the 0 but not the 1</w:t>
+      </w:r>
+    </w:p>
+    <w:p>
+      <w:pPr>
+        <w:pStyle w:val="ListParagraph"/>
+        <w:numPr>
+          <w:ilvl w:val="0"/>
+          <w:numId w:val="2"/>
+        </w:numPr>
+        <w:rPr>
+          <w:color w:val="000000" w:themeColor="text1"/>
+          <w:sz w:val="22"/>
+          <w:szCs w:val="22"/>
+        </w:rPr>
+      </w:pPr>
+      <w:r>
+        <w:rPr>
+          <w:color w:val="000000" w:themeColor="text1"/>
+          <w:sz w:val="22"/>
+          <w:szCs w:val="22"/>
+        </w:rPr>
+        <w:t xml:space="preserve">We have </w:t>
+      </w:r>
+      <w:proofErr w:type="spellStart"/>
       <w:r>
         <w:rPr>
           <w:color w:val="EE0000"/>
           <w:sz w:val="22"/>
           <w:szCs w:val="22"/>
         </w:rPr>
-        <w:t>(</w:t>
-      </w:r>
-      <w:proofErr w:type="gramEnd"/>
+        <w:t>BigInt</w:t>
+      </w:r>
+      <w:proofErr w:type="spellEnd"/>
       <w:r>
         <w:rPr>
           <w:color w:val="EE0000"/>
           <w:sz w:val="22"/>
           <w:szCs w:val="22"/>
         </w:rPr>
-        <w:t>)</w:t>
-      </w:r>
-    </w:p>
-    <w:p>
-      <w:pPr>
-        <w:pStyle w:val="ListParagraph"/>
-        <w:numPr>
-          <w:ilvl w:val="0"/>
-          <w:numId w:val="2"/>
-        </w:numPr>
-        <w:rPr>
-          <w:color w:val="000000" w:themeColor="text1"/>
-          <w:sz w:val="22"/>
-          <w:szCs w:val="22"/>
-        </w:rPr>
-      </w:pPr>
-      <w:proofErr w:type="spellStart"/>
-      <w:r>
-        <w:rPr>
-          <w:color w:val="EE0000"/>
-          <w:sz w:val="22"/>
-          <w:szCs w:val="22"/>
-        </w:rPr>
-        <w:t>Math.random</w:t>
-      </w:r>
-      <w:proofErr w:type="spellEnd"/>
-      <w:r>
-        <w:rPr>
-          <w:color w:val="EE0000"/>
-          <w:sz w:val="22"/>
-          <w:szCs w:val="22"/>
-        </w:rPr>
         <w:t>()</w:t>
-      </w:r>
-      <w:r>
-        <w:rPr>
-          <w:color w:val="000000" w:themeColor="text1"/>
-          <w:sz w:val="22"/>
-          <w:szCs w:val="22"/>
-        </w:rPr>
-        <w:t xml:space="preserve"> returns a number between 0-1 including the 0 but not the 1</w:t>
-      </w:r>
-    </w:p>
-    <w:p>
-      <w:pPr>
-        <w:pStyle w:val="ListParagraph"/>
-        <w:numPr>
-          <w:ilvl w:val="0"/>
-          <w:numId w:val="2"/>
-        </w:numPr>
-        <w:rPr>
-          <w:color w:val="000000" w:themeColor="text1"/>
-          <w:sz w:val="22"/>
-          <w:szCs w:val="22"/>
-        </w:rPr>
-      </w:pPr>
-      <w:r>
-        <w:rPr>
-          <w:color w:val="000000" w:themeColor="text1"/>
-          <w:sz w:val="22"/>
-          <w:szCs w:val="22"/>
-        </w:rPr>
-        <w:t xml:space="preserve">We have </w:t>
-      </w:r>
-      <w:proofErr w:type="spellStart"/>
-      <w:proofErr w:type="gramStart"/>
-      <w:r>
-        <w:rPr>
-          <w:color w:val="EE0000"/>
-          <w:sz w:val="22"/>
-          <w:szCs w:val="22"/>
-        </w:rPr>
-        <w:t>BigInt</w:t>
-      </w:r>
-      <w:proofErr w:type="spellEnd"/>
-      <w:r>
-        <w:rPr>
-          <w:color w:val="EE0000"/>
-          <w:sz w:val="22"/>
-          <w:szCs w:val="22"/>
-        </w:rPr>
-        <w:t>(</w:t>
-      </w:r>
-      <w:proofErr w:type="gramEnd"/>
-      <w:r>
-        <w:rPr>
-          <w:color w:val="EE0000"/>
-          <w:sz w:val="22"/>
-          <w:szCs w:val="22"/>
-        </w:rPr>
-        <w:t>)</w:t>
       </w:r>
       <w:r>
         <w:rPr>
@@ -1210,25 +1008,7 @@
           <w:sz w:val="22"/>
           <w:szCs w:val="22"/>
         </w:rPr>
-        <w:t xml:space="preserve">. For </w:t>
-      </w:r>
-      <w:proofErr w:type="gramStart"/>
-      <w:r>
-        <w:rPr>
-          <w:color w:val="000000" w:themeColor="text1"/>
-          <w:sz w:val="22"/>
-          <w:szCs w:val="22"/>
-        </w:rPr>
-        <w:t>example</w:t>
-      </w:r>
-      <w:proofErr w:type="gramEnd"/>
-      <w:r>
-        <w:rPr>
-          <w:color w:val="000000" w:themeColor="text1"/>
-          <w:sz w:val="22"/>
-          <w:szCs w:val="22"/>
-        </w:rPr>
-        <w:t xml:space="preserve"> a mathematical operation.</w:t>
+        <w:t>. For example a mathematical operation.</w:t>
       </w:r>
     </w:p>
     <w:p>
@@ -1250,25 +1030,7 @@
           <w:sz w:val="22"/>
           <w:szCs w:val="22"/>
         </w:rPr>
-        <w:t xml:space="preserve">String concatenation works the </w:t>
-      </w:r>
-      <w:proofErr w:type="gramStart"/>
-      <w:r>
-        <w:rPr>
-          <w:color w:val="000000" w:themeColor="text1"/>
-          <w:sz w:val="22"/>
-          <w:szCs w:val="22"/>
-        </w:rPr>
-        <w:t>same is</w:t>
-      </w:r>
-      <w:proofErr w:type="gramEnd"/>
-      <w:r>
-        <w:rPr>
-          <w:color w:val="000000" w:themeColor="text1"/>
-          <w:sz w:val="22"/>
-          <w:szCs w:val="22"/>
-        </w:rPr>
-        <w:t xml:space="preserve"> in Java.</w:t>
+        <w:t>String concatenation works the same is in Java.</w:t>
       </w:r>
     </w:p>
     <w:p>
@@ -1299,25 +1061,141 @@
           <w:sz w:val="22"/>
           <w:szCs w:val="22"/>
         </w:rPr>
-        <w:t xml:space="preserve">by </w:t>
-      </w:r>
-      <w:proofErr w:type="gramStart"/>
+        <w:t>by using .length</w:t>
+      </w:r>
+      <w:r>
+        <w:rPr>
+          <w:color w:val="000000" w:themeColor="text1"/>
+          <w:sz w:val="22"/>
+          <w:szCs w:val="22"/>
+        </w:rPr>
+        <w:t xml:space="preserve"> on it.</w:t>
+      </w:r>
+    </w:p>
+    <w:p>
+      <w:pPr>
+        <w:pStyle w:val="ListParagraph"/>
+        <w:numPr>
+          <w:ilvl w:val="0"/>
+          <w:numId w:val="3"/>
+        </w:numPr>
+        <w:rPr>
+          <w:color w:val="000000" w:themeColor="text1"/>
+          <w:sz w:val="22"/>
+          <w:szCs w:val="22"/>
+        </w:rPr>
+      </w:pPr>
+      <w:r>
+        <w:rPr>
+          <w:color w:val="000000" w:themeColor="text1"/>
+          <w:sz w:val="22"/>
+          <w:szCs w:val="22"/>
+        </w:rPr>
+        <w:t>It can be also sliced the same way in python by accessing a character by its index</w:t>
+      </w:r>
+    </w:p>
+    <w:p>
+      <w:pPr>
+        <w:pStyle w:val="ListParagraph"/>
+        <w:numPr>
+          <w:ilvl w:val="0"/>
+          <w:numId w:val="3"/>
+        </w:numPr>
+        <w:rPr>
+          <w:color w:val="000000" w:themeColor="text1"/>
+          <w:sz w:val="22"/>
+          <w:szCs w:val="22"/>
+        </w:rPr>
+      </w:pPr>
+      <w:r>
+        <w:rPr>
+          <w:color w:val="000000" w:themeColor="text1"/>
+          <w:sz w:val="22"/>
+          <w:szCs w:val="22"/>
+        </w:rPr>
+        <w:t>Strings are immutable, we cannot change a single character inside a string</w:t>
+      </w:r>
+    </w:p>
+    <w:p>
+      <w:pPr>
+        <w:pStyle w:val="ListParagraph"/>
+        <w:numPr>
+          <w:ilvl w:val="0"/>
+          <w:numId w:val="3"/>
+        </w:numPr>
+        <w:rPr>
+          <w:color w:val="000000" w:themeColor="text1"/>
+          <w:sz w:val="22"/>
+          <w:szCs w:val="22"/>
+        </w:rPr>
+      </w:pPr>
+      <w:proofErr w:type="spellStart"/>
       <w:r>
         <w:rPr>
           <w:color w:val="EE0000"/>
           <w:sz w:val="22"/>
           <w:szCs w:val="22"/>
         </w:rPr>
-        <w:t>using .length</w:t>
-      </w:r>
-      <w:proofErr w:type="gramEnd"/>
-      <w:r>
-        <w:rPr>
-          <w:color w:val="000000" w:themeColor="text1"/>
-          <w:sz w:val="22"/>
-          <w:szCs w:val="22"/>
-        </w:rPr>
-        <w:t xml:space="preserve"> on it.</w:t>
+        <w:t>toUpper</w:t>
+      </w:r>
+      <w:proofErr w:type="spellEnd"/>
+      <w:r>
+        <w:rPr>
+          <w:color w:val="EE0000"/>
+          <w:sz w:val="22"/>
+          <w:szCs w:val="22"/>
+        </w:rPr>
+        <w:t>()</w:t>
+      </w:r>
+      <w:r>
+        <w:rPr>
+          <w:color w:val="000000" w:themeColor="text1"/>
+          <w:sz w:val="22"/>
+          <w:szCs w:val="22"/>
+        </w:rPr>
+        <w:t xml:space="preserve"> and </w:t>
+      </w:r>
+      <w:proofErr w:type="spellStart"/>
+      <w:r>
+        <w:rPr>
+          <w:color w:val="EE0000"/>
+          <w:sz w:val="22"/>
+          <w:szCs w:val="22"/>
+        </w:rPr>
+        <w:t>toLower</w:t>
+      </w:r>
+      <w:proofErr w:type="spellEnd"/>
+      <w:r>
+        <w:rPr>
+          <w:color w:val="EE0000"/>
+          <w:sz w:val="22"/>
+          <w:szCs w:val="22"/>
+        </w:rPr>
+        <w:t>()</w:t>
+      </w:r>
+      <w:r>
+        <w:rPr>
+          <w:color w:val="000000" w:themeColor="text1"/>
+          <w:sz w:val="22"/>
+          <w:szCs w:val="22"/>
+        </w:rPr>
+        <w:t xml:space="preserve"> methods work the same as in Java, </w:t>
+      </w:r>
+      <w:r>
+        <w:rPr>
+          <w:color w:val="EE0000"/>
+          <w:sz w:val="22"/>
+          <w:szCs w:val="22"/>
+        </w:rPr>
+        <w:t>trim()</w:t>
+      </w:r>
+      <w:r>
+        <w:rPr>
+          <w:color w:val="000000" w:themeColor="text1"/>
+          <w:sz w:val="22"/>
+          <w:szCs w:val="22"/>
+        </w:rPr>
+        <w:t xml:space="preserve"> is extremely useful in node.js</w:t>
       </w:r>
     </w:p>
     <w:p>
@@ -1335,11 +1213,55 @@
       </w:pPr>
       <w:r>
         <w:rPr>
-          <w:color w:val="000000" w:themeColor="text1"/>
-          <w:sz w:val="22"/>
-          <w:szCs w:val="22"/>
-        </w:rPr>
-        <w:t>It can be also sliced the same way in python by accessing a character by its index</w:t>
+          <w:color w:val="EE0000"/>
+          <w:sz w:val="22"/>
+          <w:szCs w:val="22"/>
+        </w:rPr>
+        <w:t>slice(</w:t>
+      </w:r>
+      <w:proofErr w:type="spellStart"/>
+      <w:r>
+        <w:rPr>
+          <w:color w:val="EE0000"/>
+          <w:sz w:val="22"/>
+          <w:szCs w:val="22"/>
+        </w:rPr>
+        <w:t>startindex</w:t>
+      </w:r>
+      <w:proofErr w:type="spellEnd"/>
+      <w:r>
+        <w:rPr>
+          <w:color w:val="EE0000"/>
+          <w:sz w:val="22"/>
+          <w:szCs w:val="22"/>
+        </w:rPr>
+        <w:t xml:space="preserve">, </w:t>
+      </w:r>
+      <w:proofErr w:type="spellStart"/>
+      <w:r>
+        <w:rPr>
+          <w:color w:val="EE0000"/>
+          <w:sz w:val="22"/>
+          <w:szCs w:val="22"/>
+        </w:rPr>
+        <w:t>endindex</w:t>
+      </w:r>
+      <w:proofErr w:type="spellEnd"/>
+      <w:r>
+        <w:rPr>
+          <w:color w:val="EE0000"/>
+          <w:sz w:val="22"/>
+          <w:szCs w:val="22"/>
+        </w:rPr>
+        <w:t>)</w:t>
+      </w:r>
+      <w:r>
+        <w:rPr>
+          <w:color w:val="000000" w:themeColor="text1"/>
+          <w:sz w:val="22"/>
+          <w:szCs w:val="22"/>
+        </w:rPr>
+        <w:t xml:space="preserve"> this lets us extract a certain part of a string.</w:t>
       </w:r>
     </w:p>
     <w:p>
@@ -1357,11 +1279,19 @@
       </w:pPr>
       <w:r>
         <w:rPr>
-          <w:color w:val="000000" w:themeColor="text1"/>
-          <w:sz w:val="22"/>
-          <w:szCs w:val="22"/>
-        </w:rPr>
-        <w:t>Strings are immutable, we cannot change a single character inside a string</w:t>
+          <w:color w:val="EE0000"/>
+          <w:sz w:val="22"/>
+          <w:szCs w:val="22"/>
+        </w:rPr>
+        <w:t>Split(,)</w:t>
+      </w:r>
+      <w:r>
+        <w:rPr>
+          <w:color w:val="000000" w:themeColor="text1"/>
+          <w:sz w:val="22"/>
+          <w:szCs w:val="22"/>
+        </w:rPr>
+        <w:t xml:space="preserve"> splits the string into an array, that  will be split based on the passed character into a String array</w:t>
       </w:r>
     </w:p>
     <w:p>
@@ -1377,103 +1307,13 @@
           <w:szCs w:val="22"/>
         </w:rPr>
       </w:pPr>
-      <w:proofErr w:type="spellStart"/>
-      <w:proofErr w:type="gramStart"/>
-      <w:r>
-        <w:rPr>
-          <w:color w:val="EE0000"/>
-          <w:sz w:val="22"/>
-          <w:szCs w:val="22"/>
-        </w:rPr>
-        <w:t>toUpper</w:t>
-      </w:r>
-      <w:proofErr w:type="spellEnd"/>
-      <w:r>
-        <w:rPr>
-          <w:color w:val="EE0000"/>
-          <w:sz w:val="22"/>
-          <w:szCs w:val="22"/>
-        </w:rPr>
-        <w:t>(</w:t>
-      </w:r>
-      <w:proofErr w:type="gramEnd"/>
-      <w:r>
-        <w:rPr>
-          <w:color w:val="EE0000"/>
-          <w:sz w:val="22"/>
-          <w:szCs w:val="22"/>
-        </w:rPr>
-        <w:t>)</w:t>
-      </w:r>
-      <w:r>
-        <w:rPr>
-          <w:color w:val="000000" w:themeColor="text1"/>
-          <w:sz w:val="22"/>
-          <w:szCs w:val="22"/>
-        </w:rPr>
-        <w:t xml:space="preserve"> and </w:t>
-      </w:r>
-      <w:proofErr w:type="spellStart"/>
-      <w:proofErr w:type="gramStart"/>
-      <w:r>
-        <w:rPr>
-          <w:color w:val="EE0000"/>
-          <w:sz w:val="22"/>
-          <w:szCs w:val="22"/>
-        </w:rPr>
-        <w:t>toLower</w:t>
-      </w:r>
-      <w:proofErr w:type="spellEnd"/>
-      <w:r>
-        <w:rPr>
-          <w:color w:val="EE0000"/>
-          <w:sz w:val="22"/>
-          <w:szCs w:val="22"/>
-        </w:rPr>
-        <w:t>(</w:t>
-      </w:r>
-      <w:proofErr w:type="gramEnd"/>
-      <w:r>
-        <w:rPr>
-          <w:color w:val="EE0000"/>
-          <w:sz w:val="22"/>
-          <w:szCs w:val="22"/>
-        </w:rPr>
-        <w:t>)</w:t>
-      </w:r>
-      <w:r>
-        <w:rPr>
-          <w:color w:val="000000" w:themeColor="text1"/>
-          <w:sz w:val="22"/>
-          <w:szCs w:val="22"/>
-        </w:rPr>
-        <w:t xml:space="preserve"> methods work the same as in Java, </w:t>
-      </w:r>
-      <w:proofErr w:type="gramStart"/>
-      <w:r>
-        <w:rPr>
-          <w:color w:val="EE0000"/>
-          <w:sz w:val="22"/>
-          <w:szCs w:val="22"/>
-        </w:rPr>
-        <w:t>trim(</w:t>
-      </w:r>
-      <w:proofErr w:type="gramEnd"/>
-      <w:r>
-        <w:rPr>
-          <w:color w:val="EE0000"/>
-          <w:sz w:val="22"/>
-          <w:szCs w:val="22"/>
-        </w:rPr>
-        <w:t>)</w:t>
-      </w:r>
-      <w:r>
-        <w:rPr>
-          <w:color w:val="000000" w:themeColor="text1"/>
-          <w:sz w:val="22"/>
-          <w:szCs w:val="22"/>
-        </w:rPr>
-        <w:t xml:space="preserve"> is extremely useful in node.js</w:t>
+      <w:r>
+        <w:rPr>
+          <w:color w:val="000000" w:themeColor="text1"/>
+          <w:sz w:val="22"/>
+          <w:szCs w:val="22"/>
+        </w:rPr>
+        <w:t>External input always arrives as Strings so in case we need to do a calculation we need to type cast it.</w:t>
       </w:r>
     </w:p>
     <w:p>
@@ -1489,179 +1329,13 @@
           <w:szCs w:val="22"/>
         </w:rPr>
       </w:pPr>
-      <w:proofErr w:type="gramStart"/>
-      <w:r>
-        <w:rPr>
-          <w:color w:val="EE0000"/>
-          <w:sz w:val="22"/>
-          <w:szCs w:val="22"/>
-        </w:rPr>
-        <w:t>slice(</w:t>
-      </w:r>
-      <w:proofErr w:type="spellStart"/>
-      <w:proofErr w:type="gramEnd"/>
-      <w:r>
-        <w:rPr>
-          <w:color w:val="EE0000"/>
-          <w:sz w:val="22"/>
-          <w:szCs w:val="22"/>
-        </w:rPr>
-        <w:t>startindex</w:t>
-      </w:r>
-      <w:proofErr w:type="spellEnd"/>
-      <w:r>
-        <w:rPr>
-          <w:color w:val="EE0000"/>
-          <w:sz w:val="22"/>
-          <w:szCs w:val="22"/>
-        </w:rPr>
-        <w:t xml:space="preserve">, </w:t>
-      </w:r>
-      <w:proofErr w:type="spellStart"/>
-      <w:r>
-        <w:rPr>
-          <w:color w:val="EE0000"/>
-          <w:sz w:val="22"/>
-          <w:szCs w:val="22"/>
-        </w:rPr>
-        <w:t>endindex</w:t>
-      </w:r>
-      <w:proofErr w:type="spellEnd"/>
-      <w:r>
-        <w:rPr>
-          <w:color w:val="EE0000"/>
-          <w:sz w:val="22"/>
-          <w:szCs w:val="22"/>
-        </w:rPr>
-        <w:t>)</w:t>
-      </w:r>
-      <w:r>
-        <w:rPr>
-          <w:color w:val="000000" w:themeColor="text1"/>
-          <w:sz w:val="22"/>
-          <w:szCs w:val="22"/>
-        </w:rPr>
-        <w:t xml:space="preserve"> this lets us extract a certain part of a string.</w:t>
-      </w:r>
-    </w:p>
-    <w:p>
-      <w:pPr>
-        <w:pStyle w:val="ListParagraph"/>
-        <w:numPr>
-          <w:ilvl w:val="0"/>
-          <w:numId w:val="3"/>
-        </w:numPr>
-        <w:rPr>
-          <w:color w:val="000000" w:themeColor="text1"/>
-          <w:sz w:val="22"/>
-          <w:szCs w:val="22"/>
-        </w:rPr>
-      </w:pPr>
-      <w:proofErr w:type="gramStart"/>
-      <w:r>
-        <w:rPr>
-          <w:color w:val="EE0000"/>
-          <w:sz w:val="22"/>
-          <w:szCs w:val="22"/>
-        </w:rPr>
-        <w:t>Split(</w:t>
-      </w:r>
-      <w:proofErr w:type="gramEnd"/>
-      <w:r>
-        <w:rPr>
-          <w:color w:val="EE0000"/>
-          <w:sz w:val="22"/>
-          <w:szCs w:val="22"/>
-        </w:rPr>
-        <w:t>,)</w:t>
-      </w:r>
-      <w:r>
-        <w:rPr>
-          <w:color w:val="000000" w:themeColor="text1"/>
-          <w:sz w:val="22"/>
-          <w:szCs w:val="22"/>
-        </w:rPr>
-        <w:t xml:space="preserve"> splits the string into an array, </w:t>
-      </w:r>
-      <w:proofErr w:type="gramStart"/>
-      <w:r>
-        <w:rPr>
-          <w:color w:val="000000" w:themeColor="text1"/>
-          <w:sz w:val="22"/>
-          <w:szCs w:val="22"/>
-        </w:rPr>
-        <w:t>that  will</w:t>
-      </w:r>
-      <w:proofErr w:type="gramEnd"/>
-      <w:r>
-        <w:rPr>
-          <w:color w:val="000000" w:themeColor="text1"/>
-          <w:sz w:val="22"/>
-          <w:szCs w:val="22"/>
-        </w:rPr>
-        <w:t xml:space="preserve"> be split based on the passed character into a String array</w:t>
-      </w:r>
-    </w:p>
-    <w:p>
-      <w:pPr>
-        <w:pStyle w:val="ListParagraph"/>
-        <w:numPr>
-          <w:ilvl w:val="0"/>
-          <w:numId w:val="3"/>
-        </w:numPr>
-        <w:rPr>
-          <w:color w:val="000000" w:themeColor="text1"/>
-          <w:sz w:val="22"/>
-          <w:szCs w:val="22"/>
-        </w:rPr>
-      </w:pPr>
-      <w:r>
-        <w:rPr>
-          <w:color w:val="000000" w:themeColor="text1"/>
-          <w:sz w:val="22"/>
-          <w:szCs w:val="22"/>
-        </w:rPr>
-        <w:t>External input always arrives as Strings so in case we need to do a calculation we need to type cast it.</w:t>
-      </w:r>
-    </w:p>
-    <w:p>
-      <w:pPr>
-        <w:pStyle w:val="ListParagraph"/>
-        <w:numPr>
-          <w:ilvl w:val="0"/>
-          <w:numId w:val="3"/>
-        </w:numPr>
-        <w:rPr>
-          <w:color w:val="000000" w:themeColor="text1"/>
-          <w:sz w:val="22"/>
-          <w:szCs w:val="22"/>
-        </w:rPr>
-      </w:pPr>
-      <w:r>
-        <w:rPr>
-          <w:color w:val="000000" w:themeColor="text1"/>
-          <w:sz w:val="22"/>
-          <w:szCs w:val="22"/>
-        </w:rPr>
-        <w:t xml:space="preserve">Using the backticks the new lines are </w:t>
-      </w:r>
-      <w:proofErr w:type="gramStart"/>
-      <w:r>
-        <w:rPr>
-          <w:color w:val="000000" w:themeColor="text1"/>
-          <w:sz w:val="22"/>
-          <w:szCs w:val="22"/>
-        </w:rPr>
-        <w:t>actually newlines</w:t>
-      </w:r>
-      <w:proofErr w:type="gramEnd"/>
-      <w:r>
-        <w:rPr>
-          <w:color w:val="000000" w:themeColor="text1"/>
-          <w:sz w:val="22"/>
-          <w:szCs w:val="22"/>
-        </w:rPr>
-        <w:t xml:space="preserve"> </w:t>
+      <w:r>
+        <w:rPr>
+          <w:color w:val="000000" w:themeColor="text1"/>
+          <w:sz w:val="22"/>
+          <w:szCs w:val="22"/>
+        </w:rPr>
+        <w:t xml:space="preserve">Using the backticks the new lines are actually newlines </w:t>
       </w:r>
     </w:p>
     <w:p>
@@ -1753,23 +1427,13 @@
         </w:rPr>
         <w:t xml:space="preserve">== </w:t>
       </w:r>
-      <w:proofErr w:type="gramStart"/>
-      <w:r>
-        <w:rPr>
-          <w:color w:val="000000" w:themeColor="text1"/>
-          <w:sz w:val="22"/>
-          <w:szCs w:val="22"/>
-        </w:rPr>
-        <w:t>tries</w:t>
-      </w:r>
-      <w:proofErr w:type="gramEnd"/>
-      <w:r>
-        <w:rPr>
-          <w:color w:val="000000" w:themeColor="text1"/>
-          <w:sz w:val="22"/>
-          <w:szCs w:val="22"/>
-        </w:rPr>
-        <w:t xml:space="preserve"> to convert the 2 variables into the same data type while </w:t>
+      <w:r>
+        <w:rPr>
+          <w:color w:val="000000" w:themeColor="text1"/>
+          <w:sz w:val="22"/>
+          <w:szCs w:val="22"/>
+        </w:rPr>
+        <w:t xml:space="preserve">tries to convert the 2 variables into the same data type while </w:t>
       </w:r>
       <w:r>
         <w:rPr>
@@ -1785,25 +1449,7 @@
           <w:sz w:val="22"/>
           <w:szCs w:val="22"/>
         </w:rPr>
-        <w:t xml:space="preserve"> </w:t>
-      </w:r>
-      <w:proofErr w:type="gramStart"/>
-      <w:r>
-        <w:rPr>
-          <w:color w:val="000000" w:themeColor="text1"/>
-          <w:sz w:val="22"/>
-          <w:szCs w:val="22"/>
-        </w:rPr>
-        <w:t>checks</w:t>
-      </w:r>
-      <w:proofErr w:type="gramEnd"/>
-      <w:r>
-        <w:rPr>
-          <w:color w:val="000000" w:themeColor="text1"/>
-          <w:sz w:val="22"/>
-          <w:szCs w:val="22"/>
-        </w:rPr>
-        <w:t xml:space="preserve"> them at the </w:t>
+        <w:t xml:space="preserve"> checks them at the </w:t>
       </w:r>
     </w:p>
     <w:p>
@@ -1846,7 +1492,6 @@
         <w:t xml:space="preserve">In </w:t>
       </w:r>
       <w:proofErr w:type="spellStart"/>
-      <w:proofErr w:type="gramStart"/>
       <w:r>
         <w:rPr>
           <w:color w:val="000000" w:themeColor="text1"/>
@@ -1856,7 +1501,6 @@
         <w:t>javascript</w:t>
       </w:r>
       <w:proofErr w:type="spellEnd"/>
-      <w:proofErr w:type="gramEnd"/>
       <w:r>
         <w:rPr>
           <w:color w:val="000000" w:themeColor="text1"/>
@@ -1917,23 +1561,13 @@
         </w:rPr>
         <w:t xml:space="preserve">; </w:t>
       </w:r>
-      <w:proofErr w:type="gramStart"/>
-      <w:r>
-        <w:rPr>
-          <w:color w:val="000000" w:themeColor="text1"/>
-          <w:sz w:val="22"/>
-          <w:szCs w:val="22"/>
-        </w:rPr>
-        <w:t>so</w:t>
-      </w:r>
-      <w:proofErr w:type="gramEnd"/>
-      <w:r>
-        <w:rPr>
-          <w:color w:val="000000" w:themeColor="text1"/>
-          <w:sz w:val="22"/>
-          <w:szCs w:val="22"/>
-        </w:rPr>
-        <w:t xml:space="preserve"> a const variable </w:t>
+      <w:r>
+        <w:rPr>
+          <w:color w:val="000000" w:themeColor="text1"/>
+          <w:sz w:val="22"/>
+          <w:szCs w:val="22"/>
+        </w:rPr>
+        <w:t xml:space="preserve">so a const variable </w:t>
       </w:r>
       <w:proofErr w:type="spellStart"/>
       <w:r>
@@ -2180,97 +1814,97 @@
           <w:sz w:val="22"/>
           <w:szCs w:val="22"/>
         </w:rPr>
-        <w:t xml:space="preserve">let result = age &gt;= </w:t>
-      </w:r>
-      <w:proofErr w:type="gramStart"/>
+        <w:t>let result = age &gt;= 18 ? "Adult" : "Minor";</w:t>
+      </w:r>
+    </w:p>
+    <w:p>
+      <w:pPr>
+        <w:pStyle w:val="ListParagraph"/>
+        <w:numPr>
+          <w:ilvl w:val="0"/>
+          <w:numId w:val="4"/>
+        </w:numPr>
+        <w:rPr>
+          <w:color w:val="000000" w:themeColor="text1"/>
+          <w:sz w:val="22"/>
+          <w:szCs w:val="22"/>
+        </w:rPr>
+      </w:pPr>
+      <w:r>
+        <w:rPr>
+          <w:color w:val="000000" w:themeColor="text1"/>
+          <w:sz w:val="22"/>
+          <w:szCs w:val="22"/>
+        </w:rPr>
+        <w:t xml:space="preserve">Guard operator </w:t>
+      </w:r>
       <w:r>
         <w:rPr>
           <w:color w:val="EE0000"/>
           <w:sz w:val="22"/>
           <w:szCs w:val="22"/>
         </w:rPr>
-        <w:t>18 ?</w:t>
-      </w:r>
-      <w:proofErr w:type="gramEnd"/>
-      <w:r>
+        <w:t>&amp;&amp;</w:t>
+      </w:r>
+      <w:r>
+        <w:rPr>
+          <w:color w:val="000000" w:themeColor="text1"/>
+          <w:sz w:val="22"/>
+          <w:szCs w:val="22"/>
+        </w:rPr>
+        <w:t xml:space="preserve">.  </w:t>
+      </w:r>
+      <w:r>
+        <w:rPr>
+          <w:color w:val="000000" w:themeColor="text1"/>
+          <w:sz w:val="22"/>
+          <w:szCs w:val="22"/>
+        </w:rPr>
+        <w:t>Only do/use the second thing if the first thing is truthy.</w:t>
+      </w:r>
+      <w:r>
+        <w:rPr>
+          <w:color w:val="000000" w:themeColor="text1"/>
+          <w:sz w:val="22"/>
+          <w:szCs w:val="22"/>
+        </w:rPr>
+        <w:t xml:space="preserve"> Example; </w:t>
+      </w:r>
+    </w:p>
+    <w:p>
+      <w:pPr>
+        <w:pStyle w:val="ListParagraph"/>
         <w:rPr>
           <w:color w:val="EE0000"/>
           <w:sz w:val="22"/>
           <w:szCs w:val="22"/>
         </w:rPr>
-        <w:t xml:space="preserve"> "Adult</w:t>
-      </w:r>
-      <w:proofErr w:type="gramStart"/>
+      </w:pPr>
       <w:r>
         <w:rPr>
           <w:color w:val="EE0000"/>
           <w:sz w:val="22"/>
           <w:szCs w:val="22"/>
         </w:rPr>
-        <w:t>" :</w:t>
-      </w:r>
-      <w:proofErr w:type="gramEnd"/>
+        <w:t xml:space="preserve">let </w:t>
+      </w:r>
+      <w:proofErr w:type="spellStart"/>
       <w:r>
         <w:rPr>
           <w:color w:val="EE0000"/>
           <w:sz w:val="22"/>
           <w:szCs w:val="22"/>
         </w:rPr>
-        <w:t xml:space="preserve"> "Minor";</w:t>
-      </w:r>
-    </w:p>
-    <w:p>
-      <w:pPr>
-        <w:pStyle w:val="ListParagraph"/>
-        <w:numPr>
-          <w:ilvl w:val="0"/>
-          <w:numId w:val="4"/>
-        </w:numPr>
-        <w:rPr>
-          <w:color w:val="000000" w:themeColor="text1"/>
-          <w:sz w:val="22"/>
-          <w:szCs w:val="22"/>
-        </w:rPr>
-      </w:pPr>
-      <w:r>
-        <w:rPr>
-          <w:color w:val="000000" w:themeColor="text1"/>
-          <w:sz w:val="22"/>
-          <w:szCs w:val="22"/>
-        </w:rPr>
-        <w:t xml:space="preserve">Guard operator </w:t>
-      </w:r>
+        <w:t>isLoggedIn</w:t>
+      </w:r>
+      <w:proofErr w:type="spellEnd"/>
       <w:r>
         <w:rPr>
           <w:color w:val="EE0000"/>
           <w:sz w:val="22"/>
           <w:szCs w:val="22"/>
         </w:rPr>
-        <w:t>&amp;&amp;</w:t>
-      </w:r>
-      <w:r>
-        <w:rPr>
-          <w:color w:val="000000" w:themeColor="text1"/>
-          <w:sz w:val="22"/>
-          <w:szCs w:val="22"/>
-        </w:rPr>
-        <w:t xml:space="preserve">.  </w:t>
-      </w:r>
-      <w:r>
-        <w:rPr>
-          <w:color w:val="000000" w:themeColor="text1"/>
-          <w:sz w:val="22"/>
-          <w:szCs w:val="22"/>
-        </w:rPr>
-        <w:t>Only do/use the second thing if the first thing is truthy.</w:t>
-      </w:r>
-      <w:r>
-        <w:rPr>
-          <w:color w:val="000000" w:themeColor="text1"/>
-          <w:sz w:val="22"/>
-          <w:szCs w:val="22"/>
-        </w:rPr>
-        <w:t xml:space="preserve"> Example; </w:t>
+        <w:t xml:space="preserve"> = true;</w:t>
       </w:r>
     </w:p>
     <w:p>
@@ -2282,69 +1916,23 @@
           <w:szCs w:val="22"/>
         </w:rPr>
       </w:pPr>
+      <w:proofErr w:type="spellStart"/>
       <w:r>
         <w:rPr>
           <w:color w:val="EE0000"/>
           <w:sz w:val="22"/>
           <w:szCs w:val="22"/>
         </w:rPr>
-        <w:t xml:space="preserve">let </w:t>
-      </w:r>
-      <w:proofErr w:type="spellStart"/>
+        <w:t>isLoggedIn</w:t>
+      </w:r>
+      <w:proofErr w:type="spellEnd"/>
       <w:r>
         <w:rPr>
           <w:color w:val="EE0000"/>
           <w:sz w:val="22"/>
           <w:szCs w:val="22"/>
         </w:rPr>
-        <w:t>isLoggedIn</w:t>
-      </w:r>
-      <w:proofErr w:type="spellEnd"/>
-      <w:r>
-        <w:rPr>
-          <w:color w:val="EE0000"/>
-          <w:sz w:val="22"/>
-          <w:szCs w:val="22"/>
-        </w:rPr>
-        <w:t xml:space="preserve"> = true;</w:t>
-      </w:r>
-    </w:p>
-    <w:p>
-      <w:pPr>
-        <w:pStyle w:val="ListParagraph"/>
-        <w:rPr>
-          <w:color w:val="EE0000"/>
-          <w:sz w:val="22"/>
-          <w:szCs w:val="22"/>
-        </w:rPr>
-      </w:pPr>
-      <w:proofErr w:type="spellStart"/>
-      <w:proofErr w:type="gramStart"/>
-      <w:r>
-        <w:rPr>
-          <w:color w:val="EE0000"/>
-          <w:sz w:val="22"/>
-          <w:szCs w:val="22"/>
-        </w:rPr>
-        <w:t>isLoggedIn</w:t>
-      </w:r>
-      <w:proofErr w:type="spellEnd"/>
-      <w:r>
-        <w:rPr>
-          <w:color w:val="EE0000"/>
-          <w:sz w:val="22"/>
-          <w:szCs w:val="22"/>
-        </w:rPr>
-        <w:t xml:space="preserve"> &amp;&amp;</w:t>
-      </w:r>
-      <w:proofErr w:type="gramEnd"/>
-      <w:r>
-        <w:rPr>
-          <w:color w:val="EE0000"/>
-          <w:sz w:val="22"/>
-          <w:szCs w:val="22"/>
-        </w:rPr>
-        <w:t xml:space="preserve"> console.log("Welcome!"); </w:t>
+        <w:t xml:space="preserve"> &amp;&amp; console.log("Welcome!"); </w:t>
       </w:r>
     </w:p>
     <w:p>
@@ -2494,25 +2082,7 @@
           <w:sz w:val="22"/>
           <w:szCs w:val="22"/>
         </w:rPr>
-        <w:t xml:space="preserve">Just like java we can declare parameters and pass arguments to a function, but without declaring the type of </w:t>
-      </w:r>
-      <w:proofErr w:type="gramStart"/>
-      <w:r>
-        <w:rPr>
-          <w:color w:val="000000" w:themeColor="text1"/>
-          <w:sz w:val="22"/>
-          <w:szCs w:val="22"/>
-        </w:rPr>
-        <w:t>the data</w:t>
-      </w:r>
-      <w:proofErr w:type="gramEnd"/>
-      <w:r>
-        <w:rPr>
-          <w:color w:val="000000" w:themeColor="text1"/>
-          <w:sz w:val="22"/>
-          <w:szCs w:val="22"/>
-        </w:rPr>
-        <w:t xml:space="preserve"> we are going to pass</w:t>
+        <w:t>Just like java we can declare parameters and pass arguments to a function, but without declaring the type of the data we are going to pass</w:t>
       </w:r>
     </w:p>
     <w:p>
@@ -2709,7 +2279,6 @@
         </w:rPr>
       </w:pPr>
       <w:proofErr w:type="spellStart"/>
-      <w:proofErr w:type="gramStart"/>
       <w:r>
         <w:rPr>
           <w:color w:val="000000" w:themeColor="text1"/>
@@ -2719,32 +2288,13 @@
         <w:t>Its</w:t>
       </w:r>
       <w:proofErr w:type="spellEnd"/>
-      <w:proofErr w:type="gramEnd"/>
-      <w:r>
-        <w:rPr>
-          <w:color w:val="000000" w:themeColor="text1"/>
-          <w:sz w:val="22"/>
-          <w:szCs w:val="22"/>
-        </w:rPr>
-        <w:t xml:space="preserve"> important since our Node.js app communicates with other </w:t>
-      </w:r>
-      <w:proofErr w:type="gramStart"/>
-      <w:r>
-        <w:rPr>
-          <w:color w:val="000000" w:themeColor="text1"/>
-          <w:sz w:val="22"/>
-          <w:szCs w:val="22"/>
-        </w:rPr>
-        <w:t>functions,</w:t>
-      </w:r>
-      <w:proofErr w:type="gramEnd"/>
-      <w:r>
-        <w:rPr>
-          <w:color w:val="000000" w:themeColor="text1"/>
-          <w:sz w:val="22"/>
-          <w:szCs w:val="22"/>
-        </w:rPr>
-        <w:t xml:space="preserve"> systems using the </w:t>
+      <w:r>
+        <w:rPr>
+          <w:color w:val="000000" w:themeColor="text1"/>
+          <w:sz w:val="22"/>
+          <w:szCs w:val="22"/>
+        </w:rPr>
+        <w:t xml:space="preserve"> important since our Node.js app communicates with other functions, systems using the </w:t>
       </w:r>
       <w:r>
         <w:rPr>
@@ -2972,7 +2522,6 @@
           <w:szCs w:val="22"/>
         </w:rPr>
       </w:pPr>
-      <w:proofErr w:type="gramStart"/>
       <w:r>
         <w:rPr>
           <w:color w:val="000000" w:themeColor="text1"/>
@@ -2987,34 +2536,7 @@
           <w:sz w:val="22"/>
           <w:szCs w:val="22"/>
         </w:rPr>
-        <w:t>e</w:t>
-      </w:r>
-      <w:proofErr w:type="gramEnd"/>
-      <w:r>
-        <w:rPr>
-          <w:color w:val="000000" w:themeColor="text1"/>
-          <w:sz w:val="22"/>
-          <w:szCs w:val="22"/>
-        </w:rPr>
-        <w:t xml:space="preserve"> need to convert the object int JSON string </w:t>
-      </w:r>
-      <w:proofErr w:type="gramStart"/>
-      <w:r>
-        <w:rPr>
-          <w:color w:val="000000" w:themeColor="text1"/>
-          <w:sz w:val="22"/>
-          <w:szCs w:val="22"/>
-        </w:rPr>
-        <w:t>store it</w:t>
-      </w:r>
-      <w:proofErr w:type="gramEnd"/>
-      <w:r>
-        <w:rPr>
-          <w:color w:val="000000" w:themeColor="text1"/>
-          <w:sz w:val="22"/>
-          <w:szCs w:val="22"/>
-        </w:rPr>
-        <w:t xml:space="preserve">, then fetch it </w:t>
+        <w:t xml:space="preserve">e need to convert the object int JSON string store it, then fetch it </w:t>
       </w:r>
       <w:proofErr w:type="spellStart"/>
       <w:r>
@@ -3032,25 +2554,7 @@
           <w:sz w:val="22"/>
           <w:szCs w:val="22"/>
         </w:rPr>
-        <w:t xml:space="preserve"> it </w:t>
-      </w:r>
-      <w:proofErr w:type="gramStart"/>
-      <w:r>
-        <w:rPr>
-          <w:color w:val="000000" w:themeColor="text1"/>
-          <w:sz w:val="22"/>
-          <w:szCs w:val="22"/>
-        </w:rPr>
-        <w:t>using</w:t>
-      </w:r>
-      <w:proofErr w:type="gramEnd"/>
-      <w:r>
-        <w:rPr>
-          <w:color w:val="000000" w:themeColor="text1"/>
-          <w:sz w:val="22"/>
-          <w:szCs w:val="22"/>
-        </w:rPr>
-        <w:t xml:space="preserve"> parse, then use it again</w:t>
+        <w:t xml:space="preserve"> it using parse, then use it again</w:t>
       </w:r>
       <w:r>
         <w:rPr>
@@ -3143,33 +2647,15 @@
           <w:sz w:val="22"/>
           <w:szCs w:val="22"/>
         </w:rPr>
-        <w:t xml:space="preserve">in </w:t>
-      </w:r>
-      <w:proofErr w:type="gramStart"/>
-      <w:r>
-        <w:rPr>
-          <w:color w:val="000000" w:themeColor="text1"/>
-          <w:sz w:val="22"/>
-          <w:szCs w:val="22"/>
-        </w:rPr>
-        <w:t>JS  a</w:t>
-      </w:r>
-      <w:r>
-        <w:rPr>
-          <w:color w:val="000000" w:themeColor="text1"/>
-          <w:sz w:val="22"/>
-          <w:szCs w:val="22"/>
-        </w:rPr>
-        <w:t>n</w:t>
-      </w:r>
-      <w:proofErr w:type="gramEnd"/>
-      <w:r>
-        <w:rPr>
-          <w:color w:val="000000" w:themeColor="text1"/>
-          <w:sz w:val="22"/>
-          <w:szCs w:val="22"/>
-        </w:rPr>
-        <w:t xml:space="preserve"> object is a way to group related data together using key-value pairs.</w:t>
+        <w:t>in JS  a</w:t>
+      </w:r>
+      <w:r>
+        <w:rPr>
+          <w:color w:val="000000" w:themeColor="text1"/>
+          <w:sz w:val="22"/>
+          <w:szCs w:val="22"/>
+        </w:rPr>
+        <w:t>n object is a way to group related data together using key-value pairs.</w:t>
       </w:r>
     </w:p>
     <w:p>
@@ -3191,25 +2677,7 @@
           <w:sz w:val="22"/>
           <w:szCs w:val="22"/>
         </w:rPr>
-        <w:t xml:space="preserve">We can access a property or </w:t>
-      </w:r>
-      <w:proofErr w:type="gramStart"/>
-      <w:r>
-        <w:rPr>
-          <w:color w:val="000000" w:themeColor="text1"/>
-          <w:sz w:val="22"/>
-          <w:szCs w:val="22"/>
-        </w:rPr>
-        <w:t>a value</w:t>
-      </w:r>
-      <w:proofErr w:type="gramEnd"/>
-      <w:r>
-        <w:rPr>
-          <w:color w:val="000000" w:themeColor="text1"/>
-          <w:sz w:val="22"/>
-          <w:szCs w:val="22"/>
-        </w:rPr>
-        <w:t xml:space="preserve"> of a certain attribute in the object using the dot notation or a bracket with a string including the attribute name</w:t>
+        <w:t>We can access a property or a value of a certain attribute in the object using the dot notation or a bracket with a string including the attribute name</w:t>
       </w:r>
     </w:p>
     <w:p>
@@ -3234,7 +2702,6 @@
         <w:t xml:space="preserve">We can add a property by easily just writing the object </w:t>
       </w:r>
       <w:proofErr w:type="spellStart"/>
-      <w:proofErr w:type="gramStart"/>
       <w:r>
         <w:rPr>
           <w:color w:val="EE0000"/>
@@ -3244,7 +2711,6 @@
         <w:t>name.newprop</w:t>
       </w:r>
       <w:proofErr w:type="spellEnd"/>
-      <w:proofErr w:type="gramEnd"/>
       <w:r>
         <w:rPr>
           <w:color w:val="EE0000"/>
@@ -3276,7 +2742,6 @@
         <w:t xml:space="preserve">delete </w:t>
       </w:r>
       <w:proofErr w:type="spellStart"/>
-      <w:proofErr w:type="gramStart"/>
       <w:r>
         <w:rPr>
           <w:color w:val="EE0000"/>
@@ -3286,7 +2751,6 @@
         <w:t>user.email</w:t>
       </w:r>
       <w:proofErr w:type="spellEnd"/>
-      <w:proofErr w:type="gramEnd"/>
       <w:r>
         <w:rPr>
           <w:color w:val="EE0000"/>
@@ -3323,18 +2787,8 @@
           <w:sz w:val="22"/>
           <w:szCs w:val="22"/>
         </w:rPr>
-        <w:t xml:space="preserve">Objects can </w:t>
-      </w:r>
-      <w:proofErr w:type="gramStart"/>
-      <w:r>
-        <w:rPr>
-          <w:color w:val="000000" w:themeColor="text1"/>
-          <w:sz w:val="22"/>
-          <w:szCs w:val="22"/>
-        </w:rPr>
-        <w:t>contain:</w:t>
-      </w:r>
-      <w:proofErr w:type="gramEnd"/>
+        <w:t>Objects can contain:</w:t>
+      </w:r>
       <w:r>
         <w:rPr>
           <w:color w:val="000000" w:themeColor="text1"/>
@@ -3457,43 +2911,7 @@
           <w:sz w:val="22"/>
           <w:szCs w:val="22"/>
         </w:rPr>
-        <w:t xml:space="preserve">const user2 = </w:t>
-      </w:r>
-      <w:proofErr w:type="gramStart"/>
-      <w:r>
-        <w:rPr>
-          <w:color w:val="EE0000"/>
-          <w:sz w:val="22"/>
-          <w:szCs w:val="22"/>
-        </w:rPr>
-        <w:t>{ ...</w:t>
-      </w:r>
-      <w:proofErr w:type="gramEnd"/>
-      <w:r>
-        <w:rPr>
-          <w:color w:val="EE0000"/>
-          <w:sz w:val="22"/>
-          <w:szCs w:val="22"/>
-        </w:rPr>
-        <w:t>user</w:t>
-      </w:r>
-      <w:proofErr w:type="gramStart"/>
-      <w:r>
-        <w:rPr>
-          <w:color w:val="EE0000"/>
-          <w:sz w:val="22"/>
-          <w:szCs w:val="22"/>
-        </w:rPr>
-        <w:t>1 }</w:t>
-      </w:r>
-      <w:proofErr w:type="gramEnd"/>
-      <w:r>
-        <w:rPr>
-          <w:color w:val="EE0000"/>
-          <w:sz w:val="22"/>
-          <w:szCs w:val="22"/>
-        </w:rPr>
-        <w:t>;</w:t>
+        <w:t>const user2 = { ...user1 };</w:t>
       </w:r>
       <w:r>
         <w:rPr>
@@ -3606,119 +3024,55 @@
           <w:sz w:val="22"/>
           <w:szCs w:val="22"/>
         </w:rPr>
-        <w:t xml:space="preserve">const </w:t>
-      </w:r>
-      <w:proofErr w:type="gramStart"/>
+        <w:t>const { name, age, email } = user;</w:t>
+      </w:r>
+      <w:r>
+        <w:rPr>
+          <w:color w:val="000000" w:themeColor="text1"/>
+          <w:sz w:val="22"/>
+          <w:szCs w:val="22"/>
+        </w:rPr>
+        <w:t xml:space="preserve"> this is just a shortcut to storing.</w:t>
+      </w:r>
+    </w:p>
+    <w:p>
+      <w:pPr>
+        <w:pStyle w:val="ListParagraph"/>
+        <w:numPr>
+          <w:ilvl w:val="0"/>
+          <w:numId w:val="6"/>
+        </w:numPr>
+        <w:rPr>
+          <w:color w:val="000000" w:themeColor="text1"/>
+          <w:sz w:val="22"/>
+          <w:szCs w:val="22"/>
+        </w:rPr>
+      </w:pPr>
       <w:r>
         <w:rPr>
           <w:color w:val="EE0000"/>
           <w:sz w:val="22"/>
           <w:szCs w:val="22"/>
         </w:rPr>
-        <w:t>{ name</w:t>
-      </w:r>
-      <w:proofErr w:type="gramEnd"/>
+        <w:t xml:space="preserve">const { name: </w:t>
+      </w:r>
+      <w:proofErr w:type="spellStart"/>
       <w:r>
         <w:rPr>
           <w:color w:val="EE0000"/>
           <w:sz w:val="22"/>
           <w:szCs w:val="22"/>
         </w:rPr>
-        <w:t xml:space="preserve">, age, </w:t>
-      </w:r>
-      <w:proofErr w:type="gramStart"/>
+        <w:t>userName</w:t>
+      </w:r>
+      <w:proofErr w:type="spellEnd"/>
       <w:r>
         <w:rPr>
           <w:color w:val="EE0000"/>
           <w:sz w:val="22"/>
           <w:szCs w:val="22"/>
         </w:rPr>
-        <w:t>email }</w:t>
-      </w:r>
-      <w:proofErr w:type="gramEnd"/>
-      <w:r>
-        <w:rPr>
-          <w:color w:val="EE0000"/>
-          <w:sz w:val="22"/>
-          <w:szCs w:val="22"/>
-        </w:rPr>
-        <w:t xml:space="preserve"> = user;</w:t>
-      </w:r>
-      <w:r>
-        <w:rPr>
-          <w:color w:val="000000" w:themeColor="text1"/>
-          <w:sz w:val="22"/>
-          <w:szCs w:val="22"/>
-        </w:rPr>
-        <w:t xml:space="preserve"> this is just a shortcut to storing.</w:t>
-      </w:r>
-    </w:p>
-    <w:p>
-      <w:pPr>
-        <w:pStyle w:val="ListParagraph"/>
-        <w:numPr>
-          <w:ilvl w:val="0"/>
-          <w:numId w:val="6"/>
-        </w:numPr>
-        <w:rPr>
-          <w:color w:val="000000" w:themeColor="text1"/>
-          <w:sz w:val="22"/>
-          <w:szCs w:val="22"/>
-        </w:rPr>
-      </w:pPr>
-      <w:r>
-        <w:rPr>
-          <w:color w:val="EE0000"/>
-          <w:sz w:val="22"/>
-          <w:szCs w:val="22"/>
-        </w:rPr>
-        <w:t xml:space="preserve">const </w:t>
-      </w:r>
-      <w:proofErr w:type="gramStart"/>
-      <w:r>
-        <w:rPr>
-          <w:color w:val="EE0000"/>
-          <w:sz w:val="22"/>
-          <w:szCs w:val="22"/>
-        </w:rPr>
-        <w:t>{ name</w:t>
-      </w:r>
-      <w:proofErr w:type="gramEnd"/>
-      <w:r>
-        <w:rPr>
-          <w:color w:val="EE0000"/>
-          <w:sz w:val="22"/>
-          <w:szCs w:val="22"/>
-        </w:rPr>
-        <w:t xml:space="preserve">: </w:t>
-      </w:r>
-      <w:proofErr w:type="spellStart"/>
-      <w:proofErr w:type="gramStart"/>
-      <w:r>
-        <w:rPr>
-          <w:color w:val="EE0000"/>
-          <w:sz w:val="22"/>
-          <w:szCs w:val="22"/>
-        </w:rPr>
-        <w:t>userName</w:t>
-      </w:r>
-      <w:proofErr w:type="spellEnd"/>
-      <w:r>
-        <w:rPr>
-          <w:color w:val="EE0000"/>
-          <w:sz w:val="22"/>
-          <w:szCs w:val="22"/>
-        </w:rPr>
-        <w:t xml:space="preserve"> }</w:t>
-      </w:r>
-      <w:proofErr w:type="gramEnd"/>
-      <w:r>
-        <w:rPr>
-          <w:color w:val="EE0000"/>
-          <w:sz w:val="22"/>
-          <w:szCs w:val="22"/>
-        </w:rPr>
-        <w:t xml:space="preserve"> = user;</w:t>
+        <w:t xml:space="preserve"> } = user;</w:t>
       </w:r>
       <w:r>
         <w:rPr>
@@ -3850,7 +3204,6 @@
         <w:t xml:space="preserve">We can use this DOM to interact with our html and modify it, for example </w:t>
       </w:r>
       <w:proofErr w:type="spellStart"/>
-      <w:proofErr w:type="gramStart"/>
       <w:r>
         <w:rPr>
           <w:color w:val="EE0000"/>
@@ -3860,7 +3213,6 @@
         <w:t>document.querySelector</w:t>
       </w:r>
       <w:proofErr w:type="spellEnd"/>
-      <w:proofErr w:type="gramEnd"/>
       <w:r>
         <w:rPr>
           <w:color w:val="EE0000"/>
@@ -3982,7 +3334,6 @@
         <w:t xml:space="preserve">allows us to change the title of the current webpage, </w:t>
       </w:r>
       <w:proofErr w:type="spellStart"/>
-      <w:proofErr w:type="gramStart"/>
       <w:r>
         <w:rPr>
           <w:color w:val="000000" w:themeColor="text1"/>
@@ -3992,7 +3343,6 @@
         <w:t>document.title</w:t>
       </w:r>
       <w:proofErr w:type="spellEnd"/>
-      <w:proofErr w:type="gramEnd"/>
       <w:r>
         <w:rPr>
           <w:color w:val="000000" w:themeColor="text1"/>
@@ -4016,112 +3366,132 @@
         </w:rPr>
       </w:pPr>
       <w:proofErr w:type="spellStart"/>
-      <w:proofErr w:type="gramStart"/>
       <w:r>
         <w:rPr>
           <w:color w:val="EE0000"/>
           <w:sz w:val="22"/>
           <w:szCs w:val="22"/>
         </w:rPr>
-        <w:t>document.body</w:t>
-      </w:r>
-      <w:proofErr w:type="gramEnd"/>
+        <w:t>document.body.innerHTML</w:t>
+      </w:r>
+      <w:proofErr w:type="spellEnd"/>
       <w:r>
         <w:rPr>
           <w:color w:val="EE0000"/>
           <w:sz w:val="22"/>
           <w:szCs w:val="22"/>
         </w:rPr>
-        <w:t>.innerHTML</w:t>
-      </w:r>
-      <w:proofErr w:type="spellEnd"/>
+        <w:t>;</w:t>
+      </w:r>
+      <w:r>
+        <w:rPr>
+          <w:color w:val="000000" w:themeColor="text1"/>
+          <w:sz w:val="22"/>
+          <w:szCs w:val="22"/>
+        </w:rPr>
+        <w:t xml:space="preserve"> this represents the body element inside our html page</w:t>
+      </w:r>
+      <w:r>
+        <w:rPr>
+          <w:color w:val="000000" w:themeColor="text1"/>
+          <w:sz w:val="22"/>
+          <w:szCs w:val="22"/>
+        </w:rPr>
+        <w:t xml:space="preserve">, this method can also accept html as a string so for example: </w:t>
+      </w:r>
+      <w:proofErr w:type="spellStart"/>
       <w:r>
         <w:rPr>
           <w:color w:val="EE0000"/>
           <w:sz w:val="22"/>
           <w:szCs w:val="22"/>
         </w:rPr>
-        <w:t>;</w:t>
-      </w:r>
-      <w:r>
-        <w:rPr>
-          <w:color w:val="000000" w:themeColor="text1"/>
-          <w:sz w:val="22"/>
-          <w:szCs w:val="22"/>
-        </w:rPr>
-        <w:t xml:space="preserve"> this represents the body element inside our html </w:t>
-      </w:r>
-      <w:proofErr w:type="gramStart"/>
-      <w:r>
-        <w:rPr>
-          <w:color w:val="000000" w:themeColor="text1"/>
-          <w:sz w:val="22"/>
-          <w:szCs w:val="22"/>
-        </w:rPr>
-        <w:t>page</w:t>
-      </w:r>
-      <w:r>
-        <w:rPr>
-          <w:color w:val="000000" w:themeColor="text1"/>
-          <w:sz w:val="22"/>
-          <w:szCs w:val="22"/>
-        </w:rPr>
-        <w:t>,</w:t>
-      </w:r>
-      <w:proofErr w:type="gramEnd"/>
-      <w:r>
-        <w:rPr>
-          <w:color w:val="000000" w:themeColor="text1"/>
-          <w:sz w:val="22"/>
-          <w:szCs w:val="22"/>
-        </w:rPr>
-        <w:t xml:space="preserve"> this method can also accept html as a string so for example: </w:t>
-      </w:r>
-      <w:proofErr w:type="spellStart"/>
-      <w:proofErr w:type="gramStart"/>
+        <w:t>document.body.innerHTML</w:t>
+      </w:r>
+      <w:proofErr w:type="spellEnd"/>
       <w:r>
         <w:rPr>
           <w:color w:val="EE0000"/>
           <w:sz w:val="22"/>
           <w:szCs w:val="22"/>
         </w:rPr>
-        <w:t>document.body</w:t>
-      </w:r>
-      <w:proofErr w:type="gramEnd"/>
-      <w:r>
+        <w:t xml:space="preserve"> = "&lt;h1&gt;Hello!&lt;/h1&gt;";</w:t>
+      </w:r>
+    </w:p>
+    <w:p>
+      <w:pPr>
+        <w:pStyle w:val="ListParagraph"/>
+        <w:numPr>
+          <w:ilvl w:val="0"/>
+          <w:numId w:val="8"/>
+        </w:numPr>
         <w:rPr>
           <w:color w:val="EE0000"/>
           <w:sz w:val="22"/>
           <w:szCs w:val="22"/>
         </w:rPr>
-        <w:t>.innerHTML</w:t>
-      </w:r>
-      <w:proofErr w:type="spellEnd"/>
+      </w:pPr>
+      <w:proofErr w:type="spellStart"/>
       <w:r>
         <w:rPr>
           <w:color w:val="EE0000"/>
           <w:sz w:val="22"/>
           <w:szCs w:val="22"/>
         </w:rPr>
-        <w:t xml:space="preserve"> = "&lt;h1&gt;</w:t>
-      </w:r>
-      <w:proofErr w:type="gramStart"/>
+        <w:t>document.querySelector</w:t>
+      </w:r>
+      <w:proofErr w:type="spellEnd"/>
       <w:r>
         <w:rPr>
           <w:color w:val="EE0000"/>
           <w:sz w:val="22"/>
           <w:szCs w:val="22"/>
         </w:rPr>
-        <w:t>Hello!&lt;</w:t>
-      </w:r>
-      <w:proofErr w:type="gramEnd"/>
+        <w:t>();</w:t>
+      </w:r>
+      <w:r>
+        <w:rPr>
+          <w:color w:val="000000" w:themeColor="text1"/>
+          <w:sz w:val="22"/>
+          <w:szCs w:val="22"/>
+        </w:rPr>
+        <w:t xml:space="preserve"> allows us to select an html element from the body. We can save it into a constant then change the content inside it. Note that we should call .</w:t>
+      </w:r>
+      <w:proofErr w:type="spellStart"/>
+      <w:r>
+        <w:rPr>
+          <w:color w:val="000000" w:themeColor="text1"/>
+          <w:sz w:val="22"/>
+          <w:szCs w:val="22"/>
+        </w:rPr>
+        <w:t>textContent</w:t>
+      </w:r>
+      <w:proofErr w:type="spellEnd"/>
+      <w:r>
+        <w:rPr>
+          <w:color w:val="000000" w:themeColor="text1"/>
+          <w:sz w:val="22"/>
+          <w:szCs w:val="22"/>
+        </w:rPr>
+        <w:t xml:space="preserve"> before changing it; </w:t>
+      </w:r>
+      <w:proofErr w:type="spellStart"/>
       <w:r>
         <w:rPr>
           <w:color w:val="EE0000"/>
           <w:sz w:val="22"/>
           <w:szCs w:val="22"/>
         </w:rPr>
-        <w:t>/h1&gt;";</w:t>
+        <w:t>heading.textContent</w:t>
+      </w:r>
+      <w:proofErr w:type="spellEnd"/>
+      <w:r>
+        <w:rPr>
+          <w:color w:val="EE0000"/>
+          <w:sz w:val="22"/>
+          <w:szCs w:val="22"/>
+        </w:rPr>
+        <w:t xml:space="preserve"> = "Hello JavaScript!";</w:t>
       </w:r>
     </w:p>
     <w:p>
@@ -4132,86 +3502,164 @@
           <w:numId w:val="8"/>
         </w:numPr>
         <w:rPr>
+          <w:color w:val="000000" w:themeColor="text1"/>
+          <w:sz w:val="22"/>
+          <w:szCs w:val="22"/>
+        </w:rPr>
+      </w:pPr>
+      <w:r>
+        <w:rPr>
+          <w:color w:val="000000" w:themeColor="text1"/>
+          <w:sz w:val="22"/>
+          <w:szCs w:val="22"/>
+        </w:rPr>
+        <w:t>it’s a better idea for scalable applications to put a class inside the html element so we can differentiate between them when we select the query</w:t>
+      </w:r>
+    </w:p>
+    <w:p>
+      <w:pPr>
+        <w:pStyle w:val="ListParagraph"/>
+        <w:numPr>
+          <w:ilvl w:val="0"/>
+          <w:numId w:val="8"/>
+        </w:numPr>
+        <w:rPr>
+          <w:color w:val="000000" w:themeColor="text1"/>
+          <w:sz w:val="22"/>
+          <w:szCs w:val="22"/>
+        </w:rPr>
+      </w:pPr>
+      <w:r>
+        <w:rPr>
+          <w:color w:val="000000" w:themeColor="text1"/>
+          <w:sz w:val="22"/>
+          <w:szCs w:val="22"/>
+        </w:rPr>
+        <w:t xml:space="preserve">values that we get from the DOM are usually strings </w:t>
+      </w:r>
+    </w:p>
+    <w:p>
+      <w:pPr>
+        <w:pStyle w:val="ListParagraph"/>
+        <w:numPr>
+          <w:ilvl w:val="0"/>
+          <w:numId w:val="8"/>
+        </w:numPr>
+        <w:rPr>
+          <w:color w:val="000000" w:themeColor="text1"/>
+          <w:sz w:val="22"/>
+          <w:szCs w:val="22"/>
+        </w:rPr>
+      </w:pPr>
+      <w:r>
+        <w:rPr>
+          <w:color w:val="000000" w:themeColor="text1"/>
+          <w:sz w:val="22"/>
+          <w:szCs w:val="22"/>
+        </w:rPr>
+        <w:t xml:space="preserve">getting a value from the input box, first we declare a class for a certain input, we use this class name with the </w:t>
+      </w:r>
+      <w:proofErr w:type="spellStart"/>
+      <w:r>
+        <w:rPr>
           <w:color w:val="EE0000"/>
           <w:sz w:val="22"/>
           <w:szCs w:val="22"/>
         </w:rPr>
-      </w:pPr>
-      <w:proofErr w:type="spellStart"/>
-      <w:proofErr w:type="gramStart"/>
+        <w:t>querySelector</w:t>
+      </w:r>
+      <w:proofErr w:type="spellEnd"/>
       <w:r>
         <w:rPr>
           <w:color w:val="EE0000"/>
           <w:sz w:val="22"/>
           <w:szCs w:val="22"/>
         </w:rPr>
-        <w:t>document.querySelector</w:t>
-      </w:r>
-      <w:proofErr w:type="spellEnd"/>
-      <w:proofErr w:type="gramEnd"/>
+        <w:t>(),</w:t>
+      </w:r>
+      <w:r>
+        <w:rPr>
+          <w:color w:val="000000" w:themeColor="text1"/>
+          <w:sz w:val="22"/>
+          <w:szCs w:val="22"/>
+        </w:rPr>
+        <w:t xml:space="preserve"> and store the output into a variable. This variable represents the entire input box. To get the value we store the value into a new variable from the </w:t>
+      </w:r>
+      <w:proofErr w:type="spellStart"/>
+      <w:r>
+        <w:rPr>
+          <w:color w:val="000000" w:themeColor="text1"/>
+          <w:sz w:val="22"/>
+          <w:szCs w:val="22"/>
+        </w:rPr>
+        <w:t>box.value</w:t>
+      </w:r>
+      <w:proofErr w:type="spellEnd"/>
+    </w:p>
+    <w:p>
+      <w:pPr>
+        <w:pStyle w:val="ListParagraph"/>
+        <w:numPr>
+          <w:ilvl w:val="0"/>
+          <w:numId w:val="8"/>
+        </w:numPr>
+        <w:rPr>
+          <w:color w:val="000000" w:themeColor="text1"/>
+          <w:sz w:val="22"/>
+          <w:szCs w:val="22"/>
+        </w:rPr>
+      </w:pPr>
+      <w:proofErr w:type="spellStart"/>
       <w:r>
         <w:rPr>
           <w:color w:val="EE0000"/>
           <w:sz w:val="22"/>
           <w:szCs w:val="22"/>
         </w:rPr>
-        <w:t>();</w:t>
-      </w:r>
-      <w:r>
-        <w:rPr>
-          <w:color w:val="000000" w:themeColor="text1"/>
-          <w:sz w:val="22"/>
-          <w:szCs w:val="22"/>
-        </w:rPr>
-        <w:t xml:space="preserve"> allows us to select an html element from the body. We can save it into a constant then change the content inside it. Note that we should </w:t>
-      </w:r>
-      <w:proofErr w:type="gramStart"/>
-      <w:r>
-        <w:rPr>
-          <w:color w:val="000000" w:themeColor="text1"/>
-          <w:sz w:val="22"/>
-          <w:szCs w:val="22"/>
-        </w:rPr>
-        <w:t>call .</w:t>
-      </w:r>
-      <w:proofErr w:type="spellStart"/>
-      <w:r>
-        <w:rPr>
-          <w:color w:val="000000" w:themeColor="text1"/>
-          <w:sz w:val="22"/>
-          <w:szCs w:val="22"/>
-        </w:rPr>
-        <w:t>textContent</w:t>
-      </w:r>
-      <w:proofErr w:type="spellEnd"/>
-      <w:proofErr w:type="gramEnd"/>
-      <w:r>
-        <w:rPr>
-          <w:color w:val="000000" w:themeColor="text1"/>
-          <w:sz w:val="22"/>
-          <w:szCs w:val="22"/>
-        </w:rPr>
-        <w:t xml:space="preserve"> before changing it; </w:t>
-      </w:r>
-      <w:proofErr w:type="spellStart"/>
-      <w:proofErr w:type="gramStart"/>
+        <w:t>keydown</w:t>
+      </w:r>
+      <w:proofErr w:type="spellEnd"/>
+      <w:r>
+        <w:rPr>
+          <w:color w:val="000000" w:themeColor="text1"/>
+          <w:sz w:val="22"/>
+          <w:szCs w:val="22"/>
+        </w:rPr>
+        <w:t xml:space="preserve"> tells us when a key was pressed, it does not tell us which key, however the event object stores data about the event which In this case was a key stroke, using </w:t>
+      </w:r>
+      <w:proofErr w:type="spellStart"/>
       <w:r>
         <w:rPr>
           <w:color w:val="EE0000"/>
           <w:sz w:val="22"/>
           <w:szCs w:val="22"/>
         </w:rPr>
-        <w:t>heading.textContent</w:t>
-      </w:r>
-      <w:proofErr w:type="spellEnd"/>
-      <w:proofErr w:type="gramEnd"/>
+        <w:t>event</w:t>
+      </w:r>
+      <w:r>
+        <w:rPr>
+          <w:color w:val="000000" w:themeColor="text1"/>
+          <w:sz w:val="22"/>
+          <w:szCs w:val="22"/>
+        </w:rPr>
+        <w:t>.</w:t>
+      </w:r>
       <w:r>
         <w:rPr>
           <w:color w:val="EE0000"/>
           <w:sz w:val="22"/>
           <w:szCs w:val="22"/>
         </w:rPr>
-        <w:t xml:space="preserve"> = "Hello JavaScript!";</w:t>
+        <w:t>key</w:t>
+      </w:r>
+      <w:proofErr w:type="spellEnd"/>
+      <w:r>
+        <w:rPr>
+          <w:color w:val="000000" w:themeColor="text1"/>
+          <w:sz w:val="22"/>
+          <w:szCs w:val="22"/>
+        </w:rPr>
+        <w:t xml:space="preserve"> tells us what was actually pressed.</w:t>
       </w:r>
     </w:p>
     <w:p>
@@ -4227,87 +3675,14 @@
           <w:szCs w:val="22"/>
         </w:rPr>
       </w:pPr>
-      <w:proofErr w:type="gramStart"/>
-      <w:r>
-        <w:rPr>
-          <w:color w:val="000000" w:themeColor="text1"/>
-          <w:sz w:val="22"/>
-          <w:szCs w:val="22"/>
-        </w:rPr>
-        <w:t>it’s</w:t>
-      </w:r>
-      <w:proofErr w:type="gramEnd"/>
-      <w:r>
-        <w:rPr>
-          <w:color w:val="000000" w:themeColor="text1"/>
-          <w:sz w:val="22"/>
-          <w:szCs w:val="22"/>
-        </w:rPr>
-        <w:t xml:space="preserve"> a better idea for scalable applications to put a class inside the html element so we can differentiate between them when we select the query</w:t>
-      </w:r>
-    </w:p>
-    <w:p>
-      <w:pPr>
-        <w:pStyle w:val="ListParagraph"/>
-        <w:numPr>
-          <w:ilvl w:val="0"/>
-          <w:numId w:val="8"/>
-        </w:numPr>
-        <w:rPr>
-          <w:color w:val="000000" w:themeColor="text1"/>
-          <w:sz w:val="22"/>
-          <w:szCs w:val="22"/>
-        </w:rPr>
-      </w:pPr>
-      <w:r>
-        <w:rPr>
-          <w:color w:val="000000" w:themeColor="text1"/>
-          <w:sz w:val="22"/>
-          <w:szCs w:val="22"/>
-        </w:rPr>
-        <w:t xml:space="preserve">values that we get from the DOM are usually strings </w:t>
-      </w:r>
-    </w:p>
-    <w:p>
-      <w:pPr>
-        <w:pStyle w:val="ListParagraph"/>
-        <w:numPr>
-          <w:ilvl w:val="0"/>
-          <w:numId w:val="8"/>
-        </w:numPr>
-        <w:rPr>
-          <w:color w:val="000000" w:themeColor="text1"/>
-          <w:sz w:val="22"/>
-          <w:szCs w:val="22"/>
-        </w:rPr>
-      </w:pPr>
-      <w:proofErr w:type="gramStart"/>
-      <w:r>
-        <w:rPr>
-          <w:color w:val="000000" w:themeColor="text1"/>
-          <w:sz w:val="22"/>
-          <w:szCs w:val="22"/>
-        </w:rPr>
-        <w:t>getting</w:t>
-      </w:r>
-      <w:proofErr w:type="gramEnd"/>
-      <w:r>
-        <w:rPr>
-          <w:color w:val="000000" w:themeColor="text1"/>
-          <w:sz w:val="22"/>
-          <w:szCs w:val="22"/>
-        </w:rPr>
-        <w:t xml:space="preserve"> a value from the input box, first we declare a class for a certain input, we use this class name with the </w:t>
-      </w:r>
-      <w:proofErr w:type="spellStart"/>
-      <w:proofErr w:type="gramStart"/>
+      <w:proofErr w:type="spellStart"/>
       <w:r>
         <w:rPr>
           <w:color w:val="EE0000"/>
           <w:sz w:val="22"/>
           <w:szCs w:val="22"/>
         </w:rPr>
-        <w:t>querySelector</w:t>
+        <w:t>classList.add</w:t>
       </w:r>
       <w:proofErr w:type="spellEnd"/>
       <w:r>
@@ -4316,188 +3691,7 @@
           <w:sz w:val="22"/>
           <w:szCs w:val="22"/>
         </w:rPr>
-        <w:t>(),</w:t>
-      </w:r>
-      <w:r>
-        <w:rPr>
-          <w:color w:val="000000" w:themeColor="text1"/>
-          <w:sz w:val="22"/>
-          <w:szCs w:val="22"/>
-        </w:rPr>
-        <w:t xml:space="preserve"> and</w:t>
-      </w:r>
-      <w:proofErr w:type="gramEnd"/>
-      <w:r>
-        <w:rPr>
-          <w:color w:val="000000" w:themeColor="text1"/>
-          <w:sz w:val="22"/>
-          <w:szCs w:val="22"/>
-        </w:rPr>
-        <w:t xml:space="preserve"> store the output into a variable. This variable represents the entire input box. To get the value we store the value into a new variable from the </w:t>
-      </w:r>
-      <w:proofErr w:type="spellStart"/>
-      <w:r>
-        <w:rPr>
-          <w:color w:val="000000" w:themeColor="text1"/>
-          <w:sz w:val="22"/>
-          <w:szCs w:val="22"/>
-        </w:rPr>
-        <w:t>box</w:t>
-      </w:r>
-      <w:proofErr w:type="gramStart"/>
-      <w:r>
-        <w:rPr>
-          <w:color w:val="000000" w:themeColor="text1"/>
-          <w:sz w:val="22"/>
-          <w:szCs w:val="22"/>
-        </w:rPr>
-        <w:t>.value</w:t>
-      </w:r>
-      <w:proofErr w:type="spellEnd"/>
-      <w:proofErr w:type="gramEnd"/>
-    </w:p>
-    <w:p>
-      <w:pPr>
-        <w:pStyle w:val="ListParagraph"/>
-        <w:numPr>
-          <w:ilvl w:val="0"/>
-          <w:numId w:val="8"/>
-        </w:numPr>
-        <w:rPr>
-          <w:color w:val="000000" w:themeColor="text1"/>
-          <w:sz w:val="22"/>
-          <w:szCs w:val="22"/>
-        </w:rPr>
-      </w:pPr>
-      <w:proofErr w:type="spellStart"/>
-      <w:r>
-        <w:rPr>
-          <w:color w:val="EE0000"/>
-          <w:sz w:val="22"/>
-          <w:szCs w:val="22"/>
-        </w:rPr>
-        <w:t>keydown</w:t>
-      </w:r>
-      <w:proofErr w:type="spellEnd"/>
-      <w:r>
-        <w:rPr>
-          <w:color w:val="000000" w:themeColor="text1"/>
-          <w:sz w:val="22"/>
-          <w:szCs w:val="22"/>
-        </w:rPr>
-        <w:t xml:space="preserve"> tells us when a key was pressed, it does not tell us which key, however the event object stores data about the event which </w:t>
-      </w:r>
-      <w:proofErr w:type="gramStart"/>
-      <w:r>
-        <w:rPr>
-          <w:color w:val="000000" w:themeColor="text1"/>
-          <w:sz w:val="22"/>
-          <w:szCs w:val="22"/>
-        </w:rPr>
-        <w:t>In</w:t>
-      </w:r>
-      <w:proofErr w:type="gramEnd"/>
-      <w:r>
-        <w:rPr>
-          <w:color w:val="000000" w:themeColor="text1"/>
-          <w:sz w:val="22"/>
-          <w:szCs w:val="22"/>
-        </w:rPr>
-        <w:t xml:space="preserve"> this case was a key stroke, using </w:t>
-      </w:r>
-      <w:proofErr w:type="spellStart"/>
-      <w:r>
-        <w:rPr>
-          <w:color w:val="EE0000"/>
-          <w:sz w:val="22"/>
-          <w:szCs w:val="22"/>
-        </w:rPr>
-        <w:t>event</w:t>
-      </w:r>
-      <w:r>
-        <w:rPr>
-          <w:color w:val="000000" w:themeColor="text1"/>
-          <w:sz w:val="22"/>
-          <w:szCs w:val="22"/>
-        </w:rPr>
-        <w:t>.</w:t>
-      </w:r>
-      <w:r>
-        <w:rPr>
-          <w:color w:val="EE0000"/>
-          <w:sz w:val="22"/>
-          <w:szCs w:val="22"/>
-        </w:rPr>
-        <w:t>key</w:t>
-      </w:r>
-      <w:proofErr w:type="spellEnd"/>
-      <w:r>
-        <w:rPr>
-          <w:color w:val="000000" w:themeColor="text1"/>
-          <w:sz w:val="22"/>
-          <w:szCs w:val="22"/>
-        </w:rPr>
-        <w:t xml:space="preserve"> tells us what was </w:t>
-      </w:r>
-      <w:proofErr w:type="gramStart"/>
-      <w:r>
-        <w:rPr>
-          <w:color w:val="000000" w:themeColor="text1"/>
-          <w:sz w:val="22"/>
-          <w:szCs w:val="22"/>
-        </w:rPr>
-        <w:t>actually pressed</w:t>
-      </w:r>
-      <w:proofErr w:type="gramEnd"/>
-      <w:r>
-        <w:rPr>
-          <w:color w:val="000000" w:themeColor="text1"/>
-          <w:sz w:val="22"/>
-          <w:szCs w:val="22"/>
-        </w:rPr>
-        <w:t>.</w:t>
-      </w:r>
-    </w:p>
-    <w:p>
-      <w:pPr>
-        <w:pStyle w:val="ListParagraph"/>
-        <w:numPr>
-          <w:ilvl w:val="0"/>
-          <w:numId w:val="8"/>
-        </w:numPr>
-        <w:rPr>
-          <w:color w:val="000000" w:themeColor="text1"/>
-          <w:sz w:val="22"/>
-          <w:szCs w:val="22"/>
-        </w:rPr>
-      </w:pPr>
-      <w:proofErr w:type="spellStart"/>
-      <w:proofErr w:type="gramStart"/>
-      <w:r>
-        <w:rPr>
-          <w:color w:val="EE0000"/>
-          <w:sz w:val="22"/>
-          <w:szCs w:val="22"/>
-        </w:rPr>
-        <w:t>classList.add</w:t>
-      </w:r>
-      <w:proofErr w:type="spellEnd"/>
-      <w:r>
-        <w:rPr>
-          <w:color w:val="EE0000"/>
-          <w:sz w:val="22"/>
-          <w:szCs w:val="22"/>
-        </w:rPr>
-        <w:t>(</w:t>
-      </w:r>
-      <w:proofErr w:type="gramEnd"/>
-      <w:r>
-        <w:rPr>
-          <w:color w:val="EE0000"/>
-          <w:sz w:val="22"/>
-          <w:szCs w:val="22"/>
-        </w:rPr>
-        <w:t>).</w:t>
+        <w:t>().</w:t>
       </w:r>
       <w:r>
         <w:rPr>
@@ -4623,23 +3817,13 @@
           <w:u w:val="single"/>
         </w:rPr>
       </w:pPr>
-      <w:proofErr w:type="gramStart"/>
       <w:r>
         <w:rPr>
           <w:color w:val="EE0000"/>
           <w:sz w:val="22"/>
           <w:szCs w:val="22"/>
         </w:rPr>
-        <w:t>Push(</w:t>
-      </w:r>
-      <w:proofErr w:type="gramEnd"/>
-      <w:r>
-        <w:rPr>
-          <w:color w:val="EE0000"/>
-          <w:sz w:val="22"/>
-          <w:szCs w:val="22"/>
-        </w:rPr>
-        <w:t>)</w:t>
+        <w:t>Push()</w:t>
       </w:r>
       <w:r>
         <w:rPr>
@@ -4664,7 +3848,6 @@
           <w:u w:val="single"/>
         </w:rPr>
       </w:pPr>
-      <w:proofErr w:type="gramStart"/>
       <w:r>
         <w:rPr>
           <w:color w:val="EE0000"/>
@@ -4672,60 +3855,15 @@
           <w:szCs w:val="22"/>
         </w:rPr>
         <w:lastRenderedPageBreak/>
-        <w:t>.splice</w:t>
-      </w:r>
-      <w:proofErr w:type="gramEnd"/>
-      <w:r>
-        <w:rPr>
-          <w:color w:val="EE0000"/>
-          <w:sz w:val="22"/>
-          <w:szCs w:val="22"/>
-        </w:rPr>
-        <w:t>();</w:t>
-      </w:r>
-      <w:r>
-        <w:rPr>
-          <w:color w:val="000000" w:themeColor="text1"/>
-          <w:sz w:val="22"/>
-          <w:szCs w:val="22"/>
-        </w:rPr>
-        <w:t xml:space="preserve"> it can add, remove or replace.  </w:t>
-      </w:r>
-      <w:proofErr w:type="gramStart"/>
-      <w:r>
-        <w:rPr>
-          <w:color w:val="000000" w:themeColor="text1"/>
-          <w:sz w:val="22"/>
-          <w:szCs w:val="22"/>
-        </w:rPr>
-        <w:t>Okay</w:t>
-      </w:r>
-      <w:proofErr w:type="gramEnd"/>
-      <w:r>
-        <w:rPr>
-          <w:color w:val="000000" w:themeColor="text1"/>
-          <w:sz w:val="22"/>
-          <w:szCs w:val="22"/>
-        </w:rPr>
-        <w:t xml:space="preserve"> in case we need to remove we will provide 2 variables, the start and how many to remove. In case of </w:t>
-      </w:r>
-      <w:proofErr w:type="gramStart"/>
-      <w:r>
-        <w:rPr>
-          <w:color w:val="000000" w:themeColor="text1"/>
-          <w:sz w:val="22"/>
-          <w:szCs w:val="22"/>
-        </w:rPr>
-        <w:t>addition</w:t>
-      </w:r>
-      <w:proofErr w:type="gramEnd"/>
-      <w:r>
-        <w:rPr>
-          <w:color w:val="000000" w:themeColor="text1"/>
-          <w:sz w:val="22"/>
-          <w:szCs w:val="22"/>
-        </w:rPr>
-        <w:t xml:space="preserve"> we would have more than 2 variables, the first is the start and the second is how many to remove which is always at 0 and the data we want to add. In case of replace we would provide the index how many to replace and what are the values we will use to replace</w:t>
+        <w:t>.splice();</w:t>
+      </w:r>
+      <w:r>
+        <w:rPr>
+          <w:color w:val="000000" w:themeColor="text1"/>
+          <w:sz w:val="22"/>
+          <w:szCs w:val="22"/>
+        </w:rPr>
+        <w:t xml:space="preserve"> it can add, remove or replace.  Okay in case we need to remove we will provide 2 variables, the start and how many to remove. In case of addition we would have more than 2 variables, the first is the start and the second is how many to remove which is always at 0 and the data we want to add. In case of replace we would provide the index how many to replace and what are the values we will use to replace</w:t>
       </w:r>
     </w:p>
     <w:p>
@@ -4854,49 +3992,21 @@
         </w:rPr>
         <w:t xml:space="preserve">Using </w:t>
       </w:r>
-      <w:proofErr w:type="gramStart"/>
       <w:r>
         <w:rPr>
           <w:color w:val="EE0000"/>
           <w:sz w:val="22"/>
           <w:szCs w:val="22"/>
         </w:rPr>
-        <w:t>slice(</w:t>
-      </w:r>
-      <w:proofErr w:type="gramEnd"/>
-      <w:r>
-        <w:rPr>
-          <w:color w:val="EE0000"/>
-          <w:sz w:val="22"/>
-          <w:szCs w:val="22"/>
-        </w:rPr>
-        <w:t>)</w:t>
-      </w:r>
-      <w:r>
-        <w:rPr>
-          <w:color w:val="000000" w:themeColor="text1"/>
-          <w:sz w:val="22"/>
-          <w:szCs w:val="22"/>
-        </w:rPr>
-        <w:t xml:space="preserve"> we can pass a copy of an array to </w:t>
-      </w:r>
-      <w:proofErr w:type="gramStart"/>
-      <w:r>
-        <w:rPr>
-          <w:color w:val="000000" w:themeColor="text1"/>
-          <w:sz w:val="22"/>
-          <w:szCs w:val="22"/>
-        </w:rPr>
-        <w:t>another,</w:t>
-      </w:r>
-      <w:proofErr w:type="gramEnd"/>
-      <w:r>
-        <w:rPr>
-          <w:color w:val="000000" w:themeColor="text1"/>
-          <w:sz w:val="22"/>
-          <w:szCs w:val="22"/>
-        </w:rPr>
-        <w:t xml:space="preserve"> this keeps the data in the copied one safe from modification</w:t>
+        <w:t>slice()</w:t>
+      </w:r>
+      <w:r>
+        <w:rPr>
+          <w:color w:val="000000" w:themeColor="text1"/>
+          <w:sz w:val="22"/>
+          <w:szCs w:val="22"/>
+        </w:rPr>
+        <w:t xml:space="preserve"> we can pass a copy of an array to another, this keeps the data in the copied one safe from modification</w:t>
       </w:r>
     </w:p>
     <w:p>
@@ -5073,9 +4183,226 @@
           <w:sz w:val="22"/>
           <w:szCs w:val="22"/>
         </w:rPr>
-        <w:t xml:space="preserve">Syntax of </w:t>
-      </w:r>
-      <w:proofErr w:type="gramStart"/>
+        <w:t xml:space="preserve">Syntax of for loops: </w:t>
+      </w:r>
+      <w:r>
+        <w:rPr>
+          <w:color w:val="000000" w:themeColor="text1"/>
+          <w:sz w:val="22"/>
+          <w:szCs w:val="22"/>
+        </w:rPr>
+        <w:tab/>
+      </w:r>
+      <w:r>
+        <w:rPr>
+          <w:color w:val="EE0000"/>
+          <w:sz w:val="22"/>
+          <w:szCs w:val="22"/>
+        </w:rPr>
+        <w:t xml:space="preserve">for (let </w:t>
+      </w:r>
+      <w:proofErr w:type="spellStart"/>
+      <w:r>
+        <w:rPr>
+          <w:color w:val="EE0000"/>
+          <w:sz w:val="22"/>
+          <w:szCs w:val="22"/>
+        </w:rPr>
+        <w:t>i</w:t>
+      </w:r>
+      <w:proofErr w:type="spellEnd"/>
+      <w:r>
+        <w:rPr>
+          <w:color w:val="EE0000"/>
+          <w:sz w:val="22"/>
+          <w:szCs w:val="22"/>
+        </w:rPr>
+        <w:t xml:space="preserve"> = 0; </w:t>
+      </w:r>
+      <w:proofErr w:type="spellStart"/>
+      <w:r>
+        <w:rPr>
+          <w:color w:val="EE0000"/>
+          <w:sz w:val="22"/>
+          <w:szCs w:val="22"/>
+        </w:rPr>
+        <w:t>i</w:t>
+      </w:r>
+      <w:proofErr w:type="spellEnd"/>
+      <w:r>
+        <w:rPr>
+          <w:color w:val="EE0000"/>
+          <w:sz w:val="22"/>
+          <w:szCs w:val="22"/>
+        </w:rPr>
+        <w:t xml:space="preserve"> &lt; 5; </w:t>
+      </w:r>
+      <w:proofErr w:type="spellStart"/>
+      <w:r>
+        <w:rPr>
+          <w:color w:val="EE0000"/>
+          <w:sz w:val="22"/>
+          <w:szCs w:val="22"/>
+        </w:rPr>
+        <w:t>i</w:t>
+      </w:r>
+      <w:proofErr w:type="spellEnd"/>
+      <w:r>
+        <w:rPr>
+          <w:color w:val="EE0000"/>
+          <w:sz w:val="22"/>
+          <w:szCs w:val="22"/>
+        </w:rPr>
+        <w:t>++) {    console.log(</w:t>
+      </w:r>
+      <w:proofErr w:type="spellStart"/>
+      <w:r>
+        <w:rPr>
+          <w:color w:val="EE0000"/>
+          <w:sz w:val="22"/>
+          <w:szCs w:val="22"/>
+        </w:rPr>
+        <w:t>i</w:t>
+      </w:r>
+      <w:proofErr w:type="spellEnd"/>
+      <w:r>
+        <w:rPr>
+          <w:color w:val="EE0000"/>
+          <w:sz w:val="22"/>
+          <w:szCs w:val="22"/>
+        </w:rPr>
+        <w:t>);}</w:t>
+      </w:r>
+    </w:p>
+    <w:p>
+      <w:pPr>
+        <w:pStyle w:val="ListParagraph"/>
+        <w:numPr>
+          <w:ilvl w:val="0"/>
+          <w:numId w:val="10"/>
+        </w:numPr>
+        <w:rPr>
+          <w:color w:val="000000" w:themeColor="text1"/>
+          <w:sz w:val="22"/>
+          <w:szCs w:val="22"/>
+        </w:rPr>
+      </w:pPr>
+      <w:r>
+        <w:rPr>
+          <w:color w:val="EE0000"/>
+          <w:sz w:val="22"/>
+          <w:szCs w:val="22"/>
+        </w:rPr>
+        <w:t>Do while</w:t>
+      </w:r>
+      <w:r>
+        <w:rPr>
+          <w:color w:val="000000" w:themeColor="text1"/>
+          <w:sz w:val="22"/>
+          <w:szCs w:val="22"/>
+        </w:rPr>
+        <w:t xml:space="preserve"> work the same as in Java</w:t>
+      </w:r>
+    </w:p>
+    <w:p>
+      <w:pPr>
+        <w:pStyle w:val="ListParagraph"/>
+        <w:numPr>
+          <w:ilvl w:val="0"/>
+          <w:numId w:val="10"/>
+        </w:numPr>
+        <w:rPr>
+          <w:color w:val="EE0000"/>
+          <w:sz w:val="22"/>
+          <w:szCs w:val="22"/>
+        </w:rPr>
+      </w:pPr>
+      <w:r>
+        <w:rPr>
+          <w:color w:val="000000" w:themeColor="text1"/>
+          <w:sz w:val="22"/>
+          <w:szCs w:val="22"/>
+        </w:rPr>
+        <w:t xml:space="preserve">We have a for each looping in </w:t>
+      </w:r>
+      <w:proofErr w:type="spellStart"/>
+      <w:r>
+        <w:rPr>
+          <w:color w:val="000000" w:themeColor="text1"/>
+          <w:sz w:val="22"/>
+          <w:szCs w:val="22"/>
+        </w:rPr>
+        <w:t>js</w:t>
+      </w:r>
+      <w:proofErr w:type="spellEnd"/>
+      <w:r>
+        <w:rPr>
+          <w:color w:val="000000" w:themeColor="text1"/>
+          <w:sz w:val="22"/>
+          <w:szCs w:val="22"/>
+        </w:rPr>
+        <w:t xml:space="preserve"> the same we have in java and python here is a code example: </w:t>
+      </w:r>
+      <w:r>
+        <w:rPr>
+          <w:color w:val="000000" w:themeColor="text1"/>
+          <w:sz w:val="22"/>
+          <w:szCs w:val="22"/>
+        </w:rPr>
+        <w:tab/>
+      </w:r>
+      <w:r>
+        <w:rPr>
+          <w:color w:val="EE0000"/>
+          <w:sz w:val="22"/>
+          <w:szCs w:val="22"/>
+        </w:rPr>
+        <w:t>for (const fruit of fruits) { console.log(fruit);}</w:t>
+      </w:r>
+    </w:p>
+    <w:p>
+      <w:pPr>
+        <w:pStyle w:val="ListParagraph"/>
+        <w:numPr>
+          <w:ilvl w:val="0"/>
+          <w:numId w:val="10"/>
+        </w:numPr>
+        <w:rPr>
+          <w:color w:val="000000" w:themeColor="text1"/>
+          <w:sz w:val="22"/>
+          <w:szCs w:val="22"/>
+        </w:rPr>
+      </w:pPr>
+      <w:r>
+        <w:rPr>
+          <w:color w:val="EE0000"/>
+          <w:sz w:val="22"/>
+          <w:szCs w:val="22"/>
+        </w:rPr>
+        <w:t>find()</w:t>
+      </w:r>
+      <w:r>
+        <w:rPr>
+          <w:color w:val="000000" w:themeColor="text1"/>
+          <w:sz w:val="22"/>
+          <w:szCs w:val="22"/>
+        </w:rPr>
+        <w:t xml:space="preserve"> → find the first matching element</w:t>
+      </w:r>
+    </w:p>
+    <w:p>
+      <w:pPr>
+        <w:pStyle w:val="ListParagraph"/>
+        <w:numPr>
+          <w:ilvl w:val="0"/>
+          <w:numId w:val="10"/>
+        </w:numPr>
+        <w:rPr>
+          <w:color w:val="000000" w:themeColor="text1"/>
+          <w:sz w:val="22"/>
+          <w:szCs w:val="22"/>
+        </w:rPr>
+      </w:pPr>
       <w:r>
         <w:rPr>
           <w:color w:val="000000" w:themeColor="text1"/>
@@ -5084,31 +4411,45 @@
         </w:rPr>
         <w:t>for</w:t>
       </w:r>
-      <w:proofErr w:type="gramEnd"/>
-      <w:r>
-        <w:rPr>
-          <w:color w:val="000000" w:themeColor="text1"/>
-          <w:sz w:val="22"/>
-          <w:szCs w:val="22"/>
-        </w:rPr>
-        <w:t xml:space="preserve"> loops</w:t>
-      </w:r>
-      <w:proofErr w:type="gramStart"/>
-      <w:r>
-        <w:rPr>
-          <w:color w:val="000000" w:themeColor="text1"/>
-          <w:sz w:val="22"/>
-          <w:szCs w:val="22"/>
-        </w:rPr>
-        <w:t xml:space="preserve">: </w:t>
-      </w:r>
-      <w:r>
-        <w:rPr>
-          <w:color w:val="000000" w:themeColor="text1"/>
-          <w:sz w:val="22"/>
-          <w:szCs w:val="22"/>
-        </w:rPr>
-        <w:tab/>
+      <w:r>
+        <w:rPr>
+          <w:color w:val="000000" w:themeColor="text1"/>
+          <w:sz w:val="22"/>
+          <w:szCs w:val="22"/>
+        </w:rPr>
+        <w:t xml:space="preserve"> key </w:t>
+      </w:r>
+      <w:r>
+        <w:rPr>
+          <w:color w:val="000000" w:themeColor="text1"/>
+          <w:sz w:val="22"/>
+          <w:szCs w:val="22"/>
+        </w:rPr>
+        <w:t>in</w:t>
+      </w:r>
+      <w:r>
+        <w:rPr>
+          <w:color w:val="000000" w:themeColor="text1"/>
+          <w:sz w:val="22"/>
+          <w:szCs w:val="22"/>
+        </w:rPr>
+        <w:t xml:space="preserve"> user</w:t>
+      </w:r>
+      <w:r>
+        <w:rPr>
+          <w:color w:val="000000" w:themeColor="text1"/>
+          <w:sz w:val="22"/>
+          <w:szCs w:val="22"/>
+        </w:rPr>
+        <w:t>; Used mainly with objects to loop through their keys/property names.</w:t>
+      </w:r>
+      <w:r>
+        <w:rPr>
+          <w:color w:val="000000" w:themeColor="text1"/>
+          <w:sz w:val="22"/>
+          <w:szCs w:val="22"/>
+        </w:rPr>
+        <w:t xml:space="preserve"> Where user here is an object, we can then use the dot notation or the bracket to get the value so for example </w:t>
       </w:r>
       <w:r>
         <w:rPr>
@@ -5116,109 +4457,76 @@
           <w:sz w:val="22"/>
           <w:szCs w:val="22"/>
         </w:rPr>
-        <w:t>for</w:t>
-      </w:r>
-      <w:proofErr w:type="gramEnd"/>
+        <w:t>console.log(user[key])</w:t>
+      </w:r>
+    </w:p>
+    <w:p>
+      <w:pPr>
+        <w:pStyle w:val="ListParagraph"/>
+        <w:numPr>
+          <w:ilvl w:val="0"/>
+          <w:numId w:val="10"/>
+        </w:numPr>
+        <w:rPr>
+          <w:color w:val="000000" w:themeColor="text1"/>
+          <w:sz w:val="22"/>
+          <w:szCs w:val="22"/>
+        </w:rPr>
+      </w:pPr>
+      <w:r>
+        <w:rPr>
+          <w:color w:val="000000" w:themeColor="text1"/>
+          <w:sz w:val="22"/>
+          <w:szCs w:val="22"/>
+        </w:rPr>
+        <w:t>For of; is used to loop through values</w:t>
+      </w:r>
+    </w:p>
+    <w:p>
+      <w:pPr>
+        <w:pStyle w:val="ListParagraph"/>
+        <w:numPr>
+          <w:ilvl w:val="0"/>
+          <w:numId w:val="10"/>
+        </w:numPr>
+        <w:rPr>
+          <w:color w:val="000000" w:themeColor="text1"/>
+          <w:sz w:val="22"/>
+          <w:szCs w:val="22"/>
+        </w:rPr>
+      </w:pPr>
       <w:r>
         <w:rPr>
           <w:color w:val="EE0000"/>
           <w:sz w:val="22"/>
           <w:szCs w:val="22"/>
         </w:rPr>
-        <w:t xml:space="preserve"> (let </w:t>
-      </w:r>
-      <w:proofErr w:type="spellStart"/>
+        <w:t>Breaks</w:t>
+      </w:r>
+      <w:r>
+        <w:rPr>
+          <w:color w:val="000000" w:themeColor="text1"/>
+          <w:sz w:val="22"/>
+          <w:szCs w:val="22"/>
+        </w:rPr>
+        <w:t xml:space="preserve"> stops the loop, </w:t>
+      </w:r>
       <w:r>
         <w:rPr>
           <w:color w:val="EE0000"/>
           <w:sz w:val="22"/>
           <w:szCs w:val="22"/>
         </w:rPr>
-        <w:t>i</w:t>
-      </w:r>
-      <w:proofErr w:type="spellEnd"/>
-      <w:r>
-        <w:rPr>
-          <w:color w:val="EE0000"/>
-          <w:sz w:val="22"/>
-          <w:szCs w:val="22"/>
-        </w:rPr>
-        <w:t xml:space="preserve"> = 0; </w:t>
-      </w:r>
-      <w:proofErr w:type="spellStart"/>
-      <w:r>
-        <w:rPr>
-          <w:color w:val="EE0000"/>
-          <w:sz w:val="22"/>
-          <w:szCs w:val="22"/>
-        </w:rPr>
-        <w:t>i</w:t>
-      </w:r>
-      <w:proofErr w:type="spellEnd"/>
-      <w:r>
-        <w:rPr>
-          <w:color w:val="EE0000"/>
-          <w:sz w:val="22"/>
-          <w:szCs w:val="22"/>
-        </w:rPr>
-        <w:t xml:space="preserve"> &lt; 5; </w:t>
-      </w:r>
-      <w:proofErr w:type="spellStart"/>
-      <w:r>
-        <w:rPr>
-          <w:color w:val="EE0000"/>
-          <w:sz w:val="22"/>
-          <w:szCs w:val="22"/>
-        </w:rPr>
-        <w:t>i</w:t>
-      </w:r>
-      <w:proofErr w:type="spellEnd"/>
-      <w:r>
-        <w:rPr>
-          <w:color w:val="EE0000"/>
-          <w:sz w:val="22"/>
-          <w:szCs w:val="22"/>
-        </w:rPr>
-        <w:t xml:space="preserve">++) </w:t>
-      </w:r>
-      <w:proofErr w:type="gramStart"/>
-      <w:r>
-        <w:rPr>
-          <w:color w:val="EE0000"/>
-          <w:sz w:val="22"/>
-          <w:szCs w:val="22"/>
-        </w:rPr>
-        <w:t xml:space="preserve">{  </w:t>
-      </w:r>
-      <w:proofErr w:type="gramEnd"/>
-      <w:r>
-        <w:rPr>
-          <w:color w:val="EE0000"/>
-          <w:sz w:val="22"/>
-          <w:szCs w:val="22"/>
-        </w:rPr>
-        <w:t xml:space="preserve">  console.log(</w:t>
-      </w:r>
-      <w:proofErr w:type="spellStart"/>
-      <w:r>
-        <w:rPr>
-          <w:color w:val="EE0000"/>
-          <w:sz w:val="22"/>
-          <w:szCs w:val="22"/>
-        </w:rPr>
-        <w:t>i</w:t>
-      </w:r>
-      <w:proofErr w:type="spellEnd"/>
-      <w:proofErr w:type="gramStart"/>
-      <w:r>
-        <w:rPr>
-          <w:color w:val="EE0000"/>
-          <w:sz w:val="22"/>
-          <w:szCs w:val="22"/>
-        </w:rPr>
-        <w:t>);}</w:t>
-      </w:r>
-      <w:proofErr w:type="gramEnd"/>
+        <w:t>continue</w:t>
+      </w:r>
+      <w:r>
+        <w:rPr>
+          <w:color w:val="000000" w:themeColor="text1"/>
+          <w:sz w:val="22"/>
+          <w:szCs w:val="22"/>
+        </w:rPr>
+        <w:t xml:space="preserve"> skips the current iteration</w:t>
+      </w:r>
     </w:p>
     <w:p>
       <w:pPr>
@@ -5235,19 +4543,19 @@
       </w:pPr>
       <w:r>
         <w:rPr>
-          <w:color w:val="EE0000"/>
-          <w:sz w:val="22"/>
-          <w:szCs w:val="22"/>
-        </w:rPr>
-        <w:t>Do while</w:t>
-      </w:r>
-      <w:r>
-        <w:rPr>
-          <w:color w:val="000000" w:themeColor="text1"/>
-          <w:sz w:val="22"/>
-          <w:szCs w:val="22"/>
-        </w:rPr>
-        <w:t xml:space="preserve"> work the same as in Java</w:t>
+          <w:color w:val="000000" w:themeColor="text1"/>
+          <w:sz w:val="22"/>
+          <w:szCs w:val="22"/>
+        </w:rPr>
+        <w:t xml:space="preserve">Closure concept; </w:t>
+      </w:r>
+      <w:r>
+        <w:rPr>
+          <w:color w:val="000000" w:themeColor="text1"/>
+          <w:sz w:val="22"/>
+          <w:szCs w:val="22"/>
+        </w:rPr>
+        <w:t>If a function has access to a variable from its surrounding scope, it can continue to access that variable later — even after the surrounding function has finished.</w:t>
       </w:r>
     </w:p>
     <w:p>
@@ -5258,99 +4566,27 @@
           <w:numId w:val="10"/>
         </w:numPr>
         <w:rPr>
-          <w:color w:val="EE0000"/>
-          <w:sz w:val="22"/>
-          <w:szCs w:val="22"/>
-        </w:rPr>
-      </w:pPr>
-      <w:r>
-        <w:rPr>
-          <w:color w:val="000000" w:themeColor="text1"/>
-          <w:sz w:val="22"/>
-          <w:szCs w:val="22"/>
-        </w:rPr>
-        <w:t xml:space="preserve">We have a for each looping in </w:t>
-      </w:r>
-      <w:proofErr w:type="spellStart"/>
-      <w:r>
-        <w:rPr>
-          <w:color w:val="000000" w:themeColor="text1"/>
-          <w:sz w:val="22"/>
-          <w:szCs w:val="22"/>
-        </w:rPr>
-        <w:t>js</w:t>
-      </w:r>
-      <w:proofErr w:type="spellEnd"/>
-      <w:r>
-        <w:rPr>
-          <w:color w:val="000000" w:themeColor="text1"/>
-          <w:sz w:val="22"/>
-          <w:szCs w:val="22"/>
-        </w:rPr>
-        <w:t xml:space="preserve"> the same we have in java and python here is a code example</w:t>
-      </w:r>
-      <w:proofErr w:type="gramStart"/>
-      <w:r>
-        <w:rPr>
-          <w:color w:val="000000" w:themeColor="text1"/>
-          <w:sz w:val="22"/>
-          <w:szCs w:val="22"/>
-        </w:rPr>
-        <w:t xml:space="preserve">: </w:t>
-      </w:r>
-      <w:r>
-        <w:rPr>
-          <w:color w:val="000000" w:themeColor="text1"/>
-          <w:sz w:val="22"/>
-          <w:szCs w:val="22"/>
-        </w:rPr>
-        <w:tab/>
-      </w:r>
-      <w:r>
-        <w:rPr>
-          <w:color w:val="EE0000"/>
-          <w:sz w:val="22"/>
-          <w:szCs w:val="22"/>
-        </w:rPr>
-        <w:t>for</w:t>
-      </w:r>
-      <w:proofErr w:type="gramEnd"/>
-      <w:r>
-        <w:rPr>
-          <w:color w:val="EE0000"/>
-          <w:sz w:val="22"/>
-          <w:szCs w:val="22"/>
-        </w:rPr>
-        <w:t xml:space="preserve"> (const fruit of fruits) </w:t>
-      </w:r>
-      <w:proofErr w:type="gramStart"/>
-      <w:r>
-        <w:rPr>
-          <w:color w:val="EE0000"/>
-          <w:sz w:val="22"/>
-          <w:szCs w:val="22"/>
-        </w:rPr>
-        <w:t>{ console.log</w:t>
-      </w:r>
-      <w:proofErr w:type="gramEnd"/>
-      <w:r>
-        <w:rPr>
-          <w:color w:val="EE0000"/>
-          <w:sz w:val="22"/>
-          <w:szCs w:val="22"/>
-        </w:rPr>
-        <w:t>(fruit</w:t>
-      </w:r>
-      <w:proofErr w:type="gramStart"/>
-      <w:r>
-        <w:rPr>
-          <w:color w:val="EE0000"/>
-          <w:sz w:val="22"/>
-          <w:szCs w:val="22"/>
-        </w:rPr>
-        <w:t>);}</w:t>
-      </w:r>
-      <w:proofErr w:type="gramEnd"/>
+          <w:color w:val="000000" w:themeColor="text1"/>
+          <w:sz w:val="22"/>
+          <w:szCs w:val="22"/>
+        </w:rPr>
+      </w:pPr>
+      <w:r>
+        <w:rPr>
+          <w:color w:val="000000" w:themeColor="text1"/>
+          <w:sz w:val="22"/>
+          <w:szCs w:val="22"/>
+        </w:rPr>
+        <w:t>.map() is an array method that lets you go through every item in an array and create a new array based on those items.</w:t>
+      </w:r>
+      <w:r>
+        <w:rPr>
+          <w:color w:val="000000" w:themeColor="text1"/>
+          <w:sz w:val="22"/>
+          <w:szCs w:val="22"/>
+        </w:rPr>
+        <w:t xml:space="preserve"> </w:t>
+      </w:r>
     </w:p>
     <w:p>
       <w:pPr>
@@ -5365,31 +4601,13 @@
           <w:szCs w:val="22"/>
         </w:rPr>
       </w:pPr>
-      <w:proofErr w:type="gramStart"/>
-      <w:r>
-        <w:rPr>
-          <w:color w:val="EE0000"/>
-          <w:sz w:val="22"/>
-          <w:szCs w:val="22"/>
-        </w:rPr>
-        <w:t>find(</w:t>
-      </w:r>
-      <w:proofErr w:type="gramEnd"/>
-      <w:r>
-        <w:rPr>
-          <w:color w:val="EE0000"/>
-          <w:sz w:val="22"/>
-          <w:szCs w:val="22"/>
-        </w:rPr>
-        <w:t>)</w:t>
-      </w:r>
-      <w:r>
-        <w:rPr>
-          <w:color w:val="000000" w:themeColor="text1"/>
-          <w:sz w:val="22"/>
-          <w:szCs w:val="22"/>
-        </w:rPr>
-        <w:t xml:space="preserve"> → find the first matching element</w:t>
+      <w:r>
+        <w:rPr>
+          <w:color w:val="000000" w:themeColor="text1"/>
+          <w:sz w:val="22"/>
+          <w:szCs w:val="22"/>
+        </w:rPr>
+        <w:t>.map() most general use it to take an array, manipulate its data and save this manipulated data into a new array</w:t>
       </w:r>
     </w:p>
     <w:p>
@@ -5411,329 +4629,7 @@
           <w:sz w:val="22"/>
           <w:szCs w:val="22"/>
         </w:rPr>
-        <w:t>for</w:t>
-      </w:r>
-      <w:r>
-        <w:rPr>
-          <w:color w:val="000000" w:themeColor="text1"/>
-          <w:sz w:val="22"/>
-          <w:szCs w:val="22"/>
-        </w:rPr>
-        <w:t xml:space="preserve"> key </w:t>
-      </w:r>
-      <w:r>
-        <w:rPr>
-          <w:color w:val="000000" w:themeColor="text1"/>
-          <w:sz w:val="22"/>
-          <w:szCs w:val="22"/>
-        </w:rPr>
-        <w:t>in</w:t>
-      </w:r>
-      <w:r>
-        <w:rPr>
-          <w:color w:val="000000" w:themeColor="text1"/>
-          <w:sz w:val="22"/>
-          <w:szCs w:val="22"/>
-        </w:rPr>
-        <w:t xml:space="preserve"> user</w:t>
-      </w:r>
-      <w:r>
-        <w:rPr>
-          <w:color w:val="000000" w:themeColor="text1"/>
-          <w:sz w:val="22"/>
-          <w:szCs w:val="22"/>
-        </w:rPr>
-        <w:t>; Used mainly with objects to loop through their keys/property names.</w:t>
-      </w:r>
-      <w:r>
-        <w:rPr>
-          <w:color w:val="000000" w:themeColor="text1"/>
-          <w:sz w:val="22"/>
-          <w:szCs w:val="22"/>
-        </w:rPr>
-        <w:t xml:space="preserve"> Where user here is an object, we can then use the dot notation or the bracket to get the value so for example </w:t>
-      </w:r>
-      <w:r>
-        <w:rPr>
-          <w:color w:val="EE0000"/>
-          <w:sz w:val="22"/>
-          <w:szCs w:val="22"/>
-        </w:rPr>
-        <w:t>console.log(user[key])</w:t>
-      </w:r>
-    </w:p>
-    <w:p>
-      <w:pPr>
-        <w:pStyle w:val="ListParagraph"/>
-        <w:numPr>
-          <w:ilvl w:val="0"/>
-          <w:numId w:val="10"/>
-        </w:numPr>
-        <w:rPr>
-          <w:color w:val="000000" w:themeColor="text1"/>
-          <w:sz w:val="22"/>
-          <w:szCs w:val="22"/>
-        </w:rPr>
-      </w:pPr>
-      <w:r>
-        <w:rPr>
-          <w:color w:val="000000" w:themeColor="text1"/>
-          <w:sz w:val="22"/>
-          <w:szCs w:val="22"/>
-        </w:rPr>
-        <w:t>For of; is used to loop through values</w:t>
-      </w:r>
-    </w:p>
-    <w:p>
-      <w:pPr>
-        <w:pStyle w:val="ListParagraph"/>
-        <w:numPr>
-          <w:ilvl w:val="0"/>
-          <w:numId w:val="10"/>
-        </w:numPr>
-        <w:rPr>
-          <w:color w:val="000000" w:themeColor="text1"/>
-          <w:sz w:val="22"/>
-          <w:szCs w:val="22"/>
-        </w:rPr>
-      </w:pPr>
-      <w:r>
-        <w:rPr>
-          <w:color w:val="EE0000"/>
-          <w:sz w:val="22"/>
-          <w:szCs w:val="22"/>
-        </w:rPr>
-        <w:t>Breaks</w:t>
-      </w:r>
-      <w:r>
-        <w:rPr>
-          <w:color w:val="000000" w:themeColor="text1"/>
-          <w:sz w:val="22"/>
-          <w:szCs w:val="22"/>
-        </w:rPr>
-        <w:t xml:space="preserve"> </w:t>
-      </w:r>
-      <w:proofErr w:type="gramStart"/>
-      <w:r>
-        <w:rPr>
-          <w:color w:val="000000" w:themeColor="text1"/>
-          <w:sz w:val="22"/>
-          <w:szCs w:val="22"/>
-        </w:rPr>
-        <w:t>stops</w:t>
-      </w:r>
-      <w:proofErr w:type="gramEnd"/>
-      <w:r>
-        <w:rPr>
-          <w:color w:val="000000" w:themeColor="text1"/>
-          <w:sz w:val="22"/>
-          <w:szCs w:val="22"/>
-        </w:rPr>
-        <w:t xml:space="preserve"> the loop, </w:t>
-      </w:r>
-      <w:r>
-        <w:rPr>
-          <w:color w:val="EE0000"/>
-          <w:sz w:val="22"/>
-          <w:szCs w:val="22"/>
-        </w:rPr>
-        <w:t>continue</w:t>
-      </w:r>
-      <w:r>
-        <w:rPr>
-          <w:color w:val="000000" w:themeColor="text1"/>
-          <w:sz w:val="22"/>
-          <w:szCs w:val="22"/>
-        </w:rPr>
-        <w:t xml:space="preserve"> </w:t>
-      </w:r>
-      <w:proofErr w:type="gramStart"/>
-      <w:r>
-        <w:rPr>
-          <w:color w:val="000000" w:themeColor="text1"/>
-          <w:sz w:val="22"/>
-          <w:szCs w:val="22"/>
-        </w:rPr>
-        <w:t>skips</w:t>
-      </w:r>
-      <w:proofErr w:type="gramEnd"/>
-      <w:r>
-        <w:rPr>
-          <w:color w:val="000000" w:themeColor="text1"/>
-          <w:sz w:val="22"/>
-          <w:szCs w:val="22"/>
-        </w:rPr>
-        <w:t xml:space="preserve"> the current iteration</w:t>
-      </w:r>
-    </w:p>
-    <w:p>
-      <w:pPr>
-        <w:pStyle w:val="ListParagraph"/>
-        <w:numPr>
-          <w:ilvl w:val="0"/>
-          <w:numId w:val="10"/>
-        </w:numPr>
-        <w:rPr>
-          <w:color w:val="000000" w:themeColor="text1"/>
-          <w:sz w:val="22"/>
-          <w:szCs w:val="22"/>
-        </w:rPr>
-      </w:pPr>
-      <w:r>
-        <w:rPr>
-          <w:color w:val="000000" w:themeColor="text1"/>
-          <w:sz w:val="22"/>
-          <w:szCs w:val="22"/>
-        </w:rPr>
-        <w:t xml:space="preserve">Closure concept; </w:t>
-      </w:r>
-      <w:r>
-        <w:rPr>
-          <w:color w:val="000000" w:themeColor="text1"/>
-          <w:sz w:val="22"/>
-          <w:szCs w:val="22"/>
-        </w:rPr>
-        <w:t>If a function has access to a variable from its surrounding scope, it can continue to access that variable later — even after the surrounding function has finished.</w:t>
-      </w:r>
-    </w:p>
-    <w:p>
-      <w:pPr>
-        <w:pStyle w:val="ListParagraph"/>
-        <w:numPr>
-          <w:ilvl w:val="0"/>
-          <w:numId w:val="10"/>
-        </w:numPr>
-        <w:rPr>
-          <w:color w:val="000000" w:themeColor="text1"/>
-          <w:sz w:val="22"/>
-          <w:szCs w:val="22"/>
-        </w:rPr>
-      </w:pPr>
-      <w:proofErr w:type="gramStart"/>
-      <w:r>
-        <w:rPr>
-          <w:color w:val="000000" w:themeColor="text1"/>
-          <w:sz w:val="22"/>
-          <w:szCs w:val="22"/>
-        </w:rPr>
-        <w:t>.map</w:t>
-      </w:r>
-      <w:proofErr w:type="gramEnd"/>
-      <w:r>
-        <w:rPr>
-          <w:color w:val="000000" w:themeColor="text1"/>
-          <w:sz w:val="22"/>
-          <w:szCs w:val="22"/>
-        </w:rPr>
-        <w:t>() is an array method that lets you go through every item in an array and create a new array based on those items.</w:t>
-      </w:r>
-      <w:r>
-        <w:rPr>
-          <w:color w:val="000000" w:themeColor="text1"/>
-          <w:sz w:val="22"/>
-          <w:szCs w:val="22"/>
-        </w:rPr>
-        <w:t xml:space="preserve"> </w:t>
-      </w:r>
-    </w:p>
-    <w:p>
-      <w:pPr>
-        <w:pStyle w:val="ListParagraph"/>
-        <w:numPr>
-          <w:ilvl w:val="0"/>
-          <w:numId w:val="10"/>
-        </w:numPr>
-        <w:rPr>
-          <w:color w:val="000000" w:themeColor="text1"/>
-          <w:sz w:val="22"/>
-          <w:szCs w:val="22"/>
-        </w:rPr>
-      </w:pPr>
-      <w:proofErr w:type="gramStart"/>
-      <w:r>
-        <w:rPr>
-          <w:color w:val="000000" w:themeColor="text1"/>
-          <w:sz w:val="22"/>
-          <w:szCs w:val="22"/>
-        </w:rPr>
-        <w:t>.map</w:t>
-      </w:r>
-      <w:proofErr w:type="gramEnd"/>
-      <w:r>
-        <w:rPr>
-          <w:color w:val="000000" w:themeColor="text1"/>
-          <w:sz w:val="22"/>
-          <w:szCs w:val="22"/>
-        </w:rPr>
-        <w:t>() most general use it to take an array, manipulate its data and save this manipulated data into a new array</w:t>
-      </w:r>
-    </w:p>
-    <w:p>
-      <w:pPr>
-        <w:pStyle w:val="ListParagraph"/>
-        <w:numPr>
-          <w:ilvl w:val="0"/>
-          <w:numId w:val="10"/>
-        </w:numPr>
-        <w:rPr>
-          <w:color w:val="000000" w:themeColor="text1"/>
-          <w:sz w:val="22"/>
-          <w:szCs w:val="22"/>
-        </w:rPr>
-      </w:pPr>
-      <w:proofErr w:type="gramStart"/>
-      <w:r>
-        <w:rPr>
-          <w:color w:val="000000" w:themeColor="text1"/>
-          <w:sz w:val="22"/>
-          <w:szCs w:val="22"/>
-        </w:rPr>
-        <w:t>.filter</w:t>
-      </w:r>
-      <w:proofErr w:type="gramEnd"/>
-      <w:r>
-        <w:rPr>
-          <w:color w:val="000000" w:themeColor="text1"/>
-          <w:sz w:val="22"/>
-          <w:szCs w:val="22"/>
-        </w:rPr>
-        <w:t xml:space="preserve">() is basically </w:t>
-      </w:r>
-      <w:proofErr w:type="gramStart"/>
-      <w:r>
-        <w:rPr>
-          <w:color w:val="000000" w:themeColor="text1"/>
-          <w:sz w:val="22"/>
-          <w:szCs w:val="22"/>
-        </w:rPr>
-        <w:t>a .map</w:t>
-      </w:r>
-      <w:proofErr w:type="gramEnd"/>
-      <w:r>
-        <w:rPr>
-          <w:color w:val="000000" w:themeColor="text1"/>
-          <w:sz w:val="22"/>
-          <w:szCs w:val="22"/>
-        </w:rPr>
-        <w:t xml:space="preserve">() that has a filter to decide what data stays in the new array and what not, it does not manipulate the data </w:t>
-      </w:r>
-      <w:proofErr w:type="gramStart"/>
-      <w:r>
-        <w:rPr>
-          <w:color w:val="000000" w:themeColor="text1"/>
-          <w:sz w:val="22"/>
-          <w:szCs w:val="22"/>
-        </w:rPr>
-        <w:t>unlike .map</w:t>
-      </w:r>
-      <w:proofErr w:type="gramEnd"/>
-      <w:r>
-        <w:rPr>
-          <w:color w:val="000000" w:themeColor="text1"/>
-          <w:sz w:val="22"/>
-          <w:szCs w:val="22"/>
-        </w:rPr>
-        <w:t>()</w:t>
+        <w:t>.filter() is basically a .map() that has a filter to decide what data stays in the new array and what not, it does not manipulate the data unlike .map()</w:t>
       </w:r>
     </w:p>
     <w:p>
@@ -5799,23 +4695,13 @@
           <w:szCs w:val="22"/>
         </w:rPr>
       </w:pPr>
-      <w:proofErr w:type="gramStart"/>
-      <w:r>
-        <w:rPr>
-          <w:color w:val="000000" w:themeColor="text1"/>
-          <w:sz w:val="22"/>
-          <w:szCs w:val="22"/>
-        </w:rPr>
-        <w:t>an</w:t>
-      </w:r>
-      <w:proofErr w:type="gramEnd"/>
-      <w:r>
-        <w:rPr>
-          <w:color w:val="000000" w:themeColor="text1"/>
-          <w:sz w:val="22"/>
-          <w:szCs w:val="22"/>
-        </w:rPr>
-        <w:t xml:space="preserve"> anonymous function is a function that has no name, we usually do this when we pass a function into another function, or if we need the function temporarily.</w:t>
+      <w:r>
+        <w:rPr>
+          <w:color w:val="000000" w:themeColor="text1"/>
+          <w:sz w:val="22"/>
+          <w:szCs w:val="22"/>
+        </w:rPr>
+        <w:t>an anonymous function is a function that has no name, we usually do this when we pass a function into another function, or if we need the function temporarily.</w:t>
       </w:r>
     </w:p>
     <w:p>
@@ -5846,18 +4732,70 @@
           <w:sz w:val="22"/>
           <w:szCs w:val="22"/>
         </w:rPr>
-        <w:t xml:space="preserve"> It does not provide an extra feature or </w:t>
-      </w:r>
-      <w:proofErr w:type="gramStart"/>
-      <w:r>
-        <w:rPr>
-          <w:color w:val="000000" w:themeColor="text1"/>
-          <w:sz w:val="22"/>
-          <w:szCs w:val="22"/>
-        </w:rPr>
-        <w:t>functionality</w:t>
-      </w:r>
-      <w:proofErr w:type="gramEnd"/>
+        <w:t xml:space="preserve"> It does not provide an extra feature or functionality </w:t>
+      </w:r>
+      <w:proofErr w:type="spellStart"/>
+      <w:r>
+        <w:rPr>
+          <w:color w:val="000000" w:themeColor="text1"/>
+          <w:sz w:val="22"/>
+          <w:szCs w:val="22"/>
+        </w:rPr>
+        <w:t>its</w:t>
+      </w:r>
+      <w:proofErr w:type="spellEnd"/>
+      <w:r>
+        <w:rPr>
+          <w:color w:val="000000" w:themeColor="text1"/>
+          <w:sz w:val="22"/>
+          <w:szCs w:val="22"/>
+        </w:rPr>
+        <w:t xml:space="preserve"> just used to provide readability and better structure</w:t>
+      </w:r>
+    </w:p>
+    <w:p>
+      <w:pPr>
+        <w:pStyle w:val="ListParagraph"/>
+        <w:numPr>
+          <w:ilvl w:val="0"/>
+          <w:numId w:val="11"/>
+        </w:numPr>
+        <w:rPr>
+          <w:color w:val="000000" w:themeColor="text1"/>
+          <w:sz w:val="22"/>
+          <w:szCs w:val="22"/>
+        </w:rPr>
+      </w:pPr>
+      <w:r>
+        <w:rPr>
+          <w:color w:val="000000" w:themeColor="text1"/>
+          <w:sz w:val="22"/>
+          <w:szCs w:val="22"/>
+        </w:rPr>
+        <w:t>Inside an object we can store a function under a key name or a property</w:t>
+      </w:r>
+    </w:p>
+    <w:p>
+      <w:pPr>
+        <w:pStyle w:val="ListParagraph"/>
+        <w:numPr>
+          <w:ilvl w:val="0"/>
+          <w:numId w:val="11"/>
+        </w:numPr>
+        <w:rPr>
+          <w:color w:val="000000" w:themeColor="text1"/>
+          <w:sz w:val="22"/>
+          <w:szCs w:val="22"/>
+        </w:rPr>
+      </w:pPr>
+      <w:r>
+        <w:rPr>
+          <w:color w:val="000000" w:themeColor="text1"/>
+          <w:sz w:val="22"/>
+          <w:szCs w:val="22"/>
+        </w:rPr>
+        <w:t>Why put functions inside objects?</w:t>
+      </w:r>
       <w:r>
         <w:rPr>
           <w:color w:val="000000" w:themeColor="text1"/>
@@ -5866,25 +4804,13 @@
         </w:rPr>
         <w:t xml:space="preserve"> </w:t>
       </w:r>
-      <w:proofErr w:type="spellStart"/>
-      <w:proofErr w:type="gramStart"/>
-      <w:r>
-        <w:rPr>
-          <w:color w:val="000000" w:themeColor="text1"/>
-          <w:sz w:val="22"/>
-          <w:szCs w:val="22"/>
-        </w:rPr>
-        <w:t>its</w:t>
-      </w:r>
-      <w:proofErr w:type="spellEnd"/>
-      <w:proofErr w:type="gramEnd"/>
-      <w:r>
-        <w:rPr>
-          <w:color w:val="000000" w:themeColor="text1"/>
-          <w:sz w:val="22"/>
-          <w:szCs w:val="22"/>
-        </w:rPr>
-        <w:t xml:space="preserve"> just used to provide readability and better structure</w:t>
+      <w:r>
+        <w:rPr>
+          <w:color w:val="000000" w:themeColor="text1"/>
+          <w:sz w:val="22"/>
+          <w:szCs w:val="22"/>
+        </w:rPr>
+        <w:t>Because sometimes you want to group data and the actions related to that data together.</w:t>
       </w:r>
     </w:p>
     <w:p>
@@ -5906,7 +4832,7 @@
           <w:sz w:val="22"/>
           <w:szCs w:val="22"/>
         </w:rPr>
-        <w:t>Inside an object we can store a function under a key name or a property</w:t>
+        <w:t>When a function belongs to an object, we commonly call it a method.</w:t>
       </w:r>
     </w:p>
     <w:p>
@@ -5928,23 +4854,79 @@
           <w:sz w:val="22"/>
           <w:szCs w:val="22"/>
         </w:rPr>
-        <w:t>Why put functions inside objects?</w:t>
-      </w:r>
-      <w:r>
-        <w:rPr>
-          <w:color w:val="000000" w:themeColor="text1"/>
-          <w:sz w:val="22"/>
-          <w:szCs w:val="22"/>
+        <w:t>In backend we can go and create a constant called user, this constant stores data and functions related to user, for example a Boolean function that checks and stores if a user is an admin. The name of the user and so on.</w:t>
+      </w:r>
+    </w:p>
+    <w:p>
+      <w:pPr>
+        <w:pStyle w:val="ListParagraph"/>
+        <w:numPr>
+          <w:ilvl w:val="0"/>
+          <w:numId w:val="11"/>
+        </w:numPr>
+        <w:rPr>
+          <w:color w:val="000000" w:themeColor="text1"/>
+          <w:sz w:val="22"/>
+          <w:szCs w:val="22"/>
+        </w:rPr>
+      </w:pPr>
+      <w:r>
+        <w:rPr>
+          <w:color w:val="000000" w:themeColor="text1"/>
+          <w:sz w:val="22"/>
+          <w:szCs w:val="22"/>
+        </w:rPr>
+        <w:t xml:space="preserve">We can declare a method that takes a variable and later processes it as a function, this is called passing a function into a function. Since functions are also values in JS </w:t>
+      </w:r>
+    </w:p>
+    <w:p>
+      <w:pPr>
+        <w:pStyle w:val="pdq2pgselectionanchorcontainer"/>
+        <w:numPr>
+          <w:ilvl w:val="0"/>
+          <w:numId w:val="11"/>
+        </w:numPr>
+        <w:rPr>
+          <w:rFonts w:asciiTheme="minorHAnsi" w:eastAsiaTheme="minorHAnsi" w:hAnsiTheme="minorHAnsi" w:cstheme="minorBidi"/>
+          <w:color w:val="000000" w:themeColor="text1"/>
+          <w:kern w:val="2"/>
+          <w:sz w:val="22"/>
+          <w:szCs w:val="22"/>
+          <w14:ligatures w14:val="standardContextual"/>
+        </w:rPr>
+      </w:pPr>
+      <w:r>
+        <w:rPr>
+          <w:rFonts w:asciiTheme="minorHAnsi" w:eastAsiaTheme="minorHAnsi" w:hAnsiTheme="minorHAnsi" w:cstheme="minorBidi"/>
+          <w:color w:val="000000" w:themeColor="text1"/>
+          <w:kern w:val="2"/>
+          <w:sz w:val="22"/>
+          <w:szCs w:val="22"/>
+          <w14:ligatures w14:val="standardContextual"/>
+        </w:rPr>
+        <w:t>Parameter = the variable waiting to receive something.</w:t>
+      </w:r>
+      <w:r>
+        <w:rPr>
+          <w:rFonts w:asciiTheme="minorHAnsi" w:eastAsiaTheme="minorHAnsi" w:hAnsiTheme="minorHAnsi" w:cstheme="minorBidi"/>
+          <w:color w:val="000000" w:themeColor="text1"/>
+          <w:kern w:val="2"/>
+          <w:sz w:val="22"/>
+          <w:szCs w:val="22"/>
+          <w14:ligatures w14:val="standardContextual"/>
         </w:rPr>
         <w:t xml:space="preserve"> </w:t>
       </w:r>
       <w:r>
         <w:rPr>
-          <w:color w:val="000000" w:themeColor="text1"/>
-          <w:sz w:val="22"/>
-          <w:szCs w:val="22"/>
-        </w:rPr>
-        <w:t>Because sometimes you want to group data and the actions related to that data together.</w:t>
+          <w:rFonts w:asciiTheme="minorHAnsi" w:eastAsiaTheme="minorHAnsi" w:hAnsiTheme="minorHAnsi" w:cstheme="minorBidi"/>
+          <w:color w:val="000000" w:themeColor="text1"/>
+          <w:kern w:val="2"/>
+          <w:sz w:val="22"/>
+          <w:szCs w:val="22"/>
+          <w14:ligatures w14:val="standardContextual"/>
+        </w:rPr>
+        <w:t>Argument = the actual value you pass in.</w:t>
       </w:r>
     </w:p>
     <w:p>
@@ -5966,8 +4948,100 @@
           <w:sz w:val="22"/>
           <w:szCs w:val="22"/>
         </w:rPr>
-        <w:t>When a function belongs to an object, we commonly call it a method.</w:t>
-      </w:r>
+        <w:t xml:space="preserve">Set time out function allows asynchronous programming. We set a timer for a function and then we have a call back for it, we have to always pass a function inside. We usually declare an anonymous function and inside it we do something like actually passing the function that we need to run. It only runs onetime after we </w:t>
+      </w:r>
+      <w:proofErr w:type="spellStart"/>
+      <w:r>
+        <w:rPr>
+          <w:color w:val="000000" w:themeColor="text1"/>
+          <w:sz w:val="22"/>
+          <w:szCs w:val="22"/>
+        </w:rPr>
+        <w:t>hace</w:t>
+      </w:r>
+      <w:proofErr w:type="spellEnd"/>
+      <w:r>
+        <w:rPr>
+          <w:color w:val="000000" w:themeColor="text1"/>
+          <w:sz w:val="22"/>
+          <w:szCs w:val="22"/>
+        </w:rPr>
+        <w:t xml:space="preserve"> waited.   Code example:</w:t>
+      </w:r>
+    </w:p>
+    <w:p>
+      <w:pPr>
+        <w:pStyle w:val="ListParagraph"/>
+        <w:rPr>
+          <w:color w:val="000000" w:themeColor="text1"/>
+          <w:sz w:val="22"/>
+          <w:szCs w:val="22"/>
+        </w:rPr>
+      </w:pPr>
+      <w:proofErr w:type="spellStart"/>
+      <w:r>
+        <w:rPr>
+          <w:color w:val="000000" w:themeColor="text1"/>
+          <w:sz w:val="22"/>
+          <w:szCs w:val="22"/>
+        </w:rPr>
+        <w:t>setTimeout</w:t>
+      </w:r>
+      <w:proofErr w:type="spellEnd"/>
+      <w:r>
+        <w:rPr>
+          <w:color w:val="000000" w:themeColor="text1"/>
+          <w:sz w:val="22"/>
+          <w:szCs w:val="22"/>
+        </w:rPr>
+        <w:t>(function() {</w:t>
+      </w:r>
+    </w:p>
+    <w:p>
+      <w:pPr>
+        <w:pStyle w:val="ListParagraph"/>
+        <w:rPr>
+          <w:color w:val="000000" w:themeColor="text1"/>
+          <w:sz w:val="22"/>
+          <w:szCs w:val="22"/>
+        </w:rPr>
+      </w:pPr>
+      <w:r>
+        <w:rPr>
+          <w:color w:val="000000" w:themeColor="text1"/>
+          <w:sz w:val="22"/>
+          <w:szCs w:val="22"/>
+        </w:rPr>
+        <w:t xml:space="preserve">    console.log("Hello");</w:t>
+      </w:r>
+    </w:p>
+    <w:p>
+      <w:pPr>
+        <w:pStyle w:val="ListParagraph"/>
+        <w:rPr>
+          <w:color w:val="000000" w:themeColor="text1"/>
+          <w:sz w:val="22"/>
+          <w:szCs w:val="22"/>
+        </w:rPr>
+      </w:pPr>
+      <w:r>
+        <w:rPr>
+          <w:color w:val="000000" w:themeColor="text1"/>
+          <w:sz w:val="22"/>
+          <w:szCs w:val="22"/>
+        </w:rPr>
+        <w:t>}, 2000);</w:t>
+      </w:r>
+    </w:p>
+    <w:p>
+      <w:pPr>
+        <w:pStyle w:val="ListParagraph"/>
+        <w:rPr>
+          <w:color w:val="000000" w:themeColor="text1"/>
+          <w:sz w:val="22"/>
+          <w:szCs w:val="22"/>
+        </w:rPr>
+      </w:pPr>
     </w:p>
     <w:p>
       <w:pPr>
@@ -5982,13 +5056,41 @@
           <w:szCs w:val="22"/>
         </w:rPr>
       </w:pPr>
-      <w:r>
-        <w:rPr>
-          <w:color w:val="000000" w:themeColor="text1"/>
-          <w:sz w:val="22"/>
-          <w:szCs w:val="22"/>
-        </w:rPr>
-        <w:t>In backend we can go and create a constant called user, this constant stores data and functions related to user, for example a Boolean function that checks and stores if a user is an admin. The name of the user and so on.</w:t>
+      <w:proofErr w:type="spellStart"/>
+      <w:r>
+        <w:rPr>
+          <w:color w:val="000000" w:themeColor="text1"/>
+          <w:sz w:val="22"/>
+          <w:szCs w:val="22"/>
+        </w:rPr>
+        <w:t>setInterval</w:t>
+      </w:r>
+      <w:proofErr w:type="spellEnd"/>
+      <w:r>
+        <w:rPr>
+          <w:color w:val="000000" w:themeColor="text1"/>
+          <w:sz w:val="22"/>
+          <w:szCs w:val="22"/>
+        </w:rPr>
+        <w:t xml:space="preserve">() is similar to </w:t>
+      </w:r>
+      <w:proofErr w:type="spellStart"/>
+      <w:r>
+        <w:rPr>
+          <w:color w:val="000000" w:themeColor="text1"/>
+          <w:sz w:val="22"/>
+          <w:szCs w:val="22"/>
+        </w:rPr>
+        <w:t>setTimeout</w:t>
+      </w:r>
+      <w:proofErr w:type="spellEnd"/>
+      <w:r>
+        <w:rPr>
+          <w:color w:val="000000" w:themeColor="text1"/>
+          <w:sz w:val="22"/>
+          <w:szCs w:val="22"/>
+        </w:rPr>
+        <w:t>(), but instead of running the function once, it runs it repeatedly.</w:t>
       </w:r>
     </w:p>
     <w:p>
@@ -6004,87 +5106,103 @@
           <w:szCs w:val="22"/>
         </w:rPr>
       </w:pPr>
-      <w:r>
-        <w:rPr>
-          <w:color w:val="000000" w:themeColor="text1"/>
-          <w:sz w:val="22"/>
-          <w:szCs w:val="22"/>
-        </w:rPr>
-        <w:t xml:space="preserve">We can declare a method that takes a variable and later processes it as a function, this is called passing a function into a function. Since functions are also values in JS </w:t>
-      </w:r>
-    </w:p>
-    <w:p>
-      <w:pPr>
-        <w:pStyle w:val="pdq2pgselectionanchorcontainer"/>
+      <w:proofErr w:type="spellStart"/>
+      <w:r>
+        <w:rPr>
+          <w:color w:val="000000" w:themeColor="text1"/>
+          <w:sz w:val="22"/>
+          <w:szCs w:val="22"/>
+        </w:rPr>
+        <w:t>clearInterval</w:t>
+      </w:r>
+      <w:proofErr w:type="spellEnd"/>
+      <w:r>
+        <w:rPr>
+          <w:color w:val="000000" w:themeColor="text1"/>
+          <w:sz w:val="22"/>
+          <w:szCs w:val="22"/>
+        </w:rPr>
+        <w:t>() stops an interval.</w:t>
+      </w:r>
+      <w:r>
+        <w:rPr>
+          <w:color w:val="000000" w:themeColor="text1"/>
+          <w:sz w:val="22"/>
+          <w:szCs w:val="22"/>
+        </w:rPr>
+        <w:t xml:space="preserve"> When we create an interval the function returns an interval id that we can use to stop the interval.</w:t>
+      </w:r>
+    </w:p>
+    <w:p>
+      <w:pPr>
+        <w:pStyle w:val="ListParagraph"/>
         <w:numPr>
           <w:ilvl w:val="0"/>
           <w:numId w:val="11"/>
         </w:numPr>
         <w:rPr>
-          <w:rFonts w:asciiTheme="minorHAnsi" w:eastAsiaTheme="minorHAnsi" w:hAnsiTheme="minorHAnsi" w:cstheme="minorBidi"/>
-          <w:color w:val="000000" w:themeColor="text1"/>
-          <w:kern w:val="2"/>
-          <w:sz w:val="22"/>
-          <w:szCs w:val="22"/>
-          <w14:ligatures w14:val="standardContextual"/>
-        </w:rPr>
-      </w:pPr>
-      <w:r>
-        <w:rPr>
-          <w:rFonts w:asciiTheme="minorHAnsi" w:eastAsiaTheme="minorHAnsi" w:hAnsiTheme="minorHAnsi" w:cstheme="minorBidi"/>
-          <w:color w:val="000000" w:themeColor="text1"/>
-          <w:kern w:val="2"/>
-          <w:sz w:val="22"/>
-          <w:szCs w:val="22"/>
-          <w14:ligatures w14:val="standardContextual"/>
-        </w:rPr>
-        <w:t>Parameter = the variable waiting to receive something.</w:t>
-      </w:r>
-      <w:r>
-        <w:rPr>
-          <w:rFonts w:asciiTheme="minorHAnsi" w:eastAsiaTheme="minorHAnsi" w:hAnsiTheme="minorHAnsi" w:cstheme="minorBidi"/>
-          <w:color w:val="000000" w:themeColor="text1"/>
-          <w:kern w:val="2"/>
-          <w:sz w:val="22"/>
-          <w:szCs w:val="22"/>
-          <w14:ligatures w14:val="standardContextual"/>
+          <w:color w:val="000000" w:themeColor="text1"/>
+          <w:sz w:val="22"/>
+          <w:szCs w:val="22"/>
+        </w:rPr>
+      </w:pPr>
+      <w:r>
+        <w:rPr>
+          <w:color w:val="000000" w:themeColor="text1"/>
+          <w:sz w:val="22"/>
+          <w:szCs w:val="22"/>
+        </w:rPr>
+        <w:t>.</w:t>
+      </w:r>
+      <w:proofErr w:type="spellStart"/>
+      <w:r>
+        <w:rPr>
+          <w:color w:val="000000" w:themeColor="text1"/>
+          <w:sz w:val="22"/>
+          <w:szCs w:val="22"/>
+        </w:rPr>
+        <w:t>forEach</w:t>
+      </w:r>
+      <w:proofErr w:type="spellEnd"/>
+      <w:r>
+        <w:rPr>
+          <w:color w:val="000000" w:themeColor="text1"/>
+          <w:sz w:val="22"/>
+          <w:szCs w:val="22"/>
+        </w:rPr>
+        <w:t>()</w:t>
+      </w:r>
+      <w:r>
+        <w:rPr>
+          <w:color w:val="000000" w:themeColor="text1"/>
+          <w:sz w:val="22"/>
+          <w:szCs w:val="22"/>
         </w:rPr>
         <w:t xml:space="preserve"> </w:t>
       </w:r>
       <w:r>
         <w:rPr>
-          <w:rFonts w:asciiTheme="minorHAnsi" w:eastAsiaTheme="minorHAnsi" w:hAnsiTheme="minorHAnsi" w:cstheme="minorBidi"/>
-          <w:color w:val="000000" w:themeColor="text1"/>
-          <w:kern w:val="2"/>
-          <w:sz w:val="22"/>
-          <w:szCs w:val="22"/>
-          <w14:ligatures w14:val="standardContextual"/>
-        </w:rPr>
-        <w:t xml:space="preserve">Argument = the actual value you pass </w:t>
-      </w:r>
-      <w:proofErr w:type="gramStart"/>
-      <w:r>
-        <w:rPr>
-          <w:rFonts w:asciiTheme="minorHAnsi" w:eastAsiaTheme="minorHAnsi" w:hAnsiTheme="minorHAnsi" w:cstheme="minorBidi"/>
-          <w:color w:val="000000" w:themeColor="text1"/>
-          <w:kern w:val="2"/>
-          <w:sz w:val="22"/>
-          <w:szCs w:val="22"/>
-          <w14:ligatures w14:val="standardContextual"/>
-        </w:rPr>
-        <w:t>in</w:t>
-      </w:r>
-      <w:proofErr w:type="gramEnd"/>
-      <w:r>
-        <w:rPr>
-          <w:rFonts w:asciiTheme="minorHAnsi" w:eastAsiaTheme="minorHAnsi" w:hAnsiTheme="minorHAnsi" w:cstheme="minorBidi"/>
-          <w:color w:val="000000" w:themeColor="text1"/>
-          <w:kern w:val="2"/>
-          <w:sz w:val="22"/>
-          <w:szCs w:val="22"/>
-          <w14:ligatures w14:val="standardContextual"/>
-        </w:rPr>
-        <w:t>.</w:t>
+          <w:color w:val="000000" w:themeColor="text1"/>
+          <w:sz w:val="22"/>
+          <w:szCs w:val="22"/>
+        </w:rPr>
+        <w:sym w:font="Wingdings" w:char="F0E0"/>
+      </w:r>
+      <w:r>
+        <w:rPr>
+          <w:color w:val="000000" w:themeColor="text1"/>
+          <w:sz w:val="22"/>
+          <w:szCs w:val="22"/>
+        </w:rPr>
+        <w:t xml:space="preserve"> </w:t>
+      </w:r>
+      <w:r>
+        <w:rPr>
+          <w:color w:val="000000" w:themeColor="text1"/>
+          <w:sz w:val="22"/>
+          <w:szCs w:val="22"/>
+        </w:rPr>
+        <w:t>Usually, you use it when you want to perform an action for every item, rather than create a new array.</w:t>
       </w:r>
     </w:p>
     <w:p>
@@ -6100,162 +5218,14 @@
           <w:szCs w:val="22"/>
         </w:rPr>
       </w:pPr>
-      <w:proofErr w:type="gramStart"/>
-      <w:r>
-        <w:rPr>
-          <w:color w:val="000000" w:themeColor="text1"/>
-          <w:sz w:val="22"/>
-          <w:szCs w:val="22"/>
-        </w:rPr>
-        <w:t>Set time</w:t>
-      </w:r>
-      <w:proofErr w:type="gramEnd"/>
-      <w:r>
-        <w:rPr>
-          <w:color w:val="000000" w:themeColor="text1"/>
-          <w:sz w:val="22"/>
-          <w:szCs w:val="22"/>
-        </w:rPr>
-        <w:t xml:space="preserve"> out function allows asynchronous programming. We set a timer for a function and then we have a call back for it, we </w:t>
-      </w:r>
-      <w:proofErr w:type="gramStart"/>
-      <w:r>
-        <w:rPr>
-          <w:color w:val="000000" w:themeColor="text1"/>
-          <w:sz w:val="22"/>
-          <w:szCs w:val="22"/>
-        </w:rPr>
-        <w:t>have to</w:t>
-      </w:r>
-      <w:proofErr w:type="gramEnd"/>
-      <w:r>
-        <w:rPr>
-          <w:color w:val="000000" w:themeColor="text1"/>
-          <w:sz w:val="22"/>
-          <w:szCs w:val="22"/>
-        </w:rPr>
-        <w:t xml:space="preserve"> always pass a function inside. We usually declare an anonymous function and inside it we do something like </w:t>
-      </w:r>
-      <w:proofErr w:type="gramStart"/>
-      <w:r>
-        <w:rPr>
-          <w:color w:val="000000" w:themeColor="text1"/>
-          <w:sz w:val="22"/>
-          <w:szCs w:val="22"/>
-        </w:rPr>
-        <w:t>actually passing</w:t>
-      </w:r>
-      <w:proofErr w:type="gramEnd"/>
-      <w:r>
-        <w:rPr>
-          <w:color w:val="000000" w:themeColor="text1"/>
-          <w:sz w:val="22"/>
-          <w:szCs w:val="22"/>
-        </w:rPr>
-        <w:t xml:space="preserve"> the function that we need to run. It only runs onetime after we </w:t>
-      </w:r>
-      <w:proofErr w:type="spellStart"/>
-      <w:r>
-        <w:rPr>
-          <w:color w:val="000000" w:themeColor="text1"/>
-          <w:sz w:val="22"/>
-          <w:szCs w:val="22"/>
-        </w:rPr>
-        <w:t>hace</w:t>
-      </w:r>
-      <w:proofErr w:type="spellEnd"/>
-      <w:r>
-        <w:rPr>
-          <w:color w:val="000000" w:themeColor="text1"/>
-          <w:sz w:val="22"/>
-          <w:szCs w:val="22"/>
-        </w:rPr>
-        <w:t xml:space="preserve"> waited.   Code example:</w:t>
-      </w:r>
-    </w:p>
-    <w:p>
-      <w:pPr>
-        <w:pStyle w:val="ListParagraph"/>
-        <w:rPr>
-          <w:color w:val="000000" w:themeColor="text1"/>
-          <w:sz w:val="22"/>
-          <w:szCs w:val="22"/>
-        </w:rPr>
-      </w:pPr>
-      <w:proofErr w:type="spellStart"/>
-      <w:r>
-        <w:rPr>
-          <w:color w:val="000000" w:themeColor="text1"/>
-          <w:sz w:val="22"/>
-          <w:szCs w:val="22"/>
-        </w:rPr>
-        <w:t>setTimeout</w:t>
-      </w:r>
-      <w:proofErr w:type="spellEnd"/>
-      <w:r>
-        <w:rPr>
-          <w:color w:val="000000" w:themeColor="text1"/>
-          <w:sz w:val="22"/>
-          <w:szCs w:val="22"/>
-        </w:rPr>
-        <w:t>(</w:t>
-      </w:r>
-      <w:proofErr w:type="gramStart"/>
-      <w:r>
-        <w:rPr>
-          <w:color w:val="000000" w:themeColor="text1"/>
-          <w:sz w:val="22"/>
-          <w:szCs w:val="22"/>
-        </w:rPr>
-        <w:t>function() {</w:t>
-      </w:r>
-      <w:proofErr w:type="gramEnd"/>
-    </w:p>
-    <w:p>
-      <w:pPr>
-        <w:pStyle w:val="ListParagraph"/>
-        <w:rPr>
-          <w:color w:val="000000" w:themeColor="text1"/>
-          <w:sz w:val="22"/>
-          <w:szCs w:val="22"/>
-        </w:rPr>
-      </w:pPr>
-      <w:r>
-        <w:rPr>
-          <w:color w:val="000000" w:themeColor="text1"/>
-          <w:sz w:val="22"/>
-          <w:szCs w:val="22"/>
-        </w:rPr>
-        <w:t xml:space="preserve">    console.log("Hello");</w:t>
-      </w:r>
-    </w:p>
-    <w:p>
-      <w:pPr>
-        <w:pStyle w:val="ListParagraph"/>
-        <w:rPr>
-          <w:color w:val="000000" w:themeColor="text1"/>
-          <w:sz w:val="22"/>
-          <w:szCs w:val="22"/>
-        </w:rPr>
-      </w:pPr>
-      <w:r>
-        <w:rPr>
-          <w:color w:val="000000" w:themeColor="text1"/>
-          <w:sz w:val="22"/>
-          <w:szCs w:val="22"/>
-        </w:rPr>
-        <w:t>}, 2000);</w:t>
-      </w:r>
-    </w:p>
-    <w:p>
-      <w:pPr>
-        <w:pStyle w:val="ListParagraph"/>
-        <w:rPr>
-          <w:color w:val="000000" w:themeColor="text1"/>
-          <w:sz w:val="22"/>
-          <w:szCs w:val="22"/>
-        </w:rPr>
-      </w:pPr>
+      <w:r>
+        <w:rPr>
+          <w:color w:val="000000" w:themeColor="text1"/>
+          <w:sz w:val="22"/>
+          <w:szCs w:val="22"/>
+        </w:rPr>
+        <w:t>Arrow functions are a shorter way to write functions.</w:t>
+      </w:r>
     </w:p>
     <w:p>
       <w:pPr>
@@ -6270,79 +5240,13 @@
           <w:szCs w:val="22"/>
         </w:rPr>
       </w:pPr>
-      <w:proofErr w:type="spellStart"/>
-      <w:proofErr w:type="gramStart"/>
-      <w:r>
-        <w:rPr>
-          <w:color w:val="000000" w:themeColor="text1"/>
-          <w:sz w:val="22"/>
-          <w:szCs w:val="22"/>
-        </w:rPr>
-        <w:t>setInterval</w:t>
-      </w:r>
-      <w:proofErr w:type="spellEnd"/>
-      <w:r>
-        <w:rPr>
-          <w:color w:val="000000" w:themeColor="text1"/>
-          <w:sz w:val="22"/>
-          <w:szCs w:val="22"/>
-        </w:rPr>
-        <w:t>(</w:t>
-      </w:r>
-      <w:proofErr w:type="gramEnd"/>
-      <w:r>
-        <w:rPr>
-          <w:color w:val="000000" w:themeColor="text1"/>
-          <w:sz w:val="22"/>
-          <w:szCs w:val="22"/>
-        </w:rPr>
-        <w:t xml:space="preserve">) is </w:t>
-      </w:r>
-      <w:proofErr w:type="gramStart"/>
-      <w:r>
-        <w:rPr>
-          <w:color w:val="000000" w:themeColor="text1"/>
-          <w:sz w:val="22"/>
-          <w:szCs w:val="22"/>
-        </w:rPr>
-        <w:t>similar to</w:t>
-      </w:r>
-      <w:proofErr w:type="gramEnd"/>
-      <w:r>
-        <w:rPr>
-          <w:color w:val="000000" w:themeColor="text1"/>
-          <w:sz w:val="22"/>
-          <w:szCs w:val="22"/>
-        </w:rPr>
-        <w:t xml:space="preserve"> </w:t>
-      </w:r>
-      <w:proofErr w:type="spellStart"/>
-      <w:proofErr w:type="gramStart"/>
-      <w:r>
-        <w:rPr>
-          <w:color w:val="000000" w:themeColor="text1"/>
-          <w:sz w:val="22"/>
-          <w:szCs w:val="22"/>
-        </w:rPr>
-        <w:t>setTimeout</w:t>
-      </w:r>
-      <w:proofErr w:type="spellEnd"/>
-      <w:r>
-        <w:rPr>
-          <w:color w:val="000000" w:themeColor="text1"/>
-          <w:sz w:val="22"/>
-          <w:szCs w:val="22"/>
-        </w:rPr>
-        <w:t>(</w:t>
-      </w:r>
-      <w:proofErr w:type="gramEnd"/>
-      <w:r>
-        <w:rPr>
-          <w:color w:val="000000" w:themeColor="text1"/>
-          <w:sz w:val="22"/>
-          <w:szCs w:val="22"/>
-        </w:rPr>
-        <w:t>), but instead of running the function once, it runs it repeatedly.</w:t>
+      <w:r>
+        <w:rPr>
+          <w:color w:val="000000" w:themeColor="text1"/>
+          <w:sz w:val="22"/>
+          <w:szCs w:val="22"/>
+        </w:rPr>
+        <w:t>Hoisting does not work for arrow functions we should declare the arrow function in the code before we use it in the code</w:t>
       </w:r>
     </w:p>
     <w:p>
@@ -6358,59 +5262,13 @@
           <w:szCs w:val="22"/>
         </w:rPr>
       </w:pPr>
-      <w:proofErr w:type="spellStart"/>
-      <w:proofErr w:type="gramStart"/>
-      <w:r>
-        <w:rPr>
-          <w:color w:val="000000" w:themeColor="text1"/>
-          <w:sz w:val="22"/>
-          <w:szCs w:val="22"/>
-        </w:rPr>
-        <w:t>clearInterval</w:t>
-      </w:r>
-      <w:proofErr w:type="spellEnd"/>
-      <w:r>
-        <w:rPr>
-          <w:color w:val="000000" w:themeColor="text1"/>
-          <w:sz w:val="22"/>
-          <w:szCs w:val="22"/>
-        </w:rPr>
-        <w:t>(</w:t>
-      </w:r>
-      <w:proofErr w:type="gramEnd"/>
-      <w:r>
-        <w:rPr>
-          <w:color w:val="000000" w:themeColor="text1"/>
-          <w:sz w:val="22"/>
-          <w:szCs w:val="22"/>
-        </w:rPr>
-        <w:t>) stops an interval.</w:t>
-      </w:r>
-      <w:r>
-        <w:rPr>
-          <w:color w:val="000000" w:themeColor="text1"/>
-          <w:sz w:val="22"/>
-          <w:szCs w:val="22"/>
-        </w:rPr>
-        <w:t xml:space="preserve"> When we create an </w:t>
-      </w:r>
-      <w:proofErr w:type="gramStart"/>
-      <w:r>
-        <w:rPr>
-          <w:color w:val="000000" w:themeColor="text1"/>
-          <w:sz w:val="22"/>
-          <w:szCs w:val="22"/>
-        </w:rPr>
-        <w:t>interval</w:t>
-      </w:r>
-      <w:proofErr w:type="gramEnd"/>
-      <w:r>
-        <w:rPr>
-          <w:color w:val="000000" w:themeColor="text1"/>
-          <w:sz w:val="22"/>
-          <w:szCs w:val="22"/>
-        </w:rPr>
-        <w:t xml:space="preserve"> the function returns an interval id that we can use to stop the interval.</w:t>
+      <w:r>
+        <w:rPr>
+          <w:color w:val="000000" w:themeColor="text1"/>
+          <w:sz w:val="22"/>
+          <w:szCs w:val="22"/>
+        </w:rPr>
+        <w:t>when adding an event listener, you give it a function that should be executed when the event happens.</w:t>
       </w:r>
     </w:p>
     <w:p>
@@ -6426,65 +5284,59 @@
           <w:szCs w:val="22"/>
         </w:rPr>
       </w:pPr>
-      <w:proofErr w:type="gramStart"/>
-      <w:r>
-        <w:rPr>
-          <w:color w:val="000000" w:themeColor="text1"/>
-          <w:sz w:val="22"/>
-          <w:szCs w:val="22"/>
-        </w:rPr>
-        <w:t>.</w:t>
-      </w:r>
-      <w:proofErr w:type="spellStart"/>
-      <w:r>
-        <w:rPr>
-          <w:color w:val="000000" w:themeColor="text1"/>
-          <w:sz w:val="22"/>
-          <w:szCs w:val="22"/>
-        </w:rPr>
-        <w:t>forEach</w:t>
-      </w:r>
-      <w:proofErr w:type="spellEnd"/>
-      <w:proofErr w:type="gramEnd"/>
-      <w:r>
-        <w:rPr>
-          <w:color w:val="000000" w:themeColor="text1"/>
-          <w:sz w:val="22"/>
-          <w:szCs w:val="22"/>
-        </w:rPr>
-        <w:t>()</w:t>
-      </w:r>
-      <w:r>
-        <w:rPr>
-          <w:color w:val="000000" w:themeColor="text1"/>
-          <w:sz w:val="22"/>
-          <w:szCs w:val="22"/>
-        </w:rPr>
-        <w:t xml:space="preserve"> </w:t>
-      </w:r>
-      <w:r>
-        <w:rPr>
-          <w:color w:val="000000" w:themeColor="text1"/>
-          <w:sz w:val="22"/>
-          <w:szCs w:val="22"/>
-        </w:rPr>
-        <w:sym w:font="Wingdings" w:char="F0E0"/>
-      </w:r>
-      <w:r>
-        <w:rPr>
-          <w:color w:val="000000" w:themeColor="text1"/>
-          <w:sz w:val="22"/>
-          <w:szCs w:val="22"/>
-        </w:rPr>
-        <w:t xml:space="preserve"> </w:t>
-      </w:r>
-      <w:r>
-        <w:rPr>
-          <w:color w:val="000000" w:themeColor="text1"/>
-          <w:sz w:val="22"/>
-          <w:szCs w:val="22"/>
-        </w:rPr>
-        <w:t>Usually, you use it when you want to perform an action for every item, rather than create a new array.</w:t>
+      <w:proofErr w:type="spellStart"/>
+      <w:r>
+        <w:rPr>
+          <w:color w:val="000000" w:themeColor="text1"/>
+          <w:sz w:val="22"/>
+          <w:szCs w:val="22"/>
+        </w:rPr>
+        <w:t>addEventListener</w:t>
+      </w:r>
+      <w:proofErr w:type="spellEnd"/>
+      <w:r>
+        <w:rPr>
+          <w:color w:val="000000" w:themeColor="text1"/>
+          <w:sz w:val="22"/>
+          <w:szCs w:val="22"/>
+        </w:rPr>
+        <w:t xml:space="preserve"> needs to take a trigger and a function that acts once this trigger has happened the trigger can be a </w:t>
+      </w:r>
+      <w:proofErr w:type="spellStart"/>
+      <w:r>
+        <w:rPr>
+          <w:color w:val="000000" w:themeColor="text1"/>
+          <w:sz w:val="22"/>
+          <w:szCs w:val="22"/>
+        </w:rPr>
+        <w:t>keydown</w:t>
+      </w:r>
+      <w:proofErr w:type="spellEnd"/>
+      <w:r>
+        <w:rPr>
+          <w:color w:val="000000" w:themeColor="text1"/>
+          <w:sz w:val="22"/>
+          <w:szCs w:val="22"/>
+        </w:rPr>
+        <w:t xml:space="preserve"> and the action is a function that first checks for the type of the </w:t>
+      </w:r>
+      <w:proofErr w:type="spellStart"/>
+      <w:r>
+        <w:rPr>
+          <w:color w:val="000000" w:themeColor="text1"/>
+          <w:sz w:val="22"/>
+          <w:szCs w:val="22"/>
+        </w:rPr>
+        <w:t>event.key</w:t>
+      </w:r>
+      <w:proofErr w:type="spellEnd"/>
+      <w:r>
+        <w:rPr>
+          <w:color w:val="000000" w:themeColor="text1"/>
+          <w:sz w:val="22"/>
+          <w:szCs w:val="22"/>
+        </w:rPr>
+        <w:t xml:space="preserve">  then acts upon it</w:t>
       </w:r>
     </w:p>
     <w:p>
@@ -6500,89 +5352,23 @@
           <w:szCs w:val="22"/>
         </w:rPr>
       </w:pPr>
-      <w:r>
-        <w:rPr>
-          <w:color w:val="000000" w:themeColor="text1"/>
-          <w:sz w:val="22"/>
-          <w:szCs w:val="22"/>
-        </w:rPr>
-        <w:t>Arrow functions are a shorter way to write functions.</w:t>
-      </w:r>
-    </w:p>
-    <w:p>
-      <w:pPr>
-        <w:pStyle w:val="ListParagraph"/>
-        <w:numPr>
-          <w:ilvl w:val="0"/>
-          <w:numId w:val="11"/>
-        </w:numPr>
-        <w:rPr>
-          <w:color w:val="000000" w:themeColor="text1"/>
-          <w:sz w:val="22"/>
-          <w:szCs w:val="22"/>
-        </w:rPr>
-      </w:pPr>
-      <w:r>
-        <w:rPr>
-          <w:color w:val="000000" w:themeColor="text1"/>
-          <w:sz w:val="22"/>
-          <w:szCs w:val="22"/>
-        </w:rPr>
-        <w:t>Hoisting does not work for arrow functions we should declare the arrow function in the code before we use it in the code</w:t>
-      </w:r>
-    </w:p>
-    <w:p>
-      <w:pPr>
-        <w:pStyle w:val="ListParagraph"/>
-        <w:numPr>
-          <w:ilvl w:val="0"/>
-          <w:numId w:val="11"/>
-        </w:numPr>
-        <w:rPr>
-          <w:color w:val="000000" w:themeColor="text1"/>
-          <w:sz w:val="22"/>
-          <w:szCs w:val="22"/>
-        </w:rPr>
-      </w:pPr>
-      <w:r>
-        <w:rPr>
-          <w:color w:val="000000" w:themeColor="text1"/>
-          <w:sz w:val="22"/>
-          <w:szCs w:val="22"/>
-        </w:rPr>
-        <w:t>when adding an event listener, you give it a function that should be executed when the event happens.</w:t>
-      </w:r>
-    </w:p>
-    <w:p>
-      <w:pPr>
-        <w:pStyle w:val="ListParagraph"/>
-        <w:numPr>
-          <w:ilvl w:val="0"/>
-          <w:numId w:val="11"/>
-        </w:numPr>
-        <w:rPr>
-          <w:color w:val="000000" w:themeColor="text1"/>
-          <w:sz w:val="22"/>
-          <w:szCs w:val="22"/>
-        </w:rPr>
-      </w:pPr>
-      <w:proofErr w:type="spellStart"/>
-      <w:r>
-        <w:rPr>
-          <w:color w:val="000000" w:themeColor="text1"/>
-          <w:sz w:val="22"/>
-          <w:szCs w:val="22"/>
-        </w:rPr>
-        <w:t>addEventListener</w:t>
-      </w:r>
-      <w:proofErr w:type="spellEnd"/>
-      <w:r>
-        <w:rPr>
-          <w:color w:val="000000" w:themeColor="text1"/>
-          <w:sz w:val="22"/>
-          <w:szCs w:val="22"/>
-        </w:rPr>
-        <w:t xml:space="preserve"> needs to take a trigger and a function that acts once this trigger has happened the trigger can be a </w:t>
+      <w:proofErr w:type="spellStart"/>
+      <w:r>
+        <w:rPr>
+          <w:color w:val="000000" w:themeColor="text1"/>
+          <w:sz w:val="22"/>
+          <w:szCs w:val="22"/>
+        </w:rPr>
+        <w:t>document.body.addEventListener</w:t>
+      </w:r>
+      <w:proofErr w:type="spellEnd"/>
+      <w:r>
+        <w:rPr>
+          <w:color w:val="000000" w:themeColor="text1"/>
+          <w:sz w:val="22"/>
+          <w:szCs w:val="22"/>
+        </w:rPr>
+        <w:t>("</w:t>
       </w:r>
       <w:proofErr w:type="spellStart"/>
       <w:r>
@@ -6600,149 +5386,7 @@
           <w:sz w:val="22"/>
           <w:szCs w:val="22"/>
         </w:rPr>
-        <w:t xml:space="preserve"> and the action is a function that first checks for the type of the </w:t>
-      </w:r>
-      <w:proofErr w:type="spellStart"/>
-      <w:proofErr w:type="gramStart"/>
-      <w:r>
-        <w:rPr>
-          <w:color w:val="000000" w:themeColor="text1"/>
-          <w:sz w:val="22"/>
-          <w:szCs w:val="22"/>
-        </w:rPr>
-        <w:t>event.key</w:t>
-      </w:r>
-      <w:proofErr w:type="spellEnd"/>
-      <w:r>
-        <w:rPr>
-          <w:color w:val="000000" w:themeColor="text1"/>
-          <w:sz w:val="22"/>
-          <w:szCs w:val="22"/>
-        </w:rPr>
-        <w:t xml:space="preserve">  then</w:t>
-      </w:r>
-      <w:proofErr w:type="gramEnd"/>
-      <w:r>
-        <w:rPr>
-          <w:color w:val="000000" w:themeColor="text1"/>
-          <w:sz w:val="22"/>
-          <w:szCs w:val="22"/>
-        </w:rPr>
-        <w:t xml:space="preserve"> acts upon it</w:t>
-      </w:r>
-    </w:p>
-    <w:p>
-      <w:pPr>
-        <w:pStyle w:val="ListParagraph"/>
-        <w:numPr>
-          <w:ilvl w:val="0"/>
-          <w:numId w:val="11"/>
-        </w:numPr>
-        <w:rPr>
-          <w:color w:val="000000" w:themeColor="text1"/>
-          <w:sz w:val="22"/>
-          <w:szCs w:val="22"/>
-        </w:rPr>
-      </w:pPr>
-      <w:proofErr w:type="spellStart"/>
-      <w:proofErr w:type="gramStart"/>
-      <w:r>
-        <w:rPr>
-          <w:color w:val="000000" w:themeColor="text1"/>
-          <w:sz w:val="22"/>
-          <w:szCs w:val="22"/>
-        </w:rPr>
-        <w:t>document.body</w:t>
-      </w:r>
-      <w:proofErr w:type="gramEnd"/>
-      <w:r>
-        <w:rPr>
-          <w:color w:val="000000" w:themeColor="text1"/>
-          <w:sz w:val="22"/>
-          <w:szCs w:val="22"/>
-        </w:rPr>
-        <w:t>.</w:t>
-      </w:r>
-      <w:proofErr w:type="gramStart"/>
-      <w:r>
-        <w:rPr>
-          <w:color w:val="000000" w:themeColor="text1"/>
-          <w:sz w:val="22"/>
-          <w:szCs w:val="22"/>
-        </w:rPr>
-        <w:t>addEventListener</w:t>
-      </w:r>
-      <w:proofErr w:type="spellEnd"/>
-      <w:r>
-        <w:rPr>
-          <w:color w:val="000000" w:themeColor="text1"/>
-          <w:sz w:val="22"/>
-          <w:szCs w:val="22"/>
-        </w:rPr>
-        <w:t>(</w:t>
-      </w:r>
-      <w:proofErr w:type="gramEnd"/>
-      <w:r>
-        <w:rPr>
-          <w:color w:val="000000" w:themeColor="text1"/>
-          <w:sz w:val="22"/>
-          <w:szCs w:val="22"/>
-        </w:rPr>
-        <w:t>"</w:t>
-      </w:r>
-      <w:proofErr w:type="spellStart"/>
-      <w:r>
-        <w:rPr>
-          <w:color w:val="000000" w:themeColor="text1"/>
-          <w:sz w:val="22"/>
-          <w:szCs w:val="22"/>
-        </w:rPr>
-        <w:t>keydown</w:t>
-      </w:r>
-      <w:proofErr w:type="spellEnd"/>
-      <w:r>
-        <w:rPr>
-          <w:color w:val="000000" w:themeColor="text1"/>
-          <w:sz w:val="22"/>
-          <w:szCs w:val="22"/>
-        </w:rPr>
-        <w:t xml:space="preserve">", (event) =&gt; </w:t>
-      </w:r>
-      <w:proofErr w:type="gramStart"/>
-      <w:r>
-        <w:rPr>
-          <w:color w:val="000000" w:themeColor="text1"/>
-          <w:sz w:val="22"/>
-          <w:szCs w:val="22"/>
-        </w:rPr>
-        <w:t>{ /</w:t>
-      </w:r>
-      <w:proofErr w:type="gramEnd"/>
-      <w:r>
-        <w:rPr>
-          <w:color w:val="000000" w:themeColor="text1"/>
-          <w:sz w:val="22"/>
-          <w:szCs w:val="22"/>
-        </w:rPr>
-        <w:t xml:space="preserve">/ </w:t>
-      </w:r>
-      <w:proofErr w:type="gramStart"/>
-      <w:r>
-        <w:rPr>
-          <w:color w:val="000000" w:themeColor="text1"/>
-          <w:sz w:val="22"/>
-          <w:szCs w:val="22"/>
-        </w:rPr>
-        <w:t>... }</w:t>
-      </w:r>
-      <w:proofErr w:type="gramEnd"/>
-      <w:r>
-        <w:rPr>
-          <w:color w:val="000000" w:themeColor="text1"/>
-          <w:sz w:val="22"/>
-          <w:szCs w:val="22"/>
-        </w:rPr>
-        <w:t>);</w:t>
+        <w:t>", (event) =&gt; { // ... });</w:t>
       </w:r>
       <w:r>
         <w:rPr>
@@ -6803,7 +5447,6 @@
         <w:t xml:space="preserve"> And later can be called using </w:t>
       </w:r>
       <w:proofErr w:type="spellStart"/>
-      <w:proofErr w:type="gramStart"/>
       <w:r>
         <w:rPr>
           <w:color w:val="000000" w:themeColor="text1"/>
@@ -6819,34 +5462,7 @@
           <w:sz w:val="22"/>
           <w:szCs w:val="22"/>
         </w:rPr>
-        <w:t>(</w:t>
-      </w:r>
-      <w:proofErr w:type="gramEnd"/>
-      <w:r>
-        <w:rPr>
-          <w:color w:val="000000" w:themeColor="text1"/>
-          <w:sz w:val="22"/>
-          <w:szCs w:val="22"/>
-        </w:rPr>
-        <w:t xml:space="preserve">), store the result into a variable and call </w:t>
-      </w:r>
-      <w:proofErr w:type="gramStart"/>
-      <w:r>
-        <w:rPr>
-          <w:color w:val="000000" w:themeColor="text1"/>
-          <w:sz w:val="22"/>
-          <w:szCs w:val="22"/>
-        </w:rPr>
-        <w:t>the .</w:t>
-      </w:r>
-      <w:proofErr w:type="gramEnd"/>
-      <w:r>
-        <w:rPr>
-          <w:color w:val="000000" w:themeColor="text1"/>
-          <w:sz w:val="22"/>
-          <w:szCs w:val="22"/>
-        </w:rPr>
-        <w:t>dataset.name, .id or whatever</w:t>
+        <w:t>(), store the result into a variable and call the .dataset.name, .id or whatever</w:t>
       </w:r>
     </w:p>
     <w:p>
@@ -6897,7 +5513,6 @@
         <w:t xml:space="preserve">const button = </w:t>
       </w:r>
       <w:proofErr w:type="spellStart"/>
-      <w:proofErr w:type="gramStart"/>
       <w:r>
         <w:rPr>
           <w:color w:val="000000" w:themeColor="text1"/>
@@ -6907,7 +5522,6 @@
         <w:t>document.querySelector</w:t>
       </w:r>
       <w:proofErr w:type="spellEnd"/>
-      <w:proofErr w:type="gramEnd"/>
       <w:r>
         <w:rPr>
           <w:color w:val="000000" w:themeColor="text1"/>
@@ -6945,23 +5559,13 @@
         <w:t>console.log(</w:t>
       </w:r>
       <w:proofErr w:type="spellStart"/>
-      <w:proofErr w:type="gramStart"/>
-      <w:r>
-        <w:rPr>
-          <w:color w:val="000000" w:themeColor="text1"/>
-          <w:sz w:val="22"/>
-          <w:szCs w:val="22"/>
-        </w:rPr>
-        <w:t>button.dataset</w:t>
-      </w:r>
-      <w:proofErr w:type="gramEnd"/>
-      <w:r>
-        <w:rPr>
-          <w:color w:val="000000" w:themeColor="text1"/>
-          <w:sz w:val="22"/>
-          <w:szCs w:val="22"/>
-        </w:rPr>
-        <w:t>.productId</w:t>
+      <w:r>
+        <w:rPr>
+          <w:color w:val="000000" w:themeColor="text1"/>
+          <w:sz w:val="22"/>
+          <w:szCs w:val="22"/>
+        </w:rPr>
+        <w:t>button.dataset.productId</w:t>
       </w:r>
       <w:proofErr w:type="spellEnd"/>
       <w:r>
@@ -7010,25 +5614,7 @@
           <w:sz w:val="22"/>
           <w:szCs w:val="22"/>
         </w:rPr>
-        <w:t xml:space="preserve">In different JS files we cannot have the same variable names, </w:t>
-      </w:r>
-      <w:proofErr w:type="gramStart"/>
-      <w:r>
-        <w:rPr>
-          <w:color w:val="000000" w:themeColor="text1"/>
-          <w:sz w:val="22"/>
-          <w:szCs w:val="22"/>
-        </w:rPr>
-        <w:t>as long as</w:t>
-      </w:r>
-      <w:proofErr w:type="gramEnd"/>
-      <w:r>
-        <w:rPr>
-          <w:color w:val="000000" w:themeColor="text1"/>
-          <w:sz w:val="22"/>
-          <w:szCs w:val="22"/>
-        </w:rPr>
-        <w:t xml:space="preserve"> we don’t treat them like module files</w:t>
+        <w:t>In different JS files we cannot have the same variable names, as long as we don’t treat them like module files</w:t>
       </w:r>
     </w:p>
     <w:p>
@@ -7050,25 +5636,7 @@
           <w:sz w:val="22"/>
           <w:szCs w:val="22"/>
         </w:rPr>
-        <w:t xml:space="preserve">To create a JS </w:t>
-      </w:r>
-      <w:proofErr w:type="gramStart"/>
-      <w:r>
-        <w:rPr>
-          <w:color w:val="000000" w:themeColor="text1"/>
-          <w:sz w:val="22"/>
-          <w:szCs w:val="22"/>
-        </w:rPr>
-        <w:t>module</w:t>
-      </w:r>
-      <w:proofErr w:type="gramEnd"/>
-      <w:r>
-        <w:rPr>
-          <w:color w:val="000000" w:themeColor="text1"/>
-          <w:sz w:val="22"/>
-          <w:szCs w:val="22"/>
-        </w:rPr>
-        <w:t xml:space="preserve"> we create a normal .</w:t>
+        <w:t>To create a JS module we create a normal .</w:t>
       </w:r>
       <w:proofErr w:type="spellStart"/>
       <w:r>
@@ -7238,43 +5806,7 @@
           <w:sz w:val="22"/>
           <w:szCs w:val="22"/>
         </w:rPr>
-        <w:t xml:space="preserve">The preferred way is to create a module each with its independent functionalities, export the functions and the variable </w:t>
-      </w:r>
-      <w:proofErr w:type="gramStart"/>
-      <w:r>
-        <w:rPr>
-          <w:color w:val="000000" w:themeColor="text1"/>
-          <w:sz w:val="22"/>
-          <w:szCs w:val="22"/>
-        </w:rPr>
-        <w:t>names,  then</w:t>
-      </w:r>
-      <w:proofErr w:type="gramEnd"/>
-      <w:r>
-        <w:rPr>
-          <w:color w:val="000000" w:themeColor="text1"/>
-          <w:sz w:val="22"/>
-          <w:szCs w:val="22"/>
-        </w:rPr>
-        <w:t xml:space="preserve"> import it into the files </w:t>
-      </w:r>
-      <w:proofErr w:type="gramStart"/>
-      <w:r>
-        <w:rPr>
-          <w:color w:val="000000" w:themeColor="text1"/>
-          <w:sz w:val="22"/>
-          <w:szCs w:val="22"/>
-        </w:rPr>
-        <w:t>its</w:t>
-      </w:r>
-      <w:proofErr w:type="gramEnd"/>
-      <w:r>
-        <w:rPr>
-          <w:color w:val="000000" w:themeColor="text1"/>
-          <w:sz w:val="22"/>
-          <w:szCs w:val="22"/>
-        </w:rPr>
-        <w:t xml:space="preserve"> needed on, we can then have 2 different </w:t>
+        <w:t xml:space="preserve">The preferred way is to create a module each with its independent functionalities, export the functions and the variable names,  then import it into the files its needed on, we can then have 2 different </w:t>
       </w:r>
       <w:proofErr w:type="spellStart"/>
       <w:r>
@@ -7378,41 +5910,13 @@
           <w:szCs w:val="22"/>
         </w:rPr>
       </w:pPr>
-      <w:proofErr w:type="gramStart"/>
-      <w:r>
-        <w:rPr>
-          <w:color w:val="000000" w:themeColor="text1"/>
-          <w:sz w:val="22"/>
-          <w:szCs w:val="22"/>
-        </w:rPr>
-        <w:t>when</w:t>
-      </w:r>
-      <w:proofErr w:type="gramEnd"/>
-      <w:r>
-        <w:rPr>
-          <w:color w:val="000000" w:themeColor="text1"/>
-          <w:sz w:val="22"/>
-          <w:szCs w:val="22"/>
-        </w:rPr>
-        <w:t xml:space="preserve"> importing </w:t>
-      </w:r>
-      <w:proofErr w:type="gramStart"/>
-      <w:r>
-        <w:rPr>
-          <w:color w:val="000000" w:themeColor="text1"/>
-          <w:sz w:val="22"/>
-          <w:szCs w:val="22"/>
-        </w:rPr>
-        <w:t>its</w:t>
-      </w:r>
-      <w:proofErr w:type="gramEnd"/>
-      <w:r>
-        <w:rPr>
-          <w:color w:val="000000" w:themeColor="text1"/>
-          <w:sz w:val="22"/>
-          <w:szCs w:val="22"/>
-        </w:rPr>
-        <w:t xml:space="preserve"> preferred to import the function or the variable and give it a local name</w:t>
+      <w:r>
+        <w:rPr>
+          <w:color w:val="000000" w:themeColor="text1"/>
+          <w:sz w:val="22"/>
+          <w:szCs w:val="22"/>
+        </w:rPr>
+        <w:t>when importing its preferred to import the function or the variable and give it a local name</w:t>
       </w:r>
     </w:p>
     <w:p>
@@ -7428,7 +5932,6 @@
           <w:szCs w:val="22"/>
         </w:rPr>
       </w:pPr>
-      <w:proofErr w:type="gramStart"/>
       <w:r>
         <w:rPr>
           <w:color w:val="000000" w:themeColor="text1"/>
@@ -7447,7 +5950,6 @@
         <w:t>toFixed</w:t>
       </w:r>
       <w:proofErr w:type="spellEnd"/>
-      <w:proofErr w:type="gramEnd"/>
       <w:r>
         <w:rPr>
           <w:color w:val="000000" w:themeColor="text1"/>
@@ -7488,23 +5990,13 @@
           <w:szCs w:val="22"/>
         </w:rPr>
       </w:pPr>
-      <w:proofErr w:type="gramStart"/>
-      <w:r>
-        <w:rPr>
-          <w:color w:val="000000" w:themeColor="text1"/>
-          <w:sz w:val="22"/>
-          <w:szCs w:val="22"/>
-        </w:rPr>
-        <w:t>.remove</w:t>
-      </w:r>
-      <w:proofErr w:type="gramEnd"/>
-      <w:r>
-        <w:rPr>
-          <w:color w:val="000000" w:themeColor="text1"/>
-          <w:sz w:val="22"/>
-          <w:szCs w:val="22"/>
-        </w:rPr>
-        <w:t>() can delete an entire div from the DOM</w:t>
+      <w:r>
+        <w:rPr>
+          <w:color w:val="000000" w:themeColor="text1"/>
+          <w:sz w:val="22"/>
+          <w:szCs w:val="22"/>
+        </w:rPr>
+        <w:t>.remove() can delete an entire div from the DOM</w:t>
       </w:r>
       <w:r>
         <w:rPr>
@@ -7657,7 +6149,6 @@
         <w:t xml:space="preserve">const product = </w:t>
       </w:r>
       <w:proofErr w:type="spellStart"/>
-      <w:proofErr w:type="gramStart"/>
       <w:r>
         <w:rPr>
           <w:color w:val="000000" w:themeColor="text1"/>
@@ -7673,29 +6164,19 @@
           <w:sz w:val="22"/>
           <w:szCs w:val="22"/>
         </w:rPr>
-        <w:t>("#</w:t>
-      </w:r>
-      <w:proofErr w:type="gramEnd"/>
-      <w:r>
-        <w:rPr>
-          <w:color w:val="000000" w:themeColor="text1"/>
-          <w:sz w:val="22"/>
-          <w:szCs w:val="22"/>
-        </w:rPr>
-        <w:t>product");</w:t>
-      </w:r>
-    </w:p>
-    <w:p>
-      <w:pPr>
-        <w:pStyle w:val="ListParagraph"/>
-        <w:rPr>
-          <w:color w:val="000000" w:themeColor="text1"/>
-          <w:sz w:val="22"/>
-          <w:szCs w:val="22"/>
-        </w:rPr>
-      </w:pPr>
-      <w:proofErr w:type="spellStart"/>
-      <w:proofErr w:type="gramStart"/>
+        <w:t>("#product");</w:t>
+      </w:r>
+    </w:p>
+    <w:p>
+      <w:pPr>
+        <w:pStyle w:val="ListParagraph"/>
+        <w:rPr>
+          <w:color w:val="000000" w:themeColor="text1"/>
+          <w:sz w:val="22"/>
+          <w:szCs w:val="22"/>
+        </w:rPr>
+      </w:pPr>
+      <w:proofErr w:type="spellStart"/>
       <w:r>
         <w:rPr>
           <w:color w:val="000000" w:themeColor="text1"/>
@@ -7705,7 +6186,6 @@
         <w:t>product.remove</w:t>
       </w:r>
       <w:proofErr w:type="spellEnd"/>
-      <w:proofErr w:type="gramEnd"/>
       <w:r>
         <w:rPr>
           <w:color w:val="000000" w:themeColor="text1"/>
@@ -7724,41 +6204,13 @@
           <w:szCs w:val="22"/>
         </w:rPr>
       </w:pPr>
-      <w:proofErr w:type="gramStart"/>
-      <w:r>
-        <w:rPr>
-          <w:color w:val="000000" w:themeColor="text1"/>
-          <w:sz w:val="22"/>
-          <w:szCs w:val="22"/>
-        </w:rPr>
-        <w:t>so</w:t>
-      </w:r>
-      <w:proofErr w:type="gramEnd"/>
-      <w:r>
-        <w:rPr>
-          <w:color w:val="000000" w:themeColor="text1"/>
-          <w:sz w:val="22"/>
-          <w:szCs w:val="22"/>
-        </w:rPr>
-        <w:t xml:space="preserve"> the steps are </w:t>
-      </w:r>
-      <w:proofErr w:type="gramStart"/>
-      <w:r>
-        <w:rPr>
-          <w:color w:val="000000" w:themeColor="text1"/>
-          <w:sz w:val="22"/>
-          <w:szCs w:val="22"/>
-        </w:rPr>
-        <w:t>get</w:t>
-      </w:r>
-      <w:proofErr w:type="gramEnd"/>
-      <w:r>
-        <w:rPr>
-          <w:color w:val="000000" w:themeColor="text1"/>
-          <w:sz w:val="22"/>
-          <w:szCs w:val="22"/>
-        </w:rPr>
-        <w:t xml:space="preserve"> the element and store it into a </w:t>
+      <w:r>
+        <w:rPr>
+          <w:color w:val="000000" w:themeColor="text1"/>
+          <w:sz w:val="22"/>
+          <w:szCs w:val="22"/>
+        </w:rPr>
+        <w:t xml:space="preserve">so the steps are get the element and store it into a </w:t>
       </w:r>
       <w:proofErr w:type="spellStart"/>
       <w:r>
@@ -7779,7 +6231,6 @@
         <w:t xml:space="preserve"> variable using the </w:t>
       </w:r>
       <w:proofErr w:type="spellStart"/>
-      <w:proofErr w:type="gramStart"/>
       <w:r>
         <w:rPr>
           <w:color w:val="000000" w:themeColor="text1"/>
@@ -7795,16 +6246,7 @@
           <w:sz w:val="22"/>
           <w:szCs w:val="22"/>
         </w:rPr>
-        <w:t>(</w:t>
-      </w:r>
-      <w:proofErr w:type="gramEnd"/>
-      <w:r>
-        <w:rPr>
-          <w:color w:val="000000" w:themeColor="text1"/>
-          <w:sz w:val="22"/>
-          <w:szCs w:val="22"/>
-        </w:rPr>
-        <w:t>) and then use this variable to delete the element</w:t>
+        <w:t>() and then use this variable to delete the element</w:t>
       </w:r>
     </w:p>
     <w:p>
@@ -7927,7 +6369,6 @@
         <w:t xml:space="preserve">  </w:t>
       </w:r>
       <w:proofErr w:type="spellStart"/>
-      <w:proofErr w:type="gramStart"/>
       <w:r>
         <w:rPr>
           <w:color w:val="000000" w:themeColor="text1"/>
@@ -7943,16 +6384,7 @@
           <w:sz w:val="22"/>
           <w:szCs w:val="22"/>
         </w:rPr>
-        <w:t>(</w:t>
-      </w:r>
-      <w:proofErr w:type="gramEnd"/>
-      <w:r>
-        <w:rPr>
-          <w:color w:val="000000" w:themeColor="text1"/>
-          <w:sz w:val="22"/>
-          <w:szCs w:val="22"/>
-        </w:rPr>
-        <w:t>);</w:t>
+        <w:t>();</w:t>
       </w:r>
       <w:r>
         <w:rPr>
@@ -8010,25 +6442,7 @@
           <w:sz w:val="22"/>
           <w:szCs w:val="22"/>
         </w:rPr>
-        <w:t>(</w:t>
-      </w:r>
-      <w:proofErr w:type="gramStart"/>
-      <w:r>
-        <w:rPr>
-          <w:color w:val="000000" w:themeColor="text1"/>
-          <w:sz w:val="22"/>
-          <w:szCs w:val="22"/>
-        </w:rPr>
-        <w:t>).format</w:t>
-      </w:r>
-      <w:proofErr w:type="gramEnd"/>
-      <w:r>
-        <w:rPr>
-          <w:color w:val="000000" w:themeColor="text1"/>
-          <w:sz w:val="22"/>
-          <w:szCs w:val="22"/>
-        </w:rPr>
-        <w:t>("YYYY-MM-DD"); th</w:t>
+        <w:t>().format("YYYY-MM-DD"); th</w:t>
       </w:r>
       <w:r>
         <w:rPr>
@@ -8061,7 +6475,6 @@
         <w:t xml:space="preserve">const today = </w:t>
       </w:r>
       <w:proofErr w:type="spellStart"/>
-      <w:proofErr w:type="gramStart"/>
       <w:r>
         <w:rPr>
           <w:color w:val="000000" w:themeColor="text1"/>
@@ -8077,16 +6490,7 @@
           <w:sz w:val="22"/>
           <w:szCs w:val="22"/>
         </w:rPr>
-        <w:t>(</w:t>
-      </w:r>
-      <w:proofErr w:type="gramEnd"/>
-      <w:r>
-        <w:rPr>
-          <w:color w:val="000000" w:themeColor="text1"/>
-          <w:sz w:val="22"/>
-          <w:szCs w:val="22"/>
-        </w:rPr>
-        <w:t>);</w:t>
+        <w:t>();</w:t>
       </w:r>
       <w:r>
         <w:rPr>
@@ -8097,7 +6501,6 @@
         <w:t xml:space="preserve"> the default for </w:t>
       </w:r>
       <w:proofErr w:type="spellStart"/>
-      <w:proofErr w:type="gramStart"/>
       <w:r>
         <w:rPr>
           <w:color w:val="000000" w:themeColor="text1"/>
@@ -8113,70 +6516,7 @@
           <w:sz w:val="22"/>
           <w:szCs w:val="22"/>
         </w:rPr>
-        <w:t>(</w:t>
-      </w:r>
-      <w:proofErr w:type="gramEnd"/>
-      <w:r>
-        <w:rPr>
-          <w:color w:val="000000" w:themeColor="text1"/>
-          <w:sz w:val="22"/>
-          <w:szCs w:val="22"/>
-        </w:rPr>
-        <w:t xml:space="preserve">) is to return the date of the current day. </w:t>
-      </w:r>
-      <w:proofErr w:type="gramStart"/>
-      <w:r>
-        <w:rPr>
-          <w:color w:val="000000" w:themeColor="text1"/>
-          <w:sz w:val="22"/>
-          <w:szCs w:val="22"/>
-        </w:rPr>
-        <w:t>However</w:t>
-      </w:r>
-      <w:proofErr w:type="gramEnd"/>
-      <w:r>
-        <w:rPr>
-          <w:color w:val="000000" w:themeColor="text1"/>
-          <w:sz w:val="22"/>
-          <w:szCs w:val="22"/>
-        </w:rPr>
-        <w:t xml:space="preserve"> we can pass </w:t>
-      </w:r>
-      <w:proofErr w:type="gramStart"/>
-      <w:r>
-        <w:rPr>
-          <w:color w:val="000000" w:themeColor="text1"/>
-          <w:sz w:val="22"/>
-          <w:szCs w:val="22"/>
-        </w:rPr>
-        <w:t>in</w:t>
-      </w:r>
-      <w:proofErr w:type="gramEnd"/>
-      <w:r>
-        <w:rPr>
-          <w:color w:val="000000" w:themeColor="text1"/>
-          <w:sz w:val="22"/>
-          <w:szCs w:val="22"/>
-        </w:rPr>
-        <w:t xml:space="preserve"> the constructor </w:t>
-      </w:r>
-      <w:proofErr w:type="gramStart"/>
-      <w:r>
-        <w:rPr>
-          <w:color w:val="000000" w:themeColor="text1"/>
-          <w:sz w:val="22"/>
-          <w:szCs w:val="22"/>
-        </w:rPr>
-        <w:t>the date</w:t>
-      </w:r>
-      <w:proofErr w:type="gramEnd"/>
-      <w:r>
-        <w:rPr>
-          <w:color w:val="000000" w:themeColor="text1"/>
-          <w:sz w:val="22"/>
-          <w:szCs w:val="22"/>
-        </w:rPr>
-        <w:t xml:space="preserve"> that we want to store into a new variable. For example: </w:t>
+        <w:t xml:space="preserve">() is to return the date of the current day. However we can pass in the constructor the date that we want to store into a new variable. For example: </w:t>
       </w:r>
       <w:r>
         <w:rPr>
@@ -8187,7 +6527,6 @@
         <w:t xml:space="preserve">const birthday = </w:t>
       </w:r>
       <w:proofErr w:type="spellStart"/>
-      <w:proofErr w:type="gramStart"/>
       <w:r>
         <w:rPr>
           <w:color w:val="000000" w:themeColor="text1"/>
@@ -8203,16 +6542,7 @@
           <w:sz w:val="22"/>
           <w:szCs w:val="22"/>
         </w:rPr>
-        <w:t>(</w:t>
-      </w:r>
-      <w:proofErr w:type="gramEnd"/>
-      <w:r>
-        <w:rPr>
-          <w:color w:val="000000" w:themeColor="text1"/>
-          <w:sz w:val="22"/>
-          <w:szCs w:val="22"/>
-        </w:rPr>
-        <w:t>"2000-05-15");</w:t>
+        <w:t>("2000-05-15");</w:t>
       </w:r>
     </w:p>
     <w:p>
@@ -8228,41 +6558,13 @@
           <w:szCs w:val="22"/>
         </w:rPr>
       </w:pPr>
-      <w:proofErr w:type="gramStart"/>
-      <w:r>
-        <w:rPr>
-          <w:color w:val="000000" w:themeColor="text1"/>
-          <w:sz w:val="22"/>
-          <w:szCs w:val="22"/>
-        </w:rPr>
-        <w:t>when</w:t>
-      </w:r>
-      <w:proofErr w:type="gramEnd"/>
-      <w:r>
-        <w:rPr>
-          <w:color w:val="000000" w:themeColor="text1"/>
-          <w:sz w:val="22"/>
-          <w:szCs w:val="22"/>
-        </w:rPr>
-        <w:t xml:space="preserve"> formatting a </w:t>
-      </w:r>
-      <w:proofErr w:type="gramStart"/>
-      <w:r>
-        <w:rPr>
-          <w:color w:val="000000" w:themeColor="text1"/>
-          <w:sz w:val="22"/>
-          <w:szCs w:val="22"/>
-        </w:rPr>
-        <w:t>date</w:t>
-      </w:r>
-      <w:proofErr w:type="gramEnd"/>
-      <w:r>
-        <w:rPr>
-          <w:color w:val="000000" w:themeColor="text1"/>
-          <w:sz w:val="22"/>
-          <w:szCs w:val="22"/>
-        </w:rPr>
-        <w:t xml:space="preserve"> we can pass to the function called format certain data as a string this string </w:t>
+      <w:r>
+        <w:rPr>
+          <w:color w:val="000000" w:themeColor="text1"/>
+          <w:sz w:val="22"/>
+          <w:szCs w:val="22"/>
+        </w:rPr>
+        <w:t xml:space="preserve">when formatting a date we can pass to the function called format certain data as a string this string </w:t>
       </w:r>
       <w:proofErr w:type="spellStart"/>
       <w:r>
@@ -8425,25 +6727,7 @@
           <w:sz w:val="22"/>
           <w:szCs w:val="22"/>
         </w:rPr>
-        <w:t xml:space="preserve">anything that we import without a </w:t>
-      </w:r>
-      <w:proofErr w:type="gramStart"/>
-      <w:r>
-        <w:rPr>
-          <w:color w:val="000000" w:themeColor="text1"/>
-          <w:sz w:val="22"/>
-          <w:szCs w:val="22"/>
-        </w:rPr>
-        <w:t>braces</w:t>
-      </w:r>
-      <w:proofErr w:type="gramEnd"/>
-      <w:r>
-        <w:rPr>
-          <w:color w:val="000000" w:themeColor="text1"/>
-          <w:sz w:val="22"/>
-          <w:szCs w:val="22"/>
-        </w:rPr>
-        <w:t xml:space="preserve"> is the default and we can choose its name on importing</w:t>
+        <w:t>anything that we import without a braces is the default and we can choose its name on importing</w:t>
       </w:r>
       <w:r>
         <w:rPr>
@@ -8476,7 +6760,6 @@
         <w:t xml:space="preserve">A default export does not mean we </w:t>
       </w:r>
       <w:proofErr w:type="spellStart"/>
-      <w:proofErr w:type="gramStart"/>
       <w:r>
         <w:rPr>
           <w:color w:val="000000" w:themeColor="text1"/>
@@ -8486,7 +6769,6 @@
         <w:t>cant</w:t>
       </w:r>
       <w:proofErr w:type="spellEnd"/>
-      <w:proofErr w:type="gramEnd"/>
       <w:r>
         <w:rPr>
           <w:color w:val="000000" w:themeColor="text1"/>
@@ -8533,27 +6815,7 @@
           <w:sz w:val="22"/>
           <w:szCs w:val="22"/>
         </w:rPr>
-        <w:t xml:space="preserve"> default </w:t>
-      </w:r>
-      <w:proofErr w:type="gramStart"/>
-      <w:r>
-        <w:rPr>
-          <w:rFonts w:ascii="Segoe UI Emoji" w:hAnsi="Segoe UI Emoji" w:cs="Segoe UI Emoji"/>
-          <w:color w:val="000000" w:themeColor="text1"/>
-          <w:sz w:val="22"/>
-          <w:szCs w:val="22"/>
-        </w:rPr>
-        <w:t>cant</w:t>
-      </w:r>
-      <w:proofErr w:type="gramEnd"/>
-      <w:r>
-        <w:rPr>
-          <w:rFonts w:ascii="Segoe UI Emoji" w:hAnsi="Segoe UI Emoji" w:cs="Segoe UI Emoji"/>
-          <w:color w:val="000000" w:themeColor="text1"/>
-          <w:sz w:val="22"/>
-          <w:szCs w:val="22"/>
-        </w:rPr>
-        <w:t xml:space="preserve"> be replaced next to, let, const or var</w:t>
+        <w:t xml:space="preserve"> default cant be replaced next to, let, const or var</w:t>
       </w:r>
     </w:p>
     <w:p>
@@ -8667,25 +6929,7 @@
           <w:sz w:val="22"/>
           <w:szCs w:val="22"/>
         </w:rPr>
-        <w:t xml:space="preserve">Objects </w:t>
-      </w:r>
-      <w:proofErr w:type="gramStart"/>
-      <w:r>
-        <w:rPr>
-          <w:color w:val="000000" w:themeColor="text1"/>
-          <w:sz w:val="22"/>
-          <w:szCs w:val="22"/>
-        </w:rPr>
-        <w:t>follows</w:t>
-      </w:r>
-      <w:proofErr w:type="gramEnd"/>
-      <w:r>
-        <w:rPr>
-          <w:color w:val="000000" w:themeColor="text1"/>
-          <w:sz w:val="22"/>
-          <w:szCs w:val="22"/>
-        </w:rPr>
-        <w:t xml:space="preserve"> </w:t>
+        <w:t xml:space="preserve">Objects follows </w:t>
       </w:r>
       <w:proofErr w:type="spellStart"/>
       <w:r>
@@ -8720,23 +6964,13 @@
           <w:u w:val="single"/>
         </w:rPr>
       </w:pPr>
-      <w:proofErr w:type="gramStart"/>
-      <w:r>
-        <w:rPr>
-          <w:color w:val="000000" w:themeColor="text1"/>
-          <w:sz w:val="22"/>
-          <w:szCs w:val="22"/>
-        </w:rPr>
-        <w:t>when</w:t>
-      </w:r>
-      <w:proofErr w:type="gramEnd"/>
-      <w:r>
-        <w:rPr>
-          <w:color w:val="000000" w:themeColor="text1"/>
-          <w:sz w:val="22"/>
-          <w:szCs w:val="22"/>
-        </w:rPr>
-        <w:t xml:space="preserve"> creating an object, it should be named after the file name, we declare a const variable = object details. At the end of the file and out of the scope of this constant we can then export this const variable as if we export the entire object</w:t>
+      <w:r>
+        <w:rPr>
+          <w:color w:val="000000" w:themeColor="text1"/>
+          <w:sz w:val="22"/>
+          <w:szCs w:val="22"/>
+        </w:rPr>
+        <w:t>when creating an object, it should be named after the file name, we declare a const variable = object details. At the end of the file and out of the scope of this constant we can then export this const variable as if we export the entire object</w:t>
       </w:r>
     </w:p>
     <w:p>
@@ -8759,61 +6993,7 @@
           <w:sz w:val="22"/>
           <w:szCs w:val="22"/>
         </w:rPr>
-        <w:t xml:space="preserve">We use the JSON format </w:t>
-      </w:r>
-      <w:proofErr w:type="gramStart"/>
-      <w:r>
-        <w:rPr>
-          <w:color w:val="000000" w:themeColor="text1"/>
-          <w:sz w:val="22"/>
-          <w:szCs w:val="22"/>
-        </w:rPr>
-        <w:t>inside,</w:t>
-      </w:r>
-      <w:proofErr w:type="gramEnd"/>
-      <w:r>
-        <w:rPr>
-          <w:color w:val="000000" w:themeColor="text1"/>
-          <w:sz w:val="22"/>
-          <w:szCs w:val="22"/>
-        </w:rPr>
-        <w:t xml:space="preserve"> a function should have the </w:t>
-      </w:r>
-      <w:proofErr w:type="gramStart"/>
-      <w:r>
-        <w:rPr>
-          <w:color w:val="000000" w:themeColor="text1"/>
-          <w:sz w:val="22"/>
-          <w:szCs w:val="22"/>
-        </w:rPr>
-        <w:t>name :</w:t>
-      </w:r>
-      <w:proofErr w:type="gramEnd"/>
-      <w:r>
-        <w:rPr>
-          <w:color w:val="000000" w:themeColor="text1"/>
-          <w:sz w:val="22"/>
-          <w:szCs w:val="22"/>
-        </w:rPr>
-        <w:t xml:space="preserve"> </w:t>
-      </w:r>
-      <w:proofErr w:type="gramStart"/>
-      <w:r>
-        <w:rPr>
-          <w:color w:val="000000" w:themeColor="text1"/>
-          <w:sz w:val="22"/>
-          <w:szCs w:val="22"/>
-        </w:rPr>
-        <w:t>function(</w:t>
-      </w:r>
-      <w:proofErr w:type="gramEnd"/>
-      <w:r>
-        <w:rPr>
-          <w:color w:val="000000" w:themeColor="text1"/>
-          <w:sz w:val="22"/>
-          <w:szCs w:val="22"/>
-        </w:rPr>
-        <w:t>) then logic</w:t>
+        <w:t>We use the JSON format inside, a function should have the name : function() then logic</w:t>
       </w:r>
     </w:p>
     <w:p>
@@ -8839,7 +7019,6 @@
         <w:t xml:space="preserve">inside an object, when we declare a variable we </w:t>
       </w:r>
       <w:proofErr w:type="spellStart"/>
-      <w:proofErr w:type="gramStart"/>
       <w:r>
         <w:rPr>
           <w:color w:val="000000" w:themeColor="text1"/>
@@ -8849,7 +7028,6 @@
         <w:t>cant</w:t>
       </w:r>
       <w:proofErr w:type="spellEnd"/>
-      <w:proofErr w:type="gramEnd"/>
       <w:r>
         <w:rPr>
           <w:color w:val="000000" w:themeColor="text1"/>
@@ -8859,23 +7037,13 @@
         <w:t xml:space="preserve"> use </w:t>
       </w:r>
       <w:proofErr w:type="spellStart"/>
-      <w:proofErr w:type="gramStart"/>
-      <w:r>
-        <w:rPr>
-          <w:color w:val="000000" w:themeColor="text1"/>
-          <w:sz w:val="22"/>
-          <w:szCs w:val="22"/>
-        </w:rPr>
-        <w:t>let,var</w:t>
-      </w:r>
-      <w:proofErr w:type="gramEnd"/>
-      <w:r>
-        <w:rPr>
-          <w:color w:val="000000" w:themeColor="text1"/>
-          <w:sz w:val="22"/>
-          <w:szCs w:val="22"/>
-        </w:rPr>
-        <w:t>,const</w:t>
+      <w:r>
+        <w:rPr>
+          <w:color w:val="000000" w:themeColor="text1"/>
+          <w:sz w:val="22"/>
+          <w:szCs w:val="22"/>
+        </w:rPr>
+        <w:t>let,var,const</w:t>
       </w:r>
       <w:proofErr w:type="spellEnd"/>
       <w:r>
@@ -8901,59 +7069,13 @@
           <w:u w:val="single"/>
         </w:rPr>
       </w:pPr>
-      <w:proofErr w:type="gramStart"/>
-      <w:r>
-        <w:rPr>
-          <w:color w:val="000000" w:themeColor="text1"/>
-          <w:sz w:val="22"/>
-          <w:szCs w:val="22"/>
-        </w:rPr>
-        <w:t>we</w:t>
-      </w:r>
-      <w:proofErr w:type="gramEnd"/>
-      <w:r>
-        <w:rPr>
-          <w:color w:val="000000" w:themeColor="text1"/>
-          <w:sz w:val="22"/>
-          <w:szCs w:val="22"/>
-        </w:rPr>
-        <w:t xml:space="preserve"> also </w:t>
-      </w:r>
-      <w:proofErr w:type="gramStart"/>
-      <w:r>
-        <w:rPr>
-          <w:color w:val="000000" w:themeColor="text1"/>
-          <w:sz w:val="22"/>
-          <w:szCs w:val="22"/>
-        </w:rPr>
-        <w:t>cant</w:t>
-      </w:r>
-      <w:proofErr w:type="gramEnd"/>
-      <w:r>
-        <w:rPr>
-          <w:color w:val="000000" w:themeColor="text1"/>
-          <w:sz w:val="22"/>
-          <w:szCs w:val="22"/>
-        </w:rPr>
-        <w:t xml:space="preserve"> use export inside an object it </w:t>
-      </w:r>
-      <w:proofErr w:type="gramStart"/>
-      <w:r>
-        <w:rPr>
-          <w:color w:val="000000" w:themeColor="text1"/>
-          <w:sz w:val="22"/>
-          <w:szCs w:val="22"/>
-        </w:rPr>
-        <w:t>has to</w:t>
-      </w:r>
-      <w:proofErr w:type="gramEnd"/>
-      <w:r>
-        <w:rPr>
-          <w:color w:val="000000" w:themeColor="text1"/>
-          <w:sz w:val="22"/>
-          <w:szCs w:val="22"/>
-        </w:rPr>
-        <w:t xml:space="preserve"> be done outside the scope of the object</w:t>
+      <w:r>
+        <w:rPr>
+          <w:color w:val="000000" w:themeColor="text1"/>
+          <w:sz w:val="22"/>
+          <w:szCs w:val="22"/>
+        </w:rPr>
+        <w:t>we also cant use export inside an object it has to be done outside the scope of the object</w:t>
       </w:r>
     </w:p>
     <w:p>
@@ -8976,25 +7098,7 @@
           <w:sz w:val="22"/>
           <w:szCs w:val="22"/>
         </w:rPr>
-        <w:t xml:space="preserve">using arrow functions inside the object creates conflicts because of how the key </w:t>
-      </w:r>
-      <w:proofErr w:type="gramStart"/>
-      <w:r>
-        <w:rPr>
-          <w:color w:val="000000" w:themeColor="text1"/>
-          <w:sz w:val="22"/>
-          <w:szCs w:val="22"/>
-        </w:rPr>
-        <w:t>word this</w:t>
-      </w:r>
-      <w:proofErr w:type="gramEnd"/>
-      <w:r>
-        <w:rPr>
-          <w:color w:val="000000" w:themeColor="text1"/>
-          <w:sz w:val="22"/>
-          <w:szCs w:val="22"/>
-        </w:rPr>
-        <w:t xml:space="preserve"> works</w:t>
+        <w:t>using arrow functions inside the object creates conflicts because of how the key word this works</w:t>
       </w:r>
     </w:p>
     <w:p>
@@ -9011,23 +7115,13 @@
           <w:u w:val="single"/>
         </w:rPr>
       </w:pPr>
-      <w:proofErr w:type="gramStart"/>
-      <w:r>
-        <w:rPr>
-          <w:color w:val="000000" w:themeColor="text1"/>
-          <w:sz w:val="22"/>
-          <w:szCs w:val="22"/>
-        </w:rPr>
-        <w:t>just</w:t>
-      </w:r>
-      <w:proofErr w:type="gramEnd"/>
-      <w:r>
-        <w:rPr>
-          <w:color w:val="000000" w:themeColor="text1"/>
-          <w:sz w:val="22"/>
-          <w:szCs w:val="22"/>
-        </w:rPr>
-        <w:t xml:space="preserve"> like java, the word this </w:t>
+      <w:r>
+        <w:rPr>
+          <w:color w:val="000000" w:themeColor="text1"/>
+          <w:sz w:val="22"/>
+          <w:szCs w:val="22"/>
+        </w:rPr>
+        <w:t xml:space="preserve">just like java, the word this </w:t>
       </w:r>
       <w:proofErr w:type="spellStart"/>
       <w:r>
@@ -9068,25 +7162,7 @@
           <w:sz w:val="22"/>
           <w:szCs w:val="22"/>
         </w:rPr>
-        <w:t xml:space="preserve">const obj1 = new </w:t>
-      </w:r>
-      <w:proofErr w:type="gramStart"/>
-      <w:r>
-        <w:rPr>
-          <w:color w:val="000000" w:themeColor="text1"/>
-          <w:sz w:val="22"/>
-          <w:szCs w:val="22"/>
-        </w:rPr>
-        <w:t>Class(</w:t>
-      </w:r>
-      <w:proofErr w:type="gramEnd"/>
-      <w:r>
-        <w:rPr>
-          <w:color w:val="000000" w:themeColor="text1"/>
-          <w:sz w:val="22"/>
-          <w:szCs w:val="22"/>
-        </w:rPr>
-        <w:t>value, value2); this is how we create a new object instance of a class</w:t>
+        <w:t>const obj1 = new Class(value, value2); this is how we create a new object instance of a class</w:t>
       </w:r>
     </w:p>
     <w:p>
@@ -9251,7 +7327,6 @@
         <w:t xml:space="preserve"> them but in both cases we </w:t>
       </w:r>
       <w:proofErr w:type="spellStart"/>
-      <w:proofErr w:type="gramStart"/>
       <w:r>
         <w:rPr>
           <w:color w:val="000000" w:themeColor="text1"/>
@@ -9261,7 +7336,6 @@
         <w:t>cant</w:t>
       </w:r>
       <w:proofErr w:type="spellEnd"/>
-      <w:proofErr w:type="gramEnd"/>
       <w:r>
         <w:rPr>
           <w:color w:val="000000" w:themeColor="text1"/>
@@ -9271,23 +7345,13 @@
         <w:t xml:space="preserve"> use (</w:t>
       </w:r>
       <w:proofErr w:type="spellStart"/>
-      <w:proofErr w:type="gramStart"/>
-      <w:r>
-        <w:rPr>
-          <w:color w:val="000000" w:themeColor="text1"/>
-          <w:sz w:val="22"/>
-          <w:szCs w:val="22"/>
-        </w:rPr>
-        <w:t>const,let</w:t>
-      </w:r>
-      <w:proofErr w:type="gramEnd"/>
-      <w:r>
-        <w:rPr>
-          <w:color w:val="000000" w:themeColor="text1"/>
-          <w:sz w:val="22"/>
-          <w:szCs w:val="22"/>
-        </w:rPr>
-        <w:t>,var</w:t>
+      <w:r>
+        <w:rPr>
+          <w:color w:val="000000" w:themeColor="text1"/>
+          <w:sz w:val="22"/>
+          <w:szCs w:val="22"/>
+        </w:rPr>
+        <w:t>const,let,var</w:t>
       </w:r>
       <w:proofErr w:type="spellEnd"/>
       <w:r>
@@ -9318,43 +7382,7 @@
           <w:sz w:val="22"/>
           <w:szCs w:val="22"/>
         </w:rPr>
-        <w:t xml:space="preserve">Using the </w:t>
-      </w:r>
-      <w:proofErr w:type="gramStart"/>
-      <w:r>
-        <w:rPr>
-          <w:color w:val="000000" w:themeColor="text1"/>
-          <w:sz w:val="22"/>
-          <w:szCs w:val="22"/>
-        </w:rPr>
-        <w:t>hash ‘#’</w:t>
-      </w:r>
-      <w:proofErr w:type="gramEnd"/>
-      <w:r>
-        <w:rPr>
-          <w:color w:val="000000" w:themeColor="text1"/>
-          <w:sz w:val="22"/>
-          <w:szCs w:val="22"/>
-        </w:rPr>
-        <w:t xml:space="preserve"> before a function or a variable makes it private, </w:t>
-      </w:r>
-      <w:proofErr w:type="gramStart"/>
-      <w:r>
-        <w:rPr>
-          <w:color w:val="000000" w:themeColor="text1"/>
-          <w:sz w:val="22"/>
-          <w:szCs w:val="22"/>
-        </w:rPr>
-        <w:t>its</w:t>
-      </w:r>
-      <w:proofErr w:type="gramEnd"/>
-      <w:r>
-        <w:rPr>
-          <w:color w:val="000000" w:themeColor="text1"/>
-          <w:sz w:val="22"/>
-          <w:szCs w:val="22"/>
-        </w:rPr>
-        <w:t xml:space="preserve"> also the convention in </w:t>
+        <w:t xml:space="preserve">Using the hash ‘#’ before a function or a variable makes it private, its also the convention in </w:t>
       </w:r>
       <w:proofErr w:type="spellStart"/>
       <w:r>
@@ -9372,25 +7400,7 @@
           <w:sz w:val="22"/>
           <w:szCs w:val="22"/>
         </w:rPr>
-        <w:t xml:space="preserve"> to make our data private and only accessible through setters and getters for protection and open/closed </w:t>
-      </w:r>
-      <w:proofErr w:type="gramStart"/>
-      <w:r>
-        <w:rPr>
-          <w:color w:val="000000" w:themeColor="text1"/>
-          <w:sz w:val="22"/>
-          <w:szCs w:val="22"/>
-        </w:rPr>
-        <w:t>principle</w:t>
-      </w:r>
-      <w:proofErr w:type="gramEnd"/>
-      <w:r>
-        <w:rPr>
-          <w:color w:val="000000" w:themeColor="text1"/>
-          <w:sz w:val="22"/>
-          <w:szCs w:val="22"/>
-        </w:rPr>
-        <w:t xml:space="preserve"> support</w:t>
+        <w:t xml:space="preserve"> to make our data private and only accessible through setters and getters for protection and open/closed principle support</w:t>
       </w:r>
     </w:p>
     <w:p>
@@ -9452,25 +7462,7 @@
           <w:sz w:val="22"/>
           <w:szCs w:val="22"/>
         </w:rPr>
-        <w:t xml:space="preserve">In JS we can only have one constructor per class, in Java we an </w:t>
-      </w:r>
-      <w:proofErr w:type="gramStart"/>
-      <w:r>
-        <w:rPr>
-          <w:color w:val="000000" w:themeColor="text1"/>
-          <w:sz w:val="22"/>
-          <w:szCs w:val="22"/>
-        </w:rPr>
-        <w:t>overload constructors</w:t>
-      </w:r>
-      <w:proofErr w:type="gramEnd"/>
-      <w:r>
-        <w:rPr>
-          <w:color w:val="000000" w:themeColor="text1"/>
-          <w:sz w:val="22"/>
-          <w:szCs w:val="22"/>
-        </w:rPr>
-        <w:t xml:space="preserve">, this is not the case with </w:t>
+        <w:t xml:space="preserve">In JS we can only have one constructor per class, in Java we an overload constructors, this is not the case with </w:t>
       </w:r>
       <w:proofErr w:type="spellStart"/>
       <w:r>
@@ -9576,25 +7568,7 @@
           <w:sz w:val="22"/>
           <w:szCs w:val="22"/>
         </w:rPr>
-        <w:t xml:space="preserve">  </w:t>
-      </w:r>
-      <w:proofErr w:type="gramStart"/>
-      <w:r>
-        <w:rPr>
-          <w:color w:val="000000" w:themeColor="text1"/>
-          <w:sz w:val="22"/>
-          <w:szCs w:val="22"/>
-        </w:rPr>
-        <w:t>start(</w:t>
-      </w:r>
-      <w:proofErr w:type="gramEnd"/>
-      <w:r>
-        <w:rPr>
-          <w:color w:val="000000" w:themeColor="text1"/>
-          <w:sz w:val="22"/>
-          <w:szCs w:val="22"/>
-        </w:rPr>
-        <w:t>) {</w:t>
+        <w:t xml:space="preserve">  start() {</w:t>
       </w:r>
     </w:p>
     <w:p>
@@ -9612,25 +7586,161 @@
           <w:sz w:val="22"/>
           <w:szCs w:val="22"/>
         </w:rPr>
+        <w:t xml:space="preserve">    console.log("Engine started");</w:t>
+      </w:r>
+    </w:p>
+    <w:p>
+      <w:pPr>
+        <w:ind w:left="720"/>
+        <w:rPr>
+          <w:color w:val="000000" w:themeColor="text1"/>
+          <w:sz w:val="22"/>
+          <w:szCs w:val="22"/>
+        </w:rPr>
+      </w:pPr>
+      <w:r>
+        <w:rPr>
+          <w:color w:val="000000" w:themeColor="text1"/>
+          <w:sz w:val="22"/>
+          <w:szCs w:val="22"/>
+        </w:rPr>
+        <w:t xml:space="preserve">  }</w:t>
+      </w:r>
+    </w:p>
+    <w:p>
+      <w:pPr>
+        <w:ind w:left="720"/>
+        <w:rPr>
+          <w:color w:val="000000" w:themeColor="text1"/>
+          <w:sz w:val="22"/>
+          <w:szCs w:val="22"/>
+        </w:rPr>
+      </w:pPr>
+      <w:r>
+        <w:rPr>
+          <w:color w:val="000000" w:themeColor="text1"/>
+          <w:sz w:val="22"/>
+          <w:szCs w:val="22"/>
+        </w:rPr>
+        <w:t>}</w:t>
+      </w:r>
+    </w:p>
+    <w:p>
+      <w:pPr>
+        <w:ind w:left="720"/>
+        <w:rPr>
+          <w:color w:val="000000" w:themeColor="text1"/>
+          <w:sz w:val="22"/>
+          <w:szCs w:val="22"/>
+        </w:rPr>
+      </w:pPr>
+    </w:p>
+    <w:p>
+      <w:pPr>
+        <w:ind w:left="720"/>
+        <w:rPr>
+          <w:color w:val="000000" w:themeColor="text1"/>
+          <w:sz w:val="22"/>
+          <w:szCs w:val="22"/>
+        </w:rPr>
+      </w:pPr>
+      <w:r>
+        <w:rPr>
+          <w:color w:val="000000" w:themeColor="text1"/>
+          <w:sz w:val="22"/>
+          <w:szCs w:val="22"/>
+        </w:rPr>
+        <w:t>import Engine from "./Engine.js";</w:t>
+      </w:r>
+    </w:p>
+    <w:p>
+      <w:pPr>
+        <w:ind w:left="720"/>
+        <w:rPr>
+          <w:color w:val="000000" w:themeColor="text1"/>
+          <w:sz w:val="22"/>
+          <w:szCs w:val="22"/>
+        </w:rPr>
+      </w:pPr>
+      <w:r>
+        <w:rPr>
+          <w:color w:val="000000" w:themeColor="text1"/>
+          <w:sz w:val="22"/>
+          <w:szCs w:val="22"/>
+        </w:rPr>
+        <w:t>class Car {</w:t>
+      </w:r>
+    </w:p>
+    <w:p>
+      <w:pPr>
+        <w:ind w:left="720"/>
+        <w:rPr>
+          <w:color w:val="000000" w:themeColor="text1"/>
+          <w:sz w:val="22"/>
+          <w:szCs w:val="22"/>
+        </w:rPr>
+      </w:pPr>
+      <w:r>
+        <w:rPr>
+          <w:color w:val="000000" w:themeColor="text1"/>
+          <w:sz w:val="22"/>
+          <w:szCs w:val="22"/>
+        </w:rPr>
+        <w:t>engine;</w:t>
+      </w:r>
+    </w:p>
+    <w:p>
+      <w:pPr>
+        <w:ind w:left="720"/>
+        <w:rPr>
+          <w:color w:val="000000" w:themeColor="text1"/>
+          <w:sz w:val="22"/>
+          <w:szCs w:val="22"/>
+        </w:rPr>
+      </w:pPr>
+      <w:r>
+        <w:rPr>
+          <w:color w:val="000000" w:themeColor="text1"/>
+          <w:sz w:val="22"/>
+          <w:szCs w:val="22"/>
+        </w:rPr>
+        <w:t xml:space="preserve">  constructor() {</w:t>
+      </w:r>
+    </w:p>
+    <w:p>
+      <w:pPr>
+        <w:ind w:left="720"/>
+        <w:rPr>
+          <w:color w:val="000000" w:themeColor="text1"/>
+          <w:sz w:val="22"/>
+          <w:szCs w:val="22"/>
+        </w:rPr>
+      </w:pPr>
+      <w:r>
+        <w:rPr>
+          <w:color w:val="000000" w:themeColor="text1"/>
+          <w:sz w:val="22"/>
+          <w:szCs w:val="22"/>
+        </w:rPr>
         <w:t xml:space="preserve">    </w:t>
       </w:r>
-      <w:proofErr w:type="gramStart"/>
-      <w:r>
-        <w:rPr>
-          <w:color w:val="000000" w:themeColor="text1"/>
-          <w:sz w:val="22"/>
-          <w:szCs w:val="22"/>
-        </w:rPr>
-        <w:t>console.log(</w:t>
-      </w:r>
-      <w:proofErr w:type="gramEnd"/>
-      <w:r>
-        <w:rPr>
-          <w:color w:val="000000" w:themeColor="text1"/>
-          <w:sz w:val="22"/>
-          <w:szCs w:val="22"/>
-        </w:rPr>
-        <w:t>"Engine started");</w:t>
+      <w:proofErr w:type="spellStart"/>
+      <w:r>
+        <w:rPr>
+          <w:color w:val="000000" w:themeColor="text1"/>
+          <w:sz w:val="22"/>
+          <w:szCs w:val="22"/>
+        </w:rPr>
+        <w:t>this.engine</w:t>
+      </w:r>
+      <w:proofErr w:type="spellEnd"/>
+      <w:r>
+        <w:rPr>
+          <w:color w:val="000000" w:themeColor="text1"/>
+          <w:sz w:val="22"/>
+          <w:szCs w:val="22"/>
+        </w:rPr>
+        <w:t xml:space="preserve"> = new Engine();</w:t>
       </w:r>
     </w:p>
     <w:p>
@@ -9671,198 +7781,6 @@
     </w:p>
     <w:p>
       <w:pPr>
-        <w:ind w:left="720"/>
-        <w:rPr>
-          <w:color w:val="000000" w:themeColor="text1"/>
-          <w:sz w:val="22"/>
-          <w:szCs w:val="22"/>
-        </w:rPr>
-      </w:pPr>
-    </w:p>
-    <w:p>
-      <w:pPr>
-        <w:ind w:left="720"/>
-        <w:rPr>
-          <w:color w:val="000000" w:themeColor="text1"/>
-          <w:sz w:val="22"/>
-          <w:szCs w:val="22"/>
-        </w:rPr>
-      </w:pPr>
-      <w:r>
-        <w:rPr>
-          <w:color w:val="000000" w:themeColor="text1"/>
-          <w:sz w:val="22"/>
-          <w:szCs w:val="22"/>
-        </w:rPr>
-        <w:t>import Engine from "./Engine.js";</w:t>
-      </w:r>
-    </w:p>
-    <w:p>
-      <w:pPr>
-        <w:ind w:left="720"/>
-        <w:rPr>
-          <w:color w:val="000000" w:themeColor="text1"/>
-          <w:sz w:val="22"/>
-          <w:szCs w:val="22"/>
-        </w:rPr>
-      </w:pPr>
-      <w:r>
-        <w:rPr>
-          <w:color w:val="000000" w:themeColor="text1"/>
-          <w:sz w:val="22"/>
-          <w:szCs w:val="22"/>
-        </w:rPr>
-        <w:t>class Car {</w:t>
-      </w:r>
-    </w:p>
-    <w:p>
-      <w:pPr>
-        <w:ind w:left="720"/>
-        <w:rPr>
-          <w:color w:val="000000" w:themeColor="text1"/>
-          <w:sz w:val="22"/>
-          <w:szCs w:val="22"/>
-        </w:rPr>
-      </w:pPr>
-      <w:r>
-        <w:rPr>
-          <w:color w:val="000000" w:themeColor="text1"/>
-          <w:sz w:val="22"/>
-          <w:szCs w:val="22"/>
-        </w:rPr>
-        <w:t>engine;</w:t>
-      </w:r>
-    </w:p>
-    <w:p>
-      <w:pPr>
-        <w:ind w:left="720"/>
-        <w:rPr>
-          <w:color w:val="000000" w:themeColor="text1"/>
-          <w:sz w:val="22"/>
-          <w:szCs w:val="22"/>
-        </w:rPr>
-      </w:pPr>
-      <w:r>
-        <w:rPr>
-          <w:color w:val="000000" w:themeColor="text1"/>
-          <w:sz w:val="22"/>
-          <w:szCs w:val="22"/>
-        </w:rPr>
-        <w:t xml:space="preserve">  </w:t>
-      </w:r>
-      <w:proofErr w:type="gramStart"/>
-      <w:r>
-        <w:rPr>
-          <w:color w:val="000000" w:themeColor="text1"/>
-          <w:sz w:val="22"/>
-          <w:szCs w:val="22"/>
-        </w:rPr>
-        <w:t>constructor(</w:t>
-      </w:r>
-      <w:proofErr w:type="gramEnd"/>
-      <w:r>
-        <w:rPr>
-          <w:color w:val="000000" w:themeColor="text1"/>
-          <w:sz w:val="22"/>
-          <w:szCs w:val="22"/>
-        </w:rPr>
-        <w:t>) {</w:t>
-      </w:r>
-    </w:p>
-    <w:p>
-      <w:pPr>
-        <w:ind w:left="720"/>
-        <w:rPr>
-          <w:color w:val="000000" w:themeColor="text1"/>
-          <w:sz w:val="22"/>
-          <w:szCs w:val="22"/>
-        </w:rPr>
-      </w:pPr>
-      <w:r>
-        <w:rPr>
-          <w:color w:val="000000" w:themeColor="text1"/>
-          <w:sz w:val="22"/>
-          <w:szCs w:val="22"/>
-        </w:rPr>
-        <w:t xml:space="preserve">    </w:t>
-      </w:r>
-      <w:proofErr w:type="spellStart"/>
-      <w:proofErr w:type="gramStart"/>
-      <w:r>
-        <w:rPr>
-          <w:color w:val="000000" w:themeColor="text1"/>
-          <w:sz w:val="22"/>
-          <w:szCs w:val="22"/>
-        </w:rPr>
-        <w:t>this.engine</w:t>
-      </w:r>
-      <w:proofErr w:type="spellEnd"/>
-      <w:proofErr w:type="gramEnd"/>
-      <w:r>
-        <w:rPr>
-          <w:color w:val="000000" w:themeColor="text1"/>
-          <w:sz w:val="22"/>
-          <w:szCs w:val="22"/>
-        </w:rPr>
-        <w:t xml:space="preserve"> = new </w:t>
-      </w:r>
-      <w:proofErr w:type="gramStart"/>
-      <w:r>
-        <w:rPr>
-          <w:color w:val="000000" w:themeColor="text1"/>
-          <w:sz w:val="22"/>
-          <w:szCs w:val="22"/>
-        </w:rPr>
-        <w:t>Engine(</w:t>
-      </w:r>
-      <w:proofErr w:type="gramEnd"/>
-      <w:r>
-        <w:rPr>
-          <w:color w:val="000000" w:themeColor="text1"/>
-          <w:sz w:val="22"/>
-          <w:szCs w:val="22"/>
-        </w:rPr>
-        <w:t>);</w:t>
-      </w:r>
-    </w:p>
-    <w:p>
-      <w:pPr>
-        <w:ind w:left="720"/>
-        <w:rPr>
-          <w:color w:val="000000" w:themeColor="text1"/>
-          <w:sz w:val="22"/>
-          <w:szCs w:val="22"/>
-        </w:rPr>
-      </w:pPr>
-      <w:r>
-        <w:rPr>
-          <w:color w:val="000000" w:themeColor="text1"/>
-          <w:sz w:val="22"/>
-          <w:szCs w:val="22"/>
-        </w:rPr>
-        <w:t xml:space="preserve">  }</w:t>
-      </w:r>
-    </w:p>
-    <w:p>
-      <w:pPr>
-        <w:ind w:left="720"/>
-        <w:rPr>
-          <w:color w:val="000000" w:themeColor="text1"/>
-          <w:sz w:val="22"/>
-          <w:szCs w:val="22"/>
-        </w:rPr>
-      </w:pPr>
-      <w:r>
-        <w:rPr>
-          <w:color w:val="000000" w:themeColor="text1"/>
-          <w:sz w:val="22"/>
-          <w:szCs w:val="22"/>
-        </w:rPr>
-        <w:t>}</w:t>
-      </w:r>
-    </w:p>
-    <w:p>
-      <w:pPr>
         <w:pStyle w:val="ListParagraph"/>
         <w:numPr>
           <w:ilvl w:val="0"/>
@@ -9880,25 +7798,7 @@
           <w:sz w:val="22"/>
           <w:szCs w:val="22"/>
         </w:rPr>
-        <w:t xml:space="preserve">We can use </w:t>
-      </w:r>
-      <w:proofErr w:type="gramStart"/>
-      <w:r>
-        <w:rPr>
-          <w:color w:val="000000" w:themeColor="text1"/>
-          <w:sz w:val="22"/>
-          <w:szCs w:val="22"/>
-        </w:rPr>
-        <w:t>the .map</w:t>
-      </w:r>
-      <w:proofErr w:type="gramEnd"/>
-      <w:r>
-        <w:rPr>
-          <w:color w:val="000000" w:themeColor="text1"/>
-          <w:sz w:val="22"/>
-          <w:szCs w:val="22"/>
-        </w:rPr>
-        <w:t>() function to turn some data into new classes for each dataset</w:t>
+        <w:t>We can use the .map() function to turn some data into new classes for each dataset</w:t>
       </w:r>
     </w:p>
     <w:p>
@@ -9983,25 +7883,7 @@
           <w:sz w:val="22"/>
           <w:szCs w:val="22"/>
         </w:rPr>
-        <w:t xml:space="preserve">. For </w:t>
-      </w:r>
-      <w:proofErr w:type="gramStart"/>
-      <w:r>
-        <w:rPr>
-          <w:color w:val="000000" w:themeColor="text1"/>
-          <w:sz w:val="22"/>
-          <w:szCs w:val="22"/>
-        </w:rPr>
-        <w:t>example</w:t>
-      </w:r>
-      <w:proofErr w:type="gramEnd"/>
-      <w:r>
-        <w:rPr>
-          <w:color w:val="000000" w:themeColor="text1"/>
-          <w:sz w:val="22"/>
-          <w:szCs w:val="22"/>
-        </w:rPr>
-        <w:t xml:space="preserve"> we can create an object ‘not a </w:t>
+        <w:t xml:space="preserve">. For example we can create an object ‘not a </w:t>
       </w:r>
       <w:proofErr w:type="spellStart"/>
       <w:r>
@@ -10019,33 +7901,15 @@
           <w:sz w:val="22"/>
           <w:szCs w:val="22"/>
         </w:rPr>
-        <w:t xml:space="preserve"> that is called animal, then make it have a function, we can then create another object called </w:t>
-      </w:r>
-      <w:proofErr w:type="gramStart"/>
-      <w:r>
-        <w:rPr>
-          <w:color w:val="000000" w:themeColor="text1"/>
-          <w:sz w:val="22"/>
-          <w:szCs w:val="22"/>
-        </w:rPr>
-        <w:t xml:space="preserve">dog  </w:t>
-      </w:r>
-      <w:r>
-        <w:rPr>
-          <w:color w:val="000000" w:themeColor="text1"/>
-          <w:sz w:val="22"/>
-          <w:szCs w:val="22"/>
-        </w:rPr>
-        <w:t>const</w:t>
-      </w:r>
-      <w:proofErr w:type="gramEnd"/>
-      <w:r>
-        <w:rPr>
-          <w:color w:val="000000" w:themeColor="text1"/>
-          <w:sz w:val="22"/>
-          <w:szCs w:val="22"/>
-        </w:rPr>
-        <w:t xml:space="preserve"> dog = </w:t>
+        <w:t xml:space="preserve"> that is called animal, then make it have a function, we can then create another object called dog  </w:t>
+      </w:r>
+      <w:r>
+        <w:rPr>
+          <w:color w:val="000000" w:themeColor="text1"/>
+          <w:sz w:val="22"/>
+          <w:szCs w:val="22"/>
+        </w:rPr>
+        <w:t xml:space="preserve">const dog = </w:t>
       </w:r>
       <w:proofErr w:type="spellStart"/>
       <w:r>
@@ -10159,43 +8023,7 @@
           <w:sz w:val="22"/>
           <w:szCs w:val="22"/>
         </w:rPr>
-        <w:t xml:space="preserve">constructor(name) </w:t>
-      </w:r>
-      <w:proofErr w:type="gramStart"/>
-      <w:r>
-        <w:rPr>
-          <w:color w:val="000000" w:themeColor="text1"/>
-          <w:sz w:val="22"/>
-          <w:szCs w:val="22"/>
-        </w:rPr>
-        <w:t>{ this.name</w:t>
-      </w:r>
-      <w:proofErr w:type="gramEnd"/>
-      <w:r>
-        <w:rPr>
-          <w:color w:val="000000" w:themeColor="text1"/>
-          <w:sz w:val="22"/>
-          <w:szCs w:val="22"/>
-        </w:rPr>
-        <w:t xml:space="preserve"> = name</w:t>
-      </w:r>
-      <w:proofErr w:type="gramStart"/>
-      <w:r>
-        <w:rPr>
-          <w:color w:val="000000" w:themeColor="text1"/>
-          <w:sz w:val="22"/>
-          <w:szCs w:val="22"/>
-        </w:rPr>
-        <w:t>; }</w:t>
-      </w:r>
-      <w:proofErr w:type="gramEnd"/>
-      <w:r>
-        <w:rPr>
-          <w:color w:val="000000" w:themeColor="text1"/>
-          <w:sz w:val="22"/>
-          <w:szCs w:val="22"/>
-        </w:rPr>
-        <w:t xml:space="preserve"> } </w:t>
+        <w:t xml:space="preserve">constructor(name) { this.name = name; } } </w:t>
       </w:r>
     </w:p>
     <w:p>
@@ -10225,34 +8053,122 @@
           <w:szCs w:val="22"/>
         </w:rPr>
       </w:pPr>
-      <w:proofErr w:type="gramStart"/>
-      <w:r>
-        <w:rPr>
-          <w:color w:val="000000" w:themeColor="text1"/>
-          <w:sz w:val="22"/>
-          <w:szCs w:val="22"/>
-        </w:rPr>
-        <w:t>constructor(</w:t>
-      </w:r>
-      <w:proofErr w:type="gramEnd"/>
-      <w:r>
-        <w:rPr>
-          <w:color w:val="000000" w:themeColor="text1"/>
-          <w:sz w:val="22"/>
-          <w:szCs w:val="22"/>
-        </w:rPr>
-        <w:t xml:space="preserve">name, </w:t>
-      </w:r>
-      <w:proofErr w:type="gramStart"/>
-      <w:r>
-        <w:rPr>
-          <w:color w:val="000000" w:themeColor="text1"/>
-          <w:sz w:val="22"/>
-          <w:szCs w:val="22"/>
-        </w:rPr>
-        <w:t>breed) {</w:t>
-      </w:r>
-      <w:proofErr w:type="gramEnd"/>
+      <w:r>
+        <w:rPr>
+          <w:color w:val="000000" w:themeColor="text1"/>
+          <w:sz w:val="22"/>
+          <w:szCs w:val="22"/>
+        </w:rPr>
+        <w:t xml:space="preserve">constructor(name, breed) { </w:t>
+      </w:r>
+    </w:p>
+    <w:p>
+      <w:pPr>
+        <w:ind w:left="720" w:firstLine="720"/>
+        <w:rPr>
+          <w:color w:val="000000" w:themeColor="text1"/>
+          <w:sz w:val="22"/>
+          <w:szCs w:val="22"/>
+        </w:rPr>
+      </w:pPr>
+      <w:r>
+        <w:rPr>
+          <w:color w:val="000000" w:themeColor="text1"/>
+          <w:sz w:val="22"/>
+          <w:szCs w:val="22"/>
+        </w:rPr>
+        <w:t xml:space="preserve">super(name); </w:t>
+      </w:r>
+    </w:p>
+    <w:p>
+      <w:pPr>
+        <w:ind w:left="720" w:firstLine="720"/>
+        <w:rPr>
+          <w:color w:val="000000" w:themeColor="text1"/>
+          <w:sz w:val="22"/>
+          <w:szCs w:val="22"/>
+        </w:rPr>
+      </w:pPr>
+      <w:proofErr w:type="spellStart"/>
+      <w:r>
+        <w:rPr>
+          <w:color w:val="000000" w:themeColor="text1"/>
+          <w:sz w:val="22"/>
+          <w:szCs w:val="22"/>
+        </w:rPr>
+        <w:t>this.breed</w:t>
+      </w:r>
+      <w:proofErr w:type="spellEnd"/>
+      <w:r>
+        <w:rPr>
+          <w:color w:val="000000" w:themeColor="text1"/>
+          <w:sz w:val="22"/>
+          <w:szCs w:val="22"/>
+        </w:rPr>
+        <w:t xml:space="preserve"> = breed; } } </w:t>
+      </w:r>
+    </w:p>
+    <w:p>
+      <w:pPr>
+        <w:ind w:firstLine="720"/>
+        <w:rPr>
+          <w:color w:val="000000" w:themeColor="text1"/>
+          <w:sz w:val="22"/>
+          <w:szCs w:val="22"/>
+        </w:rPr>
+      </w:pPr>
+      <w:r>
+        <w:rPr>
+          <w:color w:val="000000" w:themeColor="text1"/>
+          <w:sz w:val="22"/>
+          <w:szCs w:val="22"/>
+        </w:rPr>
+        <w:t>const dog = new Dog("Buddy", "Labrador");</w:t>
+      </w:r>
+    </w:p>
+    <w:p>
+      <w:pPr>
+        <w:pStyle w:val="ListParagraph"/>
+        <w:numPr>
+          <w:ilvl w:val="0"/>
+          <w:numId w:val="18"/>
+        </w:numPr>
+        <w:rPr>
+          <w:color w:val="000000" w:themeColor="text1"/>
+          <w:sz w:val="22"/>
+          <w:szCs w:val="22"/>
+        </w:rPr>
+      </w:pPr>
+      <w:r>
+        <w:rPr>
+          <w:color w:val="000000" w:themeColor="text1"/>
+          <w:sz w:val="22"/>
+          <w:szCs w:val="22"/>
+        </w:rPr>
+        <w:t>JS has the method super() but it does not have the method this() like the one we have in java</w:t>
+      </w:r>
+    </w:p>
+    <w:p>
+      <w:pPr>
+        <w:pStyle w:val="ListParagraph"/>
+        <w:numPr>
+          <w:ilvl w:val="0"/>
+          <w:numId w:val="18"/>
+        </w:numPr>
+        <w:rPr>
+          <w:color w:val="000000" w:themeColor="text1"/>
+          <w:sz w:val="22"/>
+          <w:szCs w:val="22"/>
+        </w:rPr>
+      </w:pPr>
+      <w:r>
+        <w:rPr>
+          <w:color w:val="000000" w:themeColor="text1"/>
+          <w:sz w:val="22"/>
+          <w:szCs w:val="22"/>
+        </w:rPr>
+        <w:t>super() is used to call the parent class's constructor.</w:t>
+      </w:r>
       <w:r>
         <w:rPr>
           <w:color w:val="000000" w:themeColor="text1"/>
@@ -10264,108 +8180,6 @@
     </w:p>
     <w:p>
       <w:pPr>
-        <w:ind w:left="720" w:firstLine="720"/>
-        <w:rPr>
-          <w:color w:val="000000" w:themeColor="text1"/>
-          <w:sz w:val="22"/>
-          <w:szCs w:val="22"/>
-        </w:rPr>
-      </w:pPr>
-      <w:r>
-        <w:rPr>
-          <w:color w:val="000000" w:themeColor="text1"/>
-          <w:sz w:val="22"/>
-          <w:szCs w:val="22"/>
-        </w:rPr>
-        <w:t xml:space="preserve">super(name); </w:t>
-      </w:r>
-    </w:p>
-    <w:p>
-      <w:pPr>
-        <w:ind w:left="720" w:firstLine="720"/>
-        <w:rPr>
-          <w:color w:val="000000" w:themeColor="text1"/>
-          <w:sz w:val="22"/>
-          <w:szCs w:val="22"/>
-        </w:rPr>
-      </w:pPr>
-      <w:proofErr w:type="spellStart"/>
-      <w:proofErr w:type="gramStart"/>
-      <w:r>
-        <w:rPr>
-          <w:color w:val="000000" w:themeColor="text1"/>
-          <w:sz w:val="22"/>
-          <w:szCs w:val="22"/>
-        </w:rPr>
-        <w:t>this.breed</w:t>
-      </w:r>
-      <w:proofErr w:type="spellEnd"/>
-      <w:proofErr w:type="gramEnd"/>
-      <w:r>
-        <w:rPr>
-          <w:color w:val="000000" w:themeColor="text1"/>
-          <w:sz w:val="22"/>
-          <w:szCs w:val="22"/>
-        </w:rPr>
-        <w:t xml:space="preserve"> = breed</w:t>
-      </w:r>
-      <w:proofErr w:type="gramStart"/>
-      <w:r>
-        <w:rPr>
-          <w:color w:val="000000" w:themeColor="text1"/>
-          <w:sz w:val="22"/>
-          <w:szCs w:val="22"/>
-        </w:rPr>
-        <w:t>; }</w:t>
-      </w:r>
-      <w:proofErr w:type="gramEnd"/>
-      <w:r>
-        <w:rPr>
-          <w:color w:val="000000" w:themeColor="text1"/>
-          <w:sz w:val="22"/>
-          <w:szCs w:val="22"/>
-        </w:rPr>
-        <w:t xml:space="preserve"> } </w:t>
-      </w:r>
-    </w:p>
-    <w:p>
-      <w:pPr>
-        <w:ind w:firstLine="720"/>
-        <w:rPr>
-          <w:color w:val="000000" w:themeColor="text1"/>
-          <w:sz w:val="22"/>
-          <w:szCs w:val="22"/>
-        </w:rPr>
-      </w:pPr>
-      <w:r>
-        <w:rPr>
-          <w:color w:val="000000" w:themeColor="text1"/>
-          <w:sz w:val="22"/>
-          <w:szCs w:val="22"/>
-        </w:rPr>
-        <w:t xml:space="preserve">const dog = new </w:t>
-      </w:r>
-      <w:proofErr w:type="gramStart"/>
-      <w:r>
-        <w:rPr>
-          <w:color w:val="000000" w:themeColor="text1"/>
-          <w:sz w:val="22"/>
-          <w:szCs w:val="22"/>
-        </w:rPr>
-        <w:t>Dog(</w:t>
-      </w:r>
-      <w:proofErr w:type="gramEnd"/>
-      <w:r>
-        <w:rPr>
-          <w:color w:val="000000" w:themeColor="text1"/>
-          <w:sz w:val="22"/>
-          <w:szCs w:val="22"/>
-        </w:rPr>
-        <w:t>"Buddy", "Labrador");</w:t>
-      </w:r>
-    </w:p>
-    <w:p>
-      <w:pPr>
         <w:pStyle w:val="ListParagraph"/>
         <w:numPr>
           <w:ilvl w:val="0"/>
@@ -10383,43 +8197,15 @@
           <w:sz w:val="22"/>
           <w:szCs w:val="22"/>
         </w:rPr>
-        <w:t xml:space="preserve">JS has the method </w:t>
-      </w:r>
-      <w:proofErr w:type="gramStart"/>
-      <w:r>
-        <w:rPr>
-          <w:color w:val="000000" w:themeColor="text1"/>
-          <w:sz w:val="22"/>
-          <w:szCs w:val="22"/>
-        </w:rPr>
-        <w:t>super()</w:t>
-      </w:r>
-      <w:proofErr w:type="gramEnd"/>
-      <w:r>
-        <w:rPr>
-          <w:color w:val="000000" w:themeColor="text1"/>
-          <w:sz w:val="22"/>
-          <w:szCs w:val="22"/>
-        </w:rPr>
-        <w:t xml:space="preserve"> but it does not have the method </w:t>
-      </w:r>
-      <w:proofErr w:type="gramStart"/>
-      <w:r>
-        <w:rPr>
-          <w:color w:val="000000" w:themeColor="text1"/>
-          <w:sz w:val="22"/>
-          <w:szCs w:val="22"/>
-        </w:rPr>
-        <w:t>this(</w:t>
-      </w:r>
-      <w:proofErr w:type="gramEnd"/>
-      <w:r>
-        <w:rPr>
-          <w:color w:val="000000" w:themeColor="text1"/>
-          <w:sz w:val="22"/>
-          <w:szCs w:val="22"/>
-        </w:rPr>
-        <w:t>) like the one we have in java</w:t>
+        <w:t>I</w:t>
+      </w:r>
+      <w:r>
+        <w:rPr>
+          <w:color w:val="000000" w:themeColor="text1"/>
+          <w:sz w:val="22"/>
+          <w:szCs w:val="22"/>
+        </w:rPr>
+        <w:t>f the child class in JS has a constructor that we wrote it does not call super()</w:t>
       </w:r>
     </w:p>
     <w:p>
@@ -10435,31 +8221,47 @@
           <w:szCs w:val="22"/>
         </w:rPr>
       </w:pPr>
-      <w:proofErr w:type="gramStart"/>
-      <w:r>
-        <w:rPr>
-          <w:color w:val="000000" w:themeColor="text1"/>
-          <w:sz w:val="22"/>
-          <w:szCs w:val="22"/>
-        </w:rPr>
-        <w:t>super(</w:t>
-      </w:r>
-      <w:proofErr w:type="gramEnd"/>
-      <w:r>
-        <w:rPr>
-          <w:color w:val="000000" w:themeColor="text1"/>
-          <w:sz w:val="22"/>
-          <w:szCs w:val="22"/>
-        </w:rPr>
-        <w:t>) is used to call the parent class's constructor.</w:t>
-      </w:r>
-      <w:r>
-        <w:rPr>
-          <w:color w:val="000000" w:themeColor="text1"/>
-          <w:sz w:val="22"/>
-          <w:szCs w:val="22"/>
-        </w:rPr>
-        <w:t xml:space="preserve"> </w:t>
+      <w:r>
+        <w:rPr>
+          <w:color w:val="000000" w:themeColor="text1"/>
+          <w:sz w:val="22"/>
+          <w:szCs w:val="22"/>
+        </w:rPr>
+        <w:t>T</w:t>
+      </w:r>
+      <w:r>
+        <w:rPr>
+          <w:color w:val="000000" w:themeColor="text1"/>
+          <w:sz w:val="22"/>
+          <w:szCs w:val="22"/>
+        </w:rPr>
+        <w:t xml:space="preserve">he child class only calls super() if it has no constructor. it will call the same constructor as its parent class but with its own argument. if the child class has a constructor defined inside it, it </w:t>
+      </w:r>
+      <w:proofErr w:type="spellStart"/>
+      <w:r>
+        <w:rPr>
+          <w:color w:val="000000" w:themeColor="text1"/>
+          <w:sz w:val="22"/>
+          <w:szCs w:val="22"/>
+        </w:rPr>
+        <w:t>wont</w:t>
+      </w:r>
+      <w:proofErr w:type="spellEnd"/>
+      <w:r>
+        <w:rPr>
+          <w:color w:val="000000" w:themeColor="text1"/>
+          <w:sz w:val="22"/>
+          <w:szCs w:val="22"/>
+        </w:rPr>
+        <w:t xml:space="preserve"> run super()</w:t>
+      </w:r>
+      <w:r>
+        <w:rPr>
+          <w:color w:val="000000" w:themeColor="text1"/>
+          <w:sz w:val="22"/>
+          <w:szCs w:val="22"/>
+        </w:rPr>
+        <w:t>.</w:t>
       </w:r>
     </w:p>
     <w:p>
@@ -10481,33 +8283,15 @@
           <w:sz w:val="22"/>
           <w:szCs w:val="22"/>
         </w:rPr>
-        <w:t>I</w:t>
-      </w:r>
-      <w:r>
-        <w:rPr>
-          <w:color w:val="000000" w:themeColor="text1"/>
-          <w:sz w:val="22"/>
-          <w:szCs w:val="22"/>
-        </w:rPr>
-        <w:t xml:space="preserve">f the child class in JS has a constructor that we wrote it does not call </w:t>
-      </w:r>
-      <w:proofErr w:type="gramStart"/>
-      <w:r>
-        <w:rPr>
-          <w:color w:val="000000" w:themeColor="text1"/>
-          <w:sz w:val="22"/>
-          <w:szCs w:val="22"/>
-        </w:rPr>
-        <w:t>super(</w:t>
-      </w:r>
-      <w:proofErr w:type="gramEnd"/>
-      <w:r>
-        <w:rPr>
-          <w:color w:val="000000" w:themeColor="text1"/>
-          <w:sz w:val="22"/>
-          <w:szCs w:val="22"/>
-        </w:rPr>
-        <w:t>)</w:t>
+        <w:t>A discriminator property is simply a property on an object that tells you what kind/type of object you're dealing with.</w:t>
+      </w:r>
+      <w:r>
+        <w:rPr>
+          <w:color w:val="000000" w:themeColor="text1"/>
+          <w:sz w:val="22"/>
+          <w:szCs w:val="22"/>
+        </w:rPr>
+        <w:t xml:space="preserve"> Usually is called type, inside an object “not a class”.</w:t>
       </w:r>
     </w:p>
     <w:p>
@@ -10529,115 +8313,7 @@
           <w:sz w:val="22"/>
           <w:szCs w:val="22"/>
         </w:rPr>
-        <w:t>T</w:t>
-      </w:r>
-      <w:r>
-        <w:rPr>
-          <w:color w:val="000000" w:themeColor="text1"/>
-          <w:sz w:val="22"/>
-          <w:szCs w:val="22"/>
-        </w:rPr>
-        <w:t xml:space="preserve">he child class only calls </w:t>
-      </w:r>
-      <w:proofErr w:type="gramStart"/>
-      <w:r>
-        <w:rPr>
-          <w:color w:val="000000" w:themeColor="text1"/>
-          <w:sz w:val="22"/>
-          <w:szCs w:val="22"/>
-        </w:rPr>
-        <w:t>super(</w:t>
-      </w:r>
-      <w:proofErr w:type="gramEnd"/>
-      <w:r>
-        <w:rPr>
-          <w:color w:val="000000" w:themeColor="text1"/>
-          <w:sz w:val="22"/>
-          <w:szCs w:val="22"/>
-        </w:rPr>
-        <w:t xml:space="preserve">) if it has no constructor. </w:t>
-      </w:r>
-      <w:proofErr w:type="gramStart"/>
-      <w:r>
-        <w:rPr>
-          <w:color w:val="000000" w:themeColor="text1"/>
-          <w:sz w:val="22"/>
-          <w:szCs w:val="22"/>
-        </w:rPr>
-        <w:t>it</w:t>
-      </w:r>
-      <w:proofErr w:type="gramEnd"/>
-      <w:r>
-        <w:rPr>
-          <w:color w:val="000000" w:themeColor="text1"/>
-          <w:sz w:val="22"/>
-          <w:szCs w:val="22"/>
-        </w:rPr>
-        <w:t xml:space="preserve"> will call the same constructor as its parent class but with its own argument. </w:t>
-      </w:r>
-      <w:proofErr w:type="gramStart"/>
-      <w:r>
-        <w:rPr>
-          <w:color w:val="000000" w:themeColor="text1"/>
-          <w:sz w:val="22"/>
-          <w:szCs w:val="22"/>
-        </w:rPr>
-        <w:t>if</w:t>
-      </w:r>
-      <w:proofErr w:type="gramEnd"/>
-      <w:r>
-        <w:rPr>
-          <w:color w:val="000000" w:themeColor="text1"/>
-          <w:sz w:val="22"/>
-          <w:szCs w:val="22"/>
-        </w:rPr>
-        <w:t xml:space="preserve"> the child class has a constructor defined inside it, it </w:t>
-      </w:r>
-      <w:proofErr w:type="spellStart"/>
-      <w:proofErr w:type="gramStart"/>
-      <w:r>
-        <w:rPr>
-          <w:color w:val="000000" w:themeColor="text1"/>
-          <w:sz w:val="22"/>
-          <w:szCs w:val="22"/>
-        </w:rPr>
-        <w:t>wont</w:t>
-      </w:r>
-      <w:proofErr w:type="spellEnd"/>
-      <w:proofErr w:type="gramEnd"/>
-      <w:r>
-        <w:rPr>
-          <w:color w:val="000000" w:themeColor="text1"/>
-          <w:sz w:val="22"/>
-          <w:szCs w:val="22"/>
-        </w:rPr>
-        <w:t xml:space="preserve"> run </w:t>
-      </w:r>
-      <w:proofErr w:type="gramStart"/>
-      <w:r>
-        <w:rPr>
-          <w:color w:val="000000" w:themeColor="text1"/>
-          <w:sz w:val="22"/>
-          <w:szCs w:val="22"/>
-        </w:rPr>
-        <w:t>super(</w:t>
-      </w:r>
-      <w:proofErr w:type="gramEnd"/>
-      <w:r>
-        <w:rPr>
-          <w:color w:val="000000" w:themeColor="text1"/>
-          <w:sz w:val="22"/>
-          <w:szCs w:val="22"/>
-        </w:rPr>
-        <w:t>)</w:t>
-      </w:r>
-      <w:r>
-        <w:rPr>
-          <w:color w:val="000000" w:themeColor="text1"/>
-          <w:sz w:val="22"/>
-          <w:szCs w:val="22"/>
-        </w:rPr>
-        <w:t>.</w:t>
+        <w:t>Method overriding means that a child class provides its own implementation of a method that already exists in the parent class.</w:t>
       </w:r>
     </w:p>
     <w:p>
@@ -10659,15 +8335,7 @@
           <w:sz w:val="22"/>
           <w:szCs w:val="22"/>
         </w:rPr>
-        <w:t>A discriminator property is simply a property on an object that tells you what kind/type of object you're dealing with.</w:t>
-      </w:r>
-      <w:r>
-        <w:rPr>
-          <w:color w:val="000000" w:themeColor="text1"/>
-          <w:sz w:val="22"/>
-          <w:szCs w:val="22"/>
-        </w:rPr>
-        <w:t xml:space="preserve"> Usually is called type, inside an object “not a class”.</w:t>
+        <w:t>Polymorphism which means many forms, is the ability to invoke different method types based on the object type. We don’t need to check for the object type before we execute the function its to be decided during the run time.</w:t>
       </w:r>
     </w:p>
     <w:p>
@@ -10689,25 +8357,15 @@
           <w:sz w:val="22"/>
           <w:szCs w:val="22"/>
         </w:rPr>
-        <w:t xml:space="preserve">Method overriding means that a </w:t>
-      </w:r>
-      <w:proofErr w:type="gramStart"/>
-      <w:r>
-        <w:rPr>
-          <w:color w:val="000000" w:themeColor="text1"/>
-          <w:sz w:val="22"/>
-          <w:szCs w:val="22"/>
-        </w:rPr>
-        <w:t>child class</w:t>
-      </w:r>
-      <w:proofErr w:type="gramEnd"/>
-      <w:r>
-        <w:rPr>
-          <w:color w:val="000000" w:themeColor="text1"/>
-          <w:sz w:val="22"/>
-          <w:szCs w:val="22"/>
-        </w:rPr>
-        <w:t xml:space="preserve"> provides its own implementation of a method that already exists in the parent class.</w:t>
+        <w:t>Regular functions get their own this depending on how they are called. Arrow functions don't create their own this; they inherit this from the surrounding scope</w:t>
+      </w:r>
+      <w:r>
+        <w:rPr>
+          <w:color w:val="000000" w:themeColor="text1"/>
+          <w:sz w:val="22"/>
+          <w:szCs w:val="22"/>
+        </w:rPr>
+        <w:t>; which is usually the object they are inside.</w:t>
       </w:r>
     </w:p>
     <w:p>
@@ -10723,201 +8381,21 @@
           <w:szCs w:val="22"/>
         </w:rPr>
       </w:pPr>
-      <w:proofErr w:type="gramStart"/>
-      <w:r>
-        <w:rPr>
-          <w:color w:val="000000" w:themeColor="text1"/>
-          <w:sz w:val="22"/>
-          <w:szCs w:val="22"/>
-        </w:rPr>
-        <w:t>Polymorphism</w:t>
-      </w:r>
-      <w:proofErr w:type="gramEnd"/>
-      <w:r>
-        <w:rPr>
-          <w:color w:val="000000" w:themeColor="text1"/>
-          <w:sz w:val="22"/>
-          <w:szCs w:val="22"/>
-        </w:rPr>
-        <w:t xml:space="preserve"> which means many forms, is the ability to invoke different method types based on the object type. We don’t need to check for the object type before we execute the function </w:t>
-      </w:r>
-      <w:proofErr w:type="gramStart"/>
-      <w:r>
-        <w:rPr>
-          <w:color w:val="000000" w:themeColor="text1"/>
-          <w:sz w:val="22"/>
-          <w:szCs w:val="22"/>
-        </w:rPr>
-        <w:t>its</w:t>
-      </w:r>
-      <w:proofErr w:type="gramEnd"/>
-      <w:r>
-        <w:rPr>
-          <w:color w:val="000000" w:themeColor="text1"/>
-          <w:sz w:val="22"/>
-          <w:szCs w:val="22"/>
-        </w:rPr>
-        <w:t xml:space="preserve"> to be decided during the run time.</w:t>
-      </w:r>
-    </w:p>
-    <w:p>
-      <w:pPr>
-        <w:pStyle w:val="ListParagraph"/>
-        <w:numPr>
-          <w:ilvl w:val="0"/>
-          <w:numId w:val="18"/>
-        </w:numPr>
-        <w:rPr>
-          <w:color w:val="000000" w:themeColor="text1"/>
-          <w:sz w:val="22"/>
-          <w:szCs w:val="22"/>
-        </w:rPr>
-      </w:pPr>
-      <w:r>
-        <w:rPr>
-          <w:color w:val="000000" w:themeColor="text1"/>
-          <w:sz w:val="22"/>
-          <w:szCs w:val="22"/>
-        </w:rPr>
-        <w:t xml:space="preserve">Regular functions get their </w:t>
-      </w:r>
-      <w:proofErr w:type="gramStart"/>
-      <w:r>
-        <w:rPr>
-          <w:color w:val="000000" w:themeColor="text1"/>
-          <w:sz w:val="22"/>
-          <w:szCs w:val="22"/>
-        </w:rPr>
-        <w:t>own this</w:t>
-      </w:r>
-      <w:proofErr w:type="gramEnd"/>
-      <w:r>
-        <w:rPr>
-          <w:color w:val="000000" w:themeColor="text1"/>
-          <w:sz w:val="22"/>
-          <w:szCs w:val="22"/>
-        </w:rPr>
-        <w:t xml:space="preserve"> depending on how they are called. Arrow functions don't create their own this; they inherit this from the surrounding scope</w:t>
-      </w:r>
-      <w:r>
-        <w:rPr>
-          <w:color w:val="000000" w:themeColor="text1"/>
-          <w:sz w:val="22"/>
-          <w:szCs w:val="22"/>
-        </w:rPr>
-        <w:t>; which is usually the object they are inside.</w:t>
-      </w:r>
-    </w:p>
-    <w:p>
-      <w:pPr>
-        <w:pStyle w:val="ListParagraph"/>
-        <w:numPr>
-          <w:ilvl w:val="0"/>
-          <w:numId w:val="18"/>
-        </w:numPr>
-        <w:rPr>
-          <w:color w:val="000000" w:themeColor="text1"/>
-          <w:sz w:val="22"/>
-          <w:szCs w:val="22"/>
-        </w:rPr>
-      </w:pPr>
-      <w:proofErr w:type="gramStart"/>
-      <w:r>
-        <w:rPr>
-          <w:color w:val="000000" w:themeColor="text1"/>
-          <w:sz w:val="22"/>
-          <w:szCs w:val="22"/>
-        </w:rPr>
-        <w:t>.call</w:t>
-      </w:r>
-      <w:proofErr w:type="gramEnd"/>
-      <w:r>
-        <w:rPr>
-          <w:color w:val="000000" w:themeColor="text1"/>
-          <w:sz w:val="22"/>
-          <w:szCs w:val="22"/>
-        </w:rPr>
-        <w:t xml:space="preserve">() simply </w:t>
-      </w:r>
-      <w:proofErr w:type="gramStart"/>
-      <w:r>
-        <w:rPr>
-          <w:color w:val="000000" w:themeColor="text1"/>
-          <w:sz w:val="22"/>
-          <w:szCs w:val="22"/>
-        </w:rPr>
-        <w:t>means:</w:t>
-      </w:r>
-      <w:proofErr w:type="gramEnd"/>
-      <w:r>
-        <w:rPr>
-          <w:color w:val="000000" w:themeColor="text1"/>
-          <w:sz w:val="22"/>
-          <w:szCs w:val="22"/>
-        </w:rPr>
-        <w:t xml:space="preserve"> run this </w:t>
-      </w:r>
-      <w:proofErr w:type="gramStart"/>
-      <w:r>
-        <w:rPr>
-          <w:color w:val="000000" w:themeColor="text1"/>
-          <w:sz w:val="22"/>
-          <w:szCs w:val="22"/>
-        </w:rPr>
-        <w:t>function, but</w:t>
-      </w:r>
-      <w:proofErr w:type="gramEnd"/>
-      <w:r>
-        <w:rPr>
-          <w:color w:val="000000" w:themeColor="text1"/>
-          <w:sz w:val="22"/>
-          <w:szCs w:val="22"/>
-        </w:rPr>
-        <w:t xml:space="preserve"> choose what this is.</w:t>
-      </w:r>
-      <w:r>
-        <w:rPr>
-          <w:color w:val="000000" w:themeColor="text1"/>
-          <w:sz w:val="22"/>
-          <w:szCs w:val="22"/>
-        </w:rPr>
-        <w:t xml:space="preserve"> </w:t>
-      </w:r>
-      <w:proofErr w:type="gramStart"/>
-      <w:r>
-        <w:rPr>
-          <w:color w:val="000000" w:themeColor="text1"/>
-          <w:sz w:val="22"/>
-          <w:szCs w:val="22"/>
-        </w:rPr>
-        <w:t>So</w:t>
-      </w:r>
-      <w:proofErr w:type="gramEnd"/>
-      <w:r>
-        <w:rPr>
-          <w:color w:val="000000" w:themeColor="text1"/>
-          <w:sz w:val="22"/>
-          <w:szCs w:val="22"/>
-        </w:rPr>
-        <w:t xml:space="preserve"> it helps us </w:t>
-      </w:r>
-      <w:proofErr w:type="gramStart"/>
-      <w:r>
-        <w:rPr>
-          <w:color w:val="000000" w:themeColor="text1"/>
-          <w:sz w:val="22"/>
-          <w:szCs w:val="22"/>
-        </w:rPr>
-        <w:t>achieving</w:t>
-      </w:r>
-      <w:proofErr w:type="gramEnd"/>
-      <w:r>
-        <w:rPr>
-          <w:color w:val="000000" w:themeColor="text1"/>
-          <w:sz w:val="22"/>
-          <w:szCs w:val="22"/>
-        </w:rPr>
-        <w:t xml:space="preserve"> polymorphism, we choose which overridden function we want to use.</w:t>
+      <w:r>
+        <w:rPr>
+          <w:color w:val="000000" w:themeColor="text1"/>
+          <w:sz w:val="22"/>
+          <w:szCs w:val="22"/>
+        </w:rPr>
+        <w:t>.call() simply means: run this function, but choose what this is.</w:t>
+      </w:r>
+      <w:r>
+        <w:rPr>
+          <w:color w:val="000000" w:themeColor="text1"/>
+          <w:sz w:val="22"/>
+          <w:szCs w:val="22"/>
+        </w:rPr>
+        <w:t xml:space="preserve"> So it helps us achieving polymorphism, we choose which overridden function we want to use.</w:t>
       </w:r>
     </w:p>
     <w:p>
@@ -11019,7 +8497,6 @@
         </w:rPr>
       </w:pPr>
       <w:proofErr w:type="spellStart"/>
-      <w:proofErr w:type="gramStart"/>
       <w:r>
         <w:rPr>
           <w:color w:val="000000" w:themeColor="text1"/>
@@ -11029,7 +8506,6 @@
         <w:t>Its</w:t>
       </w:r>
       <w:proofErr w:type="spellEnd"/>
-      <w:proofErr w:type="gramEnd"/>
       <w:r>
         <w:rPr>
           <w:color w:val="000000" w:themeColor="text1"/>
@@ -11092,23 +8568,13 @@
           <w:szCs w:val="22"/>
         </w:rPr>
       </w:pPr>
-      <w:proofErr w:type="gramStart"/>
-      <w:r>
-        <w:rPr>
-          <w:color w:val="000000" w:themeColor="text1"/>
-          <w:sz w:val="22"/>
-          <w:szCs w:val="22"/>
-        </w:rPr>
-        <w:t>Its</w:t>
-      </w:r>
-      <w:proofErr w:type="gramEnd"/>
-      <w:r>
-        <w:rPr>
-          <w:color w:val="000000" w:themeColor="text1"/>
-          <w:sz w:val="22"/>
-          <w:szCs w:val="22"/>
-        </w:rPr>
-        <w:t xml:space="preserve"> better to use Automated tests which means using code to test code</w:t>
+      <w:r>
+        <w:rPr>
+          <w:color w:val="000000" w:themeColor="text1"/>
+          <w:sz w:val="22"/>
+          <w:szCs w:val="22"/>
+        </w:rPr>
+        <w:t>Its better to use Automated tests which means using code to test code</w:t>
       </w:r>
     </w:p>
     <w:p>
@@ -11366,7 +8832,6 @@
         <w:t xml:space="preserve">To run Jasmine, we should download the open sources project from </w:t>
       </w:r>
       <w:proofErr w:type="spellStart"/>
-      <w:proofErr w:type="gramStart"/>
       <w:r>
         <w:rPr>
           <w:color w:val="000000" w:themeColor="text1"/>
@@ -11382,16 +8847,7 @@
           <w:sz w:val="22"/>
           <w:szCs w:val="22"/>
         </w:rPr>
-        <w:t>, and</w:t>
-      </w:r>
-      <w:proofErr w:type="gramEnd"/>
-      <w:r>
-        <w:rPr>
-          <w:color w:val="000000" w:themeColor="text1"/>
-          <w:sz w:val="22"/>
-          <w:szCs w:val="22"/>
-        </w:rPr>
-        <w:t xml:space="preserve"> then put it in the same directory as our source code. Not inside but on the same tree level</w:t>
+        <w:t>, and then put it in the same directory as our source code. Not inside but on the same tree level</w:t>
       </w:r>
     </w:p>
     <w:p>
@@ -11461,25 +8917,7 @@
           <w:sz w:val="22"/>
           <w:szCs w:val="22"/>
         </w:rPr>
-        <w:t xml:space="preserve">In Jasmine, to create a test suite we use function:  </w:t>
-      </w:r>
-      <w:proofErr w:type="gramStart"/>
-      <w:r>
-        <w:rPr>
-          <w:color w:val="000000" w:themeColor="text1"/>
-          <w:sz w:val="22"/>
-          <w:szCs w:val="22"/>
-        </w:rPr>
-        <w:t>describe(</w:t>
-      </w:r>
-      <w:proofErr w:type="gramEnd"/>
-      <w:r>
-        <w:rPr>
-          <w:color w:val="000000" w:themeColor="text1"/>
-          <w:sz w:val="22"/>
-          <w:szCs w:val="22"/>
-        </w:rPr>
-        <w:t>param1, param2); param1 is a string that represents the name of the suite, param2 is a function, this function includes other functions these other functions are the test cases</w:t>
+        <w:t>In Jasmine, to create a test suite we use function:  describe(param1, param2); param1 is a string that represents the name of the suite, param2 is a function, this function includes other functions these other functions are the test cases</w:t>
       </w:r>
     </w:p>
     <w:p>
@@ -11495,59 +8933,13 @@
           <w:szCs w:val="22"/>
         </w:rPr>
       </w:pPr>
-      <w:proofErr w:type="gramStart"/>
-      <w:r>
-        <w:rPr>
-          <w:color w:val="000000" w:themeColor="text1"/>
-          <w:sz w:val="22"/>
-          <w:szCs w:val="22"/>
-        </w:rPr>
-        <w:t>it(</w:t>
-      </w:r>
-      <w:proofErr w:type="gramEnd"/>
-      <w:r>
-        <w:rPr>
-          <w:color w:val="000000" w:themeColor="text1"/>
-          <w:sz w:val="22"/>
-          <w:szCs w:val="22"/>
-        </w:rPr>
-        <w:t xml:space="preserve">"test name", function () </w:t>
-      </w:r>
-      <w:proofErr w:type="gramStart"/>
-      <w:r>
-        <w:rPr>
-          <w:color w:val="000000" w:themeColor="text1"/>
-          <w:sz w:val="22"/>
-          <w:szCs w:val="22"/>
-        </w:rPr>
-        <w:t>{ /</w:t>
-      </w:r>
-      <w:proofErr w:type="gramEnd"/>
-      <w:r>
-        <w:rPr>
-          <w:color w:val="000000" w:themeColor="text1"/>
-          <w:sz w:val="22"/>
-          <w:szCs w:val="22"/>
-        </w:rPr>
-        <w:t xml:space="preserve">/ test </w:t>
-      </w:r>
-      <w:proofErr w:type="gramStart"/>
-      <w:r>
-        <w:rPr>
-          <w:color w:val="000000" w:themeColor="text1"/>
-          <w:sz w:val="22"/>
-          <w:szCs w:val="22"/>
-        </w:rPr>
-        <w:t>code }</w:t>
-      </w:r>
-      <w:proofErr w:type="gramEnd"/>
-      <w:r>
-        <w:rPr>
-          <w:color w:val="000000" w:themeColor="text1"/>
-          <w:sz w:val="22"/>
-          <w:szCs w:val="22"/>
-        </w:rPr>
-        <w:t>);</w:t>
+      <w:r>
+        <w:rPr>
+          <w:color w:val="000000" w:themeColor="text1"/>
+          <w:sz w:val="22"/>
+          <w:szCs w:val="22"/>
+        </w:rPr>
+        <w:t>it("test name", function () { // test code });</w:t>
       </w:r>
       <w:r>
         <w:rPr>
@@ -11574,7 +8966,6 @@
           <w14:ligatures w14:val="standardContextual"/>
         </w:rPr>
       </w:pPr>
-      <w:proofErr w:type="gramStart"/>
       <w:r>
         <w:rPr>
           <w:rFonts w:asciiTheme="minorHAnsi" w:eastAsiaTheme="minorHAnsi" w:hAnsiTheme="minorHAnsi" w:cstheme="minorBidi"/>
@@ -11584,9 +8975,8 @@
           <w:szCs w:val="22"/>
           <w14:ligatures w14:val="standardContextual"/>
         </w:rPr>
-        <w:t>expect(</w:t>
-      </w:r>
-      <w:proofErr w:type="gramEnd"/>
+        <w:t>expect() is used inside the it() function.</w:t>
+      </w:r>
       <w:r>
         <w:rPr>
           <w:rFonts w:asciiTheme="minorHAnsi" w:eastAsiaTheme="minorHAnsi" w:hAnsiTheme="minorHAnsi" w:cstheme="minorBidi"/>
@@ -11596,9 +8986,8 @@
           <w:szCs w:val="22"/>
           <w14:ligatures w14:val="standardContextual"/>
         </w:rPr>
-        <w:t xml:space="preserve">) is used inside the </w:t>
-      </w:r>
-      <w:proofErr w:type="gramStart"/>
+        <w:t xml:space="preserve"> </w:t>
+      </w:r>
       <w:r>
         <w:rPr>
           <w:rFonts w:asciiTheme="minorHAnsi" w:eastAsiaTheme="minorHAnsi" w:hAnsiTheme="minorHAnsi" w:cstheme="minorBidi"/>
@@ -11608,40 +8997,6 @@
           <w:szCs w:val="22"/>
           <w14:ligatures w14:val="standardContextual"/>
         </w:rPr>
-        <w:t>it(</w:t>
-      </w:r>
-      <w:proofErr w:type="gramEnd"/>
-      <w:r>
-        <w:rPr>
-          <w:rFonts w:asciiTheme="minorHAnsi" w:eastAsiaTheme="minorHAnsi" w:hAnsiTheme="minorHAnsi" w:cstheme="minorBidi"/>
-          <w:color w:val="000000" w:themeColor="text1"/>
-          <w:kern w:val="2"/>
-          <w:sz w:val="22"/>
-          <w:szCs w:val="22"/>
-          <w14:ligatures w14:val="standardContextual"/>
-        </w:rPr>
-        <w:t>) function.</w:t>
-      </w:r>
-      <w:r>
-        <w:rPr>
-          <w:rFonts w:asciiTheme="minorHAnsi" w:eastAsiaTheme="minorHAnsi" w:hAnsiTheme="minorHAnsi" w:cstheme="minorBidi"/>
-          <w:color w:val="000000" w:themeColor="text1"/>
-          <w:kern w:val="2"/>
-          <w:sz w:val="22"/>
-          <w:szCs w:val="22"/>
-          <w14:ligatures w14:val="standardContextual"/>
-        </w:rPr>
-        <w:t xml:space="preserve"> </w:t>
-      </w:r>
-      <w:r>
-        <w:rPr>
-          <w:rFonts w:asciiTheme="minorHAnsi" w:eastAsiaTheme="minorHAnsi" w:hAnsiTheme="minorHAnsi" w:cstheme="minorBidi"/>
-          <w:color w:val="000000" w:themeColor="text1"/>
-          <w:kern w:val="2"/>
-          <w:sz w:val="22"/>
-          <w:szCs w:val="22"/>
-          <w14:ligatures w14:val="standardContextual"/>
-        </w:rPr>
         <w:t>It receives the actual value that your code produces</w:t>
       </w:r>
     </w:p>
@@ -11658,7 +9013,6 @@
           <w:szCs w:val="22"/>
         </w:rPr>
       </w:pPr>
-      <w:proofErr w:type="gramStart"/>
       <w:r>
         <w:rPr>
           <w:color w:val="000000" w:themeColor="text1"/>
@@ -11677,7 +9031,6 @@
         <w:t>toEqual</w:t>
       </w:r>
       <w:proofErr w:type="spellEnd"/>
-      <w:proofErr w:type="gramEnd"/>
       <w:r>
         <w:rPr>
           <w:color w:val="000000" w:themeColor="text1"/>
@@ -11722,34 +9075,7 @@
           <w:sz w:val="22"/>
           <w:szCs w:val="22"/>
         </w:rPr>
-        <w:t xml:space="preserve">We can test values inside an array the same way we would just test data from a normal value like an int or so. Jasmie will compare the entire array inside the </w:t>
-      </w:r>
-      <w:proofErr w:type="gramStart"/>
-      <w:r>
-        <w:rPr>
-          <w:color w:val="000000" w:themeColor="text1"/>
-          <w:sz w:val="22"/>
-          <w:szCs w:val="22"/>
-        </w:rPr>
-        <w:t>expect(</w:t>
-      </w:r>
-      <w:proofErr w:type="gramEnd"/>
-      <w:r>
-        <w:rPr>
-          <w:color w:val="000000" w:themeColor="text1"/>
-          <w:sz w:val="22"/>
-          <w:szCs w:val="22"/>
-        </w:rPr>
-        <w:t>what we have</w:t>
-      </w:r>
-      <w:proofErr w:type="gramStart"/>
-      <w:r>
-        <w:rPr>
-          <w:color w:val="000000" w:themeColor="text1"/>
-          <w:sz w:val="22"/>
-          <w:szCs w:val="22"/>
-        </w:rPr>
-        <w:t>).</w:t>
+        <w:t>We can test values inside an array the same way we would just test data from a normal value like an int or so. Jasmie will compare the entire array inside the expect(what we have).</w:t>
       </w:r>
       <w:proofErr w:type="spellStart"/>
       <w:r>
@@ -11761,7 +9087,6 @@
         <w:t>toEqual</w:t>
       </w:r>
       <w:proofErr w:type="spellEnd"/>
-      <w:proofErr w:type="gramEnd"/>
       <w:r>
         <w:rPr>
           <w:color w:val="000000" w:themeColor="text1"/>
@@ -11785,7 +9110,6 @@
         </w:rPr>
       </w:pPr>
       <w:proofErr w:type="spellStart"/>
-      <w:proofErr w:type="gramStart"/>
       <w:r>
         <w:rPr>
           <w:color w:val="000000" w:themeColor="text1"/>
@@ -11801,16 +9125,7 @@
           <w:sz w:val="22"/>
           <w:szCs w:val="22"/>
         </w:rPr>
-        <w:t>(</w:t>
-      </w:r>
-      <w:proofErr w:type="gramEnd"/>
-      <w:r>
-        <w:rPr>
-          <w:color w:val="000000" w:themeColor="text1"/>
-          <w:sz w:val="22"/>
-          <w:szCs w:val="22"/>
-        </w:rPr>
-        <w:t>) checks object identity — whether they are literally the same array object.</w:t>
+        <w:t>() checks object identity — whether they are literally the same array object.</w:t>
       </w:r>
       <w:r>
         <w:rPr>
@@ -11840,25 +9155,7 @@
           <w:sz w:val="22"/>
           <w:szCs w:val="22"/>
         </w:rPr>
-        <w:t xml:space="preserve">functions that </w:t>
-      </w:r>
-      <w:proofErr w:type="gramStart"/>
-      <w:r>
-        <w:rPr>
-          <w:color w:val="000000" w:themeColor="text1"/>
-          <w:sz w:val="22"/>
-          <w:szCs w:val="22"/>
-        </w:rPr>
-        <w:t>has</w:t>
-      </w:r>
-      <w:proofErr w:type="gramEnd"/>
-      <w:r>
-        <w:rPr>
-          <w:color w:val="000000" w:themeColor="text1"/>
-          <w:sz w:val="22"/>
-          <w:szCs w:val="22"/>
-        </w:rPr>
-        <w:t xml:space="preserve"> no return value, we usually test the behavior of it, for example if we have a function that adds something to the cart we test it by adding something to the cart and comparing the result to the expected or the actual effect.</w:t>
+        <w:t>functions that has no return value, we usually test the behavior of it, for example if we have a function that adds something to the cart we test it by adding something to the cart and comparing the result to the expected or the actual effect.</w:t>
       </w:r>
     </w:p>
     <w:p>
@@ -11907,7 +9204,6 @@
         <w:t xml:space="preserve">Database testing follows the same basic testing principle as </w:t>
       </w:r>
       <w:proofErr w:type="spellStart"/>
-      <w:proofErr w:type="gramStart"/>
       <w:r>
         <w:rPr>
           <w:color w:val="000000" w:themeColor="text1"/>
@@ -11917,7 +9213,6 @@
         <w:t>localStorage</w:t>
       </w:r>
       <w:proofErr w:type="spellEnd"/>
-      <w:proofErr w:type="gramEnd"/>
       <w:r>
         <w:rPr>
           <w:color w:val="000000" w:themeColor="text1"/>
@@ -11941,7 +9236,6 @@
         </w:rPr>
       </w:pPr>
       <w:proofErr w:type="spellStart"/>
-      <w:proofErr w:type="gramStart"/>
       <w:r>
         <w:rPr>
           <w:color w:val="000000" w:themeColor="text1"/>
@@ -11957,16 +9251,7 @@
           <w:sz w:val="22"/>
           <w:szCs w:val="22"/>
         </w:rPr>
-        <w:t>(</w:t>
-      </w:r>
-      <w:proofErr w:type="gramEnd"/>
-      <w:r>
-        <w:rPr>
-          <w:color w:val="000000" w:themeColor="text1"/>
-          <w:sz w:val="22"/>
-          <w:szCs w:val="22"/>
-        </w:rPr>
-        <w:t>) allows Jasmine to watch a function and record how that function is used.</w:t>
+        <w:t>() allows Jasmine to watch a function and record how that function is used.</w:t>
       </w:r>
       <w:r>
         <w:rPr>
@@ -11991,7 +9276,6 @@
         </w:rPr>
       </w:pPr>
       <w:proofErr w:type="spellStart"/>
-      <w:proofErr w:type="gramStart"/>
       <w:r>
         <w:rPr>
           <w:color w:val="000000" w:themeColor="text1"/>
@@ -12007,16 +9291,7 @@
           <w:sz w:val="22"/>
           <w:szCs w:val="22"/>
         </w:rPr>
-        <w:t>(</w:t>
-      </w:r>
-      <w:proofErr w:type="gramEnd"/>
-      <w:r>
-        <w:rPr>
-          <w:color w:val="000000" w:themeColor="text1"/>
-          <w:sz w:val="22"/>
-          <w:szCs w:val="22"/>
-        </w:rPr>
-        <w:t>sensor, "read");</w:t>
+        <w:t>(sensor, "read");</w:t>
       </w:r>
       <w:r>
         <w:rPr>
@@ -12070,7 +9345,6 @@
         </w:rPr>
       </w:pPr>
       <w:proofErr w:type="spellStart"/>
-      <w:proofErr w:type="gramStart"/>
       <w:r>
         <w:rPr>
           <w:color w:val="000000" w:themeColor="text1"/>
@@ -12086,16 +9360,7 @@
           <w:sz w:val="22"/>
           <w:szCs w:val="22"/>
         </w:rPr>
-        <w:t>(</w:t>
-      </w:r>
-      <w:proofErr w:type="gramEnd"/>
-      <w:r>
-        <w:rPr>
-          <w:color w:val="000000" w:themeColor="text1"/>
-          <w:sz w:val="22"/>
-          <w:szCs w:val="22"/>
-        </w:rPr>
-        <w:t>) replaces the original function with a fake function that you control.</w:t>
+        <w:t>() replaces the original function with a fake function that you control.</w:t>
       </w:r>
       <w:r>
         <w:rPr>
@@ -12106,7 +9371,6 @@
         <w:t xml:space="preserve">  </w:t>
       </w:r>
       <w:proofErr w:type="spellStart"/>
-      <w:proofErr w:type="gramStart"/>
       <w:r>
         <w:rPr>
           <w:color w:val="000000" w:themeColor="text1"/>
@@ -12122,34 +9386,7 @@
           <w:sz w:val="22"/>
           <w:szCs w:val="22"/>
         </w:rPr>
-        <w:t>(</w:t>
-      </w:r>
-      <w:proofErr w:type="gramEnd"/>
-      <w:r>
-        <w:rPr>
-          <w:color w:val="000000" w:themeColor="text1"/>
-          <w:sz w:val="22"/>
-          <w:szCs w:val="22"/>
-        </w:rPr>
-        <w:t xml:space="preserve">) </w:t>
-      </w:r>
-      <w:proofErr w:type="gramStart"/>
-      <w:r>
-        <w:rPr>
-          <w:color w:val="000000" w:themeColor="text1"/>
-          <w:sz w:val="22"/>
-          <w:szCs w:val="22"/>
-        </w:rPr>
-        <w:t>help</w:t>
-      </w:r>
-      <w:proofErr w:type="gramEnd"/>
-      <w:r>
-        <w:rPr>
-          <w:color w:val="000000" w:themeColor="text1"/>
-          <w:sz w:val="22"/>
-          <w:szCs w:val="22"/>
-        </w:rPr>
-        <w:t xml:space="preserve"> us remove the dependencies of a real object, that object might be too sensitive to deal with or simply not ready</w:t>
+        <w:t>() help us remove the dependencies of a real object, that object might be too sensitive to deal with or simply not ready</w:t>
       </w:r>
     </w:p>
     <w:p>
@@ -12166,7 +9403,6 @@
         </w:rPr>
       </w:pPr>
       <w:proofErr w:type="spellStart"/>
-      <w:proofErr w:type="gramStart"/>
       <w:r>
         <w:rPr>
           <w:color w:val="000000" w:themeColor="text1"/>
@@ -12182,16 +9418,7 @@
           <w:sz w:val="22"/>
           <w:szCs w:val="22"/>
         </w:rPr>
-        <w:t>(</w:t>
-      </w:r>
-      <w:proofErr w:type="gramEnd"/>
-      <w:r>
-        <w:rPr>
-          <w:color w:val="000000" w:themeColor="text1"/>
-          <w:sz w:val="22"/>
-          <w:szCs w:val="22"/>
-        </w:rPr>
-        <w:t>sensor, "</w:t>
+        <w:t>(sensor, "</w:t>
       </w:r>
       <w:proofErr w:type="spellStart"/>
       <w:r>
@@ -12212,7 +9439,6 @@
         <w:t>").</w:t>
       </w:r>
       <w:proofErr w:type="spellStart"/>
-      <w:proofErr w:type="gramStart"/>
       <w:r>
         <w:rPr>
           <w:color w:val="000000" w:themeColor="text1"/>
@@ -12222,7 +9448,6 @@
         <w:t>and.callFake</w:t>
       </w:r>
       <w:proofErr w:type="spellEnd"/>
-      <w:proofErr w:type="gramEnd"/>
       <w:r>
         <w:rPr>
           <w:color w:val="000000" w:themeColor="text1"/>
@@ -12321,7 +9546,6 @@
           <w:szCs w:val="22"/>
         </w:rPr>
       </w:pPr>
-      <w:proofErr w:type="gramStart"/>
       <w:r>
         <w:rPr>
           <w:color w:val="000000" w:themeColor="text1"/>
@@ -12340,7 +9564,6 @@
         <w:t>toContain</w:t>
       </w:r>
       <w:proofErr w:type="spellEnd"/>
-      <w:proofErr w:type="gramEnd"/>
       <w:r>
         <w:rPr>
           <w:color w:val="000000" w:themeColor="text1"/>
@@ -12371,7 +9594,6 @@
           <w:szCs w:val="22"/>
         </w:rPr>
       </w:pPr>
-      <w:proofErr w:type="gramStart"/>
       <w:r>
         <w:rPr>
           <w:color w:val="000000" w:themeColor="text1"/>
@@ -12389,41 +9611,22 @@
         </w:rPr>
         <w:t>not</w:t>
       </w:r>
-      <w:proofErr w:type="gramEnd"/>
-      <w:r>
-        <w:rPr>
-          <w:color w:val="000000" w:themeColor="text1"/>
-          <w:sz w:val="22"/>
-          <w:szCs w:val="22"/>
-        </w:rPr>
-        <w:t>.</w:t>
-      </w:r>
-      <w:proofErr w:type="gramStart"/>
-      <w:r>
-        <w:rPr>
-          <w:color w:val="000000" w:themeColor="text1"/>
-          <w:sz w:val="22"/>
-          <w:szCs w:val="22"/>
-        </w:rPr>
-        <w:t>equal</w:t>
-      </w:r>
-      <w:proofErr w:type="spellEnd"/>
-      <w:r>
-        <w:rPr>
-          <w:color w:val="000000" w:themeColor="text1"/>
-          <w:sz w:val="22"/>
-          <w:szCs w:val="22"/>
-        </w:rPr>
-        <w:t>(</w:t>
-      </w:r>
-      <w:proofErr w:type="gramEnd"/>
-      <w:r>
-        <w:rPr>
-          <w:color w:val="000000" w:themeColor="text1"/>
-          <w:sz w:val="22"/>
-          <w:szCs w:val="22"/>
-        </w:rPr>
-        <w:t>)</w:t>
+      <w:r>
+        <w:rPr>
+          <w:color w:val="000000" w:themeColor="text1"/>
+          <w:sz w:val="22"/>
+          <w:szCs w:val="22"/>
+        </w:rPr>
+        <w:t>.equal</w:t>
+      </w:r>
+      <w:proofErr w:type="spellEnd"/>
+      <w:r>
+        <w:rPr>
+          <w:color w:val="000000" w:themeColor="text1"/>
+          <w:sz w:val="22"/>
+          <w:szCs w:val="22"/>
+        </w:rPr>
+        <w:t>()</w:t>
       </w:r>
       <w:r>
         <w:rPr>
@@ -12494,7 +9697,6 @@
         </w:rPr>
       </w:pPr>
       <w:proofErr w:type="spellStart"/>
-      <w:proofErr w:type="gramStart"/>
       <w:r>
         <w:rPr>
           <w:color w:val="000000" w:themeColor="text1"/>
@@ -12510,16 +9712,7 @@
           <w:sz w:val="22"/>
           <w:szCs w:val="22"/>
         </w:rPr>
-        <w:t>(</w:t>
-      </w:r>
-      <w:proofErr w:type="gramEnd"/>
-      <w:r>
-        <w:rPr>
-          <w:color w:val="000000" w:themeColor="text1"/>
-          <w:sz w:val="22"/>
-          <w:szCs w:val="22"/>
-        </w:rPr>
-        <w:t>), after each, before all and after all. All of them can be inside the describe and they behave and work the same way they do in Java Junit and mock testing.</w:t>
+        <w:t>(), after each, before all and after all. All of them can be inside the describe and they behave and work the same way they do in Java Junit and mock testing.</w:t>
       </w:r>
     </w:p>
     <w:p>
@@ -12561,23 +9754,13 @@
         </w:rPr>
         <w:t xml:space="preserve">, </w:t>
       </w:r>
-      <w:proofErr w:type="gramStart"/>
-      <w:r>
-        <w:rPr>
-          <w:color w:val="000000" w:themeColor="text1"/>
-          <w:sz w:val="22"/>
-          <w:szCs w:val="22"/>
-        </w:rPr>
-        <w:t>It</w:t>
-      </w:r>
-      <w:proofErr w:type="gramEnd"/>
-      <w:r>
-        <w:rPr>
-          <w:color w:val="000000" w:themeColor="text1"/>
-          <w:sz w:val="22"/>
-          <w:szCs w:val="22"/>
-        </w:rPr>
-        <w:t xml:space="preserve"> lets you get or change the visible text inside an HTML element.</w:t>
+      <w:r>
+        <w:rPr>
+          <w:color w:val="000000" w:themeColor="text1"/>
+          <w:sz w:val="22"/>
+          <w:szCs w:val="22"/>
+        </w:rPr>
+        <w:t>It lets you get or change the visible text inside an HTML element.</w:t>
       </w:r>
     </w:p>
     <w:p>
@@ -12658,7 +9841,6 @@
         <w:t xml:space="preserve">const status = </w:t>
       </w:r>
       <w:proofErr w:type="spellStart"/>
-      <w:proofErr w:type="gramStart"/>
       <w:r>
         <w:rPr>
           <w:rFonts w:asciiTheme="minorHAnsi" w:eastAsiaTheme="minorHAnsi" w:hAnsiTheme="minorHAnsi" w:cstheme="minorBidi"/>
@@ -12671,7 +9853,6 @@
         <w:t>document.getElementById</w:t>
       </w:r>
       <w:proofErr w:type="spellEnd"/>
-      <w:proofErr w:type="gramEnd"/>
       <w:r>
         <w:rPr>
           <w:rFonts w:asciiTheme="minorHAnsi" w:eastAsiaTheme="minorHAnsi" w:hAnsiTheme="minorHAnsi" w:cstheme="minorBidi"/>
@@ -12723,7 +9904,6 @@
         <w:t>console.log(</w:t>
       </w:r>
       <w:proofErr w:type="spellStart"/>
-      <w:proofErr w:type="gramStart"/>
       <w:r>
         <w:rPr>
           <w:rFonts w:asciiTheme="minorHAnsi" w:eastAsiaTheme="minorHAnsi" w:hAnsiTheme="minorHAnsi" w:cstheme="minorBidi"/>
@@ -12736,7 +9916,6 @@
         <w:t>status.innerText</w:t>
       </w:r>
       <w:proofErr w:type="spellEnd"/>
-      <w:proofErr w:type="gramEnd"/>
       <w:r>
         <w:rPr>
           <w:rFonts w:asciiTheme="minorHAnsi" w:eastAsiaTheme="minorHAnsi" w:hAnsiTheme="minorHAnsi" w:cstheme="minorBidi"/>
@@ -12948,7 +10127,6 @@
         <w:t xml:space="preserve">new </w:t>
       </w:r>
       <w:proofErr w:type="spellStart"/>
-      <w:proofErr w:type="gramStart"/>
       <w:r>
         <w:rPr>
           <w:color w:val="000000" w:themeColor="text1"/>
@@ -12964,16 +10142,105 @@
           <w:sz w:val="22"/>
           <w:szCs w:val="22"/>
         </w:rPr>
+        <w:t>() creates an object that JavaScript can use to send a request to a server and receive data back.</w:t>
+      </w:r>
+    </w:p>
+    <w:p>
+      <w:pPr>
+        <w:pStyle w:val="ListParagraph"/>
+        <w:numPr>
+          <w:ilvl w:val="0"/>
+          <w:numId w:val="20"/>
+        </w:numPr>
+        <w:rPr>
+          <w:color w:val="000000" w:themeColor="text1"/>
+          <w:sz w:val="22"/>
+          <w:szCs w:val="22"/>
+        </w:rPr>
+      </w:pPr>
+      <w:r>
+        <w:rPr>
+          <w:color w:val="000000" w:themeColor="text1"/>
+          <w:sz w:val="22"/>
+          <w:szCs w:val="22"/>
+        </w:rPr>
+        <w:t>.open() takes two main parameters</w:t>
+      </w:r>
+      <w:r>
+        <w:rPr>
+          <w:color w:val="000000" w:themeColor="text1"/>
+          <w:sz w:val="22"/>
+          <w:szCs w:val="22"/>
+        </w:rPr>
+        <w:t>, the first one is the HTTP method, and the other one is the URL of the resource we want to access. .open() is only to prepare for the HTTP request it does not even start a connection, it also does not have a return value</w:t>
+      </w:r>
+    </w:p>
+    <w:p>
+      <w:pPr>
+        <w:pStyle w:val="ListParagraph"/>
+        <w:numPr>
+          <w:ilvl w:val="0"/>
+          <w:numId w:val="20"/>
+        </w:numPr>
+        <w:rPr>
+          <w:color w:val="000000" w:themeColor="text1"/>
+          <w:sz w:val="22"/>
+          <w:szCs w:val="22"/>
+        </w:rPr>
+      </w:pPr>
+      <w:r>
+        <w:rPr>
+          <w:color w:val="000000" w:themeColor="text1"/>
+          <w:sz w:val="22"/>
+          <w:szCs w:val="22"/>
+        </w:rPr>
+        <w:t>.send() is where actually the magic happens, it sends the request to the server, uses the established connection or establishes a new one, provides the request body If needed</w:t>
+      </w:r>
+    </w:p>
+    <w:p>
+      <w:pPr>
+        <w:pStyle w:val="ListParagraph"/>
+        <w:rPr>
+          <w:color w:val="000000" w:themeColor="text1"/>
+          <w:sz w:val="22"/>
+          <w:szCs w:val="22"/>
+        </w:rPr>
+      </w:pPr>
+      <w:proofErr w:type="spellStart"/>
+      <w:r>
+        <w:rPr>
+          <w:color w:val="000000" w:themeColor="text1"/>
+          <w:sz w:val="22"/>
+          <w:szCs w:val="22"/>
+        </w:rPr>
+        <w:t>request.send</w:t>
+      </w:r>
+      <w:proofErr w:type="spellEnd"/>
+      <w:r>
+        <w:rPr>
+          <w:color w:val="000000" w:themeColor="text1"/>
+          <w:sz w:val="22"/>
+          <w:szCs w:val="22"/>
+        </w:rPr>
         <w:t>(</w:t>
       </w:r>
-      <w:proofErr w:type="gramEnd"/>
-      <w:r>
-        <w:rPr>
-          <w:color w:val="000000" w:themeColor="text1"/>
-          <w:sz w:val="22"/>
-          <w:szCs w:val="22"/>
-        </w:rPr>
-        <w:t>) creates an object that JavaScript can use to send a request to a server and receive data back.</w:t>
+      <w:proofErr w:type="spellStart"/>
+      <w:r>
+        <w:rPr>
+          <w:color w:val="000000" w:themeColor="text1"/>
+          <w:sz w:val="22"/>
+          <w:szCs w:val="22"/>
+        </w:rPr>
+        <w:t>JSON.stringify</w:t>
+      </w:r>
+      <w:proofErr w:type="spellEnd"/>
+      <w:r>
+        <w:rPr>
+          <w:color w:val="000000" w:themeColor="text1"/>
+          <w:sz w:val="22"/>
+          <w:szCs w:val="22"/>
+        </w:rPr>
+        <w:t>({ name: "John", email: "john@example.com" }));</w:t>
       </w:r>
     </w:p>
     <w:p>
@@ -12989,50 +10256,32 @@
           <w:szCs w:val="22"/>
         </w:rPr>
       </w:pPr>
-      <w:proofErr w:type="gramStart"/>
-      <w:r>
-        <w:rPr>
-          <w:color w:val="000000" w:themeColor="text1"/>
-          <w:sz w:val="22"/>
-          <w:szCs w:val="22"/>
-        </w:rPr>
-        <w:t>.open</w:t>
-      </w:r>
-      <w:proofErr w:type="gramEnd"/>
-      <w:r>
-        <w:rPr>
-          <w:color w:val="000000" w:themeColor="text1"/>
-          <w:sz w:val="22"/>
-          <w:szCs w:val="22"/>
-        </w:rPr>
-        <w:t>() takes two main parameters</w:t>
-      </w:r>
-      <w:r>
-        <w:rPr>
-          <w:color w:val="000000" w:themeColor="text1"/>
-          <w:sz w:val="22"/>
-          <w:szCs w:val="22"/>
-        </w:rPr>
-        <w:t xml:space="preserve">, the first one is the HTTP method, and the other one is the URL of the resource we want to access. </w:t>
-      </w:r>
-      <w:proofErr w:type="gramStart"/>
-      <w:r>
-        <w:rPr>
-          <w:color w:val="000000" w:themeColor="text1"/>
-          <w:sz w:val="22"/>
-          <w:szCs w:val="22"/>
-        </w:rPr>
-        <w:t>.open</w:t>
-      </w:r>
-      <w:proofErr w:type="gramEnd"/>
-      <w:r>
-        <w:rPr>
-          <w:color w:val="000000" w:themeColor="text1"/>
-          <w:sz w:val="22"/>
-          <w:szCs w:val="22"/>
-        </w:rPr>
-        <w:t>() is only to prepare for the HTTP request it does not even start a connection, it also does not have a return value</w:t>
-      </w:r>
+      <w:r>
+        <w:rPr>
+          <w:color w:val="000000" w:themeColor="text1"/>
+          <w:sz w:val="22"/>
+          <w:szCs w:val="22"/>
+        </w:rPr>
+        <w:t>.response is a property that contains the data the server sent back after your request.</w:t>
+      </w:r>
+      <w:r>
+        <w:rPr>
+          <w:color w:val="000000" w:themeColor="text1"/>
+          <w:sz w:val="22"/>
+          <w:szCs w:val="22"/>
+        </w:rPr>
+        <w:t xml:space="preserve"> The response has only the response body. To get the status code for example we use </w:t>
+      </w:r>
+      <w:proofErr w:type="spellStart"/>
+      <w:r>
+        <w:rPr>
+          <w:color w:val="000000" w:themeColor="text1"/>
+          <w:sz w:val="22"/>
+          <w:szCs w:val="22"/>
+        </w:rPr>
+        <w:t>request.status</w:t>
+      </w:r>
+      <w:proofErr w:type="spellEnd"/>
     </w:p>
     <w:p>
       <w:pPr>
@@ -13047,100 +10296,138 @@
           <w:szCs w:val="22"/>
         </w:rPr>
       </w:pPr>
-      <w:proofErr w:type="gramStart"/>
-      <w:r>
-        <w:rPr>
-          <w:color w:val="000000" w:themeColor="text1"/>
-          <w:sz w:val="22"/>
-          <w:szCs w:val="22"/>
-        </w:rPr>
-        <w:t>.send</w:t>
-      </w:r>
-      <w:proofErr w:type="gramEnd"/>
-      <w:r>
-        <w:rPr>
-          <w:color w:val="000000" w:themeColor="text1"/>
-          <w:sz w:val="22"/>
-          <w:szCs w:val="22"/>
-        </w:rPr>
-        <w:t>() is where actually the magic happens, it sends the request to the server, uses the established connection or establishes a new one, provides the request body If needed</w:t>
-      </w:r>
-    </w:p>
-    <w:p>
-      <w:pPr>
-        <w:pStyle w:val="ListParagraph"/>
-        <w:rPr>
-          <w:color w:val="000000" w:themeColor="text1"/>
-          <w:sz w:val="22"/>
-          <w:szCs w:val="22"/>
-        </w:rPr>
-      </w:pPr>
-      <w:proofErr w:type="spellStart"/>
-      <w:proofErr w:type="gramStart"/>
-      <w:r>
-        <w:rPr>
-          <w:color w:val="000000" w:themeColor="text1"/>
-          <w:sz w:val="22"/>
-          <w:szCs w:val="22"/>
-        </w:rPr>
-        <w:t>request.send</w:t>
-      </w:r>
-      <w:proofErr w:type="spellEnd"/>
-      <w:proofErr w:type="gramEnd"/>
-      <w:r>
-        <w:rPr>
-          <w:color w:val="000000" w:themeColor="text1"/>
-          <w:sz w:val="22"/>
-          <w:szCs w:val="22"/>
-        </w:rPr>
-        <w:t>(</w:t>
-      </w:r>
-      <w:proofErr w:type="spellStart"/>
-      <w:r>
-        <w:rPr>
-          <w:color w:val="000000" w:themeColor="text1"/>
-          <w:sz w:val="22"/>
-          <w:szCs w:val="22"/>
-        </w:rPr>
-        <w:t>JSON.stringify</w:t>
-      </w:r>
-      <w:proofErr w:type="spellEnd"/>
-      <w:proofErr w:type="gramStart"/>
-      <w:r>
-        <w:rPr>
-          <w:color w:val="000000" w:themeColor="text1"/>
-          <w:sz w:val="22"/>
-          <w:szCs w:val="22"/>
-        </w:rPr>
-        <w:t>({ name</w:t>
-      </w:r>
-      <w:proofErr w:type="gramEnd"/>
-      <w:r>
-        <w:rPr>
-          <w:color w:val="000000" w:themeColor="text1"/>
-          <w:sz w:val="22"/>
-          <w:szCs w:val="22"/>
-        </w:rPr>
-        <w:t>: "John", email: "john@example.com</w:t>
-      </w:r>
-      <w:proofErr w:type="gramStart"/>
-      <w:r>
-        <w:rPr>
-          <w:color w:val="000000" w:themeColor="text1"/>
-          <w:sz w:val="22"/>
-          <w:szCs w:val="22"/>
-        </w:rPr>
-        <w:t>" }</w:t>
-      </w:r>
-      <w:proofErr w:type="gramEnd"/>
-      <w:r>
-        <w:rPr>
-          <w:color w:val="000000" w:themeColor="text1"/>
-          <w:sz w:val="22"/>
-          <w:szCs w:val="22"/>
-        </w:rPr>
-        <w:t>));</w:t>
-      </w:r>
+      <w:r>
+        <w:rPr>
+          <w:color w:val="000000" w:themeColor="text1"/>
+          <w:sz w:val="22"/>
+          <w:szCs w:val="22"/>
+        </w:rPr>
+        <w:t xml:space="preserve">Data format that our server can receive and we can use using our </w:t>
+      </w:r>
+      <w:proofErr w:type="spellStart"/>
+      <w:r>
+        <w:rPr>
+          <w:color w:val="000000" w:themeColor="text1"/>
+          <w:sz w:val="22"/>
+          <w:szCs w:val="22"/>
+        </w:rPr>
+        <w:t>request.response</w:t>
+      </w:r>
+      <w:proofErr w:type="spellEnd"/>
+      <w:r>
+        <w:rPr>
+          <w:color w:val="000000" w:themeColor="text1"/>
+          <w:sz w:val="22"/>
+          <w:szCs w:val="22"/>
+        </w:rPr>
+        <w:t xml:space="preserve"> are: </w:t>
+      </w:r>
+      <w:r>
+        <w:rPr>
+          <w:color w:val="000000" w:themeColor="text1"/>
+          <w:sz w:val="22"/>
+          <w:szCs w:val="22"/>
+        </w:rPr>
+        <w:t xml:space="preserve">  Plain text → text/plain </w:t>
+      </w:r>
+      <w:r>
+        <w:rPr>
+          <w:color w:val="000000" w:themeColor="text1"/>
+          <w:sz w:val="22"/>
+          <w:szCs w:val="22"/>
+        </w:rPr>
+        <w:t xml:space="preserve"> </w:t>
+      </w:r>
+      <w:r>
+        <w:rPr>
+          <w:color w:val="000000" w:themeColor="text1"/>
+          <w:sz w:val="22"/>
+          <w:szCs w:val="22"/>
+        </w:rPr>
+        <w:t>JSON → application/</w:t>
+      </w:r>
+      <w:proofErr w:type="spellStart"/>
+      <w:r>
+        <w:rPr>
+          <w:color w:val="000000" w:themeColor="text1"/>
+          <w:sz w:val="22"/>
+          <w:szCs w:val="22"/>
+        </w:rPr>
+        <w:t>json</w:t>
+      </w:r>
+      <w:proofErr w:type="spellEnd"/>
+      <w:r>
+        <w:rPr>
+          <w:color w:val="000000" w:themeColor="text1"/>
+          <w:sz w:val="22"/>
+          <w:szCs w:val="22"/>
+        </w:rPr>
+        <w:t xml:space="preserve"> HTML → text/html XML → application/xml Images → image/</w:t>
+      </w:r>
+      <w:proofErr w:type="spellStart"/>
+      <w:r>
+        <w:rPr>
+          <w:color w:val="000000" w:themeColor="text1"/>
+          <w:sz w:val="22"/>
+          <w:szCs w:val="22"/>
+        </w:rPr>
+        <w:t>png</w:t>
+      </w:r>
+      <w:proofErr w:type="spellEnd"/>
+      <w:r>
+        <w:rPr>
+          <w:color w:val="000000" w:themeColor="text1"/>
+          <w:sz w:val="22"/>
+          <w:szCs w:val="22"/>
+        </w:rPr>
+        <w:t>, image/jpeg, image/</w:t>
+      </w:r>
+      <w:proofErr w:type="spellStart"/>
+      <w:r>
+        <w:rPr>
+          <w:color w:val="000000" w:themeColor="text1"/>
+          <w:sz w:val="22"/>
+          <w:szCs w:val="22"/>
+        </w:rPr>
+        <w:t>webp</w:t>
+      </w:r>
+      <w:proofErr w:type="spellEnd"/>
+      <w:r>
+        <w:rPr>
+          <w:color w:val="000000" w:themeColor="text1"/>
+          <w:sz w:val="22"/>
+          <w:szCs w:val="22"/>
+        </w:rPr>
+        <w:t>, etc. Audio → audio/mpeg, audio/wav, etc. Video → video/mp4, etc. PDF → application/pdf CSV → text/csv Binary data/files → application/octet-stream JavaScript → text/</w:t>
+      </w:r>
+      <w:proofErr w:type="spellStart"/>
+      <w:r>
+        <w:rPr>
+          <w:color w:val="000000" w:themeColor="text1"/>
+          <w:sz w:val="22"/>
+          <w:szCs w:val="22"/>
+        </w:rPr>
+        <w:t>javascript</w:t>
+      </w:r>
+      <w:proofErr w:type="spellEnd"/>
+      <w:r>
+        <w:rPr>
+          <w:color w:val="000000" w:themeColor="text1"/>
+          <w:sz w:val="22"/>
+          <w:szCs w:val="22"/>
+        </w:rPr>
+        <w:t xml:space="preserve"> CSS → text/</w:t>
+      </w:r>
+      <w:proofErr w:type="spellStart"/>
+      <w:r>
+        <w:rPr>
+          <w:color w:val="000000" w:themeColor="text1"/>
+          <w:sz w:val="22"/>
+          <w:szCs w:val="22"/>
+        </w:rPr>
+        <w:t>css</w:t>
+      </w:r>
+      <w:proofErr w:type="spellEnd"/>
     </w:p>
     <w:p>
       <w:pPr>
@@ -13155,44 +10442,40 @@
           <w:szCs w:val="22"/>
         </w:rPr>
       </w:pPr>
-      <w:proofErr w:type="gramStart"/>
-      <w:r>
-        <w:rPr>
-          <w:color w:val="000000" w:themeColor="text1"/>
-          <w:sz w:val="22"/>
-          <w:szCs w:val="22"/>
-        </w:rPr>
-        <w:t>.response</w:t>
-      </w:r>
-      <w:proofErr w:type="gramEnd"/>
-      <w:r>
-        <w:rPr>
-          <w:color w:val="000000" w:themeColor="text1"/>
-          <w:sz w:val="22"/>
-          <w:szCs w:val="22"/>
-        </w:rPr>
-        <w:t xml:space="preserve"> is a property that contains the data the server sent back after your request.</w:t>
-      </w:r>
-      <w:r>
-        <w:rPr>
-          <w:color w:val="000000" w:themeColor="text1"/>
-          <w:sz w:val="22"/>
-          <w:szCs w:val="22"/>
-        </w:rPr>
-        <w:t xml:space="preserve"> The response has only the response body. To get the status code for example we use </w:t>
-      </w:r>
-      <w:proofErr w:type="spellStart"/>
-      <w:proofErr w:type="gramStart"/>
-      <w:r>
-        <w:rPr>
-          <w:color w:val="000000" w:themeColor="text1"/>
-          <w:sz w:val="22"/>
-          <w:szCs w:val="22"/>
-        </w:rPr>
-        <w:t>request.status</w:t>
-      </w:r>
-      <w:proofErr w:type="spellEnd"/>
-      <w:proofErr w:type="gramEnd"/>
+      <w:r>
+        <w:rPr>
+          <w:color w:val="000000" w:themeColor="text1"/>
+          <w:sz w:val="22"/>
+          <w:szCs w:val="22"/>
+        </w:rPr>
+        <w:t xml:space="preserve">We can use </w:t>
+      </w:r>
+      <w:proofErr w:type="spellStart"/>
+      <w:r>
+        <w:rPr>
+          <w:color w:val="000000" w:themeColor="text1"/>
+          <w:sz w:val="22"/>
+          <w:szCs w:val="22"/>
+        </w:rPr>
+        <w:t>request.addEventListenere</w:t>
+      </w:r>
+      <w:proofErr w:type="spellEnd"/>
+      <w:r>
+        <w:rPr>
+          <w:color w:val="000000" w:themeColor="text1"/>
+          <w:sz w:val="22"/>
+          <w:szCs w:val="22"/>
+        </w:rPr>
+        <w:t xml:space="preserve">(‘load’. () =&gt; {}) here we can wait for the request to load and this execute some </w:t>
+      </w:r>
+      <w:r>
+        <w:rPr>
+          <w:color w:val="000000" w:themeColor="text1"/>
+          <w:sz w:val="22"/>
+          <w:szCs w:val="22"/>
+        </w:rPr>
+        <w:t>function</w:t>
+      </w:r>
     </w:p>
     <w:p>
       <w:pPr>
@@ -13213,272 +10496,9 @@
           <w:sz w:val="22"/>
           <w:szCs w:val="22"/>
         </w:rPr>
-        <w:t xml:space="preserve">Data format that our server can </w:t>
-      </w:r>
-      <w:proofErr w:type="gramStart"/>
-      <w:r>
-        <w:rPr>
-          <w:color w:val="000000" w:themeColor="text1"/>
-          <w:sz w:val="22"/>
-          <w:szCs w:val="22"/>
-        </w:rPr>
-        <w:t>receive</w:t>
-      </w:r>
-      <w:proofErr w:type="gramEnd"/>
-      <w:r>
-        <w:rPr>
-          <w:color w:val="000000" w:themeColor="text1"/>
-          <w:sz w:val="22"/>
-          <w:szCs w:val="22"/>
-        </w:rPr>
-        <w:t xml:space="preserve"> and we can use using our </w:t>
-      </w:r>
-      <w:proofErr w:type="spellStart"/>
-      <w:proofErr w:type="gramStart"/>
-      <w:r>
-        <w:rPr>
-          <w:color w:val="000000" w:themeColor="text1"/>
-          <w:sz w:val="22"/>
-          <w:szCs w:val="22"/>
-        </w:rPr>
-        <w:t>request.response</w:t>
-      </w:r>
-      <w:proofErr w:type="spellEnd"/>
-      <w:proofErr w:type="gramEnd"/>
-      <w:r>
-        <w:rPr>
-          <w:color w:val="000000" w:themeColor="text1"/>
-          <w:sz w:val="22"/>
-          <w:szCs w:val="22"/>
-        </w:rPr>
-        <w:t xml:space="preserve"> are: </w:t>
-      </w:r>
-      <w:proofErr w:type="gramStart"/>
-      <w:r>
-        <w:rPr>
-          <w:color w:val="000000" w:themeColor="text1"/>
-          <w:sz w:val="22"/>
-          <w:szCs w:val="22"/>
-        </w:rPr>
-        <w:t>  Plain</w:t>
-      </w:r>
-      <w:proofErr w:type="gramEnd"/>
-      <w:r>
-        <w:rPr>
-          <w:color w:val="000000" w:themeColor="text1"/>
-          <w:sz w:val="22"/>
-          <w:szCs w:val="22"/>
-        </w:rPr>
-        <w:t xml:space="preserve"> text → text/</w:t>
-      </w:r>
-      <w:proofErr w:type="gramStart"/>
-      <w:r>
-        <w:rPr>
-          <w:color w:val="000000" w:themeColor="text1"/>
-          <w:sz w:val="22"/>
-          <w:szCs w:val="22"/>
-        </w:rPr>
-        <w:t xml:space="preserve">plain </w:t>
-      </w:r>
-      <w:r>
-        <w:rPr>
-          <w:color w:val="000000" w:themeColor="text1"/>
-          <w:sz w:val="22"/>
-          <w:szCs w:val="22"/>
-        </w:rPr>
-        <w:t xml:space="preserve"> </w:t>
-      </w:r>
-      <w:r>
-        <w:rPr>
-          <w:color w:val="000000" w:themeColor="text1"/>
-          <w:sz w:val="22"/>
-          <w:szCs w:val="22"/>
-        </w:rPr>
-        <w:t>JSON</w:t>
-      </w:r>
-      <w:proofErr w:type="gramEnd"/>
-      <w:r>
-        <w:rPr>
-          <w:color w:val="000000" w:themeColor="text1"/>
-          <w:sz w:val="22"/>
-          <w:szCs w:val="22"/>
-        </w:rPr>
-        <w:t xml:space="preserve"> → application/</w:t>
-      </w:r>
-      <w:proofErr w:type="spellStart"/>
-      <w:r>
-        <w:rPr>
-          <w:color w:val="000000" w:themeColor="text1"/>
-          <w:sz w:val="22"/>
-          <w:szCs w:val="22"/>
-        </w:rPr>
-        <w:t>json</w:t>
-      </w:r>
-      <w:proofErr w:type="spellEnd"/>
-      <w:r>
-        <w:rPr>
-          <w:color w:val="000000" w:themeColor="text1"/>
-          <w:sz w:val="22"/>
-          <w:szCs w:val="22"/>
-        </w:rPr>
-        <w:t xml:space="preserve"> HTML → text/html XML → application/xml Images → image/</w:t>
-      </w:r>
-      <w:proofErr w:type="spellStart"/>
-      <w:r>
-        <w:rPr>
-          <w:color w:val="000000" w:themeColor="text1"/>
-          <w:sz w:val="22"/>
-          <w:szCs w:val="22"/>
-        </w:rPr>
-        <w:t>png</w:t>
-      </w:r>
-      <w:proofErr w:type="spellEnd"/>
-      <w:r>
-        <w:rPr>
-          <w:color w:val="000000" w:themeColor="text1"/>
-          <w:sz w:val="22"/>
-          <w:szCs w:val="22"/>
-        </w:rPr>
-        <w:t>, image/jpeg, image/</w:t>
-      </w:r>
-      <w:proofErr w:type="spellStart"/>
-      <w:r>
-        <w:rPr>
-          <w:color w:val="000000" w:themeColor="text1"/>
-          <w:sz w:val="22"/>
-          <w:szCs w:val="22"/>
-        </w:rPr>
-        <w:t>webp</w:t>
-      </w:r>
-      <w:proofErr w:type="spellEnd"/>
-      <w:r>
-        <w:rPr>
-          <w:color w:val="000000" w:themeColor="text1"/>
-          <w:sz w:val="22"/>
-          <w:szCs w:val="22"/>
-        </w:rPr>
-        <w:t>, etc. Audio → audio/mpeg, audio/</w:t>
-      </w:r>
-      <w:proofErr w:type="gramStart"/>
-      <w:r>
-        <w:rPr>
-          <w:color w:val="000000" w:themeColor="text1"/>
-          <w:sz w:val="22"/>
-          <w:szCs w:val="22"/>
-        </w:rPr>
-        <w:t>wav</w:t>
-      </w:r>
-      <w:proofErr w:type="gramEnd"/>
-      <w:r>
-        <w:rPr>
-          <w:color w:val="000000" w:themeColor="text1"/>
-          <w:sz w:val="22"/>
-          <w:szCs w:val="22"/>
-        </w:rPr>
-        <w:t>, etc. Video → video/mp4, etc. PDF → application/pdf CSV → text/csv Binary data/files → application/octet-stream JavaScript → text/</w:t>
-      </w:r>
-      <w:proofErr w:type="spellStart"/>
-      <w:r>
-        <w:rPr>
-          <w:color w:val="000000" w:themeColor="text1"/>
-          <w:sz w:val="22"/>
-          <w:szCs w:val="22"/>
-        </w:rPr>
-        <w:t>javascript</w:t>
-      </w:r>
-      <w:proofErr w:type="spellEnd"/>
-      <w:r>
-        <w:rPr>
-          <w:color w:val="000000" w:themeColor="text1"/>
-          <w:sz w:val="22"/>
-          <w:szCs w:val="22"/>
-        </w:rPr>
-        <w:t xml:space="preserve"> CSS → text/</w:t>
-      </w:r>
-      <w:proofErr w:type="spellStart"/>
-      <w:r>
-        <w:rPr>
-          <w:color w:val="000000" w:themeColor="text1"/>
-          <w:sz w:val="22"/>
-          <w:szCs w:val="22"/>
-        </w:rPr>
-        <w:t>css</w:t>
-      </w:r>
-      <w:proofErr w:type="spellEnd"/>
-    </w:p>
-    <w:p>
-      <w:pPr>
-        <w:pStyle w:val="ListParagraph"/>
-        <w:numPr>
-          <w:ilvl w:val="0"/>
-          <w:numId w:val="20"/>
-        </w:numPr>
-        <w:rPr>
-          <w:color w:val="000000" w:themeColor="text1"/>
-          <w:sz w:val="22"/>
-          <w:szCs w:val="22"/>
-        </w:rPr>
-      </w:pPr>
-      <w:r>
-        <w:rPr>
-          <w:color w:val="000000" w:themeColor="text1"/>
-          <w:sz w:val="22"/>
-          <w:szCs w:val="22"/>
-        </w:rPr>
-        <w:t xml:space="preserve">We can use </w:t>
-      </w:r>
-      <w:proofErr w:type="spellStart"/>
-      <w:proofErr w:type="gramStart"/>
-      <w:r>
-        <w:rPr>
-          <w:color w:val="000000" w:themeColor="text1"/>
-          <w:sz w:val="22"/>
-          <w:szCs w:val="22"/>
-        </w:rPr>
-        <w:t>request.addEventListenere</w:t>
-      </w:r>
-      <w:proofErr w:type="spellEnd"/>
-      <w:proofErr w:type="gramEnd"/>
-      <w:r>
-        <w:rPr>
-          <w:color w:val="000000" w:themeColor="text1"/>
-          <w:sz w:val="22"/>
-          <w:szCs w:val="22"/>
-        </w:rPr>
-        <w:t xml:space="preserve">(‘load’. () =&gt; {}) here we can wait for the request to load and this execute some </w:t>
-      </w:r>
-      <w:r>
-        <w:rPr>
-          <w:color w:val="000000" w:themeColor="text1"/>
-          <w:sz w:val="22"/>
-          <w:szCs w:val="22"/>
-        </w:rPr>
-        <w:t>function</w:t>
-      </w:r>
-    </w:p>
-    <w:p>
-      <w:pPr>
-        <w:pStyle w:val="ListParagraph"/>
-        <w:numPr>
-          <w:ilvl w:val="0"/>
-          <w:numId w:val="20"/>
-        </w:numPr>
-        <w:rPr>
-          <w:color w:val="000000" w:themeColor="text1"/>
-          <w:sz w:val="22"/>
-          <w:szCs w:val="22"/>
-        </w:rPr>
-      </w:pPr>
-      <w:r>
-        <w:rPr>
-          <w:color w:val="000000" w:themeColor="text1"/>
-          <w:sz w:val="22"/>
-          <w:szCs w:val="22"/>
-        </w:rPr>
         <w:t xml:space="preserve">The request object which is const request = new </w:t>
       </w:r>
       <w:proofErr w:type="spellStart"/>
-      <w:proofErr w:type="gramStart"/>
       <w:r>
         <w:rPr>
           <w:color w:val="000000" w:themeColor="text1"/>
@@ -13494,35 +10514,166 @@
           <w:sz w:val="22"/>
           <w:szCs w:val="22"/>
         </w:rPr>
-        <w:t>(</w:t>
-      </w:r>
-      <w:proofErr w:type="gramEnd"/>
-      <w:r>
-        <w:rPr>
-          <w:color w:val="000000" w:themeColor="text1"/>
-          <w:sz w:val="22"/>
-          <w:szCs w:val="22"/>
-        </w:rPr>
-        <w:t xml:space="preserve">) is async so when we wait for an event </w:t>
-      </w:r>
-      <w:proofErr w:type="gramStart"/>
-      <w:r>
-        <w:rPr>
-          <w:color w:val="000000" w:themeColor="text1"/>
-          <w:sz w:val="22"/>
-          <w:szCs w:val="22"/>
-        </w:rPr>
-        <w:t>its</w:t>
-      </w:r>
-      <w:proofErr w:type="gramEnd"/>
-      <w:r>
-        <w:rPr>
-          <w:color w:val="000000" w:themeColor="text1"/>
-          <w:sz w:val="22"/>
-          <w:szCs w:val="22"/>
-        </w:rPr>
-        <w:t xml:space="preserve"> not blocking since again from within its async</w:t>
-      </w:r>
+        <w:t>() is async so when we wait for an event its not blocking since again from within its async</w:t>
+      </w:r>
+    </w:p>
+    <w:p>
+      <w:pPr>
+        <w:rPr>
+          <w:color w:val="000000" w:themeColor="text1"/>
+          <w:sz w:val="22"/>
+          <w:szCs w:val="22"/>
+        </w:rPr>
+      </w:pPr>
+    </w:p>
+    <w:p>
+      <w:pPr>
+        <w:rPr>
+          <w:b/>
+          <w:bCs/>
+          <w:color w:val="000000" w:themeColor="text1"/>
+          <w:u w:val="single"/>
+        </w:rPr>
+      </w:pPr>
+      <w:r>
+        <w:rPr>
+          <w:b/>
+          <w:bCs/>
+          <w:color w:val="000000" w:themeColor="text1"/>
+          <w:u w:val="single"/>
+        </w:rPr>
+        <w:t>Callback Functions:</w:t>
+      </w:r>
+    </w:p>
+    <w:p>
+      <w:pPr>
+        <w:pStyle w:val="ListParagraph"/>
+        <w:numPr>
+          <w:ilvl w:val="0"/>
+          <w:numId w:val="21"/>
+        </w:numPr>
+        <w:rPr>
+          <w:color w:val="000000" w:themeColor="text1"/>
+          <w:sz w:val="22"/>
+          <w:szCs w:val="22"/>
+        </w:rPr>
+      </w:pPr>
+      <w:r>
+        <w:rPr>
+          <w:color w:val="000000" w:themeColor="text1"/>
+          <w:sz w:val="22"/>
+          <w:szCs w:val="22"/>
+        </w:rPr>
+        <w:t>A callback is a function you give to another function, so it can run it later.</w:t>
+      </w:r>
+    </w:p>
+    <w:p>
+      <w:pPr>
+        <w:pStyle w:val="ListParagraph"/>
+        <w:numPr>
+          <w:ilvl w:val="0"/>
+          <w:numId w:val="21"/>
+        </w:numPr>
+        <w:rPr>
+          <w:color w:val="000000" w:themeColor="text1"/>
+          <w:sz w:val="22"/>
+          <w:szCs w:val="22"/>
+        </w:rPr>
+      </w:pPr>
+      <w:proofErr w:type="spellStart"/>
+      <w:r>
+        <w:rPr>
+          <w:color w:val="000000" w:themeColor="text1"/>
+          <w:sz w:val="22"/>
+          <w:szCs w:val="22"/>
+        </w:rPr>
+        <w:t>someFunction</w:t>
+      </w:r>
+      <w:proofErr w:type="spellEnd"/>
+      <w:r>
+        <w:rPr>
+          <w:color w:val="000000" w:themeColor="text1"/>
+          <w:sz w:val="22"/>
+          <w:szCs w:val="22"/>
+        </w:rPr>
+        <w:t>(callback);</w:t>
+      </w:r>
+      <w:r>
+        <w:rPr>
+          <w:color w:val="000000" w:themeColor="text1"/>
+          <w:sz w:val="22"/>
+          <w:szCs w:val="22"/>
+        </w:rPr>
+        <w:t xml:space="preserve"> where the callback function is to be called after the </w:t>
+      </w:r>
+      <w:proofErr w:type="spellStart"/>
+      <w:r>
+        <w:rPr>
+          <w:color w:val="000000" w:themeColor="text1"/>
+          <w:sz w:val="22"/>
+          <w:szCs w:val="22"/>
+        </w:rPr>
+        <w:t>someFunction</w:t>
+      </w:r>
+      <w:proofErr w:type="spellEnd"/>
+      <w:r>
+        <w:rPr>
+          <w:color w:val="000000" w:themeColor="text1"/>
+          <w:sz w:val="22"/>
+          <w:szCs w:val="22"/>
+        </w:rPr>
+        <w:t xml:space="preserve">() is finished, also the </w:t>
+      </w:r>
+      <w:proofErr w:type="spellStart"/>
+      <w:r>
+        <w:rPr>
+          <w:color w:val="000000" w:themeColor="text1"/>
+          <w:sz w:val="22"/>
+          <w:szCs w:val="22"/>
+        </w:rPr>
+        <w:t>someFunction</w:t>
+      </w:r>
+      <w:proofErr w:type="spellEnd"/>
+      <w:r>
+        <w:rPr>
+          <w:color w:val="000000" w:themeColor="text1"/>
+          <w:sz w:val="22"/>
+          <w:szCs w:val="22"/>
+        </w:rPr>
+        <w:t xml:space="preserve">(); should take callback as a parameter and write callback() once its needed inside the </w:t>
+      </w:r>
+      <w:proofErr w:type="spellStart"/>
+      <w:r>
+        <w:rPr>
+          <w:color w:val="000000" w:themeColor="text1"/>
+          <w:sz w:val="22"/>
+          <w:szCs w:val="22"/>
+        </w:rPr>
+        <w:t>someFunction</w:t>
+      </w:r>
+      <w:proofErr w:type="spellEnd"/>
+      <w:r>
+        <w:rPr>
+          <w:color w:val="000000" w:themeColor="text1"/>
+          <w:sz w:val="22"/>
+          <w:szCs w:val="22"/>
+        </w:rPr>
+        <w:t>() code block</w:t>
+      </w:r>
+    </w:p>
+    <w:p>
+      <w:pPr>
+        <w:pStyle w:val="ListParagraph"/>
+        <w:numPr>
+          <w:ilvl w:val="0"/>
+          <w:numId w:val="21"/>
+        </w:numPr>
+        <w:rPr>
+          <w:color w:val="000000" w:themeColor="text1"/>
+          <w:sz w:val="22"/>
+          <w:szCs w:val="22"/>
+        </w:rPr>
+      </w:pPr>
     </w:p>
     <w:sectPr>
       <w:pgSz w:w="12240" w:h="15840"/>
@@ -14039,6 +11190,119 @@
     </w:lvl>
   </w:abstractNum>
   <w:abstractNum w:abstractNumId="4" w15:restartNumberingAfterBreak="0">
+    <w:nsid w:val="1B5E1E30"/>
+    <w:multiLevelType w:val="hybridMultilevel"/>
+    <w:tmpl w:val="C206FA48"/>
+    <w:lvl w:ilvl="0" w:tplc="04090001">
+      <w:start w:val="1"/>
+      <w:numFmt w:val="bullet"/>
+      <w:lvlText w:val=""/>
+      <w:lvlJc w:val="left"/>
+      <w:pPr>
+        <w:ind w:left="720" w:hanging="360"/>
+      </w:pPr>
+      <w:rPr>
+        <w:rFonts w:ascii="Symbol" w:hAnsi="Symbol" w:hint="default"/>
+      </w:rPr>
+    </w:lvl>
+    <w:lvl w:ilvl="1" w:tplc="04090003" w:tentative="1">
+      <w:start w:val="1"/>
+      <w:numFmt w:val="bullet"/>
+      <w:lvlText w:val="o"/>
+      <w:lvlJc w:val="left"/>
+      <w:pPr>
+        <w:ind w:left="1440" w:hanging="360"/>
+      </w:pPr>
+      <w:rPr>
+        <w:rFonts w:ascii="Courier New" w:hAnsi="Courier New" w:cs="Courier New" w:hint="default"/>
+      </w:rPr>
+    </w:lvl>
+    <w:lvl w:ilvl="2" w:tplc="04090005" w:tentative="1">
+      <w:start w:val="1"/>
+      <w:numFmt w:val="bullet"/>
+      <w:lvlText w:val=""/>
+      <w:lvlJc w:val="left"/>
+      <w:pPr>
+        <w:ind w:left="2160" w:hanging="360"/>
+      </w:pPr>
+      <w:rPr>
+        <w:rFonts w:ascii="Wingdings" w:hAnsi="Wingdings" w:hint="default"/>
+      </w:rPr>
+    </w:lvl>
+    <w:lvl w:ilvl="3" w:tplc="04090001" w:tentative="1">
+      <w:start w:val="1"/>
+      <w:numFmt w:val="bullet"/>
+      <w:lvlText w:val=""/>
+      <w:lvlJc w:val="left"/>
+      <w:pPr>
+        <w:ind w:left="2880" w:hanging="360"/>
+      </w:pPr>
+      <w:rPr>
+        <w:rFonts w:ascii="Symbol" w:hAnsi="Symbol" w:hint="default"/>
+      </w:rPr>
+    </w:lvl>
+    <w:lvl w:ilvl="4" w:tplc="04090003" w:tentative="1">
+      <w:start w:val="1"/>
+      <w:numFmt w:val="bullet"/>
+      <w:lvlText w:val="o"/>
+      <w:lvlJc w:val="left"/>
+      <w:pPr>
+        <w:ind w:left="3600" w:hanging="360"/>
+      </w:pPr>
+      <w:rPr>
+        <w:rFonts w:ascii="Courier New" w:hAnsi="Courier New" w:cs="Courier New" w:hint="default"/>
+      </w:rPr>
+    </w:lvl>
+    <w:lvl w:ilvl="5" w:tplc="04090005" w:tentative="1">
+      <w:start w:val="1"/>
+      <w:numFmt w:val="bullet"/>
+      <w:lvlText w:val=""/>
+      <w:lvlJc w:val="left"/>
+      <w:pPr>
+        <w:ind w:left="4320" w:hanging="360"/>
+      </w:pPr>
+      <w:rPr>
+        <w:rFonts w:ascii="Wingdings" w:hAnsi="Wingdings" w:hint="default"/>
+      </w:rPr>
+    </w:lvl>
+    <w:lvl w:ilvl="6" w:tplc="04090001" w:tentative="1">
+      <w:start w:val="1"/>
+      <w:numFmt w:val="bullet"/>
+      <w:lvlText w:val=""/>
+      <w:lvlJc w:val="left"/>
+      <w:pPr>
+        <w:ind w:left="5040" w:hanging="360"/>
+      </w:pPr>
+      <w:rPr>
+        <w:rFonts w:ascii="Symbol" w:hAnsi="Symbol" w:hint="default"/>
+      </w:rPr>
+    </w:lvl>
+    <w:lvl w:ilvl="7" w:tplc="04090003" w:tentative="1">
+      <w:start w:val="1"/>
+      <w:numFmt w:val="bullet"/>
+      <w:lvlText w:val="o"/>
+      <w:lvlJc w:val="left"/>
+      <w:pPr>
+        <w:ind w:left="5760" w:hanging="360"/>
+      </w:pPr>
+      <w:rPr>
+        <w:rFonts w:ascii="Courier New" w:hAnsi="Courier New" w:cs="Courier New" w:hint="default"/>
+      </w:rPr>
+    </w:lvl>
+    <w:lvl w:ilvl="8" w:tplc="04090005" w:tentative="1">
+      <w:start w:val="1"/>
+      <w:numFmt w:val="bullet"/>
+      <w:lvlText w:val=""/>
+      <w:lvlJc w:val="left"/>
+      <w:pPr>
+        <w:ind w:left="6480" w:hanging="360"/>
+      </w:pPr>
+      <w:rPr>
+        <w:rFonts w:ascii="Wingdings" w:hAnsi="Wingdings" w:hint="default"/>
+      </w:rPr>
+    </w:lvl>
+  </w:abstractNum>
+  <w:abstractNum w:abstractNumId="5" w15:restartNumberingAfterBreak="0">
     <w:nsid w:val="21A85D22"/>
     <w:multiLevelType w:val="hybridMultilevel"/>
     <w:tmpl w:val="5D587D8C"/>
@@ -14151,7 +11415,7 @@
       </w:rPr>
     </w:lvl>
   </w:abstractNum>
-  <w:abstractNum w:abstractNumId="5" w15:restartNumberingAfterBreak="0">
+  <w:abstractNum w:abstractNumId="6" w15:restartNumberingAfterBreak="0">
     <w:nsid w:val="25FB4FF8"/>
     <w:multiLevelType w:val="hybridMultilevel"/>
     <w:tmpl w:val="5EB82182"/>
@@ -14264,7 +11528,7 @@
       </w:rPr>
     </w:lvl>
   </w:abstractNum>
-  <w:abstractNum w:abstractNumId="6" w15:restartNumberingAfterBreak="0">
+  <w:abstractNum w:abstractNumId="7" w15:restartNumberingAfterBreak="0">
     <w:nsid w:val="287602B0"/>
     <w:multiLevelType w:val="hybridMultilevel"/>
     <w:tmpl w:val="9FB6BA26"/>
@@ -14377,7 +11641,7 @@
       </w:rPr>
     </w:lvl>
   </w:abstractNum>
-  <w:abstractNum w:abstractNumId="7" w15:restartNumberingAfterBreak="0">
+  <w:abstractNum w:abstractNumId="8" w15:restartNumberingAfterBreak="0">
     <w:nsid w:val="32A63574"/>
     <w:multiLevelType w:val="hybridMultilevel"/>
     <w:tmpl w:val="D3E6D67C"/>
@@ -14490,7 +11754,7 @@
       </w:rPr>
     </w:lvl>
   </w:abstractNum>
-  <w:abstractNum w:abstractNumId="8" w15:restartNumberingAfterBreak="0">
+  <w:abstractNum w:abstractNumId="9" w15:restartNumberingAfterBreak="0">
     <w:nsid w:val="47C87E2C"/>
     <w:multiLevelType w:val="hybridMultilevel"/>
     <w:tmpl w:val="12A6ED96"/>
@@ -14603,7 +11867,7 @@
       </w:rPr>
     </w:lvl>
   </w:abstractNum>
-  <w:abstractNum w:abstractNumId="9" w15:restartNumberingAfterBreak="0">
+  <w:abstractNum w:abstractNumId="10" w15:restartNumberingAfterBreak="0">
     <w:nsid w:val="572153BA"/>
     <w:multiLevelType w:val="hybridMultilevel"/>
     <w:tmpl w:val="B4FCCD2A"/>
@@ -14716,7 +11980,7 @@
       </w:rPr>
     </w:lvl>
   </w:abstractNum>
-  <w:abstractNum w:abstractNumId="10" w15:restartNumberingAfterBreak="0">
+  <w:abstractNum w:abstractNumId="11" w15:restartNumberingAfterBreak="0">
     <w:nsid w:val="62C452F9"/>
     <w:multiLevelType w:val="hybridMultilevel"/>
     <w:tmpl w:val="CAA478D8"/>
@@ -14829,7 +12093,7 @@
       </w:rPr>
     </w:lvl>
   </w:abstractNum>
-  <w:abstractNum w:abstractNumId="11" w15:restartNumberingAfterBreak="0">
+  <w:abstractNum w:abstractNumId="12" w15:restartNumberingAfterBreak="0">
     <w:nsid w:val="6B753F92"/>
     <w:multiLevelType w:val="hybridMultilevel"/>
     <w:tmpl w:val="2AD4633C"/>
@@ -14942,7 +12206,7 @@
       </w:rPr>
     </w:lvl>
   </w:abstractNum>
-  <w:abstractNum w:abstractNumId="12" w15:restartNumberingAfterBreak="0">
+  <w:abstractNum w:abstractNumId="13" w15:restartNumberingAfterBreak="0">
     <w:nsid w:val="6BF4448B"/>
     <w:multiLevelType w:val="hybridMultilevel"/>
     <w:tmpl w:val="3A8A2742"/>
@@ -15055,7 +12319,7 @@
       </w:rPr>
     </w:lvl>
   </w:abstractNum>
-  <w:abstractNum w:abstractNumId="13" w15:restartNumberingAfterBreak="0">
+  <w:abstractNum w:abstractNumId="14" w15:restartNumberingAfterBreak="0">
     <w:nsid w:val="6FCD6DB0"/>
     <w:multiLevelType w:val="hybridMultilevel"/>
     <w:tmpl w:val="4B72B6AC"/>
@@ -15168,7 +12432,7 @@
       </w:rPr>
     </w:lvl>
   </w:abstractNum>
-  <w:abstractNum w:abstractNumId="14" w15:restartNumberingAfterBreak="0">
+  <w:abstractNum w:abstractNumId="15" w15:restartNumberingAfterBreak="0">
     <w:nsid w:val="74605A05"/>
     <w:multiLevelType w:val="hybridMultilevel"/>
     <w:tmpl w:val="E346ABE0"/>
@@ -15281,7 +12545,7 @@
       </w:rPr>
     </w:lvl>
   </w:abstractNum>
-  <w:abstractNum w:abstractNumId="15" w15:restartNumberingAfterBreak="0">
+  <w:abstractNum w:abstractNumId="16" w15:restartNumberingAfterBreak="0">
     <w:nsid w:val="79CD0E53"/>
     <w:multiLevelType w:val="hybridMultilevel"/>
     <w:tmpl w:val="56742AC4"/>
@@ -15394,7 +12658,7 @@
       </w:rPr>
     </w:lvl>
   </w:abstractNum>
-  <w:abstractNum w:abstractNumId="16" w15:restartNumberingAfterBreak="0">
+  <w:abstractNum w:abstractNumId="17" w15:restartNumberingAfterBreak="0">
     <w:nsid w:val="7B792B0E"/>
     <w:multiLevelType w:val="hybridMultilevel"/>
     <w:tmpl w:val="C7E2C25C"/>
@@ -15507,7 +12771,7 @@
       </w:rPr>
     </w:lvl>
   </w:abstractNum>
-  <w:abstractNum w:abstractNumId="17" w15:restartNumberingAfterBreak="0">
+  <w:abstractNum w:abstractNumId="18" w15:restartNumberingAfterBreak="0">
     <w:nsid w:val="7C5352BD"/>
     <w:multiLevelType w:val="hybridMultilevel"/>
     <w:tmpl w:val="1E0E7DD8"/>
@@ -15620,7 +12884,7 @@
       </w:rPr>
     </w:lvl>
   </w:abstractNum>
-  <w:abstractNum w:abstractNumId="18" w15:restartNumberingAfterBreak="0">
+  <w:abstractNum w:abstractNumId="19" w15:restartNumberingAfterBreak="0">
     <w:nsid w:val="7CA817BC"/>
     <w:multiLevelType w:val="hybridMultilevel"/>
     <w:tmpl w:val="7C287A30"/>
@@ -15733,7 +12997,7 @@
       </w:rPr>
     </w:lvl>
   </w:abstractNum>
-  <w:abstractNum w:abstractNumId="19" w15:restartNumberingAfterBreak="0">
+  <w:abstractNum w:abstractNumId="20" w15:restartNumberingAfterBreak="0">
     <w:nsid w:val="7F72049C"/>
     <w:multiLevelType w:val="multilevel"/>
     <w:tmpl w:val="1F242F62"/>
@@ -15883,64 +13147,67 @@
     </w:lvl>
   </w:abstractNum>
   <w:num w:numId="1" w16cid:durableId="1595670622">
-    <w:abstractNumId w:val="9"/>
+    <w:abstractNumId w:val="10"/>
   </w:num>
   <w:num w:numId="2" w16cid:durableId="1253974616">
-    <w:abstractNumId w:val="7"/>
+    <w:abstractNumId w:val="8"/>
   </w:num>
   <w:num w:numId="3" w16cid:durableId="1151209963">
     <w:abstractNumId w:val="2"/>
   </w:num>
   <w:num w:numId="4" w16cid:durableId="2085225567">
-    <w:abstractNumId w:val="12"/>
+    <w:abstractNumId w:val="13"/>
   </w:num>
   <w:num w:numId="5" w16cid:durableId="968363398">
     <w:abstractNumId w:val="0"/>
   </w:num>
   <w:num w:numId="6" w16cid:durableId="1448768395">
+    <w:abstractNumId w:val="16"/>
+  </w:num>
+  <w:num w:numId="7" w16cid:durableId="97333426">
+    <w:abstractNumId w:val="20"/>
+  </w:num>
+  <w:num w:numId="8" w16cid:durableId="2078238912">
+    <w:abstractNumId w:val="11"/>
+  </w:num>
+  <w:num w:numId="9" w16cid:durableId="1133792355">
+    <w:abstractNumId w:val="7"/>
+  </w:num>
+  <w:num w:numId="10" w16cid:durableId="1949001774">
     <w:abstractNumId w:val="15"/>
   </w:num>
-  <w:num w:numId="7" w16cid:durableId="97333426">
+  <w:num w:numId="11" w16cid:durableId="49500872">
     <w:abstractNumId w:val="19"/>
   </w:num>
-  <w:num w:numId="8" w16cid:durableId="2078238912">
-    <w:abstractNumId w:val="10"/>
-  </w:num>
-  <w:num w:numId="9" w16cid:durableId="1133792355">
-    <w:abstractNumId w:val="6"/>
-  </w:num>
-  <w:num w:numId="10" w16cid:durableId="1949001774">
-    <w:abstractNumId w:val="14"/>
-  </w:num>
-  <w:num w:numId="11" w16cid:durableId="49500872">
+  <w:num w:numId="12" w16cid:durableId="1627009029">
     <w:abstractNumId w:val="18"/>
   </w:num>
-  <w:num w:numId="12" w16cid:durableId="1627009029">
-    <w:abstractNumId w:val="17"/>
-  </w:num>
   <w:num w:numId="13" w16cid:durableId="2035300943">
-    <w:abstractNumId w:val="4"/>
+    <w:abstractNumId w:val="5"/>
   </w:num>
   <w:num w:numId="14" w16cid:durableId="582224159">
     <w:abstractNumId w:val="1"/>
   </w:num>
   <w:num w:numId="15" w16cid:durableId="1146630300">
-    <w:abstractNumId w:val="16"/>
+    <w:abstractNumId w:val="17"/>
   </w:num>
   <w:num w:numId="16" w16cid:durableId="1096558111">
-    <w:abstractNumId w:val="5"/>
+    <w:abstractNumId w:val="6"/>
   </w:num>
   <w:num w:numId="17" w16cid:durableId="41566618">
-    <w:abstractNumId w:val="11"/>
+    <w:abstractNumId w:val="12"/>
   </w:num>
   <w:num w:numId="18" w16cid:durableId="366835154">
-    <w:abstractNumId w:val="8"/>
+    <w:abstractNumId w:val="9"/>
   </w:num>
   <w:num w:numId="19" w16cid:durableId="837962617">
     <w:abstractNumId w:val="3"/>
   </w:num>
   <w:num w:numId="20" w16cid:durableId="708997360">
-    <w:abstractNumId w:val="13"/>
+    <w:abstractNumId w:val="14"/>
+  </w:num>
+  <w:num w:numId="21" w16cid:durableId="522406567">
+    <w:abstractNumId w:val="4"/>
   </w:num>
 </w:numbering>
 </file>

--- a/Javascript/Javascript basic notes.docx
+++ b/Javascript/Javascript basic notes.docx
@@ -66,11 +66,10 @@
           <w:sz w:val="22"/>
           <w:szCs w:val="22"/>
         </w:rPr>
-        <w:t xml:space="preserve"> bootcamp of 6 days including code before I move on into backend and node.js. this might take longer in case I have to improve my AWS skills more.</w:t>
-      </w:r>
-    </w:p>
-    <w:p>
-      <w:pPr>
+        <w:t xml:space="preserve"> bootcamp of 6 days including code before I move on into backend and node.js. </w:t>
+      </w:r>
+      <w:proofErr w:type="gramStart"/>
+      <w:r>
         <w:rPr>
           <w:i/>
           <w:iCs/>
@@ -78,7 +77,9 @@
           <w:sz w:val="22"/>
           <w:szCs w:val="22"/>
         </w:rPr>
-      </w:pPr>
+        <w:t>this</w:t>
+      </w:r>
+      <w:proofErr w:type="gramEnd"/>
       <w:r>
         <w:rPr>
           <w:i/>
@@ -87,7 +88,7 @@
           <w:sz w:val="22"/>
           <w:szCs w:val="22"/>
         </w:rPr>
-        <w:t>Red text that is not underline is code</w:t>
+        <w:t xml:space="preserve"> might take longer in case I have to improve my AWS skills more.</w:t>
       </w:r>
     </w:p>
     <w:p>
@@ -100,6 +101,27 @@
           <w:szCs w:val="22"/>
         </w:rPr>
       </w:pPr>
+      <w:r>
+        <w:rPr>
+          <w:i/>
+          <w:iCs/>
+          <w:color w:val="000000" w:themeColor="text1"/>
+          <w:sz w:val="22"/>
+          <w:szCs w:val="22"/>
+        </w:rPr>
+        <w:t>Red text that is not underline is code</w:t>
+      </w:r>
+    </w:p>
+    <w:p>
+      <w:pPr>
+        <w:rPr>
+          <w:i/>
+          <w:iCs/>
+          <w:color w:val="000000" w:themeColor="text1"/>
+          <w:sz w:val="22"/>
+          <w:szCs w:val="22"/>
+        </w:rPr>
+      </w:pPr>
     </w:p>
     <w:p>
       <w:pPr>
@@ -186,7 +208,25 @@
           <w:sz w:val="22"/>
           <w:szCs w:val="22"/>
         </w:rPr>
-        <w:t xml:space="preserve"> in cents then multiply by 100 to the final result.</w:t>
+        <w:t xml:space="preserve"> in cents then multiply by 100 to </w:t>
+      </w:r>
+      <w:proofErr w:type="gramStart"/>
+      <w:r>
+        <w:rPr>
+          <w:color w:val="000000" w:themeColor="text1"/>
+          <w:sz w:val="22"/>
+          <w:szCs w:val="22"/>
+        </w:rPr>
+        <w:t>the final result</w:t>
+      </w:r>
+      <w:proofErr w:type="gramEnd"/>
+      <w:r>
+        <w:rPr>
+          <w:color w:val="000000" w:themeColor="text1"/>
+          <w:sz w:val="22"/>
+          <w:szCs w:val="22"/>
+        </w:rPr>
+        <w:t>.</w:t>
       </w:r>
     </w:p>
     <w:p>
@@ -202,13 +242,59 @@
           <w:szCs w:val="22"/>
         </w:rPr>
       </w:pPr>
-      <w:r>
-        <w:rPr>
-          <w:color w:val="000000" w:themeColor="text1"/>
-          <w:sz w:val="22"/>
-          <w:szCs w:val="22"/>
-        </w:rPr>
-        <w:t xml:space="preserve">to round a number we use the function </w:t>
+      <w:proofErr w:type="gramStart"/>
+      <w:r>
+        <w:rPr>
+          <w:color w:val="000000" w:themeColor="text1"/>
+          <w:sz w:val="22"/>
+          <w:szCs w:val="22"/>
+        </w:rPr>
+        <w:t>to</w:t>
+      </w:r>
+      <w:proofErr w:type="gramEnd"/>
+      <w:r>
+        <w:rPr>
+          <w:color w:val="000000" w:themeColor="text1"/>
+          <w:sz w:val="22"/>
+          <w:szCs w:val="22"/>
+        </w:rPr>
+        <w:t xml:space="preserve"> round a </w:t>
+      </w:r>
+      <w:proofErr w:type="gramStart"/>
+      <w:r>
+        <w:rPr>
+          <w:color w:val="000000" w:themeColor="text1"/>
+          <w:sz w:val="22"/>
+          <w:szCs w:val="22"/>
+        </w:rPr>
+        <w:t>number</w:t>
+      </w:r>
+      <w:proofErr w:type="gramEnd"/>
+      <w:r>
+        <w:rPr>
+          <w:color w:val="000000" w:themeColor="text1"/>
+          <w:sz w:val="22"/>
+          <w:szCs w:val="22"/>
+        </w:rPr>
+        <w:t xml:space="preserve"> we use the </w:t>
+      </w:r>
+      <w:proofErr w:type="gramStart"/>
+      <w:r>
+        <w:rPr>
+          <w:color w:val="000000" w:themeColor="text1"/>
+          <w:sz w:val="22"/>
+          <w:szCs w:val="22"/>
+        </w:rPr>
+        <w:t>function</w:t>
+      </w:r>
+      <w:proofErr w:type="gramEnd"/>
+      <w:r>
+        <w:rPr>
+          <w:color w:val="000000" w:themeColor="text1"/>
+          <w:sz w:val="22"/>
+          <w:szCs w:val="22"/>
+        </w:rPr>
+        <w:t xml:space="preserve"> </w:t>
       </w:r>
       <w:proofErr w:type="spellStart"/>
       <w:r>
@@ -286,13 +372,59 @@
           <w:szCs w:val="22"/>
         </w:rPr>
       </w:pPr>
-      <w:r>
-        <w:rPr>
-          <w:color w:val="000000" w:themeColor="text1"/>
-          <w:sz w:val="22"/>
-          <w:szCs w:val="22"/>
-        </w:rPr>
-        <w:t>even when we round a number we should do so in cents, we only convert to normal numbers ones we are ready to display the result.</w:t>
+      <w:proofErr w:type="gramStart"/>
+      <w:r>
+        <w:rPr>
+          <w:color w:val="000000" w:themeColor="text1"/>
+          <w:sz w:val="22"/>
+          <w:szCs w:val="22"/>
+        </w:rPr>
+        <w:t>even</w:t>
+      </w:r>
+      <w:proofErr w:type="gramEnd"/>
+      <w:r>
+        <w:rPr>
+          <w:color w:val="000000" w:themeColor="text1"/>
+          <w:sz w:val="22"/>
+          <w:szCs w:val="22"/>
+        </w:rPr>
+        <w:t xml:space="preserve"> when we round a </w:t>
+      </w:r>
+      <w:proofErr w:type="gramStart"/>
+      <w:r>
+        <w:rPr>
+          <w:color w:val="000000" w:themeColor="text1"/>
+          <w:sz w:val="22"/>
+          <w:szCs w:val="22"/>
+        </w:rPr>
+        <w:t>number</w:t>
+      </w:r>
+      <w:proofErr w:type="gramEnd"/>
+      <w:r>
+        <w:rPr>
+          <w:color w:val="000000" w:themeColor="text1"/>
+          <w:sz w:val="22"/>
+          <w:szCs w:val="22"/>
+        </w:rPr>
+        <w:t xml:space="preserve"> we should do so in cents, we only convert to normal </w:t>
+      </w:r>
+      <w:proofErr w:type="gramStart"/>
+      <w:r>
+        <w:rPr>
+          <w:color w:val="000000" w:themeColor="text1"/>
+          <w:sz w:val="22"/>
+          <w:szCs w:val="22"/>
+        </w:rPr>
+        <w:t>numbers</w:t>
+      </w:r>
+      <w:proofErr w:type="gramEnd"/>
+      <w:r>
+        <w:rPr>
+          <w:color w:val="000000" w:themeColor="text1"/>
+          <w:sz w:val="22"/>
+          <w:szCs w:val="22"/>
+        </w:rPr>
+        <w:t xml:space="preserve"> ones we are ready to display the result.</w:t>
       </w:r>
     </w:p>
     <w:p>
@@ -317,6 +449,7 @@
         <w:t xml:space="preserve">We can check the type of a variable, object, or array using the </w:t>
       </w:r>
       <w:proofErr w:type="spellStart"/>
+      <w:proofErr w:type="gramStart"/>
       <w:r>
         <w:rPr>
           <w:color w:val="EE0000"/>
@@ -326,6 +459,7 @@
         <w:t>typeof</w:t>
       </w:r>
       <w:proofErr w:type="spellEnd"/>
+      <w:proofErr w:type="gramEnd"/>
       <w:r>
         <w:rPr>
           <w:color w:val="000000" w:themeColor="text1"/>
@@ -554,7 +688,25 @@
           <w:sz w:val="22"/>
           <w:szCs w:val="22"/>
         </w:rPr>
-        <w:t xml:space="preserve"> or we can store it into a function that gets called.</w:t>
+        <w:t xml:space="preserve"> or we can store it </w:t>
+      </w:r>
+      <w:proofErr w:type="gramStart"/>
+      <w:r>
+        <w:rPr>
+          <w:color w:val="000000" w:themeColor="text1"/>
+          <w:sz w:val="22"/>
+          <w:szCs w:val="22"/>
+        </w:rPr>
+        <w:t>into</w:t>
+      </w:r>
+      <w:proofErr w:type="gramEnd"/>
+      <w:r>
+        <w:rPr>
+          <w:color w:val="000000" w:themeColor="text1"/>
+          <w:sz w:val="22"/>
+          <w:szCs w:val="22"/>
+        </w:rPr>
+        <w:t xml:space="preserve"> a function that gets called.</w:t>
       </w:r>
     </w:p>
     <w:p>
@@ -733,6 +885,7 @@
         <w:t xml:space="preserve"> </w:t>
       </w:r>
       <w:proofErr w:type="spellStart"/>
+      <w:proofErr w:type="gramStart"/>
       <w:r>
         <w:rPr>
           <w:color w:val="EE0000"/>
@@ -748,7 +901,16 @@
           <w:sz w:val="22"/>
           <w:szCs w:val="22"/>
         </w:rPr>
-        <w:t xml:space="preserve">(), </w:t>
+        <w:t>(</w:t>
+      </w:r>
+      <w:proofErr w:type="gramEnd"/>
+      <w:r>
+        <w:rPr>
+          <w:color w:val="EE0000"/>
+          <w:sz w:val="22"/>
+          <w:szCs w:val="22"/>
+        </w:rPr>
+        <w:t xml:space="preserve">), </w:t>
       </w:r>
       <w:proofErr w:type="spellStart"/>
       <w:r>
@@ -777,6 +939,7 @@
         <w:t xml:space="preserve"> </w:t>
       </w:r>
       <w:proofErr w:type="spellStart"/>
+      <w:proofErr w:type="gramStart"/>
       <w:r>
         <w:rPr>
           <w:color w:val="EE0000"/>
@@ -792,9 +955,19 @@
           <w:sz w:val="22"/>
           <w:szCs w:val="22"/>
         </w:rPr>
-        <w:t xml:space="preserve">(), </w:t>
+        <w:t>(</w:t>
+      </w:r>
+      <w:proofErr w:type="gramEnd"/>
+      <w:r>
+        <w:rPr>
+          <w:color w:val="EE0000"/>
+          <w:sz w:val="22"/>
+          <w:szCs w:val="22"/>
+        </w:rPr>
+        <w:t xml:space="preserve">), </w:t>
       </w:r>
       <w:proofErr w:type="spellStart"/>
+      <w:proofErr w:type="gramStart"/>
       <w:r>
         <w:rPr>
           <w:color w:val="EE0000"/>
@@ -810,9 +983,19 @@
           <w:sz w:val="22"/>
           <w:szCs w:val="22"/>
         </w:rPr>
-        <w:t xml:space="preserve">(), </w:t>
+        <w:t>(</w:t>
+      </w:r>
+      <w:proofErr w:type="gramEnd"/>
+      <w:r>
+        <w:rPr>
+          <w:color w:val="EE0000"/>
+          <w:sz w:val="22"/>
+          <w:szCs w:val="22"/>
+        </w:rPr>
+        <w:t xml:space="preserve">), </w:t>
       </w:r>
       <w:proofErr w:type="spellStart"/>
+      <w:proofErr w:type="gramStart"/>
       <w:r>
         <w:rPr>
           <w:color w:val="EE0000"/>
@@ -828,8 +1011,57 @@
           <w:sz w:val="22"/>
           <w:szCs w:val="22"/>
         </w:rPr>
+        <w:t>(</w:t>
+      </w:r>
+      <w:proofErr w:type="gramEnd"/>
+      <w:r>
+        <w:rPr>
+          <w:color w:val="EE0000"/>
+          <w:sz w:val="22"/>
+          <w:szCs w:val="22"/>
+        </w:rPr>
+        <w:t>)</w:t>
+      </w:r>
+    </w:p>
+    <w:p>
+      <w:pPr>
+        <w:pStyle w:val="ListParagraph"/>
+        <w:numPr>
+          <w:ilvl w:val="0"/>
+          <w:numId w:val="2"/>
+        </w:numPr>
+        <w:rPr>
+          <w:color w:val="000000" w:themeColor="text1"/>
+          <w:sz w:val="22"/>
+          <w:szCs w:val="22"/>
+        </w:rPr>
+      </w:pPr>
+      <w:proofErr w:type="spellStart"/>
+      <w:r>
+        <w:rPr>
+          <w:color w:val="EE0000"/>
+          <w:sz w:val="22"/>
+          <w:szCs w:val="22"/>
+        </w:rPr>
+        <w:t>Math.random</w:t>
+      </w:r>
+      <w:proofErr w:type="spellEnd"/>
+      <w:r>
+        <w:rPr>
+          <w:color w:val="EE0000"/>
+          <w:sz w:val="22"/>
+          <w:szCs w:val="22"/>
+        </w:rPr>
         <w:t>()</w:t>
       </w:r>
+      <w:r>
+        <w:rPr>
+          <w:color w:val="000000" w:themeColor="text1"/>
+          <w:sz w:val="22"/>
+          <w:szCs w:val="22"/>
+        </w:rPr>
+        <w:t xml:space="preserve"> returns a number between 0-1 including the 0 but not the 1</w:t>
+      </w:r>
     </w:p>
     <w:p>
       <w:pPr>
@@ -844,14 +1076,23 @@
           <w:szCs w:val="22"/>
         </w:rPr>
       </w:pPr>
+      <w:r>
+        <w:rPr>
+          <w:color w:val="000000" w:themeColor="text1"/>
+          <w:sz w:val="22"/>
+          <w:szCs w:val="22"/>
+        </w:rPr>
+        <w:t xml:space="preserve">We have </w:t>
+      </w:r>
       <w:proofErr w:type="spellStart"/>
+      <w:proofErr w:type="gramStart"/>
       <w:r>
         <w:rPr>
           <w:color w:val="EE0000"/>
           <w:sz w:val="22"/>
           <w:szCs w:val="22"/>
         </w:rPr>
-        <w:t>Math.random</w:t>
+        <w:t>BigInt</w:t>
       </w:r>
       <w:proofErr w:type="spellEnd"/>
       <w:r>
@@ -860,55 +1101,16 @@
           <w:sz w:val="22"/>
           <w:szCs w:val="22"/>
         </w:rPr>
-        <w:t>()</w:t>
-      </w:r>
-      <w:r>
-        <w:rPr>
-          <w:color w:val="000000" w:themeColor="text1"/>
-          <w:sz w:val="22"/>
-          <w:szCs w:val="22"/>
-        </w:rPr>
-        <w:t xml:space="preserve"> returns a number between 0-1 including the 0 but not the 1</w:t>
-      </w:r>
-    </w:p>
-    <w:p>
-      <w:pPr>
-        <w:pStyle w:val="ListParagraph"/>
-        <w:numPr>
-          <w:ilvl w:val="0"/>
-          <w:numId w:val="2"/>
-        </w:numPr>
-        <w:rPr>
-          <w:color w:val="000000" w:themeColor="text1"/>
-          <w:sz w:val="22"/>
-          <w:szCs w:val="22"/>
-        </w:rPr>
-      </w:pPr>
-      <w:r>
-        <w:rPr>
-          <w:color w:val="000000" w:themeColor="text1"/>
-          <w:sz w:val="22"/>
-          <w:szCs w:val="22"/>
-        </w:rPr>
-        <w:t xml:space="preserve">We have </w:t>
-      </w:r>
-      <w:proofErr w:type="spellStart"/>
+        <w:t>(</w:t>
+      </w:r>
+      <w:proofErr w:type="gramEnd"/>
       <w:r>
         <w:rPr>
           <w:color w:val="EE0000"/>
           <w:sz w:val="22"/>
           <w:szCs w:val="22"/>
         </w:rPr>
-        <w:t>BigInt</w:t>
-      </w:r>
-      <w:proofErr w:type="spellEnd"/>
-      <w:r>
-        <w:rPr>
-          <w:color w:val="EE0000"/>
-          <w:sz w:val="22"/>
-          <w:szCs w:val="22"/>
-        </w:rPr>
-        <w:t>()</w:t>
+        <w:t>)</w:t>
       </w:r>
       <w:r>
         <w:rPr>
@@ -1008,7 +1210,25 @@
           <w:sz w:val="22"/>
           <w:szCs w:val="22"/>
         </w:rPr>
-        <w:t>. For example a mathematical operation.</w:t>
+        <w:t xml:space="preserve">. For </w:t>
+      </w:r>
+      <w:proofErr w:type="gramStart"/>
+      <w:r>
+        <w:rPr>
+          <w:color w:val="000000" w:themeColor="text1"/>
+          <w:sz w:val="22"/>
+          <w:szCs w:val="22"/>
+        </w:rPr>
+        <w:t>example</w:t>
+      </w:r>
+      <w:proofErr w:type="gramEnd"/>
+      <w:r>
+        <w:rPr>
+          <w:color w:val="000000" w:themeColor="text1"/>
+          <w:sz w:val="22"/>
+          <w:szCs w:val="22"/>
+        </w:rPr>
+        <w:t xml:space="preserve"> a mathematical operation.</w:t>
       </w:r>
     </w:p>
     <w:p>
@@ -1030,7 +1250,25 @@
           <w:sz w:val="22"/>
           <w:szCs w:val="22"/>
         </w:rPr>
-        <w:t>String concatenation works the same is in Java.</w:t>
+        <w:t xml:space="preserve">String concatenation works the </w:t>
+      </w:r>
+      <w:proofErr w:type="gramStart"/>
+      <w:r>
+        <w:rPr>
+          <w:color w:val="000000" w:themeColor="text1"/>
+          <w:sz w:val="22"/>
+          <w:szCs w:val="22"/>
+        </w:rPr>
+        <w:t>same is</w:t>
+      </w:r>
+      <w:proofErr w:type="gramEnd"/>
+      <w:r>
+        <w:rPr>
+          <w:color w:val="000000" w:themeColor="text1"/>
+          <w:sz w:val="22"/>
+          <w:szCs w:val="22"/>
+        </w:rPr>
+        <w:t xml:space="preserve"> in Java.</w:t>
       </w:r>
     </w:p>
     <w:p>
@@ -1061,8 +1299,18 @@
           <w:sz w:val="22"/>
           <w:szCs w:val="22"/>
         </w:rPr>
-        <w:t>by using .length</w:t>
-      </w:r>
+        <w:t xml:space="preserve">by </w:t>
+      </w:r>
+      <w:proofErr w:type="gramStart"/>
+      <w:r>
+        <w:rPr>
+          <w:color w:val="EE0000"/>
+          <w:sz w:val="22"/>
+          <w:szCs w:val="22"/>
+        </w:rPr>
+        <w:t>using .length</w:t>
+      </w:r>
+      <w:proofErr w:type="gramEnd"/>
       <w:r>
         <w:rPr>
           <w:color w:val="000000" w:themeColor="text1"/>
@@ -1130,6 +1378,7 @@
         </w:rPr>
       </w:pPr>
       <w:proofErr w:type="spellStart"/>
+      <w:proofErr w:type="gramStart"/>
       <w:r>
         <w:rPr>
           <w:color w:val="EE0000"/>
@@ -1145,7 +1394,16 @@
           <w:sz w:val="22"/>
           <w:szCs w:val="22"/>
         </w:rPr>
-        <w:t>()</w:t>
+        <w:t>(</w:t>
+      </w:r>
+      <w:proofErr w:type="gramEnd"/>
+      <w:r>
+        <w:rPr>
+          <w:color w:val="EE0000"/>
+          <w:sz w:val="22"/>
+          <w:szCs w:val="22"/>
+        </w:rPr>
+        <w:t>)</w:t>
       </w:r>
       <w:r>
         <w:rPr>
@@ -1156,6 +1414,7 @@
         <w:t xml:space="preserve"> and </w:t>
       </w:r>
       <w:proofErr w:type="spellStart"/>
+      <w:proofErr w:type="gramStart"/>
       <w:r>
         <w:rPr>
           <w:color w:val="EE0000"/>
@@ -1171,7 +1430,16 @@
           <w:sz w:val="22"/>
           <w:szCs w:val="22"/>
         </w:rPr>
-        <w:t>()</w:t>
+        <w:t>(</w:t>
+      </w:r>
+      <w:proofErr w:type="gramEnd"/>
+      <w:r>
+        <w:rPr>
+          <w:color w:val="EE0000"/>
+          <w:sz w:val="22"/>
+          <w:szCs w:val="22"/>
+        </w:rPr>
+        <w:t>)</w:t>
       </w:r>
       <w:r>
         <w:rPr>
@@ -1181,13 +1449,23 @@
         </w:rPr>
         <w:t xml:space="preserve"> methods work the same as in Java, </w:t>
       </w:r>
+      <w:proofErr w:type="gramStart"/>
       <w:r>
         <w:rPr>
           <w:color w:val="EE0000"/>
           <w:sz w:val="22"/>
           <w:szCs w:val="22"/>
         </w:rPr>
-        <w:t>trim()</w:t>
+        <w:t>trim(</w:t>
+      </w:r>
+      <w:proofErr w:type="gramEnd"/>
+      <w:r>
+        <w:rPr>
+          <w:color w:val="EE0000"/>
+          <w:sz w:val="22"/>
+          <w:szCs w:val="22"/>
+        </w:rPr>
+        <w:t>)</w:t>
       </w:r>
       <w:r>
         <w:rPr>
@@ -1211,6 +1489,7 @@
           <w:szCs w:val="22"/>
         </w:rPr>
       </w:pPr>
+      <w:proofErr w:type="gramStart"/>
       <w:r>
         <w:rPr>
           <w:color w:val="EE0000"/>
@@ -1220,6 +1499,7 @@
         <w:t>slice(</w:t>
       </w:r>
       <w:proofErr w:type="spellStart"/>
+      <w:proofErr w:type="gramEnd"/>
       <w:r>
         <w:rPr>
           <w:color w:val="EE0000"/>
@@ -1277,21 +1557,49 @@
           <w:szCs w:val="22"/>
         </w:rPr>
       </w:pPr>
+      <w:proofErr w:type="gramStart"/>
       <w:r>
         <w:rPr>
           <w:color w:val="EE0000"/>
           <w:sz w:val="22"/>
           <w:szCs w:val="22"/>
         </w:rPr>
-        <w:t>Split(,)</w:t>
-      </w:r>
-      <w:r>
-        <w:rPr>
-          <w:color w:val="000000" w:themeColor="text1"/>
-          <w:sz w:val="22"/>
-          <w:szCs w:val="22"/>
-        </w:rPr>
-        <w:t xml:space="preserve"> splits the string into an array, that  will be split based on the passed character into a String array</w:t>
+        <w:t>Split(</w:t>
+      </w:r>
+      <w:proofErr w:type="gramEnd"/>
+      <w:r>
+        <w:rPr>
+          <w:color w:val="EE0000"/>
+          <w:sz w:val="22"/>
+          <w:szCs w:val="22"/>
+        </w:rPr>
+        <w:t>,)</w:t>
+      </w:r>
+      <w:r>
+        <w:rPr>
+          <w:color w:val="000000" w:themeColor="text1"/>
+          <w:sz w:val="22"/>
+          <w:szCs w:val="22"/>
+        </w:rPr>
+        <w:t xml:space="preserve"> splits the string into an array, </w:t>
+      </w:r>
+      <w:proofErr w:type="gramStart"/>
+      <w:r>
+        <w:rPr>
+          <w:color w:val="000000" w:themeColor="text1"/>
+          <w:sz w:val="22"/>
+          <w:szCs w:val="22"/>
+        </w:rPr>
+        <w:t>that  will</w:t>
+      </w:r>
+      <w:proofErr w:type="gramEnd"/>
+      <w:r>
+        <w:rPr>
+          <w:color w:val="000000" w:themeColor="text1"/>
+          <w:sz w:val="22"/>
+          <w:szCs w:val="22"/>
+        </w:rPr>
+        <w:t xml:space="preserve"> be split based on the passed character into a String array</w:t>
       </w:r>
     </w:p>
     <w:p>
@@ -1335,7 +1643,25 @@
           <w:sz w:val="22"/>
           <w:szCs w:val="22"/>
         </w:rPr>
-        <w:t xml:space="preserve">Using the backticks the new lines are actually newlines </w:t>
+        <w:t xml:space="preserve">Using the backticks the new lines are </w:t>
+      </w:r>
+      <w:proofErr w:type="gramStart"/>
+      <w:r>
+        <w:rPr>
+          <w:color w:val="000000" w:themeColor="text1"/>
+          <w:sz w:val="22"/>
+          <w:szCs w:val="22"/>
+        </w:rPr>
+        <w:t>actually newlines</w:t>
+      </w:r>
+      <w:proofErr w:type="gramEnd"/>
+      <w:r>
+        <w:rPr>
+          <w:color w:val="000000" w:themeColor="text1"/>
+          <w:sz w:val="22"/>
+          <w:szCs w:val="22"/>
+        </w:rPr>
+        <w:t xml:space="preserve"> </w:t>
       </w:r>
     </w:p>
     <w:p>
@@ -1427,13 +1753,23 @@
         </w:rPr>
         <w:t xml:space="preserve">== </w:t>
       </w:r>
-      <w:r>
-        <w:rPr>
-          <w:color w:val="000000" w:themeColor="text1"/>
-          <w:sz w:val="22"/>
-          <w:szCs w:val="22"/>
-        </w:rPr>
-        <w:t xml:space="preserve">tries to convert the 2 variables into the same data type while </w:t>
+      <w:proofErr w:type="gramStart"/>
+      <w:r>
+        <w:rPr>
+          <w:color w:val="000000" w:themeColor="text1"/>
+          <w:sz w:val="22"/>
+          <w:szCs w:val="22"/>
+        </w:rPr>
+        <w:t>tries</w:t>
+      </w:r>
+      <w:proofErr w:type="gramEnd"/>
+      <w:r>
+        <w:rPr>
+          <w:color w:val="000000" w:themeColor="text1"/>
+          <w:sz w:val="22"/>
+          <w:szCs w:val="22"/>
+        </w:rPr>
+        <w:t xml:space="preserve"> to convert the 2 variables into the same data type while </w:t>
       </w:r>
       <w:r>
         <w:rPr>
@@ -1449,7 +1785,25 @@
           <w:sz w:val="22"/>
           <w:szCs w:val="22"/>
         </w:rPr>
-        <w:t xml:space="preserve"> checks them at the </w:t>
+        <w:t xml:space="preserve"> </w:t>
+      </w:r>
+      <w:proofErr w:type="gramStart"/>
+      <w:r>
+        <w:rPr>
+          <w:color w:val="000000" w:themeColor="text1"/>
+          <w:sz w:val="22"/>
+          <w:szCs w:val="22"/>
+        </w:rPr>
+        <w:t>checks</w:t>
+      </w:r>
+      <w:proofErr w:type="gramEnd"/>
+      <w:r>
+        <w:rPr>
+          <w:color w:val="000000" w:themeColor="text1"/>
+          <w:sz w:val="22"/>
+          <w:szCs w:val="22"/>
+        </w:rPr>
+        <w:t xml:space="preserve"> them at the </w:t>
       </w:r>
     </w:p>
     <w:p>
@@ -1492,6 +1846,7 @@
         <w:t xml:space="preserve">In </w:t>
       </w:r>
       <w:proofErr w:type="spellStart"/>
+      <w:proofErr w:type="gramStart"/>
       <w:r>
         <w:rPr>
           <w:color w:val="000000" w:themeColor="text1"/>
@@ -1501,6 +1856,7 @@
         <w:t>javascript</w:t>
       </w:r>
       <w:proofErr w:type="spellEnd"/>
+      <w:proofErr w:type="gramEnd"/>
       <w:r>
         <w:rPr>
           <w:color w:val="000000" w:themeColor="text1"/>
@@ -1561,13 +1917,23 @@
         </w:rPr>
         <w:t xml:space="preserve">; </w:t>
       </w:r>
-      <w:r>
-        <w:rPr>
-          <w:color w:val="000000" w:themeColor="text1"/>
-          <w:sz w:val="22"/>
-          <w:szCs w:val="22"/>
-        </w:rPr>
-        <w:t xml:space="preserve">so a const variable </w:t>
+      <w:proofErr w:type="gramStart"/>
+      <w:r>
+        <w:rPr>
+          <w:color w:val="000000" w:themeColor="text1"/>
+          <w:sz w:val="22"/>
+          <w:szCs w:val="22"/>
+        </w:rPr>
+        <w:t>so</w:t>
+      </w:r>
+      <w:proofErr w:type="gramEnd"/>
+      <w:r>
+        <w:rPr>
+          <w:color w:val="000000" w:themeColor="text1"/>
+          <w:sz w:val="22"/>
+          <w:szCs w:val="22"/>
+        </w:rPr>
+        <w:t xml:space="preserve"> a const variable </w:t>
       </w:r>
       <w:proofErr w:type="spellStart"/>
       <w:r>
@@ -1814,7 +2180,43 @@
           <w:sz w:val="22"/>
           <w:szCs w:val="22"/>
         </w:rPr>
-        <w:t>let result = age &gt;= 18 ? "Adult" : "Minor";</w:t>
+        <w:t xml:space="preserve">let result = age &gt;= </w:t>
+      </w:r>
+      <w:proofErr w:type="gramStart"/>
+      <w:r>
+        <w:rPr>
+          <w:color w:val="EE0000"/>
+          <w:sz w:val="22"/>
+          <w:szCs w:val="22"/>
+        </w:rPr>
+        <w:t>18 ?</w:t>
+      </w:r>
+      <w:proofErr w:type="gramEnd"/>
+      <w:r>
+        <w:rPr>
+          <w:color w:val="EE0000"/>
+          <w:sz w:val="22"/>
+          <w:szCs w:val="22"/>
+        </w:rPr>
+        <w:t xml:space="preserve"> "Adult</w:t>
+      </w:r>
+      <w:proofErr w:type="gramStart"/>
+      <w:r>
+        <w:rPr>
+          <w:color w:val="EE0000"/>
+          <w:sz w:val="22"/>
+          <w:szCs w:val="22"/>
+        </w:rPr>
+        <w:t>" :</w:t>
+      </w:r>
+      <w:proofErr w:type="gramEnd"/>
+      <w:r>
+        <w:rPr>
+          <w:color w:val="EE0000"/>
+          <w:sz w:val="22"/>
+          <w:szCs w:val="22"/>
+        </w:rPr>
+        <w:t xml:space="preserve"> "Minor";</w:t>
       </w:r>
     </w:p>
     <w:p>
@@ -1917,6 +2319,7 @@
         </w:rPr>
       </w:pPr>
       <w:proofErr w:type="spellStart"/>
+      <w:proofErr w:type="gramStart"/>
       <w:r>
         <w:rPr>
           <w:color w:val="EE0000"/>
@@ -1932,7 +2335,16 @@
           <w:sz w:val="22"/>
           <w:szCs w:val="22"/>
         </w:rPr>
-        <w:t xml:space="preserve"> &amp;&amp; console.log("Welcome!"); </w:t>
+        <w:t xml:space="preserve"> &amp;&amp;</w:t>
+      </w:r>
+      <w:proofErr w:type="gramEnd"/>
+      <w:r>
+        <w:rPr>
+          <w:color w:val="EE0000"/>
+          <w:sz w:val="22"/>
+          <w:szCs w:val="22"/>
+        </w:rPr>
+        <w:t xml:space="preserve"> console.log("Welcome!"); </w:t>
       </w:r>
     </w:p>
     <w:p>
@@ -2082,7 +2494,25 @@
           <w:sz w:val="22"/>
           <w:szCs w:val="22"/>
         </w:rPr>
-        <w:t>Just like java we can declare parameters and pass arguments to a function, but without declaring the type of the data we are going to pass</w:t>
+        <w:t xml:space="preserve">Just like java we can declare parameters and pass arguments to a function, but without declaring the type of </w:t>
+      </w:r>
+      <w:proofErr w:type="gramStart"/>
+      <w:r>
+        <w:rPr>
+          <w:color w:val="000000" w:themeColor="text1"/>
+          <w:sz w:val="22"/>
+          <w:szCs w:val="22"/>
+        </w:rPr>
+        <w:t>the data</w:t>
+      </w:r>
+      <w:proofErr w:type="gramEnd"/>
+      <w:r>
+        <w:rPr>
+          <w:color w:val="000000" w:themeColor="text1"/>
+          <w:sz w:val="22"/>
+          <w:szCs w:val="22"/>
+        </w:rPr>
+        <w:t xml:space="preserve"> we are going to pass</w:t>
       </w:r>
     </w:p>
     <w:p>
@@ -2279,6 +2709,7 @@
         </w:rPr>
       </w:pPr>
       <w:proofErr w:type="spellStart"/>
+      <w:proofErr w:type="gramStart"/>
       <w:r>
         <w:rPr>
           <w:color w:val="000000" w:themeColor="text1"/>
@@ -2288,13 +2719,32 @@
         <w:t>Its</w:t>
       </w:r>
       <w:proofErr w:type="spellEnd"/>
-      <w:r>
-        <w:rPr>
-          <w:color w:val="000000" w:themeColor="text1"/>
-          <w:sz w:val="22"/>
-          <w:szCs w:val="22"/>
-        </w:rPr>
-        <w:t xml:space="preserve"> important since our Node.js app communicates with other functions, systems using the </w:t>
+      <w:proofErr w:type="gramEnd"/>
+      <w:r>
+        <w:rPr>
+          <w:color w:val="000000" w:themeColor="text1"/>
+          <w:sz w:val="22"/>
+          <w:szCs w:val="22"/>
+        </w:rPr>
+        <w:t xml:space="preserve"> important since our Node.js app communicates with other </w:t>
+      </w:r>
+      <w:proofErr w:type="gramStart"/>
+      <w:r>
+        <w:rPr>
+          <w:color w:val="000000" w:themeColor="text1"/>
+          <w:sz w:val="22"/>
+          <w:szCs w:val="22"/>
+        </w:rPr>
+        <w:t>functions,</w:t>
+      </w:r>
+      <w:proofErr w:type="gramEnd"/>
+      <w:r>
+        <w:rPr>
+          <w:color w:val="000000" w:themeColor="text1"/>
+          <w:sz w:val="22"/>
+          <w:szCs w:val="22"/>
+        </w:rPr>
+        <w:t xml:space="preserve"> systems using the </w:t>
       </w:r>
       <w:r>
         <w:rPr>
@@ -2522,6 +2972,7 @@
           <w:szCs w:val="22"/>
         </w:rPr>
       </w:pPr>
+      <w:proofErr w:type="gramStart"/>
       <w:r>
         <w:rPr>
           <w:color w:val="000000" w:themeColor="text1"/>
@@ -2536,7 +2987,34 @@
           <w:sz w:val="22"/>
           <w:szCs w:val="22"/>
         </w:rPr>
-        <w:t xml:space="preserve">e need to convert the object int JSON string store it, then fetch it </w:t>
+        <w:t>e</w:t>
+      </w:r>
+      <w:proofErr w:type="gramEnd"/>
+      <w:r>
+        <w:rPr>
+          <w:color w:val="000000" w:themeColor="text1"/>
+          <w:sz w:val="22"/>
+          <w:szCs w:val="22"/>
+        </w:rPr>
+        <w:t xml:space="preserve"> need to convert the object int JSON string </w:t>
+      </w:r>
+      <w:proofErr w:type="gramStart"/>
+      <w:r>
+        <w:rPr>
+          <w:color w:val="000000" w:themeColor="text1"/>
+          <w:sz w:val="22"/>
+          <w:szCs w:val="22"/>
+        </w:rPr>
+        <w:t>store it</w:t>
+      </w:r>
+      <w:proofErr w:type="gramEnd"/>
+      <w:r>
+        <w:rPr>
+          <w:color w:val="000000" w:themeColor="text1"/>
+          <w:sz w:val="22"/>
+          <w:szCs w:val="22"/>
+        </w:rPr>
+        <w:t xml:space="preserve">, then fetch it </w:t>
       </w:r>
       <w:proofErr w:type="spellStart"/>
       <w:r>
@@ -2554,7 +3032,25 @@
           <w:sz w:val="22"/>
           <w:szCs w:val="22"/>
         </w:rPr>
-        <w:t xml:space="preserve"> it using parse, then use it again</w:t>
+        <w:t xml:space="preserve"> it </w:t>
+      </w:r>
+      <w:proofErr w:type="gramStart"/>
+      <w:r>
+        <w:rPr>
+          <w:color w:val="000000" w:themeColor="text1"/>
+          <w:sz w:val="22"/>
+          <w:szCs w:val="22"/>
+        </w:rPr>
+        <w:t>using</w:t>
+      </w:r>
+      <w:proofErr w:type="gramEnd"/>
+      <w:r>
+        <w:rPr>
+          <w:color w:val="000000" w:themeColor="text1"/>
+          <w:sz w:val="22"/>
+          <w:szCs w:val="22"/>
+        </w:rPr>
+        <w:t xml:space="preserve"> parse, then use it again</w:t>
       </w:r>
       <w:r>
         <w:rPr>
@@ -2647,15 +3143,33 @@
           <w:sz w:val="22"/>
           <w:szCs w:val="22"/>
         </w:rPr>
-        <w:t>in JS  a</w:t>
-      </w:r>
-      <w:r>
-        <w:rPr>
-          <w:color w:val="000000" w:themeColor="text1"/>
-          <w:sz w:val="22"/>
-          <w:szCs w:val="22"/>
-        </w:rPr>
-        <w:t>n object is a way to group related data together using key-value pairs.</w:t>
+        <w:t xml:space="preserve">in </w:t>
+      </w:r>
+      <w:proofErr w:type="gramStart"/>
+      <w:r>
+        <w:rPr>
+          <w:color w:val="000000" w:themeColor="text1"/>
+          <w:sz w:val="22"/>
+          <w:szCs w:val="22"/>
+        </w:rPr>
+        <w:t>JS  a</w:t>
+      </w:r>
+      <w:r>
+        <w:rPr>
+          <w:color w:val="000000" w:themeColor="text1"/>
+          <w:sz w:val="22"/>
+          <w:szCs w:val="22"/>
+        </w:rPr>
+        <w:t>n</w:t>
+      </w:r>
+      <w:proofErr w:type="gramEnd"/>
+      <w:r>
+        <w:rPr>
+          <w:color w:val="000000" w:themeColor="text1"/>
+          <w:sz w:val="22"/>
+          <w:szCs w:val="22"/>
+        </w:rPr>
+        <w:t xml:space="preserve"> object is a way to group related data together using key-value pairs.</w:t>
       </w:r>
     </w:p>
     <w:p>
@@ -2677,7 +3191,25 @@
           <w:sz w:val="22"/>
           <w:szCs w:val="22"/>
         </w:rPr>
-        <w:t>We can access a property or a value of a certain attribute in the object using the dot notation or a bracket with a string including the attribute name</w:t>
+        <w:t xml:space="preserve">We can access a property or </w:t>
+      </w:r>
+      <w:proofErr w:type="gramStart"/>
+      <w:r>
+        <w:rPr>
+          <w:color w:val="000000" w:themeColor="text1"/>
+          <w:sz w:val="22"/>
+          <w:szCs w:val="22"/>
+        </w:rPr>
+        <w:t>a value</w:t>
+      </w:r>
+      <w:proofErr w:type="gramEnd"/>
+      <w:r>
+        <w:rPr>
+          <w:color w:val="000000" w:themeColor="text1"/>
+          <w:sz w:val="22"/>
+          <w:szCs w:val="22"/>
+        </w:rPr>
+        <w:t xml:space="preserve"> of a certain attribute in the object using the dot notation or a bracket with a string including the attribute name</w:t>
       </w:r>
     </w:p>
     <w:p>
@@ -2702,6 +3234,7 @@
         <w:t xml:space="preserve">We can add a property by easily just writing the object </w:t>
       </w:r>
       <w:proofErr w:type="spellStart"/>
+      <w:proofErr w:type="gramStart"/>
       <w:r>
         <w:rPr>
           <w:color w:val="EE0000"/>
@@ -2711,6 +3244,7 @@
         <w:t>name.newprop</w:t>
       </w:r>
       <w:proofErr w:type="spellEnd"/>
+      <w:proofErr w:type="gramEnd"/>
       <w:r>
         <w:rPr>
           <w:color w:val="EE0000"/>
@@ -2742,6 +3276,7 @@
         <w:t xml:space="preserve">delete </w:t>
       </w:r>
       <w:proofErr w:type="spellStart"/>
+      <w:proofErr w:type="gramStart"/>
       <w:r>
         <w:rPr>
           <w:color w:val="EE0000"/>
@@ -2751,6 +3286,7 @@
         <w:t>user.email</w:t>
       </w:r>
       <w:proofErr w:type="spellEnd"/>
+      <w:proofErr w:type="gramEnd"/>
       <w:r>
         <w:rPr>
           <w:color w:val="EE0000"/>
@@ -2787,8 +3323,18 @@
           <w:sz w:val="22"/>
           <w:szCs w:val="22"/>
         </w:rPr>
-        <w:t>Objects can contain:</w:t>
-      </w:r>
+        <w:t xml:space="preserve">Objects can </w:t>
+      </w:r>
+      <w:proofErr w:type="gramStart"/>
+      <w:r>
+        <w:rPr>
+          <w:color w:val="000000" w:themeColor="text1"/>
+          <w:sz w:val="22"/>
+          <w:szCs w:val="22"/>
+        </w:rPr>
+        <w:t>contain:</w:t>
+      </w:r>
+      <w:proofErr w:type="gramEnd"/>
       <w:r>
         <w:rPr>
           <w:color w:val="000000" w:themeColor="text1"/>
@@ -2911,7 +3457,43 @@
           <w:sz w:val="22"/>
           <w:szCs w:val="22"/>
         </w:rPr>
-        <w:t>const user2 = { ...user1 };</w:t>
+        <w:t xml:space="preserve">const user2 = </w:t>
+      </w:r>
+      <w:proofErr w:type="gramStart"/>
+      <w:r>
+        <w:rPr>
+          <w:color w:val="EE0000"/>
+          <w:sz w:val="22"/>
+          <w:szCs w:val="22"/>
+        </w:rPr>
+        <w:t>{ ...</w:t>
+      </w:r>
+      <w:proofErr w:type="gramEnd"/>
+      <w:r>
+        <w:rPr>
+          <w:color w:val="EE0000"/>
+          <w:sz w:val="22"/>
+          <w:szCs w:val="22"/>
+        </w:rPr>
+        <w:t>user</w:t>
+      </w:r>
+      <w:proofErr w:type="gramStart"/>
+      <w:r>
+        <w:rPr>
+          <w:color w:val="EE0000"/>
+          <w:sz w:val="22"/>
+          <w:szCs w:val="22"/>
+        </w:rPr>
+        <w:t>1 }</w:t>
+      </w:r>
+      <w:proofErr w:type="gramEnd"/>
+      <w:r>
+        <w:rPr>
+          <w:color w:val="EE0000"/>
+          <w:sz w:val="22"/>
+          <w:szCs w:val="22"/>
+        </w:rPr>
+        <w:t>;</w:t>
       </w:r>
       <w:r>
         <w:rPr>
@@ -3024,7 +3606,43 @@
           <w:sz w:val="22"/>
           <w:szCs w:val="22"/>
         </w:rPr>
-        <w:t>const { name, age, email } = user;</w:t>
+        <w:t xml:space="preserve">const </w:t>
+      </w:r>
+      <w:proofErr w:type="gramStart"/>
+      <w:r>
+        <w:rPr>
+          <w:color w:val="EE0000"/>
+          <w:sz w:val="22"/>
+          <w:szCs w:val="22"/>
+        </w:rPr>
+        <w:t>{ name</w:t>
+      </w:r>
+      <w:proofErr w:type="gramEnd"/>
+      <w:r>
+        <w:rPr>
+          <w:color w:val="EE0000"/>
+          <w:sz w:val="22"/>
+          <w:szCs w:val="22"/>
+        </w:rPr>
+        <w:t xml:space="preserve">, age, </w:t>
+      </w:r>
+      <w:proofErr w:type="gramStart"/>
+      <w:r>
+        <w:rPr>
+          <w:color w:val="EE0000"/>
+          <w:sz w:val="22"/>
+          <w:szCs w:val="22"/>
+        </w:rPr>
+        <w:t>email }</w:t>
+      </w:r>
+      <w:proofErr w:type="gramEnd"/>
+      <w:r>
+        <w:rPr>
+          <w:color w:val="EE0000"/>
+          <w:sz w:val="22"/>
+          <w:szCs w:val="22"/>
+        </w:rPr>
+        <w:t xml:space="preserve"> = user;</w:t>
       </w:r>
       <w:r>
         <w:rPr>
@@ -3054,9 +3672,28 @@
           <w:sz w:val="22"/>
           <w:szCs w:val="22"/>
         </w:rPr>
-        <w:t xml:space="preserve">const { name: </w:t>
+        <w:t xml:space="preserve">const </w:t>
+      </w:r>
+      <w:proofErr w:type="gramStart"/>
+      <w:r>
+        <w:rPr>
+          <w:color w:val="EE0000"/>
+          <w:sz w:val="22"/>
+          <w:szCs w:val="22"/>
+        </w:rPr>
+        <w:t>{ name</w:t>
+      </w:r>
+      <w:proofErr w:type="gramEnd"/>
+      <w:r>
+        <w:rPr>
+          <w:color w:val="EE0000"/>
+          <w:sz w:val="22"/>
+          <w:szCs w:val="22"/>
+        </w:rPr>
+        <w:t xml:space="preserve">: </w:t>
       </w:r>
       <w:proofErr w:type="spellStart"/>
+      <w:proofErr w:type="gramStart"/>
       <w:r>
         <w:rPr>
           <w:color w:val="EE0000"/>
@@ -3072,7 +3709,16 @@
           <w:sz w:val="22"/>
           <w:szCs w:val="22"/>
         </w:rPr>
-        <w:t xml:space="preserve"> } = user;</w:t>
+        <w:t xml:space="preserve"> }</w:t>
+      </w:r>
+      <w:proofErr w:type="gramEnd"/>
+      <w:r>
+        <w:rPr>
+          <w:color w:val="EE0000"/>
+          <w:sz w:val="22"/>
+          <w:szCs w:val="22"/>
+        </w:rPr>
+        <w:t xml:space="preserve"> = user;</w:t>
       </w:r>
       <w:r>
         <w:rPr>
@@ -3204,6 +3850,7 @@
         <w:t xml:space="preserve">We can use this DOM to interact with our html and modify it, for example </w:t>
       </w:r>
       <w:proofErr w:type="spellStart"/>
+      <w:proofErr w:type="gramStart"/>
       <w:r>
         <w:rPr>
           <w:color w:val="EE0000"/>
@@ -3213,6 +3860,7 @@
         <w:t>document.querySelector</w:t>
       </w:r>
       <w:proofErr w:type="spellEnd"/>
+      <w:proofErr w:type="gramEnd"/>
       <w:r>
         <w:rPr>
           <w:color w:val="EE0000"/>
@@ -3334,6 +3982,7 @@
         <w:t xml:space="preserve">allows us to change the title of the current webpage, </w:t>
       </w:r>
       <w:proofErr w:type="spellStart"/>
+      <w:proofErr w:type="gramStart"/>
       <w:r>
         <w:rPr>
           <w:color w:val="000000" w:themeColor="text1"/>
@@ -3343,6 +3992,7 @@
         <w:t>document.title</w:t>
       </w:r>
       <w:proofErr w:type="spellEnd"/>
+      <w:proofErr w:type="gramEnd"/>
       <w:r>
         <w:rPr>
           <w:color w:val="000000" w:themeColor="text1"/>
@@ -3366,13 +4016,23 @@
         </w:rPr>
       </w:pPr>
       <w:proofErr w:type="spellStart"/>
+      <w:proofErr w:type="gramStart"/>
       <w:r>
         <w:rPr>
           <w:color w:val="EE0000"/>
           <w:sz w:val="22"/>
           <w:szCs w:val="22"/>
         </w:rPr>
-        <w:t>document.body.innerHTML</w:t>
+        <w:t>document.body</w:t>
+      </w:r>
+      <w:proofErr w:type="gramEnd"/>
+      <w:r>
+        <w:rPr>
+          <w:color w:val="EE0000"/>
+          <w:sz w:val="22"/>
+          <w:szCs w:val="22"/>
+        </w:rPr>
+        <w:t>.innerHTML</w:t>
       </w:r>
       <w:proofErr w:type="spellEnd"/>
       <w:r>
@@ -3389,24 +4049,52 @@
           <w:sz w:val="22"/>
           <w:szCs w:val="22"/>
         </w:rPr>
-        <w:t xml:space="preserve"> this represents the body element inside our html page</w:t>
-      </w:r>
-      <w:r>
-        <w:rPr>
-          <w:color w:val="000000" w:themeColor="text1"/>
-          <w:sz w:val="22"/>
-          <w:szCs w:val="22"/>
-        </w:rPr>
-        <w:t xml:space="preserve">, this method can also accept html as a string so for example: </w:t>
+        <w:t xml:space="preserve"> this represents the body element inside our html </w:t>
+      </w:r>
+      <w:proofErr w:type="gramStart"/>
+      <w:r>
+        <w:rPr>
+          <w:color w:val="000000" w:themeColor="text1"/>
+          <w:sz w:val="22"/>
+          <w:szCs w:val="22"/>
+        </w:rPr>
+        <w:t>page</w:t>
+      </w:r>
+      <w:r>
+        <w:rPr>
+          <w:color w:val="000000" w:themeColor="text1"/>
+          <w:sz w:val="22"/>
+          <w:szCs w:val="22"/>
+        </w:rPr>
+        <w:t>,</w:t>
+      </w:r>
+      <w:proofErr w:type="gramEnd"/>
+      <w:r>
+        <w:rPr>
+          <w:color w:val="000000" w:themeColor="text1"/>
+          <w:sz w:val="22"/>
+          <w:szCs w:val="22"/>
+        </w:rPr>
+        <w:t xml:space="preserve"> this method can also accept html as a string so for example: </w:t>
       </w:r>
       <w:proofErr w:type="spellStart"/>
+      <w:proofErr w:type="gramStart"/>
       <w:r>
         <w:rPr>
           <w:color w:val="EE0000"/>
           <w:sz w:val="22"/>
           <w:szCs w:val="22"/>
         </w:rPr>
-        <w:t>document.body.innerHTML</w:t>
+        <w:t>document.body</w:t>
+      </w:r>
+      <w:proofErr w:type="gramEnd"/>
+      <w:r>
+        <w:rPr>
+          <w:color w:val="EE0000"/>
+          <w:sz w:val="22"/>
+          <w:szCs w:val="22"/>
+        </w:rPr>
+        <w:t>.innerHTML</w:t>
       </w:r>
       <w:proofErr w:type="spellEnd"/>
       <w:r>
@@ -3415,7 +4103,25 @@
           <w:sz w:val="22"/>
           <w:szCs w:val="22"/>
         </w:rPr>
-        <w:t xml:space="preserve"> = "&lt;h1&gt;Hello!&lt;/h1&gt;";</w:t>
+        <w:t xml:space="preserve"> = "&lt;h1&gt;</w:t>
+      </w:r>
+      <w:proofErr w:type="gramStart"/>
+      <w:r>
+        <w:rPr>
+          <w:color w:val="EE0000"/>
+          <w:sz w:val="22"/>
+          <w:szCs w:val="22"/>
+        </w:rPr>
+        <w:t>Hello!&lt;</w:t>
+      </w:r>
+      <w:proofErr w:type="gramEnd"/>
+      <w:r>
+        <w:rPr>
+          <w:color w:val="EE0000"/>
+          <w:sz w:val="22"/>
+          <w:szCs w:val="22"/>
+        </w:rPr>
+        <w:t>/h1&gt;";</w:t>
       </w:r>
     </w:p>
     <w:p>
@@ -3432,6 +4138,7 @@
         </w:rPr>
       </w:pPr>
       <w:proofErr w:type="spellStart"/>
+      <w:proofErr w:type="gramStart"/>
       <w:r>
         <w:rPr>
           <w:color w:val="EE0000"/>
@@ -3441,6 +4148,7 @@
         <w:t>document.querySelector</w:t>
       </w:r>
       <w:proofErr w:type="spellEnd"/>
+      <w:proofErr w:type="gramEnd"/>
       <w:r>
         <w:rPr>
           <w:color w:val="EE0000"/>
@@ -3455,7 +4163,16 @@
           <w:sz w:val="22"/>
           <w:szCs w:val="22"/>
         </w:rPr>
-        <w:t xml:space="preserve"> allows us to select an html element from the body. We can save it into a constant then change the content inside it. Note that we should call .</w:t>
+        <w:t xml:space="preserve"> allows us to select an html element from the body. We can save it into a constant then change the content inside it. Note that we should </w:t>
+      </w:r>
+      <w:proofErr w:type="gramStart"/>
+      <w:r>
+        <w:rPr>
+          <w:color w:val="000000" w:themeColor="text1"/>
+          <w:sz w:val="22"/>
+          <w:szCs w:val="22"/>
+        </w:rPr>
+        <w:t>call .</w:t>
       </w:r>
       <w:proofErr w:type="spellStart"/>
       <w:r>
@@ -3467,6 +4184,7 @@
         <w:t>textContent</w:t>
       </w:r>
       <w:proofErr w:type="spellEnd"/>
+      <w:proofErr w:type="gramEnd"/>
       <w:r>
         <w:rPr>
           <w:color w:val="000000" w:themeColor="text1"/>
@@ -3476,6 +4194,7 @@
         <w:t xml:space="preserve"> before changing it; </w:t>
       </w:r>
       <w:proofErr w:type="spellStart"/>
+      <w:proofErr w:type="gramStart"/>
       <w:r>
         <w:rPr>
           <w:color w:val="EE0000"/>
@@ -3485,6 +4204,7 @@
         <w:t>heading.textContent</w:t>
       </w:r>
       <w:proofErr w:type="spellEnd"/>
+      <w:proofErr w:type="gramEnd"/>
       <w:r>
         <w:rPr>
           <w:color w:val="EE0000"/>
@@ -3507,13 +4227,23 @@
           <w:szCs w:val="22"/>
         </w:rPr>
       </w:pPr>
-      <w:r>
-        <w:rPr>
-          <w:color w:val="000000" w:themeColor="text1"/>
-          <w:sz w:val="22"/>
-          <w:szCs w:val="22"/>
-        </w:rPr>
-        <w:t>it’s a better idea for scalable applications to put a class inside the html element so we can differentiate between them when we select the query</w:t>
+      <w:proofErr w:type="gramStart"/>
+      <w:r>
+        <w:rPr>
+          <w:color w:val="000000" w:themeColor="text1"/>
+          <w:sz w:val="22"/>
+          <w:szCs w:val="22"/>
+        </w:rPr>
+        <w:t>it’s</w:t>
+      </w:r>
+      <w:proofErr w:type="gramEnd"/>
+      <w:r>
+        <w:rPr>
+          <w:color w:val="000000" w:themeColor="text1"/>
+          <w:sz w:val="22"/>
+          <w:szCs w:val="22"/>
+        </w:rPr>
+        <w:t xml:space="preserve"> a better idea for scalable applications to put a class inside the html element so we can differentiate between them when we select the query</w:t>
       </w:r>
     </w:p>
     <w:p>
@@ -3551,15 +4281,26 @@
           <w:szCs w:val="22"/>
         </w:rPr>
       </w:pPr>
-      <w:r>
-        <w:rPr>
-          <w:color w:val="000000" w:themeColor="text1"/>
-          <w:sz w:val="22"/>
-          <w:szCs w:val="22"/>
-        </w:rPr>
-        <w:t xml:space="preserve">getting a value from the input box, first we declare a class for a certain input, we use this class name with the </w:t>
+      <w:proofErr w:type="gramStart"/>
+      <w:r>
+        <w:rPr>
+          <w:color w:val="000000" w:themeColor="text1"/>
+          <w:sz w:val="22"/>
+          <w:szCs w:val="22"/>
+        </w:rPr>
+        <w:t>getting</w:t>
+      </w:r>
+      <w:proofErr w:type="gramEnd"/>
+      <w:r>
+        <w:rPr>
+          <w:color w:val="000000" w:themeColor="text1"/>
+          <w:sz w:val="22"/>
+          <w:szCs w:val="22"/>
+        </w:rPr>
+        <w:t xml:space="preserve"> a value from the input box, first we declare a class for a certain input, we use this class name with the </w:t>
       </w:r>
       <w:proofErr w:type="spellStart"/>
+      <w:proofErr w:type="gramStart"/>
       <w:r>
         <w:rPr>
           <w:color w:val="EE0000"/>
@@ -3583,7 +4324,16 @@
           <w:sz w:val="22"/>
           <w:szCs w:val="22"/>
         </w:rPr>
-        <w:t xml:space="preserve"> and store the output into a variable. This variable represents the entire input box. To get the value we store the value into a new variable from the </w:t>
+        <w:t xml:space="preserve"> and</w:t>
+      </w:r>
+      <w:proofErr w:type="gramEnd"/>
+      <w:r>
+        <w:rPr>
+          <w:color w:val="000000" w:themeColor="text1"/>
+          <w:sz w:val="22"/>
+          <w:szCs w:val="22"/>
+        </w:rPr>
+        <w:t xml:space="preserve"> store the output into a variable. This variable represents the entire input box. To get the value we store the value into a new variable from the </w:t>
       </w:r>
       <w:proofErr w:type="spellStart"/>
       <w:r>
@@ -3592,9 +4342,19 @@
           <w:sz w:val="22"/>
           <w:szCs w:val="22"/>
         </w:rPr>
-        <w:t>box.value</w:t>
+        <w:t>box</w:t>
+      </w:r>
+      <w:proofErr w:type="gramStart"/>
+      <w:r>
+        <w:rPr>
+          <w:color w:val="000000" w:themeColor="text1"/>
+          <w:sz w:val="22"/>
+          <w:szCs w:val="22"/>
+        </w:rPr>
+        <w:t>.value</w:t>
       </w:r>
       <w:proofErr w:type="spellEnd"/>
+      <w:proofErr w:type="gramEnd"/>
     </w:p>
     <w:p>
       <w:pPr>
@@ -3625,7 +4385,25 @@
           <w:sz w:val="22"/>
           <w:szCs w:val="22"/>
         </w:rPr>
-        <w:t xml:space="preserve"> tells us when a key was pressed, it does not tell us which key, however the event object stores data about the event which In this case was a key stroke, using </w:t>
+        <w:t xml:space="preserve"> tells us when a key was pressed, it does not tell us which key, however the event object stores data about the event which </w:t>
+      </w:r>
+      <w:proofErr w:type="gramStart"/>
+      <w:r>
+        <w:rPr>
+          <w:color w:val="000000" w:themeColor="text1"/>
+          <w:sz w:val="22"/>
+          <w:szCs w:val="22"/>
+        </w:rPr>
+        <w:t>In</w:t>
+      </w:r>
+      <w:proofErr w:type="gramEnd"/>
+      <w:r>
+        <w:rPr>
+          <w:color w:val="000000" w:themeColor="text1"/>
+          <w:sz w:val="22"/>
+          <w:szCs w:val="22"/>
+        </w:rPr>
+        <w:t xml:space="preserve"> this case was a key stroke, using </w:t>
       </w:r>
       <w:proofErr w:type="spellStart"/>
       <w:r>
@@ -3659,7 +4437,25 @@
           <w:sz w:val="22"/>
           <w:szCs w:val="22"/>
         </w:rPr>
-        <w:t xml:space="preserve"> tells us what was actually pressed.</w:t>
+        <w:t xml:space="preserve"> tells us what was </w:t>
+      </w:r>
+      <w:proofErr w:type="gramStart"/>
+      <w:r>
+        <w:rPr>
+          <w:color w:val="000000" w:themeColor="text1"/>
+          <w:sz w:val="22"/>
+          <w:szCs w:val="22"/>
+        </w:rPr>
+        <w:t>actually pressed</w:t>
+      </w:r>
+      <w:proofErr w:type="gramEnd"/>
+      <w:r>
+        <w:rPr>
+          <w:color w:val="000000" w:themeColor="text1"/>
+          <w:sz w:val="22"/>
+          <w:szCs w:val="22"/>
+        </w:rPr>
+        <w:t>.</w:t>
       </w:r>
     </w:p>
     <w:p>
@@ -3676,6 +4472,7 @@
         </w:rPr>
       </w:pPr>
       <w:proofErr w:type="spellStart"/>
+      <w:proofErr w:type="gramStart"/>
       <w:r>
         <w:rPr>
           <w:color w:val="EE0000"/>
@@ -3691,7 +4488,16 @@
           <w:sz w:val="22"/>
           <w:szCs w:val="22"/>
         </w:rPr>
-        <w:t>().</w:t>
+        <w:t>(</w:t>
+      </w:r>
+      <w:proofErr w:type="gramEnd"/>
+      <w:r>
+        <w:rPr>
+          <w:color w:val="EE0000"/>
+          <w:sz w:val="22"/>
+          <w:szCs w:val="22"/>
+        </w:rPr>
+        <w:t>).</w:t>
       </w:r>
       <w:r>
         <w:rPr>
@@ -3817,13 +4623,23 @@
           <w:u w:val="single"/>
         </w:rPr>
       </w:pPr>
+      <w:proofErr w:type="gramStart"/>
       <w:r>
         <w:rPr>
           <w:color w:val="EE0000"/>
           <w:sz w:val="22"/>
           <w:szCs w:val="22"/>
         </w:rPr>
-        <w:t>Push()</w:t>
+        <w:t>Push(</w:t>
+      </w:r>
+      <w:proofErr w:type="gramEnd"/>
+      <w:r>
+        <w:rPr>
+          <w:color w:val="EE0000"/>
+          <w:sz w:val="22"/>
+          <w:szCs w:val="22"/>
+        </w:rPr>
+        <w:t>)</w:t>
       </w:r>
       <w:r>
         <w:rPr>
@@ -3848,6 +4664,7 @@
           <w:u w:val="single"/>
         </w:rPr>
       </w:pPr>
+      <w:proofErr w:type="gramStart"/>
       <w:r>
         <w:rPr>
           <w:color w:val="EE0000"/>
@@ -3855,15 +4672,60 @@
           <w:szCs w:val="22"/>
         </w:rPr>
         <w:lastRenderedPageBreak/>
-        <w:t>.splice();</w:t>
-      </w:r>
-      <w:r>
-        <w:rPr>
-          <w:color w:val="000000" w:themeColor="text1"/>
-          <w:sz w:val="22"/>
-          <w:szCs w:val="22"/>
-        </w:rPr>
-        <w:t xml:space="preserve"> it can add, remove or replace.  Okay in case we need to remove we will provide 2 variables, the start and how many to remove. In case of addition we would have more than 2 variables, the first is the start and the second is how many to remove which is always at 0 and the data we want to add. In case of replace we would provide the index how many to replace and what are the values we will use to replace</w:t>
+        <w:t>.splice</w:t>
+      </w:r>
+      <w:proofErr w:type="gramEnd"/>
+      <w:r>
+        <w:rPr>
+          <w:color w:val="EE0000"/>
+          <w:sz w:val="22"/>
+          <w:szCs w:val="22"/>
+        </w:rPr>
+        <w:t>();</w:t>
+      </w:r>
+      <w:r>
+        <w:rPr>
+          <w:color w:val="000000" w:themeColor="text1"/>
+          <w:sz w:val="22"/>
+          <w:szCs w:val="22"/>
+        </w:rPr>
+        <w:t xml:space="preserve"> it can add, remove or replace.  </w:t>
+      </w:r>
+      <w:proofErr w:type="gramStart"/>
+      <w:r>
+        <w:rPr>
+          <w:color w:val="000000" w:themeColor="text1"/>
+          <w:sz w:val="22"/>
+          <w:szCs w:val="22"/>
+        </w:rPr>
+        <w:t>Okay</w:t>
+      </w:r>
+      <w:proofErr w:type="gramEnd"/>
+      <w:r>
+        <w:rPr>
+          <w:color w:val="000000" w:themeColor="text1"/>
+          <w:sz w:val="22"/>
+          <w:szCs w:val="22"/>
+        </w:rPr>
+        <w:t xml:space="preserve"> in case we need to remove we will provide 2 variables, the start and how many to remove. In case of </w:t>
+      </w:r>
+      <w:proofErr w:type="gramStart"/>
+      <w:r>
+        <w:rPr>
+          <w:color w:val="000000" w:themeColor="text1"/>
+          <w:sz w:val="22"/>
+          <w:szCs w:val="22"/>
+        </w:rPr>
+        <w:t>addition</w:t>
+      </w:r>
+      <w:proofErr w:type="gramEnd"/>
+      <w:r>
+        <w:rPr>
+          <w:color w:val="000000" w:themeColor="text1"/>
+          <w:sz w:val="22"/>
+          <w:szCs w:val="22"/>
+        </w:rPr>
+        <w:t xml:space="preserve"> we would have more than 2 variables, the first is the start and the second is how many to remove which is always at 0 and the data we want to add. In case of replace we would provide the index how many to replace and what are the values we will use to replace</w:t>
       </w:r>
     </w:p>
     <w:p>
@@ -3992,21 +4854,49 @@
         </w:rPr>
         <w:t xml:space="preserve">Using </w:t>
       </w:r>
+      <w:proofErr w:type="gramStart"/>
       <w:r>
         <w:rPr>
           <w:color w:val="EE0000"/>
           <w:sz w:val="22"/>
           <w:szCs w:val="22"/>
         </w:rPr>
-        <w:t>slice()</w:t>
-      </w:r>
-      <w:r>
-        <w:rPr>
-          <w:color w:val="000000" w:themeColor="text1"/>
-          <w:sz w:val="22"/>
-          <w:szCs w:val="22"/>
-        </w:rPr>
-        <w:t xml:space="preserve"> we can pass a copy of an array to another, this keeps the data in the copied one safe from modification</w:t>
+        <w:t>slice(</w:t>
+      </w:r>
+      <w:proofErr w:type="gramEnd"/>
+      <w:r>
+        <w:rPr>
+          <w:color w:val="EE0000"/>
+          <w:sz w:val="22"/>
+          <w:szCs w:val="22"/>
+        </w:rPr>
+        <w:t>)</w:t>
+      </w:r>
+      <w:r>
+        <w:rPr>
+          <w:color w:val="000000" w:themeColor="text1"/>
+          <w:sz w:val="22"/>
+          <w:szCs w:val="22"/>
+        </w:rPr>
+        <w:t xml:space="preserve"> we can pass a copy of an array to </w:t>
+      </w:r>
+      <w:proofErr w:type="gramStart"/>
+      <w:r>
+        <w:rPr>
+          <w:color w:val="000000" w:themeColor="text1"/>
+          <w:sz w:val="22"/>
+          <w:szCs w:val="22"/>
+        </w:rPr>
+        <w:t>another,</w:t>
+      </w:r>
+      <w:proofErr w:type="gramEnd"/>
+      <w:r>
+        <w:rPr>
+          <w:color w:val="000000" w:themeColor="text1"/>
+          <w:sz w:val="22"/>
+          <w:szCs w:val="22"/>
+        </w:rPr>
+        <w:t xml:space="preserve"> this keeps the data in the copied one safe from modification</w:t>
       </w:r>
     </w:p>
     <w:p>
@@ -4183,7 +5073,34 @@
           <w:sz w:val="22"/>
           <w:szCs w:val="22"/>
         </w:rPr>
-        <w:t xml:space="preserve">Syntax of for loops: </w:t>
+        <w:t xml:space="preserve">Syntax of </w:t>
+      </w:r>
+      <w:proofErr w:type="gramStart"/>
+      <w:r>
+        <w:rPr>
+          <w:color w:val="000000" w:themeColor="text1"/>
+          <w:sz w:val="22"/>
+          <w:szCs w:val="22"/>
+        </w:rPr>
+        <w:t>for</w:t>
+      </w:r>
+      <w:proofErr w:type="gramEnd"/>
+      <w:r>
+        <w:rPr>
+          <w:color w:val="000000" w:themeColor="text1"/>
+          <w:sz w:val="22"/>
+          <w:szCs w:val="22"/>
+        </w:rPr>
+        <w:t xml:space="preserve"> loops</w:t>
+      </w:r>
+      <w:proofErr w:type="gramStart"/>
+      <w:r>
+        <w:rPr>
+          <w:color w:val="000000" w:themeColor="text1"/>
+          <w:sz w:val="22"/>
+          <w:szCs w:val="22"/>
+        </w:rPr>
+        <w:t xml:space="preserve">: </w:t>
       </w:r>
       <w:r>
         <w:rPr>
@@ -4199,7 +5116,16 @@
           <w:sz w:val="22"/>
           <w:szCs w:val="22"/>
         </w:rPr>
-        <w:t xml:space="preserve">for (let </w:t>
+        <w:t>for</w:t>
+      </w:r>
+      <w:proofErr w:type="gramEnd"/>
+      <w:r>
+        <w:rPr>
+          <w:color w:val="EE0000"/>
+          <w:sz w:val="22"/>
+          <w:szCs w:val="22"/>
+        </w:rPr>
+        <w:t xml:space="preserve"> (let </w:t>
       </w:r>
       <w:proofErr w:type="spellStart"/>
       <w:r>
@@ -4253,7 +5179,25 @@
           <w:sz w:val="22"/>
           <w:szCs w:val="22"/>
         </w:rPr>
-        <w:t>++) {    console.log(</w:t>
+        <w:t xml:space="preserve">++) </w:t>
+      </w:r>
+      <w:proofErr w:type="gramStart"/>
+      <w:r>
+        <w:rPr>
+          <w:color w:val="EE0000"/>
+          <w:sz w:val="22"/>
+          <w:szCs w:val="22"/>
+        </w:rPr>
+        <w:t xml:space="preserve">{  </w:t>
+      </w:r>
+      <w:proofErr w:type="gramEnd"/>
+      <w:r>
+        <w:rPr>
+          <w:color w:val="EE0000"/>
+          <w:sz w:val="22"/>
+          <w:szCs w:val="22"/>
+        </w:rPr>
+        <w:t xml:space="preserve">  console.log(</w:t>
       </w:r>
       <w:proofErr w:type="spellStart"/>
       <w:r>
@@ -4265,6 +5209,7 @@
         <w:t>i</w:t>
       </w:r>
       <w:proofErr w:type="spellEnd"/>
+      <w:proofErr w:type="gramStart"/>
       <w:r>
         <w:rPr>
           <w:color w:val="EE0000"/>
@@ -4273,6 +5218,7 @@
         </w:rPr>
         <w:t>);}</w:t>
       </w:r>
+      <w:proofErr w:type="gramEnd"/>
     </w:p>
     <w:p>
       <w:pPr>
@@ -4341,7 +5287,16 @@
           <w:sz w:val="22"/>
           <w:szCs w:val="22"/>
         </w:rPr>
-        <w:t xml:space="preserve"> the same we have in java and python here is a code example: </w:t>
+        <w:t xml:space="preserve"> the same we have in java and python here is a code example</w:t>
+      </w:r>
+      <w:proofErr w:type="gramStart"/>
+      <w:r>
+        <w:rPr>
+          <w:color w:val="000000" w:themeColor="text1"/>
+          <w:sz w:val="22"/>
+          <w:szCs w:val="22"/>
+        </w:rPr>
+        <w:t xml:space="preserve">: </w:t>
       </w:r>
       <w:r>
         <w:rPr>
@@ -4357,8 +5312,45 @@
           <w:sz w:val="22"/>
           <w:szCs w:val="22"/>
         </w:rPr>
-        <w:t>for (const fruit of fruits) { console.log(fruit);}</w:t>
-      </w:r>
+        <w:t>for</w:t>
+      </w:r>
+      <w:proofErr w:type="gramEnd"/>
+      <w:r>
+        <w:rPr>
+          <w:color w:val="EE0000"/>
+          <w:sz w:val="22"/>
+          <w:szCs w:val="22"/>
+        </w:rPr>
+        <w:t xml:space="preserve"> (const fruit of fruits) </w:t>
+      </w:r>
+      <w:proofErr w:type="gramStart"/>
+      <w:r>
+        <w:rPr>
+          <w:color w:val="EE0000"/>
+          <w:sz w:val="22"/>
+          <w:szCs w:val="22"/>
+        </w:rPr>
+        <w:t>{ console.log</w:t>
+      </w:r>
+      <w:proofErr w:type="gramEnd"/>
+      <w:r>
+        <w:rPr>
+          <w:color w:val="EE0000"/>
+          <w:sz w:val="22"/>
+          <w:szCs w:val="22"/>
+        </w:rPr>
+        <w:t>(fruit</w:t>
+      </w:r>
+      <w:proofErr w:type="gramStart"/>
+      <w:r>
+        <w:rPr>
+          <w:color w:val="EE0000"/>
+          <w:sz w:val="22"/>
+          <w:szCs w:val="22"/>
+        </w:rPr>
+        <w:t>);}</w:t>
+      </w:r>
+      <w:proofErr w:type="gramEnd"/>
     </w:p>
     <w:p>
       <w:pPr>
@@ -4373,13 +5365,23 @@
           <w:szCs w:val="22"/>
         </w:rPr>
       </w:pPr>
+      <w:proofErr w:type="gramStart"/>
       <w:r>
         <w:rPr>
           <w:color w:val="EE0000"/>
           <w:sz w:val="22"/>
           <w:szCs w:val="22"/>
         </w:rPr>
-        <w:t>find()</w:t>
+        <w:t>find(</w:t>
+      </w:r>
+      <w:proofErr w:type="gramEnd"/>
+      <w:r>
+        <w:rPr>
+          <w:color w:val="EE0000"/>
+          <w:sz w:val="22"/>
+          <w:szCs w:val="22"/>
+        </w:rPr>
+        <w:t>)</w:t>
       </w:r>
       <w:r>
         <w:rPr>
@@ -4509,7 +5511,25 @@
           <w:sz w:val="22"/>
           <w:szCs w:val="22"/>
         </w:rPr>
-        <w:t xml:space="preserve"> stops the loop, </w:t>
+        <w:t xml:space="preserve"> </w:t>
+      </w:r>
+      <w:proofErr w:type="gramStart"/>
+      <w:r>
+        <w:rPr>
+          <w:color w:val="000000" w:themeColor="text1"/>
+          <w:sz w:val="22"/>
+          <w:szCs w:val="22"/>
+        </w:rPr>
+        <w:t>stops</w:t>
+      </w:r>
+      <w:proofErr w:type="gramEnd"/>
+      <w:r>
+        <w:rPr>
+          <w:color w:val="000000" w:themeColor="text1"/>
+          <w:sz w:val="22"/>
+          <w:szCs w:val="22"/>
+        </w:rPr>
+        <w:t xml:space="preserve"> the loop, </w:t>
       </w:r>
       <w:r>
         <w:rPr>
@@ -4525,7 +5545,25 @@
           <w:sz w:val="22"/>
           <w:szCs w:val="22"/>
         </w:rPr>
-        <w:t xml:space="preserve"> skips the current iteration</w:t>
+        <w:t xml:space="preserve"> </w:t>
+      </w:r>
+      <w:proofErr w:type="gramStart"/>
+      <w:r>
+        <w:rPr>
+          <w:color w:val="000000" w:themeColor="text1"/>
+          <w:sz w:val="22"/>
+          <w:szCs w:val="22"/>
+        </w:rPr>
+        <w:t>skips</w:t>
+      </w:r>
+      <w:proofErr w:type="gramEnd"/>
+      <w:r>
+        <w:rPr>
+          <w:color w:val="000000" w:themeColor="text1"/>
+          <w:sz w:val="22"/>
+          <w:szCs w:val="22"/>
+        </w:rPr>
+        <w:t xml:space="preserve"> the current iteration</w:t>
       </w:r>
     </w:p>
     <w:p>
@@ -4571,13 +5609,23 @@
           <w:szCs w:val="22"/>
         </w:rPr>
       </w:pPr>
-      <w:r>
-        <w:rPr>
-          <w:color w:val="000000" w:themeColor="text1"/>
-          <w:sz w:val="22"/>
-          <w:szCs w:val="22"/>
-        </w:rPr>
-        <w:t>.map() is an array method that lets you go through every item in an array and create a new array based on those items.</w:t>
+      <w:proofErr w:type="gramStart"/>
+      <w:r>
+        <w:rPr>
+          <w:color w:val="000000" w:themeColor="text1"/>
+          <w:sz w:val="22"/>
+          <w:szCs w:val="22"/>
+        </w:rPr>
+        <w:t>.map</w:t>
+      </w:r>
+      <w:proofErr w:type="gramEnd"/>
+      <w:r>
+        <w:rPr>
+          <w:color w:val="000000" w:themeColor="text1"/>
+          <w:sz w:val="22"/>
+          <w:szCs w:val="22"/>
+        </w:rPr>
+        <w:t>() is an array method that lets you go through every item in an array and create a new array based on those items.</w:t>
       </w:r>
       <w:r>
         <w:rPr>
@@ -4601,13 +5649,23 @@
           <w:szCs w:val="22"/>
         </w:rPr>
       </w:pPr>
-      <w:r>
-        <w:rPr>
-          <w:color w:val="000000" w:themeColor="text1"/>
-          <w:sz w:val="22"/>
-          <w:szCs w:val="22"/>
-        </w:rPr>
-        <w:t>.map() most general use it to take an array, manipulate its data and save this manipulated data into a new array</w:t>
+      <w:proofErr w:type="gramStart"/>
+      <w:r>
+        <w:rPr>
+          <w:color w:val="000000" w:themeColor="text1"/>
+          <w:sz w:val="22"/>
+          <w:szCs w:val="22"/>
+        </w:rPr>
+        <w:t>.map</w:t>
+      </w:r>
+      <w:proofErr w:type="gramEnd"/>
+      <w:r>
+        <w:rPr>
+          <w:color w:val="000000" w:themeColor="text1"/>
+          <w:sz w:val="22"/>
+          <w:szCs w:val="22"/>
+        </w:rPr>
+        <w:t>() most general use it to take an array, manipulate its data and save this manipulated data into a new array</w:t>
       </w:r>
     </w:p>
     <w:p>
@@ -4623,13 +5681,59 @@
           <w:szCs w:val="22"/>
         </w:rPr>
       </w:pPr>
-      <w:r>
-        <w:rPr>
-          <w:color w:val="000000" w:themeColor="text1"/>
-          <w:sz w:val="22"/>
-          <w:szCs w:val="22"/>
-        </w:rPr>
-        <w:t>.filter() is basically a .map() that has a filter to decide what data stays in the new array and what not, it does not manipulate the data unlike .map()</w:t>
+      <w:proofErr w:type="gramStart"/>
+      <w:r>
+        <w:rPr>
+          <w:color w:val="000000" w:themeColor="text1"/>
+          <w:sz w:val="22"/>
+          <w:szCs w:val="22"/>
+        </w:rPr>
+        <w:t>.filter</w:t>
+      </w:r>
+      <w:proofErr w:type="gramEnd"/>
+      <w:r>
+        <w:rPr>
+          <w:color w:val="000000" w:themeColor="text1"/>
+          <w:sz w:val="22"/>
+          <w:szCs w:val="22"/>
+        </w:rPr>
+        <w:t xml:space="preserve">() is basically </w:t>
+      </w:r>
+      <w:proofErr w:type="gramStart"/>
+      <w:r>
+        <w:rPr>
+          <w:color w:val="000000" w:themeColor="text1"/>
+          <w:sz w:val="22"/>
+          <w:szCs w:val="22"/>
+        </w:rPr>
+        <w:t>a .map</w:t>
+      </w:r>
+      <w:proofErr w:type="gramEnd"/>
+      <w:r>
+        <w:rPr>
+          <w:color w:val="000000" w:themeColor="text1"/>
+          <w:sz w:val="22"/>
+          <w:szCs w:val="22"/>
+        </w:rPr>
+        <w:t xml:space="preserve">() that has a filter to decide what data stays in the new array and what not, it does not manipulate the data </w:t>
+      </w:r>
+      <w:proofErr w:type="gramStart"/>
+      <w:r>
+        <w:rPr>
+          <w:color w:val="000000" w:themeColor="text1"/>
+          <w:sz w:val="22"/>
+          <w:szCs w:val="22"/>
+        </w:rPr>
+        <w:t>unlike .map</w:t>
+      </w:r>
+      <w:proofErr w:type="gramEnd"/>
+      <w:r>
+        <w:rPr>
+          <w:color w:val="000000" w:themeColor="text1"/>
+          <w:sz w:val="22"/>
+          <w:szCs w:val="22"/>
+        </w:rPr>
+        <w:t>()</w:t>
       </w:r>
     </w:p>
     <w:p>
@@ -4695,13 +5799,23 @@
           <w:szCs w:val="22"/>
         </w:rPr>
       </w:pPr>
-      <w:r>
-        <w:rPr>
-          <w:color w:val="000000" w:themeColor="text1"/>
-          <w:sz w:val="22"/>
-          <w:szCs w:val="22"/>
-        </w:rPr>
-        <w:t>an anonymous function is a function that has no name, we usually do this when we pass a function into another function, or if we need the function temporarily.</w:t>
+      <w:proofErr w:type="gramStart"/>
+      <w:r>
+        <w:rPr>
+          <w:color w:val="000000" w:themeColor="text1"/>
+          <w:sz w:val="22"/>
+          <w:szCs w:val="22"/>
+        </w:rPr>
+        <w:t>an</w:t>
+      </w:r>
+      <w:proofErr w:type="gramEnd"/>
+      <w:r>
+        <w:rPr>
+          <w:color w:val="000000" w:themeColor="text1"/>
+          <w:sz w:val="22"/>
+          <w:szCs w:val="22"/>
+        </w:rPr>
+        <w:t xml:space="preserve"> anonymous function is a function that has no name, we usually do this when we pass a function into another function, or if we need the function temporarily.</w:t>
       </w:r>
     </w:p>
     <w:p>
@@ -4732,9 +5846,28 @@
           <w:sz w:val="22"/>
           <w:szCs w:val="22"/>
         </w:rPr>
-        <w:t xml:space="preserve"> It does not provide an extra feature or functionality </w:t>
+        <w:t xml:space="preserve"> It does not provide an extra feature or </w:t>
+      </w:r>
+      <w:proofErr w:type="gramStart"/>
+      <w:r>
+        <w:rPr>
+          <w:color w:val="000000" w:themeColor="text1"/>
+          <w:sz w:val="22"/>
+          <w:szCs w:val="22"/>
+        </w:rPr>
+        <w:t>functionality</w:t>
+      </w:r>
+      <w:proofErr w:type="gramEnd"/>
+      <w:r>
+        <w:rPr>
+          <w:color w:val="000000" w:themeColor="text1"/>
+          <w:sz w:val="22"/>
+          <w:szCs w:val="22"/>
+        </w:rPr>
+        <w:t xml:space="preserve"> </w:t>
       </w:r>
       <w:proofErr w:type="spellStart"/>
+      <w:proofErr w:type="gramStart"/>
       <w:r>
         <w:rPr>
           <w:color w:val="000000" w:themeColor="text1"/>
@@ -4744,6 +5877,7 @@
         <w:t>its</w:t>
       </w:r>
       <w:proofErr w:type="spellEnd"/>
+      <w:proofErr w:type="gramEnd"/>
       <w:r>
         <w:rPr>
           <w:color w:val="000000" w:themeColor="text1"/>
@@ -4926,7 +6060,31 @@
           <w:szCs w:val="22"/>
           <w14:ligatures w14:val="standardContextual"/>
         </w:rPr>
-        <w:t>Argument = the actual value you pass in.</w:t>
+        <w:t xml:space="preserve">Argument = the actual value you pass </w:t>
+      </w:r>
+      <w:proofErr w:type="gramStart"/>
+      <w:r>
+        <w:rPr>
+          <w:rFonts w:asciiTheme="minorHAnsi" w:eastAsiaTheme="minorHAnsi" w:hAnsiTheme="minorHAnsi" w:cstheme="minorBidi"/>
+          <w:color w:val="000000" w:themeColor="text1"/>
+          <w:kern w:val="2"/>
+          <w:sz w:val="22"/>
+          <w:szCs w:val="22"/>
+          <w14:ligatures w14:val="standardContextual"/>
+        </w:rPr>
+        <w:t>in</w:t>
+      </w:r>
+      <w:proofErr w:type="gramEnd"/>
+      <w:r>
+        <w:rPr>
+          <w:rFonts w:asciiTheme="minorHAnsi" w:eastAsiaTheme="minorHAnsi" w:hAnsiTheme="minorHAnsi" w:cstheme="minorBidi"/>
+          <w:color w:val="000000" w:themeColor="text1"/>
+          <w:kern w:val="2"/>
+          <w:sz w:val="22"/>
+          <w:szCs w:val="22"/>
+          <w14:ligatures w14:val="standardContextual"/>
+        </w:rPr>
+        <w:t>.</w:t>
       </w:r>
     </w:p>
     <w:p>
@@ -4942,13 +6100,59 @@
           <w:szCs w:val="22"/>
         </w:rPr>
       </w:pPr>
-      <w:r>
-        <w:rPr>
-          <w:color w:val="000000" w:themeColor="text1"/>
-          <w:sz w:val="22"/>
-          <w:szCs w:val="22"/>
-        </w:rPr>
-        <w:t xml:space="preserve">Set time out function allows asynchronous programming. We set a timer for a function and then we have a call back for it, we have to always pass a function inside. We usually declare an anonymous function and inside it we do something like actually passing the function that we need to run. It only runs onetime after we </w:t>
+      <w:proofErr w:type="gramStart"/>
+      <w:r>
+        <w:rPr>
+          <w:color w:val="000000" w:themeColor="text1"/>
+          <w:sz w:val="22"/>
+          <w:szCs w:val="22"/>
+        </w:rPr>
+        <w:t>Set time</w:t>
+      </w:r>
+      <w:proofErr w:type="gramEnd"/>
+      <w:r>
+        <w:rPr>
+          <w:color w:val="000000" w:themeColor="text1"/>
+          <w:sz w:val="22"/>
+          <w:szCs w:val="22"/>
+        </w:rPr>
+        <w:t xml:space="preserve"> out function allows asynchronous programming. We set a timer for a function and then we have a call back for it, we </w:t>
+      </w:r>
+      <w:proofErr w:type="gramStart"/>
+      <w:r>
+        <w:rPr>
+          <w:color w:val="000000" w:themeColor="text1"/>
+          <w:sz w:val="22"/>
+          <w:szCs w:val="22"/>
+        </w:rPr>
+        <w:t>have to</w:t>
+      </w:r>
+      <w:proofErr w:type="gramEnd"/>
+      <w:r>
+        <w:rPr>
+          <w:color w:val="000000" w:themeColor="text1"/>
+          <w:sz w:val="22"/>
+          <w:szCs w:val="22"/>
+        </w:rPr>
+        <w:t xml:space="preserve"> always pass a function inside. We usually declare an anonymous function and inside it we do something like </w:t>
+      </w:r>
+      <w:proofErr w:type="gramStart"/>
+      <w:r>
+        <w:rPr>
+          <w:color w:val="000000" w:themeColor="text1"/>
+          <w:sz w:val="22"/>
+          <w:szCs w:val="22"/>
+        </w:rPr>
+        <w:t>actually passing</w:t>
+      </w:r>
+      <w:proofErr w:type="gramEnd"/>
+      <w:r>
+        <w:rPr>
+          <w:color w:val="000000" w:themeColor="text1"/>
+          <w:sz w:val="22"/>
+          <w:szCs w:val="22"/>
+        </w:rPr>
+        <w:t xml:space="preserve"> the function that we need to run. It only runs onetime after we </w:t>
       </w:r>
       <w:proofErr w:type="spellStart"/>
       <w:r>
@@ -4994,8 +6198,18 @@
           <w:sz w:val="22"/>
           <w:szCs w:val="22"/>
         </w:rPr>
-        <w:t>(function() {</w:t>
-      </w:r>
+        <w:t>(</w:t>
+      </w:r>
+      <w:proofErr w:type="gramStart"/>
+      <w:r>
+        <w:rPr>
+          <w:color w:val="000000" w:themeColor="text1"/>
+          <w:sz w:val="22"/>
+          <w:szCs w:val="22"/>
+        </w:rPr>
+        <w:t>function() {</w:t>
+      </w:r>
+      <w:proofErr w:type="gramEnd"/>
     </w:p>
     <w:p>
       <w:pPr>
@@ -5057,6 +6271,7 @@
         </w:rPr>
       </w:pPr>
       <w:proofErr w:type="spellStart"/>
+      <w:proofErr w:type="gramStart"/>
       <w:r>
         <w:rPr>
           <w:color w:val="000000" w:themeColor="text1"/>
@@ -5072,9 +6287,37 @@
           <w:sz w:val="22"/>
           <w:szCs w:val="22"/>
         </w:rPr>
-        <w:t xml:space="preserve">() is similar to </w:t>
+        <w:t>(</w:t>
+      </w:r>
+      <w:proofErr w:type="gramEnd"/>
+      <w:r>
+        <w:rPr>
+          <w:color w:val="000000" w:themeColor="text1"/>
+          <w:sz w:val="22"/>
+          <w:szCs w:val="22"/>
+        </w:rPr>
+        <w:t xml:space="preserve">) is </w:t>
+      </w:r>
+      <w:proofErr w:type="gramStart"/>
+      <w:r>
+        <w:rPr>
+          <w:color w:val="000000" w:themeColor="text1"/>
+          <w:sz w:val="22"/>
+          <w:szCs w:val="22"/>
+        </w:rPr>
+        <w:t>similar to</w:t>
+      </w:r>
+      <w:proofErr w:type="gramEnd"/>
+      <w:r>
+        <w:rPr>
+          <w:color w:val="000000" w:themeColor="text1"/>
+          <w:sz w:val="22"/>
+          <w:szCs w:val="22"/>
+        </w:rPr>
+        <w:t xml:space="preserve"> </w:t>
       </w:r>
       <w:proofErr w:type="spellStart"/>
+      <w:proofErr w:type="gramStart"/>
       <w:r>
         <w:rPr>
           <w:color w:val="000000" w:themeColor="text1"/>
@@ -5090,7 +6333,16 @@
           <w:sz w:val="22"/>
           <w:szCs w:val="22"/>
         </w:rPr>
-        <w:t>(), but instead of running the function once, it runs it repeatedly.</w:t>
+        <w:t>(</w:t>
+      </w:r>
+      <w:proofErr w:type="gramEnd"/>
+      <w:r>
+        <w:rPr>
+          <w:color w:val="000000" w:themeColor="text1"/>
+          <w:sz w:val="22"/>
+          <w:szCs w:val="22"/>
+        </w:rPr>
+        <w:t>), but instead of running the function once, it runs it repeatedly.</w:t>
       </w:r>
     </w:p>
     <w:p>
@@ -5107,6 +6359,7 @@
         </w:rPr>
       </w:pPr>
       <w:proofErr w:type="spellStart"/>
+      <w:proofErr w:type="gramStart"/>
       <w:r>
         <w:rPr>
           <w:color w:val="000000" w:themeColor="text1"/>
@@ -5122,15 +6375,42 @@
           <w:sz w:val="22"/>
           <w:szCs w:val="22"/>
         </w:rPr>
-        <w:t>() stops an interval.</w:t>
-      </w:r>
-      <w:r>
-        <w:rPr>
-          <w:color w:val="000000" w:themeColor="text1"/>
-          <w:sz w:val="22"/>
-          <w:szCs w:val="22"/>
-        </w:rPr>
-        <w:t xml:space="preserve"> When we create an interval the function returns an interval id that we can use to stop the interval.</w:t>
+        <w:t>(</w:t>
+      </w:r>
+      <w:proofErr w:type="gramEnd"/>
+      <w:r>
+        <w:rPr>
+          <w:color w:val="000000" w:themeColor="text1"/>
+          <w:sz w:val="22"/>
+          <w:szCs w:val="22"/>
+        </w:rPr>
+        <w:t>) stops an interval.</w:t>
+      </w:r>
+      <w:r>
+        <w:rPr>
+          <w:color w:val="000000" w:themeColor="text1"/>
+          <w:sz w:val="22"/>
+          <w:szCs w:val="22"/>
+        </w:rPr>
+        <w:t xml:space="preserve"> When we create an </w:t>
+      </w:r>
+      <w:proofErr w:type="gramStart"/>
+      <w:r>
+        <w:rPr>
+          <w:color w:val="000000" w:themeColor="text1"/>
+          <w:sz w:val="22"/>
+          <w:szCs w:val="22"/>
+        </w:rPr>
+        <w:t>interval</w:t>
+      </w:r>
+      <w:proofErr w:type="gramEnd"/>
+      <w:r>
+        <w:rPr>
+          <w:color w:val="000000" w:themeColor="text1"/>
+          <w:sz w:val="22"/>
+          <w:szCs w:val="22"/>
+        </w:rPr>
+        <w:t xml:space="preserve"> the function returns an interval id that we can use to stop the interval.</w:t>
       </w:r>
     </w:p>
     <w:p>
@@ -5146,6 +6426,7 @@
           <w:szCs w:val="22"/>
         </w:rPr>
       </w:pPr>
+      <w:proofErr w:type="gramStart"/>
       <w:r>
         <w:rPr>
           <w:color w:val="000000" w:themeColor="text1"/>
@@ -5164,6 +6445,7 @@
         <w:t>forEach</w:t>
       </w:r>
       <w:proofErr w:type="spellEnd"/>
+      <w:proofErr w:type="gramEnd"/>
       <w:r>
         <w:rPr>
           <w:color w:val="000000" w:themeColor="text1"/>
@@ -5321,6 +6603,7 @@
         <w:t xml:space="preserve"> and the action is a function that first checks for the type of the </w:t>
       </w:r>
       <w:proofErr w:type="spellStart"/>
+      <w:proofErr w:type="gramStart"/>
       <w:r>
         <w:rPr>
           <w:color w:val="000000" w:themeColor="text1"/>
@@ -5336,7 +6619,16 @@
           <w:sz w:val="22"/>
           <w:szCs w:val="22"/>
         </w:rPr>
-        <w:t xml:space="preserve">  then acts upon it</w:t>
+        <w:t xml:space="preserve">  then</w:t>
+      </w:r>
+      <w:proofErr w:type="gramEnd"/>
+      <w:r>
+        <w:rPr>
+          <w:color w:val="000000" w:themeColor="text1"/>
+          <w:sz w:val="22"/>
+          <w:szCs w:val="22"/>
+        </w:rPr>
+        <w:t xml:space="preserve"> acts upon it</w:t>
       </w:r>
     </w:p>
     <w:p>
@@ -5353,13 +6645,32 @@
         </w:rPr>
       </w:pPr>
       <w:proofErr w:type="spellStart"/>
-      <w:r>
-        <w:rPr>
-          <w:color w:val="000000" w:themeColor="text1"/>
-          <w:sz w:val="22"/>
-          <w:szCs w:val="22"/>
-        </w:rPr>
-        <w:t>document.body.addEventListener</w:t>
+      <w:proofErr w:type="gramStart"/>
+      <w:r>
+        <w:rPr>
+          <w:color w:val="000000" w:themeColor="text1"/>
+          <w:sz w:val="22"/>
+          <w:szCs w:val="22"/>
+        </w:rPr>
+        <w:t>document.body</w:t>
+      </w:r>
+      <w:proofErr w:type="gramEnd"/>
+      <w:r>
+        <w:rPr>
+          <w:color w:val="000000" w:themeColor="text1"/>
+          <w:sz w:val="22"/>
+          <w:szCs w:val="22"/>
+        </w:rPr>
+        <w:t>.</w:t>
+      </w:r>
+      <w:proofErr w:type="gramStart"/>
+      <w:r>
+        <w:rPr>
+          <w:color w:val="000000" w:themeColor="text1"/>
+          <w:sz w:val="22"/>
+          <w:szCs w:val="22"/>
+        </w:rPr>
+        <w:t>addEventListener</w:t>
       </w:r>
       <w:proofErr w:type="spellEnd"/>
       <w:r>
@@ -5368,7 +6679,16 @@
           <w:sz w:val="22"/>
           <w:szCs w:val="22"/>
         </w:rPr>
-        <w:t>("</w:t>
+        <w:t>(</w:t>
+      </w:r>
+      <w:proofErr w:type="gramEnd"/>
+      <w:r>
+        <w:rPr>
+          <w:color w:val="000000" w:themeColor="text1"/>
+          <w:sz w:val="22"/>
+          <w:szCs w:val="22"/>
+        </w:rPr>
+        <w:t>"</w:t>
       </w:r>
       <w:proofErr w:type="spellStart"/>
       <w:r>
@@ -5386,7 +6706,43 @@
           <w:sz w:val="22"/>
           <w:szCs w:val="22"/>
         </w:rPr>
-        <w:t>", (event) =&gt; { // ... });</w:t>
+        <w:t xml:space="preserve">", (event) =&gt; </w:t>
+      </w:r>
+      <w:proofErr w:type="gramStart"/>
+      <w:r>
+        <w:rPr>
+          <w:color w:val="000000" w:themeColor="text1"/>
+          <w:sz w:val="22"/>
+          <w:szCs w:val="22"/>
+        </w:rPr>
+        <w:t>{ /</w:t>
+      </w:r>
+      <w:proofErr w:type="gramEnd"/>
+      <w:r>
+        <w:rPr>
+          <w:color w:val="000000" w:themeColor="text1"/>
+          <w:sz w:val="22"/>
+          <w:szCs w:val="22"/>
+        </w:rPr>
+        <w:t xml:space="preserve">/ </w:t>
+      </w:r>
+      <w:proofErr w:type="gramStart"/>
+      <w:r>
+        <w:rPr>
+          <w:color w:val="000000" w:themeColor="text1"/>
+          <w:sz w:val="22"/>
+          <w:szCs w:val="22"/>
+        </w:rPr>
+        <w:t>... }</w:t>
+      </w:r>
+      <w:proofErr w:type="gramEnd"/>
+      <w:r>
+        <w:rPr>
+          <w:color w:val="000000" w:themeColor="text1"/>
+          <w:sz w:val="22"/>
+          <w:szCs w:val="22"/>
+        </w:rPr>
+        <w:t>);</w:t>
       </w:r>
       <w:r>
         <w:rPr>
@@ -5447,6 +6803,7 @@
         <w:t xml:space="preserve"> And later can be called using </w:t>
       </w:r>
       <w:proofErr w:type="spellStart"/>
+      <w:proofErr w:type="gramStart"/>
       <w:r>
         <w:rPr>
           <w:color w:val="000000" w:themeColor="text1"/>
@@ -5462,7 +6819,34 @@
           <w:sz w:val="22"/>
           <w:szCs w:val="22"/>
         </w:rPr>
-        <w:t>(), store the result into a variable and call the .dataset.name, .id or whatever</w:t>
+        <w:t>(</w:t>
+      </w:r>
+      <w:proofErr w:type="gramEnd"/>
+      <w:r>
+        <w:rPr>
+          <w:color w:val="000000" w:themeColor="text1"/>
+          <w:sz w:val="22"/>
+          <w:szCs w:val="22"/>
+        </w:rPr>
+        <w:t xml:space="preserve">), store the result into a variable and call </w:t>
+      </w:r>
+      <w:proofErr w:type="gramStart"/>
+      <w:r>
+        <w:rPr>
+          <w:color w:val="000000" w:themeColor="text1"/>
+          <w:sz w:val="22"/>
+          <w:szCs w:val="22"/>
+        </w:rPr>
+        <w:t>the .</w:t>
+      </w:r>
+      <w:proofErr w:type="gramEnd"/>
+      <w:r>
+        <w:rPr>
+          <w:color w:val="000000" w:themeColor="text1"/>
+          <w:sz w:val="22"/>
+          <w:szCs w:val="22"/>
+        </w:rPr>
+        <w:t>dataset.name, .id or whatever</w:t>
       </w:r>
     </w:p>
     <w:p>
@@ -5513,6 +6897,7 @@
         <w:t xml:space="preserve">const button = </w:t>
       </w:r>
       <w:proofErr w:type="spellStart"/>
+      <w:proofErr w:type="gramStart"/>
       <w:r>
         <w:rPr>
           <w:color w:val="000000" w:themeColor="text1"/>
@@ -5522,6 +6907,7 @@
         <w:t>document.querySelector</w:t>
       </w:r>
       <w:proofErr w:type="spellEnd"/>
+      <w:proofErr w:type="gramEnd"/>
       <w:r>
         <w:rPr>
           <w:color w:val="000000" w:themeColor="text1"/>
@@ -5559,13 +6945,23 @@
         <w:t>console.log(</w:t>
       </w:r>
       <w:proofErr w:type="spellStart"/>
-      <w:r>
-        <w:rPr>
-          <w:color w:val="000000" w:themeColor="text1"/>
-          <w:sz w:val="22"/>
-          <w:szCs w:val="22"/>
-        </w:rPr>
-        <w:t>button.dataset.productId</w:t>
+      <w:proofErr w:type="gramStart"/>
+      <w:r>
+        <w:rPr>
+          <w:color w:val="000000" w:themeColor="text1"/>
+          <w:sz w:val="22"/>
+          <w:szCs w:val="22"/>
+        </w:rPr>
+        <w:t>button.dataset</w:t>
+      </w:r>
+      <w:proofErr w:type="gramEnd"/>
+      <w:r>
+        <w:rPr>
+          <w:color w:val="000000" w:themeColor="text1"/>
+          <w:sz w:val="22"/>
+          <w:szCs w:val="22"/>
+        </w:rPr>
+        <w:t>.productId</w:t>
       </w:r>
       <w:proofErr w:type="spellEnd"/>
       <w:r>
@@ -5614,7 +7010,25 @@
           <w:sz w:val="22"/>
           <w:szCs w:val="22"/>
         </w:rPr>
-        <w:t>In different JS files we cannot have the same variable names, as long as we don’t treat them like module files</w:t>
+        <w:t xml:space="preserve">In different JS files we cannot have the same variable names, </w:t>
+      </w:r>
+      <w:proofErr w:type="gramStart"/>
+      <w:r>
+        <w:rPr>
+          <w:color w:val="000000" w:themeColor="text1"/>
+          <w:sz w:val="22"/>
+          <w:szCs w:val="22"/>
+        </w:rPr>
+        <w:t>as long as</w:t>
+      </w:r>
+      <w:proofErr w:type="gramEnd"/>
+      <w:r>
+        <w:rPr>
+          <w:color w:val="000000" w:themeColor="text1"/>
+          <w:sz w:val="22"/>
+          <w:szCs w:val="22"/>
+        </w:rPr>
+        <w:t xml:space="preserve"> we don’t treat them like module files</w:t>
       </w:r>
     </w:p>
     <w:p>
@@ -5636,7 +7050,25 @@
           <w:sz w:val="22"/>
           <w:szCs w:val="22"/>
         </w:rPr>
-        <w:t>To create a JS module we create a normal .</w:t>
+        <w:t xml:space="preserve">To create a JS </w:t>
+      </w:r>
+      <w:proofErr w:type="gramStart"/>
+      <w:r>
+        <w:rPr>
+          <w:color w:val="000000" w:themeColor="text1"/>
+          <w:sz w:val="22"/>
+          <w:szCs w:val="22"/>
+        </w:rPr>
+        <w:t>module</w:t>
+      </w:r>
+      <w:proofErr w:type="gramEnd"/>
+      <w:r>
+        <w:rPr>
+          <w:color w:val="000000" w:themeColor="text1"/>
+          <w:sz w:val="22"/>
+          <w:szCs w:val="22"/>
+        </w:rPr>
+        <w:t xml:space="preserve"> we create a normal .</w:t>
       </w:r>
       <w:proofErr w:type="spellStart"/>
       <w:r>
@@ -5806,7 +7238,43 @@
           <w:sz w:val="22"/>
           <w:szCs w:val="22"/>
         </w:rPr>
-        <w:t xml:space="preserve">The preferred way is to create a module each with its independent functionalities, export the functions and the variable names,  then import it into the files its needed on, we can then have 2 different </w:t>
+        <w:t xml:space="preserve">The preferred way is to create a module each with its independent functionalities, export the functions and the variable </w:t>
+      </w:r>
+      <w:proofErr w:type="gramStart"/>
+      <w:r>
+        <w:rPr>
+          <w:color w:val="000000" w:themeColor="text1"/>
+          <w:sz w:val="22"/>
+          <w:szCs w:val="22"/>
+        </w:rPr>
+        <w:t>names,  then</w:t>
+      </w:r>
+      <w:proofErr w:type="gramEnd"/>
+      <w:r>
+        <w:rPr>
+          <w:color w:val="000000" w:themeColor="text1"/>
+          <w:sz w:val="22"/>
+          <w:szCs w:val="22"/>
+        </w:rPr>
+        <w:t xml:space="preserve"> import it into the files </w:t>
+      </w:r>
+      <w:proofErr w:type="gramStart"/>
+      <w:r>
+        <w:rPr>
+          <w:color w:val="000000" w:themeColor="text1"/>
+          <w:sz w:val="22"/>
+          <w:szCs w:val="22"/>
+        </w:rPr>
+        <w:t>its</w:t>
+      </w:r>
+      <w:proofErr w:type="gramEnd"/>
+      <w:r>
+        <w:rPr>
+          <w:color w:val="000000" w:themeColor="text1"/>
+          <w:sz w:val="22"/>
+          <w:szCs w:val="22"/>
+        </w:rPr>
+        <w:t xml:space="preserve"> needed on, we can then have 2 different </w:t>
       </w:r>
       <w:proofErr w:type="spellStart"/>
       <w:r>
@@ -5910,13 +7378,41 @@
           <w:szCs w:val="22"/>
         </w:rPr>
       </w:pPr>
-      <w:r>
-        <w:rPr>
-          <w:color w:val="000000" w:themeColor="text1"/>
-          <w:sz w:val="22"/>
-          <w:szCs w:val="22"/>
-        </w:rPr>
-        <w:t>when importing its preferred to import the function or the variable and give it a local name</w:t>
+      <w:proofErr w:type="gramStart"/>
+      <w:r>
+        <w:rPr>
+          <w:color w:val="000000" w:themeColor="text1"/>
+          <w:sz w:val="22"/>
+          <w:szCs w:val="22"/>
+        </w:rPr>
+        <w:t>when</w:t>
+      </w:r>
+      <w:proofErr w:type="gramEnd"/>
+      <w:r>
+        <w:rPr>
+          <w:color w:val="000000" w:themeColor="text1"/>
+          <w:sz w:val="22"/>
+          <w:szCs w:val="22"/>
+        </w:rPr>
+        <w:t xml:space="preserve"> importing </w:t>
+      </w:r>
+      <w:proofErr w:type="gramStart"/>
+      <w:r>
+        <w:rPr>
+          <w:color w:val="000000" w:themeColor="text1"/>
+          <w:sz w:val="22"/>
+          <w:szCs w:val="22"/>
+        </w:rPr>
+        <w:t>its</w:t>
+      </w:r>
+      <w:proofErr w:type="gramEnd"/>
+      <w:r>
+        <w:rPr>
+          <w:color w:val="000000" w:themeColor="text1"/>
+          <w:sz w:val="22"/>
+          <w:szCs w:val="22"/>
+        </w:rPr>
+        <w:t xml:space="preserve"> preferred to import the function or the variable and give it a local name</w:t>
       </w:r>
     </w:p>
     <w:p>
@@ -5932,6 +7428,7 @@
           <w:szCs w:val="22"/>
         </w:rPr>
       </w:pPr>
+      <w:proofErr w:type="gramStart"/>
       <w:r>
         <w:rPr>
           <w:color w:val="000000" w:themeColor="text1"/>
@@ -5950,6 +7447,7 @@
         <w:t>toFixed</w:t>
       </w:r>
       <w:proofErr w:type="spellEnd"/>
+      <w:proofErr w:type="gramEnd"/>
       <w:r>
         <w:rPr>
           <w:color w:val="000000" w:themeColor="text1"/>
@@ -5990,13 +7488,23 @@
           <w:szCs w:val="22"/>
         </w:rPr>
       </w:pPr>
-      <w:r>
-        <w:rPr>
-          <w:color w:val="000000" w:themeColor="text1"/>
-          <w:sz w:val="22"/>
-          <w:szCs w:val="22"/>
-        </w:rPr>
-        <w:t>.remove() can delete an entire div from the DOM</w:t>
+      <w:proofErr w:type="gramStart"/>
+      <w:r>
+        <w:rPr>
+          <w:color w:val="000000" w:themeColor="text1"/>
+          <w:sz w:val="22"/>
+          <w:szCs w:val="22"/>
+        </w:rPr>
+        <w:t>.remove</w:t>
+      </w:r>
+      <w:proofErr w:type="gramEnd"/>
+      <w:r>
+        <w:rPr>
+          <w:color w:val="000000" w:themeColor="text1"/>
+          <w:sz w:val="22"/>
+          <w:szCs w:val="22"/>
+        </w:rPr>
+        <w:t>() can delete an entire div from the DOM</w:t>
       </w:r>
       <w:r>
         <w:rPr>
@@ -6149,6 +7657,7 @@
         <w:t xml:space="preserve">const product = </w:t>
       </w:r>
       <w:proofErr w:type="spellStart"/>
+      <w:proofErr w:type="gramStart"/>
       <w:r>
         <w:rPr>
           <w:color w:val="000000" w:themeColor="text1"/>
@@ -6164,7 +7673,16 @@
           <w:sz w:val="22"/>
           <w:szCs w:val="22"/>
         </w:rPr>
-        <w:t>("#product");</w:t>
+        <w:t>("#</w:t>
+      </w:r>
+      <w:proofErr w:type="gramEnd"/>
+      <w:r>
+        <w:rPr>
+          <w:color w:val="000000" w:themeColor="text1"/>
+          <w:sz w:val="22"/>
+          <w:szCs w:val="22"/>
+        </w:rPr>
+        <w:t>product");</w:t>
       </w:r>
     </w:p>
     <w:p>
@@ -6177,6 +7695,7 @@
         </w:rPr>
       </w:pPr>
       <w:proofErr w:type="spellStart"/>
+      <w:proofErr w:type="gramStart"/>
       <w:r>
         <w:rPr>
           <w:color w:val="000000" w:themeColor="text1"/>
@@ -6186,6 +7705,7 @@
         <w:t>product.remove</w:t>
       </w:r>
       <w:proofErr w:type="spellEnd"/>
+      <w:proofErr w:type="gramEnd"/>
       <w:r>
         <w:rPr>
           <w:color w:val="000000" w:themeColor="text1"/>
@@ -6204,13 +7724,41 @@
           <w:szCs w:val="22"/>
         </w:rPr>
       </w:pPr>
-      <w:r>
-        <w:rPr>
-          <w:color w:val="000000" w:themeColor="text1"/>
-          <w:sz w:val="22"/>
-          <w:szCs w:val="22"/>
-        </w:rPr>
-        <w:t xml:space="preserve">so the steps are get the element and store it into a </w:t>
+      <w:proofErr w:type="gramStart"/>
+      <w:r>
+        <w:rPr>
+          <w:color w:val="000000" w:themeColor="text1"/>
+          <w:sz w:val="22"/>
+          <w:szCs w:val="22"/>
+        </w:rPr>
+        <w:t>so</w:t>
+      </w:r>
+      <w:proofErr w:type="gramEnd"/>
+      <w:r>
+        <w:rPr>
+          <w:color w:val="000000" w:themeColor="text1"/>
+          <w:sz w:val="22"/>
+          <w:szCs w:val="22"/>
+        </w:rPr>
+        <w:t xml:space="preserve"> the steps are </w:t>
+      </w:r>
+      <w:proofErr w:type="gramStart"/>
+      <w:r>
+        <w:rPr>
+          <w:color w:val="000000" w:themeColor="text1"/>
+          <w:sz w:val="22"/>
+          <w:szCs w:val="22"/>
+        </w:rPr>
+        <w:t>get</w:t>
+      </w:r>
+      <w:proofErr w:type="gramEnd"/>
+      <w:r>
+        <w:rPr>
+          <w:color w:val="000000" w:themeColor="text1"/>
+          <w:sz w:val="22"/>
+          <w:szCs w:val="22"/>
+        </w:rPr>
+        <w:t xml:space="preserve"> the element and store it into a </w:t>
       </w:r>
       <w:proofErr w:type="spellStart"/>
       <w:r>
@@ -6231,6 +7779,7 @@
         <w:t xml:space="preserve"> variable using the </w:t>
       </w:r>
       <w:proofErr w:type="spellStart"/>
+      <w:proofErr w:type="gramStart"/>
       <w:r>
         <w:rPr>
           <w:color w:val="000000" w:themeColor="text1"/>
@@ -6246,7 +7795,16 @@
           <w:sz w:val="22"/>
           <w:szCs w:val="22"/>
         </w:rPr>
-        <w:t>() and then use this variable to delete the element</w:t>
+        <w:t>(</w:t>
+      </w:r>
+      <w:proofErr w:type="gramEnd"/>
+      <w:r>
+        <w:rPr>
+          <w:color w:val="000000" w:themeColor="text1"/>
+          <w:sz w:val="22"/>
+          <w:szCs w:val="22"/>
+        </w:rPr>
+        <w:t>) and then use this variable to delete the element</w:t>
       </w:r>
     </w:p>
     <w:p>
@@ -6369,6 +7927,7 @@
         <w:t xml:space="preserve">  </w:t>
       </w:r>
       <w:proofErr w:type="spellStart"/>
+      <w:proofErr w:type="gramStart"/>
       <w:r>
         <w:rPr>
           <w:color w:val="000000" w:themeColor="text1"/>
@@ -6384,7 +7943,16 @@
           <w:sz w:val="22"/>
           <w:szCs w:val="22"/>
         </w:rPr>
-        <w:t>();</w:t>
+        <w:t>(</w:t>
+      </w:r>
+      <w:proofErr w:type="gramEnd"/>
+      <w:r>
+        <w:rPr>
+          <w:color w:val="000000" w:themeColor="text1"/>
+          <w:sz w:val="22"/>
+          <w:szCs w:val="22"/>
+        </w:rPr>
+        <w:t>);</w:t>
       </w:r>
       <w:r>
         <w:rPr>
@@ -6442,7 +8010,25 @@
           <w:sz w:val="22"/>
           <w:szCs w:val="22"/>
         </w:rPr>
-        <w:t>().format("YYYY-MM-DD"); th</w:t>
+        <w:t>(</w:t>
+      </w:r>
+      <w:proofErr w:type="gramStart"/>
+      <w:r>
+        <w:rPr>
+          <w:color w:val="000000" w:themeColor="text1"/>
+          <w:sz w:val="22"/>
+          <w:szCs w:val="22"/>
+        </w:rPr>
+        <w:t>).format</w:t>
+      </w:r>
+      <w:proofErr w:type="gramEnd"/>
+      <w:r>
+        <w:rPr>
+          <w:color w:val="000000" w:themeColor="text1"/>
+          <w:sz w:val="22"/>
+          <w:szCs w:val="22"/>
+        </w:rPr>
+        <w:t>("YYYY-MM-DD"); th</w:t>
       </w:r>
       <w:r>
         <w:rPr>
@@ -6475,6 +8061,7 @@
         <w:t xml:space="preserve">const today = </w:t>
       </w:r>
       <w:proofErr w:type="spellStart"/>
+      <w:proofErr w:type="gramStart"/>
       <w:r>
         <w:rPr>
           <w:color w:val="000000" w:themeColor="text1"/>
@@ -6490,7 +8077,16 @@
           <w:sz w:val="22"/>
           <w:szCs w:val="22"/>
         </w:rPr>
-        <w:t>();</w:t>
+        <w:t>(</w:t>
+      </w:r>
+      <w:proofErr w:type="gramEnd"/>
+      <w:r>
+        <w:rPr>
+          <w:color w:val="000000" w:themeColor="text1"/>
+          <w:sz w:val="22"/>
+          <w:szCs w:val="22"/>
+        </w:rPr>
+        <w:t>);</w:t>
       </w:r>
       <w:r>
         <w:rPr>
@@ -6501,6 +8097,7 @@
         <w:t xml:space="preserve"> the default for </w:t>
       </w:r>
       <w:proofErr w:type="spellStart"/>
+      <w:proofErr w:type="gramStart"/>
       <w:r>
         <w:rPr>
           <w:color w:val="000000" w:themeColor="text1"/>
@@ -6516,7 +8113,70 @@
           <w:sz w:val="22"/>
           <w:szCs w:val="22"/>
         </w:rPr>
-        <w:t xml:space="preserve">() is to return the date of the current day. However we can pass in the constructor the date that we want to store into a new variable. For example: </w:t>
+        <w:t>(</w:t>
+      </w:r>
+      <w:proofErr w:type="gramEnd"/>
+      <w:r>
+        <w:rPr>
+          <w:color w:val="000000" w:themeColor="text1"/>
+          <w:sz w:val="22"/>
+          <w:szCs w:val="22"/>
+        </w:rPr>
+        <w:t xml:space="preserve">) is to return the date of the current day. </w:t>
+      </w:r>
+      <w:proofErr w:type="gramStart"/>
+      <w:r>
+        <w:rPr>
+          <w:color w:val="000000" w:themeColor="text1"/>
+          <w:sz w:val="22"/>
+          <w:szCs w:val="22"/>
+        </w:rPr>
+        <w:t>However</w:t>
+      </w:r>
+      <w:proofErr w:type="gramEnd"/>
+      <w:r>
+        <w:rPr>
+          <w:color w:val="000000" w:themeColor="text1"/>
+          <w:sz w:val="22"/>
+          <w:szCs w:val="22"/>
+        </w:rPr>
+        <w:t xml:space="preserve"> we can pass </w:t>
+      </w:r>
+      <w:proofErr w:type="gramStart"/>
+      <w:r>
+        <w:rPr>
+          <w:color w:val="000000" w:themeColor="text1"/>
+          <w:sz w:val="22"/>
+          <w:szCs w:val="22"/>
+        </w:rPr>
+        <w:t>in</w:t>
+      </w:r>
+      <w:proofErr w:type="gramEnd"/>
+      <w:r>
+        <w:rPr>
+          <w:color w:val="000000" w:themeColor="text1"/>
+          <w:sz w:val="22"/>
+          <w:szCs w:val="22"/>
+        </w:rPr>
+        <w:t xml:space="preserve"> the constructor </w:t>
+      </w:r>
+      <w:proofErr w:type="gramStart"/>
+      <w:r>
+        <w:rPr>
+          <w:color w:val="000000" w:themeColor="text1"/>
+          <w:sz w:val="22"/>
+          <w:szCs w:val="22"/>
+        </w:rPr>
+        <w:t>the date</w:t>
+      </w:r>
+      <w:proofErr w:type="gramEnd"/>
+      <w:r>
+        <w:rPr>
+          <w:color w:val="000000" w:themeColor="text1"/>
+          <w:sz w:val="22"/>
+          <w:szCs w:val="22"/>
+        </w:rPr>
+        <w:t xml:space="preserve"> that we want to store into a new variable. For example: </w:t>
       </w:r>
       <w:r>
         <w:rPr>
@@ -6527,6 +8187,7 @@
         <w:t xml:space="preserve">const birthday = </w:t>
       </w:r>
       <w:proofErr w:type="spellStart"/>
+      <w:proofErr w:type="gramStart"/>
       <w:r>
         <w:rPr>
           <w:color w:val="000000" w:themeColor="text1"/>
@@ -6542,7 +8203,16 @@
           <w:sz w:val="22"/>
           <w:szCs w:val="22"/>
         </w:rPr>
-        <w:t>("2000-05-15");</w:t>
+        <w:t>(</w:t>
+      </w:r>
+      <w:proofErr w:type="gramEnd"/>
+      <w:r>
+        <w:rPr>
+          <w:color w:val="000000" w:themeColor="text1"/>
+          <w:sz w:val="22"/>
+          <w:szCs w:val="22"/>
+        </w:rPr>
+        <w:t>"2000-05-15");</w:t>
       </w:r>
     </w:p>
     <w:p>
@@ -6558,13 +8228,41 @@
           <w:szCs w:val="22"/>
         </w:rPr>
       </w:pPr>
-      <w:r>
-        <w:rPr>
-          <w:color w:val="000000" w:themeColor="text1"/>
-          <w:sz w:val="22"/>
-          <w:szCs w:val="22"/>
-        </w:rPr>
-        <w:t xml:space="preserve">when formatting a date we can pass to the function called format certain data as a string this string </w:t>
+      <w:proofErr w:type="gramStart"/>
+      <w:r>
+        <w:rPr>
+          <w:color w:val="000000" w:themeColor="text1"/>
+          <w:sz w:val="22"/>
+          <w:szCs w:val="22"/>
+        </w:rPr>
+        <w:t>when</w:t>
+      </w:r>
+      <w:proofErr w:type="gramEnd"/>
+      <w:r>
+        <w:rPr>
+          <w:color w:val="000000" w:themeColor="text1"/>
+          <w:sz w:val="22"/>
+          <w:szCs w:val="22"/>
+        </w:rPr>
+        <w:t xml:space="preserve"> formatting a </w:t>
+      </w:r>
+      <w:proofErr w:type="gramStart"/>
+      <w:r>
+        <w:rPr>
+          <w:color w:val="000000" w:themeColor="text1"/>
+          <w:sz w:val="22"/>
+          <w:szCs w:val="22"/>
+        </w:rPr>
+        <w:t>date</w:t>
+      </w:r>
+      <w:proofErr w:type="gramEnd"/>
+      <w:r>
+        <w:rPr>
+          <w:color w:val="000000" w:themeColor="text1"/>
+          <w:sz w:val="22"/>
+          <w:szCs w:val="22"/>
+        </w:rPr>
+        <w:t xml:space="preserve"> we can pass to the function called format certain data as a string this string </w:t>
       </w:r>
       <w:proofErr w:type="spellStart"/>
       <w:r>
@@ -6727,7 +8425,25 @@
           <w:sz w:val="22"/>
           <w:szCs w:val="22"/>
         </w:rPr>
-        <w:t>anything that we import without a braces is the default and we can choose its name on importing</w:t>
+        <w:t xml:space="preserve">anything that we import without a </w:t>
+      </w:r>
+      <w:proofErr w:type="gramStart"/>
+      <w:r>
+        <w:rPr>
+          <w:color w:val="000000" w:themeColor="text1"/>
+          <w:sz w:val="22"/>
+          <w:szCs w:val="22"/>
+        </w:rPr>
+        <w:t>braces</w:t>
+      </w:r>
+      <w:proofErr w:type="gramEnd"/>
+      <w:r>
+        <w:rPr>
+          <w:color w:val="000000" w:themeColor="text1"/>
+          <w:sz w:val="22"/>
+          <w:szCs w:val="22"/>
+        </w:rPr>
+        <w:t xml:space="preserve"> is the default and we can choose its name on importing</w:t>
       </w:r>
       <w:r>
         <w:rPr>
@@ -6760,6 +8476,7 @@
         <w:t xml:space="preserve">A default export does not mean we </w:t>
       </w:r>
       <w:proofErr w:type="spellStart"/>
+      <w:proofErr w:type="gramStart"/>
       <w:r>
         <w:rPr>
           <w:color w:val="000000" w:themeColor="text1"/>
@@ -6769,6 +8486,7 @@
         <w:t>cant</w:t>
       </w:r>
       <w:proofErr w:type="spellEnd"/>
+      <w:proofErr w:type="gramEnd"/>
       <w:r>
         <w:rPr>
           <w:color w:val="000000" w:themeColor="text1"/>
@@ -6815,7 +8533,27 @@
           <w:sz w:val="22"/>
           <w:szCs w:val="22"/>
         </w:rPr>
-        <w:t xml:space="preserve"> default cant be replaced next to, let, const or var</w:t>
+        <w:t xml:space="preserve"> default </w:t>
+      </w:r>
+      <w:proofErr w:type="gramStart"/>
+      <w:r>
+        <w:rPr>
+          <w:rFonts w:ascii="Segoe UI Emoji" w:hAnsi="Segoe UI Emoji" w:cs="Segoe UI Emoji"/>
+          <w:color w:val="000000" w:themeColor="text1"/>
+          <w:sz w:val="22"/>
+          <w:szCs w:val="22"/>
+        </w:rPr>
+        <w:t>cant</w:t>
+      </w:r>
+      <w:proofErr w:type="gramEnd"/>
+      <w:r>
+        <w:rPr>
+          <w:rFonts w:ascii="Segoe UI Emoji" w:hAnsi="Segoe UI Emoji" w:cs="Segoe UI Emoji"/>
+          <w:color w:val="000000" w:themeColor="text1"/>
+          <w:sz w:val="22"/>
+          <w:szCs w:val="22"/>
+        </w:rPr>
+        <w:t xml:space="preserve"> be replaced next to, let, const or var</w:t>
       </w:r>
     </w:p>
     <w:p>
@@ -6929,7 +8667,25 @@
           <w:sz w:val="22"/>
           <w:szCs w:val="22"/>
         </w:rPr>
-        <w:t xml:space="preserve">Objects follows </w:t>
+        <w:t xml:space="preserve">Objects </w:t>
+      </w:r>
+      <w:proofErr w:type="gramStart"/>
+      <w:r>
+        <w:rPr>
+          <w:color w:val="000000" w:themeColor="text1"/>
+          <w:sz w:val="22"/>
+          <w:szCs w:val="22"/>
+        </w:rPr>
+        <w:t>follows</w:t>
+      </w:r>
+      <w:proofErr w:type="gramEnd"/>
+      <w:r>
+        <w:rPr>
+          <w:color w:val="000000" w:themeColor="text1"/>
+          <w:sz w:val="22"/>
+          <w:szCs w:val="22"/>
+        </w:rPr>
+        <w:t xml:space="preserve"> </w:t>
       </w:r>
       <w:proofErr w:type="spellStart"/>
       <w:r>
@@ -6964,13 +8720,23 @@
           <w:u w:val="single"/>
         </w:rPr>
       </w:pPr>
-      <w:r>
-        <w:rPr>
-          <w:color w:val="000000" w:themeColor="text1"/>
-          <w:sz w:val="22"/>
-          <w:szCs w:val="22"/>
-        </w:rPr>
-        <w:t>when creating an object, it should be named after the file name, we declare a const variable = object details. At the end of the file and out of the scope of this constant we can then export this const variable as if we export the entire object</w:t>
+      <w:proofErr w:type="gramStart"/>
+      <w:r>
+        <w:rPr>
+          <w:color w:val="000000" w:themeColor="text1"/>
+          <w:sz w:val="22"/>
+          <w:szCs w:val="22"/>
+        </w:rPr>
+        <w:t>when</w:t>
+      </w:r>
+      <w:proofErr w:type="gramEnd"/>
+      <w:r>
+        <w:rPr>
+          <w:color w:val="000000" w:themeColor="text1"/>
+          <w:sz w:val="22"/>
+          <w:szCs w:val="22"/>
+        </w:rPr>
+        <w:t xml:space="preserve"> creating an object, it should be named after the file name, we declare a const variable = object details. At the end of the file and out of the scope of this constant we can then export this const variable as if we export the entire object</w:t>
       </w:r>
     </w:p>
     <w:p>
@@ -6993,7 +8759,61 @@
           <w:sz w:val="22"/>
           <w:szCs w:val="22"/>
         </w:rPr>
-        <w:t>We use the JSON format inside, a function should have the name : function() then logic</w:t>
+        <w:t xml:space="preserve">We use the JSON format </w:t>
+      </w:r>
+      <w:proofErr w:type="gramStart"/>
+      <w:r>
+        <w:rPr>
+          <w:color w:val="000000" w:themeColor="text1"/>
+          <w:sz w:val="22"/>
+          <w:szCs w:val="22"/>
+        </w:rPr>
+        <w:t>inside,</w:t>
+      </w:r>
+      <w:proofErr w:type="gramEnd"/>
+      <w:r>
+        <w:rPr>
+          <w:color w:val="000000" w:themeColor="text1"/>
+          <w:sz w:val="22"/>
+          <w:szCs w:val="22"/>
+        </w:rPr>
+        <w:t xml:space="preserve"> a function should have the </w:t>
+      </w:r>
+      <w:proofErr w:type="gramStart"/>
+      <w:r>
+        <w:rPr>
+          <w:color w:val="000000" w:themeColor="text1"/>
+          <w:sz w:val="22"/>
+          <w:szCs w:val="22"/>
+        </w:rPr>
+        <w:t>name :</w:t>
+      </w:r>
+      <w:proofErr w:type="gramEnd"/>
+      <w:r>
+        <w:rPr>
+          <w:color w:val="000000" w:themeColor="text1"/>
+          <w:sz w:val="22"/>
+          <w:szCs w:val="22"/>
+        </w:rPr>
+        <w:t xml:space="preserve"> </w:t>
+      </w:r>
+      <w:proofErr w:type="gramStart"/>
+      <w:r>
+        <w:rPr>
+          <w:color w:val="000000" w:themeColor="text1"/>
+          <w:sz w:val="22"/>
+          <w:szCs w:val="22"/>
+        </w:rPr>
+        <w:t>function(</w:t>
+      </w:r>
+      <w:proofErr w:type="gramEnd"/>
+      <w:r>
+        <w:rPr>
+          <w:color w:val="000000" w:themeColor="text1"/>
+          <w:sz w:val="22"/>
+          <w:szCs w:val="22"/>
+        </w:rPr>
+        <w:t>) then logic</w:t>
       </w:r>
     </w:p>
     <w:p>
@@ -7019,6 +8839,7 @@
         <w:t xml:space="preserve">inside an object, when we declare a variable we </w:t>
       </w:r>
       <w:proofErr w:type="spellStart"/>
+      <w:proofErr w:type="gramStart"/>
       <w:r>
         <w:rPr>
           <w:color w:val="000000" w:themeColor="text1"/>
@@ -7028,6 +8849,7 @@
         <w:t>cant</w:t>
       </w:r>
       <w:proofErr w:type="spellEnd"/>
+      <w:proofErr w:type="gramEnd"/>
       <w:r>
         <w:rPr>
           <w:color w:val="000000" w:themeColor="text1"/>
@@ -7037,13 +8859,23 @@
         <w:t xml:space="preserve"> use </w:t>
       </w:r>
       <w:proofErr w:type="spellStart"/>
-      <w:r>
-        <w:rPr>
-          <w:color w:val="000000" w:themeColor="text1"/>
-          <w:sz w:val="22"/>
-          <w:szCs w:val="22"/>
-        </w:rPr>
-        <w:t>let,var,const</w:t>
+      <w:proofErr w:type="gramStart"/>
+      <w:r>
+        <w:rPr>
+          <w:color w:val="000000" w:themeColor="text1"/>
+          <w:sz w:val="22"/>
+          <w:szCs w:val="22"/>
+        </w:rPr>
+        <w:t>let,var</w:t>
+      </w:r>
+      <w:proofErr w:type="gramEnd"/>
+      <w:r>
+        <w:rPr>
+          <w:color w:val="000000" w:themeColor="text1"/>
+          <w:sz w:val="22"/>
+          <w:szCs w:val="22"/>
+        </w:rPr>
+        <w:t>,const</w:t>
       </w:r>
       <w:proofErr w:type="spellEnd"/>
       <w:r>
@@ -7069,13 +8901,59 @@
           <w:u w:val="single"/>
         </w:rPr>
       </w:pPr>
-      <w:r>
-        <w:rPr>
-          <w:color w:val="000000" w:themeColor="text1"/>
-          <w:sz w:val="22"/>
-          <w:szCs w:val="22"/>
-        </w:rPr>
-        <w:t>we also cant use export inside an object it has to be done outside the scope of the object</w:t>
+      <w:proofErr w:type="gramStart"/>
+      <w:r>
+        <w:rPr>
+          <w:color w:val="000000" w:themeColor="text1"/>
+          <w:sz w:val="22"/>
+          <w:szCs w:val="22"/>
+        </w:rPr>
+        <w:t>we</w:t>
+      </w:r>
+      <w:proofErr w:type="gramEnd"/>
+      <w:r>
+        <w:rPr>
+          <w:color w:val="000000" w:themeColor="text1"/>
+          <w:sz w:val="22"/>
+          <w:szCs w:val="22"/>
+        </w:rPr>
+        <w:t xml:space="preserve"> also </w:t>
+      </w:r>
+      <w:proofErr w:type="gramStart"/>
+      <w:r>
+        <w:rPr>
+          <w:color w:val="000000" w:themeColor="text1"/>
+          <w:sz w:val="22"/>
+          <w:szCs w:val="22"/>
+        </w:rPr>
+        <w:t>cant</w:t>
+      </w:r>
+      <w:proofErr w:type="gramEnd"/>
+      <w:r>
+        <w:rPr>
+          <w:color w:val="000000" w:themeColor="text1"/>
+          <w:sz w:val="22"/>
+          <w:szCs w:val="22"/>
+        </w:rPr>
+        <w:t xml:space="preserve"> use export inside an object it </w:t>
+      </w:r>
+      <w:proofErr w:type="gramStart"/>
+      <w:r>
+        <w:rPr>
+          <w:color w:val="000000" w:themeColor="text1"/>
+          <w:sz w:val="22"/>
+          <w:szCs w:val="22"/>
+        </w:rPr>
+        <w:t>has to</w:t>
+      </w:r>
+      <w:proofErr w:type="gramEnd"/>
+      <w:r>
+        <w:rPr>
+          <w:color w:val="000000" w:themeColor="text1"/>
+          <w:sz w:val="22"/>
+          <w:szCs w:val="22"/>
+        </w:rPr>
+        <w:t xml:space="preserve"> be done outside the scope of the object</w:t>
       </w:r>
     </w:p>
     <w:p>
@@ -7098,7 +8976,25 @@
           <w:sz w:val="22"/>
           <w:szCs w:val="22"/>
         </w:rPr>
-        <w:t>using arrow functions inside the object creates conflicts because of how the key word this works</w:t>
+        <w:t xml:space="preserve">using arrow functions inside the object creates conflicts because of how the key </w:t>
+      </w:r>
+      <w:proofErr w:type="gramStart"/>
+      <w:r>
+        <w:rPr>
+          <w:color w:val="000000" w:themeColor="text1"/>
+          <w:sz w:val="22"/>
+          <w:szCs w:val="22"/>
+        </w:rPr>
+        <w:t>word this</w:t>
+      </w:r>
+      <w:proofErr w:type="gramEnd"/>
+      <w:r>
+        <w:rPr>
+          <w:color w:val="000000" w:themeColor="text1"/>
+          <w:sz w:val="22"/>
+          <w:szCs w:val="22"/>
+        </w:rPr>
+        <w:t xml:space="preserve"> works</w:t>
       </w:r>
     </w:p>
     <w:p>
@@ -7115,13 +9011,23 @@
           <w:u w:val="single"/>
         </w:rPr>
       </w:pPr>
-      <w:r>
-        <w:rPr>
-          <w:color w:val="000000" w:themeColor="text1"/>
-          <w:sz w:val="22"/>
-          <w:szCs w:val="22"/>
-        </w:rPr>
-        <w:t xml:space="preserve">just like java, the word this </w:t>
+      <w:proofErr w:type="gramStart"/>
+      <w:r>
+        <w:rPr>
+          <w:color w:val="000000" w:themeColor="text1"/>
+          <w:sz w:val="22"/>
+          <w:szCs w:val="22"/>
+        </w:rPr>
+        <w:t>just</w:t>
+      </w:r>
+      <w:proofErr w:type="gramEnd"/>
+      <w:r>
+        <w:rPr>
+          <w:color w:val="000000" w:themeColor="text1"/>
+          <w:sz w:val="22"/>
+          <w:szCs w:val="22"/>
+        </w:rPr>
+        <w:t xml:space="preserve"> like java, the word this </w:t>
       </w:r>
       <w:proofErr w:type="spellStart"/>
       <w:r>
@@ -7162,7 +9068,25 @@
           <w:sz w:val="22"/>
           <w:szCs w:val="22"/>
         </w:rPr>
-        <w:t>const obj1 = new Class(value, value2); this is how we create a new object instance of a class</w:t>
+        <w:t xml:space="preserve">const obj1 = new </w:t>
+      </w:r>
+      <w:proofErr w:type="gramStart"/>
+      <w:r>
+        <w:rPr>
+          <w:color w:val="000000" w:themeColor="text1"/>
+          <w:sz w:val="22"/>
+          <w:szCs w:val="22"/>
+        </w:rPr>
+        <w:t>Class(</w:t>
+      </w:r>
+      <w:proofErr w:type="gramEnd"/>
+      <w:r>
+        <w:rPr>
+          <w:color w:val="000000" w:themeColor="text1"/>
+          <w:sz w:val="22"/>
+          <w:szCs w:val="22"/>
+        </w:rPr>
+        <w:t>value, value2); this is how we create a new object instance of a class</w:t>
       </w:r>
     </w:p>
     <w:p>
@@ -7327,6 +9251,7 @@
         <w:t xml:space="preserve"> them but in both cases we </w:t>
       </w:r>
       <w:proofErr w:type="spellStart"/>
+      <w:proofErr w:type="gramStart"/>
       <w:r>
         <w:rPr>
           <w:color w:val="000000" w:themeColor="text1"/>
@@ -7336,6 +9261,7 @@
         <w:t>cant</w:t>
       </w:r>
       <w:proofErr w:type="spellEnd"/>
+      <w:proofErr w:type="gramEnd"/>
       <w:r>
         <w:rPr>
           <w:color w:val="000000" w:themeColor="text1"/>
@@ -7345,13 +9271,23 @@
         <w:t xml:space="preserve"> use (</w:t>
       </w:r>
       <w:proofErr w:type="spellStart"/>
-      <w:r>
-        <w:rPr>
-          <w:color w:val="000000" w:themeColor="text1"/>
-          <w:sz w:val="22"/>
-          <w:szCs w:val="22"/>
-        </w:rPr>
-        <w:t>const,let,var</w:t>
+      <w:proofErr w:type="gramStart"/>
+      <w:r>
+        <w:rPr>
+          <w:color w:val="000000" w:themeColor="text1"/>
+          <w:sz w:val="22"/>
+          <w:szCs w:val="22"/>
+        </w:rPr>
+        <w:t>const,let</w:t>
+      </w:r>
+      <w:proofErr w:type="gramEnd"/>
+      <w:r>
+        <w:rPr>
+          <w:color w:val="000000" w:themeColor="text1"/>
+          <w:sz w:val="22"/>
+          <w:szCs w:val="22"/>
+        </w:rPr>
+        <w:t>,var</w:t>
       </w:r>
       <w:proofErr w:type="spellEnd"/>
       <w:r>
@@ -7382,7 +9318,43 @@
           <w:sz w:val="22"/>
           <w:szCs w:val="22"/>
         </w:rPr>
-        <w:t xml:space="preserve">Using the hash ‘#’ before a function or a variable makes it private, its also the convention in </w:t>
+        <w:t xml:space="preserve">Using the </w:t>
+      </w:r>
+      <w:proofErr w:type="gramStart"/>
+      <w:r>
+        <w:rPr>
+          <w:color w:val="000000" w:themeColor="text1"/>
+          <w:sz w:val="22"/>
+          <w:szCs w:val="22"/>
+        </w:rPr>
+        <w:t>hash ‘#’</w:t>
+      </w:r>
+      <w:proofErr w:type="gramEnd"/>
+      <w:r>
+        <w:rPr>
+          <w:color w:val="000000" w:themeColor="text1"/>
+          <w:sz w:val="22"/>
+          <w:szCs w:val="22"/>
+        </w:rPr>
+        <w:t xml:space="preserve"> before a function or a variable makes it private, </w:t>
+      </w:r>
+      <w:proofErr w:type="gramStart"/>
+      <w:r>
+        <w:rPr>
+          <w:color w:val="000000" w:themeColor="text1"/>
+          <w:sz w:val="22"/>
+          <w:szCs w:val="22"/>
+        </w:rPr>
+        <w:t>its</w:t>
+      </w:r>
+      <w:proofErr w:type="gramEnd"/>
+      <w:r>
+        <w:rPr>
+          <w:color w:val="000000" w:themeColor="text1"/>
+          <w:sz w:val="22"/>
+          <w:szCs w:val="22"/>
+        </w:rPr>
+        <w:t xml:space="preserve"> also the convention in </w:t>
       </w:r>
       <w:proofErr w:type="spellStart"/>
       <w:r>
@@ -7400,7 +9372,25 @@
           <w:sz w:val="22"/>
           <w:szCs w:val="22"/>
         </w:rPr>
-        <w:t xml:space="preserve"> to make our data private and only accessible through setters and getters for protection and open/closed principle support</w:t>
+        <w:t xml:space="preserve"> to make our data private and only accessible through setters and getters for protection and open/closed </w:t>
+      </w:r>
+      <w:proofErr w:type="gramStart"/>
+      <w:r>
+        <w:rPr>
+          <w:color w:val="000000" w:themeColor="text1"/>
+          <w:sz w:val="22"/>
+          <w:szCs w:val="22"/>
+        </w:rPr>
+        <w:t>principle</w:t>
+      </w:r>
+      <w:proofErr w:type="gramEnd"/>
+      <w:r>
+        <w:rPr>
+          <w:color w:val="000000" w:themeColor="text1"/>
+          <w:sz w:val="22"/>
+          <w:szCs w:val="22"/>
+        </w:rPr>
+        <w:t xml:space="preserve"> support</w:t>
       </w:r>
     </w:p>
     <w:p>
@@ -7462,7 +9452,25 @@
           <w:sz w:val="22"/>
           <w:szCs w:val="22"/>
         </w:rPr>
-        <w:t xml:space="preserve">In JS we can only have one constructor per class, in Java we an overload constructors, this is not the case with </w:t>
+        <w:t xml:space="preserve">In JS we can only have one constructor per class, in Java we an </w:t>
+      </w:r>
+      <w:proofErr w:type="gramStart"/>
+      <w:r>
+        <w:rPr>
+          <w:color w:val="000000" w:themeColor="text1"/>
+          <w:sz w:val="22"/>
+          <w:szCs w:val="22"/>
+        </w:rPr>
+        <w:t>overload constructors</w:t>
+      </w:r>
+      <w:proofErr w:type="gramEnd"/>
+      <w:r>
+        <w:rPr>
+          <w:color w:val="000000" w:themeColor="text1"/>
+          <w:sz w:val="22"/>
+          <w:szCs w:val="22"/>
+        </w:rPr>
+        <w:t xml:space="preserve">, this is not the case with </w:t>
       </w:r>
       <w:proofErr w:type="spellStart"/>
       <w:r>
@@ -7568,7 +9576,25 @@
           <w:sz w:val="22"/>
           <w:szCs w:val="22"/>
         </w:rPr>
-        <w:t xml:space="preserve">  start() {</w:t>
+        <w:t xml:space="preserve">  </w:t>
+      </w:r>
+      <w:proofErr w:type="gramStart"/>
+      <w:r>
+        <w:rPr>
+          <w:color w:val="000000" w:themeColor="text1"/>
+          <w:sz w:val="22"/>
+          <w:szCs w:val="22"/>
+        </w:rPr>
+        <w:t>start(</w:t>
+      </w:r>
+      <w:proofErr w:type="gramEnd"/>
+      <w:r>
+        <w:rPr>
+          <w:color w:val="000000" w:themeColor="text1"/>
+          <w:sz w:val="22"/>
+          <w:szCs w:val="22"/>
+        </w:rPr>
+        <w:t>) {</w:t>
       </w:r>
     </w:p>
     <w:p>
@@ -7586,7 +9612,25 @@
           <w:sz w:val="22"/>
           <w:szCs w:val="22"/>
         </w:rPr>
-        <w:t xml:space="preserve">    console.log("Engine started");</w:t>
+        <w:t xml:space="preserve">    </w:t>
+      </w:r>
+      <w:proofErr w:type="gramStart"/>
+      <w:r>
+        <w:rPr>
+          <w:color w:val="000000" w:themeColor="text1"/>
+          <w:sz w:val="22"/>
+          <w:szCs w:val="22"/>
+        </w:rPr>
+        <w:t>console.log(</w:t>
+      </w:r>
+      <w:proofErr w:type="gramEnd"/>
+      <w:r>
+        <w:rPr>
+          <w:color w:val="000000" w:themeColor="text1"/>
+          <w:sz w:val="22"/>
+          <w:szCs w:val="22"/>
+        </w:rPr>
+        <w:t>"Engine started");</w:t>
       </w:r>
     </w:p>
     <w:p>
@@ -7704,7 +9748,25 @@
           <w:sz w:val="22"/>
           <w:szCs w:val="22"/>
         </w:rPr>
-        <w:t xml:space="preserve">  constructor() {</w:t>
+        <w:t xml:space="preserve">  </w:t>
+      </w:r>
+      <w:proofErr w:type="gramStart"/>
+      <w:r>
+        <w:rPr>
+          <w:color w:val="000000" w:themeColor="text1"/>
+          <w:sz w:val="22"/>
+          <w:szCs w:val="22"/>
+        </w:rPr>
+        <w:t>constructor(</w:t>
+      </w:r>
+      <w:proofErr w:type="gramEnd"/>
+      <w:r>
+        <w:rPr>
+          <w:color w:val="000000" w:themeColor="text1"/>
+          <w:sz w:val="22"/>
+          <w:szCs w:val="22"/>
+        </w:rPr>
+        <w:t>) {</w:t>
       </w:r>
     </w:p>
     <w:p>
@@ -7725,6 +9787,7 @@
         <w:t xml:space="preserve">    </w:t>
       </w:r>
       <w:proofErr w:type="spellStart"/>
+      <w:proofErr w:type="gramStart"/>
       <w:r>
         <w:rPr>
           <w:color w:val="000000" w:themeColor="text1"/>
@@ -7734,13 +9797,32 @@
         <w:t>this.engine</w:t>
       </w:r>
       <w:proofErr w:type="spellEnd"/>
-      <w:r>
-        <w:rPr>
-          <w:color w:val="000000" w:themeColor="text1"/>
-          <w:sz w:val="22"/>
-          <w:szCs w:val="22"/>
-        </w:rPr>
-        <w:t xml:space="preserve"> = new Engine();</w:t>
+      <w:proofErr w:type="gramEnd"/>
+      <w:r>
+        <w:rPr>
+          <w:color w:val="000000" w:themeColor="text1"/>
+          <w:sz w:val="22"/>
+          <w:szCs w:val="22"/>
+        </w:rPr>
+        <w:t xml:space="preserve"> = new </w:t>
+      </w:r>
+      <w:proofErr w:type="gramStart"/>
+      <w:r>
+        <w:rPr>
+          <w:color w:val="000000" w:themeColor="text1"/>
+          <w:sz w:val="22"/>
+          <w:szCs w:val="22"/>
+        </w:rPr>
+        <w:t>Engine(</w:t>
+      </w:r>
+      <w:proofErr w:type="gramEnd"/>
+      <w:r>
+        <w:rPr>
+          <w:color w:val="000000" w:themeColor="text1"/>
+          <w:sz w:val="22"/>
+          <w:szCs w:val="22"/>
+        </w:rPr>
+        <w:t>);</w:t>
       </w:r>
     </w:p>
     <w:p>
@@ -7798,7 +9880,25 @@
           <w:sz w:val="22"/>
           <w:szCs w:val="22"/>
         </w:rPr>
-        <w:t>We can use the .map() function to turn some data into new classes for each dataset</w:t>
+        <w:t xml:space="preserve">We can use </w:t>
+      </w:r>
+      <w:proofErr w:type="gramStart"/>
+      <w:r>
+        <w:rPr>
+          <w:color w:val="000000" w:themeColor="text1"/>
+          <w:sz w:val="22"/>
+          <w:szCs w:val="22"/>
+        </w:rPr>
+        <w:t>the .map</w:t>
+      </w:r>
+      <w:proofErr w:type="gramEnd"/>
+      <w:r>
+        <w:rPr>
+          <w:color w:val="000000" w:themeColor="text1"/>
+          <w:sz w:val="22"/>
+          <w:szCs w:val="22"/>
+        </w:rPr>
+        <w:t>() function to turn some data into new classes for each dataset</w:t>
       </w:r>
     </w:p>
     <w:p>
@@ -7883,7 +9983,25 @@
           <w:sz w:val="22"/>
           <w:szCs w:val="22"/>
         </w:rPr>
-        <w:t xml:space="preserve">. For example we can create an object ‘not a </w:t>
+        <w:t xml:space="preserve">. For </w:t>
+      </w:r>
+      <w:proofErr w:type="gramStart"/>
+      <w:r>
+        <w:rPr>
+          <w:color w:val="000000" w:themeColor="text1"/>
+          <w:sz w:val="22"/>
+          <w:szCs w:val="22"/>
+        </w:rPr>
+        <w:t>example</w:t>
+      </w:r>
+      <w:proofErr w:type="gramEnd"/>
+      <w:r>
+        <w:rPr>
+          <w:color w:val="000000" w:themeColor="text1"/>
+          <w:sz w:val="22"/>
+          <w:szCs w:val="22"/>
+        </w:rPr>
+        <w:t xml:space="preserve"> we can create an object ‘not a </w:t>
       </w:r>
       <w:proofErr w:type="spellStart"/>
       <w:r>
@@ -7901,15 +10019,33 @@
           <w:sz w:val="22"/>
           <w:szCs w:val="22"/>
         </w:rPr>
-        <w:t xml:space="preserve"> that is called animal, then make it have a function, we can then create another object called dog  </w:t>
-      </w:r>
-      <w:r>
-        <w:rPr>
-          <w:color w:val="000000" w:themeColor="text1"/>
-          <w:sz w:val="22"/>
-          <w:szCs w:val="22"/>
-        </w:rPr>
-        <w:t xml:space="preserve">const dog = </w:t>
+        <w:t xml:space="preserve"> that is called animal, then make it have a function, we can then create another object called </w:t>
+      </w:r>
+      <w:proofErr w:type="gramStart"/>
+      <w:r>
+        <w:rPr>
+          <w:color w:val="000000" w:themeColor="text1"/>
+          <w:sz w:val="22"/>
+          <w:szCs w:val="22"/>
+        </w:rPr>
+        <w:t xml:space="preserve">dog  </w:t>
+      </w:r>
+      <w:r>
+        <w:rPr>
+          <w:color w:val="000000" w:themeColor="text1"/>
+          <w:sz w:val="22"/>
+          <w:szCs w:val="22"/>
+        </w:rPr>
+        <w:t>const</w:t>
+      </w:r>
+      <w:proofErr w:type="gramEnd"/>
+      <w:r>
+        <w:rPr>
+          <w:color w:val="000000" w:themeColor="text1"/>
+          <w:sz w:val="22"/>
+          <w:szCs w:val="22"/>
+        </w:rPr>
+        <w:t xml:space="preserve"> dog = </w:t>
       </w:r>
       <w:proofErr w:type="spellStart"/>
       <w:r>
@@ -8023,7 +10159,43 @@
           <w:sz w:val="22"/>
           <w:szCs w:val="22"/>
         </w:rPr>
-        <w:t xml:space="preserve">constructor(name) { this.name = name; } } </w:t>
+        <w:t xml:space="preserve">constructor(name) </w:t>
+      </w:r>
+      <w:proofErr w:type="gramStart"/>
+      <w:r>
+        <w:rPr>
+          <w:color w:val="000000" w:themeColor="text1"/>
+          <w:sz w:val="22"/>
+          <w:szCs w:val="22"/>
+        </w:rPr>
+        <w:t>{ this.name</w:t>
+      </w:r>
+      <w:proofErr w:type="gramEnd"/>
+      <w:r>
+        <w:rPr>
+          <w:color w:val="000000" w:themeColor="text1"/>
+          <w:sz w:val="22"/>
+          <w:szCs w:val="22"/>
+        </w:rPr>
+        <w:t xml:space="preserve"> = name</w:t>
+      </w:r>
+      <w:proofErr w:type="gramStart"/>
+      <w:r>
+        <w:rPr>
+          <w:color w:val="000000" w:themeColor="text1"/>
+          <w:sz w:val="22"/>
+          <w:szCs w:val="22"/>
+        </w:rPr>
+        <w:t>; }</w:t>
+      </w:r>
+      <w:proofErr w:type="gramEnd"/>
+      <w:r>
+        <w:rPr>
+          <w:color w:val="000000" w:themeColor="text1"/>
+          <w:sz w:val="22"/>
+          <w:szCs w:val="22"/>
+        </w:rPr>
+        <w:t xml:space="preserve"> } </w:t>
       </w:r>
     </w:p>
     <w:p>
@@ -8053,13 +10225,41 @@
           <w:szCs w:val="22"/>
         </w:rPr>
       </w:pPr>
-      <w:r>
-        <w:rPr>
-          <w:color w:val="000000" w:themeColor="text1"/>
-          <w:sz w:val="22"/>
-          <w:szCs w:val="22"/>
-        </w:rPr>
-        <w:t xml:space="preserve">constructor(name, breed) { </w:t>
+      <w:proofErr w:type="gramStart"/>
+      <w:r>
+        <w:rPr>
+          <w:color w:val="000000" w:themeColor="text1"/>
+          <w:sz w:val="22"/>
+          <w:szCs w:val="22"/>
+        </w:rPr>
+        <w:t>constructor(</w:t>
+      </w:r>
+      <w:proofErr w:type="gramEnd"/>
+      <w:r>
+        <w:rPr>
+          <w:color w:val="000000" w:themeColor="text1"/>
+          <w:sz w:val="22"/>
+          <w:szCs w:val="22"/>
+        </w:rPr>
+        <w:t xml:space="preserve">name, </w:t>
+      </w:r>
+      <w:proofErr w:type="gramStart"/>
+      <w:r>
+        <w:rPr>
+          <w:color w:val="000000" w:themeColor="text1"/>
+          <w:sz w:val="22"/>
+          <w:szCs w:val="22"/>
+        </w:rPr>
+        <w:t>breed) {</w:t>
+      </w:r>
+      <w:proofErr w:type="gramEnd"/>
+      <w:r>
+        <w:rPr>
+          <w:color w:val="000000" w:themeColor="text1"/>
+          <w:sz w:val="22"/>
+          <w:szCs w:val="22"/>
+        </w:rPr>
+        <w:t xml:space="preserve"> </w:t>
       </w:r>
     </w:p>
     <w:p>
@@ -8090,6 +10290,7 @@
         </w:rPr>
       </w:pPr>
       <w:proofErr w:type="spellStart"/>
+      <w:proofErr w:type="gramStart"/>
       <w:r>
         <w:rPr>
           <w:color w:val="000000" w:themeColor="text1"/>
@@ -8099,13 +10300,32 @@
         <w:t>this.breed</w:t>
       </w:r>
       <w:proofErr w:type="spellEnd"/>
-      <w:r>
-        <w:rPr>
-          <w:color w:val="000000" w:themeColor="text1"/>
-          <w:sz w:val="22"/>
-          <w:szCs w:val="22"/>
-        </w:rPr>
-        <w:t xml:space="preserve"> = breed; } } </w:t>
+      <w:proofErr w:type="gramEnd"/>
+      <w:r>
+        <w:rPr>
+          <w:color w:val="000000" w:themeColor="text1"/>
+          <w:sz w:val="22"/>
+          <w:szCs w:val="22"/>
+        </w:rPr>
+        <w:t xml:space="preserve"> = breed</w:t>
+      </w:r>
+      <w:proofErr w:type="gramStart"/>
+      <w:r>
+        <w:rPr>
+          <w:color w:val="000000" w:themeColor="text1"/>
+          <w:sz w:val="22"/>
+          <w:szCs w:val="22"/>
+        </w:rPr>
+        <w:t>; }</w:t>
+      </w:r>
+      <w:proofErr w:type="gramEnd"/>
+      <w:r>
+        <w:rPr>
+          <w:color w:val="000000" w:themeColor="text1"/>
+          <w:sz w:val="22"/>
+          <w:szCs w:val="22"/>
+        </w:rPr>
+        <w:t xml:space="preserve"> } </w:t>
       </w:r>
     </w:p>
     <w:p>
@@ -8123,7 +10343,25 @@
           <w:sz w:val="22"/>
           <w:szCs w:val="22"/>
         </w:rPr>
-        <w:t>const dog = new Dog("Buddy", "Labrador");</w:t>
+        <w:t xml:space="preserve">const dog = new </w:t>
+      </w:r>
+      <w:proofErr w:type="gramStart"/>
+      <w:r>
+        <w:rPr>
+          <w:color w:val="000000" w:themeColor="text1"/>
+          <w:sz w:val="22"/>
+          <w:szCs w:val="22"/>
+        </w:rPr>
+        <w:t>Dog(</w:t>
+      </w:r>
+      <w:proofErr w:type="gramEnd"/>
+      <w:r>
+        <w:rPr>
+          <w:color w:val="000000" w:themeColor="text1"/>
+          <w:sz w:val="22"/>
+          <w:szCs w:val="22"/>
+        </w:rPr>
+        <w:t>"Buddy", "Labrador");</w:t>
       </w:r>
     </w:p>
     <w:p>
@@ -8145,7 +10383,43 @@
           <w:sz w:val="22"/>
           <w:szCs w:val="22"/>
         </w:rPr>
-        <w:t>JS has the method super() but it does not have the method this() like the one we have in java</w:t>
+        <w:t xml:space="preserve">JS has the method </w:t>
+      </w:r>
+      <w:proofErr w:type="gramStart"/>
+      <w:r>
+        <w:rPr>
+          <w:color w:val="000000" w:themeColor="text1"/>
+          <w:sz w:val="22"/>
+          <w:szCs w:val="22"/>
+        </w:rPr>
+        <w:t>super()</w:t>
+      </w:r>
+      <w:proofErr w:type="gramEnd"/>
+      <w:r>
+        <w:rPr>
+          <w:color w:val="000000" w:themeColor="text1"/>
+          <w:sz w:val="22"/>
+          <w:szCs w:val="22"/>
+        </w:rPr>
+        <w:t xml:space="preserve"> but it does not have the method </w:t>
+      </w:r>
+      <w:proofErr w:type="gramStart"/>
+      <w:r>
+        <w:rPr>
+          <w:color w:val="000000" w:themeColor="text1"/>
+          <w:sz w:val="22"/>
+          <w:szCs w:val="22"/>
+        </w:rPr>
+        <w:t>this(</w:t>
+      </w:r>
+      <w:proofErr w:type="gramEnd"/>
+      <w:r>
+        <w:rPr>
+          <w:color w:val="000000" w:themeColor="text1"/>
+          <w:sz w:val="22"/>
+          <w:szCs w:val="22"/>
+        </w:rPr>
+        <w:t>) like the one we have in java</w:t>
       </w:r>
     </w:p>
     <w:p>
@@ -8161,13 +10435,23 @@
           <w:szCs w:val="22"/>
         </w:rPr>
       </w:pPr>
-      <w:r>
-        <w:rPr>
-          <w:color w:val="000000" w:themeColor="text1"/>
-          <w:sz w:val="22"/>
-          <w:szCs w:val="22"/>
-        </w:rPr>
-        <w:t>super() is used to call the parent class's constructor.</w:t>
+      <w:proofErr w:type="gramStart"/>
+      <w:r>
+        <w:rPr>
+          <w:color w:val="000000" w:themeColor="text1"/>
+          <w:sz w:val="22"/>
+          <w:szCs w:val="22"/>
+        </w:rPr>
+        <w:t>super(</w:t>
+      </w:r>
+      <w:proofErr w:type="gramEnd"/>
+      <w:r>
+        <w:rPr>
+          <w:color w:val="000000" w:themeColor="text1"/>
+          <w:sz w:val="22"/>
+          <w:szCs w:val="22"/>
+        </w:rPr>
+        <w:t>) is used to call the parent class's constructor.</w:t>
       </w:r>
       <w:r>
         <w:rPr>
@@ -8205,7 +10489,25 @@
           <w:sz w:val="22"/>
           <w:szCs w:val="22"/>
         </w:rPr>
-        <w:t>f the child class in JS has a constructor that we wrote it does not call super()</w:t>
+        <w:t xml:space="preserve">f the child class in JS has a constructor that we wrote it does not call </w:t>
+      </w:r>
+      <w:proofErr w:type="gramStart"/>
+      <w:r>
+        <w:rPr>
+          <w:color w:val="000000" w:themeColor="text1"/>
+          <w:sz w:val="22"/>
+          <w:szCs w:val="22"/>
+        </w:rPr>
+        <w:t>super(</w:t>
+      </w:r>
+      <w:proofErr w:type="gramEnd"/>
+      <w:r>
+        <w:rPr>
+          <w:color w:val="000000" w:themeColor="text1"/>
+          <w:sz w:val="22"/>
+          <w:szCs w:val="22"/>
+        </w:rPr>
+        <w:t>)</w:t>
       </w:r>
     </w:p>
     <w:p>
@@ -8235,9 +10537,64 @@
           <w:sz w:val="22"/>
           <w:szCs w:val="22"/>
         </w:rPr>
-        <w:t xml:space="preserve">he child class only calls super() if it has no constructor. it will call the same constructor as its parent class but with its own argument. if the child class has a constructor defined inside it, it </w:t>
+        <w:t xml:space="preserve">he child class only calls </w:t>
+      </w:r>
+      <w:proofErr w:type="gramStart"/>
+      <w:r>
+        <w:rPr>
+          <w:color w:val="000000" w:themeColor="text1"/>
+          <w:sz w:val="22"/>
+          <w:szCs w:val="22"/>
+        </w:rPr>
+        <w:t>super(</w:t>
+      </w:r>
+      <w:proofErr w:type="gramEnd"/>
+      <w:r>
+        <w:rPr>
+          <w:color w:val="000000" w:themeColor="text1"/>
+          <w:sz w:val="22"/>
+          <w:szCs w:val="22"/>
+        </w:rPr>
+        <w:t xml:space="preserve">) if it has no constructor. </w:t>
+      </w:r>
+      <w:proofErr w:type="gramStart"/>
+      <w:r>
+        <w:rPr>
+          <w:color w:val="000000" w:themeColor="text1"/>
+          <w:sz w:val="22"/>
+          <w:szCs w:val="22"/>
+        </w:rPr>
+        <w:t>it</w:t>
+      </w:r>
+      <w:proofErr w:type="gramEnd"/>
+      <w:r>
+        <w:rPr>
+          <w:color w:val="000000" w:themeColor="text1"/>
+          <w:sz w:val="22"/>
+          <w:szCs w:val="22"/>
+        </w:rPr>
+        <w:t xml:space="preserve"> will call the same constructor as its parent class but with its own argument. </w:t>
+      </w:r>
+      <w:proofErr w:type="gramStart"/>
+      <w:r>
+        <w:rPr>
+          <w:color w:val="000000" w:themeColor="text1"/>
+          <w:sz w:val="22"/>
+          <w:szCs w:val="22"/>
+        </w:rPr>
+        <w:t>if</w:t>
+      </w:r>
+      <w:proofErr w:type="gramEnd"/>
+      <w:r>
+        <w:rPr>
+          <w:color w:val="000000" w:themeColor="text1"/>
+          <w:sz w:val="22"/>
+          <w:szCs w:val="22"/>
+        </w:rPr>
+        <w:t xml:space="preserve"> the child class has a constructor defined inside it, it </w:t>
       </w:r>
       <w:proofErr w:type="spellStart"/>
+      <w:proofErr w:type="gramStart"/>
       <w:r>
         <w:rPr>
           <w:color w:val="000000" w:themeColor="text1"/>
@@ -8247,13 +10604,32 @@
         <w:t>wont</w:t>
       </w:r>
       <w:proofErr w:type="spellEnd"/>
-      <w:r>
-        <w:rPr>
-          <w:color w:val="000000" w:themeColor="text1"/>
-          <w:sz w:val="22"/>
-          <w:szCs w:val="22"/>
-        </w:rPr>
-        <w:t xml:space="preserve"> run super()</w:t>
+      <w:proofErr w:type="gramEnd"/>
+      <w:r>
+        <w:rPr>
+          <w:color w:val="000000" w:themeColor="text1"/>
+          <w:sz w:val="22"/>
+          <w:szCs w:val="22"/>
+        </w:rPr>
+        <w:t xml:space="preserve"> run </w:t>
+      </w:r>
+      <w:proofErr w:type="gramStart"/>
+      <w:r>
+        <w:rPr>
+          <w:color w:val="000000" w:themeColor="text1"/>
+          <w:sz w:val="22"/>
+          <w:szCs w:val="22"/>
+        </w:rPr>
+        <w:t>super(</w:t>
+      </w:r>
+      <w:proofErr w:type="gramEnd"/>
+      <w:r>
+        <w:rPr>
+          <w:color w:val="000000" w:themeColor="text1"/>
+          <w:sz w:val="22"/>
+          <w:szCs w:val="22"/>
+        </w:rPr>
+        <w:t>)</w:t>
       </w:r>
       <w:r>
         <w:rPr>
@@ -8313,7 +10689,25 @@
           <w:sz w:val="22"/>
           <w:szCs w:val="22"/>
         </w:rPr>
-        <w:t>Method overriding means that a child class provides its own implementation of a method that already exists in the parent class.</w:t>
+        <w:t xml:space="preserve">Method overriding means that a </w:t>
+      </w:r>
+      <w:proofErr w:type="gramStart"/>
+      <w:r>
+        <w:rPr>
+          <w:color w:val="000000" w:themeColor="text1"/>
+          <w:sz w:val="22"/>
+          <w:szCs w:val="22"/>
+        </w:rPr>
+        <w:t>child class</w:t>
+      </w:r>
+      <w:proofErr w:type="gramEnd"/>
+      <w:r>
+        <w:rPr>
+          <w:color w:val="000000" w:themeColor="text1"/>
+          <w:sz w:val="22"/>
+          <w:szCs w:val="22"/>
+        </w:rPr>
+        <w:t xml:space="preserve"> provides its own implementation of a method that already exists in the parent class.</w:t>
       </w:r>
     </w:p>
     <w:p>
@@ -8329,13 +10723,41 @@
           <w:szCs w:val="22"/>
         </w:rPr>
       </w:pPr>
-      <w:r>
-        <w:rPr>
-          <w:color w:val="000000" w:themeColor="text1"/>
-          <w:sz w:val="22"/>
-          <w:szCs w:val="22"/>
-        </w:rPr>
-        <w:t>Polymorphism which means many forms, is the ability to invoke different method types based on the object type. We don’t need to check for the object type before we execute the function its to be decided during the run time.</w:t>
+      <w:proofErr w:type="gramStart"/>
+      <w:r>
+        <w:rPr>
+          <w:color w:val="000000" w:themeColor="text1"/>
+          <w:sz w:val="22"/>
+          <w:szCs w:val="22"/>
+        </w:rPr>
+        <w:t>Polymorphism</w:t>
+      </w:r>
+      <w:proofErr w:type="gramEnd"/>
+      <w:r>
+        <w:rPr>
+          <w:color w:val="000000" w:themeColor="text1"/>
+          <w:sz w:val="22"/>
+          <w:szCs w:val="22"/>
+        </w:rPr>
+        <w:t xml:space="preserve"> which means many forms, is the ability to invoke different method types based on the object type. We don’t need to check for the object type before we execute the function </w:t>
+      </w:r>
+      <w:proofErr w:type="gramStart"/>
+      <w:r>
+        <w:rPr>
+          <w:color w:val="000000" w:themeColor="text1"/>
+          <w:sz w:val="22"/>
+          <w:szCs w:val="22"/>
+        </w:rPr>
+        <w:t>its</w:t>
+      </w:r>
+      <w:proofErr w:type="gramEnd"/>
+      <w:r>
+        <w:rPr>
+          <w:color w:val="000000" w:themeColor="text1"/>
+          <w:sz w:val="22"/>
+          <w:szCs w:val="22"/>
+        </w:rPr>
+        <w:t xml:space="preserve"> to be decided during the run time.</w:t>
       </w:r>
     </w:p>
     <w:p>
@@ -8357,7 +10779,25 @@
           <w:sz w:val="22"/>
           <w:szCs w:val="22"/>
         </w:rPr>
-        <w:t>Regular functions get their own this depending on how they are called. Arrow functions don't create their own this; they inherit this from the surrounding scope</w:t>
+        <w:t xml:space="preserve">Regular functions get their </w:t>
+      </w:r>
+      <w:proofErr w:type="gramStart"/>
+      <w:r>
+        <w:rPr>
+          <w:color w:val="000000" w:themeColor="text1"/>
+          <w:sz w:val="22"/>
+          <w:szCs w:val="22"/>
+        </w:rPr>
+        <w:t>own this</w:t>
+      </w:r>
+      <w:proofErr w:type="gramEnd"/>
+      <w:r>
+        <w:rPr>
+          <w:color w:val="000000" w:themeColor="text1"/>
+          <w:sz w:val="22"/>
+          <w:szCs w:val="22"/>
+        </w:rPr>
+        <w:t xml:space="preserve"> depending on how they are called. Arrow functions don't create their own this; they inherit this from the surrounding scope</w:t>
       </w:r>
       <w:r>
         <w:rPr>
@@ -8381,21 +10821,103 @@
           <w:szCs w:val="22"/>
         </w:rPr>
       </w:pPr>
-      <w:r>
-        <w:rPr>
-          <w:color w:val="000000" w:themeColor="text1"/>
-          <w:sz w:val="22"/>
-          <w:szCs w:val="22"/>
-        </w:rPr>
-        <w:t>.call() simply means: run this function, but choose what this is.</w:t>
-      </w:r>
-      <w:r>
-        <w:rPr>
-          <w:color w:val="000000" w:themeColor="text1"/>
-          <w:sz w:val="22"/>
-          <w:szCs w:val="22"/>
-        </w:rPr>
-        <w:t xml:space="preserve"> So it helps us achieving polymorphism, we choose which overridden function we want to use.</w:t>
+      <w:proofErr w:type="gramStart"/>
+      <w:r>
+        <w:rPr>
+          <w:color w:val="000000" w:themeColor="text1"/>
+          <w:sz w:val="22"/>
+          <w:szCs w:val="22"/>
+        </w:rPr>
+        <w:t>.call</w:t>
+      </w:r>
+      <w:proofErr w:type="gramEnd"/>
+      <w:r>
+        <w:rPr>
+          <w:color w:val="000000" w:themeColor="text1"/>
+          <w:sz w:val="22"/>
+          <w:szCs w:val="22"/>
+        </w:rPr>
+        <w:t xml:space="preserve">() simply </w:t>
+      </w:r>
+      <w:proofErr w:type="gramStart"/>
+      <w:r>
+        <w:rPr>
+          <w:color w:val="000000" w:themeColor="text1"/>
+          <w:sz w:val="22"/>
+          <w:szCs w:val="22"/>
+        </w:rPr>
+        <w:t>means:</w:t>
+      </w:r>
+      <w:proofErr w:type="gramEnd"/>
+      <w:r>
+        <w:rPr>
+          <w:color w:val="000000" w:themeColor="text1"/>
+          <w:sz w:val="22"/>
+          <w:szCs w:val="22"/>
+        </w:rPr>
+        <w:t xml:space="preserve"> run this </w:t>
+      </w:r>
+      <w:proofErr w:type="gramStart"/>
+      <w:r>
+        <w:rPr>
+          <w:color w:val="000000" w:themeColor="text1"/>
+          <w:sz w:val="22"/>
+          <w:szCs w:val="22"/>
+        </w:rPr>
+        <w:t>function, but</w:t>
+      </w:r>
+      <w:proofErr w:type="gramEnd"/>
+      <w:r>
+        <w:rPr>
+          <w:color w:val="000000" w:themeColor="text1"/>
+          <w:sz w:val="22"/>
+          <w:szCs w:val="22"/>
+        </w:rPr>
+        <w:t xml:space="preserve"> choose what this is.</w:t>
+      </w:r>
+      <w:r>
+        <w:rPr>
+          <w:color w:val="000000" w:themeColor="text1"/>
+          <w:sz w:val="22"/>
+          <w:szCs w:val="22"/>
+        </w:rPr>
+        <w:t xml:space="preserve"> </w:t>
+      </w:r>
+      <w:proofErr w:type="gramStart"/>
+      <w:r>
+        <w:rPr>
+          <w:color w:val="000000" w:themeColor="text1"/>
+          <w:sz w:val="22"/>
+          <w:szCs w:val="22"/>
+        </w:rPr>
+        <w:t>So</w:t>
+      </w:r>
+      <w:proofErr w:type="gramEnd"/>
+      <w:r>
+        <w:rPr>
+          <w:color w:val="000000" w:themeColor="text1"/>
+          <w:sz w:val="22"/>
+          <w:szCs w:val="22"/>
+        </w:rPr>
+        <w:t xml:space="preserve"> it helps us </w:t>
+      </w:r>
+      <w:proofErr w:type="gramStart"/>
+      <w:r>
+        <w:rPr>
+          <w:color w:val="000000" w:themeColor="text1"/>
+          <w:sz w:val="22"/>
+          <w:szCs w:val="22"/>
+        </w:rPr>
+        <w:t>achieving</w:t>
+      </w:r>
+      <w:proofErr w:type="gramEnd"/>
+      <w:r>
+        <w:rPr>
+          <w:color w:val="000000" w:themeColor="text1"/>
+          <w:sz w:val="22"/>
+          <w:szCs w:val="22"/>
+        </w:rPr>
+        <w:t xml:space="preserve"> polymorphism, we choose which overridden function we want to use.</w:t>
       </w:r>
     </w:p>
     <w:p>
@@ -8497,6 +11019,7 @@
         </w:rPr>
       </w:pPr>
       <w:proofErr w:type="spellStart"/>
+      <w:proofErr w:type="gramStart"/>
       <w:r>
         <w:rPr>
           <w:color w:val="000000" w:themeColor="text1"/>
@@ -8506,6 +11029,7 @@
         <w:t>Its</w:t>
       </w:r>
       <w:proofErr w:type="spellEnd"/>
+      <w:proofErr w:type="gramEnd"/>
       <w:r>
         <w:rPr>
           <w:color w:val="000000" w:themeColor="text1"/>
@@ -8568,13 +11092,23 @@
           <w:szCs w:val="22"/>
         </w:rPr>
       </w:pPr>
-      <w:r>
-        <w:rPr>
-          <w:color w:val="000000" w:themeColor="text1"/>
-          <w:sz w:val="22"/>
-          <w:szCs w:val="22"/>
-        </w:rPr>
-        <w:t>Its better to use Automated tests which means using code to test code</w:t>
+      <w:proofErr w:type="gramStart"/>
+      <w:r>
+        <w:rPr>
+          <w:color w:val="000000" w:themeColor="text1"/>
+          <w:sz w:val="22"/>
+          <w:szCs w:val="22"/>
+        </w:rPr>
+        <w:t>Its</w:t>
+      </w:r>
+      <w:proofErr w:type="gramEnd"/>
+      <w:r>
+        <w:rPr>
+          <w:color w:val="000000" w:themeColor="text1"/>
+          <w:sz w:val="22"/>
+          <w:szCs w:val="22"/>
+        </w:rPr>
+        <w:t xml:space="preserve"> better to use Automated tests which means using code to test code</w:t>
       </w:r>
     </w:p>
     <w:p>
@@ -8832,6 +11366,7 @@
         <w:t xml:space="preserve">To run Jasmine, we should download the open sources project from </w:t>
       </w:r>
       <w:proofErr w:type="spellStart"/>
+      <w:proofErr w:type="gramStart"/>
       <w:r>
         <w:rPr>
           <w:color w:val="000000" w:themeColor="text1"/>
@@ -8847,7 +11382,16 @@
           <w:sz w:val="22"/>
           <w:szCs w:val="22"/>
         </w:rPr>
-        <w:t>, and then put it in the same directory as our source code. Not inside but on the same tree level</w:t>
+        <w:t>, and</w:t>
+      </w:r>
+      <w:proofErr w:type="gramEnd"/>
+      <w:r>
+        <w:rPr>
+          <w:color w:val="000000" w:themeColor="text1"/>
+          <w:sz w:val="22"/>
+          <w:szCs w:val="22"/>
+        </w:rPr>
+        <w:t xml:space="preserve"> then put it in the same directory as our source code. Not inside but on the same tree level</w:t>
       </w:r>
     </w:p>
     <w:p>
@@ -8917,7 +11461,25 @@
           <w:sz w:val="22"/>
           <w:szCs w:val="22"/>
         </w:rPr>
-        <w:t>In Jasmine, to create a test suite we use function:  describe(param1, param2); param1 is a string that represents the name of the suite, param2 is a function, this function includes other functions these other functions are the test cases</w:t>
+        <w:t xml:space="preserve">In Jasmine, to create a test suite we use function:  </w:t>
+      </w:r>
+      <w:proofErr w:type="gramStart"/>
+      <w:r>
+        <w:rPr>
+          <w:color w:val="000000" w:themeColor="text1"/>
+          <w:sz w:val="22"/>
+          <w:szCs w:val="22"/>
+        </w:rPr>
+        <w:t>describe(</w:t>
+      </w:r>
+      <w:proofErr w:type="gramEnd"/>
+      <w:r>
+        <w:rPr>
+          <w:color w:val="000000" w:themeColor="text1"/>
+          <w:sz w:val="22"/>
+          <w:szCs w:val="22"/>
+        </w:rPr>
+        <w:t>param1, param2); param1 is a string that represents the name of the suite, param2 is a function, this function includes other functions these other functions are the test cases</w:t>
       </w:r>
     </w:p>
     <w:p>
@@ -8933,13 +11495,59 @@
           <w:szCs w:val="22"/>
         </w:rPr>
       </w:pPr>
-      <w:r>
-        <w:rPr>
-          <w:color w:val="000000" w:themeColor="text1"/>
-          <w:sz w:val="22"/>
-          <w:szCs w:val="22"/>
-        </w:rPr>
-        <w:t>it("test name", function () { // test code });</w:t>
+      <w:proofErr w:type="gramStart"/>
+      <w:r>
+        <w:rPr>
+          <w:color w:val="000000" w:themeColor="text1"/>
+          <w:sz w:val="22"/>
+          <w:szCs w:val="22"/>
+        </w:rPr>
+        <w:t>it(</w:t>
+      </w:r>
+      <w:proofErr w:type="gramEnd"/>
+      <w:r>
+        <w:rPr>
+          <w:color w:val="000000" w:themeColor="text1"/>
+          <w:sz w:val="22"/>
+          <w:szCs w:val="22"/>
+        </w:rPr>
+        <w:t xml:space="preserve">"test name", function () </w:t>
+      </w:r>
+      <w:proofErr w:type="gramStart"/>
+      <w:r>
+        <w:rPr>
+          <w:color w:val="000000" w:themeColor="text1"/>
+          <w:sz w:val="22"/>
+          <w:szCs w:val="22"/>
+        </w:rPr>
+        <w:t>{ /</w:t>
+      </w:r>
+      <w:proofErr w:type="gramEnd"/>
+      <w:r>
+        <w:rPr>
+          <w:color w:val="000000" w:themeColor="text1"/>
+          <w:sz w:val="22"/>
+          <w:szCs w:val="22"/>
+        </w:rPr>
+        <w:t xml:space="preserve">/ test </w:t>
+      </w:r>
+      <w:proofErr w:type="gramStart"/>
+      <w:r>
+        <w:rPr>
+          <w:color w:val="000000" w:themeColor="text1"/>
+          <w:sz w:val="22"/>
+          <w:szCs w:val="22"/>
+        </w:rPr>
+        <w:t>code }</w:t>
+      </w:r>
+      <w:proofErr w:type="gramEnd"/>
+      <w:r>
+        <w:rPr>
+          <w:color w:val="000000" w:themeColor="text1"/>
+          <w:sz w:val="22"/>
+          <w:szCs w:val="22"/>
+        </w:rPr>
+        <w:t>);</w:t>
       </w:r>
       <w:r>
         <w:rPr>
@@ -8966,6 +11574,7 @@
           <w14:ligatures w14:val="standardContextual"/>
         </w:rPr>
       </w:pPr>
+      <w:proofErr w:type="gramStart"/>
       <w:r>
         <w:rPr>
           <w:rFonts w:asciiTheme="minorHAnsi" w:eastAsiaTheme="minorHAnsi" w:hAnsiTheme="minorHAnsi" w:cstheme="minorBidi"/>
@@ -8975,8 +11584,9 @@
           <w:szCs w:val="22"/>
           <w14:ligatures w14:val="standardContextual"/>
         </w:rPr>
-        <w:t>expect() is used inside the it() function.</w:t>
-      </w:r>
+        <w:t>expect(</w:t>
+      </w:r>
+      <w:proofErr w:type="gramEnd"/>
       <w:r>
         <w:rPr>
           <w:rFonts w:asciiTheme="minorHAnsi" w:eastAsiaTheme="minorHAnsi" w:hAnsiTheme="minorHAnsi" w:cstheme="minorBidi"/>
@@ -8986,6 +11596,41 @@
           <w:szCs w:val="22"/>
           <w14:ligatures w14:val="standardContextual"/>
         </w:rPr>
+        <w:t xml:space="preserve">) is used inside the </w:t>
+      </w:r>
+      <w:proofErr w:type="gramStart"/>
+      <w:r>
+        <w:rPr>
+          <w:rFonts w:asciiTheme="minorHAnsi" w:eastAsiaTheme="minorHAnsi" w:hAnsiTheme="minorHAnsi" w:cstheme="minorBidi"/>
+          <w:color w:val="000000" w:themeColor="text1"/>
+          <w:kern w:val="2"/>
+          <w:sz w:val="22"/>
+          <w:szCs w:val="22"/>
+          <w14:ligatures w14:val="standardContextual"/>
+        </w:rPr>
+        <w:t>it(</w:t>
+      </w:r>
+      <w:proofErr w:type="gramEnd"/>
+      <w:r>
+        <w:rPr>
+          <w:rFonts w:asciiTheme="minorHAnsi" w:eastAsiaTheme="minorHAnsi" w:hAnsiTheme="minorHAnsi" w:cstheme="minorBidi"/>
+          <w:color w:val="000000" w:themeColor="text1"/>
+          <w:kern w:val="2"/>
+          <w:sz w:val="22"/>
+          <w:szCs w:val="22"/>
+          <w14:ligatures w14:val="standardContextual"/>
+        </w:rPr>
+        <w:t>) function.</w:t>
+      </w:r>
+      <w:r>
+        <w:rPr>
+          <w:rFonts w:asciiTheme="minorHAnsi" w:eastAsiaTheme="minorHAnsi" w:hAnsiTheme="minorHAnsi" w:cstheme="minorBidi"/>
+          <w:color w:val="000000" w:themeColor="text1"/>
+          <w:kern w:val="2"/>
+          <w:sz w:val="22"/>
+          <w:szCs w:val="22"/>
+          <w14:ligatures w14:val="standardContextual"/>
+        </w:rPr>
         <w:t xml:space="preserve"> </w:t>
       </w:r>
       <w:r>
@@ -9013,6 +11658,7 @@
           <w:szCs w:val="22"/>
         </w:rPr>
       </w:pPr>
+      <w:proofErr w:type="gramStart"/>
       <w:r>
         <w:rPr>
           <w:color w:val="000000" w:themeColor="text1"/>
@@ -9031,6 +11677,7 @@
         <w:t>toEqual</w:t>
       </w:r>
       <w:proofErr w:type="spellEnd"/>
+      <w:proofErr w:type="gramEnd"/>
       <w:r>
         <w:rPr>
           <w:color w:val="000000" w:themeColor="text1"/>
@@ -9075,7 +11722,34 @@
           <w:sz w:val="22"/>
           <w:szCs w:val="22"/>
         </w:rPr>
-        <w:t>We can test values inside an array the same way we would just test data from a normal value like an int or so. Jasmie will compare the entire array inside the expect(what we have).</w:t>
+        <w:t xml:space="preserve">We can test values inside an array the same way we would just test data from a normal value like an int or so. Jasmie will compare the entire array inside the </w:t>
+      </w:r>
+      <w:proofErr w:type="gramStart"/>
+      <w:r>
+        <w:rPr>
+          <w:color w:val="000000" w:themeColor="text1"/>
+          <w:sz w:val="22"/>
+          <w:szCs w:val="22"/>
+        </w:rPr>
+        <w:t>expect(</w:t>
+      </w:r>
+      <w:proofErr w:type="gramEnd"/>
+      <w:r>
+        <w:rPr>
+          <w:color w:val="000000" w:themeColor="text1"/>
+          <w:sz w:val="22"/>
+          <w:szCs w:val="22"/>
+        </w:rPr>
+        <w:t>what we have</w:t>
+      </w:r>
+      <w:proofErr w:type="gramStart"/>
+      <w:r>
+        <w:rPr>
+          <w:color w:val="000000" w:themeColor="text1"/>
+          <w:sz w:val="22"/>
+          <w:szCs w:val="22"/>
+        </w:rPr>
+        <w:t>).</w:t>
       </w:r>
       <w:proofErr w:type="spellStart"/>
       <w:r>
@@ -9087,6 +11761,7 @@
         <w:t>toEqual</w:t>
       </w:r>
       <w:proofErr w:type="spellEnd"/>
+      <w:proofErr w:type="gramEnd"/>
       <w:r>
         <w:rPr>
           <w:color w:val="000000" w:themeColor="text1"/>
@@ -9110,6 +11785,7 @@
         </w:rPr>
       </w:pPr>
       <w:proofErr w:type="spellStart"/>
+      <w:proofErr w:type="gramStart"/>
       <w:r>
         <w:rPr>
           <w:color w:val="000000" w:themeColor="text1"/>
@@ -9125,7 +11801,16 @@
           <w:sz w:val="22"/>
           <w:szCs w:val="22"/>
         </w:rPr>
-        <w:t>() checks object identity — whether they are literally the same array object.</w:t>
+        <w:t>(</w:t>
+      </w:r>
+      <w:proofErr w:type="gramEnd"/>
+      <w:r>
+        <w:rPr>
+          <w:color w:val="000000" w:themeColor="text1"/>
+          <w:sz w:val="22"/>
+          <w:szCs w:val="22"/>
+        </w:rPr>
+        <w:t>) checks object identity — whether they are literally the same array object.</w:t>
       </w:r>
       <w:r>
         <w:rPr>
@@ -9155,7 +11840,25 @@
           <w:sz w:val="22"/>
           <w:szCs w:val="22"/>
         </w:rPr>
-        <w:t>functions that has no return value, we usually test the behavior of it, for example if we have a function that adds something to the cart we test it by adding something to the cart and comparing the result to the expected or the actual effect.</w:t>
+        <w:t xml:space="preserve">functions that </w:t>
+      </w:r>
+      <w:proofErr w:type="gramStart"/>
+      <w:r>
+        <w:rPr>
+          <w:color w:val="000000" w:themeColor="text1"/>
+          <w:sz w:val="22"/>
+          <w:szCs w:val="22"/>
+        </w:rPr>
+        <w:t>has</w:t>
+      </w:r>
+      <w:proofErr w:type="gramEnd"/>
+      <w:r>
+        <w:rPr>
+          <w:color w:val="000000" w:themeColor="text1"/>
+          <w:sz w:val="22"/>
+          <w:szCs w:val="22"/>
+        </w:rPr>
+        <w:t xml:space="preserve"> no return value, we usually test the behavior of it, for example if we have a function that adds something to the cart we test it by adding something to the cart and comparing the result to the expected or the actual effect.</w:t>
       </w:r>
     </w:p>
     <w:p>
@@ -9204,6 +11907,7 @@
         <w:t xml:space="preserve">Database testing follows the same basic testing principle as </w:t>
       </w:r>
       <w:proofErr w:type="spellStart"/>
+      <w:proofErr w:type="gramStart"/>
       <w:r>
         <w:rPr>
           <w:color w:val="000000" w:themeColor="text1"/>
@@ -9213,6 +11917,7 @@
         <w:t>localStorage</w:t>
       </w:r>
       <w:proofErr w:type="spellEnd"/>
+      <w:proofErr w:type="gramEnd"/>
       <w:r>
         <w:rPr>
           <w:color w:val="000000" w:themeColor="text1"/>
@@ -9236,6 +11941,7 @@
         </w:rPr>
       </w:pPr>
       <w:proofErr w:type="spellStart"/>
+      <w:proofErr w:type="gramStart"/>
       <w:r>
         <w:rPr>
           <w:color w:val="000000" w:themeColor="text1"/>
@@ -9251,7 +11957,16 @@
           <w:sz w:val="22"/>
           <w:szCs w:val="22"/>
         </w:rPr>
-        <w:t>() allows Jasmine to watch a function and record how that function is used.</w:t>
+        <w:t>(</w:t>
+      </w:r>
+      <w:proofErr w:type="gramEnd"/>
+      <w:r>
+        <w:rPr>
+          <w:color w:val="000000" w:themeColor="text1"/>
+          <w:sz w:val="22"/>
+          <w:szCs w:val="22"/>
+        </w:rPr>
+        <w:t>) allows Jasmine to watch a function and record how that function is used.</w:t>
       </w:r>
       <w:r>
         <w:rPr>
@@ -9276,6 +11991,7 @@
         </w:rPr>
       </w:pPr>
       <w:proofErr w:type="spellStart"/>
+      <w:proofErr w:type="gramStart"/>
       <w:r>
         <w:rPr>
           <w:color w:val="000000" w:themeColor="text1"/>
@@ -9291,7 +12007,16 @@
           <w:sz w:val="22"/>
           <w:szCs w:val="22"/>
         </w:rPr>
-        <w:t>(sensor, "read");</w:t>
+        <w:t>(</w:t>
+      </w:r>
+      <w:proofErr w:type="gramEnd"/>
+      <w:r>
+        <w:rPr>
+          <w:color w:val="000000" w:themeColor="text1"/>
+          <w:sz w:val="22"/>
+          <w:szCs w:val="22"/>
+        </w:rPr>
+        <w:t>sensor, "read");</w:t>
       </w:r>
       <w:r>
         <w:rPr>
@@ -9345,6 +12070,7 @@
         </w:rPr>
       </w:pPr>
       <w:proofErr w:type="spellStart"/>
+      <w:proofErr w:type="gramStart"/>
       <w:r>
         <w:rPr>
           <w:color w:val="000000" w:themeColor="text1"/>
@@ -9360,7 +12086,16 @@
           <w:sz w:val="22"/>
           <w:szCs w:val="22"/>
         </w:rPr>
-        <w:t>() replaces the original function with a fake function that you control.</w:t>
+        <w:t>(</w:t>
+      </w:r>
+      <w:proofErr w:type="gramEnd"/>
+      <w:r>
+        <w:rPr>
+          <w:color w:val="000000" w:themeColor="text1"/>
+          <w:sz w:val="22"/>
+          <w:szCs w:val="22"/>
+        </w:rPr>
+        <w:t>) replaces the original function with a fake function that you control.</w:t>
       </w:r>
       <w:r>
         <w:rPr>
@@ -9371,6 +12106,7 @@
         <w:t xml:space="preserve">  </w:t>
       </w:r>
       <w:proofErr w:type="spellStart"/>
+      <w:proofErr w:type="gramStart"/>
       <w:r>
         <w:rPr>
           <w:color w:val="000000" w:themeColor="text1"/>
@@ -9386,7 +12122,34 @@
           <w:sz w:val="22"/>
           <w:szCs w:val="22"/>
         </w:rPr>
-        <w:t>() help us remove the dependencies of a real object, that object might be too sensitive to deal with or simply not ready</w:t>
+        <w:t>(</w:t>
+      </w:r>
+      <w:proofErr w:type="gramEnd"/>
+      <w:r>
+        <w:rPr>
+          <w:color w:val="000000" w:themeColor="text1"/>
+          <w:sz w:val="22"/>
+          <w:szCs w:val="22"/>
+        </w:rPr>
+        <w:t xml:space="preserve">) </w:t>
+      </w:r>
+      <w:proofErr w:type="gramStart"/>
+      <w:r>
+        <w:rPr>
+          <w:color w:val="000000" w:themeColor="text1"/>
+          <w:sz w:val="22"/>
+          <w:szCs w:val="22"/>
+        </w:rPr>
+        <w:t>help</w:t>
+      </w:r>
+      <w:proofErr w:type="gramEnd"/>
+      <w:r>
+        <w:rPr>
+          <w:color w:val="000000" w:themeColor="text1"/>
+          <w:sz w:val="22"/>
+          <w:szCs w:val="22"/>
+        </w:rPr>
+        <w:t xml:space="preserve"> us remove the dependencies of a real object, that object might be too sensitive to deal with or simply not ready</w:t>
       </w:r>
     </w:p>
     <w:p>
@@ -9403,6 +12166,7 @@
         </w:rPr>
       </w:pPr>
       <w:proofErr w:type="spellStart"/>
+      <w:proofErr w:type="gramStart"/>
       <w:r>
         <w:rPr>
           <w:color w:val="000000" w:themeColor="text1"/>
@@ -9418,7 +12182,16 @@
           <w:sz w:val="22"/>
           <w:szCs w:val="22"/>
         </w:rPr>
-        <w:t>(sensor, "</w:t>
+        <w:t>(</w:t>
+      </w:r>
+      <w:proofErr w:type="gramEnd"/>
+      <w:r>
+        <w:rPr>
+          <w:color w:val="000000" w:themeColor="text1"/>
+          <w:sz w:val="22"/>
+          <w:szCs w:val="22"/>
+        </w:rPr>
+        <w:t>sensor, "</w:t>
       </w:r>
       <w:proofErr w:type="spellStart"/>
       <w:r>
@@ -9439,6 +12212,7 @@
         <w:t>").</w:t>
       </w:r>
       <w:proofErr w:type="spellStart"/>
+      <w:proofErr w:type="gramStart"/>
       <w:r>
         <w:rPr>
           <w:color w:val="000000" w:themeColor="text1"/>
@@ -9448,6 +12222,7 @@
         <w:t>and.callFake</w:t>
       </w:r>
       <w:proofErr w:type="spellEnd"/>
+      <w:proofErr w:type="gramEnd"/>
       <w:r>
         <w:rPr>
           <w:color w:val="000000" w:themeColor="text1"/>
@@ -9546,6 +12321,7 @@
           <w:szCs w:val="22"/>
         </w:rPr>
       </w:pPr>
+      <w:proofErr w:type="gramStart"/>
       <w:r>
         <w:rPr>
           <w:color w:val="000000" w:themeColor="text1"/>
@@ -9564,6 +12340,7 @@
         <w:t>toContain</w:t>
       </w:r>
       <w:proofErr w:type="spellEnd"/>
+      <w:proofErr w:type="gramEnd"/>
       <w:r>
         <w:rPr>
           <w:color w:val="000000" w:themeColor="text1"/>
@@ -9594,6 +12371,7 @@
           <w:szCs w:val="22"/>
         </w:rPr>
       </w:pPr>
+      <w:proofErr w:type="gramStart"/>
       <w:r>
         <w:rPr>
           <w:color w:val="000000" w:themeColor="text1"/>
@@ -9611,13 +12389,23 @@
         </w:rPr>
         <w:t>not</w:t>
       </w:r>
-      <w:r>
-        <w:rPr>
-          <w:color w:val="000000" w:themeColor="text1"/>
-          <w:sz w:val="22"/>
-          <w:szCs w:val="22"/>
-        </w:rPr>
-        <w:t>.equal</w:t>
+      <w:proofErr w:type="gramEnd"/>
+      <w:r>
+        <w:rPr>
+          <w:color w:val="000000" w:themeColor="text1"/>
+          <w:sz w:val="22"/>
+          <w:szCs w:val="22"/>
+        </w:rPr>
+        <w:t>.</w:t>
+      </w:r>
+      <w:proofErr w:type="gramStart"/>
+      <w:r>
+        <w:rPr>
+          <w:color w:val="000000" w:themeColor="text1"/>
+          <w:sz w:val="22"/>
+          <w:szCs w:val="22"/>
+        </w:rPr>
+        <w:t>equal</w:t>
       </w:r>
       <w:proofErr w:type="spellEnd"/>
       <w:r>
@@ -9626,7 +12414,16 @@
           <w:sz w:val="22"/>
           <w:szCs w:val="22"/>
         </w:rPr>
-        <w:t>()</w:t>
+        <w:t>(</w:t>
+      </w:r>
+      <w:proofErr w:type="gramEnd"/>
+      <w:r>
+        <w:rPr>
+          <w:color w:val="000000" w:themeColor="text1"/>
+          <w:sz w:val="22"/>
+          <w:szCs w:val="22"/>
+        </w:rPr>
+        <w:t>)</w:t>
       </w:r>
       <w:r>
         <w:rPr>
@@ -9697,6 +12494,7 @@
         </w:rPr>
       </w:pPr>
       <w:proofErr w:type="spellStart"/>
+      <w:proofErr w:type="gramStart"/>
       <w:r>
         <w:rPr>
           <w:color w:val="000000" w:themeColor="text1"/>
@@ -9712,7 +12510,16 @@
           <w:sz w:val="22"/>
           <w:szCs w:val="22"/>
         </w:rPr>
-        <w:t>(), after each, before all and after all. All of them can be inside the describe and they behave and work the same way they do in Java Junit and mock testing.</w:t>
+        <w:t>(</w:t>
+      </w:r>
+      <w:proofErr w:type="gramEnd"/>
+      <w:r>
+        <w:rPr>
+          <w:color w:val="000000" w:themeColor="text1"/>
+          <w:sz w:val="22"/>
+          <w:szCs w:val="22"/>
+        </w:rPr>
+        <w:t>), after each, before all and after all. All of them can be inside the describe and they behave and work the same way they do in Java Junit and mock testing.</w:t>
       </w:r>
     </w:p>
     <w:p>
@@ -9754,13 +12561,23 @@
         </w:rPr>
         <w:t xml:space="preserve">, </w:t>
       </w:r>
-      <w:r>
-        <w:rPr>
-          <w:color w:val="000000" w:themeColor="text1"/>
-          <w:sz w:val="22"/>
-          <w:szCs w:val="22"/>
-        </w:rPr>
-        <w:t>It lets you get or change the visible text inside an HTML element.</w:t>
+      <w:proofErr w:type="gramStart"/>
+      <w:r>
+        <w:rPr>
+          <w:color w:val="000000" w:themeColor="text1"/>
+          <w:sz w:val="22"/>
+          <w:szCs w:val="22"/>
+        </w:rPr>
+        <w:t>It</w:t>
+      </w:r>
+      <w:proofErr w:type="gramEnd"/>
+      <w:r>
+        <w:rPr>
+          <w:color w:val="000000" w:themeColor="text1"/>
+          <w:sz w:val="22"/>
+          <w:szCs w:val="22"/>
+        </w:rPr>
+        <w:t xml:space="preserve"> lets you get or change the visible text inside an HTML element.</w:t>
       </w:r>
     </w:p>
     <w:p>
@@ -9841,6 +12658,7 @@
         <w:t xml:space="preserve">const status = </w:t>
       </w:r>
       <w:proofErr w:type="spellStart"/>
+      <w:proofErr w:type="gramStart"/>
       <w:r>
         <w:rPr>
           <w:rFonts w:asciiTheme="minorHAnsi" w:eastAsiaTheme="minorHAnsi" w:hAnsiTheme="minorHAnsi" w:cstheme="minorBidi"/>
@@ -9853,6 +12671,7 @@
         <w:t>document.getElementById</w:t>
       </w:r>
       <w:proofErr w:type="spellEnd"/>
+      <w:proofErr w:type="gramEnd"/>
       <w:r>
         <w:rPr>
           <w:rFonts w:asciiTheme="minorHAnsi" w:eastAsiaTheme="minorHAnsi" w:hAnsiTheme="minorHAnsi" w:cstheme="minorBidi"/>
@@ -9904,6 +12723,7 @@
         <w:t>console.log(</w:t>
       </w:r>
       <w:proofErr w:type="spellStart"/>
+      <w:proofErr w:type="gramStart"/>
       <w:r>
         <w:rPr>
           <w:rFonts w:asciiTheme="minorHAnsi" w:eastAsiaTheme="minorHAnsi" w:hAnsiTheme="minorHAnsi" w:cstheme="minorBidi"/>
@@ -9916,6 +12736,7 @@
         <w:t>status.innerText</w:t>
       </w:r>
       <w:proofErr w:type="spellEnd"/>
+      <w:proofErr w:type="gramEnd"/>
       <w:r>
         <w:rPr>
           <w:rFonts w:asciiTheme="minorHAnsi" w:eastAsiaTheme="minorHAnsi" w:hAnsiTheme="minorHAnsi" w:cstheme="minorBidi"/>
@@ -10127,6 +12948,7 @@
         <w:t xml:space="preserve">new </w:t>
       </w:r>
       <w:proofErr w:type="spellStart"/>
+      <w:proofErr w:type="gramStart"/>
       <w:r>
         <w:rPr>
           <w:color w:val="000000" w:themeColor="text1"/>
@@ -10142,7 +12964,16 @@
           <w:sz w:val="22"/>
           <w:szCs w:val="22"/>
         </w:rPr>
-        <w:t>() creates an object that JavaScript can use to send a request to a server and receive data back.</w:t>
+        <w:t>(</w:t>
+      </w:r>
+      <w:proofErr w:type="gramEnd"/>
+      <w:r>
+        <w:rPr>
+          <w:color w:val="000000" w:themeColor="text1"/>
+          <w:sz w:val="22"/>
+          <w:szCs w:val="22"/>
+        </w:rPr>
+        <w:t>) creates an object that JavaScript can use to send a request to a server and receive data back.</w:t>
       </w:r>
     </w:p>
     <w:p>
@@ -10158,21 +12989,49 @@
           <w:szCs w:val="22"/>
         </w:rPr>
       </w:pPr>
-      <w:r>
-        <w:rPr>
-          <w:color w:val="000000" w:themeColor="text1"/>
-          <w:sz w:val="22"/>
-          <w:szCs w:val="22"/>
-        </w:rPr>
-        <w:t>.open() takes two main parameters</w:t>
-      </w:r>
-      <w:r>
-        <w:rPr>
-          <w:color w:val="000000" w:themeColor="text1"/>
-          <w:sz w:val="22"/>
-          <w:szCs w:val="22"/>
-        </w:rPr>
-        <w:t>, the first one is the HTTP method, and the other one is the URL of the resource we want to access. .open() is only to prepare for the HTTP request it does not even start a connection, it also does not have a return value</w:t>
+      <w:proofErr w:type="gramStart"/>
+      <w:r>
+        <w:rPr>
+          <w:color w:val="000000" w:themeColor="text1"/>
+          <w:sz w:val="22"/>
+          <w:szCs w:val="22"/>
+        </w:rPr>
+        <w:t>.open</w:t>
+      </w:r>
+      <w:proofErr w:type="gramEnd"/>
+      <w:r>
+        <w:rPr>
+          <w:color w:val="000000" w:themeColor="text1"/>
+          <w:sz w:val="22"/>
+          <w:szCs w:val="22"/>
+        </w:rPr>
+        <w:t>() takes two main parameters</w:t>
+      </w:r>
+      <w:r>
+        <w:rPr>
+          <w:color w:val="000000" w:themeColor="text1"/>
+          <w:sz w:val="22"/>
+          <w:szCs w:val="22"/>
+        </w:rPr>
+        <w:t xml:space="preserve">, the first one is the HTTP method, and the other one is the URL of the resource we want to access. </w:t>
+      </w:r>
+      <w:proofErr w:type="gramStart"/>
+      <w:r>
+        <w:rPr>
+          <w:color w:val="000000" w:themeColor="text1"/>
+          <w:sz w:val="22"/>
+          <w:szCs w:val="22"/>
+        </w:rPr>
+        <w:t>.open</w:t>
+      </w:r>
+      <w:proofErr w:type="gramEnd"/>
+      <w:r>
+        <w:rPr>
+          <w:color w:val="000000" w:themeColor="text1"/>
+          <w:sz w:val="22"/>
+          <w:szCs w:val="22"/>
+        </w:rPr>
+        <w:t>() is only to prepare for the HTTP request it does not even start a connection, it also does not have a return value</w:t>
       </w:r>
     </w:p>
     <w:p>
@@ -10188,13 +13047,23 @@
           <w:szCs w:val="22"/>
         </w:rPr>
       </w:pPr>
-      <w:r>
-        <w:rPr>
-          <w:color w:val="000000" w:themeColor="text1"/>
-          <w:sz w:val="22"/>
-          <w:szCs w:val="22"/>
-        </w:rPr>
-        <w:t>.send() is where actually the magic happens, it sends the request to the server, uses the established connection or establishes a new one, provides the request body If needed</w:t>
+      <w:proofErr w:type="gramStart"/>
+      <w:r>
+        <w:rPr>
+          <w:color w:val="000000" w:themeColor="text1"/>
+          <w:sz w:val="22"/>
+          <w:szCs w:val="22"/>
+        </w:rPr>
+        <w:t>.send</w:t>
+      </w:r>
+      <w:proofErr w:type="gramEnd"/>
+      <w:r>
+        <w:rPr>
+          <w:color w:val="000000" w:themeColor="text1"/>
+          <w:sz w:val="22"/>
+          <w:szCs w:val="22"/>
+        </w:rPr>
+        <w:t>() is where actually the magic happens, it sends the request to the server, uses the established connection or establishes a new one, provides the request body If needed</w:t>
       </w:r>
     </w:p>
     <w:p>
@@ -10207,6 +13076,7 @@
         </w:rPr>
       </w:pPr>
       <w:proofErr w:type="spellStart"/>
+      <w:proofErr w:type="gramStart"/>
       <w:r>
         <w:rPr>
           <w:color w:val="000000" w:themeColor="text1"/>
@@ -10216,6 +13086,7 @@
         <w:t>request.send</w:t>
       </w:r>
       <w:proofErr w:type="spellEnd"/>
+      <w:proofErr w:type="gramEnd"/>
       <w:r>
         <w:rPr>
           <w:color w:val="000000" w:themeColor="text1"/>
@@ -10234,13 +13105,41 @@
         <w:t>JSON.stringify</w:t>
       </w:r>
       <w:proofErr w:type="spellEnd"/>
-      <w:r>
-        <w:rPr>
-          <w:color w:val="000000" w:themeColor="text1"/>
-          <w:sz w:val="22"/>
-          <w:szCs w:val="22"/>
-        </w:rPr>
-        <w:t>({ name: "John", email: "john@example.com" }));</w:t>
+      <w:proofErr w:type="gramStart"/>
+      <w:r>
+        <w:rPr>
+          <w:color w:val="000000" w:themeColor="text1"/>
+          <w:sz w:val="22"/>
+          <w:szCs w:val="22"/>
+        </w:rPr>
+        <w:t>({ name</w:t>
+      </w:r>
+      <w:proofErr w:type="gramEnd"/>
+      <w:r>
+        <w:rPr>
+          <w:color w:val="000000" w:themeColor="text1"/>
+          <w:sz w:val="22"/>
+          <w:szCs w:val="22"/>
+        </w:rPr>
+        <w:t>: "John", email: "john@example.com</w:t>
+      </w:r>
+      <w:proofErr w:type="gramStart"/>
+      <w:r>
+        <w:rPr>
+          <w:color w:val="000000" w:themeColor="text1"/>
+          <w:sz w:val="22"/>
+          <w:szCs w:val="22"/>
+        </w:rPr>
+        <w:t>" }</w:t>
+      </w:r>
+      <w:proofErr w:type="gramEnd"/>
+      <w:r>
+        <w:rPr>
+          <w:color w:val="000000" w:themeColor="text1"/>
+          <w:sz w:val="22"/>
+          <w:szCs w:val="22"/>
+        </w:rPr>
+        <w:t>));</w:t>
       </w:r>
     </w:p>
     <w:p>
@@ -10256,13 +13155,23 @@
           <w:szCs w:val="22"/>
         </w:rPr>
       </w:pPr>
-      <w:r>
-        <w:rPr>
-          <w:color w:val="000000" w:themeColor="text1"/>
-          <w:sz w:val="22"/>
-          <w:szCs w:val="22"/>
-        </w:rPr>
-        <w:t>.response is a property that contains the data the server sent back after your request.</w:t>
+      <w:proofErr w:type="gramStart"/>
+      <w:r>
+        <w:rPr>
+          <w:color w:val="000000" w:themeColor="text1"/>
+          <w:sz w:val="22"/>
+          <w:szCs w:val="22"/>
+        </w:rPr>
+        <w:t>.response</w:t>
+      </w:r>
+      <w:proofErr w:type="gramEnd"/>
+      <w:r>
+        <w:rPr>
+          <w:color w:val="000000" w:themeColor="text1"/>
+          <w:sz w:val="22"/>
+          <w:szCs w:val="22"/>
+        </w:rPr>
+        <w:t xml:space="preserve"> is a property that contains the data the server sent back after your request.</w:t>
       </w:r>
       <w:r>
         <w:rPr>
@@ -10273,6 +13182,7 @@
         <w:t xml:space="preserve"> The response has only the response body. To get the status code for example we use </w:t>
       </w:r>
       <w:proofErr w:type="spellStart"/>
+      <w:proofErr w:type="gramStart"/>
       <w:r>
         <w:rPr>
           <w:color w:val="000000" w:themeColor="text1"/>
@@ -10282,6 +13192,7 @@
         <w:t>request.status</w:t>
       </w:r>
       <w:proofErr w:type="spellEnd"/>
+      <w:proofErr w:type="gramEnd"/>
     </w:p>
     <w:p>
       <w:pPr>
@@ -10302,9 +13213,28 @@
           <w:sz w:val="22"/>
           <w:szCs w:val="22"/>
         </w:rPr>
-        <w:t xml:space="preserve">Data format that our server can receive and we can use using our </w:t>
+        <w:t xml:space="preserve">Data format that our server can </w:t>
+      </w:r>
+      <w:proofErr w:type="gramStart"/>
+      <w:r>
+        <w:rPr>
+          <w:color w:val="000000" w:themeColor="text1"/>
+          <w:sz w:val="22"/>
+          <w:szCs w:val="22"/>
+        </w:rPr>
+        <w:t>receive</w:t>
+      </w:r>
+      <w:proofErr w:type="gramEnd"/>
+      <w:r>
+        <w:rPr>
+          <w:color w:val="000000" w:themeColor="text1"/>
+          <w:sz w:val="22"/>
+          <w:szCs w:val="22"/>
+        </w:rPr>
+        <w:t xml:space="preserve"> and we can use using our </w:t>
       </w:r>
       <w:proofErr w:type="spellStart"/>
+      <w:proofErr w:type="gramStart"/>
       <w:r>
         <w:rPr>
           <w:color w:val="000000" w:themeColor="text1"/>
@@ -10314,6 +13244,7 @@
         <w:t>request.response</w:t>
       </w:r>
       <w:proofErr w:type="spellEnd"/>
+      <w:proofErr w:type="gramEnd"/>
       <w:r>
         <w:rPr>
           <w:color w:val="000000" w:themeColor="text1"/>
@@ -10322,13 +13253,32 @@
         </w:rPr>
         <w:t xml:space="preserve"> are: </w:t>
       </w:r>
-      <w:r>
-        <w:rPr>
-          <w:color w:val="000000" w:themeColor="text1"/>
-          <w:sz w:val="22"/>
-          <w:szCs w:val="22"/>
-        </w:rPr>
-        <w:t xml:space="preserve">  Plain text → text/plain </w:t>
+      <w:proofErr w:type="gramStart"/>
+      <w:r>
+        <w:rPr>
+          <w:color w:val="000000" w:themeColor="text1"/>
+          <w:sz w:val="22"/>
+          <w:szCs w:val="22"/>
+        </w:rPr>
+        <w:t>  Plain</w:t>
+      </w:r>
+      <w:proofErr w:type="gramEnd"/>
+      <w:r>
+        <w:rPr>
+          <w:color w:val="000000" w:themeColor="text1"/>
+          <w:sz w:val="22"/>
+          <w:szCs w:val="22"/>
+        </w:rPr>
+        <w:t xml:space="preserve"> text → text/</w:t>
+      </w:r>
+      <w:proofErr w:type="gramStart"/>
+      <w:r>
+        <w:rPr>
+          <w:color w:val="000000" w:themeColor="text1"/>
+          <w:sz w:val="22"/>
+          <w:szCs w:val="22"/>
+        </w:rPr>
+        <w:t xml:space="preserve">plain </w:t>
       </w:r>
       <w:r>
         <w:rPr>
@@ -10344,7 +13294,16 @@
           <w:sz w:val="22"/>
           <w:szCs w:val="22"/>
         </w:rPr>
-        <w:t>JSON → application/</w:t>
+        <w:t>JSON</w:t>
+      </w:r>
+      <w:proofErr w:type="gramEnd"/>
+      <w:r>
+        <w:rPr>
+          <w:color w:val="000000" w:themeColor="text1"/>
+          <w:sz w:val="22"/>
+          <w:szCs w:val="22"/>
+        </w:rPr>
+        <w:t xml:space="preserve"> → application/</w:t>
       </w:r>
       <w:proofErr w:type="spellStart"/>
       <w:r>
@@ -10398,7 +13357,25 @@
           <w:sz w:val="22"/>
           <w:szCs w:val="22"/>
         </w:rPr>
-        <w:t>, etc. Audio → audio/mpeg, audio/wav, etc. Video → video/mp4, etc. PDF → application/pdf CSV → text/csv Binary data/files → application/octet-stream JavaScript → text/</w:t>
+        <w:t>, etc. Audio → audio/mpeg, audio/</w:t>
+      </w:r>
+      <w:proofErr w:type="gramStart"/>
+      <w:r>
+        <w:rPr>
+          <w:color w:val="000000" w:themeColor="text1"/>
+          <w:sz w:val="22"/>
+          <w:szCs w:val="22"/>
+        </w:rPr>
+        <w:t>wav</w:t>
+      </w:r>
+      <w:proofErr w:type="gramEnd"/>
+      <w:r>
+        <w:rPr>
+          <w:color w:val="000000" w:themeColor="text1"/>
+          <w:sz w:val="22"/>
+          <w:szCs w:val="22"/>
+        </w:rPr>
+        <w:t>, etc. Video → video/mp4, etc. PDF → application/pdf CSV → text/csv Binary data/files → application/octet-stream JavaScript → text/</w:t>
       </w:r>
       <w:proofErr w:type="spellStart"/>
       <w:r>
@@ -10451,6 +13428,7 @@
         <w:t xml:space="preserve">We can use </w:t>
       </w:r>
       <w:proofErr w:type="spellStart"/>
+      <w:proofErr w:type="gramStart"/>
       <w:r>
         <w:rPr>
           <w:color w:val="000000" w:themeColor="text1"/>
@@ -10460,6 +13438,7 @@
         <w:t>request.addEventListenere</w:t>
       </w:r>
       <w:proofErr w:type="spellEnd"/>
+      <w:proofErr w:type="gramEnd"/>
       <w:r>
         <w:rPr>
           <w:color w:val="000000" w:themeColor="text1"/>
@@ -10499,6 +13478,7 @@
         <w:t xml:space="preserve">The request object which is const request = new </w:t>
       </w:r>
       <w:proofErr w:type="spellStart"/>
+      <w:proofErr w:type="gramStart"/>
       <w:r>
         <w:rPr>
           <w:color w:val="000000" w:themeColor="text1"/>
@@ -10514,7 +13494,34 @@
           <w:sz w:val="22"/>
           <w:szCs w:val="22"/>
         </w:rPr>
-        <w:t>() is async so when we wait for an event its not blocking since again from within its async</w:t>
+        <w:t>(</w:t>
+      </w:r>
+      <w:proofErr w:type="gramEnd"/>
+      <w:r>
+        <w:rPr>
+          <w:color w:val="000000" w:themeColor="text1"/>
+          <w:sz w:val="22"/>
+          <w:szCs w:val="22"/>
+        </w:rPr>
+        <w:t xml:space="preserve">) is async so when we wait for an event </w:t>
+      </w:r>
+      <w:proofErr w:type="gramStart"/>
+      <w:r>
+        <w:rPr>
+          <w:color w:val="000000" w:themeColor="text1"/>
+          <w:sz w:val="22"/>
+          <w:szCs w:val="22"/>
+        </w:rPr>
+        <w:t>its</w:t>
+      </w:r>
+      <w:proofErr w:type="gramEnd"/>
+      <w:r>
+        <w:rPr>
+          <w:color w:val="000000" w:themeColor="text1"/>
+          <w:sz w:val="22"/>
+          <w:szCs w:val="22"/>
+        </w:rPr>
+        <w:t xml:space="preserve"> not blocking since again from within its async</w:t>
       </w:r>
     </w:p>
     <w:p>
@@ -10607,6 +13614,7 @@
         <w:t xml:space="preserve"> where the callback function is to be called after the </w:t>
       </w:r>
       <w:proofErr w:type="spellStart"/>
+      <w:proofErr w:type="gramStart"/>
       <w:r>
         <w:rPr>
           <w:color w:val="000000" w:themeColor="text1"/>
@@ -10622,9 +13630,19 @@
           <w:sz w:val="22"/>
           <w:szCs w:val="22"/>
         </w:rPr>
-        <w:t xml:space="preserve">() is finished, also the </w:t>
+        <w:t>(</w:t>
+      </w:r>
+      <w:proofErr w:type="gramEnd"/>
+      <w:r>
+        <w:rPr>
+          <w:color w:val="000000" w:themeColor="text1"/>
+          <w:sz w:val="22"/>
+          <w:szCs w:val="22"/>
+        </w:rPr>
+        <w:t xml:space="preserve">) is finished, also the </w:t>
       </w:r>
       <w:proofErr w:type="spellStart"/>
+      <w:proofErr w:type="gramStart"/>
       <w:r>
         <w:rPr>
           <w:color w:val="000000" w:themeColor="text1"/>
@@ -10640,9 +13658,55 @@
           <w:sz w:val="22"/>
           <w:szCs w:val="22"/>
         </w:rPr>
-        <w:t xml:space="preserve">(); should take callback as a parameter and write callback() once its needed inside the </w:t>
+        <w:t>(</w:t>
+      </w:r>
+      <w:proofErr w:type="gramEnd"/>
+      <w:r>
+        <w:rPr>
+          <w:color w:val="000000" w:themeColor="text1"/>
+          <w:sz w:val="22"/>
+          <w:szCs w:val="22"/>
+        </w:rPr>
+        <w:t xml:space="preserve">); should take callback as a parameter and write </w:t>
+      </w:r>
+      <w:proofErr w:type="gramStart"/>
+      <w:r>
+        <w:rPr>
+          <w:color w:val="000000" w:themeColor="text1"/>
+          <w:sz w:val="22"/>
+          <w:szCs w:val="22"/>
+        </w:rPr>
+        <w:t>callback(</w:t>
+      </w:r>
+      <w:proofErr w:type="gramEnd"/>
+      <w:r>
+        <w:rPr>
+          <w:color w:val="000000" w:themeColor="text1"/>
+          <w:sz w:val="22"/>
+          <w:szCs w:val="22"/>
+        </w:rPr>
+        <w:t xml:space="preserve">) once </w:t>
+      </w:r>
+      <w:proofErr w:type="gramStart"/>
+      <w:r>
+        <w:rPr>
+          <w:color w:val="000000" w:themeColor="text1"/>
+          <w:sz w:val="22"/>
+          <w:szCs w:val="22"/>
+        </w:rPr>
+        <w:t>its</w:t>
+      </w:r>
+      <w:proofErr w:type="gramEnd"/>
+      <w:r>
+        <w:rPr>
+          <w:color w:val="000000" w:themeColor="text1"/>
+          <w:sz w:val="22"/>
+          <w:szCs w:val="22"/>
+        </w:rPr>
+        <w:t xml:space="preserve"> needed inside the </w:t>
       </w:r>
       <w:proofErr w:type="spellStart"/>
+      <w:proofErr w:type="gramStart"/>
       <w:r>
         <w:rPr>
           <w:color w:val="000000" w:themeColor="text1"/>
@@ -10658,7 +13722,16 @@
           <w:sz w:val="22"/>
           <w:szCs w:val="22"/>
         </w:rPr>
-        <w:t>() code block</w:t>
+        <w:t>(</w:t>
+      </w:r>
+      <w:proofErr w:type="gramEnd"/>
+      <w:r>
+        <w:rPr>
+          <w:color w:val="000000" w:themeColor="text1"/>
+          <w:sz w:val="22"/>
+          <w:szCs w:val="22"/>
+        </w:rPr>
+        <w:t>) code block</w:t>
       </w:r>
     </w:p>
     <w:p>
@@ -10668,6 +13741,2682 @@
           <w:ilvl w:val="0"/>
           <w:numId w:val="21"/>
         </w:numPr>
+        <w:rPr>
+          <w:color w:val="000000" w:themeColor="text1"/>
+          <w:sz w:val="22"/>
+          <w:szCs w:val="22"/>
+        </w:rPr>
+      </w:pPr>
+      <w:proofErr w:type="gramStart"/>
+      <w:r>
+        <w:rPr>
+          <w:color w:val="000000" w:themeColor="text1"/>
+          <w:sz w:val="22"/>
+          <w:szCs w:val="22"/>
+        </w:rPr>
+        <w:t>callbacks</w:t>
+      </w:r>
+      <w:proofErr w:type="gramEnd"/>
+      <w:r>
+        <w:rPr>
+          <w:color w:val="000000" w:themeColor="text1"/>
+          <w:sz w:val="22"/>
+          <w:szCs w:val="22"/>
+        </w:rPr>
+        <w:t xml:space="preserve"> </w:t>
+      </w:r>
+      <w:proofErr w:type="gramStart"/>
+      <w:r>
+        <w:rPr>
+          <w:color w:val="000000" w:themeColor="text1"/>
+          <w:sz w:val="22"/>
+          <w:szCs w:val="22"/>
+        </w:rPr>
+        <w:t>has</w:t>
+      </w:r>
+      <w:proofErr w:type="gramEnd"/>
+      <w:r>
+        <w:rPr>
+          <w:color w:val="000000" w:themeColor="text1"/>
+          <w:sz w:val="22"/>
+          <w:szCs w:val="22"/>
+        </w:rPr>
+        <w:t xml:space="preserve"> a problem with nesting which for readability and maintainability makes it harder to work with them</w:t>
+      </w:r>
+    </w:p>
+    <w:p>
+      <w:pPr>
+        <w:rPr>
+          <w:color w:val="000000" w:themeColor="text1"/>
+          <w:sz w:val="22"/>
+          <w:szCs w:val="22"/>
+        </w:rPr>
+      </w:pPr>
+    </w:p>
+    <w:p>
+      <w:pPr>
+        <w:rPr>
+          <w:b/>
+          <w:bCs/>
+          <w:color w:val="000000" w:themeColor="text1"/>
+          <w:u w:val="single"/>
+        </w:rPr>
+      </w:pPr>
+      <w:r>
+        <w:rPr>
+          <w:b/>
+          <w:bCs/>
+          <w:color w:val="000000" w:themeColor="text1"/>
+          <w:u w:val="single"/>
+        </w:rPr>
+        <w:t>Promises:</w:t>
+      </w:r>
+    </w:p>
+    <w:p>
+      <w:pPr>
+        <w:pStyle w:val="ListParagraph"/>
+        <w:numPr>
+          <w:ilvl w:val="0"/>
+          <w:numId w:val="22"/>
+        </w:numPr>
+        <w:rPr>
+          <w:color w:val="000000" w:themeColor="text1"/>
+          <w:sz w:val="22"/>
+          <w:szCs w:val="22"/>
+        </w:rPr>
+      </w:pPr>
+      <w:r>
+        <w:rPr>
+          <w:color w:val="000000" w:themeColor="text1"/>
+          <w:sz w:val="22"/>
+          <w:szCs w:val="22"/>
+        </w:rPr>
+        <w:t xml:space="preserve">A Promise represents a value that you don't have </w:t>
+      </w:r>
+      <w:proofErr w:type="gramStart"/>
+      <w:r>
+        <w:rPr>
+          <w:color w:val="000000" w:themeColor="text1"/>
+          <w:sz w:val="22"/>
+          <w:szCs w:val="22"/>
+        </w:rPr>
+        <w:t>yet, but</w:t>
+      </w:r>
+      <w:proofErr w:type="gramEnd"/>
+      <w:r>
+        <w:rPr>
+          <w:color w:val="000000" w:themeColor="text1"/>
+          <w:sz w:val="22"/>
+          <w:szCs w:val="22"/>
+        </w:rPr>
+        <w:t xml:space="preserve"> will get later.</w:t>
+      </w:r>
+      <w:r>
+        <w:rPr>
+          <w:color w:val="000000" w:themeColor="text1"/>
+          <w:sz w:val="22"/>
+          <w:szCs w:val="22"/>
+        </w:rPr>
+        <w:t xml:space="preserve"> It </w:t>
+      </w:r>
+      <w:proofErr w:type="gramStart"/>
+      <w:r>
+        <w:rPr>
+          <w:color w:val="000000" w:themeColor="text1"/>
+          <w:sz w:val="22"/>
+          <w:szCs w:val="22"/>
+        </w:rPr>
+        <w:t xml:space="preserve">a </w:t>
+      </w:r>
+      <w:proofErr w:type="spellStart"/>
+      <w:r>
+        <w:rPr>
+          <w:color w:val="000000" w:themeColor="text1"/>
+          <w:sz w:val="22"/>
+          <w:szCs w:val="22"/>
+        </w:rPr>
+        <w:t>javascript</w:t>
+      </w:r>
+      <w:proofErr w:type="spellEnd"/>
+      <w:proofErr w:type="gramEnd"/>
+      <w:r>
+        <w:rPr>
+          <w:color w:val="000000" w:themeColor="text1"/>
+          <w:sz w:val="22"/>
+          <w:szCs w:val="22"/>
+        </w:rPr>
+        <w:t xml:space="preserve"> object</w:t>
+      </w:r>
+    </w:p>
+    <w:p>
+      <w:pPr>
+        <w:pStyle w:val="ListParagraph"/>
+        <w:numPr>
+          <w:ilvl w:val="0"/>
+          <w:numId w:val="22"/>
+        </w:numPr>
+        <w:rPr>
+          <w:color w:val="000000" w:themeColor="text1"/>
+          <w:sz w:val="22"/>
+          <w:szCs w:val="22"/>
+        </w:rPr>
+      </w:pPr>
+      <w:r>
+        <w:rPr>
+          <w:color w:val="000000" w:themeColor="text1"/>
+          <w:sz w:val="22"/>
+          <w:szCs w:val="22"/>
+        </w:rPr>
+        <w:t xml:space="preserve">A promise has 3 states, pending (processing), failed, succeeded. </w:t>
+      </w:r>
+      <w:proofErr w:type="gramStart"/>
+      <w:r>
+        <w:rPr>
+          <w:color w:val="000000" w:themeColor="text1"/>
+          <w:sz w:val="22"/>
+          <w:szCs w:val="22"/>
+        </w:rPr>
+        <w:t>Resolve(</w:t>
+      </w:r>
+      <w:proofErr w:type="gramEnd"/>
+      <w:r>
+        <w:rPr>
+          <w:color w:val="000000" w:themeColor="text1"/>
+          <w:sz w:val="22"/>
+          <w:szCs w:val="22"/>
+        </w:rPr>
+        <w:t xml:space="preserve">) is for success, </w:t>
+      </w:r>
+      <w:proofErr w:type="gramStart"/>
+      <w:r>
+        <w:rPr>
+          <w:color w:val="000000" w:themeColor="text1"/>
+          <w:sz w:val="22"/>
+          <w:szCs w:val="22"/>
+        </w:rPr>
+        <w:t>Reject(</w:t>
+      </w:r>
+      <w:proofErr w:type="gramEnd"/>
+      <w:r>
+        <w:rPr>
+          <w:color w:val="000000" w:themeColor="text1"/>
+          <w:sz w:val="22"/>
+          <w:szCs w:val="22"/>
+        </w:rPr>
+        <w:t>) is for errors</w:t>
+      </w:r>
+      <w:proofErr w:type="gramStart"/>
+      <w:r>
+        <w:rPr>
+          <w:color w:val="000000" w:themeColor="text1"/>
+          <w:sz w:val="22"/>
+          <w:szCs w:val="22"/>
+        </w:rPr>
+        <w:t>, .then</w:t>
+      </w:r>
+      <w:proofErr w:type="gramEnd"/>
+      <w:r>
+        <w:rPr>
+          <w:color w:val="000000" w:themeColor="text1"/>
+          <w:sz w:val="22"/>
+          <w:szCs w:val="22"/>
+        </w:rPr>
+        <w:t>() runs when successful.</w:t>
+      </w:r>
+    </w:p>
+    <w:p>
+      <w:pPr>
+        <w:rPr>
+          <w:color w:val="000000" w:themeColor="text1"/>
+          <w:sz w:val="22"/>
+          <w:szCs w:val="22"/>
+        </w:rPr>
+      </w:pPr>
+    </w:p>
+    <w:p>
+      <w:pPr>
+        <w:pStyle w:val="ListParagraph"/>
+        <w:numPr>
+          <w:ilvl w:val="0"/>
+          <w:numId w:val="22"/>
+        </w:numPr>
+        <w:rPr>
+          <w:color w:val="000000" w:themeColor="text1"/>
+          <w:sz w:val="22"/>
+          <w:szCs w:val="22"/>
+        </w:rPr>
+      </w:pPr>
+      <w:r>
+        <w:rPr>
+          <w:color w:val="000000" w:themeColor="text1"/>
+          <w:sz w:val="22"/>
+          <w:szCs w:val="22"/>
+        </w:rPr>
+        <w:lastRenderedPageBreak/>
+        <w:t xml:space="preserve">          </w:t>
+      </w:r>
+      <w:r>
+        <w:rPr>
+          <w:color w:val="000000" w:themeColor="text1"/>
+          <w:sz w:val="22"/>
+          <w:szCs w:val="22"/>
+        </w:rPr>
+        <w:t xml:space="preserve">const promise = new </w:t>
+      </w:r>
+      <w:proofErr w:type="gramStart"/>
+      <w:r>
+        <w:rPr>
+          <w:color w:val="000000" w:themeColor="text1"/>
+          <w:sz w:val="22"/>
+          <w:szCs w:val="22"/>
+        </w:rPr>
+        <w:t>Promise(</w:t>
+      </w:r>
+      <w:proofErr w:type="gramEnd"/>
+      <w:r>
+        <w:rPr>
+          <w:color w:val="000000" w:themeColor="text1"/>
+          <w:sz w:val="22"/>
+          <w:szCs w:val="22"/>
+        </w:rPr>
+        <w:t>(resolve, reject) =&gt; {</w:t>
+      </w:r>
+    </w:p>
+    <w:p>
+      <w:pPr>
+        <w:pStyle w:val="ListParagraph"/>
+        <w:ind w:left="1440"/>
+        <w:rPr>
+          <w:color w:val="000000" w:themeColor="text1"/>
+          <w:sz w:val="22"/>
+          <w:szCs w:val="22"/>
+        </w:rPr>
+      </w:pPr>
+      <w:r>
+        <w:rPr>
+          <w:color w:val="000000" w:themeColor="text1"/>
+          <w:sz w:val="22"/>
+          <w:szCs w:val="22"/>
+        </w:rPr>
+        <w:t xml:space="preserve"> const success = true;</w:t>
+      </w:r>
+    </w:p>
+    <w:p>
+      <w:pPr>
+        <w:ind w:left="1080"/>
+        <w:rPr>
+          <w:color w:val="000000" w:themeColor="text1"/>
+          <w:sz w:val="22"/>
+          <w:szCs w:val="22"/>
+        </w:rPr>
+      </w:pPr>
+    </w:p>
+    <w:p>
+      <w:pPr>
+        <w:ind w:left="1080"/>
+        <w:rPr>
+          <w:color w:val="000000" w:themeColor="text1"/>
+          <w:sz w:val="22"/>
+          <w:szCs w:val="22"/>
+        </w:rPr>
+      </w:pPr>
+      <w:r>
+        <w:rPr>
+          <w:color w:val="000000" w:themeColor="text1"/>
+          <w:sz w:val="22"/>
+          <w:szCs w:val="22"/>
+        </w:rPr>
+        <w:t xml:space="preserve">  if (</w:t>
+      </w:r>
+      <w:proofErr w:type="gramStart"/>
+      <w:r>
+        <w:rPr>
+          <w:color w:val="000000" w:themeColor="text1"/>
+          <w:sz w:val="22"/>
+          <w:szCs w:val="22"/>
+        </w:rPr>
+        <w:t>success) {</w:t>
+      </w:r>
+      <w:proofErr w:type="gramEnd"/>
+    </w:p>
+    <w:p>
+      <w:pPr>
+        <w:ind w:left="1080"/>
+        <w:rPr>
+          <w:color w:val="000000" w:themeColor="text1"/>
+          <w:sz w:val="22"/>
+          <w:szCs w:val="22"/>
+        </w:rPr>
+      </w:pPr>
+      <w:r>
+        <w:rPr>
+          <w:color w:val="000000" w:themeColor="text1"/>
+          <w:sz w:val="22"/>
+          <w:szCs w:val="22"/>
+        </w:rPr>
+        <w:t xml:space="preserve">    </w:t>
+      </w:r>
+      <w:proofErr w:type="gramStart"/>
+      <w:r>
+        <w:rPr>
+          <w:color w:val="000000" w:themeColor="text1"/>
+          <w:sz w:val="22"/>
+          <w:szCs w:val="22"/>
+        </w:rPr>
+        <w:t>resolve(</w:t>
+      </w:r>
+      <w:proofErr w:type="gramEnd"/>
+      <w:r>
+        <w:rPr>
+          <w:color w:val="000000" w:themeColor="text1"/>
+          <w:sz w:val="22"/>
+          <w:szCs w:val="22"/>
+        </w:rPr>
+        <w:t>"Data loaded successfully!");</w:t>
+      </w:r>
+    </w:p>
+    <w:p>
+      <w:pPr>
+        <w:ind w:left="1080"/>
+        <w:rPr>
+          <w:color w:val="000000" w:themeColor="text1"/>
+          <w:sz w:val="22"/>
+          <w:szCs w:val="22"/>
+        </w:rPr>
+      </w:pPr>
+      <w:r>
+        <w:rPr>
+          <w:color w:val="000000" w:themeColor="text1"/>
+          <w:sz w:val="22"/>
+          <w:szCs w:val="22"/>
+        </w:rPr>
+        <w:t xml:space="preserve">  } else {</w:t>
+      </w:r>
+    </w:p>
+    <w:p>
+      <w:pPr>
+        <w:ind w:left="1080"/>
+        <w:rPr>
+          <w:color w:val="000000" w:themeColor="text1"/>
+          <w:sz w:val="22"/>
+          <w:szCs w:val="22"/>
+        </w:rPr>
+      </w:pPr>
+      <w:r>
+        <w:rPr>
+          <w:color w:val="000000" w:themeColor="text1"/>
+          <w:sz w:val="22"/>
+          <w:szCs w:val="22"/>
+        </w:rPr>
+        <w:t xml:space="preserve">    </w:t>
+      </w:r>
+      <w:proofErr w:type="gramStart"/>
+      <w:r>
+        <w:rPr>
+          <w:color w:val="000000" w:themeColor="text1"/>
+          <w:sz w:val="22"/>
+          <w:szCs w:val="22"/>
+        </w:rPr>
+        <w:t>reject(</w:t>
+      </w:r>
+      <w:proofErr w:type="gramEnd"/>
+      <w:r>
+        <w:rPr>
+          <w:color w:val="000000" w:themeColor="text1"/>
+          <w:sz w:val="22"/>
+          <w:szCs w:val="22"/>
+        </w:rPr>
+        <w:t>"Something went wrong!");</w:t>
+      </w:r>
+    </w:p>
+    <w:p>
+      <w:pPr>
+        <w:ind w:left="1080"/>
+        <w:rPr>
+          <w:color w:val="000000" w:themeColor="text1"/>
+          <w:sz w:val="22"/>
+          <w:szCs w:val="22"/>
+        </w:rPr>
+      </w:pPr>
+      <w:r>
+        <w:rPr>
+          <w:color w:val="000000" w:themeColor="text1"/>
+          <w:sz w:val="22"/>
+          <w:szCs w:val="22"/>
+        </w:rPr>
+        <w:t xml:space="preserve">  }</w:t>
+      </w:r>
+    </w:p>
+    <w:p>
+      <w:pPr>
+        <w:ind w:left="1080"/>
+        <w:rPr>
+          <w:color w:val="000000" w:themeColor="text1"/>
+          <w:sz w:val="22"/>
+          <w:szCs w:val="22"/>
+        </w:rPr>
+      </w:pPr>
+      <w:r>
+        <w:rPr>
+          <w:color w:val="000000" w:themeColor="text1"/>
+          <w:sz w:val="22"/>
+          <w:szCs w:val="22"/>
+        </w:rPr>
+        <w:t>});</w:t>
+      </w:r>
+    </w:p>
+    <w:p>
+      <w:pPr>
+        <w:ind w:left="1080"/>
+        <w:rPr>
+          <w:color w:val="000000" w:themeColor="text1"/>
+          <w:sz w:val="22"/>
+          <w:szCs w:val="22"/>
+        </w:rPr>
+      </w:pPr>
+    </w:p>
+    <w:p>
+      <w:pPr>
+        <w:ind w:left="1080"/>
+        <w:rPr>
+          <w:color w:val="000000" w:themeColor="text1"/>
+          <w:sz w:val="22"/>
+          <w:szCs w:val="22"/>
+        </w:rPr>
+      </w:pPr>
+      <w:proofErr w:type="gramStart"/>
+      <w:r>
+        <w:rPr>
+          <w:color w:val="000000" w:themeColor="text1"/>
+          <w:sz w:val="22"/>
+          <w:szCs w:val="22"/>
+        </w:rPr>
+        <w:t>promise</w:t>
+      </w:r>
+      <w:proofErr w:type="gramEnd"/>
+    </w:p>
+    <w:p>
+      <w:pPr>
+        <w:ind w:left="1080"/>
+        <w:rPr>
+          <w:color w:val="000000" w:themeColor="text1"/>
+          <w:sz w:val="22"/>
+          <w:szCs w:val="22"/>
+        </w:rPr>
+      </w:pPr>
+      <w:r>
+        <w:rPr>
+          <w:color w:val="000000" w:themeColor="text1"/>
+          <w:sz w:val="22"/>
+          <w:szCs w:val="22"/>
+        </w:rPr>
+        <w:t xml:space="preserve">  </w:t>
+      </w:r>
+      <w:proofErr w:type="gramStart"/>
+      <w:r>
+        <w:rPr>
+          <w:color w:val="000000" w:themeColor="text1"/>
+          <w:sz w:val="22"/>
+          <w:szCs w:val="22"/>
+        </w:rPr>
+        <w:t>.then</w:t>
+      </w:r>
+      <w:proofErr w:type="gramEnd"/>
+      <w:r>
+        <w:rPr>
+          <w:color w:val="000000" w:themeColor="text1"/>
+          <w:sz w:val="22"/>
+          <w:szCs w:val="22"/>
+        </w:rPr>
+        <w:t>(result =&gt; {</w:t>
+      </w:r>
+    </w:p>
+    <w:p>
+      <w:pPr>
+        <w:ind w:left="1080"/>
+        <w:rPr>
+          <w:color w:val="000000" w:themeColor="text1"/>
+          <w:sz w:val="22"/>
+          <w:szCs w:val="22"/>
+        </w:rPr>
+      </w:pPr>
+      <w:r>
+        <w:rPr>
+          <w:color w:val="000000" w:themeColor="text1"/>
+          <w:sz w:val="22"/>
+          <w:szCs w:val="22"/>
+        </w:rPr>
+        <w:t xml:space="preserve">    console.log(result);</w:t>
+      </w:r>
+    </w:p>
+    <w:p>
+      <w:pPr>
+        <w:ind w:left="1080"/>
+        <w:rPr>
+          <w:color w:val="000000" w:themeColor="text1"/>
+          <w:sz w:val="22"/>
+          <w:szCs w:val="22"/>
+        </w:rPr>
+      </w:pPr>
+      <w:r>
+        <w:rPr>
+          <w:color w:val="000000" w:themeColor="text1"/>
+          <w:sz w:val="22"/>
+          <w:szCs w:val="22"/>
+        </w:rPr>
+        <w:t xml:space="preserve">  })</w:t>
+      </w:r>
+    </w:p>
+    <w:p>
+      <w:pPr>
+        <w:ind w:left="1080"/>
+        <w:rPr>
+          <w:color w:val="000000" w:themeColor="text1"/>
+          <w:sz w:val="22"/>
+          <w:szCs w:val="22"/>
+        </w:rPr>
+      </w:pPr>
+      <w:r>
+        <w:rPr>
+          <w:color w:val="000000" w:themeColor="text1"/>
+          <w:sz w:val="22"/>
+          <w:szCs w:val="22"/>
+        </w:rPr>
+        <w:t xml:space="preserve">  </w:t>
+      </w:r>
+      <w:proofErr w:type="gramStart"/>
+      <w:r>
+        <w:rPr>
+          <w:color w:val="000000" w:themeColor="text1"/>
+          <w:sz w:val="22"/>
+          <w:szCs w:val="22"/>
+        </w:rPr>
+        <w:t>.catch</w:t>
+      </w:r>
+      <w:proofErr w:type="gramEnd"/>
+      <w:r>
+        <w:rPr>
+          <w:color w:val="000000" w:themeColor="text1"/>
+          <w:sz w:val="22"/>
+          <w:szCs w:val="22"/>
+        </w:rPr>
+        <w:t>(error =&gt; {</w:t>
+      </w:r>
+    </w:p>
+    <w:p>
+      <w:pPr>
+        <w:ind w:left="1080"/>
+        <w:rPr>
+          <w:color w:val="000000" w:themeColor="text1"/>
+          <w:sz w:val="22"/>
+          <w:szCs w:val="22"/>
+        </w:rPr>
+      </w:pPr>
+      <w:r>
+        <w:rPr>
+          <w:color w:val="000000" w:themeColor="text1"/>
+          <w:sz w:val="22"/>
+          <w:szCs w:val="22"/>
+        </w:rPr>
+        <w:t xml:space="preserve">    console.log(error);</w:t>
+      </w:r>
+    </w:p>
+    <w:p>
+      <w:pPr>
+        <w:ind w:left="1080"/>
+        <w:rPr>
+          <w:color w:val="000000" w:themeColor="text1"/>
+          <w:sz w:val="22"/>
+          <w:szCs w:val="22"/>
+        </w:rPr>
+      </w:pPr>
+      <w:r>
+        <w:rPr>
+          <w:color w:val="000000" w:themeColor="text1"/>
+          <w:sz w:val="22"/>
+          <w:szCs w:val="22"/>
+        </w:rPr>
+        <w:t xml:space="preserve">  });</w:t>
+      </w:r>
+    </w:p>
+    <w:p>
+      <w:pPr>
+        <w:pStyle w:val="ListParagraph"/>
+        <w:numPr>
+          <w:ilvl w:val="0"/>
+          <w:numId w:val="23"/>
+        </w:numPr>
+        <w:rPr>
+          <w:color w:val="000000" w:themeColor="text1"/>
+          <w:sz w:val="22"/>
+          <w:szCs w:val="22"/>
+        </w:rPr>
+      </w:pPr>
+      <w:r>
+        <w:rPr>
+          <w:color w:val="000000" w:themeColor="text1"/>
+          <w:sz w:val="22"/>
+          <w:szCs w:val="22"/>
+        </w:rPr>
+        <w:t xml:space="preserve">Promise gives us 2 parameters when declaring it, one is the resolve which code to execute when the promise is success, and reject </w:t>
+      </w:r>
+      <w:proofErr w:type="gramStart"/>
+      <w:r>
+        <w:rPr>
+          <w:color w:val="000000" w:themeColor="text1"/>
+          <w:sz w:val="22"/>
+          <w:szCs w:val="22"/>
+        </w:rPr>
+        <w:t>which is</w:t>
+      </w:r>
+      <w:proofErr w:type="gramEnd"/>
+      <w:r>
+        <w:rPr>
+          <w:color w:val="000000" w:themeColor="text1"/>
+          <w:sz w:val="22"/>
+          <w:szCs w:val="22"/>
+        </w:rPr>
+        <w:t xml:space="preserve"> code to execute if the promise is failed.  The return result of the resolve is passed to </w:t>
+      </w:r>
+      <w:proofErr w:type="gramStart"/>
+      <w:r>
+        <w:rPr>
+          <w:color w:val="000000" w:themeColor="text1"/>
+          <w:sz w:val="22"/>
+          <w:szCs w:val="22"/>
+        </w:rPr>
+        <w:t>the .then</w:t>
+      </w:r>
+      <w:proofErr w:type="gramEnd"/>
+      <w:r>
+        <w:rPr>
+          <w:color w:val="000000" w:themeColor="text1"/>
+          <w:sz w:val="22"/>
+          <w:szCs w:val="22"/>
+        </w:rPr>
+        <w:t xml:space="preserve">(), and the result of the reject is passed to </w:t>
+      </w:r>
+      <w:proofErr w:type="gramStart"/>
+      <w:r>
+        <w:rPr>
+          <w:color w:val="000000" w:themeColor="text1"/>
+          <w:sz w:val="22"/>
+          <w:szCs w:val="22"/>
+        </w:rPr>
+        <w:t>the .catch</w:t>
+      </w:r>
+      <w:proofErr w:type="gramEnd"/>
+      <w:r>
+        <w:rPr>
+          <w:color w:val="000000" w:themeColor="text1"/>
+          <w:sz w:val="22"/>
+          <w:szCs w:val="22"/>
+        </w:rPr>
+        <w:t>()</w:t>
+      </w:r>
+    </w:p>
+    <w:p>
+      <w:pPr>
+        <w:pStyle w:val="ListParagraph"/>
+        <w:numPr>
+          <w:ilvl w:val="0"/>
+          <w:numId w:val="23"/>
+        </w:numPr>
+        <w:rPr>
+          <w:color w:val="000000" w:themeColor="text1"/>
+          <w:sz w:val="22"/>
+          <w:szCs w:val="22"/>
+        </w:rPr>
+      </w:pPr>
+      <w:r>
+        <w:rPr>
+          <w:color w:val="000000" w:themeColor="text1"/>
+          <w:sz w:val="22"/>
+          <w:szCs w:val="22"/>
+        </w:rPr>
+        <w:t xml:space="preserve">We can pass to resolve a function but </w:t>
+      </w:r>
+      <w:proofErr w:type="gramStart"/>
+      <w:r>
+        <w:rPr>
+          <w:color w:val="000000" w:themeColor="text1"/>
+          <w:sz w:val="22"/>
+          <w:szCs w:val="22"/>
+        </w:rPr>
+        <w:t>lets</w:t>
+      </w:r>
+      <w:proofErr w:type="gramEnd"/>
+      <w:r>
+        <w:rPr>
+          <w:color w:val="000000" w:themeColor="text1"/>
+          <w:sz w:val="22"/>
+          <w:szCs w:val="22"/>
+        </w:rPr>
+        <w:t xml:space="preserve"> be aware that we pass the function as </w:t>
+      </w:r>
+      <w:proofErr w:type="spellStart"/>
+      <w:r>
+        <w:rPr>
+          <w:color w:val="000000" w:themeColor="text1"/>
+          <w:sz w:val="22"/>
+          <w:szCs w:val="22"/>
+        </w:rPr>
+        <w:t>func</w:t>
+      </w:r>
+      <w:proofErr w:type="spellEnd"/>
+      <w:r>
+        <w:rPr>
+          <w:color w:val="000000" w:themeColor="text1"/>
+          <w:sz w:val="22"/>
+          <w:szCs w:val="22"/>
+        </w:rPr>
+        <w:t xml:space="preserve"> not </w:t>
+      </w:r>
+      <w:proofErr w:type="spellStart"/>
+      <w:proofErr w:type="gramStart"/>
+      <w:r>
+        <w:rPr>
+          <w:color w:val="000000" w:themeColor="text1"/>
+          <w:sz w:val="22"/>
+          <w:szCs w:val="22"/>
+        </w:rPr>
+        <w:t>func</w:t>
+      </w:r>
+      <w:proofErr w:type="spellEnd"/>
+      <w:r>
+        <w:rPr>
+          <w:color w:val="000000" w:themeColor="text1"/>
+          <w:sz w:val="22"/>
+          <w:szCs w:val="22"/>
+        </w:rPr>
+        <w:t>(</w:t>
+      </w:r>
+      <w:proofErr w:type="gramEnd"/>
+      <w:r>
+        <w:rPr>
+          <w:color w:val="000000" w:themeColor="text1"/>
+          <w:sz w:val="22"/>
+          <w:szCs w:val="22"/>
+        </w:rPr>
+        <w:t xml:space="preserve">) we pass it as a value. </w:t>
+      </w:r>
+      <w:proofErr w:type="gramStart"/>
+      <w:r>
+        <w:rPr>
+          <w:color w:val="000000" w:themeColor="text1"/>
+          <w:sz w:val="22"/>
+          <w:szCs w:val="22"/>
+        </w:rPr>
+        <w:t>The</w:t>
+      </w:r>
+      <w:proofErr w:type="gramEnd"/>
+      <w:r>
+        <w:rPr>
+          <w:color w:val="000000" w:themeColor="text1"/>
+          <w:sz w:val="22"/>
+          <w:szCs w:val="22"/>
+        </w:rPr>
+        <w:t xml:space="preserve"> we can run the resolve to run a function in </w:t>
+      </w:r>
+      <w:proofErr w:type="gramStart"/>
+      <w:r>
+        <w:rPr>
+          <w:color w:val="000000" w:themeColor="text1"/>
+          <w:sz w:val="22"/>
+          <w:szCs w:val="22"/>
+        </w:rPr>
+        <w:t>the .then</w:t>
+      </w:r>
+      <w:proofErr w:type="gramEnd"/>
+      <w:r>
+        <w:rPr>
+          <w:color w:val="000000" w:themeColor="text1"/>
+          <w:sz w:val="22"/>
+          <w:szCs w:val="22"/>
+        </w:rPr>
+        <w:t>()</w:t>
+      </w:r>
+    </w:p>
+    <w:p>
+      <w:pPr>
+        <w:ind w:left="720"/>
+        <w:rPr>
+          <w:color w:val="000000" w:themeColor="text1"/>
+          <w:sz w:val="22"/>
+          <w:szCs w:val="22"/>
+        </w:rPr>
+      </w:pPr>
+      <w:proofErr w:type="gramStart"/>
+      <w:r>
+        <w:rPr>
+          <w:color w:val="000000" w:themeColor="text1"/>
+          <w:sz w:val="22"/>
+          <w:szCs w:val="22"/>
+        </w:rPr>
+        <w:t>promise</w:t>
+      </w:r>
+      <w:proofErr w:type="gramEnd"/>
+    </w:p>
+    <w:p>
+      <w:pPr>
+        <w:ind w:left="720"/>
+        <w:rPr>
+          <w:color w:val="000000" w:themeColor="text1"/>
+          <w:sz w:val="22"/>
+          <w:szCs w:val="22"/>
+        </w:rPr>
+      </w:pPr>
+      <w:r>
+        <w:rPr>
+          <w:color w:val="000000" w:themeColor="text1"/>
+          <w:sz w:val="22"/>
+          <w:szCs w:val="22"/>
+        </w:rPr>
+        <w:t xml:space="preserve">  </w:t>
+      </w:r>
+      <w:proofErr w:type="gramStart"/>
+      <w:r>
+        <w:rPr>
+          <w:color w:val="000000" w:themeColor="text1"/>
+          <w:sz w:val="22"/>
+          <w:szCs w:val="22"/>
+        </w:rPr>
+        <w:t>.then</w:t>
+      </w:r>
+      <w:proofErr w:type="gramEnd"/>
+      <w:r>
+        <w:rPr>
+          <w:color w:val="000000" w:themeColor="text1"/>
+          <w:sz w:val="22"/>
+          <w:szCs w:val="22"/>
+        </w:rPr>
+        <w:t>(result =&gt; {</w:t>
+      </w:r>
+    </w:p>
+    <w:p>
+      <w:pPr>
+        <w:ind w:left="720"/>
+        <w:rPr>
+          <w:color w:val="000000" w:themeColor="text1"/>
+          <w:sz w:val="22"/>
+          <w:szCs w:val="22"/>
+        </w:rPr>
+      </w:pPr>
+      <w:r>
+        <w:rPr>
+          <w:color w:val="000000" w:themeColor="text1"/>
+          <w:sz w:val="22"/>
+          <w:szCs w:val="22"/>
+        </w:rPr>
+        <w:t xml:space="preserve">    </w:t>
+      </w:r>
+      <w:proofErr w:type="gramStart"/>
+      <w:r>
+        <w:rPr>
+          <w:color w:val="000000" w:themeColor="text1"/>
+          <w:sz w:val="22"/>
+          <w:szCs w:val="22"/>
+        </w:rPr>
+        <w:t>result(</w:t>
+      </w:r>
+      <w:proofErr w:type="gramEnd"/>
+      <w:r>
+        <w:rPr>
+          <w:color w:val="000000" w:themeColor="text1"/>
+          <w:sz w:val="22"/>
+          <w:szCs w:val="22"/>
+        </w:rPr>
+        <w:t xml:space="preserve">); // calls </w:t>
+      </w:r>
+      <w:proofErr w:type="spellStart"/>
+      <w:r>
+        <w:rPr>
+          <w:color w:val="000000" w:themeColor="text1"/>
+          <w:sz w:val="22"/>
+          <w:szCs w:val="22"/>
+        </w:rPr>
+        <w:t>successFunction</w:t>
+      </w:r>
+      <w:proofErr w:type="spellEnd"/>
+    </w:p>
+    <w:p>
+      <w:pPr>
+        <w:ind w:left="720"/>
+        <w:rPr>
+          <w:color w:val="000000" w:themeColor="text1"/>
+          <w:sz w:val="22"/>
+          <w:szCs w:val="22"/>
+        </w:rPr>
+      </w:pPr>
+      <w:r>
+        <w:rPr>
+          <w:color w:val="000000" w:themeColor="text1"/>
+          <w:sz w:val="22"/>
+          <w:szCs w:val="22"/>
+        </w:rPr>
+        <w:t xml:space="preserve">  })</w:t>
+      </w:r>
+    </w:p>
+    <w:p>
+      <w:pPr>
+        <w:ind w:left="720"/>
+        <w:rPr>
+          <w:color w:val="000000" w:themeColor="text1"/>
+          <w:sz w:val="22"/>
+          <w:szCs w:val="22"/>
+        </w:rPr>
+      </w:pPr>
+      <w:r>
+        <w:rPr>
+          <w:color w:val="000000" w:themeColor="text1"/>
+          <w:sz w:val="22"/>
+          <w:szCs w:val="22"/>
+        </w:rPr>
+        <w:t xml:space="preserve">  </w:t>
+      </w:r>
+      <w:proofErr w:type="gramStart"/>
+      <w:r>
+        <w:rPr>
+          <w:color w:val="000000" w:themeColor="text1"/>
+          <w:sz w:val="22"/>
+          <w:szCs w:val="22"/>
+        </w:rPr>
+        <w:t>.catch</w:t>
+      </w:r>
+      <w:proofErr w:type="gramEnd"/>
+      <w:r>
+        <w:rPr>
+          <w:color w:val="000000" w:themeColor="text1"/>
+          <w:sz w:val="22"/>
+          <w:szCs w:val="22"/>
+        </w:rPr>
+        <w:t>(error =&gt; {</w:t>
+      </w:r>
+    </w:p>
+    <w:p>
+      <w:pPr>
+        <w:ind w:left="720"/>
+        <w:rPr>
+          <w:color w:val="000000" w:themeColor="text1"/>
+          <w:sz w:val="22"/>
+          <w:szCs w:val="22"/>
+        </w:rPr>
+      </w:pPr>
+      <w:r>
+        <w:rPr>
+          <w:color w:val="000000" w:themeColor="text1"/>
+          <w:sz w:val="22"/>
+          <w:szCs w:val="22"/>
+        </w:rPr>
+        <w:t xml:space="preserve">    </w:t>
+      </w:r>
+      <w:proofErr w:type="gramStart"/>
+      <w:r>
+        <w:rPr>
+          <w:color w:val="000000" w:themeColor="text1"/>
+          <w:sz w:val="22"/>
+          <w:szCs w:val="22"/>
+        </w:rPr>
+        <w:t>error(</w:t>
+      </w:r>
+      <w:proofErr w:type="gramEnd"/>
+      <w:r>
+        <w:rPr>
+          <w:color w:val="000000" w:themeColor="text1"/>
+          <w:sz w:val="22"/>
+          <w:szCs w:val="22"/>
+        </w:rPr>
+        <w:t xml:space="preserve">); // calls </w:t>
+      </w:r>
+      <w:proofErr w:type="spellStart"/>
+      <w:r>
+        <w:rPr>
+          <w:color w:val="000000" w:themeColor="text1"/>
+          <w:sz w:val="22"/>
+          <w:szCs w:val="22"/>
+        </w:rPr>
+        <w:t>errorFunction</w:t>
+      </w:r>
+      <w:proofErr w:type="spellEnd"/>
+    </w:p>
+    <w:p>
+      <w:pPr>
+        <w:ind w:left="720"/>
+        <w:rPr>
+          <w:color w:val="000000" w:themeColor="text1"/>
+          <w:sz w:val="22"/>
+          <w:szCs w:val="22"/>
+        </w:rPr>
+      </w:pPr>
+      <w:r>
+        <w:rPr>
+          <w:color w:val="000000" w:themeColor="text1"/>
+          <w:sz w:val="22"/>
+          <w:szCs w:val="22"/>
+        </w:rPr>
+        <w:t xml:space="preserve">  });</w:t>
+      </w:r>
+    </w:p>
+    <w:p>
+      <w:pPr>
+        <w:pStyle w:val="ListParagraph"/>
+        <w:numPr>
+          <w:ilvl w:val="0"/>
+          <w:numId w:val="23"/>
+        </w:numPr>
+        <w:rPr>
+          <w:color w:val="000000" w:themeColor="text1"/>
+          <w:sz w:val="22"/>
+          <w:szCs w:val="22"/>
+        </w:rPr>
+      </w:pPr>
+      <w:proofErr w:type="gramStart"/>
+      <w:r>
+        <w:rPr>
+          <w:color w:val="000000" w:themeColor="text1"/>
+          <w:sz w:val="22"/>
+          <w:szCs w:val="22"/>
+        </w:rPr>
+        <w:lastRenderedPageBreak/>
+        <w:t>.then</w:t>
+      </w:r>
+      <w:proofErr w:type="gramEnd"/>
+      <w:r>
+        <w:rPr>
+          <w:color w:val="000000" w:themeColor="text1"/>
+          <w:sz w:val="22"/>
+          <w:szCs w:val="22"/>
+        </w:rPr>
+        <w:t xml:space="preserve">() runs when the Promise is fulfilled, and receives the value passed to </w:t>
+      </w:r>
+      <w:proofErr w:type="gramStart"/>
+      <w:r>
+        <w:rPr>
+          <w:color w:val="000000" w:themeColor="text1"/>
+          <w:sz w:val="22"/>
+          <w:szCs w:val="22"/>
+        </w:rPr>
+        <w:t>resolve(</w:t>
+      </w:r>
+      <w:proofErr w:type="gramEnd"/>
+      <w:r>
+        <w:rPr>
+          <w:color w:val="000000" w:themeColor="text1"/>
+          <w:sz w:val="22"/>
+          <w:szCs w:val="22"/>
+        </w:rPr>
+        <w:t>).</w:t>
+      </w:r>
+      <w:r>
+        <w:rPr>
+          <w:color w:val="000000" w:themeColor="text1"/>
+          <w:sz w:val="22"/>
+          <w:szCs w:val="22"/>
+        </w:rPr>
+        <w:t xml:space="preserve"> This value can be a function, a </w:t>
+      </w:r>
+      <w:proofErr w:type="gramStart"/>
+      <w:r>
+        <w:rPr>
+          <w:color w:val="000000" w:themeColor="text1"/>
+          <w:sz w:val="22"/>
+          <w:szCs w:val="22"/>
+        </w:rPr>
+        <w:t>number</w:t>
+      </w:r>
+      <w:proofErr w:type="gramEnd"/>
+      <w:r>
+        <w:rPr>
+          <w:color w:val="000000" w:themeColor="text1"/>
+          <w:sz w:val="22"/>
+          <w:szCs w:val="22"/>
+        </w:rPr>
+        <w:t xml:space="preserve"> a string or anything else</w:t>
+      </w:r>
+    </w:p>
+    <w:p>
+      <w:pPr>
+        <w:pStyle w:val="ListParagraph"/>
+        <w:numPr>
+          <w:ilvl w:val="0"/>
+          <w:numId w:val="23"/>
+        </w:numPr>
+        <w:rPr>
+          <w:color w:val="000000" w:themeColor="text1"/>
+          <w:sz w:val="22"/>
+          <w:szCs w:val="22"/>
+        </w:rPr>
+      </w:pPr>
+      <w:proofErr w:type="gramStart"/>
+      <w:r>
+        <w:rPr>
+          <w:color w:val="000000" w:themeColor="text1"/>
+          <w:sz w:val="22"/>
+          <w:szCs w:val="22"/>
+        </w:rPr>
+        <w:t>resolve(</w:t>
+      </w:r>
+      <w:proofErr w:type="gramEnd"/>
+      <w:r>
+        <w:rPr>
+          <w:color w:val="000000" w:themeColor="text1"/>
+          <w:sz w:val="22"/>
+          <w:szCs w:val="22"/>
+        </w:rPr>
+        <w:t>) = "the operation finished successfully, continue."</w:t>
+      </w:r>
+    </w:p>
+    <w:p>
+      <w:pPr>
+        <w:pStyle w:val="ListParagraph"/>
+        <w:numPr>
+          <w:ilvl w:val="0"/>
+          <w:numId w:val="23"/>
+        </w:numPr>
+        <w:rPr>
+          <w:color w:val="000000" w:themeColor="text1"/>
+          <w:sz w:val="22"/>
+          <w:szCs w:val="22"/>
+        </w:rPr>
+      </w:pPr>
+      <w:r>
+        <w:rPr>
+          <w:color w:val="000000" w:themeColor="text1"/>
+          <w:sz w:val="22"/>
+          <w:szCs w:val="22"/>
+        </w:rPr>
+        <w:t xml:space="preserve">the promise </w:t>
+      </w:r>
+      <w:proofErr w:type="spellStart"/>
+      <w:proofErr w:type="gramStart"/>
+      <w:r>
+        <w:rPr>
+          <w:color w:val="000000" w:themeColor="text1"/>
+          <w:sz w:val="22"/>
+          <w:szCs w:val="22"/>
+        </w:rPr>
+        <w:t>cant</w:t>
+      </w:r>
+      <w:proofErr w:type="spellEnd"/>
+      <w:proofErr w:type="gramEnd"/>
+      <w:r>
+        <w:rPr>
+          <w:color w:val="000000" w:themeColor="text1"/>
+          <w:sz w:val="22"/>
+          <w:szCs w:val="22"/>
+        </w:rPr>
+        <w:t xml:space="preserve"> continue until it gets a response from promise or reject</w:t>
+      </w:r>
+      <w:r>
+        <w:rPr>
+          <w:color w:val="000000" w:themeColor="text1"/>
+          <w:sz w:val="22"/>
+          <w:szCs w:val="22"/>
+        </w:rPr>
+        <w:t xml:space="preserve">. </w:t>
+      </w:r>
+      <w:proofErr w:type="gramStart"/>
+      <w:r>
+        <w:rPr>
+          <w:color w:val="000000" w:themeColor="text1"/>
+          <w:sz w:val="22"/>
+          <w:szCs w:val="22"/>
+        </w:rPr>
+        <w:t>So</w:t>
+      </w:r>
+      <w:proofErr w:type="gramEnd"/>
+      <w:r>
+        <w:rPr>
+          <w:color w:val="000000" w:themeColor="text1"/>
+          <w:sz w:val="22"/>
+          <w:szCs w:val="22"/>
+        </w:rPr>
+        <w:t xml:space="preserve"> we </w:t>
+      </w:r>
+      <w:proofErr w:type="gramStart"/>
+      <w:r>
+        <w:rPr>
+          <w:color w:val="000000" w:themeColor="text1"/>
+          <w:sz w:val="22"/>
+          <w:szCs w:val="22"/>
+        </w:rPr>
+        <w:t>cant</w:t>
+      </w:r>
+      <w:proofErr w:type="gramEnd"/>
+      <w:r>
+        <w:rPr>
+          <w:color w:val="000000" w:themeColor="text1"/>
+          <w:sz w:val="22"/>
+          <w:szCs w:val="22"/>
+        </w:rPr>
+        <w:t xml:space="preserve"> continue to </w:t>
+      </w:r>
+      <w:proofErr w:type="gramStart"/>
+      <w:r>
+        <w:rPr>
+          <w:color w:val="000000" w:themeColor="text1"/>
+          <w:sz w:val="22"/>
+          <w:szCs w:val="22"/>
+        </w:rPr>
+        <w:t>write .then</w:t>
+      </w:r>
+      <w:proofErr w:type="gramEnd"/>
+      <w:r>
+        <w:rPr>
+          <w:color w:val="000000" w:themeColor="text1"/>
+          <w:sz w:val="22"/>
+          <w:szCs w:val="22"/>
+        </w:rPr>
+        <w:t xml:space="preserve">() </w:t>
+      </w:r>
+      <w:proofErr w:type="gramStart"/>
+      <w:r>
+        <w:rPr>
+          <w:color w:val="000000" w:themeColor="text1"/>
+          <w:sz w:val="22"/>
+          <w:szCs w:val="22"/>
+        </w:rPr>
+        <w:t>or .catch</w:t>
+      </w:r>
+      <w:proofErr w:type="gramEnd"/>
+      <w:r>
+        <w:rPr>
+          <w:color w:val="000000" w:themeColor="text1"/>
+          <w:sz w:val="22"/>
+          <w:szCs w:val="22"/>
+        </w:rPr>
+        <w:t>() before one of them response with a success signal</w:t>
+      </w:r>
+    </w:p>
+    <w:p>
+      <w:pPr>
+        <w:pStyle w:val="ListParagraph"/>
+        <w:numPr>
+          <w:ilvl w:val="0"/>
+          <w:numId w:val="23"/>
+        </w:numPr>
+        <w:rPr>
+          <w:color w:val="000000" w:themeColor="text1"/>
+          <w:sz w:val="22"/>
+          <w:szCs w:val="22"/>
+        </w:rPr>
+      </w:pPr>
+      <w:proofErr w:type="gramStart"/>
+      <w:r>
+        <w:rPr>
+          <w:color w:val="000000" w:themeColor="text1"/>
+          <w:sz w:val="22"/>
+          <w:szCs w:val="22"/>
+        </w:rPr>
+        <w:t>.</w:t>
+      </w:r>
+      <w:r>
+        <w:rPr>
+          <w:color w:val="000000" w:themeColor="text1"/>
+          <w:sz w:val="22"/>
+          <w:szCs w:val="22"/>
+        </w:rPr>
+        <w:t>reject</w:t>
+      </w:r>
+      <w:proofErr w:type="gramEnd"/>
+      <w:r>
+        <w:rPr>
+          <w:color w:val="000000" w:themeColor="text1"/>
+          <w:sz w:val="22"/>
+          <w:szCs w:val="22"/>
+        </w:rPr>
+        <w:t>()</w:t>
+      </w:r>
+      <w:r>
+        <w:rPr>
+          <w:color w:val="000000" w:themeColor="text1"/>
+          <w:sz w:val="22"/>
+          <w:szCs w:val="22"/>
+        </w:rPr>
+        <w:t xml:space="preserve"> throws an error that we pass to it that catch handles</w:t>
+      </w:r>
+      <w:r>
+        <w:rPr>
+          <w:color w:val="000000" w:themeColor="text1"/>
+          <w:sz w:val="22"/>
+          <w:szCs w:val="22"/>
+        </w:rPr>
+        <w:t xml:space="preserve">. This can be a function, but usually is an error object that we handle and </w:t>
+      </w:r>
+      <w:proofErr w:type="gramStart"/>
+      <w:r>
+        <w:rPr>
+          <w:color w:val="000000" w:themeColor="text1"/>
+          <w:sz w:val="22"/>
+          <w:szCs w:val="22"/>
+        </w:rPr>
+        <w:t>console.log(</w:t>
+      </w:r>
+      <w:proofErr w:type="gramEnd"/>
+      <w:r>
+        <w:rPr>
+          <w:color w:val="000000" w:themeColor="text1"/>
+          <w:sz w:val="22"/>
+          <w:szCs w:val="22"/>
+        </w:rPr>
+        <w:t>)</w:t>
+      </w:r>
+    </w:p>
+    <w:p>
+      <w:pPr>
+        <w:pStyle w:val="ListParagraph"/>
+        <w:numPr>
+          <w:ilvl w:val="0"/>
+          <w:numId w:val="23"/>
+        </w:numPr>
+        <w:rPr>
+          <w:color w:val="000000" w:themeColor="text1"/>
+          <w:sz w:val="22"/>
+          <w:szCs w:val="22"/>
+        </w:rPr>
+      </w:pPr>
+      <w:proofErr w:type="spellStart"/>
+      <w:proofErr w:type="gramStart"/>
+      <w:r>
+        <w:rPr>
+          <w:color w:val="000000" w:themeColor="text1"/>
+          <w:sz w:val="22"/>
+          <w:szCs w:val="22"/>
+        </w:rPr>
+        <w:t>promise.race</w:t>
+      </w:r>
+      <w:proofErr w:type="spellEnd"/>
+      <w:proofErr w:type="gramEnd"/>
+      <w:r>
+        <w:rPr>
+          <w:color w:val="000000" w:themeColor="text1"/>
+          <w:sz w:val="22"/>
+          <w:szCs w:val="22"/>
+        </w:rPr>
+        <w:t xml:space="preserve">(), takes multiple promises, and </w:t>
+      </w:r>
+      <w:proofErr w:type="gramStart"/>
+      <w:r>
+        <w:rPr>
+          <w:color w:val="000000" w:themeColor="text1"/>
+          <w:sz w:val="22"/>
+          <w:szCs w:val="22"/>
+        </w:rPr>
+        <w:t>use</w:t>
+      </w:r>
+      <w:proofErr w:type="gramEnd"/>
+      <w:r>
+        <w:rPr>
+          <w:color w:val="000000" w:themeColor="text1"/>
+          <w:sz w:val="22"/>
+          <w:szCs w:val="22"/>
+        </w:rPr>
+        <w:t xml:space="preserve"> the result from the first one to finish</w:t>
+      </w:r>
+      <w:r>
+        <w:rPr>
+          <w:color w:val="000000" w:themeColor="text1"/>
+          <w:sz w:val="22"/>
+          <w:szCs w:val="22"/>
+        </w:rPr>
+        <w:t xml:space="preserve">. </w:t>
+      </w:r>
+      <w:proofErr w:type="gramStart"/>
+      <w:r>
+        <w:rPr>
+          <w:color w:val="000000" w:themeColor="text1"/>
+          <w:sz w:val="22"/>
+          <w:szCs w:val="22"/>
+        </w:rPr>
+        <w:t>So</w:t>
+      </w:r>
+      <w:proofErr w:type="gramEnd"/>
+      <w:r>
+        <w:rPr>
+          <w:color w:val="000000" w:themeColor="text1"/>
+          <w:sz w:val="22"/>
+          <w:szCs w:val="22"/>
+        </w:rPr>
+        <w:t xml:space="preserve"> all the promises execute</w:t>
+      </w:r>
+      <w:proofErr w:type="gramStart"/>
+      <w:r>
+        <w:rPr>
+          <w:color w:val="000000" w:themeColor="text1"/>
+          <w:sz w:val="22"/>
+          <w:szCs w:val="22"/>
+        </w:rPr>
+        <w:t>, .race</w:t>
+      </w:r>
+      <w:proofErr w:type="gramEnd"/>
+      <w:r>
+        <w:rPr>
+          <w:color w:val="000000" w:themeColor="text1"/>
+          <w:sz w:val="22"/>
+          <w:szCs w:val="22"/>
+        </w:rPr>
+        <w:t>() does not manipulate that, it only uses the result that is available first</w:t>
+      </w:r>
+    </w:p>
+    <w:p>
+      <w:pPr>
+        <w:pStyle w:val="ListParagraph"/>
+        <w:rPr>
+          <w:color w:val="000000" w:themeColor="text1"/>
+          <w:sz w:val="22"/>
+          <w:szCs w:val="22"/>
+        </w:rPr>
+      </w:pPr>
+    </w:p>
+    <w:p>
+      <w:pPr>
+        <w:pStyle w:val="ListParagraph"/>
+        <w:rPr>
+          <w:color w:val="000000" w:themeColor="text1"/>
+          <w:sz w:val="22"/>
+          <w:szCs w:val="22"/>
+        </w:rPr>
+      </w:pPr>
+      <w:r>
+        <w:rPr>
+          <w:color w:val="000000" w:themeColor="text1"/>
+          <w:sz w:val="22"/>
+          <w:szCs w:val="22"/>
+        </w:rPr>
+        <w:t xml:space="preserve">const p1 = new </w:t>
+      </w:r>
+      <w:proofErr w:type="gramStart"/>
+      <w:r>
+        <w:rPr>
+          <w:color w:val="000000" w:themeColor="text1"/>
+          <w:sz w:val="22"/>
+          <w:szCs w:val="22"/>
+        </w:rPr>
+        <w:t>Promise(</w:t>
+      </w:r>
+      <w:proofErr w:type="gramEnd"/>
+      <w:r>
+        <w:rPr>
+          <w:color w:val="000000" w:themeColor="text1"/>
+          <w:sz w:val="22"/>
+          <w:szCs w:val="22"/>
+        </w:rPr>
+        <w:t>resolve =&gt; {</w:t>
+      </w:r>
+    </w:p>
+    <w:p>
+      <w:pPr>
+        <w:ind w:left="720"/>
+        <w:rPr>
+          <w:color w:val="000000" w:themeColor="text1"/>
+          <w:sz w:val="22"/>
+          <w:szCs w:val="22"/>
+        </w:rPr>
+      </w:pPr>
+      <w:r>
+        <w:rPr>
+          <w:color w:val="000000" w:themeColor="text1"/>
+          <w:sz w:val="22"/>
+          <w:szCs w:val="22"/>
+        </w:rPr>
+        <w:t xml:space="preserve">  </w:t>
+      </w:r>
+      <w:proofErr w:type="spellStart"/>
+      <w:proofErr w:type="gramStart"/>
+      <w:r>
+        <w:rPr>
+          <w:color w:val="000000" w:themeColor="text1"/>
+          <w:sz w:val="22"/>
+          <w:szCs w:val="22"/>
+        </w:rPr>
+        <w:t>setTimeout</w:t>
+      </w:r>
+      <w:proofErr w:type="spellEnd"/>
+      <w:r>
+        <w:rPr>
+          <w:color w:val="000000" w:themeColor="text1"/>
+          <w:sz w:val="22"/>
+          <w:szCs w:val="22"/>
+        </w:rPr>
+        <w:t>(</w:t>
+      </w:r>
+      <w:proofErr w:type="gramEnd"/>
+      <w:r>
+        <w:rPr>
+          <w:color w:val="000000" w:themeColor="text1"/>
+          <w:sz w:val="22"/>
+          <w:szCs w:val="22"/>
+        </w:rPr>
+        <w:t>() =&gt; resolve("Pizza"), 2000);</w:t>
+      </w:r>
+    </w:p>
+    <w:p>
+      <w:pPr>
+        <w:ind w:left="720"/>
+        <w:rPr>
+          <w:color w:val="000000" w:themeColor="text1"/>
+          <w:sz w:val="22"/>
+          <w:szCs w:val="22"/>
+        </w:rPr>
+      </w:pPr>
+      <w:r>
+        <w:rPr>
+          <w:color w:val="000000" w:themeColor="text1"/>
+          <w:sz w:val="22"/>
+          <w:szCs w:val="22"/>
+        </w:rPr>
+        <w:t>});</w:t>
+      </w:r>
+    </w:p>
+    <w:p>
+      <w:pPr>
+        <w:ind w:left="720"/>
+        <w:rPr>
+          <w:color w:val="000000" w:themeColor="text1"/>
+          <w:sz w:val="22"/>
+          <w:szCs w:val="22"/>
+        </w:rPr>
+      </w:pPr>
+    </w:p>
+    <w:p>
+      <w:pPr>
+        <w:ind w:left="720"/>
+        <w:rPr>
+          <w:color w:val="000000" w:themeColor="text1"/>
+          <w:sz w:val="22"/>
+          <w:szCs w:val="22"/>
+        </w:rPr>
+      </w:pPr>
+      <w:r>
+        <w:rPr>
+          <w:color w:val="000000" w:themeColor="text1"/>
+          <w:sz w:val="22"/>
+          <w:szCs w:val="22"/>
+        </w:rPr>
+        <w:t xml:space="preserve">const p2 = new </w:t>
+      </w:r>
+      <w:proofErr w:type="gramStart"/>
+      <w:r>
+        <w:rPr>
+          <w:color w:val="000000" w:themeColor="text1"/>
+          <w:sz w:val="22"/>
+          <w:szCs w:val="22"/>
+        </w:rPr>
+        <w:t>Promise(</w:t>
+      </w:r>
+      <w:proofErr w:type="gramEnd"/>
+      <w:r>
+        <w:rPr>
+          <w:color w:val="000000" w:themeColor="text1"/>
+          <w:sz w:val="22"/>
+          <w:szCs w:val="22"/>
+        </w:rPr>
+        <w:t>resolve =&gt; {</w:t>
+      </w:r>
+    </w:p>
+    <w:p>
+      <w:pPr>
+        <w:ind w:left="720"/>
+        <w:rPr>
+          <w:color w:val="000000" w:themeColor="text1"/>
+          <w:sz w:val="22"/>
+          <w:szCs w:val="22"/>
+        </w:rPr>
+      </w:pPr>
+      <w:r>
+        <w:rPr>
+          <w:color w:val="000000" w:themeColor="text1"/>
+          <w:sz w:val="22"/>
+          <w:szCs w:val="22"/>
+        </w:rPr>
+        <w:t xml:space="preserve">  </w:t>
+      </w:r>
+      <w:proofErr w:type="spellStart"/>
+      <w:proofErr w:type="gramStart"/>
+      <w:r>
+        <w:rPr>
+          <w:color w:val="000000" w:themeColor="text1"/>
+          <w:sz w:val="22"/>
+          <w:szCs w:val="22"/>
+        </w:rPr>
+        <w:t>setTimeout</w:t>
+      </w:r>
+      <w:proofErr w:type="spellEnd"/>
+      <w:r>
+        <w:rPr>
+          <w:color w:val="000000" w:themeColor="text1"/>
+          <w:sz w:val="22"/>
+          <w:szCs w:val="22"/>
+        </w:rPr>
+        <w:t>(</w:t>
+      </w:r>
+      <w:proofErr w:type="gramEnd"/>
+      <w:r>
+        <w:rPr>
+          <w:color w:val="000000" w:themeColor="text1"/>
+          <w:sz w:val="22"/>
+          <w:szCs w:val="22"/>
+        </w:rPr>
+        <w:t>() =&gt; resolve("Burger"), 1000);</w:t>
+      </w:r>
+    </w:p>
+    <w:p>
+      <w:pPr>
+        <w:ind w:left="720"/>
+        <w:rPr>
+          <w:color w:val="000000" w:themeColor="text1"/>
+          <w:sz w:val="22"/>
+          <w:szCs w:val="22"/>
+        </w:rPr>
+      </w:pPr>
+      <w:r>
+        <w:rPr>
+          <w:color w:val="000000" w:themeColor="text1"/>
+          <w:sz w:val="22"/>
+          <w:szCs w:val="22"/>
+        </w:rPr>
+        <w:t>});</w:t>
+      </w:r>
+    </w:p>
+    <w:p>
+      <w:pPr>
+        <w:ind w:left="720"/>
+        <w:rPr>
+          <w:color w:val="000000" w:themeColor="text1"/>
+          <w:sz w:val="22"/>
+          <w:szCs w:val="22"/>
+        </w:rPr>
+      </w:pPr>
+    </w:p>
+    <w:p>
+      <w:pPr>
+        <w:ind w:left="720"/>
+        <w:rPr>
+          <w:color w:val="000000" w:themeColor="text1"/>
+          <w:sz w:val="22"/>
+          <w:szCs w:val="22"/>
+        </w:rPr>
+      </w:pPr>
+      <w:proofErr w:type="spellStart"/>
+      <w:r>
+        <w:rPr>
+          <w:color w:val="000000" w:themeColor="text1"/>
+          <w:sz w:val="22"/>
+          <w:szCs w:val="22"/>
+        </w:rPr>
+        <w:t>Promise.race</w:t>
+      </w:r>
+      <w:proofErr w:type="spellEnd"/>
+      <w:r>
+        <w:rPr>
+          <w:color w:val="000000" w:themeColor="text1"/>
+          <w:sz w:val="22"/>
+          <w:szCs w:val="22"/>
+        </w:rPr>
+        <w:t>([p1, p2])</w:t>
+      </w:r>
+    </w:p>
+    <w:p>
+      <w:pPr>
+        <w:ind w:left="720"/>
+        <w:rPr>
+          <w:color w:val="000000" w:themeColor="text1"/>
+          <w:sz w:val="22"/>
+          <w:szCs w:val="22"/>
+        </w:rPr>
+      </w:pPr>
+      <w:r>
+        <w:rPr>
+          <w:color w:val="000000" w:themeColor="text1"/>
+          <w:sz w:val="22"/>
+          <w:szCs w:val="22"/>
+        </w:rPr>
+        <w:t xml:space="preserve">  </w:t>
+      </w:r>
+      <w:proofErr w:type="gramStart"/>
+      <w:r>
+        <w:rPr>
+          <w:color w:val="000000" w:themeColor="text1"/>
+          <w:sz w:val="22"/>
+          <w:szCs w:val="22"/>
+        </w:rPr>
+        <w:t>.then</w:t>
+      </w:r>
+      <w:proofErr w:type="gramEnd"/>
+      <w:r>
+        <w:rPr>
+          <w:color w:val="000000" w:themeColor="text1"/>
+          <w:sz w:val="22"/>
+          <w:szCs w:val="22"/>
+        </w:rPr>
+        <w:t>(result =&gt; {</w:t>
+      </w:r>
+    </w:p>
+    <w:p>
+      <w:pPr>
+        <w:ind w:left="720"/>
+        <w:rPr>
+          <w:color w:val="000000" w:themeColor="text1"/>
+          <w:sz w:val="22"/>
+          <w:szCs w:val="22"/>
+        </w:rPr>
+      </w:pPr>
+      <w:r>
+        <w:rPr>
+          <w:color w:val="000000" w:themeColor="text1"/>
+          <w:sz w:val="22"/>
+          <w:szCs w:val="22"/>
+        </w:rPr>
+        <w:t xml:space="preserve">    console.log(result);</w:t>
+      </w:r>
+    </w:p>
+    <w:p>
+      <w:pPr>
+        <w:ind w:left="720"/>
+        <w:rPr>
+          <w:color w:val="000000" w:themeColor="text1"/>
+          <w:sz w:val="22"/>
+          <w:szCs w:val="22"/>
+        </w:rPr>
+      </w:pPr>
+      <w:r>
+        <w:rPr>
+          <w:color w:val="000000" w:themeColor="text1"/>
+          <w:sz w:val="22"/>
+          <w:szCs w:val="22"/>
+        </w:rPr>
+        <w:t xml:space="preserve">  });</w:t>
+      </w:r>
+    </w:p>
+    <w:p>
+      <w:pPr>
+        <w:pStyle w:val="ListParagraph"/>
+        <w:numPr>
+          <w:ilvl w:val="0"/>
+          <w:numId w:val="23"/>
+        </w:numPr>
+        <w:rPr>
+          <w:color w:val="000000" w:themeColor="text1"/>
+          <w:sz w:val="22"/>
+          <w:szCs w:val="22"/>
+        </w:rPr>
+      </w:pPr>
+      <w:r>
+        <w:rPr>
+          <w:color w:val="000000" w:themeColor="text1"/>
+          <w:sz w:val="22"/>
+          <w:szCs w:val="22"/>
+        </w:rPr>
+        <w:t xml:space="preserve">When you pass a value to </w:t>
+      </w:r>
+      <w:proofErr w:type="gramStart"/>
+      <w:r>
+        <w:rPr>
+          <w:color w:val="000000" w:themeColor="text1"/>
+          <w:sz w:val="22"/>
+          <w:szCs w:val="22"/>
+        </w:rPr>
+        <w:t>resolve(</w:t>
+      </w:r>
+      <w:proofErr w:type="gramEnd"/>
+      <w:r>
+        <w:rPr>
+          <w:color w:val="000000" w:themeColor="text1"/>
+          <w:sz w:val="22"/>
+          <w:szCs w:val="22"/>
+        </w:rPr>
+        <w:t>), that value becomes the result of the Promise.</w:t>
+      </w:r>
+      <w:r>
+        <w:rPr>
+          <w:color w:val="000000" w:themeColor="text1"/>
+          <w:sz w:val="22"/>
+          <w:szCs w:val="22"/>
+        </w:rPr>
+        <w:t xml:space="preserve"> And then will be used in </w:t>
+      </w:r>
+      <w:proofErr w:type="gramStart"/>
+      <w:r>
+        <w:rPr>
+          <w:color w:val="000000" w:themeColor="text1"/>
+          <w:sz w:val="22"/>
+          <w:szCs w:val="22"/>
+        </w:rPr>
+        <w:t>the .then</w:t>
+      </w:r>
+      <w:proofErr w:type="gramEnd"/>
+      <w:r>
+        <w:rPr>
+          <w:color w:val="000000" w:themeColor="text1"/>
+          <w:sz w:val="22"/>
+          <w:szCs w:val="22"/>
+        </w:rPr>
+        <w:t>() as the result.</w:t>
+      </w:r>
+    </w:p>
+    <w:p>
+      <w:pPr>
+        <w:pStyle w:val="ListParagraph"/>
+        <w:numPr>
+          <w:ilvl w:val="0"/>
+          <w:numId w:val="23"/>
+        </w:numPr>
+        <w:rPr>
+          <w:color w:val="000000" w:themeColor="text1"/>
+          <w:sz w:val="22"/>
+          <w:szCs w:val="22"/>
+        </w:rPr>
+      </w:pPr>
+      <w:r>
+        <w:rPr>
+          <w:color w:val="000000" w:themeColor="text1"/>
+          <w:sz w:val="22"/>
+          <w:szCs w:val="22"/>
+        </w:rPr>
+        <w:t xml:space="preserve">We don’t normally pass a value </w:t>
+      </w:r>
+      <w:proofErr w:type="gramStart"/>
+      <w:r>
+        <w:rPr>
+          <w:color w:val="000000" w:themeColor="text1"/>
+          <w:sz w:val="22"/>
+          <w:szCs w:val="22"/>
+        </w:rPr>
+        <w:t>to .then</w:t>
+      </w:r>
+      <w:proofErr w:type="gramEnd"/>
+      <w:r>
+        <w:rPr>
+          <w:color w:val="000000" w:themeColor="text1"/>
+          <w:sz w:val="22"/>
+          <w:szCs w:val="22"/>
+        </w:rPr>
+        <w:t xml:space="preserve">() the value in </w:t>
+      </w:r>
+      <w:proofErr w:type="gramStart"/>
+      <w:r>
+        <w:rPr>
+          <w:color w:val="000000" w:themeColor="text1"/>
+          <w:sz w:val="22"/>
+          <w:szCs w:val="22"/>
+        </w:rPr>
+        <w:t>the .then</w:t>
+      </w:r>
+      <w:proofErr w:type="gramEnd"/>
+      <w:r>
+        <w:rPr>
+          <w:color w:val="000000" w:themeColor="text1"/>
+          <w:sz w:val="22"/>
+          <w:szCs w:val="22"/>
+        </w:rPr>
+        <w:t xml:space="preserve">() which is the result always comes from the result of the </w:t>
+      </w:r>
+      <w:proofErr w:type="gramStart"/>
+      <w:r>
+        <w:rPr>
+          <w:color w:val="000000" w:themeColor="text1"/>
+          <w:sz w:val="22"/>
+          <w:szCs w:val="22"/>
+        </w:rPr>
+        <w:t>resolve(</w:t>
+      </w:r>
+      <w:proofErr w:type="gramEnd"/>
+      <w:r>
+        <w:rPr>
+          <w:color w:val="000000" w:themeColor="text1"/>
+          <w:sz w:val="22"/>
+          <w:szCs w:val="22"/>
+        </w:rPr>
+        <w:t>) which might depend on the input we pass to the promise</w:t>
+      </w:r>
+    </w:p>
+    <w:p>
+      <w:pPr>
+        <w:pStyle w:val="ListParagraph"/>
+        <w:numPr>
+          <w:ilvl w:val="0"/>
+          <w:numId w:val="23"/>
+        </w:numPr>
+        <w:rPr>
+          <w:color w:val="000000" w:themeColor="text1"/>
+          <w:sz w:val="22"/>
+          <w:szCs w:val="22"/>
+        </w:rPr>
+      </w:pPr>
+      <w:proofErr w:type="spellStart"/>
+      <w:proofErr w:type="gramStart"/>
+      <w:r>
+        <w:rPr>
+          <w:color w:val="000000" w:themeColor="text1"/>
+          <w:sz w:val="22"/>
+          <w:szCs w:val="22"/>
+        </w:rPr>
+        <w:t>Promise.all</w:t>
+      </w:r>
+      <w:proofErr w:type="spellEnd"/>
+      <w:r>
+        <w:rPr>
+          <w:color w:val="000000" w:themeColor="text1"/>
+          <w:sz w:val="22"/>
+          <w:szCs w:val="22"/>
+        </w:rPr>
+        <w:t>(</w:t>
+      </w:r>
+      <w:proofErr w:type="gramEnd"/>
+      <w:r>
+        <w:rPr>
+          <w:color w:val="000000" w:themeColor="text1"/>
+          <w:sz w:val="22"/>
+          <w:szCs w:val="22"/>
+        </w:rPr>
+        <w:t>) takes an array of Promises and waits for all of them to successfully finish.</w:t>
+      </w:r>
+      <w:r>
+        <w:rPr>
+          <w:color w:val="000000" w:themeColor="text1"/>
+          <w:sz w:val="22"/>
+          <w:szCs w:val="22"/>
+        </w:rPr>
+        <w:t xml:space="preserve"> </w:t>
+      </w:r>
+      <w:proofErr w:type="spellStart"/>
+      <w:proofErr w:type="gramStart"/>
+      <w:r>
+        <w:rPr>
+          <w:color w:val="000000" w:themeColor="text1"/>
+          <w:sz w:val="22"/>
+          <w:szCs w:val="22"/>
+        </w:rPr>
+        <w:t>Promise.all</w:t>
+      </w:r>
+      <w:proofErr w:type="spellEnd"/>
+      <w:r>
+        <w:rPr>
+          <w:color w:val="000000" w:themeColor="text1"/>
+          <w:sz w:val="22"/>
+          <w:szCs w:val="22"/>
+        </w:rPr>
+        <w:t>(</w:t>
+      </w:r>
+      <w:proofErr w:type="gramEnd"/>
+      <w:r>
+        <w:rPr>
+          <w:color w:val="000000" w:themeColor="text1"/>
+          <w:sz w:val="22"/>
+          <w:szCs w:val="22"/>
+        </w:rPr>
+        <w:t xml:space="preserve">) = wait for ALL Promises. If all succeed, get all results. If one fails, the whole </w:t>
+      </w:r>
+      <w:proofErr w:type="spellStart"/>
+      <w:proofErr w:type="gramStart"/>
+      <w:r>
+        <w:rPr>
+          <w:color w:val="000000" w:themeColor="text1"/>
+          <w:sz w:val="22"/>
+          <w:szCs w:val="22"/>
+        </w:rPr>
+        <w:t>Promise.all</w:t>
+      </w:r>
+      <w:proofErr w:type="spellEnd"/>
+      <w:r>
+        <w:rPr>
+          <w:color w:val="000000" w:themeColor="text1"/>
+          <w:sz w:val="22"/>
+          <w:szCs w:val="22"/>
+        </w:rPr>
+        <w:t>(</w:t>
+      </w:r>
+      <w:proofErr w:type="gramEnd"/>
+      <w:r>
+        <w:rPr>
+          <w:color w:val="000000" w:themeColor="text1"/>
+          <w:sz w:val="22"/>
+          <w:szCs w:val="22"/>
+        </w:rPr>
+        <w:t>) rejects.</w:t>
+      </w:r>
+    </w:p>
+    <w:p>
+      <w:pPr>
+        <w:pStyle w:val="ListParagraph"/>
+        <w:numPr>
+          <w:ilvl w:val="0"/>
+          <w:numId w:val="23"/>
+        </w:numPr>
+        <w:rPr>
+          <w:color w:val="000000" w:themeColor="text1"/>
+          <w:sz w:val="22"/>
+          <w:szCs w:val="22"/>
+        </w:rPr>
+      </w:pPr>
+      <w:proofErr w:type="gramStart"/>
+      <w:r>
+        <w:rPr>
+          <w:color w:val="000000" w:themeColor="text1"/>
+          <w:sz w:val="22"/>
+          <w:szCs w:val="22"/>
+        </w:rPr>
+        <w:t>fetch(</w:t>
+      </w:r>
+      <w:proofErr w:type="gramEnd"/>
+      <w:r>
+        <w:rPr>
+          <w:color w:val="000000" w:themeColor="text1"/>
+          <w:sz w:val="22"/>
+          <w:szCs w:val="22"/>
+        </w:rPr>
+        <w:t>) returns a Promise.</w:t>
+      </w:r>
+      <w:r>
+        <w:rPr>
+          <w:color w:val="000000" w:themeColor="text1"/>
+          <w:sz w:val="22"/>
+          <w:szCs w:val="22"/>
+        </w:rPr>
+        <w:t xml:space="preserve"> </w:t>
+      </w:r>
+    </w:p>
+    <w:p>
+      <w:pPr>
+        <w:ind w:left="720"/>
+        <w:rPr>
+          <w:color w:val="000000" w:themeColor="text1"/>
+          <w:sz w:val="22"/>
+          <w:szCs w:val="22"/>
+        </w:rPr>
+      </w:pPr>
+      <w:r>
+        <w:rPr>
+          <w:color w:val="000000" w:themeColor="text1"/>
+          <w:sz w:val="22"/>
+          <w:szCs w:val="22"/>
+        </w:rPr>
+        <w:t>fetch("https://example.com")</w:t>
+      </w:r>
+    </w:p>
+    <w:p>
+      <w:pPr>
+        <w:ind w:left="720"/>
+        <w:rPr>
+          <w:color w:val="000000" w:themeColor="text1"/>
+          <w:sz w:val="22"/>
+          <w:szCs w:val="22"/>
+        </w:rPr>
+      </w:pPr>
+      <w:r>
+        <w:rPr>
+          <w:color w:val="000000" w:themeColor="text1"/>
+          <w:sz w:val="22"/>
+          <w:szCs w:val="22"/>
+        </w:rPr>
+        <w:t xml:space="preserve">  </w:t>
+      </w:r>
+      <w:proofErr w:type="gramStart"/>
+      <w:r>
+        <w:rPr>
+          <w:color w:val="000000" w:themeColor="text1"/>
+          <w:sz w:val="22"/>
+          <w:szCs w:val="22"/>
+        </w:rPr>
+        <w:t>.then</w:t>
+      </w:r>
+      <w:proofErr w:type="gramEnd"/>
+      <w:r>
+        <w:rPr>
+          <w:color w:val="000000" w:themeColor="text1"/>
+          <w:sz w:val="22"/>
+          <w:szCs w:val="22"/>
+        </w:rPr>
+        <w:t>(response =&gt; {</w:t>
+      </w:r>
+    </w:p>
+    <w:p>
+      <w:pPr>
+        <w:ind w:left="720"/>
+        <w:rPr>
+          <w:color w:val="000000" w:themeColor="text1"/>
+          <w:sz w:val="22"/>
+          <w:szCs w:val="22"/>
+        </w:rPr>
+      </w:pPr>
+      <w:r>
+        <w:rPr>
+          <w:color w:val="000000" w:themeColor="text1"/>
+          <w:sz w:val="22"/>
+          <w:szCs w:val="22"/>
+        </w:rPr>
+        <w:lastRenderedPageBreak/>
+        <w:t xml:space="preserve">    console.log(response);</w:t>
+      </w:r>
+    </w:p>
+    <w:p>
+      <w:pPr>
+        <w:ind w:left="720"/>
+        <w:rPr>
+          <w:color w:val="000000" w:themeColor="text1"/>
+          <w:sz w:val="22"/>
+          <w:szCs w:val="22"/>
+        </w:rPr>
+      </w:pPr>
+      <w:r>
+        <w:rPr>
+          <w:color w:val="000000" w:themeColor="text1"/>
+          <w:sz w:val="22"/>
+          <w:szCs w:val="22"/>
+        </w:rPr>
+        <w:t xml:space="preserve">  })</w:t>
+      </w:r>
+    </w:p>
+    <w:p>
+      <w:pPr>
+        <w:ind w:left="720"/>
+        <w:rPr>
+          <w:color w:val="000000" w:themeColor="text1"/>
+          <w:sz w:val="22"/>
+          <w:szCs w:val="22"/>
+        </w:rPr>
+      </w:pPr>
+      <w:r>
+        <w:rPr>
+          <w:color w:val="000000" w:themeColor="text1"/>
+          <w:sz w:val="22"/>
+          <w:szCs w:val="22"/>
+        </w:rPr>
+        <w:t xml:space="preserve">  </w:t>
+      </w:r>
+      <w:proofErr w:type="gramStart"/>
+      <w:r>
+        <w:rPr>
+          <w:color w:val="000000" w:themeColor="text1"/>
+          <w:sz w:val="22"/>
+          <w:szCs w:val="22"/>
+        </w:rPr>
+        <w:t>.catch</w:t>
+      </w:r>
+      <w:proofErr w:type="gramEnd"/>
+      <w:r>
+        <w:rPr>
+          <w:color w:val="000000" w:themeColor="text1"/>
+          <w:sz w:val="22"/>
+          <w:szCs w:val="22"/>
+        </w:rPr>
+        <w:t>(error =&gt; {</w:t>
+      </w:r>
+    </w:p>
+    <w:p>
+      <w:pPr>
+        <w:ind w:left="720"/>
+        <w:rPr>
+          <w:color w:val="000000" w:themeColor="text1"/>
+          <w:sz w:val="22"/>
+          <w:szCs w:val="22"/>
+        </w:rPr>
+      </w:pPr>
+      <w:r>
+        <w:rPr>
+          <w:color w:val="000000" w:themeColor="text1"/>
+          <w:sz w:val="22"/>
+          <w:szCs w:val="22"/>
+        </w:rPr>
+        <w:t xml:space="preserve">    console.log(error);</w:t>
+      </w:r>
+    </w:p>
+    <w:p>
+      <w:pPr>
+        <w:ind w:left="720"/>
+        <w:rPr>
+          <w:color w:val="000000" w:themeColor="text1"/>
+          <w:sz w:val="22"/>
+          <w:szCs w:val="22"/>
+        </w:rPr>
+      </w:pPr>
+      <w:r>
+        <w:rPr>
+          <w:color w:val="000000" w:themeColor="text1"/>
+          <w:sz w:val="22"/>
+          <w:szCs w:val="22"/>
+        </w:rPr>
+        <w:t xml:space="preserve">  });</w:t>
+      </w:r>
+    </w:p>
+    <w:p>
+      <w:pPr>
+        <w:pStyle w:val="ListParagraph"/>
+        <w:numPr>
+          <w:ilvl w:val="0"/>
+          <w:numId w:val="23"/>
+        </w:numPr>
+        <w:rPr>
+          <w:color w:val="000000" w:themeColor="text1"/>
+          <w:sz w:val="22"/>
+          <w:szCs w:val="22"/>
+        </w:rPr>
+      </w:pPr>
+      <w:proofErr w:type="gramStart"/>
+      <w:r>
+        <w:rPr>
+          <w:color w:val="000000" w:themeColor="text1"/>
+          <w:sz w:val="22"/>
+          <w:szCs w:val="22"/>
+        </w:rPr>
+        <w:t>the</w:t>
+      </w:r>
+      <w:proofErr w:type="gramEnd"/>
+      <w:r>
+        <w:rPr>
+          <w:color w:val="000000" w:themeColor="text1"/>
+          <w:sz w:val="22"/>
+          <w:szCs w:val="22"/>
+        </w:rPr>
+        <w:t xml:space="preserve"> method property here specifies which method of the http request are we invoking for the current resource we are fetching: </w:t>
+      </w:r>
+    </w:p>
+    <w:p>
+      <w:pPr>
+        <w:ind w:left="720"/>
+        <w:rPr>
+          <w:color w:val="000000" w:themeColor="text1"/>
+          <w:sz w:val="22"/>
+          <w:szCs w:val="22"/>
+        </w:rPr>
+      </w:pPr>
+      <w:proofErr w:type="gramStart"/>
+      <w:r>
+        <w:rPr>
+          <w:color w:val="000000" w:themeColor="text1"/>
+          <w:sz w:val="22"/>
+          <w:szCs w:val="22"/>
+        </w:rPr>
+        <w:t>fetch(</w:t>
+      </w:r>
+      <w:proofErr w:type="gramEnd"/>
+      <w:r>
+        <w:rPr>
+          <w:color w:val="000000" w:themeColor="text1"/>
+          <w:sz w:val="22"/>
+          <w:szCs w:val="22"/>
+        </w:rPr>
+        <w:t>"/users</w:t>
+      </w:r>
+      <w:proofErr w:type="gramStart"/>
+      <w:r>
+        <w:rPr>
+          <w:color w:val="000000" w:themeColor="text1"/>
+          <w:sz w:val="22"/>
+          <w:szCs w:val="22"/>
+        </w:rPr>
+        <w:t>", {</w:t>
+      </w:r>
+      <w:proofErr w:type="gramEnd"/>
+    </w:p>
+    <w:p>
+      <w:pPr>
+        <w:ind w:left="720"/>
+        <w:rPr>
+          <w:color w:val="000000" w:themeColor="text1"/>
+          <w:sz w:val="22"/>
+          <w:szCs w:val="22"/>
+        </w:rPr>
+      </w:pPr>
+      <w:r>
+        <w:rPr>
+          <w:color w:val="000000" w:themeColor="text1"/>
+          <w:sz w:val="22"/>
+          <w:szCs w:val="22"/>
+        </w:rPr>
+        <w:t xml:space="preserve">  method: "POST",</w:t>
+      </w:r>
+    </w:p>
+    <w:p>
+      <w:pPr>
+        <w:ind w:left="720"/>
+        <w:rPr>
+          <w:color w:val="000000" w:themeColor="text1"/>
+          <w:sz w:val="22"/>
+          <w:szCs w:val="22"/>
+        </w:rPr>
+      </w:pPr>
+      <w:r>
+        <w:rPr>
+          <w:color w:val="000000" w:themeColor="text1"/>
+          <w:sz w:val="22"/>
+          <w:szCs w:val="22"/>
+        </w:rPr>
+        <w:t xml:space="preserve">  body: </w:t>
+      </w:r>
+      <w:proofErr w:type="spellStart"/>
+      <w:r>
+        <w:rPr>
+          <w:color w:val="000000" w:themeColor="text1"/>
+          <w:sz w:val="22"/>
+          <w:szCs w:val="22"/>
+        </w:rPr>
+        <w:t>JSON.</w:t>
+      </w:r>
+      <w:proofErr w:type="gramStart"/>
+      <w:r>
+        <w:rPr>
+          <w:color w:val="000000" w:themeColor="text1"/>
+          <w:sz w:val="22"/>
+          <w:szCs w:val="22"/>
+        </w:rPr>
+        <w:t>stringify</w:t>
+      </w:r>
+      <w:proofErr w:type="spellEnd"/>
+      <w:r>
+        <w:rPr>
+          <w:color w:val="000000" w:themeColor="text1"/>
+          <w:sz w:val="22"/>
+          <w:szCs w:val="22"/>
+        </w:rPr>
+        <w:t>({</w:t>
+      </w:r>
+      <w:proofErr w:type="gramEnd"/>
+    </w:p>
+    <w:p>
+      <w:pPr>
+        <w:ind w:left="720"/>
+        <w:rPr>
+          <w:color w:val="000000" w:themeColor="text1"/>
+          <w:sz w:val="22"/>
+          <w:szCs w:val="22"/>
+        </w:rPr>
+      </w:pPr>
+      <w:r>
+        <w:rPr>
+          <w:color w:val="000000" w:themeColor="text1"/>
+          <w:sz w:val="22"/>
+          <w:szCs w:val="22"/>
+        </w:rPr>
+        <w:t xml:space="preserve">    name: "John"</w:t>
+      </w:r>
+    </w:p>
+    <w:p>
+      <w:pPr>
+        <w:ind w:left="720"/>
+        <w:rPr>
+          <w:color w:val="000000" w:themeColor="text1"/>
+          <w:sz w:val="22"/>
+          <w:szCs w:val="22"/>
+        </w:rPr>
+      </w:pPr>
+      <w:r>
+        <w:rPr>
+          <w:color w:val="000000" w:themeColor="text1"/>
+          <w:sz w:val="22"/>
+          <w:szCs w:val="22"/>
+        </w:rPr>
+        <w:t xml:space="preserve">  })</w:t>
+      </w:r>
+    </w:p>
+    <w:p>
+      <w:pPr>
+        <w:ind w:left="720"/>
+        <w:rPr>
+          <w:color w:val="000000" w:themeColor="text1"/>
+          <w:sz w:val="22"/>
+          <w:szCs w:val="22"/>
+        </w:rPr>
+      </w:pPr>
+      <w:r>
+        <w:rPr>
+          <w:color w:val="000000" w:themeColor="text1"/>
+          <w:sz w:val="22"/>
+          <w:szCs w:val="22"/>
+        </w:rPr>
+        <w:t>});</w:t>
+      </w:r>
+    </w:p>
+    <w:p>
+      <w:pPr>
+        <w:pStyle w:val="ListParagraph"/>
+        <w:numPr>
+          <w:ilvl w:val="0"/>
+          <w:numId w:val="23"/>
+        </w:numPr>
+        <w:rPr>
+          <w:color w:val="000000" w:themeColor="text1"/>
+          <w:sz w:val="22"/>
+          <w:szCs w:val="22"/>
+        </w:rPr>
+      </w:pPr>
+      <w:r>
+        <w:rPr>
+          <w:color w:val="000000" w:themeColor="text1"/>
+          <w:sz w:val="22"/>
+          <w:szCs w:val="22"/>
+        </w:rPr>
+        <w:t xml:space="preserve">Think of </w:t>
+      </w:r>
+      <w:proofErr w:type="spellStart"/>
+      <w:proofErr w:type="gramStart"/>
+      <w:r>
+        <w:rPr>
+          <w:color w:val="000000" w:themeColor="text1"/>
+          <w:sz w:val="22"/>
+          <w:szCs w:val="22"/>
+        </w:rPr>
+        <w:t>response.json</w:t>
+      </w:r>
+      <w:proofErr w:type="spellEnd"/>
+      <w:proofErr w:type="gramEnd"/>
+      <w:r>
+        <w:rPr>
+          <w:color w:val="000000" w:themeColor="text1"/>
+          <w:sz w:val="22"/>
+          <w:szCs w:val="22"/>
+        </w:rPr>
+        <w:t>() as "read the response body and turn it into a JavaScript object."</w:t>
+      </w:r>
+    </w:p>
+    <w:p>
+      <w:pPr>
+        <w:pStyle w:val="ListParagraph"/>
+        <w:numPr>
+          <w:ilvl w:val="0"/>
+          <w:numId w:val="23"/>
+        </w:numPr>
+        <w:rPr>
+          <w:color w:val="000000" w:themeColor="text1"/>
+          <w:sz w:val="22"/>
+          <w:szCs w:val="22"/>
+        </w:rPr>
+      </w:pPr>
+      <w:proofErr w:type="spellStart"/>
+      <w:r>
+        <w:rPr>
+          <w:color w:val="000000" w:themeColor="text1"/>
+          <w:sz w:val="22"/>
+          <w:szCs w:val="22"/>
+        </w:rPr>
+        <w:t>Response.</w:t>
+      </w:r>
+      <w:proofErr w:type="gramStart"/>
+      <w:r>
+        <w:rPr>
+          <w:color w:val="000000" w:themeColor="text1"/>
+          <w:sz w:val="22"/>
+          <w:szCs w:val="22"/>
+        </w:rPr>
+        <w:t>json</w:t>
+      </w:r>
+      <w:proofErr w:type="spellEnd"/>
+      <w:proofErr w:type="gramEnd"/>
+      <w:r>
+        <w:rPr>
+          <w:color w:val="000000" w:themeColor="text1"/>
+          <w:sz w:val="22"/>
+          <w:szCs w:val="22"/>
+        </w:rPr>
+        <w:t xml:space="preserve"> is a promise that we should call </w:t>
+      </w:r>
+      <w:proofErr w:type="gramStart"/>
+      <w:r>
+        <w:rPr>
+          <w:color w:val="000000" w:themeColor="text1"/>
+          <w:sz w:val="22"/>
+          <w:szCs w:val="22"/>
+        </w:rPr>
+        <w:t>the .then</w:t>
+      </w:r>
+      <w:proofErr w:type="gramEnd"/>
+      <w:r>
+        <w:rPr>
+          <w:color w:val="000000" w:themeColor="text1"/>
+          <w:sz w:val="22"/>
+          <w:szCs w:val="22"/>
+        </w:rPr>
+        <w:t xml:space="preserve"> on to handle the error or use the result</w:t>
+      </w:r>
+    </w:p>
+    <w:p>
+      <w:pPr>
+        <w:ind w:left="720"/>
+        <w:rPr>
+          <w:color w:val="000000" w:themeColor="text1"/>
+          <w:sz w:val="22"/>
+          <w:szCs w:val="22"/>
+        </w:rPr>
+      </w:pPr>
+      <w:r>
+        <w:rPr>
+          <w:color w:val="000000" w:themeColor="text1"/>
+          <w:sz w:val="22"/>
+          <w:szCs w:val="22"/>
+        </w:rPr>
+        <w:t>fetch("/user")</w:t>
+      </w:r>
+    </w:p>
+    <w:p>
+      <w:pPr>
+        <w:ind w:left="720"/>
+        <w:rPr>
+          <w:color w:val="000000" w:themeColor="text1"/>
+          <w:sz w:val="22"/>
+          <w:szCs w:val="22"/>
+        </w:rPr>
+      </w:pPr>
+      <w:r>
+        <w:rPr>
+          <w:color w:val="000000" w:themeColor="text1"/>
+          <w:sz w:val="22"/>
+          <w:szCs w:val="22"/>
+        </w:rPr>
+        <w:t xml:space="preserve">  </w:t>
+      </w:r>
+      <w:proofErr w:type="gramStart"/>
+      <w:r>
+        <w:rPr>
+          <w:color w:val="000000" w:themeColor="text1"/>
+          <w:sz w:val="22"/>
+          <w:szCs w:val="22"/>
+        </w:rPr>
+        <w:t>.then</w:t>
+      </w:r>
+      <w:proofErr w:type="gramEnd"/>
+      <w:r>
+        <w:rPr>
+          <w:color w:val="000000" w:themeColor="text1"/>
+          <w:sz w:val="22"/>
+          <w:szCs w:val="22"/>
+        </w:rPr>
+        <w:t xml:space="preserve">(response =&gt; </w:t>
+      </w:r>
+      <w:proofErr w:type="spellStart"/>
+      <w:proofErr w:type="gramStart"/>
+      <w:r>
+        <w:rPr>
+          <w:color w:val="000000" w:themeColor="text1"/>
+          <w:sz w:val="22"/>
+          <w:szCs w:val="22"/>
+        </w:rPr>
+        <w:t>response.json</w:t>
+      </w:r>
+      <w:proofErr w:type="spellEnd"/>
+      <w:proofErr w:type="gramEnd"/>
+      <w:r>
+        <w:rPr>
+          <w:color w:val="000000" w:themeColor="text1"/>
+          <w:sz w:val="22"/>
+          <w:szCs w:val="22"/>
+        </w:rPr>
+        <w:t>())</w:t>
+      </w:r>
+    </w:p>
+    <w:p>
+      <w:pPr>
+        <w:ind w:left="720"/>
+        <w:rPr>
+          <w:color w:val="000000" w:themeColor="text1"/>
+          <w:sz w:val="22"/>
+          <w:szCs w:val="22"/>
+        </w:rPr>
+      </w:pPr>
+      <w:r>
+        <w:rPr>
+          <w:color w:val="000000" w:themeColor="text1"/>
+          <w:sz w:val="22"/>
+          <w:szCs w:val="22"/>
+        </w:rPr>
+        <w:t xml:space="preserve">  </w:t>
+      </w:r>
+      <w:proofErr w:type="gramStart"/>
+      <w:r>
+        <w:rPr>
+          <w:color w:val="000000" w:themeColor="text1"/>
+          <w:sz w:val="22"/>
+          <w:szCs w:val="22"/>
+        </w:rPr>
+        <w:t>.then</w:t>
+      </w:r>
+      <w:proofErr w:type="gramEnd"/>
+      <w:r>
+        <w:rPr>
+          <w:color w:val="000000" w:themeColor="text1"/>
+          <w:sz w:val="22"/>
+          <w:szCs w:val="22"/>
+        </w:rPr>
+        <w:t>(user =&gt; {</w:t>
+      </w:r>
+    </w:p>
+    <w:p>
+      <w:pPr>
+        <w:ind w:left="720"/>
+        <w:rPr>
+          <w:color w:val="000000" w:themeColor="text1"/>
+          <w:sz w:val="22"/>
+          <w:szCs w:val="22"/>
+        </w:rPr>
+      </w:pPr>
+      <w:r>
+        <w:rPr>
+          <w:color w:val="000000" w:themeColor="text1"/>
+          <w:sz w:val="22"/>
+          <w:szCs w:val="22"/>
+        </w:rPr>
+        <w:t xml:space="preserve">    console.log(user);</w:t>
+      </w:r>
+    </w:p>
+    <w:p>
+      <w:pPr>
+        <w:ind w:left="720"/>
+        <w:rPr>
+          <w:color w:val="000000" w:themeColor="text1"/>
+          <w:sz w:val="22"/>
+          <w:szCs w:val="22"/>
+        </w:rPr>
+      </w:pPr>
+      <w:r>
+        <w:rPr>
+          <w:color w:val="000000" w:themeColor="text1"/>
+          <w:sz w:val="22"/>
+          <w:szCs w:val="22"/>
+        </w:rPr>
+        <w:t xml:space="preserve">  });</w:t>
+      </w:r>
+    </w:p>
+    <w:p>
+      <w:pPr>
         <w:rPr>
           <w:color w:val="000000" w:themeColor="text1"/>
           <w:sz w:val="22"/>
@@ -11077,6 +16826,119 @@
     </w:lvl>
   </w:abstractNum>
   <w:abstractNum w:abstractNumId="3" w15:restartNumberingAfterBreak="0">
+    <w:nsid w:val="11495B06"/>
+    <w:multiLevelType w:val="hybridMultilevel"/>
+    <w:tmpl w:val="B3F6729C"/>
+    <w:lvl w:ilvl="0" w:tplc="04090001">
+      <w:start w:val="1"/>
+      <w:numFmt w:val="bullet"/>
+      <w:lvlText w:val=""/>
+      <w:lvlJc w:val="left"/>
+      <w:pPr>
+        <w:ind w:left="720" w:hanging="360"/>
+      </w:pPr>
+      <w:rPr>
+        <w:rFonts w:ascii="Symbol" w:hAnsi="Symbol" w:hint="default"/>
+      </w:rPr>
+    </w:lvl>
+    <w:lvl w:ilvl="1" w:tplc="04090003" w:tentative="1">
+      <w:start w:val="1"/>
+      <w:numFmt w:val="bullet"/>
+      <w:lvlText w:val="o"/>
+      <w:lvlJc w:val="left"/>
+      <w:pPr>
+        <w:ind w:left="1440" w:hanging="360"/>
+      </w:pPr>
+      <w:rPr>
+        <w:rFonts w:ascii="Courier New" w:hAnsi="Courier New" w:cs="Courier New" w:hint="default"/>
+      </w:rPr>
+    </w:lvl>
+    <w:lvl w:ilvl="2" w:tplc="04090005" w:tentative="1">
+      <w:start w:val="1"/>
+      <w:numFmt w:val="bullet"/>
+      <w:lvlText w:val=""/>
+      <w:lvlJc w:val="left"/>
+      <w:pPr>
+        <w:ind w:left="2160" w:hanging="360"/>
+      </w:pPr>
+      <w:rPr>
+        <w:rFonts w:ascii="Wingdings" w:hAnsi="Wingdings" w:hint="default"/>
+      </w:rPr>
+    </w:lvl>
+    <w:lvl w:ilvl="3" w:tplc="04090001" w:tentative="1">
+      <w:start w:val="1"/>
+      <w:numFmt w:val="bullet"/>
+      <w:lvlText w:val=""/>
+      <w:lvlJc w:val="left"/>
+      <w:pPr>
+        <w:ind w:left="2880" w:hanging="360"/>
+      </w:pPr>
+      <w:rPr>
+        <w:rFonts w:ascii="Symbol" w:hAnsi="Symbol" w:hint="default"/>
+      </w:rPr>
+    </w:lvl>
+    <w:lvl w:ilvl="4" w:tplc="04090003" w:tentative="1">
+      <w:start w:val="1"/>
+      <w:numFmt w:val="bullet"/>
+      <w:lvlText w:val="o"/>
+      <w:lvlJc w:val="left"/>
+      <w:pPr>
+        <w:ind w:left="3600" w:hanging="360"/>
+      </w:pPr>
+      <w:rPr>
+        <w:rFonts w:ascii="Courier New" w:hAnsi="Courier New" w:cs="Courier New" w:hint="default"/>
+      </w:rPr>
+    </w:lvl>
+    <w:lvl w:ilvl="5" w:tplc="04090005" w:tentative="1">
+      <w:start w:val="1"/>
+      <w:numFmt w:val="bullet"/>
+      <w:lvlText w:val=""/>
+      <w:lvlJc w:val="left"/>
+      <w:pPr>
+        <w:ind w:left="4320" w:hanging="360"/>
+      </w:pPr>
+      <w:rPr>
+        <w:rFonts w:ascii="Wingdings" w:hAnsi="Wingdings" w:hint="default"/>
+      </w:rPr>
+    </w:lvl>
+    <w:lvl w:ilvl="6" w:tplc="04090001" w:tentative="1">
+      <w:start w:val="1"/>
+      <w:numFmt w:val="bullet"/>
+      <w:lvlText w:val=""/>
+      <w:lvlJc w:val="left"/>
+      <w:pPr>
+        <w:ind w:left="5040" w:hanging="360"/>
+      </w:pPr>
+      <w:rPr>
+        <w:rFonts w:ascii="Symbol" w:hAnsi="Symbol" w:hint="default"/>
+      </w:rPr>
+    </w:lvl>
+    <w:lvl w:ilvl="7" w:tplc="04090003" w:tentative="1">
+      <w:start w:val="1"/>
+      <w:numFmt w:val="bullet"/>
+      <w:lvlText w:val="o"/>
+      <w:lvlJc w:val="left"/>
+      <w:pPr>
+        <w:ind w:left="5760" w:hanging="360"/>
+      </w:pPr>
+      <w:rPr>
+        <w:rFonts w:ascii="Courier New" w:hAnsi="Courier New" w:cs="Courier New" w:hint="default"/>
+      </w:rPr>
+    </w:lvl>
+    <w:lvl w:ilvl="8" w:tplc="04090005" w:tentative="1">
+      <w:start w:val="1"/>
+      <w:numFmt w:val="bullet"/>
+      <w:lvlText w:val=""/>
+      <w:lvlJc w:val="left"/>
+      <w:pPr>
+        <w:ind w:left="6480" w:hanging="360"/>
+      </w:pPr>
+      <w:rPr>
+        <w:rFonts w:ascii="Wingdings" w:hAnsi="Wingdings" w:hint="default"/>
+      </w:rPr>
+    </w:lvl>
+  </w:abstractNum>
+  <w:abstractNum w:abstractNumId="4" w15:restartNumberingAfterBreak="0">
     <w:nsid w:val="180073A9"/>
     <w:multiLevelType w:val="hybridMultilevel"/>
     <w:tmpl w:val="C4208BC4"/>
@@ -11189,7 +17051,7 @@
       </w:rPr>
     </w:lvl>
   </w:abstractNum>
-  <w:abstractNum w:abstractNumId="4" w15:restartNumberingAfterBreak="0">
+  <w:abstractNum w:abstractNumId="5" w15:restartNumberingAfterBreak="0">
     <w:nsid w:val="1B5E1E30"/>
     <w:multiLevelType w:val="hybridMultilevel"/>
     <w:tmpl w:val="C206FA48"/>
@@ -11302,7 +17164,7 @@
       </w:rPr>
     </w:lvl>
   </w:abstractNum>
-  <w:abstractNum w:abstractNumId="5" w15:restartNumberingAfterBreak="0">
+  <w:abstractNum w:abstractNumId="6" w15:restartNumberingAfterBreak="0">
     <w:nsid w:val="21A85D22"/>
     <w:multiLevelType w:val="hybridMultilevel"/>
     <w:tmpl w:val="5D587D8C"/>
@@ -11415,7 +17277,7 @@
       </w:rPr>
     </w:lvl>
   </w:abstractNum>
-  <w:abstractNum w:abstractNumId="6" w15:restartNumberingAfterBreak="0">
+  <w:abstractNum w:abstractNumId="7" w15:restartNumberingAfterBreak="0">
     <w:nsid w:val="25FB4FF8"/>
     <w:multiLevelType w:val="hybridMultilevel"/>
     <w:tmpl w:val="5EB82182"/>
@@ -11528,7 +17390,7 @@
       </w:rPr>
     </w:lvl>
   </w:abstractNum>
-  <w:abstractNum w:abstractNumId="7" w15:restartNumberingAfterBreak="0">
+  <w:abstractNum w:abstractNumId="8" w15:restartNumberingAfterBreak="0">
     <w:nsid w:val="287602B0"/>
     <w:multiLevelType w:val="hybridMultilevel"/>
     <w:tmpl w:val="9FB6BA26"/>
@@ -11641,7 +17503,7 @@
       </w:rPr>
     </w:lvl>
   </w:abstractNum>
-  <w:abstractNum w:abstractNumId="8" w15:restartNumberingAfterBreak="0">
+  <w:abstractNum w:abstractNumId="9" w15:restartNumberingAfterBreak="0">
     <w:nsid w:val="32A63574"/>
     <w:multiLevelType w:val="hybridMultilevel"/>
     <w:tmpl w:val="D3E6D67C"/>
@@ -11754,7 +17616,120 @@
       </w:rPr>
     </w:lvl>
   </w:abstractNum>
-  <w:abstractNum w:abstractNumId="9" w15:restartNumberingAfterBreak="0">
+  <w:abstractNum w:abstractNumId="10" w15:restartNumberingAfterBreak="0">
+    <w:nsid w:val="3B642326"/>
+    <w:multiLevelType w:val="hybridMultilevel"/>
+    <w:tmpl w:val="C10C75DA"/>
+    <w:lvl w:ilvl="0" w:tplc="04090001">
+      <w:start w:val="1"/>
+      <w:numFmt w:val="bullet"/>
+      <w:lvlText w:val=""/>
+      <w:lvlJc w:val="left"/>
+      <w:pPr>
+        <w:ind w:left="720" w:hanging="360"/>
+      </w:pPr>
+      <w:rPr>
+        <w:rFonts w:ascii="Symbol" w:hAnsi="Symbol" w:hint="default"/>
+      </w:rPr>
+    </w:lvl>
+    <w:lvl w:ilvl="1" w:tplc="04090003" w:tentative="1">
+      <w:start w:val="1"/>
+      <w:numFmt w:val="bullet"/>
+      <w:lvlText w:val="o"/>
+      <w:lvlJc w:val="left"/>
+      <w:pPr>
+        <w:ind w:left="1440" w:hanging="360"/>
+      </w:pPr>
+      <w:rPr>
+        <w:rFonts w:ascii="Courier New" w:hAnsi="Courier New" w:cs="Courier New" w:hint="default"/>
+      </w:rPr>
+    </w:lvl>
+    <w:lvl w:ilvl="2" w:tplc="04090005" w:tentative="1">
+      <w:start w:val="1"/>
+      <w:numFmt w:val="bullet"/>
+      <w:lvlText w:val=""/>
+      <w:lvlJc w:val="left"/>
+      <w:pPr>
+        <w:ind w:left="2160" w:hanging="360"/>
+      </w:pPr>
+      <w:rPr>
+        <w:rFonts w:ascii="Wingdings" w:hAnsi="Wingdings" w:hint="default"/>
+      </w:rPr>
+    </w:lvl>
+    <w:lvl w:ilvl="3" w:tplc="04090001" w:tentative="1">
+      <w:start w:val="1"/>
+      <w:numFmt w:val="bullet"/>
+      <w:lvlText w:val=""/>
+      <w:lvlJc w:val="left"/>
+      <w:pPr>
+        <w:ind w:left="2880" w:hanging="360"/>
+      </w:pPr>
+      <w:rPr>
+        <w:rFonts w:ascii="Symbol" w:hAnsi="Symbol" w:hint="default"/>
+      </w:rPr>
+    </w:lvl>
+    <w:lvl w:ilvl="4" w:tplc="04090003" w:tentative="1">
+      <w:start w:val="1"/>
+      <w:numFmt w:val="bullet"/>
+      <w:lvlText w:val="o"/>
+      <w:lvlJc w:val="left"/>
+      <w:pPr>
+        <w:ind w:left="3600" w:hanging="360"/>
+      </w:pPr>
+      <w:rPr>
+        <w:rFonts w:ascii="Courier New" w:hAnsi="Courier New" w:cs="Courier New" w:hint="default"/>
+      </w:rPr>
+    </w:lvl>
+    <w:lvl w:ilvl="5" w:tplc="04090005" w:tentative="1">
+      <w:start w:val="1"/>
+      <w:numFmt w:val="bullet"/>
+      <w:lvlText w:val=""/>
+      <w:lvlJc w:val="left"/>
+      <w:pPr>
+        <w:ind w:left="4320" w:hanging="360"/>
+      </w:pPr>
+      <w:rPr>
+        <w:rFonts w:ascii="Wingdings" w:hAnsi="Wingdings" w:hint="default"/>
+      </w:rPr>
+    </w:lvl>
+    <w:lvl w:ilvl="6" w:tplc="04090001" w:tentative="1">
+      <w:start w:val="1"/>
+      <w:numFmt w:val="bullet"/>
+      <w:lvlText w:val=""/>
+      <w:lvlJc w:val="left"/>
+      <w:pPr>
+        <w:ind w:left="5040" w:hanging="360"/>
+      </w:pPr>
+      <w:rPr>
+        <w:rFonts w:ascii="Symbol" w:hAnsi="Symbol" w:hint="default"/>
+      </w:rPr>
+    </w:lvl>
+    <w:lvl w:ilvl="7" w:tplc="04090003" w:tentative="1">
+      <w:start w:val="1"/>
+      <w:numFmt w:val="bullet"/>
+      <w:lvlText w:val="o"/>
+      <w:lvlJc w:val="left"/>
+      <w:pPr>
+        <w:ind w:left="5760" w:hanging="360"/>
+      </w:pPr>
+      <w:rPr>
+        <w:rFonts w:ascii="Courier New" w:hAnsi="Courier New" w:cs="Courier New" w:hint="default"/>
+      </w:rPr>
+    </w:lvl>
+    <w:lvl w:ilvl="8" w:tplc="04090005" w:tentative="1">
+      <w:start w:val="1"/>
+      <w:numFmt w:val="bullet"/>
+      <w:lvlText w:val=""/>
+      <w:lvlJc w:val="left"/>
+      <w:pPr>
+        <w:ind w:left="6480" w:hanging="360"/>
+      </w:pPr>
+      <w:rPr>
+        <w:rFonts w:ascii="Wingdings" w:hAnsi="Wingdings" w:hint="default"/>
+      </w:rPr>
+    </w:lvl>
+  </w:abstractNum>
+  <w:abstractNum w:abstractNumId="11" w15:restartNumberingAfterBreak="0">
     <w:nsid w:val="47C87E2C"/>
     <w:multiLevelType w:val="hybridMultilevel"/>
     <w:tmpl w:val="12A6ED96"/>
@@ -11867,7 +17842,7 @@
       </w:rPr>
     </w:lvl>
   </w:abstractNum>
-  <w:abstractNum w:abstractNumId="10" w15:restartNumberingAfterBreak="0">
+  <w:abstractNum w:abstractNumId="12" w15:restartNumberingAfterBreak="0">
     <w:nsid w:val="572153BA"/>
     <w:multiLevelType w:val="hybridMultilevel"/>
     <w:tmpl w:val="B4FCCD2A"/>
@@ -11980,7 +17955,7 @@
       </w:rPr>
     </w:lvl>
   </w:abstractNum>
-  <w:abstractNum w:abstractNumId="11" w15:restartNumberingAfterBreak="0">
+  <w:abstractNum w:abstractNumId="13" w15:restartNumberingAfterBreak="0">
     <w:nsid w:val="62C452F9"/>
     <w:multiLevelType w:val="hybridMultilevel"/>
     <w:tmpl w:val="CAA478D8"/>
@@ -12093,7 +18068,7 @@
       </w:rPr>
     </w:lvl>
   </w:abstractNum>
-  <w:abstractNum w:abstractNumId="12" w15:restartNumberingAfterBreak="0">
+  <w:abstractNum w:abstractNumId="14" w15:restartNumberingAfterBreak="0">
     <w:nsid w:val="6B753F92"/>
     <w:multiLevelType w:val="hybridMultilevel"/>
     <w:tmpl w:val="2AD4633C"/>
@@ -12206,7 +18181,7 @@
       </w:rPr>
     </w:lvl>
   </w:abstractNum>
-  <w:abstractNum w:abstractNumId="13" w15:restartNumberingAfterBreak="0">
+  <w:abstractNum w:abstractNumId="15" w15:restartNumberingAfterBreak="0">
     <w:nsid w:val="6BF4448B"/>
     <w:multiLevelType w:val="hybridMultilevel"/>
     <w:tmpl w:val="3A8A2742"/>
@@ -12319,7 +18294,7 @@
       </w:rPr>
     </w:lvl>
   </w:abstractNum>
-  <w:abstractNum w:abstractNumId="14" w15:restartNumberingAfterBreak="0">
+  <w:abstractNum w:abstractNumId="16" w15:restartNumberingAfterBreak="0">
     <w:nsid w:val="6FCD6DB0"/>
     <w:multiLevelType w:val="hybridMultilevel"/>
     <w:tmpl w:val="4B72B6AC"/>
@@ -12432,7 +18407,7 @@
       </w:rPr>
     </w:lvl>
   </w:abstractNum>
-  <w:abstractNum w:abstractNumId="15" w15:restartNumberingAfterBreak="0">
+  <w:abstractNum w:abstractNumId="17" w15:restartNumberingAfterBreak="0">
     <w:nsid w:val="74605A05"/>
     <w:multiLevelType w:val="hybridMultilevel"/>
     <w:tmpl w:val="E346ABE0"/>
@@ -12545,7 +18520,7 @@
       </w:rPr>
     </w:lvl>
   </w:abstractNum>
-  <w:abstractNum w:abstractNumId="16" w15:restartNumberingAfterBreak="0">
+  <w:abstractNum w:abstractNumId="18" w15:restartNumberingAfterBreak="0">
     <w:nsid w:val="79CD0E53"/>
     <w:multiLevelType w:val="hybridMultilevel"/>
     <w:tmpl w:val="56742AC4"/>
@@ -12658,7 +18633,7 @@
       </w:rPr>
     </w:lvl>
   </w:abstractNum>
-  <w:abstractNum w:abstractNumId="17" w15:restartNumberingAfterBreak="0">
+  <w:abstractNum w:abstractNumId="19" w15:restartNumberingAfterBreak="0">
     <w:nsid w:val="7B792B0E"/>
     <w:multiLevelType w:val="hybridMultilevel"/>
     <w:tmpl w:val="C7E2C25C"/>
@@ -12771,7 +18746,7 @@
       </w:rPr>
     </w:lvl>
   </w:abstractNum>
-  <w:abstractNum w:abstractNumId="18" w15:restartNumberingAfterBreak="0">
+  <w:abstractNum w:abstractNumId="20" w15:restartNumberingAfterBreak="0">
     <w:nsid w:val="7C5352BD"/>
     <w:multiLevelType w:val="hybridMultilevel"/>
     <w:tmpl w:val="1E0E7DD8"/>
@@ -12884,7 +18859,7 @@
       </w:rPr>
     </w:lvl>
   </w:abstractNum>
-  <w:abstractNum w:abstractNumId="19" w15:restartNumberingAfterBreak="0">
+  <w:abstractNum w:abstractNumId="21" w15:restartNumberingAfterBreak="0">
     <w:nsid w:val="7CA817BC"/>
     <w:multiLevelType w:val="hybridMultilevel"/>
     <w:tmpl w:val="7C287A30"/>
@@ -12997,7 +18972,7 @@
       </w:rPr>
     </w:lvl>
   </w:abstractNum>
-  <w:abstractNum w:abstractNumId="20" w15:restartNumberingAfterBreak="0">
+  <w:abstractNum w:abstractNumId="22" w15:restartNumberingAfterBreak="0">
     <w:nsid w:val="7F72049C"/>
     <w:multiLevelType w:val="multilevel"/>
     <w:tmpl w:val="1F242F62"/>
@@ -13147,67 +19122,73 @@
     </w:lvl>
   </w:abstractNum>
   <w:num w:numId="1" w16cid:durableId="1595670622">
-    <w:abstractNumId w:val="10"/>
+    <w:abstractNumId w:val="12"/>
   </w:num>
   <w:num w:numId="2" w16cid:durableId="1253974616">
-    <w:abstractNumId w:val="8"/>
+    <w:abstractNumId w:val="9"/>
   </w:num>
   <w:num w:numId="3" w16cid:durableId="1151209963">
     <w:abstractNumId w:val="2"/>
   </w:num>
   <w:num w:numId="4" w16cid:durableId="2085225567">
-    <w:abstractNumId w:val="13"/>
+    <w:abstractNumId w:val="15"/>
   </w:num>
   <w:num w:numId="5" w16cid:durableId="968363398">
     <w:abstractNumId w:val="0"/>
   </w:num>
   <w:num w:numId="6" w16cid:durableId="1448768395">
-    <w:abstractNumId w:val="16"/>
+    <w:abstractNumId w:val="18"/>
   </w:num>
   <w:num w:numId="7" w16cid:durableId="97333426">
+    <w:abstractNumId w:val="22"/>
+  </w:num>
+  <w:num w:numId="8" w16cid:durableId="2078238912">
+    <w:abstractNumId w:val="13"/>
+  </w:num>
+  <w:num w:numId="9" w16cid:durableId="1133792355">
+    <w:abstractNumId w:val="8"/>
+  </w:num>
+  <w:num w:numId="10" w16cid:durableId="1949001774">
+    <w:abstractNumId w:val="17"/>
+  </w:num>
+  <w:num w:numId="11" w16cid:durableId="49500872">
+    <w:abstractNumId w:val="21"/>
+  </w:num>
+  <w:num w:numId="12" w16cid:durableId="1627009029">
     <w:abstractNumId w:val="20"/>
   </w:num>
-  <w:num w:numId="8" w16cid:durableId="2078238912">
-    <w:abstractNumId w:val="11"/>
-  </w:num>
-  <w:num w:numId="9" w16cid:durableId="1133792355">
-    <w:abstractNumId w:val="7"/>
-  </w:num>
-  <w:num w:numId="10" w16cid:durableId="1949001774">
-    <w:abstractNumId w:val="15"/>
-  </w:num>
-  <w:num w:numId="11" w16cid:durableId="49500872">
-    <w:abstractNumId w:val="19"/>
-  </w:num>
-  <w:num w:numId="12" w16cid:durableId="1627009029">
-    <w:abstractNumId w:val="18"/>
-  </w:num>
   <w:num w:numId="13" w16cid:durableId="2035300943">
-    <w:abstractNumId w:val="5"/>
+    <w:abstractNumId w:val="6"/>
   </w:num>
   <w:num w:numId="14" w16cid:durableId="582224159">
     <w:abstractNumId w:val="1"/>
   </w:num>
   <w:num w:numId="15" w16cid:durableId="1146630300">
-    <w:abstractNumId w:val="17"/>
+    <w:abstractNumId w:val="19"/>
   </w:num>
   <w:num w:numId="16" w16cid:durableId="1096558111">
-    <w:abstractNumId w:val="6"/>
+    <w:abstractNumId w:val="7"/>
   </w:num>
   <w:num w:numId="17" w16cid:durableId="41566618">
-    <w:abstractNumId w:val="12"/>
+    <w:abstractNumId w:val="14"/>
   </w:num>
   <w:num w:numId="18" w16cid:durableId="366835154">
-    <w:abstractNumId w:val="9"/>
+    <w:abstractNumId w:val="11"/>
   </w:num>
   <w:num w:numId="19" w16cid:durableId="837962617">
+    <w:abstractNumId w:val="4"/>
+  </w:num>
+  <w:num w:numId="20" w16cid:durableId="708997360">
+    <w:abstractNumId w:val="16"/>
+  </w:num>
+  <w:num w:numId="21" w16cid:durableId="522406567">
+    <w:abstractNumId w:val="5"/>
+  </w:num>
+  <w:num w:numId="22" w16cid:durableId="1237282856">
     <w:abstractNumId w:val="3"/>
   </w:num>
-  <w:num w:numId="20" w16cid:durableId="708997360">
-    <w:abstractNumId w:val="14"/>
-  </w:num>
-  <w:num w:numId="21" w16cid:durableId="522406567">
-    <w:abstractNumId w:val="4"/>
+  <w:num w:numId="23" w16cid:durableId="14618509">
+    <w:abstractNumId w:val="10"/>
   </w:num>
 </w:numbering>
 </file>

--- a/Javascript/Javascript basic notes.docx
+++ b/Javascript/Javascript basic notes.docx
@@ -16417,6 +16417,1673 @@
     </w:p>
     <w:p>
       <w:pPr>
+        <w:rPr>
+          <w:color w:val="000000" w:themeColor="text1"/>
+          <w:sz w:val="22"/>
+          <w:szCs w:val="22"/>
+        </w:rPr>
+      </w:pPr>
+    </w:p>
+    <w:p>
+      <w:pPr>
+        <w:rPr>
+          <w:b/>
+          <w:bCs/>
+          <w:color w:val="000000" w:themeColor="text1"/>
+          <w:u w:val="single"/>
+        </w:rPr>
+      </w:pPr>
+      <w:r>
+        <w:rPr>
+          <w:b/>
+          <w:bCs/>
+          <w:color w:val="000000" w:themeColor="text1"/>
+          <w:u w:val="single"/>
+        </w:rPr>
+        <w:t>Async/Await:</w:t>
+      </w:r>
+    </w:p>
+    <w:p>
+      <w:pPr>
+        <w:pStyle w:val="ListParagraph"/>
+        <w:numPr>
+          <w:ilvl w:val="0"/>
+          <w:numId w:val="24"/>
+        </w:numPr>
+        <w:rPr>
+          <w:color w:val="000000" w:themeColor="text1"/>
+          <w:sz w:val="22"/>
+          <w:szCs w:val="22"/>
+        </w:rPr>
+      </w:pPr>
+      <w:r>
+        <w:rPr>
+          <w:color w:val="000000" w:themeColor="text1"/>
+          <w:sz w:val="22"/>
+          <w:szCs w:val="22"/>
+        </w:rPr>
+        <w:t>async/await is one of the most important parts of modern JavaScript because it makes asynchronous code look and behave more like synchronous code.</w:t>
+      </w:r>
+    </w:p>
+    <w:p>
+      <w:pPr>
+        <w:pStyle w:val="ListParagraph"/>
+        <w:numPr>
+          <w:ilvl w:val="0"/>
+          <w:numId w:val="24"/>
+        </w:numPr>
+        <w:rPr>
+          <w:color w:val="000000" w:themeColor="text1"/>
+          <w:sz w:val="22"/>
+          <w:szCs w:val="22"/>
+        </w:rPr>
+      </w:pPr>
+      <w:r>
+        <w:rPr>
+          <w:color w:val="000000" w:themeColor="text1"/>
+          <w:sz w:val="22"/>
+          <w:szCs w:val="22"/>
+        </w:rPr>
+        <w:t>async/await is a nicer syntax for working with Promises.</w:t>
+      </w:r>
+    </w:p>
+    <w:p>
+      <w:pPr>
+        <w:pStyle w:val="ListParagraph"/>
+        <w:numPr>
+          <w:ilvl w:val="0"/>
+          <w:numId w:val="24"/>
+        </w:numPr>
+        <w:rPr>
+          <w:color w:val="000000" w:themeColor="text1"/>
+          <w:sz w:val="22"/>
+          <w:szCs w:val="22"/>
+        </w:rPr>
+      </w:pPr>
+      <w:r>
+        <w:rPr>
+          <w:color w:val="000000" w:themeColor="text1"/>
+          <w:sz w:val="22"/>
+          <w:szCs w:val="22"/>
+        </w:rPr>
+        <w:t xml:space="preserve">An async function always returns a promise and we can </w:t>
+      </w:r>
+      <w:proofErr w:type="gramStart"/>
+      <w:r>
+        <w:rPr>
+          <w:color w:val="000000" w:themeColor="text1"/>
+          <w:sz w:val="22"/>
+          <w:szCs w:val="22"/>
+        </w:rPr>
+        <w:t>use .then</w:t>
+      </w:r>
+      <w:proofErr w:type="gramEnd"/>
+      <w:r>
+        <w:rPr>
+          <w:color w:val="000000" w:themeColor="text1"/>
+          <w:sz w:val="22"/>
+          <w:szCs w:val="22"/>
+        </w:rPr>
+        <w:t xml:space="preserve">() on it. </w:t>
+      </w:r>
+      <w:r>
+        <w:rPr>
+          <w:color w:val="000000" w:themeColor="text1"/>
+          <w:sz w:val="22"/>
+          <w:szCs w:val="22"/>
+        </w:rPr>
+        <w:t xml:space="preserve">return inside an async function can be used as a value in the </w:t>
+      </w:r>
+      <w:proofErr w:type="gramStart"/>
+      <w:r>
+        <w:rPr>
+          <w:color w:val="000000" w:themeColor="text1"/>
+          <w:sz w:val="22"/>
+          <w:szCs w:val="22"/>
+        </w:rPr>
+        <w:t>then(</w:t>
+      </w:r>
+      <w:proofErr w:type="gramEnd"/>
+      <w:r>
+        <w:rPr>
+          <w:color w:val="000000" w:themeColor="text1"/>
+          <w:sz w:val="22"/>
+          <w:szCs w:val="22"/>
+        </w:rPr>
+        <w:t>)</w:t>
+      </w:r>
+      <w:r>
+        <w:rPr>
+          <w:color w:val="000000" w:themeColor="text1"/>
+          <w:sz w:val="22"/>
+          <w:szCs w:val="22"/>
+        </w:rPr>
+        <w:t>. The same way as if we are using resolve as a promise.</w:t>
+      </w:r>
+    </w:p>
+    <w:p>
+      <w:pPr>
+        <w:pStyle w:val="ListParagraph"/>
+        <w:numPr>
+          <w:ilvl w:val="0"/>
+          <w:numId w:val="24"/>
+        </w:numPr>
+        <w:rPr>
+          <w:color w:val="000000" w:themeColor="text1"/>
+          <w:sz w:val="22"/>
+          <w:szCs w:val="22"/>
+        </w:rPr>
+      </w:pPr>
+      <w:r>
+        <w:rPr>
+          <w:color w:val="000000" w:themeColor="text1"/>
+          <w:sz w:val="22"/>
+          <w:szCs w:val="22"/>
+        </w:rPr>
+        <w:t>await means: "wait for this Promise to finish, then give me its result."</w:t>
+      </w:r>
+      <w:r>
+        <w:rPr>
+          <w:color w:val="000000" w:themeColor="text1"/>
+          <w:sz w:val="22"/>
+          <w:szCs w:val="22"/>
+        </w:rPr>
+        <w:t xml:space="preserve"> Await does not return a promise.</w:t>
+      </w:r>
+    </w:p>
+    <w:p>
+      <w:pPr>
+        <w:pStyle w:val="ListParagraph"/>
+        <w:numPr>
+          <w:ilvl w:val="0"/>
+          <w:numId w:val="24"/>
+        </w:numPr>
+        <w:rPr>
+          <w:color w:val="000000" w:themeColor="text1"/>
+          <w:sz w:val="22"/>
+          <w:szCs w:val="22"/>
+        </w:rPr>
+      </w:pPr>
+      <w:r>
+        <w:rPr>
+          <w:color w:val="000000" w:themeColor="text1"/>
+          <w:sz w:val="22"/>
+          <w:szCs w:val="22"/>
+        </w:rPr>
+        <w:t>a</w:t>
+      </w:r>
+      <w:r>
+        <w:rPr>
+          <w:color w:val="000000" w:themeColor="text1"/>
+          <w:sz w:val="22"/>
+          <w:szCs w:val="22"/>
+        </w:rPr>
+        <w:t>wait is blocking inside the async function</w:t>
+      </w:r>
+      <w:r>
+        <w:rPr>
+          <w:color w:val="000000" w:themeColor="text1"/>
+          <w:sz w:val="22"/>
+          <w:szCs w:val="22"/>
+        </w:rPr>
+        <w:t xml:space="preserve">. </w:t>
+      </w:r>
+    </w:p>
+    <w:p>
+      <w:pPr>
+        <w:pStyle w:val="ListParagraph"/>
+        <w:numPr>
+          <w:ilvl w:val="0"/>
+          <w:numId w:val="24"/>
+        </w:numPr>
+        <w:rPr>
+          <w:color w:val="000000" w:themeColor="text1"/>
+          <w:sz w:val="22"/>
+          <w:szCs w:val="22"/>
+        </w:rPr>
+      </w:pPr>
+      <w:r>
+        <w:rPr>
+          <w:color w:val="000000" w:themeColor="text1"/>
+          <w:sz w:val="22"/>
+          <w:szCs w:val="22"/>
+        </w:rPr>
+        <w:lastRenderedPageBreak/>
+        <w:t>The return value of await is the resolved value of the Promise.</w:t>
+      </w:r>
+      <w:r>
+        <w:rPr>
+          <w:color w:val="000000" w:themeColor="text1"/>
+          <w:sz w:val="22"/>
+          <w:szCs w:val="22"/>
+        </w:rPr>
+        <w:t xml:space="preserve"> We </w:t>
+      </w:r>
+      <w:proofErr w:type="spellStart"/>
+      <w:proofErr w:type="gramStart"/>
+      <w:r>
+        <w:rPr>
+          <w:color w:val="000000" w:themeColor="text1"/>
+          <w:sz w:val="22"/>
+          <w:szCs w:val="22"/>
+        </w:rPr>
+        <w:t>cant</w:t>
+      </w:r>
+      <w:proofErr w:type="spellEnd"/>
+      <w:proofErr w:type="gramEnd"/>
+      <w:r>
+        <w:rPr>
+          <w:color w:val="000000" w:themeColor="text1"/>
+          <w:sz w:val="22"/>
+          <w:szCs w:val="22"/>
+        </w:rPr>
+        <w:t xml:space="preserve"> write </w:t>
+      </w:r>
+      <w:proofErr w:type="gramStart"/>
+      <w:r>
+        <w:rPr>
+          <w:color w:val="000000" w:themeColor="text1"/>
+          <w:sz w:val="22"/>
+          <w:szCs w:val="22"/>
+        </w:rPr>
+        <w:t>await</w:t>
+      </w:r>
+      <w:proofErr w:type="gramEnd"/>
+      <w:r>
+        <w:rPr>
+          <w:color w:val="000000" w:themeColor="text1"/>
+          <w:sz w:val="22"/>
+          <w:szCs w:val="22"/>
+        </w:rPr>
+        <w:t xml:space="preserve"> outside the async</w:t>
+      </w:r>
+    </w:p>
+    <w:p>
+      <w:pPr>
+        <w:pStyle w:val="ListParagraph"/>
+        <w:numPr>
+          <w:ilvl w:val="0"/>
+          <w:numId w:val="24"/>
+        </w:numPr>
+        <w:rPr>
+          <w:color w:val="000000" w:themeColor="text1"/>
+          <w:sz w:val="22"/>
+          <w:szCs w:val="22"/>
+        </w:rPr>
+      </w:pPr>
+      <w:r>
+        <w:rPr>
+          <w:color w:val="000000" w:themeColor="text1"/>
+          <w:sz w:val="22"/>
+          <w:szCs w:val="22"/>
+        </w:rPr>
+        <w:t xml:space="preserve">async function </w:t>
+      </w:r>
+      <w:proofErr w:type="gramStart"/>
+      <w:r>
+        <w:rPr>
+          <w:color w:val="000000" w:themeColor="text1"/>
+          <w:sz w:val="22"/>
+          <w:szCs w:val="22"/>
+        </w:rPr>
+        <w:t>main(</w:t>
+      </w:r>
+      <w:proofErr w:type="gramEnd"/>
+      <w:r>
+        <w:rPr>
+          <w:color w:val="000000" w:themeColor="text1"/>
+          <w:sz w:val="22"/>
+          <w:szCs w:val="22"/>
+        </w:rPr>
+        <w:t>) {</w:t>
+      </w:r>
+    </w:p>
+    <w:p>
+      <w:pPr>
+        <w:ind w:left="720"/>
+        <w:rPr>
+          <w:color w:val="000000" w:themeColor="text1"/>
+          <w:sz w:val="22"/>
+          <w:szCs w:val="22"/>
+        </w:rPr>
+      </w:pPr>
+      <w:r>
+        <w:rPr>
+          <w:color w:val="000000" w:themeColor="text1"/>
+          <w:sz w:val="22"/>
+          <w:szCs w:val="22"/>
+        </w:rPr>
+        <w:t xml:space="preserve">  try {</w:t>
+      </w:r>
+    </w:p>
+    <w:p>
+      <w:pPr>
+        <w:ind w:left="720"/>
+        <w:rPr>
+          <w:color w:val="000000" w:themeColor="text1"/>
+          <w:sz w:val="22"/>
+          <w:szCs w:val="22"/>
+        </w:rPr>
+      </w:pPr>
+      <w:r>
+        <w:rPr>
+          <w:color w:val="000000" w:themeColor="text1"/>
+          <w:sz w:val="22"/>
+          <w:szCs w:val="22"/>
+        </w:rPr>
+        <w:t xml:space="preserve">    const user = await </w:t>
+      </w:r>
+      <w:proofErr w:type="spellStart"/>
+      <w:proofErr w:type="gramStart"/>
+      <w:r>
+        <w:rPr>
+          <w:color w:val="000000" w:themeColor="text1"/>
+          <w:sz w:val="22"/>
+          <w:szCs w:val="22"/>
+        </w:rPr>
+        <w:t>getUser</w:t>
+      </w:r>
+      <w:proofErr w:type="spellEnd"/>
+      <w:r>
+        <w:rPr>
+          <w:color w:val="000000" w:themeColor="text1"/>
+          <w:sz w:val="22"/>
+          <w:szCs w:val="22"/>
+        </w:rPr>
+        <w:t>(</w:t>
+      </w:r>
+      <w:proofErr w:type="gramEnd"/>
+      <w:r>
+        <w:rPr>
+          <w:color w:val="000000" w:themeColor="text1"/>
+          <w:sz w:val="22"/>
+          <w:szCs w:val="22"/>
+        </w:rPr>
+        <w:t>);</w:t>
+      </w:r>
+    </w:p>
+    <w:p>
+      <w:pPr>
+        <w:ind w:left="720"/>
+        <w:rPr>
+          <w:color w:val="000000" w:themeColor="text1"/>
+          <w:sz w:val="22"/>
+          <w:szCs w:val="22"/>
+        </w:rPr>
+      </w:pPr>
+    </w:p>
+    <w:p>
+      <w:pPr>
+        <w:ind w:left="720"/>
+        <w:rPr>
+          <w:color w:val="000000" w:themeColor="text1"/>
+          <w:sz w:val="22"/>
+          <w:szCs w:val="22"/>
+        </w:rPr>
+      </w:pPr>
+      <w:r>
+        <w:rPr>
+          <w:color w:val="000000" w:themeColor="text1"/>
+          <w:sz w:val="22"/>
+          <w:szCs w:val="22"/>
+        </w:rPr>
+        <w:t xml:space="preserve">    console.log(user);</w:t>
+      </w:r>
+    </w:p>
+    <w:p>
+      <w:pPr>
+        <w:ind w:left="720"/>
+        <w:rPr>
+          <w:color w:val="000000" w:themeColor="text1"/>
+          <w:sz w:val="22"/>
+          <w:szCs w:val="22"/>
+        </w:rPr>
+      </w:pPr>
+      <w:r>
+        <w:rPr>
+          <w:color w:val="000000" w:themeColor="text1"/>
+          <w:sz w:val="22"/>
+          <w:szCs w:val="22"/>
+        </w:rPr>
+        <w:t xml:space="preserve">  } catch (</w:t>
+      </w:r>
+      <w:proofErr w:type="gramStart"/>
+      <w:r>
+        <w:rPr>
+          <w:color w:val="000000" w:themeColor="text1"/>
+          <w:sz w:val="22"/>
+          <w:szCs w:val="22"/>
+        </w:rPr>
+        <w:t>error) {</w:t>
+      </w:r>
+      <w:proofErr w:type="gramEnd"/>
+    </w:p>
+    <w:p>
+      <w:pPr>
+        <w:ind w:left="720"/>
+        <w:rPr>
+          <w:color w:val="000000" w:themeColor="text1"/>
+          <w:sz w:val="22"/>
+          <w:szCs w:val="22"/>
+        </w:rPr>
+      </w:pPr>
+      <w:r>
+        <w:rPr>
+          <w:color w:val="000000" w:themeColor="text1"/>
+          <w:sz w:val="22"/>
+          <w:szCs w:val="22"/>
+        </w:rPr>
+        <w:t xml:space="preserve">    </w:t>
+      </w:r>
+      <w:proofErr w:type="gramStart"/>
+      <w:r>
+        <w:rPr>
+          <w:color w:val="000000" w:themeColor="text1"/>
+          <w:sz w:val="22"/>
+          <w:szCs w:val="22"/>
+        </w:rPr>
+        <w:t>console.log(</w:t>
+      </w:r>
+      <w:proofErr w:type="gramEnd"/>
+      <w:r>
+        <w:rPr>
+          <w:color w:val="000000" w:themeColor="text1"/>
+          <w:sz w:val="22"/>
+          <w:szCs w:val="22"/>
+        </w:rPr>
+        <w:t>"Something went wrong:", error);</w:t>
+      </w:r>
+    </w:p>
+    <w:p>
+      <w:pPr>
+        <w:ind w:left="720"/>
+        <w:rPr>
+          <w:color w:val="000000" w:themeColor="text1"/>
+          <w:sz w:val="22"/>
+          <w:szCs w:val="22"/>
+        </w:rPr>
+      </w:pPr>
+      <w:r>
+        <w:rPr>
+          <w:color w:val="000000" w:themeColor="text1"/>
+          <w:sz w:val="22"/>
+          <w:szCs w:val="22"/>
+        </w:rPr>
+        <w:t xml:space="preserve">  }</w:t>
+      </w:r>
+    </w:p>
+    <w:p>
+      <w:pPr>
+        <w:ind w:left="720"/>
+        <w:rPr>
+          <w:color w:val="000000" w:themeColor="text1"/>
+          <w:sz w:val="22"/>
+          <w:szCs w:val="22"/>
+        </w:rPr>
+      </w:pPr>
+      <w:r>
+        <w:rPr>
+          <w:color w:val="000000" w:themeColor="text1"/>
+          <w:sz w:val="22"/>
+          <w:szCs w:val="22"/>
+        </w:rPr>
+        <w:t>}</w:t>
+      </w:r>
+    </w:p>
+    <w:p>
+      <w:pPr>
+        <w:pStyle w:val="ListParagraph"/>
+        <w:numPr>
+          <w:ilvl w:val="0"/>
+          <w:numId w:val="24"/>
+        </w:numPr>
+        <w:rPr>
+          <w:color w:val="000000" w:themeColor="text1"/>
+          <w:sz w:val="22"/>
+          <w:szCs w:val="22"/>
+        </w:rPr>
+      </w:pPr>
+      <w:proofErr w:type="gramStart"/>
+      <w:r>
+        <w:rPr>
+          <w:color w:val="000000" w:themeColor="text1"/>
+          <w:sz w:val="22"/>
+          <w:szCs w:val="22"/>
+        </w:rPr>
+        <w:t>the</w:t>
+      </w:r>
+      <w:proofErr w:type="gramEnd"/>
+      <w:r>
+        <w:rPr>
+          <w:color w:val="000000" w:themeColor="text1"/>
+          <w:sz w:val="22"/>
+          <w:szCs w:val="22"/>
+        </w:rPr>
+        <w:t xml:space="preserve"> value from the async or from the await can be stored into a variable and used </w:t>
+      </w:r>
+      <w:proofErr w:type="gramStart"/>
+      <w:r>
+        <w:rPr>
+          <w:color w:val="000000" w:themeColor="text1"/>
+          <w:sz w:val="22"/>
+          <w:szCs w:val="22"/>
+        </w:rPr>
+        <w:t>later on</w:t>
+      </w:r>
+      <w:proofErr w:type="gramEnd"/>
+      <w:r>
+        <w:rPr>
+          <w:color w:val="000000" w:themeColor="text1"/>
+          <w:sz w:val="22"/>
+          <w:szCs w:val="22"/>
+        </w:rPr>
+        <w:t>.</w:t>
+      </w:r>
+    </w:p>
+    <w:p>
+      <w:pPr>
+        <w:pStyle w:val="ListParagraph"/>
+        <w:numPr>
+          <w:ilvl w:val="0"/>
+          <w:numId w:val="24"/>
+        </w:numPr>
+        <w:rPr>
+          <w:color w:val="000000" w:themeColor="text1"/>
+          <w:sz w:val="22"/>
+          <w:szCs w:val="22"/>
+        </w:rPr>
+      </w:pPr>
+      <w:r>
+        <w:rPr>
+          <w:color w:val="000000" w:themeColor="text1"/>
+          <w:sz w:val="22"/>
+          <w:szCs w:val="22"/>
+        </w:rPr>
+        <w:t>await gives you the value that the Promise eventually resolves with.</w:t>
+      </w:r>
+    </w:p>
+    <w:p>
+      <w:pPr>
+        <w:pStyle w:val="ListParagraph"/>
+        <w:numPr>
+          <w:ilvl w:val="0"/>
+          <w:numId w:val="24"/>
+        </w:numPr>
+        <w:rPr>
+          <w:color w:val="000000" w:themeColor="text1"/>
+          <w:sz w:val="22"/>
+          <w:szCs w:val="22"/>
+        </w:rPr>
+      </w:pPr>
+      <w:r>
+        <w:rPr>
+          <w:color w:val="000000" w:themeColor="text1"/>
+          <w:sz w:val="22"/>
+          <w:szCs w:val="22"/>
+        </w:rPr>
+        <w:t>T</w:t>
+      </w:r>
+      <w:r>
+        <w:rPr>
+          <w:color w:val="000000" w:themeColor="text1"/>
+          <w:sz w:val="22"/>
+          <w:szCs w:val="22"/>
+        </w:rPr>
+        <w:t>he result from the await stored into a variable is the equivalent of using the result of the same constant from a promise</w:t>
+      </w:r>
+      <w:r>
+        <w:rPr>
+          <w:color w:val="000000" w:themeColor="text1"/>
+          <w:sz w:val="22"/>
+          <w:szCs w:val="22"/>
+        </w:rPr>
+        <w:t>.</w:t>
+      </w:r>
+    </w:p>
+    <w:p>
+      <w:pPr>
+        <w:rPr>
+          <w:b/>
+          <w:bCs/>
+          <w:color w:val="000000" w:themeColor="text1"/>
+          <w:u w:val="single"/>
+        </w:rPr>
+      </w:pPr>
+    </w:p>
+    <w:p>
+      <w:pPr>
+        <w:rPr>
+          <w:b/>
+          <w:bCs/>
+          <w:color w:val="000000" w:themeColor="text1"/>
+          <w:u w:val="single"/>
+        </w:rPr>
+      </w:pPr>
+      <w:r>
+        <w:rPr>
+          <w:b/>
+          <w:bCs/>
+          <w:color w:val="000000" w:themeColor="text1"/>
+          <w:u w:val="single"/>
+        </w:rPr>
+        <w:t>Error Handling:</w:t>
+      </w:r>
+    </w:p>
+    <w:p>
+      <w:pPr>
+        <w:pStyle w:val="ListParagraph"/>
+        <w:numPr>
+          <w:ilvl w:val="0"/>
+          <w:numId w:val="25"/>
+        </w:numPr>
+        <w:rPr>
+          <w:b/>
+          <w:bCs/>
+          <w:color w:val="000000" w:themeColor="text1"/>
+          <w:u w:val="single"/>
+        </w:rPr>
+      </w:pPr>
+      <w:r>
+        <w:rPr>
+          <w:color w:val="000000" w:themeColor="text1"/>
+          <w:sz w:val="22"/>
+          <w:szCs w:val="22"/>
+        </w:rPr>
+        <w:t xml:space="preserve">We use the same try {} </w:t>
+      </w:r>
+      <w:proofErr w:type="gramStart"/>
+      <w:r>
+        <w:rPr>
+          <w:color w:val="000000" w:themeColor="text1"/>
+          <w:sz w:val="22"/>
+          <w:szCs w:val="22"/>
+        </w:rPr>
+        <w:t>catch{</w:t>
+      </w:r>
+      <w:proofErr w:type="gramEnd"/>
+      <w:r>
+        <w:rPr>
+          <w:color w:val="000000" w:themeColor="text1"/>
+          <w:sz w:val="22"/>
+          <w:szCs w:val="22"/>
+        </w:rPr>
+        <w:t>} methods from java</w:t>
+      </w:r>
+    </w:p>
+    <w:p>
+      <w:pPr>
+        <w:ind w:left="720"/>
+        <w:rPr>
+          <w:color w:val="000000" w:themeColor="text1"/>
+          <w:sz w:val="22"/>
+          <w:szCs w:val="22"/>
+        </w:rPr>
+      </w:pPr>
+      <w:proofErr w:type="spellStart"/>
+      <w:proofErr w:type="gramStart"/>
+      <w:r>
+        <w:rPr>
+          <w:color w:val="000000" w:themeColor="text1"/>
+          <w:sz w:val="22"/>
+          <w:szCs w:val="22"/>
+        </w:rPr>
+        <w:t>window.onerror</w:t>
+      </w:r>
+      <w:proofErr w:type="spellEnd"/>
+      <w:proofErr w:type="gramEnd"/>
+      <w:r>
+        <w:rPr>
+          <w:color w:val="000000" w:themeColor="text1"/>
+          <w:sz w:val="22"/>
+          <w:szCs w:val="22"/>
+        </w:rPr>
+        <w:t xml:space="preserve"> = function (</w:t>
+      </w:r>
+      <w:proofErr w:type="gramStart"/>
+      <w:r>
+        <w:rPr>
+          <w:color w:val="000000" w:themeColor="text1"/>
+          <w:sz w:val="22"/>
+          <w:szCs w:val="22"/>
+        </w:rPr>
+        <w:t>message) {</w:t>
+      </w:r>
+      <w:proofErr w:type="gramEnd"/>
+    </w:p>
+    <w:p>
+      <w:pPr>
+        <w:ind w:left="720"/>
+        <w:rPr>
+          <w:color w:val="000000" w:themeColor="text1"/>
+          <w:sz w:val="22"/>
+          <w:szCs w:val="22"/>
+        </w:rPr>
+      </w:pPr>
+      <w:r>
+        <w:rPr>
+          <w:color w:val="000000" w:themeColor="text1"/>
+          <w:sz w:val="22"/>
+          <w:szCs w:val="22"/>
+        </w:rPr>
+        <w:t xml:space="preserve">  </w:t>
+      </w:r>
+      <w:proofErr w:type="gramStart"/>
+      <w:r>
+        <w:rPr>
+          <w:color w:val="000000" w:themeColor="text1"/>
+          <w:sz w:val="22"/>
+          <w:szCs w:val="22"/>
+        </w:rPr>
+        <w:t>console.log(</w:t>
+      </w:r>
+      <w:proofErr w:type="gramEnd"/>
+      <w:r>
+        <w:rPr>
+          <w:color w:val="000000" w:themeColor="text1"/>
+          <w:sz w:val="22"/>
+          <w:szCs w:val="22"/>
+        </w:rPr>
+        <w:t>"Error:", message);</w:t>
+      </w:r>
+    </w:p>
+    <w:p>
+      <w:pPr>
+        <w:ind w:left="720"/>
+        <w:rPr>
+          <w:color w:val="000000" w:themeColor="text1"/>
+          <w:sz w:val="22"/>
+          <w:szCs w:val="22"/>
+        </w:rPr>
+      </w:pPr>
+      <w:r>
+        <w:rPr>
+          <w:color w:val="000000" w:themeColor="text1"/>
+          <w:sz w:val="22"/>
+          <w:szCs w:val="22"/>
+        </w:rPr>
+        <w:t>};</w:t>
+      </w:r>
+    </w:p>
+    <w:p>
+      <w:pPr>
+        <w:ind w:left="720"/>
+        <w:rPr>
+          <w:color w:val="000000" w:themeColor="text1"/>
+          <w:sz w:val="22"/>
+          <w:szCs w:val="22"/>
+        </w:rPr>
+      </w:pPr>
+      <w:proofErr w:type="spellStart"/>
+      <w:proofErr w:type="gramStart"/>
+      <w:r>
+        <w:rPr>
+          <w:color w:val="000000" w:themeColor="text1"/>
+          <w:sz w:val="22"/>
+          <w:szCs w:val="22"/>
+        </w:rPr>
+        <w:t>doesNotExist</w:t>
+      </w:r>
+      <w:proofErr w:type="spellEnd"/>
+      <w:r>
+        <w:rPr>
+          <w:color w:val="000000" w:themeColor="text1"/>
+          <w:sz w:val="22"/>
+          <w:szCs w:val="22"/>
+        </w:rPr>
+        <w:t>(</w:t>
+      </w:r>
+      <w:proofErr w:type="gramEnd"/>
+      <w:r>
+        <w:rPr>
+          <w:color w:val="000000" w:themeColor="text1"/>
+          <w:sz w:val="22"/>
+          <w:szCs w:val="22"/>
+        </w:rPr>
+        <w:t>);</w:t>
+      </w:r>
+    </w:p>
+    <w:p>
+      <w:pPr>
+        <w:pStyle w:val="ListParagraph"/>
+        <w:numPr>
+          <w:ilvl w:val="0"/>
+          <w:numId w:val="25"/>
+        </w:numPr>
+        <w:rPr>
+          <w:color w:val="000000" w:themeColor="text1"/>
+          <w:sz w:val="22"/>
+          <w:szCs w:val="22"/>
+        </w:rPr>
+      </w:pPr>
+      <w:r>
+        <w:rPr>
+          <w:color w:val="000000" w:themeColor="text1"/>
+          <w:sz w:val="22"/>
+          <w:szCs w:val="22"/>
+        </w:rPr>
+        <w:t xml:space="preserve">We can also listen to error using the </w:t>
+      </w:r>
+      <w:proofErr w:type="spellStart"/>
+      <w:r>
+        <w:rPr>
+          <w:color w:val="000000" w:themeColor="text1"/>
+          <w:sz w:val="22"/>
+          <w:szCs w:val="22"/>
+        </w:rPr>
+        <w:t>evenlistner</w:t>
+      </w:r>
+      <w:proofErr w:type="spellEnd"/>
+      <w:r>
+        <w:rPr>
+          <w:color w:val="000000" w:themeColor="text1"/>
+          <w:sz w:val="22"/>
+          <w:szCs w:val="22"/>
+        </w:rPr>
+        <w:t xml:space="preserve">: </w:t>
+      </w:r>
+    </w:p>
+    <w:p>
+      <w:pPr>
+        <w:ind w:left="720"/>
+        <w:rPr>
+          <w:color w:val="000000" w:themeColor="text1"/>
+          <w:sz w:val="22"/>
+          <w:szCs w:val="22"/>
+        </w:rPr>
+      </w:pPr>
+      <w:proofErr w:type="spellStart"/>
+      <w:proofErr w:type="gramStart"/>
+      <w:r>
+        <w:rPr>
+          <w:color w:val="000000" w:themeColor="text1"/>
+          <w:sz w:val="22"/>
+          <w:szCs w:val="22"/>
+        </w:rPr>
+        <w:t>window.addEventListener</w:t>
+      </w:r>
+      <w:proofErr w:type="spellEnd"/>
+      <w:proofErr w:type="gramEnd"/>
+      <w:r>
+        <w:rPr>
+          <w:color w:val="000000" w:themeColor="text1"/>
+          <w:sz w:val="22"/>
+          <w:szCs w:val="22"/>
+        </w:rPr>
+        <w:t>("error", (event) =&gt; {</w:t>
+      </w:r>
+    </w:p>
+    <w:p>
+      <w:pPr>
+        <w:ind w:left="720"/>
+        <w:rPr>
+          <w:color w:val="000000" w:themeColor="text1"/>
+          <w:sz w:val="22"/>
+          <w:szCs w:val="22"/>
+        </w:rPr>
+      </w:pPr>
+      <w:r>
+        <w:rPr>
+          <w:color w:val="000000" w:themeColor="text1"/>
+          <w:sz w:val="22"/>
+          <w:szCs w:val="22"/>
+        </w:rPr>
+        <w:t xml:space="preserve">  </w:t>
+      </w:r>
+      <w:proofErr w:type="gramStart"/>
+      <w:r>
+        <w:rPr>
+          <w:color w:val="000000" w:themeColor="text1"/>
+          <w:sz w:val="22"/>
+          <w:szCs w:val="22"/>
+        </w:rPr>
+        <w:t>console.log(</w:t>
+      </w:r>
+      <w:proofErr w:type="gramEnd"/>
+      <w:r>
+        <w:rPr>
+          <w:color w:val="000000" w:themeColor="text1"/>
+          <w:sz w:val="22"/>
+          <w:szCs w:val="22"/>
+        </w:rPr>
+        <w:t>"Something went wrong!");</w:t>
+      </w:r>
+    </w:p>
+    <w:p>
+      <w:pPr>
+        <w:ind w:left="720"/>
+        <w:rPr>
+          <w:color w:val="000000" w:themeColor="text1"/>
+          <w:sz w:val="22"/>
+          <w:szCs w:val="22"/>
+        </w:rPr>
+      </w:pPr>
+      <w:r>
+        <w:rPr>
+          <w:color w:val="000000" w:themeColor="text1"/>
+          <w:sz w:val="22"/>
+          <w:szCs w:val="22"/>
+        </w:rPr>
+        <w:t xml:space="preserve">  console.log(</w:t>
+      </w:r>
+      <w:proofErr w:type="spellStart"/>
+      <w:proofErr w:type="gramStart"/>
+      <w:r>
+        <w:rPr>
+          <w:color w:val="000000" w:themeColor="text1"/>
+          <w:sz w:val="22"/>
+          <w:szCs w:val="22"/>
+        </w:rPr>
+        <w:t>event.error</w:t>
+      </w:r>
+      <w:proofErr w:type="spellEnd"/>
+      <w:proofErr w:type="gramEnd"/>
+      <w:r>
+        <w:rPr>
+          <w:color w:val="000000" w:themeColor="text1"/>
+          <w:sz w:val="22"/>
+          <w:szCs w:val="22"/>
+        </w:rPr>
+        <w:t>);</w:t>
+      </w:r>
+    </w:p>
+    <w:p>
+      <w:pPr>
+        <w:ind w:left="720"/>
+        <w:rPr>
+          <w:color w:val="000000" w:themeColor="text1"/>
+          <w:sz w:val="22"/>
+          <w:szCs w:val="22"/>
+        </w:rPr>
+      </w:pPr>
+      <w:r>
+        <w:rPr>
+          <w:color w:val="000000" w:themeColor="text1"/>
+          <w:sz w:val="22"/>
+          <w:szCs w:val="22"/>
+        </w:rPr>
+        <w:t>});</w:t>
+      </w:r>
+    </w:p>
+    <w:p>
+      <w:pPr>
+        <w:pStyle w:val="ListParagraph"/>
+        <w:numPr>
+          <w:ilvl w:val="0"/>
+          <w:numId w:val="25"/>
+        </w:numPr>
+        <w:rPr>
+          <w:color w:val="000000" w:themeColor="text1"/>
+          <w:sz w:val="22"/>
+          <w:szCs w:val="22"/>
+        </w:rPr>
+      </w:pPr>
+      <w:r>
+        <w:rPr>
+          <w:color w:val="000000" w:themeColor="text1"/>
+          <w:sz w:val="22"/>
+          <w:szCs w:val="22"/>
+        </w:rPr>
+        <w:t xml:space="preserve">The event listeners can listen </w:t>
+      </w:r>
+      <w:proofErr w:type="gramStart"/>
+      <w:r>
+        <w:rPr>
+          <w:color w:val="000000" w:themeColor="text1"/>
+          <w:sz w:val="22"/>
+          <w:szCs w:val="22"/>
+        </w:rPr>
+        <w:t>for</w:t>
+      </w:r>
+      <w:proofErr w:type="gramEnd"/>
+      <w:r>
+        <w:rPr>
+          <w:color w:val="000000" w:themeColor="text1"/>
+          <w:sz w:val="22"/>
+          <w:szCs w:val="22"/>
+        </w:rPr>
+        <w:t xml:space="preserve"> </w:t>
+      </w:r>
+      <w:proofErr w:type="gramStart"/>
+      <w:r>
+        <w:rPr>
+          <w:color w:val="000000" w:themeColor="text1"/>
+          <w:sz w:val="22"/>
+          <w:szCs w:val="22"/>
+        </w:rPr>
+        <w:t>error</w:t>
+      </w:r>
+      <w:proofErr w:type="gramEnd"/>
+      <w:r>
+        <w:rPr>
+          <w:color w:val="000000" w:themeColor="text1"/>
+          <w:sz w:val="22"/>
+          <w:szCs w:val="22"/>
+        </w:rPr>
+        <w:t xml:space="preserve"> in images, html, </w:t>
+      </w:r>
+      <w:proofErr w:type="spellStart"/>
+      <w:r>
+        <w:rPr>
+          <w:color w:val="000000" w:themeColor="text1"/>
+          <w:sz w:val="22"/>
+          <w:szCs w:val="22"/>
+        </w:rPr>
+        <w:t>css</w:t>
+      </w:r>
+      <w:proofErr w:type="spellEnd"/>
+      <w:r>
+        <w:rPr>
+          <w:color w:val="000000" w:themeColor="text1"/>
+          <w:sz w:val="22"/>
+          <w:szCs w:val="22"/>
+        </w:rPr>
+        <w:t xml:space="preserve"> or any data format</w:t>
+      </w:r>
+    </w:p>
+    <w:p>
+      <w:pPr>
+        <w:pStyle w:val="ListParagraph"/>
+        <w:numPr>
+          <w:ilvl w:val="0"/>
+          <w:numId w:val="25"/>
+        </w:numPr>
+        <w:rPr>
+          <w:color w:val="000000" w:themeColor="text1"/>
+          <w:sz w:val="22"/>
+          <w:szCs w:val="22"/>
+        </w:rPr>
+      </w:pPr>
+      <w:r>
+        <w:rPr>
+          <w:color w:val="000000" w:themeColor="text1"/>
+          <w:sz w:val="22"/>
+          <w:szCs w:val="22"/>
+        </w:rPr>
+        <w:t>When writing a try catch block, our code will skip the rest of the try ones it encounters an error</w:t>
+      </w:r>
+    </w:p>
+    <w:p>
+      <w:pPr>
+        <w:pStyle w:val="ListParagraph"/>
+        <w:numPr>
+          <w:ilvl w:val="0"/>
+          <w:numId w:val="25"/>
+        </w:numPr>
+        <w:rPr>
+          <w:color w:val="000000" w:themeColor="text1"/>
+          <w:sz w:val="22"/>
+          <w:szCs w:val="22"/>
+        </w:rPr>
+      </w:pPr>
+      <w:r>
+        <w:rPr>
+          <w:color w:val="000000" w:themeColor="text1"/>
+          <w:sz w:val="22"/>
+          <w:szCs w:val="22"/>
+        </w:rPr>
+        <w:lastRenderedPageBreak/>
+        <w:t xml:space="preserve">Use </w:t>
+      </w:r>
+      <w:proofErr w:type="gramStart"/>
+      <w:r>
+        <w:rPr>
+          <w:color w:val="000000" w:themeColor="text1"/>
+          <w:sz w:val="22"/>
+          <w:szCs w:val="22"/>
+        </w:rPr>
+        <w:t>try</w:t>
+      </w:r>
+      <w:proofErr w:type="gramEnd"/>
+      <w:r>
+        <w:rPr>
+          <w:color w:val="000000" w:themeColor="text1"/>
+          <w:sz w:val="22"/>
+          <w:szCs w:val="22"/>
+        </w:rPr>
+        <w:t>...catch when you know an operation might fail and you have a meaningful way to respond to that failure.</w:t>
+      </w:r>
+      <w:r>
+        <w:rPr>
+          <w:color w:val="000000" w:themeColor="text1"/>
+          <w:sz w:val="22"/>
+          <w:szCs w:val="22"/>
+        </w:rPr>
+        <w:t xml:space="preserve"> </w:t>
+      </w:r>
+      <w:proofErr w:type="gramStart"/>
+      <w:r>
+        <w:rPr>
+          <w:color w:val="000000" w:themeColor="text1"/>
+          <w:sz w:val="22"/>
+          <w:szCs w:val="22"/>
+        </w:rPr>
+        <w:t>So</w:t>
+      </w:r>
+      <w:proofErr w:type="gramEnd"/>
+      <w:r>
+        <w:rPr>
+          <w:color w:val="000000" w:themeColor="text1"/>
+          <w:sz w:val="22"/>
+          <w:szCs w:val="22"/>
+        </w:rPr>
+        <w:t xml:space="preserve"> in case we know a failure might </w:t>
+      </w:r>
+      <w:proofErr w:type="gramStart"/>
+      <w:r>
+        <w:rPr>
+          <w:color w:val="000000" w:themeColor="text1"/>
+          <w:sz w:val="22"/>
+          <w:szCs w:val="22"/>
+        </w:rPr>
+        <w:t>happen</w:t>
+      </w:r>
+      <w:proofErr w:type="gramEnd"/>
+      <w:r>
+        <w:rPr>
+          <w:color w:val="000000" w:themeColor="text1"/>
+          <w:sz w:val="22"/>
+          <w:szCs w:val="22"/>
+        </w:rPr>
+        <w:t xml:space="preserve"> but we don’t know yet how to handle it using, try catch is not recommended.</w:t>
+      </w:r>
+    </w:p>
+    <w:p>
+      <w:pPr>
+        <w:pStyle w:val="ListParagraph"/>
+        <w:numPr>
+          <w:ilvl w:val="0"/>
+          <w:numId w:val="25"/>
+        </w:numPr>
+        <w:rPr>
+          <w:color w:val="000000" w:themeColor="text1"/>
+          <w:sz w:val="22"/>
+          <w:szCs w:val="22"/>
+        </w:rPr>
+      </w:pPr>
+      <w:r>
+        <w:rPr>
+          <w:color w:val="000000" w:themeColor="text1"/>
+          <w:sz w:val="22"/>
+          <w:szCs w:val="22"/>
+        </w:rPr>
+        <w:t xml:space="preserve">function </w:t>
+      </w:r>
+      <w:proofErr w:type="spellStart"/>
+      <w:r>
+        <w:rPr>
+          <w:color w:val="000000" w:themeColor="text1"/>
+          <w:sz w:val="22"/>
+          <w:szCs w:val="22"/>
+        </w:rPr>
+        <w:t>createUser</w:t>
+      </w:r>
+      <w:proofErr w:type="spellEnd"/>
+      <w:r>
+        <w:rPr>
+          <w:color w:val="000000" w:themeColor="text1"/>
+          <w:sz w:val="22"/>
+          <w:szCs w:val="22"/>
+        </w:rPr>
+        <w:t>(</w:t>
+      </w:r>
+      <w:proofErr w:type="gramStart"/>
+      <w:r>
+        <w:rPr>
+          <w:color w:val="000000" w:themeColor="text1"/>
+          <w:sz w:val="22"/>
+          <w:szCs w:val="22"/>
+        </w:rPr>
+        <w:t>name) {</w:t>
+      </w:r>
+      <w:proofErr w:type="gramEnd"/>
+    </w:p>
+    <w:p>
+      <w:pPr>
+        <w:ind w:left="720"/>
+        <w:rPr>
+          <w:color w:val="000000" w:themeColor="text1"/>
+          <w:sz w:val="22"/>
+          <w:szCs w:val="22"/>
+        </w:rPr>
+      </w:pPr>
+      <w:r>
+        <w:rPr>
+          <w:color w:val="000000" w:themeColor="text1"/>
+          <w:sz w:val="22"/>
+          <w:szCs w:val="22"/>
+        </w:rPr>
+        <w:t xml:space="preserve">  if </w:t>
+      </w:r>
+      <w:proofErr w:type="gramStart"/>
+      <w:r>
+        <w:rPr>
+          <w:color w:val="000000" w:themeColor="text1"/>
+          <w:sz w:val="22"/>
+          <w:szCs w:val="22"/>
+        </w:rPr>
+        <w:t>(!name</w:t>
+      </w:r>
+      <w:proofErr w:type="gramEnd"/>
+      <w:r>
+        <w:rPr>
+          <w:color w:val="000000" w:themeColor="text1"/>
+          <w:sz w:val="22"/>
+          <w:szCs w:val="22"/>
+        </w:rPr>
+        <w:t>) {</w:t>
+      </w:r>
+    </w:p>
+    <w:p>
+      <w:pPr>
+        <w:ind w:left="720"/>
+        <w:rPr>
+          <w:color w:val="000000" w:themeColor="text1"/>
+          <w:sz w:val="22"/>
+          <w:szCs w:val="22"/>
+        </w:rPr>
+      </w:pPr>
+      <w:r>
+        <w:rPr>
+          <w:color w:val="000000" w:themeColor="text1"/>
+          <w:sz w:val="22"/>
+          <w:szCs w:val="22"/>
+        </w:rPr>
+        <w:t xml:space="preserve">    throw new </w:t>
+      </w:r>
+      <w:proofErr w:type="gramStart"/>
+      <w:r>
+        <w:rPr>
+          <w:color w:val="000000" w:themeColor="text1"/>
+          <w:sz w:val="22"/>
+          <w:szCs w:val="22"/>
+        </w:rPr>
+        <w:t>Error(</w:t>
+      </w:r>
+      <w:proofErr w:type="gramEnd"/>
+      <w:r>
+        <w:rPr>
+          <w:color w:val="000000" w:themeColor="text1"/>
+          <w:sz w:val="22"/>
+          <w:szCs w:val="22"/>
+        </w:rPr>
+        <w:t>"Name is required");</w:t>
+      </w:r>
+    </w:p>
+    <w:p>
+      <w:pPr>
+        <w:ind w:left="720"/>
+        <w:rPr>
+          <w:color w:val="000000" w:themeColor="text1"/>
+          <w:sz w:val="22"/>
+          <w:szCs w:val="22"/>
+        </w:rPr>
+      </w:pPr>
+      <w:r>
+        <w:rPr>
+          <w:color w:val="000000" w:themeColor="text1"/>
+          <w:sz w:val="22"/>
+          <w:szCs w:val="22"/>
+        </w:rPr>
+        <w:t xml:space="preserve">  }</w:t>
+      </w:r>
+    </w:p>
+    <w:p>
+      <w:pPr>
+        <w:ind w:left="720"/>
+        <w:rPr>
+          <w:color w:val="000000" w:themeColor="text1"/>
+          <w:sz w:val="22"/>
+          <w:szCs w:val="22"/>
+        </w:rPr>
+      </w:pPr>
+    </w:p>
+    <w:p>
+      <w:pPr>
+        <w:ind w:left="720"/>
+        <w:rPr>
+          <w:color w:val="000000" w:themeColor="text1"/>
+          <w:sz w:val="22"/>
+          <w:szCs w:val="22"/>
+        </w:rPr>
+      </w:pPr>
+      <w:r>
+        <w:rPr>
+          <w:color w:val="000000" w:themeColor="text1"/>
+          <w:sz w:val="22"/>
+          <w:szCs w:val="22"/>
+        </w:rPr>
+        <w:t xml:space="preserve">  </w:t>
+      </w:r>
+      <w:proofErr w:type="gramStart"/>
+      <w:r>
+        <w:rPr>
+          <w:color w:val="000000" w:themeColor="text1"/>
+          <w:sz w:val="22"/>
+          <w:szCs w:val="22"/>
+        </w:rPr>
+        <w:t>console.log(</w:t>
+      </w:r>
+      <w:proofErr w:type="gramEnd"/>
+      <w:r>
+        <w:rPr>
+          <w:color w:val="000000" w:themeColor="text1"/>
+          <w:sz w:val="22"/>
+          <w:szCs w:val="22"/>
+        </w:rPr>
+        <w:t>`Creating user: ${name}`);</w:t>
+      </w:r>
+    </w:p>
+    <w:p>
+      <w:pPr>
+        <w:ind w:left="720"/>
+        <w:rPr>
+          <w:color w:val="000000" w:themeColor="text1"/>
+          <w:sz w:val="22"/>
+          <w:szCs w:val="22"/>
+        </w:rPr>
+      </w:pPr>
+      <w:r>
+        <w:rPr>
+          <w:color w:val="000000" w:themeColor="text1"/>
+          <w:sz w:val="22"/>
+          <w:szCs w:val="22"/>
+        </w:rPr>
+        <w:t>}</w:t>
+      </w:r>
+    </w:p>
+    <w:p>
+      <w:pPr>
+        <w:ind w:left="720"/>
+        <w:rPr>
+          <w:color w:val="000000" w:themeColor="text1"/>
+          <w:sz w:val="22"/>
+          <w:szCs w:val="22"/>
+        </w:rPr>
+      </w:pPr>
+    </w:p>
+    <w:p>
+      <w:pPr>
+        <w:ind w:left="720"/>
+        <w:rPr>
+          <w:color w:val="000000" w:themeColor="text1"/>
+          <w:sz w:val="22"/>
+          <w:szCs w:val="22"/>
+        </w:rPr>
+      </w:pPr>
+      <w:proofErr w:type="spellStart"/>
+      <w:proofErr w:type="gramStart"/>
+      <w:r>
+        <w:rPr>
+          <w:color w:val="000000" w:themeColor="text1"/>
+          <w:sz w:val="22"/>
+          <w:szCs w:val="22"/>
+        </w:rPr>
+        <w:t>createUser</w:t>
+      </w:r>
+      <w:proofErr w:type="spellEnd"/>
+      <w:r>
+        <w:rPr>
+          <w:color w:val="000000" w:themeColor="text1"/>
+          <w:sz w:val="22"/>
+          <w:szCs w:val="22"/>
+        </w:rPr>
+        <w:t>(</w:t>
+      </w:r>
+      <w:proofErr w:type="gramEnd"/>
+      <w:r>
+        <w:rPr>
+          <w:color w:val="000000" w:themeColor="text1"/>
+          <w:sz w:val="22"/>
+          <w:szCs w:val="22"/>
+        </w:rPr>
+        <w:t>"");</w:t>
+      </w:r>
+    </w:p>
+    <w:p>
+      <w:pPr>
+        <w:pStyle w:val="ListParagraph"/>
+        <w:numPr>
+          <w:ilvl w:val="0"/>
+          <w:numId w:val="25"/>
+        </w:numPr>
+        <w:rPr>
+          <w:color w:val="000000" w:themeColor="text1"/>
+          <w:sz w:val="22"/>
+          <w:szCs w:val="22"/>
+        </w:rPr>
+      </w:pPr>
+      <w:r>
+        <w:rPr>
+          <w:color w:val="000000" w:themeColor="text1"/>
+          <w:sz w:val="22"/>
+          <w:szCs w:val="22"/>
+        </w:rPr>
+        <w:t xml:space="preserve">The URL Parameter can be called: </w:t>
+      </w:r>
+      <w:r>
+        <w:rPr>
+          <w:color w:val="000000" w:themeColor="text1"/>
+          <w:sz w:val="22"/>
+          <w:szCs w:val="22"/>
+        </w:rPr>
+        <w:t>it can be called as the where close for a data resource</w:t>
+      </w:r>
+    </w:p>
+    <w:p>
+      <w:pPr>
+        <w:pStyle w:val="ListParagraph"/>
+        <w:numPr>
+          <w:ilvl w:val="0"/>
+          <w:numId w:val="25"/>
+        </w:numPr>
+        <w:rPr>
+          <w:color w:val="000000" w:themeColor="text1"/>
+          <w:sz w:val="22"/>
+          <w:szCs w:val="22"/>
+        </w:rPr>
+      </w:pPr>
+      <w:r>
+        <w:rPr>
+          <w:color w:val="000000" w:themeColor="text1"/>
+          <w:sz w:val="22"/>
+          <w:szCs w:val="22"/>
+        </w:rPr>
+        <w:t>URL is a built-in JavaScript class that gives you useful properties and methods for working with URLs.</w:t>
+      </w:r>
+      <w:r>
+        <w:rPr>
+          <w:color w:val="000000" w:themeColor="text1"/>
+          <w:sz w:val="22"/>
+          <w:szCs w:val="22"/>
+        </w:rPr>
+        <w:t xml:space="preserve"> </w:t>
+      </w:r>
+    </w:p>
+    <w:p>
+      <w:pPr>
+        <w:pStyle w:val="ListParagraph"/>
+        <w:numPr>
+          <w:ilvl w:val="0"/>
+          <w:numId w:val="25"/>
+        </w:numPr>
+        <w:rPr>
+          <w:color w:val="000000" w:themeColor="text1"/>
+          <w:sz w:val="22"/>
+          <w:szCs w:val="22"/>
+        </w:rPr>
+      </w:pPr>
+      <w:r>
+        <w:rPr>
+          <w:color w:val="000000" w:themeColor="text1"/>
+          <w:sz w:val="22"/>
+          <w:szCs w:val="22"/>
+        </w:rPr>
+        <w:t>For example, it gives you things like:</w:t>
+      </w:r>
+    </w:p>
+    <w:p>
+      <w:pPr>
+        <w:ind w:left="720"/>
+        <w:rPr>
+          <w:color w:val="000000" w:themeColor="text1"/>
+          <w:sz w:val="22"/>
+          <w:szCs w:val="22"/>
+        </w:rPr>
+      </w:pPr>
+      <w:proofErr w:type="spellStart"/>
+      <w:proofErr w:type="gramStart"/>
+      <w:r>
+        <w:rPr>
+          <w:color w:val="000000" w:themeColor="text1"/>
+          <w:sz w:val="22"/>
+          <w:szCs w:val="22"/>
+        </w:rPr>
+        <w:t>url.hostname</w:t>
+      </w:r>
+      <w:proofErr w:type="spellEnd"/>
+      <w:proofErr w:type="gramEnd"/>
+      <w:r>
+        <w:rPr>
+          <w:color w:val="000000" w:themeColor="text1"/>
+          <w:sz w:val="22"/>
+          <w:szCs w:val="22"/>
+        </w:rPr>
+        <w:t xml:space="preserve"> → the domain </w:t>
+      </w:r>
+    </w:p>
+    <w:p>
+      <w:pPr>
+        <w:ind w:left="720"/>
+        <w:rPr>
+          <w:color w:val="000000" w:themeColor="text1"/>
+          <w:sz w:val="22"/>
+          <w:szCs w:val="22"/>
+        </w:rPr>
+      </w:pPr>
+      <w:proofErr w:type="spellStart"/>
+      <w:proofErr w:type="gramStart"/>
+      <w:r>
+        <w:rPr>
+          <w:color w:val="000000" w:themeColor="text1"/>
+          <w:sz w:val="22"/>
+          <w:szCs w:val="22"/>
+        </w:rPr>
+        <w:t>url.pathname</w:t>
+      </w:r>
+      <w:proofErr w:type="spellEnd"/>
+      <w:proofErr w:type="gramEnd"/>
+      <w:r>
+        <w:rPr>
+          <w:color w:val="000000" w:themeColor="text1"/>
+          <w:sz w:val="22"/>
+          <w:szCs w:val="22"/>
+        </w:rPr>
+        <w:t xml:space="preserve"> → the path </w:t>
+      </w:r>
+    </w:p>
+    <w:p>
+      <w:pPr>
+        <w:ind w:left="720"/>
+        <w:rPr>
+          <w:color w:val="000000" w:themeColor="text1"/>
+          <w:sz w:val="22"/>
+          <w:szCs w:val="22"/>
+        </w:rPr>
+      </w:pPr>
+      <w:proofErr w:type="spellStart"/>
+      <w:proofErr w:type="gramStart"/>
+      <w:r>
+        <w:rPr>
+          <w:color w:val="000000" w:themeColor="text1"/>
+          <w:sz w:val="22"/>
+          <w:szCs w:val="22"/>
+        </w:rPr>
+        <w:t>url.search</w:t>
+      </w:r>
+      <w:proofErr w:type="spellEnd"/>
+      <w:proofErr w:type="gramEnd"/>
+      <w:r>
+        <w:rPr>
+          <w:color w:val="000000" w:themeColor="text1"/>
+          <w:sz w:val="22"/>
+          <w:szCs w:val="22"/>
+        </w:rPr>
+        <w:t xml:space="preserve"> → the query string </w:t>
+      </w:r>
+    </w:p>
+    <w:p>
+      <w:pPr>
+        <w:ind w:left="720"/>
+        <w:rPr>
+          <w:color w:val="000000" w:themeColor="text1"/>
+          <w:sz w:val="22"/>
+          <w:szCs w:val="22"/>
+        </w:rPr>
+      </w:pPr>
+      <w:proofErr w:type="spellStart"/>
+      <w:proofErr w:type="gramStart"/>
+      <w:r>
+        <w:rPr>
+          <w:color w:val="000000" w:themeColor="text1"/>
+          <w:sz w:val="22"/>
+          <w:szCs w:val="22"/>
+        </w:rPr>
+        <w:t>url.hash</w:t>
+      </w:r>
+      <w:proofErr w:type="spellEnd"/>
+      <w:proofErr w:type="gramEnd"/>
+      <w:r>
+        <w:rPr>
+          <w:color w:val="000000" w:themeColor="text1"/>
+          <w:sz w:val="22"/>
+          <w:szCs w:val="22"/>
+        </w:rPr>
+        <w:t xml:space="preserve"> → the hash </w:t>
+      </w:r>
+    </w:p>
+    <w:p>
+      <w:pPr>
+        <w:ind w:left="720"/>
+        <w:rPr>
+          <w:color w:val="000000" w:themeColor="text1"/>
+          <w:sz w:val="22"/>
+          <w:szCs w:val="22"/>
+        </w:rPr>
+      </w:pPr>
+      <w:proofErr w:type="spellStart"/>
+      <w:proofErr w:type="gramStart"/>
+      <w:r>
+        <w:rPr>
+          <w:color w:val="000000" w:themeColor="text1"/>
+          <w:sz w:val="22"/>
+          <w:szCs w:val="22"/>
+        </w:rPr>
+        <w:t>url.searchParams</w:t>
+      </w:r>
+      <w:proofErr w:type="spellEnd"/>
+      <w:proofErr w:type="gramEnd"/>
+      <w:r>
+        <w:rPr>
+          <w:color w:val="000000" w:themeColor="text1"/>
+          <w:sz w:val="22"/>
+          <w:szCs w:val="22"/>
+        </w:rPr>
+        <w:t xml:space="preserve"> → tools for working with query parameters</w:t>
+      </w:r>
+    </w:p>
+    <w:p>
+      <w:pPr>
+        <w:pStyle w:val="ListParagraph"/>
+        <w:rPr>
+          <w:color w:val="000000" w:themeColor="text1"/>
+          <w:sz w:val="22"/>
+          <w:szCs w:val="22"/>
+        </w:rPr>
+      </w:pPr>
+    </w:p>
+    <w:p>
+      <w:pPr>
+        <w:pStyle w:val="ListParagraph"/>
         <w:rPr>
           <w:color w:val="000000" w:themeColor="text1"/>
           <w:sz w:val="22"/>
@@ -17956,6 +19623,119 @@
     </w:lvl>
   </w:abstractNum>
   <w:abstractNum w:abstractNumId="13" w15:restartNumberingAfterBreak="0">
+    <w:nsid w:val="5FD70259"/>
+    <w:multiLevelType w:val="hybridMultilevel"/>
+    <w:tmpl w:val="EC6C7E14"/>
+    <w:lvl w:ilvl="0" w:tplc="04090001">
+      <w:start w:val="1"/>
+      <w:numFmt w:val="bullet"/>
+      <w:lvlText w:val=""/>
+      <w:lvlJc w:val="left"/>
+      <w:pPr>
+        <w:ind w:left="720" w:hanging="360"/>
+      </w:pPr>
+      <w:rPr>
+        <w:rFonts w:ascii="Symbol" w:hAnsi="Symbol" w:hint="default"/>
+      </w:rPr>
+    </w:lvl>
+    <w:lvl w:ilvl="1" w:tplc="04090003" w:tentative="1">
+      <w:start w:val="1"/>
+      <w:numFmt w:val="bullet"/>
+      <w:lvlText w:val="o"/>
+      <w:lvlJc w:val="left"/>
+      <w:pPr>
+        <w:ind w:left="1440" w:hanging="360"/>
+      </w:pPr>
+      <w:rPr>
+        <w:rFonts w:ascii="Courier New" w:hAnsi="Courier New" w:cs="Courier New" w:hint="default"/>
+      </w:rPr>
+    </w:lvl>
+    <w:lvl w:ilvl="2" w:tplc="04090005" w:tentative="1">
+      <w:start w:val="1"/>
+      <w:numFmt w:val="bullet"/>
+      <w:lvlText w:val=""/>
+      <w:lvlJc w:val="left"/>
+      <w:pPr>
+        <w:ind w:left="2160" w:hanging="360"/>
+      </w:pPr>
+      <w:rPr>
+        <w:rFonts w:ascii="Wingdings" w:hAnsi="Wingdings" w:hint="default"/>
+      </w:rPr>
+    </w:lvl>
+    <w:lvl w:ilvl="3" w:tplc="04090001" w:tentative="1">
+      <w:start w:val="1"/>
+      <w:numFmt w:val="bullet"/>
+      <w:lvlText w:val=""/>
+      <w:lvlJc w:val="left"/>
+      <w:pPr>
+        <w:ind w:left="2880" w:hanging="360"/>
+      </w:pPr>
+      <w:rPr>
+        <w:rFonts w:ascii="Symbol" w:hAnsi="Symbol" w:hint="default"/>
+      </w:rPr>
+    </w:lvl>
+    <w:lvl w:ilvl="4" w:tplc="04090003" w:tentative="1">
+      <w:start w:val="1"/>
+      <w:numFmt w:val="bullet"/>
+      <w:lvlText w:val="o"/>
+      <w:lvlJc w:val="left"/>
+      <w:pPr>
+        <w:ind w:left="3600" w:hanging="360"/>
+      </w:pPr>
+      <w:rPr>
+        <w:rFonts w:ascii="Courier New" w:hAnsi="Courier New" w:cs="Courier New" w:hint="default"/>
+      </w:rPr>
+    </w:lvl>
+    <w:lvl w:ilvl="5" w:tplc="04090005" w:tentative="1">
+      <w:start w:val="1"/>
+      <w:numFmt w:val="bullet"/>
+      <w:lvlText w:val=""/>
+      <w:lvlJc w:val="left"/>
+      <w:pPr>
+        <w:ind w:left="4320" w:hanging="360"/>
+      </w:pPr>
+      <w:rPr>
+        <w:rFonts w:ascii="Wingdings" w:hAnsi="Wingdings" w:hint="default"/>
+      </w:rPr>
+    </w:lvl>
+    <w:lvl w:ilvl="6" w:tplc="04090001" w:tentative="1">
+      <w:start w:val="1"/>
+      <w:numFmt w:val="bullet"/>
+      <w:lvlText w:val=""/>
+      <w:lvlJc w:val="left"/>
+      <w:pPr>
+        <w:ind w:left="5040" w:hanging="360"/>
+      </w:pPr>
+      <w:rPr>
+        <w:rFonts w:ascii="Symbol" w:hAnsi="Symbol" w:hint="default"/>
+      </w:rPr>
+    </w:lvl>
+    <w:lvl w:ilvl="7" w:tplc="04090003" w:tentative="1">
+      <w:start w:val="1"/>
+      <w:numFmt w:val="bullet"/>
+      <w:lvlText w:val="o"/>
+      <w:lvlJc w:val="left"/>
+      <w:pPr>
+        <w:ind w:left="5760" w:hanging="360"/>
+      </w:pPr>
+      <w:rPr>
+        <w:rFonts w:ascii="Courier New" w:hAnsi="Courier New" w:cs="Courier New" w:hint="default"/>
+      </w:rPr>
+    </w:lvl>
+    <w:lvl w:ilvl="8" w:tplc="04090005" w:tentative="1">
+      <w:start w:val="1"/>
+      <w:numFmt w:val="bullet"/>
+      <w:lvlText w:val=""/>
+      <w:lvlJc w:val="left"/>
+      <w:pPr>
+        <w:ind w:left="6480" w:hanging="360"/>
+      </w:pPr>
+      <w:rPr>
+        <w:rFonts w:ascii="Wingdings" w:hAnsi="Wingdings" w:hint="default"/>
+      </w:rPr>
+    </w:lvl>
+  </w:abstractNum>
+  <w:abstractNum w:abstractNumId="14" w15:restartNumberingAfterBreak="0">
     <w:nsid w:val="62C452F9"/>
     <w:multiLevelType w:val="hybridMultilevel"/>
     <w:tmpl w:val="CAA478D8"/>
@@ -18068,7 +19848,156 @@
       </w:rPr>
     </w:lvl>
   </w:abstractNum>
-  <w:abstractNum w:abstractNumId="14" w15:restartNumberingAfterBreak="0">
+  <w:abstractNum w:abstractNumId="15" w15:restartNumberingAfterBreak="0">
+    <w:nsid w:val="652933D5"/>
+    <w:multiLevelType w:val="multilevel"/>
+    <w:tmpl w:val="84AA0E7C"/>
+    <w:lvl w:ilvl="0">
+      <w:start w:val="1"/>
+      <w:numFmt w:val="bullet"/>
+      <w:lvlText w:val=""/>
+      <w:lvlJc w:val="left"/>
+      <w:pPr>
+        <w:tabs>
+          <w:tab w:val="num" w:pos="720"/>
+        </w:tabs>
+        <w:ind w:left="720" w:hanging="360"/>
+      </w:pPr>
+      <w:rPr>
+        <w:rFonts w:ascii="Symbol" w:hAnsi="Symbol" w:hint="default"/>
+        <w:sz w:val="20"/>
+      </w:rPr>
+    </w:lvl>
+    <w:lvl w:ilvl="1" w:tentative="1">
+      <w:start w:val="1"/>
+      <w:numFmt w:val="bullet"/>
+      <w:lvlText w:val="o"/>
+      <w:lvlJc w:val="left"/>
+      <w:pPr>
+        <w:tabs>
+          <w:tab w:val="num" w:pos="1440"/>
+        </w:tabs>
+        <w:ind w:left="1440" w:hanging="360"/>
+      </w:pPr>
+      <w:rPr>
+        <w:rFonts w:ascii="Courier New" w:hAnsi="Courier New" w:hint="default"/>
+        <w:sz w:val="20"/>
+      </w:rPr>
+    </w:lvl>
+    <w:lvl w:ilvl="2" w:tentative="1">
+      <w:start w:val="1"/>
+      <w:numFmt w:val="bullet"/>
+      <w:lvlText w:val=""/>
+      <w:lvlJc w:val="left"/>
+      <w:pPr>
+        <w:tabs>
+          <w:tab w:val="num" w:pos="2160"/>
+        </w:tabs>
+        <w:ind w:left="2160" w:hanging="360"/>
+      </w:pPr>
+      <w:rPr>
+        <w:rFonts w:ascii="Wingdings" w:hAnsi="Wingdings" w:hint="default"/>
+        <w:sz w:val="20"/>
+      </w:rPr>
+    </w:lvl>
+    <w:lvl w:ilvl="3" w:tentative="1">
+      <w:start w:val="1"/>
+      <w:numFmt w:val="bullet"/>
+      <w:lvlText w:val=""/>
+      <w:lvlJc w:val="left"/>
+      <w:pPr>
+        <w:tabs>
+          <w:tab w:val="num" w:pos="2880"/>
+        </w:tabs>
+        <w:ind w:left="2880" w:hanging="360"/>
+      </w:pPr>
+      <w:rPr>
+        <w:rFonts w:ascii="Wingdings" w:hAnsi="Wingdings" w:hint="default"/>
+        <w:sz w:val="20"/>
+      </w:rPr>
+    </w:lvl>
+    <w:lvl w:ilvl="4" w:tentative="1">
+      <w:start w:val="1"/>
+      <w:numFmt w:val="bullet"/>
+      <w:lvlText w:val=""/>
+      <w:lvlJc w:val="left"/>
+      <w:pPr>
+        <w:tabs>
+          <w:tab w:val="num" w:pos="3600"/>
+        </w:tabs>
+        <w:ind w:left="3600" w:hanging="360"/>
+      </w:pPr>
+      <w:rPr>
+        <w:rFonts w:ascii="Wingdings" w:hAnsi="Wingdings" w:hint="default"/>
+        <w:sz w:val="20"/>
+      </w:rPr>
+    </w:lvl>
+    <w:lvl w:ilvl="5" w:tentative="1">
+      <w:start w:val="1"/>
+      <w:numFmt w:val="bullet"/>
+      <w:lvlText w:val=""/>
+      <w:lvlJc w:val="left"/>
+      <w:pPr>
+        <w:tabs>
+          <w:tab w:val="num" w:pos="4320"/>
+        </w:tabs>
+        <w:ind w:left="4320" w:hanging="360"/>
+      </w:pPr>
+      <w:rPr>
+        <w:rFonts w:ascii="Wingdings" w:hAnsi="Wingdings" w:hint="default"/>
+        <w:sz w:val="20"/>
+      </w:rPr>
+    </w:lvl>
+    <w:lvl w:ilvl="6" w:tentative="1">
+      <w:start w:val="1"/>
+      <w:numFmt w:val="bullet"/>
+      <w:lvlText w:val=""/>
+      <w:lvlJc w:val="left"/>
+      <w:pPr>
+        <w:tabs>
+          <w:tab w:val="num" w:pos="5040"/>
+        </w:tabs>
+        <w:ind w:left="5040" w:hanging="360"/>
+      </w:pPr>
+      <w:rPr>
+        <w:rFonts w:ascii="Wingdings" w:hAnsi="Wingdings" w:hint="default"/>
+        <w:sz w:val="20"/>
+      </w:rPr>
+    </w:lvl>
+    <w:lvl w:ilvl="7" w:tentative="1">
+      <w:start w:val="1"/>
+      <w:numFmt w:val="bullet"/>
+      <w:lvlText w:val=""/>
+      <w:lvlJc w:val="left"/>
+      <w:pPr>
+        <w:tabs>
+          <w:tab w:val="num" w:pos="5760"/>
+        </w:tabs>
+        <w:ind w:left="5760" w:hanging="360"/>
+      </w:pPr>
+      <w:rPr>
+        <w:rFonts w:ascii="Wingdings" w:hAnsi="Wingdings" w:hint="default"/>
+        <w:sz w:val="20"/>
+      </w:rPr>
+    </w:lvl>
+    <w:lvl w:ilvl="8" w:tentative="1">
+      <w:start w:val="1"/>
+      <w:numFmt w:val="bullet"/>
+      <w:lvlText w:val=""/>
+      <w:lvlJc w:val="left"/>
+      <w:pPr>
+        <w:tabs>
+          <w:tab w:val="num" w:pos="6480"/>
+        </w:tabs>
+        <w:ind w:left="6480" w:hanging="360"/>
+      </w:pPr>
+      <w:rPr>
+        <w:rFonts w:ascii="Wingdings" w:hAnsi="Wingdings" w:hint="default"/>
+        <w:sz w:val="20"/>
+      </w:rPr>
+    </w:lvl>
+  </w:abstractNum>
+  <w:abstractNum w:abstractNumId="16" w15:restartNumberingAfterBreak="0">
     <w:nsid w:val="6B753F92"/>
     <w:multiLevelType w:val="hybridMultilevel"/>
     <w:tmpl w:val="2AD4633C"/>
@@ -18181,7 +20110,7 @@
       </w:rPr>
     </w:lvl>
   </w:abstractNum>
-  <w:abstractNum w:abstractNumId="15" w15:restartNumberingAfterBreak="0">
+  <w:abstractNum w:abstractNumId="17" w15:restartNumberingAfterBreak="0">
     <w:nsid w:val="6BF4448B"/>
     <w:multiLevelType w:val="hybridMultilevel"/>
     <w:tmpl w:val="3A8A2742"/>
@@ -18294,7 +20223,7 @@
       </w:rPr>
     </w:lvl>
   </w:abstractNum>
-  <w:abstractNum w:abstractNumId="16" w15:restartNumberingAfterBreak="0">
+  <w:abstractNum w:abstractNumId="18" w15:restartNumberingAfterBreak="0">
     <w:nsid w:val="6FCD6DB0"/>
     <w:multiLevelType w:val="hybridMultilevel"/>
     <w:tmpl w:val="4B72B6AC"/>
@@ -18407,7 +20336,120 @@
       </w:rPr>
     </w:lvl>
   </w:abstractNum>
-  <w:abstractNum w:abstractNumId="17" w15:restartNumberingAfterBreak="0">
+  <w:abstractNum w:abstractNumId="19" w15:restartNumberingAfterBreak="0">
+    <w:nsid w:val="73863F13"/>
+    <w:multiLevelType w:val="hybridMultilevel"/>
+    <w:tmpl w:val="1146281C"/>
+    <w:lvl w:ilvl="0" w:tplc="04090001">
+      <w:start w:val="1"/>
+      <w:numFmt w:val="bullet"/>
+      <w:lvlText w:val=""/>
+      <w:lvlJc w:val="left"/>
+      <w:pPr>
+        <w:ind w:left="720" w:hanging="360"/>
+      </w:pPr>
+      <w:rPr>
+        <w:rFonts w:ascii="Symbol" w:hAnsi="Symbol" w:hint="default"/>
+      </w:rPr>
+    </w:lvl>
+    <w:lvl w:ilvl="1" w:tplc="04090003" w:tentative="1">
+      <w:start w:val="1"/>
+      <w:numFmt w:val="bullet"/>
+      <w:lvlText w:val="o"/>
+      <w:lvlJc w:val="left"/>
+      <w:pPr>
+        <w:ind w:left="1440" w:hanging="360"/>
+      </w:pPr>
+      <w:rPr>
+        <w:rFonts w:ascii="Courier New" w:hAnsi="Courier New" w:cs="Courier New" w:hint="default"/>
+      </w:rPr>
+    </w:lvl>
+    <w:lvl w:ilvl="2" w:tplc="04090005" w:tentative="1">
+      <w:start w:val="1"/>
+      <w:numFmt w:val="bullet"/>
+      <w:lvlText w:val=""/>
+      <w:lvlJc w:val="left"/>
+      <w:pPr>
+        <w:ind w:left="2160" w:hanging="360"/>
+      </w:pPr>
+      <w:rPr>
+        <w:rFonts w:ascii="Wingdings" w:hAnsi="Wingdings" w:hint="default"/>
+      </w:rPr>
+    </w:lvl>
+    <w:lvl w:ilvl="3" w:tplc="04090001" w:tentative="1">
+      <w:start w:val="1"/>
+      <w:numFmt w:val="bullet"/>
+      <w:lvlText w:val=""/>
+      <w:lvlJc w:val="left"/>
+      <w:pPr>
+        <w:ind w:left="2880" w:hanging="360"/>
+      </w:pPr>
+      <w:rPr>
+        <w:rFonts w:ascii="Symbol" w:hAnsi="Symbol" w:hint="default"/>
+      </w:rPr>
+    </w:lvl>
+    <w:lvl w:ilvl="4" w:tplc="04090003" w:tentative="1">
+      <w:start w:val="1"/>
+      <w:numFmt w:val="bullet"/>
+      <w:lvlText w:val="o"/>
+      <w:lvlJc w:val="left"/>
+      <w:pPr>
+        <w:ind w:left="3600" w:hanging="360"/>
+      </w:pPr>
+      <w:rPr>
+        <w:rFonts w:ascii="Courier New" w:hAnsi="Courier New" w:cs="Courier New" w:hint="default"/>
+      </w:rPr>
+    </w:lvl>
+    <w:lvl w:ilvl="5" w:tplc="04090005" w:tentative="1">
+      <w:start w:val="1"/>
+      <w:numFmt w:val="bullet"/>
+      <w:lvlText w:val=""/>
+      <w:lvlJc w:val="left"/>
+      <w:pPr>
+        <w:ind w:left="4320" w:hanging="360"/>
+      </w:pPr>
+      <w:rPr>
+        <w:rFonts w:ascii="Wingdings" w:hAnsi="Wingdings" w:hint="default"/>
+      </w:rPr>
+    </w:lvl>
+    <w:lvl w:ilvl="6" w:tplc="04090001" w:tentative="1">
+      <w:start w:val="1"/>
+      <w:numFmt w:val="bullet"/>
+      <w:lvlText w:val=""/>
+      <w:lvlJc w:val="left"/>
+      <w:pPr>
+        <w:ind w:left="5040" w:hanging="360"/>
+      </w:pPr>
+      <w:rPr>
+        <w:rFonts w:ascii="Symbol" w:hAnsi="Symbol" w:hint="default"/>
+      </w:rPr>
+    </w:lvl>
+    <w:lvl w:ilvl="7" w:tplc="04090003" w:tentative="1">
+      <w:start w:val="1"/>
+      <w:numFmt w:val="bullet"/>
+      <w:lvlText w:val="o"/>
+      <w:lvlJc w:val="left"/>
+      <w:pPr>
+        <w:ind w:left="5760" w:hanging="360"/>
+      </w:pPr>
+      <w:rPr>
+        <w:rFonts w:ascii="Courier New" w:hAnsi="Courier New" w:cs="Courier New" w:hint="default"/>
+      </w:rPr>
+    </w:lvl>
+    <w:lvl w:ilvl="8" w:tplc="04090005" w:tentative="1">
+      <w:start w:val="1"/>
+      <w:numFmt w:val="bullet"/>
+      <w:lvlText w:val=""/>
+      <w:lvlJc w:val="left"/>
+      <w:pPr>
+        <w:ind w:left="6480" w:hanging="360"/>
+      </w:pPr>
+      <w:rPr>
+        <w:rFonts w:ascii="Wingdings" w:hAnsi="Wingdings" w:hint="default"/>
+      </w:rPr>
+    </w:lvl>
+  </w:abstractNum>
+  <w:abstractNum w:abstractNumId="20" w15:restartNumberingAfterBreak="0">
     <w:nsid w:val="74605A05"/>
     <w:multiLevelType w:val="hybridMultilevel"/>
     <w:tmpl w:val="E346ABE0"/>
@@ -18520,7 +20562,7 @@
       </w:rPr>
     </w:lvl>
   </w:abstractNum>
-  <w:abstractNum w:abstractNumId="18" w15:restartNumberingAfterBreak="0">
+  <w:abstractNum w:abstractNumId="21" w15:restartNumberingAfterBreak="0">
     <w:nsid w:val="79CD0E53"/>
     <w:multiLevelType w:val="hybridMultilevel"/>
     <w:tmpl w:val="56742AC4"/>
@@ -18633,7 +20675,7 @@
       </w:rPr>
     </w:lvl>
   </w:abstractNum>
-  <w:abstractNum w:abstractNumId="19" w15:restartNumberingAfterBreak="0">
+  <w:abstractNum w:abstractNumId="22" w15:restartNumberingAfterBreak="0">
     <w:nsid w:val="7B792B0E"/>
     <w:multiLevelType w:val="hybridMultilevel"/>
     <w:tmpl w:val="C7E2C25C"/>
@@ -18746,7 +20788,7 @@
       </w:rPr>
     </w:lvl>
   </w:abstractNum>
-  <w:abstractNum w:abstractNumId="20" w15:restartNumberingAfterBreak="0">
+  <w:abstractNum w:abstractNumId="23" w15:restartNumberingAfterBreak="0">
     <w:nsid w:val="7C5352BD"/>
     <w:multiLevelType w:val="hybridMultilevel"/>
     <w:tmpl w:val="1E0E7DD8"/>
@@ -18859,7 +20901,7 @@
       </w:rPr>
     </w:lvl>
   </w:abstractNum>
-  <w:abstractNum w:abstractNumId="21" w15:restartNumberingAfterBreak="0">
+  <w:abstractNum w:abstractNumId="24" w15:restartNumberingAfterBreak="0">
     <w:nsid w:val="7CA817BC"/>
     <w:multiLevelType w:val="hybridMultilevel"/>
     <w:tmpl w:val="7C287A30"/>
@@ -18972,7 +21014,7 @@
       </w:rPr>
     </w:lvl>
   </w:abstractNum>
-  <w:abstractNum w:abstractNumId="22" w15:restartNumberingAfterBreak="0">
+  <w:abstractNum w:abstractNumId="25" w15:restartNumberingAfterBreak="0">
     <w:nsid w:val="7F72049C"/>
     <w:multiLevelType w:val="multilevel"/>
     <w:tmpl w:val="1F242F62"/>
@@ -19131,31 +21173,31 @@
     <w:abstractNumId w:val="2"/>
   </w:num>
   <w:num w:numId="4" w16cid:durableId="2085225567">
-    <w:abstractNumId w:val="15"/>
+    <w:abstractNumId w:val="17"/>
   </w:num>
   <w:num w:numId="5" w16cid:durableId="968363398">
     <w:abstractNumId w:val="0"/>
   </w:num>
   <w:num w:numId="6" w16cid:durableId="1448768395">
-    <w:abstractNumId w:val="18"/>
+    <w:abstractNumId w:val="21"/>
   </w:num>
   <w:num w:numId="7" w16cid:durableId="97333426">
-    <w:abstractNumId w:val="22"/>
+    <w:abstractNumId w:val="25"/>
   </w:num>
   <w:num w:numId="8" w16cid:durableId="2078238912">
-    <w:abstractNumId w:val="13"/>
+    <w:abstractNumId w:val="14"/>
   </w:num>
   <w:num w:numId="9" w16cid:durableId="1133792355">
     <w:abstractNumId w:val="8"/>
   </w:num>
   <w:num w:numId="10" w16cid:durableId="1949001774">
-    <w:abstractNumId w:val="17"/>
+    <w:abstractNumId w:val="20"/>
   </w:num>
   <w:num w:numId="11" w16cid:durableId="49500872">
-    <w:abstractNumId w:val="21"/>
+    <w:abstractNumId w:val="24"/>
   </w:num>
   <w:num w:numId="12" w16cid:durableId="1627009029">
-    <w:abstractNumId w:val="20"/>
+    <w:abstractNumId w:val="23"/>
   </w:num>
   <w:num w:numId="13" w16cid:durableId="2035300943">
     <w:abstractNumId w:val="6"/>
@@ -19164,13 +21206,13 @@
     <w:abstractNumId w:val="1"/>
   </w:num>
   <w:num w:numId="15" w16cid:durableId="1146630300">
-    <w:abstractNumId w:val="19"/>
+    <w:abstractNumId w:val="22"/>
   </w:num>
   <w:num w:numId="16" w16cid:durableId="1096558111">
     <w:abstractNumId w:val="7"/>
   </w:num>
   <w:num w:numId="17" w16cid:durableId="41566618">
-    <w:abstractNumId w:val="14"/>
+    <w:abstractNumId w:val="16"/>
   </w:num>
   <w:num w:numId="18" w16cid:durableId="366835154">
     <w:abstractNumId w:val="11"/>
@@ -19179,7 +21221,7 @@
     <w:abstractNumId w:val="4"/>
   </w:num>
   <w:num w:numId="20" w16cid:durableId="708997360">
-    <w:abstractNumId w:val="16"/>
+    <w:abstractNumId w:val="18"/>
   </w:num>
   <w:num w:numId="21" w16cid:durableId="522406567">
     <w:abstractNumId w:val="5"/>
@@ -19189,6 +21231,15 @@
   </w:num>
   <w:num w:numId="23" w16cid:durableId="14618509">
     <w:abstractNumId w:val="10"/>
+  </w:num>
+  <w:num w:numId="24" w16cid:durableId="469632866">
+    <w:abstractNumId w:val="13"/>
+  </w:num>
+  <w:num w:numId="25" w16cid:durableId="989477440">
+    <w:abstractNumId w:val="19"/>
+  </w:num>
+  <w:num w:numId="26" w16cid:durableId="101416428">
+    <w:abstractNumId w:val="15"/>
   </w:num>
 </w:numbering>
 </file>

--- a/Javascript/Javascript basic notes.docx
+++ b/Javascript/Javascript basic notes.docx
@@ -5612,7 +5612,7 @@
       <w:proofErr w:type="gramStart"/>
       <w:r>
         <w:rPr>
-          <w:color w:val="000000" w:themeColor="text1"/>
+          <w:color w:val="EE0000"/>
           <w:sz w:val="22"/>
           <w:szCs w:val="22"/>
         </w:rPr>
@@ -5621,11 +5621,19 @@
       <w:proofErr w:type="gramEnd"/>
       <w:r>
         <w:rPr>
-          <w:color w:val="000000" w:themeColor="text1"/>
-          <w:sz w:val="22"/>
-          <w:szCs w:val="22"/>
-        </w:rPr>
-        <w:t>() is an array method that lets you go through every item in an array and create a new array based on those items.</w:t>
+          <w:color w:val="EE0000"/>
+          <w:sz w:val="22"/>
+          <w:szCs w:val="22"/>
+        </w:rPr>
+        <w:t xml:space="preserve">() </w:t>
+      </w:r>
+      <w:r>
+        <w:rPr>
+          <w:color w:val="000000" w:themeColor="text1"/>
+          <w:sz w:val="22"/>
+          <w:szCs w:val="22"/>
+        </w:rPr>
+        <w:t>is an array method that lets you go through every item in an array and create a new array based on those items.</w:t>
       </w:r>
       <w:r>
         <w:rPr>
@@ -5652,7 +5660,7 @@
       <w:proofErr w:type="gramStart"/>
       <w:r>
         <w:rPr>
-          <w:color w:val="000000" w:themeColor="text1"/>
+          <w:color w:val="EE0000"/>
           <w:sz w:val="22"/>
           <w:szCs w:val="22"/>
         </w:rPr>
@@ -5661,11 +5669,19 @@
       <w:proofErr w:type="gramEnd"/>
       <w:r>
         <w:rPr>
-          <w:color w:val="000000" w:themeColor="text1"/>
-          <w:sz w:val="22"/>
-          <w:szCs w:val="22"/>
-        </w:rPr>
-        <w:t>() most general use it to take an array, manipulate its data and save this manipulated data into a new array</w:t>
+          <w:color w:val="EE0000"/>
+          <w:sz w:val="22"/>
+          <w:szCs w:val="22"/>
+        </w:rPr>
+        <w:t>()</w:t>
+      </w:r>
+      <w:r>
+        <w:rPr>
+          <w:color w:val="000000" w:themeColor="text1"/>
+          <w:sz w:val="22"/>
+          <w:szCs w:val="22"/>
+        </w:rPr>
+        <w:t xml:space="preserve"> most general use it to take an array, manipulate its data and save this manipulated data into a new array</w:t>
       </w:r>
     </w:p>
     <w:p>
@@ -5684,7 +5700,7 @@
       <w:proofErr w:type="gramStart"/>
       <w:r>
         <w:rPr>
-          <w:color w:val="000000" w:themeColor="text1"/>
+          <w:color w:val="EE0000"/>
           <w:sz w:val="22"/>
           <w:szCs w:val="22"/>
         </w:rPr>
@@ -5693,43 +5709,75 @@
       <w:proofErr w:type="gramEnd"/>
       <w:r>
         <w:rPr>
-          <w:color w:val="000000" w:themeColor="text1"/>
-          <w:sz w:val="22"/>
-          <w:szCs w:val="22"/>
-        </w:rPr>
-        <w:t xml:space="preserve">() is basically </w:t>
-      </w:r>
-      <w:proofErr w:type="gramStart"/>
-      <w:r>
-        <w:rPr>
-          <w:color w:val="000000" w:themeColor="text1"/>
-          <w:sz w:val="22"/>
-          <w:szCs w:val="22"/>
-        </w:rPr>
-        <w:t>a .map</w:t>
-      </w:r>
-      <w:proofErr w:type="gramEnd"/>
-      <w:r>
-        <w:rPr>
-          <w:color w:val="000000" w:themeColor="text1"/>
-          <w:sz w:val="22"/>
-          <w:szCs w:val="22"/>
-        </w:rPr>
-        <w:t xml:space="preserve">() that has a filter to decide what data stays in the new array and what not, it does not manipulate the data </w:t>
-      </w:r>
-      <w:proofErr w:type="gramStart"/>
-      <w:r>
-        <w:rPr>
-          <w:color w:val="000000" w:themeColor="text1"/>
-          <w:sz w:val="22"/>
-          <w:szCs w:val="22"/>
-        </w:rPr>
-        <w:t>unlike .map</w:t>
-      </w:r>
-      <w:proofErr w:type="gramEnd"/>
-      <w:r>
-        <w:rPr>
-          <w:color w:val="000000" w:themeColor="text1"/>
+          <w:color w:val="EE0000"/>
+          <w:sz w:val="22"/>
+          <w:szCs w:val="22"/>
+        </w:rPr>
+        <w:t>()</w:t>
+      </w:r>
+      <w:r>
+        <w:rPr>
+          <w:color w:val="000000" w:themeColor="text1"/>
+          <w:sz w:val="22"/>
+          <w:szCs w:val="22"/>
+        </w:rPr>
+        <w:t xml:space="preserve"> is basically </w:t>
+      </w:r>
+      <w:proofErr w:type="gramStart"/>
+      <w:r>
+        <w:rPr>
+          <w:color w:val="000000" w:themeColor="text1"/>
+          <w:sz w:val="22"/>
+          <w:szCs w:val="22"/>
+        </w:rPr>
+        <w:t xml:space="preserve">a </w:t>
+      </w:r>
+      <w:r>
+        <w:rPr>
+          <w:color w:val="EE0000"/>
+          <w:sz w:val="22"/>
+          <w:szCs w:val="22"/>
+        </w:rPr>
+        <w:t>.map</w:t>
+      </w:r>
+      <w:proofErr w:type="gramEnd"/>
+      <w:r>
+        <w:rPr>
+          <w:color w:val="EE0000"/>
+          <w:sz w:val="22"/>
+          <w:szCs w:val="22"/>
+        </w:rPr>
+        <w:t>()</w:t>
+      </w:r>
+      <w:r>
+        <w:rPr>
+          <w:color w:val="000000" w:themeColor="text1"/>
+          <w:sz w:val="22"/>
+          <w:szCs w:val="22"/>
+        </w:rPr>
+        <w:t xml:space="preserve"> that has a filter to decide what data stays in the new array and what not, it does not manipulate the data </w:t>
+      </w:r>
+      <w:proofErr w:type="gramStart"/>
+      <w:r>
+        <w:rPr>
+          <w:color w:val="000000" w:themeColor="text1"/>
+          <w:sz w:val="22"/>
+          <w:szCs w:val="22"/>
+        </w:rPr>
+        <w:t>unlike .</w:t>
+      </w:r>
+      <w:r>
+        <w:rPr>
+          <w:color w:val="EE0000"/>
+          <w:sz w:val="22"/>
+          <w:szCs w:val="22"/>
+        </w:rPr>
+        <w:t>map</w:t>
+      </w:r>
+      <w:proofErr w:type="gramEnd"/>
+      <w:r>
+        <w:rPr>
+          <w:color w:val="EE0000"/>
           <w:sz w:val="22"/>
           <w:szCs w:val="22"/>
         </w:rPr>
@@ -6177,7 +6225,7 @@
       <w:pPr>
         <w:pStyle w:val="ListParagraph"/>
         <w:rPr>
-          <w:color w:val="000000" w:themeColor="text1"/>
+          <w:color w:val="EE0000"/>
           <w:sz w:val="22"/>
           <w:szCs w:val="22"/>
         </w:rPr>
@@ -6185,7 +6233,7 @@
       <w:proofErr w:type="spellStart"/>
       <w:r>
         <w:rPr>
-          <w:color w:val="000000" w:themeColor="text1"/>
+          <w:color w:val="EE0000"/>
           <w:sz w:val="22"/>
           <w:szCs w:val="22"/>
         </w:rPr>
@@ -6194,7 +6242,7 @@
       <w:proofErr w:type="spellEnd"/>
       <w:r>
         <w:rPr>
-          <w:color w:val="000000" w:themeColor="text1"/>
+          <w:color w:val="EE0000"/>
           <w:sz w:val="22"/>
           <w:szCs w:val="22"/>
         </w:rPr>
@@ -6203,7 +6251,7 @@
       <w:proofErr w:type="gramStart"/>
       <w:r>
         <w:rPr>
-          <w:color w:val="000000" w:themeColor="text1"/>
+          <w:color w:val="EE0000"/>
           <w:sz w:val="22"/>
           <w:szCs w:val="22"/>
         </w:rPr>
@@ -6215,14 +6263,14 @@
       <w:pPr>
         <w:pStyle w:val="ListParagraph"/>
         <w:rPr>
-          <w:color w:val="000000" w:themeColor="text1"/>
-          <w:sz w:val="22"/>
-          <w:szCs w:val="22"/>
-        </w:rPr>
-      </w:pPr>
-      <w:r>
-        <w:rPr>
-          <w:color w:val="000000" w:themeColor="text1"/>
+          <w:color w:val="EE0000"/>
+          <w:sz w:val="22"/>
+          <w:szCs w:val="22"/>
+        </w:rPr>
+      </w:pPr>
+      <w:r>
+        <w:rPr>
+          <w:color w:val="EE0000"/>
           <w:sz w:val="22"/>
           <w:szCs w:val="22"/>
         </w:rPr>
@@ -6233,14 +6281,14 @@
       <w:pPr>
         <w:pStyle w:val="ListParagraph"/>
         <w:rPr>
-          <w:color w:val="000000" w:themeColor="text1"/>
-          <w:sz w:val="22"/>
-          <w:szCs w:val="22"/>
-        </w:rPr>
-      </w:pPr>
-      <w:r>
-        <w:rPr>
-          <w:color w:val="000000" w:themeColor="text1"/>
+          <w:color w:val="EE0000"/>
+          <w:sz w:val="22"/>
+          <w:szCs w:val="22"/>
+        </w:rPr>
+      </w:pPr>
+      <w:r>
+        <w:rPr>
+          <w:color w:val="EE0000"/>
           <w:sz w:val="22"/>
           <w:szCs w:val="22"/>
         </w:rPr>
@@ -6274,7 +6322,7 @@
       <w:proofErr w:type="gramStart"/>
       <w:r>
         <w:rPr>
-          <w:color w:val="000000" w:themeColor="text1"/>
+          <w:color w:val="EE0000"/>
           <w:sz w:val="22"/>
           <w:szCs w:val="22"/>
         </w:rPr>
@@ -6283,7 +6331,7 @@
       <w:proofErr w:type="spellEnd"/>
       <w:r>
         <w:rPr>
-          <w:color w:val="000000" w:themeColor="text1"/>
+          <w:color w:val="EE0000"/>
           <w:sz w:val="22"/>
           <w:szCs w:val="22"/>
         </w:rPr>
@@ -6292,11 +6340,19 @@
       <w:proofErr w:type="gramEnd"/>
       <w:r>
         <w:rPr>
-          <w:color w:val="000000" w:themeColor="text1"/>
-          <w:sz w:val="22"/>
-          <w:szCs w:val="22"/>
-        </w:rPr>
-        <w:t xml:space="preserve">) is </w:t>
+          <w:color w:val="EE0000"/>
+          <w:sz w:val="22"/>
+          <w:szCs w:val="22"/>
+        </w:rPr>
+        <w:t>)</w:t>
+      </w:r>
+      <w:r>
+        <w:rPr>
+          <w:color w:val="000000" w:themeColor="text1"/>
+          <w:sz w:val="22"/>
+          <w:szCs w:val="22"/>
+        </w:rPr>
+        <w:t xml:space="preserve"> is </w:t>
       </w:r>
       <w:proofErr w:type="gramStart"/>
       <w:r>
@@ -6320,7 +6376,7 @@
       <w:proofErr w:type="gramStart"/>
       <w:r>
         <w:rPr>
-          <w:color w:val="000000" w:themeColor="text1"/>
+          <w:color w:val="EE0000"/>
           <w:sz w:val="22"/>
           <w:szCs w:val="22"/>
         </w:rPr>
@@ -6329,7 +6385,7 @@
       <w:proofErr w:type="spellEnd"/>
       <w:r>
         <w:rPr>
-          <w:color w:val="000000" w:themeColor="text1"/>
+          <w:color w:val="EE0000"/>
           <w:sz w:val="22"/>
           <w:szCs w:val="22"/>
         </w:rPr>
@@ -6338,11 +6394,19 @@
       <w:proofErr w:type="gramEnd"/>
       <w:r>
         <w:rPr>
-          <w:color w:val="000000" w:themeColor="text1"/>
-          <w:sz w:val="22"/>
-          <w:szCs w:val="22"/>
-        </w:rPr>
-        <w:t>), but instead of running the function once, it runs it repeatedly.</w:t>
+          <w:color w:val="EE0000"/>
+          <w:sz w:val="22"/>
+          <w:szCs w:val="22"/>
+        </w:rPr>
+        <w:t>),</w:t>
+      </w:r>
+      <w:r>
+        <w:rPr>
+          <w:color w:val="000000" w:themeColor="text1"/>
+          <w:sz w:val="22"/>
+          <w:szCs w:val="22"/>
+        </w:rPr>
+        <w:t xml:space="preserve"> but instead of running the function once, it runs it repeatedly.</w:t>
       </w:r>
     </w:p>
     <w:p>
@@ -6362,7 +6426,7 @@
       <w:proofErr w:type="gramStart"/>
       <w:r>
         <w:rPr>
-          <w:color w:val="000000" w:themeColor="text1"/>
+          <w:color w:val="EE0000"/>
           <w:sz w:val="22"/>
           <w:szCs w:val="22"/>
         </w:rPr>
@@ -6371,7 +6435,7 @@
       <w:proofErr w:type="spellEnd"/>
       <w:r>
         <w:rPr>
-          <w:color w:val="000000" w:themeColor="text1"/>
+          <w:color w:val="EE0000"/>
           <w:sz w:val="22"/>
           <w:szCs w:val="22"/>
         </w:rPr>
@@ -6380,11 +6444,19 @@
       <w:proofErr w:type="gramEnd"/>
       <w:r>
         <w:rPr>
-          <w:color w:val="000000" w:themeColor="text1"/>
-          <w:sz w:val="22"/>
-          <w:szCs w:val="22"/>
-        </w:rPr>
-        <w:t>) stops an interval.</w:t>
+          <w:color w:val="EE0000"/>
+          <w:sz w:val="22"/>
+          <w:szCs w:val="22"/>
+        </w:rPr>
+        <w:t>)</w:t>
+      </w:r>
+      <w:r>
+        <w:rPr>
+          <w:color w:val="000000" w:themeColor="text1"/>
+          <w:sz w:val="22"/>
+          <w:szCs w:val="22"/>
+        </w:rPr>
+        <w:t xml:space="preserve"> stops an interval.</w:t>
       </w:r>
       <w:r>
         <w:rPr>
@@ -6429,7 +6501,7 @@
       <w:proofErr w:type="gramStart"/>
       <w:r>
         <w:rPr>
-          <w:color w:val="000000" w:themeColor="text1"/>
+          <w:color w:val="EE0000"/>
           <w:sz w:val="22"/>
           <w:szCs w:val="22"/>
         </w:rPr>
@@ -6438,7 +6510,7 @@
       <w:proofErr w:type="spellStart"/>
       <w:r>
         <w:rPr>
-          <w:color w:val="000000" w:themeColor="text1"/>
+          <w:color w:val="EE0000"/>
           <w:sz w:val="22"/>
           <w:szCs w:val="22"/>
         </w:rPr>
@@ -6448,7 +6520,7 @@
       <w:proofErr w:type="gramEnd"/>
       <w:r>
         <w:rPr>
-          <w:color w:val="000000" w:themeColor="text1"/>
+          <w:color w:val="EE0000"/>
           <w:sz w:val="22"/>
           <w:szCs w:val="22"/>
         </w:rPr>
@@ -6569,7 +6641,7 @@
       <w:proofErr w:type="spellStart"/>
       <w:r>
         <w:rPr>
-          <w:color w:val="000000" w:themeColor="text1"/>
+          <w:color w:val="EE0000"/>
           <w:sz w:val="22"/>
           <w:szCs w:val="22"/>
         </w:rPr>
@@ -6578,11 +6650,19 @@
       <w:proofErr w:type="spellEnd"/>
       <w:r>
         <w:rPr>
-          <w:color w:val="000000" w:themeColor="text1"/>
-          <w:sz w:val="22"/>
-          <w:szCs w:val="22"/>
-        </w:rPr>
-        <w:t xml:space="preserve"> needs to take a trigger and a function that acts once this trigger has happened the trigger can be a </w:t>
+          <w:color w:val="EE0000"/>
+          <w:sz w:val="22"/>
+          <w:szCs w:val="22"/>
+        </w:rPr>
+        <w:t xml:space="preserve"> </w:t>
+      </w:r>
+      <w:r>
+        <w:rPr>
+          <w:color w:val="000000" w:themeColor="text1"/>
+          <w:sz w:val="22"/>
+          <w:szCs w:val="22"/>
+        </w:rPr>
+        <w:t xml:space="preserve">needs to take a trigger and a function that acts once this trigger has happened the trigger can be a </w:t>
       </w:r>
       <w:proofErr w:type="spellStart"/>
       <w:r>
@@ -6606,7 +6686,7 @@
       <w:proofErr w:type="gramStart"/>
       <w:r>
         <w:rPr>
-          <w:color w:val="000000" w:themeColor="text1"/>
+          <w:color w:val="EE0000"/>
           <w:sz w:val="22"/>
           <w:szCs w:val="22"/>
         </w:rPr>
@@ -6648,7 +6728,7 @@
       <w:proofErr w:type="gramStart"/>
       <w:r>
         <w:rPr>
-          <w:color w:val="000000" w:themeColor="text1"/>
+          <w:color w:val="EE0000"/>
           <w:sz w:val="22"/>
           <w:szCs w:val="22"/>
         </w:rPr>
@@ -6657,7 +6737,7 @@
       <w:proofErr w:type="gramEnd"/>
       <w:r>
         <w:rPr>
-          <w:color w:val="000000" w:themeColor="text1"/>
+          <w:color w:val="EE0000"/>
           <w:sz w:val="22"/>
           <w:szCs w:val="22"/>
         </w:rPr>
@@ -6666,7 +6746,7 @@
       <w:proofErr w:type="gramStart"/>
       <w:r>
         <w:rPr>
-          <w:color w:val="000000" w:themeColor="text1"/>
+          <w:color w:val="EE0000"/>
           <w:sz w:val="22"/>
           <w:szCs w:val="22"/>
         </w:rPr>
@@ -6675,7 +6755,7 @@
       <w:proofErr w:type="spellEnd"/>
       <w:r>
         <w:rPr>
-          <w:color w:val="000000" w:themeColor="text1"/>
+          <w:color w:val="EE0000"/>
           <w:sz w:val="22"/>
           <w:szCs w:val="22"/>
         </w:rPr>
@@ -6684,7 +6764,7 @@
       <w:proofErr w:type="gramEnd"/>
       <w:r>
         <w:rPr>
-          <w:color w:val="000000" w:themeColor="text1"/>
+          <w:color w:val="EE0000"/>
           <w:sz w:val="22"/>
           <w:szCs w:val="22"/>
         </w:rPr>
@@ -6693,7 +6773,7 @@
       <w:proofErr w:type="spellStart"/>
       <w:r>
         <w:rPr>
-          <w:color w:val="000000" w:themeColor="text1"/>
+          <w:color w:val="EE0000"/>
           <w:sz w:val="22"/>
           <w:szCs w:val="22"/>
         </w:rPr>
@@ -6702,7 +6782,7 @@
       <w:proofErr w:type="spellEnd"/>
       <w:r>
         <w:rPr>
-          <w:color w:val="000000" w:themeColor="text1"/>
+          <w:color w:val="EE0000"/>
           <w:sz w:val="22"/>
           <w:szCs w:val="22"/>
         </w:rPr>
@@ -6711,7 +6791,7 @@
       <w:proofErr w:type="gramStart"/>
       <w:r>
         <w:rPr>
-          <w:color w:val="000000" w:themeColor="text1"/>
+          <w:color w:val="EE0000"/>
           <w:sz w:val="22"/>
           <w:szCs w:val="22"/>
         </w:rPr>
@@ -6720,7 +6800,7 @@
       <w:proofErr w:type="gramEnd"/>
       <w:r>
         <w:rPr>
-          <w:color w:val="000000" w:themeColor="text1"/>
+          <w:color w:val="EE0000"/>
           <w:sz w:val="22"/>
           <w:szCs w:val="22"/>
         </w:rPr>
@@ -6729,7 +6809,7 @@
       <w:proofErr w:type="gramStart"/>
       <w:r>
         <w:rPr>
-          <w:color w:val="000000" w:themeColor="text1"/>
+          <w:color w:val="EE0000"/>
           <w:sz w:val="22"/>
           <w:szCs w:val="22"/>
         </w:rPr>
@@ -6738,7 +6818,7 @@
       <w:proofErr w:type="gramEnd"/>
       <w:r>
         <w:rPr>
-          <w:color w:val="000000" w:themeColor="text1"/>
+          <w:color w:val="EE0000"/>
           <w:sz w:val="22"/>
           <w:szCs w:val="22"/>
         </w:rPr>
@@ -6806,7 +6886,7 @@
       <w:proofErr w:type="gramStart"/>
       <w:r>
         <w:rPr>
-          <w:color w:val="000000" w:themeColor="text1"/>
+          <w:color w:val="EE0000"/>
           <w:sz w:val="22"/>
           <w:szCs w:val="22"/>
         </w:rPr>
@@ -6815,7 +6895,7 @@
       <w:proofErr w:type="spellEnd"/>
       <w:r>
         <w:rPr>
-          <w:color w:val="000000" w:themeColor="text1"/>
+          <w:color w:val="EE0000"/>
           <w:sz w:val="22"/>
           <w:szCs w:val="22"/>
         </w:rPr>
@@ -6824,16 +6904,24 @@
       <w:proofErr w:type="gramEnd"/>
       <w:r>
         <w:rPr>
-          <w:color w:val="000000" w:themeColor="text1"/>
-          <w:sz w:val="22"/>
-          <w:szCs w:val="22"/>
-        </w:rPr>
-        <w:t xml:space="preserve">), store the result into a variable and call </w:t>
-      </w:r>
-      <w:proofErr w:type="gramStart"/>
-      <w:r>
-        <w:rPr>
-          <w:color w:val="000000" w:themeColor="text1"/>
+          <w:color w:val="EE0000"/>
+          <w:sz w:val="22"/>
+          <w:szCs w:val="22"/>
+        </w:rPr>
+        <w:t>),</w:t>
+      </w:r>
+      <w:r>
+        <w:rPr>
+          <w:color w:val="000000" w:themeColor="text1"/>
+          <w:sz w:val="22"/>
+          <w:szCs w:val="22"/>
+        </w:rPr>
+        <w:t xml:space="preserve"> store the result into a variable and call </w:t>
+      </w:r>
+      <w:proofErr w:type="gramStart"/>
+      <w:r>
+        <w:rPr>
+          <w:color w:val="EE0000"/>
           <w:sz w:val="22"/>
           <w:szCs w:val="22"/>
         </w:rPr>
@@ -6842,11 +6930,35 @@
       <w:proofErr w:type="gramEnd"/>
       <w:r>
         <w:rPr>
-          <w:color w:val="000000" w:themeColor="text1"/>
-          <w:sz w:val="22"/>
-          <w:szCs w:val="22"/>
-        </w:rPr>
-        <w:t>dataset.name, .id or whatever</w:t>
+          <w:color w:val="EE0000"/>
+          <w:sz w:val="22"/>
+          <w:szCs w:val="22"/>
+        </w:rPr>
+        <w:t>dataset.name</w:t>
+      </w:r>
+      <w:r>
+        <w:rPr>
+          <w:color w:val="000000" w:themeColor="text1"/>
+          <w:sz w:val="22"/>
+          <w:szCs w:val="22"/>
+        </w:rPr>
+        <w:t xml:space="preserve">, </w:t>
+      </w:r>
+      <w:r>
+        <w:rPr>
+          <w:color w:val="EE0000"/>
+          <w:sz w:val="22"/>
+          <w:szCs w:val="22"/>
+        </w:rPr>
+        <w:t>.id</w:t>
+      </w:r>
+      <w:r>
+        <w:rPr>
+          <w:color w:val="000000" w:themeColor="text1"/>
+          <w:sz w:val="22"/>
+          <w:szCs w:val="22"/>
+        </w:rPr>
+        <w:t xml:space="preserve"> or whatever</w:t>
       </w:r>
     </w:p>
     <w:p>
@@ -6857,7 +6969,7 @@
           <w:numId w:val="12"/>
         </w:numPr>
         <w:rPr>
-          <w:color w:val="000000" w:themeColor="text1"/>
+          <w:color w:val="EE0000"/>
           <w:sz w:val="22"/>
           <w:szCs w:val="22"/>
         </w:rPr>
@@ -6872,7 +6984,7 @@
       </w:r>
       <w:r>
         <w:rPr>
-          <w:color w:val="000000" w:themeColor="text1"/>
+          <w:color w:val="EE0000"/>
           <w:sz w:val="22"/>
           <w:szCs w:val="22"/>
         </w:rPr>
@@ -6883,14 +6995,14 @@
       <w:pPr>
         <w:pStyle w:val="ListParagraph"/>
         <w:rPr>
-          <w:color w:val="000000" w:themeColor="text1"/>
-          <w:sz w:val="22"/>
-          <w:szCs w:val="22"/>
-        </w:rPr>
-      </w:pPr>
-      <w:r>
-        <w:rPr>
-          <w:color w:val="000000" w:themeColor="text1"/>
+          <w:color w:val="EE0000"/>
+          <w:sz w:val="22"/>
+          <w:szCs w:val="22"/>
+        </w:rPr>
+      </w:pPr>
+      <w:r>
+        <w:rPr>
+          <w:color w:val="EE0000"/>
           <w:sz w:val="22"/>
           <w:szCs w:val="22"/>
         </w:rPr>
@@ -6900,7 +7012,7 @@
       <w:proofErr w:type="gramStart"/>
       <w:r>
         <w:rPr>
-          <w:color w:val="000000" w:themeColor="text1"/>
+          <w:color w:val="EE0000"/>
           <w:sz w:val="22"/>
           <w:szCs w:val="22"/>
         </w:rPr>
@@ -6910,7 +7022,7 @@
       <w:proofErr w:type="gramEnd"/>
       <w:r>
         <w:rPr>
-          <w:color w:val="000000" w:themeColor="text1"/>
+          <w:color w:val="EE0000"/>
           <w:sz w:val="22"/>
           <w:szCs w:val="22"/>
         </w:rPr>
@@ -6931,14 +7043,14 @@
       <w:pPr>
         <w:pStyle w:val="ListParagraph"/>
         <w:rPr>
-          <w:color w:val="000000" w:themeColor="text1"/>
-          <w:sz w:val="22"/>
-          <w:szCs w:val="22"/>
-        </w:rPr>
-      </w:pPr>
-      <w:r>
-        <w:rPr>
-          <w:color w:val="000000" w:themeColor="text1"/>
+          <w:color w:val="EE0000"/>
+          <w:sz w:val="22"/>
+          <w:szCs w:val="22"/>
+        </w:rPr>
+      </w:pPr>
+      <w:r>
+        <w:rPr>
+          <w:color w:val="EE0000"/>
           <w:sz w:val="22"/>
           <w:szCs w:val="22"/>
         </w:rPr>
@@ -6948,7 +7060,7 @@
       <w:proofErr w:type="gramStart"/>
       <w:r>
         <w:rPr>
-          <w:color w:val="000000" w:themeColor="text1"/>
+          <w:color w:val="EE0000"/>
           <w:sz w:val="22"/>
           <w:szCs w:val="22"/>
         </w:rPr>
@@ -6957,7 +7069,7 @@
       <w:proofErr w:type="gramEnd"/>
       <w:r>
         <w:rPr>
-          <w:color w:val="000000" w:themeColor="text1"/>
+          <w:color w:val="EE0000"/>
           <w:sz w:val="22"/>
           <w:szCs w:val="22"/>
         </w:rPr>
@@ -6966,7 +7078,7 @@
       <w:proofErr w:type="spellEnd"/>
       <w:r>
         <w:rPr>
-          <w:color w:val="000000" w:themeColor="text1"/>
+          <w:color w:val="EE0000"/>
           <w:sz w:val="22"/>
           <w:szCs w:val="22"/>
         </w:rPr>
@@ -7115,14 +7227,14 @@
       <w:pPr>
         <w:pStyle w:val="ListParagraph"/>
         <w:rPr>
-          <w:color w:val="000000" w:themeColor="text1"/>
-          <w:sz w:val="22"/>
-          <w:szCs w:val="22"/>
-        </w:rPr>
-      </w:pPr>
-      <w:r>
-        <w:rPr>
-          <w:color w:val="000000" w:themeColor="text1"/>
+          <w:color w:val="EE0000"/>
+          <w:sz w:val="22"/>
+          <w:szCs w:val="22"/>
+        </w:rPr>
+      </w:pPr>
+      <w:r>
+        <w:rPr>
+          <w:color w:val="EE0000"/>
           <w:sz w:val="22"/>
           <w:szCs w:val="22"/>
         </w:rPr>
@@ -7131,7 +7243,7 @@
       <w:proofErr w:type="spellStart"/>
       <w:r>
         <w:rPr>
-          <w:color w:val="000000" w:themeColor="text1"/>
+          <w:color w:val="EE0000"/>
           <w:sz w:val="22"/>
           <w:szCs w:val="22"/>
         </w:rPr>
@@ -7140,7 +7252,7 @@
       <w:proofErr w:type="spellEnd"/>
       <w:r>
         <w:rPr>
-          <w:color w:val="000000" w:themeColor="text1"/>
+          <w:color w:val="EE0000"/>
           <w:sz w:val="22"/>
           <w:szCs w:val="22"/>
         </w:rPr>
@@ -7151,14 +7263,14 @@
       <w:pPr>
         <w:pStyle w:val="ListParagraph"/>
         <w:rPr>
-          <w:color w:val="000000" w:themeColor="text1"/>
-          <w:sz w:val="22"/>
-          <w:szCs w:val="22"/>
-        </w:rPr>
-      </w:pPr>
-      <w:r>
-        <w:rPr>
-          <w:color w:val="000000" w:themeColor="text1"/>
+          <w:color w:val="EE0000"/>
+          <w:sz w:val="22"/>
+          <w:szCs w:val="22"/>
+        </w:rPr>
+      </w:pPr>
+      <w:r>
+        <w:rPr>
+          <w:color w:val="EE0000"/>
           <w:sz w:val="22"/>
           <w:szCs w:val="22"/>
         </w:rPr>
@@ -7167,7 +7279,7 @@
       <w:proofErr w:type="spellStart"/>
       <w:r>
         <w:rPr>
-          <w:color w:val="000000" w:themeColor="text1"/>
+          <w:color w:val="EE0000"/>
           <w:sz w:val="22"/>
           <w:szCs w:val="22"/>
         </w:rPr>
@@ -7176,7 +7288,7 @@
       <w:proofErr w:type="spellEnd"/>
       <w:r>
         <w:rPr>
-          <w:color w:val="000000" w:themeColor="text1"/>
+          <w:color w:val="EE0000"/>
           <w:sz w:val="22"/>
           <w:szCs w:val="22"/>
         </w:rPr>
@@ -7187,14 +7299,14 @@
       <w:pPr>
         <w:pStyle w:val="ListParagraph"/>
         <w:rPr>
-          <w:color w:val="000000" w:themeColor="text1"/>
-          <w:sz w:val="22"/>
-          <w:szCs w:val="22"/>
-        </w:rPr>
-      </w:pPr>
-      <w:r>
-        <w:rPr>
-          <w:color w:val="000000" w:themeColor="text1"/>
+          <w:color w:val="EE0000"/>
+          <w:sz w:val="22"/>
+          <w:szCs w:val="22"/>
+        </w:rPr>
+      </w:pPr>
+      <w:r>
+        <w:rPr>
+          <w:color w:val="EE0000"/>
           <w:sz w:val="22"/>
           <w:szCs w:val="22"/>
         </w:rPr>
@@ -7203,7 +7315,7 @@
       <w:proofErr w:type="spellStart"/>
       <w:r>
         <w:rPr>
-          <w:color w:val="000000" w:themeColor="text1"/>
+          <w:color w:val="EE0000"/>
           <w:sz w:val="22"/>
           <w:szCs w:val="22"/>
         </w:rPr>
@@ -7212,7 +7324,7 @@
       <w:proofErr w:type="spellEnd"/>
       <w:r>
         <w:rPr>
-          <w:color w:val="000000" w:themeColor="text1"/>
+          <w:color w:val="EE0000"/>
           <w:sz w:val="22"/>
           <w:szCs w:val="22"/>
         </w:rPr>
@@ -7483,15 +7595,15 @@
           <w:numId w:val="12"/>
         </w:numPr>
         <w:rPr>
-          <w:color w:val="000000" w:themeColor="text1"/>
-          <w:sz w:val="22"/>
-          <w:szCs w:val="22"/>
-        </w:rPr>
-      </w:pPr>
-      <w:proofErr w:type="gramStart"/>
-      <w:r>
-        <w:rPr>
-          <w:color w:val="000000" w:themeColor="text1"/>
+          <w:color w:val="EE0000"/>
+          <w:sz w:val="22"/>
+          <w:szCs w:val="22"/>
+        </w:rPr>
+      </w:pPr>
+      <w:proofErr w:type="gramStart"/>
+      <w:r>
+        <w:rPr>
+          <w:color w:val="EE0000"/>
           <w:sz w:val="22"/>
           <w:szCs w:val="22"/>
         </w:rPr>
@@ -7500,49 +7612,49 @@
       <w:proofErr w:type="gramEnd"/>
       <w:r>
         <w:rPr>
-          <w:color w:val="000000" w:themeColor="text1"/>
-          <w:sz w:val="22"/>
-          <w:szCs w:val="22"/>
-        </w:rPr>
-        <w:t>() can delete an entire div from the DOM</w:t>
-      </w:r>
-      <w:r>
-        <w:rPr>
-          <w:color w:val="000000" w:themeColor="text1"/>
+          <w:color w:val="EE0000"/>
+          <w:sz w:val="22"/>
+          <w:szCs w:val="22"/>
+        </w:rPr>
+        <w:t xml:space="preserve">() </w:t>
+      </w:r>
+      <w:r>
+        <w:rPr>
+          <w:color w:val="000000" w:themeColor="text1"/>
+          <w:sz w:val="22"/>
+          <w:szCs w:val="22"/>
+        </w:rPr>
+        <w:t xml:space="preserve">can delete an entire div from the DOM </w:t>
+      </w:r>
+      <w:r>
+        <w:rPr>
+          <w:color w:val="EE0000"/>
+          <w:sz w:val="22"/>
+          <w:szCs w:val="22"/>
+        </w:rPr>
+        <w:sym w:font="Wingdings" w:char="F0E0"/>
+      </w:r>
+      <w:r>
+        <w:rPr>
+          <w:color w:val="EE0000"/>
           <w:sz w:val="22"/>
           <w:szCs w:val="22"/>
         </w:rPr>
         <w:t xml:space="preserve"> </w:t>
       </w:r>
-      <w:r>
-        <w:rPr>
-          <w:color w:val="000000" w:themeColor="text1"/>
-          <w:sz w:val="22"/>
-          <w:szCs w:val="22"/>
-        </w:rPr>
-        <w:sym w:font="Wingdings" w:char="F0E0"/>
-      </w:r>
-      <w:r>
-        <w:rPr>
-          <w:color w:val="000000" w:themeColor="text1"/>
-          <w:sz w:val="22"/>
-          <w:szCs w:val="22"/>
-        </w:rPr>
-        <w:t xml:space="preserve"> </w:t>
-      </w:r>
-    </w:p>
-    <w:p>
-      <w:pPr>
-        <w:pStyle w:val="ListParagraph"/>
-        <w:rPr>
-          <w:color w:val="000000" w:themeColor="text1"/>
-          <w:sz w:val="22"/>
-          <w:szCs w:val="22"/>
-        </w:rPr>
-      </w:pPr>
-      <w:r>
-        <w:rPr>
-          <w:color w:val="000000" w:themeColor="text1"/>
+    </w:p>
+    <w:p>
+      <w:pPr>
+        <w:pStyle w:val="ListParagraph"/>
+        <w:rPr>
+          <w:color w:val="EE0000"/>
+          <w:sz w:val="22"/>
+          <w:szCs w:val="22"/>
+        </w:rPr>
+      </w:pPr>
+      <w:r>
+        <w:rPr>
+          <w:color w:val="EE0000"/>
           <w:sz w:val="22"/>
           <w:szCs w:val="22"/>
         </w:rPr>
@@ -7553,14 +7665,14 @@
       <w:pPr>
         <w:pStyle w:val="ListParagraph"/>
         <w:rPr>
-          <w:color w:val="000000" w:themeColor="text1"/>
-          <w:sz w:val="22"/>
-          <w:szCs w:val="22"/>
-        </w:rPr>
-      </w:pPr>
-      <w:r>
-        <w:rPr>
-          <w:color w:val="000000" w:themeColor="text1"/>
+          <w:color w:val="EE0000"/>
+          <w:sz w:val="22"/>
+          <w:szCs w:val="22"/>
+        </w:rPr>
+      </w:pPr>
+      <w:r>
+        <w:rPr>
+          <w:color w:val="EE0000"/>
           <w:sz w:val="22"/>
           <w:szCs w:val="22"/>
         </w:rPr>
@@ -7571,14 +7683,14 @@
       <w:pPr>
         <w:pStyle w:val="ListParagraph"/>
         <w:rPr>
-          <w:color w:val="000000" w:themeColor="text1"/>
-          <w:sz w:val="22"/>
-          <w:szCs w:val="22"/>
-        </w:rPr>
-      </w:pPr>
-      <w:r>
-        <w:rPr>
-          <w:color w:val="000000" w:themeColor="text1"/>
+          <w:color w:val="EE0000"/>
+          <w:sz w:val="22"/>
+          <w:szCs w:val="22"/>
+        </w:rPr>
+      </w:pPr>
+      <w:r>
+        <w:rPr>
+          <w:color w:val="EE0000"/>
           <w:sz w:val="22"/>
           <w:szCs w:val="22"/>
         </w:rPr>
@@ -7589,14 +7701,14 @@
       <w:pPr>
         <w:pStyle w:val="ListParagraph"/>
         <w:rPr>
-          <w:color w:val="000000" w:themeColor="text1"/>
-          <w:sz w:val="22"/>
-          <w:szCs w:val="22"/>
-        </w:rPr>
-      </w:pPr>
-      <w:r>
-        <w:rPr>
-          <w:color w:val="000000" w:themeColor="text1"/>
+          <w:color w:val="EE0000"/>
+          <w:sz w:val="22"/>
+          <w:szCs w:val="22"/>
+        </w:rPr>
+      </w:pPr>
+      <w:r>
+        <w:rPr>
+          <w:color w:val="EE0000"/>
           <w:sz w:val="22"/>
           <w:szCs w:val="22"/>
         </w:rPr>
@@ -7607,14 +7719,14 @@
       <w:pPr>
         <w:pStyle w:val="ListParagraph"/>
         <w:rPr>
-          <w:color w:val="000000" w:themeColor="text1"/>
-          <w:sz w:val="22"/>
-          <w:szCs w:val="22"/>
-        </w:rPr>
-      </w:pPr>
-      <w:r>
-        <w:rPr>
-          <w:color w:val="000000" w:themeColor="text1"/>
+          <w:color w:val="EE0000"/>
+          <w:sz w:val="22"/>
+          <w:szCs w:val="22"/>
+        </w:rPr>
+      </w:pPr>
+      <w:r>
+        <w:rPr>
+          <w:color w:val="EE0000"/>
           <w:sz w:val="22"/>
           <w:szCs w:val="22"/>
         </w:rPr>
@@ -7625,14 +7737,14 @@
       <w:pPr>
         <w:pStyle w:val="ListParagraph"/>
         <w:rPr>
-          <w:color w:val="000000" w:themeColor="text1"/>
-          <w:sz w:val="22"/>
-          <w:szCs w:val="22"/>
-        </w:rPr>
-      </w:pPr>
-      <w:r>
-        <w:rPr>
-          <w:color w:val="000000" w:themeColor="text1"/>
+          <w:color w:val="EE0000"/>
+          <w:sz w:val="22"/>
+          <w:szCs w:val="22"/>
+        </w:rPr>
+      </w:pPr>
+      <w:r>
+        <w:rPr>
+          <w:color w:val="EE0000"/>
           <w:sz w:val="22"/>
           <w:szCs w:val="22"/>
         </w:rPr>
@@ -7643,14 +7755,14 @@
       <w:pPr>
         <w:pStyle w:val="ListParagraph"/>
         <w:rPr>
-          <w:color w:val="000000" w:themeColor="text1"/>
-          <w:sz w:val="22"/>
-          <w:szCs w:val="22"/>
-        </w:rPr>
-      </w:pPr>
-      <w:r>
-        <w:rPr>
-          <w:color w:val="000000" w:themeColor="text1"/>
+          <w:color w:val="EE0000"/>
+          <w:sz w:val="22"/>
+          <w:szCs w:val="22"/>
+        </w:rPr>
+      </w:pPr>
+      <w:r>
+        <w:rPr>
+          <w:color w:val="EE0000"/>
           <w:sz w:val="22"/>
           <w:szCs w:val="22"/>
         </w:rPr>
@@ -7660,7 +7772,7 @@
       <w:proofErr w:type="gramStart"/>
       <w:r>
         <w:rPr>
-          <w:color w:val="000000" w:themeColor="text1"/>
+          <w:color w:val="EE0000"/>
           <w:sz w:val="22"/>
           <w:szCs w:val="22"/>
         </w:rPr>
@@ -7669,7 +7781,7 @@
       <w:proofErr w:type="spellEnd"/>
       <w:r>
         <w:rPr>
-          <w:color w:val="000000" w:themeColor="text1"/>
+          <w:color w:val="EE0000"/>
           <w:sz w:val="22"/>
           <w:szCs w:val="22"/>
         </w:rPr>
@@ -7678,7 +7790,7 @@
       <w:proofErr w:type="gramEnd"/>
       <w:r>
         <w:rPr>
-          <w:color w:val="000000" w:themeColor="text1"/>
+          <w:color w:val="EE0000"/>
           <w:sz w:val="22"/>
           <w:szCs w:val="22"/>
         </w:rPr>
@@ -7689,7 +7801,7 @@
       <w:pPr>
         <w:pStyle w:val="ListParagraph"/>
         <w:rPr>
-          <w:color w:val="000000" w:themeColor="text1"/>
+          <w:color w:val="EE0000"/>
           <w:sz w:val="22"/>
           <w:szCs w:val="22"/>
         </w:rPr>
@@ -7698,7 +7810,7 @@
       <w:proofErr w:type="gramStart"/>
       <w:r>
         <w:rPr>
-          <w:color w:val="000000" w:themeColor="text1"/>
+          <w:color w:val="EE0000"/>
           <w:sz w:val="22"/>
           <w:szCs w:val="22"/>
         </w:rPr>
@@ -7708,7 +7820,7 @@
       <w:proofErr w:type="gramEnd"/>
       <w:r>
         <w:rPr>
-          <w:color w:val="000000" w:themeColor="text1"/>
+          <w:color w:val="EE0000"/>
           <w:sz w:val="22"/>
           <w:szCs w:val="22"/>
         </w:rPr>
@@ -7782,7 +7894,7 @@
       <w:proofErr w:type="gramStart"/>
       <w:r>
         <w:rPr>
-          <w:color w:val="000000" w:themeColor="text1"/>
+          <w:color w:val="EE0000"/>
           <w:sz w:val="22"/>
           <w:szCs w:val="22"/>
         </w:rPr>
@@ -7791,7 +7903,7 @@
       <w:proofErr w:type="spellEnd"/>
       <w:r>
         <w:rPr>
-          <w:color w:val="000000" w:themeColor="text1"/>
+          <w:color w:val="EE0000"/>
           <w:sz w:val="22"/>
           <w:szCs w:val="22"/>
         </w:rPr>
@@ -7800,11 +7912,19 @@
       <w:proofErr w:type="gramEnd"/>
       <w:r>
         <w:rPr>
-          <w:color w:val="000000" w:themeColor="text1"/>
-          <w:sz w:val="22"/>
-          <w:szCs w:val="22"/>
-        </w:rPr>
-        <w:t>) and then use this variable to delete the element</w:t>
+          <w:color w:val="EE0000"/>
+          <w:sz w:val="22"/>
+          <w:szCs w:val="22"/>
+        </w:rPr>
+        <w:t xml:space="preserve">) </w:t>
+      </w:r>
+      <w:r>
+        <w:rPr>
+          <w:color w:val="000000" w:themeColor="text1"/>
+          <w:sz w:val="22"/>
+          <w:szCs w:val="22"/>
+        </w:rPr>
+        <w:t>and then use this variable to delete the element</w:t>
       </w:r>
     </w:p>
     <w:p>
@@ -7912,25 +8032,33 @@
       </w:pPr>
       <w:r>
         <w:rPr>
-          <w:color w:val="000000" w:themeColor="text1"/>
-          <w:sz w:val="22"/>
-          <w:szCs w:val="22"/>
-        </w:rPr>
-        <w:t>Day.js is a JavaScript library for working with dates and times.</w:t>
-      </w:r>
-      <w:r>
-        <w:rPr>
-          <w:color w:val="000000" w:themeColor="text1"/>
-          <w:sz w:val="22"/>
-          <w:szCs w:val="22"/>
-        </w:rPr>
-        <w:t xml:space="preserve">  </w:t>
+          <w:color w:val="EE0000"/>
+          <w:sz w:val="22"/>
+          <w:szCs w:val="22"/>
+        </w:rPr>
+        <w:t>Day.js</w:t>
+      </w:r>
+      <w:r>
+        <w:rPr>
+          <w:color w:val="000000" w:themeColor="text1"/>
+          <w:sz w:val="22"/>
+          <w:szCs w:val="22"/>
+        </w:rPr>
+        <w:t xml:space="preserve"> is a JavaScript library for working with dates and times</w:t>
+      </w:r>
+      <w:r>
+        <w:rPr>
+          <w:color w:val="EE0000"/>
+          <w:sz w:val="22"/>
+          <w:szCs w:val="22"/>
+        </w:rPr>
+        <w:t xml:space="preserve">.  </w:t>
       </w:r>
       <w:proofErr w:type="spellStart"/>
       <w:proofErr w:type="gramStart"/>
       <w:r>
         <w:rPr>
-          <w:color w:val="000000" w:themeColor="text1"/>
+          <w:color w:val="EE0000"/>
           <w:sz w:val="22"/>
           <w:szCs w:val="22"/>
         </w:rPr>
@@ -7939,7 +8067,7 @@
       <w:proofErr w:type="spellEnd"/>
       <w:r>
         <w:rPr>
-          <w:color w:val="000000" w:themeColor="text1"/>
+          <w:color w:val="EE0000"/>
           <w:sz w:val="22"/>
           <w:szCs w:val="22"/>
         </w:rPr>
@@ -7948,7 +8076,157 @@
       <w:proofErr w:type="gramEnd"/>
       <w:r>
         <w:rPr>
-          <w:color w:val="000000" w:themeColor="text1"/>
+          <w:color w:val="EE0000"/>
+          <w:sz w:val="22"/>
+          <w:szCs w:val="22"/>
+        </w:rPr>
+        <w:t xml:space="preserve">); </w:t>
+      </w:r>
+      <w:r>
+        <w:rPr>
+          <w:color w:val="000000" w:themeColor="text1"/>
+          <w:sz w:val="22"/>
+          <w:szCs w:val="22"/>
+        </w:rPr>
+        <w:t xml:space="preserve">this function gives us a </w:t>
+      </w:r>
+      <w:proofErr w:type="spellStart"/>
+      <w:r>
+        <w:rPr>
+          <w:color w:val="EE0000"/>
+          <w:sz w:val="22"/>
+          <w:szCs w:val="22"/>
+        </w:rPr>
+        <w:t>dayjs</w:t>
+      </w:r>
+      <w:proofErr w:type="spellEnd"/>
+      <w:r>
+        <w:rPr>
+          <w:color w:val="EE0000"/>
+          <w:sz w:val="22"/>
+          <w:szCs w:val="22"/>
+        </w:rPr>
+        <w:t xml:space="preserve"> </w:t>
+      </w:r>
+      <w:r>
+        <w:rPr>
+          <w:color w:val="000000" w:themeColor="text1"/>
+          <w:sz w:val="22"/>
+          <w:szCs w:val="22"/>
+        </w:rPr>
+        <w:t xml:space="preserve">object to deal with. </w:t>
+      </w:r>
+    </w:p>
+    <w:p>
+      <w:pPr>
+        <w:pStyle w:val="ListParagraph"/>
+        <w:numPr>
+          <w:ilvl w:val="0"/>
+          <w:numId w:val="13"/>
+        </w:numPr>
+        <w:rPr>
+          <w:color w:val="000000" w:themeColor="text1"/>
+          <w:sz w:val="22"/>
+          <w:szCs w:val="22"/>
+        </w:rPr>
+      </w:pPr>
+      <w:proofErr w:type="spellStart"/>
+      <w:r>
+        <w:rPr>
+          <w:color w:val="EE0000"/>
+          <w:sz w:val="22"/>
+          <w:szCs w:val="22"/>
+        </w:rPr>
+        <w:t>dayjs</w:t>
+      </w:r>
+      <w:proofErr w:type="spellEnd"/>
+      <w:r>
+        <w:rPr>
+          <w:color w:val="EE0000"/>
+          <w:sz w:val="22"/>
+          <w:szCs w:val="22"/>
+        </w:rPr>
+        <w:t>(</w:t>
+      </w:r>
+      <w:proofErr w:type="gramStart"/>
+      <w:r>
+        <w:rPr>
+          <w:color w:val="EE0000"/>
+          <w:sz w:val="22"/>
+          <w:szCs w:val="22"/>
+        </w:rPr>
+        <w:t>).format</w:t>
+      </w:r>
+      <w:proofErr w:type="gramEnd"/>
+      <w:r>
+        <w:rPr>
+          <w:color w:val="EE0000"/>
+          <w:sz w:val="22"/>
+          <w:szCs w:val="22"/>
+        </w:rPr>
+        <w:t xml:space="preserve">("YYYY-MM-DD"); </w:t>
+      </w:r>
+      <w:r>
+        <w:rPr>
+          <w:color w:val="000000" w:themeColor="text1"/>
+          <w:sz w:val="22"/>
+          <w:szCs w:val="22"/>
+        </w:rPr>
+        <w:t>th</w:t>
+      </w:r>
+      <w:r>
+        <w:rPr>
+          <w:color w:val="000000" w:themeColor="text1"/>
+          <w:sz w:val="22"/>
+          <w:szCs w:val="22"/>
+        </w:rPr>
+        <w:t xml:space="preserve">is gives us the formatting ability. </w:t>
+      </w:r>
+    </w:p>
+    <w:p>
+      <w:pPr>
+        <w:pStyle w:val="ListParagraph"/>
+        <w:numPr>
+          <w:ilvl w:val="0"/>
+          <w:numId w:val="13"/>
+        </w:numPr>
+        <w:rPr>
+          <w:color w:val="000000" w:themeColor="text1"/>
+          <w:sz w:val="22"/>
+          <w:szCs w:val="22"/>
+        </w:rPr>
+      </w:pPr>
+      <w:r>
+        <w:rPr>
+          <w:color w:val="EE0000"/>
+          <w:sz w:val="22"/>
+          <w:szCs w:val="22"/>
+        </w:rPr>
+        <w:t xml:space="preserve">const today = </w:t>
+      </w:r>
+      <w:proofErr w:type="spellStart"/>
+      <w:proofErr w:type="gramStart"/>
+      <w:r>
+        <w:rPr>
+          <w:color w:val="EE0000"/>
+          <w:sz w:val="22"/>
+          <w:szCs w:val="22"/>
+        </w:rPr>
+        <w:t>dayjs</w:t>
+      </w:r>
+      <w:proofErr w:type="spellEnd"/>
+      <w:r>
+        <w:rPr>
+          <w:color w:val="EE0000"/>
+          <w:sz w:val="22"/>
+          <w:szCs w:val="22"/>
+        </w:rPr>
+        <w:t>(</w:t>
+      </w:r>
+      <w:proofErr w:type="gramEnd"/>
+      <w:r>
+        <w:rPr>
+          <w:color w:val="EE0000"/>
           <w:sz w:val="22"/>
           <w:szCs w:val="22"/>
         </w:rPr>
@@ -7960,12 +8238,13 @@
           <w:sz w:val="22"/>
           <w:szCs w:val="22"/>
         </w:rPr>
-        <w:t xml:space="preserve"> this function gives us a </w:t>
+        <w:t xml:space="preserve"> the default for </w:t>
       </w:r>
       <w:proofErr w:type="spellStart"/>
-      <w:r>
-        <w:rPr>
-          <w:color w:val="000000" w:themeColor="text1"/>
+      <w:proofErr w:type="gramStart"/>
+      <w:r>
+        <w:rPr>
+          <w:color w:val="EE0000"/>
           <w:sz w:val="22"/>
           <w:szCs w:val="22"/>
         </w:rPr>
@@ -7974,11 +8253,118 @@
       <w:proofErr w:type="spellEnd"/>
       <w:r>
         <w:rPr>
-          <w:color w:val="000000" w:themeColor="text1"/>
-          <w:sz w:val="22"/>
-          <w:szCs w:val="22"/>
-        </w:rPr>
-        <w:t xml:space="preserve"> object to deal with. </w:t>
+          <w:color w:val="EE0000"/>
+          <w:sz w:val="22"/>
+          <w:szCs w:val="22"/>
+        </w:rPr>
+        <w:t>(</w:t>
+      </w:r>
+      <w:proofErr w:type="gramEnd"/>
+      <w:r>
+        <w:rPr>
+          <w:color w:val="EE0000"/>
+          <w:sz w:val="22"/>
+          <w:szCs w:val="22"/>
+        </w:rPr>
+        <w:t xml:space="preserve">) </w:t>
+      </w:r>
+      <w:r>
+        <w:rPr>
+          <w:color w:val="000000" w:themeColor="text1"/>
+          <w:sz w:val="22"/>
+          <w:szCs w:val="22"/>
+        </w:rPr>
+        <w:t xml:space="preserve">is to return the date of the current day. </w:t>
+      </w:r>
+      <w:proofErr w:type="gramStart"/>
+      <w:r>
+        <w:rPr>
+          <w:color w:val="000000" w:themeColor="text1"/>
+          <w:sz w:val="22"/>
+          <w:szCs w:val="22"/>
+        </w:rPr>
+        <w:t>However</w:t>
+      </w:r>
+      <w:proofErr w:type="gramEnd"/>
+      <w:r>
+        <w:rPr>
+          <w:color w:val="000000" w:themeColor="text1"/>
+          <w:sz w:val="22"/>
+          <w:szCs w:val="22"/>
+        </w:rPr>
+        <w:t xml:space="preserve"> we can pass </w:t>
+      </w:r>
+      <w:proofErr w:type="gramStart"/>
+      <w:r>
+        <w:rPr>
+          <w:color w:val="000000" w:themeColor="text1"/>
+          <w:sz w:val="22"/>
+          <w:szCs w:val="22"/>
+        </w:rPr>
+        <w:t>in</w:t>
+      </w:r>
+      <w:proofErr w:type="gramEnd"/>
+      <w:r>
+        <w:rPr>
+          <w:color w:val="000000" w:themeColor="text1"/>
+          <w:sz w:val="22"/>
+          <w:szCs w:val="22"/>
+        </w:rPr>
+        <w:t xml:space="preserve"> the constructor </w:t>
+      </w:r>
+      <w:proofErr w:type="gramStart"/>
+      <w:r>
+        <w:rPr>
+          <w:color w:val="000000" w:themeColor="text1"/>
+          <w:sz w:val="22"/>
+          <w:szCs w:val="22"/>
+        </w:rPr>
+        <w:t>the date</w:t>
+      </w:r>
+      <w:proofErr w:type="gramEnd"/>
+      <w:r>
+        <w:rPr>
+          <w:color w:val="000000" w:themeColor="text1"/>
+          <w:sz w:val="22"/>
+          <w:szCs w:val="22"/>
+        </w:rPr>
+        <w:t xml:space="preserve"> that we want to store into a new variable. For example: </w:t>
+      </w:r>
+      <w:r>
+        <w:rPr>
+          <w:color w:val="EE0000"/>
+          <w:sz w:val="22"/>
+          <w:szCs w:val="22"/>
+        </w:rPr>
+        <w:t xml:space="preserve">const birthday = </w:t>
+      </w:r>
+      <w:proofErr w:type="spellStart"/>
+      <w:proofErr w:type="gramStart"/>
+      <w:r>
+        <w:rPr>
+          <w:color w:val="EE0000"/>
+          <w:sz w:val="22"/>
+          <w:szCs w:val="22"/>
+        </w:rPr>
+        <w:t>dayjs</w:t>
+      </w:r>
+      <w:proofErr w:type="spellEnd"/>
+      <w:r>
+        <w:rPr>
+          <w:color w:val="EE0000"/>
+          <w:sz w:val="22"/>
+          <w:szCs w:val="22"/>
+        </w:rPr>
+        <w:t>(</w:t>
+      </w:r>
+      <w:proofErr w:type="gramEnd"/>
+      <w:r>
+        <w:rPr>
+          <w:color w:val="EE0000"/>
+          <w:sz w:val="22"/>
+          <w:szCs w:val="22"/>
+        </w:rPr>
+        <w:t>"2000-05-15");</w:t>
       </w:r>
     </w:p>
     <w:p>
@@ -7994,6 +8380,42 @@
           <w:szCs w:val="22"/>
         </w:rPr>
       </w:pPr>
+      <w:proofErr w:type="gramStart"/>
+      <w:r>
+        <w:rPr>
+          <w:color w:val="000000" w:themeColor="text1"/>
+          <w:sz w:val="22"/>
+          <w:szCs w:val="22"/>
+        </w:rPr>
+        <w:t>when</w:t>
+      </w:r>
+      <w:proofErr w:type="gramEnd"/>
+      <w:r>
+        <w:rPr>
+          <w:color w:val="000000" w:themeColor="text1"/>
+          <w:sz w:val="22"/>
+          <w:szCs w:val="22"/>
+        </w:rPr>
+        <w:t xml:space="preserve"> formatting a </w:t>
+      </w:r>
+      <w:proofErr w:type="gramStart"/>
+      <w:r>
+        <w:rPr>
+          <w:color w:val="000000" w:themeColor="text1"/>
+          <w:sz w:val="22"/>
+          <w:szCs w:val="22"/>
+        </w:rPr>
+        <w:t>date</w:t>
+      </w:r>
+      <w:proofErr w:type="gramEnd"/>
+      <w:r>
+        <w:rPr>
+          <w:color w:val="000000" w:themeColor="text1"/>
+          <w:sz w:val="22"/>
+          <w:szCs w:val="22"/>
+        </w:rPr>
+        <w:t xml:space="preserve"> we can pass to the function called format certain data as a string this string </w:t>
+      </w:r>
       <w:proofErr w:type="spellStart"/>
       <w:r>
         <w:rPr>
@@ -8001,6 +8423,85 @@
           <w:sz w:val="22"/>
           <w:szCs w:val="22"/>
         </w:rPr>
+        <w:t>arg</w:t>
+      </w:r>
+      <w:proofErr w:type="spellEnd"/>
+      <w:r>
+        <w:rPr>
+          <w:color w:val="000000" w:themeColor="text1"/>
+          <w:sz w:val="22"/>
+          <w:szCs w:val="22"/>
+        </w:rPr>
+        <w:t xml:space="preserve"> is responsible for deciding the format style</w:t>
+      </w:r>
+    </w:p>
+    <w:p>
+      <w:pPr>
+        <w:pStyle w:val="ListParagraph"/>
+        <w:numPr>
+          <w:ilvl w:val="0"/>
+          <w:numId w:val="13"/>
+        </w:numPr>
+        <w:spacing w:before="100" w:beforeAutospacing="1" w:after="100" w:afterAutospacing="1" w:line="240" w:lineRule="auto"/>
+        <w:rPr>
+          <w:color w:val="000000" w:themeColor="text1"/>
+          <w:sz w:val="22"/>
+          <w:szCs w:val="22"/>
+        </w:rPr>
+      </w:pPr>
+      <w:r>
+        <w:rPr>
+          <w:color w:val="000000" w:themeColor="text1"/>
+          <w:sz w:val="22"/>
+          <w:szCs w:val="22"/>
+        </w:rPr>
+        <w:t>when you see:</w:t>
+      </w:r>
+      <w:r>
+        <w:rPr>
+          <w:color w:val="000000" w:themeColor="text1"/>
+          <w:sz w:val="22"/>
+          <w:szCs w:val="22"/>
+        </w:rPr>
+        <w:t xml:space="preserve"> </w:t>
+      </w:r>
+      <w:r>
+        <w:rPr>
+          <w:color w:val="000000" w:themeColor="text1"/>
+          <w:sz w:val="22"/>
+          <w:szCs w:val="22"/>
+        </w:rPr>
+        <w:t>import ... export ... you're working with ES modules (ESM)</w:t>
+      </w:r>
+    </w:p>
+    <w:p>
+      <w:pPr>
+        <w:pStyle w:val="ListParagraph"/>
+        <w:numPr>
+          <w:ilvl w:val="0"/>
+          <w:numId w:val="13"/>
+        </w:numPr>
+        <w:rPr>
+          <w:color w:val="000000" w:themeColor="text1"/>
+          <w:sz w:val="22"/>
+          <w:szCs w:val="22"/>
+        </w:rPr>
+      </w:pPr>
+      <w:r>
+        <w:rPr>
+          <w:color w:val="000000" w:themeColor="text1"/>
+          <w:sz w:val="22"/>
+          <w:szCs w:val="22"/>
+        </w:rPr>
+        <w:t xml:space="preserve">to import </w:t>
+      </w:r>
+      <w:proofErr w:type="spellStart"/>
+      <w:r>
+        <w:rPr>
+          <w:color w:val="000000" w:themeColor="text1"/>
+          <w:sz w:val="22"/>
+          <w:szCs w:val="22"/>
+        </w:rPr>
         <w:t>dayjs</w:t>
       </w:r>
       <w:proofErr w:type="spellEnd"/>
@@ -8010,33 +8511,51 @@
           <w:sz w:val="22"/>
           <w:szCs w:val="22"/>
         </w:rPr>
-        <w:t>(</w:t>
-      </w:r>
-      <w:proofErr w:type="gramStart"/>
-      <w:r>
-        <w:rPr>
-          <w:color w:val="000000" w:themeColor="text1"/>
-          <w:sz w:val="22"/>
-          <w:szCs w:val="22"/>
-        </w:rPr>
-        <w:t>).format</w:t>
-      </w:r>
-      <w:proofErr w:type="gramEnd"/>
-      <w:r>
-        <w:rPr>
-          <w:color w:val="000000" w:themeColor="text1"/>
-          <w:sz w:val="22"/>
-          <w:szCs w:val="22"/>
-        </w:rPr>
-        <w:t>("YYYY-MM-DD"); th</w:t>
-      </w:r>
-      <w:r>
-        <w:rPr>
-          <w:color w:val="000000" w:themeColor="text1"/>
-          <w:sz w:val="22"/>
-          <w:szCs w:val="22"/>
-        </w:rPr>
-        <w:t xml:space="preserve">is gives us the formatting ability. </w:t>
+        <w:t xml:space="preserve"> first we need to install it into our system then: </w:t>
+      </w:r>
+      <w:r>
+        <w:rPr>
+          <w:color w:val="000000" w:themeColor="text1"/>
+          <w:sz w:val="22"/>
+          <w:szCs w:val="22"/>
+        </w:rPr>
+        <w:t xml:space="preserve">import </w:t>
+      </w:r>
+      <w:proofErr w:type="spellStart"/>
+      <w:r>
+        <w:rPr>
+          <w:color w:val="000000" w:themeColor="text1"/>
+          <w:sz w:val="22"/>
+          <w:szCs w:val="22"/>
+        </w:rPr>
+        <w:t>dayjs</w:t>
+      </w:r>
+      <w:proofErr w:type="spellEnd"/>
+      <w:r>
+        <w:rPr>
+          <w:color w:val="000000" w:themeColor="text1"/>
+          <w:sz w:val="22"/>
+          <w:szCs w:val="22"/>
+        </w:rPr>
+        <w:t xml:space="preserve"> from "</w:t>
+      </w:r>
+      <w:proofErr w:type="spellStart"/>
+      <w:r>
+        <w:rPr>
+          <w:color w:val="000000" w:themeColor="text1"/>
+          <w:sz w:val="22"/>
+          <w:szCs w:val="22"/>
+        </w:rPr>
+        <w:t>dayjs</w:t>
+      </w:r>
+      <w:proofErr w:type="spellEnd"/>
+      <w:r>
+        <w:rPr>
+          <w:color w:val="000000" w:themeColor="text1"/>
+          <w:sz w:val="22"/>
+          <w:szCs w:val="22"/>
+        </w:rPr>
+        <w:t>";</w:t>
       </w:r>
     </w:p>
     <w:p>
@@ -8058,7 +8577,55 @@
           <w:sz w:val="22"/>
           <w:szCs w:val="22"/>
         </w:rPr>
-        <w:t xml:space="preserve">const today = </w:t>
+        <w:t xml:space="preserve">anything that we import without a </w:t>
+      </w:r>
+      <w:proofErr w:type="gramStart"/>
+      <w:r>
+        <w:rPr>
+          <w:color w:val="000000" w:themeColor="text1"/>
+          <w:sz w:val="22"/>
+          <w:szCs w:val="22"/>
+        </w:rPr>
+        <w:t>braces</w:t>
+      </w:r>
+      <w:proofErr w:type="gramEnd"/>
+      <w:r>
+        <w:rPr>
+          <w:color w:val="000000" w:themeColor="text1"/>
+          <w:sz w:val="22"/>
+          <w:szCs w:val="22"/>
+        </w:rPr>
+        <w:t xml:space="preserve"> is the default and we can choose its name on importing</w:t>
+      </w:r>
+      <w:r>
+        <w:rPr>
+          <w:color w:val="000000" w:themeColor="text1"/>
+          <w:sz w:val="22"/>
+          <w:szCs w:val="22"/>
+        </w:rPr>
+        <w:t xml:space="preserve">. </w:t>
+      </w:r>
+    </w:p>
+    <w:p>
+      <w:pPr>
+        <w:pStyle w:val="ListParagraph"/>
+        <w:numPr>
+          <w:ilvl w:val="0"/>
+          <w:numId w:val="13"/>
+        </w:numPr>
+        <w:rPr>
+          <w:color w:val="000000" w:themeColor="text1"/>
+          <w:sz w:val="22"/>
+          <w:szCs w:val="22"/>
+        </w:rPr>
+      </w:pPr>
+      <w:r>
+        <w:rPr>
+          <w:color w:val="000000" w:themeColor="text1"/>
+          <w:sz w:val="22"/>
+          <w:szCs w:val="22"/>
+        </w:rPr>
+        <w:t xml:space="preserve">A default export does not mean we </w:t>
       </w:r>
       <w:proofErr w:type="spellStart"/>
       <w:proofErr w:type="gramStart"/>
@@ -8068,151 +8635,17 @@
           <w:sz w:val="22"/>
           <w:szCs w:val="22"/>
         </w:rPr>
-        <w:t>dayjs</w:t>
+        <w:t>cant</w:t>
       </w:r>
       <w:proofErr w:type="spellEnd"/>
-      <w:r>
-        <w:rPr>
-          <w:color w:val="000000" w:themeColor="text1"/>
-          <w:sz w:val="22"/>
-          <w:szCs w:val="22"/>
-        </w:rPr>
-        <w:t>(</w:t>
-      </w:r>
-      <w:proofErr w:type="gramEnd"/>
-      <w:r>
-        <w:rPr>
-          <w:color w:val="000000" w:themeColor="text1"/>
-          <w:sz w:val="22"/>
-          <w:szCs w:val="22"/>
-        </w:rPr>
-        <w:t>);</w:t>
-      </w:r>
-      <w:r>
-        <w:rPr>
-          <w:color w:val="000000" w:themeColor="text1"/>
-          <w:sz w:val="22"/>
-          <w:szCs w:val="22"/>
-        </w:rPr>
-        <w:t xml:space="preserve"> the default for </w:t>
-      </w:r>
-      <w:proofErr w:type="spellStart"/>
-      <w:proofErr w:type="gramStart"/>
-      <w:r>
-        <w:rPr>
-          <w:color w:val="000000" w:themeColor="text1"/>
-          <w:sz w:val="22"/>
-          <w:szCs w:val="22"/>
-        </w:rPr>
-        <w:t>dayjs</w:t>
-      </w:r>
-      <w:proofErr w:type="spellEnd"/>
-      <w:r>
-        <w:rPr>
-          <w:color w:val="000000" w:themeColor="text1"/>
-          <w:sz w:val="22"/>
-          <w:szCs w:val="22"/>
-        </w:rPr>
-        <w:t>(</w:t>
-      </w:r>
-      <w:proofErr w:type="gramEnd"/>
-      <w:r>
-        <w:rPr>
-          <w:color w:val="000000" w:themeColor="text1"/>
-          <w:sz w:val="22"/>
-          <w:szCs w:val="22"/>
-        </w:rPr>
-        <w:t xml:space="preserve">) is to return the date of the current day. </w:t>
-      </w:r>
-      <w:proofErr w:type="gramStart"/>
-      <w:r>
-        <w:rPr>
-          <w:color w:val="000000" w:themeColor="text1"/>
-          <w:sz w:val="22"/>
-          <w:szCs w:val="22"/>
-        </w:rPr>
-        <w:t>However</w:t>
-      </w:r>
-      <w:proofErr w:type="gramEnd"/>
-      <w:r>
-        <w:rPr>
-          <w:color w:val="000000" w:themeColor="text1"/>
-          <w:sz w:val="22"/>
-          <w:szCs w:val="22"/>
-        </w:rPr>
-        <w:t xml:space="preserve"> we can pass </w:t>
-      </w:r>
-      <w:proofErr w:type="gramStart"/>
-      <w:r>
-        <w:rPr>
-          <w:color w:val="000000" w:themeColor="text1"/>
-          <w:sz w:val="22"/>
-          <w:szCs w:val="22"/>
-        </w:rPr>
-        <w:t>in</w:t>
-      </w:r>
-      <w:proofErr w:type="gramEnd"/>
-      <w:r>
-        <w:rPr>
-          <w:color w:val="000000" w:themeColor="text1"/>
-          <w:sz w:val="22"/>
-          <w:szCs w:val="22"/>
-        </w:rPr>
-        <w:t xml:space="preserve"> the constructor </w:t>
-      </w:r>
-      <w:proofErr w:type="gramStart"/>
-      <w:r>
-        <w:rPr>
-          <w:color w:val="000000" w:themeColor="text1"/>
-          <w:sz w:val="22"/>
-          <w:szCs w:val="22"/>
-        </w:rPr>
-        <w:t>the date</w:t>
-      </w:r>
-      <w:proofErr w:type="gramEnd"/>
-      <w:r>
-        <w:rPr>
-          <w:color w:val="000000" w:themeColor="text1"/>
-          <w:sz w:val="22"/>
-          <w:szCs w:val="22"/>
-        </w:rPr>
-        <w:t xml:space="preserve"> that we want to store into a new variable. For example: </w:t>
-      </w:r>
-      <w:r>
-        <w:rPr>
-          <w:color w:val="000000" w:themeColor="text1"/>
-          <w:sz w:val="22"/>
-          <w:szCs w:val="22"/>
-        </w:rPr>
-        <w:t xml:space="preserve">const birthday = </w:t>
-      </w:r>
-      <w:proofErr w:type="spellStart"/>
-      <w:proofErr w:type="gramStart"/>
-      <w:r>
-        <w:rPr>
-          <w:color w:val="000000" w:themeColor="text1"/>
-          <w:sz w:val="22"/>
-          <w:szCs w:val="22"/>
-        </w:rPr>
-        <w:t>dayjs</w:t>
-      </w:r>
-      <w:proofErr w:type="spellEnd"/>
-      <w:r>
-        <w:rPr>
-          <w:color w:val="000000" w:themeColor="text1"/>
-          <w:sz w:val="22"/>
-          <w:szCs w:val="22"/>
-        </w:rPr>
-        <w:t>(</w:t>
-      </w:r>
-      <w:proofErr w:type="gramEnd"/>
-      <w:r>
-        <w:rPr>
-          <w:color w:val="000000" w:themeColor="text1"/>
-          <w:sz w:val="22"/>
-          <w:szCs w:val="22"/>
-        </w:rPr>
-        <w:t>"2000-05-15");</w:t>
+      <w:proofErr w:type="gramEnd"/>
+      <w:r>
+        <w:rPr>
+          <w:color w:val="000000" w:themeColor="text1"/>
+          <w:sz w:val="22"/>
+          <w:szCs w:val="22"/>
+        </w:rPr>
+        <w:t xml:space="preserve"> export any other function or variable</w:t>
       </w:r>
     </w:p>
     <w:p>
@@ -8228,290 +8661,9 @@
           <w:szCs w:val="22"/>
         </w:rPr>
       </w:pPr>
-      <w:proofErr w:type="gramStart"/>
-      <w:r>
-        <w:rPr>
-          <w:color w:val="000000" w:themeColor="text1"/>
-          <w:sz w:val="22"/>
-          <w:szCs w:val="22"/>
-        </w:rPr>
-        <w:t>when</w:t>
-      </w:r>
-      <w:proofErr w:type="gramEnd"/>
-      <w:r>
-        <w:rPr>
-          <w:color w:val="000000" w:themeColor="text1"/>
-          <w:sz w:val="22"/>
-          <w:szCs w:val="22"/>
-        </w:rPr>
-        <w:t xml:space="preserve"> formatting a </w:t>
-      </w:r>
-      <w:proofErr w:type="gramStart"/>
-      <w:r>
-        <w:rPr>
-          <w:color w:val="000000" w:themeColor="text1"/>
-          <w:sz w:val="22"/>
-          <w:szCs w:val="22"/>
-        </w:rPr>
-        <w:t>date</w:t>
-      </w:r>
-      <w:proofErr w:type="gramEnd"/>
-      <w:r>
-        <w:rPr>
-          <w:color w:val="000000" w:themeColor="text1"/>
-          <w:sz w:val="22"/>
-          <w:szCs w:val="22"/>
-        </w:rPr>
-        <w:t xml:space="preserve"> we can pass to the function called format certain data as a string this string </w:t>
-      </w:r>
-      <w:proofErr w:type="spellStart"/>
-      <w:r>
-        <w:rPr>
-          <w:color w:val="000000" w:themeColor="text1"/>
-          <w:sz w:val="22"/>
-          <w:szCs w:val="22"/>
-        </w:rPr>
-        <w:t>arg</w:t>
-      </w:r>
-      <w:proofErr w:type="spellEnd"/>
-      <w:r>
-        <w:rPr>
-          <w:color w:val="000000" w:themeColor="text1"/>
-          <w:sz w:val="22"/>
-          <w:szCs w:val="22"/>
-        </w:rPr>
-        <w:t xml:space="preserve"> is responsible for deciding the format style</w:t>
-      </w:r>
-    </w:p>
-    <w:p>
-      <w:pPr>
-        <w:pStyle w:val="ListParagraph"/>
-        <w:numPr>
-          <w:ilvl w:val="0"/>
-          <w:numId w:val="13"/>
-        </w:numPr>
-        <w:spacing w:before="100" w:beforeAutospacing="1" w:after="100" w:afterAutospacing="1" w:line="240" w:lineRule="auto"/>
-        <w:rPr>
-          <w:color w:val="000000" w:themeColor="text1"/>
-          <w:sz w:val="22"/>
-          <w:szCs w:val="22"/>
-        </w:rPr>
-      </w:pPr>
-      <w:r>
-        <w:rPr>
-          <w:color w:val="000000" w:themeColor="text1"/>
-          <w:sz w:val="22"/>
-          <w:szCs w:val="22"/>
-        </w:rPr>
-        <w:t>when you see:</w:t>
-      </w:r>
-      <w:r>
-        <w:rPr>
-          <w:color w:val="000000" w:themeColor="text1"/>
-          <w:sz w:val="22"/>
-          <w:szCs w:val="22"/>
-        </w:rPr>
-        <w:t xml:space="preserve"> </w:t>
-      </w:r>
-      <w:r>
-        <w:rPr>
-          <w:color w:val="000000" w:themeColor="text1"/>
-          <w:sz w:val="22"/>
-          <w:szCs w:val="22"/>
-        </w:rPr>
-        <w:t>import ... export ... you're working with ES modules (ESM)</w:t>
-      </w:r>
-    </w:p>
-    <w:p>
-      <w:pPr>
-        <w:pStyle w:val="ListParagraph"/>
-        <w:numPr>
-          <w:ilvl w:val="0"/>
-          <w:numId w:val="13"/>
-        </w:numPr>
-        <w:rPr>
-          <w:color w:val="000000" w:themeColor="text1"/>
-          <w:sz w:val="22"/>
-          <w:szCs w:val="22"/>
-        </w:rPr>
-      </w:pPr>
-      <w:r>
-        <w:rPr>
-          <w:color w:val="000000" w:themeColor="text1"/>
-          <w:sz w:val="22"/>
-          <w:szCs w:val="22"/>
-        </w:rPr>
-        <w:t xml:space="preserve">to import </w:t>
-      </w:r>
-      <w:proofErr w:type="spellStart"/>
-      <w:r>
-        <w:rPr>
-          <w:color w:val="000000" w:themeColor="text1"/>
-          <w:sz w:val="22"/>
-          <w:szCs w:val="22"/>
-        </w:rPr>
-        <w:t>dayjs</w:t>
-      </w:r>
-      <w:proofErr w:type="spellEnd"/>
-      <w:r>
-        <w:rPr>
-          <w:color w:val="000000" w:themeColor="text1"/>
-          <w:sz w:val="22"/>
-          <w:szCs w:val="22"/>
-        </w:rPr>
-        <w:t xml:space="preserve"> first we need to install it into our system then: </w:t>
-      </w:r>
-      <w:r>
-        <w:rPr>
-          <w:color w:val="000000" w:themeColor="text1"/>
-          <w:sz w:val="22"/>
-          <w:szCs w:val="22"/>
-        </w:rPr>
-        <w:t xml:space="preserve">import </w:t>
-      </w:r>
-      <w:proofErr w:type="spellStart"/>
-      <w:r>
-        <w:rPr>
-          <w:color w:val="000000" w:themeColor="text1"/>
-          <w:sz w:val="22"/>
-          <w:szCs w:val="22"/>
-        </w:rPr>
-        <w:t>dayjs</w:t>
-      </w:r>
-      <w:proofErr w:type="spellEnd"/>
-      <w:r>
-        <w:rPr>
-          <w:color w:val="000000" w:themeColor="text1"/>
-          <w:sz w:val="22"/>
-          <w:szCs w:val="22"/>
-        </w:rPr>
-        <w:t xml:space="preserve"> from "</w:t>
-      </w:r>
-      <w:proofErr w:type="spellStart"/>
-      <w:r>
-        <w:rPr>
-          <w:color w:val="000000" w:themeColor="text1"/>
-          <w:sz w:val="22"/>
-          <w:szCs w:val="22"/>
-        </w:rPr>
-        <w:t>dayjs</w:t>
-      </w:r>
-      <w:proofErr w:type="spellEnd"/>
-      <w:r>
-        <w:rPr>
-          <w:color w:val="000000" w:themeColor="text1"/>
-          <w:sz w:val="22"/>
-          <w:szCs w:val="22"/>
-        </w:rPr>
-        <w:t>";</w:t>
-      </w:r>
-    </w:p>
-    <w:p>
-      <w:pPr>
-        <w:pStyle w:val="ListParagraph"/>
-        <w:numPr>
-          <w:ilvl w:val="0"/>
-          <w:numId w:val="13"/>
-        </w:numPr>
-        <w:rPr>
-          <w:color w:val="000000" w:themeColor="text1"/>
-          <w:sz w:val="22"/>
-          <w:szCs w:val="22"/>
-        </w:rPr>
-      </w:pPr>
-      <w:r>
-        <w:rPr>
-          <w:color w:val="000000" w:themeColor="text1"/>
-          <w:sz w:val="22"/>
-          <w:szCs w:val="22"/>
-        </w:rPr>
-        <w:t xml:space="preserve">anything that we import without a </w:t>
-      </w:r>
-      <w:proofErr w:type="gramStart"/>
-      <w:r>
-        <w:rPr>
-          <w:color w:val="000000" w:themeColor="text1"/>
-          <w:sz w:val="22"/>
-          <w:szCs w:val="22"/>
-        </w:rPr>
-        <w:t>braces</w:t>
-      </w:r>
-      <w:proofErr w:type="gramEnd"/>
-      <w:r>
-        <w:rPr>
-          <w:color w:val="000000" w:themeColor="text1"/>
-          <w:sz w:val="22"/>
-          <w:szCs w:val="22"/>
-        </w:rPr>
-        <w:t xml:space="preserve"> is the default and we can choose its name on importing</w:t>
-      </w:r>
-      <w:r>
-        <w:rPr>
-          <w:color w:val="000000" w:themeColor="text1"/>
-          <w:sz w:val="22"/>
-          <w:szCs w:val="22"/>
-        </w:rPr>
-        <w:t xml:space="preserve">. </w:t>
-      </w:r>
-    </w:p>
-    <w:p>
-      <w:pPr>
-        <w:pStyle w:val="ListParagraph"/>
-        <w:numPr>
-          <w:ilvl w:val="0"/>
-          <w:numId w:val="13"/>
-        </w:numPr>
-        <w:rPr>
-          <w:color w:val="000000" w:themeColor="text1"/>
-          <w:sz w:val="22"/>
-          <w:szCs w:val="22"/>
-        </w:rPr>
-      </w:pPr>
-      <w:r>
-        <w:rPr>
-          <w:color w:val="000000" w:themeColor="text1"/>
-          <w:sz w:val="22"/>
-          <w:szCs w:val="22"/>
-        </w:rPr>
-        <w:t xml:space="preserve">A default export does not mean we </w:t>
-      </w:r>
-      <w:proofErr w:type="spellStart"/>
-      <w:proofErr w:type="gramStart"/>
-      <w:r>
-        <w:rPr>
-          <w:color w:val="000000" w:themeColor="text1"/>
-          <w:sz w:val="22"/>
-          <w:szCs w:val="22"/>
-        </w:rPr>
-        <w:t>cant</w:t>
-      </w:r>
-      <w:proofErr w:type="spellEnd"/>
-      <w:proofErr w:type="gramEnd"/>
-      <w:r>
-        <w:rPr>
-          <w:color w:val="000000" w:themeColor="text1"/>
-          <w:sz w:val="22"/>
-          <w:szCs w:val="22"/>
-        </w:rPr>
-        <w:t xml:space="preserve"> export any other function or variable</w:t>
-      </w:r>
-    </w:p>
-    <w:p>
-      <w:pPr>
-        <w:pStyle w:val="ListParagraph"/>
-        <w:numPr>
-          <w:ilvl w:val="0"/>
-          <w:numId w:val="13"/>
-        </w:numPr>
-        <w:rPr>
-          <w:color w:val="000000" w:themeColor="text1"/>
-          <w:sz w:val="22"/>
-          <w:szCs w:val="22"/>
-        </w:rPr>
-      </w:pPr>
-      <w:r>
-        <w:rPr>
-          <w:color w:val="000000" w:themeColor="text1"/>
+      <w:r>
+        <w:rPr>
+          <w:color w:val="EE0000"/>
           <w:sz w:val="22"/>
           <w:szCs w:val="22"/>
         </w:rPr>
@@ -8520,7 +8672,7 @@
       <w:r>
         <w:rPr>
           <w:rFonts w:ascii="Segoe UI Emoji" w:hAnsi="Segoe UI Emoji" w:cs="Segoe UI Emoji"/>
-          <w:color w:val="000000" w:themeColor="text1"/>
+          <w:color w:val="EE0000"/>
           <w:sz w:val="22"/>
           <w:szCs w:val="22"/>
         </w:rPr>
@@ -8690,7 +8842,7 @@
       <w:proofErr w:type="spellStart"/>
       <w:r>
         <w:rPr>
-          <w:color w:val="000000" w:themeColor="text1"/>
+          <w:color w:val="EE0000"/>
           <w:sz w:val="22"/>
           <w:szCs w:val="22"/>
         </w:rPr>
@@ -8782,13 +8934,12 @@
       <w:proofErr w:type="gramStart"/>
       <w:r>
         <w:rPr>
-          <w:color w:val="000000" w:themeColor="text1"/>
-          <w:sz w:val="22"/>
-          <w:szCs w:val="22"/>
-        </w:rPr>
-        <w:t>name :</w:t>
-      </w:r>
-      <w:proofErr w:type="gramEnd"/>
+          <w:color w:val="EE0000"/>
+          <w:sz w:val="22"/>
+          <w:szCs w:val="22"/>
+        </w:rPr>
+        <w:t>name</w:t>
+      </w:r>
       <w:r>
         <w:rPr>
           <w:color w:val="000000" w:themeColor="text1"/>
@@ -8797,10 +8948,27 @@
         </w:rPr>
         <w:t xml:space="preserve"> </w:t>
       </w:r>
-      <w:proofErr w:type="gramStart"/>
-      <w:r>
-        <w:rPr>
-          <w:color w:val="000000" w:themeColor="text1"/>
+      <w:r>
+        <w:rPr>
+          <w:color w:val="EE0000"/>
+          <w:sz w:val="22"/>
+          <w:szCs w:val="22"/>
+        </w:rPr>
+        <w:t>:</w:t>
+      </w:r>
+      <w:proofErr w:type="gramEnd"/>
+      <w:r>
+        <w:rPr>
+          <w:color w:val="EE0000"/>
+          <w:sz w:val="22"/>
+          <w:szCs w:val="22"/>
+        </w:rPr>
+        <w:t xml:space="preserve"> </w:t>
+      </w:r>
+      <w:proofErr w:type="gramStart"/>
+      <w:r>
+        <w:rPr>
+          <w:color w:val="EE0000"/>
           <w:sz w:val="22"/>
           <w:szCs w:val="22"/>
         </w:rPr>
@@ -8809,11 +8977,19 @@
       <w:proofErr w:type="gramEnd"/>
       <w:r>
         <w:rPr>
-          <w:color w:val="000000" w:themeColor="text1"/>
-          <w:sz w:val="22"/>
-          <w:szCs w:val="22"/>
-        </w:rPr>
-        <w:t>) then logic</w:t>
+          <w:color w:val="EE0000"/>
+          <w:sz w:val="22"/>
+          <w:szCs w:val="22"/>
+        </w:rPr>
+        <w:t>)</w:t>
+      </w:r>
+      <w:r>
+        <w:rPr>
+          <w:color w:val="000000" w:themeColor="text1"/>
+          <w:sz w:val="22"/>
+          <w:szCs w:val="22"/>
+        </w:rPr>
+        <w:t xml:space="preserve"> then logic</w:t>
       </w:r>
     </w:p>
     <w:p>
@@ -9064,7 +9240,7 @@
       </w:pPr>
       <w:r>
         <w:rPr>
-          <w:color w:val="000000" w:themeColor="text1"/>
+          <w:color w:val="EE0000"/>
           <w:sz w:val="22"/>
           <w:szCs w:val="22"/>
         </w:rPr>
@@ -9073,7 +9249,7 @@
       <w:proofErr w:type="gramStart"/>
       <w:r>
         <w:rPr>
-          <w:color w:val="000000" w:themeColor="text1"/>
+          <w:color w:val="EE0000"/>
           <w:sz w:val="22"/>
           <w:szCs w:val="22"/>
         </w:rPr>
@@ -9082,11 +9258,19 @@
       <w:proofErr w:type="gramEnd"/>
       <w:r>
         <w:rPr>
-          <w:color w:val="000000" w:themeColor="text1"/>
-          <w:sz w:val="22"/>
-          <w:szCs w:val="22"/>
-        </w:rPr>
-        <w:t>value, value2); this is how we create a new object instance of a class</w:t>
+          <w:color w:val="EE0000"/>
+          <w:sz w:val="22"/>
+          <w:szCs w:val="22"/>
+        </w:rPr>
+        <w:t>value, value2);</w:t>
+      </w:r>
+      <w:r>
+        <w:rPr>
+          <w:color w:val="000000" w:themeColor="text1"/>
+          <w:sz w:val="22"/>
+          <w:szCs w:val="22"/>
+        </w:rPr>
+        <w:t xml:space="preserve"> this is how we create a new object instance of a class</w:t>
       </w:r>
     </w:p>
     <w:p>
@@ -9547,14 +9731,14 @@
       <w:pPr>
         <w:ind w:left="720"/>
         <w:rPr>
-          <w:color w:val="000000" w:themeColor="text1"/>
-          <w:sz w:val="22"/>
-          <w:szCs w:val="22"/>
-        </w:rPr>
-      </w:pPr>
-      <w:r>
-        <w:rPr>
-          <w:color w:val="000000" w:themeColor="text1"/>
+          <w:color w:val="EE0000"/>
+          <w:sz w:val="22"/>
+          <w:szCs w:val="22"/>
+        </w:rPr>
+      </w:pPr>
+      <w:r>
+        <w:rPr>
+          <w:color w:val="EE0000"/>
           <w:sz w:val="22"/>
           <w:szCs w:val="22"/>
         </w:rPr>
@@ -9565,14 +9749,14 @@
       <w:pPr>
         <w:ind w:left="720"/>
         <w:rPr>
-          <w:color w:val="000000" w:themeColor="text1"/>
-          <w:sz w:val="22"/>
-          <w:szCs w:val="22"/>
-        </w:rPr>
-      </w:pPr>
-      <w:r>
-        <w:rPr>
-          <w:color w:val="000000" w:themeColor="text1"/>
+          <w:color w:val="EE0000"/>
+          <w:sz w:val="22"/>
+          <w:szCs w:val="22"/>
+        </w:rPr>
+      </w:pPr>
+      <w:r>
+        <w:rPr>
+          <w:color w:val="EE0000"/>
           <w:sz w:val="22"/>
           <w:szCs w:val="22"/>
         </w:rPr>
@@ -9581,7 +9765,7 @@
       <w:proofErr w:type="gramStart"/>
       <w:r>
         <w:rPr>
-          <w:color w:val="000000" w:themeColor="text1"/>
+          <w:color w:val="EE0000"/>
           <w:sz w:val="22"/>
           <w:szCs w:val="22"/>
         </w:rPr>
@@ -9590,7 +9774,7 @@
       <w:proofErr w:type="gramEnd"/>
       <w:r>
         <w:rPr>
-          <w:color w:val="000000" w:themeColor="text1"/>
+          <w:color w:val="EE0000"/>
           <w:sz w:val="22"/>
           <w:szCs w:val="22"/>
         </w:rPr>
@@ -9601,14 +9785,14 @@
       <w:pPr>
         <w:ind w:left="720"/>
         <w:rPr>
-          <w:color w:val="000000" w:themeColor="text1"/>
-          <w:sz w:val="22"/>
-          <w:szCs w:val="22"/>
-        </w:rPr>
-      </w:pPr>
-      <w:r>
-        <w:rPr>
-          <w:color w:val="000000" w:themeColor="text1"/>
+          <w:color w:val="EE0000"/>
+          <w:sz w:val="22"/>
+          <w:szCs w:val="22"/>
+        </w:rPr>
+      </w:pPr>
+      <w:r>
+        <w:rPr>
+          <w:color w:val="EE0000"/>
           <w:sz w:val="22"/>
           <w:szCs w:val="22"/>
         </w:rPr>
@@ -9617,7 +9801,7 @@
       <w:proofErr w:type="gramStart"/>
       <w:r>
         <w:rPr>
-          <w:color w:val="000000" w:themeColor="text1"/>
+          <w:color w:val="EE0000"/>
           <w:sz w:val="22"/>
           <w:szCs w:val="22"/>
         </w:rPr>
@@ -9626,7 +9810,7 @@
       <w:proofErr w:type="gramEnd"/>
       <w:r>
         <w:rPr>
-          <w:color w:val="000000" w:themeColor="text1"/>
+          <w:color w:val="EE0000"/>
           <w:sz w:val="22"/>
           <w:szCs w:val="22"/>
         </w:rPr>
@@ -9637,14 +9821,14 @@
       <w:pPr>
         <w:ind w:left="720"/>
         <w:rPr>
-          <w:color w:val="000000" w:themeColor="text1"/>
-          <w:sz w:val="22"/>
-          <w:szCs w:val="22"/>
-        </w:rPr>
-      </w:pPr>
-      <w:r>
-        <w:rPr>
-          <w:color w:val="000000" w:themeColor="text1"/>
+          <w:color w:val="EE0000"/>
+          <w:sz w:val="22"/>
+          <w:szCs w:val="22"/>
+        </w:rPr>
+      </w:pPr>
+      <w:r>
+        <w:rPr>
+          <w:color w:val="EE0000"/>
           <w:sz w:val="22"/>
           <w:szCs w:val="22"/>
         </w:rPr>
@@ -9655,14 +9839,14 @@
       <w:pPr>
         <w:ind w:left="720"/>
         <w:rPr>
-          <w:color w:val="000000" w:themeColor="text1"/>
-          <w:sz w:val="22"/>
-          <w:szCs w:val="22"/>
-        </w:rPr>
-      </w:pPr>
-      <w:r>
-        <w:rPr>
-          <w:color w:val="000000" w:themeColor="text1"/>
+          <w:color w:val="EE0000"/>
+          <w:sz w:val="22"/>
+          <w:szCs w:val="22"/>
+        </w:rPr>
+      </w:pPr>
+      <w:r>
+        <w:rPr>
+          <w:color w:val="EE0000"/>
           <w:sz w:val="22"/>
           <w:szCs w:val="22"/>
         </w:rPr>
@@ -9673,7 +9857,7 @@
       <w:pPr>
         <w:ind w:left="720"/>
         <w:rPr>
-          <w:color w:val="000000" w:themeColor="text1"/>
+          <w:color w:val="EE0000"/>
           <w:sz w:val="22"/>
           <w:szCs w:val="22"/>
         </w:rPr>
@@ -9683,14 +9867,14 @@
       <w:pPr>
         <w:ind w:left="720"/>
         <w:rPr>
-          <w:color w:val="000000" w:themeColor="text1"/>
-          <w:sz w:val="22"/>
-          <w:szCs w:val="22"/>
-        </w:rPr>
-      </w:pPr>
-      <w:r>
-        <w:rPr>
-          <w:color w:val="000000" w:themeColor="text1"/>
+          <w:color w:val="EE0000"/>
+          <w:sz w:val="22"/>
+          <w:szCs w:val="22"/>
+        </w:rPr>
+      </w:pPr>
+      <w:r>
+        <w:rPr>
+          <w:color w:val="EE0000"/>
           <w:sz w:val="22"/>
           <w:szCs w:val="22"/>
         </w:rPr>
@@ -9701,14 +9885,14 @@
       <w:pPr>
         <w:ind w:left="720"/>
         <w:rPr>
-          <w:color w:val="000000" w:themeColor="text1"/>
-          <w:sz w:val="22"/>
-          <w:szCs w:val="22"/>
-        </w:rPr>
-      </w:pPr>
-      <w:r>
-        <w:rPr>
-          <w:color w:val="000000" w:themeColor="text1"/>
+          <w:color w:val="EE0000"/>
+          <w:sz w:val="22"/>
+          <w:szCs w:val="22"/>
+        </w:rPr>
+      </w:pPr>
+      <w:r>
+        <w:rPr>
+          <w:color w:val="EE0000"/>
           <w:sz w:val="22"/>
           <w:szCs w:val="22"/>
         </w:rPr>
@@ -9719,14 +9903,14 @@
       <w:pPr>
         <w:ind w:left="720"/>
         <w:rPr>
-          <w:color w:val="000000" w:themeColor="text1"/>
-          <w:sz w:val="22"/>
-          <w:szCs w:val="22"/>
-        </w:rPr>
-      </w:pPr>
-      <w:r>
-        <w:rPr>
-          <w:color w:val="000000" w:themeColor="text1"/>
+          <w:color w:val="EE0000"/>
+          <w:sz w:val="22"/>
+          <w:szCs w:val="22"/>
+        </w:rPr>
+      </w:pPr>
+      <w:r>
+        <w:rPr>
+          <w:color w:val="EE0000"/>
           <w:sz w:val="22"/>
           <w:szCs w:val="22"/>
         </w:rPr>
@@ -9737,14 +9921,14 @@
       <w:pPr>
         <w:ind w:left="720"/>
         <w:rPr>
-          <w:color w:val="000000" w:themeColor="text1"/>
-          <w:sz w:val="22"/>
-          <w:szCs w:val="22"/>
-        </w:rPr>
-      </w:pPr>
-      <w:r>
-        <w:rPr>
-          <w:color w:val="000000" w:themeColor="text1"/>
+          <w:color w:val="EE0000"/>
+          <w:sz w:val="22"/>
+          <w:szCs w:val="22"/>
+        </w:rPr>
+      </w:pPr>
+      <w:r>
+        <w:rPr>
+          <w:color w:val="EE0000"/>
           <w:sz w:val="22"/>
           <w:szCs w:val="22"/>
         </w:rPr>
@@ -9753,7 +9937,7 @@
       <w:proofErr w:type="gramStart"/>
       <w:r>
         <w:rPr>
-          <w:color w:val="000000" w:themeColor="text1"/>
+          <w:color w:val="EE0000"/>
           <w:sz w:val="22"/>
           <w:szCs w:val="22"/>
         </w:rPr>
@@ -9762,7 +9946,7 @@
       <w:proofErr w:type="gramEnd"/>
       <w:r>
         <w:rPr>
-          <w:color w:val="000000" w:themeColor="text1"/>
+          <w:color w:val="EE0000"/>
           <w:sz w:val="22"/>
           <w:szCs w:val="22"/>
         </w:rPr>
@@ -9773,14 +9957,14 @@
       <w:pPr>
         <w:ind w:left="720"/>
         <w:rPr>
-          <w:color w:val="000000" w:themeColor="text1"/>
-          <w:sz w:val="22"/>
-          <w:szCs w:val="22"/>
-        </w:rPr>
-      </w:pPr>
-      <w:r>
-        <w:rPr>
-          <w:color w:val="000000" w:themeColor="text1"/>
+          <w:color w:val="EE0000"/>
+          <w:sz w:val="22"/>
+          <w:szCs w:val="22"/>
+        </w:rPr>
+      </w:pPr>
+      <w:r>
+        <w:rPr>
+          <w:color w:val="EE0000"/>
           <w:sz w:val="22"/>
           <w:szCs w:val="22"/>
         </w:rPr>
@@ -9790,7 +9974,7 @@
       <w:proofErr w:type="gramStart"/>
       <w:r>
         <w:rPr>
-          <w:color w:val="000000" w:themeColor="text1"/>
+          <w:color w:val="EE0000"/>
           <w:sz w:val="22"/>
           <w:szCs w:val="22"/>
         </w:rPr>
@@ -9800,7 +9984,7 @@
       <w:proofErr w:type="gramEnd"/>
       <w:r>
         <w:rPr>
-          <w:color w:val="000000" w:themeColor="text1"/>
+          <w:color w:val="EE0000"/>
           <w:sz w:val="22"/>
           <w:szCs w:val="22"/>
         </w:rPr>
@@ -9809,7 +9993,7 @@
       <w:proofErr w:type="gramStart"/>
       <w:r>
         <w:rPr>
-          <w:color w:val="000000" w:themeColor="text1"/>
+          <w:color w:val="EE0000"/>
           <w:sz w:val="22"/>
           <w:szCs w:val="22"/>
         </w:rPr>
@@ -9818,7 +10002,7 @@
       <w:proofErr w:type="gramEnd"/>
       <w:r>
         <w:rPr>
-          <w:color w:val="000000" w:themeColor="text1"/>
+          <w:color w:val="EE0000"/>
           <w:sz w:val="22"/>
           <w:szCs w:val="22"/>
         </w:rPr>
@@ -9829,14 +10013,14 @@
       <w:pPr>
         <w:ind w:left="720"/>
         <w:rPr>
-          <w:color w:val="000000" w:themeColor="text1"/>
-          <w:sz w:val="22"/>
-          <w:szCs w:val="22"/>
-        </w:rPr>
-      </w:pPr>
-      <w:r>
-        <w:rPr>
-          <w:color w:val="000000" w:themeColor="text1"/>
+          <w:color w:val="EE0000"/>
+          <w:sz w:val="22"/>
+          <w:szCs w:val="22"/>
+        </w:rPr>
+      </w:pPr>
+      <w:r>
+        <w:rPr>
+          <w:color w:val="EE0000"/>
           <w:sz w:val="22"/>
           <w:szCs w:val="22"/>
         </w:rPr>
@@ -9885,7 +10069,7 @@
       <w:proofErr w:type="gramStart"/>
       <w:r>
         <w:rPr>
-          <w:color w:val="000000" w:themeColor="text1"/>
+          <w:color w:val="EE0000"/>
           <w:sz w:val="22"/>
           <w:szCs w:val="22"/>
         </w:rPr>
@@ -9894,11 +10078,19 @@
       <w:proofErr w:type="gramEnd"/>
       <w:r>
         <w:rPr>
-          <w:color w:val="000000" w:themeColor="text1"/>
-          <w:sz w:val="22"/>
-          <w:szCs w:val="22"/>
-        </w:rPr>
-        <w:t>() function to turn some data into new classes for each dataset</w:t>
+          <w:color w:val="EE0000"/>
+          <w:sz w:val="22"/>
+          <w:szCs w:val="22"/>
+        </w:rPr>
+        <w:t>()</w:t>
+      </w:r>
+      <w:r>
+        <w:rPr>
+          <w:color w:val="000000" w:themeColor="text1"/>
+          <w:sz w:val="22"/>
+          <w:szCs w:val="22"/>
+        </w:rPr>
+        <w:t xml:space="preserve"> function to turn some data into new classes for each dataset</w:t>
       </w:r>
     </w:p>
     <w:p>
@@ -10032,7 +10224,7 @@
       </w:r>
       <w:r>
         <w:rPr>
-          <w:color w:val="000000" w:themeColor="text1"/>
+          <w:color w:val="EE0000"/>
           <w:sz w:val="22"/>
           <w:szCs w:val="22"/>
         </w:rPr>
@@ -10041,7 +10233,7 @@
       <w:proofErr w:type="gramEnd"/>
       <w:r>
         <w:rPr>
-          <w:color w:val="000000" w:themeColor="text1"/>
+          <w:color w:val="EE0000"/>
           <w:sz w:val="22"/>
           <w:szCs w:val="22"/>
         </w:rPr>
@@ -10050,7 +10242,7 @@
       <w:proofErr w:type="spellStart"/>
       <w:r>
         <w:rPr>
-          <w:color w:val="000000" w:themeColor="text1"/>
+          <w:color w:val="EE0000"/>
           <w:sz w:val="22"/>
           <w:szCs w:val="22"/>
         </w:rPr>
@@ -10059,19 +10251,19 @@
       <w:proofErr w:type="spellEnd"/>
       <w:r>
         <w:rPr>
-          <w:color w:val="000000" w:themeColor="text1"/>
-          <w:sz w:val="22"/>
-          <w:szCs w:val="22"/>
-        </w:rPr>
-        <w:t>(animal);</w:t>
-      </w:r>
-      <w:r>
-        <w:rPr>
-          <w:color w:val="000000" w:themeColor="text1"/>
-          <w:sz w:val="22"/>
-          <w:szCs w:val="22"/>
-        </w:rPr>
-        <w:t xml:space="preserve"> this makes the dog inherit from animal, we can then append functionalities to the dog object again not the class.</w:t>
+          <w:color w:val="EE0000"/>
+          <w:sz w:val="22"/>
+          <w:szCs w:val="22"/>
+        </w:rPr>
+        <w:t xml:space="preserve">(animal); </w:t>
+      </w:r>
+      <w:r>
+        <w:rPr>
+          <w:color w:val="000000" w:themeColor="text1"/>
+          <w:sz w:val="22"/>
+          <w:szCs w:val="22"/>
+        </w:rPr>
+        <w:t>this makes the dog inherit from animal, we can then append functionalities to the dog object again not the class.</w:t>
       </w:r>
     </w:p>
     <w:p>
@@ -10130,14 +10322,14 @@
       <w:pPr>
         <w:ind w:left="360" w:firstLine="360"/>
         <w:rPr>
-          <w:color w:val="000000" w:themeColor="text1"/>
-          <w:sz w:val="22"/>
-          <w:szCs w:val="22"/>
-        </w:rPr>
-      </w:pPr>
-      <w:r>
-        <w:rPr>
-          <w:color w:val="000000" w:themeColor="text1"/>
+          <w:color w:val="EE0000"/>
+          <w:sz w:val="22"/>
+          <w:szCs w:val="22"/>
+        </w:rPr>
+      </w:pPr>
+      <w:r>
+        <w:rPr>
+          <w:color w:val="EE0000"/>
           <w:sz w:val="22"/>
           <w:szCs w:val="22"/>
         </w:rPr>
@@ -10148,14 +10340,14 @@
       <w:pPr>
         <w:ind w:left="720" w:firstLine="360"/>
         <w:rPr>
-          <w:color w:val="000000" w:themeColor="text1"/>
-          <w:sz w:val="22"/>
-          <w:szCs w:val="22"/>
-        </w:rPr>
-      </w:pPr>
-      <w:r>
-        <w:rPr>
-          <w:color w:val="000000" w:themeColor="text1"/>
+          <w:color w:val="EE0000"/>
+          <w:sz w:val="22"/>
+          <w:szCs w:val="22"/>
+        </w:rPr>
+      </w:pPr>
+      <w:r>
+        <w:rPr>
+          <w:color w:val="EE0000"/>
           <w:sz w:val="22"/>
           <w:szCs w:val="22"/>
         </w:rPr>
@@ -10164,7 +10356,7 @@
       <w:proofErr w:type="gramStart"/>
       <w:r>
         <w:rPr>
-          <w:color w:val="000000" w:themeColor="text1"/>
+          <w:color w:val="EE0000"/>
           <w:sz w:val="22"/>
           <w:szCs w:val="22"/>
         </w:rPr>
@@ -10173,7 +10365,7 @@
       <w:proofErr w:type="gramEnd"/>
       <w:r>
         <w:rPr>
-          <w:color w:val="000000" w:themeColor="text1"/>
+          <w:color w:val="EE0000"/>
           <w:sz w:val="22"/>
           <w:szCs w:val="22"/>
         </w:rPr>
@@ -10182,7 +10374,7 @@
       <w:proofErr w:type="gramStart"/>
       <w:r>
         <w:rPr>
-          <w:color w:val="000000" w:themeColor="text1"/>
+          <w:color w:val="EE0000"/>
           <w:sz w:val="22"/>
           <w:szCs w:val="22"/>
         </w:rPr>
@@ -10191,7 +10383,7 @@
       <w:proofErr w:type="gramEnd"/>
       <w:r>
         <w:rPr>
-          <w:color w:val="000000" w:themeColor="text1"/>
+          <w:color w:val="EE0000"/>
           <w:sz w:val="22"/>
           <w:szCs w:val="22"/>
         </w:rPr>
@@ -10202,14 +10394,14 @@
       <w:pPr>
         <w:ind w:firstLine="720"/>
         <w:rPr>
-          <w:color w:val="000000" w:themeColor="text1"/>
-          <w:sz w:val="22"/>
-          <w:szCs w:val="22"/>
-        </w:rPr>
-      </w:pPr>
-      <w:r>
-        <w:rPr>
-          <w:color w:val="000000" w:themeColor="text1"/>
+          <w:color w:val="EE0000"/>
+          <w:sz w:val="22"/>
+          <w:szCs w:val="22"/>
+        </w:rPr>
+      </w:pPr>
+      <w:r>
+        <w:rPr>
+          <w:color w:val="EE0000"/>
           <w:sz w:val="22"/>
           <w:szCs w:val="22"/>
         </w:rPr>
@@ -10220,15 +10412,15 @@
       <w:pPr>
         <w:ind w:left="720" w:firstLine="360"/>
         <w:rPr>
-          <w:color w:val="000000" w:themeColor="text1"/>
-          <w:sz w:val="22"/>
-          <w:szCs w:val="22"/>
-        </w:rPr>
-      </w:pPr>
-      <w:proofErr w:type="gramStart"/>
-      <w:r>
-        <w:rPr>
-          <w:color w:val="000000" w:themeColor="text1"/>
+          <w:color w:val="EE0000"/>
+          <w:sz w:val="22"/>
+          <w:szCs w:val="22"/>
+        </w:rPr>
+      </w:pPr>
+      <w:proofErr w:type="gramStart"/>
+      <w:r>
+        <w:rPr>
+          <w:color w:val="EE0000"/>
           <w:sz w:val="22"/>
           <w:szCs w:val="22"/>
         </w:rPr>
@@ -10237,7 +10429,7 @@
       <w:proofErr w:type="gramEnd"/>
       <w:r>
         <w:rPr>
-          <w:color w:val="000000" w:themeColor="text1"/>
+          <w:color w:val="EE0000"/>
           <w:sz w:val="22"/>
           <w:szCs w:val="22"/>
         </w:rPr>
@@ -10246,7 +10438,7 @@
       <w:proofErr w:type="gramStart"/>
       <w:r>
         <w:rPr>
-          <w:color w:val="000000" w:themeColor="text1"/>
+          <w:color w:val="EE0000"/>
           <w:sz w:val="22"/>
           <w:szCs w:val="22"/>
         </w:rPr>
@@ -10255,7 +10447,7 @@
       <w:proofErr w:type="gramEnd"/>
       <w:r>
         <w:rPr>
-          <w:color w:val="000000" w:themeColor="text1"/>
+          <w:color w:val="EE0000"/>
           <w:sz w:val="22"/>
           <w:szCs w:val="22"/>
         </w:rPr>
@@ -10266,14 +10458,14 @@
       <w:pPr>
         <w:ind w:left="720" w:firstLine="720"/>
         <w:rPr>
-          <w:color w:val="000000" w:themeColor="text1"/>
-          <w:sz w:val="22"/>
-          <w:szCs w:val="22"/>
-        </w:rPr>
-      </w:pPr>
-      <w:r>
-        <w:rPr>
-          <w:color w:val="000000" w:themeColor="text1"/>
+          <w:color w:val="EE0000"/>
+          <w:sz w:val="22"/>
+          <w:szCs w:val="22"/>
+        </w:rPr>
+      </w:pPr>
+      <w:r>
+        <w:rPr>
+          <w:color w:val="EE0000"/>
           <w:sz w:val="22"/>
           <w:szCs w:val="22"/>
         </w:rPr>
@@ -10284,7 +10476,7 @@
       <w:pPr>
         <w:ind w:left="720" w:firstLine="720"/>
         <w:rPr>
-          <w:color w:val="000000" w:themeColor="text1"/>
+          <w:color w:val="EE0000"/>
           <w:sz w:val="22"/>
           <w:szCs w:val="22"/>
         </w:rPr>
@@ -10293,7 +10485,7 @@
       <w:proofErr w:type="gramStart"/>
       <w:r>
         <w:rPr>
-          <w:color w:val="000000" w:themeColor="text1"/>
+          <w:color w:val="EE0000"/>
           <w:sz w:val="22"/>
           <w:szCs w:val="22"/>
         </w:rPr>
@@ -10303,7 +10495,7 @@
       <w:proofErr w:type="gramEnd"/>
       <w:r>
         <w:rPr>
-          <w:color w:val="000000" w:themeColor="text1"/>
+          <w:color w:val="EE0000"/>
           <w:sz w:val="22"/>
           <w:szCs w:val="22"/>
         </w:rPr>
@@ -10312,7 +10504,7 @@
       <w:proofErr w:type="gramStart"/>
       <w:r>
         <w:rPr>
-          <w:color w:val="000000" w:themeColor="text1"/>
+          <w:color w:val="EE0000"/>
           <w:sz w:val="22"/>
           <w:szCs w:val="22"/>
         </w:rPr>
@@ -10321,7 +10513,7 @@
       <w:proofErr w:type="gramEnd"/>
       <w:r>
         <w:rPr>
-          <w:color w:val="000000" w:themeColor="text1"/>
+          <w:color w:val="EE0000"/>
           <w:sz w:val="22"/>
           <w:szCs w:val="22"/>
         </w:rPr>
@@ -10332,14 +10524,14 @@
       <w:pPr>
         <w:ind w:firstLine="720"/>
         <w:rPr>
-          <w:color w:val="000000" w:themeColor="text1"/>
-          <w:sz w:val="22"/>
-          <w:szCs w:val="22"/>
-        </w:rPr>
-      </w:pPr>
-      <w:r>
-        <w:rPr>
-          <w:color w:val="000000" w:themeColor="text1"/>
+          <w:color w:val="EE0000"/>
+          <w:sz w:val="22"/>
+          <w:szCs w:val="22"/>
+        </w:rPr>
+      </w:pPr>
+      <w:r>
+        <w:rPr>
+          <w:color w:val="EE0000"/>
           <w:sz w:val="22"/>
           <w:szCs w:val="22"/>
         </w:rPr>
@@ -10348,7 +10540,7 @@
       <w:proofErr w:type="gramStart"/>
       <w:r>
         <w:rPr>
-          <w:color w:val="000000" w:themeColor="text1"/>
+          <w:color w:val="EE0000"/>
           <w:sz w:val="22"/>
           <w:szCs w:val="22"/>
         </w:rPr>
@@ -10357,7 +10549,7 @@
       <w:proofErr w:type="gramEnd"/>
       <w:r>
         <w:rPr>
-          <w:color w:val="000000" w:themeColor="text1"/>
+          <w:color w:val="EE0000"/>
           <w:sz w:val="22"/>
           <w:szCs w:val="22"/>
         </w:rPr>
@@ -10406,7 +10598,7 @@
       <w:proofErr w:type="gramStart"/>
       <w:r>
         <w:rPr>
-          <w:color w:val="000000" w:themeColor="text1"/>
+          <w:color w:val="EE0000"/>
           <w:sz w:val="22"/>
           <w:szCs w:val="22"/>
         </w:rPr>
@@ -10415,11 +10607,19 @@
       <w:proofErr w:type="gramEnd"/>
       <w:r>
         <w:rPr>
-          <w:color w:val="000000" w:themeColor="text1"/>
-          <w:sz w:val="22"/>
-          <w:szCs w:val="22"/>
-        </w:rPr>
-        <w:t>) like the one we have in java</w:t>
+          <w:color w:val="EE0000"/>
+          <w:sz w:val="22"/>
+          <w:szCs w:val="22"/>
+        </w:rPr>
+        <w:t xml:space="preserve">) </w:t>
+      </w:r>
+      <w:r>
+        <w:rPr>
+          <w:color w:val="000000" w:themeColor="text1"/>
+          <w:sz w:val="22"/>
+          <w:szCs w:val="22"/>
+        </w:rPr>
+        <w:t>like the one we have in java</w:t>
       </w:r>
     </w:p>
     <w:p>
@@ -10438,7 +10638,7 @@
       <w:proofErr w:type="gramStart"/>
       <w:r>
         <w:rPr>
-          <w:color w:val="000000" w:themeColor="text1"/>
+          <w:color w:val="EE0000"/>
           <w:sz w:val="22"/>
           <w:szCs w:val="22"/>
         </w:rPr>
@@ -10447,11 +10647,19 @@
       <w:proofErr w:type="gramEnd"/>
       <w:r>
         <w:rPr>
-          <w:color w:val="000000" w:themeColor="text1"/>
-          <w:sz w:val="22"/>
-          <w:szCs w:val="22"/>
-        </w:rPr>
-        <w:t>) is used to call the parent class's constructor.</w:t>
+          <w:color w:val="EE0000"/>
+          <w:sz w:val="22"/>
+          <w:szCs w:val="22"/>
+        </w:rPr>
+        <w:t xml:space="preserve">) </w:t>
+      </w:r>
+      <w:r>
+        <w:rPr>
+          <w:color w:val="000000" w:themeColor="text1"/>
+          <w:sz w:val="22"/>
+          <w:szCs w:val="22"/>
+        </w:rPr>
+        <w:t>is used to call the parent class's constructor.</w:t>
       </w:r>
       <w:r>
         <w:rPr>
@@ -10494,7 +10702,7 @@
       <w:proofErr w:type="gramStart"/>
       <w:r>
         <w:rPr>
-          <w:color w:val="000000" w:themeColor="text1"/>
+          <w:color w:val="EE0000"/>
           <w:sz w:val="22"/>
           <w:szCs w:val="22"/>
         </w:rPr>
@@ -10503,7 +10711,7 @@
       <w:proofErr w:type="gramEnd"/>
       <w:r>
         <w:rPr>
-          <w:color w:val="000000" w:themeColor="text1"/>
+          <w:color w:val="EE0000"/>
           <w:sz w:val="22"/>
           <w:szCs w:val="22"/>
         </w:rPr>
@@ -10542,7 +10750,7 @@
       <w:proofErr w:type="gramStart"/>
       <w:r>
         <w:rPr>
-          <w:color w:val="000000" w:themeColor="text1"/>
+          <w:color w:val="EE0000"/>
           <w:sz w:val="22"/>
           <w:szCs w:val="22"/>
         </w:rPr>
@@ -10551,11 +10759,19 @@
       <w:proofErr w:type="gramEnd"/>
       <w:r>
         <w:rPr>
-          <w:color w:val="000000" w:themeColor="text1"/>
-          <w:sz w:val="22"/>
-          <w:szCs w:val="22"/>
-        </w:rPr>
-        <w:t xml:space="preserve">) if it has no constructor. </w:t>
+          <w:color w:val="EE0000"/>
+          <w:sz w:val="22"/>
+          <w:szCs w:val="22"/>
+        </w:rPr>
+        <w:t>)</w:t>
+      </w:r>
+      <w:r>
+        <w:rPr>
+          <w:color w:val="000000" w:themeColor="text1"/>
+          <w:sz w:val="22"/>
+          <w:szCs w:val="22"/>
+        </w:rPr>
+        <w:t xml:space="preserve"> if it has no constructor. </w:t>
       </w:r>
       <w:proofErr w:type="gramStart"/>
       <w:r>
@@ -10616,7 +10832,7 @@
       <w:proofErr w:type="gramStart"/>
       <w:r>
         <w:rPr>
-          <w:color w:val="000000" w:themeColor="text1"/>
+          <w:color w:val="EE0000"/>
           <w:sz w:val="22"/>
           <w:szCs w:val="22"/>
         </w:rPr>
@@ -10625,19 +10841,11 @@
       <w:proofErr w:type="gramEnd"/>
       <w:r>
         <w:rPr>
-          <w:color w:val="000000" w:themeColor="text1"/>
-          <w:sz w:val="22"/>
-          <w:szCs w:val="22"/>
-        </w:rPr>
-        <w:t>)</w:t>
-      </w:r>
-      <w:r>
-        <w:rPr>
-          <w:color w:val="000000" w:themeColor="text1"/>
-          <w:sz w:val="22"/>
-          <w:szCs w:val="22"/>
-        </w:rPr>
-        <w:t>.</w:t>
+          <w:color w:val="EE0000"/>
+          <w:sz w:val="22"/>
+          <w:szCs w:val="22"/>
+        </w:rPr>
+        <w:t>).</w:t>
       </w:r>
     </w:p>
     <w:p>
@@ -10824,7 +11032,7 @@
       <w:proofErr w:type="gramStart"/>
       <w:r>
         <w:rPr>
-          <w:color w:val="000000" w:themeColor="text1"/>
+          <w:color w:val="EE0000"/>
           <w:sz w:val="22"/>
           <w:szCs w:val="22"/>
         </w:rPr>
@@ -10833,11 +11041,19 @@
       <w:proofErr w:type="gramEnd"/>
       <w:r>
         <w:rPr>
-          <w:color w:val="000000" w:themeColor="text1"/>
-          <w:sz w:val="22"/>
-          <w:szCs w:val="22"/>
-        </w:rPr>
-        <w:t xml:space="preserve">() simply </w:t>
+          <w:color w:val="EE0000"/>
+          <w:sz w:val="22"/>
+          <w:szCs w:val="22"/>
+        </w:rPr>
+        <w:t>()</w:t>
+      </w:r>
+      <w:r>
+        <w:rPr>
+          <w:color w:val="000000" w:themeColor="text1"/>
+          <w:sz w:val="22"/>
+          <w:szCs w:val="22"/>
+        </w:rPr>
+        <w:t xml:space="preserve"> simply </w:t>
       </w:r>
       <w:proofErr w:type="gramStart"/>
       <w:r>
@@ -15212,14 +15428,14 @@
       <w:pPr>
         <w:pStyle w:val="ListParagraph"/>
         <w:rPr>
-          <w:color w:val="000000" w:themeColor="text1"/>
-          <w:sz w:val="22"/>
-          <w:szCs w:val="22"/>
-        </w:rPr>
-      </w:pPr>
-      <w:r>
-        <w:rPr>
-          <w:color w:val="000000" w:themeColor="text1"/>
+          <w:color w:val="EE0000"/>
+          <w:sz w:val="22"/>
+          <w:szCs w:val="22"/>
+        </w:rPr>
+      </w:pPr>
+      <w:r>
+        <w:rPr>
+          <w:color w:val="EE0000"/>
           <w:sz w:val="22"/>
           <w:szCs w:val="22"/>
         </w:rPr>
@@ -15228,7 +15444,7 @@
       <w:proofErr w:type="gramStart"/>
       <w:r>
         <w:rPr>
-          <w:color w:val="000000" w:themeColor="text1"/>
+          <w:color w:val="EE0000"/>
           <w:sz w:val="22"/>
           <w:szCs w:val="22"/>
         </w:rPr>
@@ -15237,7 +15453,7 @@
       <w:proofErr w:type="gramEnd"/>
       <w:r>
         <w:rPr>
-          <w:color w:val="000000" w:themeColor="text1"/>
+          <w:color w:val="EE0000"/>
           <w:sz w:val="22"/>
           <w:szCs w:val="22"/>
         </w:rPr>
@@ -15248,14 +15464,14 @@
       <w:pPr>
         <w:ind w:left="720"/>
         <w:rPr>
-          <w:color w:val="000000" w:themeColor="text1"/>
-          <w:sz w:val="22"/>
-          <w:szCs w:val="22"/>
-        </w:rPr>
-      </w:pPr>
-      <w:r>
-        <w:rPr>
-          <w:color w:val="000000" w:themeColor="text1"/>
+          <w:color w:val="EE0000"/>
+          <w:sz w:val="22"/>
+          <w:szCs w:val="22"/>
+        </w:rPr>
+      </w:pPr>
+      <w:r>
+        <w:rPr>
+          <w:color w:val="EE0000"/>
           <w:sz w:val="22"/>
           <w:szCs w:val="22"/>
         </w:rPr>
@@ -15265,7 +15481,7 @@
       <w:proofErr w:type="gramStart"/>
       <w:r>
         <w:rPr>
-          <w:color w:val="000000" w:themeColor="text1"/>
+          <w:color w:val="EE0000"/>
           <w:sz w:val="22"/>
           <w:szCs w:val="22"/>
         </w:rPr>
@@ -15274,7 +15490,7 @@
       <w:proofErr w:type="spellEnd"/>
       <w:r>
         <w:rPr>
-          <w:color w:val="000000" w:themeColor="text1"/>
+          <w:color w:val="EE0000"/>
           <w:sz w:val="22"/>
           <w:szCs w:val="22"/>
         </w:rPr>
@@ -15283,7 +15499,7 @@
       <w:proofErr w:type="gramEnd"/>
       <w:r>
         <w:rPr>
-          <w:color w:val="000000" w:themeColor="text1"/>
+          <w:color w:val="EE0000"/>
           <w:sz w:val="22"/>
           <w:szCs w:val="22"/>
         </w:rPr>
@@ -15294,14 +15510,14 @@
       <w:pPr>
         <w:ind w:left="720"/>
         <w:rPr>
-          <w:color w:val="000000" w:themeColor="text1"/>
-          <w:sz w:val="22"/>
-          <w:szCs w:val="22"/>
-        </w:rPr>
-      </w:pPr>
-      <w:r>
-        <w:rPr>
-          <w:color w:val="000000" w:themeColor="text1"/>
+          <w:color w:val="EE0000"/>
+          <w:sz w:val="22"/>
+          <w:szCs w:val="22"/>
+        </w:rPr>
+      </w:pPr>
+      <w:r>
+        <w:rPr>
+          <w:color w:val="EE0000"/>
           <w:sz w:val="22"/>
           <w:szCs w:val="22"/>
         </w:rPr>
@@ -15312,7 +15528,7 @@
       <w:pPr>
         <w:ind w:left="720"/>
         <w:rPr>
-          <w:color w:val="000000" w:themeColor="text1"/>
+          <w:color w:val="EE0000"/>
           <w:sz w:val="22"/>
           <w:szCs w:val="22"/>
         </w:rPr>
@@ -15322,14 +15538,14 @@
       <w:pPr>
         <w:ind w:left="720"/>
         <w:rPr>
-          <w:color w:val="000000" w:themeColor="text1"/>
-          <w:sz w:val="22"/>
-          <w:szCs w:val="22"/>
-        </w:rPr>
-      </w:pPr>
-      <w:r>
-        <w:rPr>
-          <w:color w:val="000000" w:themeColor="text1"/>
+          <w:color w:val="EE0000"/>
+          <w:sz w:val="22"/>
+          <w:szCs w:val="22"/>
+        </w:rPr>
+      </w:pPr>
+      <w:r>
+        <w:rPr>
+          <w:color w:val="EE0000"/>
           <w:sz w:val="22"/>
           <w:szCs w:val="22"/>
         </w:rPr>
@@ -15338,7 +15554,7 @@
       <w:proofErr w:type="gramStart"/>
       <w:r>
         <w:rPr>
-          <w:color w:val="000000" w:themeColor="text1"/>
+          <w:color w:val="EE0000"/>
           <w:sz w:val="22"/>
           <w:szCs w:val="22"/>
         </w:rPr>
@@ -15347,7 +15563,7 @@
       <w:proofErr w:type="gramEnd"/>
       <w:r>
         <w:rPr>
-          <w:color w:val="000000" w:themeColor="text1"/>
+          <w:color w:val="EE0000"/>
           <w:sz w:val="22"/>
           <w:szCs w:val="22"/>
         </w:rPr>
@@ -15358,14 +15574,14 @@
       <w:pPr>
         <w:ind w:left="720"/>
         <w:rPr>
-          <w:color w:val="000000" w:themeColor="text1"/>
-          <w:sz w:val="22"/>
-          <w:szCs w:val="22"/>
-        </w:rPr>
-      </w:pPr>
-      <w:r>
-        <w:rPr>
-          <w:color w:val="000000" w:themeColor="text1"/>
+          <w:color w:val="EE0000"/>
+          <w:sz w:val="22"/>
+          <w:szCs w:val="22"/>
+        </w:rPr>
+      </w:pPr>
+      <w:r>
+        <w:rPr>
+          <w:color w:val="EE0000"/>
           <w:sz w:val="22"/>
           <w:szCs w:val="22"/>
         </w:rPr>
@@ -15375,7 +15591,7 @@
       <w:proofErr w:type="gramStart"/>
       <w:r>
         <w:rPr>
-          <w:color w:val="000000" w:themeColor="text1"/>
+          <w:color w:val="EE0000"/>
           <w:sz w:val="22"/>
           <w:szCs w:val="22"/>
         </w:rPr>
@@ -15384,7 +15600,7 @@
       <w:proofErr w:type="spellEnd"/>
       <w:r>
         <w:rPr>
-          <w:color w:val="000000" w:themeColor="text1"/>
+          <w:color w:val="EE0000"/>
           <w:sz w:val="22"/>
           <w:szCs w:val="22"/>
         </w:rPr>
@@ -15393,7 +15609,7 @@
       <w:proofErr w:type="gramEnd"/>
       <w:r>
         <w:rPr>
-          <w:color w:val="000000" w:themeColor="text1"/>
+          <w:color w:val="EE0000"/>
           <w:sz w:val="22"/>
           <w:szCs w:val="22"/>
         </w:rPr>
@@ -15404,14 +15620,14 @@
       <w:pPr>
         <w:ind w:left="720"/>
         <w:rPr>
-          <w:color w:val="000000" w:themeColor="text1"/>
-          <w:sz w:val="22"/>
-          <w:szCs w:val="22"/>
-        </w:rPr>
-      </w:pPr>
-      <w:r>
-        <w:rPr>
-          <w:color w:val="000000" w:themeColor="text1"/>
+          <w:color w:val="EE0000"/>
+          <w:sz w:val="22"/>
+          <w:szCs w:val="22"/>
+        </w:rPr>
+      </w:pPr>
+      <w:r>
+        <w:rPr>
+          <w:color w:val="EE0000"/>
           <w:sz w:val="22"/>
           <w:szCs w:val="22"/>
         </w:rPr>
@@ -15422,7 +15638,7 @@
       <w:pPr>
         <w:ind w:left="720"/>
         <w:rPr>
-          <w:color w:val="000000" w:themeColor="text1"/>
+          <w:color w:val="EE0000"/>
           <w:sz w:val="22"/>
           <w:szCs w:val="22"/>
         </w:rPr>
@@ -15432,7 +15648,7 @@
       <w:pPr>
         <w:ind w:left="720"/>
         <w:rPr>
-          <w:color w:val="000000" w:themeColor="text1"/>
+          <w:color w:val="EE0000"/>
           <w:sz w:val="22"/>
           <w:szCs w:val="22"/>
         </w:rPr>
@@ -15440,7 +15656,7 @@
       <w:proofErr w:type="spellStart"/>
       <w:r>
         <w:rPr>
-          <w:color w:val="000000" w:themeColor="text1"/>
+          <w:color w:val="EE0000"/>
           <w:sz w:val="22"/>
           <w:szCs w:val="22"/>
         </w:rPr>
@@ -15449,7 +15665,7 @@
       <w:proofErr w:type="spellEnd"/>
       <w:r>
         <w:rPr>
-          <w:color w:val="000000" w:themeColor="text1"/>
+          <w:color w:val="EE0000"/>
           <w:sz w:val="22"/>
           <w:szCs w:val="22"/>
         </w:rPr>
@@ -15460,14 +15676,14 @@
       <w:pPr>
         <w:ind w:left="720"/>
         <w:rPr>
-          <w:color w:val="000000" w:themeColor="text1"/>
-          <w:sz w:val="22"/>
-          <w:szCs w:val="22"/>
-        </w:rPr>
-      </w:pPr>
-      <w:r>
-        <w:rPr>
-          <w:color w:val="000000" w:themeColor="text1"/>
+          <w:color w:val="EE0000"/>
+          <w:sz w:val="22"/>
+          <w:szCs w:val="22"/>
+        </w:rPr>
+      </w:pPr>
+      <w:r>
+        <w:rPr>
+          <w:color w:val="EE0000"/>
           <w:sz w:val="22"/>
           <w:szCs w:val="22"/>
         </w:rPr>
@@ -15476,7 +15692,7 @@
       <w:proofErr w:type="gramStart"/>
       <w:r>
         <w:rPr>
-          <w:color w:val="000000" w:themeColor="text1"/>
+          <w:color w:val="EE0000"/>
           <w:sz w:val="22"/>
           <w:szCs w:val="22"/>
         </w:rPr>
@@ -15485,7 +15701,7 @@
       <w:proofErr w:type="gramEnd"/>
       <w:r>
         <w:rPr>
-          <w:color w:val="000000" w:themeColor="text1"/>
+          <w:color w:val="EE0000"/>
           <w:sz w:val="22"/>
           <w:szCs w:val="22"/>
         </w:rPr>
@@ -15496,14 +15712,14 @@
       <w:pPr>
         <w:ind w:left="720"/>
         <w:rPr>
-          <w:color w:val="000000" w:themeColor="text1"/>
-          <w:sz w:val="22"/>
-          <w:szCs w:val="22"/>
-        </w:rPr>
-      </w:pPr>
-      <w:r>
-        <w:rPr>
-          <w:color w:val="000000" w:themeColor="text1"/>
+          <w:color w:val="EE0000"/>
+          <w:sz w:val="22"/>
+          <w:szCs w:val="22"/>
+        </w:rPr>
+      </w:pPr>
+      <w:r>
+        <w:rPr>
+          <w:color w:val="EE0000"/>
           <w:sz w:val="22"/>
           <w:szCs w:val="22"/>
         </w:rPr>
@@ -15514,14 +15730,14 @@
       <w:pPr>
         <w:ind w:left="720"/>
         <w:rPr>
-          <w:color w:val="000000" w:themeColor="text1"/>
-          <w:sz w:val="22"/>
-          <w:szCs w:val="22"/>
-        </w:rPr>
-      </w:pPr>
-      <w:r>
-        <w:rPr>
-          <w:color w:val="000000" w:themeColor="text1"/>
+          <w:color w:val="EE0000"/>
+          <w:sz w:val="22"/>
+          <w:szCs w:val="22"/>
+        </w:rPr>
+      </w:pPr>
+      <w:r>
+        <w:rPr>
+          <w:color w:val="EE0000"/>
           <w:sz w:val="22"/>
           <w:szCs w:val="22"/>
         </w:rPr>
@@ -15552,7 +15768,7 @@
       <w:proofErr w:type="gramStart"/>
       <w:r>
         <w:rPr>
-          <w:color w:val="000000" w:themeColor="text1"/>
+          <w:color w:val="EE0000"/>
           <w:sz w:val="22"/>
           <w:szCs w:val="22"/>
         </w:rPr>
@@ -15561,11 +15777,19 @@
       <w:proofErr w:type="gramEnd"/>
       <w:r>
         <w:rPr>
-          <w:color w:val="000000" w:themeColor="text1"/>
-          <w:sz w:val="22"/>
-          <w:szCs w:val="22"/>
-        </w:rPr>
-        <w:t>), that value becomes the result of the Promise.</w:t>
+          <w:color w:val="EE0000"/>
+          <w:sz w:val="22"/>
+          <w:szCs w:val="22"/>
+        </w:rPr>
+        <w:t>),</w:t>
+      </w:r>
+      <w:r>
+        <w:rPr>
+          <w:color w:val="000000" w:themeColor="text1"/>
+          <w:sz w:val="22"/>
+          <w:szCs w:val="22"/>
+        </w:rPr>
+        <w:t xml:space="preserve"> that value becomes the result of the Promise.</w:t>
       </w:r>
       <w:r>
         <w:rPr>
@@ -15582,16 +15806,32 @@
           <w:sz w:val="22"/>
           <w:szCs w:val="22"/>
         </w:rPr>
-        <w:t>the .then</w:t>
-      </w:r>
-      <w:proofErr w:type="gramEnd"/>
-      <w:r>
-        <w:rPr>
-          <w:color w:val="000000" w:themeColor="text1"/>
-          <w:sz w:val="22"/>
-          <w:szCs w:val="22"/>
-        </w:rPr>
-        <w:t>() as the result.</w:t>
+        <w:t>the</w:t>
+      </w:r>
+      <w:r>
+        <w:rPr>
+          <w:color w:val="EE0000"/>
+          <w:sz w:val="22"/>
+          <w:szCs w:val="22"/>
+        </w:rPr>
+        <w:t xml:space="preserve"> .then</w:t>
+      </w:r>
+      <w:proofErr w:type="gramEnd"/>
+      <w:r>
+        <w:rPr>
+          <w:color w:val="EE0000"/>
+          <w:sz w:val="22"/>
+          <w:szCs w:val="22"/>
+        </w:rPr>
+        <w:t xml:space="preserve">() </w:t>
+      </w:r>
+      <w:r>
+        <w:rPr>
+          <w:color w:val="000000" w:themeColor="text1"/>
+          <w:sz w:val="22"/>
+          <w:szCs w:val="22"/>
+        </w:rPr>
+        <w:t>as the result.</w:t>
       </w:r>
     </w:p>
     <w:p>
@@ -15622,39 +15862,71 @@
           <w:sz w:val="22"/>
           <w:szCs w:val="22"/>
         </w:rPr>
-        <w:t>to .then</w:t>
-      </w:r>
-      <w:proofErr w:type="gramEnd"/>
-      <w:r>
-        <w:rPr>
-          <w:color w:val="000000" w:themeColor="text1"/>
-          <w:sz w:val="22"/>
-          <w:szCs w:val="22"/>
-        </w:rPr>
-        <w:t xml:space="preserve">() the value in </w:t>
-      </w:r>
-      <w:proofErr w:type="gramStart"/>
-      <w:r>
-        <w:rPr>
-          <w:color w:val="000000" w:themeColor="text1"/>
-          <w:sz w:val="22"/>
-          <w:szCs w:val="22"/>
-        </w:rPr>
-        <w:t>the .then</w:t>
-      </w:r>
-      <w:proofErr w:type="gramEnd"/>
-      <w:r>
-        <w:rPr>
-          <w:color w:val="000000" w:themeColor="text1"/>
-          <w:sz w:val="22"/>
-          <w:szCs w:val="22"/>
-        </w:rPr>
-        <w:t xml:space="preserve">() which is the result always comes from the result of the </w:t>
-      </w:r>
-      <w:proofErr w:type="gramStart"/>
-      <w:r>
-        <w:rPr>
-          <w:color w:val="000000" w:themeColor="text1"/>
+        <w:t xml:space="preserve">to </w:t>
+      </w:r>
+      <w:r>
+        <w:rPr>
+          <w:color w:val="EE0000"/>
+          <w:sz w:val="22"/>
+          <w:szCs w:val="22"/>
+        </w:rPr>
+        <w:t>.then</w:t>
+      </w:r>
+      <w:proofErr w:type="gramEnd"/>
+      <w:r>
+        <w:rPr>
+          <w:color w:val="EE0000"/>
+          <w:sz w:val="22"/>
+          <w:szCs w:val="22"/>
+        </w:rPr>
+        <w:t>()</w:t>
+      </w:r>
+      <w:r>
+        <w:rPr>
+          <w:color w:val="000000" w:themeColor="text1"/>
+          <w:sz w:val="22"/>
+          <w:szCs w:val="22"/>
+        </w:rPr>
+        <w:t xml:space="preserve"> the value in </w:t>
+      </w:r>
+      <w:proofErr w:type="gramStart"/>
+      <w:r>
+        <w:rPr>
+          <w:color w:val="000000" w:themeColor="text1"/>
+          <w:sz w:val="22"/>
+          <w:szCs w:val="22"/>
+        </w:rPr>
+        <w:t xml:space="preserve">the </w:t>
+      </w:r>
+      <w:r>
+        <w:rPr>
+          <w:color w:val="EE0000"/>
+          <w:sz w:val="22"/>
+          <w:szCs w:val="22"/>
+        </w:rPr>
+        <w:t>.then</w:t>
+      </w:r>
+      <w:proofErr w:type="gramEnd"/>
+      <w:r>
+        <w:rPr>
+          <w:color w:val="EE0000"/>
+          <w:sz w:val="22"/>
+          <w:szCs w:val="22"/>
+        </w:rPr>
+        <w:t xml:space="preserve">() </w:t>
+      </w:r>
+      <w:r>
+        <w:rPr>
+          <w:color w:val="000000" w:themeColor="text1"/>
+          <w:sz w:val="22"/>
+          <w:szCs w:val="22"/>
+        </w:rPr>
+        <w:t xml:space="preserve">which is the result always comes from the result of the </w:t>
+      </w:r>
+      <w:proofErr w:type="gramStart"/>
+      <w:r>
+        <w:rPr>
+          <w:color w:val="EE0000"/>
           <w:sz w:val="22"/>
           <w:szCs w:val="22"/>
         </w:rPr>
@@ -15663,11 +15935,19 @@
       <w:proofErr w:type="gramEnd"/>
       <w:r>
         <w:rPr>
-          <w:color w:val="000000" w:themeColor="text1"/>
-          <w:sz w:val="22"/>
-          <w:szCs w:val="22"/>
-        </w:rPr>
-        <w:t>) which might depend on the input we pass to the promise</w:t>
+          <w:color w:val="EE0000"/>
+          <w:sz w:val="22"/>
+          <w:szCs w:val="22"/>
+        </w:rPr>
+        <w:t xml:space="preserve">) </w:t>
+      </w:r>
+      <w:r>
+        <w:rPr>
+          <w:color w:val="000000" w:themeColor="text1"/>
+          <w:sz w:val="22"/>
+          <w:szCs w:val="22"/>
+        </w:rPr>
+        <w:t>which might depend on the input we pass to the promise</w:t>
       </w:r>
     </w:p>
     <w:p>
@@ -15687,7 +15967,7 @@
       <w:proofErr w:type="gramStart"/>
       <w:r>
         <w:rPr>
-          <w:color w:val="000000" w:themeColor="text1"/>
+          <w:color w:val="EE0000"/>
           <w:sz w:val="22"/>
           <w:szCs w:val="22"/>
         </w:rPr>
@@ -15696,7 +15976,7 @@
       <w:proofErr w:type="spellEnd"/>
       <w:r>
         <w:rPr>
-          <w:color w:val="000000" w:themeColor="text1"/>
+          <w:color w:val="EE0000"/>
           <w:sz w:val="22"/>
           <w:szCs w:val="22"/>
         </w:rPr>
@@ -15705,11 +15985,19 @@
       <w:proofErr w:type="gramEnd"/>
       <w:r>
         <w:rPr>
-          <w:color w:val="000000" w:themeColor="text1"/>
-          <w:sz w:val="22"/>
-          <w:szCs w:val="22"/>
-        </w:rPr>
-        <w:t>) takes an array of Promises and waits for all of them to successfully finish.</w:t>
+          <w:color w:val="EE0000"/>
+          <w:sz w:val="22"/>
+          <w:szCs w:val="22"/>
+        </w:rPr>
+        <w:t>)</w:t>
+      </w:r>
+      <w:r>
+        <w:rPr>
+          <w:color w:val="000000" w:themeColor="text1"/>
+          <w:sz w:val="22"/>
+          <w:szCs w:val="22"/>
+        </w:rPr>
+        <w:t xml:space="preserve"> takes an array of Promises and waits for all of them to successfully finish.</w:t>
       </w:r>
       <w:r>
         <w:rPr>
@@ -15723,7 +16011,7 @@
       <w:proofErr w:type="gramStart"/>
       <w:r>
         <w:rPr>
-          <w:color w:val="000000" w:themeColor="text1"/>
+          <w:color w:val="EE0000"/>
           <w:sz w:val="22"/>
           <w:szCs w:val="22"/>
         </w:rPr>
@@ -15732,7 +16020,7 @@
       <w:proofErr w:type="spellEnd"/>
       <w:r>
         <w:rPr>
-          <w:color w:val="000000" w:themeColor="text1"/>
+          <w:color w:val="EE0000"/>
           <w:sz w:val="22"/>
           <w:szCs w:val="22"/>
         </w:rPr>
@@ -15741,17 +16029,25 @@
       <w:proofErr w:type="gramEnd"/>
       <w:r>
         <w:rPr>
-          <w:color w:val="000000" w:themeColor="text1"/>
-          <w:sz w:val="22"/>
-          <w:szCs w:val="22"/>
-        </w:rPr>
-        <w:t xml:space="preserve">) = wait for ALL Promises. If all succeed, get all results. If one fails, the whole </w:t>
+          <w:color w:val="EE0000"/>
+          <w:sz w:val="22"/>
+          <w:szCs w:val="22"/>
+        </w:rPr>
+        <w:t>)</w:t>
+      </w:r>
+      <w:r>
+        <w:rPr>
+          <w:color w:val="000000" w:themeColor="text1"/>
+          <w:sz w:val="22"/>
+          <w:szCs w:val="22"/>
+        </w:rPr>
+        <w:t xml:space="preserve"> = wait for ALL Promises. If all succeed, get all results. If one fails, the whole </w:t>
       </w:r>
       <w:proofErr w:type="spellStart"/>
       <w:proofErr w:type="gramStart"/>
       <w:r>
         <w:rPr>
-          <w:color w:val="000000" w:themeColor="text1"/>
+          <w:color w:val="EE0000"/>
           <w:sz w:val="22"/>
           <w:szCs w:val="22"/>
         </w:rPr>
@@ -15760,7 +16056,7 @@
       <w:proofErr w:type="spellEnd"/>
       <w:r>
         <w:rPr>
-          <w:color w:val="000000" w:themeColor="text1"/>
+          <w:color w:val="EE0000"/>
           <w:sz w:val="22"/>
           <w:szCs w:val="22"/>
         </w:rPr>
@@ -15769,11 +16065,19 @@
       <w:proofErr w:type="gramEnd"/>
       <w:r>
         <w:rPr>
-          <w:color w:val="000000" w:themeColor="text1"/>
-          <w:sz w:val="22"/>
-          <w:szCs w:val="22"/>
-        </w:rPr>
-        <w:t>) rejects.</w:t>
+          <w:color w:val="EE0000"/>
+          <w:sz w:val="22"/>
+          <w:szCs w:val="22"/>
+        </w:rPr>
+        <w:t xml:space="preserve">) </w:t>
+      </w:r>
+      <w:r>
+        <w:rPr>
+          <w:color w:val="000000" w:themeColor="text1"/>
+          <w:sz w:val="22"/>
+          <w:szCs w:val="22"/>
+        </w:rPr>
+        <w:t>rejects.</w:t>
       </w:r>
     </w:p>
     <w:p>
@@ -15784,15 +16088,15 @@
           <w:numId w:val="23"/>
         </w:numPr>
         <w:rPr>
-          <w:color w:val="000000" w:themeColor="text1"/>
-          <w:sz w:val="22"/>
-          <w:szCs w:val="22"/>
-        </w:rPr>
-      </w:pPr>
-      <w:proofErr w:type="gramStart"/>
-      <w:r>
-        <w:rPr>
-          <w:color w:val="000000" w:themeColor="text1"/>
+          <w:color w:val="EE0000"/>
+          <w:sz w:val="22"/>
+          <w:szCs w:val="22"/>
+        </w:rPr>
+      </w:pPr>
+      <w:proofErr w:type="gramStart"/>
+      <w:r>
+        <w:rPr>
+          <w:color w:val="EE0000"/>
           <w:sz w:val="22"/>
           <w:szCs w:val="22"/>
         </w:rPr>
@@ -15801,33 +16105,33 @@
       <w:proofErr w:type="gramEnd"/>
       <w:r>
         <w:rPr>
-          <w:color w:val="000000" w:themeColor="text1"/>
-          <w:sz w:val="22"/>
-          <w:szCs w:val="22"/>
-        </w:rPr>
-        <w:t>) returns a Promise.</w:t>
-      </w:r>
-      <w:r>
-        <w:rPr>
-          <w:color w:val="000000" w:themeColor="text1"/>
-          <w:sz w:val="22"/>
-          <w:szCs w:val="22"/>
-        </w:rPr>
-        <w:t xml:space="preserve"> </w:t>
+          <w:color w:val="EE0000"/>
+          <w:sz w:val="22"/>
+          <w:szCs w:val="22"/>
+        </w:rPr>
+        <w:t xml:space="preserve">) </w:t>
+      </w:r>
+      <w:r>
+        <w:rPr>
+          <w:color w:val="000000" w:themeColor="text1"/>
+          <w:sz w:val="22"/>
+          <w:szCs w:val="22"/>
+        </w:rPr>
+        <w:t xml:space="preserve">returns a Promise. </w:t>
       </w:r>
     </w:p>
     <w:p>
       <w:pPr>
         <w:ind w:left="720"/>
         <w:rPr>
-          <w:color w:val="000000" w:themeColor="text1"/>
-          <w:sz w:val="22"/>
-          <w:szCs w:val="22"/>
-        </w:rPr>
-      </w:pPr>
-      <w:r>
-        <w:rPr>
-          <w:color w:val="000000" w:themeColor="text1"/>
+          <w:color w:val="EE0000"/>
+          <w:sz w:val="22"/>
+          <w:szCs w:val="22"/>
+        </w:rPr>
+      </w:pPr>
+      <w:r>
+        <w:rPr>
+          <w:color w:val="EE0000"/>
           <w:sz w:val="22"/>
           <w:szCs w:val="22"/>
         </w:rPr>
@@ -15838,14 +16142,14 @@
       <w:pPr>
         <w:ind w:left="720"/>
         <w:rPr>
-          <w:color w:val="000000" w:themeColor="text1"/>
-          <w:sz w:val="22"/>
-          <w:szCs w:val="22"/>
-        </w:rPr>
-      </w:pPr>
-      <w:r>
-        <w:rPr>
-          <w:color w:val="000000" w:themeColor="text1"/>
+          <w:color w:val="EE0000"/>
+          <w:sz w:val="22"/>
+          <w:szCs w:val="22"/>
+        </w:rPr>
+      </w:pPr>
+      <w:r>
+        <w:rPr>
+          <w:color w:val="EE0000"/>
           <w:sz w:val="22"/>
           <w:szCs w:val="22"/>
         </w:rPr>
@@ -15854,7 +16158,7 @@
       <w:proofErr w:type="gramStart"/>
       <w:r>
         <w:rPr>
-          <w:color w:val="000000" w:themeColor="text1"/>
+          <w:color w:val="EE0000"/>
           <w:sz w:val="22"/>
           <w:szCs w:val="22"/>
         </w:rPr>
@@ -15863,7 +16167,7 @@
       <w:proofErr w:type="gramEnd"/>
       <w:r>
         <w:rPr>
-          <w:color w:val="000000" w:themeColor="text1"/>
+          <w:color w:val="EE0000"/>
           <w:sz w:val="22"/>
           <w:szCs w:val="22"/>
         </w:rPr>
@@ -15874,14 +16178,14 @@
       <w:pPr>
         <w:ind w:left="720"/>
         <w:rPr>
-          <w:color w:val="000000" w:themeColor="text1"/>
-          <w:sz w:val="22"/>
-          <w:szCs w:val="22"/>
-        </w:rPr>
-      </w:pPr>
-      <w:r>
-        <w:rPr>
-          <w:color w:val="000000" w:themeColor="text1"/>
+          <w:color w:val="EE0000"/>
+          <w:sz w:val="22"/>
+          <w:szCs w:val="22"/>
+        </w:rPr>
+      </w:pPr>
+      <w:r>
+        <w:rPr>
+          <w:color w:val="EE0000"/>
           <w:sz w:val="22"/>
           <w:szCs w:val="22"/>
         </w:rPr>
@@ -15893,14 +16197,14 @@
       <w:pPr>
         <w:ind w:left="720"/>
         <w:rPr>
-          <w:color w:val="000000" w:themeColor="text1"/>
-          <w:sz w:val="22"/>
-          <w:szCs w:val="22"/>
-        </w:rPr>
-      </w:pPr>
-      <w:r>
-        <w:rPr>
-          <w:color w:val="000000" w:themeColor="text1"/>
+          <w:color w:val="EE0000"/>
+          <w:sz w:val="22"/>
+          <w:szCs w:val="22"/>
+        </w:rPr>
+      </w:pPr>
+      <w:r>
+        <w:rPr>
+          <w:color w:val="EE0000"/>
           <w:sz w:val="22"/>
           <w:szCs w:val="22"/>
         </w:rPr>
@@ -15911,14 +16215,14 @@
       <w:pPr>
         <w:ind w:left="720"/>
         <w:rPr>
-          <w:color w:val="000000" w:themeColor="text1"/>
-          <w:sz w:val="22"/>
-          <w:szCs w:val="22"/>
-        </w:rPr>
-      </w:pPr>
-      <w:r>
-        <w:rPr>
-          <w:color w:val="000000" w:themeColor="text1"/>
+          <w:color w:val="EE0000"/>
+          <w:sz w:val="22"/>
+          <w:szCs w:val="22"/>
+        </w:rPr>
+      </w:pPr>
+      <w:r>
+        <w:rPr>
+          <w:color w:val="EE0000"/>
           <w:sz w:val="22"/>
           <w:szCs w:val="22"/>
         </w:rPr>
@@ -15927,7 +16231,7 @@
       <w:proofErr w:type="gramStart"/>
       <w:r>
         <w:rPr>
-          <w:color w:val="000000" w:themeColor="text1"/>
+          <w:color w:val="EE0000"/>
           <w:sz w:val="22"/>
           <w:szCs w:val="22"/>
         </w:rPr>
@@ -15936,7 +16240,7 @@
       <w:proofErr w:type="gramEnd"/>
       <w:r>
         <w:rPr>
-          <w:color w:val="000000" w:themeColor="text1"/>
+          <w:color w:val="EE0000"/>
           <w:sz w:val="22"/>
           <w:szCs w:val="22"/>
         </w:rPr>
@@ -15947,14 +16251,14 @@
       <w:pPr>
         <w:ind w:left="720"/>
         <w:rPr>
-          <w:color w:val="000000" w:themeColor="text1"/>
-          <w:sz w:val="22"/>
-          <w:szCs w:val="22"/>
-        </w:rPr>
-      </w:pPr>
-      <w:r>
-        <w:rPr>
-          <w:color w:val="000000" w:themeColor="text1"/>
+          <w:color w:val="EE0000"/>
+          <w:sz w:val="22"/>
+          <w:szCs w:val="22"/>
+        </w:rPr>
+      </w:pPr>
+      <w:r>
+        <w:rPr>
+          <w:color w:val="EE0000"/>
           <w:sz w:val="22"/>
           <w:szCs w:val="22"/>
         </w:rPr>
@@ -15965,14 +16269,14 @@
       <w:pPr>
         <w:ind w:left="720"/>
         <w:rPr>
-          <w:color w:val="000000" w:themeColor="text1"/>
-          <w:sz w:val="22"/>
-          <w:szCs w:val="22"/>
-        </w:rPr>
-      </w:pPr>
-      <w:r>
-        <w:rPr>
-          <w:color w:val="000000" w:themeColor="text1"/>
+          <w:color w:val="EE0000"/>
+          <w:sz w:val="22"/>
+          <w:szCs w:val="22"/>
+        </w:rPr>
+      </w:pPr>
+      <w:r>
+        <w:rPr>
+          <w:color w:val="EE0000"/>
           <w:sz w:val="22"/>
           <w:szCs w:val="22"/>
         </w:rPr>
@@ -16015,15 +16319,15 @@
       <w:pPr>
         <w:ind w:left="720"/>
         <w:rPr>
-          <w:color w:val="000000" w:themeColor="text1"/>
-          <w:sz w:val="22"/>
-          <w:szCs w:val="22"/>
-        </w:rPr>
-      </w:pPr>
-      <w:proofErr w:type="gramStart"/>
-      <w:r>
-        <w:rPr>
-          <w:color w:val="000000" w:themeColor="text1"/>
+          <w:color w:val="EE0000"/>
+          <w:sz w:val="22"/>
+          <w:szCs w:val="22"/>
+        </w:rPr>
+      </w:pPr>
+      <w:proofErr w:type="gramStart"/>
+      <w:r>
+        <w:rPr>
+          <w:color w:val="EE0000"/>
           <w:sz w:val="22"/>
           <w:szCs w:val="22"/>
         </w:rPr>
@@ -16032,7 +16336,7 @@
       <w:proofErr w:type="gramEnd"/>
       <w:r>
         <w:rPr>
-          <w:color w:val="000000" w:themeColor="text1"/>
+          <w:color w:val="EE0000"/>
           <w:sz w:val="22"/>
           <w:szCs w:val="22"/>
         </w:rPr>
@@ -16041,7 +16345,7 @@
       <w:proofErr w:type="gramStart"/>
       <w:r>
         <w:rPr>
-          <w:color w:val="000000" w:themeColor="text1"/>
+          <w:color w:val="EE0000"/>
           <w:sz w:val="22"/>
           <w:szCs w:val="22"/>
         </w:rPr>
@@ -16053,14 +16357,14 @@
       <w:pPr>
         <w:ind w:left="720"/>
         <w:rPr>
-          <w:color w:val="000000" w:themeColor="text1"/>
-          <w:sz w:val="22"/>
-          <w:szCs w:val="22"/>
-        </w:rPr>
-      </w:pPr>
-      <w:r>
-        <w:rPr>
-          <w:color w:val="000000" w:themeColor="text1"/>
+          <w:color w:val="EE0000"/>
+          <w:sz w:val="22"/>
+          <w:szCs w:val="22"/>
+        </w:rPr>
+      </w:pPr>
+      <w:r>
+        <w:rPr>
+          <w:color w:val="EE0000"/>
           <w:sz w:val="22"/>
           <w:szCs w:val="22"/>
         </w:rPr>
@@ -16071,14 +16375,14 @@
       <w:pPr>
         <w:ind w:left="720"/>
         <w:rPr>
-          <w:color w:val="000000" w:themeColor="text1"/>
-          <w:sz w:val="22"/>
-          <w:szCs w:val="22"/>
-        </w:rPr>
-      </w:pPr>
-      <w:r>
-        <w:rPr>
-          <w:color w:val="000000" w:themeColor="text1"/>
+          <w:color w:val="EE0000"/>
+          <w:sz w:val="22"/>
+          <w:szCs w:val="22"/>
+        </w:rPr>
+      </w:pPr>
+      <w:r>
+        <w:rPr>
+          <w:color w:val="EE0000"/>
           <w:sz w:val="22"/>
           <w:szCs w:val="22"/>
         </w:rPr>
@@ -16087,7 +16391,7 @@
       <w:proofErr w:type="spellStart"/>
       <w:r>
         <w:rPr>
-          <w:color w:val="000000" w:themeColor="text1"/>
+          <w:color w:val="EE0000"/>
           <w:sz w:val="22"/>
           <w:szCs w:val="22"/>
         </w:rPr>
@@ -16096,7 +16400,7 @@
       <w:proofErr w:type="gramStart"/>
       <w:r>
         <w:rPr>
-          <w:color w:val="000000" w:themeColor="text1"/>
+          <w:color w:val="EE0000"/>
           <w:sz w:val="22"/>
           <w:szCs w:val="22"/>
         </w:rPr>
@@ -16105,7 +16409,7 @@
       <w:proofErr w:type="spellEnd"/>
       <w:r>
         <w:rPr>
-          <w:color w:val="000000" w:themeColor="text1"/>
+          <w:color w:val="EE0000"/>
           <w:sz w:val="22"/>
           <w:szCs w:val="22"/>
         </w:rPr>
@@ -16117,14 +16421,14 @@
       <w:pPr>
         <w:ind w:left="720"/>
         <w:rPr>
-          <w:color w:val="000000" w:themeColor="text1"/>
-          <w:sz w:val="22"/>
-          <w:szCs w:val="22"/>
-        </w:rPr>
-      </w:pPr>
-      <w:r>
-        <w:rPr>
-          <w:color w:val="000000" w:themeColor="text1"/>
+          <w:color w:val="EE0000"/>
+          <w:sz w:val="22"/>
+          <w:szCs w:val="22"/>
+        </w:rPr>
+      </w:pPr>
+      <w:r>
+        <w:rPr>
+          <w:color w:val="EE0000"/>
           <w:sz w:val="22"/>
           <w:szCs w:val="22"/>
         </w:rPr>
@@ -16135,14 +16439,14 @@
       <w:pPr>
         <w:ind w:left="720"/>
         <w:rPr>
-          <w:color w:val="000000" w:themeColor="text1"/>
-          <w:sz w:val="22"/>
-          <w:szCs w:val="22"/>
-        </w:rPr>
-      </w:pPr>
-      <w:r>
-        <w:rPr>
-          <w:color w:val="000000" w:themeColor="text1"/>
+          <w:color w:val="EE0000"/>
+          <w:sz w:val="22"/>
+          <w:szCs w:val="22"/>
+        </w:rPr>
+      </w:pPr>
+      <w:r>
+        <w:rPr>
+          <w:color w:val="EE0000"/>
           <w:sz w:val="22"/>
           <w:szCs w:val="22"/>
         </w:rPr>
@@ -16153,14 +16457,14 @@
       <w:pPr>
         <w:ind w:left="720"/>
         <w:rPr>
-          <w:color w:val="000000" w:themeColor="text1"/>
-          <w:sz w:val="22"/>
-          <w:szCs w:val="22"/>
-        </w:rPr>
-      </w:pPr>
-      <w:r>
-        <w:rPr>
-          <w:color w:val="000000" w:themeColor="text1"/>
+          <w:color w:val="EE0000"/>
+          <w:sz w:val="22"/>
+          <w:szCs w:val="22"/>
+        </w:rPr>
+      </w:pPr>
+      <w:r>
+        <w:rPr>
+          <w:color w:val="EE0000"/>
           <w:sz w:val="22"/>
           <w:szCs w:val="22"/>
         </w:rPr>
@@ -16192,7 +16496,7 @@
       <w:proofErr w:type="gramStart"/>
       <w:r>
         <w:rPr>
-          <w:color w:val="000000" w:themeColor="text1"/>
+          <w:color w:val="EE0000"/>
           <w:sz w:val="22"/>
           <w:szCs w:val="22"/>
         </w:rPr>
@@ -16202,11 +16506,19 @@
       <w:proofErr w:type="gramEnd"/>
       <w:r>
         <w:rPr>
-          <w:color w:val="000000" w:themeColor="text1"/>
-          <w:sz w:val="22"/>
-          <w:szCs w:val="22"/>
-        </w:rPr>
-        <w:t>() as "read the response body and turn it into a JavaScript object."</w:t>
+          <w:color w:val="EE0000"/>
+          <w:sz w:val="22"/>
+          <w:szCs w:val="22"/>
+        </w:rPr>
+        <w:t>()</w:t>
+      </w:r>
+      <w:r>
+        <w:rPr>
+          <w:color w:val="000000" w:themeColor="text1"/>
+          <w:sz w:val="22"/>
+          <w:szCs w:val="22"/>
+        </w:rPr>
+        <w:t xml:space="preserve"> as "read the response body and turn it into a JavaScript object."</w:t>
       </w:r>
     </w:p>
     <w:p>
@@ -16217,7 +16529,7 @@
           <w:numId w:val="23"/>
         </w:numPr>
         <w:rPr>
-          <w:color w:val="000000" w:themeColor="text1"/>
+          <w:color w:val="EE0000"/>
           <w:sz w:val="22"/>
           <w:szCs w:val="22"/>
         </w:rPr>
@@ -16266,21 +16578,29 @@
           <w:sz w:val="22"/>
           <w:szCs w:val="22"/>
         </w:rPr>
-        <w:t xml:space="preserve"> on to handle the error or use the result</w:t>
+        <w:t xml:space="preserve"> on to handle the error or use the </w:t>
+      </w:r>
+      <w:r>
+        <w:rPr>
+          <w:color w:val="EE0000"/>
+          <w:sz w:val="22"/>
+          <w:szCs w:val="22"/>
+        </w:rPr>
+        <w:t>result</w:t>
       </w:r>
     </w:p>
     <w:p>
       <w:pPr>
         <w:ind w:left="720"/>
         <w:rPr>
-          <w:color w:val="000000" w:themeColor="text1"/>
-          <w:sz w:val="22"/>
-          <w:szCs w:val="22"/>
-        </w:rPr>
-      </w:pPr>
-      <w:r>
-        <w:rPr>
-          <w:color w:val="000000" w:themeColor="text1"/>
+          <w:color w:val="EE0000"/>
+          <w:sz w:val="22"/>
+          <w:szCs w:val="22"/>
+        </w:rPr>
+      </w:pPr>
+      <w:r>
+        <w:rPr>
+          <w:color w:val="EE0000"/>
           <w:sz w:val="22"/>
           <w:szCs w:val="22"/>
         </w:rPr>
@@ -16291,14 +16611,14 @@
       <w:pPr>
         <w:ind w:left="720"/>
         <w:rPr>
-          <w:color w:val="000000" w:themeColor="text1"/>
-          <w:sz w:val="22"/>
-          <w:szCs w:val="22"/>
-        </w:rPr>
-      </w:pPr>
-      <w:r>
-        <w:rPr>
-          <w:color w:val="000000" w:themeColor="text1"/>
+          <w:color w:val="EE0000"/>
+          <w:sz w:val="22"/>
+          <w:szCs w:val="22"/>
+        </w:rPr>
+      </w:pPr>
+      <w:r>
+        <w:rPr>
+          <w:color w:val="EE0000"/>
           <w:sz w:val="22"/>
           <w:szCs w:val="22"/>
         </w:rPr>
@@ -16307,7 +16627,7 @@
       <w:proofErr w:type="gramStart"/>
       <w:r>
         <w:rPr>
-          <w:color w:val="000000" w:themeColor="text1"/>
+          <w:color w:val="EE0000"/>
           <w:sz w:val="22"/>
           <w:szCs w:val="22"/>
         </w:rPr>
@@ -16316,7 +16636,7 @@
       <w:proofErr w:type="gramEnd"/>
       <w:r>
         <w:rPr>
-          <w:color w:val="000000" w:themeColor="text1"/>
+          <w:color w:val="EE0000"/>
           <w:sz w:val="22"/>
           <w:szCs w:val="22"/>
         </w:rPr>
@@ -16326,7 +16646,7 @@
       <w:proofErr w:type="gramStart"/>
       <w:r>
         <w:rPr>
-          <w:color w:val="000000" w:themeColor="text1"/>
+          <w:color w:val="EE0000"/>
           <w:sz w:val="22"/>
           <w:szCs w:val="22"/>
         </w:rPr>
@@ -16336,7 +16656,7 @@
       <w:proofErr w:type="gramEnd"/>
       <w:r>
         <w:rPr>
-          <w:color w:val="000000" w:themeColor="text1"/>
+          <w:color w:val="EE0000"/>
           <w:sz w:val="22"/>
           <w:szCs w:val="22"/>
         </w:rPr>
@@ -16347,14 +16667,14 @@
       <w:pPr>
         <w:ind w:left="720"/>
         <w:rPr>
-          <w:color w:val="000000" w:themeColor="text1"/>
-          <w:sz w:val="22"/>
-          <w:szCs w:val="22"/>
-        </w:rPr>
-      </w:pPr>
-      <w:r>
-        <w:rPr>
-          <w:color w:val="000000" w:themeColor="text1"/>
+          <w:color w:val="EE0000"/>
+          <w:sz w:val="22"/>
+          <w:szCs w:val="22"/>
+        </w:rPr>
+      </w:pPr>
+      <w:r>
+        <w:rPr>
+          <w:color w:val="EE0000"/>
           <w:sz w:val="22"/>
           <w:szCs w:val="22"/>
         </w:rPr>
@@ -16363,7 +16683,7 @@
       <w:proofErr w:type="gramStart"/>
       <w:r>
         <w:rPr>
-          <w:color w:val="000000" w:themeColor="text1"/>
+          <w:color w:val="EE0000"/>
           <w:sz w:val="22"/>
           <w:szCs w:val="22"/>
         </w:rPr>
@@ -16372,7 +16692,7 @@
       <w:proofErr w:type="gramEnd"/>
       <w:r>
         <w:rPr>
-          <w:color w:val="000000" w:themeColor="text1"/>
+          <w:color w:val="EE0000"/>
           <w:sz w:val="22"/>
           <w:szCs w:val="22"/>
         </w:rPr>
@@ -16383,14 +16703,14 @@
       <w:pPr>
         <w:ind w:left="720"/>
         <w:rPr>
-          <w:color w:val="000000" w:themeColor="text1"/>
-          <w:sz w:val="22"/>
-          <w:szCs w:val="22"/>
-        </w:rPr>
-      </w:pPr>
-      <w:r>
-        <w:rPr>
-          <w:color w:val="000000" w:themeColor="text1"/>
+          <w:color w:val="EE0000"/>
+          <w:sz w:val="22"/>
+          <w:szCs w:val="22"/>
+        </w:rPr>
+      </w:pPr>
+      <w:r>
+        <w:rPr>
+          <w:color w:val="EE0000"/>
           <w:sz w:val="22"/>
           <w:szCs w:val="22"/>
         </w:rPr>
@@ -16401,14 +16721,14 @@
       <w:pPr>
         <w:ind w:left="720"/>
         <w:rPr>
-          <w:color w:val="000000" w:themeColor="text1"/>
-          <w:sz w:val="22"/>
-          <w:szCs w:val="22"/>
-        </w:rPr>
-      </w:pPr>
-      <w:r>
-        <w:rPr>
-          <w:color w:val="000000" w:themeColor="text1"/>
+          <w:color w:val="EE0000"/>
+          <w:sz w:val="22"/>
+          <w:szCs w:val="22"/>
+        </w:rPr>
+      </w:pPr>
+      <w:r>
+        <w:rPr>
+          <w:color w:val="EE0000"/>
           <w:sz w:val="22"/>
           <w:szCs w:val="22"/>
         </w:rPr>
@@ -16458,11 +16778,19 @@
       </w:pPr>
       <w:r>
         <w:rPr>
-          <w:color w:val="000000" w:themeColor="text1"/>
-          <w:sz w:val="22"/>
-          <w:szCs w:val="22"/>
-        </w:rPr>
-        <w:t>async/await is one of the most important parts of modern JavaScript because it makes asynchronous code look and behave more like synchronous code.</w:t>
+          <w:color w:val="EE0000"/>
+          <w:sz w:val="22"/>
+          <w:szCs w:val="22"/>
+        </w:rPr>
+        <w:t>async/await</w:t>
+      </w:r>
+      <w:r>
+        <w:rPr>
+          <w:color w:val="000000" w:themeColor="text1"/>
+          <w:sz w:val="22"/>
+          <w:szCs w:val="22"/>
+        </w:rPr>
+        <w:t xml:space="preserve"> is one of the most important parts of modern JavaScript because it makes asynchronous code look and behave more like synchronous code.</w:t>
       </w:r>
     </w:p>
     <w:p>
@@ -16537,7 +16865,7 @@
       <w:proofErr w:type="gramStart"/>
       <w:r>
         <w:rPr>
-          <w:color w:val="000000" w:themeColor="text1"/>
+          <w:color w:val="EE0000"/>
           <w:sz w:val="22"/>
           <w:szCs w:val="22"/>
         </w:rPr>
@@ -16546,19 +16874,19 @@
       <w:proofErr w:type="gramEnd"/>
       <w:r>
         <w:rPr>
-          <w:color w:val="000000" w:themeColor="text1"/>
-          <w:sz w:val="22"/>
-          <w:szCs w:val="22"/>
-        </w:rPr>
-        <w:t>)</w:t>
-      </w:r>
-      <w:r>
-        <w:rPr>
-          <w:color w:val="000000" w:themeColor="text1"/>
-          <w:sz w:val="22"/>
-          <w:szCs w:val="22"/>
-        </w:rPr>
-        <w:t>. The same way as if we are using resolve as a promise.</w:t>
+          <w:color w:val="EE0000"/>
+          <w:sz w:val="22"/>
+          <w:szCs w:val="22"/>
+        </w:rPr>
+        <w:t>).</w:t>
+      </w:r>
+      <w:r>
+        <w:rPr>
+          <w:color w:val="000000" w:themeColor="text1"/>
+          <w:sz w:val="22"/>
+          <w:szCs w:val="22"/>
+        </w:rPr>
+        <w:t xml:space="preserve"> The same way as if we are using resolve as a promise.</w:t>
       </w:r>
     </w:p>
     <w:p>
@@ -16588,7 +16916,23 @@
           <w:sz w:val="22"/>
           <w:szCs w:val="22"/>
         </w:rPr>
-        <w:t xml:space="preserve"> Await does not return a promise.</w:t>
+        <w:t xml:space="preserve"> Await does not return a </w:t>
+      </w:r>
+      <w:r>
+        <w:rPr>
+          <w:color w:val="EE0000"/>
+          <w:sz w:val="22"/>
+          <w:szCs w:val="22"/>
+        </w:rPr>
+        <w:t>promise</w:t>
+      </w:r>
+      <w:r>
+        <w:rPr>
+          <w:color w:val="000000" w:themeColor="text1"/>
+          <w:sz w:val="22"/>
+          <w:szCs w:val="22"/>
+        </w:rPr>
+        <w:t>.</w:t>
       </w:r>
     </w:p>
     <w:p>
@@ -16606,19 +16950,35 @@
       </w:pPr>
       <w:r>
         <w:rPr>
-          <w:color w:val="000000" w:themeColor="text1"/>
-          <w:sz w:val="22"/>
-          <w:szCs w:val="22"/>
-        </w:rPr>
-        <w:t>a</w:t>
-      </w:r>
-      <w:r>
-        <w:rPr>
-          <w:color w:val="000000" w:themeColor="text1"/>
-          <w:sz w:val="22"/>
-          <w:szCs w:val="22"/>
-        </w:rPr>
-        <w:t>wait is blocking inside the async function</w:t>
+          <w:color w:val="EE0000"/>
+          <w:sz w:val="22"/>
+          <w:szCs w:val="22"/>
+        </w:rPr>
+        <w:t>await</w:t>
+      </w:r>
+      <w:r>
+        <w:rPr>
+          <w:color w:val="000000" w:themeColor="text1"/>
+          <w:sz w:val="22"/>
+          <w:szCs w:val="22"/>
+        </w:rPr>
+        <w:t xml:space="preserve"> is blocking inside the </w:t>
+      </w:r>
+      <w:r>
+        <w:rPr>
+          <w:color w:val="EE0000"/>
+          <w:sz w:val="22"/>
+          <w:szCs w:val="22"/>
+        </w:rPr>
+        <w:t>async</w:t>
+      </w:r>
+      <w:r>
+        <w:rPr>
+          <w:color w:val="000000" w:themeColor="text1"/>
+          <w:sz w:val="22"/>
+          <w:szCs w:val="22"/>
+        </w:rPr>
+        <w:t xml:space="preserve"> function</w:t>
       </w:r>
       <w:r>
         <w:rPr>
@@ -16682,7 +17042,7 @@
       <w:proofErr w:type="gramStart"/>
       <w:r>
         <w:rPr>
-          <w:color w:val="000000" w:themeColor="text1"/>
+          <w:color w:val="EE0000"/>
           <w:sz w:val="22"/>
           <w:szCs w:val="22"/>
         </w:rPr>
@@ -16695,7 +17055,15 @@
           <w:sz w:val="22"/>
           <w:szCs w:val="22"/>
         </w:rPr>
-        <w:t xml:space="preserve"> outside the async</w:t>
+        <w:t xml:space="preserve"> outside the </w:t>
+      </w:r>
+      <w:r>
+        <w:rPr>
+          <w:color w:val="EE0000"/>
+          <w:sz w:val="22"/>
+          <w:szCs w:val="22"/>
+        </w:rPr>
+        <w:t>async</w:t>
       </w:r>
     </w:p>
     <w:p>
@@ -16706,14 +17074,14 @@
           <w:numId w:val="24"/>
         </w:numPr>
         <w:rPr>
-          <w:color w:val="000000" w:themeColor="text1"/>
-          <w:sz w:val="22"/>
-          <w:szCs w:val="22"/>
-        </w:rPr>
-      </w:pPr>
-      <w:r>
-        <w:rPr>
-          <w:color w:val="000000" w:themeColor="text1"/>
+          <w:color w:val="EE0000"/>
+          <w:sz w:val="22"/>
+          <w:szCs w:val="22"/>
+        </w:rPr>
+      </w:pPr>
+      <w:r>
+        <w:rPr>
+          <w:color w:val="EE0000"/>
           <w:sz w:val="22"/>
           <w:szCs w:val="22"/>
         </w:rPr>
@@ -16722,7 +17090,7 @@
       <w:proofErr w:type="gramStart"/>
       <w:r>
         <w:rPr>
-          <w:color w:val="000000" w:themeColor="text1"/>
+          <w:color w:val="EE0000"/>
           <w:sz w:val="22"/>
           <w:szCs w:val="22"/>
         </w:rPr>
@@ -16731,7 +17099,7 @@
       <w:proofErr w:type="gramEnd"/>
       <w:r>
         <w:rPr>
-          <w:color w:val="000000" w:themeColor="text1"/>
+          <w:color w:val="EE0000"/>
           <w:sz w:val="22"/>
           <w:szCs w:val="22"/>
         </w:rPr>
@@ -16742,14 +17110,14 @@
       <w:pPr>
         <w:ind w:left="720"/>
         <w:rPr>
-          <w:color w:val="000000" w:themeColor="text1"/>
-          <w:sz w:val="22"/>
-          <w:szCs w:val="22"/>
-        </w:rPr>
-      </w:pPr>
-      <w:r>
-        <w:rPr>
-          <w:color w:val="000000" w:themeColor="text1"/>
+          <w:color w:val="EE0000"/>
+          <w:sz w:val="22"/>
+          <w:szCs w:val="22"/>
+        </w:rPr>
+      </w:pPr>
+      <w:r>
+        <w:rPr>
+          <w:color w:val="EE0000"/>
           <w:sz w:val="22"/>
           <w:szCs w:val="22"/>
         </w:rPr>
@@ -16760,14 +17128,14 @@
       <w:pPr>
         <w:ind w:left="720"/>
         <w:rPr>
-          <w:color w:val="000000" w:themeColor="text1"/>
-          <w:sz w:val="22"/>
-          <w:szCs w:val="22"/>
-        </w:rPr>
-      </w:pPr>
-      <w:r>
-        <w:rPr>
-          <w:color w:val="000000" w:themeColor="text1"/>
+          <w:color w:val="EE0000"/>
+          <w:sz w:val="22"/>
+          <w:szCs w:val="22"/>
+        </w:rPr>
+      </w:pPr>
+      <w:r>
+        <w:rPr>
+          <w:color w:val="EE0000"/>
           <w:sz w:val="22"/>
           <w:szCs w:val="22"/>
         </w:rPr>
@@ -16777,7 +17145,7 @@
       <w:proofErr w:type="gramStart"/>
       <w:r>
         <w:rPr>
-          <w:color w:val="000000" w:themeColor="text1"/>
+          <w:color w:val="EE0000"/>
           <w:sz w:val="22"/>
           <w:szCs w:val="22"/>
         </w:rPr>
@@ -16786,7 +17154,7 @@
       <w:proofErr w:type="spellEnd"/>
       <w:r>
         <w:rPr>
-          <w:color w:val="000000" w:themeColor="text1"/>
+          <w:color w:val="EE0000"/>
           <w:sz w:val="22"/>
           <w:szCs w:val="22"/>
         </w:rPr>
@@ -16795,7 +17163,7 @@
       <w:proofErr w:type="gramEnd"/>
       <w:r>
         <w:rPr>
-          <w:color w:val="000000" w:themeColor="text1"/>
+          <w:color w:val="EE0000"/>
           <w:sz w:val="22"/>
           <w:szCs w:val="22"/>
         </w:rPr>
@@ -16806,7 +17174,7 @@
       <w:pPr>
         <w:ind w:left="720"/>
         <w:rPr>
-          <w:color w:val="000000" w:themeColor="text1"/>
+          <w:color w:val="EE0000"/>
           <w:sz w:val="22"/>
           <w:szCs w:val="22"/>
         </w:rPr>
@@ -16816,14 +17184,14 @@
       <w:pPr>
         <w:ind w:left="720"/>
         <w:rPr>
-          <w:color w:val="000000" w:themeColor="text1"/>
-          <w:sz w:val="22"/>
-          <w:szCs w:val="22"/>
-        </w:rPr>
-      </w:pPr>
-      <w:r>
-        <w:rPr>
-          <w:color w:val="000000" w:themeColor="text1"/>
+          <w:color w:val="EE0000"/>
+          <w:sz w:val="22"/>
+          <w:szCs w:val="22"/>
+        </w:rPr>
+      </w:pPr>
+      <w:r>
+        <w:rPr>
+          <w:color w:val="EE0000"/>
           <w:sz w:val="22"/>
           <w:szCs w:val="22"/>
         </w:rPr>
@@ -16834,14 +17202,14 @@
       <w:pPr>
         <w:ind w:left="720"/>
         <w:rPr>
-          <w:color w:val="000000" w:themeColor="text1"/>
-          <w:sz w:val="22"/>
-          <w:szCs w:val="22"/>
-        </w:rPr>
-      </w:pPr>
-      <w:r>
-        <w:rPr>
-          <w:color w:val="000000" w:themeColor="text1"/>
+          <w:color w:val="EE0000"/>
+          <w:sz w:val="22"/>
+          <w:szCs w:val="22"/>
+        </w:rPr>
+      </w:pPr>
+      <w:r>
+        <w:rPr>
+          <w:color w:val="EE0000"/>
           <w:sz w:val="22"/>
           <w:szCs w:val="22"/>
         </w:rPr>
@@ -16850,7 +17218,7 @@
       <w:proofErr w:type="gramStart"/>
       <w:r>
         <w:rPr>
-          <w:color w:val="000000" w:themeColor="text1"/>
+          <w:color w:val="EE0000"/>
           <w:sz w:val="22"/>
           <w:szCs w:val="22"/>
         </w:rPr>
@@ -16862,14 +17230,14 @@
       <w:pPr>
         <w:ind w:left="720"/>
         <w:rPr>
-          <w:color w:val="000000" w:themeColor="text1"/>
-          <w:sz w:val="22"/>
-          <w:szCs w:val="22"/>
-        </w:rPr>
-      </w:pPr>
-      <w:r>
-        <w:rPr>
-          <w:color w:val="000000" w:themeColor="text1"/>
+          <w:color w:val="EE0000"/>
+          <w:sz w:val="22"/>
+          <w:szCs w:val="22"/>
+        </w:rPr>
+      </w:pPr>
+      <w:r>
+        <w:rPr>
+          <w:color w:val="EE0000"/>
           <w:sz w:val="22"/>
           <w:szCs w:val="22"/>
         </w:rPr>
@@ -16878,7 +17246,7 @@
       <w:proofErr w:type="gramStart"/>
       <w:r>
         <w:rPr>
-          <w:color w:val="000000" w:themeColor="text1"/>
+          <w:color w:val="EE0000"/>
           <w:sz w:val="22"/>
           <w:szCs w:val="22"/>
         </w:rPr>
@@ -16887,7 +17255,7 @@
       <w:proofErr w:type="gramEnd"/>
       <w:r>
         <w:rPr>
-          <w:color w:val="000000" w:themeColor="text1"/>
+          <w:color w:val="EE0000"/>
           <w:sz w:val="22"/>
           <w:szCs w:val="22"/>
         </w:rPr>
@@ -16898,14 +17266,14 @@
       <w:pPr>
         <w:ind w:left="720"/>
         <w:rPr>
-          <w:color w:val="000000" w:themeColor="text1"/>
-          <w:sz w:val="22"/>
-          <w:szCs w:val="22"/>
-        </w:rPr>
-      </w:pPr>
-      <w:r>
-        <w:rPr>
-          <w:color w:val="000000" w:themeColor="text1"/>
+          <w:color w:val="EE0000"/>
+          <w:sz w:val="22"/>
+          <w:szCs w:val="22"/>
+        </w:rPr>
+      </w:pPr>
+      <w:r>
+        <w:rPr>
+          <w:color w:val="EE0000"/>
           <w:sz w:val="22"/>
           <w:szCs w:val="22"/>
         </w:rPr>
@@ -16916,14 +17284,14 @@
       <w:pPr>
         <w:ind w:left="720"/>
         <w:rPr>
-          <w:color w:val="000000" w:themeColor="text1"/>
-          <w:sz w:val="22"/>
-          <w:szCs w:val="22"/>
-        </w:rPr>
-      </w:pPr>
-      <w:r>
-        <w:rPr>
-          <w:color w:val="000000" w:themeColor="text1"/>
+          <w:color w:val="EE0000"/>
+          <w:sz w:val="22"/>
+          <w:szCs w:val="22"/>
+        </w:rPr>
+      </w:pPr>
+      <w:r>
+        <w:rPr>
+          <w:color w:val="EE0000"/>
           <w:sz w:val="22"/>
           <w:szCs w:val="22"/>
         </w:rPr>
@@ -17077,24 +17445,31 @@
           <w:numId w:val="25"/>
         </w:numPr>
         <w:rPr>
-          <w:b/>
-          <w:bCs/>
-          <w:color w:val="000000" w:themeColor="text1"/>
-          <w:u w:val="single"/>
-        </w:rPr>
-      </w:pPr>
-      <w:r>
-        <w:rPr>
-          <w:color w:val="000000" w:themeColor="text1"/>
-          <w:sz w:val="22"/>
-          <w:szCs w:val="22"/>
-        </w:rPr>
-        <w:t xml:space="preserve">We use the same try {} </w:t>
-      </w:r>
-      <w:proofErr w:type="gramStart"/>
-      <w:r>
-        <w:rPr>
-          <w:color w:val="000000" w:themeColor="text1"/>
+          <w:color w:val="EE0000"/>
+          <w:sz w:val="22"/>
+          <w:szCs w:val="22"/>
+        </w:rPr>
+      </w:pPr>
+      <w:r>
+        <w:rPr>
+          <w:color w:val="000000" w:themeColor="text1"/>
+          <w:sz w:val="22"/>
+          <w:szCs w:val="22"/>
+        </w:rPr>
+        <w:t xml:space="preserve">We use the same </w:t>
+      </w:r>
+      <w:r>
+        <w:rPr>
+          <w:color w:val="EE0000"/>
+          <w:sz w:val="22"/>
+          <w:szCs w:val="22"/>
+        </w:rPr>
+        <w:t xml:space="preserve">try {} </w:t>
+      </w:r>
+      <w:proofErr w:type="gramStart"/>
+      <w:r>
+        <w:rPr>
+          <w:color w:val="EE0000"/>
           <w:sz w:val="22"/>
           <w:szCs w:val="22"/>
         </w:rPr>
@@ -17103,7 +17478,7 @@
       <w:proofErr w:type="gramEnd"/>
       <w:r>
         <w:rPr>
-          <w:color w:val="000000" w:themeColor="text1"/>
+          <w:color w:val="EE0000"/>
           <w:sz w:val="22"/>
           <w:szCs w:val="22"/>
         </w:rPr>
@@ -17114,7 +17489,7 @@
       <w:pPr>
         <w:ind w:left="720"/>
         <w:rPr>
-          <w:color w:val="000000" w:themeColor="text1"/>
+          <w:color w:val="EE0000"/>
           <w:sz w:val="22"/>
           <w:szCs w:val="22"/>
         </w:rPr>
@@ -17123,7 +17498,7 @@
       <w:proofErr w:type="gramStart"/>
       <w:r>
         <w:rPr>
-          <w:color w:val="000000" w:themeColor="text1"/>
+          <w:color w:val="EE0000"/>
           <w:sz w:val="22"/>
           <w:szCs w:val="22"/>
         </w:rPr>
@@ -17133,7 +17508,7 @@
       <w:proofErr w:type="gramEnd"/>
       <w:r>
         <w:rPr>
-          <w:color w:val="000000" w:themeColor="text1"/>
+          <w:color w:val="EE0000"/>
           <w:sz w:val="22"/>
           <w:szCs w:val="22"/>
         </w:rPr>
@@ -17142,7 +17517,7 @@
       <w:proofErr w:type="gramStart"/>
       <w:r>
         <w:rPr>
-          <w:color w:val="000000" w:themeColor="text1"/>
+          <w:color w:val="EE0000"/>
           <w:sz w:val="22"/>
           <w:szCs w:val="22"/>
         </w:rPr>
@@ -17154,14 +17529,14 @@
       <w:pPr>
         <w:ind w:left="720"/>
         <w:rPr>
-          <w:color w:val="000000" w:themeColor="text1"/>
-          <w:sz w:val="22"/>
-          <w:szCs w:val="22"/>
-        </w:rPr>
-      </w:pPr>
-      <w:r>
-        <w:rPr>
-          <w:color w:val="000000" w:themeColor="text1"/>
+          <w:color w:val="EE0000"/>
+          <w:sz w:val="22"/>
+          <w:szCs w:val="22"/>
+        </w:rPr>
+      </w:pPr>
+      <w:r>
+        <w:rPr>
+          <w:color w:val="EE0000"/>
           <w:sz w:val="22"/>
           <w:szCs w:val="22"/>
         </w:rPr>
@@ -17170,7 +17545,7 @@
       <w:proofErr w:type="gramStart"/>
       <w:r>
         <w:rPr>
-          <w:color w:val="000000" w:themeColor="text1"/>
+          <w:color w:val="EE0000"/>
           <w:sz w:val="22"/>
           <w:szCs w:val="22"/>
         </w:rPr>
@@ -17179,7 +17554,7 @@
       <w:proofErr w:type="gramEnd"/>
       <w:r>
         <w:rPr>
-          <w:color w:val="000000" w:themeColor="text1"/>
+          <w:color w:val="EE0000"/>
           <w:sz w:val="22"/>
           <w:szCs w:val="22"/>
         </w:rPr>
@@ -17190,14 +17565,14 @@
       <w:pPr>
         <w:ind w:left="720"/>
         <w:rPr>
-          <w:color w:val="000000" w:themeColor="text1"/>
-          <w:sz w:val="22"/>
-          <w:szCs w:val="22"/>
-        </w:rPr>
-      </w:pPr>
-      <w:r>
-        <w:rPr>
-          <w:color w:val="000000" w:themeColor="text1"/>
+          <w:color w:val="EE0000"/>
+          <w:sz w:val="22"/>
+          <w:szCs w:val="22"/>
+        </w:rPr>
+      </w:pPr>
+      <w:r>
+        <w:rPr>
+          <w:color w:val="EE0000"/>
           <w:sz w:val="22"/>
           <w:szCs w:val="22"/>
         </w:rPr>
@@ -17208,7 +17583,7 @@
       <w:pPr>
         <w:ind w:left="720"/>
         <w:rPr>
-          <w:color w:val="000000" w:themeColor="text1"/>
+          <w:color w:val="EE0000"/>
           <w:sz w:val="22"/>
           <w:szCs w:val="22"/>
         </w:rPr>
@@ -17217,7 +17592,7 @@
       <w:proofErr w:type="gramStart"/>
       <w:r>
         <w:rPr>
-          <w:color w:val="000000" w:themeColor="text1"/>
+          <w:color w:val="EE0000"/>
           <w:sz w:val="22"/>
           <w:szCs w:val="22"/>
         </w:rPr>
@@ -17226,7 +17601,7 @@
       <w:proofErr w:type="spellEnd"/>
       <w:r>
         <w:rPr>
-          <w:color w:val="000000" w:themeColor="text1"/>
+          <w:color w:val="EE0000"/>
           <w:sz w:val="22"/>
           <w:szCs w:val="22"/>
         </w:rPr>
@@ -17235,7 +17610,7 @@
       <w:proofErr w:type="gramEnd"/>
       <w:r>
         <w:rPr>
-          <w:color w:val="000000" w:themeColor="text1"/>
+          <w:color w:val="EE0000"/>
           <w:sz w:val="22"/>
           <w:szCs w:val="22"/>
         </w:rPr>
@@ -17250,7 +17625,7 @@
           <w:numId w:val="25"/>
         </w:numPr>
         <w:rPr>
-          <w:color w:val="000000" w:themeColor="text1"/>
+          <w:color w:val="EE0000"/>
           <w:sz w:val="22"/>
           <w:szCs w:val="22"/>
         </w:rPr>
@@ -17266,7 +17641,7 @@
       <w:proofErr w:type="spellStart"/>
       <w:r>
         <w:rPr>
-          <w:color w:val="000000" w:themeColor="text1"/>
+          <w:color w:val="EE0000"/>
           <w:sz w:val="22"/>
           <w:szCs w:val="22"/>
         </w:rPr>
@@ -17275,7 +17650,7 @@
       <w:proofErr w:type="spellEnd"/>
       <w:r>
         <w:rPr>
-          <w:color w:val="000000" w:themeColor="text1"/>
+          <w:color w:val="EE0000"/>
           <w:sz w:val="22"/>
           <w:szCs w:val="22"/>
         </w:rPr>
@@ -17286,7 +17661,7 @@
       <w:pPr>
         <w:ind w:left="720"/>
         <w:rPr>
-          <w:color w:val="000000" w:themeColor="text1"/>
+          <w:color w:val="EE0000"/>
           <w:sz w:val="22"/>
           <w:szCs w:val="22"/>
         </w:rPr>
@@ -17295,7 +17670,7 @@
       <w:proofErr w:type="gramStart"/>
       <w:r>
         <w:rPr>
-          <w:color w:val="000000" w:themeColor="text1"/>
+          <w:color w:val="EE0000"/>
           <w:sz w:val="22"/>
           <w:szCs w:val="22"/>
         </w:rPr>
@@ -17305,7 +17680,7 @@
       <w:proofErr w:type="gramEnd"/>
       <w:r>
         <w:rPr>
-          <w:color w:val="000000" w:themeColor="text1"/>
+          <w:color w:val="EE0000"/>
           <w:sz w:val="22"/>
           <w:szCs w:val="22"/>
         </w:rPr>
@@ -17316,14 +17691,14 @@
       <w:pPr>
         <w:ind w:left="720"/>
         <w:rPr>
-          <w:color w:val="000000" w:themeColor="text1"/>
-          <w:sz w:val="22"/>
-          <w:szCs w:val="22"/>
-        </w:rPr>
-      </w:pPr>
-      <w:r>
-        <w:rPr>
-          <w:color w:val="000000" w:themeColor="text1"/>
+          <w:color w:val="EE0000"/>
+          <w:sz w:val="22"/>
+          <w:szCs w:val="22"/>
+        </w:rPr>
+      </w:pPr>
+      <w:r>
+        <w:rPr>
+          <w:color w:val="EE0000"/>
           <w:sz w:val="22"/>
           <w:szCs w:val="22"/>
         </w:rPr>
@@ -17332,7 +17707,7 @@
       <w:proofErr w:type="gramStart"/>
       <w:r>
         <w:rPr>
-          <w:color w:val="000000" w:themeColor="text1"/>
+          <w:color w:val="EE0000"/>
           <w:sz w:val="22"/>
           <w:szCs w:val="22"/>
         </w:rPr>
@@ -17341,7 +17716,7 @@
       <w:proofErr w:type="gramEnd"/>
       <w:r>
         <w:rPr>
-          <w:color w:val="000000" w:themeColor="text1"/>
+          <w:color w:val="EE0000"/>
           <w:sz w:val="22"/>
           <w:szCs w:val="22"/>
         </w:rPr>
@@ -17352,14 +17727,14 @@
       <w:pPr>
         <w:ind w:left="720"/>
         <w:rPr>
-          <w:color w:val="000000" w:themeColor="text1"/>
-          <w:sz w:val="22"/>
-          <w:szCs w:val="22"/>
-        </w:rPr>
-      </w:pPr>
-      <w:r>
-        <w:rPr>
-          <w:color w:val="000000" w:themeColor="text1"/>
+          <w:color w:val="EE0000"/>
+          <w:sz w:val="22"/>
+          <w:szCs w:val="22"/>
+        </w:rPr>
+      </w:pPr>
+      <w:r>
+        <w:rPr>
+          <w:color w:val="EE0000"/>
           <w:sz w:val="22"/>
           <w:szCs w:val="22"/>
         </w:rPr>
@@ -17369,7 +17744,7 @@
       <w:proofErr w:type="gramStart"/>
       <w:r>
         <w:rPr>
-          <w:color w:val="000000" w:themeColor="text1"/>
+          <w:color w:val="EE0000"/>
           <w:sz w:val="22"/>
           <w:szCs w:val="22"/>
         </w:rPr>
@@ -17379,7 +17754,7 @@
       <w:proofErr w:type="gramEnd"/>
       <w:r>
         <w:rPr>
-          <w:color w:val="000000" w:themeColor="text1"/>
+          <w:color w:val="EE0000"/>
           <w:sz w:val="22"/>
           <w:szCs w:val="22"/>
         </w:rPr>
@@ -17390,14 +17765,14 @@
       <w:pPr>
         <w:ind w:left="720"/>
         <w:rPr>
-          <w:color w:val="000000" w:themeColor="text1"/>
-          <w:sz w:val="22"/>
-          <w:szCs w:val="22"/>
-        </w:rPr>
-      </w:pPr>
-      <w:r>
-        <w:rPr>
-          <w:color w:val="000000" w:themeColor="text1"/>
+          <w:color w:val="EE0000"/>
+          <w:sz w:val="22"/>
+          <w:szCs w:val="22"/>
+        </w:rPr>
+      </w:pPr>
+      <w:r>
+        <w:rPr>
+          <w:color w:val="EE0000"/>
           <w:sz w:val="22"/>
           <w:szCs w:val="22"/>
         </w:rPr>
@@ -17527,7 +17902,7 @@
       <w:proofErr w:type="gramStart"/>
       <w:r>
         <w:rPr>
-          <w:color w:val="000000" w:themeColor="text1"/>
+          <w:color w:val="EE0000"/>
           <w:sz w:val="22"/>
           <w:szCs w:val="22"/>
         </w:rPr>
@@ -17536,11 +17911,19 @@
       <w:proofErr w:type="gramEnd"/>
       <w:r>
         <w:rPr>
-          <w:color w:val="000000" w:themeColor="text1"/>
-          <w:sz w:val="22"/>
-          <w:szCs w:val="22"/>
-        </w:rPr>
-        <w:t>...catch when you know an operation might fail and you have a meaningful way to respond to that failure.</w:t>
+          <w:color w:val="EE0000"/>
+          <w:sz w:val="22"/>
+          <w:szCs w:val="22"/>
+        </w:rPr>
+        <w:t>...catch</w:t>
+      </w:r>
+      <w:r>
+        <w:rPr>
+          <w:color w:val="000000" w:themeColor="text1"/>
+          <w:sz w:val="22"/>
+          <w:szCs w:val="22"/>
+        </w:rPr>
+        <w:t xml:space="preserve"> when you know an operation might fail and you have a meaningful way to respond to that failure.</w:t>
       </w:r>
       <w:r>
         <w:rPr>
@@ -17595,14 +17978,14 @@
           <w:numId w:val="25"/>
         </w:numPr>
         <w:rPr>
-          <w:color w:val="000000" w:themeColor="text1"/>
-          <w:sz w:val="22"/>
-          <w:szCs w:val="22"/>
-        </w:rPr>
-      </w:pPr>
-      <w:r>
-        <w:rPr>
-          <w:color w:val="000000" w:themeColor="text1"/>
+          <w:color w:val="EE0000"/>
+          <w:sz w:val="22"/>
+          <w:szCs w:val="22"/>
+        </w:rPr>
+      </w:pPr>
+      <w:r>
+        <w:rPr>
+          <w:color w:val="EE0000"/>
           <w:sz w:val="22"/>
           <w:szCs w:val="22"/>
         </w:rPr>
@@ -17611,7 +17994,7 @@
       <w:proofErr w:type="spellStart"/>
       <w:r>
         <w:rPr>
-          <w:color w:val="000000" w:themeColor="text1"/>
+          <w:color w:val="EE0000"/>
           <w:sz w:val="22"/>
           <w:szCs w:val="22"/>
         </w:rPr>
@@ -17620,7 +18003,7 @@
       <w:proofErr w:type="spellEnd"/>
       <w:r>
         <w:rPr>
-          <w:color w:val="000000" w:themeColor="text1"/>
+          <w:color w:val="EE0000"/>
           <w:sz w:val="22"/>
           <w:szCs w:val="22"/>
         </w:rPr>
@@ -17629,7 +18012,7 @@
       <w:proofErr w:type="gramStart"/>
       <w:r>
         <w:rPr>
-          <w:color w:val="000000" w:themeColor="text1"/>
+          <w:color w:val="EE0000"/>
           <w:sz w:val="22"/>
           <w:szCs w:val="22"/>
         </w:rPr>
@@ -17641,14 +18024,14 @@
       <w:pPr>
         <w:ind w:left="720"/>
         <w:rPr>
-          <w:color w:val="000000" w:themeColor="text1"/>
-          <w:sz w:val="22"/>
-          <w:szCs w:val="22"/>
-        </w:rPr>
-      </w:pPr>
-      <w:r>
-        <w:rPr>
-          <w:color w:val="000000" w:themeColor="text1"/>
+          <w:color w:val="EE0000"/>
+          <w:sz w:val="22"/>
+          <w:szCs w:val="22"/>
+        </w:rPr>
+      </w:pPr>
+      <w:r>
+        <w:rPr>
+          <w:color w:val="EE0000"/>
           <w:sz w:val="22"/>
           <w:szCs w:val="22"/>
         </w:rPr>
@@ -17657,7 +18040,7 @@
       <w:proofErr w:type="gramStart"/>
       <w:r>
         <w:rPr>
-          <w:color w:val="000000" w:themeColor="text1"/>
+          <w:color w:val="EE0000"/>
           <w:sz w:val="22"/>
           <w:szCs w:val="22"/>
         </w:rPr>
@@ -17666,7 +18049,7 @@
       <w:proofErr w:type="gramEnd"/>
       <w:r>
         <w:rPr>
-          <w:color w:val="000000" w:themeColor="text1"/>
+          <w:color w:val="EE0000"/>
           <w:sz w:val="22"/>
           <w:szCs w:val="22"/>
         </w:rPr>
@@ -17677,14 +18060,14 @@
       <w:pPr>
         <w:ind w:left="720"/>
         <w:rPr>
-          <w:color w:val="000000" w:themeColor="text1"/>
-          <w:sz w:val="22"/>
-          <w:szCs w:val="22"/>
-        </w:rPr>
-      </w:pPr>
-      <w:r>
-        <w:rPr>
-          <w:color w:val="000000" w:themeColor="text1"/>
+          <w:color w:val="EE0000"/>
+          <w:sz w:val="22"/>
+          <w:szCs w:val="22"/>
+        </w:rPr>
+      </w:pPr>
+      <w:r>
+        <w:rPr>
+          <w:color w:val="EE0000"/>
           <w:sz w:val="22"/>
           <w:szCs w:val="22"/>
         </w:rPr>
@@ -17693,7 +18076,7 @@
       <w:proofErr w:type="gramStart"/>
       <w:r>
         <w:rPr>
-          <w:color w:val="000000" w:themeColor="text1"/>
+          <w:color w:val="EE0000"/>
           <w:sz w:val="22"/>
           <w:szCs w:val="22"/>
         </w:rPr>
@@ -17702,7 +18085,7 @@
       <w:proofErr w:type="gramEnd"/>
       <w:r>
         <w:rPr>
-          <w:color w:val="000000" w:themeColor="text1"/>
+          <w:color w:val="EE0000"/>
           <w:sz w:val="22"/>
           <w:szCs w:val="22"/>
         </w:rPr>
@@ -17713,14 +18096,14 @@
       <w:pPr>
         <w:ind w:left="720"/>
         <w:rPr>
-          <w:color w:val="000000" w:themeColor="text1"/>
-          <w:sz w:val="22"/>
-          <w:szCs w:val="22"/>
-        </w:rPr>
-      </w:pPr>
-      <w:r>
-        <w:rPr>
-          <w:color w:val="000000" w:themeColor="text1"/>
+          <w:color w:val="EE0000"/>
+          <w:sz w:val="22"/>
+          <w:szCs w:val="22"/>
+        </w:rPr>
+      </w:pPr>
+      <w:r>
+        <w:rPr>
+          <w:color w:val="EE0000"/>
           <w:sz w:val="22"/>
           <w:szCs w:val="22"/>
         </w:rPr>
@@ -17731,7 +18114,7 @@
       <w:pPr>
         <w:ind w:left="720"/>
         <w:rPr>
-          <w:color w:val="000000" w:themeColor="text1"/>
+          <w:color w:val="EE0000"/>
           <w:sz w:val="22"/>
           <w:szCs w:val="22"/>
         </w:rPr>
@@ -17741,14 +18124,14 @@
       <w:pPr>
         <w:ind w:left="720"/>
         <w:rPr>
-          <w:color w:val="000000" w:themeColor="text1"/>
-          <w:sz w:val="22"/>
-          <w:szCs w:val="22"/>
-        </w:rPr>
-      </w:pPr>
-      <w:r>
-        <w:rPr>
-          <w:color w:val="000000" w:themeColor="text1"/>
+          <w:color w:val="EE0000"/>
+          <w:sz w:val="22"/>
+          <w:szCs w:val="22"/>
+        </w:rPr>
+      </w:pPr>
+      <w:r>
+        <w:rPr>
+          <w:color w:val="EE0000"/>
           <w:sz w:val="22"/>
           <w:szCs w:val="22"/>
         </w:rPr>
@@ -17757,7 +18140,7 @@
       <w:proofErr w:type="gramStart"/>
       <w:r>
         <w:rPr>
-          <w:color w:val="000000" w:themeColor="text1"/>
+          <w:color w:val="EE0000"/>
           <w:sz w:val="22"/>
           <w:szCs w:val="22"/>
         </w:rPr>
@@ -17766,7 +18149,7 @@
       <w:proofErr w:type="gramEnd"/>
       <w:r>
         <w:rPr>
-          <w:color w:val="000000" w:themeColor="text1"/>
+          <w:color w:val="EE0000"/>
           <w:sz w:val="22"/>
           <w:szCs w:val="22"/>
         </w:rPr>
@@ -17777,14 +18160,14 @@
       <w:pPr>
         <w:ind w:left="720"/>
         <w:rPr>
-          <w:color w:val="000000" w:themeColor="text1"/>
-          <w:sz w:val="22"/>
-          <w:szCs w:val="22"/>
-        </w:rPr>
-      </w:pPr>
-      <w:r>
-        <w:rPr>
-          <w:color w:val="000000" w:themeColor="text1"/>
+          <w:color w:val="EE0000"/>
+          <w:sz w:val="22"/>
+          <w:szCs w:val="22"/>
+        </w:rPr>
+      </w:pPr>
+      <w:r>
+        <w:rPr>
+          <w:color w:val="EE0000"/>
           <w:sz w:val="22"/>
           <w:szCs w:val="22"/>
         </w:rPr>
@@ -17795,7 +18178,7 @@
       <w:pPr>
         <w:ind w:left="720"/>
         <w:rPr>
-          <w:color w:val="000000" w:themeColor="text1"/>
+          <w:color w:val="EE0000"/>
           <w:sz w:val="22"/>
           <w:szCs w:val="22"/>
         </w:rPr>
@@ -17805,7 +18188,7 @@
       <w:pPr>
         <w:ind w:left="720"/>
         <w:rPr>
-          <w:color w:val="000000" w:themeColor="text1"/>
+          <w:color w:val="EE0000"/>
           <w:sz w:val="22"/>
           <w:szCs w:val="22"/>
         </w:rPr>
@@ -17814,7 +18197,7 @@
       <w:proofErr w:type="gramStart"/>
       <w:r>
         <w:rPr>
-          <w:color w:val="000000" w:themeColor="text1"/>
+          <w:color w:val="EE0000"/>
           <w:sz w:val="22"/>
           <w:szCs w:val="22"/>
         </w:rPr>
@@ -17823,7 +18206,7 @@
       <w:proofErr w:type="spellEnd"/>
       <w:r>
         <w:rPr>
-          <w:color w:val="000000" w:themeColor="text1"/>
+          <w:color w:val="EE0000"/>
           <w:sz w:val="22"/>
           <w:szCs w:val="22"/>
         </w:rPr>
@@ -17832,7 +18215,7 @@
       <w:proofErr w:type="gramEnd"/>
       <w:r>
         <w:rPr>
-          <w:color w:val="000000" w:themeColor="text1"/>
+          <w:color w:val="EE0000"/>
           <w:sz w:val="22"/>
           <w:szCs w:val="22"/>
         </w:rPr>
@@ -17888,37 +18271,67 @@
           <w:sz w:val="22"/>
           <w:szCs w:val="22"/>
         </w:rPr>
-        <w:t>URL is a built-in JavaScript class that gives you useful properties and methods for working with URLs.</w:t>
-      </w:r>
-      <w:r>
-        <w:rPr>
-          <w:color w:val="000000" w:themeColor="text1"/>
+        <w:t xml:space="preserve">URL is a built-in JavaScript class that gives you useful properties and methods for working with URLs. </w:t>
+      </w:r>
+    </w:p>
+    <w:p>
+      <w:pPr>
+        <w:pStyle w:val="ListParagraph"/>
+        <w:numPr>
+          <w:ilvl w:val="0"/>
+          <w:numId w:val="25"/>
+        </w:numPr>
+        <w:rPr>
+          <w:color w:val="000000" w:themeColor="text1"/>
+          <w:sz w:val="22"/>
+          <w:szCs w:val="22"/>
+        </w:rPr>
+      </w:pPr>
+      <w:r>
+        <w:rPr>
+          <w:color w:val="000000" w:themeColor="text1"/>
+          <w:sz w:val="22"/>
+          <w:szCs w:val="22"/>
+        </w:rPr>
+        <w:t>For example, it gives you things like:</w:t>
+      </w:r>
+    </w:p>
+    <w:p>
+      <w:pPr>
+        <w:ind w:left="720"/>
+        <w:rPr>
+          <w:color w:val="000000" w:themeColor="text1"/>
+          <w:sz w:val="22"/>
+          <w:szCs w:val="22"/>
+        </w:rPr>
+      </w:pPr>
+      <w:proofErr w:type="spellStart"/>
+      <w:proofErr w:type="gramStart"/>
+      <w:r>
+        <w:rPr>
+          <w:color w:val="EE0000"/>
+          <w:sz w:val="22"/>
+          <w:szCs w:val="22"/>
+        </w:rPr>
+        <w:t>url.hostname</w:t>
+      </w:r>
+      <w:proofErr w:type="spellEnd"/>
+      <w:proofErr w:type="gramEnd"/>
+      <w:r>
+        <w:rPr>
+          <w:color w:val="EE0000"/>
           <w:sz w:val="22"/>
           <w:szCs w:val="22"/>
         </w:rPr>
         <w:t xml:space="preserve"> </w:t>
       </w:r>
-    </w:p>
-    <w:p>
-      <w:pPr>
-        <w:pStyle w:val="ListParagraph"/>
-        <w:numPr>
-          <w:ilvl w:val="0"/>
-          <w:numId w:val="25"/>
-        </w:numPr>
-        <w:rPr>
-          <w:color w:val="000000" w:themeColor="text1"/>
-          <w:sz w:val="22"/>
-          <w:szCs w:val="22"/>
-        </w:rPr>
-      </w:pPr>
-      <w:r>
-        <w:rPr>
-          <w:color w:val="000000" w:themeColor="text1"/>
-          <w:sz w:val="22"/>
-          <w:szCs w:val="22"/>
-        </w:rPr>
-        <w:t>For example, it gives you things like:</w:t>
+      <w:r>
+        <w:rPr>
+          <w:color w:val="000000" w:themeColor="text1"/>
+          <w:sz w:val="22"/>
+          <w:szCs w:val="22"/>
+        </w:rPr>
+        <w:t xml:space="preserve">→ the domain </w:t>
       </w:r>
     </w:p>
     <w:p>
@@ -17934,11 +18347,11 @@
       <w:proofErr w:type="gramStart"/>
       <w:r>
         <w:rPr>
-          <w:color w:val="000000" w:themeColor="text1"/>
-          <w:sz w:val="22"/>
-          <w:szCs w:val="22"/>
-        </w:rPr>
-        <w:t>url.hostname</w:t>
+          <w:color w:val="EE0000"/>
+          <w:sz w:val="22"/>
+          <w:szCs w:val="22"/>
+        </w:rPr>
+        <w:t>url.pathname</w:t>
       </w:r>
       <w:proofErr w:type="spellEnd"/>
       <w:proofErr w:type="gramEnd"/>
@@ -17948,7 +18361,7 @@
           <w:sz w:val="22"/>
           <w:szCs w:val="22"/>
         </w:rPr>
-        <w:t xml:space="preserve"> → the domain </w:t>
+        <w:t xml:space="preserve"> → the path </w:t>
       </w:r>
     </w:p>
     <w:p>
@@ -17964,11 +18377,11 @@
       <w:proofErr w:type="gramStart"/>
       <w:r>
         <w:rPr>
-          <w:color w:val="000000" w:themeColor="text1"/>
-          <w:sz w:val="22"/>
-          <w:szCs w:val="22"/>
-        </w:rPr>
-        <w:t>url.pathname</w:t>
+          <w:color w:val="EE0000"/>
+          <w:sz w:val="22"/>
+          <w:szCs w:val="22"/>
+        </w:rPr>
+        <w:t>url.search</w:t>
       </w:r>
       <w:proofErr w:type="spellEnd"/>
       <w:proofErr w:type="gramEnd"/>
@@ -17978,7 +18391,7 @@
           <w:sz w:val="22"/>
           <w:szCs w:val="22"/>
         </w:rPr>
-        <w:t xml:space="preserve"> → the path </w:t>
+        <w:t xml:space="preserve"> → the query string </w:t>
       </w:r>
     </w:p>
     <w:p>
@@ -17994,21 +18407,29 @@
       <w:proofErr w:type="gramStart"/>
       <w:r>
         <w:rPr>
-          <w:color w:val="000000" w:themeColor="text1"/>
-          <w:sz w:val="22"/>
-          <w:szCs w:val="22"/>
-        </w:rPr>
-        <w:t>url.search</w:t>
+          <w:color w:val="EE0000"/>
+          <w:sz w:val="22"/>
+          <w:szCs w:val="22"/>
+        </w:rPr>
+        <w:t>url.hash</w:t>
       </w:r>
       <w:proofErr w:type="spellEnd"/>
       <w:proofErr w:type="gramEnd"/>
       <w:r>
         <w:rPr>
-          <w:color w:val="000000" w:themeColor="text1"/>
-          <w:sz w:val="22"/>
-          <w:szCs w:val="22"/>
-        </w:rPr>
-        <w:t xml:space="preserve"> → the query string </w:t>
+          <w:color w:val="EE0000"/>
+          <w:sz w:val="22"/>
+          <w:szCs w:val="22"/>
+        </w:rPr>
+        <w:t xml:space="preserve"> </w:t>
+      </w:r>
+      <w:r>
+        <w:rPr>
+          <w:color w:val="000000" w:themeColor="text1"/>
+          <w:sz w:val="22"/>
+          <w:szCs w:val="22"/>
+        </w:rPr>
+        <w:t xml:space="preserve">→ the hash </w:t>
       </w:r>
     </w:p>
     <w:p>
@@ -18024,37 +18445,7 @@
       <w:proofErr w:type="gramStart"/>
       <w:r>
         <w:rPr>
-          <w:color w:val="000000" w:themeColor="text1"/>
-          <w:sz w:val="22"/>
-          <w:szCs w:val="22"/>
-        </w:rPr>
-        <w:t>url.hash</w:t>
-      </w:r>
-      <w:proofErr w:type="spellEnd"/>
-      <w:proofErr w:type="gramEnd"/>
-      <w:r>
-        <w:rPr>
-          <w:color w:val="000000" w:themeColor="text1"/>
-          <w:sz w:val="22"/>
-          <w:szCs w:val="22"/>
-        </w:rPr>
-        <w:t xml:space="preserve"> → the hash </w:t>
-      </w:r>
-    </w:p>
-    <w:p>
-      <w:pPr>
-        <w:ind w:left="720"/>
-        <w:rPr>
-          <w:color w:val="000000" w:themeColor="text1"/>
-          <w:sz w:val="22"/>
-          <w:szCs w:val="22"/>
-        </w:rPr>
-      </w:pPr>
-      <w:proofErr w:type="spellStart"/>
-      <w:proofErr w:type="gramStart"/>
-      <w:r>
-        <w:rPr>
-          <w:color w:val="000000" w:themeColor="text1"/>
+          <w:color w:val="EE0000"/>
           <w:sz w:val="22"/>
           <w:szCs w:val="22"/>
         </w:rPr>
@@ -21845,6 +22236,7 @@
   <w:style w:type="character" w:default="1" w:styleId="DefaultParagraphFont">
     <w:name w:val="Default Paragraph Font"/>
     <w:uiPriority w:val="1"/>
+    <w:semiHidden/>
     <w:unhideWhenUsed/>
   </w:style>
   <w:style w:type="table" w:default="1" w:styleId="TableNormal">
